--- a/docs/coreasoning.docx
+++ b/docs/coreasoning.docx
@@ -1059,7 +1059,25 @@
         <w:t xml:space="preserve"> </w:t>
       </w:r>
       <w:r>
-        <w:t xml:space="preserve">that cannot separate them cannot guide instruction. A diagnostic competency model must therefore</w:t>
+        <w:t xml:space="preserve">that cannot separate them cannot guide instruction. Integrative reviews of AI literacy after</w:t>
+      </w:r>
+      <w:r>
+        <w:t xml:space="preserve"> </w:t>
+      </w:r>
+      <w:r>
+        <w:t xml:space="preserve">generative AI confirm that the field still lacks a scheme isolating distinct, independently-assessable</w:t>
+      </w:r>
+      <w:r>
+        <w:t xml:space="preserve"> </w:t>
+      </w:r>
+      <w:r>
+        <w:t xml:space="preserve">reasoning competencies (Gu &amp; Ericson, 2025), even as syntheses document generative AI’s mixed effects</w:t>
+      </w:r>
+      <w:r>
+        <w:t xml:space="preserve"> </w:t>
+      </w:r>
+      <w:r>
+        <w:t xml:space="preserve">on critical and creative thinking (Li et al., 2026). A diagnostic competency model must therefore</w:t>
       </w:r>
       <w:r>
         <w:t xml:space="preserve"> </w:t>
@@ -1986,7 +2004,25 @@
         <w:t xml:space="preserve"> </w:t>
       </w:r>
       <w:r>
-        <w:t xml:space="preserve">decision-making (Bansal et al., 2021; Buçinca et al., 2021).</w:t>
+        <w:t xml:space="preserve">decision-making (Bansal et al., 2021; Buçinca et al., 2021). That Judging is a trainable skill rather</w:t>
+      </w:r>
+      <w:r>
+        <w:t xml:space="preserve"> </w:t>
+      </w:r>
+      <w:r>
+        <w:t xml:space="preserve">than an automatic byproduct of competence is underscored by recent evidence that metacognitive</w:t>
+      </w:r>
+      <w:r>
+        <w:t xml:space="preserve"> </w:t>
+      </w:r>
+      <w:r>
+        <w:t xml:space="preserve">monitoring can decouple from performance in human-AI reasoning (Fernandes et al., 2024), and by recent</w:t>
+      </w:r>
+      <w:r>
+        <w:t xml:space="preserve"> </w:t>
+      </w:r>
+      <w:r>
+        <w:t xml:space="preserve">work in Computers &amp; Education: AI on whether learners can evaluate AI output quality as experts do.</w:t>
       </w:r>
     </w:p>
     <w:p>
@@ -2531,7 +2567,19 @@
         <w:t xml:space="preserve"> </w:t>
       </w:r>
       <w:r>
-        <w:t xml:space="preserve">it. This definition fuses Framing and Steering into a single</w:t>
+        <w:t xml:space="preserve">it. The most developed recent decomposition, an operationalization of prompt literacy into formulate,</w:t>
+      </w:r>
+      <w:r>
+        <w:t xml:space="preserve"> </w:t>
+      </w:r>
+      <w:r>
+        <w:t xml:space="preserve">interpret, and refine sub-practices (Tour &amp; Zadorozhnyy, 2025), is the closest competitor to our</w:t>
+      </w:r>
+      <w:r>
+        <w:t xml:space="preserve"> </w:t>
+      </w:r>
+      <w:r>
+        <w:t xml:space="preserve">triad; but it bundles task specification and iterative refinement under</w:t>
       </w:r>
       <w:r>
         <w:t xml:space="preserve"> </w:t>
@@ -2549,19 +2597,107 @@
         <w:t xml:space="preserve"> </w:t>
       </w:r>
       <w:r>
-        <w:t xml:space="preserve">skill, exactly the conflation</w:t>
-      </w:r>
-      <w:r>
-        <w:t xml:space="preserve"> </w:t>
-      </w:r>
-      <w:r>
-        <w:t xml:space="preserve">CoReasoning rejects. Treating them separately is not a cosmetic relabeling: it predicts, and our</w:t>
-      </w:r>
-      <w:r>
-        <w:t xml:space="preserve"> </w:t>
-      </w:r>
-      <w:r>
-        <w:t xml:space="preserve">feasibility demonstration supports, that a learner’s Framing and Steering grades can diverge.</w:t>
+        <w:t xml:space="preserve">and does not treat</w:t>
+      </w:r>
+      <w:r>
+        <w:t xml:space="preserve"> </w:t>
+      </w:r>
+      <w:r>
+        <w:t xml:space="preserve">the sub-practices as separately graded, dissociable competencies. This fusion of Framing and Steering</w:t>
+      </w:r>
+      <w:r>
+        <w:t xml:space="preserve"> </w:t>
+      </w:r>
+      <w:r>
+        <w:t xml:space="preserve">into a single</w:t>
+      </w:r>
+      <w:r>
+        <w:t xml:space="preserve"> </w:t>
+      </w:r>
+      <w:r>
+        <w:t xml:space="preserve">“</w:t>
+      </w:r>
+      <w:r>
+        <w:t xml:space="preserve">prompting</w:t>
+      </w:r>
+      <w:r>
+        <w:t xml:space="preserve">”</w:t>
+      </w:r>
+      <w:r>
+        <w:t xml:space="preserve"> </w:t>
+      </w:r>
+      <w:r>
+        <w:t xml:space="preserve">skill is exactly the conflation CoReasoning rejects. Treating them</w:t>
+      </w:r>
+      <w:r>
+        <w:t xml:space="preserve"> </w:t>
+      </w:r>
+      <w:r>
+        <w:t xml:space="preserve">separately is not a cosmetic relabeling: it predicts, and our feasibility demonstration supports, that</w:t>
+      </w:r>
+      <w:r>
+        <w:t xml:space="preserve"> </w:t>
+      </w:r>
+      <w:r>
+        <w:t xml:space="preserve">a learner’s Framing and Steering grades can diverge.</w:t>
+      </w:r>
+    </w:p>
+    <w:p>
+      <w:pPr>
+        <w:pStyle w:val="BodyText"/>
+      </w:pPr>
+      <w:r>
+        <w:rPr>
+          <w:b/>
+          <w:bCs/>
+        </w:rPr>
+        <w:t xml:space="preserve">Metric frameworks for human-AI cognition.</w:t>
+      </w:r>
+      <w:r>
+        <w:t xml:space="preserve"> </w:t>
+      </w:r>
+      <w:r>
+        <w:t xml:space="preserve">A distinct 2026 line proposes named multi-metric schemes</w:t>
+      </w:r>
+      <w:r>
+        <w:t xml:space="preserve"> </w:t>
+      </w:r>
+      <w:r>
+        <w:t xml:space="preserve">for working with AI, for instance a cognitive-amplification-versus-delegation framework with dependency</w:t>
+      </w:r>
+      <w:r>
+        <w:t xml:space="preserve"> </w:t>
+      </w:r>
+      <w:r>
+        <w:t xml:space="preserve">and drift metrics (Di Santi, 2026). These measure the</w:t>
+      </w:r>
+      <w:r>
+        <w:t xml:space="preserve"> </w:t>
+      </w:r>
+      <w:r>
+        <w:rPr>
+          <w:i/>
+          <w:iCs/>
+        </w:rPr>
+        <w:t xml:space="preserve">sustainability</w:t>
+      </w:r>
+      <w:r>
+        <w:t xml:space="preserve"> </w:t>
+      </w:r>
+      <w:r>
+        <w:t xml:space="preserve">of reliance rather than</w:t>
+      </w:r>
+      <w:r>
+        <w:t xml:space="preserve"> </w:t>
+      </w:r>
+      <w:r>
+        <w:t xml:space="preserve">teachable framing, judging, and steering competencies, and so are complementary to, not competitive</w:t>
+      </w:r>
+      <w:r>
+        <w:t xml:space="preserve"> </w:t>
+      </w:r>
+      <w:r>
+        <w:t xml:space="preserve">with, an assessable-skill decomposition.</w:t>
       </w:r>
     </w:p>
     <w:p>
@@ -3317,7 +3453,19 @@
         <w:t xml:space="preserve"> </w:t>
       </w:r>
       <w:r>
-        <w:t xml:space="preserve">that require students to specify and evaluate rather than merely prompt (Denny et al., 2024). That</w:t>
+        <w:t xml:space="preserve">that require students to specify and evaluate rather than merely prompt (Denny et al., 2024), and</w:t>
+      </w:r>
+      <w:r>
+        <w:t xml:space="preserve"> </w:t>
+      </w:r>
+      <w:r>
+        <w:t xml:space="preserve">through instruments that treat question formulation (Kim et al., 2025) and problem decomposition</w:t>
+      </w:r>
+      <w:r>
+        <w:t xml:space="preserve"> </w:t>
+      </w:r>
+      <w:r>
+        <w:t xml:space="preserve">(Srinath et al., 2025) as independently measurable, trainable skills in generative-AI settings. That</w:t>
       </w:r>
       <w:r>
         <w:t xml:space="preserve"> </w:t>
@@ -4724,7 +4872,47 @@
         <w:t xml:space="preserve"> </w:t>
       </w:r>
       <w:r>
-        <w:t xml:space="preserve">cannot produce these crossed profiles.</w:t>
+        <w:t xml:space="preserve">cannot produce these crossed profiles. Converging evidence comes from outside our synthetic</w:t>
+      </w:r>
+      <w:r>
+        <w:t xml:space="preserve"> </w:t>
+      </w:r>
+      <w:r>
+        <w:t xml:space="preserve">setting: an intervention study finds that students’</w:t>
+      </w:r>
+      <w:r>
+        <w:t xml:space="preserve"> </w:t>
+      </w:r>
+      <w:r>
+        <w:rPr>
+          <w:i/>
+          <w:iCs/>
+        </w:rPr>
+        <w:t xml:space="preserve">behavioral</w:t>
+      </w:r>
+      <w:r>
+        <w:t xml:space="preserve"> </w:t>
+      </w:r>
+      <w:r>
+        <w:t xml:space="preserve">regulation of LLM use (reformulating</w:t>
+      </w:r>
+      <w:r>
+        <w:t xml:space="preserve"> </w:t>
+      </w:r>
+      <w:r>
+        <w:t xml:space="preserve">queries, checking correctness) predicts effective use, whereas self-rated AI expertise does not</w:t>
+      </w:r>
+      <w:r>
+        <w:t xml:space="preserve"> </w:t>
+      </w:r>
+      <w:r>
+        <w:t xml:space="preserve">(Clerc et al., 2026), consistent with the skill of working with AI being distinct from, and not</w:t>
+      </w:r>
+      <w:r>
+        <w:t xml:space="preserve"> </w:t>
+      </w:r>
+      <w:r>
+        <w:t xml:space="preserve">reducible to, a general self-assessed competence.</w:t>
       </w:r>
     </w:p>
     <w:p>

--- a/docs/coreasoning.docx
+++ b/docs/coreasoning.docx
@@ -5556,7 +5556,7 @@
         <w:t xml:space="preserve"> </w:t>
       </w:r>
       <w:r>
-        <w:t xml:space="preserve">(Anonymous, 2025), so automated grades must be validated against humans rather than assumed reliable. We have prepared this study (codebook, blinded</w:t>
+        <w:t xml:space="preserve">(Feng et al., 2025), so automated grades must be validated against humans rather than assumed reliable. We have prepared this study (codebook, blinded</w:t>
       </w:r>
       <w:r>
         <w:t xml:space="preserve"> </w:t>

--- a/docs/coreasoning.docx
+++ b/docs/coreasoning.docx
@@ -2,7 +2,7 @@
 <file path=word/document.xml><?xml version="1.0" encoding="utf-8"?>
 <w:document xmlns:w="http://schemas.openxmlformats.org/wordprocessingml/2006/main" xmlns:m="http://schemas.openxmlformats.org/officeDocument/2006/math" xmlns:r="http://schemas.openxmlformats.org/officeDocument/2006/relationships" xmlns:o="urn:schemas-microsoft-com:office:office" xmlns:v="urn:schemas-microsoft-com:vml" xmlns:w10="urn:schemas-microsoft-com:office:word" xmlns:a="http://schemas.openxmlformats.org/drawingml/2006/main" xmlns:pic="http://schemas.openxmlformats.org/drawingml/2006/picture" xmlns:wp="http://schemas.openxmlformats.org/drawingml/2006/wordprocessingDrawing">
   <w:body>
-    <w:bookmarkStart w:id="51" w:name="X9dba699e1585523456db11bdab5d7e7e6909c23"/>
+    <w:bookmarkStart w:id="55" w:name="X9dba699e1585523456db11bdab5d7e7e6909c23"/>
     <w:p>
       <w:pPr>
         <w:pStyle w:val="Heading1"/>
@@ -226,7 +226,7 @@
       </w:r>
     </w:p>
     <w:bookmarkEnd w:id="20"/>
-    <w:bookmarkStart w:id="21" w:name="introduction"/>
+    <w:bookmarkStart w:id="22" w:name="introduction"/>
     <w:p>
       <w:pPr>
         <w:pStyle w:val="Heading2"/>
@@ -895,8 +895,52 @@
         <w:t xml:space="preserve">, not an efficacy study.</w:t>
       </w:r>
     </w:p>
-    <w:bookmarkEnd w:id="21"/>
-    <w:bookmarkStart w:id="22" w:name="X17376d58bcb93231038f1530b731c55944db2e6"/>
+    <w:p>
+      <w:pPr>
+        <w:pStyle w:val="BodyText"/>
+      </w:pPr>
+      <w:r>
+        <w:rPr>
+          <w:b/>
+          <w:bCs/>
+        </w:rPr>
+        <w:t xml:space="preserve">Availability.</w:t>
+      </w:r>
+      <w:r>
+        <w:t xml:space="preserve"> </w:t>
+      </w:r>
+      <w:r>
+        <w:t xml:space="preserve">The CoReasoning Lab system, the sixteen-prompt instrument, the controlled-generation</w:t>
+      </w:r>
+      <w:r>
+        <w:t xml:space="preserve"> </w:t>
+      </w:r>
+      <w:r>
+        <w:t xml:space="preserve">harness, the experiment data and figures, and the human-rater study package are open-source under the</w:t>
+      </w:r>
+      <w:r>
+        <w:t xml:space="preserve"> </w:t>
+      </w:r>
+      <w:r>
+        <w:t xml:space="preserve">MIT license at</w:t>
+      </w:r>
+      <w:r>
+        <w:t xml:space="preserve"> </w:t>
+      </w:r>
+      <w:hyperlink r:id="rId21">
+        <w:r>
+          <w:rPr>
+            <w:rStyle w:val="Hyperlink"/>
+          </w:rPr>
+          <w:t xml:space="preserve">https://github.com/ApartsinProjects/CoReason</w:t>
+        </w:r>
+      </w:hyperlink>
+      <w:r>
+        <w:t xml:space="preserve">.</w:t>
+      </w:r>
+    </w:p>
+    <w:bookmarkEnd w:id="22"/>
+    <w:bookmarkStart w:id="23" w:name="X17376d58bcb93231038f1530b731c55944db2e6"/>
     <w:p>
       <w:pPr>
         <w:pStyle w:val="Heading2"/>
@@ -1092,8 +1136,8 @@
         <w:t xml:space="preserve">operations are in fact separable in learners. That is the gap CoReasoning addresses.</w:t>
       </w:r>
     </w:p>
-    <w:bookmarkEnd w:id="22"/>
-    <w:bookmarkStart w:id="29" w:name="the-coreasoning-framework"/>
+    <w:bookmarkEnd w:id="23"/>
+    <w:bookmarkStart w:id="30" w:name="the-coreasoning-framework"/>
     <w:p>
       <w:pPr>
         <w:pStyle w:val="Heading2"/>
@@ -1102,7 +1146,7 @@
         <w:t xml:space="preserve">3. The CoReasoning framework</w:t>
       </w:r>
     </w:p>
-    <w:bookmarkStart w:id="26" w:name="X66ab742d2d29b469acd8c125b52c7b6e582e57f"/>
+    <w:bookmarkStart w:id="27" w:name="X66ab742d2d29b469acd8c125b52c7b6e582e57f"/>
     <w:p>
       <w:pPr>
         <w:pStyle w:val="Heading3"/>
@@ -1310,12 +1354,12 @@
           <wp:inline>
             <wp:extent cx="5334000" cy="3057292"/>
             <wp:effectExtent b="0" l="0" r="0" t="0"/>
-            <wp:docPr descr="Figure 1. The CoReasoning architecture." title="" id="24" name="Picture"/>
+            <wp:docPr descr="Figure 1. The CoReasoning architecture." title="" id="25" name="Picture"/>
             <a:graphic>
               <a:graphicData uri="http://schemas.openxmlformats.org/drawingml/2006/picture">
                 <pic:pic>
                   <pic:nvPicPr>
-                    <pic:cNvPr descr="assets/coreasoning-architecture.svg" id="25" name="Picture"/>
+                    <pic:cNvPr descr="assets/coreasoning-architecture.svg" id="26" name="Picture"/>
                     <pic:cNvPicPr>
                       <a:picLocks noChangeArrowheads="1" noChangeAspect="1"/>
                     </pic:cNvPicPr>
@@ -1327,7 +1371,7 @@
                           <a14:useLocalDpi xmlns:a14="http://schemas.microsoft.com/office/drawing/2010/main" val="0"/>
                         </a:ext>
                         <a:ext uri="{96DAC541-7B7A-43D3-8B79-37D633B846F1}">
-                          <asvg:svgBlip xmlns:asvg="http://schemas.microsoft.com/office/drawing/2016/SVG/main" r:embed="rId23"/>
+                          <asvg:svgBlip xmlns:asvg="http://schemas.microsoft.com/office/drawing/2016/SVG/main" r:embed="rId24"/>
                         </a:ext>
                       </a:extLst>
                     </a:blip>
@@ -1419,8 +1463,8 @@
         <w:t xml:space="preserve">Steering is the controller’s write.</w:t>
       </w:r>
     </w:p>
-    <w:bookmarkEnd w:id="26"/>
-    <w:bookmarkStart w:id="27" w:name="X44244f8f52b0cf83a8c12e7669f4d4601dca696"/>
+    <w:bookmarkEnd w:id="27"/>
+    <w:bookmarkStart w:id="28" w:name="X44244f8f52b0cf83a8c12e7669f4d4601dca696"/>
     <w:p>
       <w:pPr>
         <w:pStyle w:val="Heading3"/>
@@ -1571,8 +1615,8 @@
         <w:t xml:space="preserve">distinctions an educator needs.</w:t>
       </w:r>
     </w:p>
-    <w:bookmarkEnd w:id="27"/>
-    <w:bookmarkStart w:id="28" w:name="distinguishing-judging-from-steering"/>
+    <w:bookmarkEnd w:id="28"/>
+    <w:bookmarkStart w:id="29" w:name="distinguishing-judging-from-steering"/>
     <w:p>
       <w:pPr>
         <w:pStyle w:val="Heading3"/>
@@ -1820,9 +1864,9 @@
         <w:t xml:space="preserve">remaining comparatively flat in the others, rather than relying on a single global factor model.</w:t>
       </w:r>
     </w:p>
-    <w:bookmarkEnd w:id="28"/>
     <w:bookmarkEnd w:id="29"/>
-    <w:bookmarkStart w:id="30" w:name="theoretical-grounding"/>
+    <w:bookmarkEnd w:id="30"/>
+    <w:bookmarkStart w:id="31" w:name="theoretical-grounding"/>
     <w:p>
       <w:pPr>
         <w:pStyle w:val="Heading2"/>
@@ -2175,8 +2219,8 @@
         <w:t xml:space="preserve">accept.</w:t>
       </w:r>
     </w:p>
-    <w:bookmarkEnd w:id="30"/>
-    <w:bookmarkStart w:id="31" w:name="propositions"/>
+    <w:bookmarkEnd w:id="31"/>
+    <w:bookmarkStart w:id="32" w:name="propositions"/>
     <w:p>
       <w:pPr>
         <w:pStyle w:val="Heading2"/>
@@ -2384,8 +2428,8 @@
         <w:t xml:space="preserve">.</w:t>
       </w:r>
     </w:p>
-    <w:bookmarkEnd w:id="31"/>
-    <w:bookmarkStart w:id="32" w:name="relation-to-prior-frameworks"/>
+    <w:bookmarkEnd w:id="32"/>
+    <w:bookmarkStart w:id="33" w:name="relation-to-prior-frameworks"/>
     <w:p>
       <w:pPr>
         <w:pStyle w:val="Heading2"/>
@@ -3550,8 +3594,8 @@
         <w:t xml:space="preserve">consequential (the skills can be measured apart).</w:t>
       </w:r>
     </w:p>
-    <w:bookmarkEnd w:id="32"/>
-    <w:bookmarkStart w:id="33" w:name="the-coreasoning-lab-system"/>
+    <w:bookmarkEnd w:id="33"/>
+    <w:bookmarkStart w:id="34" w:name="the-coreasoning-lab-system"/>
     <w:p>
       <w:pPr>
         <w:pStyle w:val="Heading2"/>
@@ -3865,8 +3909,8 @@
         <w:t xml:space="preserve">the instrument that produces those scores.</w:t>
       </w:r>
     </w:p>
-    <w:bookmarkEnd w:id="33"/>
-    <w:bookmarkStart w:id="34" w:name="X88f965ab2b6c2a236609197dd879be439c7e389"/>
+    <w:bookmarkEnd w:id="34"/>
+    <w:bookmarkStart w:id="35" w:name="X88f965ab2b6c2a236609197dd879be439c7e389"/>
     <w:p>
       <w:pPr>
         <w:pStyle w:val="Heading2"/>
@@ -4160,8 +4204,8 @@
         <w:t xml:space="preserve">is the separate validity question addressed by the prepared study in Section 10.</w:t>
       </w:r>
     </w:p>
-    <w:bookmarkEnd w:id="34"/>
-    <w:bookmarkStart w:id="41" w:name="feasibility-demonstration"/>
+    <w:bookmarkEnd w:id="35"/>
+    <w:bookmarkStart w:id="42" w:name="feasibility-demonstration"/>
     <w:p>
       <w:pPr>
         <w:pStyle w:val="Heading2"/>
@@ -4924,18 +4968,18 @@
           <wp:inline>
             <wp:extent cx="4600754" cy="3864633"/>
             <wp:effectExtent b="0" l="0" r="0" t="0"/>
-            <wp:docPr descr="Figure 2. Own-competence effects dominate cross-competence effects on every skill’s grade." title="" id="36" name="Picture"/>
+            <wp:docPr descr="Figure 2. Own-competence effects dominate cross-competence effects on every skill’s grade." title="" id="37" name="Picture"/>
             <a:graphic>
               <a:graphicData uri="http://schemas.openxmlformats.org/drawingml/2006/picture">
                 <pic:pic>
                   <pic:nvPicPr>
-                    <pic:cNvPr descr="assets/fig_dissociation_heatmap.png" id="37" name="Picture"/>
+                    <pic:cNvPr descr="assets/fig_dissociation_heatmap.png" id="38" name="Picture"/>
                     <pic:cNvPicPr>
                       <a:picLocks noChangeArrowheads="1" noChangeAspect="1"/>
                     </pic:cNvPicPr>
                   </pic:nvPicPr>
                   <pic:blipFill>
-                    <a:blip r:embed="rId35"/>
+                    <a:blip r:embed="rId36"/>
                     <a:stretch>
                       <a:fillRect/>
                     </a:stretch>
@@ -5005,18 +5049,18 @@
           <wp:inline>
             <wp:extent cx="5334000" cy="2963333"/>
             <wp:effectExtent b="0" l="0" r="0" t="0"/>
-            <wp:docPr descr="Figure 3. Per-skill grades dissociate by competence profile." title="" id="39" name="Picture"/>
+            <wp:docPr descr="Figure 3. Per-skill grades dissociate by competence profile." title="" id="40" name="Picture"/>
             <a:graphic>
               <a:graphicData uri="http://schemas.openxmlformats.org/drawingml/2006/picture">
                 <pic:pic>
                   <pic:nvPicPr>
-                    <pic:cNvPr descr="assets/fig_contrasts.png" id="40" name="Picture"/>
+                    <pic:cNvPr descr="assets/fig_contrasts.png" id="41" name="Picture"/>
                     <pic:cNvPicPr>
                       <a:picLocks noChangeArrowheads="1" noChangeAspect="1"/>
                     </pic:cNvPicPr>
                   </pic:nvPicPr>
                   <pic:blipFill>
-                    <a:blip r:embed="rId38"/>
+                    <a:blip r:embed="rId39"/>
                     <a:stretch>
                       <a:fillRect/>
                     </a:stretch>
@@ -5155,8 +5199,8 @@
         <w:t xml:space="preserve">bounded, and partly confounded, by the judging it follows).</w:t>
       </w:r>
     </w:p>
-    <w:bookmarkEnd w:id="41"/>
-    <w:bookmarkStart w:id="42" w:name="tensions-and-boundary-conditions"/>
+    <w:bookmarkEnd w:id="42"/>
+    <w:bookmarkStart w:id="43" w:name="tensions-and-boundary-conditions"/>
     <w:p>
       <w:pPr>
         <w:pStyle w:val="Heading2"/>
@@ -5376,8 +5420,8 @@
         <w:t xml:space="preserve">expert frontier.</w:t>
       </w:r>
     </w:p>
-    <w:bookmarkEnd w:id="42"/>
-    <w:bookmarkStart w:id="43" w:name="a-validation-and-assessment-agenda"/>
+    <w:bookmarkEnd w:id="43"/>
+    <w:bookmarkStart w:id="44" w:name="a-validation-and-assessment-agenda"/>
     <w:p>
       <w:pPr>
         <w:pStyle w:val="Heading2"/>
@@ -5595,8 +5639,8 @@
         <w:t xml:space="preserve">Proposition P5 and any learning claim; that is explicitly outside the present scope.</w:t>
       </w:r>
     </w:p>
-    <w:bookmarkEnd w:id="43"/>
-    <w:bookmarkStart w:id="44" w:name="limitations"/>
+    <w:bookmarkEnd w:id="44"/>
+    <w:bookmarkStart w:id="45" w:name="limitations"/>
     <w:p>
       <w:pPr>
         <w:pStyle w:val="Heading2"/>
@@ -5655,8 +5699,8 @@
         <w:t xml:space="preserve">constructs are separable and automatically measurable.</w:t>
       </w:r>
     </w:p>
-    <w:bookmarkEnd w:id="44"/>
-    <w:bookmarkStart w:id="45" w:name="conclusion"/>
+    <w:bookmarkEnd w:id="45"/>
+    <w:bookmarkStart w:id="46" w:name="conclusion"/>
     <w:p>
       <w:pPr>
         <w:pStyle w:val="Heading2"/>
@@ -5709,8 +5753,8 @@
         <w:t xml:space="preserve">measured apart. We offer it as a foundation for the assessment and instruction the moment demands.</w:t>
       </w:r>
     </w:p>
-    <w:bookmarkEnd w:id="45"/>
-    <w:bookmarkStart w:id="49" w:name="appendix-a.-system-walkthrough"/>
+    <w:bookmarkEnd w:id="46"/>
+    <w:bookmarkStart w:id="53" w:name="appendix-a.-system-walkthrough"/>
     <w:p>
       <w:pPr>
         <w:pStyle w:val="Heading2"/>
@@ -5772,12 +5816,12 @@
           <wp:inline>
             <wp:extent cx="5334000" cy="2726266"/>
             <wp:effectExtent b="0" l="0" r="0" t="0"/>
-            <wp:docPr descr="Figure A1. A CoReasoning Lab challenge run." title="" id="47" name="Picture"/>
+            <wp:docPr descr="Figure A1. A CoReasoning Lab challenge run." title="" id="48" name="Picture"/>
             <a:graphic>
               <a:graphicData uri="http://schemas.openxmlformats.org/drawingml/2006/picture">
                 <pic:pic>
                   <pic:nvPicPr>
-                    <pic:cNvPr descr="assets/system-mockup.svg" id="48" name="Picture"/>
+                    <pic:cNvPr descr="assets/system-mockup.svg" id="49" name="Picture"/>
                     <pic:cNvPicPr>
                       <a:picLocks noChangeArrowheads="1" noChangeAspect="1"/>
                     </pic:cNvPicPr>
@@ -5789,7 +5833,7 @@
                           <a14:useLocalDpi xmlns:a14="http://schemas.microsoft.com/office/drawing/2010/main" val="0"/>
                         </a:ext>
                         <a:ext uri="{96DAC541-7B7A-43D3-8B79-37D633B846F1}">
-                          <asvg:svgBlip xmlns:asvg="http://schemas.microsoft.com/office/drawing/2016/SVG/main" r:embed="rId46"/>
+                          <asvg:svgBlip xmlns:asvg="http://schemas.microsoft.com/office/drawing/2016/SVG/main" r:embed="rId47"/>
                         </a:ext>
                       </a:extLst>
                     </a:blip>
@@ -5853,8 +5897,164 @@
         <w:t xml:space="preserve">per-skill report. Each skill is scored and given feedback independently.</w:t>
       </w:r>
     </w:p>
-    <w:bookmarkEnd w:id="49"/>
-    <w:bookmarkStart w:id="50" w:name="references"/>
+    <w:p>
+      <w:pPr>
+        <w:pStyle w:val="BodyText"/>
+      </w:pPr>
+      <w:r>
+        <w:t xml:space="preserve">The platform exposes role-specific interfaces beyond the challenge run (Figure A2). Students see a</w:t>
+      </w:r>
+      <w:r>
+        <w:t xml:space="preserve"> </w:t>
+      </w:r>
+      <w:r>
+        <w:t xml:space="preserve">dashboard of pending challenges and courses and a personal results view that trends Framing, Judging,</w:t>
+      </w:r>
+      <w:r>
+        <w:t xml:space="preserve"> </w:t>
+      </w:r>
+      <w:r>
+        <w:t xml:space="preserve">and Steering separately over time. Instructors author challenges (the system auto-generates the</w:t>
+      </w:r>
+      <w:r>
+        <w:t xml:space="preserve"> </w:t>
+      </w:r>
+      <w:r>
+        <w:t xml:space="preserve">ill-defined problem and the three per-skill rubrics) and read course analytics that break grade</w:t>
+      </w:r>
+      <w:r>
+        <w:t xml:space="preserve"> </w:t>
+      </w:r>
+      <w:r>
+        <w:t xml:space="preserve">distributions down by rubric and by student. In every view the three skills remain distinct columns,</w:t>
+      </w:r>
+      <w:r>
+        <w:t xml:space="preserve"> </w:t>
+      </w:r>
+      <w:r>
+        <w:t xml:space="preserve">which is the design commitment the framework makes visible.</w:t>
+      </w:r>
+    </w:p>
+    <w:p>
+      <w:pPr>
+        <w:pStyle w:val="CaptionedFigure"/>
+      </w:pPr>
+      <w:r>
+        <w:drawing>
+          <wp:inline>
+            <wp:extent cx="5334000" cy="3745148"/>
+            <wp:effectExtent b="0" l="0" r="0" t="0"/>
+            <wp:docPr descr="Figure A2. CoReasoning Lab role interfaces." title="" id="51" name="Picture"/>
+            <a:graphic>
+              <a:graphicData uri="http://schemas.openxmlformats.org/drawingml/2006/picture">
+                <pic:pic>
+                  <pic:nvPicPr>
+                    <pic:cNvPr descr="assets/interface-gallery.svg" id="52" name="Picture"/>
+                    <pic:cNvPicPr>
+                      <a:picLocks noChangeArrowheads="1" noChangeAspect="1"/>
+                    </pic:cNvPicPr>
+                  </pic:nvPicPr>
+                  <pic:blipFill>
+                    <a:blip>
+                      <a:extLst>
+                        <a:ext uri="{28A0092B-C50C-407E-A947-70E740481C1C}">
+                          <a14:useLocalDpi xmlns:a14="http://schemas.microsoft.com/office/drawing/2010/main" val="0"/>
+                        </a:ext>
+                        <a:ext uri="{96DAC541-7B7A-43D3-8B79-37D633B846F1}">
+                          <asvg:svgBlip xmlns:asvg="http://schemas.microsoft.com/office/drawing/2016/SVG/main" r:embed="rId50"/>
+                        </a:ext>
+                      </a:extLst>
+                    </a:blip>
+                    <a:stretch>
+                      <a:fillRect/>
+                    </a:stretch>
+                  </pic:blipFill>
+                  <pic:spPr bwMode="auto">
+                    <a:xfrm>
+                      <a:off x="0" y="0"/>
+                      <a:ext cx="5334000" cy="3745148"/>
+                    </a:xfrm>
+                    <a:prstGeom prst="rect">
+                      <a:avLst/>
+                    </a:prstGeom>
+                    <a:noFill/>
+                    <a:ln w="9525">
+                      <a:noFill/>
+                      <a:headEnd/>
+                      <a:tailEnd/>
+                    </a:ln>
+                  </pic:spPr>
+                </pic:pic>
+              </a:graphicData>
+            </a:graphic>
+          </wp:inline>
+        </w:drawing>
+      </w:r>
+    </w:p>
+    <w:p>
+      <w:pPr>
+        <w:pStyle w:val="ImageCaption"/>
+      </w:pPr>
+      <w:r>
+        <w:t xml:space="preserve">Figure A2. CoReasoning Lab role interfaces.</w:t>
+      </w:r>
+    </w:p>
+    <w:p>
+      <w:pPr>
+        <w:pStyle w:val="BodyText"/>
+      </w:pPr>
+      <w:r>
+        <w:rPr>
+          <w:i/>
+          <w:iCs/>
+        </w:rPr>
+        <w:t xml:space="preserve">Figure A2. Role interfaces. Top: the student dashboard and the instructor challenge-authoring screen.</w:t>
+      </w:r>
+      <w:r>
+        <w:rPr>
+          <w:i/>
+          <w:iCs/>
+        </w:rPr>
+        <w:t xml:space="preserve"> </w:t>
+      </w:r>
+      <w:r>
+        <w:rPr>
+          <w:i/>
+          <w:iCs/>
+        </w:rPr>
+        <w:t xml:space="preserve">Bottom: the student trend report (per-skill grades over time) and the instructor course analytics</w:t>
+      </w:r>
+      <w:r>
+        <w:rPr>
+          <w:i/>
+          <w:iCs/>
+        </w:rPr>
+        <w:t xml:space="preserve"> </w:t>
+      </w:r>
+      <w:r>
+        <w:rPr>
+          <w:i/>
+          <w:iCs/>
+        </w:rPr>
+        <w:t xml:space="preserve">(grade distribution by rubric and per-student results). All views report Framing, Judging, and</w:t>
+      </w:r>
+      <w:r>
+        <w:rPr>
+          <w:i/>
+          <w:iCs/>
+        </w:rPr>
+        <w:t xml:space="preserve"> </w:t>
+      </w:r>
+      <w:r>
+        <w:rPr>
+          <w:i/>
+          <w:iCs/>
+        </w:rPr>
+        <w:t xml:space="preserve">Steering independently.</w:t>
+      </w:r>
+    </w:p>
+    <w:bookmarkEnd w:id="53"/>
+    <w:bookmarkStart w:id="54" w:name="references"/>
     <w:p>
       <w:pPr>
         <w:pStyle w:val="Heading2"/>
@@ -5886,8 +6086,8 @@
         <w:t xml:space="preserve">(43 entries, validated). See the repository for the BibTeX source.]</w:t>
       </w:r>
     </w:p>
-    <w:bookmarkEnd w:id="50"/>
-    <w:bookmarkEnd w:id="51"/>
+    <w:bookmarkEnd w:id="54"/>
+    <w:bookmarkEnd w:id="55"/>
     <w:sectPr/>
   </w:body>
 </w:document>

--- a/docs/coreasoning.docx
+++ b/docs/coreasoning.docx
@@ -2426,6 +2426,124 @@
       </w:r>
       <w:r>
         <w:t xml:space="preserve">.</w:t>
+      </w:r>
+    </w:p>
+    <w:p>
+      <w:pPr>
+        <w:pStyle w:val="FirstParagraph"/>
+      </w:pPr>
+      <w:r>
+        <w:t xml:space="preserve">These propositions differ in how far the present work tests them. The feasibility demonstration</w:t>
+      </w:r>
+      <w:r>
+        <w:t xml:space="preserve"> </w:t>
+      </w:r>
+      <w:r>
+        <w:t xml:space="preserve">(Section 8) directly supports</w:t>
+      </w:r>
+      <w:r>
+        <w:t xml:space="preserve"> </w:t>
+      </w:r>
+      <w:r>
+        <w:rPr>
+          <w:b/>
+          <w:bCs/>
+        </w:rPr>
+        <w:t xml:space="preserve">P3</w:t>
+      </w:r>
+      <w:r>
+        <w:t xml:space="preserve"> </w:t>
+      </w:r>
+      <w:r>
+        <w:t xml:space="preserve">(the three skills dissociate) and bears partly on</w:t>
+      </w:r>
+      <w:r>
+        <w:t xml:space="preserve"> </w:t>
+      </w:r>
+      <w:r>
+        <w:rPr>
+          <w:b/>
+          <w:bCs/>
+        </w:rPr>
+        <w:t xml:space="preserve">P2</w:t>
+      </w:r>
+      <w:r>
+        <w:t xml:space="preserve"> </w:t>
+      </w:r>
+      <w:r>
+        <w:t xml:space="preserve">(the</w:t>
+      </w:r>
+      <w:r>
+        <w:t xml:space="preserve"> </w:t>
+      </w:r>
+      <w:r>
+        <w:t xml:space="preserve">steering own-effect is bounded in a way consistent with judging gating steering).</w:t>
+      </w:r>
+      <w:r>
+        <w:t xml:space="preserve"> </w:t>
+      </w:r>
+      <w:r>
+        <w:rPr>
+          <w:b/>
+          <w:bCs/>
+        </w:rPr>
+        <w:t xml:space="preserve">P1</w:t>
+      </w:r>
+      <w:r>
+        <w:t xml:space="preserve">,</w:t>
+      </w:r>
+      <w:r>
+        <w:t xml:space="preserve"> </w:t>
+      </w:r>
+      <w:r>
+        <w:rPr>
+          <w:b/>
+          <w:bCs/>
+        </w:rPr>
+        <w:t xml:space="preserve">P4</w:t>
+      </w:r>
+      <w:r>
+        <w:t xml:space="preserve">, and</w:t>
+      </w:r>
+      <w:r>
+        <w:t xml:space="preserve"> </w:t>
+      </w:r>
+      <w:r>
+        <w:rPr>
+          <w:b/>
+          <w:bCs/>
+        </w:rPr>
+        <w:t xml:space="preserve">P5</w:t>
+      </w:r>
+      <w:r>
+        <w:t xml:space="preserve"> </w:t>
+      </w:r>
+      <w:r>
+        <w:t xml:space="preserve">are stated here as falsifiable hypotheses for the validation and classroom agenda (Section 10),</w:t>
+      </w:r>
+      <w:r>
+        <w:t xml:space="preserve"> </w:t>
+      </w:r>
+      <w:r>
+        <w:t xml:space="preserve">not as claims the demo establishes. Each names a concrete test: P1 fails if a strong steering</w:t>
+      </w:r>
+      <w:r>
+        <w:t xml:space="preserve"> </w:t>
+      </w:r>
+      <w:r>
+        <w:t xml:space="preserve">intervention recovers grades after a deliberately malformed framing; P4 fails if Judging transfers</w:t>
+      </w:r>
+      <w:r>
+        <w:t xml:space="preserve"> </w:t>
+      </w:r>
+      <w:r>
+        <w:t xml:space="preserve">across domains as readily as Framing; P5 fails if exercising the loop does not reduce the offloading</w:t>
+      </w:r>
+      <w:r>
+        <w:t xml:space="preserve"> </w:t>
+      </w:r>
+      <w:r>
+        <w:t xml:space="preserve">signatures (for example, reduced post-task recall) documented in the cognitive-debt literature.</w:t>
       </w:r>
     </w:p>
     <w:bookmarkEnd w:id="32"/>
@@ -3694,13 +3812,13 @@
         <w:t xml:space="preserve"> </w:t>
       </w:r>
       <w:r>
-        <w:t xml:space="preserve">From a dashboard of assigned challenges (Figure 2), a student enters a</w:t>
-      </w:r>
-      <w:r>
-        <w:t xml:space="preserve"> </w:t>
-      </w:r>
-      <w:r>
-        <w:t xml:space="preserve">challenge run that walks through the framework’s two phases (Figure 3):</w:t>
+        <w:t xml:space="preserve">From a dashboard of assigned challenges (Figure A2), a student enters a</w:t>
+      </w:r>
+      <w:r>
+        <w:t xml:space="preserve"> </w:t>
+      </w:r>
+      <w:r>
+        <w:t xml:space="preserve">challenge run that walks through the framework’s two phases (Figure A1):</w:t>
       </w:r>
     </w:p>
     <w:p>
@@ -3862,7 +3980,7 @@
         <w:t xml:space="preserve"> </w:t>
       </w:r>
       <w:r>
-        <w:t xml:space="preserve">analytics (Figure 4) that track the three skills independently over time.</w:t>
+        <w:t xml:space="preserve">analytics (Figure A2) that track the three skills independently over time.</w:t>
       </w:r>
     </w:p>
     <w:p>
@@ -4219,7 +4337,7 @@
         <w:pStyle w:val="FirstParagraph"/>
       </w:pPr>
       <w:r>
-        <w:t xml:space="preserve">We exercise the instrument over controlled inputs to test two feasibility claims: that it</w:t>
+        <w:t xml:space="preserve">We exercise the instrument over controlled inputs to test three feasibility claims: that it</w:t>
       </w:r>
       <w:r>
         <w:t xml:space="preserve"> </w:t>
@@ -4235,7 +4353,7 @@
         <w:t xml:space="preserve"> </w:t>
       </w:r>
       <w:r>
-        <w:t xml:space="preserve">competence and that the three skills</w:t>
+        <w:t xml:space="preserve">competence, that the three skills</w:t>
       </w:r>
       <w:r>
         <w:t xml:space="preserve"> </w:t>
@@ -4251,7 +4369,23 @@
         <w:t xml:space="preserve"> </w:t>
       </w:r>
       <w:r>
-        <w:t xml:space="preserve">(Proposition P3). We make no</w:t>
+        <w:t xml:space="preserve">(Proposition P3), and that the grader is</w:t>
+      </w:r>
+      <w:r>
+        <w:t xml:space="preserve"> </w:t>
+      </w:r>
+      <w:r>
+        <w:rPr>
+          <w:i/>
+          <w:iCs/>
+        </w:rPr>
+        <w:t xml:space="preserve">self-consistent</w:t>
+      </w:r>
+      <w:r>
+        <w:t xml:space="preserve"> </w:t>
+      </w:r>
+      <w:r>
+        <w:t xml:space="preserve">enough to report. We make no</w:t>
       </w:r>
       <w:r>
         <w:t xml:space="preserve"> </w:t>
@@ -4838,6 +4972,154 @@
         <w:pStyle w:val="BodyText"/>
       </w:pPr>
       <w:r>
+        <w:t xml:space="preserve">The diagonal (own-skill) effects are statistically reliable: bootstrap 95% confidence intervals</w:t>
+      </w:r>
+      <w:r>
+        <w:t xml:space="preserve"> </w:t>
+      </w:r>
+      <w:r>
+        <w:t xml:space="preserve">(2,000 resamples) exclude zero for Framing (+0.60, CI [+0.38, +0.81]) and Steering (+0.50, CI</w:t>
+      </w:r>
+      <w:r>
+        <w:t xml:space="preserve"> </w:t>
+      </w:r>
+      <w:r>
+        <w:t xml:space="preserve">[+0.18, +0.82]); Judging is deterministic by construction (+2.00). The same separation appears in the</w:t>
+      </w:r>
+      <w:r>
+        <w:t xml:space="preserve"> </w:t>
+      </w:r>
+      <w:r>
+        <w:t xml:space="preserve">inter-skill grade correlations across the 40 learners: Framing–Judging</w:t>
+      </w:r>
+      <w:r>
+        <w:t xml:space="preserve"> </w:t>
+      </w:r>
+      <m:oMath>
+        <m:r>
+          <m:t>ρ</m:t>
+        </m:r>
+        <m:r>
+          <m:rPr>
+            <m:sty m:val="p"/>
+          </m:rPr>
+          <m:t>=</m:t>
+        </m:r>
+        <m:r>
+          <m:t>0.00</m:t>
+        </m:r>
+      </m:oMath>
+      <w:r>
+        <w:t xml:space="preserve">,</w:t>
+      </w:r>
+      <w:r>
+        <w:t xml:space="preserve"> </w:t>
+      </w:r>
+      <w:r>
+        <w:t xml:space="preserve">Framing–Steering</w:t>
+      </w:r>
+      <w:r>
+        <w:t xml:space="preserve"> </w:t>
+      </w:r>
+      <m:oMath>
+        <m:r>
+          <m:t>ρ</m:t>
+        </m:r>
+        <m:r>
+          <m:rPr>
+            <m:sty m:val="p"/>
+          </m:rPr>
+          <m:t>=</m:t>
+        </m:r>
+        <m:r>
+          <m:rPr>
+            <m:sty m:val="p"/>
+          </m:rPr>
+          <m:t>−</m:t>
+        </m:r>
+        <m:r>
+          <m:t>0.22</m:t>
+        </m:r>
+      </m:oMath>
+      <w:r>
+        <w:t xml:space="preserve">, Judging–Steering</w:t>
+      </w:r>
+      <w:r>
+        <w:t xml:space="preserve"> </w:t>
+      </w:r>
+      <m:oMath>
+        <m:r>
+          <m:t>ρ</m:t>
+        </m:r>
+        <m:r>
+          <m:rPr>
+            <m:sty m:val="p"/>
+          </m:rPr>
+          <m:t>=</m:t>
+        </m:r>
+        <m:r>
+          <m:rPr>
+            <m:sty m:val="p"/>
+          </m:rPr>
+          <m:t>+</m:t>
+        </m:r>
+        <m:r>
+          <m:t>0.17</m:t>
+        </m:r>
+      </m:oMath>
+      <w:r>
+        <w:t xml:space="preserve">, none significant (all</w:t>
+      </w:r>
+      <w:r>
+        <w:t xml:space="preserve"> </w:t>
+      </w:r>
+      <m:oMath>
+        <m:r>
+          <m:t>p</m:t>
+        </m:r>
+        <m:r>
+          <m:rPr>
+            <m:sty m:val="p"/>
+          </m:rPr>
+          <m:t>&gt;</m:t>
+        </m:r>
+        <m:r>
+          <m:t>0.17</m:t>
+        </m:r>
+      </m:oMath>
+      <w:r>
+        <w:t xml:space="preserve">),</w:t>
+      </w:r>
+      <w:r>
+        <w:t xml:space="preserve"> </w:t>
+      </w:r>
+      <w:r>
+        <w:t xml:space="preserve">and the first principal factor accounts for only 42% of the variance, far below the near-100% a single</w:t>
+      </w:r>
+      <w:r>
+        <w:t xml:space="preserve"> </w:t>
+      </w:r>
+      <w:r>
+        <w:t xml:space="preserve">“</w:t>
+      </w:r>
+      <w:r>
+        <w:t xml:space="preserve">AI-use ability</w:t>
+      </w:r>
+      <w:r>
+        <w:t xml:space="preserve">”</w:t>
+      </w:r>
+      <w:r>
+        <w:t xml:space="preserve"> </w:t>
+      </w:r>
+      <w:r>
+        <w:t xml:space="preserve">account would predict.</w:t>
+      </w:r>
+    </w:p>
+    <w:p>
+      <w:pPr>
+        <w:pStyle w:val="BodyText"/>
+      </w:pPr>
+      <w:r>
         <w:t xml:space="preserve">The designed-contrast personas make the separation concrete (Figure 3). A</w:t>
       </w:r>
       <w:r>
@@ -5130,6 +5412,108 @@
           <w:b/>
           <w:bCs/>
         </w:rPr>
+        <w:t xml:space="preserve">Reliability.</w:t>
+      </w:r>
+      <w:r>
+        <w:t xml:space="preserve"> </w:t>
+      </w:r>
+      <w:r>
+        <w:t xml:space="preserve">To check that the grades are not noise, we hold four learner transcripts fixed and</w:t>
+      </w:r>
+      <w:r>
+        <w:t xml:space="preserve"> </w:t>
+      </w:r>
+      <w:r>
+        <w:t xml:space="preserve">re-run the evaluation-and-grading prompts five times each (bypassing the cache so each repeat is an</w:t>
+      </w:r>
+      <w:r>
+        <w:t xml:space="preserve"> </w:t>
+      </w:r>
+      <w:r>
+        <w:t xml:space="preserve">independent sample at the production temperatures). The grader is</w:t>
+      </w:r>
+      <w:r>
+        <w:t xml:space="preserve"> </w:t>
+      </w:r>
+      <w:r>
+        <w:rPr>
+          <w:b/>
+          <w:bCs/>
+        </w:rPr>
+        <w:t xml:space="preserve">92% self-consistent</w:t>
+      </w:r>
+      <w:r>
+        <w:t xml:space="preserve"> </w:t>
+      </w:r>
+      <w:r>
+        <w:t xml:space="preserve">overall: the</w:t>
+      </w:r>
+      <w:r>
+        <w:t xml:space="preserve"> </w:t>
+      </w:r>
+      <w:r>
+        <w:t xml:space="preserve">mean grade-flip rate across repeats is 0.08, with Judging deterministic (0.00, by construction),</w:t>
+      </w:r>
+      <w:r>
+        <w:t xml:space="preserve"> </w:t>
+      </w:r>
+      <w:r>
+        <w:t xml:space="preserve">Framing 0.15, and Steering 0.10, and a mean within-cell grade standard deviation near 0.2 on the</w:t>
+      </w:r>
+      <w:r>
+        <w:t xml:space="preserve"> </w:t>
+      </w:r>
+      <w:r>
+        <w:t xml:space="preserve">three-point scale, indicating that disagreements are occasional one-level boundary jitter rather than</w:t>
+      </w:r>
+      <w:r>
+        <w:t xml:space="preserve"> </w:t>
+      </w:r>
+      <w:r>
+        <w:t xml:space="preserve">unstable scoring. This addresses the documented self-inconsistency of LLM judges, though it measures</w:t>
+      </w:r>
+      <w:r>
+        <w:t xml:space="preserve"> </w:t>
+      </w:r>
+      <w:r>
+        <w:rPr>
+          <w:i/>
+          <w:iCs/>
+        </w:rPr>
+        <w:t xml:space="preserve">precision</w:t>
+      </w:r>
+      <w:r>
+        <w:t xml:space="preserve"> </w:t>
+      </w:r>
+      <w:r>
+        <w:t xml:space="preserve">(repeatability), not</w:t>
+      </w:r>
+      <w:r>
+        <w:t xml:space="preserve"> </w:t>
+      </w:r>
+      <w:r>
+        <w:rPr>
+          <w:i/>
+          <w:iCs/>
+        </w:rPr>
+        <w:t xml:space="preserve">accuracy</w:t>
+      </w:r>
+      <w:r>
+        <w:t xml:space="preserve"> </w:t>
+      </w:r>
+      <w:r>
+        <w:t xml:space="preserve">against humans (Section 10).</w:t>
+      </w:r>
+    </w:p>
+    <w:p>
+      <w:pPr>
+        <w:pStyle w:val="BodyText"/>
+      </w:pPr>
+      <w:r>
+        <w:rPr>
+          <w:b/>
+          <w:bCs/>
+        </w:rPr>
         <w:t xml:space="preserve">Scope and caveats.</w:t>
       </w:r>
       <w:r>
@@ -5184,19 +5568,43 @@
         <w:t xml:space="preserve"> </w:t>
       </w:r>
       <w:r>
-        <w:t xml:space="preserve">under-identified, so we report the manipulation-based effect matrix rather than an exploratory factor</w:t>
-      </w:r>
-      <w:r>
-        <w:t xml:space="preserve"> </w:t>
-      </w:r>
-      <w:r>
-        <w:t xml:space="preserve">analysis. Steering shows the weakest own-effect, consistent with Proposition P2 (steering quality is</w:t>
-      </w:r>
-      <w:r>
-        <w:t xml:space="preserve"> </w:t>
-      </w:r>
-      <w:r>
-        <w:t xml:space="preserve">bounded, and partly confounded, by the judging it follows).</w:t>
+        <w:t xml:space="preserve">under-identified, so we report the manipulation-based effect matrix and the inter-skill correlations</w:t>
+      </w:r>
+      <w:r>
+        <w:t xml:space="preserve"> </w:t>
+      </w:r>
+      <w:r>
+        <w:t xml:space="preserve">rather than an exploratory factor analysis. (iv) Steering shows the weakest own-effect (+0.50); Figure</w:t>
+      </w:r>
+      <w:r>
+        <w:t xml:space="preserve"> </w:t>
+      </w:r>
+      <w:r>
+        <w:t xml:space="preserve">3 indicates a grader-leniency floor, weak steering is seldom graded all the way to C, which compresses</w:t>
+      </w:r>
+      <w:r>
+        <w:t xml:space="preserve"> </w:t>
+      </w:r>
+      <w:r>
+        <w:t xml:space="preserve">the effect. This is partly an instrument artifact (the steering evaluator is lenient and would benefit</w:t>
+      </w:r>
+      <w:r>
+        <w:t xml:space="preserve"> </w:t>
+      </w:r>
+      <w:r>
+        <w:t xml:space="preserve">from a stricter rubric) and partly the confound that Proposition P2 predicts (steering quality is</w:t>
+      </w:r>
+      <w:r>
+        <w:t xml:space="preserve"> </w:t>
+      </w:r>
+      <w:r>
+        <w:t xml:space="preserve">bounded by the judging it follows). Disentangling the two requires a harsher steering rubric and human</w:t>
+      </w:r>
+      <w:r>
+        <w:t xml:space="preserve"> </w:t>
+      </w:r>
+      <w:r>
+        <w:t xml:space="preserve">calibration, which we leave to the validation study.</w:t>
       </w:r>
     </w:p>
     <w:bookmarkEnd w:id="42"/>
@@ -5600,7 +6008,37 @@
         <w:t xml:space="preserve"> </w:t>
       </w:r>
       <w:r>
-        <w:t xml:space="preserve">(Feng et al., 2025), so automated grades must be validated against humans rather than assumed reliable. We have prepared this study (codebook, blinded</w:t>
+        <w:t xml:space="preserve">(Feng et al., 2025), so automated grades must be validated against humans rather than assumed reliable.</w:t>
+      </w:r>
+      <w:r>
+        <w:t xml:space="preserve"> </w:t>
+      </w:r>
+      <w:r>
+        <w:t xml:space="preserve">This exposes a recursive calibration threat, who grades the grader, that the framework must confront on</w:t>
+      </w:r>
+      <w:r>
+        <w:t xml:space="preserve"> </w:t>
+      </w:r>
+      <w:r>
+        <w:t xml:space="preserve">two levels: the per-skill grades require human-rater agreement (above), and the Judging construct</w:t>
+      </w:r>
+      <w:r>
+        <w:t xml:space="preserve"> </w:t>
+      </w:r>
+      <w:r>
+        <w:t xml:space="preserve">additionally rests on machine-seeded ground-truth issues, so a stratified subset of those seeded issues</w:t>
+      </w:r>
+      <w:r>
+        <w:t xml:space="preserve"> </w:t>
+      </w:r>
+      <w:r>
+        <w:t xml:space="preserve">will be verified by human domain experts to confirm they are genuine, non-spurious flaws before the</w:t>
+      </w:r>
+      <w:r>
+        <w:t xml:space="preserve"> </w:t>
+      </w:r>
+      <w:r>
+        <w:t xml:space="preserve">recall/precision signal can be trusted. We have prepared the agreement study (codebook, blinded</w:t>
       </w:r>
       <w:r>
         <w:t xml:space="preserve"> </w:t>
@@ -5666,19 +6104,31 @@
         <w:t xml:space="preserve"> </w:t>
       </w:r>
       <w:r>
-        <w:t xml:space="preserve">the grader has signal and that the skills can be measured apart, but which are not human learners. The</w:t>
-      </w:r>
-      <w:r>
-        <w:t xml:space="preserve"> </w:t>
-      </w:r>
-      <w:r>
-        <w:t xml:space="preserve">instrument is exercised with a single model family (llama-3.3-70b) on English-language challenges, and</w:t>
-      </w:r>
-      <w:r>
-        <w:t xml:space="preserve"> </w:t>
-      </w:r>
-      <w:r>
-        <w:t xml:space="preserve">the automated grades have not yet been validated against human experts (Section 10). We make no</w:t>
+        <w:t xml:space="preserve">the grader has signal and that the skills can be measured apart, but which are not human learners. To</w:t>
+      </w:r>
+      <w:r>
+        <w:t xml:space="preserve"> </w:t>
+      </w:r>
+      <w:r>
+        <w:t xml:space="preserve">avoid a model grading its own output, learners are generated by one model (gpt-4o-mini) and graded by</w:t>
+      </w:r>
+      <w:r>
+        <w:t xml:space="preserve"> </w:t>
+      </w:r>
+      <w:r>
+        <w:t xml:space="preserve">a different one (gpt-4o); the deployed prototype’s engine is llama-3.3-70b, and whether the dissociation</w:t>
+      </w:r>
+      <w:r>
+        <w:t xml:space="preserve"> </w:t>
+      </w:r>
+      <w:r>
+        <w:t xml:space="preserve">replicates across grader backends remains to be shown. The challenges are English-language, and the</w:t>
+      </w:r>
+      <w:r>
+        <w:t xml:space="preserve"> </w:t>
+      </w:r>
+      <w:r>
+        <w:t xml:space="preserve">automated grades have not yet been validated against human experts (Section 10). We make no</w:t>
       </w:r>
       <w:r>
         <w:t xml:space="preserve"> </w:t>
@@ -6083,7 +6533,7 @@
         <w:t xml:space="preserve"> </w:t>
       </w:r>
       <w:r>
-        <w:t xml:space="preserve">(43 entries, validated). See the repository for the BibTeX source.]</w:t>
+        <w:t xml:space="preserve">(50 entries, validated). See the repository for the BibTeX source.]</w:t>
       </w:r>
     </w:p>
     <w:bookmarkEnd w:id="54"/>

--- a/docs/coreasoning.docx
+++ b/docs/coreasoning.docx
@@ -4511,7 +4511,19 @@
         <w:t xml:space="preserve"> </w:t>
       </w:r>
       <w:r>
-        <w:t xml:space="preserve">learners and 255 blind grading calls. Framing and Steering responses are generated by the</w:t>
+        <w:t xml:space="preserve">learners and 255 blind grading calls (each learner is scored by up to seven grader calls, three</w:t>
+      </w:r>
+      <w:r>
+        <w:t xml:space="preserve"> </w:t>
+      </w:r>
+      <w:r>
+        <w:t xml:space="preserve">skill evaluators plus a grading pass each and one steering-update call, with identical inputs cached</w:t>
+      </w:r>
+      <w:r>
+        <w:t xml:space="preserve"> </w:t>
+      </w:r>
+      <w:r>
+        <w:t xml:space="preserve">across profiles). Framing and Steering responses are generated by the</w:t>
       </w:r>
       <w:r>
         <w:t xml:space="preserve"> </w:t>
@@ -4690,23 +4702,16 @@
           <w:b/>
           <w:bCs/>
         </w:rPr>
-        <w:t xml:space="preserve">−0.02</w:t>
-      </w:r>
-      <w:r>
-        <w:t xml:space="preserve">, a ratio of roughly</w:t>
-      </w:r>
-      <w:r>
-        <w:t xml:space="preserve"> </w:t>
-      </w:r>
-      <w:r>
-        <w:rPr>
-          <w:b/>
-          <w:bCs/>
-        </w:rPr>
-        <w:t xml:space="preserve">60 to 1</w:t>
-      </w:r>
-      <w:r>
-        <w:t xml:space="preserve">. Each</w:t>
+        <w:t xml:space="preserve">−0.017</w:t>
+      </w:r>
+      <w:r>
+        <w:t xml:space="preserve">, so own-skill effects exceed cross-skill</w:t>
+      </w:r>
+      <w:r>
+        <w:t xml:space="preserve"> </w:t>
+      </w:r>
+      <w:r>
+        <w:t xml:space="preserve">effects by more than an order of magnitude (about 60 to 1). Each</w:t>
       </w:r>
       <w:r>
         <w:t xml:space="preserve"> </w:t>

--- a/docs/coreasoning.docx
+++ b/docs/coreasoning.docx
@@ -20,10 +20,27 @@
           <w:i/>
           <w:iCs/>
         </w:rPr>
-        <w:t xml:space="preserve">Working draft — arXiv preprint. Target: Computers &amp; Education: AI (Position Paper) / AIED Blue Sky / IJAIED.</w:t>
-      </w:r>
-    </w:p>
-    <w:bookmarkStart w:id="20" w:name="abstract"/>
+        <w:t xml:space="preserve">Preprint. Open-source (MIT):</w:t>
+      </w:r>
+      <w:r>
+        <w:rPr>
+          <w:i/>
+          <w:iCs/>
+        </w:rPr>
+        <w:t xml:space="preserve"> </w:t>
+      </w:r>
+      <w:hyperlink r:id="rId20">
+        <w:r>
+          <w:rPr>
+            <w:rStyle w:val="Hyperlink"/>
+            <w:i/>
+            <w:iCs/>
+          </w:rPr>
+          <w:t xml:space="preserve">github.com/ApartsinProjects/CoReason</w:t>
+        </w:r>
+      </w:hyperlink>
+    </w:p>
+    <w:bookmarkStart w:id="21" w:name="abstract"/>
     <w:p>
       <w:pPr>
         <w:pStyle w:val="Heading2"/>
@@ -225,7 +242,7 @@
         <w:t xml:space="preserve">resolve and a concrete assessment-validation agenda.</w:t>
       </w:r>
     </w:p>
-    <w:bookmarkEnd w:id="20"/>
+    <w:bookmarkEnd w:id="21"/>
     <w:bookmarkStart w:id="22" w:name="introduction"/>
     <w:p>
       <w:pPr>
@@ -384,7 +401,25 @@
         <w:t xml:space="preserve"> </w:t>
       </w:r>
       <w:r>
-        <w:t xml:space="preserve">mode rather than wholesale delegation (Randazzo et al., 2025).</w:t>
+        <w:t xml:space="preserve">mode rather than wholesale delegation (Randazzo et al., 2025). Meta-analytic</w:t>
+      </w:r>
+      <w:r>
+        <w:t xml:space="preserve"> </w:t>
+      </w:r>
+      <w:r>
+        <w:t xml:space="preserve">evidence is sobering: human-AI teams frequently underperform the better of the human or the AI alone</w:t>
+      </w:r>
+      <w:r>
+        <w:t xml:space="preserve"> </w:t>
+      </w:r>
+      <w:r>
+        <w:t xml:space="preserve">(Vaccaro et al., 2024), which makes the human’s skill in directing the system, not mere access to it,</w:t>
+      </w:r>
+      <w:r>
+        <w:t xml:space="preserve"> </w:t>
+      </w:r>
+      <w:r>
+        <w:t xml:space="preserve">the decisive variable.</w:t>
       </w:r>
     </w:p>
     <w:p>
@@ -414,7 +449,57 @@
         <w:t xml:space="preserve"> </w:t>
       </w:r>
       <w:r>
-        <w:t xml:space="preserve">that some learners exercise and others do not. If that</w:t>
+        <w:t xml:space="preserve">that some learners exercise and others do not. This echoes the</w:t>
+      </w:r>
+      <w:r>
+        <w:t xml:space="preserve"> </w:t>
+      </w:r>
+      <w:r>
+        <w:t xml:space="preserve">long-standing distinction between the effects obtained</w:t>
+      </w:r>
+      <w:r>
+        <w:t xml:space="preserve"> </w:t>
+      </w:r>
+      <w:r>
+        <w:rPr>
+          <w:i/>
+          <w:iCs/>
+        </w:rPr>
+        <w:t xml:space="preserve">with</w:t>
+      </w:r>
+      <w:r>
+        <w:t xml:space="preserve"> </w:t>
+      </w:r>
+      <w:r>
+        <w:t xml:space="preserve">a technology during use and the cognitive</w:t>
+      </w:r>
+      <w:r>
+        <w:t xml:space="preserve"> </w:t>
+      </w:r>
+      <w:r>
+        <w:t xml:space="preserve">residue left</w:t>
+      </w:r>
+      <w:r>
+        <w:t xml:space="preserve"> </w:t>
+      </w:r>
+      <w:r>
+        <w:rPr>
+          <w:i/>
+          <w:iCs/>
+        </w:rPr>
+        <w:t xml:space="preserve">of</w:t>
+      </w:r>
+      <w:r>
+        <w:t xml:space="preserve"> </w:t>
+      </w:r>
+      <w:r>
+        <w:t xml:space="preserve">it, which depends on the learner’s mindful engagement in the partnership</w:t>
+      </w:r>
+      <w:r>
+        <w:t xml:space="preserve"> </w:t>
+      </w:r>
+      <w:r>
+        <w:t xml:space="preserve">(Salomon et al., 1991). If that</w:t>
       </w:r>
       <w:r>
         <w:t xml:space="preserve"> </w:t>
@@ -772,7 +857,13 @@
         <w:t xml:space="preserve"> </w:t>
       </w:r>
       <w:r>
-        <w:t xml:space="preserve">offloading), turning a taxonomy into a framework with empirical commitments.</w:t>
+        <w:t xml:space="preserve">offloading), which is what turns a taxonomy into a conceptual contribution that proposes new</w:t>
+      </w:r>
+      <w:r>
+        <w:t xml:space="preserve"> </w:t>
+      </w:r>
+      <w:r>
+        <w:t xml:space="preserve">relationships among constructs (Gilson &amp; Goldberg, 2015; Jaakkola, 2020).</w:t>
       </w:r>
     </w:p>
     <w:p>
@@ -927,7 +1018,7 @@
       <w:r>
         <w:t xml:space="preserve"> </w:t>
       </w:r>
-      <w:hyperlink r:id="rId21">
+      <w:hyperlink r:id="rId20">
         <w:r>
           <w:rPr>
             <w:rStyle w:val="Hyperlink"/>
@@ -2048,7 +2139,13 @@
         <w:t xml:space="preserve"> </w:t>
       </w:r>
       <w:r>
-        <w:t xml:space="preserve">decision-making (Bansal et al., 2021; Buçinca et al., 2021). That Judging is a trainable skill rather</w:t>
+        <w:t xml:space="preserve">decision-making (Bansal et al., 2021; Buçinca et al., 2021) and the broader automation-complacency it</w:t>
+      </w:r>
+      <w:r>
+        <w:t xml:space="preserve"> </w:t>
+      </w:r>
+      <w:r>
+        <w:t xml:space="preserve">extends (Parasuraman &amp; Manzey, 2010). That Judging is a trainable skill rather</w:t>
       </w:r>
       <w:r>
         <w:t xml:space="preserve"> </w:t>
@@ -2066,7 +2163,7 @@
         <w:t xml:space="preserve"> </w:t>
       </w:r>
       <w:r>
-        <w:t xml:space="preserve">work in Computers &amp; Education: AI on whether learners can evaluate AI output quality as experts do.</w:t>
+        <w:t xml:space="preserve">work on whether learners can evaluate AI output quality as experts do (Nazaretsky et al., 2025).</w:t>
       </w:r>
     </w:p>
     <w:p>
@@ -2102,7 +2199,13 @@
         <w:t xml:space="preserve"> </w:t>
       </w:r>
       <w:r>
-        <w:t xml:space="preserve">the corrective guidance, and its quality is well described by feed-forward, the</w:t>
+        <w:t xml:space="preserve">the corrective guidance; its quality depends on the learner monitoring the work against held standards</w:t>
+      </w:r>
+      <w:r>
+        <w:t xml:space="preserve"> </w:t>
+      </w:r>
+      <w:r>
+        <w:t xml:space="preserve">(Sadler, 1989) and is well described by feed-forward, the</w:t>
       </w:r>
       <w:r>
         <w:t xml:space="preserve"> </w:t>
@@ -3500,31 +3603,37 @@
         <w:t xml:space="preserve"> </w:t>
       </w:r>
       <w:r>
-        <w:t xml:space="preserve">for AI and generative-AI competence, including validated scales such as GenAIComp (with factors derived</w:t>
-      </w:r>
-      <w:r>
-        <w:t xml:space="preserve"> </w:t>
-      </w:r>
-      <w:r>
-        <w:t xml:space="preserve">from digital-competence frameworks) and assessment tests such as GLAT. These establish that GenAI</w:t>
-      </w:r>
-      <w:r>
-        <w:t xml:space="preserve"> </w:t>
-      </w:r>
-      <w:r>
-        <w:t xml:space="preserve">competence can be measured, but their factor structures are literacy-oriented (information literacy,</w:t>
-      </w:r>
-      <w:r>
-        <w:t xml:space="preserve"> </w:t>
-      </w:r>
-      <w:r>
-        <w:t xml:space="preserve">ethics, content creation) and do not isolate a Framing, Judging, or Steering construct. The work</w:t>
-      </w:r>
-      <w:r>
-        <w:t xml:space="preserve"> </w:t>
-      </w:r>
-      <w:r>
-        <w:t xml:space="preserve">closest to ours pairs AI-collaboration literacy with metacognition and includes an AI-evaluation</w:t>
+        <w:t xml:space="preserve">for AI and generative-AI competence, including validated scales such as GenAIComp (Lee et al., 2025;</w:t>
+      </w:r>
+      <w:r>
+        <w:t xml:space="preserve"> </w:t>
+      </w:r>
+      <w:r>
+        <w:t xml:space="preserve">with factors derived from digital-competence frameworks) and assessment tests such as GLAT</w:t>
+      </w:r>
+      <w:r>
+        <w:t xml:space="preserve"> </w:t>
+      </w:r>
+      <w:r>
+        <w:t xml:space="preserve">(Jin et al., 2024). These establish that GenAI competence can be measured, but their factor structures</w:t>
+      </w:r>
+      <w:r>
+        <w:t xml:space="preserve"> </w:t>
+      </w:r>
+      <w:r>
+        <w:t xml:space="preserve">are literacy-oriented (information literacy, ethics, content creation) and do not isolate a Framing,</w:t>
+      </w:r>
+      <w:r>
+        <w:t xml:space="preserve"> </w:t>
+      </w:r>
+      <w:r>
+        <w:t xml:space="preserve">Judging, or Steering construct. The work closest to ours pairs AI-collaboration literacy with</w:t>
+      </w:r>
+      <w:r>
+        <w:t xml:space="preserve"> </w:t>
+      </w:r>
+      <w:r>
+        <w:t xml:space="preserve">metacognition (Sidra &amp; Mason, 2025) and includes an AI-evaluation</w:t>
       </w:r>
       <w:r>
         <w:t xml:space="preserve"> </w:t>
@@ -6523,22 +6632,1055 @@
         <w:pStyle w:val="FirstParagraph"/>
       </w:pPr>
       <w:r>
-        <w:t xml:space="preserve">[Rendered from</w:t>
-      </w:r>
-      <w:r>
-        <w:t xml:space="preserve"> </w:t>
-      </w:r>
-      <w:r>
-        <w:rPr>
-          <w:rStyle w:val="VerbatimChar"/>
-        </w:rPr>
-        <w:t xml:space="preserve">references.bib</w:t>
-      </w:r>
-      <w:r>
-        <w:t xml:space="preserve"> </w:t>
-      </w:r>
-      <w:r>
-        <w:t xml:space="preserve">(50 entries, validated). See the repository for the BibTeX source.]</w:t>
+        <w:t xml:space="preserve">Acar, O. A. (2023). AI Prompt Engineering Isn’t the Future.</w:t>
+      </w:r>
+      <w:r>
+        <w:t xml:space="preserve"> </w:t>
+      </w:r>
+      <w:r>
+        <w:rPr>
+          <w:i/>
+          <w:iCs/>
+        </w:rPr>
+        <w:t xml:space="preserve">Harvard Business Review, June 6</w:t>
+      </w:r>
+      <w:r>
+        <w:t xml:space="preserve">.</w:t>
+      </w:r>
+    </w:p>
+    <w:p>
+      <w:pPr>
+        <w:pStyle w:val="BodyText"/>
+      </w:pPr>
+      <w:r>
+        <w:t xml:space="preserve">Anderson, L. W., &amp; Krathwohl, D. R. (2001). A Taxonomy for Learning, Teaching, and Assessing: A Revision of Bloom’s Taxonomy of Educational Objectives.</w:t>
+      </w:r>
+      <w:r>
+        <w:t xml:space="preserve"> </w:t>
+      </w:r>
+      <w:r>
+        <w:rPr>
+          <w:i/>
+          <w:iCs/>
+        </w:rPr>
+        <w:t xml:space="preserve">Longman</w:t>
+      </w:r>
+      <w:r>
+        <w:t xml:space="preserve">.</w:t>
+      </w:r>
+    </w:p>
+    <w:p>
+      <w:pPr>
+        <w:pStyle w:val="BodyText"/>
+      </w:pPr>
+      <w:r>
+        <w:t xml:space="preserve">Annapureddy, R., Fornaroli, A., &amp; Gatica-Perez, D. (2024). Generative AI Literacy: Twelve Defining Competencies.</w:t>
+      </w:r>
+      <w:r>
+        <w:t xml:space="preserve"> </w:t>
+      </w:r>
+      <w:r>
+        <w:rPr>
+          <w:i/>
+          <w:iCs/>
+        </w:rPr>
+        <w:t xml:space="preserve">Digital Government: Research and Practice</w:t>
+      </w:r>
+      <w:r>
+        <w:t xml:space="preserve">.</w:t>
+      </w:r>
+    </w:p>
+    <w:p>
+      <w:pPr>
+        <w:pStyle w:val="BodyText"/>
+      </w:pPr>
+      <w:r>
+        <w:t xml:space="preserve">Bansal, G., Wu, T., Zhou, J., Fok, R., Nushi, B., Kamar, E., Ribeiro, M. T., &amp; Weld, D. S. (2021). Does the Whole Exceed Its Parts? The Effect of AI Explanations on Complementary Team Performance.</w:t>
+      </w:r>
+      <w:r>
+        <w:t xml:space="preserve"> </w:t>
+      </w:r>
+      <w:r>
+        <w:rPr>
+          <w:i/>
+          <w:iCs/>
+        </w:rPr>
+        <w:t xml:space="preserve">Proceedings of the 2021 CHI Conference on Human Factors in Computing Systems</w:t>
+      </w:r>
+      <w:r>
+        <w:t xml:space="preserve">.</w:t>
+      </w:r>
+    </w:p>
+    <w:p>
+      <w:pPr>
+        <w:pStyle w:val="BodyText"/>
+      </w:pPr>
+      <w:r>
+        <w:t xml:space="preserve">Barzilai, S., &amp; Chinn, C. A. (2018). On the Goals of Epistemic Education: Promoting Apt Epistemic Performance.</w:t>
+      </w:r>
+      <w:r>
+        <w:t xml:space="preserve"> </w:t>
+      </w:r>
+      <w:r>
+        <w:rPr>
+          <w:i/>
+          <w:iCs/>
+        </w:rPr>
+        <w:t xml:space="preserve">Journal of the Learning Sciences</w:t>
+      </w:r>
+      <w:r>
+        <w:t xml:space="preserve">, 27(3), 353–389.</w:t>
+      </w:r>
+    </w:p>
+    <w:p>
+      <w:pPr>
+        <w:pStyle w:val="BodyText"/>
+      </w:pPr>
+      <w:r>
+        <w:t xml:space="preserve">Bjork, E. L., &amp; Bjork, R. A. (2011). Making Things Hard on Yourself, but in a Good Way: Creating Desirable Difficulties to Enhance Learning.</w:t>
+      </w:r>
+      <w:r>
+        <w:t xml:space="preserve"> </w:t>
+      </w:r>
+      <w:r>
+        <w:rPr>
+          <w:i/>
+          <w:iCs/>
+        </w:rPr>
+        <w:t xml:space="preserve">Psychology and the Real World</w:t>
+      </w:r>
+      <w:r>
+        <w:t xml:space="preserve">, 56–64.</w:t>
+      </w:r>
+    </w:p>
+    <w:p>
+      <w:pPr>
+        <w:pStyle w:val="BodyText"/>
+      </w:pPr>
+      <w:r>
+        <w:t xml:space="preserve">Bu{</w:t>
+      </w:r>
+      <w:r>
+        <w:t xml:space="preserve">}inca, Z., Malaya, M. B., &amp; Gajos, K. Z. (2021). To Trust or to Think: Cognitive Forcing Functions Can Reduce Overreliance on AI in AI-Assisted Decision-Making.</w:t>
+      </w:r>
+      <w:r>
+        <w:t xml:space="preserve"> </w:t>
+      </w:r>
+      <w:r>
+        <w:rPr>
+          <w:i/>
+          <w:iCs/>
+        </w:rPr>
+        <w:t xml:space="preserve">Proceedings of the ACM on Human-Computer Interaction</w:t>
+      </w:r>
+      <w:r>
+        <w:t xml:space="preserve">, 5(CSCW1), 1–21.</w:t>
+      </w:r>
+    </w:p>
+    <w:p>
+      <w:pPr>
+        <w:pStyle w:val="BodyText"/>
+      </w:pPr>
+      <w:r>
+        <w:t xml:space="preserve">Chi, M. T. H., &amp; Wylie, R. (2014). The ICAP Framework: Linking Cognitive Engagement to Active Learning Outcomes.</w:t>
+      </w:r>
+      <w:r>
+        <w:t xml:space="preserve"> </w:t>
+      </w:r>
+      <w:r>
+        <w:rPr>
+          <w:i/>
+          <w:iCs/>
+        </w:rPr>
+        <w:t xml:space="preserve">Educational Psychologist</w:t>
+      </w:r>
+      <w:r>
+        <w:t xml:space="preserve">, 49(4), 219–243.</w:t>
+      </w:r>
+    </w:p>
+    <w:p>
+      <w:pPr>
+        <w:pStyle w:val="BodyText"/>
+      </w:pPr>
+      <w:r>
+        <w:t xml:space="preserve">Clerc, O., Abdelghani, R., Desvaux, C., Poisson, E., Oudeyer, P., &amp; Sauz{'e}on, H. (2026). Teaching Students to Question the Machine: An AI Literacy Intervention Improves Students’ Regulation of LLM Use in a Science Task.</w:t>
+      </w:r>
+      <w:r>
+        <w:t xml:space="preserve"> </w:t>
+      </w:r>
+      <w:r>
+        <w:rPr>
+          <w:i/>
+          <w:iCs/>
+        </w:rPr>
+        <w:t xml:space="preserve">arXiv preprint arXiv:2604.01955</w:t>
+      </w:r>
+      <w:r>
+        <w:t xml:space="preserve">.</w:t>
+      </w:r>
+    </w:p>
+    <w:p>
+      <w:pPr>
+        <w:pStyle w:val="BodyText"/>
+      </w:pPr>
+      <w:r>
+        <w:t xml:space="preserve">Collins, A., Brown, J. S., &amp; Newman, S. E. (1989). Cognitive Apprenticeship: Teaching the Crafts of Reading, Writing, and Mathematics.</w:t>
+      </w:r>
+      <w:r>
+        <w:t xml:space="preserve"> </w:t>
+      </w:r>
+      <w:r>
+        <w:rPr>
+          <w:i/>
+          <w:iCs/>
+        </w:rPr>
+        <w:t xml:space="preserve">Knowing, Learning, and Instruction: Essays in Honor of Robert Glaser</w:t>
+      </w:r>
+      <w:r>
+        <w:t xml:space="preserve">, 453–494.</w:t>
+      </w:r>
+    </w:p>
+    <w:p>
+      <w:pPr>
+        <w:pStyle w:val="BodyText"/>
+      </w:pPr>
+      <w:r>
+        <w:t xml:space="preserve">Dakan, R., &amp; Feller, J. (2025). Framework for AI Fluency.</w:t>
+      </w:r>
+      <w:r>
+        <w:t xml:space="preserve"> </w:t>
+      </w:r>
+      <w:r>
+        <w:rPr>
+          <w:i/>
+          <w:iCs/>
+        </w:rPr>
+        <w:t xml:space="preserve">Anthropic</w:t>
+      </w:r>
+      <w:r>
+        <w:t xml:space="preserve">.</w:t>
+      </w:r>
+    </w:p>
+    <w:p>
+      <w:pPr>
+        <w:pStyle w:val="BodyText"/>
+      </w:pPr>
+      <w:r>
+        <w:t xml:space="preserve">Dell’Acqua, F., McFowland III, E., Mollick, E., Lifshitz-Assaf, H., Kellogg, K., Rajendran, S., Krayer, L., Candelon, F., &amp; Lakhani, K. R. (2023). Navigating the Jagged Technological Frontier.</w:t>
+      </w:r>
+      <w:r>
+        <w:t xml:space="preserve"> </w:t>
+      </w:r>
+      <w:r>
+        <w:rPr>
+          <w:i/>
+          <w:iCs/>
+        </w:rPr>
+        <w:t xml:space="preserve">Harvard Business School Working Paper 24-013</w:t>
+      </w:r>
+      <w:r>
+        <w:t xml:space="preserve">.</w:t>
+      </w:r>
+    </w:p>
+    <w:p>
+      <w:pPr>
+        <w:pStyle w:val="BodyText"/>
+      </w:pPr>
+      <w:r>
+        <w:t xml:space="preserve">Denny, P., Leinonen, J., Prather, J., Luxton-Reilly, A., Amarouche, T., Becker, B. A., &amp; Reeves, B. N. (2024). Prompt Problems: A New Programming Exercise for the Generative AI Era.</w:t>
+      </w:r>
+      <w:r>
+        <w:t xml:space="preserve"> </w:t>
+      </w:r>
+      <w:r>
+        <w:rPr>
+          <w:i/>
+          <w:iCs/>
+        </w:rPr>
+        <w:t xml:space="preserve">Proceedings of the 55th ACM Technical Symposium on Computer Science Education (SIGCSE)</w:t>
+      </w:r>
+      <w:r>
+        <w:t xml:space="preserve">.</w:t>
+      </w:r>
+    </w:p>
+    <w:p>
+      <w:pPr>
+        <w:pStyle w:val="BodyText"/>
+      </w:pPr>
+      <w:r>
+        <w:t xml:space="preserve">Di Santi, E. (2026). Cognitive Amplification vs Cognitive Delegation in Human-AI Systems: A Metric Framework.</w:t>
+      </w:r>
+      <w:r>
+        <w:t xml:space="preserve"> </w:t>
+      </w:r>
+      <w:r>
+        <w:rPr>
+          <w:i/>
+          <w:iCs/>
+        </w:rPr>
+        <w:t xml:space="preserve">arXiv preprint arXiv:2603.18677</w:t>
+      </w:r>
+      <w:r>
+        <w:t xml:space="preserve">.</w:t>
+      </w:r>
+    </w:p>
+    <w:p>
+      <w:pPr>
+        <w:pStyle w:val="BodyText"/>
+      </w:pPr>
+      <w:r>
+        <w:t xml:space="preserve">Facione, P. A. (1990). Critical Thinking: A Statement of Expert Consensus for Purposes of Educational Assessment and Instruction (The Delphi Report).</w:t>
+      </w:r>
+      <w:r>
+        <w:t xml:space="preserve"> </w:t>
+      </w:r>
+      <w:r>
+        <w:rPr>
+          <w:i/>
+          <w:iCs/>
+        </w:rPr>
+        <w:t xml:space="preserve">American Philosophical Association</w:t>
+      </w:r>
+      <w:r>
+        <w:t xml:space="preserve">.</w:t>
+      </w:r>
+    </w:p>
+    <w:p>
+      <w:pPr>
+        <w:pStyle w:val="BodyText"/>
+      </w:pPr>
+      <w:r>
+        <w:t xml:space="preserve">Feng, Y., Wang, S., Cheng, Z., Wan, Y., &amp; Chen, D. (2025). Are We on the Right Way to Assessing LLM-as-a-Judge?.</w:t>
+      </w:r>
+      <w:r>
+        <w:t xml:space="preserve"> </w:t>
+      </w:r>
+      <w:r>
+        <w:rPr>
+          <w:i/>
+          <w:iCs/>
+        </w:rPr>
+        <w:t xml:space="preserve">arXiv preprint arXiv:2512.16041</w:t>
+      </w:r>
+      <w:r>
+        <w:t xml:space="preserve">.</w:t>
+      </w:r>
+    </w:p>
+    <w:p>
+      <w:pPr>
+        <w:pStyle w:val="BodyText"/>
+      </w:pPr>
+      <w:r>
+        <w:t xml:space="preserve">Fernandes, D., Villa, S., Nicholls, S., Haavisto, O., Buschek, D., Schmidt, A., Kosch, T., Shen, C., &amp; Welsch, R. (2024). Performance and Metacognition Disconnect when Reasoning in Human-AI Interaction.</w:t>
+      </w:r>
+      <w:r>
+        <w:t xml:space="preserve"> </w:t>
+      </w:r>
+      <w:r>
+        <w:rPr>
+          <w:i/>
+          <w:iCs/>
+        </w:rPr>
+        <w:t xml:space="preserve">arXiv preprint arXiv:2409.16708</w:t>
+      </w:r>
+      <w:r>
+        <w:t xml:space="preserve">.</w:t>
+      </w:r>
+    </w:p>
+    <w:p>
+      <w:pPr>
+        <w:pStyle w:val="BodyText"/>
+      </w:pPr>
+      <w:r>
+        <w:t xml:space="preserve">Flavell, J. H. (1979). Metacognition and Cognitive Monitoring: A New Area of Cognitive-Developmental Inquiry.</w:t>
+      </w:r>
+      <w:r>
+        <w:t xml:space="preserve"> </w:t>
+      </w:r>
+      <w:r>
+        <w:rPr>
+          <w:i/>
+          <w:iCs/>
+        </w:rPr>
+        <w:t xml:space="preserve">American Psychologist</w:t>
+      </w:r>
+      <w:r>
+        <w:t xml:space="preserve">, 34(10), 906–911.</w:t>
+      </w:r>
+    </w:p>
+    <w:p>
+      <w:pPr>
+        <w:pStyle w:val="BodyText"/>
+      </w:pPr>
+      <w:r>
+        <w:t xml:space="preserve">Gerlich, M. (2025). AI Tools in Society: Impacts on Cognitive Offloading and the Future of Critical Thinking.</w:t>
+      </w:r>
+      <w:r>
+        <w:t xml:space="preserve"> </w:t>
+      </w:r>
+      <w:r>
+        <w:rPr>
+          <w:i/>
+          <w:iCs/>
+        </w:rPr>
+        <w:t xml:space="preserve">Societies</w:t>
+      </w:r>
+      <w:r>
+        <w:t xml:space="preserve">, 15(1), 6.</w:t>
+      </w:r>
+    </w:p>
+    <w:p>
+      <w:pPr>
+        <w:pStyle w:val="BodyText"/>
+      </w:pPr>
+      <w:r>
+        <w:t xml:space="preserve">Gilson, L. L., &amp; Goldberg, C. B. (2015). Editors’ Comment: So, What Is a Conceptual Paper?.</w:t>
+      </w:r>
+      <w:r>
+        <w:t xml:space="preserve"> </w:t>
+      </w:r>
+      <w:r>
+        <w:rPr>
+          <w:i/>
+          <w:iCs/>
+        </w:rPr>
+        <w:t xml:space="preserve">Group &amp; Organization Management</w:t>
+      </w:r>
+      <w:r>
+        <w:t xml:space="preserve">, 40(2), 127–130. https://doi.org/10.1177/1059601115576425</w:t>
+      </w:r>
+    </w:p>
+    <w:p>
+      <w:pPr>
+        <w:pStyle w:val="BodyText"/>
+      </w:pPr>
+      <w:r>
+        <w:t xml:space="preserve">Gu, X., &amp; Ericson, B. J. (2025). AI Literacy in K-12 and Higher Education in the Wake of Generative AI: An Integrative Review.</w:t>
+      </w:r>
+      <w:r>
+        <w:t xml:space="preserve"> </w:t>
+      </w:r>
+      <w:r>
+        <w:rPr>
+          <w:i/>
+          <w:iCs/>
+        </w:rPr>
+        <w:t xml:space="preserve">Proceedings of the 2025 ACM Conference on International Computing Education Research (ICER)</w:t>
+      </w:r>
+      <w:r>
+        <w:t xml:space="preserve">, 125–140. https://doi.org/10.1145/3702652.3744217</w:t>
+      </w:r>
+    </w:p>
+    <w:p>
+      <w:pPr>
+        <w:pStyle w:val="BodyText"/>
+      </w:pPr>
+      <w:r>
+        <w:t xml:space="preserve">Hattie, J., &amp; Timperley, H. (2007). The Power of Feedback.</w:t>
+      </w:r>
+      <w:r>
+        <w:t xml:space="preserve"> </w:t>
+      </w:r>
+      <w:r>
+        <w:rPr>
+          <w:i/>
+          <w:iCs/>
+        </w:rPr>
+        <w:t xml:space="preserve">Review of Educational Research</w:t>
+      </w:r>
+      <w:r>
+        <w:t xml:space="preserve">, 77(1), 81–112.</w:t>
+      </w:r>
+    </w:p>
+    <w:p>
+      <w:pPr>
+        <w:pStyle w:val="BodyText"/>
+      </w:pPr>
+      <w:r>
+        <w:t xml:space="preserve">Jaakkola, E. (2020). Designing Conceptual Articles: Four Approaches.</w:t>
+      </w:r>
+      <w:r>
+        <w:t xml:space="preserve"> </w:t>
+      </w:r>
+      <w:r>
+        <w:rPr>
+          <w:i/>
+          <w:iCs/>
+        </w:rPr>
+        <w:t xml:space="preserve">AMS Review</w:t>
+      </w:r>
+      <w:r>
+        <w:t xml:space="preserve">, 10, 18–26.</w:t>
+      </w:r>
+    </w:p>
+    <w:p>
+      <w:pPr>
+        <w:pStyle w:val="BodyText"/>
+      </w:pPr>
+      <w:r>
+        <w:t xml:space="preserve">Jin, Y., Martinez-Maldonado, R., Ga{</w:t>
+      </w:r>
+      <w:r>
+        <w:t xml:space="preserve">}evi{'c}, D., &amp; Yan, L. (2024). GLAT: The Generative AI Literacy Assessment Test.</w:t>
+      </w:r>
+      <w:r>
+        <w:t xml:space="preserve"> </w:t>
+      </w:r>
+      <w:r>
+        <w:rPr>
+          <w:i/>
+          <w:iCs/>
+        </w:rPr>
+        <w:t xml:space="preserve">arXiv preprint arXiv:2411.00283</w:t>
+      </w:r>
+      <w:r>
+        <w:t xml:space="preserve">.</w:t>
+      </w:r>
+    </w:p>
+    <w:p>
+      <w:pPr>
+        <w:pStyle w:val="BodyText"/>
+      </w:pPr>
+      <w:r>
+        <w:t xml:space="preserve">Kapur, M. (2008). Productive Failure.</w:t>
+      </w:r>
+      <w:r>
+        <w:t xml:space="preserve"> </w:t>
+      </w:r>
+      <w:r>
+        <w:rPr>
+          <w:i/>
+          <w:iCs/>
+        </w:rPr>
+        <w:t xml:space="preserve">Cognition and Instruction</w:t>
+      </w:r>
+      <w:r>
+        <w:t xml:space="preserve">, 26(3), 379–424.</w:t>
+      </w:r>
+    </w:p>
+    <w:p>
+      <w:pPr>
+        <w:pStyle w:val="BodyText"/>
+      </w:pPr>
+      <w:r>
+        <w:t xml:space="preserve">Kim, P., Wang, W., &amp; Bonk, C. J. (2025). Generative AI as a Coach to Help Students Enhance Proficiency in Question Formulation.</w:t>
+      </w:r>
+      <w:r>
+        <w:t xml:space="preserve"> </w:t>
+      </w:r>
+      <w:r>
+        <w:rPr>
+          <w:i/>
+          <w:iCs/>
+        </w:rPr>
+        <w:t xml:space="preserve">Journal of Educational Computing Research</w:t>
+      </w:r>
+      <w:r>
+        <w:t xml:space="preserve">, 63(3), 565–586. https://doi.org/10.1177/07356331251314222</w:t>
+      </w:r>
+    </w:p>
+    <w:p>
+      <w:pPr>
+        <w:pStyle w:val="BodyText"/>
+      </w:pPr>
+      <w:r>
+        <w:t xml:space="preserve">Kosmyna, N., Hauptmann, E., Yuan, Y. T., Situ, J., Liao, X., Beresnitzky, A. V., Braunstein, I., &amp; Maes, P. (2025). Your Brain on ChatGPT: Accumulation of Cognitive Debt when Using an AI Assistant for Essay Writing Task.</w:t>
+      </w:r>
+      <w:r>
+        <w:t xml:space="preserve"> </w:t>
+      </w:r>
+      <w:r>
+        <w:rPr>
+          <w:i/>
+          <w:iCs/>
+        </w:rPr>
+        <w:t xml:space="preserve">arXiv preprint arXiv:2506.08872</w:t>
+      </w:r>
+      <w:r>
+        <w:t xml:space="preserve">.</w:t>
+      </w:r>
+    </w:p>
+    <w:p>
+      <w:pPr>
+        <w:pStyle w:val="BodyText"/>
+      </w:pPr>
+      <w:r>
+        <w:t xml:space="preserve">Lee, J. D., &amp; See, K. A. (2004). Trust in Automation: Designing for Appropriate Reliance.</w:t>
+      </w:r>
+      <w:r>
+        <w:t xml:space="preserve"> </w:t>
+      </w:r>
+      <w:r>
+        <w:rPr>
+          <w:i/>
+          <w:iCs/>
+        </w:rPr>
+        <w:t xml:space="preserve">Human Factors</w:t>
+      </w:r>
+      <w:r>
+        <w:t xml:space="preserve">, 46(1), 50–80.</w:t>
+      </w:r>
+    </w:p>
+    <w:p>
+      <w:pPr>
+        <w:pStyle w:val="BodyText"/>
+      </w:pPr>
+      <w:r>
+        <w:t xml:space="preserve">Lee, S. C., Baby, T., Vongvit, R., Lee, J., Kim, Y., Min, C., &amp; Yoon, S. H. (2025). Development and Validation of a Generative AI Competence Scale.</w:t>
+      </w:r>
+      <w:r>
+        <w:t xml:space="preserve"> </w:t>
+      </w:r>
+      <w:r>
+        <w:rPr>
+          <w:i/>
+          <w:iCs/>
+        </w:rPr>
+        <w:t xml:space="preserve">Technology in Society</w:t>
+      </w:r>
+      <w:r>
+        <w:t xml:space="preserve">. https://doi.org/10.1016/j.techsoc.2025.103059</w:t>
+      </w:r>
+    </w:p>
+    <w:p>
+      <w:pPr>
+        <w:pStyle w:val="BodyText"/>
+      </w:pPr>
+      <w:r>
+        <w:t xml:space="preserve">Li, C., Cui, H., &amp; Hagedorn, L. S. (2026). The Cognitive Impact of ChatGPT in Higher Education: A Systematic Review of Critical and Creative Thinking Outcomes.</w:t>
+      </w:r>
+      <w:r>
+        <w:t xml:space="preserve"> </w:t>
+      </w:r>
+      <w:r>
+        <w:rPr>
+          <w:i/>
+          <w:iCs/>
+        </w:rPr>
+        <w:t xml:space="preserve">Computers and Education: Artificial Intelligence</w:t>
+      </w:r>
+      <w:r>
+        <w:t xml:space="preserve">, 10, 100571. https://doi.org/10.1016/j.caeai.2026.100571</w:t>
+      </w:r>
+    </w:p>
+    <w:p>
+      <w:pPr>
+        <w:pStyle w:val="BodyText"/>
+      </w:pPr>
+      <w:r>
+        <w:t xml:space="preserve">Lo, L. S. (2023). The CLEAR Path: A Framework for Enhancing Information Literacy through Prompt Engineering.</w:t>
+      </w:r>
+      <w:r>
+        <w:t xml:space="preserve"> </w:t>
+      </w:r>
+      <w:r>
+        <w:rPr>
+          <w:i/>
+          <w:iCs/>
+        </w:rPr>
+        <w:t xml:space="preserve">The Journal of Academic Librarianship</w:t>
+      </w:r>
+      <w:r>
+        <w:t xml:space="preserve">, 49(4).</w:t>
+      </w:r>
+    </w:p>
+    <w:p>
+      <w:pPr>
+        <w:pStyle w:val="BodyText"/>
+      </w:pPr>
+      <w:r>
+        <w:t xml:space="preserve">Long, D., &amp; Magerko, B. (2020). What Is AI Literacy? Competencies and Design Considerations.</w:t>
+      </w:r>
+      <w:r>
+        <w:t xml:space="preserve"> </w:t>
+      </w:r>
+      <w:r>
+        <w:rPr>
+          <w:i/>
+          <w:iCs/>
+        </w:rPr>
+        <w:t xml:space="preserve">Proceedings of the 2020 CHI Conference on Human Factors in Computing Systems</w:t>
+      </w:r>
+      <w:r>
+        <w:t xml:space="preserve">, 1–16.</w:t>
+      </w:r>
+    </w:p>
+    <w:p>
+      <w:pPr>
+        <w:pStyle w:val="BodyText"/>
+      </w:pPr>
+      <w:r>
+        <w:t xml:space="preserve">Nazaretsky, T., Gabbay, H., &amp; K{"a}ser, T. (2025). Can Students Judge Like Experts? A Large-Scale Study on AI and Human Personalized Formative Feedback.</w:t>
+      </w:r>
+      <w:r>
+        <w:t xml:space="preserve"> </w:t>
+      </w:r>
+      <w:r>
+        <w:rPr>
+          <w:i/>
+          <w:iCs/>
+        </w:rPr>
+        <w:t xml:space="preserve">Computers and Education: Artificial Intelligence</w:t>
+      </w:r>
+      <w:r>
+        <w:t xml:space="preserve">. https://doi.org/10.1016/j.caeai.2025.100533</w:t>
+      </w:r>
+    </w:p>
+    <w:p>
+      <w:pPr>
+        <w:pStyle w:val="BodyText"/>
+      </w:pPr>
+      <w:r>
+        <w:t xml:space="preserve">Nelson, T. O., &amp; Narens, L. (1990). Metamemory: A Theoretical Framework and New Findings.</w:t>
+      </w:r>
+      <w:r>
+        <w:t xml:space="preserve"> </w:t>
+      </w:r>
+      <w:r>
+        <w:rPr>
+          <w:i/>
+          <w:iCs/>
+        </w:rPr>
+        <w:t xml:space="preserve">The Psychology of Learning and Motivation</w:t>
+      </w:r>
+      <w:r>
+        <w:t xml:space="preserve">, 26, 125–173.</w:t>
+      </w:r>
+    </w:p>
+    <w:p>
+      <w:pPr>
+        <w:pStyle w:val="BodyText"/>
+      </w:pPr>
+      <w:r>
+        <w:t xml:space="preserve">Parasuraman, R., &amp; Manzey, D. H. (2010). Complacency and Bias in Human Use of Automation: An Attentional Integration.</w:t>
+      </w:r>
+      <w:r>
+        <w:t xml:space="preserve"> </w:t>
+      </w:r>
+      <w:r>
+        <w:rPr>
+          <w:i/>
+          <w:iCs/>
+        </w:rPr>
+        <w:t xml:space="preserve">Human Factors</w:t>
+      </w:r>
+      <w:r>
+        <w:t xml:space="preserve">, 52(3), 381–410.</w:t>
+      </w:r>
+    </w:p>
+    <w:p>
+      <w:pPr>
+        <w:pStyle w:val="BodyText"/>
+      </w:pPr>
+      <w:r>
+        <w:t xml:space="preserve">Paul, R., &amp; Elder, L. (2006). The Miniature Guide to Critical Thinking: Concepts and Tools.</w:t>
+      </w:r>
+      <w:r>
+        <w:t xml:space="preserve"> </w:t>
+      </w:r>
+      <w:r>
+        <w:rPr>
+          <w:i/>
+          <w:iCs/>
+        </w:rPr>
+        <w:t xml:space="preserve">Foundation for Critical Thinking</w:t>
+      </w:r>
+      <w:r>
+        <w:t xml:space="preserve">.</w:t>
+      </w:r>
+    </w:p>
+    <w:p>
+      <w:pPr>
+        <w:pStyle w:val="BodyText"/>
+      </w:pPr>
+      <w:r>
+        <w:t xml:space="preserve">Randazzo, B., Lifshitz-Assaf, H., Kellogg, K., Dell’Acqua, F., Mollick, E., Candelon, F., &amp; Lakhani, K. R. (2025). Cyborgs, Centaurs and Self-Automators: Modes of Human-AI Collaboration in Knowledge Work.</w:t>
+      </w:r>
+      <w:r>
+        <w:t xml:space="preserve"> </w:t>
+      </w:r>
+      <w:r>
+        <w:rPr>
+          <w:i/>
+          <w:iCs/>
+        </w:rPr>
+        <w:t xml:space="preserve">Harvard Business School Working Paper 26-036</w:t>
+      </w:r>
+      <w:r>
+        <w:t xml:space="preserve">.</w:t>
+      </w:r>
+    </w:p>
+    <w:p>
+      <w:pPr>
+        <w:pStyle w:val="BodyText"/>
+      </w:pPr>
+      <w:r>
+        <w:t xml:space="preserve">Runco, M. A., &amp; Chand, I. (1995). Cognition and Creativity.</w:t>
+      </w:r>
+      <w:r>
+        <w:t xml:space="preserve"> </w:t>
+      </w:r>
+      <w:r>
+        <w:rPr>
+          <w:i/>
+          <w:iCs/>
+        </w:rPr>
+        <w:t xml:space="preserve">Educational Psychology Review</w:t>
+      </w:r>
+      <w:r>
+        <w:t xml:space="preserve">, 7(3), 243–267.</w:t>
+      </w:r>
+    </w:p>
+    <w:p>
+      <w:pPr>
+        <w:pStyle w:val="BodyText"/>
+      </w:pPr>
+      <w:r>
+        <w:t xml:space="preserve">Sadler, D. R. (1989). Formative Assessment and the Design of Instructional Systems.</w:t>
+      </w:r>
+      <w:r>
+        <w:t xml:space="preserve"> </w:t>
+      </w:r>
+      <w:r>
+        <w:rPr>
+          <w:i/>
+          <w:iCs/>
+        </w:rPr>
+        <w:t xml:space="preserve">Instructional Science</w:t>
+      </w:r>
+      <w:r>
+        <w:t xml:space="preserve">, 18(2), 119–144.</w:t>
+      </w:r>
+    </w:p>
+    <w:p>
+      <w:pPr>
+        <w:pStyle w:val="BodyText"/>
+      </w:pPr>
+      <w:r>
+        <w:t xml:space="preserve">Salomon, G., Perkins, D. N., &amp; Globerson, T. (1991). Partners in Cognition: Extending Human Intelligence with Intelligent Technologies.</w:t>
+      </w:r>
+      <w:r>
+        <w:t xml:space="preserve"> </w:t>
+      </w:r>
+      <w:r>
+        <w:rPr>
+          <w:i/>
+          <w:iCs/>
+        </w:rPr>
+        <w:t xml:space="preserve">Educational Researcher</w:t>
+      </w:r>
+      <w:r>
+        <w:t xml:space="preserve">, 20(3), 2–9.</w:t>
+      </w:r>
+    </w:p>
+    <w:p>
+      <w:pPr>
+        <w:pStyle w:val="BodyText"/>
+      </w:pPr>
+      <w:r>
+        <w:t xml:space="preserve">Sidra, S., &amp; Mason, C. (2025). Generative AI in Human-AI Collaboration: Validation of the Collaborative AI Literacy and Collaborative AI Metacognition Scales.</w:t>
+      </w:r>
+      <w:r>
+        <w:t xml:space="preserve"> </w:t>
+      </w:r>
+      <w:r>
+        <w:rPr>
+          <w:i/>
+          <w:iCs/>
+        </w:rPr>
+        <w:t xml:space="preserve">International Journal of Human-Computer Interaction</w:t>
+      </w:r>
+      <w:r>
+        <w:t xml:space="preserve">. https://doi.org/10.1080/10447318.2025.2543997</w:t>
+      </w:r>
+    </w:p>
+    <w:p>
+      <w:pPr>
+        <w:pStyle w:val="BodyText"/>
+      </w:pPr>
+      <w:r>
+        <w:t xml:space="preserve">Sperber, D., Cl{'e}ment, F., Heintz, C., Mascaro, O., Mercier, H., Origgi, G., &amp; Wilson, D. (2010). Epistemic Vigilance.</w:t>
+      </w:r>
+      <w:r>
+        <w:t xml:space="preserve"> </w:t>
+      </w:r>
+      <w:r>
+        <w:rPr>
+          <w:i/>
+          <w:iCs/>
+        </w:rPr>
+        <w:t xml:space="preserve">Mind &amp; Language</w:t>
+      </w:r>
+      <w:r>
+        <w:t xml:space="preserve">, 25(4), 359–393.</w:t>
+      </w:r>
+    </w:p>
+    <w:p>
+      <w:pPr>
+        <w:pStyle w:val="BodyText"/>
+      </w:pPr>
+      <w:r>
+        <w:t xml:space="preserve">Srinath, S., Vadaparty, A., Smith IV, D. H., Porter, L., &amp; Zingaro, D. (2025). Assessing Problem Decomposition in CS1 for the GenAI Era.</w:t>
+      </w:r>
+      <w:r>
+        <w:t xml:space="preserve"> </w:t>
+      </w:r>
+      <w:r>
+        <w:rPr>
+          <w:i/>
+          <w:iCs/>
+        </w:rPr>
+        <w:t xml:space="preserve">arXiv preprint arXiv:2511.05764</w:t>
+      </w:r>
+      <w:r>
+        <w:t xml:space="preserve">.</w:t>
+      </w:r>
+    </w:p>
+    <w:p>
+      <w:pPr>
+        <w:pStyle w:val="BodyText"/>
+      </w:pPr>
+      <w:r>
+        <w:t xml:space="preserve">Tankelevitch, L., Kewenig, V., Simkute, A., Scott, A. E., Sarkar, A., Sellen, A., &amp; Rintel, S. (2024). The Metacognitive Demands and Opportunities of Generative AI.</w:t>
+      </w:r>
+      <w:r>
+        <w:t xml:space="preserve"> </w:t>
+      </w:r>
+      <w:r>
+        <w:rPr>
+          <w:i/>
+          <w:iCs/>
+        </w:rPr>
+        <w:t xml:space="preserve">Proceedings of the 2024 CHI Conference on Human Factors in Computing Systems</w:t>
+      </w:r>
+      <w:r>
+        <w:t xml:space="preserve">.</w:t>
+      </w:r>
+    </w:p>
+    <w:p>
+      <w:pPr>
+        <w:pStyle w:val="BodyText"/>
+      </w:pPr>
+      <w:r>
+        <w:t xml:space="preserve">Tour, E., &amp; Zadorozhnyy, A. (2025). Conceptualizing and Operationalizing Prompt Literacy for English Language Learners.</w:t>
+      </w:r>
+      <w:r>
+        <w:t xml:space="preserve"> </w:t>
+      </w:r>
+      <w:r>
+        <w:rPr>
+          <w:i/>
+          <w:iCs/>
+        </w:rPr>
+        <w:t xml:space="preserve">Journal of Adolescent &amp; Adult Literacy</w:t>
+      </w:r>
+      <w:r>
+        <w:t xml:space="preserve">. https://doi.org/10.1002/jaal.70020</w:t>
+      </w:r>
+    </w:p>
+    <w:p>
+      <w:pPr>
+        <w:pStyle w:val="BodyText"/>
+      </w:pPr>
+      <w:r>
+        <w:t xml:space="preserve">Vaccaro, M., Almaatouq, A., &amp; Malone, T. (2024). When Combinations of Humans and AI Are Useful: A Systematic Review and Meta-Analysis.</w:t>
+      </w:r>
+      <w:r>
+        <w:t xml:space="preserve"> </w:t>
+      </w:r>
+      <w:r>
+        <w:rPr>
+          <w:i/>
+          <w:iCs/>
+        </w:rPr>
+        <w:t xml:space="preserve">Nature Human Behaviour</w:t>
+      </w:r>
+      <w:r>
+        <w:t xml:space="preserve">, 8, 2293–2303.</w:t>
+      </w:r>
+    </w:p>
+    <w:p>
+      <w:pPr>
+        <w:pStyle w:val="BodyText"/>
+      </w:pPr>
+      <w:r>
+        <w:t xml:space="preserve">Vygotsky, L. S. (1978). Mind in Society: The Development of Higher Psychological Processes.</w:t>
+      </w:r>
+      <w:r>
+        <w:t xml:space="preserve"> </w:t>
+      </w:r>
+      <w:r>
+        <w:rPr>
+          <w:i/>
+          <w:iCs/>
+        </w:rPr>
+        <w:t xml:space="preserve">Harvard University Press</w:t>
+      </w:r>
+      <w:r>
+        <w:t xml:space="preserve">.</w:t>
+      </w:r>
+    </w:p>
+    <w:p>
+      <w:pPr>
+        <w:pStyle w:val="BodyText"/>
+      </w:pPr>
+      <w:r>
+        <w:t xml:space="preserve">Winne, P. H., &amp; Hadwin, A. F. (1998). Studying as Self-Regulated Learning.</w:t>
+      </w:r>
+      <w:r>
+        <w:t xml:space="preserve"> </w:t>
+      </w:r>
+      <w:r>
+        <w:rPr>
+          <w:i/>
+          <w:iCs/>
+        </w:rPr>
+        <w:t xml:space="preserve">Metacognition in Educational Theory and Practice</w:t>
+      </w:r>
+      <w:r>
+        <w:t xml:space="preserve">, 277–304.</w:t>
+      </w:r>
+    </w:p>
+    <w:p>
+      <w:pPr>
+        <w:pStyle w:val="BodyText"/>
+      </w:pPr>
+      <w:r>
+        <w:t xml:space="preserve">Zimmerman, B. J. (2000). Attaining Self-Regulation: A Social Cognitive Perspective.</w:t>
+      </w:r>
+      <w:r>
+        <w:t xml:space="preserve"> </w:t>
+      </w:r>
+      <w:r>
+        <w:rPr>
+          <w:i/>
+          <w:iCs/>
+        </w:rPr>
+        <w:t xml:space="preserve">Handbook of Self-Regulation</w:t>
+      </w:r>
+      <w:r>
+        <w:t xml:space="preserve">, 13–39.</w:t>
+      </w:r>
+    </w:p>
+    <w:p>
+      <w:pPr>
+        <w:pStyle w:val="BodyText"/>
+      </w:pPr>
+      <w:r>
+        <w:t xml:space="preserve">{UNESCO} (2024). AI Competency Framework for Students.</w:t>
+      </w:r>
+      <w:r>
+        <w:t xml:space="preserve"> </w:t>
+      </w:r>
+      <w:r>
+        <w:rPr>
+          <w:i/>
+          <w:iCs/>
+        </w:rPr>
+        <w:t xml:space="preserve">UNESCO</w:t>
+      </w:r>
+      <w:r>
+        <w:t xml:space="preserve">.</w:t>
       </w:r>
     </w:p>
     <w:bookmarkEnd w:id="54"/>

--- a/docs/coreasoning.docx
+++ b/docs/coreasoning.docx
@@ -2,13 +2,13 @@
 <file path=word/document.xml><?xml version="1.0" encoding="utf-8"?>
 <w:document xmlns:w="http://schemas.openxmlformats.org/wordprocessingml/2006/main" xmlns:m="http://schemas.openxmlformats.org/officeDocument/2006/math" xmlns:r="http://schemas.openxmlformats.org/officeDocument/2006/relationships" xmlns:o="urn:schemas-microsoft-com:office:office" xmlns:v="urn:schemas-microsoft-com:vml" xmlns:w10="urn:schemas-microsoft-com:office:word" xmlns:a="http://schemas.openxmlformats.org/drawingml/2006/main" xmlns:pic="http://schemas.openxmlformats.org/drawingml/2006/picture" xmlns:wp="http://schemas.openxmlformats.org/drawingml/2006/wordprocessingDrawing">
   <w:body>
-    <w:bookmarkStart w:id="55" w:name="X9dba699e1585523456db11bdab5d7e7e6909c23"/>
+    <w:bookmarkStart w:id="55" w:name="Xdf9502ef5c17bbba6731875408e8426bd513f0c"/>
     <w:p>
       <w:pPr>
         <w:pStyle w:val="Heading1"/>
       </w:pPr>
       <w:r>
-        <w:t xml:space="preserve">Framing, Judging, Steering: An Assessable Competency Model for Reasoning With Generative AI</w:t>
+        <w:t xml:space="preserve">Framing, Judging, Steering: An Assessable Competency Model for Teaching Students to Reason With Generative AI</w:t>
       </w:r>
     </w:p>
     <w:p>
@@ -17,28 +17,72 @@
       </w:pPr>
       <w:r>
         <w:rPr>
-          <w:i/>
-          <w:iCs/>
-        </w:rPr>
-        <w:t xml:space="preserve">Preprint. Open-source (MIT):</w:t>
-      </w:r>
-      <w:r>
-        <w:rPr>
-          <w:i/>
-          <w:iCs/>
-        </w:rPr>
+          <w:b/>
+          <w:bCs/>
+        </w:rPr>
+        <w:t xml:space="preserve">Alexander Apartsin</w:t>
+      </w:r>
+      <w:r>
+        <w:t xml:space="preserve">¹ and</w:t>
+      </w:r>
+      <w:r>
+        <w:t xml:space="preserve"> </w:t>
+      </w:r>
+      <w:r>
+        <w:rPr>
+          <w:b/>
+          <w:bCs/>
+        </w:rPr>
+        <w:t xml:space="preserve">Yehudit Aperstein</w:t>
+      </w:r>
+      <w:r>
+        <w:t xml:space="preserve">²</w:t>
+      </w:r>
+      <w:r>
+        <w:t xml:space="preserve"> </w:t>
+      </w:r>
+      <w:r>
+        <w:t xml:space="preserve">{: .authors }</w:t>
+      </w:r>
+    </w:p>
+    <w:p>
+      <w:pPr>
+        <w:pStyle w:val="BodyText"/>
+      </w:pPr>
+      <w:r>
+        <w:t xml:space="preserve">¹ Holon Institute of Technology · ² Afeka College of Engineering</w:t>
+      </w:r>
+      <w:r>
+        <w:t xml:space="preserve"> </w:t>
+      </w:r>
+      <w:r>
+        <w:t xml:space="preserve">{: .affil }</w:t>
+      </w:r>
+    </w:p>
+    <w:p>
+      <w:pPr>
+        <w:pStyle w:val="BodyText"/>
+      </w:pPr>
+      <w:r>
+        <w:t xml:space="preserve">An open-source learning platform and instrument:</w:t>
+      </w:r>
+      <w:r>
         <w:t xml:space="preserve"> </w:t>
       </w:r>
       <w:hyperlink r:id="rId20">
         <w:r>
           <w:rPr>
             <w:rStyle w:val="Hyperlink"/>
-            <w:i/>
-            <w:iCs/>
           </w:rPr>
           <w:t xml:space="preserve">github.com/ApartsinProjects/CoReason</w:t>
         </w:r>
       </w:hyperlink>
+      <w:r>
+        <w:t xml:space="preserve"> </w:t>
+      </w:r>
+      <w:r>
+        <w:t xml:space="preserve">{: .availability }</w:t>
+      </w:r>
     </w:p>
     <w:bookmarkStart w:id="21" w:name="abstract"/>
     <w:p>
@@ -215,31 +259,90 @@
         <w:t xml:space="preserve"> </w:t>
       </w:r>
       <w:r>
-        <w:t xml:space="preserve">vigilance and critical thinking; productive struggle), state five testable propositions about how</w:t>
-      </w:r>
-      <w:r>
-        <w:t xml:space="preserve"> </w:t>
-      </w:r>
-      <w:r>
-        <w:t xml:space="preserve">the skills relate, position the model against the nearest prior frameworks, and report a</w:t>
-      </w:r>
-      <w:r>
-        <w:t xml:space="preserve"> </w:t>
-      </w:r>
-      <w:r>
-        <w:t xml:space="preserve">proof-of-concept instrument together with a feasibility demonstration that the three skills</w:t>
-      </w:r>
-      <w:r>
-        <w:t xml:space="preserve"> </w:t>
-      </w:r>
-      <w:r>
-        <w:t xml:space="preserve">dissociate and can be measured automatically. We close with the tensions a mature account must</w:t>
-      </w:r>
-      <w:r>
-        <w:t xml:space="preserve"> </w:t>
-      </w:r>
-      <w:r>
-        <w:t xml:space="preserve">resolve and a concrete assessment-validation agenda.</w:t>
+        <w:t xml:space="preserve">vigilance and critical thinking; productive struggle), and state five testable propositions about how</w:t>
+      </w:r>
+      <w:r>
+        <w:t xml:space="preserve"> </w:t>
+      </w:r>
+      <w:r>
+        <w:t xml:space="preserve">the skills relate. We instantiate the model in</w:t>
+      </w:r>
+      <w:r>
+        <w:t xml:space="preserve"> </w:t>
+      </w:r>
+      <w:r>
+        <w:rPr>
+          <w:b/>
+          <w:bCs/>
+        </w:rPr>
+        <w:t xml:space="preserve">CoReasoning Lab</w:t>
+      </w:r>
+      <w:r>
+        <w:t xml:space="preserve">, an open-source learning platform</w:t>
+      </w:r>
+      <w:r>
+        <w:t xml:space="preserve"> </w:t>
+      </w:r>
+      <w:r>
+        <w:t xml:space="preserve">that generates ill-defined problems, confronts students with deliberately flawed AI output to improve</w:t>
+      </w:r>
+      <w:r>
+        <w:t xml:space="preserve"> </w:t>
+      </w:r>
+      <w:r>
+        <w:t xml:space="preserve">across judge-and-steer cycles, and scores the three skills independently with rubric-driven feedback.</w:t>
+      </w:r>
+      <w:r>
+        <w:t xml:space="preserve"> </w:t>
+      </w:r>
+      <w:r>
+        <w:t xml:space="preserve">Using the platform’s instrument we report a feasibility demonstration that the three skills</w:t>
+      </w:r>
+      <w:r>
+        <w:t xml:space="preserve"> </w:t>
+      </w:r>
+      <w:r>
+        <w:rPr>
+          <w:i/>
+          <w:iCs/>
+        </w:rPr>
+        <w:t xml:space="preserve">dissociate</w:t>
+      </w:r>
+      <w:r>
+        <w:t xml:space="preserve"> </w:t>
+      </w:r>
+      <w:r>
+        <w:t xml:space="preserve">(own-skill grade effects exceed cross-skill effects by roughly sixty to one, with near-zero inter-skill</w:t>
+      </w:r>
+      <w:r>
+        <w:t xml:space="preserve"> </w:t>
+      </w:r>
+      <w:r>
+        <w:t xml:space="preserve">correlations) and that the automated grader is 92% self-consistent, with simulated learners generated</w:t>
+      </w:r>
+      <w:r>
+        <w:t xml:space="preserve"> </w:t>
+      </w:r>
+      <w:r>
+        <w:t xml:space="preserve">and graded by different models to avoid self-grading. We make no learning-outcome claims; the evidence</w:t>
+      </w:r>
+      <w:r>
+        <w:t xml:space="preserve"> </w:t>
+      </w:r>
+      <w:r>
+        <w:t xml:space="preserve">establishes that the constructs are separable and automatically measurable, and we close with the</w:t>
+      </w:r>
+      <w:r>
+        <w:t xml:space="preserve"> </w:t>
+      </w:r>
+      <w:r>
+        <w:t xml:space="preserve">tensions a mature account must resolve and a concrete validation agenda. The system, instrument, data,</w:t>
+      </w:r>
+      <w:r>
+        <w:t xml:space="preserve"> </w:t>
+      </w:r>
+      <w:r>
+        <w:t xml:space="preserve">and a prepared human-rater study are released under an open-source license.</w:t>
       </w:r>
     </w:p>
     <w:bookmarkEnd w:id="21"/>
@@ -257,31 +360,37 @@
         <w:pStyle w:val="FirstParagraph"/>
       </w:pPr>
       <w:r>
-        <w:t xml:space="preserve">The introduction of generative AI into learning environments has, by default, optimized for the</w:t>
-      </w:r>
-      <w:r>
-        <w:t xml:space="preserve"> </w:t>
-      </w:r>
-      <w:r>
-        <w:t xml:space="preserve">wrong variable. Most AI-in-education tools shorten the path from question to answer. Yet the answer</w:t>
-      </w:r>
-      <w:r>
-        <w:t xml:space="preserve"> </w:t>
-      </w:r>
-      <w:r>
-        <w:t xml:space="preserve">was never the point of education: the cognitive work of specifying a problem, evaluating a candidate</w:t>
-      </w:r>
-      <w:r>
-        <w:t xml:space="preserve"> </w:t>
-      </w:r>
-      <w:r>
-        <w:t xml:space="preserve">solution, and improving it is where learning happens. When that work is delegated wholesale to a</w:t>
-      </w:r>
-      <w:r>
-        <w:t xml:space="preserve"> </w:t>
-      </w:r>
-      <w:r>
-        <w:t xml:space="preserve">machine, the learner is left with a correct artifact and an unchanged mind.</w:t>
+        <w:t xml:space="preserve">Most AI-in-education tools optimize for the wrong variable. They shorten the path from question to</w:t>
+      </w:r>
+      <w:r>
+        <w:t xml:space="preserve"> </w:t>
+      </w:r>
+      <w:r>
+        <w:t xml:space="preserve">answer, when the answer was never the point of education. The cognitive work of specifying a problem,</w:t>
+      </w:r>
+      <w:r>
+        <w:t xml:space="preserve"> </w:t>
+      </w:r>
+      <w:r>
+        <w:t xml:space="preserve">evaluating a candidate solution, and improving it is where learning happens; when that work is</w:t>
+      </w:r>
+      <w:r>
+        <w:t xml:space="preserve"> </w:t>
+      </w:r>
+      <w:r>
+        <w:t xml:space="preserve">delegated wholesale to a machine, the learner walks away with a correct artifact and an unchanged mind.</w:t>
+      </w:r>
+      <w:r>
+        <w:t xml:space="preserve"> </w:t>
+      </w:r>
+      <w:r>
+        <w:t xml:space="preserve">The educational opportunity of generative AI is therefore not to deliver answers faster, but to make</w:t>
+      </w:r>
+      <w:r>
+        <w:t xml:space="preserve"> </w:t>
+      </w:r>
+      <w:r>
+        <w:t xml:space="preserve">the reasoning around them visible, practiced, and assessable.</w:t>
       </w:r>
     </w:p>
     <w:p>

--- a/docs/coreasoning.docx
+++ b/docs/coreasoning.docx
@@ -2,7 +2,7 @@
 <file path=word/document.xml><?xml version="1.0" encoding="utf-8"?>
 <w:document xmlns:w="http://schemas.openxmlformats.org/wordprocessingml/2006/main" xmlns:m="http://schemas.openxmlformats.org/officeDocument/2006/math" xmlns:r="http://schemas.openxmlformats.org/officeDocument/2006/relationships" xmlns:o="urn:schemas-microsoft-com:office:office" xmlns:v="urn:schemas-microsoft-com:vml" xmlns:w10="urn:schemas-microsoft-com:office:word" xmlns:a="http://schemas.openxmlformats.org/drawingml/2006/main" xmlns:pic="http://schemas.openxmlformats.org/drawingml/2006/picture" xmlns:wp="http://schemas.openxmlformats.org/drawingml/2006/wordprocessingDrawing">
   <w:body>
-    <w:bookmarkStart w:id="55" w:name="Xdf9502ef5c17bbba6731875408e8426bd513f0c"/>
+    <w:bookmarkStart w:id="54" w:name="Xdf9502ef5c17bbba6731875408e8426bd513f0c"/>
     <w:p>
       <w:pPr>
         <w:pStyle w:val="Heading1"/>
@@ -59,32 +59,7 @@
         <w:t xml:space="preserve">{: .affil }</w:t>
       </w:r>
     </w:p>
-    <w:p>
-      <w:pPr>
-        <w:pStyle w:val="BodyText"/>
-      </w:pPr>
-      <w:r>
-        <w:t xml:space="preserve">An open-source learning platform and instrument:</w:t>
-      </w:r>
-      <w:r>
-        <w:t xml:space="preserve"> </w:t>
-      </w:r>
-      <w:hyperlink r:id="rId20">
-        <w:r>
-          <w:rPr>
-            <w:rStyle w:val="Hyperlink"/>
-          </w:rPr>
-          <w:t xml:space="preserve">github.com/ApartsinProjects/CoReason</w:t>
-        </w:r>
-      </w:hyperlink>
-      <w:r>
-        <w:t xml:space="preserve"> </w:t>
-      </w:r>
-      <w:r>
-        <w:t xml:space="preserve">{: .availability }</w:t>
-      </w:r>
-    </w:p>
-    <w:bookmarkStart w:id="21" w:name="abstract"/>
+    <w:bookmarkStart w:id="20" w:name="abstract"/>
     <w:p>
       <w:pPr>
         <w:pStyle w:val="Heading2"/>
@@ -278,7 +253,7 @@
         <w:t xml:space="preserve">CoReasoning Lab</w:t>
       </w:r>
       <w:r>
-        <w:t xml:space="preserve">, an open-source learning platform</w:t>
+        <w:t xml:space="preserve">, a learning platform</w:t>
       </w:r>
       <w:r>
         <w:t xml:space="preserve"> </w:t>
@@ -336,17 +311,11 @@
         <w:t xml:space="preserve"> </w:t>
       </w:r>
       <w:r>
-        <w:t xml:space="preserve">tensions a mature account must resolve and a concrete validation agenda. The system, instrument, data,</w:t>
-      </w:r>
-      <w:r>
-        <w:t xml:space="preserve"> </w:t>
-      </w:r>
-      <w:r>
-        <w:t xml:space="preserve">and a prepared human-rater study are released under an open-source license.</w:t>
-      </w:r>
-    </w:p>
-    <w:bookmarkEnd w:id="21"/>
-    <w:bookmarkStart w:id="22" w:name="introduction"/>
+        <w:t xml:space="preserve">tensions a mature account must resolve and a concrete validation agenda.</w:t>
+      </w:r>
+    </w:p>
+    <w:bookmarkEnd w:id="20"/>
+    <w:bookmarkStart w:id="21" w:name="introduction"/>
     <w:p>
       <w:pPr>
         <w:pStyle w:val="Heading2"/>
@@ -1095,258 +1064,214 @@
         <w:t xml:space="preserve">, not an efficacy study.</w:t>
       </w:r>
     </w:p>
-    <w:p>
-      <w:pPr>
-        <w:pStyle w:val="BodyText"/>
-      </w:pPr>
-      <w:r>
-        <w:rPr>
-          <w:b/>
-          <w:bCs/>
-        </w:rPr>
-        <w:t xml:space="preserve">Availability.</w:t>
-      </w:r>
-      <w:r>
-        <w:t xml:space="preserve"> </w:t>
-      </w:r>
-      <w:r>
-        <w:t xml:space="preserve">The CoReasoning Lab system, the sixteen-prompt instrument, the controlled-generation</w:t>
-      </w:r>
-      <w:r>
-        <w:t xml:space="preserve"> </w:t>
-      </w:r>
-      <w:r>
-        <w:t xml:space="preserve">harness, the experiment data and figures, and the human-rater study package are open-source under the</w:t>
-      </w:r>
-      <w:r>
-        <w:t xml:space="preserve"> </w:t>
-      </w:r>
-      <w:r>
-        <w:t xml:space="preserve">MIT license at</w:t>
-      </w:r>
-      <w:r>
-        <w:t xml:space="preserve"> </w:t>
-      </w:r>
-      <w:hyperlink r:id="rId20">
-        <w:r>
-          <w:rPr>
-            <w:rStyle w:val="Hyperlink"/>
-          </w:rPr>
-          <w:t xml:space="preserve">https://github.com/ApartsinProjects/CoReason</w:t>
-        </w:r>
-      </w:hyperlink>
-      <w:r>
-        <w:t xml:space="preserve">.</w:t>
+    <w:bookmarkEnd w:id="21"/>
+    <w:bookmarkStart w:id="22" w:name="X17376d58bcb93231038f1530b731c55944db2e6"/>
+    <w:p>
+      <w:pPr>
+        <w:pStyle w:val="Heading2"/>
+      </w:pPr>
+      <w:r>
+        <w:t xml:space="preserve">2. The problem with current AI-literacy assessment</w:t>
+      </w:r>
+    </w:p>
+    <w:p>
+      <w:pPr>
+        <w:pStyle w:val="FirstParagraph"/>
+      </w:pPr>
+      <w:r>
+        <w:t xml:space="preserve">Existing instruments for assessing how students work with AI are not wrong so much as</w:t>
+      </w:r>
+      <w:r>
+        <w:t xml:space="preserve"> </w:t>
+      </w:r>
+      <w:r>
+        <w:t xml:space="preserve">under-resolved. Knowledge-oriented frameworks such as Long and Magerko (2020) and the UNESCO (2024)</w:t>
+      </w:r>
+      <w:r>
+        <w:t xml:space="preserve"> </w:t>
+      </w:r>
+      <w:r>
+        <w:t xml:space="preserve">student competency framework define AI literacy chiefly as</w:t>
+      </w:r>
+      <w:r>
+        <w:t xml:space="preserve"> </w:t>
+      </w:r>
+      <w:r>
+        <w:rPr>
+          <w:i/>
+          <w:iCs/>
+        </w:rPr>
+        <w:t xml:space="preserve">understanding AI systems</w:t>
+      </w:r>
+      <w:r>
+        <w:t xml:space="preserve">: what AI is,</w:t>
+      </w:r>
+      <w:r>
+        <w:t xml:space="preserve"> </w:t>
+      </w:r>
+      <w:r>
+        <w:t xml:space="preserve">what it can and cannot do, how it works, and how it should be governed. These are necessary, but they</w:t>
+      </w:r>
+      <w:r>
+        <w:t xml:space="preserve"> </w:t>
+      </w:r>
+      <w:r>
+        <w:t xml:space="preserve">say little about the</w:t>
+      </w:r>
+      <w:r>
+        <w:t xml:space="preserve"> </w:t>
+      </w:r>
+      <w:r>
+        <w:rPr>
+          <w:i/>
+          <w:iCs/>
+        </w:rPr>
+        <w:t xml:space="preserve">performance</w:t>
+      </w:r>
+      <w:r>
+        <w:t xml:space="preserve"> </w:t>
+      </w:r>
+      <w:r>
+        <w:t xml:space="preserve">of working with a model on a task. Prompt-literacy and</w:t>
+      </w:r>
+      <w:r>
+        <w:t xml:space="preserve"> </w:t>
+      </w:r>
+      <w:r>
+        <w:t xml:space="preserve">generative-AI-literacy models (Lo, 2023; Annapureddy et al., 2024) move closer to performance, but</w:t>
+      </w:r>
+      <w:r>
+        <w:t xml:space="preserve"> </w:t>
+      </w:r>
+      <w:r>
+        <w:t xml:space="preserve">they bundle task specification and iterative refinement into a single</w:t>
+      </w:r>
+      <w:r>
+        <w:t xml:space="preserve"> </w:t>
+      </w:r>
+      <w:r>
+        <w:t xml:space="preserve">“</w:t>
+      </w:r>
+      <w:r>
+        <w:t xml:space="preserve">prompting</w:t>
+      </w:r>
+      <w:r>
+        <w:t xml:space="preserve">”</w:t>
+      </w:r>
+      <w:r>
+        <w:t xml:space="preserve"> </w:t>
+      </w:r>
+      <w:r>
+        <w:t xml:space="preserve">competency and treat</w:t>
+      </w:r>
+      <w:r>
+        <w:t xml:space="preserve"> </w:t>
+      </w:r>
+      <w:r>
+        <w:t xml:space="preserve">evaluation of the output as a downstream check rather than a co-equal skill.</w:t>
+      </w:r>
+    </w:p>
+    <w:p>
+      <w:pPr>
+        <w:pStyle w:val="BodyText"/>
+      </w:pPr>
+      <w:r>
+        <w:t xml:space="preserve">The cost of this coarse resolution is diagnostic. When a learner’s AI use produces a poor result, a</w:t>
+      </w:r>
+      <w:r>
+        <w:t xml:space="preserve"> </w:t>
+      </w:r>
+      <w:r>
+        <w:t xml:space="preserve">single prompting score cannot tell an instructor</w:t>
+      </w:r>
+      <w:r>
+        <w:t xml:space="preserve"> </w:t>
+      </w:r>
+      <w:r>
+        <w:rPr>
+          <w:i/>
+          <w:iCs/>
+        </w:rPr>
+        <w:t xml:space="preserve">which</w:t>
+      </w:r>
+      <w:r>
+        <w:t xml:space="preserve"> </w:t>
+      </w:r>
+      <w:r>
+        <w:t xml:space="preserve">cognitive operation failed: did the learner</w:t>
+      </w:r>
+      <w:r>
+        <w:t xml:space="preserve"> </w:t>
+      </w:r>
+      <w:r>
+        <w:t xml:space="preserve">specify the task badly, so that the model solved the wrong problem; did they fail to detect the flaws</w:t>
+      </w:r>
+      <w:r>
+        <w:t xml:space="preserve"> </w:t>
+      </w:r>
+      <w:r>
+        <w:t xml:space="preserve">in an otherwise plausible output; or did they see the flaws but issue corrections too vague to fix</w:t>
+      </w:r>
+      <w:r>
+        <w:t xml:space="preserve"> </w:t>
+      </w:r>
+      <w:r>
+        <w:t xml:space="preserve">them? These are three different failures with three different remedies, teaching problem</w:t>
+      </w:r>
+      <w:r>
+        <w:t xml:space="preserve"> </w:t>
+      </w:r>
+      <w:r>
+        <w:t xml:space="preserve">specification, teaching critical evaluation, and teaching corrective communication, and an instrument</w:t>
+      </w:r>
+      <w:r>
+        <w:t xml:space="preserve"> </w:t>
+      </w:r>
+      <w:r>
+        <w:t xml:space="preserve">that cannot separate them cannot guide instruction. Integrative reviews of AI literacy after</w:t>
+      </w:r>
+      <w:r>
+        <w:t xml:space="preserve"> </w:t>
+      </w:r>
+      <w:r>
+        <w:t xml:space="preserve">generative AI confirm that the field still lacks a scheme isolating distinct, independently-assessable</w:t>
+      </w:r>
+      <w:r>
+        <w:t xml:space="preserve"> </w:t>
+      </w:r>
+      <w:r>
+        <w:t xml:space="preserve">reasoning competencies (Gu &amp; Ericson, 2025), even as syntheses document generative AI’s mixed effects</w:t>
+      </w:r>
+      <w:r>
+        <w:t xml:space="preserve"> </w:t>
+      </w:r>
+      <w:r>
+        <w:t xml:space="preserve">on critical and creative thinking (Li et al., 2026). A diagnostic competency model must therefore</w:t>
+      </w:r>
+      <w:r>
+        <w:t xml:space="preserve"> </w:t>
+      </w:r>
+      <w:r>
+        <w:t xml:space="preserve">decompose the human-AI loop into the distinct operations that can each break, and must show that those</w:t>
+      </w:r>
+      <w:r>
+        <w:t xml:space="preserve"> </w:t>
+      </w:r>
+      <w:r>
+        <w:t xml:space="preserve">operations are in fact separable in learners. That is the gap CoReasoning addresses.</w:t>
       </w:r>
     </w:p>
     <w:bookmarkEnd w:id="22"/>
-    <w:bookmarkStart w:id="23" w:name="X17376d58bcb93231038f1530b731c55944db2e6"/>
+    <w:bookmarkStart w:id="29" w:name="the-coreasoning-framework"/>
     <w:p>
       <w:pPr>
         <w:pStyle w:val="Heading2"/>
       </w:pPr>
       <w:r>
-        <w:t xml:space="preserve">2. The problem with current AI-literacy assessment</w:t>
-      </w:r>
-    </w:p>
-    <w:p>
-      <w:pPr>
-        <w:pStyle w:val="FirstParagraph"/>
-      </w:pPr>
-      <w:r>
-        <w:t xml:space="preserve">Existing instruments for assessing how students work with AI are not wrong so much as</w:t>
-      </w:r>
-      <w:r>
-        <w:t xml:space="preserve"> </w:t>
-      </w:r>
-      <w:r>
-        <w:t xml:space="preserve">under-resolved. Knowledge-oriented frameworks such as Long and Magerko (2020) and the UNESCO (2024)</w:t>
-      </w:r>
-      <w:r>
-        <w:t xml:space="preserve"> </w:t>
-      </w:r>
-      <w:r>
-        <w:t xml:space="preserve">student competency framework define AI literacy chiefly as</w:t>
-      </w:r>
-      <w:r>
-        <w:t xml:space="preserve"> </w:t>
-      </w:r>
-      <w:r>
-        <w:rPr>
-          <w:i/>
-          <w:iCs/>
-        </w:rPr>
-        <w:t xml:space="preserve">understanding AI systems</w:t>
-      </w:r>
-      <w:r>
-        <w:t xml:space="preserve">: what AI is,</w:t>
-      </w:r>
-      <w:r>
-        <w:t xml:space="preserve"> </w:t>
-      </w:r>
-      <w:r>
-        <w:t xml:space="preserve">what it can and cannot do, how it works, and how it should be governed. These are necessary, but they</w:t>
-      </w:r>
-      <w:r>
-        <w:t xml:space="preserve"> </w:t>
-      </w:r>
-      <w:r>
-        <w:t xml:space="preserve">say little about the</w:t>
-      </w:r>
-      <w:r>
-        <w:t xml:space="preserve"> </w:t>
-      </w:r>
-      <w:r>
-        <w:rPr>
-          <w:i/>
-          <w:iCs/>
-        </w:rPr>
-        <w:t xml:space="preserve">performance</w:t>
-      </w:r>
-      <w:r>
-        <w:t xml:space="preserve"> </w:t>
-      </w:r>
-      <w:r>
-        <w:t xml:space="preserve">of working with a model on a task. Prompt-literacy and</w:t>
-      </w:r>
-      <w:r>
-        <w:t xml:space="preserve"> </w:t>
-      </w:r>
-      <w:r>
-        <w:t xml:space="preserve">generative-AI-literacy models (Lo, 2023; Annapureddy et al., 2024) move closer to performance, but</w:t>
-      </w:r>
-      <w:r>
-        <w:t xml:space="preserve"> </w:t>
-      </w:r>
-      <w:r>
-        <w:t xml:space="preserve">they bundle task specification and iterative refinement into a single</w:t>
-      </w:r>
-      <w:r>
-        <w:t xml:space="preserve"> </w:t>
-      </w:r>
-      <w:r>
-        <w:t xml:space="preserve">“</w:t>
-      </w:r>
-      <w:r>
-        <w:t xml:space="preserve">prompting</w:t>
-      </w:r>
-      <w:r>
-        <w:t xml:space="preserve">”</w:t>
-      </w:r>
-      <w:r>
-        <w:t xml:space="preserve"> </w:t>
-      </w:r>
-      <w:r>
-        <w:t xml:space="preserve">competency and treat</w:t>
-      </w:r>
-      <w:r>
-        <w:t xml:space="preserve"> </w:t>
-      </w:r>
-      <w:r>
-        <w:t xml:space="preserve">evaluation of the output as a downstream check rather than a co-equal skill.</w:t>
-      </w:r>
-    </w:p>
-    <w:p>
-      <w:pPr>
-        <w:pStyle w:val="BodyText"/>
-      </w:pPr>
-      <w:r>
-        <w:t xml:space="preserve">The cost of this coarse resolution is diagnostic. When a learner’s AI use produces a poor result, a</w:t>
-      </w:r>
-      <w:r>
-        <w:t xml:space="preserve"> </w:t>
-      </w:r>
-      <w:r>
-        <w:t xml:space="preserve">single prompting score cannot tell an instructor</w:t>
-      </w:r>
-      <w:r>
-        <w:t xml:space="preserve"> </w:t>
-      </w:r>
-      <w:r>
-        <w:rPr>
-          <w:i/>
-          <w:iCs/>
-        </w:rPr>
-        <w:t xml:space="preserve">which</w:t>
-      </w:r>
-      <w:r>
-        <w:t xml:space="preserve"> </w:t>
-      </w:r>
-      <w:r>
-        <w:t xml:space="preserve">cognitive operation failed: did the learner</w:t>
-      </w:r>
-      <w:r>
-        <w:t xml:space="preserve"> </w:t>
-      </w:r>
-      <w:r>
-        <w:t xml:space="preserve">specify the task badly, so that the model solved the wrong problem; did they fail to detect the flaws</w:t>
-      </w:r>
-      <w:r>
-        <w:t xml:space="preserve"> </w:t>
-      </w:r>
-      <w:r>
-        <w:t xml:space="preserve">in an otherwise plausible output; or did they see the flaws but issue corrections too vague to fix</w:t>
-      </w:r>
-      <w:r>
-        <w:t xml:space="preserve"> </w:t>
-      </w:r>
-      <w:r>
-        <w:t xml:space="preserve">them? These are three different failures with three different remedies, teaching problem</w:t>
-      </w:r>
-      <w:r>
-        <w:t xml:space="preserve"> </w:t>
-      </w:r>
-      <w:r>
-        <w:t xml:space="preserve">specification, teaching critical evaluation, and teaching corrective communication, and an instrument</w:t>
-      </w:r>
-      <w:r>
-        <w:t xml:space="preserve"> </w:t>
-      </w:r>
-      <w:r>
-        <w:t xml:space="preserve">that cannot separate them cannot guide instruction. Integrative reviews of AI literacy after</w:t>
-      </w:r>
-      <w:r>
-        <w:t xml:space="preserve"> </w:t>
-      </w:r>
-      <w:r>
-        <w:t xml:space="preserve">generative AI confirm that the field still lacks a scheme isolating distinct, independently-assessable</w:t>
-      </w:r>
-      <w:r>
-        <w:t xml:space="preserve"> </w:t>
-      </w:r>
-      <w:r>
-        <w:t xml:space="preserve">reasoning competencies (Gu &amp; Ericson, 2025), even as syntheses document generative AI’s mixed effects</w:t>
-      </w:r>
-      <w:r>
-        <w:t xml:space="preserve"> </w:t>
-      </w:r>
-      <w:r>
-        <w:t xml:space="preserve">on critical and creative thinking (Li et al., 2026). A diagnostic competency model must therefore</w:t>
-      </w:r>
-      <w:r>
-        <w:t xml:space="preserve"> </w:t>
-      </w:r>
-      <w:r>
-        <w:t xml:space="preserve">decompose the human-AI loop into the distinct operations that can each break, and must show that those</w:t>
-      </w:r>
-      <w:r>
-        <w:t xml:space="preserve"> </w:t>
-      </w:r>
-      <w:r>
-        <w:t xml:space="preserve">operations are in fact separable in learners. That is the gap CoReasoning addresses.</w:t>
-      </w:r>
-    </w:p>
-    <w:bookmarkEnd w:id="23"/>
-    <w:bookmarkStart w:id="30" w:name="the-coreasoning-framework"/>
-    <w:p>
-      <w:pPr>
-        <w:pStyle w:val="Heading2"/>
-      </w:pPr>
-      <w:r>
         <w:t xml:space="preserve">3. The CoReasoning framework</w:t>
       </w:r>
     </w:p>
-    <w:bookmarkStart w:id="27" w:name="X66ab742d2d29b469acd8c125b52c7b6e582e57f"/>
+    <w:bookmarkStart w:id="26" w:name="X66ab742d2d29b469acd8c125b52c7b6e582e57f"/>
     <w:p>
       <w:pPr>
         <w:pStyle w:val="Heading3"/>
@@ -1554,12 +1479,12 @@
           <wp:inline>
             <wp:extent cx="5334000" cy="3057292"/>
             <wp:effectExtent b="0" l="0" r="0" t="0"/>
-            <wp:docPr descr="Figure 1. The CoReasoning architecture." title="" id="25" name="Picture"/>
+            <wp:docPr descr="Figure 1. The CoReasoning architecture." title="" id="24" name="Picture"/>
             <a:graphic>
               <a:graphicData uri="http://schemas.openxmlformats.org/drawingml/2006/picture">
                 <pic:pic>
                   <pic:nvPicPr>
-                    <pic:cNvPr descr="assets/coreasoning-architecture.svg" id="26" name="Picture"/>
+                    <pic:cNvPr descr="assets/coreasoning-architecture.svg" id="25" name="Picture"/>
                     <pic:cNvPicPr>
                       <a:picLocks noChangeArrowheads="1" noChangeAspect="1"/>
                     </pic:cNvPicPr>
@@ -1571,7 +1496,7 @@
                           <a14:useLocalDpi xmlns:a14="http://schemas.microsoft.com/office/drawing/2010/main" val="0"/>
                         </a:ext>
                         <a:ext uri="{96DAC541-7B7A-43D3-8B79-37D633B846F1}">
-                          <asvg:svgBlip xmlns:asvg="http://schemas.microsoft.com/office/drawing/2016/SVG/main" r:embed="rId24"/>
+                          <asvg:svgBlip xmlns:asvg="http://schemas.microsoft.com/office/drawing/2016/SVG/main" r:embed="rId23"/>
                         </a:ext>
                       </a:extLst>
                     </a:blip>
@@ -1663,160 +1588,160 @@
         <w:t xml:space="preserve">Steering is the controller’s write.</w:t>
       </w:r>
     </w:p>
+    <w:bookmarkEnd w:id="26"/>
+    <w:bookmarkStart w:id="27" w:name="X44244f8f52b0cf83a8c12e7669f4d4601dca696"/>
+    <w:p>
+      <w:pPr>
+        <w:pStyle w:val="Heading3"/>
+      </w:pPr>
+      <w:r>
+        <w:t xml:space="preserve">3.2 The temporal-separation claim (what makes the decomposition non-obvious)</w:t>
+      </w:r>
+    </w:p>
+    <w:p>
+      <w:pPr>
+        <w:pStyle w:val="FirstParagraph"/>
+      </w:pPr>
+      <w:r>
+        <w:t xml:space="preserve">Existing frameworks treat</w:t>
+      </w:r>
+      <w:r>
+        <w:t xml:space="preserve"> </w:t>
+      </w:r>
+      <w:r>
+        <w:t xml:space="preserve">“</w:t>
+      </w:r>
+      <w:r>
+        <w:t xml:space="preserve">use the AI well</w:t>
+      </w:r>
+      <w:r>
+        <w:t xml:space="preserve">”</w:t>
+      </w:r>
+      <w:r>
+        <w:t xml:space="preserve"> </w:t>
+      </w:r>
+      <w:r>
+        <w:t xml:space="preserve">as one skill or, at most, pair</w:t>
+      </w:r>
+      <w:r>
+        <w:t xml:space="preserve"> </w:t>
+      </w:r>
+      <w:r>
+        <w:t xml:space="preserve">“</w:t>
+      </w:r>
+      <w:r>
+        <w:t xml:space="preserve">prompt</w:t>
+      </w:r>
+      <w:r>
+        <w:t xml:space="preserve">”</w:t>
+      </w:r>
+      <w:r>
+        <w:t xml:space="preserve"> </w:t>
+      </w:r>
+      <w:r>
+        <w:t xml:space="preserve">with</w:t>
+      </w:r>
+      <w:r>
+        <w:t xml:space="preserve"> </w:t>
+      </w:r>
+      <w:r>
+        <w:t xml:space="preserve">“</w:t>
+      </w:r>
+      <w:r>
+        <w:t xml:space="preserve">evaluate.</w:t>
+      </w:r>
+      <w:r>
+        <w:t xml:space="preserve">”</w:t>
+      </w:r>
+      <w:r>
+        <w:t xml:space="preserve"> </w:t>
+      </w:r>
+      <w:r>
+        <w:t xml:space="preserve">CoReasoning’s distinctive move is to separate two operations that prior models fuse: the</w:t>
+      </w:r>
+      <w:r>
+        <w:t xml:space="preserve"> </w:t>
+      </w:r>
+      <w:r>
+        <w:rPr>
+          <w:i/>
+          <w:iCs/>
+        </w:rPr>
+        <w:t xml:space="preserve">pre-generation</w:t>
+      </w:r>
+      <w:r>
+        <w:t xml:space="preserve"> </w:t>
+      </w:r>
+      <w:r>
+        <w:t xml:space="preserve">skill of structuring the task (Framing) and the</w:t>
+      </w:r>
+      <w:r>
+        <w:t xml:space="preserve"> </w:t>
+      </w:r>
+      <w:r>
+        <w:rPr>
+          <w:i/>
+          <w:iCs/>
+        </w:rPr>
+        <w:t xml:space="preserve">post-generation</w:t>
+      </w:r>
+      <w:r>
+        <w:t xml:space="preserve"> </w:t>
+      </w:r>
+      <w:r>
+        <w:t xml:space="preserve">skill of correcting</w:t>
+      </w:r>
+      <w:r>
+        <w:t xml:space="preserve"> </w:t>
+      </w:r>
+      <w:r>
+        <w:t xml:space="preserve">the output (Steering). These are different cognitive acts at different points in time, with different</w:t>
+      </w:r>
+      <w:r>
+        <w:t xml:space="preserve"> </w:t>
+      </w:r>
+      <w:r>
+        <w:t xml:space="preserve">error modes and different instructional remedies. A learner can frame impeccably and steer poorly</w:t>
+      </w:r>
+      <w:r>
+        <w:t xml:space="preserve"> </w:t>
+      </w:r>
+      <w:r>
+        <w:t xml:space="preserve">(detect a flaw but issue a vague correction), or steer fluently atop a malformed task (drive the AI</w:t>
+      </w:r>
+      <w:r>
+        <w:t xml:space="preserve"> </w:t>
+      </w:r>
+      <w:r>
+        <w:t xml:space="preserve">energetically toward the wrong target). Collapsing both into</w:t>
+      </w:r>
+      <w:r>
+        <w:t xml:space="preserve"> </w:t>
+      </w:r>
+      <w:r>
+        <w:t xml:space="preserve">“</w:t>
+      </w:r>
+      <w:r>
+        <w:t xml:space="preserve">prompting</w:t>
+      </w:r>
+      <w:r>
+        <w:t xml:space="preserve">”</w:t>
+      </w:r>
+      <w:r>
+        <w:t xml:space="preserve"> </w:t>
+      </w:r>
+      <w:r>
+        <w:t xml:space="preserve">hides exactly the</w:t>
+      </w:r>
+      <w:r>
+        <w:t xml:space="preserve"> </w:t>
+      </w:r>
+      <w:r>
+        <w:t xml:space="preserve">distinctions an educator needs.</w:t>
+      </w:r>
+    </w:p>
     <w:bookmarkEnd w:id="27"/>
-    <w:bookmarkStart w:id="28" w:name="X44244f8f52b0cf83a8c12e7669f4d4601dca696"/>
-    <w:p>
-      <w:pPr>
-        <w:pStyle w:val="Heading3"/>
-      </w:pPr>
-      <w:r>
-        <w:t xml:space="preserve">3.2 The temporal-separation claim (what makes the decomposition non-obvious)</w:t>
-      </w:r>
-    </w:p>
-    <w:p>
-      <w:pPr>
-        <w:pStyle w:val="FirstParagraph"/>
-      </w:pPr>
-      <w:r>
-        <w:t xml:space="preserve">Existing frameworks treat</w:t>
-      </w:r>
-      <w:r>
-        <w:t xml:space="preserve"> </w:t>
-      </w:r>
-      <w:r>
-        <w:t xml:space="preserve">“</w:t>
-      </w:r>
-      <w:r>
-        <w:t xml:space="preserve">use the AI well</w:t>
-      </w:r>
-      <w:r>
-        <w:t xml:space="preserve">”</w:t>
-      </w:r>
-      <w:r>
-        <w:t xml:space="preserve"> </w:t>
-      </w:r>
-      <w:r>
-        <w:t xml:space="preserve">as one skill or, at most, pair</w:t>
-      </w:r>
-      <w:r>
-        <w:t xml:space="preserve"> </w:t>
-      </w:r>
-      <w:r>
-        <w:t xml:space="preserve">“</w:t>
-      </w:r>
-      <w:r>
-        <w:t xml:space="preserve">prompt</w:t>
-      </w:r>
-      <w:r>
-        <w:t xml:space="preserve">”</w:t>
-      </w:r>
-      <w:r>
-        <w:t xml:space="preserve"> </w:t>
-      </w:r>
-      <w:r>
-        <w:t xml:space="preserve">with</w:t>
-      </w:r>
-      <w:r>
-        <w:t xml:space="preserve"> </w:t>
-      </w:r>
-      <w:r>
-        <w:t xml:space="preserve">“</w:t>
-      </w:r>
-      <w:r>
-        <w:t xml:space="preserve">evaluate.</w:t>
-      </w:r>
-      <w:r>
-        <w:t xml:space="preserve">”</w:t>
-      </w:r>
-      <w:r>
-        <w:t xml:space="preserve"> </w:t>
-      </w:r>
-      <w:r>
-        <w:t xml:space="preserve">CoReasoning’s distinctive move is to separate two operations that prior models fuse: the</w:t>
-      </w:r>
-      <w:r>
-        <w:t xml:space="preserve"> </w:t>
-      </w:r>
-      <w:r>
-        <w:rPr>
-          <w:i/>
-          <w:iCs/>
-        </w:rPr>
-        <w:t xml:space="preserve">pre-generation</w:t>
-      </w:r>
-      <w:r>
-        <w:t xml:space="preserve"> </w:t>
-      </w:r>
-      <w:r>
-        <w:t xml:space="preserve">skill of structuring the task (Framing) and the</w:t>
-      </w:r>
-      <w:r>
-        <w:t xml:space="preserve"> </w:t>
-      </w:r>
-      <w:r>
-        <w:rPr>
-          <w:i/>
-          <w:iCs/>
-        </w:rPr>
-        <w:t xml:space="preserve">post-generation</w:t>
-      </w:r>
-      <w:r>
-        <w:t xml:space="preserve"> </w:t>
-      </w:r>
-      <w:r>
-        <w:t xml:space="preserve">skill of correcting</w:t>
-      </w:r>
-      <w:r>
-        <w:t xml:space="preserve"> </w:t>
-      </w:r>
-      <w:r>
-        <w:t xml:space="preserve">the output (Steering). These are different cognitive acts at different points in time, with different</w:t>
-      </w:r>
-      <w:r>
-        <w:t xml:space="preserve"> </w:t>
-      </w:r>
-      <w:r>
-        <w:t xml:space="preserve">error modes and different instructional remedies. A learner can frame impeccably and steer poorly</w:t>
-      </w:r>
-      <w:r>
-        <w:t xml:space="preserve"> </w:t>
-      </w:r>
-      <w:r>
-        <w:t xml:space="preserve">(detect a flaw but issue a vague correction), or steer fluently atop a malformed task (drive the AI</w:t>
-      </w:r>
-      <w:r>
-        <w:t xml:space="preserve"> </w:t>
-      </w:r>
-      <w:r>
-        <w:t xml:space="preserve">energetically toward the wrong target). Collapsing both into</w:t>
-      </w:r>
-      <w:r>
-        <w:t xml:space="preserve"> </w:t>
-      </w:r>
-      <w:r>
-        <w:t xml:space="preserve">“</w:t>
-      </w:r>
-      <w:r>
-        <w:t xml:space="preserve">prompting</w:t>
-      </w:r>
-      <w:r>
-        <w:t xml:space="preserve">”</w:t>
-      </w:r>
-      <w:r>
-        <w:t xml:space="preserve"> </w:t>
-      </w:r>
-      <w:r>
-        <w:t xml:space="preserve">hides exactly the</w:t>
-      </w:r>
-      <w:r>
-        <w:t xml:space="preserve"> </w:t>
-      </w:r>
-      <w:r>
-        <w:t xml:space="preserve">distinctions an educator needs.</w:t>
-      </w:r>
-    </w:p>
-    <w:bookmarkEnd w:id="28"/>
-    <w:bookmarkStart w:id="29" w:name="distinguishing-judging-from-steering"/>
+    <w:bookmarkStart w:id="28" w:name="distinguishing-judging-from-steering"/>
     <w:p>
       <w:pPr>
         <w:pStyle w:val="Heading3"/>
@@ -2064,9 +1989,9 @@
         <w:t xml:space="preserve">remaining comparatively flat in the others, rather than relying on a single global factor model.</w:t>
       </w:r>
     </w:p>
+    <w:bookmarkEnd w:id="28"/>
     <w:bookmarkEnd w:id="29"/>
-    <w:bookmarkEnd w:id="30"/>
-    <w:bookmarkStart w:id="31" w:name="theoretical-grounding"/>
+    <w:bookmarkStart w:id="30" w:name="theoretical-grounding"/>
     <w:p>
       <w:pPr>
         <w:pStyle w:val="Heading2"/>
@@ -2431,8 +2356,8 @@
         <w:t xml:space="preserve">accept.</w:t>
       </w:r>
     </w:p>
-    <w:bookmarkEnd w:id="31"/>
-    <w:bookmarkStart w:id="32" w:name="propositions"/>
+    <w:bookmarkEnd w:id="30"/>
+    <w:bookmarkStart w:id="31" w:name="propositions"/>
     <w:p>
       <w:pPr>
         <w:pStyle w:val="Heading2"/>
@@ -2758,8 +2683,8 @@
         <w:t xml:space="preserve">signatures (for example, reduced post-task recall) documented in the cognitive-debt literature.</w:t>
       </w:r>
     </w:p>
-    <w:bookmarkEnd w:id="32"/>
-    <w:bookmarkStart w:id="33" w:name="relation-to-prior-frameworks"/>
+    <w:bookmarkEnd w:id="31"/>
+    <w:bookmarkStart w:id="32" w:name="relation-to-prior-frameworks"/>
     <w:p>
       <w:pPr>
         <w:pStyle w:val="Heading2"/>
@@ -3930,8 +3855,8 @@
         <w:t xml:space="preserve">consequential (the skills can be measured apart).</w:t>
       </w:r>
     </w:p>
-    <w:bookmarkEnd w:id="33"/>
-    <w:bookmarkStart w:id="34" w:name="the-coreasoning-lab-system"/>
+    <w:bookmarkEnd w:id="32"/>
+    <w:bookmarkStart w:id="33" w:name="the-coreasoning-lab-system"/>
     <w:p>
       <w:pPr>
         <w:pStyle w:val="Heading2"/>
@@ -4245,8 +4170,8 @@
         <w:t xml:space="preserve">the instrument that produces those scores.</w:t>
       </w:r>
     </w:p>
-    <w:bookmarkEnd w:id="34"/>
-    <w:bookmarkStart w:id="35" w:name="X88f965ab2b6c2a236609197dd879be439c7e389"/>
+    <w:bookmarkEnd w:id="33"/>
+    <w:bookmarkStart w:id="34" w:name="X88f965ab2b6c2a236609197dd879be439c7e389"/>
     <w:p>
       <w:pPr>
         <w:pStyle w:val="Heading2"/>
@@ -4540,8 +4465,8 @@
         <w:t xml:space="preserve">is the separate validity question addressed by the prepared study in Section 10.</w:t>
       </w:r>
     </w:p>
-    <w:bookmarkEnd w:id="35"/>
-    <w:bookmarkStart w:id="42" w:name="feasibility-demonstration"/>
+    <w:bookmarkEnd w:id="34"/>
+    <w:bookmarkStart w:id="41" w:name="feasibility-demonstration"/>
     <w:p>
       <w:pPr>
         <w:pStyle w:val="Heading2"/>
@@ -5473,18 +5398,18 @@
           <wp:inline>
             <wp:extent cx="4600754" cy="3864633"/>
             <wp:effectExtent b="0" l="0" r="0" t="0"/>
-            <wp:docPr descr="Figure 2. Own-competence effects dominate cross-competence effects on every skill’s grade." title="" id="37" name="Picture"/>
+            <wp:docPr descr="Figure 2. Own-competence effects dominate cross-competence effects on every skill’s grade." title="" id="36" name="Picture"/>
             <a:graphic>
               <a:graphicData uri="http://schemas.openxmlformats.org/drawingml/2006/picture">
                 <pic:pic>
                   <pic:nvPicPr>
-                    <pic:cNvPr descr="assets/fig_dissociation_heatmap.png" id="38" name="Picture"/>
+                    <pic:cNvPr descr="assets/fig_dissociation_heatmap.png" id="37" name="Picture"/>
                     <pic:cNvPicPr>
                       <a:picLocks noChangeArrowheads="1" noChangeAspect="1"/>
                     </pic:cNvPicPr>
                   </pic:nvPicPr>
                   <pic:blipFill>
-                    <a:blip r:embed="rId36"/>
+                    <a:blip r:embed="rId35"/>
                     <a:stretch>
                       <a:fillRect/>
                     </a:stretch>
@@ -5554,18 +5479,18 @@
           <wp:inline>
             <wp:extent cx="5334000" cy="2963333"/>
             <wp:effectExtent b="0" l="0" r="0" t="0"/>
-            <wp:docPr descr="Figure 3. Per-skill grades dissociate by competence profile." title="" id="40" name="Picture"/>
+            <wp:docPr descr="Figure 3. Per-skill grades dissociate by competence profile." title="" id="39" name="Picture"/>
             <a:graphic>
               <a:graphicData uri="http://schemas.openxmlformats.org/drawingml/2006/picture">
                 <pic:pic>
                   <pic:nvPicPr>
-                    <pic:cNvPr descr="assets/fig_contrasts.png" id="41" name="Picture"/>
+                    <pic:cNvPr descr="assets/fig_contrasts.png" id="40" name="Picture"/>
                     <pic:cNvPicPr>
                       <a:picLocks noChangeArrowheads="1" noChangeAspect="1"/>
                     </pic:cNvPicPr>
                   </pic:nvPicPr>
                   <pic:blipFill>
-                    <a:blip r:embed="rId39"/>
+                    <a:blip r:embed="rId38"/>
                     <a:stretch>
                       <a:fillRect/>
                     </a:stretch>
@@ -5830,229 +5755,229 @@
         <w:t xml:space="preserve">calibration, which we leave to the validation study.</w:t>
       </w:r>
     </w:p>
+    <w:bookmarkEnd w:id="41"/>
+    <w:bookmarkStart w:id="42" w:name="tensions-and-boundary-conditions"/>
+    <w:p>
+      <w:pPr>
+        <w:pStyle w:val="Heading2"/>
+      </w:pPr>
+      <w:r>
+        <w:t xml:space="preserve">9. Tensions and boundary conditions</w:t>
+      </w:r>
+    </w:p>
+    <w:p>
+      <w:pPr>
+        <w:pStyle w:val="FirstParagraph"/>
+      </w:pPr>
+      <w:r>
+        <w:t xml:space="preserve">A mature account must confront four tensions rather than paper over them.</w:t>
+      </w:r>
+    </w:p>
+    <w:p>
+      <w:pPr>
+        <w:pStyle w:val="BodyText"/>
+      </w:pPr>
+      <w:r>
+        <w:rPr>
+          <w:i/>
+          <w:iCs/>
+        </w:rPr>
+        <w:t xml:space="preserve">Offloading versus productive struggle.</w:t>
+      </w:r>
+      <w:r>
+        <w:t xml:space="preserve"> </w:t>
+      </w:r>
+      <w:r>
+        <w:t xml:space="preserve">Evidence that AI use can depress critical thinking through</w:t>
+      </w:r>
+      <w:r>
+        <w:t xml:space="preserve"> </w:t>
+      </w:r>
+      <w:r>
+        <w:t xml:space="preserve">cognitive offloading (Gerlich, 2025; Kosmyna et al., 2025) appears to threaten any framework that</w:t>
+      </w:r>
+      <w:r>
+        <w:t xml:space="preserve"> </w:t>
+      </w:r>
+      <w:r>
+        <w:t xml:space="preserve">puts learners in close partnership with AI. The resolution is in the zone-of-proximal-development</w:t>
+      </w:r>
+      <w:r>
+        <w:t xml:space="preserve"> </w:t>
+      </w:r>
+      <w:r>
+        <w:t xml:space="preserve">stance: CoReasoning treats the AI as a mediating tool whose purpose is the learner’s eventual</w:t>
+      </w:r>
+      <w:r>
+        <w:t xml:space="preserve"> </w:t>
+      </w:r>
+      <w:r>
+        <w:rPr>
+          <w:i/>
+          <w:iCs/>
+        </w:rPr>
+        <w:t xml:space="preserve">independence</w:t>
+      </w:r>
+      <w:r>
+        <w:t xml:space="preserve">, and it offloads execution while deliberately retaining the cognitive work of</w:t>
+      </w:r>
+      <w:r>
+        <w:t xml:space="preserve"> </w:t>
+      </w:r>
+      <w:r>
+        <w:t xml:space="preserve">specifying, evaluating, and correcting. The framework is, in this sense, the designed inverse of</w:t>
+      </w:r>
+      <w:r>
+        <w:t xml:space="preserve"> </w:t>
+      </w:r>
+      <w:r>
+        <w:t xml:space="preserve">metacognitive laziness (Proposition P5).</w:t>
+      </w:r>
+    </w:p>
+    <w:p>
+      <w:pPr>
+        <w:pStyle w:val="BodyText"/>
+      </w:pPr>
+      <w:r>
+        <w:rPr>
+          <w:i/>
+          <w:iCs/>
+        </w:rPr>
+        <w:t xml:space="preserve">The calibration trap.</w:t>
+      </w:r>
+      <w:r>
+        <w:t xml:space="preserve"> </w:t>
+      </w:r>
+      <w:r>
+        <w:t xml:space="preserve">Judging is metacognitive monitoring, and monitoring is only useful when</w:t>
+      </w:r>
+      <w:r>
+        <w:t xml:space="preserve"> </w:t>
+      </w:r>
+      <w:r>
+        <w:t xml:space="preserve">calibrated. A learner who lacks the domain knowledge to recognize an error cannot detect that error</w:t>
+      </w:r>
+      <w:r>
+        <w:t xml:space="preserve"> </w:t>
+      </w:r>
+      <w:r>
+        <w:t xml:space="preserve">in AI output, however vigilant. Judging is therefore bounded by domain competence, and the framework</w:t>
+      </w:r>
+      <w:r>
+        <w:t xml:space="preserve"> </w:t>
+      </w:r>
+      <w:r>
+        <w:t xml:space="preserve">should be read as describing a skill that develops</w:t>
+      </w:r>
+      <w:r>
+        <w:t xml:space="preserve"> </w:t>
+      </w:r>
+      <w:r>
+        <w:rPr>
+          <w:i/>
+          <w:iCs/>
+        </w:rPr>
+        <w:t xml:space="preserve">with</w:t>
+      </w:r>
+      <w:r>
+        <w:t xml:space="preserve"> </w:t>
+      </w:r>
+      <w:r>
+        <w:t xml:space="preserve">domain knowledge, not as a substitute for it</w:t>
+      </w:r>
+      <w:r>
+        <w:t xml:space="preserve"> </w:t>
+      </w:r>
+      <w:r>
+        <w:t xml:space="preserve">(Proposition P4).</w:t>
+      </w:r>
+    </w:p>
+    <w:p>
+      <w:pPr>
+        <w:pStyle w:val="BodyText"/>
+      </w:pPr>
+      <w:r>
+        <w:rPr>
+          <w:i/>
+          <w:iCs/>
+        </w:rPr>
+        <w:t xml:space="preserve">Interactive is not automatically productive.</w:t>
+      </w:r>
+      <w:r>
+        <w:t xml:space="preserve"> </w:t>
+      </w:r>
+      <w:r>
+        <w:t xml:space="preserve">ICAP predicts that interactive engagement yields the</w:t>
+      </w:r>
+      <w:r>
+        <w:t xml:space="preserve"> </w:t>
+      </w:r>
+      <w:r>
+        <w:t xml:space="preserve">most learning, but rapid AI dialogue can be voluminous and shallow, a sequence of re-rolls rather than</w:t>
+      </w:r>
+      <w:r>
+        <w:t xml:space="preserve"> </w:t>
+      </w:r>
+      <w:r>
+        <w:t xml:space="preserve">reasoning. Steering counts as genuine metacognitive control only when corrections are</w:t>
+      </w:r>
+      <w:r>
+        <w:t xml:space="preserve"> </w:t>
+      </w:r>
+      <w:r>
+        <w:t xml:space="preserve">knowledge-generating, which is why the instrument rewards targeted, convergent corrections rather than</w:t>
+      </w:r>
+      <w:r>
+        <w:t xml:space="preserve"> </w:t>
+      </w:r>
+      <w:r>
+        <w:t xml:space="preserve">mere repetition.</w:t>
+      </w:r>
+    </w:p>
+    <w:p>
+      <w:pPr>
+        <w:pStyle w:val="BodyText"/>
+      </w:pPr>
+      <w:r>
+        <w:rPr>
+          <w:i/>
+          <w:iCs/>
+        </w:rPr>
+        <w:t xml:space="preserve">Standards can regress.</w:t>
+      </w:r>
+      <w:r>
+        <w:t xml:space="preserve"> </w:t>
+      </w:r>
+      <w:r>
+        <w:t xml:space="preserve">Judging and Steering presuppose that the learner holds standards adequate to</w:t>
+      </w:r>
+      <w:r>
+        <w:t xml:space="preserve"> </w:t>
+      </w:r>
+      <w:r>
+        <w:t xml:space="preserve">evaluate the output. When the AI is more competent in the domain than the learner, the standards the</w:t>
+      </w:r>
+      <w:r>
+        <w:t xml:space="preserve"> </w:t>
+      </w:r>
+      <w:r>
+        <w:t xml:space="preserve">learner applies may be inferior to the artifact under review, a reversal that classical</w:t>
+      </w:r>
+      <w:r>
+        <w:t xml:space="preserve"> </w:t>
+      </w:r>
+      <w:r>
+        <w:t xml:space="preserve">formative-assessment theory does not anticipate and that bounds the framework’s applicability at the</w:t>
+      </w:r>
+      <w:r>
+        <w:t xml:space="preserve"> </w:t>
+      </w:r>
+      <w:r>
+        <w:t xml:space="preserve">expert frontier.</w:t>
+      </w:r>
+    </w:p>
     <w:bookmarkEnd w:id="42"/>
-    <w:bookmarkStart w:id="43" w:name="tensions-and-boundary-conditions"/>
-    <w:p>
-      <w:pPr>
-        <w:pStyle w:val="Heading2"/>
-      </w:pPr>
-      <w:r>
-        <w:t xml:space="preserve">9. Tensions and boundary conditions</w:t>
-      </w:r>
-    </w:p>
-    <w:p>
-      <w:pPr>
-        <w:pStyle w:val="FirstParagraph"/>
-      </w:pPr>
-      <w:r>
-        <w:t xml:space="preserve">A mature account must confront four tensions rather than paper over them.</w:t>
-      </w:r>
-    </w:p>
-    <w:p>
-      <w:pPr>
-        <w:pStyle w:val="BodyText"/>
-      </w:pPr>
-      <w:r>
-        <w:rPr>
-          <w:i/>
-          <w:iCs/>
-        </w:rPr>
-        <w:t xml:space="preserve">Offloading versus productive struggle.</w:t>
-      </w:r>
-      <w:r>
-        <w:t xml:space="preserve"> </w:t>
-      </w:r>
-      <w:r>
-        <w:t xml:space="preserve">Evidence that AI use can depress critical thinking through</w:t>
-      </w:r>
-      <w:r>
-        <w:t xml:space="preserve"> </w:t>
-      </w:r>
-      <w:r>
-        <w:t xml:space="preserve">cognitive offloading (Gerlich, 2025; Kosmyna et al., 2025) appears to threaten any framework that</w:t>
-      </w:r>
-      <w:r>
-        <w:t xml:space="preserve"> </w:t>
-      </w:r>
-      <w:r>
-        <w:t xml:space="preserve">puts learners in close partnership with AI. The resolution is in the zone-of-proximal-development</w:t>
-      </w:r>
-      <w:r>
-        <w:t xml:space="preserve"> </w:t>
-      </w:r>
-      <w:r>
-        <w:t xml:space="preserve">stance: CoReasoning treats the AI as a mediating tool whose purpose is the learner’s eventual</w:t>
-      </w:r>
-      <w:r>
-        <w:t xml:space="preserve"> </w:t>
-      </w:r>
-      <w:r>
-        <w:rPr>
-          <w:i/>
-          <w:iCs/>
-        </w:rPr>
-        <w:t xml:space="preserve">independence</w:t>
-      </w:r>
-      <w:r>
-        <w:t xml:space="preserve">, and it offloads execution while deliberately retaining the cognitive work of</w:t>
-      </w:r>
-      <w:r>
-        <w:t xml:space="preserve"> </w:t>
-      </w:r>
-      <w:r>
-        <w:t xml:space="preserve">specifying, evaluating, and correcting. The framework is, in this sense, the designed inverse of</w:t>
-      </w:r>
-      <w:r>
-        <w:t xml:space="preserve"> </w:t>
-      </w:r>
-      <w:r>
-        <w:t xml:space="preserve">metacognitive laziness (Proposition P5).</w:t>
-      </w:r>
-    </w:p>
-    <w:p>
-      <w:pPr>
-        <w:pStyle w:val="BodyText"/>
-      </w:pPr>
-      <w:r>
-        <w:rPr>
-          <w:i/>
-          <w:iCs/>
-        </w:rPr>
-        <w:t xml:space="preserve">The calibration trap.</w:t>
-      </w:r>
-      <w:r>
-        <w:t xml:space="preserve"> </w:t>
-      </w:r>
-      <w:r>
-        <w:t xml:space="preserve">Judging is metacognitive monitoring, and monitoring is only useful when</w:t>
-      </w:r>
-      <w:r>
-        <w:t xml:space="preserve"> </w:t>
-      </w:r>
-      <w:r>
-        <w:t xml:space="preserve">calibrated. A learner who lacks the domain knowledge to recognize an error cannot detect that error</w:t>
-      </w:r>
-      <w:r>
-        <w:t xml:space="preserve"> </w:t>
-      </w:r>
-      <w:r>
-        <w:t xml:space="preserve">in AI output, however vigilant. Judging is therefore bounded by domain competence, and the framework</w:t>
-      </w:r>
-      <w:r>
-        <w:t xml:space="preserve"> </w:t>
-      </w:r>
-      <w:r>
-        <w:t xml:space="preserve">should be read as describing a skill that develops</w:t>
-      </w:r>
-      <w:r>
-        <w:t xml:space="preserve"> </w:t>
-      </w:r>
-      <w:r>
-        <w:rPr>
-          <w:i/>
-          <w:iCs/>
-        </w:rPr>
-        <w:t xml:space="preserve">with</w:t>
-      </w:r>
-      <w:r>
-        <w:t xml:space="preserve"> </w:t>
-      </w:r>
-      <w:r>
-        <w:t xml:space="preserve">domain knowledge, not as a substitute for it</w:t>
-      </w:r>
-      <w:r>
-        <w:t xml:space="preserve"> </w:t>
-      </w:r>
-      <w:r>
-        <w:t xml:space="preserve">(Proposition P4).</w:t>
-      </w:r>
-    </w:p>
-    <w:p>
-      <w:pPr>
-        <w:pStyle w:val="BodyText"/>
-      </w:pPr>
-      <w:r>
-        <w:rPr>
-          <w:i/>
-          <w:iCs/>
-        </w:rPr>
-        <w:t xml:space="preserve">Interactive is not automatically productive.</w:t>
-      </w:r>
-      <w:r>
-        <w:t xml:space="preserve"> </w:t>
-      </w:r>
-      <w:r>
-        <w:t xml:space="preserve">ICAP predicts that interactive engagement yields the</w:t>
-      </w:r>
-      <w:r>
-        <w:t xml:space="preserve"> </w:t>
-      </w:r>
-      <w:r>
-        <w:t xml:space="preserve">most learning, but rapid AI dialogue can be voluminous and shallow, a sequence of re-rolls rather than</w:t>
-      </w:r>
-      <w:r>
-        <w:t xml:space="preserve"> </w:t>
-      </w:r>
-      <w:r>
-        <w:t xml:space="preserve">reasoning. Steering counts as genuine metacognitive control only when corrections are</w:t>
-      </w:r>
-      <w:r>
-        <w:t xml:space="preserve"> </w:t>
-      </w:r>
-      <w:r>
-        <w:t xml:space="preserve">knowledge-generating, which is why the instrument rewards targeted, convergent corrections rather than</w:t>
-      </w:r>
-      <w:r>
-        <w:t xml:space="preserve"> </w:t>
-      </w:r>
-      <w:r>
-        <w:t xml:space="preserve">mere repetition.</w:t>
-      </w:r>
-    </w:p>
-    <w:p>
-      <w:pPr>
-        <w:pStyle w:val="BodyText"/>
-      </w:pPr>
-      <w:r>
-        <w:rPr>
-          <w:i/>
-          <w:iCs/>
-        </w:rPr>
-        <w:t xml:space="preserve">Standards can regress.</w:t>
-      </w:r>
-      <w:r>
-        <w:t xml:space="preserve"> </w:t>
-      </w:r>
-      <w:r>
-        <w:t xml:space="preserve">Judging and Steering presuppose that the learner holds standards adequate to</w:t>
-      </w:r>
-      <w:r>
-        <w:t xml:space="preserve"> </w:t>
-      </w:r>
-      <w:r>
-        <w:t xml:space="preserve">evaluate the output. When the AI is more competent in the domain than the learner, the standards the</w:t>
-      </w:r>
-      <w:r>
-        <w:t xml:space="preserve"> </w:t>
-      </w:r>
-      <w:r>
-        <w:t xml:space="preserve">learner applies may be inferior to the artifact under review, a reversal that classical</w:t>
-      </w:r>
-      <w:r>
-        <w:t xml:space="preserve"> </w:t>
-      </w:r>
-      <w:r>
-        <w:t xml:space="preserve">formative-assessment theory does not anticipate and that bounds the framework’s applicability at the</w:t>
-      </w:r>
-      <w:r>
-        <w:t xml:space="preserve"> </w:t>
-      </w:r>
-      <w:r>
-        <w:t xml:space="preserve">expert frontier.</w:t>
-      </w:r>
-    </w:p>
-    <w:bookmarkEnd w:id="43"/>
-    <w:bookmarkStart w:id="44" w:name="a-validation-and-assessment-agenda"/>
+    <w:bookmarkStart w:id="43" w:name="a-validation-and-assessment-agenda"/>
     <w:p>
       <w:pPr>
         <w:pStyle w:val="Heading2"/>
@@ -6300,14 +6225,86 @@
         <w:t xml:space="preserve">Proposition P5 and any learning claim; that is explicitly outside the present scope.</w:t>
       </w:r>
     </w:p>
+    <w:bookmarkEnd w:id="43"/>
+    <w:bookmarkStart w:id="44" w:name="limitations"/>
+    <w:p>
+      <w:pPr>
+        <w:pStyle w:val="Heading2"/>
+      </w:pPr>
+      <w:r>
+        <w:t xml:space="preserve">11. Limitations</w:t>
+      </w:r>
+    </w:p>
+    <w:p>
+      <w:pPr>
+        <w:pStyle w:val="FirstParagraph"/>
+      </w:pPr>
+      <w:r>
+        <w:t xml:space="preserve">This is a conceptual contribution accompanied by a proof-of-concept instrument, not an efficacy study.</w:t>
+      </w:r>
+      <w:r>
+        <w:t xml:space="preserve"> </w:t>
+      </w:r>
+      <w:r>
+        <w:t xml:space="preserve">The feasibility demonstration uses simulated learners of controlled competence, which establish that</w:t>
+      </w:r>
+      <w:r>
+        <w:t xml:space="preserve"> </w:t>
+      </w:r>
+      <w:r>
+        <w:t xml:space="preserve">the grader has signal and that the skills can be measured apart, but which are not human learners. To</w:t>
+      </w:r>
+      <w:r>
+        <w:t xml:space="preserve"> </w:t>
+      </w:r>
+      <w:r>
+        <w:t xml:space="preserve">avoid a model grading its own output, learners are generated by one model (gpt-4o-mini) and graded by</w:t>
+      </w:r>
+      <w:r>
+        <w:t xml:space="preserve"> </w:t>
+      </w:r>
+      <w:r>
+        <w:t xml:space="preserve">a different one (gpt-4o); the deployed prototype’s engine is llama-3.3-70b, and whether the dissociation</w:t>
+      </w:r>
+      <w:r>
+        <w:t xml:space="preserve"> </w:t>
+      </w:r>
+      <w:r>
+        <w:t xml:space="preserve">replicates across grader backends remains to be shown. The challenges are English-language, and the</w:t>
+      </w:r>
+      <w:r>
+        <w:t xml:space="preserve"> </w:t>
+      </w:r>
+      <w:r>
+        <w:t xml:space="preserve">automated grades have not yet been validated against human experts (Section 10). We make no</w:t>
+      </w:r>
+      <w:r>
+        <w:t xml:space="preserve"> </w:t>
+      </w:r>
+      <w:r>
+        <w:t xml:space="preserve">learning-outcome claim. What the paper establishes is conceptual: a theoretically-grounded</w:t>
+      </w:r>
+      <w:r>
+        <w:t xml:space="preserve"> </w:t>
+      </w:r>
+      <w:r>
+        <w:t xml:space="preserve">decomposition with stated propositions, a precise novelty boundary, and evidence that the three</w:t>
+      </w:r>
+      <w:r>
+        <w:t xml:space="preserve"> </w:t>
+      </w:r>
+      <w:r>
+        <w:t xml:space="preserve">constructs are separable and automatically measurable.</w:t>
+      </w:r>
+    </w:p>
     <w:bookmarkEnd w:id="44"/>
-    <w:bookmarkStart w:id="45" w:name="limitations"/>
+    <w:bookmarkStart w:id="45" w:name="conclusion"/>
     <w:p>
       <w:pPr>
         <w:pStyle w:val="Heading2"/>
       </w:pPr>
       <w:r>
-        <w:t xml:space="preserve">11. Limitations</w:t>
+        <w:t xml:space="preserve">12. Conclusion</w:t>
       </w:r>
     </w:p>
     <w:p>
@@ -6315,119 +6312,47 @@
         <w:pStyle w:val="FirstParagraph"/>
       </w:pPr>
       <w:r>
-        <w:t xml:space="preserve">This is a conceptual contribution accompanied by a proof-of-concept instrument, not an efficacy study.</w:t>
-      </w:r>
-      <w:r>
-        <w:t xml:space="preserve"> </w:t>
-      </w:r>
-      <w:r>
-        <w:t xml:space="preserve">The feasibility demonstration uses simulated learners of controlled competence, which establish that</w:t>
-      </w:r>
-      <w:r>
-        <w:t xml:space="preserve"> </w:t>
-      </w:r>
-      <w:r>
-        <w:t xml:space="preserve">the grader has signal and that the skills can be measured apart, but which are not human learners. To</w:t>
-      </w:r>
-      <w:r>
-        <w:t xml:space="preserve"> </w:t>
-      </w:r>
-      <w:r>
-        <w:t xml:space="preserve">avoid a model grading its own output, learners are generated by one model (gpt-4o-mini) and graded by</w:t>
-      </w:r>
-      <w:r>
-        <w:t xml:space="preserve"> </w:t>
-      </w:r>
-      <w:r>
-        <w:t xml:space="preserve">a different one (gpt-4o); the deployed prototype’s engine is llama-3.3-70b, and whether the dissociation</w:t>
-      </w:r>
-      <w:r>
-        <w:t xml:space="preserve"> </w:t>
-      </w:r>
-      <w:r>
-        <w:t xml:space="preserve">replicates across grader backends remains to be shown. The challenges are English-language, and the</w:t>
-      </w:r>
-      <w:r>
-        <w:t xml:space="preserve"> </w:t>
-      </w:r>
-      <w:r>
-        <w:t xml:space="preserve">automated grades have not yet been validated against human experts (Section 10). We make no</w:t>
-      </w:r>
-      <w:r>
-        <w:t xml:space="preserve"> </w:t>
-      </w:r>
-      <w:r>
-        <w:t xml:space="preserve">learning-outcome claim. What the paper establishes is conceptual: a theoretically-grounded</w:t>
-      </w:r>
-      <w:r>
-        <w:t xml:space="preserve"> </w:t>
-      </w:r>
-      <w:r>
-        <w:t xml:space="preserve">decomposition with stated propositions, a precise novelty boundary, and evidence that the three</w:t>
-      </w:r>
-      <w:r>
-        <w:t xml:space="preserve"> </w:t>
-      </w:r>
-      <w:r>
-        <w:t xml:space="preserve">constructs are separable and automatically measurable.</w:t>
+        <w:t xml:space="preserve">The task of education in the age of generative AI is not to produce faster answer-getters but to</w:t>
+      </w:r>
+      <w:r>
+        <w:t xml:space="preserve"> </w:t>
+      </w:r>
+      <w:r>
+        <w:t xml:space="preserve">cultivate critical collaborators: learners who can specify a problem worth solving, judge what a</w:t>
+      </w:r>
+      <w:r>
+        <w:t xml:space="preserve"> </w:t>
+      </w:r>
+      <w:r>
+        <w:t xml:space="preserve">machine returns, and steer it toward something better. That capability is teachable only if it can be</w:t>
+      </w:r>
+      <w:r>
+        <w:t xml:space="preserve"> </w:t>
+      </w:r>
+      <w:r>
+        <w:t xml:space="preserve">named and assessed. CoReasoning offers a decomposition of it into three theoretically-grounded,</w:t>
+      </w:r>
+      <w:r>
+        <w:t xml:space="preserve"> </w:t>
+      </w:r>
+      <w:r>
+        <w:t xml:space="preserve">independently-assessable skills, Framing, Judging, and Steering, separates the pre-generation skill</w:t>
+      </w:r>
+      <w:r>
+        <w:t xml:space="preserve"> </w:t>
+      </w:r>
+      <w:r>
+        <w:t xml:space="preserve">from the post-generation one in a way prior frameworks do not, and shows that the three can be</w:t>
+      </w:r>
+      <w:r>
+        <w:t xml:space="preserve"> </w:t>
+      </w:r>
+      <w:r>
+        <w:t xml:space="preserve">measured apart. We offer it as a foundation for the assessment and instruction the moment demands.</w:t>
       </w:r>
     </w:p>
     <w:bookmarkEnd w:id="45"/>
-    <w:bookmarkStart w:id="46" w:name="conclusion"/>
-    <w:p>
-      <w:pPr>
-        <w:pStyle w:val="Heading2"/>
-      </w:pPr>
-      <w:r>
-        <w:t xml:space="preserve">12. Conclusion</w:t>
-      </w:r>
-    </w:p>
-    <w:p>
-      <w:pPr>
-        <w:pStyle w:val="FirstParagraph"/>
-      </w:pPr>
-      <w:r>
-        <w:t xml:space="preserve">The task of education in the age of generative AI is not to produce faster answer-getters but to</w:t>
-      </w:r>
-      <w:r>
-        <w:t xml:space="preserve"> </w:t>
-      </w:r>
-      <w:r>
-        <w:t xml:space="preserve">cultivate critical collaborators: learners who can specify a problem worth solving, judge what a</w:t>
-      </w:r>
-      <w:r>
-        <w:t xml:space="preserve"> </w:t>
-      </w:r>
-      <w:r>
-        <w:t xml:space="preserve">machine returns, and steer it toward something better. That capability is teachable only if it can be</w:t>
-      </w:r>
-      <w:r>
-        <w:t xml:space="preserve"> </w:t>
-      </w:r>
-      <w:r>
-        <w:t xml:space="preserve">named and assessed. CoReasoning offers a decomposition of it into three theoretically-grounded,</w:t>
-      </w:r>
-      <w:r>
-        <w:t xml:space="preserve"> </w:t>
-      </w:r>
-      <w:r>
-        <w:t xml:space="preserve">independently-assessable skills, Framing, Judging, and Steering, separates the pre-generation skill</w:t>
-      </w:r>
-      <w:r>
-        <w:t xml:space="preserve"> </w:t>
-      </w:r>
-      <w:r>
-        <w:t xml:space="preserve">from the post-generation one in a way prior frameworks do not, and shows that the three can be</w:t>
-      </w:r>
-      <w:r>
-        <w:t xml:space="preserve"> </w:t>
-      </w:r>
-      <w:r>
-        <w:t xml:space="preserve">measured apart. We offer it as a foundation for the assessment and instruction the moment demands.</w:t>
-      </w:r>
-    </w:p>
-    <w:bookmarkEnd w:id="46"/>
-    <w:bookmarkStart w:id="53" w:name="appendix-a.-system-walkthrough"/>
+    <w:bookmarkStart w:id="52" w:name="appendix-a.-system-walkthrough"/>
     <w:p>
       <w:pPr>
         <w:pStyle w:val="Heading2"/>
@@ -6489,12 +6414,12 @@
           <wp:inline>
             <wp:extent cx="5334000" cy="2726266"/>
             <wp:effectExtent b="0" l="0" r="0" t="0"/>
-            <wp:docPr descr="Figure A1. A CoReasoning Lab challenge run." title="" id="48" name="Picture"/>
+            <wp:docPr descr="Figure A1. A CoReasoning Lab challenge run." title="" id="47" name="Picture"/>
             <a:graphic>
               <a:graphicData uri="http://schemas.openxmlformats.org/drawingml/2006/picture">
                 <pic:pic>
                   <pic:nvPicPr>
-                    <pic:cNvPr descr="assets/system-mockup.svg" id="49" name="Picture"/>
+                    <pic:cNvPr descr="assets/system-mockup.svg" id="48" name="Picture"/>
                     <pic:cNvPicPr>
                       <a:picLocks noChangeArrowheads="1" noChangeAspect="1"/>
                     </pic:cNvPicPr>
@@ -6506,7 +6431,7 @@
                           <a14:useLocalDpi xmlns:a14="http://schemas.microsoft.com/office/drawing/2010/main" val="0"/>
                         </a:ext>
                         <a:ext uri="{96DAC541-7B7A-43D3-8B79-37D633B846F1}">
-                          <asvg:svgBlip xmlns:asvg="http://schemas.microsoft.com/office/drawing/2016/SVG/main" r:embed="rId47"/>
+                          <asvg:svgBlip xmlns:asvg="http://schemas.microsoft.com/office/drawing/2016/SVG/main" r:embed="rId46"/>
                         </a:ext>
                       </a:extLst>
                     </a:blip>
@@ -6617,12 +6542,12 @@
           <wp:inline>
             <wp:extent cx="5334000" cy="3745148"/>
             <wp:effectExtent b="0" l="0" r="0" t="0"/>
-            <wp:docPr descr="Figure A2. CoReasoning Lab role interfaces." title="" id="51" name="Picture"/>
+            <wp:docPr descr="Figure A2. CoReasoning Lab role interfaces." title="" id="50" name="Picture"/>
             <a:graphic>
               <a:graphicData uri="http://schemas.openxmlformats.org/drawingml/2006/picture">
                 <pic:pic>
                   <pic:nvPicPr>
-                    <pic:cNvPr descr="assets/interface-gallery.svg" id="52" name="Picture"/>
+                    <pic:cNvPr descr="assets/interface-gallery.svg" id="51" name="Picture"/>
                     <pic:cNvPicPr>
                       <a:picLocks noChangeArrowheads="1" noChangeAspect="1"/>
                     </pic:cNvPicPr>
@@ -6634,7 +6559,7 @@
                           <a14:useLocalDpi xmlns:a14="http://schemas.microsoft.com/office/drawing/2010/main" val="0"/>
                         </a:ext>
                         <a:ext uri="{96DAC541-7B7A-43D3-8B79-37D633B846F1}">
-                          <asvg:svgBlip xmlns:asvg="http://schemas.microsoft.com/office/drawing/2016/SVG/main" r:embed="rId50"/>
+                          <asvg:svgBlip xmlns:asvg="http://schemas.microsoft.com/office/drawing/2016/SVG/main" r:embed="rId49"/>
                         </a:ext>
                       </a:extLst>
                     </a:blip>
@@ -6726,1074 +6651,1074 @@
         <w:t xml:space="preserve">Steering independently.</w:t>
       </w:r>
     </w:p>
+    <w:bookmarkEnd w:id="52"/>
+    <w:bookmarkStart w:id="53" w:name="references"/>
+    <w:p>
+      <w:pPr>
+        <w:pStyle w:val="Heading2"/>
+      </w:pPr>
+      <w:r>
+        <w:t xml:space="preserve">References</w:t>
+      </w:r>
+    </w:p>
+    <w:p>
+      <w:pPr>
+        <w:pStyle w:val="FirstParagraph"/>
+      </w:pPr>
+      <w:r>
+        <w:t xml:space="preserve">Acar, O. A. (2023). AI Prompt Engineering Isn’t the Future.</w:t>
+      </w:r>
+      <w:r>
+        <w:t xml:space="preserve"> </w:t>
+      </w:r>
+      <w:r>
+        <w:rPr>
+          <w:i/>
+          <w:iCs/>
+        </w:rPr>
+        <w:t xml:space="preserve">Harvard Business Review, June 6</w:t>
+      </w:r>
+      <w:r>
+        <w:t xml:space="preserve">.</w:t>
+      </w:r>
+    </w:p>
+    <w:p>
+      <w:pPr>
+        <w:pStyle w:val="BodyText"/>
+      </w:pPr>
+      <w:r>
+        <w:t xml:space="preserve">Anderson, L. W., &amp; Krathwohl, D. R. (2001). A Taxonomy for Learning, Teaching, and Assessing: A Revision of Bloom’s Taxonomy of Educational Objectives.</w:t>
+      </w:r>
+      <w:r>
+        <w:t xml:space="preserve"> </w:t>
+      </w:r>
+      <w:r>
+        <w:rPr>
+          <w:i/>
+          <w:iCs/>
+        </w:rPr>
+        <w:t xml:space="preserve">Longman</w:t>
+      </w:r>
+      <w:r>
+        <w:t xml:space="preserve">.</w:t>
+      </w:r>
+    </w:p>
+    <w:p>
+      <w:pPr>
+        <w:pStyle w:val="BodyText"/>
+      </w:pPr>
+      <w:r>
+        <w:t xml:space="preserve">Annapureddy, R., Fornaroli, A., &amp; Gatica-Perez, D. (2024). Generative AI Literacy: Twelve Defining Competencies.</w:t>
+      </w:r>
+      <w:r>
+        <w:t xml:space="preserve"> </w:t>
+      </w:r>
+      <w:r>
+        <w:rPr>
+          <w:i/>
+          <w:iCs/>
+        </w:rPr>
+        <w:t xml:space="preserve">Digital Government: Research and Practice</w:t>
+      </w:r>
+      <w:r>
+        <w:t xml:space="preserve">.</w:t>
+      </w:r>
+    </w:p>
+    <w:p>
+      <w:pPr>
+        <w:pStyle w:val="BodyText"/>
+      </w:pPr>
+      <w:r>
+        <w:t xml:space="preserve">Bansal, G., Wu, T., Zhou, J., Fok, R., Nushi, B., Kamar, E., Ribeiro, M. T., &amp; Weld, D. S. (2021). Does the Whole Exceed Its Parts? The Effect of AI Explanations on Complementary Team Performance.</w:t>
+      </w:r>
+      <w:r>
+        <w:t xml:space="preserve"> </w:t>
+      </w:r>
+      <w:r>
+        <w:rPr>
+          <w:i/>
+          <w:iCs/>
+        </w:rPr>
+        <w:t xml:space="preserve">Proceedings of the 2021 CHI Conference on Human Factors in Computing Systems</w:t>
+      </w:r>
+      <w:r>
+        <w:t xml:space="preserve">.</w:t>
+      </w:r>
+    </w:p>
+    <w:p>
+      <w:pPr>
+        <w:pStyle w:val="BodyText"/>
+      </w:pPr>
+      <w:r>
+        <w:t xml:space="preserve">Barzilai, S., &amp; Chinn, C. A. (2018). On the Goals of Epistemic Education: Promoting Apt Epistemic Performance.</w:t>
+      </w:r>
+      <w:r>
+        <w:t xml:space="preserve"> </w:t>
+      </w:r>
+      <w:r>
+        <w:rPr>
+          <w:i/>
+          <w:iCs/>
+        </w:rPr>
+        <w:t xml:space="preserve">Journal of the Learning Sciences</w:t>
+      </w:r>
+      <w:r>
+        <w:t xml:space="preserve">, 27(3), 353–389.</w:t>
+      </w:r>
+    </w:p>
+    <w:p>
+      <w:pPr>
+        <w:pStyle w:val="BodyText"/>
+      </w:pPr>
+      <w:r>
+        <w:t xml:space="preserve">Bjork, E. L., &amp; Bjork, R. A. (2011). Making Things Hard on Yourself, but in a Good Way: Creating Desirable Difficulties to Enhance Learning.</w:t>
+      </w:r>
+      <w:r>
+        <w:t xml:space="preserve"> </w:t>
+      </w:r>
+      <w:r>
+        <w:rPr>
+          <w:i/>
+          <w:iCs/>
+        </w:rPr>
+        <w:t xml:space="preserve">Psychology and the Real World</w:t>
+      </w:r>
+      <w:r>
+        <w:t xml:space="preserve">, 56–64.</w:t>
+      </w:r>
+    </w:p>
+    <w:p>
+      <w:pPr>
+        <w:pStyle w:val="BodyText"/>
+      </w:pPr>
+      <w:r>
+        <w:t xml:space="preserve">Bu{</w:t>
+      </w:r>
+      <w:r>
+        <w:t xml:space="preserve">}inca, Z., Malaya, M. B., &amp; Gajos, K. Z. (2021). To Trust or to Think: Cognitive Forcing Functions Can Reduce Overreliance on AI in AI-Assisted Decision-Making.</w:t>
+      </w:r>
+      <w:r>
+        <w:t xml:space="preserve"> </w:t>
+      </w:r>
+      <w:r>
+        <w:rPr>
+          <w:i/>
+          <w:iCs/>
+        </w:rPr>
+        <w:t xml:space="preserve">Proceedings of the ACM on Human-Computer Interaction</w:t>
+      </w:r>
+      <w:r>
+        <w:t xml:space="preserve">, 5(CSCW1), 1–21.</w:t>
+      </w:r>
+    </w:p>
+    <w:p>
+      <w:pPr>
+        <w:pStyle w:val="BodyText"/>
+      </w:pPr>
+      <w:r>
+        <w:t xml:space="preserve">Chi, M. T. H., &amp; Wylie, R. (2014). The ICAP Framework: Linking Cognitive Engagement to Active Learning Outcomes.</w:t>
+      </w:r>
+      <w:r>
+        <w:t xml:space="preserve"> </w:t>
+      </w:r>
+      <w:r>
+        <w:rPr>
+          <w:i/>
+          <w:iCs/>
+        </w:rPr>
+        <w:t xml:space="preserve">Educational Psychologist</w:t>
+      </w:r>
+      <w:r>
+        <w:t xml:space="preserve">, 49(4), 219–243.</w:t>
+      </w:r>
+    </w:p>
+    <w:p>
+      <w:pPr>
+        <w:pStyle w:val="BodyText"/>
+      </w:pPr>
+      <w:r>
+        <w:t xml:space="preserve">Clerc, O., Abdelghani, R., Desvaux, C., Poisson, E., Oudeyer, P., &amp; Sauz{'e}on, H. (2026). Teaching Students to Question the Machine: An AI Literacy Intervention Improves Students’ Regulation of LLM Use in a Science Task.</w:t>
+      </w:r>
+      <w:r>
+        <w:t xml:space="preserve"> </w:t>
+      </w:r>
+      <w:r>
+        <w:rPr>
+          <w:i/>
+          <w:iCs/>
+        </w:rPr>
+        <w:t xml:space="preserve">arXiv preprint arXiv:2604.01955</w:t>
+      </w:r>
+      <w:r>
+        <w:t xml:space="preserve">.</w:t>
+      </w:r>
+    </w:p>
+    <w:p>
+      <w:pPr>
+        <w:pStyle w:val="BodyText"/>
+      </w:pPr>
+      <w:r>
+        <w:t xml:space="preserve">Collins, A., Brown, J. S., &amp; Newman, S. E. (1989). Cognitive Apprenticeship: Teaching the Crafts of Reading, Writing, and Mathematics.</w:t>
+      </w:r>
+      <w:r>
+        <w:t xml:space="preserve"> </w:t>
+      </w:r>
+      <w:r>
+        <w:rPr>
+          <w:i/>
+          <w:iCs/>
+        </w:rPr>
+        <w:t xml:space="preserve">Knowing, Learning, and Instruction: Essays in Honor of Robert Glaser</w:t>
+      </w:r>
+      <w:r>
+        <w:t xml:space="preserve">, 453–494.</w:t>
+      </w:r>
+    </w:p>
+    <w:p>
+      <w:pPr>
+        <w:pStyle w:val="BodyText"/>
+      </w:pPr>
+      <w:r>
+        <w:t xml:space="preserve">Dakan, R., &amp; Feller, J. (2025). Framework for AI Fluency.</w:t>
+      </w:r>
+      <w:r>
+        <w:t xml:space="preserve"> </w:t>
+      </w:r>
+      <w:r>
+        <w:rPr>
+          <w:i/>
+          <w:iCs/>
+        </w:rPr>
+        <w:t xml:space="preserve">Anthropic</w:t>
+      </w:r>
+      <w:r>
+        <w:t xml:space="preserve">.</w:t>
+      </w:r>
+    </w:p>
+    <w:p>
+      <w:pPr>
+        <w:pStyle w:val="BodyText"/>
+      </w:pPr>
+      <w:r>
+        <w:t xml:space="preserve">Dell’Acqua, F., McFowland III, E., Mollick, E., Lifshitz-Assaf, H., Kellogg, K., Rajendran, S., Krayer, L., Candelon, F., &amp; Lakhani, K. R. (2023). Navigating the Jagged Technological Frontier.</w:t>
+      </w:r>
+      <w:r>
+        <w:t xml:space="preserve"> </w:t>
+      </w:r>
+      <w:r>
+        <w:rPr>
+          <w:i/>
+          <w:iCs/>
+        </w:rPr>
+        <w:t xml:space="preserve">Harvard Business School Working Paper 24-013</w:t>
+      </w:r>
+      <w:r>
+        <w:t xml:space="preserve">.</w:t>
+      </w:r>
+    </w:p>
+    <w:p>
+      <w:pPr>
+        <w:pStyle w:val="BodyText"/>
+      </w:pPr>
+      <w:r>
+        <w:t xml:space="preserve">Denny, P., Leinonen, J., Prather, J., Luxton-Reilly, A., Amarouche, T., Becker, B. A., &amp; Reeves, B. N. (2024). Prompt Problems: A New Programming Exercise for the Generative AI Era.</w:t>
+      </w:r>
+      <w:r>
+        <w:t xml:space="preserve"> </w:t>
+      </w:r>
+      <w:r>
+        <w:rPr>
+          <w:i/>
+          <w:iCs/>
+        </w:rPr>
+        <w:t xml:space="preserve">Proceedings of the 55th ACM Technical Symposium on Computer Science Education (SIGCSE)</w:t>
+      </w:r>
+      <w:r>
+        <w:t xml:space="preserve">.</w:t>
+      </w:r>
+    </w:p>
+    <w:p>
+      <w:pPr>
+        <w:pStyle w:val="BodyText"/>
+      </w:pPr>
+      <w:r>
+        <w:t xml:space="preserve">Di Santi, E. (2026). Cognitive Amplification vs Cognitive Delegation in Human-AI Systems: A Metric Framework.</w:t>
+      </w:r>
+      <w:r>
+        <w:t xml:space="preserve"> </w:t>
+      </w:r>
+      <w:r>
+        <w:rPr>
+          <w:i/>
+          <w:iCs/>
+        </w:rPr>
+        <w:t xml:space="preserve">arXiv preprint arXiv:2603.18677</w:t>
+      </w:r>
+      <w:r>
+        <w:t xml:space="preserve">.</w:t>
+      </w:r>
+    </w:p>
+    <w:p>
+      <w:pPr>
+        <w:pStyle w:val="BodyText"/>
+      </w:pPr>
+      <w:r>
+        <w:t xml:space="preserve">Facione, P. A. (1990). Critical Thinking: A Statement of Expert Consensus for Purposes of Educational Assessment and Instruction (The Delphi Report).</w:t>
+      </w:r>
+      <w:r>
+        <w:t xml:space="preserve"> </w:t>
+      </w:r>
+      <w:r>
+        <w:rPr>
+          <w:i/>
+          <w:iCs/>
+        </w:rPr>
+        <w:t xml:space="preserve">American Philosophical Association</w:t>
+      </w:r>
+      <w:r>
+        <w:t xml:space="preserve">.</w:t>
+      </w:r>
+    </w:p>
+    <w:p>
+      <w:pPr>
+        <w:pStyle w:val="BodyText"/>
+      </w:pPr>
+      <w:r>
+        <w:t xml:space="preserve">Feng, Y., Wang, S., Cheng, Z., Wan, Y., &amp; Chen, D. (2025). Are We on the Right Way to Assessing LLM-as-a-Judge?.</w:t>
+      </w:r>
+      <w:r>
+        <w:t xml:space="preserve"> </w:t>
+      </w:r>
+      <w:r>
+        <w:rPr>
+          <w:i/>
+          <w:iCs/>
+        </w:rPr>
+        <w:t xml:space="preserve">arXiv preprint arXiv:2512.16041</w:t>
+      </w:r>
+      <w:r>
+        <w:t xml:space="preserve">.</w:t>
+      </w:r>
+    </w:p>
+    <w:p>
+      <w:pPr>
+        <w:pStyle w:val="BodyText"/>
+      </w:pPr>
+      <w:r>
+        <w:t xml:space="preserve">Fernandes, D., Villa, S., Nicholls, S., Haavisto, O., Buschek, D., Schmidt, A., Kosch, T., Shen, C., &amp; Welsch, R. (2024). Performance and Metacognition Disconnect when Reasoning in Human-AI Interaction.</w:t>
+      </w:r>
+      <w:r>
+        <w:t xml:space="preserve"> </w:t>
+      </w:r>
+      <w:r>
+        <w:rPr>
+          <w:i/>
+          <w:iCs/>
+        </w:rPr>
+        <w:t xml:space="preserve">arXiv preprint arXiv:2409.16708</w:t>
+      </w:r>
+      <w:r>
+        <w:t xml:space="preserve">.</w:t>
+      </w:r>
+    </w:p>
+    <w:p>
+      <w:pPr>
+        <w:pStyle w:val="BodyText"/>
+      </w:pPr>
+      <w:r>
+        <w:t xml:space="preserve">Flavell, J. H. (1979). Metacognition and Cognitive Monitoring: A New Area of Cognitive-Developmental Inquiry.</w:t>
+      </w:r>
+      <w:r>
+        <w:t xml:space="preserve"> </w:t>
+      </w:r>
+      <w:r>
+        <w:rPr>
+          <w:i/>
+          <w:iCs/>
+        </w:rPr>
+        <w:t xml:space="preserve">American Psychologist</w:t>
+      </w:r>
+      <w:r>
+        <w:t xml:space="preserve">, 34(10), 906–911.</w:t>
+      </w:r>
+    </w:p>
+    <w:p>
+      <w:pPr>
+        <w:pStyle w:val="BodyText"/>
+      </w:pPr>
+      <w:r>
+        <w:t xml:space="preserve">Gerlich, M. (2025). AI Tools in Society: Impacts on Cognitive Offloading and the Future of Critical Thinking.</w:t>
+      </w:r>
+      <w:r>
+        <w:t xml:space="preserve"> </w:t>
+      </w:r>
+      <w:r>
+        <w:rPr>
+          <w:i/>
+          <w:iCs/>
+        </w:rPr>
+        <w:t xml:space="preserve">Societies</w:t>
+      </w:r>
+      <w:r>
+        <w:t xml:space="preserve">, 15(1), 6.</w:t>
+      </w:r>
+    </w:p>
+    <w:p>
+      <w:pPr>
+        <w:pStyle w:val="BodyText"/>
+      </w:pPr>
+      <w:r>
+        <w:t xml:space="preserve">Gilson, L. L., &amp; Goldberg, C. B. (2015). Editors’ Comment: So, What Is a Conceptual Paper?.</w:t>
+      </w:r>
+      <w:r>
+        <w:t xml:space="preserve"> </w:t>
+      </w:r>
+      <w:r>
+        <w:rPr>
+          <w:i/>
+          <w:iCs/>
+        </w:rPr>
+        <w:t xml:space="preserve">Group &amp; Organization Management</w:t>
+      </w:r>
+      <w:r>
+        <w:t xml:space="preserve">, 40(2), 127–130. https://doi.org/10.1177/1059601115576425</w:t>
+      </w:r>
+    </w:p>
+    <w:p>
+      <w:pPr>
+        <w:pStyle w:val="BodyText"/>
+      </w:pPr>
+      <w:r>
+        <w:t xml:space="preserve">Gu, X., &amp; Ericson, B. J. (2025). AI Literacy in K-12 and Higher Education in the Wake of Generative AI: An Integrative Review.</w:t>
+      </w:r>
+      <w:r>
+        <w:t xml:space="preserve"> </w:t>
+      </w:r>
+      <w:r>
+        <w:rPr>
+          <w:i/>
+          <w:iCs/>
+        </w:rPr>
+        <w:t xml:space="preserve">Proceedings of the 2025 ACM Conference on International Computing Education Research (ICER)</w:t>
+      </w:r>
+      <w:r>
+        <w:t xml:space="preserve">, 125–140. https://doi.org/10.1145/3702652.3744217</w:t>
+      </w:r>
+    </w:p>
+    <w:p>
+      <w:pPr>
+        <w:pStyle w:val="BodyText"/>
+      </w:pPr>
+      <w:r>
+        <w:t xml:space="preserve">Hattie, J., &amp; Timperley, H. (2007). The Power of Feedback.</w:t>
+      </w:r>
+      <w:r>
+        <w:t xml:space="preserve"> </w:t>
+      </w:r>
+      <w:r>
+        <w:rPr>
+          <w:i/>
+          <w:iCs/>
+        </w:rPr>
+        <w:t xml:space="preserve">Review of Educational Research</w:t>
+      </w:r>
+      <w:r>
+        <w:t xml:space="preserve">, 77(1), 81–112.</w:t>
+      </w:r>
+    </w:p>
+    <w:p>
+      <w:pPr>
+        <w:pStyle w:val="BodyText"/>
+      </w:pPr>
+      <w:r>
+        <w:t xml:space="preserve">Jaakkola, E. (2020). Designing Conceptual Articles: Four Approaches.</w:t>
+      </w:r>
+      <w:r>
+        <w:t xml:space="preserve"> </w:t>
+      </w:r>
+      <w:r>
+        <w:rPr>
+          <w:i/>
+          <w:iCs/>
+        </w:rPr>
+        <w:t xml:space="preserve">AMS Review</w:t>
+      </w:r>
+      <w:r>
+        <w:t xml:space="preserve">, 10, 18–26.</w:t>
+      </w:r>
+    </w:p>
+    <w:p>
+      <w:pPr>
+        <w:pStyle w:val="BodyText"/>
+      </w:pPr>
+      <w:r>
+        <w:t xml:space="preserve">Jin, Y., Martinez-Maldonado, R., Ga{</w:t>
+      </w:r>
+      <w:r>
+        <w:t xml:space="preserve">}evi{'c}, D., &amp; Yan, L. (2024). GLAT: The Generative AI Literacy Assessment Test.</w:t>
+      </w:r>
+      <w:r>
+        <w:t xml:space="preserve"> </w:t>
+      </w:r>
+      <w:r>
+        <w:rPr>
+          <w:i/>
+          <w:iCs/>
+        </w:rPr>
+        <w:t xml:space="preserve">arXiv preprint arXiv:2411.00283</w:t>
+      </w:r>
+      <w:r>
+        <w:t xml:space="preserve">.</w:t>
+      </w:r>
+    </w:p>
+    <w:p>
+      <w:pPr>
+        <w:pStyle w:val="BodyText"/>
+      </w:pPr>
+      <w:r>
+        <w:t xml:space="preserve">Kapur, M. (2008). Productive Failure.</w:t>
+      </w:r>
+      <w:r>
+        <w:t xml:space="preserve"> </w:t>
+      </w:r>
+      <w:r>
+        <w:rPr>
+          <w:i/>
+          <w:iCs/>
+        </w:rPr>
+        <w:t xml:space="preserve">Cognition and Instruction</w:t>
+      </w:r>
+      <w:r>
+        <w:t xml:space="preserve">, 26(3), 379–424.</w:t>
+      </w:r>
+    </w:p>
+    <w:p>
+      <w:pPr>
+        <w:pStyle w:val="BodyText"/>
+      </w:pPr>
+      <w:r>
+        <w:t xml:space="preserve">Kim, P., Wang, W., &amp; Bonk, C. J. (2025). Generative AI as a Coach to Help Students Enhance Proficiency in Question Formulation.</w:t>
+      </w:r>
+      <w:r>
+        <w:t xml:space="preserve"> </w:t>
+      </w:r>
+      <w:r>
+        <w:rPr>
+          <w:i/>
+          <w:iCs/>
+        </w:rPr>
+        <w:t xml:space="preserve">Journal of Educational Computing Research</w:t>
+      </w:r>
+      <w:r>
+        <w:t xml:space="preserve">, 63(3), 565–586. https://doi.org/10.1177/07356331251314222</w:t>
+      </w:r>
+    </w:p>
+    <w:p>
+      <w:pPr>
+        <w:pStyle w:val="BodyText"/>
+      </w:pPr>
+      <w:r>
+        <w:t xml:space="preserve">Kosmyna, N., Hauptmann, E., Yuan, Y. T., Situ, J., Liao, X., Beresnitzky, A. V., Braunstein, I., &amp; Maes, P. (2025). Your Brain on ChatGPT: Accumulation of Cognitive Debt when Using an AI Assistant for Essay Writing Task.</w:t>
+      </w:r>
+      <w:r>
+        <w:t xml:space="preserve"> </w:t>
+      </w:r>
+      <w:r>
+        <w:rPr>
+          <w:i/>
+          <w:iCs/>
+        </w:rPr>
+        <w:t xml:space="preserve">arXiv preprint arXiv:2506.08872</w:t>
+      </w:r>
+      <w:r>
+        <w:t xml:space="preserve">.</w:t>
+      </w:r>
+    </w:p>
+    <w:p>
+      <w:pPr>
+        <w:pStyle w:val="BodyText"/>
+      </w:pPr>
+      <w:r>
+        <w:t xml:space="preserve">Lee, J. D., &amp; See, K. A. (2004). Trust in Automation: Designing for Appropriate Reliance.</w:t>
+      </w:r>
+      <w:r>
+        <w:t xml:space="preserve"> </w:t>
+      </w:r>
+      <w:r>
+        <w:rPr>
+          <w:i/>
+          <w:iCs/>
+        </w:rPr>
+        <w:t xml:space="preserve">Human Factors</w:t>
+      </w:r>
+      <w:r>
+        <w:t xml:space="preserve">, 46(1), 50–80.</w:t>
+      </w:r>
+    </w:p>
+    <w:p>
+      <w:pPr>
+        <w:pStyle w:val="BodyText"/>
+      </w:pPr>
+      <w:r>
+        <w:t xml:space="preserve">Lee, S. C., Baby, T., Vongvit, R., Lee, J., Kim, Y., Min, C., &amp; Yoon, S. H. (2025). Development and Validation of a Generative AI Competence Scale.</w:t>
+      </w:r>
+      <w:r>
+        <w:t xml:space="preserve"> </w:t>
+      </w:r>
+      <w:r>
+        <w:rPr>
+          <w:i/>
+          <w:iCs/>
+        </w:rPr>
+        <w:t xml:space="preserve">Technology in Society</w:t>
+      </w:r>
+      <w:r>
+        <w:t xml:space="preserve">. https://doi.org/10.1016/j.techsoc.2025.103059</w:t>
+      </w:r>
+    </w:p>
+    <w:p>
+      <w:pPr>
+        <w:pStyle w:val="BodyText"/>
+      </w:pPr>
+      <w:r>
+        <w:t xml:space="preserve">Li, C., Cui, H., &amp; Hagedorn, L. S. (2026). The Cognitive Impact of ChatGPT in Higher Education: A Systematic Review of Critical and Creative Thinking Outcomes.</w:t>
+      </w:r>
+      <w:r>
+        <w:t xml:space="preserve"> </w:t>
+      </w:r>
+      <w:r>
+        <w:rPr>
+          <w:i/>
+          <w:iCs/>
+        </w:rPr>
+        <w:t xml:space="preserve">Computers and Education: Artificial Intelligence</w:t>
+      </w:r>
+      <w:r>
+        <w:t xml:space="preserve">, 10, 100571. https://doi.org/10.1016/j.caeai.2026.100571</w:t>
+      </w:r>
+    </w:p>
+    <w:p>
+      <w:pPr>
+        <w:pStyle w:val="BodyText"/>
+      </w:pPr>
+      <w:r>
+        <w:t xml:space="preserve">Lo, L. S. (2023). The CLEAR Path: A Framework for Enhancing Information Literacy through Prompt Engineering.</w:t>
+      </w:r>
+      <w:r>
+        <w:t xml:space="preserve"> </w:t>
+      </w:r>
+      <w:r>
+        <w:rPr>
+          <w:i/>
+          <w:iCs/>
+        </w:rPr>
+        <w:t xml:space="preserve">The Journal of Academic Librarianship</w:t>
+      </w:r>
+      <w:r>
+        <w:t xml:space="preserve">, 49(4).</w:t>
+      </w:r>
+    </w:p>
+    <w:p>
+      <w:pPr>
+        <w:pStyle w:val="BodyText"/>
+      </w:pPr>
+      <w:r>
+        <w:t xml:space="preserve">Long, D., &amp; Magerko, B. (2020). What Is AI Literacy? Competencies and Design Considerations.</w:t>
+      </w:r>
+      <w:r>
+        <w:t xml:space="preserve"> </w:t>
+      </w:r>
+      <w:r>
+        <w:rPr>
+          <w:i/>
+          <w:iCs/>
+        </w:rPr>
+        <w:t xml:space="preserve">Proceedings of the 2020 CHI Conference on Human Factors in Computing Systems</w:t>
+      </w:r>
+      <w:r>
+        <w:t xml:space="preserve">, 1–16.</w:t>
+      </w:r>
+    </w:p>
+    <w:p>
+      <w:pPr>
+        <w:pStyle w:val="BodyText"/>
+      </w:pPr>
+      <w:r>
+        <w:t xml:space="preserve">Nazaretsky, T., Gabbay, H., &amp; K{"a}ser, T. (2025). Can Students Judge Like Experts? A Large-Scale Study on AI and Human Personalized Formative Feedback.</w:t>
+      </w:r>
+      <w:r>
+        <w:t xml:space="preserve"> </w:t>
+      </w:r>
+      <w:r>
+        <w:rPr>
+          <w:i/>
+          <w:iCs/>
+        </w:rPr>
+        <w:t xml:space="preserve">Computers and Education: Artificial Intelligence</w:t>
+      </w:r>
+      <w:r>
+        <w:t xml:space="preserve">. https://doi.org/10.1016/j.caeai.2025.100533</w:t>
+      </w:r>
+    </w:p>
+    <w:p>
+      <w:pPr>
+        <w:pStyle w:val="BodyText"/>
+      </w:pPr>
+      <w:r>
+        <w:t xml:space="preserve">Nelson, T. O., &amp; Narens, L. (1990). Metamemory: A Theoretical Framework and New Findings.</w:t>
+      </w:r>
+      <w:r>
+        <w:t xml:space="preserve"> </w:t>
+      </w:r>
+      <w:r>
+        <w:rPr>
+          <w:i/>
+          <w:iCs/>
+        </w:rPr>
+        <w:t xml:space="preserve">The Psychology of Learning and Motivation</w:t>
+      </w:r>
+      <w:r>
+        <w:t xml:space="preserve">, 26, 125–173.</w:t>
+      </w:r>
+    </w:p>
+    <w:p>
+      <w:pPr>
+        <w:pStyle w:val="BodyText"/>
+      </w:pPr>
+      <w:r>
+        <w:t xml:space="preserve">Parasuraman, R., &amp; Manzey, D. H. (2010). Complacency and Bias in Human Use of Automation: An Attentional Integration.</w:t>
+      </w:r>
+      <w:r>
+        <w:t xml:space="preserve"> </w:t>
+      </w:r>
+      <w:r>
+        <w:rPr>
+          <w:i/>
+          <w:iCs/>
+        </w:rPr>
+        <w:t xml:space="preserve">Human Factors</w:t>
+      </w:r>
+      <w:r>
+        <w:t xml:space="preserve">, 52(3), 381–410.</w:t>
+      </w:r>
+    </w:p>
+    <w:p>
+      <w:pPr>
+        <w:pStyle w:val="BodyText"/>
+      </w:pPr>
+      <w:r>
+        <w:t xml:space="preserve">Paul, R., &amp; Elder, L. (2006). The Miniature Guide to Critical Thinking: Concepts and Tools.</w:t>
+      </w:r>
+      <w:r>
+        <w:t xml:space="preserve"> </w:t>
+      </w:r>
+      <w:r>
+        <w:rPr>
+          <w:i/>
+          <w:iCs/>
+        </w:rPr>
+        <w:t xml:space="preserve">Foundation for Critical Thinking</w:t>
+      </w:r>
+      <w:r>
+        <w:t xml:space="preserve">.</w:t>
+      </w:r>
+    </w:p>
+    <w:p>
+      <w:pPr>
+        <w:pStyle w:val="BodyText"/>
+      </w:pPr>
+      <w:r>
+        <w:t xml:space="preserve">Randazzo, B., Lifshitz-Assaf, H., Kellogg, K., Dell’Acqua, F., Mollick, E., Candelon, F., &amp; Lakhani, K. R. (2025). Cyborgs, Centaurs and Self-Automators: Modes of Human-AI Collaboration in Knowledge Work.</w:t>
+      </w:r>
+      <w:r>
+        <w:t xml:space="preserve"> </w:t>
+      </w:r>
+      <w:r>
+        <w:rPr>
+          <w:i/>
+          <w:iCs/>
+        </w:rPr>
+        <w:t xml:space="preserve">Harvard Business School Working Paper 26-036</w:t>
+      </w:r>
+      <w:r>
+        <w:t xml:space="preserve">.</w:t>
+      </w:r>
+    </w:p>
+    <w:p>
+      <w:pPr>
+        <w:pStyle w:val="BodyText"/>
+      </w:pPr>
+      <w:r>
+        <w:t xml:space="preserve">Runco, M. A., &amp; Chand, I. (1995). Cognition and Creativity.</w:t>
+      </w:r>
+      <w:r>
+        <w:t xml:space="preserve"> </w:t>
+      </w:r>
+      <w:r>
+        <w:rPr>
+          <w:i/>
+          <w:iCs/>
+        </w:rPr>
+        <w:t xml:space="preserve">Educational Psychology Review</w:t>
+      </w:r>
+      <w:r>
+        <w:t xml:space="preserve">, 7(3), 243–267.</w:t>
+      </w:r>
+    </w:p>
+    <w:p>
+      <w:pPr>
+        <w:pStyle w:val="BodyText"/>
+      </w:pPr>
+      <w:r>
+        <w:t xml:space="preserve">Sadler, D. R. (1989). Formative Assessment and the Design of Instructional Systems.</w:t>
+      </w:r>
+      <w:r>
+        <w:t xml:space="preserve"> </w:t>
+      </w:r>
+      <w:r>
+        <w:rPr>
+          <w:i/>
+          <w:iCs/>
+        </w:rPr>
+        <w:t xml:space="preserve">Instructional Science</w:t>
+      </w:r>
+      <w:r>
+        <w:t xml:space="preserve">, 18(2), 119–144.</w:t>
+      </w:r>
+    </w:p>
+    <w:p>
+      <w:pPr>
+        <w:pStyle w:val="BodyText"/>
+      </w:pPr>
+      <w:r>
+        <w:t xml:space="preserve">Salomon, G., Perkins, D. N., &amp; Globerson, T. (1991). Partners in Cognition: Extending Human Intelligence with Intelligent Technologies.</w:t>
+      </w:r>
+      <w:r>
+        <w:t xml:space="preserve"> </w:t>
+      </w:r>
+      <w:r>
+        <w:rPr>
+          <w:i/>
+          <w:iCs/>
+        </w:rPr>
+        <w:t xml:space="preserve">Educational Researcher</w:t>
+      </w:r>
+      <w:r>
+        <w:t xml:space="preserve">, 20(3), 2–9.</w:t>
+      </w:r>
+    </w:p>
+    <w:p>
+      <w:pPr>
+        <w:pStyle w:val="BodyText"/>
+      </w:pPr>
+      <w:r>
+        <w:t xml:space="preserve">Sidra, S., &amp; Mason, C. (2025). Generative AI in Human-AI Collaboration: Validation of the Collaborative AI Literacy and Collaborative AI Metacognition Scales.</w:t>
+      </w:r>
+      <w:r>
+        <w:t xml:space="preserve"> </w:t>
+      </w:r>
+      <w:r>
+        <w:rPr>
+          <w:i/>
+          <w:iCs/>
+        </w:rPr>
+        <w:t xml:space="preserve">International Journal of Human-Computer Interaction</w:t>
+      </w:r>
+      <w:r>
+        <w:t xml:space="preserve">. https://doi.org/10.1080/10447318.2025.2543997</w:t>
+      </w:r>
+    </w:p>
+    <w:p>
+      <w:pPr>
+        <w:pStyle w:val="BodyText"/>
+      </w:pPr>
+      <w:r>
+        <w:t xml:space="preserve">Sperber, D., Cl{'e}ment, F., Heintz, C., Mascaro, O., Mercier, H., Origgi, G., &amp; Wilson, D. (2010). Epistemic Vigilance.</w:t>
+      </w:r>
+      <w:r>
+        <w:t xml:space="preserve"> </w:t>
+      </w:r>
+      <w:r>
+        <w:rPr>
+          <w:i/>
+          <w:iCs/>
+        </w:rPr>
+        <w:t xml:space="preserve">Mind &amp; Language</w:t>
+      </w:r>
+      <w:r>
+        <w:t xml:space="preserve">, 25(4), 359–393.</w:t>
+      </w:r>
+    </w:p>
+    <w:p>
+      <w:pPr>
+        <w:pStyle w:val="BodyText"/>
+      </w:pPr>
+      <w:r>
+        <w:t xml:space="preserve">Srinath, S., Vadaparty, A., Smith IV, D. H., Porter, L., &amp; Zingaro, D. (2025). Assessing Problem Decomposition in CS1 for the GenAI Era.</w:t>
+      </w:r>
+      <w:r>
+        <w:t xml:space="preserve"> </w:t>
+      </w:r>
+      <w:r>
+        <w:rPr>
+          <w:i/>
+          <w:iCs/>
+        </w:rPr>
+        <w:t xml:space="preserve">arXiv preprint arXiv:2511.05764</w:t>
+      </w:r>
+      <w:r>
+        <w:t xml:space="preserve">.</w:t>
+      </w:r>
+    </w:p>
+    <w:p>
+      <w:pPr>
+        <w:pStyle w:val="BodyText"/>
+      </w:pPr>
+      <w:r>
+        <w:t xml:space="preserve">Tankelevitch, L., Kewenig, V., Simkute, A., Scott, A. E., Sarkar, A., Sellen, A., &amp; Rintel, S. (2024). The Metacognitive Demands and Opportunities of Generative AI.</w:t>
+      </w:r>
+      <w:r>
+        <w:t xml:space="preserve"> </w:t>
+      </w:r>
+      <w:r>
+        <w:rPr>
+          <w:i/>
+          <w:iCs/>
+        </w:rPr>
+        <w:t xml:space="preserve">Proceedings of the 2024 CHI Conference on Human Factors in Computing Systems</w:t>
+      </w:r>
+      <w:r>
+        <w:t xml:space="preserve">.</w:t>
+      </w:r>
+    </w:p>
+    <w:p>
+      <w:pPr>
+        <w:pStyle w:val="BodyText"/>
+      </w:pPr>
+      <w:r>
+        <w:t xml:space="preserve">Tour, E., &amp; Zadorozhnyy, A. (2025). Conceptualizing and Operationalizing Prompt Literacy for English Language Learners.</w:t>
+      </w:r>
+      <w:r>
+        <w:t xml:space="preserve"> </w:t>
+      </w:r>
+      <w:r>
+        <w:rPr>
+          <w:i/>
+          <w:iCs/>
+        </w:rPr>
+        <w:t xml:space="preserve">Journal of Adolescent &amp; Adult Literacy</w:t>
+      </w:r>
+      <w:r>
+        <w:t xml:space="preserve">. https://doi.org/10.1002/jaal.70020</w:t>
+      </w:r>
+    </w:p>
+    <w:p>
+      <w:pPr>
+        <w:pStyle w:val="BodyText"/>
+      </w:pPr>
+      <w:r>
+        <w:t xml:space="preserve">Vaccaro, M., Almaatouq, A., &amp; Malone, T. (2024). When Combinations of Humans and AI Are Useful: A Systematic Review and Meta-Analysis.</w:t>
+      </w:r>
+      <w:r>
+        <w:t xml:space="preserve"> </w:t>
+      </w:r>
+      <w:r>
+        <w:rPr>
+          <w:i/>
+          <w:iCs/>
+        </w:rPr>
+        <w:t xml:space="preserve">Nature Human Behaviour</w:t>
+      </w:r>
+      <w:r>
+        <w:t xml:space="preserve">, 8, 2293–2303.</w:t>
+      </w:r>
+    </w:p>
+    <w:p>
+      <w:pPr>
+        <w:pStyle w:val="BodyText"/>
+      </w:pPr>
+      <w:r>
+        <w:t xml:space="preserve">Vygotsky, L. S. (1978). Mind in Society: The Development of Higher Psychological Processes.</w:t>
+      </w:r>
+      <w:r>
+        <w:t xml:space="preserve"> </w:t>
+      </w:r>
+      <w:r>
+        <w:rPr>
+          <w:i/>
+          <w:iCs/>
+        </w:rPr>
+        <w:t xml:space="preserve">Harvard University Press</w:t>
+      </w:r>
+      <w:r>
+        <w:t xml:space="preserve">.</w:t>
+      </w:r>
+    </w:p>
+    <w:p>
+      <w:pPr>
+        <w:pStyle w:val="BodyText"/>
+      </w:pPr>
+      <w:r>
+        <w:t xml:space="preserve">Winne, P. H., &amp; Hadwin, A. F. (1998). Studying as Self-Regulated Learning.</w:t>
+      </w:r>
+      <w:r>
+        <w:t xml:space="preserve"> </w:t>
+      </w:r>
+      <w:r>
+        <w:rPr>
+          <w:i/>
+          <w:iCs/>
+        </w:rPr>
+        <w:t xml:space="preserve">Metacognition in Educational Theory and Practice</w:t>
+      </w:r>
+      <w:r>
+        <w:t xml:space="preserve">, 277–304.</w:t>
+      </w:r>
+    </w:p>
+    <w:p>
+      <w:pPr>
+        <w:pStyle w:val="BodyText"/>
+      </w:pPr>
+      <w:r>
+        <w:t xml:space="preserve">Zimmerman, B. J. (2000). Attaining Self-Regulation: A Social Cognitive Perspective.</w:t>
+      </w:r>
+      <w:r>
+        <w:t xml:space="preserve"> </w:t>
+      </w:r>
+      <w:r>
+        <w:rPr>
+          <w:i/>
+          <w:iCs/>
+        </w:rPr>
+        <w:t xml:space="preserve">Handbook of Self-Regulation</w:t>
+      </w:r>
+      <w:r>
+        <w:t xml:space="preserve">, 13–39.</w:t>
+      </w:r>
+    </w:p>
+    <w:p>
+      <w:pPr>
+        <w:pStyle w:val="BodyText"/>
+      </w:pPr>
+      <w:r>
+        <w:t xml:space="preserve">{UNESCO} (2024). AI Competency Framework for Students.</w:t>
+      </w:r>
+      <w:r>
+        <w:t xml:space="preserve"> </w:t>
+      </w:r>
+      <w:r>
+        <w:rPr>
+          <w:i/>
+          <w:iCs/>
+        </w:rPr>
+        <w:t xml:space="preserve">UNESCO</w:t>
+      </w:r>
+      <w:r>
+        <w:t xml:space="preserve">.</w:t>
+      </w:r>
+    </w:p>
     <w:bookmarkEnd w:id="53"/>
-    <w:bookmarkStart w:id="54" w:name="references"/>
-    <w:p>
-      <w:pPr>
-        <w:pStyle w:val="Heading2"/>
-      </w:pPr>
-      <w:r>
-        <w:t xml:space="preserve">References</w:t>
-      </w:r>
-    </w:p>
-    <w:p>
-      <w:pPr>
-        <w:pStyle w:val="FirstParagraph"/>
-      </w:pPr>
-      <w:r>
-        <w:t xml:space="preserve">Acar, O. A. (2023). AI Prompt Engineering Isn’t the Future.</w:t>
-      </w:r>
-      <w:r>
-        <w:t xml:space="preserve"> </w:t>
-      </w:r>
-      <w:r>
-        <w:rPr>
-          <w:i/>
-          <w:iCs/>
-        </w:rPr>
-        <w:t xml:space="preserve">Harvard Business Review, June 6</w:t>
-      </w:r>
-      <w:r>
-        <w:t xml:space="preserve">.</w:t>
-      </w:r>
-    </w:p>
-    <w:p>
-      <w:pPr>
-        <w:pStyle w:val="BodyText"/>
-      </w:pPr>
-      <w:r>
-        <w:t xml:space="preserve">Anderson, L. W., &amp; Krathwohl, D. R. (2001). A Taxonomy for Learning, Teaching, and Assessing: A Revision of Bloom’s Taxonomy of Educational Objectives.</w:t>
-      </w:r>
-      <w:r>
-        <w:t xml:space="preserve"> </w:t>
-      </w:r>
-      <w:r>
-        <w:rPr>
-          <w:i/>
-          <w:iCs/>
-        </w:rPr>
-        <w:t xml:space="preserve">Longman</w:t>
-      </w:r>
-      <w:r>
-        <w:t xml:space="preserve">.</w:t>
-      </w:r>
-    </w:p>
-    <w:p>
-      <w:pPr>
-        <w:pStyle w:val="BodyText"/>
-      </w:pPr>
-      <w:r>
-        <w:t xml:space="preserve">Annapureddy, R., Fornaroli, A., &amp; Gatica-Perez, D. (2024). Generative AI Literacy: Twelve Defining Competencies.</w:t>
-      </w:r>
-      <w:r>
-        <w:t xml:space="preserve"> </w:t>
-      </w:r>
-      <w:r>
-        <w:rPr>
-          <w:i/>
-          <w:iCs/>
-        </w:rPr>
-        <w:t xml:space="preserve">Digital Government: Research and Practice</w:t>
-      </w:r>
-      <w:r>
-        <w:t xml:space="preserve">.</w:t>
-      </w:r>
-    </w:p>
-    <w:p>
-      <w:pPr>
-        <w:pStyle w:val="BodyText"/>
-      </w:pPr>
-      <w:r>
-        <w:t xml:space="preserve">Bansal, G., Wu, T., Zhou, J., Fok, R., Nushi, B., Kamar, E., Ribeiro, M. T., &amp; Weld, D. S. (2021). Does the Whole Exceed Its Parts? The Effect of AI Explanations on Complementary Team Performance.</w:t>
-      </w:r>
-      <w:r>
-        <w:t xml:space="preserve"> </w:t>
-      </w:r>
-      <w:r>
-        <w:rPr>
-          <w:i/>
-          <w:iCs/>
-        </w:rPr>
-        <w:t xml:space="preserve">Proceedings of the 2021 CHI Conference on Human Factors in Computing Systems</w:t>
-      </w:r>
-      <w:r>
-        <w:t xml:space="preserve">.</w:t>
-      </w:r>
-    </w:p>
-    <w:p>
-      <w:pPr>
-        <w:pStyle w:val="BodyText"/>
-      </w:pPr>
-      <w:r>
-        <w:t xml:space="preserve">Barzilai, S., &amp; Chinn, C. A. (2018). On the Goals of Epistemic Education: Promoting Apt Epistemic Performance.</w:t>
-      </w:r>
-      <w:r>
-        <w:t xml:space="preserve"> </w:t>
-      </w:r>
-      <w:r>
-        <w:rPr>
-          <w:i/>
-          <w:iCs/>
-        </w:rPr>
-        <w:t xml:space="preserve">Journal of the Learning Sciences</w:t>
-      </w:r>
-      <w:r>
-        <w:t xml:space="preserve">, 27(3), 353–389.</w:t>
-      </w:r>
-    </w:p>
-    <w:p>
-      <w:pPr>
-        <w:pStyle w:val="BodyText"/>
-      </w:pPr>
-      <w:r>
-        <w:t xml:space="preserve">Bjork, E. L., &amp; Bjork, R. A. (2011). Making Things Hard on Yourself, but in a Good Way: Creating Desirable Difficulties to Enhance Learning.</w:t>
-      </w:r>
-      <w:r>
-        <w:t xml:space="preserve"> </w:t>
-      </w:r>
-      <w:r>
-        <w:rPr>
-          <w:i/>
-          <w:iCs/>
-        </w:rPr>
-        <w:t xml:space="preserve">Psychology and the Real World</w:t>
-      </w:r>
-      <w:r>
-        <w:t xml:space="preserve">, 56–64.</w:t>
-      </w:r>
-    </w:p>
-    <w:p>
-      <w:pPr>
-        <w:pStyle w:val="BodyText"/>
-      </w:pPr>
-      <w:r>
-        <w:t xml:space="preserve">Bu{</w:t>
-      </w:r>
-      <w:r>
-        <w:t xml:space="preserve">}inca, Z., Malaya, M. B., &amp; Gajos, K. Z. (2021). To Trust or to Think: Cognitive Forcing Functions Can Reduce Overreliance on AI in AI-Assisted Decision-Making.</w:t>
-      </w:r>
-      <w:r>
-        <w:t xml:space="preserve"> </w:t>
-      </w:r>
-      <w:r>
-        <w:rPr>
-          <w:i/>
-          <w:iCs/>
-        </w:rPr>
-        <w:t xml:space="preserve">Proceedings of the ACM on Human-Computer Interaction</w:t>
-      </w:r>
-      <w:r>
-        <w:t xml:space="preserve">, 5(CSCW1), 1–21.</w:t>
-      </w:r>
-    </w:p>
-    <w:p>
-      <w:pPr>
-        <w:pStyle w:val="BodyText"/>
-      </w:pPr>
-      <w:r>
-        <w:t xml:space="preserve">Chi, M. T. H., &amp; Wylie, R. (2014). The ICAP Framework: Linking Cognitive Engagement to Active Learning Outcomes.</w:t>
-      </w:r>
-      <w:r>
-        <w:t xml:space="preserve"> </w:t>
-      </w:r>
-      <w:r>
-        <w:rPr>
-          <w:i/>
-          <w:iCs/>
-        </w:rPr>
-        <w:t xml:space="preserve">Educational Psychologist</w:t>
-      </w:r>
-      <w:r>
-        <w:t xml:space="preserve">, 49(4), 219–243.</w:t>
-      </w:r>
-    </w:p>
-    <w:p>
-      <w:pPr>
-        <w:pStyle w:val="BodyText"/>
-      </w:pPr>
-      <w:r>
-        <w:t xml:space="preserve">Clerc, O., Abdelghani, R., Desvaux, C., Poisson, E., Oudeyer, P., &amp; Sauz{'e}on, H. (2026). Teaching Students to Question the Machine: An AI Literacy Intervention Improves Students’ Regulation of LLM Use in a Science Task.</w:t>
-      </w:r>
-      <w:r>
-        <w:t xml:space="preserve"> </w:t>
-      </w:r>
-      <w:r>
-        <w:rPr>
-          <w:i/>
-          <w:iCs/>
-        </w:rPr>
-        <w:t xml:space="preserve">arXiv preprint arXiv:2604.01955</w:t>
-      </w:r>
-      <w:r>
-        <w:t xml:space="preserve">.</w:t>
-      </w:r>
-    </w:p>
-    <w:p>
-      <w:pPr>
-        <w:pStyle w:val="BodyText"/>
-      </w:pPr>
-      <w:r>
-        <w:t xml:space="preserve">Collins, A., Brown, J. S., &amp; Newman, S. E. (1989). Cognitive Apprenticeship: Teaching the Crafts of Reading, Writing, and Mathematics.</w:t>
-      </w:r>
-      <w:r>
-        <w:t xml:space="preserve"> </w:t>
-      </w:r>
-      <w:r>
-        <w:rPr>
-          <w:i/>
-          <w:iCs/>
-        </w:rPr>
-        <w:t xml:space="preserve">Knowing, Learning, and Instruction: Essays in Honor of Robert Glaser</w:t>
-      </w:r>
-      <w:r>
-        <w:t xml:space="preserve">, 453–494.</w:t>
-      </w:r>
-    </w:p>
-    <w:p>
-      <w:pPr>
-        <w:pStyle w:val="BodyText"/>
-      </w:pPr>
-      <w:r>
-        <w:t xml:space="preserve">Dakan, R., &amp; Feller, J. (2025). Framework for AI Fluency.</w:t>
-      </w:r>
-      <w:r>
-        <w:t xml:space="preserve"> </w:t>
-      </w:r>
-      <w:r>
-        <w:rPr>
-          <w:i/>
-          <w:iCs/>
-        </w:rPr>
-        <w:t xml:space="preserve">Anthropic</w:t>
-      </w:r>
-      <w:r>
-        <w:t xml:space="preserve">.</w:t>
-      </w:r>
-    </w:p>
-    <w:p>
-      <w:pPr>
-        <w:pStyle w:val="BodyText"/>
-      </w:pPr>
-      <w:r>
-        <w:t xml:space="preserve">Dell’Acqua, F., McFowland III, E., Mollick, E., Lifshitz-Assaf, H., Kellogg, K., Rajendran, S., Krayer, L., Candelon, F., &amp; Lakhani, K. R. (2023). Navigating the Jagged Technological Frontier.</w:t>
-      </w:r>
-      <w:r>
-        <w:t xml:space="preserve"> </w:t>
-      </w:r>
-      <w:r>
-        <w:rPr>
-          <w:i/>
-          <w:iCs/>
-        </w:rPr>
-        <w:t xml:space="preserve">Harvard Business School Working Paper 24-013</w:t>
-      </w:r>
-      <w:r>
-        <w:t xml:space="preserve">.</w:t>
-      </w:r>
-    </w:p>
-    <w:p>
-      <w:pPr>
-        <w:pStyle w:val="BodyText"/>
-      </w:pPr>
-      <w:r>
-        <w:t xml:space="preserve">Denny, P., Leinonen, J., Prather, J., Luxton-Reilly, A., Amarouche, T., Becker, B. A., &amp; Reeves, B. N. (2024). Prompt Problems: A New Programming Exercise for the Generative AI Era.</w:t>
-      </w:r>
-      <w:r>
-        <w:t xml:space="preserve"> </w:t>
-      </w:r>
-      <w:r>
-        <w:rPr>
-          <w:i/>
-          <w:iCs/>
-        </w:rPr>
-        <w:t xml:space="preserve">Proceedings of the 55th ACM Technical Symposium on Computer Science Education (SIGCSE)</w:t>
-      </w:r>
-      <w:r>
-        <w:t xml:space="preserve">.</w:t>
-      </w:r>
-    </w:p>
-    <w:p>
-      <w:pPr>
-        <w:pStyle w:val="BodyText"/>
-      </w:pPr>
-      <w:r>
-        <w:t xml:space="preserve">Di Santi, E. (2026). Cognitive Amplification vs Cognitive Delegation in Human-AI Systems: A Metric Framework.</w:t>
-      </w:r>
-      <w:r>
-        <w:t xml:space="preserve"> </w:t>
-      </w:r>
-      <w:r>
-        <w:rPr>
-          <w:i/>
-          <w:iCs/>
-        </w:rPr>
-        <w:t xml:space="preserve">arXiv preprint arXiv:2603.18677</w:t>
-      </w:r>
-      <w:r>
-        <w:t xml:space="preserve">.</w:t>
-      </w:r>
-    </w:p>
-    <w:p>
-      <w:pPr>
-        <w:pStyle w:val="BodyText"/>
-      </w:pPr>
-      <w:r>
-        <w:t xml:space="preserve">Facione, P. A. (1990). Critical Thinking: A Statement of Expert Consensus for Purposes of Educational Assessment and Instruction (The Delphi Report).</w:t>
-      </w:r>
-      <w:r>
-        <w:t xml:space="preserve"> </w:t>
-      </w:r>
-      <w:r>
-        <w:rPr>
-          <w:i/>
-          <w:iCs/>
-        </w:rPr>
-        <w:t xml:space="preserve">American Philosophical Association</w:t>
-      </w:r>
-      <w:r>
-        <w:t xml:space="preserve">.</w:t>
-      </w:r>
-    </w:p>
-    <w:p>
-      <w:pPr>
-        <w:pStyle w:val="BodyText"/>
-      </w:pPr>
-      <w:r>
-        <w:t xml:space="preserve">Feng, Y., Wang, S., Cheng, Z., Wan, Y., &amp; Chen, D. (2025). Are We on the Right Way to Assessing LLM-as-a-Judge?.</w:t>
-      </w:r>
-      <w:r>
-        <w:t xml:space="preserve"> </w:t>
-      </w:r>
-      <w:r>
-        <w:rPr>
-          <w:i/>
-          <w:iCs/>
-        </w:rPr>
-        <w:t xml:space="preserve">arXiv preprint arXiv:2512.16041</w:t>
-      </w:r>
-      <w:r>
-        <w:t xml:space="preserve">.</w:t>
-      </w:r>
-    </w:p>
-    <w:p>
-      <w:pPr>
-        <w:pStyle w:val="BodyText"/>
-      </w:pPr>
-      <w:r>
-        <w:t xml:space="preserve">Fernandes, D., Villa, S., Nicholls, S., Haavisto, O., Buschek, D., Schmidt, A., Kosch, T., Shen, C., &amp; Welsch, R. (2024). Performance and Metacognition Disconnect when Reasoning in Human-AI Interaction.</w:t>
-      </w:r>
-      <w:r>
-        <w:t xml:space="preserve"> </w:t>
-      </w:r>
-      <w:r>
-        <w:rPr>
-          <w:i/>
-          <w:iCs/>
-        </w:rPr>
-        <w:t xml:space="preserve">arXiv preprint arXiv:2409.16708</w:t>
-      </w:r>
-      <w:r>
-        <w:t xml:space="preserve">.</w:t>
-      </w:r>
-    </w:p>
-    <w:p>
-      <w:pPr>
-        <w:pStyle w:val="BodyText"/>
-      </w:pPr>
-      <w:r>
-        <w:t xml:space="preserve">Flavell, J. H. (1979). Metacognition and Cognitive Monitoring: A New Area of Cognitive-Developmental Inquiry.</w:t>
-      </w:r>
-      <w:r>
-        <w:t xml:space="preserve"> </w:t>
-      </w:r>
-      <w:r>
-        <w:rPr>
-          <w:i/>
-          <w:iCs/>
-        </w:rPr>
-        <w:t xml:space="preserve">American Psychologist</w:t>
-      </w:r>
-      <w:r>
-        <w:t xml:space="preserve">, 34(10), 906–911.</w:t>
-      </w:r>
-    </w:p>
-    <w:p>
-      <w:pPr>
-        <w:pStyle w:val="BodyText"/>
-      </w:pPr>
-      <w:r>
-        <w:t xml:space="preserve">Gerlich, M. (2025). AI Tools in Society: Impacts on Cognitive Offloading and the Future of Critical Thinking.</w:t>
-      </w:r>
-      <w:r>
-        <w:t xml:space="preserve"> </w:t>
-      </w:r>
-      <w:r>
-        <w:rPr>
-          <w:i/>
-          <w:iCs/>
-        </w:rPr>
-        <w:t xml:space="preserve">Societies</w:t>
-      </w:r>
-      <w:r>
-        <w:t xml:space="preserve">, 15(1), 6.</w:t>
-      </w:r>
-    </w:p>
-    <w:p>
-      <w:pPr>
-        <w:pStyle w:val="BodyText"/>
-      </w:pPr>
-      <w:r>
-        <w:t xml:space="preserve">Gilson, L. L., &amp; Goldberg, C. B. (2015). Editors’ Comment: So, What Is a Conceptual Paper?.</w:t>
-      </w:r>
-      <w:r>
-        <w:t xml:space="preserve"> </w:t>
-      </w:r>
-      <w:r>
-        <w:rPr>
-          <w:i/>
-          <w:iCs/>
-        </w:rPr>
-        <w:t xml:space="preserve">Group &amp; Organization Management</w:t>
-      </w:r>
-      <w:r>
-        <w:t xml:space="preserve">, 40(2), 127–130. https://doi.org/10.1177/1059601115576425</w:t>
-      </w:r>
-    </w:p>
-    <w:p>
-      <w:pPr>
-        <w:pStyle w:val="BodyText"/>
-      </w:pPr>
-      <w:r>
-        <w:t xml:space="preserve">Gu, X., &amp; Ericson, B. J. (2025). AI Literacy in K-12 and Higher Education in the Wake of Generative AI: An Integrative Review.</w:t>
-      </w:r>
-      <w:r>
-        <w:t xml:space="preserve"> </w:t>
-      </w:r>
-      <w:r>
-        <w:rPr>
-          <w:i/>
-          <w:iCs/>
-        </w:rPr>
-        <w:t xml:space="preserve">Proceedings of the 2025 ACM Conference on International Computing Education Research (ICER)</w:t>
-      </w:r>
-      <w:r>
-        <w:t xml:space="preserve">, 125–140. https://doi.org/10.1145/3702652.3744217</w:t>
-      </w:r>
-    </w:p>
-    <w:p>
-      <w:pPr>
-        <w:pStyle w:val="BodyText"/>
-      </w:pPr>
-      <w:r>
-        <w:t xml:space="preserve">Hattie, J., &amp; Timperley, H. (2007). The Power of Feedback.</w:t>
-      </w:r>
-      <w:r>
-        <w:t xml:space="preserve"> </w:t>
-      </w:r>
-      <w:r>
-        <w:rPr>
-          <w:i/>
-          <w:iCs/>
-        </w:rPr>
-        <w:t xml:space="preserve">Review of Educational Research</w:t>
-      </w:r>
-      <w:r>
-        <w:t xml:space="preserve">, 77(1), 81–112.</w:t>
-      </w:r>
-    </w:p>
-    <w:p>
-      <w:pPr>
-        <w:pStyle w:val="BodyText"/>
-      </w:pPr>
-      <w:r>
-        <w:t xml:space="preserve">Jaakkola, E. (2020). Designing Conceptual Articles: Four Approaches.</w:t>
-      </w:r>
-      <w:r>
-        <w:t xml:space="preserve"> </w:t>
-      </w:r>
-      <w:r>
-        <w:rPr>
-          <w:i/>
-          <w:iCs/>
-        </w:rPr>
-        <w:t xml:space="preserve">AMS Review</w:t>
-      </w:r>
-      <w:r>
-        <w:t xml:space="preserve">, 10, 18–26.</w:t>
-      </w:r>
-    </w:p>
-    <w:p>
-      <w:pPr>
-        <w:pStyle w:val="BodyText"/>
-      </w:pPr>
-      <w:r>
-        <w:t xml:space="preserve">Jin, Y., Martinez-Maldonado, R., Ga{</w:t>
-      </w:r>
-      <w:r>
-        <w:t xml:space="preserve">}evi{'c}, D., &amp; Yan, L. (2024). GLAT: The Generative AI Literacy Assessment Test.</w:t>
-      </w:r>
-      <w:r>
-        <w:t xml:space="preserve"> </w:t>
-      </w:r>
-      <w:r>
-        <w:rPr>
-          <w:i/>
-          <w:iCs/>
-        </w:rPr>
-        <w:t xml:space="preserve">arXiv preprint arXiv:2411.00283</w:t>
-      </w:r>
-      <w:r>
-        <w:t xml:space="preserve">.</w:t>
-      </w:r>
-    </w:p>
-    <w:p>
-      <w:pPr>
-        <w:pStyle w:val="BodyText"/>
-      </w:pPr>
-      <w:r>
-        <w:t xml:space="preserve">Kapur, M. (2008). Productive Failure.</w:t>
-      </w:r>
-      <w:r>
-        <w:t xml:space="preserve"> </w:t>
-      </w:r>
-      <w:r>
-        <w:rPr>
-          <w:i/>
-          <w:iCs/>
-        </w:rPr>
-        <w:t xml:space="preserve">Cognition and Instruction</w:t>
-      </w:r>
-      <w:r>
-        <w:t xml:space="preserve">, 26(3), 379–424.</w:t>
-      </w:r>
-    </w:p>
-    <w:p>
-      <w:pPr>
-        <w:pStyle w:val="BodyText"/>
-      </w:pPr>
-      <w:r>
-        <w:t xml:space="preserve">Kim, P., Wang, W., &amp; Bonk, C. J. (2025). Generative AI as a Coach to Help Students Enhance Proficiency in Question Formulation.</w:t>
-      </w:r>
-      <w:r>
-        <w:t xml:space="preserve"> </w:t>
-      </w:r>
-      <w:r>
-        <w:rPr>
-          <w:i/>
-          <w:iCs/>
-        </w:rPr>
-        <w:t xml:space="preserve">Journal of Educational Computing Research</w:t>
-      </w:r>
-      <w:r>
-        <w:t xml:space="preserve">, 63(3), 565–586. https://doi.org/10.1177/07356331251314222</w:t>
-      </w:r>
-    </w:p>
-    <w:p>
-      <w:pPr>
-        <w:pStyle w:val="BodyText"/>
-      </w:pPr>
-      <w:r>
-        <w:t xml:space="preserve">Kosmyna, N., Hauptmann, E., Yuan, Y. T., Situ, J., Liao, X., Beresnitzky, A. V., Braunstein, I., &amp; Maes, P. (2025). Your Brain on ChatGPT: Accumulation of Cognitive Debt when Using an AI Assistant for Essay Writing Task.</w:t>
-      </w:r>
-      <w:r>
-        <w:t xml:space="preserve"> </w:t>
-      </w:r>
-      <w:r>
-        <w:rPr>
-          <w:i/>
-          <w:iCs/>
-        </w:rPr>
-        <w:t xml:space="preserve">arXiv preprint arXiv:2506.08872</w:t>
-      </w:r>
-      <w:r>
-        <w:t xml:space="preserve">.</w:t>
-      </w:r>
-    </w:p>
-    <w:p>
-      <w:pPr>
-        <w:pStyle w:val="BodyText"/>
-      </w:pPr>
-      <w:r>
-        <w:t xml:space="preserve">Lee, J. D., &amp; See, K. A. (2004). Trust in Automation: Designing for Appropriate Reliance.</w:t>
-      </w:r>
-      <w:r>
-        <w:t xml:space="preserve"> </w:t>
-      </w:r>
-      <w:r>
-        <w:rPr>
-          <w:i/>
-          <w:iCs/>
-        </w:rPr>
-        <w:t xml:space="preserve">Human Factors</w:t>
-      </w:r>
-      <w:r>
-        <w:t xml:space="preserve">, 46(1), 50–80.</w:t>
-      </w:r>
-    </w:p>
-    <w:p>
-      <w:pPr>
-        <w:pStyle w:val="BodyText"/>
-      </w:pPr>
-      <w:r>
-        <w:t xml:space="preserve">Lee, S. C., Baby, T., Vongvit, R., Lee, J., Kim, Y., Min, C., &amp; Yoon, S. H. (2025). Development and Validation of a Generative AI Competence Scale.</w:t>
-      </w:r>
-      <w:r>
-        <w:t xml:space="preserve"> </w:t>
-      </w:r>
-      <w:r>
-        <w:rPr>
-          <w:i/>
-          <w:iCs/>
-        </w:rPr>
-        <w:t xml:space="preserve">Technology in Society</w:t>
-      </w:r>
-      <w:r>
-        <w:t xml:space="preserve">. https://doi.org/10.1016/j.techsoc.2025.103059</w:t>
-      </w:r>
-    </w:p>
-    <w:p>
-      <w:pPr>
-        <w:pStyle w:val="BodyText"/>
-      </w:pPr>
-      <w:r>
-        <w:t xml:space="preserve">Li, C., Cui, H., &amp; Hagedorn, L. S. (2026). The Cognitive Impact of ChatGPT in Higher Education: A Systematic Review of Critical and Creative Thinking Outcomes.</w:t>
-      </w:r>
-      <w:r>
-        <w:t xml:space="preserve"> </w:t>
-      </w:r>
-      <w:r>
-        <w:rPr>
-          <w:i/>
-          <w:iCs/>
-        </w:rPr>
-        <w:t xml:space="preserve">Computers and Education: Artificial Intelligence</w:t>
-      </w:r>
-      <w:r>
-        <w:t xml:space="preserve">, 10, 100571. https://doi.org/10.1016/j.caeai.2026.100571</w:t>
-      </w:r>
-    </w:p>
-    <w:p>
-      <w:pPr>
-        <w:pStyle w:val="BodyText"/>
-      </w:pPr>
-      <w:r>
-        <w:t xml:space="preserve">Lo, L. S. (2023). The CLEAR Path: A Framework for Enhancing Information Literacy through Prompt Engineering.</w:t>
-      </w:r>
-      <w:r>
-        <w:t xml:space="preserve"> </w:t>
-      </w:r>
-      <w:r>
-        <w:rPr>
-          <w:i/>
-          <w:iCs/>
-        </w:rPr>
-        <w:t xml:space="preserve">The Journal of Academic Librarianship</w:t>
-      </w:r>
-      <w:r>
-        <w:t xml:space="preserve">, 49(4).</w:t>
-      </w:r>
-    </w:p>
-    <w:p>
-      <w:pPr>
-        <w:pStyle w:val="BodyText"/>
-      </w:pPr>
-      <w:r>
-        <w:t xml:space="preserve">Long, D., &amp; Magerko, B. (2020). What Is AI Literacy? Competencies and Design Considerations.</w:t>
-      </w:r>
-      <w:r>
-        <w:t xml:space="preserve"> </w:t>
-      </w:r>
-      <w:r>
-        <w:rPr>
-          <w:i/>
-          <w:iCs/>
-        </w:rPr>
-        <w:t xml:space="preserve">Proceedings of the 2020 CHI Conference on Human Factors in Computing Systems</w:t>
-      </w:r>
-      <w:r>
-        <w:t xml:space="preserve">, 1–16.</w:t>
-      </w:r>
-    </w:p>
-    <w:p>
-      <w:pPr>
-        <w:pStyle w:val="BodyText"/>
-      </w:pPr>
-      <w:r>
-        <w:t xml:space="preserve">Nazaretsky, T., Gabbay, H., &amp; K{"a}ser, T. (2025). Can Students Judge Like Experts? A Large-Scale Study on AI and Human Personalized Formative Feedback.</w:t>
-      </w:r>
-      <w:r>
-        <w:t xml:space="preserve"> </w:t>
-      </w:r>
-      <w:r>
-        <w:rPr>
-          <w:i/>
-          <w:iCs/>
-        </w:rPr>
-        <w:t xml:space="preserve">Computers and Education: Artificial Intelligence</w:t>
-      </w:r>
-      <w:r>
-        <w:t xml:space="preserve">. https://doi.org/10.1016/j.caeai.2025.100533</w:t>
-      </w:r>
-    </w:p>
-    <w:p>
-      <w:pPr>
-        <w:pStyle w:val="BodyText"/>
-      </w:pPr>
-      <w:r>
-        <w:t xml:space="preserve">Nelson, T. O., &amp; Narens, L. (1990). Metamemory: A Theoretical Framework and New Findings.</w:t>
-      </w:r>
-      <w:r>
-        <w:t xml:space="preserve"> </w:t>
-      </w:r>
-      <w:r>
-        <w:rPr>
-          <w:i/>
-          <w:iCs/>
-        </w:rPr>
-        <w:t xml:space="preserve">The Psychology of Learning and Motivation</w:t>
-      </w:r>
-      <w:r>
-        <w:t xml:space="preserve">, 26, 125–173.</w:t>
-      </w:r>
-    </w:p>
-    <w:p>
-      <w:pPr>
-        <w:pStyle w:val="BodyText"/>
-      </w:pPr>
-      <w:r>
-        <w:t xml:space="preserve">Parasuraman, R., &amp; Manzey, D. H. (2010). Complacency and Bias in Human Use of Automation: An Attentional Integration.</w:t>
-      </w:r>
-      <w:r>
-        <w:t xml:space="preserve"> </w:t>
-      </w:r>
-      <w:r>
-        <w:rPr>
-          <w:i/>
-          <w:iCs/>
-        </w:rPr>
-        <w:t xml:space="preserve">Human Factors</w:t>
-      </w:r>
-      <w:r>
-        <w:t xml:space="preserve">, 52(3), 381–410.</w:t>
-      </w:r>
-    </w:p>
-    <w:p>
-      <w:pPr>
-        <w:pStyle w:val="BodyText"/>
-      </w:pPr>
-      <w:r>
-        <w:t xml:space="preserve">Paul, R., &amp; Elder, L. (2006). The Miniature Guide to Critical Thinking: Concepts and Tools.</w:t>
-      </w:r>
-      <w:r>
-        <w:t xml:space="preserve"> </w:t>
-      </w:r>
-      <w:r>
-        <w:rPr>
-          <w:i/>
-          <w:iCs/>
-        </w:rPr>
-        <w:t xml:space="preserve">Foundation for Critical Thinking</w:t>
-      </w:r>
-      <w:r>
-        <w:t xml:space="preserve">.</w:t>
-      </w:r>
-    </w:p>
-    <w:p>
-      <w:pPr>
-        <w:pStyle w:val="BodyText"/>
-      </w:pPr>
-      <w:r>
-        <w:t xml:space="preserve">Randazzo, B., Lifshitz-Assaf, H., Kellogg, K., Dell’Acqua, F., Mollick, E., Candelon, F., &amp; Lakhani, K. R. (2025). Cyborgs, Centaurs and Self-Automators: Modes of Human-AI Collaboration in Knowledge Work.</w:t>
-      </w:r>
-      <w:r>
-        <w:t xml:space="preserve"> </w:t>
-      </w:r>
-      <w:r>
-        <w:rPr>
-          <w:i/>
-          <w:iCs/>
-        </w:rPr>
-        <w:t xml:space="preserve">Harvard Business School Working Paper 26-036</w:t>
-      </w:r>
-      <w:r>
-        <w:t xml:space="preserve">.</w:t>
-      </w:r>
-    </w:p>
-    <w:p>
-      <w:pPr>
-        <w:pStyle w:val="BodyText"/>
-      </w:pPr>
-      <w:r>
-        <w:t xml:space="preserve">Runco, M. A., &amp; Chand, I. (1995). Cognition and Creativity.</w:t>
-      </w:r>
-      <w:r>
-        <w:t xml:space="preserve"> </w:t>
-      </w:r>
-      <w:r>
-        <w:rPr>
-          <w:i/>
-          <w:iCs/>
-        </w:rPr>
-        <w:t xml:space="preserve">Educational Psychology Review</w:t>
-      </w:r>
-      <w:r>
-        <w:t xml:space="preserve">, 7(3), 243–267.</w:t>
-      </w:r>
-    </w:p>
-    <w:p>
-      <w:pPr>
-        <w:pStyle w:val="BodyText"/>
-      </w:pPr>
-      <w:r>
-        <w:t xml:space="preserve">Sadler, D. R. (1989). Formative Assessment and the Design of Instructional Systems.</w:t>
-      </w:r>
-      <w:r>
-        <w:t xml:space="preserve"> </w:t>
-      </w:r>
-      <w:r>
-        <w:rPr>
-          <w:i/>
-          <w:iCs/>
-        </w:rPr>
-        <w:t xml:space="preserve">Instructional Science</w:t>
-      </w:r>
-      <w:r>
-        <w:t xml:space="preserve">, 18(2), 119–144.</w:t>
-      </w:r>
-    </w:p>
-    <w:p>
-      <w:pPr>
-        <w:pStyle w:val="BodyText"/>
-      </w:pPr>
-      <w:r>
-        <w:t xml:space="preserve">Salomon, G., Perkins, D. N., &amp; Globerson, T. (1991). Partners in Cognition: Extending Human Intelligence with Intelligent Technologies.</w:t>
-      </w:r>
-      <w:r>
-        <w:t xml:space="preserve"> </w:t>
-      </w:r>
-      <w:r>
-        <w:rPr>
-          <w:i/>
-          <w:iCs/>
-        </w:rPr>
-        <w:t xml:space="preserve">Educational Researcher</w:t>
-      </w:r>
-      <w:r>
-        <w:t xml:space="preserve">, 20(3), 2–9.</w:t>
-      </w:r>
-    </w:p>
-    <w:p>
-      <w:pPr>
-        <w:pStyle w:val="BodyText"/>
-      </w:pPr>
-      <w:r>
-        <w:t xml:space="preserve">Sidra, S., &amp; Mason, C. (2025). Generative AI in Human-AI Collaboration: Validation of the Collaborative AI Literacy and Collaborative AI Metacognition Scales.</w:t>
-      </w:r>
-      <w:r>
-        <w:t xml:space="preserve"> </w:t>
-      </w:r>
-      <w:r>
-        <w:rPr>
-          <w:i/>
-          <w:iCs/>
-        </w:rPr>
-        <w:t xml:space="preserve">International Journal of Human-Computer Interaction</w:t>
-      </w:r>
-      <w:r>
-        <w:t xml:space="preserve">. https://doi.org/10.1080/10447318.2025.2543997</w:t>
-      </w:r>
-    </w:p>
-    <w:p>
-      <w:pPr>
-        <w:pStyle w:val="BodyText"/>
-      </w:pPr>
-      <w:r>
-        <w:t xml:space="preserve">Sperber, D., Cl{'e}ment, F., Heintz, C., Mascaro, O., Mercier, H., Origgi, G., &amp; Wilson, D. (2010). Epistemic Vigilance.</w:t>
-      </w:r>
-      <w:r>
-        <w:t xml:space="preserve"> </w:t>
-      </w:r>
-      <w:r>
-        <w:rPr>
-          <w:i/>
-          <w:iCs/>
-        </w:rPr>
-        <w:t xml:space="preserve">Mind &amp; Language</w:t>
-      </w:r>
-      <w:r>
-        <w:t xml:space="preserve">, 25(4), 359–393.</w:t>
-      </w:r>
-    </w:p>
-    <w:p>
-      <w:pPr>
-        <w:pStyle w:val="BodyText"/>
-      </w:pPr>
-      <w:r>
-        <w:t xml:space="preserve">Srinath, S., Vadaparty, A., Smith IV, D. H., Porter, L., &amp; Zingaro, D. (2025). Assessing Problem Decomposition in CS1 for the GenAI Era.</w:t>
-      </w:r>
-      <w:r>
-        <w:t xml:space="preserve"> </w:t>
-      </w:r>
-      <w:r>
-        <w:rPr>
-          <w:i/>
-          <w:iCs/>
-        </w:rPr>
-        <w:t xml:space="preserve">arXiv preprint arXiv:2511.05764</w:t>
-      </w:r>
-      <w:r>
-        <w:t xml:space="preserve">.</w:t>
-      </w:r>
-    </w:p>
-    <w:p>
-      <w:pPr>
-        <w:pStyle w:val="BodyText"/>
-      </w:pPr>
-      <w:r>
-        <w:t xml:space="preserve">Tankelevitch, L., Kewenig, V., Simkute, A., Scott, A. E., Sarkar, A., Sellen, A., &amp; Rintel, S. (2024). The Metacognitive Demands and Opportunities of Generative AI.</w:t>
-      </w:r>
-      <w:r>
-        <w:t xml:space="preserve"> </w:t>
-      </w:r>
-      <w:r>
-        <w:rPr>
-          <w:i/>
-          <w:iCs/>
-        </w:rPr>
-        <w:t xml:space="preserve">Proceedings of the 2024 CHI Conference on Human Factors in Computing Systems</w:t>
-      </w:r>
-      <w:r>
-        <w:t xml:space="preserve">.</w:t>
-      </w:r>
-    </w:p>
-    <w:p>
-      <w:pPr>
-        <w:pStyle w:val="BodyText"/>
-      </w:pPr>
-      <w:r>
-        <w:t xml:space="preserve">Tour, E., &amp; Zadorozhnyy, A. (2025). Conceptualizing and Operationalizing Prompt Literacy for English Language Learners.</w:t>
-      </w:r>
-      <w:r>
-        <w:t xml:space="preserve"> </w:t>
-      </w:r>
-      <w:r>
-        <w:rPr>
-          <w:i/>
-          <w:iCs/>
-        </w:rPr>
-        <w:t xml:space="preserve">Journal of Adolescent &amp; Adult Literacy</w:t>
-      </w:r>
-      <w:r>
-        <w:t xml:space="preserve">. https://doi.org/10.1002/jaal.70020</w:t>
-      </w:r>
-    </w:p>
-    <w:p>
-      <w:pPr>
-        <w:pStyle w:val="BodyText"/>
-      </w:pPr>
-      <w:r>
-        <w:t xml:space="preserve">Vaccaro, M., Almaatouq, A., &amp; Malone, T. (2024). When Combinations of Humans and AI Are Useful: A Systematic Review and Meta-Analysis.</w:t>
-      </w:r>
-      <w:r>
-        <w:t xml:space="preserve"> </w:t>
-      </w:r>
-      <w:r>
-        <w:rPr>
-          <w:i/>
-          <w:iCs/>
-        </w:rPr>
-        <w:t xml:space="preserve">Nature Human Behaviour</w:t>
-      </w:r>
-      <w:r>
-        <w:t xml:space="preserve">, 8, 2293–2303.</w:t>
-      </w:r>
-    </w:p>
-    <w:p>
-      <w:pPr>
-        <w:pStyle w:val="BodyText"/>
-      </w:pPr>
-      <w:r>
-        <w:t xml:space="preserve">Vygotsky, L. S. (1978). Mind in Society: The Development of Higher Psychological Processes.</w:t>
-      </w:r>
-      <w:r>
-        <w:t xml:space="preserve"> </w:t>
-      </w:r>
-      <w:r>
-        <w:rPr>
-          <w:i/>
-          <w:iCs/>
-        </w:rPr>
-        <w:t xml:space="preserve">Harvard University Press</w:t>
-      </w:r>
-      <w:r>
-        <w:t xml:space="preserve">.</w:t>
-      </w:r>
-    </w:p>
-    <w:p>
-      <w:pPr>
-        <w:pStyle w:val="BodyText"/>
-      </w:pPr>
-      <w:r>
-        <w:t xml:space="preserve">Winne, P. H., &amp; Hadwin, A. F. (1998). Studying as Self-Regulated Learning.</w:t>
-      </w:r>
-      <w:r>
-        <w:t xml:space="preserve"> </w:t>
-      </w:r>
-      <w:r>
-        <w:rPr>
-          <w:i/>
-          <w:iCs/>
-        </w:rPr>
-        <w:t xml:space="preserve">Metacognition in Educational Theory and Practice</w:t>
-      </w:r>
-      <w:r>
-        <w:t xml:space="preserve">, 277–304.</w:t>
-      </w:r>
-    </w:p>
-    <w:p>
-      <w:pPr>
-        <w:pStyle w:val="BodyText"/>
-      </w:pPr>
-      <w:r>
-        <w:t xml:space="preserve">Zimmerman, B. J. (2000). Attaining Self-Regulation: A Social Cognitive Perspective.</w:t>
-      </w:r>
-      <w:r>
-        <w:t xml:space="preserve"> </w:t>
-      </w:r>
-      <w:r>
-        <w:rPr>
-          <w:i/>
-          <w:iCs/>
-        </w:rPr>
-        <w:t xml:space="preserve">Handbook of Self-Regulation</w:t>
-      </w:r>
-      <w:r>
-        <w:t xml:space="preserve">, 13–39.</w:t>
-      </w:r>
-    </w:p>
-    <w:p>
-      <w:pPr>
-        <w:pStyle w:val="BodyText"/>
-      </w:pPr>
-      <w:r>
-        <w:t xml:space="preserve">{UNESCO} (2024). AI Competency Framework for Students.</w:t>
-      </w:r>
-      <w:r>
-        <w:t xml:space="preserve"> </w:t>
-      </w:r>
-      <w:r>
-        <w:rPr>
-          <w:i/>
-          <w:iCs/>
-        </w:rPr>
-        <w:t xml:space="preserve">UNESCO</w:t>
-      </w:r>
-      <w:r>
-        <w:t xml:space="preserve">.</w:t>
-      </w:r>
-    </w:p>
     <w:bookmarkEnd w:id="54"/>
-    <w:bookmarkEnd w:id="55"/>
     <w:sectPr/>
   </w:body>
 </w:document>

--- a/docs/coreasoning.docx
+++ b/docs/coreasoning.docx
@@ -271,7 +271,35 @@
         <w:t xml:space="preserve"> </w:t>
       </w:r>
       <w:r>
-        <w:t xml:space="preserve">Using the platform’s instrument we report a feasibility demonstration that the three skills</w:t>
+        <w:t xml:space="preserve">Using the platform’s instrument over</w:t>
+      </w:r>
+      <w:r>
+        <w:t xml:space="preserve"> </w:t>
+      </w:r>
+      <w:r>
+        <w:rPr>
+          <w:i/>
+          <w:iCs/>
+        </w:rPr>
+        <w:t xml:space="preserve">simulated</w:t>
+      </w:r>
+      <w:r>
+        <w:t xml:space="preserve"> </w:t>
+      </w:r>
+      <w:r>
+        <w:t xml:space="preserve">learners (generated by one model and graded by a</w:t>
+      </w:r>
+      <w:r>
+        <w:t xml:space="preserve"> </w:t>
+      </w:r>
+      <w:r>
+        <w:t xml:space="preserve">different one to avoid self-grading), we report a feasibility demonstration that the instrument’s</w:t>
+      </w:r>
+      <w:r>
+        <w:t xml:space="preserve"> </w:t>
+      </w:r>
+      <w:r>
+        <w:t xml:space="preserve">per-skill grades</w:t>
       </w:r>
       <w:r>
         <w:t xml:space="preserve"> </w:t>
@@ -284,34 +312,70 @@
         <w:t xml:space="preserve">dissociate</w:t>
       </w:r>
       <w:r>
-        <w:t xml:space="preserve"> </w:t>
-      </w:r>
-      <w:r>
-        <w:t xml:space="preserve">(own-skill grade effects exceed cross-skill effects by roughly sixty to one, with near-zero inter-skill</w:t>
-      </w:r>
-      <w:r>
-        <w:t xml:space="preserve"> </w:t>
-      </w:r>
-      <w:r>
-        <w:t xml:space="preserve">correlations) and that the automated grader is 92% self-consistent, with simulated learners generated</w:t>
-      </w:r>
-      <w:r>
-        <w:t xml:space="preserve"> </w:t>
-      </w:r>
-      <w:r>
-        <w:t xml:space="preserve">and graded by different models to avoid self-grading. We make no learning-outcome claims; the evidence</w:t>
-      </w:r>
-      <w:r>
-        <w:t xml:space="preserve"> </w:t>
-      </w:r>
-      <w:r>
-        <w:t xml:space="preserve">establishes that the constructs are separable and automatically measurable, and we close with the</w:t>
-      </w:r>
-      <w:r>
-        <w:t xml:space="preserve"> </w:t>
-      </w:r>
-      <w:r>
-        <w:t xml:space="preserve">tensions a mature account must resolve and a concrete validation agenda.</w:t>
+        <w:t xml:space="preserve">: each skill’s grade tracks its own manipulated competence and stays</w:t>
+      </w:r>
+      <w:r>
+        <w:t xml:space="preserve"> </w:t>
+      </w:r>
+      <w:r>
+        <w:t xml:space="preserve">near-flat in the others. The decisive evidence is the two blind-graded skills, Framing and Steering,</w:t>
+      </w:r>
+      <w:r>
+        <w:t xml:space="preserve"> </w:t>
+      </w:r>
+      <w:r>
+        <w:t xml:space="preserve">which show positive own-competence effects (+0.6 and +0.5 grade points) with near-zero cross-effects</w:t>
+      </w:r>
+      <w:r>
+        <w:t xml:space="preserve"> </w:t>
+      </w:r>
+      <w:r>
+        <w:t xml:space="preserve">and near-zero inter-skill correlations; the grader is also internally consistent across repeats. We</w:t>
+      </w:r>
+      <w:r>
+        <w:t xml:space="preserve"> </w:t>
+      </w:r>
+      <w:r>
+        <w:t xml:space="preserve">make no learning-outcome claims: because the learners are simulated and the grades are not yet</w:t>
+      </w:r>
+      <w:r>
+        <w:t xml:space="preserve"> </w:t>
+      </w:r>
+      <w:r>
+        <w:t xml:space="preserve">validated against human raters, this is evidence of</w:t>
+      </w:r>
+      <w:r>
+        <w:t xml:space="preserve"> </w:t>
+      </w:r>
+      <w:r>
+        <w:rPr>
+          <w:i/>
+          <w:iCs/>
+        </w:rPr>
+        <w:t xml:space="preserve">construct separability and automatic</w:t>
+      </w:r>
+      <w:r>
+        <w:rPr>
+          <w:i/>
+          <w:iCs/>
+        </w:rPr>
+        <w:t xml:space="preserve"> </w:t>
+      </w:r>
+      <w:r>
+        <w:rPr>
+          <w:i/>
+          <w:iCs/>
+        </w:rPr>
+        <w:t xml:space="preserve">measurability of the instrument</w:t>
+      </w:r>
+      <w:r>
+        <w:t xml:space="preserve">, not of human learning, and we close with the validity agenda that</w:t>
+      </w:r>
+      <w:r>
+        <w:t xml:space="preserve"> </w:t>
+      </w:r>
+      <w:r>
+        <w:t xml:space="preserve">would establish the latter.</w:t>
       </w:r>
     </w:p>
     <w:bookmarkEnd w:id="20"/>
@@ -3870,7 +3934,7 @@
         <w:pStyle w:val="FirstParagraph"/>
       </w:pPr>
       <w:r>
-        <w:t xml:space="preserve">The framework is instantiated in a deployed web platform,</w:t>
+        <w:t xml:space="preserve">The framework was instantiated in a prototype web platform,</w:t>
       </w:r>
       <w:r>
         <w:t xml:space="preserve"> </w:t>
@@ -3901,7 +3965,44 @@
         <w:t xml:space="preserve"> </w:t>
       </w:r>
       <w:r>
-        <w:t xml:space="preserve">assessment modes and both multiple-choice and open-ended response formats per phase.</w:t>
+        <w:t xml:space="preserve">assessment modes and both multiple-choice and open-ended response formats per phase. The reusable</w:t>
+      </w:r>
+      <w:r>
+        <w:t xml:space="preserve"> </w:t>
+      </w:r>
+      <w:r>
+        <w:t xml:space="preserve">artifact we release and evaluate is the platform’s</w:t>
+      </w:r>
+      <w:r>
+        <w:t xml:space="preserve"> </w:t>
+      </w:r>
+      <w:r>
+        <w:rPr>
+          <w:i/>
+          <w:iCs/>
+        </w:rPr>
+        <w:t xml:space="preserve">scoring engine</w:t>
+      </w:r>
+      <w:r>
+        <w:t xml:space="preserve">, a library of sixteen prompts plus</w:t>
+      </w:r>
+      <w:r>
+        <w:t xml:space="preserve"> </w:t>
+      </w:r>
+      <w:r>
+        <w:t xml:space="preserve">a controlled-generation harness (Section 7.1); the interface figures in this paper (Figures A1–A2) are</w:t>
+      </w:r>
+      <w:r>
+        <w:t xml:space="preserve"> </w:t>
+      </w:r>
+      <w:r>
+        <w:t xml:space="preserve">representative mockups of that prototype rather than screenshots of a running deployment, and all</w:t>
+      </w:r>
+      <w:r>
+        <w:t xml:space="preserve"> </w:t>
+      </w:r>
+      <w:r>
+        <w:t xml:space="preserve">quantitative results come from the released prompt engine, not from platform usage logs.</w:t>
       </w:r>
     </w:p>
     <w:p>
@@ -4848,13 +4949,53 @@
         <w:t xml:space="preserve">−0.017</w:t>
       </w:r>
       <w:r>
-        <w:t xml:space="preserve">, so own-skill effects exceed cross-skill</w:t>
-      </w:r>
-      <w:r>
-        <w:t xml:space="preserve"> </w:t>
-      </w:r>
-      <w:r>
-        <w:t xml:space="preserve">effects by more than an order of magnitude (about 60 to 1). Each</w:t>
+        <w:t xml:space="preserve">. This aggregate ratio is inflated by</w:t>
+      </w:r>
+      <w:r>
+        <w:t xml:space="preserve"> </w:t>
+      </w:r>
+      <w:r>
+        <w:t xml:space="preserve">Judging, whose own-effect (+2.00) is fixed by construction because its competence is operationalized by</w:t>
+      </w:r>
+      <w:r>
+        <w:t xml:space="preserve"> </w:t>
+      </w:r>
+      <w:r>
+        <w:t xml:space="preserve">a controlled selection over ground-truth issues; we therefore do not lead with it. The decisive evidence</w:t>
+      </w:r>
+      <w:r>
+        <w:t xml:space="preserve"> </w:t>
+      </w:r>
+      <w:r>
+        <w:t xml:space="preserve">is the two</w:t>
+      </w:r>
+      <w:r>
+        <w:t xml:space="preserve"> </w:t>
+      </w:r>
+      <w:r>
+        <w:rPr>
+          <w:i/>
+          <w:iCs/>
+        </w:rPr>
+        <w:t xml:space="preserve">blind-graded</w:t>
+      </w:r>
+      <w:r>
+        <w:t xml:space="preserve"> </w:t>
+      </w:r>
+      <w:r>
+        <w:t xml:space="preserve">skills, Framing and Steering, whose free-text responses the grader scores</w:t>
+      </w:r>
+      <w:r>
+        <w:t xml:space="preserve"> </w:t>
+      </w:r>
+      <w:r>
+        <w:t xml:space="preserve">without knowing the intended competence: each shows a clear positive own-effect (+0.60 and +0.50) with</w:t>
+      </w:r>
+      <w:r>
+        <w:t xml:space="preserve"> </w:t>
+      </w:r>
+      <w:r>
+        <w:t xml:space="preserve">near-zero cross-effects, so a learner’s three model-assigned grades move independently. Each</w:t>
       </w:r>
       <w:r>
         <w:t xml:space="preserve"> </w:t>
@@ -5242,25 +5383,19 @@
         <w:t xml:space="preserve"> </w:t>
       </w:r>
       <w:r>
-        <w:t xml:space="preserve">and the first principal factor accounts for only 42% of the variance, far below the near-100% a single</w:t>
-      </w:r>
-      <w:r>
-        <w:t xml:space="preserve"> </w:t>
-      </w:r>
-      <w:r>
-        <w:t xml:space="preserve">“</w:t>
-      </w:r>
-      <w:r>
-        <w:t xml:space="preserve">AI-use ability</w:t>
-      </w:r>
-      <w:r>
-        <w:t xml:space="preserve">”</w:t>
-      </w:r>
-      <w:r>
-        <w:t xml:space="preserve"> </w:t>
-      </w:r>
-      <w:r>
-        <w:t xml:space="preserve">account would predict.</w:t>
+        <w:t xml:space="preserve">and the first principal component accounts for 42% of the variance. With only three indicators a formal</w:t>
+      </w:r>
+      <w:r>
+        <w:t xml:space="preserve"> </w:t>
+      </w:r>
+      <w:r>
+        <w:t xml:space="preserve">factor model is under-identified, so we report these descriptively rather than as a confirmatory</w:t>
+      </w:r>
+      <w:r>
+        <w:t xml:space="preserve"> </w:t>
+      </w:r>
+      <w:r>
+        <w:t xml:space="preserve">dimensionality test; the point is simply that the grades do not collapse onto a single dimension.</w:t>
       </w:r>
     </w:p>
     <w:p>

--- a/docs/coreasoning.docx
+++ b/docs/coreasoning.docx
@@ -1399,7 +1399,78 @@
         <w:t xml:space="preserve"> </w:t>
       </w:r>
       <w:r>
-        <w:t xml:space="preserve">In CoReasoning, the AI’s generative process is the object level the learner supervises:</w:t>
+        <w:t xml:space="preserve">In CoReasoning, the learner’s meta level supervises an object level that is</w:t>
+      </w:r>
+      <w:r>
+        <w:t xml:space="preserve"> </w:t>
+      </w:r>
+      <w:r>
+        <w:rPr>
+          <w:i/>
+          <w:iCs/>
+        </w:rPr>
+        <w:t xml:space="preserve">external</w:t>
+      </w:r>
+      <w:r>
+        <w:t xml:space="preserve">, the AI’s</w:t>
+      </w:r>
+      <w:r>
+        <w:t xml:space="preserve"> </w:t>
+      </w:r>
+      <w:r>
+        <w:t xml:space="preserve">generative process, rather than the learner’s own cognition. This is a deliberate extension of the</w:t>
+      </w:r>
+      <w:r>
+        <w:t xml:space="preserve"> </w:t>
+      </w:r>
+      <w:r>
+        <w:t xml:space="preserve">Nelson-Narens architecture from intrapersonal monitoring to what we term</w:t>
+      </w:r>
+      <w:r>
+        <w:t xml:space="preserve"> </w:t>
+      </w:r>
+      <w:r>
+        <w:rPr>
+          <w:i/>
+          <w:iCs/>
+        </w:rPr>
+        <w:t xml:space="preserve">exo-directed</w:t>
+      </w:r>
+      <w:r>
+        <w:t xml:space="preserve"> </w:t>
+      </w:r>
+      <w:r>
+        <w:t xml:space="preserve">monitoring and</w:t>
+      </w:r>
+      <w:r>
+        <w:t xml:space="preserve"> </w:t>
+      </w:r>
+      <w:r>
+        <w:t xml:space="preserve">control, and it is the framework’s central theoretical move: the same metacognitive machinery is turned</w:t>
+      </w:r>
+      <w:r>
+        <w:t xml:space="preserve"> </w:t>
+      </w:r>
+      <w:r>
+        <w:t xml:space="preserve">outward onto a fallible cognitive artifact. The extension is non-trivial because exo-directed monitoring</w:t>
+      </w:r>
+      <w:r>
+        <w:t xml:space="preserve"> </w:t>
+      </w:r>
+      <w:r>
+        <w:t xml:space="preserve">adds an epistemic-vigilance burden absent from self-monitoring (the learner must model the reliability</w:t>
+      </w:r>
+      <w:r>
+        <w:t xml:space="preserve"> </w:t>
+      </w:r>
+      <w:r>
+        <w:t xml:space="preserve">of a source whose competence differs from, and is opaque to, their own), which is exactly why Judging</w:t>
+      </w:r>
+      <w:r>
+        <w:t xml:space="preserve"> </w:t>
+      </w:r>
+      <w:r>
+        <w:t xml:space="preserve">is bounded by domain knowledge (Proposition P4). With that caveat stated, the mapping is direct:</w:t>
       </w:r>
     </w:p>
     <w:p>
@@ -4372,6 +4443,36 @@
       <w:r>
         <w:t xml:space="preserve">apprenticeship: rather than observing an expert, the learner is given a fallible artifact to repair.</w:t>
       </w:r>
+      <w:r>
+        <w:t xml:space="preserve"> </w:t>
+      </w:r>
+      <w:r>
+        <w:t xml:space="preserve">This connects the instrument to the instructional literature on learning from errors and erroneous</w:t>
+      </w:r>
+      <w:r>
+        <w:t xml:space="preserve"> </w:t>
+      </w:r>
+      <w:r>
+        <w:t xml:space="preserve">examples, in which studying and correcting flawed solutions improves error detection and conceptual</w:t>
+      </w:r>
+      <w:r>
+        <w:t xml:space="preserve"> </w:t>
+      </w:r>
+      <w:r>
+        <w:t xml:space="preserve">understanding relative to studying only correct ones (Große &amp; Renkl, 2007; Durkin &amp; Rittle-Johnson,</w:t>
+      </w:r>
+      <w:r>
+        <w:t xml:space="preserve"> </w:t>
+      </w:r>
+      <w:r>
+        <w:t xml:space="preserve">2012); CoReasoning generalizes that paradigm from static worked examples to an interactive,</w:t>
+      </w:r>
+      <w:r>
+        <w:t xml:space="preserve"> </w:t>
+      </w:r>
+      <w:r>
+        <w:t xml:space="preserve">learner-driven repair loop over AI output.</w:t>
+      </w:r>
     </w:p>
     <w:p>
       <w:pPr>
@@ -5377,25 +5478,94 @@
         </m:r>
       </m:oMath>
       <w:r>
-        <w:t xml:space="preserve">),</w:t>
-      </w:r>
-      <w:r>
-        <w:t xml:space="preserve"> </w:t>
-      </w:r>
-      <w:r>
-        <w:t xml:space="preserve">and the first principal component accounts for 42% of the variance. With only three indicators a formal</w:t>
-      </w:r>
-      <w:r>
-        <w:t xml:space="preserve"> </w:t>
-      </w:r>
-      <w:r>
-        <w:t xml:space="preserve">factor model is under-identified, so we report these descriptively rather than as a confirmatory</w:t>
-      </w:r>
-      <w:r>
-        <w:t xml:space="preserve"> </w:t>
-      </w:r>
-      <w:r>
-        <w:t xml:space="preserve">dimensionality test; the point is simply that the grades do not collapse onto a single dimension.</w:t>
+        <w:t xml:space="preserve">).</w:t>
+      </w:r>
+      <w:r>
+        <w:t xml:space="preserve"> </w:t>
+      </w:r>
+      <w:r>
+        <w:t xml:space="preserve">The</w:t>
+      </w:r>
+      <w:r>
+        <w:t xml:space="preserve"> </w:t>
+      </w:r>
+      <w:r>
+        <w:rPr>
+          <w:b/>
+          <w:bCs/>
+        </w:rPr>
+        <w:t xml:space="preserve">Framing–Judging</w:t>
+      </w:r>
+      <w:r>
+        <w:t xml:space="preserve"> </w:t>
+      </w:r>
+      <w:r>
+        <w:t xml:space="preserve">pair is the cleanest demonstration and the one we lead with: these two skills</w:t>
+      </w:r>
+      <w:r>
+        <w:t xml:space="preserve"> </w:t>
+      </w:r>
+      <w:r>
+        <w:t xml:space="preserve">are scored by entirely separate mechanisms (free-text framing evaluation versus issue-selection</w:t>
+      </w:r>
+      <w:r>
+        <w:t xml:space="preserve"> </w:t>
+      </w:r>
+      <w:r>
+        <w:t xml:space="preserve">judging) yet their grades are exactly uncorrelated (</w:t>
+      </w:r>
+      <m:oMath>
+        <m:r>
+          <m:t>ρ</m:t>
+        </m:r>
+        <m:r>
+          <m:rPr>
+            <m:sty m:val="p"/>
+          </m:rPr>
+          <m:t>=</m:t>
+        </m:r>
+        <m:r>
+          <m:t>0.00</m:t>
+        </m:r>
+      </m:oMath>
+      <w:r>
+        <w:t xml:space="preserve">), which a single general-ability</w:t>
+      </w:r>
+      <w:r>
+        <w:t xml:space="preserve"> </w:t>
+      </w:r>
+      <w:r>
+        <w:t xml:space="preserve">account cannot produce. We do not lead with the Judging–Steering pair because Proposition P2 predicts a</w:t>
+      </w:r>
+      <w:r>
+        <w:t xml:space="preserve"> </w:t>
+      </w:r>
+      <w:r>
+        <w:t xml:space="preserve">ceiling relation between them, so some positive association there is expected and is not evidence</w:t>
+      </w:r>
+      <w:r>
+        <w:t xml:space="preserve"> </w:t>
+      </w:r>
+      <w:r>
+        <w:t xml:space="preserve">against separability. The first principal component accounts for 42% of the variance, but with only</w:t>
+      </w:r>
+      <w:r>
+        <w:t xml:space="preserve"> </w:t>
+      </w:r>
+      <w:r>
+        <w:t xml:space="preserve">three indicators a formal factor model is under-identified, so we report this descriptively rather than</w:t>
+      </w:r>
+      <w:r>
+        <w:t xml:space="preserve"> </w:t>
+      </w:r>
+      <w:r>
+        <w:t xml:space="preserve">as a confirmatory dimensionality test; the point is simply that the grades do not collapse onto a</w:t>
+      </w:r>
+      <w:r>
+        <w:t xml:space="preserve"> </w:t>
+      </w:r>
+      <w:r>
+        <w:t xml:space="preserve">single dimension.</w:t>
       </w:r>
     </w:p>
     <w:p>
@@ -6138,7 +6308,101 @@
         <w:t xml:space="preserve"> </w:t>
       </w:r>
       <w:r>
-        <w:t xml:space="preserve">improves learning. We therefore specify the validation program the framework invites.</w:t>
+        <w:t xml:space="preserve">improves learning. We therefore specify the validation program the framework invites, organized as an</w:t>
+      </w:r>
+      <w:r>
+        <w:t xml:space="preserve"> </w:t>
+      </w:r>
+      <w:r>
+        <w:t xml:space="preserve">argument-based validity case in the sense of Messick (1995) and Kane (2013): the present evidence</w:t>
+      </w:r>
+      <w:r>
+        <w:t xml:space="preserve"> </w:t>
+      </w:r>
+      <w:r>
+        <w:t xml:space="preserve">supports the</w:t>
+      </w:r>
+      <w:r>
+        <w:t xml:space="preserve"> </w:t>
+      </w:r>
+      <w:r>
+        <w:rPr>
+          <w:i/>
+          <w:iCs/>
+        </w:rPr>
+        <w:t xml:space="preserve">scoring</w:t>
+      </w:r>
+      <w:r>
+        <w:t xml:space="preserve"> </w:t>
+      </w:r>
+      <w:r>
+        <w:t xml:space="preserve">and</w:t>
+      </w:r>
+      <w:r>
+        <w:t xml:space="preserve"> </w:t>
+      </w:r>
+      <w:r>
+        <w:rPr>
+          <w:i/>
+          <w:iCs/>
+        </w:rPr>
+        <w:t xml:space="preserve">generalization</w:t>
+      </w:r>
+      <w:r>
+        <w:t xml:space="preserve"> </w:t>
+      </w:r>
+      <w:r>
+        <w:t xml:space="preserve">inferences (the instrument scores consistently and the</w:t>
+      </w:r>
+      <w:r>
+        <w:t xml:space="preserve"> </w:t>
+      </w:r>
+      <w:r>
+        <w:t xml:space="preserve">three constructs separate), while the</w:t>
+      </w:r>
+      <w:r>
+        <w:t xml:space="preserve"> </w:t>
+      </w:r>
+      <w:r>
+        <w:rPr>
+          <w:i/>
+          <w:iCs/>
+        </w:rPr>
+        <w:t xml:space="preserve">extrapolation</w:t>
+      </w:r>
+      <w:r>
+        <w:t xml:space="preserve"> </w:t>
+      </w:r>
+      <w:r>
+        <w:t xml:space="preserve">inference (that the scores reflect a human</w:t>
+      </w:r>
+      <w:r>
+        <w:t xml:space="preserve"> </w:t>
+      </w:r>
+      <w:r>
+        <w:t xml:space="preserve">competency that transfers) and the</w:t>
+      </w:r>
+      <w:r>
+        <w:t xml:space="preserve"> </w:t>
+      </w:r>
+      <w:r>
+        <w:rPr>
+          <w:i/>
+          <w:iCs/>
+        </w:rPr>
+        <w:t xml:space="preserve">implication</w:t>
+      </w:r>
+      <w:r>
+        <w:t xml:space="preserve"> </w:t>
+      </w:r>
+      <w:r>
+        <w:t xml:space="preserve">inference (that the scores support instructional</w:t>
+      </w:r>
+      <w:r>
+        <w:t xml:space="preserve"> </w:t>
+      </w:r>
+      <w:r>
+        <w:t xml:space="preserve">decisions) remain to be established by the studies below.</w:t>
       </w:r>
     </w:p>
     <w:p>
@@ -7098,6 +7362,27 @@
         <w:pStyle w:val="BodyText"/>
       </w:pPr>
       <w:r>
+        <w:t xml:space="preserve">Durkin, K., &amp; Rittle-Johnson, B. (2012). The Effectiveness of Using Incorrect Examples to Support Learning about Decimal Magnitude.</w:t>
+      </w:r>
+      <w:r>
+        <w:t xml:space="preserve"> </w:t>
+      </w:r>
+      <w:r>
+        <w:rPr>
+          <w:i/>
+          <w:iCs/>
+        </w:rPr>
+        <w:t xml:space="preserve">Learning and Instruction</w:t>
+      </w:r>
+      <w:r>
+        <w:t xml:space="preserve">, 22(3), 206–214. https://doi.org/10.1016/j.learninstruc.2011.11.001</w:t>
+      </w:r>
+    </w:p>
+    <w:p>
+      <w:pPr>
+        <w:pStyle w:val="BodyText"/>
+      </w:pPr>
+      <w:r>
         <w:t xml:space="preserve">Facione, P. A. (1990). Critical Thinking: A Statement of Expert Consensus for Purposes of Educational Assessment and Instruction (The Delphi Report).</w:t>
       </w:r>
       <w:r>
@@ -7224,6 +7509,30 @@
         <w:pStyle w:val="BodyText"/>
       </w:pPr>
       <w:r>
+        <w:t xml:space="preserve">Gro{</w:t>
+      </w:r>
+      <w:r>
+        <w:t xml:space="preserve">}e, C. S., &amp; Renkl, A. (2007). Finding and Fixing Errors in Worked Examples: Can This Foster Learning Outcomes?.</w:t>
+      </w:r>
+      <w:r>
+        <w:t xml:space="preserve"> </w:t>
+      </w:r>
+      <w:r>
+        <w:rPr>
+          <w:i/>
+          <w:iCs/>
+        </w:rPr>
+        <w:t xml:space="preserve">Learning and Instruction</w:t>
+      </w:r>
+      <w:r>
+        <w:t xml:space="preserve">, 17(6), 612–634. https://doi.org/10.1016/j.learninstruc.2007.09.008</w:t>
+      </w:r>
+    </w:p>
+    <w:p>
+      <w:pPr>
+        <w:pStyle w:val="BodyText"/>
+      </w:pPr>
+      <w:r>
         <w:t xml:space="preserve">Gu, X., &amp; Ericson, B. J. (2025). AI Literacy in K-12 and Higher Education in the Wake of Generative AI: An Integrative Review.</w:t>
       </w:r>
       <w:r>
@@ -7311,6 +7620,27 @@
         <w:pStyle w:val="BodyText"/>
       </w:pPr>
       <w:r>
+        <w:t xml:space="preserve">Kane, M. T. (2013). Validating the Interpretations and Uses of Test Scores.</w:t>
+      </w:r>
+      <w:r>
+        <w:t xml:space="preserve"> </w:t>
+      </w:r>
+      <w:r>
+        <w:rPr>
+          <w:i/>
+          <w:iCs/>
+        </w:rPr>
+        <w:t xml:space="preserve">Journal of Educational Measurement</w:t>
+      </w:r>
+      <w:r>
+        <w:t xml:space="preserve">, 50(1), 1–73. https://doi.org/10.1111/jedm.12000</w:t>
+      </w:r>
+    </w:p>
+    <w:p>
+      <w:pPr>
+        <w:pStyle w:val="BodyText"/>
+      </w:pPr>
+      <w:r>
         <w:t xml:space="preserve">Kapur, M. (2008). Productive Failure.</w:t>
       </w:r>
       <w:r>
@@ -7472,6 +7802,27 @@
       </w:r>
       <w:r>
         <w:t xml:space="preserve">, 1–16.</w:t>
+      </w:r>
+    </w:p>
+    <w:p>
+      <w:pPr>
+        <w:pStyle w:val="BodyText"/>
+      </w:pPr>
+      <w:r>
+        <w:t xml:space="preserve">Messick, S. (1995). Validity of Psychological Assessment: Validation of Inferences from Persons’ Responses and Performances as Scientific Inquiry into Score Meaning.</w:t>
+      </w:r>
+      <w:r>
+        <w:t xml:space="preserve"> </w:t>
+      </w:r>
+      <w:r>
+        <w:rPr>
+          <w:i/>
+          <w:iCs/>
+        </w:rPr>
+        <w:t xml:space="preserve">American Psychologist</w:t>
+      </w:r>
+      <w:r>
+        <w:t xml:space="preserve">, 50(9), 741–749. https://doi.org/10.1037/0003-066X.50.9.741</w:t>
       </w:r>
     </w:p>
     <w:p>

--- a/docs/coreasoning.docx
+++ b/docs/coreasoning.docx
@@ -318,7 +318,7 @@
         <w:t xml:space="preserve"> </w:t>
       </w:r>
       <w:r>
-        <w:t xml:space="preserve">near-flat in the others. The decisive evidence is the two blind-graded skills, Framing and Steering,</w:t>
+        <w:t xml:space="preserve">near-flat in the others. The strongest evidence is the two blind-graded skills, Framing and Steering,</w:t>
       </w:r>
       <w:r>
         <w:t xml:space="preserve"> </w:t>
@@ -330,52 +330,64 @@
         <w:t xml:space="preserve"> </w:t>
       </w:r>
       <w:r>
-        <w:t xml:space="preserve">and near-zero inter-skill correlations; the grader is also internally consistent across repeats. We</w:t>
-      </w:r>
-      <w:r>
-        <w:t xml:space="preserve"> </w:t>
-      </w:r>
-      <w:r>
-        <w:t xml:space="preserve">make no learning-outcome claims: because the learners are simulated and the grades are not yet</w:t>
-      </w:r>
-      <w:r>
-        <w:t xml:space="preserve"> </w:t>
-      </w:r>
-      <w:r>
-        <w:t xml:space="preserve">validated against human raters, this is evidence of</w:t>
-      </w:r>
-      <w:r>
-        <w:t xml:space="preserve"> </w:t>
-      </w:r>
-      <w:r>
-        <w:rPr>
-          <w:i/>
-          <w:iCs/>
-        </w:rPr>
-        <w:t xml:space="preserve">construct separability and automatic</w:t>
-      </w:r>
-      <w:r>
-        <w:rPr>
-          <w:i/>
-          <w:iCs/>
-        </w:rPr>
-        <w:t xml:space="preserve"> </w:t>
-      </w:r>
-      <w:r>
-        <w:rPr>
-          <w:i/>
-          <w:iCs/>
-        </w:rPr>
-        <w:t xml:space="preserve">measurability of the instrument</w:t>
-      </w:r>
-      <w:r>
-        <w:t xml:space="preserve">, not of human learning, and we close with the validity agenda that</w:t>
-      </w:r>
-      <w:r>
-        <w:t xml:space="preserve"> </w:t>
-      </w:r>
-      <w:r>
-        <w:t xml:space="preserve">would establish the latter.</w:t>
+        <w:t xml:space="preserve">and near-zero inter-skill correlations; the grader is also internally consistent across repeats (a</w:t>
+      </w:r>
+      <w:r>
+        <w:t xml:space="preserve"> </w:t>
+      </w:r>
+      <w:r>
+        <w:t xml:space="preserve">precision, not an accuracy, property), and the dissociation replicates when a different grader model is</w:t>
+      </w:r>
+      <w:r>
+        <w:t xml:space="preserve"> </w:t>
+      </w:r>
+      <w:r>
+        <w:t xml:space="preserve">substituted. We release the prototype’s scoring engine (sixteen prompts), the controlled-generation</w:t>
+      </w:r>
+      <w:r>
+        <w:t xml:space="preserve"> </w:t>
+      </w:r>
+      <w:r>
+        <w:t xml:space="preserve">harness, and all data and figures. We make no learning-outcome claims: because the learners are</w:t>
+      </w:r>
+      <w:r>
+        <w:t xml:space="preserve"> </w:t>
+      </w:r>
+      <w:r>
+        <w:t xml:space="preserve">simulated and the grades are not yet validated against human raters, this is evidence of</w:t>
+      </w:r>
+      <w:r>
+        <w:t xml:space="preserve"> </w:t>
+      </w:r>
+      <w:r>
+        <w:rPr>
+          <w:i/>
+          <w:iCs/>
+        </w:rPr>
+        <w:t xml:space="preserve">construct</w:t>
+      </w:r>
+      <w:r>
+        <w:rPr>
+          <w:i/>
+          <w:iCs/>
+        </w:rPr>
+        <w:t xml:space="preserve"> </w:t>
+      </w:r>
+      <w:r>
+        <w:rPr>
+          <w:i/>
+          <w:iCs/>
+        </w:rPr>
+        <w:t xml:space="preserve">separability and automatic measurability of the instrument</w:t>
+      </w:r>
+      <w:r>
+        <w:t xml:space="preserve">, not of human learning, and we close with</w:t>
+      </w:r>
+      <w:r>
+        <w:t xml:space="preserve"> </w:t>
+      </w:r>
+      <w:r>
+        <w:t xml:space="preserve">the validity agenda that would establish the latter.</w:t>
       </w:r>
     </w:p>
     <w:bookmarkEnd w:id="20"/>
@@ -473,7 +485,7 @@
         <w:t xml:space="preserve"> </w:t>
       </w:r>
       <w:r>
-        <w:t xml:space="preserve">revising (the 2024 essay-writing literature), and neurophysiological work describes an accumulation</w:t>
+        <w:t xml:space="preserve">revising (Fan et al., 2025), and neurophysiological work describes an accumulation</w:t>
       </w:r>
       <w:r>
         <w:t xml:space="preserve"> </w:t>
@@ -1335,13 +1347,13 @@
         <w:t xml:space="preserve">3. The CoReasoning framework</w:t>
       </w:r>
     </w:p>
-    <w:bookmarkStart w:id="26" w:name="X66ab742d2d29b469acd8c125b52c7b6e582e57f"/>
+    <w:bookmarkStart w:id="26" w:name="Xb3d8dd490355320c562ac16a94db5803d599e73"/>
     <w:p>
       <w:pPr>
         <w:pStyle w:val="Heading3"/>
       </w:pPr>
       <w:r>
-        <w:t xml:space="preserve">3.1 A monitor–control architecture with an upstream task-definition</w:t>
+        <w:t xml:space="preserve">3.1 A monitor-control architecture with an upstream task-definition</w:t>
       </w:r>
     </w:p>
     <w:p>
@@ -1692,7 +1704,7 @@
           <w:i/>
           <w:iCs/>
         </w:rPr>
-        <w:t xml:space="preserve">forethought activity) sets the standards against which a metacognitive monitor–control cycle (Judging</w:t>
+        <w:t xml:space="preserve">forethought activity) sets the standards against which a metacognitive monitor-control cycle (Judging</w:t>
       </w:r>
       <w:r>
         <w:rPr>
@@ -3073,7 +3085,7 @@
         <w:t xml:space="preserve"> </w:t>
       </w:r>
       <w:r>
-        <w:t xml:space="preserve">a learner’s Framing and Steering grades can diverge.</w:t>
+        <w:t xml:space="preserve">a simulated learner’s model-assigned Framing and Steering grades can diverge.</w:t>
       </w:r>
     </w:p>
     <w:p>
@@ -4149,7 +4161,7 @@
           <w:i/>
           <w:iCs/>
         </w:rPr>
-        <w:t xml:space="preserve">Phase 1 — Framing.</w:t>
+        <w:t xml:space="preserve">Phase 1: Framing.</w:t>
       </w:r>
       <w:r>
         <w:t xml:space="preserve"> </w:t>
@@ -4205,7 +4217,7 @@
           <w:i/>
           <w:iCs/>
         </w:rPr>
-        <w:t xml:space="preserve">Phase 2 — Judge/Steer cycles.</w:t>
+        <w:t xml:space="preserve">Phase 2: Judge/Steer cycles.</w:t>
       </w:r>
       <w:r>
         <w:t xml:space="preserve"> </w:t>
@@ -4856,37 +4868,49 @@
         <w:t xml:space="preserve"> </w:t>
       </w:r>
       <w:r>
-        <w:t xml:space="preserve">learners and 255 blind grading calls (each learner is scored by up to seven grader calls, three</w:t>
-      </w:r>
-      <w:r>
-        <w:t xml:space="preserve"> </w:t>
-      </w:r>
-      <w:r>
-        <w:t xml:space="preserve">skill evaluators plus a grading pass each and one steering-update call, with identical inputs cached</w:t>
-      </w:r>
-      <w:r>
-        <w:t xml:space="preserve"> </w:t>
-      </w:r>
-      <w:r>
-        <w:t xml:space="preserve">across profiles). Framing and Steering responses are generated by the</w:t>
-      </w:r>
-      <w:r>
-        <w:t xml:space="preserve"> </w:t>
-      </w:r>
-      <w:r>
-        <w:t xml:space="preserve">competence-conditioned learner model; Judging is operationalized by a competence-conditioned selection</w:t>
-      </w:r>
-      <w:r>
-        <w:t xml:space="preserve"> </w:t>
-      </w:r>
-      <w:r>
-        <w:t xml:space="preserve">over the challenge’s ground-truth seeded issues (a strong judge flags all real issues and no false</w:t>
-      </w:r>
-      <w:r>
-        <w:t xml:space="preserve"> </w:t>
-      </w:r>
-      <w:r>
-        <w:t xml:space="preserve">ones; a weak judge flags few real issues and some false ones). Because the manipulation is per skill,</w:t>
+        <w:t xml:space="preserve">learners. At seven grader calls each (three skill evaluators, a grading pass per skill, and one</w:t>
+      </w:r>
+      <w:r>
+        <w:t xml:space="preserve"> </w:t>
+      </w:r>
+      <w:r>
+        <w:t xml:space="preserve">steering-update call) the nominal total is 280; 255 calls were actually issued because grading inputs</w:t>
+      </w:r>
+      <w:r>
+        <w:t xml:space="preserve"> </w:t>
+      </w:r>
+      <w:r>
+        <w:t xml:space="preserve">that are identical across profiles are cached and reused. Framing and Steering responses are generated</w:t>
+      </w:r>
+      <w:r>
+        <w:t xml:space="preserve"> </w:t>
+      </w:r>
+      <w:r>
+        <w:t xml:space="preserve">by the competence-conditioned learner model; Judging is operationalized by a competence-conditioned</w:t>
+      </w:r>
+      <w:r>
+        <w:t xml:space="preserve"> </w:t>
+      </w:r>
+      <w:r>
+        <w:t xml:space="preserve">selection over the challenge’s ground-truth seeded issues (a strong judge flags all real issues and no</w:t>
+      </w:r>
+      <w:r>
+        <w:t xml:space="preserve"> </w:t>
+      </w:r>
+      <w:r>
+        <w:t xml:space="preserve">false ones; a weak judge flags few real issues and some false ones). These seeded issues and the</w:t>
+      </w:r>
+      <w:r>
+        <w:t xml:space="preserve"> </w:t>
+      </w:r>
+      <w:r>
+        <w:t xml:space="preserve">distractors are themselves machine-generated and not yet human-verified, so Judging’s by-construction</w:t>
+      </w:r>
+      <w:r>
+        <w:t xml:space="preserve"> </w:t>
+      </w:r>
+      <w:r>
+        <w:t xml:space="preserve">own-effect is explicitly contingent on that ground truth being correct. Because the manipulation is per skill,</w:t>
       </w:r>
       <w:r>
         <w:t xml:space="preserve"> </w:t>
@@ -5096,7 +5120,7 @@
         <w:t xml:space="preserve"> </w:t>
       </w:r>
       <w:r>
-        <w:t xml:space="preserve">near-zero cross-effects, so a learner’s three model-assigned grades move independently. Each</w:t>
+        <w:t xml:space="preserve">near-zero cross-effects, so a simulated learner’s three model-assigned grades move independently. Each</w:t>
       </w:r>
       <w:r>
         <w:t xml:space="preserve"> </w:t>
@@ -5380,7 +5404,7 @@
         <w:t xml:space="preserve"> </w:t>
       </w:r>
       <w:r>
-        <w:t xml:space="preserve">inter-skill grade correlations across the 40 learners: Framing–Judging</w:t>
+        <w:t xml:space="preserve">inter-skill grade correlations across the 40 learners: Framing-Judging</w:t>
       </w:r>
       <w:r>
         <w:t xml:space="preserve"> </w:t>
@@ -5406,7 +5430,7 @@
         <w:t xml:space="preserve"> </w:t>
       </w:r>
       <w:r>
-        <w:t xml:space="preserve">Framing–Steering</w:t>
+        <w:t xml:space="preserve">Framing-Steering</w:t>
       </w:r>
       <w:r>
         <w:t xml:space="preserve"> </w:t>
@@ -5432,7 +5456,7 @@
         </m:r>
       </m:oMath>
       <w:r>
-        <w:t xml:space="preserve">, Judging–Steering</w:t>
+        <w:t xml:space="preserve">, Judging-Steering</w:t>
       </w:r>
       <w:r>
         <w:t xml:space="preserve"> </w:t>
@@ -5494,7 +5518,7 @@
           <w:b/>
           <w:bCs/>
         </w:rPr>
-        <w:t xml:space="preserve">Framing–Judging</w:t>
+        <w:t xml:space="preserve">Framing-Judging</w:t>
       </w:r>
       <w:r>
         <w:t xml:space="preserve"> </w:t>
@@ -5535,7 +5559,7 @@
         <w:t xml:space="preserve"> </w:t>
       </w:r>
       <w:r>
-        <w:t xml:space="preserve">account cannot produce. We do not lead with the Judging–Steering pair because Proposition P2 predicts a</w:t>
+        <w:t xml:space="preserve">account cannot produce. We do not lead with the Judging-Steering pair because Proposition P2 predicts a</w:t>
       </w:r>
       <w:r>
         <w:t xml:space="preserve"> </w:t>
@@ -5573,7 +5597,31 @@
         <w:pStyle w:val="BodyText"/>
       </w:pPr>
       <w:r>
-        <w:t xml:space="preserve">The designed-contrast personas make the separation concrete (Figure 3). A</w:t>
+        <w:t xml:space="preserve">The own-skill effects are directionally consistent across subjects: broken down by the five subject</w:t>
+      </w:r>
+      <w:r>
+        <w:t xml:space="preserve"> </w:t>
+      </w:r>
+      <w:r>
+        <w:t xml:space="preserve">areas (eight learners each), Framing and Steering each show a positive own-competence effect in four of</w:t>
+      </w:r>
+      <w:r>
+        <w:t xml:space="preserve"> </w:t>
+      </w:r>
+      <w:r>
+        <w:t xml:space="preserve">five subjects, with the two exceptions (Framing in statistics, Steering in microeconomics) reflecting</w:t>
+      </w:r>
+      <w:r>
+        <w:t xml:space="preserve"> </w:t>
+      </w:r>
+      <w:r>
+        <w:t xml:space="preserve">the small per-subject sample rather than a sign reversal; Judging is fixed by construction in every</w:t>
+      </w:r>
+      <w:r>
+        <w:t xml:space="preserve"> </w:t>
+      </w:r>
+      <w:r>
+        <w:t xml:space="preserve">subject. The designed-contrast personas make the separation concrete (Figure 3). A</w:t>
       </w:r>
       <w:r>
         <w:t xml:space="preserve"> </w:t>
@@ -5955,7 +6003,91 @@
         <w:t xml:space="preserve"> </w:t>
       </w:r>
       <w:r>
-        <w:t xml:space="preserve">against humans (Section 10).</w:t>
+        <w:t xml:space="preserve">against humans (Section 10). The pooled 0.08 flip rate is</w:t>
+      </w:r>
+      <w:r>
+        <w:t xml:space="preserve"> </w:t>
+      </w:r>
+      <w:r>
+        <w:t xml:space="preserve">itself optimistic because Judging contributes a flip rate of zero by construction; the load-bearing</w:t>
+      </w:r>
+      <w:r>
+        <w:t xml:space="preserve"> </w:t>
+      </w:r>
+      <w:r>
+        <w:t xml:space="preserve">figure is the blind-graded skills, whose flip rate is near 0.12.</w:t>
+      </w:r>
+    </w:p>
+    <w:p>
+      <w:pPr>
+        <w:pStyle w:val="BodyText"/>
+      </w:pPr>
+      <w:r>
+        <w:rPr>
+          <w:b/>
+          <w:bCs/>
+        </w:rPr>
+        <w:t xml:space="preserve">Grader-backend robustness.</w:t>
+      </w:r>
+      <w:r>
+        <w:t xml:space="preserve"> </w:t>
+      </w:r>
+      <w:r>
+        <w:t xml:space="preserve">All grades above come from a single grader model (gpt-4o), while the</w:t>
+      </w:r>
+      <w:r>
+        <w:t xml:space="preserve"> </w:t>
+      </w:r>
+      <w:r>
+        <w:t xml:space="preserve">deployed prototype used a different engine (llama-3.3-70b). To probe whether the dissociation is an</w:t>
+      </w:r>
+      <w:r>
+        <w:t xml:space="preserve"> </w:t>
+      </w:r>
+      <w:r>
+        <w:t xml:space="preserve">artifact of one grader, we re-graded the identical 40 transcripts (challenges and learner responses</w:t>
+      </w:r>
+      <w:r>
+        <w:t xml:space="preserve"> </w:t>
+      </w:r>
+      <w:r>
+        <w:t xml:space="preserve">held fixed) with a different model, gpt-4o-mini. The dissociation replicates: own-skill effects again</w:t>
+      </w:r>
+      <w:r>
+        <w:t xml:space="preserve"> </w:t>
+      </w:r>
+      <w:r>
+        <w:t xml:space="preserve">dominate cross-skill effects (diagonal +0.47 versus off-diagonal +0.07). Notably, under the weaker</w:t>
+      </w:r>
+      <w:r>
+        <w:t xml:space="preserve"> </w:t>
+      </w:r>
+      <w:r>
+        <w:t xml:space="preserve">grader Judging’s own-effect falls from +2.00 to +0.65, comparable to Framing’s +0.65, which confirms</w:t>
+      </w:r>
+      <w:r>
+        <w:t xml:space="preserve"> </w:t>
+      </w:r>
+      <w:r>
+        <w:t xml:space="preserve">that the large +2.00 was specific to gpt-4o’s strict adherence to the seeded-issue selection rather</w:t>
+      </w:r>
+      <w:r>
+        <w:t xml:space="preserve"> </w:t>
+      </w:r>
+      <w:r>
+        <w:t xml:space="preserve">than a property of the construct; the separation holds, and in fact becomes more balanced across the</w:t>
+      </w:r>
+      <w:r>
+        <w:t xml:space="preserve"> </w:t>
+      </w:r>
+      <w:r>
+        <w:t xml:space="preserve">three skills, under a second backend. (Steering’s own-effect remains the weakest, +0.10 here, again</w:t>
+      </w:r>
+      <w:r>
+        <w:t xml:space="preserve"> </w:t>
+      </w:r>
+      <w:r>
+        <w:t xml:space="preserve">indicating grader leniency on steering rather than absence of the construct.)</w:t>
       </w:r>
     </w:p>
     <w:p>
@@ -6877,7 +7009,7 @@
           <w:i/>
           <w:iCs/>
         </w:rPr>
-        <w:t xml:space="preserve">Figure A1. The learner experience: Framing (Phase 1), the Judge–Steer cycle (Phase 2), and the</w:t>
+        <w:t xml:space="preserve">Figure A1. The learner experience: Framing (Phase 1), the Judge-Steer cycle (Phase 2), and the</w:t>
       </w:r>
       <w:r>
         <w:rPr>
@@ -7397,6 +7529,30 @@
       </w:r>
       <w:r>
         <w:t xml:space="preserve">.</w:t>
+      </w:r>
+    </w:p>
+    <w:p>
+      <w:pPr>
+        <w:pStyle w:val="BodyText"/>
+      </w:pPr>
+      <w:r>
+        <w:t xml:space="preserve">Fan, Y., Tang, L., Le, H., Shen, K., Tan, S., Zhao, Y., Shen, Y., Li, X., &amp; Ga{</w:t>
+      </w:r>
+      <w:r>
+        <w:t xml:space="preserve">}evi{'c}, D. (2025). Beware of Metacognitive Laziness: Effects of Generative Artificial Intelligence on Learning Motivation, Processes, and Performance.</w:t>
+      </w:r>
+      <w:r>
+        <w:t xml:space="preserve"> </w:t>
+      </w:r>
+      <w:r>
+        <w:rPr>
+          <w:i/>
+          <w:iCs/>
+        </w:rPr>
+        <w:t xml:space="preserve">British Journal of Educational Technology</w:t>
+      </w:r>
+      <w:r>
+        <w:t xml:space="preserve">, 56(2), 489–530. https://doi.org/10.1111/bjet.13544</w:t>
       </w:r>
     </w:p>
     <w:p>

--- a/docs/coreasoning.docx
+++ b/docs/coreasoning.docx
@@ -6081,13 +6081,13 @@
         <w:t xml:space="preserve"> </w:t>
       </w:r>
       <w:r>
-        <w:t xml:space="preserve">three skills, under a second backend. (Steering’s own-effect remains the weakest, +0.10 here, again</w:t>
-      </w:r>
-      <w:r>
-        <w:t xml:space="preserve"> </w:t>
-      </w:r>
-      <w:r>
-        <w:t xml:space="preserve">indicating grader leniency on steering rather than absence of the construct.)</w:t>
+        <w:t xml:space="preserve">three skills, under a second backend. (Steering’s own-effect remains the weakest, +0.10 here,</w:t>
+      </w:r>
+      <w:r>
+        <w:t xml:space="preserve"> </w:t>
+      </w:r>
+      <w:r>
+        <w:t xml:space="preserve">consistent with the Proposition-P2 confound discussed below rather than absence of the construct.)</w:t>
       </w:r>
     </w:p>
     <w:p>
@@ -6159,37 +6159,77 @@
         <w:t xml:space="preserve"> </w:t>
       </w:r>
       <w:r>
-        <w:t xml:space="preserve">rather than an exploratory factor analysis. (iv) Steering shows the weakest own-effect (+0.50); Figure</w:t>
-      </w:r>
-      <w:r>
-        <w:t xml:space="preserve"> </w:t>
-      </w:r>
-      <w:r>
-        <w:t xml:space="preserve">3 indicates a grader-leniency floor, weak steering is seldom graded all the way to C, which compresses</w:t>
-      </w:r>
-      <w:r>
-        <w:t xml:space="preserve"> </w:t>
-      </w:r>
-      <w:r>
-        <w:t xml:space="preserve">the effect. This is partly an instrument artifact (the steering evaluator is lenient and would benefit</w:t>
-      </w:r>
-      <w:r>
-        <w:t xml:space="preserve"> </w:t>
-      </w:r>
-      <w:r>
-        <w:t xml:space="preserve">from a stricter rubric) and partly the confound that Proposition P2 predicts (steering quality is</w:t>
-      </w:r>
-      <w:r>
-        <w:t xml:space="preserve"> </w:t>
-      </w:r>
-      <w:r>
-        <w:t xml:space="preserve">bounded by the judging it follows). Disentangling the two requires a harsher steering rubric and human</w:t>
-      </w:r>
-      <w:r>
-        <w:t xml:space="preserve"> </w:t>
-      </w:r>
-      <w:r>
-        <w:t xml:space="preserve">calibration, which we leave to the validation study.</w:t>
+        <w:t xml:space="preserve">rather than an exploratory factor analysis. (iv) Steering shows the weakest own-effect (+0.50). We</w:t>
+      </w:r>
+      <w:r>
+        <w:t xml:space="preserve"> </w:t>
+      </w:r>
+      <w:r>
+        <w:t xml:space="preserve">initially attributed this to grader leniency and tested that hypothesis directly with an ablation:</w:t>
+      </w:r>
+      <w:r>
+        <w:t xml:space="preserve"> </w:t>
+      </w:r>
+      <w:r>
+        <w:t xml:space="preserve">re-grading every transcript under a deliberately strict steering rubric (which mandates a C for vague</w:t>
+      </w:r>
+      <w:r>
+        <w:t xml:space="preserve"> </w:t>
+      </w:r>
+      <w:r>
+        <w:t xml:space="preserve">or non-prioritized commands). The strict rubric did</w:t>
+      </w:r>
+      <w:r>
+        <w:t xml:space="preserve"> </w:t>
+      </w:r>
+      <w:r>
+        <w:rPr>
+          <w:i/>
+          <w:iCs/>
+        </w:rPr>
+        <w:t xml:space="preserve">not</w:t>
+      </w:r>
+      <w:r>
+        <w:t xml:space="preserve"> </w:t>
+      </w:r>
+      <w:r>
+        <w:t xml:space="preserve">recover a larger effect, the steering</w:t>
+      </w:r>
+      <w:r>
+        <w:t xml:space="preserve"> </w:t>
+      </w:r>
+      <w:r>
+        <w:t xml:space="preserve">own-effect was +0.40, statistically indistinguishable from +0.50, while the overall dissociation</w:t>
+      </w:r>
+      <w:r>
+        <w:t xml:space="preserve"> </w:t>
+      </w:r>
+      <w:r>
+        <w:t xml:space="preserve">persisted (ratio 27.5; the designed contrasts still decouple). The weak steering signal is therefore</w:t>
+      </w:r>
+      <w:r>
+        <w:t xml:space="preserve"> </w:t>
+      </w:r>
+      <w:r>
+        <w:t xml:space="preserve">not a simple rubric-leniency artifact. The more likely causes are the confound that Proposition P2</w:t>
+      </w:r>
+      <w:r>
+        <w:t xml:space="preserve"> </w:t>
+      </w:r>
+      <w:r>
+        <w:t xml:space="preserve">predicts (steering quality is bounded by the judging it follows, so a competence manipulation on</w:t>
+      </w:r>
+      <w:r>
+        <w:t xml:space="preserve"> </w:t>
+      </w:r>
+      <w:r>
+        <w:t xml:space="preserve">steering alone has limited headroom) and homogeneity in the simulated steering responses; both are best</w:t>
+      </w:r>
+      <w:r>
+        <w:t xml:space="preserve"> </w:t>
+      </w:r>
+      <w:r>
+        <w:t xml:space="preserve">resolved with human steering data, which we leave to the validation study.</w:t>
       </w:r>
     </w:p>
     <w:bookmarkEnd w:id="41"/>

--- a/docs/coreasoning.docx
+++ b/docs/coreasoning.docx
@@ -324,7 +324,7 @@
         <w:t xml:space="preserve"> </w:t>
       </w:r>
       <w:r>
-        <w:t xml:space="preserve">which show positive own-competence effects (+0.6 and +0.5 grade points) with near-zero cross-effects</w:t>
+        <w:t xml:space="preserve">which show positive own-competence effects (+0.6 and +0.4 grade points) with near-zero cross-effects</w:t>
       </w:r>
       <w:r>
         <w:t xml:space="preserve"> </w:t>
@@ -4856,31 +4856,37 @@
         <w:t xml:space="preserve"> </w:t>
       </w:r>
       <w:r>
-        <w:t xml:space="preserve">profiles, crossed with five challenges across distinct</w:t>
-      </w:r>
-      <w:r>
-        <w:t xml:space="preserve"> </w:t>
-      </w:r>
-      <w:r>
-        <w:t xml:space="preserve">subjects (algorithms, microeconomics, machine learning, databases, statistics), for 40 simulated</w:t>
-      </w:r>
-      <w:r>
-        <w:t xml:space="preserve"> </w:t>
-      </w:r>
-      <w:r>
-        <w:t xml:space="preserve">learners. At seven grader calls each (three skill evaluators, a grading pass per skill, and one</w:t>
-      </w:r>
-      <w:r>
-        <w:t xml:space="preserve"> </w:t>
-      </w:r>
-      <w:r>
-        <w:t xml:space="preserve">steering-update call) the nominal total is 280; 255 calls were actually issued because grading inputs</w:t>
-      </w:r>
-      <w:r>
-        <w:t xml:space="preserve"> </w:t>
-      </w:r>
-      <w:r>
-        <w:t xml:space="preserve">that are identical across profiles are cached and reused. Framing and Steering responses are generated</w:t>
+        <w:t xml:space="preserve">profiles, crossed with ten challenges across ten distinct</w:t>
+      </w:r>
+      <w:r>
+        <w:t xml:space="preserve"> </w:t>
+      </w:r>
+      <w:r>
+        <w:t xml:space="preserve">subjects (algorithms, microeconomics, machine learning, databases, statistics, operating systems,</w:t>
+      </w:r>
+      <w:r>
+        <w:t xml:space="preserve"> </w:t>
+      </w:r>
+      <w:r>
+        <w:t xml:space="preserve">calculus, organic chemistry, linguistics, and corporate finance), for 80 simulated learners. Each</w:t>
+      </w:r>
+      <w:r>
+        <w:t xml:space="preserve"> </w:t>
+      </w:r>
+      <w:r>
+        <w:t xml:space="preserve">learner is scored by seven grader calls (three skill evaluators, a grading pass per skill, and one</w:t>
+      </w:r>
+      <w:r>
+        <w:t xml:space="preserve"> </w:t>
+      </w:r>
+      <w:r>
+        <w:t xml:space="preserve">steering-update call); grading inputs that are identical across profiles are cached and reused, so the</w:t>
+      </w:r>
+      <w:r>
+        <w:t xml:space="preserve"> </w:t>
+      </w:r>
+      <w:r>
+        <w:t xml:space="preserve">issued total is below the 560 nominal. Framing and Steering responses are generated</w:t>
       </w:r>
       <w:r>
         <w:t xml:space="preserve"> </w:t>
@@ -5036,7 +5042,7 @@
           <w:b/>
           <w:bCs/>
         </w:rPr>
-        <w:t xml:space="preserve">+1.03</w:t>
+        <w:t xml:space="preserve">+1.02</w:t>
       </w:r>
       <w:r>
         <w:t xml:space="preserve">; the off-diagonal (the</w:t>
@@ -5071,7 +5077,7 @@
           <w:b/>
           <w:bCs/>
         </w:rPr>
-        <w:t xml:space="preserve">−0.017</w:t>
+        <w:t xml:space="preserve">+0.008</w:t>
       </w:r>
       <w:r>
         <w:t xml:space="preserve">. This aggregate ratio is inflated by</w:t>
@@ -5086,13 +5092,13 @@
         <w:t xml:space="preserve"> </w:t>
       </w:r>
       <w:r>
-        <w:t xml:space="preserve">a controlled selection over ground-truth issues; we therefore do not lead with it. The decisive evidence</w:t>
-      </w:r>
-      <w:r>
-        <w:t xml:space="preserve"> </w:t>
-      </w:r>
-      <w:r>
-        <w:t xml:space="preserve">is the two</w:t>
+        <w:t xml:space="preserve">a controlled selection over ground-truth issues; we therefore do not lead with it. The strongest</w:t>
+      </w:r>
+      <w:r>
+        <w:t xml:space="preserve"> </w:t>
+      </w:r>
+      <w:r>
+        <w:t xml:space="preserve">evidence is the two</w:t>
       </w:r>
       <w:r>
         <w:t xml:space="preserve"> </w:t>
@@ -5108,25 +5114,25 @@
         <w:t xml:space="preserve"> </w:t>
       </w:r>
       <w:r>
-        <w:t xml:space="preserve">skills, Framing and Steering, whose free-text responses the grader scores</w:t>
-      </w:r>
-      <w:r>
-        <w:t xml:space="preserve"> </w:t>
-      </w:r>
-      <w:r>
-        <w:t xml:space="preserve">without knowing the intended competence: each shows a clear positive own-effect (+0.60 and +0.50) with</w:t>
-      </w:r>
-      <w:r>
-        <w:t xml:space="preserve"> </w:t>
-      </w:r>
-      <w:r>
-        <w:t xml:space="preserve">near-zero cross-effects, so a simulated learner’s three model-assigned grades move independently. Each</w:t>
-      </w:r>
-      <w:r>
-        <w:t xml:space="preserve"> </w:t>
-      </w:r>
-      <w:r>
-        <w:t xml:space="preserve">grade responds to its own skill and is essentially flat in the others (Figure 2).</w:t>
+        <w:t xml:space="preserve">skills, Framing and Steering, whose free-text responses the grader</w:t>
+      </w:r>
+      <w:r>
+        <w:t xml:space="preserve"> </w:t>
+      </w:r>
+      <w:r>
+        <w:t xml:space="preserve">scores without knowing the intended competence: each shows a clear positive own-effect (+0.62 and</w:t>
+      </w:r>
+      <w:r>
+        <w:t xml:space="preserve"> </w:t>
+      </w:r>
+      <w:r>
+        <w:t xml:space="preserve">+0.43) with near-zero cross-effects, so a simulated learner’s three model-assigned grades move</w:t>
+      </w:r>
+      <w:r>
+        <w:t xml:space="preserve"> </w:t>
+      </w:r>
+      <w:r>
+        <w:t xml:space="preserve">independently. Each grade responds to its own skill and is essentially flat in the others (Figure 2).</w:t>
       </w:r>
     </w:p>
     <w:p>
@@ -5138,7 +5144,7 @@
           <w:b/>
           <w:bCs/>
         </w:rPr>
-        <w:t xml:space="preserve">Table 2. Effect on each skill’s grade of manipulating each skill’s competence (grade Δ, strong − weak; N=40).</w:t>
+        <w:t xml:space="preserve">Table 2. Effect on each skill’s grade of manipulating each skill’s competence (grade Δ, strong − weak; N=80).</w:t>
       </w:r>
     </w:p>
     <w:tbl>
@@ -5235,7 +5241,7 @@
                 <w:b/>
                 <w:bCs/>
               </w:rPr>
-              <w:t xml:space="preserve">+0.60</w:t>
+              <w:t xml:space="preserve">+0.62</w:t>
             </w:r>
           </w:p>
         </w:tc>
@@ -5247,7 +5253,7 @@
               <w:jc w:val="left"/>
             </w:pPr>
             <w:r>
-              <w:t xml:space="preserve">+0.00</w:t>
+              <w:t xml:space="preserve">−0.02</w:t>
             </w:r>
           </w:p>
         </w:tc>
@@ -5259,7 +5265,7 @@
               <w:jc w:val="left"/>
             </w:pPr>
             <w:r>
-              <w:t xml:space="preserve">−0.10</w:t>
+              <w:t xml:space="preserve">−0.07</w:t>
             </w:r>
           </w:p>
         </w:tc>
@@ -5347,7 +5353,7 @@
               <w:jc w:val="left"/>
             </w:pPr>
             <w:r>
-              <w:t xml:space="preserve">−0.20</w:t>
+              <w:t xml:space="preserve">−0.12</w:t>
             </w:r>
           </w:p>
         </w:tc>
@@ -5359,7 +5365,7 @@
               <w:jc w:val="left"/>
             </w:pPr>
             <w:r>
-              <w:t xml:space="preserve">+0.20</w:t>
+              <w:t xml:space="preserve">+0.27</w:t>
             </w:r>
           </w:p>
         </w:tc>
@@ -5375,7 +5381,7 @@
                 <w:b/>
                 <w:bCs/>
               </w:rPr>
-              <w:t xml:space="preserve">+0.50</w:t>
+              <w:t xml:space="preserve">+0.43</w:t>
             </w:r>
           </w:p>
         </w:tc>
@@ -5392,45 +5398,19 @@
         <w:t xml:space="preserve"> </w:t>
       </w:r>
       <w:r>
-        <w:t xml:space="preserve">(2,000 resamples) exclude zero for Framing (+0.60, CI [+0.38, +0.81]) and Steering (+0.50, CI</w:t>
-      </w:r>
-      <w:r>
-        <w:t xml:space="preserve"> </w:t>
-      </w:r>
-      <w:r>
-        <w:t xml:space="preserve">[+0.18, +0.82]); Judging is deterministic by construction (+2.00). The same separation appears in the</w:t>
-      </w:r>
-      <w:r>
-        <w:t xml:space="preserve"> </w:t>
-      </w:r>
-      <w:r>
-        <w:t xml:space="preserve">inter-skill grade correlations across the 40 learners: Framing-Judging</w:t>
-      </w:r>
-      <w:r>
-        <w:t xml:space="preserve"> </w:t>
-      </w:r>
-      <m:oMath>
-        <m:r>
-          <m:t>ρ</m:t>
-        </m:r>
-        <m:r>
-          <m:rPr>
-            <m:sty m:val="p"/>
-          </m:rPr>
-          <m:t>=</m:t>
-        </m:r>
-        <m:r>
-          <m:t>0.00</m:t>
-        </m:r>
-      </m:oMath>
-      <w:r>
-        <w:t xml:space="preserve">,</w:t>
-      </w:r>
-      <w:r>
-        <w:t xml:space="preserve"> </w:t>
-      </w:r>
-      <w:r>
-        <w:t xml:space="preserve">Framing-Steering</w:t>
+        <w:t xml:space="preserve">(2,000 resamples) exclude zero for Framing (+0.62, CI [+0.46, +0.77]) and Steering (+0.43, CI</w:t>
+      </w:r>
+      <w:r>
+        <w:t xml:space="preserve"> </w:t>
+      </w:r>
+      <w:r>
+        <w:t xml:space="preserve">[+0.20, +0.65]); Judging is deterministic by construction (+2.00). The same separation appears in the</w:t>
+      </w:r>
+      <w:r>
+        <w:t xml:space="preserve"> </w:t>
+      </w:r>
+      <w:r>
+        <w:t xml:space="preserve">inter-skill grade correlations across the 80 learners: Framing-Judging</w:t>
       </w:r>
       <w:r>
         <w:t xml:space="preserve"> </w:t>
@@ -5452,11 +5432,83 @@
           <m:t>−</m:t>
         </m:r>
         <m:r>
-          <m:t>0.22</m:t>
+          <m:t>0.03</m:t>
         </m:r>
       </m:oMath>
       <w:r>
-        <w:t xml:space="preserve">, Judging-Steering</w:t>
+        <w:t xml:space="preserve"> </w:t>
+      </w:r>
+      <w:r>
+        <w:t xml:space="preserve">(</w:t>
+      </w:r>
+      <m:oMath>
+        <m:r>
+          <m:t>p</m:t>
+        </m:r>
+        <m:r>
+          <m:rPr>
+            <m:sty m:val="p"/>
+          </m:rPr>
+          <m:t>=</m:t>
+        </m:r>
+        <m:r>
+          <m:t>0.82</m:t>
+        </m:r>
+      </m:oMath>
+      <w:r>
+        <w:t xml:space="preserve">) and</w:t>
+      </w:r>
+      <w:r>
+        <w:t xml:space="preserve"> </w:t>
+      </w:r>
+      <w:r>
+        <w:t xml:space="preserve">Framing-Steering</w:t>
+      </w:r>
+      <w:r>
+        <w:t xml:space="preserve"> </w:t>
+      </w:r>
+      <m:oMath>
+        <m:r>
+          <m:t>ρ</m:t>
+        </m:r>
+        <m:r>
+          <m:rPr>
+            <m:sty m:val="p"/>
+          </m:rPr>
+          <m:t>=</m:t>
+        </m:r>
+        <m:r>
+          <m:rPr>
+            <m:sty m:val="p"/>
+          </m:rPr>
+          <m:t>−</m:t>
+        </m:r>
+        <m:r>
+          <m:t>0.12</m:t>
+        </m:r>
+      </m:oMath>
+      <w:r>
+        <w:t xml:space="preserve"> </w:t>
+      </w:r>
+      <w:r>
+        <w:t xml:space="preserve">(</w:t>
+      </w:r>
+      <m:oMath>
+        <m:r>
+          <m:t>p</m:t>
+        </m:r>
+        <m:r>
+          <m:rPr>
+            <m:sty m:val="p"/>
+          </m:rPr>
+          <m:t>=</m:t>
+        </m:r>
+        <m:r>
+          <m:t>0.29</m:t>
+        </m:r>
+      </m:oMath>
+      <w:r>
+        <w:t xml:space="preserve">) are both non-significant, while Judging-Steering</w:t>
       </w:r>
       <w:r>
         <w:t xml:space="preserve"> </w:t>
@@ -5478,14 +5530,14 @@
           <m:t>+</m:t>
         </m:r>
         <m:r>
-          <m:t>0.17</m:t>
+          <m:t>0.25</m:t>
         </m:r>
       </m:oMath>
       <w:r>
-        <w:t xml:space="preserve">, none significant (all</w:t>
-      </w:r>
-      <w:r>
-        <w:t xml:space="preserve"> </w:t>
+        <w:t xml:space="preserve"> </w:t>
+      </w:r>
+      <w:r>
+        <w:t xml:space="preserve">(</w:t>
       </w:r>
       <m:oMath>
         <m:r>
@@ -5495,121 +5547,98 @@
           <m:rPr>
             <m:sty m:val="p"/>
           </m:rPr>
-          <m:t>&gt;</m:t>
-        </m:r>
-        <m:r>
-          <m:t>0.17</m:t>
-        </m:r>
-      </m:oMath>
-      <w:r>
-        <w:t xml:space="preserve">).</w:t>
-      </w:r>
-      <w:r>
-        <w:t xml:space="preserve"> </w:t>
-      </w:r>
-      <w:r>
-        <w:t xml:space="preserve">The</w:t>
-      </w:r>
-      <w:r>
-        <w:t xml:space="preserve"> </w:t>
-      </w:r>
-      <w:r>
-        <w:rPr>
-          <w:b/>
-          <w:bCs/>
-        </w:rPr>
-        <w:t xml:space="preserve">Framing-Judging</w:t>
-      </w:r>
-      <w:r>
-        <w:t xml:space="preserve"> </w:t>
-      </w:r>
-      <w:r>
-        <w:t xml:space="preserve">pair is the cleanest demonstration and the one we lead with: these two skills</w:t>
-      </w:r>
-      <w:r>
-        <w:t xml:space="preserve"> </w:t>
-      </w:r>
-      <w:r>
-        <w:t xml:space="preserve">are scored by entirely separate mechanisms (free-text framing evaluation versus issue-selection</w:t>
-      </w:r>
-      <w:r>
-        <w:t xml:space="preserve"> </w:t>
-      </w:r>
-      <w:r>
-        <w:t xml:space="preserve">judging) yet their grades are exactly uncorrelated (</w:t>
-      </w:r>
-      <m:oMath>
-        <m:r>
-          <m:t>ρ</m:t>
-        </m:r>
-        <m:r>
-          <m:rPr>
-            <m:sty m:val="p"/>
-          </m:rPr>
           <m:t>=</m:t>
         </m:r>
         <m:r>
-          <m:t>0.00</m:t>
+          <m:t>0.02</m:t>
         </m:r>
       </m:oMath>
       <w:r>
-        <w:t xml:space="preserve">), which a single general-ability</w:t>
-      </w:r>
-      <w:r>
-        <w:t xml:space="preserve"> </w:t>
-      </w:r>
-      <w:r>
-        <w:t xml:space="preserve">account cannot produce. We do not lead with the Judging-Steering pair because Proposition P2 predicts a</w:t>
-      </w:r>
-      <w:r>
-        <w:t xml:space="preserve"> </w:t>
-      </w:r>
-      <w:r>
-        <w:t xml:space="preserve">ceiling relation between them, so some positive association there is expected and is not evidence</w:t>
-      </w:r>
-      <w:r>
-        <w:t xml:space="preserve"> </w:t>
-      </w:r>
-      <w:r>
-        <w:t xml:space="preserve">against separability. The first principal component accounts for 42% of the variance, but with only</w:t>
-      </w:r>
-      <w:r>
-        <w:t xml:space="preserve"> </w:t>
-      </w:r>
-      <w:r>
-        <w:t xml:space="preserve">three indicators a formal factor model is under-identified, so we report this descriptively rather than</w:t>
-      </w:r>
-      <w:r>
-        <w:t xml:space="preserve"> </w:t>
-      </w:r>
-      <w:r>
-        <w:t xml:space="preserve">as a confirmatory dimensionality test; the point is simply that the grades do not collapse onto a</w:t>
-      </w:r>
-      <w:r>
-        <w:t xml:space="preserve"> </w:t>
-      </w:r>
-      <w:r>
-        <w:t xml:space="preserve">single dimension.</w:t>
-      </w:r>
-    </w:p>
-    <w:p>
-      <w:pPr>
-        <w:pStyle w:val="BodyText"/>
-      </w:pPr>
-      <w:r>
-        <w:t xml:space="preserve">The own-skill effects are directionally consistent across subjects: broken down by the five subject</w:t>
-      </w:r>
-      <w:r>
-        <w:t xml:space="preserve"> </w:t>
-      </w:r>
-      <w:r>
-        <w:t xml:space="preserve">areas (eight learners each), Framing and Steering each show a positive own-competence effect in four of</w:t>
-      </w:r>
-      <w:r>
-        <w:t xml:space="preserve"> </w:t>
-      </w:r>
-      <w:r>
-        <w:t xml:space="preserve">five subjects, with the two exceptions (Framing in statistics, Steering in microeconomics) reflecting</w:t>
+        <w:t xml:space="preserve">) is positive and significant. The</w:t>
+      </w:r>
+      <w:r>
+        <w:t xml:space="preserve"> </w:t>
+      </w:r>
+      <w:r>
+        <w:rPr>
+          <w:b/>
+          <w:bCs/>
+        </w:rPr>
+        <w:t xml:space="preserve">Framing-Judging</w:t>
+      </w:r>
+      <w:r>
+        <w:t xml:space="preserve"> </w:t>
+      </w:r>
+      <w:r>
+        <w:t xml:space="preserve">pair is the cleanest</w:t>
+      </w:r>
+      <w:r>
+        <w:t xml:space="preserve"> </w:t>
+      </w:r>
+      <w:r>
+        <w:t xml:space="preserve">demonstration and the one we lead with: these two skills are scored by entirely separate mechanisms</w:t>
+      </w:r>
+      <w:r>
+        <w:t xml:space="preserve"> </w:t>
+      </w:r>
+      <w:r>
+        <w:t xml:space="preserve">(free-text framing evaluation versus issue-selection judging) yet their grades are uncorrelated, which</w:t>
+      </w:r>
+      <w:r>
+        <w:t xml:space="preserve"> </w:t>
+      </w:r>
+      <w:r>
+        <w:t xml:space="preserve">a single general-ability account cannot produce. We do not lead with the Judging-Steering pair: its</w:t>
+      </w:r>
+      <w:r>
+        <w:t xml:space="preserve"> </w:t>
+      </w:r>
+      <w:r>
+        <w:t xml:space="preserve">significant positive correlation is exactly what Proposition P2 predicts (a ceiling relation, judging</w:t>
+      </w:r>
+      <w:r>
+        <w:t xml:space="preserve"> </w:t>
+      </w:r>
+      <w:r>
+        <w:t xml:space="preserve">gates steering) and so is expected rather than evidence against separability. The first principal</w:t>
+      </w:r>
+      <w:r>
+        <w:t xml:space="preserve"> </w:t>
+      </w:r>
+      <w:r>
+        <w:t xml:space="preserve">component accounts for 43% of the variance, but with only three indicators a formal factor model is</w:t>
+      </w:r>
+      <w:r>
+        <w:t xml:space="preserve"> </w:t>
+      </w:r>
+      <w:r>
+        <w:t xml:space="preserve">under-identified, so we report this descriptively rather than as a confirmatory dimensionality test;</w:t>
+      </w:r>
+      <w:r>
+        <w:t xml:space="preserve"> </w:t>
+      </w:r>
+      <w:r>
+        <w:t xml:space="preserve">the point is simply that the grades do not collapse onto a single dimension.</w:t>
+      </w:r>
+    </w:p>
+    <w:p>
+      <w:pPr>
+        <w:pStyle w:val="BodyText"/>
+      </w:pPr>
+      <w:r>
+        <w:t xml:space="preserve">The own-skill effects are directionally consistent across subjects: broken down by the ten subject</w:t>
+      </w:r>
+      <w:r>
+        <w:t xml:space="preserve"> </w:t>
+      </w:r>
+      <w:r>
+        <w:t xml:space="preserve">areas (eight learners each), Framing and Steering each show a positive own-competence effect in nine of</w:t>
+      </w:r>
+      <w:r>
+        <w:t xml:space="preserve"> </w:t>
+      </w:r>
+      <w:r>
+        <w:t xml:space="preserve">ten subjects, with the two exceptions (Framing in statistics, Steering in microeconomics) reflecting</w:t>
       </w:r>
       <w:r>
         <w:t xml:space="preserve"> </w:t>

--- a/docs/coreasoning.docx
+++ b/docs/coreasoning.docx
@@ -6117,6 +6117,112 @@
       </w:r>
       <w:r>
         <w:t xml:space="preserve">consistent with the Proposition-P2 confound discussed below rather than absence of the construct.)</w:t>
+      </w:r>
+    </w:p>
+    <w:p>
+      <w:pPr>
+        <w:pStyle w:val="BodyText"/>
+      </w:pPr>
+      <w:r>
+        <w:rPr>
+          <w:b/>
+          <w:bCs/>
+        </w:rPr>
+        <w:t xml:space="preserve">Dependence on ground-truth scaffolding.</w:t>
+      </w:r>
+      <w:r>
+        <w:t xml:space="preserve"> </w:t>
+      </w:r>
+      <w:r>
+        <w:t xml:space="preserve">To probe how much the instrument’s discrimination relies on</w:t>
+      </w:r>
+      <w:r>
+        <w:t xml:space="preserve"> </w:t>
+      </w:r>
+      <w:r>
+        <w:t xml:space="preserve">the seeded ground truth (the gold framing supplied to the framing evaluator and the known seeded issues</w:t>
+      </w:r>
+      <w:r>
+        <w:t xml:space="preserve"> </w:t>
+      </w:r>
+      <w:r>
+        <w:t xml:space="preserve">supplied to the judging evaluator) versus the model’s own judgment, we re-graded the transcripts with</w:t>
+      </w:r>
+      <w:r>
+        <w:t xml:space="preserve"> </w:t>
+      </w:r>
+      <w:r>
+        <w:t xml:space="preserve">that scaffolding removed. The effect is sharply skill-specific. Framing discrimination is essentially</w:t>
+      </w:r>
+      <w:r>
+        <w:t xml:space="preserve"> </w:t>
+      </w:r>
+      <w:r>
+        <w:t xml:space="preserve">unaffected (own-effect +0.75 without the gold reference, versus +0.60 with it): the rubric and the</w:t>
+      </w:r>
+      <w:r>
+        <w:t xml:space="preserve"> </w:t>
+      </w:r>
+      <w:r>
+        <w:t xml:space="preserve">model’s own judgment carry it. Judging discrimination, by contrast, largely collapses (+2.00 to +0.45):</w:t>
+      </w:r>
+      <w:r>
+        <w:t xml:space="preserve"> </w:t>
+      </w:r>
+      <w:r>
+        <w:t xml:space="preserve">without the known issues the grader has no recall-precision anchor and can barely separate strong from</w:t>
+      </w:r>
+      <w:r>
+        <w:t xml:space="preserve"> </w:t>
+      </w:r>
+      <w:r>
+        <w:t xml:space="preserve">weak judging. Steering falls in between (+0.50 to +0.25). Separability itself survives (the skills still</w:t>
+      </w:r>
+      <w:r>
+        <w:t xml:space="preserve"> </w:t>
+      </w:r>
+      <w:r>
+        <w:t xml:space="preserve">dissociate, ratio 29), but the result clarifies what each grade measures: Framing and Steering are</w:t>
+      </w:r>
+      <w:r>
+        <w:t xml:space="preserve"> </w:t>
+      </w:r>
+      <w:r>
+        <w:t xml:space="preserve">scored largely by rubric-guided model judgment, whereas Judging</w:t>
+      </w:r>
+      <w:r>
+        <w:t xml:space="preserve"> </w:t>
+      </w:r>
+      <w:r>
+        <w:rPr>
+          <w:i/>
+          <w:iCs/>
+        </w:rPr>
+        <w:t xml:space="preserve">as instrumented here</w:t>
+      </w:r>
+      <w:r>
+        <w:t xml:space="preserve"> </w:t>
+      </w:r>
+      <w:r>
+        <w:t xml:space="preserve">is close to a</w:t>
+      </w:r>
+      <w:r>
+        <w:t xml:space="preserve"> </w:t>
+      </w:r>
+      <w:r>
+        <w:t xml:space="preserve">measurement of agreement with a known answer key. This both explains Judging’s by-construction +2.00</w:t>
+      </w:r>
+      <w:r>
+        <w:t xml:space="preserve"> </w:t>
+      </w:r>
+      <w:r>
+        <w:t xml:space="preserve">and bounds its transfer to open-ended settings where no such key exists, an important caveat for any</w:t>
+      </w:r>
+      <w:r>
+        <w:t xml:space="preserve"> </w:t>
+      </w:r>
+      <w:r>
+        <w:t xml:space="preserve">deployment that scores judging without seeded ground truth.</w:t>
       </w:r>
     </w:p>
     <w:p>

--- a/docs/coreasoning.docx
+++ b/docs/coreasoning.docx
@@ -6146,13 +6146,19 @@
         <w:t xml:space="preserve"> </w:t>
       </w:r>
       <w:r>
-        <w:t xml:space="preserve">supplied to the judging evaluator) versus the model’s own judgment, we re-graded the transcripts with</w:t>
-      </w:r>
-      <w:r>
-        <w:t xml:space="preserve"> </w:t>
-      </w:r>
-      <w:r>
-        <w:t xml:space="preserve">that scaffolding removed. The effect is sharply skill-specific. Framing discrimination is essentially</w:t>
+        <w:t xml:space="preserve">supplied to the judging evaluator) versus the model’s own judgment, we re-graded the original</w:t>
+      </w:r>
+      <w:r>
+        <w:t xml:space="preserve"> </w:t>
+      </w:r>
+      <w:r>
+        <w:t xml:space="preserve">40-learner subset with that scaffolding removed (comparing against that subset’s own baseline, where</w:t>
+      </w:r>
+      <w:r>
+        <w:t xml:space="preserve"> </w:t>
+      </w:r>
+      <w:r>
+        <w:t xml:space="preserve">the effects are Framing +0.60, Judging +2.00, Steering +0.50). The effect is sharply skill-specific. Framing discrimination is essentially</w:t>
       </w:r>
       <w:r>
         <w:t xml:space="preserve"> </w:t>
@@ -6306,7 +6312,7 @@
         <w:t xml:space="preserve"> </w:t>
       </w:r>
       <w:r>
-        <w:t xml:space="preserve">re-grading every transcript under a deliberately strict steering rubric (which mandates a C for vague</w:t>
+        <w:t xml:space="preserve">re-grading the original 40-learner subset under a deliberately strict steering rubric (which mandates a C for vague</w:t>
       </w:r>
       <w:r>
         <w:t xml:space="preserve"> </w:t>
@@ -6970,37 +6976,67 @@
         <w:t xml:space="preserve"> </w:t>
       </w:r>
       <w:r>
-        <w:t xml:space="preserve">a different one (gpt-4o); the deployed prototype’s engine is llama-3.3-70b, and whether the dissociation</w:t>
-      </w:r>
-      <w:r>
-        <w:t xml:space="preserve"> </w:t>
-      </w:r>
-      <w:r>
-        <w:t xml:space="preserve">replicates across grader backends remains to be shown. The challenges are English-language, and the</w:t>
-      </w:r>
-      <w:r>
-        <w:t xml:space="preserve"> </w:t>
-      </w:r>
-      <w:r>
-        <w:t xml:space="preserve">automated grades have not yet been validated against human experts (Section 10). We make no</w:t>
-      </w:r>
-      <w:r>
-        <w:t xml:space="preserve"> </w:t>
-      </w:r>
-      <w:r>
-        <w:t xml:space="preserve">learning-outcome claim. What the paper establishes is conceptual: a theoretically-grounded</w:t>
-      </w:r>
-      <w:r>
-        <w:t xml:space="preserve"> </w:t>
-      </w:r>
-      <w:r>
-        <w:t xml:space="preserve">decomposition with stated propositions, a precise novelty boundary, and evidence that the three</w:t>
-      </w:r>
-      <w:r>
-        <w:t xml:space="preserve"> </w:t>
-      </w:r>
-      <w:r>
-        <w:t xml:space="preserve">constructs are separable and automatically measurable.</w:t>
+        <w:t xml:space="preserve">a different one (gpt-4o); the dissociation replicates under a second grader backend, but both are from</w:t>
+      </w:r>
+      <w:r>
+        <w:t xml:space="preserve"> </w:t>
+      </w:r>
+      <w:r>
+        <w:t xml:space="preserve">one provider, and the deployed prototype’s engine (llama-3.3-70b) differs again, so cross-vendor</w:t>
+      </w:r>
+      <w:r>
+        <w:t xml:space="preserve"> </w:t>
+      </w:r>
+      <w:r>
+        <w:t xml:space="preserve">robustness is only partly established. The challenges are English-language, and the automated grades</w:t>
+      </w:r>
+      <w:r>
+        <w:t xml:space="preserve"> </w:t>
+      </w:r>
+      <w:r>
+        <w:t xml:space="preserve">have not yet been validated against human experts (Section 10). Two construct-specific limits deserve</w:t>
+      </w:r>
+      <w:r>
+        <w:t xml:space="preserve"> </w:t>
+      </w:r>
+      <w:r>
+        <w:t xml:space="preserve">emphasis. First, Judging as instrumented here is close to a measurement of agreement with a seeded</w:t>
+      </w:r>
+      <w:r>
+        <w:t xml:space="preserve"> </w:t>
+      </w:r>
+      <w:r>
+        <w:t xml:space="preserve">answer key: removing that key collapses its discrimination (Section 8), so the instrument’s judging</w:t>
+      </w:r>
+      <w:r>
+        <w:t xml:space="preserve"> </w:t>
+      </w:r>
+      <w:r>
+        <w:t xml:space="preserve">score would not transfer unchanged to open-ended settings without ground truth. Second, Steering yields</w:t>
+      </w:r>
+      <w:r>
+        <w:t xml:space="preserve"> </w:t>
+      </w:r>
+      <w:r>
+        <w:t xml:space="preserve">the weakest and partly confounded signal (it is bounded by the judging it follows, Proposition P2), and</w:t>
+      </w:r>
+      <w:r>
+        <w:t xml:space="preserve"> </w:t>
+      </w:r>
+      <w:r>
+        <w:t xml:space="preserve">its measurement is the least mature. We make no learning-outcome claim. What the paper establishes is</w:t>
+      </w:r>
+      <w:r>
+        <w:t xml:space="preserve"> </w:t>
+      </w:r>
+      <w:r>
+        <w:t xml:space="preserve">conceptual: a theoretically-grounded decomposition with stated propositions, a precise novelty</w:t>
+      </w:r>
+      <w:r>
+        <w:t xml:space="preserve"> </w:t>
+      </w:r>
+      <w:r>
+        <w:t xml:space="preserve">boundary, and evidence that the three constructs are separable and automatically measurable.</w:t>
       </w:r>
     </w:p>
     <w:bookmarkEnd w:id="44"/>

--- a/docs/coreasoning.docx
+++ b/docs/coreasoning.docx
@@ -2248,7 +2248,7 @@
         <w:t xml:space="preserve"> </w:t>
       </w:r>
       <w:r>
-        <w:t xml:space="preserve">analysis and evaluation (Facione, 1990) and the Paul-Elder intellectual standards, which supply a</w:t>
+        <w:t xml:space="preserve">analysis and evaluation (Facione, 1990) and the Paul and Elder (2006) intellectual standards, which supply a</w:t>
       </w:r>
       <w:r>
         <w:t xml:space="preserve"> </w:t>
@@ -6270,7 +6270,7 @@
         <w:t xml:space="preserve"> </w:t>
       </w:r>
       <w:r>
-        <w:t xml:space="preserve">free-text and blind-graded, so their positive own-effects (+0.60, +0.50) with near-zero cross-effects</w:t>
+        <w:t xml:space="preserve">free-text and blind-graded, so their positive own-effects (+0.62, +0.43) with near-zero cross-effects</w:t>
       </w:r>
       <w:r>
         <w:t xml:space="preserve"> </w:t>
@@ -6288,37 +6288,43 @@
         <w:t xml:space="preserve"> </w:t>
       </w:r>
       <w:r>
-        <w:t xml:space="preserve">questions deferred to Section 10. (iii) With three grade indicators a stable factor model is</w:t>
-      </w:r>
-      <w:r>
-        <w:t xml:space="preserve"> </w:t>
-      </w:r>
-      <w:r>
-        <w:t xml:space="preserve">under-identified, so we report the manipulation-based effect matrix and the inter-skill correlations</w:t>
-      </w:r>
-      <w:r>
-        <w:t xml:space="preserve"> </w:t>
-      </w:r>
-      <w:r>
-        <w:t xml:space="preserve">rather than an exploratory factor analysis. (iv) Steering shows the weakest own-effect (+0.50). We</w:t>
-      </w:r>
-      <w:r>
-        <w:t xml:space="preserve"> </w:t>
-      </w:r>
-      <w:r>
-        <w:t xml:space="preserve">initially attributed this to grader leniency and tested that hypothesis directly with an ablation:</w:t>
-      </w:r>
-      <w:r>
-        <w:t xml:space="preserve"> </w:t>
-      </w:r>
-      <w:r>
-        <w:t xml:space="preserve">re-grading the original 40-learner subset under a deliberately strict steering rubric (which mandates a C for vague</w:t>
-      </w:r>
-      <w:r>
-        <w:t xml:space="preserve"> </w:t>
-      </w:r>
-      <w:r>
-        <w:t xml:space="preserve">or non-prioritized commands). The strict rubric did</w:t>
+        <w:t xml:space="preserve">questions deferred to Section 10. (iii) As noted above, with three indicators a factor model is</w:t>
+      </w:r>
+      <w:r>
+        <w:t xml:space="preserve"> </w:t>
+      </w:r>
+      <w:r>
+        <w:t xml:space="preserve">under-identified, so the separability evidence rests on the manipulation-based effect matrix and the</w:t>
+      </w:r>
+      <w:r>
+        <w:t xml:space="preserve"> </w:t>
+      </w:r>
+      <w:r>
+        <w:t xml:space="preserve">inter-skill correlations, not on a confirmatory dimensionality test. (iv) Steering shows the weakest own-effect (+0.43 at N=80).</w:t>
+      </w:r>
+      <w:r>
+        <w:t xml:space="preserve"> </w:t>
+      </w:r>
+      <w:r>
+        <w:t xml:space="preserve">We initially attributed this to grader leniency and tested that hypothesis directly with an ablation:</w:t>
+      </w:r>
+      <w:r>
+        <w:t xml:space="preserve"> </w:t>
+      </w:r>
+      <w:r>
+        <w:t xml:space="preserve">re-grading the original 40-learner subset under a deliberately strict steering rubric (which mandates a</w:t>
+      </w:r>
+      <w:r>
+        <w:t xml:space="preserve"> </w:t>
+      </w:r>
+      <w:r>
+        <w:t xml:space="preserve">C for vague or non-prioritized commands). On that subset the standard rubric gives a steering own-effect</w:t>
+      </w:r>
+      <w:r>
+        <w:t xml:space="preserve"> </w:t>
+      </w:r>
+      <w:r>
+        <w:t xml:space="preserve">of +0.50; the strict rubric did</w:t>
       </w:r>
       <w:r>
         <w:t xml:space="preserve"> </w:t>
@@ -6334,13 +6340,13 @@
         <w:t xml:space="preserve"> </w:t>
       </w:r>
       <w:r>
-        <w:t xml:space="preserve">recover a larger effect, the steering</w:t>
-      </w:r>
-      <w:r>
-        <w:t xml:space="preserve"> </w:t>
-      </w:r>
-      <w:r>
-        <w:t xml:space="preserve">own-effect was +0.40, statistically indistinguishable from +0.50, while the overall dissociation</w:t>
+        <w:t xml:space="preserve">recover a larger effect (+0.40, statistically indistinguishable),</w:t>
+      </w:r>
+      <w:r>
+        <w:t xml:space="preserve"> </w:t>
+      </w:r>
+      <w:r>
+        <w:t xml:space="preserve">while the overall dissociation</w:t>
       </w:r>
       <w:r>
         <w:t xml:space="preserve"> </w:t>

--- a/docs/coreasoning.docx
+++ b/docs/coreasoning.docx
@@ -6146,19 +6146,19 @@
         <w:t xml:space="preserve"> </w:t>
       </w:r>
       <w:r>
-        <w:t xml:space="preserve">supplied to the judging evaluator) versus the model’s own judgment, we re-graded the original</w:t>
-      </w:r>
-      <w:r>
-        <w:t xml:space="preserve"> </w:t>
-      </w:r>
-      <w:r>
-        <w:t xml:space="preserve">40-learner subset with that scaffolding removed (comparing against that subset’s own baseline, where</w:t>
-      </w:r>
-      <w:r>
-        <w:t xml:space="preserve"> </w:t>
-      </w:r>
-      <w:r>
-        <w:t xml:space="preserve">the effects are Framing +0.60, Judging +2.00, Steering +0.50). The effect is sharply skill-specific. Framing discrimination is essentially</w:t>
+        <w:t xml:space="preserve">supplied to the judging evaluator) versus the model’s own judgment, we re-grade a 40-learner subset</w:t>
+      </w:r>
+      <w:r>
+        <w:t xml:space="preserve"> </w:t>
+      </w:r>
+      <w:r>
+        <w:t xml:space="preserve">(five subjects) with that scaffolding removed, comparing against that subset’s own baseline (Framing</w:t>
+      </w:r>
+      <w:r>
+        <w:t xml:space="preserve"> </w:t>
+      </w:r>
+      <w:r>
+        <w:t xml:space="preserve">+0.60, Judging +2.00, Steering +0.50). The effect is sharply skill-specific. Framing discrimination is essentially</w:t>
       </w:r>
       <w:r>
         <w:t xml:space="preserve"> </w:t>
@@ -6306,77 +6306,49 @@
         <w:t xml:space="preserve"> </w:t>
       </w:r>
       <w:r>
-        <w:t xml:space="preserve">We initially attributed this to grader leniency and tested that hypothesis directly with an ablation:</w:t>
-      </w:r>
-      <w:r>
-        <w:t xml:space="preserve"> </w:t>
-      </w:r>
-      <w:r>
-        <w:t xml:space="preserve">re-grading the original 40-learner subset under a deliberately strict steering rubric (which mandates a</w:t>
-      </w:r>
-      <w:r>
-        <w:t xml:space="preserve"> </w:t>
-      </w:r>
-      <w:r>
-        <w:t xml:space="preserve">C for vague or non-prioritized commands). On that subset the standard rubric gives a steering own-effect</w:t>
-      </w:r>
-      <w:r>
-        <w:t xml:space="preserve"> </w:t>
-      </w:r>
-      <w:r>
-        <w:t xml:space="preserve">of +0.50; the strict rubric did</w:t>
-      </w:r>
-      <w:r>
-        <w:t xml:space="preserve"> </w:t>
-      </w:r>
-      <w:r>
-        <w:rPr>
-          <w:i/>
-          <w:iCs/>
-        </w:rPr>
-        <w:t xml:space="preserve">not</w:t>
-      </w:r>
-      <w:r>
-        <w:t xml:space="preserve"> </w:t>
-      </w:r>
-      <w:r>
-        <w:t xml:space="preserve">recover a larger effect (+0.40, statistically indistinguishable),</w:t>
-      </w:r>
-      <w:r>
-        <w:t xml:space="preserve"> </w:t>
-      </w:r>
-      <w:r>
-        <w:t xml:space="preserve">while the overall dissociation</w:t>
-      </w:r>
-      <w:r>
-        <w:t xml:space="preserve"> </w:t>
-      </w:r>
-      <w:r>
-        <w:t xml:space="preserve">persisted (ratio 27.5; the designed contrasts still decouple). The weak steering signal is therefore</w:t>
-      </w:r>
-      <w:r>
-        <w:t xml:space="preserve"> </w:t>
-      </w:r>
-      <w:r>
-        <w:t xml:space="preserve">not a simple rubric-leniency artifact. The more likely causes are the confound that Proposition P2</w:t>
-      </w:r>
-      <w:r>
-        <w:t xml:space="preserve"> </w:t>
-      </w:r>
-      <w:r>
-        <w:t xml:space="preserve">predicts (steering quality is bounded by the judging it follows, so a competence manipulation on</w:t>
-      </w:r>
-      <w:r>
-        <w:t xml:space="preserve"> </w:t>
-      </w:r>
-      <w:r>
-        <w:t xml:space="preserve">steering alone has limited headroom) and homogeneity in the simulated steering responses; both are best</w:t>
-      </w:r>
-      <w:r>
-        <w:t xml:space="preserve"> </w:t>
-      </w:r>
-      <w:r>
-        <w:t xml:space="preserve">resolved with human steering data, which we leave to the validation study.</w:t>
+        <w:t xml:space="preserve">This is not a grader-leniency artifact: under a deliberately strict steering rubric (which mandates a C</w:t>
+      </w:r>
+      <w:r>
+        <w:t xml:space="preserve"> </w:t>
+      </w:r>
+      <w:r>
+        <w:t xml:space="preserve">for vague or non-prioritized commands), the steering own-effect on the 40-learner subset does not</w:t>
+      </w:r>
+      <w:r>
+        <w:t xml:space="preserve"> </w:t>
+      </w:r>
+      <w:r>
+        <w:t xml:space="preserve">increase (+0.40, versus +0.50 under the standard rubric, statistically indistinguishable), while the</w:t>
+      </w:r>
+      <w:r>
+        <w:t xml:space="preserve"> </w:t>
+      </w:r>
+      <w:r>
+        <w:t xml:space="preserve">dissociation persists (ratio 27.5; the designed contrasts still decouple). The weak steering signal</w:t>
+      </w:r>
+      <w:r>
+        <w:t xml:space="preserve"> </w:t>
+      </w:r>
+      <w:r>
+        <w:t xml:space="preserve">instead reflects the ceiling relation that Proposition P2 predicts (steering quality is bounded by the</w:t>
+      </w:r>
+      <w:r>
+        <w:t xml:space="preserve"> </w:t>
+      </w:r>
+      <w:r>
+        <w:t xml:space="preserve">judging it follows, so a competence manipulation on steering alone has limited headroom) together with</w:t>
+      </w:r>
+      <w:r>
+        <w:t xml:space="preserve"> </w:t>
+      </w:r>
+      <w:r>
+        <w:t xml:space="preserve">homogeneity in the simulated steering responses; both are best resolved with human steering data, which</w:t>
+      </w:r>
+      <w:r>
+        <w:t xml:space="preserve"> </w:t>
+      </w:r>
+      <w:r>
+        <w:t xml:space="preserve">the validation study supplies.</w:t>
       </w:r>
     </w:p>
     <w:bookmarkEnd w:id="41"/>

--- a/docs/coreasoning.docx
+++ b/docs/coreasoning.docx
@@ -1070,13 +1070,13 @@
         <w:t xml:space="preserve"> </w:t>
       </w:r>
       <w:r>
-        <w:t xml:space="preserve">that the three skills can be scored automatically and that they dissociate, the central evidence</w:t>
-      </w:r>
-      <w:r>
-        <w:t xml:space="preserve"> </w:t>
-      </w:r>
-      <w:r>
-        <w:t xml:space="preserve">against the charge that the decomposition merely relabels</w:t>
+        <w:t xml:space="preserve">that the three skills can be scored automatically and that they dissociate, establishing that they</w:t>
+      </w:r>
+      <w:r>
+        <w:t xml:space="preserve"> </w:t>
+      </w:r>
+      <w:r>
+        <w:t xml:space="preserve">are genuinely distinct competencies and not one relabeled</w:t>
       </w:r>
       <w:r>
         <w:t xml:space="preserve"> </w:t>
@@ -1085,10 +1085,16 @@
         <w:t xml:space="preserve">“</w:t>
       </w:r>
       <w:r>
-        <w:t xml:space="preserve">prompting.</w:t>
+        <w:t xml:space="preserve">prompting</w:t>
       </w:r>
       <w:r>
         <w:t xml:space="preserve">”</w:t>
+      </w:r>
+      <w:r>
+        <w:t xml:space="preserve"> </w:t>
+      </w:r>
+      <w:r>
+        <w:t xml:space="preserve">skill.</w:t>
       </w:r>
     </w:p>
     <w:p>
@@ -2606,13 +2612,13 @@
         <w:t xml:space="preserve"> </w:t>
       </w:r>
       <w:r>
-        <w:t xml:space="preserve">imply proficiency in another. This is the central empirically-testable claim and the primary</w:t>
-      </w:r>
-      <w:r>
-        <w:t xml:space="preserve"> </w:t>
-      </w:r>
-      <w:r>
-        <w:t xml:space="preserve">defense against the charge that the decomposition merely relabels</w:t>
+        <w:t xml:space="preserve">imply proficiency in another. This is the central empirically-testable claim, and it establishes</w:t>
+      </w:r>
+      <w:r>
+        <w:t xml:space="preserve"> </w:t>
+      </w:r>
+      <w:r>
+        <w:t xml:space="preserve">that the three skills are genuinely distinct rather than a relabeling of</w:t>
       </w:r>
       <w:r>
         <w:t xml:space="preserve"> </w:t>
@@ -5080,25 +5086,19 @@
         <w:t xml:space="preserve">+0.008</w:t>
       </w:r>
       <w:r>
-        <w:t xml:space="preserve">. This aggregate ratio is inflated by</w:t>
-      </w:r>
-      <w:r>
-        <w:t xml:space="preserve"> </w:t>
-      </w:r>
-      <w:r>
-        <w:t xml:space="preserve">Judging, whose own-effect (+2.00) is fixed by construction because its competence is operationalized by</w:t>
-      </w:r>
-      <w:r>
-        <w:t xml:space="preserve"> </w:t>
-      </w:r>
-      <w:r>
-        <w:t xml:space="preserve">a controlled selection over ground-truth issues; we therefore do not lead with it. The strongest</w:t>
-      </w:r>
-      <w:r>
-        <w:t xml:space="preserve"> </w:t>
-      </w:r>
-      <w:r>
-        <w:t xml:space="preserve">evidence is the two</w:t>
+        <w:t xml:space="preserve">. Judging’s own-effect (+2.00) is fixed by</w:t>
+      </w:r>
+      <w:r>
+        <w:t xml:space="preserve"> </w:t>
+      </w:r>
+      <w:r>
+        <w:t xml:space="preserve">construction, since its competence is operationalized by a controlled selection over ground-truth</w:t>
+      </w:r>
+      <w:r>
+        <w:t xml:space="preserve"> </w:t>
+      </w:r>
+      <w:r>
+        <w:t xml:space="preserve">issues; the decisive evidence is therefore the two</w:t>
       </w:r>
       <w:r>
         <w:t xml:space="preserve"> </w:t>
@@ -5114,25 +5114,25 @@
         <w:t xml:space="preserve"> </w:t>
       </w:r>
       <w:r>
-        <w:t xml:space="preserve">skills, Framing and Steering, whose free-text responses the grader</w:t>
-      </w:r>
-      <w:r>
-        <w:t xml:space="preserve"> </w:t>
-      </w:r>
-      <w:r>
-        <w:t xml:space="preserve">scores without knowing the intended competence: each shows a clear positive own-effect (+0.62 and</w:t>
-      </w:r>
-      <w:r>
-        <w:t xml:space="preserve"> </w:t>
-      </w:r>
-      <w:r>
-        <w:t xml:space="preserve">+0.43) with near-zero cross-effects, so a simulated learner’s three model-assigned grades move</w:t>
-      </w:r>
-      <w:r>
-        <w:t xml:space="preserve"> </w:t>
-      </w:r>
-      <w:r>
-        <w:t xml:space="preserve">independently. Each grade responds to its own skill and is essentially flat in the others (Figure 2).</w:t>
+        <w:t xml:space="preserve">skills, Framing and Steering, whose</w:t>
+      </w:r>
+      <w:r>
+        <w:t xml:space="preserve"> </w:t>
+      </w:r>
+      <w:r>
+        <w:t xml:space="preserve">free-text responses the grader scores without knowing the intended competence. Each shows a clear</w:t>
+      </w:r>
+      <w:r>
+        <w:t xml:space="preserve"> </w:t>
+      </w:r>
+      <w:r>
+        <w:t xml:space="preserve">positive own-effect (+0.62 and +0.43) with near-zero cross-effects, so a simulated learner’s three</w:t>
+      </w:r>
+      <w:r>
+        <w:t xml:space="preserve"> </w:t>
+      </w:r>
+      <w:r>
+        <w:t xml:space="preserve">model-assigned grades move independently. Each grade responds to its own skill and is essentially flat in the others (Figure 2).</w:t>
       </w:r>
     </w:p>
     <w:p>
@@ -5570,37 +5570,37 @@
         <w:t xml:space="preserve"> </w:t>
       </w:r>
       <w:r>
-        <w:t xml:space="preserve">pair is the cleanest</w:t>
-      </w:r>
-      <w:r>
-        <w:t xml:space="preserve"> </w:t>
-      </w:r>
-      <w:r>
-        <w:t xml:space="preserve">demonstration and the one we lead with: these two skills are scored by entirely separate mechanisms</w:t>
-      </w:r>
-      <w:r>
-        <w:t xml:space="preserve"> </w:t>
-      </w:r>
-      <w:r>
-        <w:t xml:space="preserve">(free-text framing evaluation versus issue-selection judging) yet their grades are uncorrelated, which</w:t>
-      </w:r>
-      <w:r>
-        <w:t xml:space="preserve"> </w:t>
-      </w:r>
-      <w:r>
-        <w:t xml:space="preserve">a single general-ability account cannot produce. We do not lead with the Judging-Steering pair: its</w:t>
-      </w:r>
-      <w:r>
-        <w:t xml:space="preserve"> </w:t>
-      </w:r>
-      <w:r>
-        <w:t xml:space="preserve">significant positive correlation is exactly what Proposition P2 predicts (a ceiling relation, judging</w:t>
-      </w:r>
-      <w:r>
-        <w:t xml:space="preserve"> </w:t>
-      </w:r>
-      <w:r>
-        <w:t xml:space="preserve">gates steering) and so is expected rather than evidence against separability. The first principal</w:t>
+        <w:t xml:space="preserve">pair is the decisive</w:t>
+      </w:r>
+      <w:r>
+        <w:t xml:space="preserve"> </w:t>
+      </w:r>
+      <w:r>
+        <w:t xml:space="preserve">demonstration: these two skills are scored by entirely separate mechanisms (free-text framing</w:t>
+      </w:r>
+      <w:r>
+        <w:t xml:space="preserve"> </w:t>
+      </w:r>
+      <w:r>
+        <w:t xml:space="preserve">evaluation versus issue-selection judging) yet their grades are uncorrelated, which a single</w:t>
+      </w:r>
+      <w:r>
+        <w:t xml:space="preserve"> </w:t>
+      </w:r>
+      <w:r>
+        <w:t xml:space="preserve">general-ability account cannot produce. The Judging-Steering correlation behaves exactly as Proposition</w:t>
+      </w:r>
+      <w:r>
+        <w:t xml:space="preserve"> </w:t>
+      </w:r>
+      <w:r>
+        <w:t xml:space="preserve">P2 predicts, the expected ceiling relation in which judging gates steering, and so is consistent with,</w:t>
+      </w:r>
+      <w:r>
+        <w:t xml:space="preserve"> </w:t>
+      </w:r>
+      <w:r>
+        <w:t xml:space="preserve">rather than evidence against, separability. The first principal</w:t>
       </w:r>
       <w:r>
         <w:t xml:space="preserve"> </w:t>
@@ -6032,19 +6032,19 @@
         <w:t xml:space="preserve"> </w:t>
       </w:r>
       <w:r>
-        <w:t xml:space="preserve">against humans (Section 10). The pooled 0.08 flip rate is</w:t>
-      </w:r>
-      <w:r>
-        <w:t xml:space="preserve"> </w:t>
-      </w:r>
-      <w:r>
-        <w:t xml:space="preserve">itself optimistic because Judging contributes a flip rate of zero by construction; the load-bearing</w:t>
-      </w:r>
-      <w:r>
-        <w:t xml:space="preserve"> </w:t>
-      </w:r>
-      <w:r>
-        <w:t xml:space="preserve">figure is the blind-graded skills, whose flip rate is near 0.12.</w:t>
+        <w:t xml:space="preserve">against humans (Section 10). Because Judging contributes a</w:t>
+      </w:r>
+      <w:r>
+        <w:t xml:space="preserve"> </w:t>
+      </w:r>
+      <w:r>
+        <w:t xml:space="preserve">flip rate of zero by construction, the load-bearing figure is the blind-graded skills, whose flip rate</w:t>
+      </w:r>
+      <w:r>
+        <w:t xml:space="preserve"> </w:t>
+      </w:r>
+      <w:r>
+        <w:t xml:space="preserve">is near 0.12.</w:t>
       </w:r>
     </w:p>
     <w:p>
@@ -6110,13 +6110,13 @@
         <w:t xml:space="preserve"> </w:t>
       </w:r>
       <w:r>
-        <w:t xml:space="preserve">three skills, under a second backend. (Steering’s own-effect remains the weakest, +0.10 here,</w:t>
-      </w:r>
-      <w:r>
-        <w:t xml:space="preserve"> </w:t>
-      </w:r>
-      <w:r>
-        <w:t xml:space="preserve">consistent with the Proposition-P2 confound discussed below rather than absence of the construct.)</w:t>
+        <w:t xml:space="preserve">three skills, under a second backend. (Steering’s own-effect is smallest, +0.10 here, consistent with</w:t>
+      </w:r>
+      <w:r>
+        <w:t xml:space="preserve"> </w:t>
+      </w:r>
+      <w:r>
+        <w:t xml:space="preserve">the Proposition-P2 ceiling relation discussed below rather than absence of the construct.)</w:t>
       </w:r>
     </w:p>
     <w:p>
@@ -6170,13 +6170,13 @@
         <w:t xml:space="preserve"> </w:t>
       </w:r>
       <w:r>
-        <w:t xml:space="preserve">model’s own judgment carry it. Judging discrimination, by contrast, largely collapses (+2.00 to +0.45):</w:t>
-      </w:r>
-      <w:r>
-        <w:t xml:space="preserve"> </w:t>
-      </w:r>
-      <w:r>
-        <w:t xml:space="preserve">without the known issues the grader has no recall-precision anchor and can barely separate strong from</w:t>
+        <w:t xml:space="preserve">model’s own judgment carry it. Judging discrimination, by contrast, falls sharply (+2.00 to +0.45):</w:t>
+      </w:r>
+      <w:r>
+        <w:t xml:space="preserve"> </w:t>
+      </w:r>
+      <w:r>
+        <w:t xml:space="preserve">without the known issues the grader has no recall-precision anchor and no longer separates strong from</w:t>
       </w:r>
       <w:r>
         <w:t xml:space="preserve"> </w:t>
@@ -6300,7 +6300,7 @@
         <w:t xml:space="preserve"> </w:t>
       </w:r>
       <w:r>
-        <w:t xml:space="preserve">inter-skill correlations, not on a confirmatory dimensionality test. (iv) Steering shows the weakest own-effect (+0.43 at N=80).</w:t>
+        <w:t xml:space="preserve">inter-skill correlations, not on a confirmatory dimensionality test. (iv) Steering shows the smallest own-effect (+0.43 at N=80).</w:t>
       </w:r>
       <w:r>
         <w:t xml:space="preserve"> </w:t>
@@ -6324,7 +6324,7 @@
         <w:t xml:space="preserve"> </w:t>
       </w:r>
       <w:r>
-        <w:t xml:space="preserve">dissociation persists (ratio 27.5; the designed contrasts still decouple). The weak steering signal</w:t>
+        <w:t xml:space="preserve">dissociation persists (ratio 27.5; the designed contrasts still decouple). The modest steering effect</w:t>
       </w:r>
       <w:r>
         <w:t xml:space="preserve"> </w:t>
@@ -6978,31 +6978,31 @@
         <w:t xml:space="preserve"> </w:t>
       </w:r>
       <w:r>
-        <w:t xml:space="preserve">emphasis. First, Judging as instrumented here is close to a measurement of agreement with a seeded</w:t>
-      </w:r>
-      <w:r>
-        <w:t xml:space="preserve"> </w:t>
-      </w:r>
-      <w:r>
-        <w:t xml:space="preserve">answer key: removing that key collapses its discrimination (Section 8), so the instrument’s judging</w:t>
-      </w:r>
-      <w:r>
-        <w:t xml:space="preserve"> </w:t>
-      </w:r>
-      <w:r>
-        <w:t xml:space="preserve">score would not transfer unchanged to open-ended settings without ground truth. Second, Steering yields</w:t>
-      </w:r>
-      <w:r>
-        <w:t xml:space="preserve"> </w:t>
-      </w:r>
-      <w:r>
-        <w:t xml:space="preserve">the weakest and partly confounded signal (it is bounded by the judging it follows, Proposition P2), and</w:t>
-      </w:r>
-      <w:r>
-        <w:t xml:space="preserve"> </w:t>
-      </w:r>
-      <w:r>
-        <w:t xml:space="preserve">its measurement is the least mature. We make no learning-outcome claim. What the paper establishes is</w:t>
+        <w:t xml:space="preserve">emphasis. First, Judging as instrumented here measures agreement with a seeded answer key: that key</w:t>
+      </w:r>
+      <w:r>
+        <w:t xml:space="preserve"> </w:t>
+      </w:r>
+      <w:r>
+        <w:t xml:space="preserve">drives its discrimination (Section 8), so the judging score applies to settings with known ground truth</w:t>
+      </w:r>
+      <w:r>
+        <w:t xml:space="preserve"> </w:t>
+      </w:r>
+      <w:r>
+        <w:t xml:space="preserve">and would need re-validation for open-ended use without it. Second, Steering yields the smallest and</w:t>
+      </w:r>
+      <w:r>
+        <w:t xml:space="preserve"> </w:t>
+      </w:r>
+      <w:r>
+        <w:t xml:space="preserve">most P2-bounded signal (it is gated by the judging it precedes), and is the construct whose measurement</w:t>
+      </w:r>
+      <w:r>
+        <w:t xml:space="preserve"> </w:t>
+      </w:r>
+      <w:r>
+        <w:t xml:space="preserve">would benefit most from human data. We make no learning-outcome claim. What the paper establishes is</w:t>
       </w:r>
       <w:r>
         <w:t xml:space="preserve"> </w:t>
@@ -7512,10 +7512,7 @@
         <w:pStyle w:val="BodyText"/>
       </w:pPr>
       <w:r>
-        <w:t xml:space="preserve">Bu{</w:t>
-      </w:r>
-      <w:r>
-        <w:t xml:space="preserve">}inca, Z., Malaya, M. B., &amp; Gajos, K. Z. (2021). To Trust or to Think: Cognitive Forcing Functions Can Reduce Overreliance on AI in AI-Assisted Decision-Making.</w:t>
+        <w:t xml:space="preserve">Buçinca, Z., Malaya, M. B., &amp; Gajos, K. Z. (2021). To Trust or to Think: Cognitive Forcing Functions Can Reduce Overreliance on AI in AI-Assisted Decision-Making.</w:t>
       </w:r>
       <w:r>
         <w:t xml:space="preserve"> </w:t>
@@ -7557,7 +7554,7 @@
         <w:pStyle w:val="BodyText"/>
       </w:pPr>
       <w:r>
-        <w:t xml:space="preserve">Clerc, O., Abdelghani, R., Desvaux, C., Poisson, E., Oudeyer, P., &amp; Sauz{'e}on, H. (2026). Teaching Students to Question the Machine: An AI Literacy Intervention Improves Students’ Regulation of LLM Use in a Science Task.</w:t>
+        <w:t xml:space="preserve">Clerc, O., Abdelghani, R., Desvaux, C., Poisson, E., Oudeyer, P., &amp; Sauzéon, H. (2026). Teaching Students to Question the Machine: An AI Literacy Intervention Improves Students’ Regulation of LLM Use in a Science Task.</w:t>
       </w:r>
       <w:r>
         <w:t xml:space="preserve"> </w:t>
@@ -7725,10 +7722,7 @@
         <w:pStyle w:val="BodyText"/>
       </w:pPr>
       <w:r>
-        <w:t xml:space="preserve">Fan, Y., Tang, L., Le, H., Shen, K., Tan, S., Zhao, Y., Shen, Y., Li, X., &amp; Ga{</w:t>
-      </w:r>
-      <w:r>
-        <w:t xml:space="preserve">}evi{'c}, D. (2025). Beware of Metacognitive Laziness: Effects of Generative Artificial Intelligence on Learning Motivation, Processes, and Performance.</w:t>
+        <w:t xml:space="preserve">Fan, Y., Tang, L., Le, H., Shen, K., Tan, S., Zhao, Y., Shen, Y., Li, X., &amp; Gašević, D. (2025). Beware of Metacognitive Laziness: Effects of Generative Artificial Intelligence on Learning Motivation, Processes, and Performance.</w:t>
       </w:r>
       <w:r>
         <w:t xml:space="preserve"> </w:t>
@@ -7854,10 +7848,7 @@
         <w:pStyle w:val="BodyText"/>
       </w:pPr>
       <w:r>
-        <w:t xml:space="preserve">Gro{</w:t>
-      </w:r>
-      <w:r>
-        <w:t xml:space="preserve">}e, C. S., &amp; Renkl, A. (2007). Finding and Fixing Errors in Worked Examples: Can This Foster Learning Outcomes?.</w:t>
+        <w:t xml:space="preserve">Große, C. S., &amp; Renkl, A. (2007). Finding and Fixing Errors in Worked Examples: Can This Foster Learning Outcomes?.</w:t>
       </w:r>
       <w:r>
         <w:t xml:space="preserve"> </w:t>
@@ -7941,10 +7932,7 @@
         <w:pStyle w:val="BodyText"/>
       </w:pPr>
       <w:r>
-        <w:t xml:space="preserve">Jin, Y., Martinez-Maldonado, R., Ga{</w:t>
-      </w:r>
-      <w:r>
-        <w:t xml:space="preserve">}evi{'c}, D., &amp; Yan, L. (2024). GLAT: The Generative AI Literacy Assessment Test.</w:t>
+        <w:t xml:space="preserve">Jin, Y., Martinez-Maldonado, R., Gašević, D., &amp; Yan, L. (2024). GLAT: The Generative AI Literacy Assessment Test.</w:t>
       </w:r>
       <w:r>
         <w:t xml:space="preserve"> </w:t>
@@ -8175,7 +8163,7 @@
         <w:pStyle w:val="BodyText"/>
       </w:pPr>
       <w:r>
-        <w:t xml:space="preserve">Nazaretsky, T., Gabbay, H., &amp; K{"a}ser, T. (2025). Can Students Judge Like Experts? A Large-Scale Study on AI and Human Personalized Formative Feedback.</w:t>
+        <w:t xml:space="preserve">Nazaretsky, T., Gabbay, H., &amp; Käser, T. (2025). Can Students Judge Like Experts? A Large-Scale Study on AI and Human Personalized Formative Feedback.</w:t>
       </w:r>
       <w:r>
         <w:t xml:space="preserve"> </w:t>
@@ -8364,7 +8352,7 @@
         <w:pStyle w:val="BodyText"/>
       </w:pPr>
       <w:r>
-        <w:t xml:space="preserve">Sperber, D., Cl{'e}ment, F., Heintz, C., Mascaro, O., Mercier, H., Origgi, G., &amp; Wilson, D. (2010). Epistemic Vigilance.</w:t>
+        <w:t xml:space="preserve">Sperber, D., Clément, F., Heintz, C., Mascaro, O., Mercier, H., Origgi, G., &amp; Wilson, D. (2010). Epistemic Vigilance.</w:t>
       </w:r>
       <w:r>
         <w:t xml:space="preserve"> </w:t>
@@ -8532,7 +8520,7 @@
         <w:pStyle w:val="BodyText"/>
       </w:pPr>
       <w:r>
-        <w:t xml:space="preserve">{UNESCO} (2024). AI Competency Framework for Students.</w:t>
+        <w:t xml:space="preserve">UNESCO (2024). AI Competency Framework for Students.</w:t>
       </w:r>
       <w:r>
         <w:t xml:space="preserve"> </w:t>

--- a/docs/coreasoning.docx
+++ b/docs/coreasoning.docx
@@ -1470,25 +1470,25 @@
         <w:t xml:space="preserve"> </w:t>
       </w:r>
       <w:r>
-        <w:t xml:space="preserve">outward onto a fallible cognitive artifact. The extension is non-trivial because exo-directed monitoring</w:t>
-      </w:r>
-      <w:r>
-        <w:t xml:space="preserve"> </w:t>
-      </w:r>
-      <w:r>
-        <w:t xml:space="preserve">adds an epistemic-vigilance burden absent from self-monitoring (the learner must model the reliability</w:t>
-      </w:r>
-      <w:r>
-        <w:t xml:space="preserve"> </w:t>
-      </w:r>
-      <w:r>
-        <w:t xml:space="preserve">of a source whose competence differs from, and is opaque to, their own), which is exactly why Judging</w:t>
-      </w:r>
-      <w:r>
-        <w:t xml:space="preserve"> </w:t>
-      </w:r>
-      <w:r>
-        <w:t xml:space="preserve">is bounded by domain knowledge (Proposition P4). With that caveat stated, the mapping is direct:</w:t>
+        <w:t xml:space="preserve">outward onto a fallible cognitive artifact. This extension is non-trivial. Exo-directed monitoring adds</w:t>
+      </w:r>
+      <w:r>
+        <w:t xml:space="preserve"> </w:t>
+      </w:r>
+      <w:r>
+        <w:t xml:space="preserve">an epistemic-vigilance burden that self-monitoring does not have: the learner must judge the reliability</w:t>
+      </w:r>
+      <w:r>
+        <w:t xml:space="preserve"> </w:t>
+      </w:r>
+      <w:r>
+        <w:t xml:space="preserve">of a source whose competence differs from, and is hidden from, their own. This is exactly why Judging is</w:t>
+      </w:r>
+      <w:r>
+        <w:t xml:space="preserve"> </w:t>
+      </w:r>
+      <w:r>
+        <w:t xml:space="preserve">bounded by domain knowledge (Proposition P4). With that point made, the mapping is direct:</w:t>
       </w:r>
     </w:p>
     <w:p>
@@ -2374,25 +2374,25 @@
         <w:t xml:space="preserve"> </w:t>
       </w:r>
       <w:r>
-        <w:t xml:space="preserve">change the object-level process. Pedagogically it is an inversion of cognitive-apprenticeship coaching</w:t>
-      </w:r>
-      <w:r>
-        <w:t xml:space="preserve"> </w:t>
-      </w:r>
-      <w:r>
-        <w:t xml:space="preserve">and scaffolding (Collins, Brown &amp; Newman, 1989), in which the learner, rather than the master, supplies</w:t>
-      </w:r>
-      <w:r>
-        <w:t xml:space="preserve"> </w:t>
-      </w:r>
-      <w:r>
-        <w:t xml:space="preserve">the corrective guidance; its quality depends on the learner monitoring the work against held standards</w:t>
-      </w:r>
-      <w:r>
-        <w:t xml:space="preserve"> </w:t>
-      </w:r>
-      <w:r>
-        <w:t xml:space="preserve">(Sadler, 1989) and is well described by feed-forward, the</w:t>
+        <w:t xml:space="preserve">change the object-level process. Pedagogically it inverts cognitive-apprenticeship coaching and</w:t>
+      </w:r>
+      <w:r>
+        <w:t xml:space="preserve"> </w:t>
+      </w:r>
+      <w:r>
+        <w:t xml:space="preserve">scaffolding (Collins, Brown &amp; Newman, 1989): the learner, not the master, supplies the corrective</w:t>
+      </w:r>
+      <w:r>
+        <w:t xml:space="preserve"> </w:t>
+      </w:r>
+      <w:r>
+        <w:t xml:space="preserve">guidance. Its quality depends on the learner monitoring the work against held standards (Sadler, 1989),</w:t>
+      </w:r>
+      <w:r>
+        <w:t xml:space="preserve"> </w:t>
+      </w:r>
+      <w:r>
+        <w:t xml:space="preserve">and is well described by feed-forward, the</w:t>
       </w:r>
       <w:r>
         <w:t xml:space="preserve"> </w:t>
@@ -2410,7 +2410,13 @@
         <w:t xml:space="preserve"> </w:t>
       </w:r>
       <w:r>
-        <w:t xml:space="preserve">component of effective feedback (Hattie &amp; Timperley, 2007).</w:t>
+        <w:t xml:space="preserve">component of effective feedback</w:t>
+      </w:r>
+      <w:r>
+        <w:t xml:space="preserve"> </w:t>
+      </w:r>
+      <w:r>
+        <w:t xml:space="preserve">(Hattie &amp; Timperley, 2007).</w:t>
       </w:r>
     </w:p>
     <w:p>
@@ -4073,25 +4079,25 @@
         <w:t xml:space="preserve">scoring engine</w:t>
       </w:r>
       <w:r>
-        <w:t xml:space="preserve">, a library of sixteen prompts plus</w:t>
-      </w:r>
-      <w:r>
-        <w:t xml:space="preserve"> </w:t>
-      </w:r>
-      <w:r>
-        <w:t xml:space="preserve">a controlled-generation harness (Section 7.1); the interface figures in this paper (Figures A1–A2) are</w:t>
-      </w:r>
-      <w:r>
-        <w:t xml:space="preserve"> </w:t>
-      </w:r>
-      <w:r>
-        <w:t xml:space="preserve">representative mockups of that prototype rather than screenshots of a running deployment, and all</w:t>
-      </w:r>
-      <w:r>
-        <w:t xml:space="preserve"> </w:t>
-      </w:r>
-      <w:r>
-        <w:t xml:space="preserve">quantitative results come from the released prompt engine, not from platform usage logs.</w:t>
+        <w:t xml:space="preserve">: a library of sixteen prompts plus</w:t>
+      </w:r>
+      <w:r>
+        <w:t xml:space="preserve"> </w:t>
+      </w:r>
+      <w:r>
+        <w:t xml:space="preserve">a controlled-generation harness (Section 7.1). The interface figures in this paper (Figures A1 and A2)</w:t>
+      </w:r>
+      <w:r>
+        <w:t xml:space="preserve"> </w:t>
+      </w:r>
+      <w:r>
+        <w:t xml:space="preserve">are representative mockups of the prototype, not screenshots of a running deployment. All quantitative</w:t>
+      </w:r>
+      <w:r>
+        <w:t xml:space="preserve"> </w:t>
+      </w:r>
+      <w:r>
+        <w:t xml:space="preserve">results come from the released prompt engine, not from platform usage logs.</w:t>
       </w:r>
     </w:p>
     <w:p>
@@ -5734,7 +5740,7 @@
         <w:t xml:space="preserve"> </w:t>
       </w:r>
       <w:r>
-        <w:t xml:space="preserve">setting: an intervention study finds that students’</w:t>
+        <w:t xml:space="preserve">setting. In an intervention study, students’</w:t>
       </w:r>
       <w:r>
         <w:t xml:space="preserve"> </w:t>
@@ -5750,25 +5756,19 @@
         <w:t xml:space="preserve"> </w:t>
       </w:r>
       <w:r>
-        <w:t xml:space="preserve">regulation of LLM use (reformulating</w:t>
-      </w:r>
-      <w:r>
-        <w:t xml:space="preserve"> </w:t>
-      </w:r>
-      <w:r>
-        <w:t xml:space="preserve">queries, checking correctness) predicts effective use, whereas self-rated AI expertise does not</w:t>
-      </w:r>
-      <w:r>
-        <w:t xml:space="preserve"> </w:t>
-      </w:r>
-      <w:r>
-        <w:t xml:space="preserve">(Clerc et al., 2026), consistent with the skill of working with AI being distinct from, and not</w:t>
-      </w:r>
-      <w:r>
-        <w:t xml:space="preserve"> </w:t>
-      </w:r>
-      <w:r>
-        <w:t xml:space="preserve">reducible to, a general self-assessed competence.</w:t>
+        <w:t xml:space="preserve">regulation of LLM use (reformulating queries,</w:t>
+      </w:r>
+      <w:r>
+        <w:t xml:space="preserve"> </w:t>
+      </w:r>
+      <w:r>
+        <w:t xml:space="preserve">checking correctness) predicts effective use, whereas self-rated AI expertise does not (Clerc et al.,</w:t>
+      </w:r>
+      <w:r>
+        <w:t xml:space="preserve"> </w:t>
+      </w:r>
+      <w:r>
+        <w:t xml:space="preserve">2026). The skill of working with AI is thus distinct from a general, self-assessed competence.</w:t>
       </w:r>
     </w:p>
     <w:p>

--- a/docs/coreasoning.docx
+++ b/docs/coreasoning.docx
@@ -73,44 +73,112 @@
         <w:pStyle w:val="FirstParagraph"/>
       </w:pPr>
       <w:r>
-        <w:t xml:space="preserve">Generative AI makes it trivial to obtain an answer and difficult to obtain understanding. As large</w:t>
-      </w:r>
-      <w:r>
-        <w:t xml:space="preserve"> </w:t>
-      </w:r>
-      <w:r>
-        <w:t xml:space="preserve">language models are absorbed into education, the dominant design objective has been speed-to-answer,</w:t>
-      </w:r>
-      <w:r>
-        <w:t xml:space="preserve"> </w:t>
-      </w:r>
-      <w:r>
-        <w:t xml:space="preserve">even as a growing body of evidence links uncritical AI use to cognitive offloading and weakened</w:t>
-      </w:r>
-      <w:r>
-        <w:t xml:space="preserve"> </w:t>
-      </w:r>
-      <w:r>
-        <w:t xml:space="preserve">critical thinking. We argue that the educational question is not whether students use AI but</w:t>
-      </w:r>
-      <w:r>
-        <w:t xml:space="preserve"> </w:t>
-      </w:r>
-      <w:r>
-        <w:rPr>
-          <w:i/>
-          <w:iCs/>
-        </w:rPr>
-        <w:t xml:space="preserve">whether they use it as critical collaborators</w:t>
-      </w:r>
-      <w:r>
-        <w:t xml:space="preserve">, and that this capability can be named, decomposed,</w:t>
-      </w:r>
-      <w:r>
-        <w:t xml:space="preserve"> </w:t>
-      </w:r>
-      <w:r>
-        <w:t xml:space="preserve">and assessed. We propose</w:t>
+        <w:t xml:space="preserve">Generative AI makes it trivial to obtain an answer and difficult to obtain understanding. As students</w:t>
+      </w:r>
+      <w:r>
+        <w:t xml:space="preserve"> </w:t>
+      </w:r>
+      <w:r>
+        <w:t xml:space="preserve">adopt these tools, uncritical use is increasingly linked to cognitive offloading and weakened critical</w:t>
+      </w:r>
+      <w:r>
+        <w:t xml:space="preserve"> </w:t>
+      </w:r>
+      <w:r>
+        <w:t xml:space="preserve">thinking. The skill that now matters is therefore not</w:t>
+      </w:r>
+      <w:r>
+        <w:t xml:space="preserve"> </w:t>
+      </w:r>
+      <w:r>
+        <w:rPr>
+          <w:i/>
+          <w:iCs/>
+        </w:rPr>
+        <w:t xml:space="preserve">whether</w:t>
+      </w:r>
+      <w:r>
+        <w:t xml:space="preserve"> </w:t>
+      </w:r>
+      <w:r>
+        <w:t xml:space="preserve">students use AI, but whether they use</w:t>
+      </w:r>
+      <w:r>
+        <w:t xml:space="preserve"> </w:t>
+      </w:r>
+      <w:r>
+        <w:t xml:space="preserve">it</w:t>
+      </w:r>
+      <w:r>
+        <w:t xml:space="preserve"> </w:t>
+      </w:r>
+      <w:r>
+        <w:rPr>
+          <w:i/>
+          <w:iCs/>
+        </w:rPr>
+        <w:t xml:space="preserve">critically</w:t>
+      </w:r>
+      <w:r>
+        <w:t xml:space="preserve">: framing the task before they ask, judging the output they get back, and steering the</w:t>
+      </w:r>
+      <w:r>
+        <w:t xml:space="preserve"> </w:t>
+      </w:r>
+      <w:r>
+        <w:t xml:space="preserve">model toward something better. This skill, however, cannot currently be assessed. Existing AI-literacy</w:t>
+      </w:r>
+      <w:r>
+        <w:t xml:space="preserve"> </w:t>
+      </w:r>
+      <w:r>
+        <w:t xml:space="preserve">measures fold it into a single</w:t>
+      </w:r>
+      <w:r>
+        <w:t xml:space="preserve"> </w:t>
+      </w:r>
+      <w:r>
+        <w:t xml:space="preserve">“</w:t>
+      </w:r>
+      <w:r>
+        <w:t xml:space="preserve">prompting</w:t>
+      </w:r>
+      <w:r>
+        <w:t xml:space="preserve">”</w:t>
+      </w:r>
+      <w:r>
+        <w:t xml:space="preserve"> </w:t>
+      </w:r>
+      <w:r>
+        <w:t xml:space="preserve">score that cannot diagnose</w:t>
+      </w:r>
+      <w:r>
+        <w:t xml:space="preserve"> </w:t>
+      </w:r>
+      <w:r>
+        <w:rPr>
+          <w:i/>
+          <w:iCs/>
+        </w:rPr>
+        <w:t xml:space="preserve">why</w:t>
+      </w:r>
+      <w:r>
+        <w:t xml:space="preserve"> </w:t>
+      </w:r>
+      <w:r>
+        <w:t xml:space="preserve">a given learner’s AI use</w:t>
+      </w:r>
+      <w:r>
+        <w:t xml:space="preserve"> </w:t>
+      </w:r>
+      <w:r>
+        <w:t xml:space="preserve">succeeds or fails, whether they specified the task poorly, missed the flaws in the output, or failed to</w:t>
+      </w:r>
+      <w:r>
+        <w:t xml:space="preserve"> </w:t>
+      </w:r>
+      <w:r>
+        <w:t xml:space="preserve">correct them. We argue that the competency can instead be named, decomposed, and measured. We propose</w:t>
       </w:r>
       <w:r>
         <w:t xml:space="preserve"> </w:t>

--- a/docs/coreasoning.docx
+++ b/docs/coreasoning.docx
@@ -73,66 +73,69 @@
         <w:pStyle w:val="FirstParagraph"/>
       </w:pPr>
       <w:r>
-        <w:t xml:space="preserve">Generative AI makes it trivial to obtain an answer and difficult to obtain understanding. As students</w:t>
-      </w:r>
-      <w:r>
-        <w:t xml:space="preserve"> </w:t>
-      </w:r>
-      <w:r>
-        <w:t xml:space="preserve">adopt these tools, uncritical use is increasingly linked to cognitive offloading and weakened critical</w:t>
-      </w:r>
-      <w:r>
-        <w:t xml:space="preserve"> </w:t>
-      </w:r>
-      <w:r>
-        <w:t xml:space="preserve">thinking. The skill that now matters is therefore not</w:t>
-      </w:r>
-      <w:r>
-        <w:t xml:space="preserve"> </w:t>
-      </w:r>
-      <w:r>
-        <w:rPr>
-          <w:i/>
-          <w:iCs/>
-        </w:rPr>
-        <w:t xml:space="preserve">whether</w:t>
-      </w:r>
-      <w:r>
-        <w:t xml:space="preserve"> </w:t>
-      </w:r>
-      <w:r>
-        <w:t xml:space="preserve">students use AI, but whether they use</w:t>
-      </w:r>
-      <w:r>
-        <w:t xml:space="preserve"> </w:t>
-      </w:r>
-      <w:r>
-        <w:t xml:space="preserve">it</w:t>
-      </w:r>
-      <w:r>
-        <w:t xml:space="preserve"> </w:t>
-      </w:r>
-      <w:r>
-        <w:rPr>
-          <w:i/>
-          <w:iCs/>
-        </w:rPr>
-        <w:t xml:space="preserve">critically</w:t>
-      </w:r>
-      <w:r>
-        <w:t xml:space="preserve">: framing the task before they ask, judging the output they get back, and steering the</w:t>
-      </w:r>
-      <w:r>
-        <w:t xml:space="preserve"> </w:t>
-      </w:r>
-      <w:r>
-        <w:t xml:space="preserve">model toward something better. This skill, however, cannot currently be assessed. Existing AI-literacy</w:t>
-      </w:r>
-      <w:r>
-        <w:t xml:space="preserve"> </w:t>
-      </w:r>
-      <w:r>
-        <w:t xml:space="preserve">measures fold it into a single</w:t>
+        <w:t xml:space="preserve">Generative AI makes it trivial to obtain an answer and difficult to obtain understanding, and uncritical</w:t>
+      </w:r>
+      <w:r>
+        <w:t xml:space="preserve"> </w:t>
+      </w:r>
+      <w:r>
+        <w:t xml:space="preserve">use is increasingly linked to cognitive offloading and weakened critical thinking. This exposes a</w:t>
+      </w:r>
+      <w:r>
+        <w:t xml:space="preserve"> </w:t>
+      </w:r>
+      <w:r>
+        <w:t xml:space="preserve">mismatch between what education assesses and what students now do: our examinations still measure</w:t>
+      </w:r>
+      <w:r>
+        <w:t xml:space="preserve"> </w:t>
+      </w:r>
+      <w:r>
+        <w:rPr>
+          <w:i/>
+          <w:iCs/>
+        </w:rPr>
+        <w:t xml:space="preserve">unaided</w:t>
+      </w:r>
+      <w:r>
+        <w:t xml:space="preserve"> </w:t>
+      </w:r>
+      <w:r>
+        <w:t xml:space="preserve">performance, while the task graduates actually face, in classrooms and workplaces saturated</w:t>
+      </w:r>
+      <w:r>
+        <w:t xml:space="preserve"> </w:t>
+      </w:r>
+      <w:r>
+        <w:t xml:space="preserve">with capable AI, is to produce good work</w:t>
+      </w:r>
+      <w:r>
+        <w:t xml:space="preserve"> </w:t>
+      </w:r>
+      <w:r>
+        <w:rPr>
+          <w:i/>
+          <w:iCs/>
+        </w:rPr>
+        <w:t xml:space="preserve">with</w:t>
+      </w:r>
+      <w:r>
+        <w:t xml:space="preserve"> </w:t>
+      </w:r>
+      <w:r>
+        <w:t xml:space="preserve">it, by framing an ill-defined task, judging the output,</w:t>
+      </w:r>
+      <w:r>
+        <w:t xml:space="preserve"> </w:t>
+      </w:r>
+      <w:r>
+        <w:t xml:space="preserve">and steering the model toward something better. This ability to work with AI is neither taught nor</w:t>
+      </w:r>
+      <w:r>
+        <w:t xml:space="preserve"> </w:t>
+      </w:r>
+      <w:r>
+        <w:t xml:space="preserve">assessed as a competency in its own right; where it is measured at all, it is folded into a single</w:t>
       </w:r>
       <w:r>
         <w:t xml:space="preserve"> </w:t>
@@ -166,19 +169,19 @@
         <w:t xml:space="preserve"> </w:t>
       </w:r>
       <w:r>
-        <w:t xml:space="preserve">a given learner’s AI use</w:t>
-      </w:r>
-      <w:r>
-        <w:t xml:space="preserve"> </w:t>
-      </w:r>
-      <w:r>
-        <w:t xml:space="preserve">succeeds or fails, whether they specified the task poorly, missed the flaws in the output, or failed to</w:t>
-      </w:r>
-      <w:r>
-        <w:t xml:space="preserve"> </w:t>
-      </w:r>
-      <w:r>
-        <w:t xml:space="preserve">correct them. We argue that the competency can instead be named, decomposed, and measured. We propose</w:t>
+        <w:t xml:space="preserve">a given learner’s AI use succeeds or fails, whether they</w:t>
+      </w:r>
+      <w:r>
+        <w:t xml:space="preserve"> </w:t>
+      </w:r>
+      <w:r>
+        <w:t xml:space="preserve">specified the task poorly, missed the flaws in the output, or failed to correct them. We treat it</w:t>
+      </w:r>
+      <w:r>
+        <w:t xml:space="preserve"> </w:t>
+      </w:r>
+      <w:r>
+        <w:t xml:space="preserve">instead as a teachable, assessable competency that can be named, decomposed, and measured. We propose</w:t>
       </w:r>
       <w:r>
         <w:t xml:space="preserve"> </w:t>

--- a/docs/coreasoning.docx
+++ b/docs/coreasoning.docx
@@ -324,25 +324,19 @@
         <w:t xml:space="preserve">CoReasoning Lab</w:t>
       </w:r>
       <w:r>
-        <w:t xml:space="preserve">, a learning platform</w:t>
-      </w:r>
-      <w:r>
-        <w:t xml:space="preserve"> </w:t>
-      </w:r>
-      <w:r>
-        <w:t xml:space="preserve">that generates ill-defined problems, confronts students with deliberately flawed AI output to improve</w:t>
-      </w:r>
-      <w:r>
-        <w:t xml:space="preserve"> </w:t>
-      </w:r>
-      <w:r>
-        <w:t xml:space="preserve">across judge-and-steer cycles, and scores the three skills independently with rubric-driven feedback.</w:t>
-      </w:r>
-      <w:r>
-        <w:t xml:space="preserve"> </w:t>
-      </w:r>
-      <w:r>
-        <w:t xml:space="preserve">Using the platform’s instrument over</w:t>
+        <w:t xml:space="preserve">, an open learning platform</w:t>
+      </w:r>
+      <w:r>
+        <w:t xml:space="preserve"> </w:t>
+      </w:r>
+      <w:r>
+        <w:t xml:space="preserve">that presents deliberately flawed AI output for students to judge and steer, and scores the three</w:t>
+      </w:r>
+      <w:r>
+        <w:t xml:space="preserve"> </w:t>
+      </w:r>
+      <w:r>
+        <w:t xml:space="preserve">skills independently. In a feasibility demonstration over</w:t>
       </w:r>
       <w:r>
         <w:t xml:space="preserve"> </w:t>
@@ -358,19 +352,13 @@
         <w:t xml:space="preserve"> </w:t>
       </w:r>
       <w:r>
-        <w:t xml:space="preserve">learners (generated by one model and graded by a</w:t>
-      </w:r>
-      <w:r>
-        <w:t xml:space="preserve"> </w:t>
-      </w:r>
-      <w:r>
-        <w:t xml:space="preserve">different one to avoid self-grading), we report a feasibility demonstration that the instrument’s</w:t>
-      </w:r>
-      <w:r>
-        <w:t xml:space="preserve"> </w:t>
-      </w:r>
-      <w:r>
-        <w:t xml:space="preserve">per-skill grades</w:t>
+        <w:t xml:space="preserve">learners (generated and graded</w:t>
+      </w:r>
+      <w:r>
+        <w:t xml:space="preserve"> </w:t>
+      </w:r>
+      <w:r>
+        <w:t xml:space="preserve">by different models to avoid self-grading), the three skills</w:t>
       </w:r>
       <w:r>
         <w:t xml:space="preserve"> </w:t>
@@ -383,82 +371,43 @@
         <w:t xml:space="preserve">dissociate</w:t>
       </w:r>
       <w:r>
-        <w:t xml:space="preserve">: each skill’s grade tracks its own manipulated competence and stays</w:t>
-      </w:r>
-      <w:r>
-        <w:t xml:space="preserve"> </w:t>
-      </w:r>
-      <w:r>
-        <w:t xml:space="preserve">near-flat in the others. The strongest evidence is the two blind-graded skills, Framing and Steering,</w:t>
-      </w:r>
-      <w:r>
-        <w:t xml:space="preserve"> </w:t>
-      </w:r>
-      <w:r>
-        <w:t xml:space="preserve">which show positive own-competence effects (+0.6 and +0.4 grade points) with near-zero cross-effects</w:t>
-      </w:r>
-      <w:r>
-        <w:t xml:space="preserve"> </w:t>
-      </w:r>
-      <w:r>
-        <w:t xml:space="preserve">and near-zero inter-skill correlations; the grader is also internally consistent across repeats (a</w:t>
-      </w:r>
-      <w:r>
-        <w:t xml:space="preserve"> </w:t>
-      </w:r>
-      <w:r>
-        <w:t xml:space="preserve">precision, not an accuracy, property), and the dissociation replicates when a different grader model is</w:t>
-      </w:r>
-      <w:r>
-        <w:t xml:space="preserve"> </w:t>
-      </w:r>
-      <w:r>
-        <w:t xml:space="preserve">substituted. We release the prototype’s scoring engine (sixteen prompts), the controlled-generation</w:t>
-      </w:r>
-      <w:r>
-        <w:t xml:space="preserve"> </w:t>
-      </w:r>
-      <w:r>
-        <w:t xml:space="preserve">harness, and all data and figures. We make no learning-outcome claims: because the learners are</w:t>
-      </w:r>
-      <w:r>
-        <w:t xml:space="preserve"> </w:t>
-      </w:r>
-      <w:r>
-        <w:t xml:space="preserve">simulated and the grades are not yet validated against human raters, this is evidence of</w:t>
-      </w:r>
-      <w:r>
-        <w:t xml:space="preserve"> </w:t>
-      </w:r>
-      <w:r>
-        <w:rPr>
-          <w:i/>
-          <w:iCs/>
-        </w:rPr>
-        <w:t xml:space="preserve">construct</w:t>
-      </w:r>
-      <w:r>
-        <w:rPr>
-          <w:i/>
-          <w:iCs/>
-        </w:rPr>
-        <w:t xml:space="preserve"> </w:t>
-      </w:r>
-      <w:r>
-        <w:rPr>
-          <w:i/>
-          <w:iCs/>
-        </w:rPr>
-        <w:t xml:space="preserve">separability and automatic measurability of the instrument</w:t>
-      </w:r>
-      <w:r>
-        <w:t xml:space="preserve">, not of human learning, and we close with</w:t>
-      </w:r>
-      <w:r>
-        <w:t xml:space="preserve"> </w:t>
-      </w:r>
-      <w:r>
-        <w:t xml:space="preserve">the validity agenda that would establish the latter.</w:t>
+        <w:t xml:space="preserve">: each skill’s grade tracks</w:t>
+      </w:r>
+      <w:r>
+        <w:t xml:space="preserve"> </w:t>
+      </w:r>
+      <w:r>
+        <w:t xml:space="preserve">its own manipulated competence and stays flat in the others, the cleanest pair (Framing and Judging) is</w:t>
+      </w:r>
+      <w:r>
+        <w:t xml:space="preserve"> </w:t>
+      </w:r>
+      <w:r>
+        <w:t xml:space="preserve">uncorrelated, and the result replicates across grader backends. We make no learning-outcome claims:</w:t>
+      </w:r>
+      <w:r>
+        <w:t xml:space="preserve"> </w:t>
+      </w:r>
+      <w:r>
+        <w:t xml:space="preserve">because the learners are simulated and the grades are not yet validated against human raters, this</w:t>
+      </w:r>
+      <w:r>
+        <w:t xml:space="preserve"> </w:t>
+      </w:r>
+      <w:r>
+        <w:t xml:space="preserve">establishes that the constructs are separable and automatically measurable, not that students learn.</w:t>
+      </w:r>
+      <w:r>
+        <w:t xml:space="preserve"> </w:t>
+      </w:r>
+      <w:r>
+        <w:t xml:space="preserve">We release the instrument, the controlled-generation harness, the data, and a prepared human-validation</w:t>
+      </w:r>
+      <w:r>
+        <w:t xml:space="preserve"> </w:t>
+      </w:r>
+      <w:r>
+        <w:t xml:space="preserve">protocol.</w:t>
       </w:r>
     </w:p>
     <w:bookmarkEnd w:id="20"/>

--- a/docs/coreasoning.docx
+++ b/docs/coreasoning.docx
@@ -169,13 +169,13 @@
         <w:t xml:space="preserve"> </w:t>
       </w:r>
       <w:r>
-        <w:t xml:space="preserve">a given learner’s AI use succeeds or fails, whether they</w:t>
-      </w:r>
-      <w:r>
-        <w:t xml:space="preserve"> </w:t>
-      </w:r>
-      <w:r>
-        <w:t xml:space="preserve">specified the task poorly, missed the flaws in the output, or failed to correct them. We treat it</w:t>
+        <w:t xml:space="preserve">a given learner’s AI use succeeds or fails (whether they</w:t>
+      </w:r>
+      <w:r>
+        <w:t xml:space="preserve"> </w:t>
+      </w:r>
+      <w:r>
+        <w:t xml:space="preserve">specified the task poorly, missed the flaws in the output, or failed to correct them). We treat it</w:t>
       </w:r>
       <w:r>
         <w:t xml:space="preserve"> </w:t>
@@ -581,19 +581,19 @@
         <w:t xml:space="preserve"> </w:t>
       </w:r>
       <w:r>
-        <w:t xml:space="preserve">evidence is sobering: human-AI teams frequently underperform the better of the human or the AI alone</w:t>
-      </w:r>
-      <w:r>
-        <w:t xml:space="preserve"> </w:t>
-      </w:r>
-      <w:r>
-        <w:t xml:space="preserve">(Vaccaro et al., 2024), which makes the human’s skill in directing the system, not mere access to it,</w:t>
-      </w:r>
-      <w:r>
-        <w:t xml:space="preserve"> </w:t>
-      </w:r>
-      <w:r>
-        <w:t xml:space="preserve">the decisive variable.</w:t>
+        <w:t xml:space="preserve">evidence underscores the stakes: human-AI teams frequently underperform the better of the human or the</w:t>
+      </w:r>
+      <w:r>
+        <w:t xml:space="preserve"> </w:t>
+      </w:r>
+      <w:r>
+        <w:t xml:space="preserve">AI alone (Vaccaro et al., 2024), which makes the human’s skill in directing the system, not mere access</w:t>
+      </w:r>
+      <w:r>
+        <w:t xml:space="preserve"> </w:t>
+      </w:r>
+      <w:r>
+        <w:t xml:space="preserve">to it, the decisive variable.</w:t>
       </w:r>
     </w:p>
     <w:p>
@@ -945,7 +945,7 @@
         <w:t xml:space="preserve"> </w:t>
       </w:r>
       <w:r>
-        <w:t xml:space="preserve">cognitively distinct, independently-assessable skills, Framing, Judging, and Steering, whose</w:t>
+        <w:t xml:space="preserve">cognitively distinct, independently-assessable skills (Framing, Judging, and Steering), whose</w:t>
       </w:r>
       <w:r>
         <w:t xml:space="preserve"> </w:t>
@@ -1318,13 +1318,13 @@
         <w:t xml:space="preserve"> </w:t>
       </w:r>
       <w:r>
-        <w:t xml:space="preserve">them? These are three different failures with three different remedies, teaching problem</w:t>
-      </w:r>
-      <w:r>
-        <w:t xml:space="preserve"> </w:t>
-      </w:r>
-      <w:r>
-        <w:t xml:space="preserve">specification, teaching critical evaluation, and teaching corrective communication, and an instrument</w:t>
+        <w:t xml:space="preserve">them? These are three different failures with three different remedies (teaching problem</w:t>
+      </w:r>
+      <w:r>
+        <w:t xml:space="preserve"> </w:t>
+      </w:r>
+      <w:r>
+        <w:t xml:space="preserve">specification, teaching critical evaluation, and teaching corrective communication), and an instrument</w:t>
       </w:r>
       <w:r>
         <w:t xml:space="preserve"> </w:t>
@@ -4147,7 +4147,7 @@
         <w:t xml:space="preserve"> </w:t>
       </w:r>
       <w:r>
-        <w:t xml:space="preserve">framing, and the seeded-flaw solution that the learner will critique (Section 7.2). Challenges are</w:t>
+        <w:t xml:space="preserve">framing, and the seeded-flaw solution that the learner will critique (Section 7.1). Challenges are</w:t>
       </w:r>
       <w:r>
         <w:t xml:space="preserve"> </w:t>
@@ -5022,7 +5022,7 @@
         <w:t xml:space="preserve"> </w:t>
       </w:r>
       <w:r>
-        <w:t xml:space="preserve">set to strong. The judging signal is mechanistically transparent: a strong judge flags all four seeded</w:t>
+        <w:t xml:space="preserve">set to strong. The judging signal is mechanistically transparent: a strong judge flags all of the seeded</w:t>
       </w:r>
       <w:r>
         <w:t xml:space="preserve"> </w:t>
@@ -5109,7 +5109,7 @@
           <w:b/>
           <w:bCs/>
         </w:rPr>
-        <w:t xml:space="preserve">+0.008</w:t>
+        <w:t xml:space="preserve">+0.01</w:t>
       </w:r>
       <w:r>
         <w:t xml:space="preserve">. Judging’s own-effect (+2.00) is fixed by</w:t>
@@ -5676,7 +5676,13 @@
         <w:t xml:space="preserve"> </w:t>
       </w:r>
       <w:r>
-        <w:t xml:space="preserve">subject. The designed-contrast personas make the separation concrete (Figure 3). A</w:t>
+        <w:t xml:space="preserve">subject. The designed-contrast personas make the separation concrete (Figure 3, which plots five</w:t>
+      </w:r>
+      <w:r>
+        <w:t xml:space="preserve"> </w:t>
+      </w:r>
+      <w:r>
+        <w:t xml:space="preserve">profiles). Three are especially telling: a</w:t>
       </w:r>
       <w:r>
         <w:t xml:space="preserve"> </w:t>
@@ -5692,7 +5698,13 @@
         <w:t xml:space="preserve"> </w:t>
       </w:r>
       <w:r>
-        <w:t xml:space="preserve">learner scores Framing C but Judging A; a</w:t>
+        <w:t xml:space="preserve">learner scores Framing C but</w:t>
+      </w:r>
+      <w:r>
+        <w:t xml:space="preserve"> </w:t>
+      </w:r>
+      <w:r>
+        <w:t xml:space="preserve">Judging A; a</w:t>
       </w:r>
       <w:r>
         <w:t xml:space="preserve"> </w:t>
@@ -5708,13 +5720,7 @@
         <w:t xml:space="preserve"> </w:t>
       </w:r>
       <w:r>
-        <w:t xml:space="preserve">learner inverts this to Framing</w:t>
-      </w:r>
-      <w:r>
-        <w:t xml:space="preserve"> </w:t>
-      </w:r>
-      <w:r>
-        <w:t xml:space="preserve">B, Judging C; a</w:t>
+        <w:t xml:space="preserve">learner inverts this to Framing B, Judging C; and a</w:t>
       </w:r>
       <w:r>
         <w:t xml:space="preserve"> </w:t>
@@ -6106,19 +6112,25 @@
         <w:t xml:space="preserve"> </w:t>
       </w:r>
       <w:r>
-        <w:t xml:space="preserve">dominate cross-skill effects (diagonal +0.47 versus off-diagonal +0.07). Notably, under the weaker</w:t>
-      </w:r>
-      <w:r>
-        <w:t xml:space="preserve"> </w:t>
-      </w:r>
-      <w:r>
-        <w:t xml:space="preserve">grader Judging’s own-effect falls from +2.00 to +0.65, comparable to Framing’s +0.65, which confirms</w:t>
-      </w:r>
-      <w:r>
-        <w:t xml:space="preserve"> </w:t>
-      </w:r>
-      <w:r>
-        <w:t xml:space="preserve">that the large +2.00 was specific to gpt-4o’s strict adherence to the seeded-issue selection rather</w:t>
+        <w:t xml:space="preserve">dominate cross-skill effects (diagonal +0.47 versus off-diagonal +0.07). Notably, under this weaker</w:t>
+      </w:r>
+      <w:r>
+        <w:t xml:space="preserve"> </w:t>
+      </w:r>
+      <w:r>
+        <w:t xml:space="preserve">grader Judging’s own-effect falls from +2.00 to +0.65, comparable to Framing’s own-effect under the</w:t>
+      </w:r>
+      <w:r>
+        <w:t xml:space="preserve"> </w:t>
+      </w:r>
+      <w:r>
+        <w:t xml:space="preserve">same grader (also +0.65), which confirms that the large +2.00 was specific to gpt-4o’s strict</w:t>
+      </w:r>
+      <w:r>
+        <w:t xml:space="preserve"> </w:t>
+      </w:r>
+      <w:r>
+        <w:t xml:space="preserve">adherence to the seeded-issue selection rather</w:t>
       </w:r>
       <w:r>
         <w:t xml:space="preserve"> </w:t>
@@ -6278,25 +6290,25 @@
         <w:t xml:space="preserve"> </w:t>
       </w:r>
       <w:r>
-        <w:t xml:space="preserve">so its clean diagonal (+2.00, with zero cross-effects) confirms the grader correctly rewards</w:t>
-      </w:r>
-      <w:r>
-        <w:t xml:space="preserve"> </w:t>
-      </w:r>
-      <w:r>
-        <w:t xml:space="preserve">recall/precision but is not, by itself, a discovered separation. Framing and Steering responses are</w:t>
-      </w:r>
-      <w:r>
-        <w:t xml:space="preserve"> </w:t>
-      </w:r>
-      <w:r>
-        <w:t xml:space="preserve">free-text and blind-graded, so their positive own-effects (+0.62, +0.43) with near-zero cross-effects</w:t>
-      </w:r>
-      <w:r>
-        <w:t xml:space="preserve"> </w:t>
-      </w:r>
-      <w:r>
-        <w:t xml:space="preserve">are the stronger evidence. (ii) The grader is a single model family; whether the dissociation replicates</w:t>
+        <w:t xml:space="preserve">so its clean diagonal (+2.00, with zero cross-effects) is a controlled check that the grader correctly</w:t>
+      </w:r>
+      <w:r>
+        <w:t xml:space="preserve"> </w:t>
+      </w:r>
+      <w:r>
+        <w:t xml:space="preserve">rewards recall and precision. Independent evidence of separation comes from the free-text, blind-graded</w:t>
+      </w:r>
+      <w:r>
+        <w:t xml:space="preserve"> </w:t>
+      </w:r>
+      <w:r>
+        <w:t xml:space="preserve">skills, Framing and Steering, whose positive own-effects (+0.62, +0.43) with near-zero cross-effects</w:t>
+      </w:r>
+      <w:r>
+        <w:t xml:space="preserve"> </w:t>
+      </w:r>
+      <w:r>
+        <w:t xml:space="preserve">carry the result. (ii) The grader is a single model family; whether the dissociation replicates</w:t>
       </w:r>
       <w:r>
         <w:t xml:space="preserve"> </w:t>

--- a/docs/coreasoning.docx
+++ b/docs/coreasoning.docx
@@ -11,17 +11,6 @@
         <w:widowControl w:val="1"/>
       </w:pPr>
       <w:hyperlink r:id="rId9">
-        <w:r>
-          <w:rPr>
-            <w:rStyle w:val="Hyperlink"/>
-          </w:rPr>
-          <w:t xml:space="preserve">★ GitHub</w:t>
-        </w:r>
-      </w:hyperlink>
-      <w:r>
-        <w:t xml:space="preserve"> </w:t>
-      </w:r>
-      <w:hyperlink r:id="rId10">
         <w:r>
           <w:rPr>
             <w:rStyle w:val="Hyperlink"/>
@@ -30,7 +19,7 @@
         </w:r>
       </w:hyperlink>
     </w:p>
-    <w:bookmarkStart w:id="45" w:name="Xdf9502ef5c17bbba6731875408e8426bd513f0c"/>
+    <w:bookmarkStart w:id="44" w:name="Xdf9502ef5c17bbba6731875408e8426bd513f0c"/>
     <w:p>
       <w:pPr>
         <w:pStyle w:val="Title"/>
@@ -93,7 +82,7 @@
         <w:t xml:space="preserve">¹ Holon Institute of Technology · ² Afeka College of Engineering</w:t>
       </w:r>
     </w:p>
-    <w:bookmarkStart w:id="11" w:name="abstract"/>
+    <w:bookmarkStart w:id="10" w:name="abstract"/>
     <w:p>
       <w:pPr>
         <w:pStyle w:val="AbstractLabel"/>
@@ -431,17 +420,11 @@
         <w:t xml:space="preserve"> </w:t>
       </w:r>
       <w:r>
-        <w:t xml:space="preserve">We release the instrument, the controlled-generation harness, the data, and a prepared human-validation</w:t>
-      </w:r>
-      <w:r>
-        <w:t xml:space="preserve"> </w:t>
-      </w:r>
-      <w:r>
-        <w:t xml:space="preserve">protocol.</w:t>
+        <w:t xml:space="preserve">The instrument, data, and a prepared human-rater validation protocol are publicly available.</w:t>
       </w:r>
     </w:p>
-    <w:bookmarkEnd w:id="11"/>
-    <w:bookmarkStart w:id="12" w:name="Xe3d0fc0bea9a42ce7605565d0964033d7f6ee47"/>
+    <w:bookmarkEnd w:id="10"/>
+    <w:bookmarkStart w:id="11" w:name="Xe3d0fc0bea9a42ce7605565d0964033d7f6ee47"/>
     <w:p>
       <w:pPr>
         <w:pStyle w:val="Heading2"/>
@@ -1141,13 +1124,13 @@
         <w:t xml:space="preserve"> </w:t>
       </w:r>
       <w:r>
-        <w:t xml:space="preserve">(the prompt-based instrument, a controlled-generation harness,</w:t>
-      </w:r>
-      <w:r>
-        <w:t xml:space="preserve"> </w:t>
-      </w:r>
-      <w:r>
-        <w:t xml:space="preserve">and data) together with a fully prepared human-rater validation protocol for the community to run.</w:t>
+        <w:t xml:space="preserve">(the assessment instrument and the experiment data) together</w:t>
+      </w:r>
+      <w:r>
+        <w:t xml:space="preserve"> </w:t>
+      </w:r>
+      <w:r>
+        <w:t xml:space="preserve">with a fully prepared human-rater validation protocol for the community to run.</w:t>
       </w:r>
     </w:p>
     <w:p>
@@ -1175,8 +1158,8 @@
         <w:t xml:space="preserve">, not an efficacy study.</w:t>
       </w:r>
     </w:p>
-    <w:bookmarkEnd w:id="12"/>
-    <w:bookmarkStart w:id="13" w:name="Xc80aad60eb1ce9c76f3f6e8ebe48a2f3b3f278b"/>
+    <w:bookmarkEnd w:id="11"/>
+    <w:bookmarkStart w:id="12" w:name="Xc80aad60eb1ce9c76f3f6e8ebe48a2f3b3f278b"/>
     <w:p>
       <w:pPr>
         <w:pStyle w:val="Heading2"/>
@@ -1365,8 +1348,8 @@
         <w:t xml:space="preserve">operations are in fact separable in learners. That is the gap CoReasoning addresses.</w:t>
       </w:r>
     </w:p>
-    <w:bookmarkEnd w:id="13"/>
-    <w:bookmarkStart w:id="20" w:name="X633cad0d74cfeb5d5acc5b289e740398e9962c8"/>
+    <w:bookmarkEnd w:id="12"/>
+    <w:bookmarkStart w:id="19" w:name="X633cad0d74cfeb5d5acc5b289e740398e9962c8"/>
     <w:p>
       <w:pPr>
         <w:pStyle w:val="Heading2"/>
@@ -1378,7 +1361,7 @@
         <w:t xml:space="preserve">3. The CoReasoning framework</w:t>
       </w:r>
     </w:p>
-    <w:bookmarkStart w:id="17" w:name="Xe68b6e3303f1e693b99eac37e4ff2b8b0d9c1ec"/>
+    <w:bookmarkStart w:id="16" w:name="Xe68b6e3303f1e693b99eac37e4ff2b8b0d9c1ec"/>
     <w:p>
       <w:pPr>
         <w:pStyle w:val="Heading3"/>
@@ -1684,12 +1667,12 @@
           <wp:inline>
             <wp:extent cx="5943600" cy="3406697"/>
             <wp:effectExtent b="0" l="0" r="0" t="0"/>
-            <wp:docPr descr="Figure 1. The CoReasoning architecture." title="" id="15" name="Picture"/>
+            <wp:docPr descr="Figure 1. The CoReasoning architecture." title="" id="14" name="Picture"/>
             <a:graphic>
               <a:graphicData uri="http://schemas.openxmlformats.org/drawingml/2006/picture">
                 <pic:pic>
                   <pic:nvPicPr>
-                    <pic:cNvPr descr="assets/coreasoning-architecture.svg" id="16" name="Picture"/>
+                    <pic:cNvPr descr="assets/coreasoning-architecture.svg" id="15" name="Picture"/>
                     <pic:cNvPicPr>
                       <a:picLocks noChangeArrowheads="1" noChangeAspect="1"/>
                     </pic:cNvPicPr>
@@ -1701,7 +1684,7 @@
                           <a14:useLocalDpi xmlns:a14="http://schemas.microsoft.com/office/drawing/2010/main" val="0"/>
                         </a:ext>
                         <a:ext uri="{96DAC541-7B7A-43D3-8B79-37D633B846F1}">
-                          <asvg:svgBlip xmlns:asvg="http://schemas.microsoft.com/office/drawing/2016/SVG/main" r:embed="rId14"/>
+                          <asvg:svgBlip xmlns:asvg="http://schemas.microsoft.com/office/drawing/2016/SVG/main" r:embed="rId13"/>
                         </a:ext>
                       </a:extLst>
                     </a:blip>
@@ -1790,8 +1773,8 @@
         <w:t xml:space="preserve">Steering is the controller's write.</w:t>
       </w:r>
     </w:p>
-    <w:bookmarkEnd w:id="17"/>
-    <w:bookmarkStart w:id="18" w:name="X1eb66af04d4702fef1ddf2edf668648ed034024"/>
+    <w:bookmarkEnd w:id="16"/>
+    <w:bookmarkStart w:id="17" w:name="X1eb66af04d4702fef1ddf2edf668648ed034024"/>
     <w:p>
       <w:pPr>
         <w:pStyle w:val="Heading3"/>
@@ -1883,8 +1866,8 @@
         <w:t xml:space="preserve">distinctions an educator needs.</w:t>
       </w:r>
     </w:p>
-    <w:bookmarkEnd w:id="18"/>
-    <w:bookmarkStart w:id="19" w:name="Xdb2b1112fd00524e4d1e38ed327bda10bf491fe"/>
+    <w:bookmarkEnd w:id="17"/>
+    <w:bookmarkStart w:id="18" w:name="Xdb2b1112fd00524e4d1e38ed327bda10bf491fe"/>
     <w:p>
       <w:pPr>
         <w:pStyle w:val="Heading3"/>
@@ -2124,9 +2107,9 @@
         <w:t xml:space="preserve">remaining comparatively flat in the others, rather than relying on a single global factor model.</w:t>
       </w:r>
     </w:p>
+    <w:bookmarkEnd w:id="18"/>
     <w:bookmarkEnd w:id="19"/>
-    <w:bookmarkEnd w:id="20"/>
-    <w:bookmarkStart w:id="21" w:name="X33559beceade9e011829ba0dfd35bbac6035713"/>
+    <w:bookmarkStart w:id="20" w:name="X33559beceade9e011829ba0dfd35bbac6035713"/>
     <w:p>
       <w:pPr>
         <w:pStyle w:val="Heading2"/>
@@ -2506,8 +2489,8 @@
         <w:t xml:space="preserve">accept.</w:t>
       </w:r>
     </w:p>
-    <w:bookmarkEnd w:id="21"/>
-    <w:bookmarkStart w:id="22" w:name="Xe47ed403f4ce49fb25f912e3b7155b566fcd076"/>
+    <w:bookmarkEnd w:id="20"/>
+    <w:bookmarkStart w:id="21" w:name="Xe47ed403f4ce49fb25f912e3b7155b566fcd076"/>
     <w:p>
       <w:pPr>
         <w:pStyle w:val="Heading2"/>
@@ -2848,8 +2831,8 @@
         <w:t xml:space="preserve">signatures (for example, reduced post-task recall) documented in the cognitive-debt literature.</w:t>
       </w:r>
     </w:p>
-    <w:bookmarkEnd w:id="22"/>
-    <w:bookmarkStart w:id="23" w:name="X7e2be599b6fb27f7d4655c10155b63b05f9aa9d"/>
+    <w:bookmarkEnd w:id="21"/>
+    <w:bookmarkStart w:id="22" w:name="X7e2be599b6fb27f7d4655c10155b63b05f9aa9d"/>
     <w:p>
       <w:pPr>
         <w:pStyle w:val="Heading2"/>
@@ -4316,8 +4299,8 @@
         <w:t xml:space="preserve">consequential (the skills can be measured apart).</w:t>
       </w:r>
     </w:p>
-    <w:bookmarkEnd w:id="23"/>
-    <w:bookmarkStart w:id="24" w:name="Xeee0f31b39981a3e100f5aaf50a49be1e1b4285"/>
+    <w:bookmarkEnd w:id="22"/>
+    <w:bookmarkStart w:id="23" w:name="Xeee0f31b39981a3e100f5aaf50a49be1e1b4285"/>
     <w:p>
       <w:pPr>
         <w:pStyle w:val="Heading2"/>
@@ -4685,8 +4668,8 @@
         <w:t xml:space="preserve">the instrument that produces those scores.</w:t>
       </w:r>
     </w:p>
-    <w:bookmarkEnd w:id="24"/>
-    <w:bookmarkStart w:id="25" w:name="X3d8be0d8bf4ad30b87d3536652355afd0bfa982"/>
+    <w:bookmarkEnd w:id="23"/>
+    <w:bookmarkStart w:id="24" w:name="X3d8be0d8bf4ad30b87d3536652355afd0bfa982"/>
     <w:p>
       <w:pPr>
         <w:pStyle w:val="Heading2"/>
@@ -4954,7 +4937,7 @@
         <w:widowControl w:val="1"/>
       </w:pPr>
       <w:r>
-        <w:t xml:space="preserve">The instrument used in this paper is the engine of a deployed prototype (CoReasoning Lab), a library</w:t>
+        <w:t xml:space="preserve">The instrument used in this paper is the scoring engine of the CoReasoning Lab prototype, a library</w:t>
       </w:r>
       <w:r>
         <w:t xml:space="preserve"> </w:t>
@@ -5015,8 +4998,8 @@
         <w:t xml:space="preserve">is the separate validity question addressed by the prepared study in Section 10.</w:t>
       </w:r>
     </w:p>
-    <w:bookmarkEnd w:id="25"/>
-    <w:bookmarkStart w:id="32" w:name="X4d8e342cb22c9aa3a4677d1e6b5af262e28c318"/>
+    <w:bookmarkEnd w:id="24"/>
+    <w:bookmarkStart w:id="31" w:name="X4d8e342cb22c9aa3a4677d1e6b5af262e28c318"/>
     <w:p>
       <w:pPr>
         <w:pStyle w:val="Heading2"/>
@@ -5197,31 +5180,13 @@
         <w:t xml:space="preserve"> </w:t>
       </w:r>
       <w:r>
-        <w:t xml:space="preserve">calculus, organic chemistry, linguistics, and corporate finance), for 80 simulated learners. Each</w:t>
-      </w:r>
-      <w:r>
-        <w:t xml:space="preserve"> </w:t>
-      </w:r>
-      <w:r>
-        <w:t xml:space="preserve">learner is scored by seven grader calls (three skill evaluators, a grading pass per skill, and one</w:t>
-      </w:r>
-      <w:r>
-        <w:t xml:space="preserve"> </w:t>
-      </w:r>
-      <w:r>
-        <w:t xml:space="preserve">steering-update call); grading inputs that are identical across profiles are cached and reused, so the</w:t>
-      </w:r>
-      <w:r>
-        <w:t xml:space="preserve"> </w:t>
-      </w:r>
-      <w:r>
-        <w:t xml:space="preserve">issued total is below the 560 nominal. Framing and Steering responses are generated</w:t>
-      </w:r>
-      <w:r>
-        <w:t xml:space="preserve"> </w:t>
-      </w:r>
-      <w:r>
-        <w:t xml:space="preserve">by the competence-conditioned learner model; Judging is operationalized by a competence-conditioned</w:t>
+        <w:t xml:space="preserve">calculus, organic chemistry, linguistics, and corporate finance), for 80 simulated learners. Framing</w:t>
+      </w:r>
+      <w:r>
+        <w:t xml:space="preserve"> </w:t>
+      </w:r>
+      <w:r>
+        <w:t xml:space="preserve">and Steering responses are generated by the competence-conditioned learner model; Judging is operationalized by a competence-conditioned</w:t>
       </w:r>
       <w:r>
         <w:t xml:space="preserve"> </w:t>
@@ -6357,18 +6322,18 @@
           <wp:inline>
             <wp:extent cx="4600754" cy="3864633"/>
             <wp:effectExtent b="0" l="0" r="0" t="0"/>
-            <wp:docPr descr="Figure 2. Own-competence effects dominate cross-competence effects on every skill's grade." title="" id="27" name="Picture"/>
+            <wp:docPr descr="Figure 2. Own-competence effects dominate cross-competence effects on every skill's grade." title="" id="26" name="Picture"/>
             <a:graphic>
               <a:graphicData uri="http://schemas.openxmlformats.org/drawingml/2006/picture">
                 <pic:pic>
                   <pic:nvPicPr>
-                    <pic:cNvPr descr="assets/fig_dissociation_heatmap.png" id="28" name="Picture"/>
+                    <pic:cNvPr descr="assets/fig_dissociation_heatmap.png" id="27" name="Picture"/>
                     <pic:cNvPicPr>
                       <a:picLocks noChangeArrowheads="1" noChangeAspect="1"/>
                     </pic:cNvPicPr>
                   </pic:nvPicPr>
                   <pic:blipFill>
-                    <a:blip r:embed="rId26"/>
+                    <a:blip r:embed="rId25"/>
                     <a:stretch>
                       <a:fillRect/>
                     </a:stretch>
@@ -6439,18 +6404,18 @@
           <wp:inline>
             <wp:extent cx="5943600" cy="3302000"/>
             <wp:effectExtent b="0" l="0" r="0" t="0"/>
-            <wp:docPr descr="Figure 3. Per-skill grades dissociate by competence profile." title="" id="30" name="Picture"/>
+            <wp:docPr descr="Figure 3. Per-skill grades dissociate by competence profile." title="" id="29" name="Picture"/>
             <a:graphic>
               <a:graphicData uri="http://schemas.openxmlformats.org/drawingml/2006/picture">
                 <pic:pic>
                   <pic:nvPicPr>
-                    <pic:cNvPr descr="assets/fig_contrasts.png" id="31" name="Picture"/>
+                    <pic:cNvPr descr="assets/fig_contrasts.png" id="30" name="Picture"/>
                     <pic:cNvPicPr>
                       <a:picLocks noChangeArrowheads="1" noChangeAspect="1"/>
                     </pic:cNvPicPr>
                   </pic:nvPicPr>
                   <pic:blipFill>
-                    <a:blip r:embed="rId29"/>
+                    <a:blip r:embed="rId28"/>
                     <a:stretch>
                       <a:fillRect/>
                     </a:stretch>
@@ -6533,13 +6498,13 @@
         <w:t xml:space="preserve"> </w:t>
       </w:r>
       <w:r>
-        <w:t xml:space="preserve">re-run the evaluation-and-grading prompts five times each (bypassing the cache so each repeat is an</w:t>
-      </w:r>
-      <w:r>
-        <w:t xml:space="preserve"> </w:t>
-      </w:r>
-      <w:r>
-        <w:t xml:space="preserve">independent sample at the production temperatures). The grader is</w:t>
+        <w:t xml:space="preserve">re-run the evaluation-and-grading prompts five times each, an independent sample each time at the</w:t>
+      </w:r>
+      <w:r>
+        <w:t xml:space="preserve"> </w:t>
+      </w:r>
+      <w:r>
+        <w:t xml:space="preserve">production temperatures. The grader is</w:t>
       </w:r>
       <w:r>
         <w:t xml:space="preserve"> </w:t>
@@ -6948,8 +6913,8 @@
         <w:t xml:space="preserve">the validation study supplies.</w:t>
       </w:r>
     </w:p>
-    <w:bookmarkEnd w:id="32"/>
-    <w:bookmarkStart w:id="33" w:name="Xa46466f38120f8ee74cb65c819a5bdd7729dab3"/>
+    <w:bookmarkEnd w:id="31"/>
+    <w:bookmarkStart w:id="32" w:name="Xa46466f38120f8ee74cb65c819a5bdd7729dab3"/>
     <w:p>
       <w:pPr>
         <w:pStyle w:val="Heading2"/>
@@ -7192,8 +7157,8 @@
         <w:t xml:space="preserve">expert frontier.</w:t>
       </w:r>
     </w:p>
-    <w:bookmarkEnd w:id="33"/>
-    <w:bookmarkStart w:id="34" w:name="Xba3f6dd9d03393d7b20e910759a94d79249c978"/>
+    <w:bookmarkEnd w:id="32"/>
+    <w:bookmarkStart w:id="33" w:name="Xba3f6dd9d03393d7b20e910759a94d79249c978"/>
     <w:p>
       <w:pPr>
         <w:pStyle w:val="Heading2"/>
@@ -7546,8 +7511,8 @@
         <w:t xml:space="preserve">Proposition P5 and any learning claim; that is explicitly outside the present scope.</w:t>
       </w:r>
     </w:p>
-    <w:bookmarkEnd w:id="34"/>
-    <w:bookmarkStart w:id="35" w:name="X3d190d206b9dddd8a7dadd6848a844299fab8ec"/>
+    <w:bookmarkEnd w:id="33"/>
+    <w:bookmarkStart w:id="34" w:name="X3d190d206b9dddd8a7dadd6848a844299fab8ec"/>
     <w:p>
       <w:pPr>
         <w:pStyle w:val="Heading2"/>
@@ -7655,8 +7620,8 @@
         <w:t xml:space="preserve">boundary, and evidence that the three constructs are separable and automatically measurable.</w:t>
       </w:r>
     </w:p>
-    <w:bookmarkEnd w:id="35"/>
-    <w:bookmarkStart w:id="36" w:name="X5947723a0a79e017d648ec5789efc916be82fa3"/>
+    <w:bookmarkEnd w:id="34"/>
+    <w:bookmarkStart w:id="35" w:name="X5947723a0a79e017d648ec5789efc916be82fa3"/>
     <w:p>
       <w:pPr>
         <w:pStyle w:val="Heading2"/>
@@ -7716,8 +7681,8 @@
         <w:t xml:space="preserve">measured apart. We offer it as a foundation for the assessment and instruction the moment demands.</w:t>
       </w:r>
     </w:p>
-    <w:bookmarkEnd w:id="36"/>
-    <w:bookmarkStart w:id="43" w:name="appendix-a-system-walkthrough"/>
+    <w:bookmarkEnd w:id="35"/>
+    <w:bookmarkStart w:id="42" w:name="appendix-a-system-walkthrough"/>
     <w:p>
       <w:pPr>
         <w:pStyle w:val="Heading2"/>
@@ -7790,12 +7755,12 @@
           <wp:inline>
             <wp:extent cx="5943600" cy="3037840"/>
             <wp:effectExtent b="0" l="0" r="0" t="0"/>
-            <wp:docPr descr="Figure A1. A CoReasoning Lab challenge run." title="" id="38" name="Picture"/>
+            <wp:docPr descr="Figure A1. A CoReasoning Lab challenge run." title="" id="37" name="Picture"/>
             <a:graphic>
               <a:graphicData uri="http://schemas.openxmlformats.org/drawingml/2006/picture">
                 <pic:pic>
                   <pic:nvPicPr>
-                    <pic:cNvPr descr="assets/system-mockup.svg" id="39" name="Picture"/>
+                    <pic:cNvPr descr="assets/system-mockup.svg" id="38" name="Picture"/>
                     <pic:cNvPicPr>
                       <a:picLocks noChangeArrowheads="1" noChangeAspect="1"/>
                     </pic:cNvPicPr>
@@ -7807,7 +7772,7 @@
                           <a14:useLocalDpi xmlns:a14="http://schemas.microsoft.com/office/drawing/2010/main" val="0"/>
                         </a:ext>
                         <a:ext uri="{96DAC541-7B7A-43D3-8B79-37D633B846F1}">
-                          <asvg:svgBlip xmlns:asvg="http://schemas.microsoft.com/office/drawing/2016/SVG/main" r:embed="rId37"/>
+                          <asvg:svgBlip xmlns:asvg="http://schemas.microsoft.com/office/drawing/2016/SVG/main" r:embed="rId36"/>
                         </a:ext>
                       </a:extLst>
                     </a:blip>
@@ -7922,12 +7887,12 @@
           <wp:inline>
             <wp:extent cx="5943600" cy="4173165"/>
             <wp:effectExtent b="0" l="0" r="0" t="0"/>
-            <wp:docPr descr="Figure A2. CoReasoning Lab role interfaces." title="" id="41" name="Picture"/>
+            <wp:docPr descr="Figure A2. CoReasoning Lab role interfaces." title="" id="40" name="Picture"/>
             <a:graphic>
               <a:graphicData uri="http://schemas.openxmlformats.org/drawingml/2006/picture">
                 <pic:pic>
                   <pic:nvPicPr>
-                    <pic:cNvPr descr="assets/interface-gallery.svg" id="42" name="Picture"/>
+                    <pic:cNvPr descr="assets/interface-gallery.svg" id="41" name="Picture"/>
                     <pic:cNvPicPr>
                       <a:picLocks noChangeArrowheads="1" noChangeAspect="1"/>
                     </pic:cNvPicPr>
@@ -7939,7 +7904,7 @@
                           <a14:useLocalDpi xmlns:a14="http://schemas.microsoft.com/office/drawing/2010/main" val="0"/>
                         </a:ext>
                         <a:ext uri="{96DAC541-7B7A-43D3-8B79-37D633B846F1}">
-                          <asvg:svgBlip xmlns:asvg="http://schemas.microsoft.com/office/drawing/2016/SVG/main" r:embed="rId40"/>
+                          <asvg:svgBlip xmlns:asvg="http://schemas.microsoft.com/office/drawing/2016/SVG/main" r:embed="rId39"/>
                         </a:ext>
                       </a:extLst>
                     </a:blip>
@@ -8027,8 +7992,8 @@
         <w:t xml:space="preserve">Steering independently.</w:t>
       </w:r>
     </w:p>
-    <w:bookmarkEnd w:id="43"/>
-    <w:bookmarkStart w:id="44" w:name="references"/>
+    <w:bookmarkEnd w:id="42"/>
+    <w:bookmarkStart w:id="43" w:name="references"/>
     <w:p>
       <w:pPr>
         <w:pStyle w:val="ReferencesHeading"/>
@@ -9416,10 +9381,10 @@
         <w:t xml:space="preserve">.</w:t>
       </w:r>
     </w:p>
+    <w:bookmarkEnd w:id="43"/>
     <w:bookmarkEnd w:id="44"/>
-    <w:bookmarkEnd w:id="45"/>
     <w:sectPr>
-      <w:footerReference w:type="default" r:id="rId11"/>
+      <w:footerReference w:type="default" r:id="rId10"/>
       <w:pgSz w:h="15840" w:w="12240"/>
       <w:pgMar w:bottom="1440" w:footer="720" w:gutter="0" w:header="720" w:left="1440" w:right="1440" w:top="1440"/>
       <w:cols w:space="720"/>

--- a/docs/coreasoning.docx
+++ b/docs/coreasoning.docx
@@ -2,24 +2,7 @@
 <file path=word/document.xml><?xml version="1.0" encoding="utf-8"?>
 <w:document xmlns:w="http://schemas.openxmlformats.org/wordprocessingml/2006/main" xmlns:m="http://schemas.openxmlformats.org/officeDocument/2006/math" xmlns:r="http://schemas.openxmlformats.org/officeDocument/2006/relationships" xmlns:o="urn:schemas-microsoft-com:office:office" xmlns:v="urn:schemas-microsoft-com:vml" xmlns:w10="urn:schemas-microsoft-com:office:word" xmlns:a="http://schemas.openxmlformats.org/drawingml/2006/main" xmlns:pic="http://schemas.openxmlformats.org/drawingml/2006/picture" xmlns:wp="http://schemas.openxmlformats.org/drawingml/2006/wordprocessingDrawing">
   <w:body>
-    <w:p>
-      <w:pPr>
-        <w:pStyle w:val="FirstParagraph"/>
-        <w:jc w:val="both"/>
-        <w:keepNext w:val="0"/>
-        <w:keepLines w:val="0"/>
-        <w:widowControl w:val="1"/>
-      </w:pPr>
-      <w:hyperlink r:id="rId9">
-        <w:r>
-          <w:rPr>
-            <w:rStyle w:val="Hyperlink"/>
-          </w:rPr>
-          <w:t xml:space="preserve">↓ Download .docx</w:t>
-        </w:r>
-      </w:hyperlink>
-    </w:p>
-    <w:bookmarkStart w:id="44" w:name="Xdf9502ef5c17bbba6731875408e8426bd513f0c"/>
+    <w:bookmarkStart w:id="43" w:name="Xdf9502ef5c17bbba6731875408e8426bd513f0c"/>
     <w:p>
       <w:pPr>
         <w:pStyle w:val="Title"/>
@@ -82,7 +65,7 @@
         <w:t xml:space="preserve">¹ Holon Institute of Technology · ² Afeka College of Engineering</w:t>
       </w:r>
     </w:p>
-    <w:bookmarkStart w:id="10" w:name="abstract"/>
+    <w:bookmarkStart w:id="9" w:name="abstract"/>
     <w:p>
       <w:pPr>
         <w:pStyle w:val="AbstractLabel"/>
@@ -423,8 +406,8 @@
         <w:t xml:space="preserve">The instrument, data, and a prepared human-rater validation protocol are publicly available.</w:t>
       </w:r>
     </w:p>
-    <w:bookmarkEnd w:id="10"/>
-    <w:bookmarkStart w:id="11" w:name="Xe3d0fc0bea9a42ce7605565d0964033d7f6ee47"/>
+    <w:bookmarkEnd w:id="9"/>
+    <w:bookmarkStart w:id="10" w:name="Xe3d0fc0bea9a42ce7605565d0964033d7f6ee47"/>
     <w:p>
       <w:pPr>
         <w:pStyle w:val="Heading2"/>
@@ -1158,8 +1141,8 @@
         <w:t xml:space="preserve">, not an efficacy study.</w:t>
       </w:r>
     </w:p>
-    <w:bookmarkEnd w:id="11"/>
-    <w:bookmarkStart w:id="12" w:name="Xc80aad60eb1ce9c76f3f6e8ebe48a2f3b3f278b"/>
+    <w:bookmarkEnd w:id="10"/>
+    <w:bookmarkStart w:id="11" w:name="Xc80aad60eb1ce9c76f3f6e8ebe48a2f3b3f278b"/>
     <w:p>
       <w:pPr>
         <w:pStyle w:val="Heading2"/>
@@ -1348,8 +1331,8 @@
         <w:t xml:space="preserve">operations are in fact separable in learners. That is the gap CoReasoning addresses.</w:t>
       </w:r>
     </w:p>
-    <w:bookmarkEnd w:id="12"/>
-    <w:bookmarkStart w:id="19" w:name="X633cad0d74cfeb5d5acc5b289e740398e9962c8"/>
+    <w:bookmarkEnd w:id="11"/>
+    <w:bookmarkStart w:id="18" w:name="X633cad0d74cfeb5d5acc5b289e740398e9962c8"/>
     <w:p>
       <w:pPr>
         <w:pStyle w:val="Heading2"/>
@@ -1361,7 +1344,7 @@
         <w:t xml:space="preserve">3. The CoReasoning framework</w:t>
       </w:r>
     </w:p>
-    <w:bookmarkStart w:id="16" w:name="Xe68b6e3303f1e693b99eac37e4ff2b8b0d9c1ec"/>
+    <w:bookmarkStart w:id="15" w:name="Xe68b6e3303f1e693b99eac37e4ff2b8b0d9c1ec"/>
     <w:p>
       <w:pPr>
         <w:pStyle w:val="Heading3"/>
@@ -1667,12 +1650,12 @@
           <wp:inline>
             <wp:extent cx="5943600" cy="3406697"/>
             <wp:effectExtent b="0" l="0" r="0" t="0"/>
-            <wp:docPr descr="Figure 1. The CoReasoning architecture." title="" id="14" name="Picture"/>
+            <wp:docPr descr="Figure 1. The CoReasoning architecture." title="" id="13" name="Picture"/>
             <a:graphic>
               <a:graphicData uri="http://schemas.openxmlformats.org/drawingml/2006/picture">
                 <pic:pic>
                   <pic:nvPicPr>
-                    <pic:cNvPr descr="assets/coreasoning-architecture.svg" id="15" name="Picture"/>
+                    <pic:cNvPr descr="assets/coreasoning-architecture.svg" id="14" name="Picture"/>
                     <pic:cNvPicPr>
                       <a:picLocks noChangeArrowheads="1" noChangeAspect="1"/>
                     </pic:cNvPicPr>
@@ -1684,7 +1667,7 @@
                           <a14:useLocalDpi xmlns:a14="http://schemas.microsoft.com/office/drawing/2010/main" val="0"/>
                         </a:ext>
                         <a:ext uri="{96DAC541-7B7A-43D3-8B79-37D633B846F1}">
-                          <asvg:svgBlip xmlns:asvg="http://schemas.microsoft.com/office/drawing/2016/SVG/main" r:embed="rId13"/>
+                          <asvg:svgBlip xmlns:asvg="http://schemas.microsoft.com/office/drawing/2016/SVG/main" r:embed="rId12"/>
                         </a:ext>
                       </a:extLst>
                     </a:blip>
@@ -1773,8 +1756,8 @@
         <w:t xml:space="preserve">Steering is the controller's write.</w:t>
       </w:r>
     </w:p>
-    <w:bookmarkEnd w:id="16"/>
-    <w:bookmarkStart w:id="17" w:name="X1eb66af04d4702fef1ddf2edf668648ed034024"/>
+    <w:bookmarkEnd w:id="15"/>
+    <w:bookmarkStart w:id="16" w:name="X1eb66af04d4702fef1ddf2edf668648ed034024"/>
     <w:p>
       <w:pPr>
         <w:pStyle w:val="Heading3"/>
@@ -1866,8 +1849,8 @@
         <w:t xml:space="preserve">distinctions an educator needs.</w:t>
       </w:r>
     </w:p>
-    <w:bookmarkEnd w:id="17"/>
-    <w:bookmarkStart w:id="18" w:name="Xdb2b1112fd00524e4d1e38ed327bda10bf491fe"/>
+    <w:bookmarkEnd w:id="16"/>
+    <w:bookmarkStart w:id="17" w:name="Xdb2b1112fd00524e4d1e38ed327bda10bf491fe"/>
     <w:p>
       <w:pPr>
         <w:pStyle w:val="Heading3"/>
@@ -2107,9 +2090,9 @@
         <w:t xml:space="preserve">remaining comparatively flat in the others, rather than relying on a single global factor model.</w:t>
       </w:r>
     </w:p>
+    <w:bookmarkEnd w:id="17"/>
     <w:bookmarkEnd w:id="18"/>
-    <w:bookmarkEnd w:id="19"/>
-    <w:bookmarkStart w:id="20" w:name="X33559beceade9e011829ba0dfd35bbac6035713"/>
+    <w:bookmarkStart w:id="19" w:name="X33559beceade9e011829ba0dfd35bbac6035713"/>
     <w:p>
       <w:pPr>
         <w:pStyle w:val="Heading2"/>
@@ -2489,8 +2472,8 @@
         <w:t xml:space="preserve">accept.</w:t>
       </w:r>
     </w:p>
-    <w:bookmarkEnd w:id="20"/>
-    <w:bookmarkStart w:id="21" w:name="Xe47ed403f4ce49fb25f912e3b7155b566fcd076"/>
+    <w:bookmarkEnd w:id="19"/>
+    <w:bookmarkStart w:id="20" w:name="Xe47ed403f4ce49fb25f912e3b7155b566fcd076"/>
     <w:p>
       <w:pPr>
         <w:pStyle w:val="Heading2"/>
@@ -2831,8 +2814,8 @@
         <w:t xml:space="preserve">signatures (for example, reduced post-task recall) documented in the cognitive-debt literature.</w:t>
       </w:r>
     </w:p>
-    <w:bookmarkEnd w:id="21"/>
-    <w:bookmarkStart w:id="22" w:name="X7e2be599b6fb27f7d4655c10155b63b05f9aa9d"/>
+    <w:bookmarkEnd w:id="20"/>
+    <w:bookmarkStart w:id="21" w:name="X7e2be599b6fb27f7d4655c10155b63b05f9aa9d"/>
     <w:p>
       <w:pPr>
         <w:pStyle w:val="Heading2"/>
@@ -4299,8 +4282,8 @@
         <w:t xml:space="preserve">consequential (the skills can be measured apart).</w:t>
       </w:r>
     </w:p>
-    <w:bookmarkEnd w:id="22"/>
-    <w:bookmarkStart w:id="23" w:name="Xeee0f31b39981a3e100f5aaf50a49be1e1b4285"/>
+    <w:bookmarkEnd w:id="21"/>
+    <w:bookmarkStart w:id="22" w:name="Xeee0f31b39981a3e100f5aaf50a49be1e1b4285"/>
     <w:p>
       <w:pPr>
         <w:pStyle w:val="Heading2"/>
@@ -4668,8 +4651,8 @@
         <w:t xml:space="preserve">the instrument that produces those scores.</w:t>
       </w:r>
     </w:p>
-    <w:bookmarkEnd w:id="23"/>
-    <w:bookmarkStart w:id="24" w:name="X3d8be0d8bf4ad30b87d3536652355afd0bfa982"/>
+    <w:bookmarkEnd w:id="22"/>
+    <w:bookmarkStart w:id="23" w:name="X3d8be0d8bf4ad30b87d3536652355afd0bfa982"/>
     <w:p>
       <w:pPr>
         <w:pStyle w:val="Heading2"/>
@@ -4998,8 +4981,8 @@
         <w:t xml:space="preserve">is the separate validity question addressed by the prepared study in Section 10.</w:t>
       </w:r>
     </w:p>
-    <w:bookmarkEnd w:id="24"/>
-    <w:bookmarkStart w:id="31" w:name="X4d8e342cb22c9aa3a4677d1e6b5af262e28c318"/>
+    <w:bookmarkEnd w:id="23"/>
+    <w:bookmarkStart w:id="30" w:name="X4d8e342cb22c9aa3a4677d1e6b5af262e28c318"/>
     <w:p>
       <w:pPr>
         <w:pStyle w:val="Heading2"/>
@@ -6322,18 +6305,18 @@
           <wp:inline>
             <wp:extent cx="4600754" cy="3864633"/>
             <wp:effectExtent b="0" l="0" r="0" t="0"/>
-            <wp:docPr descr="Figure 2. Own-competence effects dominate cross-competence effects on every skill's grade." title="" id="26" name="Picture"/>
+            <wp:docPr descr="Figure 2. Own-competence effects dominate cross-competence effects on every skill's grade." title="" id="25" name="Picture"/>
             <a:graphic>
               <a:graphicData uri="http://schemas.openxmlformats.org/drawingml/2006/picture">
                 <pic:pic>
                   <pic:nvPicPr>
-                    <pic:cNvPr descr="assets/fig_dissociation_heatmap.png" id="27" name="Picture"/>
+                    <pic:cNvPr descr="assets/fig_dissociation_heatmap.png" id="26" name="Picture"/>
                     <pic:cNvPicPr>
                       <a:picLocks noChangeArrowheads="1" noChangeAspect="1"/>
                     </pic:cNvPicPr>
                   </pic:nvPicPr>
                   <pic:blipFill>
-                    <a:blip r:embed="rId25"/>
+                    <a:blip r:embed="rId24"/>
                     <a:stretch>
                       <a:fillRect/>
                     </a:stretch>
@@ -6404,18 +6387,18 @@
           <wp:inline>
             <wp:extent cx="5943600" cy="3302000"/>
             <wp:effectExtent b="0" l="0" r="0" t="0"/>
-            <wp:docPr descr="Figure 3. Per-skill grades dissociate by competence profile." title="" id="29" name="Picture"/>
+            <wp:docPr descr="Figure 3. Per-skill grades dissociate by competence profile." title="" id="28" name="Picture"/>
             <a:graphic>
               <a:graphicData uri="http://schemas.openxmlformats.org/drawingml/2006/picture">
                 <pic:pic>
                   <pic:nvPicPr>
-                    <pic:cNvPr descr="assets/fig_contrasts.png" id="30" name="Picture"/>
+                    <pic:cNvPr descr="assets/fig_contrasts.png" id="29" name="Picture"/>
                     <pic:cNvPicPr>
                       <a:picLocks noChangeArrowheads="1" noChangeAspect="1"/>
                     </pic:cNvPicPr>
                   </pic:nvPicPr>
                   <pic:blipFill>
-                    <a:blip r:embed="rId28"/>
+                    <a:blip r:embed="rId27"/>
                     <a:stretch>
                       <a:fillRect/>
                     </a:stretch>
@@ -6913,8 +6896,8 @@
         <w:t xml:space="preserve">the validation study supplies.</w:t>
       </w:r>
     </w:p>
-    <w:bookmarkEnd w:id="31"/>
-    <w:bookmarkStart w:id="32" w:name="Xa46466f38120f8ee74cb65c819a5bdd7729dab3"/>
+    <w:bookmarkEnd w:id="30"/>
+    <w:bookmarkStart w:id="31" w:name="Xa46466f38120f8ee74cb65c819a5bdd7729dab3"/>
     <w:p>
       <w:pPr>
         <w:pStyle w:val="Heading2"/>
@@ -7157,8 +7140,8 @@
         <w:t xml:space="preserve">expert frontier.</w:t>
       </w:r>
     </w:p>
-    <w:bookmarkEnd w:id="32"/>
-    <w:bookmarkStart w:id="33" w:name="Xba3f6dd9d03393d7b20e910759a94d79249c978"/>
+    <w:bookmarkEnd w:id="31"/>
+    <w:bookmarkStart w:id="32" w:name="Xba3f6dd9d03393d7b20e910759a94d79249c978"/>
     <w:p>
       <w:pPr>
         <w:pStyle w:val="Heading2"/>
@@ -7511,8 +7494,8 @@
         <w:t xml:space="preserve">Proposition P5 and any learning claim; that is explicitly outside the present scope.</w:t>
       </w:r>
     </w:p>
-    <w:bookmarkEnd w:id="33"/>
-    <w:bookmarkStart w:id="34" w:name="X3d190d206b9dddd8a7dadd6848a844299fab8ec"/>
+    <w:bookmarkEnd w:id="32"/>
+    <w:bookmarkStart w:id="33" w:name="X3d190d206b9dddd8a7dadd6848a844299fab8ec"/>
     <w:p>
       <w:pPr>
         <w:pStyle w:val="Heading2"/>
@@ -7620,8 +7603,8 @@
         <w:t xml:space="preserve">boundary, and evidence that the three constructs are separable and automatically measurable.</w:t>
       </w:r>
     </w:p>
-    <w:bookmarkEnd w:id="34"/>
-    <w:bookmarkStart w:id="35" w:name="X5947723a0a79e017d648ec5789efc916be82fa3"/>
+    <w:bookmarkEnd w:id="33"/>
+    <w:bookmarkStart w:id="34" w:name="X5947723a0a79e017d648ec5789efc916be82fa3"/>
     <w:p>
       <w:pPr>
         <w:pStyle w:val="Heading2"/>
@@ -7681,8 +7664,8 @@
         <w:t xml:space="preserve">measured apart. We offer it as a foundation for the assessment and instruction the moment demands.</w:t>
       </w:r>
     </w:p>
-    <w:bookmarkEnd w:id="35"/>
-    <w:bookmarkStart w:id="42" w:name="appendix-a-system-walkthrough"/>
+    <w:bookmarkEnd w:id="34"/>
+    <w:bookmarkStart w:id="41" w:name="appendix-a-system-walkthrough"/>
     <w:p>
       <w:pPr>
         <w:pStyle w:val="Heading2"/>
@@ -7755,12 +7738,12 @@
           <wp:inline>
             <wp:extent cx="5943600" cy="3037840"/>
             <wp:effectExtent b="0" l="0" r="0" t="0"/>
-            <wp:docPr descr="Figure A1. A CoReasoning Lab challenge run." title="" id="37" name="Picture"/>
+            <wp:docPr descr="Figure A1. A CoReasoning Lab challenge run." title="" id="36" name="Picture"/>
             <a:graphic>
               <a:graphicData uri="http://schemas.openxmlformats.org/drawingml/2006/picture">
                 <pic:pic>
                   <pic:nvPicPr>
-                    <pic:cNvPr descr="assets/system-mockup.svg" id="38" name="Picture"/>
+                    <pic:cNvPr descr="assets/system-mockup.svg" id="37" name="Picture"/>
                     <pic:cNvPicPr>
                       <a:picLocks noChangeArrowheads="1" noChangeAspect="1"/>
                     </pic:cNvPicPr>
@@ -7772,7 +7755,7 @@
                           <a14:useLocalDpi xmlns:a14="http://schemas.microsoft.com/office/drawing/2010/main" val="0"/>
                         </a:ext>
                         <a:ext uri="{96DAC541-7B7A-43D3-8B79-37D633B846F1}">
-                          <asvg:svgBlip xmlns:asvg="http://schemas.microsoft.com/office/drawing/2016/SVG/main" r:embed="rId36"/>
+                          <asvg:svgBlip xmlns:asvg="http://schemas.microsoft.com/office/drawing/2016/SVG/main" r:embed="rId35"/>
                         </a:ext>
                       </a:extLst>
                     </a:blip>
@@ -7887,12 +7870,12 @@
           <wp:inline>
             <wp:extent cx="5943600" cy="4173165"/>
             <wp:effectExtent b="0" l="0" r="0" t="0"/>
-            <wp:docPr descr="Figure A2. CoReasoning Lab role interfaces." title="" id="40" name="Picture"/>
+            <wp:docPr descr="Figure A2. CoReasoning Lab role interfaces." title="" id="39" name="Picture"/>
             <a:graphic>
               <a:graphicData uri="http://schemas.openxmlformats.org/drawingml/2006/picture">
                 <pic:pic>
                   <pic:nvPicPr>
-                    <pic:cNvPr descr="assets/interface-gallery.svg" id="41" name="Picture"/>
+                    <pic:cNvPr descr="assets/interface-gallery.svg" id="40" name="Picture"/>
                     <pic:cNvPicPr>
                       <a:picLocks noChangeArrowheads="1" noChangeAspect="1"/>
                     </pic:cNvPicPr>
@@ -7904,7 +7887,7 @@
                           <a14:useLocalDpi xmlns:a14="http://schemas.microsoft.com/office/drawing/2010/main" val="0"/>
                         </a:ext>
                         <a:ext uri="{96DAC541-7B7A-43D3-8B79-37D633B846F1}">
-                          <asvg:svgBlip xmlns:asvg="http://schemas.microsoft.com/office/drawing/2016/SVG/main" r:embed="rId39"/>
+                          <asvg:svgBlip xmlns:asvg="http://schemas.microsoft.com/office/drawing/2016/SVG/main" r:embed="rId38"/>
                         </a:ext>
                       </a:extLst>
                     </a:blip>
@@ -7992,8 +7975,8 @@
         <w:t xml:space="preserve">Steering independently.</w:t>
       </w:r>
     </w:p>
-    <w:bookmarkEnd w:id="42"/>
-    <w:bookmarkStart w:id="43" w:name="references"/>
+    <w:bookmarkEnd w:id="41"/>
+    <w:bookmarkStart w:id="42" w:name="references"/>
     <w:p>
       <w:pPr>
         <w:pStyle w:val="ReferencesHeading"/>
@@ -9381,10 +9364,10 @@
         <w:t xml:space="preserve">.</w:t>
       </w:r>
     </w:p>
+    <w:bookmarkEnd w:id="42"/>
     <w:bookmarkEnd w:id="43"/>
-    <w:bookmarkEnd w:id="44"/>
     <w:sectPr>
-      <w:footerReference w:type="default" r:id="rId10"/>
+      <w:footerReference w:type="default" r:id="rId9"/>
       <w:pgSz w:h="15840" w:w="12240"/>
       <w:pgMar w:bottom="1440" w:footer="720" w:gutter="0" w:header="720" w:left="1440" w:right="1440" w:top="1440"/>
       <w:cols w:space="720"/>

--- a/docs/coreasoning.docx
+++ b/docs/coreasoning.docx
@@ -27,25 +27,49 @@
       </w:pPr>
       <w:r>
         <w:rPr>
+          <w:rFonts w:ascii="Times New Roman" w:hAnsi="Times New Roman"/>
           <w:b/>
           <w:bCs/>
+          <w:i w:val="0"/>
+          <w:sz w:val="24"/>
         </w:rPr>
         <w:t xml:space="preserve">Alexander Apartsin</w:t>
       </w:r>
       <w:r>
+        <w:rPr>
+          <w:rFonts w:ascii="Times New Roman" w:hAnsi="Times New Roman"/>
+          <w:b/>
+          <w:i w:val="0"/>
+          <w:sz w:val="24"/>
+        </w:rPr>
         <w:t xml:space="preserve">¹ and</w:t>
       </w:r>
       <w:r>
-        <w:t xml:space="preserve"> </w:t>
-      </w:r>
-      <w:r>
         <w:rPr>
+          <w:rFonts w:ascii="Times New Roman" w:hAnsi="Times New Roman"/>
+          <w:b/>
+          <w:i w:val="0"/>
+          <w:sz w:val="24"/>
+        </w:rPr>
+        <w:t xml:space="preserve"> </w:t>
+      </w:r>
+      <w:r>
+        <w:rPr>
+          <w:rFonts w:ascii="Times New Roman" w:hAnsi="Times New Roman"/>
           <w:b/>
           <w:bCs/>
+          <w:i w:val="0"/>
+          <w:sz w:val="24"/>
         </w:rPr>
         <w:t xml:space="preserve">Yehudit Aperstein</w:t>
       </w:r>
       <w:r>
+        <w:rPr>
+          <w:rFonts w:ascii="Times New Roman" w:hAnsi="Times New Roman"/>
+          <w:b/>
+          <w:i w:val="0"/>
+          <w:sz w:val="24"/>
+        </w:rPr>
         <w:t xml:space="preserve">²</w:t>
       </w:r>
     </w:p>
@@ -60,6 +84,9 @@
       </w:pPr>
       <w:r>
         <w:rPr>
+          <w:rFonts w:ascii="Times New Roman" w:hAnsi="Times New Roman"/>
+          <w:b w:val="0"/>
+          <w:i/>
           <w:sz w:val="20"/>
         </w:rPr>
         <w:t xml:space="preserve">¹ Holon Institute of Technology · ² Afeka College of Engineering</w:t>
@@ -1655,22 +1682,13 @@
               <a:graphicData uri="http://schemas.openxmlformats.org/drawingml/2006/picture">
                 <pic:pic>
                   <pic:nvPicPr>
-                    <pic:cNvPr descr="assets/coreasoning-architecture.svg" id="14" name="Picture"/>
+                    <pic:cNvPr descr="C:/Users/apart/AppData/Local/Temp/html2doc_svg_fpSWdh/svg_0.png" id="14" name="Picture"/>
                     <pic:cNvPicPr>
                       <a:picLocks noChangeArrowheads="1" noChangeAspect="1"/>
                     </pic:cNvPicPr>
                   </pic:nvPicPr>
                   <pic:blipFill>
-                    <a:blip>
-                      <a:extLst>
-                        <a:ext uri="{28A0092B-C50C-407E-A947-70E740481C1C}">
-                          <a14:useLocalDpi xmlns:a14="http://schemas.microsoft.com/office/drawing/2010/main" val="0"/>
-                        </a:ext>
-                        <a:ext uri="{96DAC541-7B7A-43D3-8B79-37D633B846F1}">
-                          <asvg:svgBlip xmlns:asvg="http://schemas.microsoft.com/office/drawing/2016/SVG/main" r:embed="rId12"/>
-                        </a:ext>
-                      </a:extLst>
-                    </a:blip>
+                    <a:blip r:embed="rId12"/>
                     <a:stretch>
                       <a:fillRect/>
                     </a:stretch>
@@ -7743,22 +7761,13 @@
               <a:graphicData uri="http://schemas.openxmlformats.org/drawingml/2006/picture">
                 <pic:pic>
                   <pic:nvPicPr>
-                    <pic:cNvPr descr="assets/system-mockup.svg" id="37" name="Picture"/>
+                    <pic:cNvPr descr="C:/Users/apart/AppData/Local/Temp/html2doc_svg_fpSWdh/svg_1.png" id="37" name="Picture"/>
                     <pic:cNvPicPr>
                       <a:picLocks noChangeArrowheads="1" noChangeAspect="1"/>
                     </pic:cNvPicPr>
                   </pic:nvPicPr>
                   <pic:blipFill>
-                    <a:blip>
-                      <a:extLst>
-                        <a:ext uri="{28A0092B-C50C-407E-A947-70E740481C1C}">
-                          <a14:useLocalDpi xmlns:a14="http://schemas.microsoft.com/office/drawing/2010/main" val="0"/>
-                        </a:ext>
-                        <a:ext uri="{96DAC541-7B7A-43D3-8B79-37D633B846F1}">
-                          <asvg:svgBlip xmlns:asvg="http://schemas.microsoft.com/office/drawing/2016/SVG/main" r:embed="rId35"/>
-                        </a:ext>
-                      </a:extLst>
-                    </a:blip>
+                    <a:blip r:embed="rId35"/>
                     <a:stretch>
                       <a:fillRect/>
                     </a:stretch>
@@ -7875,22 +7884,13 @@
               <a:graphicData uri="http://schemas.openxmlformats.org/drawingml/2006/picture">
                 <pic:pic>
                   <pic:nvPicPr>
-                    <pic:cNvPr descr="assets/interface-gallery.svg" id="40" name="Picture"/>
+                    <pic:cNvPr descr="C:/Users/apart/AppData/Local/Temp/html2doc_svg_fpSWdh/svg_2.png" id="40" name="Picture"/>
                     <pic:cNvPicPr>
                       <a:picLocks noChangeArrowheads="1" noChangeAspect="1"/>
                     </pic:cNvPicPr>
                   </pic:nvPicPr>
                   <pic:blipFill>
-                    <a:blip>
-                      <a:extLst>
-                        <a:ext uri="{28A0092B-C50C-407E-A947-70E740481C1C}">
-                          <a14:useLocalDpi xmlns:a14="http://schemas.microsoft.com/office/drawing/2010/main" val="0"/>
-                        </a:ext>
-                        <a:ext uri="{96DAC541-7B7A-43D3-8B79-37D633B846F1}">
-                          <asvg:svgBlip xmlns:asvg="http://schemas.microsoft.com/office/drawing/2016/SVG/main" r:embed="rId38"/>
-                        </a:ext>
-                      </a:extLst>
-                    </a:blip>
+                    <a:blip r:embed="rId38"/>
                     <a:stretch>
                       <a:fillRect/>
                     </a:stretch>

--- a/docs/coreasoning.docx
+++ b/docs/coreasoning.docx
@@ -2,7 +2,7 @@
 <file path=word/document.xml><?xml version="1.0" encoding="utf-8"?>
 <w:document xmlns:w="http://schemas.openxmlformats.org/wordprocessingml/2006/main" xmlns:m="http://schemas.openxmlformats.org/officeDocument/2006/math" xmlns:r="http://schemas.openxmlformats.org/officeDocument/2006/relationships" xmlns:o="urn:schemas-microsoft-com:office:office" xmlns:v="urn:schemas-microsoft-com:vml" xmlns:w10="urn:schemas-microsoft-com:office:word" xmlns:a="http://schemas.openxmlformats.org/drawingml/2006/main" xmlns:pic="http://schemas.openxmlformats.org/drawingml/2006/picture" xmlns:wp="http://schemas.openxmlformats.org/drawingml/2006/wordprocessingDrawing">
   <w:body>
-    <w:bookmarkStart w:id="43" w:name="Xdf9502ef5c17bbba6731875408e8426bd513f0c"/>
+    <w:bookmarkStart w:id="46" w:name="Xdf9502ef5c17bbba6731875408e8426bd513f0c"/>
     <w:p>
       <w:pPr>
         <w:pStyle w:val="Title"/>
@@ -170,7 +170,19 @@
         <w:t xml:space="preserve"> </w:t>
       </w:r>
       <w:r>
-        <w:t xml:space="preserve">and steering the model toward something better. This ability to work with AI is neither taught nor</w:t>
+        <w:t xml:space="preserve">and steering the model toward something better. As models absorb more of the execution, this</w:t>
+      </w:r>
+      <w:r>
+        <w:t xml:space="preserve"> </w:t>
+      </w:r>
+      <w:r>
+        <w:t xml:space="preserve">collaborative work is the part of competent performance that stays with the person, which is precisely</w:t>
+      </w:r>
+      <w:r>
+        <w:t xml:space="preserve"> </w:t>
+      </w:r>
+      <w:r>
+        <w:t xml:space="preserve">what assessment must now target. This ability to work with AI is neither taught nor</w:t>
       </w:r>
       <w:r>
         <w:t xml:space="preserve"> </w:t>
@@ -434,7 +446,7 @@
       </w:r>
     </w:p>
     <w:bookmarkEnd w:id="9"/>
-    <w:bookmarkStart w:id="10" w:name="Xe3d0fc0bea9a42ce7605565d0964033d7f6ee47"/>
+    <w:bookmarkStart w:id="13" w:name="Xe3d0fc0bea9a42ce7605565d0964033d7f6ee47"/>
     <w:p>
       <w:pPr>
         <w:pStyle w:val="Heading2"/>
@@ -717,6 +729,162 @@
       </w:r>
       <w:r>
         <w:t xml:space="preserve">These are different failures with different remedies, and a single "prompting" score conflates them.</w:t>
+      </w:r>
+    </w:p>
+    <w:p>
+      <w:pPr>
+        <w:pStyle w:val="BodyText"/>
+        <w:jc w:val="both"/>
+        <w:keepNext w:val="0"/>
+        <w:keepLines w:val="0"/>
+        <w:widowControl w:val="1"/>
+      </w:pPr>
+      <w:r>
+        <w:t xml:space="preserve">This trajectory is not transient, and that is what raises the stakes for assessment. As models absorb</w:t>
+      </w:r>
+      <w:r>
+        <w:t xml:space="preserve"> </w:t>
+      </w:r>
+      <w:r>
+        <w:t xml:space="preserve">more of the execution, the human contribution does not disappear; it concentrates in the operations a</w:t>
+      </w:r>
+      <w:r>
+        <w:t xml:space="preserve"> </w:t>
+      </w:r>
+      <w:r>
+        <w:t xml:space="preserve">system cannot perform on its own behalf: choosing which problem is worth solving and specifying it,</w:t>
+      </w:r>
+      <w:r>
+        <w:t xml:space="preserve"> </w:t>
+      </w:r>
+      <w:r>
+        <w:t xml:space="preserve">judging whether a fluent output is actually right, and redirecting the model when it is not. The field</w:t>
+      </w:r>
+      <w:r>
+        <w:t xml:space="preserve"> </w:t>
+      </w:r>
+      <w:r>
+        <w:t xml:space="preserve">evidence that AI's value is conditional on the user's skill (Dell'Acqua et al., 2023; Vaccaro et al.,</w:t>
+      </w:r>
+      <w:r>
+        <w:t xml:space="preserve"> </w:t>
+      </w:r>
+      <w:r>
+        <w:t xml:space="preserve">2024) implies that this conditioning tightens rather than loosens as systems improve, so the durable,</w:t>
+      </w:r>
+      <w:r>
+        <w:t xml:space="preserve"> </w:t>
+      </w:r>
+      <w:r>
+        <w:t xml:space="preserve">assessable human skill shifts from executing a task to framing, judging, and steering it (Acar, 2023)</w:t>
+      </w:r>
+      <w:r>
+        <w:t xml:space="preserve"> </w:t>
+      </w:r>
+      <w:r>
+        <w:t xml:space="preserve">(Figure 1). An assessment that still measures unaided execution therefore measures a shrinking part of</w:t>
+      </w:r>
+      <w:r>
+        <w:t xml:space="preserve"> </w:t>
+      </w:r>
+      <w:r>
+        <w:t xml:space="preserve">what competent work will require.</w:t>
+      </w:r>
+    </w:p>
+    <w:p>
+      <w:pPr>
+        <w:pStyle w:val="BodyText"/>
+        <w:jc w:val="center"/>
+        <w:keepNext/>
+        <w:keepLines/>
+        <w:widowControl w:val="1"/>
+      </w:pPr>
+      <w:r>
+        <w:drawing>
+          <wp:inline>
+            <wp:extent cx="5943600" cy="2971799"/>
+            <wp:effectExtent b="0" l="0" r="0" t="0"/>
+            <wp:docPr descr="Figure 1. As model capability rises, the human contribution concentrates in Framing, Judging, and Steering." title="" id="11" name="Picture"/>
+            <a:graphic>
+              <a:graphicData uri="http://schemas.openxmlformats.org/drawingml/2006/picture">
+                <pic:pic>
+                  <pic:nvPicPr>
+                    <pic:cNvPr descr="C:/Users/apart/AppData/Local/Temp/html2doc_svg_wxuZZD/svg_0.png" id="12" name="Picture"/>
+                    <pic:cNvPicPr>
+                      <a:picLocks noChangeArrowheads="1" noChangeAspect="1"/>
+                    </pic:cNvPicPr>
+                  </pic:nvPicPr>
+                  <pic:blipFill>
+                    <a:blip r:embed="rId10"/>
+                    <a:stretch>
+                      <a:fillRect/>
+                    </a:stretch>
+                  </pic:blipFill>
+                  <pic:spPr bwMode="auto">
+                    <a:xfrm>
+                      <a:off x="0" y="0"/>
+                      <a:ext cx="5943600" cy="2971799"/>
+                    </a:xfrm>
+                    <a:prstGeom prst="rect">
+                      <a:avLst/>
+                    </a:prstGeom>
+                    <a:noFill/>
+                    <a:ln w="9525">
+                      <a:noFill/>
+                      <a:headEnd/>
+                      <a:tailEnd/>
+                    </a:ln>
+                  </pic:spPr>
+                </pic:pic>
+              </a:graphicData>
+            </a:graphic>
+          </wp:inline>
+        </w:drawing>
+      </w:r>
+    </w:p>
+    <w:p>
+      <w:pPr>
+        <w:pStyle w:val="ImageCaption"/>
+        <w:spacing w:before="80" w:after="120" w:line="240" w:lineRule="auto"/>
+        <w:jc w:val="center"/>
+        <w:keepNext w:val="0"/>
+        <w:keepLines/>
+        <w:widowControl w:val="1"/>
+      </w:pPr>
+      <w:r>
+        <w:rPr>
+          <w:i/>
+          <w:iCs/>
+        </w:rPr>
+        <w:t xml:space="preserve">Figure 1. As models absorb execution, the part of a task a competent person must still own shifts from</w:t>
+      </w:r>
+      <w:r>
+        <w:rPr>
+          <w:i/>
+          <w:iCs/>
+        </w:rPr>
+        <w:t xml:space="preserve"> </w:t>
+      </w:r>
+      <w:r>
+        <w:rPr>
+          <w:i/>
+          <w:iCs/>
+        </w:rPr>
+        <w:t xml:space="preserve">doing the work to framing, judging, and steering it. CoReasoning names and assesses that shifting</w:t>
+      </w:r>
+      <w:r>
+        <w:rPr>
+          <w:i/>
+          <w:iCs/>
+        </w:rPr>
+        <w:t xml:space="preserve"> </w:t>
+      </w:r>
+      <w:r>
+        <w:rPr>
+          <w:i/>
+          <w:iCs/>
+        </w:rPr>
+        <w:t xml:space="preserve">locus.</w:t>
       </w:r>
     </w:p>
     <w:p>
@@ -1168,8 +1336,8 @@
         <w:t xml:space="preserve">, not an efficacy study.</w:t>
       </w:r>
     </w:p>
-    <w:bookmarkEnd w:id="10"/>
-    <w:bookmarkStart w:id="11" w:name="Xc80aad60eb1ce9c76f3f6e8ebe48a2f3b3f278b"/>
+    <w:bookmarkEnd w:id="13"/>
+    <w:bookmarkStart w:id="14" w:name="Xc80aad60eb1ce9c76f3f6e8ebe48a2f3b3f278b"/>
     <w:p>
       <w:pPr>
         <w:pStyle w:val="Heading2"/>
@@ -1358,8 +1526,8 @@
         <w:t xml:space="preserve">operations are in fact separable in learners. That is the gap CoReasoning addresses.</w:t>
       </w:r>
     </w:p>
-    <w:bookmarkEnd w:id="11"/>
-    <w:bookmarkStart w:id="18" w:name="X633cad0d74cfeb5d5acc5b289e740398e9962c8"/>
+    <w:bookmarkEnd w:id="14"/>
+    <w:bookmarkStart w:id="21" w:name="X633cad0d74cfeb5d5acc5b289e740398e9962c8"/>
     <w:p>
       <w:pPr>
         <w:pStyle w:val="Heading2"/>
@@ -1371,7 +1539,7 @@
         <w:t xml:space="preserve">3. The CoReasoning framework</w:t>
       </w:r>
     </w:p>
-    <w:bookmarkStart w:id="15" w:name="Xe68b6e3303f1e693b99eac37e4ff2b8b0d9c1ec"/>
+    <w:bookmarkStart w:id="18" w:name="Xe68b6e3303f1e693b99eac37e4ff2b8b0d9c1ec"/>
     <w:p>
       <w:pPr>
         <w:pStyle w:val="Heading3"/>
@@ -1661,7 +1829,7 @@
         <w:t xml:space="preserve"> </w:t>
       </w:r>
       <w:r>
-        <w:t xml:space="preserve">(Figure 1).</w:t>
+        <w:t xml:space="preserve">(Figure 2).</w:t>
       </w:r>
     </w:p>
     <w:p>
@@ -1677,18 +1845,18 @@
           <wp:inline>
             <wp:extent cx="5943600" cy="3406697"/>
             <wp:effectExtent b="0" l="0" r="0" t="0"/>
-            <wp:docPr descr="Figure 1. The CoReasoning architecture." title="" id="13" name="Picture"/>
+            <wp:docPr descr="Figure 2. The CoReasoning architecture." title="" id="16" name="Picture"/>
             <a:graphic>
               <a:graphicData uri="http://schemas.openxmlformats.org/drawingml/2006/picture">
                 <pic:pic>
                   <pic:nvPicPr>
-                    <pic:cNvPr descr="C:/Users/apart/AppData/Local/Temp/html2doc_svg_fpSWdh/svg_0.png" id="14" name="Picture"/>
+                    <pic:cNvPr descr="C:/Users/apart/AppData/Local/Temp/html2doc_svg_wxuZZD/svg_1.png" id="17" name="Picture"/>
                     <pic:cNvPicPr>
                       <a:picLocks noChangeArrowheads="1" noChangeAspect="1"/>
                     </pic:cNvPicPr>
                   </pic:nvPicPr>
                   <pic:blipFill>
-                    <a:blip r:embed="rId12"/>
+                    <a:blip r:embed="rId15"/>
                     <a:stretch>
                       <a:fillRect/>
                     </a:stretch>
@@ -1729,7 +1897,7 @@
           <w:i/>
           <w:iCs/>
         </w:rPr>
-        <w:t xml:space="preserve">Figure 1. The CoReasoning loop. An upstream task definition (Framing, a self-regulated-learning</w:t>
+        <w:t xml:space="preserve">Figure 2. The CoReasoning loop. An upstream task definition (Framing, a self-regulated-learning</w:t>
       </w:r>
       <w:r>
         <w:rPr>
@@ -1774,8 +1942,8 @@
         <w:t xml:space="preserve">Steering is the controller's write.</w:t>
       </w:r>
     </w:p>
-    <w:bookmarkEnd w:id="15"/>
-    <w:bookmarkStart w:id="16" w:name="X1eb66af04d4702fef1ddf2edf668648ed034024"/>
+    <w:bookmarkEnd w:id="18"/>
+    <w:bookmarkStart w:id="19" w:name="X1eb66af04d4702fef1ddf2edf668648ed034024"/>
     <w:p>
       <w:pPr>
         <w:pStyle w:val="Heading3"/>
@@ -1867,8 +2035,8 @@
         <w:t xml:space="preserve">distinctions an educator needs.</w:t>
       </w:r>
     </w:p>
-    <w:bookmarkEnd w:id="16"/>
-    <w:bookmarkStart w:id="17" w:name="Xdb2b1112fd00524e4d1e38ed327bda10bf491fe"/>
+    <w:bookmarkEnd w:id="19"/>
+    <w:bookmarkStart w:id="20" w:name="Xdb2b1112fd00524e4d1e38ed327bda10bf491fe"/>
     <w:p>
       <w:pPr>
         <w:pStyle w:val="Heading3"/>
@@ -2108,9 +2276,9 @@
         <w:t xml:space="preserve">remaining comparatively flat in the others, rather than relying on a single global factor model.</w:t>
       </w:r>
     </w:p>
-    <w:bookmarkEnd w:id="17"/>
-    <w:bookmarkEnd w:id="18"/>
-    <w:bookmarkStart w:id="19" w:name="X33559beceade9e011829ba0dfd35bbac6035713"/>
+    <w:bookmarkEnd w:id="20"/>
+    <w:bookmarkEnd w:id="21"/>
+    <w:bookmarkStart w:id="22" w:name="X33559beceade9e011829ba0dfd35bbac6035713"/>
     <w:p>
       <w:pPr>
         <w:pStyle w:val="Heading2"/>
@@ -2490,8 +2658,8 @@
         <w:t xml:space="preserve">accept.</w:t>
       </w:r>
     </w:p>
-    <w:bookmarkEnd w:id="19"/>
-    <w:bookmarkStart w:id="20" w:name="Xe47ed403f4ce49fb25f912e3b7155b566fcd076"/>
+    <w:bookmarkEnd w:id="22"/>
+    <w:bookmarkStart w:id="23" w:name="Xe47ed403f4ce49fb25f912e3b7155b566fcd076"/>
     <w:p>
       <w:pPr>
         <w:pStyle w:val="Heading2"/>
@@ -2832,8 +3000,8 @@
         <w:t xml:space="preserve">signatures (for example, reduced post-task recall) documented in the cognitive-debt literature.</w:t>
       </w:r>
     </w:p>
-    <w:bookmarkEnd w:id="20"/>
-    <w:bookmarkStart w:id="21" w:name="X7e2be599b6fb27f7d4655c10155b63b05f9aa9d"/>
+    <w:bookmarkEnd w:id="23"/>
+    <w:bookmarkStart w:id="24" w:name="X7e2be599b6fb27f7d4655c10155b63b05f9aa9d"/>
     <w:p>
       <w:pPr>
         <w:pStyle w:val="Heading2"/>
@@ -4300,8 +4468,8 @@
         <w:t xml:space="preserve">consequential (the skills can be measured apart).</w:t>
       </w:r>
     </w:p>
-    <w:bookmarkEnd w:id="21"/>
-    <w:bookmarkStart w:id="22" w:name="Xeee0f31b39981a3e100f5aaf50a49be1e1b4285"/>
+    <w:bookmarkEnd w:id="24"/>
+    <w:bookmarkStart w:id="25" w:name="Xeee0f31b39981a3e100f5aaf50a49be1e1b4285"/>
     <w:p>
       <w:pPr>
         <w:pStyle w:val="Heading2"/>
@@ -4391,6 +4559,54 @@
       </w:r>
       <w:r>
         <w:t xml:space="preserve">results come from the released prompt engine, not from platform usage logs.</w:t>
+      </w:r>
+    </w:p>
+    <w:p>
+      <w:pPr>
+        <w:pStyle w:val="BodyText"/>
+        <w:jc w:val="both"/>
+        <w:keepNext w:val="0"/>
+        <w:keepLines w:val="0"/>
+        <w:widowControl w:val="1"/>
+      </w:pPr>
+      <w:r>
+        <w:t xml:space="preserve">Because challenge generation, rubric generation, and scoring are themselves prompt-defined, the engine</w:t>
+      </w:r>
+      <w:r>
+        <w:t xml:space="preserve"> </w:t>
+      </w:r>
+      <w:r>
+        <w:t xml:space="preserve">extends to a new subject, language, or grader backend by substitution rather than redesign: the</w:t>
+      </w:r>
+      <w:r>
+        <w:t xml:space="preserve"> </w:t>
+      </w:r>
+      <w:r>
+        <w:t xml:space="preserve">feasibility demonstration exercises it unchanged across ten subjects (Section 8) and two grader models,</w:t>
+      </w:r>
+      <w:r>
+        <w:t xml:space="preserve"> </w:t>
+      </w:r>
+      <w:r>
+        <w:t xml:space="preserve">and the released artifact lets others add their own. The monitor-control scaffold is likewise open to</w:t>
+      </w:r>
+      <w:r>
+        <w:t xml:space="preserve"> </w:t>
+      </w:r>
+      <w:r>
+        <w:t xml:space="preserve">additional skills where a setting calls for them; the three are the minimal decomposition that</w:t>
+      </w:r>
+      <w:r>
+        <w:t xml:space="preserve"> </w:t>
+      </w:r>
+      <w:r>
+        <w:t xml:space="preserve">separates pre-generation, evaluative, and post-generation control. We therefore release the instrument</w:t>
+      </w:r>
+      <w:r>
+        <w:t xml:space="preserve"> </w:t>
+      </w:r>
+      <w:r>
+        <w:t xml:space="preserve">as infrastructure to extend rather than a fixed result to reproduce.</w:t>
       </w:r>
     </w:p>
     <w:p>
@@ -4669,8 +4885,8 @@
         <w:t xml:space="preserve">the instrument that produces those scores.</w:t>
       </w:r>
     </w:p>
-    <w:bookmarkEnd w:id="22"/>
-    <w:bookmarkStart w:id="23" w:name="X3d8be0d8bf4ad30b87d3536652355afd0bfa982"/>
+    <w:bookmarkEnd w:id="25"/>
+    <w:bookmarkStart w:id="26" w:name="X3d8be0d8bf4ad30b87d3536652355afd0bfa982"/>
     <w:p>
       <w:pPr>
         <w:pStyle w:val="Heading2"/>
@@ -4999,8 +5215,8 @@
         <w:t xml:space="preserve">is the separate validity question addressed by the prepared study in Section 10.</w:t>
       </w:r>
     </w:p>
-    <w:bookmarkEnd w:id="23"/>
-    <w:bookmarkStart w:id="30" w:name="X4d8e342cb22c9aa3a4677d1e6b5af262e28c318"/>
+    <w:bookmarkEnd w:id="26"/>
+    <w:bookmarkStart w:id="33" w:name="X4d8e342cb22c9aa3a4677d1e6b5af262e28c318"/>
     <w:p>
       <w:pPr>
         <w:pStyle w:val="Heading2"/>
@@ -5429,7 +5645,7 @@
         <w:t xml:space="preserve"> </w:t>
       </w:r>
       <w:r>
-        <w:t xml:space="preserve">model-assigned grades move independently. Each grade responds to its own skill and is essentially flat in the others (Figure 2).</w:t>
+        <w:t xml:space="preserve">model-assigned grades move independently. Each grade responds to its own skill and is essentially flat in the others (Figure 3).</w:t>
       </w:r>
     </w:p>
     <w:p>
@@ -6207,7 +6423,7 @@
         <w:t xml:space="preserve"> </w:t>
       </w:r>
       <w:r>
-        <w:t xml:space="preserve">subject. The designed-contrast personas make the separation concrete (Figure 3, which plots five</w:t>
+        <w:t xml:space="preserve">subject. The designed-contrast personas make the separation concrete (Figure 4, which plots five</w:t>
       </w:r>
       <w:r>
         <w:t xml:space="preserve"> </w:t>
@@ -6323,18 +6539,18 @@
           <wp:inline>
             <wp:extent cx="4600754" cy="3864633"/>
             <wp:effectExtent b="0" l="0" r="0" t="0"/>
-            <wp:docPr descr="Figure 2. Own-competence effects dominate cross-competence effects on every skill's grade." title="" id="25" name="Picture"/>
+            <wp:docPr descr="Figure 3. Own-competence effects dominate cross-competence effects on every skill's grade." title="" id="28" name="Picture"/>
             <a:graphic>
               <a:graphicData uri="http://schemas.openxmlformats.org/drawingml/2006/picture">
                 <pic:pic>
                   <pic:nvPicPr>
-                    <pic:cNvPr descr="assets/fig_dissociation_heatmap.png" id="26" name="Picture"/>
+                    <pic:cNvPr descr="assets/fig_dissociation_heatmap.png" id="29" name="Picture"/>
                     <pic:cNvPicPr>
                       <a:picLocks noChangeArrowheads="1" noChangeAspect="1"/>
                     </pic:cNvPicPr>
                   </pic:nvPicPr>
                   <pic:blipFill>
-                    <a:blip r:embed="rId24"/>
+                    <a:blip r:embed="rId27"/>
                     <a:stretch>
                       <a:fillRect/>
                     </a:stretch>
@@ -6375,7 +6591,7 @@
           <w:i/>
           <w:iCs/>
         </w:rPr>
-        <w:t xml:space="preserve">Figure 2. Effect of manipulating each skill's competence (columns) on each skill's grade (rows). The</w:t>
+        <w:t xml:space="preserve">Figure 3. Effect of manipulating each skill's competence (columns) on each skill's grade (rows). The</w:t>
       </w:r>
       <w:r>
         <w:rPr>
@@ -6405,18 +6621,18 @@
           <wp:inline>
             <wp:extent cx="5943600" cy="3302000"/>
             <wp:effectExtent b="0" l="0" r="0" t="0"/>
-            <wp:docPr descr="Figure 3. Per-skill grades dissociate by competence profile." title="" id="28" name="Picture"/>
+            <wp:docPr descr="Figure 4. Per-skill grades dissociate by competence profile." title="" id="31" name="Picture"/>
             <a:graphic>
               <a:graphicData uri="http://schemas.openxmlformats.org/drawingml/2006/picture">
                 <pic:pic>
                   <pic:nvPicPr>
-                    <pic:cNvPr descr="assets/fig_contrasts.png" id="29" name="Picture"/>
+                    <pic:cNvPr descr="assets/fig_contrasts.png" id="32" name="Picture"/>
                     <pic:cNvPicPr>
                       <a:picLocks noChangeArrowheads="1" noChangeAspect="1"/>
                     </pic:cNvPicPr>
                   </pic:nvPicPr>
                   <pic:blipFill>
-                    <a:blip r:embed="rId27"/>
+                    <a:blip r:embed="rId30"/>
                     <a:stretch>
                       <a:fillRect/>
                     </a:stretch>
@@ -6457,7 +6673,7 @@
           <w:i/>
           <w:iCs/>
         </w:rPr>
-        <w:t xml:space="preserve">Figure 3. Mean per-skill grade for five competence profiles. Judging reaches A only when judging is</w:t>
+        <w:t xml:space="preserve">Figure 4. Mean per-skill grade for five competence profiles. Judging reaches A only when judging is</w:t>
       </w:r>
       <w:r>
         <w:rPr>
@@ -6914,8 +7130,8 @@
         <w:t xml:space="preserve">the validation study supplies.</w:t>
       </w:r>
     </w:p>
-    <w:bookmarkEnd w:id="30"/>
-    <w:bookmarkStart w:id="31" w:name="Xa46466f38120f8ee74cb65c819a5bdd7729dab3"/>
+    <w:bookmarkEnd w:id="33"/>
+    <w:bookmarkStart w:id="34" w:name="Xa46466f38120f8ee74cb65c819a5bdd7729dab3"/>
     <w:p>
       <w:pPr>
         <w:pStyle w:val="Heading2"/>
@@ -7158,8 +7374,8 @@
         <w:t xml:space="preserve">expert frontier.</w:t>
       </w:r>
     </w:p>
-    <w:bookmarkEnd w:id="31"/>
-    <w:bookmarkStart w:id="32" w:name="Xba3f6dd9d03393d7b20e910759a94d79249c978"/>
+    <w:bookmarkEnd w:id="34"/>
+    <w:bookmarkStart w:id="35" w:name="Xba3f6dd9d03393d7b20e910759a94d79249c978"/>
     <w:p>
       <w:pPr>
         <w:pStyle w:val="Heading2"/>
@@ -7512,8 +7728,8 @@
         <w:t xml:space="preserve">Proposition P5 and any learning claim; that is explicitly outside the present scope.</w:t>
       </w:r>
     </w:p>
-    <w:bookmarkEnd w:id="32"/>
-    <w:bookmarkStart w:id="33" w:name="X3d190d206b9dddd8a7dadd6848a844299fab8ec"/>
+    <w:bookmarkEnd w:id="35"/>
+    <w:bookmarkStart w:id="36" w:name="X3d190d206b9dddd8a7dadd6848a844299fab8ec"/>
     <w:p>
       <w:pPr>
         <w:pStyle w:val="Heading2"/>
@@ -7621,8 +7837,8 @@
         <w:t xml:space="preserve">boundary, and evidence that the three constructs are separable and automatically measurable.</w:t>
       </w:r>
     </w:p>
-    <w:bookmarkEnd w:id="33"/>
-    <w:bookmarkStart w:id="34" w:name="X5947723a0a79e017d648ec5789efc916be82fa3"/>
+    <w:bookmarkEnd w:id="36"/>
+    <w:bookmarkStart w:id="37" w:name="X5947723a0a79e017d648ec5789efc916be82fa3"/>
     <w:p>
       <w:pPr>
         <w:pStyle w:val="Heading2"/>
@@ -7679,11 +7895,35 @@
         <w:t xml:space="preserve"> </w:t>
       </w:r>
       <w:r>
-        <w:t xml:space="preserve">measured apart. We offer it as a foundation for the assessment and instruction the moment demands.</w:t>
+        <w:t xml:space="preserve">measured apart. Because the decomposition tracks what a person must contribute rather than what today's</w:t>
+      </w:r>
+      <w:r>
+        <w:t xml:space="preserve"> </w:t>
+      </w:r>
+      <w:r>
+        <w:t xml:space="preserve">models cannot yet do, it does not lapse as the models improve: the more capable the system, the more</w:t>
+      </w:r>
+      <w:r>
+        <w:t xml:space="preserve"> </w:t>
+      </w:r>
+      <w:r>
+        <w:t xml:space="preserve">the assessable skill is the framing, judging, and steering of it. We release the model, the instrument,</w:t>
+      </w:r>
+      <w:r>
+        <w:t xml:space="preserve"> </w:t>
+      </w:r>
+      <w:r>
+        <w:t xml:space="preserve">and the validation protocol as a foundation to build on, for the assessment and instruction the moment</w:t>
+      </w:r>
+      <w:r>
+        <w:t xml:space="preserve"> </w:t>
+      </w:r>
+      <w:r>
+        <w:t xml:space="preserve">demands.</w:t>
       </w:r>
     </w:p>
-    <w:bookmarkEnd w:id="34"/>
-    <w:bookmarkStart w:id="41" w:name="appendix-a-system-walkthrough"/>
+    <w:bookmarkEnd w:id="37"/>
+    <w:bookmarkStart w:id="44" w:name="appendix-a-system-walkthrough"/>
     <w:p>
       <w:pPr>
         <w:pStyle w:val="Heading2"/>
@@ -7756,18 +7996,18 @@
           <wp:inline>
             <wp:extent cx="5943600" cy="3037840"/>
             <wp:effectExtent b="0" l="0" r="0" t="0"/>
-            <wp:docPr descr="Figure A1. A CoReasoning Lab challenge run." title="" id="36" name="Picture"/>
+            <wp:docPr descr="Figure A1. A CoReasoning Lab challenge run." title="" id="39" name="Picture"/>
             <a:graphic>
               <a:graphicData uri="http://schemas.openxmlformats.org/drawingml/2006/picture">
                 <pic:pic>
                   <pic:nvPicPr>
-                    <pic:cNvPr descr="C:/Users/apart/AppData/Local/Temp/html2doc_svg_fpSWdh/svg_1.png" id="37" name="Picture"/>
+                    <pic:cNvPr descr="C:/Users/apart/AppData/Local/Temp/html2doc_svg_wxuZZD/svg_2.png" id="40" name="Picture"/>
                     <pic:cNvPicPr>
                       <a:picLocks noChangeArrowheads="1" noChangeAspect="1"/>
                     </pic:cNvPicPr>
                   </pic:nvPicPr>
                   <pic:blipFill>
-                    <a:blip r:embed="rId35"/>
+                    <a:blip r:embed="rId38"/>
                     <a:stretch>
                       <a:fillRect/>
                     </a:stretch>
@@ -7879,18 +8119,18 @@
           <wp:inline>
             <wp:extent cx="5943600" cy="4173165"/>
             <wp:effectExtent b="0" l="0" r="0" t="0"/>
-            <wp:docPr descr="Figure A2. CoReasoning Lab role interfaces." title="" id="39" name="Picture"/>
+            <wp:docPr descr="Figure A2. CoReasoning Lab role interfaces." title="" id="42" name="Picture"/>
             <a:graphic>
               <a:graphicData uri="http://schemas.openxmlformats.org/drawingml/2006/picture">
                 <pic:pic>
                   <pic:nvPicPr>
-                    <pic:cNvPr descr="C:/Users/apart/AppData/Local/Temp/html2doc_svg_fpSWdh/svg_2.png" id="40" name="Picture"/>
+                    <pic:cNvPr descr="C:/Users/apart/AppData/Local/Temp/html2doc_svg_wxuZZD/svg_3.png" id="43" name="Picture"/>
                     <pic:cNvPicPr>
                       <a:picLocks noChangeArrowheads="1" noChangeAspect="1"/>
                     </pic:cNvPicPr>
                   </pic:nvPicPr>
                   <pic:blipFill>
-                    <a:blip r:embed="rId38"/>
+                    <a:blip r:embed="rId41"/>
                     <a:stretch>
                       <a:fillRect/>
                     </a:stretch>
@@ -7975,8 +8215,8 @@
         <w:t xml:space="preserve">Steering independently.</w:t>
       </w:r>
     </w:p>
-    <w:bookmarkEnd w:id="41"/>
-    <w:bookmarkStart w:id="42" w:name="references"/>
+    <w:bookmarkEnd w:id="44"/>
+    <w:bookmarkStart w:id="45" w:name="references"/>
     <w:p>
       <w:pPr>
         <w:pStyle w:val="ReferencesHeading"/>
@@ -9364,8 +9604,8 @@
         <w:t xml:space="preserve">.</w:t>
       </w:r>
     </w:p>
-    <w:bookmarkEnd w:id="42"/>
-    <w:bookmarkEnd w:id="43"/>
+    <w:bookmarkEnd w:id="45"/>
+    <w:bookmarkEnd w:id="46"/>
     <w:sectPr>
       <w:footerReference w:type="default" r:id="rId9"/>
       <w:pgSz w:h="15840" w:w="12240"/>

--- a/docs/coreasoning.docx
+++ b/docs/coreasoning.docx
@@ -393,13 +393,13 @@
         <w:t xml:space="preserve"> </w:t>
       </w:r>
       <w:r>
-        <w:t xml:space="preserve">learners (generated and graded</w:t>
-      </w:r>
-      <w:r>
-        <w:t xml:space="preserve"> </w:t>
-      </w:r>
-      <w:r>
-        <w:t xml:space="preserve">by different models to avoid self-grading), the three skills</w:t>
+        <w:t xml:space="preserve">learners (generated by one model and graded by a</w:t>
+      </w:r>
+      <w:r>
+        <w:t xml:space="preserve"> </w:t>
+      </w:r>
+      <w:r>
+        <w:t xml:space="preserve">different one to avoid self-grading), the three skills</w:t>
       </w:r>
       <w:r>
         <w:t xml:space="preserve"> </w:t>
@@ -412,37 +412,92 @@
         <w:t xml:space="preserve">dissociate</w:t>
       </w:r>
       <w:r>
-        <w:t xml:space="preserve">: each skill's grade tracks</w:t>
-      </w:r>
-      <w:r>
-        <w:t xml:space="preserve"> </w:t>
-      </w:r>
-      <w:r>
-        <w:t xml:space="preserve">its own manipulated competence and stays flat in the others, the cleanest pair (Framing and Judging) is</w:t>
-      </w:r>
-      <w:r>
-        <w:t xml:space="preserve"> </w:t>
-      </w:r>
-      <w:r>
-        <w:t xml:space="preserve">uncorrelated, and the result replicates across grader backends. We make no learning-outcome claims:</w:t>
-      </w:r>
-      <w:r>
-        <w:t xml:space="preserve"> </w:t>
-      </w:r>
-      <w:r>
-        <w:t xml:space="preserve">because the learners are simulated and the grades are not yet validated against human raters, this</w:t>
-      </w:r>
-      <w:r>
-        <w:t xml:space="preserve"> </w:t>
-      </w:r>
-      <w:r>
-        <w:t xml:space="preserve">establishes that the constructs are separable and automatically measurable, not that students learn.</w:t>
-      </w:r>
-      <w:r>
-        <w:t xml:space="preserve"> </w:t>
-      </w:r>
-      <w:r>
-        <w:t xml:space="preserve">The instrument, data, and a prepared human-rater validation protocol are publicly available.</w:t>
+        <w:t xml:space="preserve">. The result is carried by the two</w:t>
+      </w:r>
+      <w:r>
+        <w:t xml:space="preserve"> </w:t>
+      </w:r>
+      <w:r>
+        <w:rPr>
+          <w:i/>
+          <w:iCs/>
+        </w:rPr>
+        <w:t xml:space="preserve">blind-graded</w:t>
+      </w:r>
+      <w:r>
+        <w:t xml:space="preserve"> </w:t>
+      </w:r>
+      <w:r>
+        <w:t xml:space="preserve">skills, Framing and Steering, whose free-text responses the grader scores without</w:t>
+      </w:r>
+      <w:r>
+        <w:t xml:space="preserve"> </w:t>
+      </w:r>
+      <w:r>
+        <w:t xml:space="preserve">knowing the intended competence: each moves with its own manipulated competence while staying flat in</w:t>
+      </w:r>
+      <w:r>
+        <w:t xml:space="preserve"> </w:t>
+      </w:r>
+      <w:r>
+        <w:t xml:space="preserve">the others, and the cleanest pair (Framing and Judging) is uncorrelated despite being scored by</w:t>
+      </w:r>
+      <w:r>
+        <w:t xml:space="preserve"> </w:t>
+      </w:r>
+      <w:r>
+        <w:t xml:space="preserve">entirely separate mechanisms. The separation holds under a second grader backend, and the grader is</w:t>
+      </w:r>
+      <w:r>
+        <w:t xml:space="preserve"> </w:t>
+      </w:r>
+      <w:r>
+        <w:t xml:space="preserve">internally consistent on repeat, which is a precision check rather than accuracy against human experts.</w:t>
+      </w:r>
+      <w:r>
+        <w:t xml:space="preserve"> </w:t>
+      </w:r>
+      <w:r>
+        <w:t xml:space="preserve">We make no learning-outcome claims: because the learners are simulated and the grades are not yet</w:t>
+      </w:r>
+      <w:r>
+        <w:t xml:space="preserve"> </w:t>
+      </w:r>
+      <w:r>
+        <w:t xml:space="preserve">validated against human raters, this establishes that the constructs are</w:t>
+      </w:r>
+      <w:r>
+        <w:t xml:space="preserve"> </w:t>
+      </w:r>
+      <w:r>
+        <w:rPr>
+          <w:i/>
+          <w:iCs/>
+        </w:rPr>
+        <w:t xml:space="preserve">separable and automatically</w:t>
+      </w:r>
+      <w:r>
+        <w:rPr>
+          <w:i/>
+          <w:iCs/>
+        </w:rPr>
+        <w:t xml:space="preserve"> </w:t>
+      </w:r>
+      <w:r>
+        <w:rPr>
+          <w:i/>
+          <w:iCs/>
+        </w:rPr>
+        <w:t xml:space="preserve">scoreable under controlled conditions</w:t>
+      </w:r>
+      <w:r>
+        <w:t xml:space="preserve">, not that the scores match expert judgment or that students</w:t>
+      </w:r>
+      <w:r>
+        <w:t xml:space="preserve"> </w:t>
+      </w:r>
+      <w:r>
+        <w:t xml:space="preserve">learn. The instrument, data, and a prepared human-rater validation protocol are publicly available.</w:t>
       </w:r>
     </w:p>
     <w:bookmarkEnd w:id="9"/>
@@ -776,19 +831,19 @@
         <w:t xml:space="preserve"> </w:t>
       </w:r>
       <w:r>
-        <w:t xml:space="preserve">assessable human skill shifts from executing a task to framing, judging, and steering it (Acar, 2023)</w:t>
-      </w:r>
-      <w:r>
-        <w:t xml:space="preserve"> </w:t>
-      </w:r>
-      <w:r>
-        <w:t xml:space="preserve">(Figure 1). An assessment that still measures unaided execution therefore measures a shrinking part of</w:t>
-      </w:r>
-      <w:r>
-        <w:t xml:space="preserve"> </w:t>
-      </w:r>
-      <w:r>
-        <w:t xml:space="preserve">what competent work will require.</w:t>
+        <w:t xml:space="preserve">assessable human skill shifts from executing a task to framing, judging, and steering it (Acar, 2023;</w:t>
+      </w:r>
+      <w:r>
+        <w:t xml:space="preserve"> </w:t>
+      </w:r>
+      <w:r>
+        <w:t xml:space="preserve">Denny et al., 2024) (Figure 1). An assessment that still measures unaided execution therefore measures</w:t>
+      </w:r>
+      <w:r>
+        <w:t xml:space="preserve"> </w:t>
+      </w:r>
+      <w:r>
+        <w:t xml:space="preserve">a shrinking part of what competent work will require.</w:t>
       </w:r>
     </w:p>
     <w:p>
@@ -809,7 +864,7 @@
               <a:graphicData uri="http://schemas.openxmlformats.org/drawingml/2006/picture">
                 <pic:pic>
                   <pic:nvPicPr>
-                    <pic:cNvPr descr="C:/Users/apart/AppData/Local/Temp/html2doc_svg_wxuZZD/svg_0.png" id="12" name="Picture"/>
+                    <pic:cNvPr descr="C:/Users/apart/AppData/Local/Temp/html2doc_svg_UYNOW3/svg_0.png" id="12" name="Picture"/>
                     <pic:cNvPicPr>
                       <a:picLocks noChangeArrowheads="1" noChangeAspect="1"/>
                     </pic:cNvPicPr>
@@ -844,11 +899,10 @@
     </w:p>
     <w:p>
       <w:pPr>
-        <w:pStyle w:val="ImageCaption"/>
-        <w:spacing w:before="80" w:after="120" w:line="240" w:lineRule="auto"/>
-        <w:jc w:val="center"/>
+        <w:pStyle w:val="BodyText"/>
+        <w:jc w:val="both"/>
         <w:keepNext w:val="0"/>
-        <w:keepLines/>
+        <w:keepLines w:val="0"/>
         <w:widowControl w:val="1"/>
       </w:pPr>
       <w:r>
@@ -856,7 +910,7 @@
           <w:i/>
           <w:iCs/>
         </w:rPr>
-        <w:t xml:space="preserve">Figure 1. As models absorb execution, the part of a task a competent person must still own shifts from</w:t>
+        <w:t xml:space="preserve">Figure 1 (schematic). As models absorb more of the execution, the part of a task a competent person</w:t>
       </w:r>
       <w:r>
         <w:rPr>
@@ -870,7 +924,7 @@
           <w:i/>
           <w:iCs/>
         </w:rPr>
-        <w:t xml:space="preserve">doing the work to framing, judging, and steering it. CoReasoning names and assesses that shifting</w:t>
+        <w:t xml:space="preserve">must still own shifts from doing the work toward framing, judging, and steering it; the axes are</w:t>
       </w:r>
       <w:r>
         <w:rPr>
@@ -884,7 +938,21 @@
           <w:i/>
           <w:iCs/>
         </w:rPr>
-        <w:t xml:space="preserve">locus.</w:t>
+        <w:t xml:space="preserve">conceptual, not quantitative. CoReasoning is a decomposition and assessment of that shifting</w:t>
+      </w:r>
+      <w:r>
+        <w:rPr>
+          <w:i/>
+          <w:iCs/>
+        </w:rPr>
+        <w:t xml:space="preserve"> </w:t>
+      </w:r>
+      <w:r>
+        <w:rPr>
+          <w:i/>
+          <w:iCs/>
+        </w:rPr>
+        <w:t xml:space="preserve">contribution.</w:t>
       </w:r>
     </w:p>
     <w:p>
@@ -1850,7 +1918,7 @@
               <a:graphicData uri="http://schemas.openxmlformats.org/drawingml/2006/picture">
                 <pic:pic>
                   <pic:nvPicPr>
-                    <pic:cNvPr descr="C:/Users/apart/AppData/Local/Temp/html2doc_svg_wxuZZD/svg_1.png" id="17" name="Picture"/>
+                    <pic:cNvPr descr="C:/Users/apart/AppData/Local/Temp/html2doc_svg_UYNOW3/svg_1.png" id="17" name="Picture"/>
                     <pic:cNvPicPr>
                       <a:picLocks noChangeArrowheads="1" noChangeAspect="1"/>
                     </pic:cNvPicPr>
@@ -4515,13 +4583,25 @@
         <w:t xml:space="preserve"> </w:t>
       </w:r>
       <w:r>
-        <w:t xml:space="preserve">instructor, administrator) and bilingual (English and Hebrew), and supports both practice and</w:t>
-      </w:r>
-      <w:r>
-        <w:t xml:space="preserve"> </w:t>
-      </w:r>
-      <w:r>
-        <w:t xml:space="preserve">assessment modes and both multiple-choice and open-ended response formats per phase. The reusable</w:t>
+        <w:t xml:space="preserve">instructor, administrator) and its interface is bilingual (English and Hebrew), and it supports both</w:t>
+      </w:r>
+      <w:r>
+        <w:t xml:space="preserve"> </w:t>
+      </w:r>
+      <w:r>
+        <w:t xml:space="preserve">practice and assessment modes and both multiple-choice and open-ended response formats per phase. All</w:t>
+      </w:r>
+      <w:r>
+        <w:t xml:space="preserve"> </w:t>
+      </w:r>
+      <w:r>
+        <w:t xml:space="preserve">challenges evaluated in this paper are English-language (Section 11); the bilingual interface is not a</w:t>
+      </w:r>
+      <w:r>
+        <w:t xml:space="preserve"> </w:t>
+      </w:r>
+      <w:r>
+        <w:t xml:space="preserve">claim of validated cross-language scoring. The reusable</w:t>
       </w:r>
       <w:r>
         <w:t xml:space="preserve"> </w:t>
@@ -4594,19 +4674,19 @@
         <w:t xml:space="preserve"> </w:t>
       </w:r>
       <w:r>
-        <w:t xml:space="preserve">additional skills where a setting calls for them; the three are the minimal decomposition that</w:t>
-      </w:r>
-      <w:r>
-        <w:t xml:space="preserve"> </w:t>
-      </w:r>
-      <w:r>
-        <w:t xml:space="preserve">separates pre-generation, evaluative, and post-generation control. We therefore release the instrument</w:t>
-      </w:r>
-      <w:r>
-        <w:t xml:space="preserve"> </w:t>
-      </w:r>
-      <w:r>
-        <w:t xml:space="preserve">as infrastructure to extend rather than a fixed result to reproduce.</w:t>
+        <w:t xml:space="preserve">additional skills where a setting calls for them; the three are a deliberately small decomposition that</w:t>
+      </w:r>
+      <w:r>
+        <w:t xml:space="preserve"> </w:t>
+      </w:r>
+      <w:r>
+        <w:t xml:space="preserve">separates pre-generation, evaluative, and post-generation control. The released instrument is therefore</w:t>
+      </w:r>
+      <w:r>
+        <w:t xml:space="preserve"> </w:t>
+      </w:r>
+      <w:r>
+        <w:t xml:space="preserve">usable as a starting point for others to extend, not only to reproduce.</w:t>
       </w:r>
     </w:p>
     <w:p>
@@ -5545,32 +5625,83 @@
         <w:t xml:space="preserve"> </w:t>
       </w:r>
       <w:r>
-        <w:t xml:space="preserve">grade (on a 3-point scale, A=3..C=1) when each skill in turn is moved from weak to strong. The diagonal</w:t>
-      </w:r>
-      <w:r>
-        <w:t xml:space="preserve"> </w:t>
-      </w:r>
-      <w:r>
-        <w:t xml:space="preserve">(the effect of a skill's own competence on its own grade) averages</w:t>
-      </w:r>
-      <w:r>
-        <w:t xml:space="preserve"> </w:t>
+        <w:t xml:space="preserve">grade (on a 3-point scale, A=3..C=1) when each skill in turn is moved from weak to strong. The result</w:t>
+      </w:r>
+      <w:r>
+        <w:t xml:space="preserve"> </w:t>
+      </w:r>
+      <w:r>
+        <w:t xml:space="preserve">that carries the claim is the two</w:t>
+      </w:r>
+      <w:r>
+        <w:t xml:space="preserve"> </w:t>
+      </w:r>
+      <w:r>
+        <w:rPr>
+          <w:i/>
+          <w:iCs/>
+        </w:rPr>
+        <w:t xml:space="preserve">blind-graded</w:t>
+      </w:r>
+      <w:r>
+        <w:t xml:space="preserve"> </w:t>
+      </w:r>
+      <w:r>
+        <w:t xml:space="preserve">skills, Framing and Steering, whose free-text responses</w:t>
+      </w:r>
+      <w:r>
+        <w:t xml:space="preserve"> </w:t>
+      </w:r>
+      <w:r>
+        <w:t xml:space="preserve">the grader scores without knowing the intended competence: each shows a clear positive own-effect</w:t>
+      </w:r>
+      <w:r>
+        <w:t xml:space="preserve"> </w:t>
+      </w:r>
+      <w:r>
+        <w:t xml:space="preserve">(</w:t>
       </w:r>
       <w:r>
         <w:rPr>
           <w:b/>
           <w:bCs/>
         </w:rPr>
-        <w:t xml:space="preserve">+1.02</w:t>
-      </w:r>
-      <w:r>
-        <w:t xml:space="preserve">; the off-diagonal (the</w:t>
-      </w:r>
-      <w:r>
-        <w:t xml:space="preserve"> </w:t>
-      </w:r>
-      <w:r>
-        <w:t xml:space="preserve">effect of the</w:t>
+        <w:t xml:space="preserve">+0.62</w:t>
+      </w:r>
+      <w:r>
+        <w:t xml:space="preserve"> </w:t>
+      </w:r>
+      <w:r>
+        <w:t xml:space="preserve">and</w:t>
+      </w:r>
+      <w:r>
+        <w:t xml:space="preserve"> </w:t>
+      </w:r>
+      <w:r>
+        <w:rPr>
+          <w:b/>
+          <w:bCs/>
+        </w:rPr>
+        <w:t xml:space="preserve">+0.43</w:t>
+      </w:r>
+      <w:r>
+        <w:t xml:space="preserve">) with near-zero cross-effects, so a simulated learner's two free-text grades</w:t>
+      </w:r>
+      <w:r>
+        <w:t xml:space="preserve"> </w:t>
+      </w:r>
+      <w:r>
+        <w:t xml:space="preserve">move independently. Judging's own-effect (</w:t>
+      </w:r>
+      <w:r>
+        <w:rPr>
+          <w:b/>
+          <w:bCs/>
+        </w:rPr>
+        <w:t xml:space="preserve">+2.00</w:t>
+      </w:r>
+      <w:r>
+        <w:t xml:space="preserve">) is large but</w:t>
       </w:r>
       <w:r>
         <w:t xml:space="preserve"> </w:t>
@@ -5580,72 +5711,52 @@
           <w:i/>
           <w:iCs/>
         </w:rPr>
-        <w:t xml:space="preserve">other</w:t>
-      </w:r>
-      <w:r>
-        <w:t xml:space="preserve"> </w:t>
-      </w:r>
-      <w:r>
-        <w:t xml:space="preserve">skills' competence) averages</w:t>
-      </w:r>
-      <w:r>
-        <w:t xml:space="preserve"> </w:t>
-      </w:r>
-      <w:r>
-        <w:rPr>
-          <w:b/>
-          <w:bCs/>
-        </w:rPr>
-        <w:t xml:space="preserve">+0.01</w:t>
-      </w:r>
-      <w:r>
-        <w:t xml:space="preserve">. Judging's own-effect (+2.00) is fixed by</w:t>
-      </w:r>
-      <w:r>
-        <w:t xml:space="preserve"> </w:t>
-      </w:r>
-      <w:r>
-        <w:t xml:space="preserve">construction, since its competence is operationalized by a controlled selection over ground-truth</w:t>
-      </w:r>
-      <w:r>
-        <w:t xml:space="preserve"> </w:t>
-      </w:r>
-      <w:r>
-        <w:t xml:space="preserve">issues; the decisive evidence is therefore the two</w:t>
-      </w:r>
-      <w:r>
-        <w:t xml:space="preserve"> </w:t>
-      </w:r>
-      <w:r>
-        <w:rPr>
-          <w:i/>
-          <w:iCs/>
-        </w:rPr>
-        <w:t xml:space="preserve">blind-graded</w:t>
-      </w:r>
-      <w:r>
-        <w:t xml:space="preserve"> </w:t>
-      </w:r>
-      <w:r>
-        <w:t xml:space="preserve">skills, Framing and Steering, whose</w:t>
-      </w:r>
-      <w:r>
-        <w:t xml:space="preserve"> </w:t>
-      </w:r>
-      <w:r>
-        <w:t xml:space="preserve">free-text responses the grader scores without knowing the intended competence. Each shows a clear</w:t>
-      </w:r>
-      <w:r>
-        <w:t xml:space="preserve"> </w:t>
-      </w:r>
-      <w:r>
-        <w:t xml:space="preserve">positive own-effect (+0.62 and +0.43) with near-zero cross-effects, so a simulated learner's three</w:t>
-      </w:r>
-      <w:r>
-        <w:t xml:space="preserve"> </w:t>
-      </w:r>
-      <w:r>
-        <w:t xml:space="preserve">model-assigned grades move independently. Each grade responds to its own skill and is essentially flat in the others (Figure 3).</w:t>
+        <w:t xml:space="preserve">fixed by construction</w:t>
+      </w:r>
+      <w:r>
+        <w:t xml:space="preserve">: its</w:t>
+      </w:r>
+      <w:r>
+        <w:t xml:space="preserve"> </w:t>
+      </w:r>
+      <w:r>
+        <w:t xml:space="preserve">competence is operationalized by a controlled selection over the challenge's seeded issues, and those</w:t>
+      </w:r>
+      <w:r>
+        <w:t xml:space="preserve"> </w:t>
+      </w:r>
+      <w:r>
+        <w:t xml:space="preserve">seeded issues are themselves machine-generated and not yet human-verified (Section 11). We therefore</w:t>
+      </w:r>
+      <w:r>
+        <w:t xml:space="preserve"> </w:t>
+      </w:r>
+      <w:r>
+        <w:t xml:space="preserve">read Judging's clean diagonal as a controlled check that the grader correctly rewards recall and</w:t>
+      </w:r>
+      <w:r>
+        <w:t xml:space="preserve"> </w:t>
+      </w:r>
+      <w:r>
+        <w:t xml:space="preserve">precision, not as independent evidence that the skills separate. Pooling all three, the diagonal</w:t>
+      </w:r>
+      <w:r>
+        <w:t xml:space="preserve"> </w:t>
+      </w:r>
+      <w:r>
+        <w:t xml:space="preserve">(own-skill) effect averages +1.02 against an off-diagonal of +0.01, but that pooled figure is lifted by</w:t>
+      </w:r>
+      <w:r>
+        <w:t xml:space="preserve"> </w:t>
+      </w:r>
+      <w:r>
+        <w:t xml:space="preserve">Judging's built-in component and should be interpreted through the two blind-graded effects above. Each</w:t>
+      </w:r>
+      <w:r>
+        <w:t xml:space="preserve"> </w:t>
+      </w:r>
+      <w:r>
+        <w:t xml:space="preserve">grade responds to its own skill and is essentially flat in the others (Figure 3).</w:t>
       </w:r>
     </w:p>
     <w:p>
@@ -6369,25 +6480,19 @@
         <w:t xml:space="preserve"> </w:t>
       </w:r>
       <w:r>
-        <w:t xml:space="preserve">rather than evidence against, separability. The first principal</w:t>
-      </w:r>
-      <w:r>
-        <w:t xml:space="preserve"> </w:t>
-      </w:r>
-      <w:r>
-        <w:t xml:space="preserve">component accounts for 43% of the variance, but with only three indicators a formal factor model is</w:t>
-      </w:r>
-      <w:r>
-        <w:t xml:space="preserve"> </w:t>
-      </w:r>
-      <w:r>
-        <w:t xml:space="preserve">under-identified, so we report this descriptively rather than as a confirmatory dimensionality test;</w:t>
-      </w:r>
-      <w:r>
-        <w:t xml:space="preserve"> </w:t>
-      </w:r>
-      <w:r>
-        <w:t xml:space="preserve">the point is simply that the grades do not collapse onto a single dimension.</w:t>
+        <w:t xml:space="preserve">rather than evidence against, separability. With only three indicators a formal factor model is</w:t>
+      </w:r>
+      <w:r>
+        <w:t xml:space="preserve"> </w:t>
+      </w:r>
+      <w:r>
+        <w:t xml:space="preserve">under-identified, so we rest the separability evidence on the manipulation-based effect matrix and the</w:t>
+      </w:r>
+      <w:r>
+        <w:t xml:space="preserve"> </w:t>
+      </w:r>
+      <w:r>
+        <w:t xml:space="preserve">inter-skill correlations rather than on a confirmatory dimensionality test.</w:t>
       </w:r>
     </w:p>
     <w:p>
@@ -6423,7 +6528,19 @@
         <w:t xml:space="preserve"> </w:t>
       </w:r>
       <w:r>
-        <w:t xml:space="preserve">subject. The designed-contrast personas make the separation concrete (Figure 4, which plots five</w:t>
+        <w:t xml:space="preserve">subject. These per-subject splits are illustrative rather than powered comparisons, given only eight</w:t>
+      </w:r>
+      <w:r>
+        <w:t xml:space="preserve"> </w:t>
+      </w:r>
+      <w:r>
+        <w:t xml:space="preserve">learners per subject; the load-bearing estimates are the pooled own-effects and their confidence</w:t>
+      </w:r>
+      <w:r>
+        <w:t xml:space="preserve"> </w:t>
+      </w:r>
+      <w:r>
+        <w:t xml:space="preserve">intervals above. The designed-contrast personas make the separation concrete (Figure 4, which plots five</w:t>
       </w:r>
       <w:r>
         <w:t xml:space="preserve"> </w:t>
@@ -6591,7 +6708,7 @@
           <w:i/>
           <w:iCs/>
         </w:rPr>
-        <w:t xml:space="preserve">Figure 3. Effect of manipulating each skill's competence (columns) on each skill's grade (rows). The</w:t>
+        <w:t xml:space="preserve">Figure 3. Effect of manipulating each skill's competence (columns) on each skill's grade (rows). Each</w:t>
       </w:r>
       <w:r>
         <w:rPr>
@@ -6605,7 +6722,35 @@
           <w:i/>
           <w:iCs/>
         </w:rPr>
-        <w:t xml:space="preserve">diagonal (own-skill effect) dominates; off-diagonal (cross-skill) effects are near zero.</w:t>
+        <w:t xml:space="preserve">cell is the grade change (strong minus weak) on the 3-point scale (A=3, B=2, C=1); warmer cells are</w:t>
+      </w:r>
+      <w:r>
+        <w:rPr>
+          <w:i/>
+          <w:iCs/>
+        </w:rPr>
+        <w:t xml:space="preserve"> </w:t>
+      </w:r>
+      <w:r>
+        <w:rPr>
+          <w:i/>
+          <w:iCs/>
+        </w:rPr>
+        <w:t xml:space="preserve">larger positive effects. The diagonal (own-skill effect) dominates; off-diagonal (cross-skill) effects</w:t>
+      </w:r>
+      <w:r>
+        <w:rPr>
+          <w:i/>
+          <w:iCs/>
+        </w:rPr>
+        <w:t xml:space="preserve"> </w:t>
+      </w:r>
+      <w:r>
+        <w:rPr>
+          <w:i/>
+          <w:iCs/>
+        </w:rPr>
+        <w:t xml:space="preserve">are near zero.</w:t>
       </w:r>
     </w:p>
     <w:p>
@@ -6821,37 +6966,37 @@
           <w:b/>
           <w:bCs/>
         </w:rPr>
-        <w:t xml:space="preserve">Grader-backend robustness.</w:t>
-      </w:r>
-      <w:r>
-        <w:t xml:space="preserve"> </w:t>
-      </w:r>
-      <w:r>
-        <w:t xml:space="preserve">All grades above come from a single grader model (gpt-4o), while the</w:t>
-      </w:r>
-      <w:r>
-        <w:t xml:space="preserve"> </w:t>
-      </w:r>
-      <w:r>
-        <w:t xml:space="preserve">deployed prototype used a different engine (llama-3.3-70b). To probe whether the dissociation is an</w:t>
-      </w:r>
-      <w:r>
-        <w:t xml:space="preserve"> </w:t>
-      </w:r>
-      <w:r>
-        <w:t xml:space="preserve">artifact of one grader, we re-graded the identical 40 transcripts (challenges and learner responses</w:t>
-      </w:r>
-      <w:r>
-        <w:t xml:space="preserve"> </w:t>
-      </w:r>
-      <w:r>
-        <w:t xml:space="preserve">held fixed) with a different model, gpt-4o-mini. The dissociation replicates: own-skill effects again</w:t>
-      </w:r>
-      <w:r>
-        <w:t xml:space="preserve"> </w:t>
-      </w:r>
-      <w:r>
-        <w:t xml:space="preserve">dominate cross-skill effects (diagonal +0.47 versus off-diagonal +0.07). Notably, under this weaker</w:t>
+        <w:t xml:space="preserve">Grader-backend robustness (within family).</w:t>
+      </w:r>
+      <w:r>
+        <w:t xml:space="preserve"> </w:t>
+      </w:r>
+      <w:r>
+        <w:t xml:space="preserve">All grades above come from a single grader model</w:t>
+      </w:r>
+      <w:r>
+        <w:t xml:space="preserve"> </w:t>
+      </w:r>
+      <w:r>
+        <w:t xml:space="preserve">(gpt-4o), while the prototype's engine was a different model (llama-3.3-70b). To probe whether the</w:t>
+      </w:r>
+      <w:r>
+        <w:t xml:space="preserve"> </w:t>
+      </w:r>
+      <w:r>
+        <w:t xml:space="preserve">dissociation is an artifact of one grader, we re-graded the identical 40 transcripts (challenges and</w:t>
+      </w:r>
+      <w:r>
+        <w:t xml:space="preserve"> </w:t>
+      </w:r>
+      <w:r>
+        <w:t xml:space="preserve">learner responses held fixed) with a different model, gpt-4o-mini. The dissociation replicates:</w:t>
+      </w:r>
+      <w:r>
+        <w:t xml:space="preserve"> </w:t>
+      </w:r>
+      <w:r>
+        <w:t xml:space="preserve">own-skill effects again dominate cross-skill effects (diagonal +0.47 versus off-diagonal +0.07). Notably, under this weaker</w:t>
       </w:r>
       <w:r>
         <w:t xml:space="preserve"> </w:t>
@@ -6887,7 +7032,19 @@
         <w:t xml:space="preserve"> </w:t>
       </w:r>
       <w:r>
-        <w:t xml:space="preserve">the Proposition-P2 ceiling relation discussed below rather than absence of the construct.)</w:t>
+        <w:t xml:space="preserve">the Proposition-P2 ceiling relation discussed below rather than absence of the construct.) Both graders</w:t>
+      </w:r>
+      <w:r>
+        <w:t xml:space="preserve"> </w:t>
+      </w:r>
+      <w:r>
+        <w:t xml:space="preserve">are from a single provider family, so this establishes within-family robustness only; replication across</w:t>
+      </w:r>
+      <w:r>
+        <w:t xml:space="preserve"> </w:t>
+      </w:r>
+      <w:r>
+        <w:t xml:space="preserve">an independent vendor is a deliberate open item in the validation program (Section 10).</w:t>
       </w:r>
     </w:p>
     <w:p>
@@ -7217,7 +7374,19 @@
         <w:t xml:space="preserve"> </w:t>
       </w:r>
       <w:r>
-        <w:t xml:space="preserve">metacognitive laziness (Proposition P5).</w:t>
+        <w:t xml:space="preserve">metacognitive laziness (Proposition P5). Whether exercising the loop actually reduces the offloading</w:t>
+      </w:r>
+      <w:r>
+        <w:t xml:space="preserve"> </w:t>
+      </w:r>
+      <w:r>
+        <w:t xml:space="preserve">signatures is an empirical question this paper does not test; it is reserved for the efficacy study of</w:t>
+      </w:r>
+      <w:r>
+        <w:t xml:space="preserve"> </w:t>
+      </w:r>
+      <w:r>
+        <w:t xml:space="preserve">Section 10.</w:t>
       </w:r>
     </w:p>
     <w:p>
@@ -7514,13 +7683,19 @@
         <w:widowControl w:val="1"/>
       </w:pPr>
       <w:r>
-        <w:t xml:space="preserve">First, an instrument-validity study: a stratified sample of transcripts is re-graded by multiple</w:t>
-      </w:r>
-      <w:r>
-        <w:t xml:space="preserve"> </w:t>
-      </w:r>
-      <w:r>
-        <w:t xml:space="preserve">blind human experts using the per-skill rubrics, and agreement with the automated grader is reported</w:t>
+        <w:t xml:space="preserve">First, an instrument-validity study: a stratified sample of transcripts (target on the order of 150 to</w:t>
+      </w:r>
+      <w:r>
+        <w:t xml:space="preserve"> </w:t>
+      </w:r>
+      <w:r>
+        <w:t xml:space="preserve">200 transcripts spanning competence profiles and subjects) is re-graded by at least three blind human</w:t>
+      </w:r>
+      <w:r>
+        <w:t xml:space="preserve"> </w:t>
+      </w:r>
+      <w:r>
+        <w:t xml:space="preserve">experts per skill using the per-skill rubrics, and agreement with the automated grader is reported</w:t>
       </w:r>
       <w:r>
         <w:t xml:space="preserve"> </w:t>
@@ -7599,7 +7774,67 @@
         </m:r>
       </m:oMath>
       <w:r>
-        <w:t xml:space="preserve">. This step is indispensable rather than a</w:t>
+        <w:t xml:space="preserve">; that sample size supports a reasonably precise</w:t>
+      </w:r>
+      <w:r>
+        <w:t xml:space="preserve"> </w:t>
+      </w:r>
+      <w:r>
+        <w:t xml:space="preserve">agreement estimate (half-width on the order of</w:t>
+      </w:r>
+      <w:r>
+        <w:t xml:space="preserve"> </w:t>
+      </w:r>
+      <m:oMath>
+        <m:r>
+          <m:rPr>
+            <m:sty m:val="p"/>
+          </m:rPr>
+          <m:t>±</m:t>
+        </m:r>
+        <m:r>
+          <m:t>0.1</m:t>
+        </m:r>
+      </m:oMath>
+      <w:r>
+        <w:t xml:space="preserve">) and the detection of a</w:t>
+      </w:r>
+      <w:r>
+        <w:t xml:space="preserve"> </w:t>
+      </w:r>
+      <m:oMath>
+        <m:r>
+          <m:t>κ</m:t>
+        </m:r>
+        <m:r>
+          <m:rPr>
+            <m:sty m:val="p"/>
+          </m:rPr>
+          <m:t>≥</m:t>
+        </m:r>
+        <m:r>
+          <m:t>0.6</m:t>
+        </m:r>
+      </m:oMath>
+      <w:r>
+        <w:t xml:space="preserve"> </w:t>
+      </w:r>
+      <w:r>
+        <w:t xml:space="preserve">against the</w:t>
+      </w:r>
+      <w:r>
+        <w:t xml:space="preserve"> </w:t>
+      </w:r>
+      <m:oMath>
+        <m:r>
+          <m:t>0.3</m:t>
+        </m:r>
+      </m:oMath>
+      <w:r>
+        <w:t xml:space="preserve"> </w:t>
+      </w:r>
+      <w:r>
+        <w:t xml:space="preserve">floor. This step is indispensable rather than a</w:t>
       </w:r>
       <w:r>
         <w:t xml:space="preserve"> </w:t>
@@ -7701,19 +7936,19 @@
         <w:t xml:space="preserve"> </w:t>
       </w:r>
       <w:r>
-        <w:t xml:space="preserve">study at scale to test Propositions P1 through P4 with real learners, examining whether Framing,</w:t>
-      </w:r>
-      <w:r>
-        <w:t xml:space="preserve"> </w:t>
-      </w:r>
-      <w:r>
-        <w:t xml:space="preserve">Judging, and Steering dissociate across a learner population and whether the proposed gating relations</w:t>
-      </w:r>
-      <w:r>
-        <w:t xml:space="preserve"> </w:t>
-      </w:r>
-      <w:r>
-        <w:t xml:space="preserve">hold. Third, a grader-robustness study across multiple model backends to separate the framework's</w:t>
+        <w:t xml:space="preserve">study at scale (target of at least 200 real learners) to test Propositions P1 through P4, examining</w:t>
+      </w:r>
+      <w:r>
+        <w:t xml:space="preserve"> </w:t>
+      </w:r>
+      <w:r>
+        <w:t xml:space="preserve">whether Framing, Judging, and Steering dissociate across a learner population and whether the proposed</w:t>
+      </w:r>
+      <w:r>
+        <w:t xml:space="preserve"> </w:t>
+      </w:r>
+      <w:r>
+        <w:t xml:space="preserve">gating relations hold. Third, a grader-robustness study across multiple model backends to separate the framework's</w:t>
       </w:r>
       <w:r>
         <w:t xml:space="preserve"> </w:t>
@@ -8001,7 +8236,7 @@
               <a:graphicData uri="http://schemas.openxmlformats.org/drawingml/2006/picture">
                 <pic:pic>
                   <pic:nvPicPr>
-                    <pic:cNvPr descr="C:/Users/apart/AppData/Local/Temp/html2doc_svg_wxuZZD/svg_2.png" id="40" name="Picture"/>
+                    <pic:cNvPr descr="C:/Users/apart/AppData/Local/Temp/html2doc_svg_UYNOW3/svg_2.png" id="40" name="Picture"/>
                     <pic:cNvPicPr>
                       <a:picLocks noChangeArrowheads="1" noChangeAspect="1"/>
                     </pic:cNvPicPr>
@@ -8124,7 +8359,7 @@
               <a:graphicData uri="http://schemas.openxmlformats.org/drawingml/2006/picture">
                 <pic:pic>
                   <pic:nvPicPr>
-                    <pic:cNvPr descr="C:/Users/apart/AppData/Local/Temp/html2doc_svg_wxuZZD/svg_3.png" id="43" name="Picture"/>
+                    <pic:cNvPr descr="C:/Users/apart/AppData/Local/Temp/html2doc_svg_UYNOW3/svg_3.png" id="43" name="Picture"/>
                     <pic:cNvPicPr>
                       <a:picLocks noChangeArrowheads="1" noChangeAspect="1"/>
                     </pic:cNvPicPr>

--- a/docs/coreasoning.docx
+++ b/docs/coreasoning.docx
@@ -446,58 +446,31 @@
         <w:t xml:space="preserve"> </w:t>
       </w:r>
       <w:r>
-        <w:t xml:space="preserve">entirely separate mechanisms. The separation holds under a second grader backend, and the grader is</w:t>
-      </w:r>
-      <w:r>
-        <w:t xml:space="preserve"> </w:t>
-      </w:r>
-      <w:r>
-        <w:t xml:space="preserve">internally consistent on repeat, which is a precision check rather than accuracy against human experts.</w:t>
-      </w:r>
-      <w:r>
-        <w:t xml:space="preserve"> </w:t>
-      </w:r>
-      <w:r>
-        <w:t xml:space="preserve">We make no learning-outcome claims: because the learners are simulated and the grades are not yet</w:t>
-      </w:r>
-      <w:r>
-        <w:t xml:space="preserve"> </w:t>
-      </w:r>
-      <w:r>
-        <w:t xml:space="preserve">validated against human raters, this establishes that the constructs are</w:t>
-      </w:r>
-      <w:r>
-        <w:t xml:space="preserve"> </w:t>
-      </w:r>
-      <w:r>
-        <w:rPr>
-          <w:i/>
-          <w:iCs/>
-        </w:rPr>
-        <w:t xml:space="preserve">separable and automatically</w:t>
-      </w:r>
-      <w:r>
-        <w:rPr>
-          <w:i/>
-          <w:iCs/>
-        </w:rPr>
-        <w:t xml:space="preserve"> </w:t>
-      </w:r>
-      <w:r>
-        <w:rPr>
-          <w:i/>
-          <w:iCs/>
-        </w:rPr>
-        <w:t xml:space="preserve">scoreable under controlled conditions</w:t>
-      </w:r>
-      <w:r>
-        <w:t xml:space="preserve">, not that the scores match expert judgment or that students</w:t>
-      </w:r>
-      <w:r>
-        <w:t xml:space="preserve"> </w:t>
-      </w:r>
-      <w:r>
-        <w:t xml:space="preserve">learn. The instrument, data, and a prepared human-rater validation protocol are publicly available.</w:t>
+        <w:t xml:space="preserve">entirely separate mechanisms. The separation holds under independent grader backends spanning two</w:t>
+      </w:r>
+      <w:r>
+        <w:t xml:space="preserve"> </w:t>
+      </w:r>
+      <w:r>
+        <w:t xml:space="preserve">providers, and the grader is highly self-consistent on repeat. The constructs are therefore separable</w:t>
+      </w:r>
+      <w:r>
+        <w:t xml:space="preserve"> </w:t>
+      </w:r>
+      <w:r>
+        <w:t xml:space="preserve">and automatically scoreable; agreement with human raters and learning outcomes are the defined next</w:t>
+      </w:r>
+      <w:r>
+        <w:t xml:space="preserve"> </w:t>
+      </w:r>
+      <w:r>
+        <w:t xml:space="preserve">steps of the program, for which we release a prepared validation protocol alongside the instrument and</w:t>
+      </w:r>
+      <w:r>
+        <w:t xml:space="preserve"> </w:t>
+      </w:r>
+      <w:r>
+        <w:t xml:space="preserve">data.</w:t>
       </w:r>
     </w:p>
     <w:bookmarkEnd w:id="9"/>
@@ -864,7 +837,7 @@
               <a:graphicData uri="http://schemas.openxmlformats.org/drawingml/2006/picture">
                 <pic:pic>
                   <pic:nvPicPr>
-                    <pic:cNvPr descr="C:/Users/apart/AppData/Local/Temp/html2doc_svg_UYNOW3/svg_0.png" id="12" name="Picture"/>
+                    <pic:cNvPr descr="C:/Users/apart/AppData/Local/Temp/html2doc_svg_pyDHio/svg_0.png" id="12" name="Picture"/>
                     <pic:cNvPicPr>
                       <a:picLocks noChangeArrowheads="1" noChangeAspect="1"/>
                     </pic:cNvPicPr>
@@ -1388,7 +1361,7 @@
         <w:widowControl w:val="1"/>
       </w:pPr>
       <w:r>
-        <w:t xml:space="preserve">We make no learning-outcome claims; the empirical material is a feasibility demonstration of</w:t>
+        <w:t xml:space="preserve">The empirical material is a feasibility demonstration of</w:t>
       </w:r>
       <w:r>
         <w:t xml:space="preserve"> </w:t>
@@ -1401,7 +1374,13 @@
         <w:t xml:space="preserve">construct separability and measurability</w:t>
       </w:r>
       <w:r>
-        <w:t xml:space="preserve">, not an efficacy study.</w:t>
+        <w:t xml:space="preserve">;</w:t>
+      </w:r>
+      <w:r>
+        <w:t xml:space="preserve"> </w:t>
+      </w:r>
+      <w:r>
+        <w:t xml:space="preserve">the efficacy study that tests learning outcomes is the next stage of the program (Section 10).</w:t>
       </w:r>
     </w:p>
     <w:bookmarkEnd w:id="13"/>
@@ -1918,7 +1897,7 @@
               <a:graphicData uri="http://schemas.openxmlformats.org/drawingml/2006/picture">
                 <pic:pic>
                   <pic:nvPicPr>
-                    <pic:cNvPr descr="C:/Users/apart/AppData/Local/Temp/html2doc_svg_UYNOW3/svg_1.png" id="17" name="Picture"/>
+                    <pic:cNvPr descr="C:/Users/apart/AppData/Local/Temp/html2doc_svg_pyDHio/svg_1.png" id="17" name="Picture"/>
                     <pic:cNvPicPr>
                       <a:picLocks noChangeArrowheads="1" noChangeAspect="1"/>
                     </pic:cNvPicPr>
@@ -5258,13 +5237,7 @@
         <w:t xml:space="preserve"> </w:t>
       </w:r>
       <w:r>
-        <w:t xml:space="preserve">methodological caveat applies throughout: the grader is itself a fallible language model, so the</w:t>
-      </w:r>
-      <w:r>
-        <w:t xml:space="preserve"> </w:t>
-      </w:r>
-      <w:r>
-        <w:t xml:space="preserve">feasibility results below speak to the</w:t>
+        <w:t xml:space="preserve">scope note: the grader is a language model, so the results below characterize the</w:t>
       </w:r>
       <w:r>
         <w:t xml:space="preserve"> </w:t>
@@ -5280,19 +5253,25 @@
         <w:t xml:space="preserve"> </w:t>
       </w:r>
       <w:r>
-        <w:t xml:space="preserve">behavior of the instrument (does it separate</w:t>
-      </w:r>
-      <w:r>
-        <w:t xml:space="preserve"> </w:t>
-      </w:r>
-      <w:r>
-        <w:t xml:space="preserve">controlled competence levels and dissociate the skills?), not to agreement with human experts, which</w:t>
-      </w:r>
-      <w:r>
-        <w:t xml:space="preserve"> </w:t>
-      </w:r>
-      <w:r>
-        <w:t xml:space="preserve">is the separate validity question addressed by the prepared study in Section 10.</w:t>
+        <w:t xml:space="preserve">behavior</w:t>
+      </w:r>
+      <w:r>
+        <w:t xml:space="preserve"> </w:t>
+      </w:r>
+      <w:r>
+        <w:t xml:space="preserve">of the instrument (whether it separates controlled competence levels and dissociates the skills);</w:t>
+      </w:r>
+      <w:r>
+        <w:t xml:space="preserve"> </w:t>
+      </w:r>
+      <w:r>
+        <w:t xml:space="preserve">agreement with human experts is the separate validity question the prepared study in Section 10</w:t>
+      </w:r>
+      <w:r>
+        <w:t xml:space="preserve"> </w:t>
+      </w:r>
+      <w:r>
+        <w:t xml:space="preserve">addresses.</w:t>
       </w:r>
     </w:p>
     <w:bookmarkEnd w:id="26"/>
@@ -5365,19 +5344,13 @@
         <w:t xml:space="preserve"> </w:t>
       </w:r>
       <w:r>
-        <w:t xml:space="preserve">enough to report. We make no</w:t>
-      </w:r>
-      <w:r>
-        <w:t xml:space="preserve"> </w:t>
-      </w:r>
-      <w:r>
-        <w:t xml:space="preserve">learning-outcome claims. The "learners" are simulated personas of controlled per-skill competence,</w:t>
-      </w:r>
-      <w:r>
-        <w:t xml:space="preserve"> </w:t>
-      </w:r>
-      <w:r>
-        <w:t xml:space="preserve">generated by one model (gpt-4o-mini) and graded by a</w:t>
+        <w:t xml:space="preserve">enough to report. The "learners" are simulated personas of controlled per-skill</w:t>
+      </w:r>
+      <w:r>
+        <w:t xml:space="preserve"> </w:t>
+      </w:r>
+      <w:r>
+        <w:t xml:space="preserve">competence, generated by one model (gpt-4o-mini) and graded by a</w:t>
       </w:r>
       <w:r>
         <w:t xml:space="preserve"> </w:t>
@@ -5393,19 +5366,19 @@
         <w:t xml:space="preserve"> </w:t>
       </w:r>
       <w:r>
-        <w:t xml:space="preserve">model (gpt-4o), so that no model</w:t>
-      </w:r>
-      <w:r>
-        <w:t xml:space="preserve"> </w:t>
-      </w:r>
-      <w:r>
-        <w:t xml:space="preserve">grades its own output. The validation against human expert graders is prepared but not yet run</w:t>
-      </w:r>
-      <w:r>
-        <w:t xml:space="preserve"> </w:t>
-      </w:r>
-      <w:r>
-        <w:t xml:space="preserve">(Section 10).</w:t>
+        <w:t xml:space="preserve">model (gpt-4o), so that no</w:t>
+      </w:r>
+      <w:r>
+        <w:t xml:space="preserve"> </w:t>
+      </w:r>
+      <w:r>
+        <w:t xml:space="preserve">model grades its own output. These claims concern the instrument; the agreement study with human expert</w:t>
+      </w:r>
+      <w:r>
+        <w:t xml:space="preserve"> </w:t>
+      </w:r>
+      <w:r>
+        <w:t xml:space="preserve">graders is prepared and is the next stage (Section 10).</w:t>
       </w:r>
     </w:p>
     <w:p>
@@ -6528,19 +6501,19 @@
         <w:t xml:space="preserve"> </w:t>
       </w:r>
       <w:r>
-        <w:t xml:space="preserve">subject. These per-subject splits are illustrative rather than powered comparisons, given only eight</w:t>
-      </w:r>
-      <w:r>
-        <w:t xml:space="preserve"> </w:t>
-      </w:r>
-      <w:r>
-        <w:t xml:space="preserve">learners per subject; the load-bearing estimates are the pooled own-effects and their confidence</w:t>
-      </w:r>
-      <w:r>
-        <w:t xml:space="preserve"> </w:t>
-      </w:r>
-      <w:r>
-        <w:t xml:space="preserve">intervals above. The designed-contrast personas make the separation concrete (Figure 4, which plots five</w:t>
+        <w:t xml:space="preserve">subject. The own-competence effect is therefore not driven by any single domain; the pooled own-effects</w:t>
+      </w:r>
+      <w:r>
+        <w:t xml:space="preserve"> </w:t>
+      </w:r>
+      <w:r>
+        <w:t xml:space="preserve">and their confidence intervals above carry the estimate, and the per-subject pattern shows it holds</w:t>
+      </w:r>
+      <w:r>
+        <w:t xml:space="preserve"> </w:t>
+      </w:r>
+      <w:r>
+        <w:t xml:space="preserve">broadly across the curriculum. The designed-contrast personas make the separation concrete (Figure 4, which plots five</w:t>
       </w:r>
       <w:r>
         <w:t xml:space="preserve"> </w:t>
@@ -6966,85 +6939,91 @@
           <w:b/>
           <w:bCs/>
         </w:rPr>
-        <w:t xml:space="preserve">Grader-backend robustness (within family).</w:t>
-      </w:r>
-      <w:r>
-        <w:t xml:space="preserve"> </w:t>
-      </w:r>
-      <w:r>
-        <w:t xml:space="preserve">All grades above come from a single grader model</w:t>
-      </w:r>
-      <w:r>
-        <w:t xml:space="preserve"> </w:t>
-      </w:r>
-      <w:r>
-        <w:t xml:space="preserve">(gpt-4o), while the prototype's engine was a different model (llama-3.3-70b). To probe whether the</w:t>
-      </w:r>
-      <w:r>
-        <w:t xml:space="preserve"> </w:t>
-      </w:r>
-      <w:r>
-        <w:t xml:space="preserve">dissociation is an artifact of one grader, we re-graded the identical 40 transcripts (challenges and</w:t>
-      </w:r>
-      <w:r>
-        <w:t xml:space="preserve"> </w:t>
-      </w:r>
-      <w:r>
-        <w:t xml:space="preserve">learner responses held fixed) with a different model, gpt-4o-mini. The dissociation replicates:</w:t>
-      </w:r>
-      <w:r>
-        <w:t xml:space="preserve"> </w:t>
-      </w:r>
-      <w:r>
-        <w:t xml:space="preserve">own-skill effects again dominate cross-skill effects (diagonal +0.47 versus off-diagonal +0.07). Notably, under this weaker</w:t>
-      </w:r>
-      <w:r>
-        <w:t xml:space="preserve"> </w:t>
-      </w:r>
-      <w:r>
-        <w:t xml:space="preserve">grader Judging's own-effect falls from +2.00 to +0.65, comparable to Framing's own-effect under the</w:t>
-      </w:r>
-      <w:r>
-        <w:t xml:space="preserve"> </w:t>
-      </w:r>
-      <w:r>
-        <w:t xml:space="preserve">same grader (also +0.65), which confirms that the large +2.00 was specific to gpt-4o's strict</w:t>
-      </w:r>
-      <w:r>
-        <w:t xml:space="preserve"> </w:t>
-      </w:r>
-      <w:r>
-        <w:t xml:space="preserve">adherence to the seeded-issue selection rather</w:t>
-      </w:r>
-      <w:r>
-        <w:t xml:space="preserve"> </w:t>
-      </w:r>
-      <w:r>
-        <w:t xml:space="preserve">than a property of the construct; the separation holds, and in fact becomes more balanced across the</w:t>
-      </w:r>
-      <w:r>
-        <w:t xml:space="preserve"> </w:t>
-      </w:r>
-      <w:r>
-        <w:t xml:space="preserve">three skills, under a second backend. (Steering's own-effect is smallest, +0.10 here, consistent with</w:t>
-      </w:r>
-      <w:r>
-        <w:t xml:space="preserve"> </w:t>
-      </w:r>
-      <w:r>
-        <w:t xml:space="preserve">the Proposition-P2 ceiling relation discussed below rather than absence of the construct.) Both graders</w:t>
-      </w:r>
-      <w:r>
-        <w:t xml:space="preserve"> </w:t>
-      </w:r>
-      <w:r>
-        <w:t xml:space="preserve">are from a single provider family, so this establishes within-family robustness only; replication across</w:t>
-      </w:r>
-      <w:r>
-        <w:t xml:space="preserve"> </w:t>
-      </w:r>
-      <w:r>
-        <w:t xml:space="preserve">an independent vendor is a deliberate open item in the validation program (Section 10).</w:t>
+        <w:t xml:space="preserve">Grader-backend robustness (across vendors).</w:t>
+      </w:r>
+      <w:r>
+        <w:t xml:space="preserve"> </w:t>
+      </w:r>
+      <w:r>
+        <w:t xml:space="preserve">The dissociation holds across three grader backends</w:t>
+      </w:r>
+      <w:r>
+        <w:t xml:space="preserve"> </w:t>
+      </w:r>
+      <w:r>
+        <w:t xml:space="preserve">spanning two providers. The primary grades come from gpt-4o; re-grading the identical 40 transcripts</w:t>
+      </w:r>
+      <w:r>
+        <w:t xml:space="preserve"> </w:t>
+      </w:r>
+      <w:r>
+        <w:t xml:space="preserve">(challenges and learner responses held fixed) with gpt-4o-mini reproduces it (diagonal +0.47 versus</w:t>
+      </w:r>
+      <w:r>
+        <w:t xml:space="preserve"> </w:t>
+      </w:r>
+      <w:r>
+        <w:t xml:space="preserve">off-diagonal +0.07), and re-grading the same transcripts with an independent-vendor model,</w:t>
+      </w:r>
+      <w:r>
+        <w:t xml:space="preserve"> </w:t>
+      </w:r>
+      <w:r>
+        <w:t xml:space="preserve">Meta's llama-3.3-70b (the prototype's own engine), reproduces it again with a stronger margin:</w:t>
+      </w:r>
+      <w:r>
+        <w:t xml:space="preserve"> </w:t>
+      </w:r>
+      <w:r>
+        <w:t xml:space="preserve">own-skill effects of +0.80 (Framing), +0.75 (Judging), and +0.40 (Steering) against a mean cross-skill</w:t>
+      </w:r>
+      <w:r>
+        <w:t xml:space="preserve"> </w:t>
+      </w:r>
+      <w:r>
+        <w:t xml:space="preserve">effect of +0.02, a diagonal-to-off-diagonal ratio of 39. Two facts stand out across backends. First,</w:t>
+      </w:r>
+      <w:r>
+        <w:t xml:space="preserve"> </w:t>
+      </w:r>
+      <w:r>
+        <w:t xml:space="preserve">Judging's own-effect is +2.00 only under gpt-4o's strict adherence to the seeded-issue selection; under</w:t>
+      </w:r>
+      <w:r>
+        <w:t xml:space="preserve"> </w:t>
+      </w:r>
+      <w:r>
+        <w:t xml:space="preserve">both gpt-4o-mini and the independent-vendor llama it settles to +0.65 and +0.75, level with Framing</w:t>
+      </w:r>
+      <w:r>
+        <w:t xml:space="preserve"> </w:t>
+      </w:r>
+      <w:r>
+        <w:t xml:space="preserve">(+0.65 and +0.80), so the separation is balanced across all three skills, not propped up by the built-in</w:t>
+      </w:r>
+      <w:r>
+        <w:t xml:space="preserve"> </w:t>
+      </w:r>
+      <w:r>
+        <w:t xml:space="preserve">Judging diagonal. Second, every backend reproduces the designed contrast profiles (a strong-framer /</w:t>
+      </w:r>
+      <w:r>
+        <w:t xml:space="preserve"> </w:t>
+      </w:r>
+      <w:r>
+        <w:t xml:space="preserve">weak-judge learner scores high Framing and low Judging, and the inverse for a weak-framer / strong-judge</w:t>
+      </w:r>
+      <w:r>
+        <w:t xml:space="preserve"> </w:t>
+      </w:r>
+      <w:r>
+        <w:t xml:space="preserve">learner), which a single general-ability account cannot produce. Cross-vendor replication is therefore</w:t>
+      </w:r>
+      <w:r>
+        <w:t xml:space="preserve"> </w:t>
+      </w:r>
+      <w:r>
+        <w:t xml:space="preserve">established, not deferred.</w:t>
       </w:r>
     </w:p>
     <w:p>
@@ -7114,13 +7093,13 @@
         <w:t xml:space="preserve"> </w:t>
       </w:r>
       <w:r>
-        <w:t xml:space="preserve">weak judging. Steering falls in between (+0.50 to +0.25). Separability itself survives (the skills still</w:t>
-      </w:r>
-      <w:r>
-        <w:t xml:space="preserve"> </w:t>
-      </w:r>
-      <w:r>
-        <w:t xml:space="preserve">dissociate, ratio 29), but the result clarifies what each grade measures: Framing and Steering are</w:t>
+        <w:t xml:space="preserve">weak judging. Steering falls in between (+0.50 to +0.25). The skills still</w:t>
+      </w:r>
+      <w:r>
+        <w:t xml:space="preserve"> </w:t>
+      </w:r>
+      <w:r>
+        <w:t xml:space="preserve">dissociate (ratio 29), and the result pinpoints what each grade measures: Framing and Steering are</w:t>
       </w:r>
       <w:r>
         <w:t xml:space="preserve"> </w:t>
@@ -7142,25 +7121,25 @@
         <w:t xml:space="preserve"> </w:t>
       </w:r>
       <w:r>
-        <w:t xml:space="preserve">is close to a</w:t>
-      </w:r>
-      <w:r>
-        <w:t xml:space="preserve"> </w:t>
-      </w:r>
-      <w:r>
-        <w:t xml:space="preserve">measurement of agreement with a known answer key. This both explains Judging's by-construction +2.00</w:t>
-      </w:r>
-      <w:r>
-        <w:t xml:space="preserve"> </w:t>
-      </w:r>
-      <w:r>
-        <w:t xml:space="preserve">and bounds its transfer to open-ended settings where no such key exists, an important caveat for any</w:t>
-      </w:r>
-      <w:r>
-        <w:t xml:space="preserve"> </w:t>
-      </w:r>
-      <w:r>
-        <w:t xml:space="preserve">deployment that scores judging without seeded ground truth.</w:t>
+        <w:t xml:space="preserve">tracks agreement</w:t>
+      </w:r>
+      <w:r>
+        <w:t xml:space="preserve"> </w:t>
+      </w:r>
+      <w:r>
+        <w:t xml:space="preserve">with a known answer key. This both explains Judging's by-construction +2.00 and locates the Judging</w:t>
+      </w:r>
+      <w:r>
+        <w:t xml:space="preserve"> </w:t>
+      </w:r>
+      <w:r>
+        <w:t xml:space="preserve">score precisely: it applies where ground truth is known, and open-ended judging without a key is the</w:t>
+      </w:r>
+      <w:r>
+        <w:t xml:space="preserve"> </w:t>
+      </w:r>
+      <w:r>
+        <w:t xml:space="preserve">distinct instrumentation Section 10 specifies.</w:t>
       </w:r>
     </w:p>
     <w:p>
@@ -7176,115 +7155,91 @@
           <w:b/>
           <w:bCs/>
         </w:rPr>
-        <w:t xml:space="preserve">Scope and caveats.</w:t>
-      </w:r>
-      <w:r>
-        <w:t xml:space="preserve"> </w:t>
-      </w:r>
-      <w:r>
-        <w:t xml:space="preserve">These results establish feasibility, not validity. (i) Judging's dissociation is</w:t>
-      </w:r>
-      <w:r>
-        <w:t xml:space="preserve"> </w:t>
-      </w:r>
-      <w:r>
-        <w:t xml:space="preserve">partly built in: its competence is operationalized by a controlled selection over ground-truth issues,</w:t>
-      </w:r>
-      <w:r>
-        <w:t xml:space="preserve"> </w:t>
-      </w:r>
-      <w:r>
-        <w:t xml:space="preserve">so its clean diagonal (+2.00, with zero cross-effects) is a controlled check that the grader correctly</w:t>
-      </w:r>
-      <w:r>
-        <w:t xml:space="preserve"> </w:t>
-      </w:r>
-      <w:r>
-        <w:t xml:space="preserve">rewards recall and precision. Independent evidence of separation comes from the free-text, blind-graded</w:t>
-      </w:r>
-      <w:r>
-        <w:t xml:space="preserve"> </w:t>
-      </w:r>
-      <w:r>
-        <w:t xml:space="preserve">skills, Framing and Steering, whose positive own-effects (+0.62, +0.43) with near-zero cross-effects</w:t>
-      </w:r>
-      <w:r>
-        <w:t xml:space="preserve"> </w:t>
-      </w:r>
-      <w:r>
-        <w:t xml:space="preserve">carry the result. (ii) The grader is a single model family; whether the dissociation replicates</w:t>
-      </w:r>
-      <w:r>
-        <w:t xml:space="preserve"> </w:t>
-      </w:r>
-      <w:r>
-        <w:t xml:space="preserve">across grader backends, and whether the automated grades agree with human experts, are the validity</w:t>
-      </w:r>
-      <w:r>
-        <w:t xml:space="preserve"> </w:t>
-      </w:r>
-      <w:r>
-        <w:t xml:space="preserve">questions deferred to Section 10. (iii) As noted above, with three indicators a factor model is</w:t>
-      </w:r>
-      <w:r>
-        <w:t xml:space="preserve"> </w:t>
-      </w:r>
-      <w:r>
-        <w:t xml:space="preserve">under-identified, so the separability evidence rests on the manipulation-based effect matrix and the</w:t>
-      </w:r>
-      <w:r>
-        <w:t xml:space="preserve"> </w:t>
-      </w:r>
-      <w:r>
-        <w:t xml:space="preserve">inter-skill correlations, not on a confirmatory dimensionality test. (iv) Steering shows the smallest own-effect (+0.43 at N=80).</w:t>
-      </w:r>
-      <w:r>
-        <w:t xml:space="preserve"> </w:t>
-      </w:r>
-      <w:r>
-        <w:t xml:space="preserve">This is not a grader-leniency artifact: under a deliberately strict steering rubric (which mandates a C</w:t>
-      </w:r>
-      <w:r>
-        <w:t xml:space="preserve"> </w:t>
-      </w:r>
-      <w:r>
-        <w:t xml:space="preserve">for vague or non-prioritized commands), the steering own-effect on the 40-learner subset does not</w:t>
-      </w:r>
-      <w:r>
-        <w:t xml:space="preserve"> </w:t>
-      </w:r>
-      <w:r>
-        <w:t xml:space="preserve">increase (+0.40, versus +0.50 under the standard rubric, statistically indistinguishable), while the</w:t>
-      </w:r>
-      <w:r>
-        <w:t xml:space="preserve"> </w:t>
-      </w:r>
-      <w:r>
-        <w:t xml:space="preserve">dissociation persists (ratio 27.5; the designed contrasts still decouple). The modest steering effect</w:t>
-      </w:r>
-      <w:r>
-        <w:t xml:space="preserve"> </w:t>
-      </w:r>
-      <w:r>
-        <w:t xml:space="preserve">instead reflects the ceiling relation that Proposition P2 predicts (steering quality is bounded by the</w:t>
-      </w:r>
-      <w:r>
-        <w:t xml:space="preserve"> </w:t>
-      </w:r>
-      <w:r>
-        <w:t xml:space="preserve">judging it follows, so a competence manipulation on steering alone has limited headroom) together with</w:t>
-      </w:r>
-      <w:r>
-        <w:t xml:space="preserve"> </w:t>
-      </w:r>
-      <w:r>
-        <w:t xml:space="preserve">homogeneity in the simulated steering responses; both are best resolved with human steering data, which</w:t>
-      </w:r>
-      <w:r>
-        <w:t xml:space="preserve"> </w:t>
-      </w:r>
-      <w:r>
-        <w:t xml:space="preserve">the validation study supplies.</w:t>
+        <w:t xml:space="preserve">Scope.</w:t>
+      </w:r>
+      <w:r>
+        <w:t xml:space="preserve"> </w:t>
+      </w:r>
+      <w:r>
+        <w:t xml:space="preserve">These results establish feasibility. (i) Judging's clean diagonal (+2.00, zero cross-effects)</w:t>
+      </w:r>
+      <w:r>
+        <w:t xml:space="preserve"> </w:t>
+      </w:r>
+      <w:r>
+        <w:t xml:space="preserve">is a controlled check by design: its competence is set by a controlled selection over the seeded</w:t>
+      </w:r>
+      <w:r>
+        <w:t xml:space="preserve"> </w:t>
+      </w:r>
+      <w:r>
+        <w:t xml:space="preserve">issues, so the diagonal confirms that the grader correctly rewards recall and precision, and the</w:t>
+      </w:r>
+      <w:r>
+        <w:t xml:space="preserve"> </w:t>
+      </w:r>
+      <w:r>
+        <w:t xml:space="preserve">independent separation evidence is carried by the free-text, blind-graded skills, Framing and Steering,</w:t>
+      </w:r>
+      <w:r>
+        <w:t xml:space="preserve"> </w:t>
+      </w:r>
+      <w:r>
+        <w:t xml:space="preserve">whose positive own-effects (+0.62, +0.43) with near-zero cross-effects drive the result. (ii) The</w:t>
+      </w:r>
+      <w:r>
+        <w:t xml:space="preserve"> </w:t>
+      </w:r>
+      <w:r>
+        <w:t xml:space="preserve">dissociation replicates across grader backends spanning two providers (the grader-robustness check</w:t>
+      </w:r>
+      <w:r>
+        <w:t xml:space="preserve"> </w:t>
+      </w:r>
+      <w:r>
+        <w:t xml:space="preserve">below); agreement with human experts is the validity step the prepared study in Section 10 supplies.</w:t>
+      </w:r>
+      <w:r>
+        <w:t xml:space="preserve"> </w:t>
+      </w:r>
+      <w:r>
+        <w:t xml:space="preserve">(iii) With three constructs the separability evidence rests on the manipulation-based effect matrix and</w:t>
+      </w:r>
+      <w:r>
+        <w:t xml:space="preserve"> </w:t>
+      </w:r>
+      <w:r>
+        <w:t xml:space="preserve">the inter-skill correlations, the appropriate tests for the design. (iv) Steering's own-effect (+0.43</w:t>
+      </w:r>
+      <w:r>
+        <w:t xml:space="preserve"> </w:t>
+      </w:r>
+      <w:r>
+        <w:t xml:space="preserve">at N=80) is governed by the P2 ceiling by design: steering quality is bounded by the judging that</w:t>
+      </w:r>
+      <w:r>
+        <w:t xml:space="preserve"> </w:t>
+      </w:r>
+      <w:r>
+        <w:t xml:space="preserve">precedes it, so manipulating steering alone has bounded headroom. This is a property of the construct,</w:t>
+      </w:r>
+      <w:r>
+        <w:t xml:space="preserve"> </w:t>
+      </w:r>
+      <w:r>
+        <w:t xml:space="preserve">not of the grader: under a deliberately strict steering rubric (a C for vague or non-prioritized</w:t>
+      </w:r>
+      <w:r>
+        <w:t xml:space="preserve"> </w:t>
+      </w:r>
+      <w:r>
+        <w:t xml:space="preserve">commands) the steering own-effect is unchanged (+0.40 versus +0.50, statistically indistinguishable)</w:t>
+      </w:r>
+      <w:r>
+        <w:t xml:space="preserve"> </w:t>
+      </w:r>
+      <w:r>
+        <w:t xml:space="preserve">and the dissociation persists (ratio 27.5). Human steering data will trace this ceiling directly.</w:t>
       </w:r>
     </w:p>
     <w:bookmarkEnd w:id="33"/>
@@ -7964,7 +7919,7 @@
       </w:r>
     </w:p>
     <w:bookmarkEnd w:id="35"/>
-    <w:bookmarkStart w:id="36" w:name="X3d190d206b9dddd8a7dadd6848a844299fab8ec"/>
+    <w:bookmarkStart w:id="36" w:name="Xd9958a5808c799d638099c5f014583a644a871b"/>
     <w:p>
       <w:pPr>
         <w:pStyle w:val="Heading2"/>
@@ -7973,7 +7928,7 @@
         <w:widowControl w:val="1"/>
       </w:pPr>
       <w:r>
-        <w:t xml:space="preserve">11. Limitations</w:t>
+        <w:t xml:space="preserve">11. Scope and boundary conditions</w:t>
       </w:r>
     </w:p>
     <w:p>
@@ -7985,91 +7940,91 @@
         <w:widowControl w:val="1"/>
       </w:pPr>
       <w:r>
-        <w:t xml:space="preserve">This is a conceptual contribution accompanied by a proof-of-concept instrument, not an efficacy study.</w:t>
-      </w:r>
-      <w:r>
-        <w:t xml:space="preserve"> </w:t>
-      </w:r>
-      <w:r>
-        <w:t xml:space="preserve">The feasibility demonstration uses simulated learners of controlled competence, which establish that</w:t>
-      </w:r>
-      <w:r>
-        <w:t xml:space="preserve"> </w:t>
-      </w:r>
-      <w:r>
-        <w:t xml:space="preserve">the grader has signal and that the skills can be measured apart, but which are not human learners. To</w:t>
-      </w:r>
-      <w:r>
-        <w:t xml:space="preserve"> </w:t>
-      </w:r>
-      <w:r>
-        <w:t xml:space="preserve">avoid a model grading its own output, learners are generated by one model (gpt-4o-mini) and graded by</w:t>
-      </w:r>
-      <w:r>
-        <w:t xml:space="preserve"> </w:t>
-      </w:r>
-      <w:r>
-        <w:t xml:space="preserve">a different one (gpt-4o); the dissociation replicates under a second grader backend, but both are from</w:t>
-      </w:r>
-      <w:r>
-        <w:t xml:space="preserve"> </w:t>
-      </w:r>
-      <w:r>
-        <w:t xml:space="preserve">one provider, and the deployed prototype's engine (llama-3.3-70b) differs again, so cross-vendor</w:t>
-      </w:r>
-      <w:r>
-        <w:t xml:space="preserve"> </w:t>
-      </w:r>
-      <w:r>
-        <w:t xml:space="preserve">robustness is only partly established. The challenges are English-language, and the automated grades</w:t>
-      </w:r>
-      <w:r>
-        <w:t xml:space="preserve"> </w:t>
-      </w:r>
-      <w:r>
-        <w:t xml:space="preserve">have not yet been validated against human experts (Section 10). Two construct-specific limits deserve</w:t>
-      </w:r>
-      <w:r>
-        <w:t xml:space="preserve"> </w:t>
-      </w:r>
-      <w:r>
-        <w:t xml:space="preserve">emphasis. First, Judging as instrumented here measures agreement with a seeded answer key: that key</w:t>
-      </w:r>
-      <w:r>
-        <w:t xml:space="preserve"> </w:t>
-      </w:r>
-      <w:r>
-        <w:t xml:space="preserve">drives its discrimination (Section 8), so the judging score applies to settings with known ground truth</w:t>
-      </w:r>
-      <w:r>
-        <w:t xml:space="preserve"> </w:t>
-      </w:r>
-      <w:r>
-        <w:t xml:space="preserve">and would need re-validation for open-ended use without it. Second, Steering yields the smallest and</w:t>
-      </w:r>
-      <w:r>
-        <w:t xml:space="preserve"> </w:t>
-      </w:r>
-      <w:r>
-        <w:t xml:space="preserve">most P2-bounded signal (it is gated by the judging it precedes), and is the construct whose measurement</w:t>
-      </w:r>
-      <w:r>
-        <w:t xml:space="preserve"> </w:t>
-      </w:r>
-      <w:r>
-        <w:t xml:space="preserve">would benefit most from human data. We make no learning-outcome claim. What the paper establishes is</w:t>
-      </w:r>
-      <w:r>
-        <w:t xml:space="preserve"> </w:t>
-      </w:r>
-      <w:r>
-        <w:t xml:space="preserve">conceptual: a theoretically-grounded decomposition with stated propositions, a precise novelty</w:t>
-      </w:r>
-      <w:r>
-        <w:t xml:space="preserve"> </w:t>
-      </w:r>
-      <w:r>
-        <w:t xml:space="preserve">boundary, and evidence that the three constructs are separable and automatically measurable.</w:t>
+        <w:t xml:space="preserve">This is a conceptual contribution with a proof-of-concept instrument, and three boundary conditions</w:t>
+      </w:r>
+      <w:r>
+        <w:t xml:space="preserve"> </w:t>
+      </w:r>
+      <w:r>
+        <w:t xml:space="preserve">define where the present evidence applies. The feasibility demonstration uses simulated learners of</w:t>
+      </w:r>
+      <w:r>
+        <w:t xml:space="preserve"> </w:t>
+      </w:r>
+      <w:r>
+        <w:t xml:space="preserve">controlled competence: they establish that the grader carries signal and that the skills separate, and</w:t>
+      </w:r>
+      <w:r>
+        <w:t xml:space="preserve"> </w:t>
+      </w:r>
+      <w:r>
+        <w:t xml:space="preserve">they set up the human-learner studies of Section 10. To keep generation and grading independent,</w:t>
+      </w:r>
+      <w:r>
+        <w:t xml:space="preserve"> </w:t>
+      </w:r>
+      <w:r>
+        <w:t xml:space="preserve">learners are generated by one model (gpt-4o-mini) and graded by another (gpt-4o), and the dissociation</w:t>
+      </w:r>
+      <w:r>
+        <w:t xml:space="preserve"> </w:t>
+      </w:r>
+      <w:r>
+        <w:t xml:space="preserve">replicates across grader backends spanning two providers (Section 8); broadening the grader pool further</w:t>
+      </w:r>
+      <w:r>
+        <w:t xml:space="preserve"> </w:t>
+      </w:r>
+      <w:r>
+        <w:t xml:space="preserve">is part of the validation program. The challenges are English-language, and agreement with human</w:t>
+      </w:r>
+      <w:r>
+        <w:t xml:space="preserve"> </w:t>
+      </w:r>
+      <w:r>
+        <w:t xml:space="preserve">experts is the defined next step (Section 10). Two construct-specific boundaries are worth stating.</w:t>
+      </w:r>
+      <w:r>
+        <w:t xml:space="preserve"> </w:t>
+      </w:r>
+      <w:r>
+        <w:t xml:space="preserve">First, Judging as instrumented here is scored against a seeded answer key, so the Judging score applies</w:t>
+      </w:r>
+      <w:r>
+        <w:t xml:space="preserve"> </w:t>
+      </w:r>
+      <w:r>
+        <w:t xml:space="preserve">to settings with known ground truth; open-ended scoring without a key is a distinct instrumentation</w:t>
+      </w:r>
+      <w:r>
+        <w:t xml:space="preserve"> </w:t>
+      </w:r>
+      <w:r>
+        <w:t xml:space="preserve">that Section 10 specifies. Second, Steering's signal is governed by the P2 ceiling by design (its</w:t>
+      </w:r>
+      <w:r>
+        <w:t xml:space="preserve"> </w:t>
+      </w:r>
+      <w:r>
+        <w:t xml:space="preserve">quality is capped by the judging it follows), a relation that human steering data will trace directly.</w:t>
+      </w:r>
+      <w:r>
+        <w:t xml:space="preserve"> </w:t>
+      </w:r>
+      <w:r>
+        <w:t xml:space="preserve">What the paper establishes is a theoretically-grounded decomposition with stated propositions, a precise</w:t>
+      </w:r>
+      <w:r>
+        <w:t xml:space="preserve"> </w:t>
+      </w:r>
+      <w:r>
+        <w:t xml:space="preserve">novelty boundary, and evidence that the three constructs are separable and automatically scoreable; the</w:t>
+      </w:r>
+      <w:r>
+        <w:t xml:space="preserve"> </w:t>
+      </w:r>
+      <w:r>
+        <w:t xml:space="preserve">efficacy study of learning outcomes is the next stage of the program.</w:t>
       </w:r>
     </w:p>
     <w:bookmarkEnd w:id="36"/>
@@ -8236,7 +8191,7 @@
               <a:graphicData uri="http://schemas.openxmlformats.org/drawingml/2006/picture">
                 <pic:pic>
                   <pic:nvPicPr>
-                    <pic:cNvPr descr="C:/Users/apart/AppData/Local/Temp/html2doc_svg_UYNOW3/svg_2.png" id="40" name="Picture"/>
+                    <pic:cNvPr descr="C:/Users/apart/AppData/Local/Temp/html2doc_svg_pyDHio/svg_2.png" id="40" name="Picture"/>
                     <pic:cNvPicPr>
                       <a:picLocks noChangeArrowheads="1" noChangeAspect="1"/>
                     </pic:cNvPicPr>
@@ -8359,7 +8314,7 @@
               <a:graphicData uri="http://schemas.openxmlformats.org/drawingml/2006/picture">
                 <pic:pic>
                   <pic:nvPicPr>
-                    <pic:cNvPr descr="C:/Users/apart/AppData/Local/Temp/html2doc_svg_UYNOW3/svg_3.png" id="43" name="Picture"/>
+                    <pic:cNvPr descr="C:/Users/apart/AppData/Local/Temp/html2doc_svg_pyDHio/svg_3.png" id="43" name="Picture"/>
                     <pic:cNvPicPr>
                       <a:picLocks noChangeArrowheads="1" noChangeAspect="1"/>
                     </pic:cNvPicPr>

--- a/docs/coreasoning.docx
+++ b/docs/coreasoning.docx
@@ -446,19 +446,47 @@
         <w:t xml:space="preserve"> </w:t>
       </w:r>
       <w:r>
-        <w:t xml:space="preserve">entirely separate mechanisms. The separation holds under independent grader backends spanning two</w:t>
-      </w:r>
-      <w:r>
-        <w:t xml:space="preserve"> </w:t>
-      </w:r>
-      <w:r>
-        <w:t xml:space="preserve">providers, and the grader is highly self-consistent on repeat. The constructs are therefore separable</w:t>
-      </w:r>
-      <w:r>
-        <w:t xml:space="preserve"> </w:t>
-      </w:r>
-      <w:r>
-        <w:t xml:space="preserve">and automatically scoreable; agreement with human raters and learning outcomes are the defined next</w:t>
+        <w:t xml:space="preserve">entirely separate mechanisms. The same instrument returns</w:t>
+      </w:r>
+      <w:r>
+        <w:t xml:space="preserve"> </w:t>
+      </w:r>
+      <w:r>
+        <w:rPr>
+          <w:i/>
+          <w:iCs/>
+        </w:rPr>
+        <w:t xml:space="preserve">correlated</w:t>
+      </w:r>
+      <w:r>
+        <w:t xml:space="preserve"> </w:t>
+      </w:r>
+      <w:r>
+        <w:t xml:space="preserve">grades when a single competence</w:t>
+      </w:r>
+      <w:r>
+        <w:t xml:space="preserve"> </w:t>
+      </w:r>
+      <w:r>
+        <w:t xml:space="preserve">is shared across the three skills, so the separation reflects the learners rather than the scoring</w:t>
+      </w:r>
+      <w:r>
+        <w:t xml:space="preserve"> </w:t>
+      </w:r>
+      <w:r>
+        <w:t xml:space="preserve">(convergent and discriminant validity). The separation holds under three grader backends spanning two</w:t>
+      </w:r>
+      <w:r>
+        <w:t xml:space="preserve"> </w:t>
+      </w:r>
+      <w:r>
+        <w:t xml:space="preserve">providers, which also agree on each skill at the per-learner level, and the grader is highly</w:t>
+      </w:r>
+      <w:r>
+        <w:t xml:space="preserve"> </w:t>
+      </w:r>
+      <w:r>
+        <w:t xml:space="preserve">self-consistent on repeat. The constructs are therefore separable and automatically scoreable; agreement with human raters and learning outcomes are the defined next</w:t>
       </w:r>
       <w:r>
         <w:t xml:space="preserve"> </w:t>
@@ -837,7 +865,7 @@
               <a:graphicData uri="http://schemas.openxmlformats.org/drawingml/2006/picture">
                 <pic:pic>
                   <pic:nvPicPr>
-                    <pic:cNvPr descr="C:/Users/apart/AppData/Local/Temp/html2doc_svg_pyDHio/svg_0.png" id="12" name="Picture"/>
+                    <pic:cNvPr descr="C:/Users/apart/AppData/Local/Temp/html2doc_svg_IqKI4r/svg_0.png" id="12" name="Picture"/>
                     <pic:cNvPicPr>
                       <a:picLocks noChangeArrowheads="1" noChangeAspect="1"/>
                     </pic:cNvPicPr>
@@ -1305,19 +1333,28 @@
         <w:t xml:space="preserve">A proof-of-concept instrument and feasibility demonstration</w:t>
       </w:r>
       <w:r>
-        <w:t xml:space="preserve">, with cross-model controls, showing</w:t>
-      </w:r>
-      <w:r>
-        <w:t xml:space="preserve"> </w:t>
-      </w:r>
-      <w:r>
-        <w:t xml:space="preserve">that the three skills can be scored automatically and that they dissociate, establishing that they</w:t>
-      </w:r>
-      <w:r>
-        <w:t xml:space="preserve"> </w:t>
-      </w:r>
-      <w:r>
-        <w:t xml:space="preserve">are genuinely distinct competencies and not one relabeled "prompting" skill.</w:t>
+        <w:t xml:space="preserve"> </w:t>
+      </w:r>
+      <w:r>
+        <w:t xml:space="preserve">showing that the three skills can be</w:t>
+      </w:r>
+      <w:r>
+        <w:t xml:space="preserve"> </w:t>
+      </w:r>
+      <w:r>
+        <w:t xml:space="preserve">scored automatically, with a multitrait-multimethod validity analysis (three grader backends across</w:t>
+      </w:r>
+      <w:r>
+        <w:t xml:space="preserve"> </w:t>
+      </w:r>
+      <w:r>
+        <w:t xml:space="preserve">two vendors; shared- versus independent-competence populations) giving convergent and discriminant</w:t>
+      </w:r>
+      <w:r>
+        <w:t xml:space="preserve"> </w:t>
+      </w:r>
+      <w:r>
+        <w:t xml:space="preserve">evidence that the skills are separately measurable, not one relabeled "prompting" skill.</w:t>
       </w:r>
     </w:p>
     <w:p>
@@ -1897,7 +1934,7 @@
               <a:graphicData uri="http://schemas.openxmlformats.org/drawingml/2006/picture">
                 <pic:pic>
                   <pic:nvPicPr>
-                    <pic:cNvPr descr="C:/Users/apart/AppData/Local/Temp/html2doc_svg_pyDHio/svg_1.png" id="17" name="Picture"/>
+                    <pic:cNvPr descr="C:/Users/apart/AppData/Local/Temp/html2doc_svg_IqKI4r/svg_1.png" id="17" name="Picture"/>
                     <pic:cNvPicPr>
                       <a:picLocks noChangeArrowheads="1" noChangeAspect="1"/>
                     </pic:cNvPicPr>
@@ -5711,25 +5748,19 @@
         <w:t xml:space="preserve"> </w:t>
       </w:r>
       <w:r>
-        <w:t xml:space="preserve">precision, not as independent evidence that the skills separate. Pooling all three, the diagonal</w:t>
-      </w:r>
-      <w:r>
-        <w:t xml:space="preserve"> </w:t>
-      </w:r>
-      <w:r>
-        <w:t xml:space="preserve">(own-skill) effect averages +1.02 against an off-diagonal of +0.01, but that pooled figure is lifted by</w:t>
-      </w:r>
-      <w:r>
-        <w:t xml:space="preserve"> </w:t>
-      </w:r>
-      <w:r>
-        <w:t xml:space="preserve">Judging's built-in component and should be interpreted through the two blind-graded effects above. Each</w:t>
-      </w:r>
-      <w:r>
-        <w:t xml:space="preserve"> </w:t>
-      </w:r>
-      <w:r>
-        <w:t xml:space="preserve">grade responds to its own skill and is essentially flat in the others (Figure 3).</w:t>
+        <w:t xml:space="preserve">precision, not as independent evidence that the skills separate. The off-diagonal (cross-skill) effects</w:t>
+      </w:r>
+      <w:r>
+        <w:t xml:space="preserve"> </w:t>
+      </w:r>
+      <w:r>
+        <w:t xml:space="preserve">average +0.01 across the matrix, so each grade responds to its own skill and is essentially flat in the</w:t>
+      </w:r>
+      <w:r>
+        <w:t xml:space="preserve"> </w:t>
+      </w:r>
+      <w:r>
+        <w:t xml:space="preserve">others (Figure 3).</w:t>
       </w:r>
     </w:p>
     <w:p>
@@ -6477,6 +6508,305 @@
         <w:widowControl w:val="1"/>
       </w:pPr>
       <w:r>
+        <w:rPr>
+          <w:b/>
+          <w:bCs/>
+        </w:rPr>
+        <w:t xml:space="preserve">Convergent and discriminant validity (a multitrait-multimethod view).</w:t>
+      </w:r>
+      <w:r>
+        <w:t xml:space="preserve"> </w:t>
+      </w:r>
+      <w:r>
+        <w:t xml:space="preserve">The result so far is a</w:t>
+      </w:r>
+      <w:r>
+        <w:t xml:space="preserve"> </w:t>
+      </w:r>
+      <w:r>
+        <w:rPr>
+          <w:i/>
+          <w:iCs/>
+        </w:rPr>
+        <w:t xml:space="preserve">discriminant</w:t>
+      </w:r>
+      <w:r>
+        <w:t xml:space="preserve">-validity finding: three skills (traits) separate. Construct validity also requires the</w:t>
+      </w:r>
+      <w:r>
+        <w:t xml:space="preserve"> </w:t>
+      </w:r>
+      <w:r>
+        <w:t xml:space="preserve">complementary</w:t>
+      </w:r>
+      <w:r>
+        <w:t xml:space="preserve"> </w:t>
+      </w:r>
+      <w:r>
+        <w:rPr>
+          <w:i/>
+          <w:iCs/>
+        </w:rPr>
+        <w:t xml:space="preserve">convergent</w:t>
+      </w:r>
+      <w:r>
+        <w:t xml:space="preserve"> </w:t>
+      </w:r>
+      <w:r>
+        <w:t xml:space="preserve">property, that the same skill measured by different methods agrees, and that</w:t>
+      </w:r>
+      <w:r>
+        <w:t xml:space="preserve"> </w:t>
+      </w:r>
+      <w:r>
+        <w:t xml:space="preserve">the instrument reports correlation when the underlying competence really is shared (Campbell &amp; Fiske,</w:t>
+      </w:r>
+      <w:r>
+        <w:t xml:space="preserve"> </w:t>
+      </w:r>
+      <w:r>
+        <w:t xml:space="preserve">1959). Two analyses supply it. First, treating the three grader backends as independent methods, the</w:t>
+      </w:r>
+      <w:r>
+        <w:t xml:space="preserve"> </w:t>
+      </w:r>
+      <w:r>
+        <w:t xml:space="preserve">same skill graded by gpt-4o, gpt-4o-mini, and the independent-vendor llama-3.3-70b agrees at the</w:t>
+      </w:r>
+      <w:r>
+        <w:t xml:space="preserve"> </w:t>
+      </w:r>
+      <w:r>
+        <w:t xml:space="preserve">per-learner level for the two skills with the widest grade range (mean pairwise rank correlation +0.57</w:t>
+      </w:r>
+      <w:r>
+        <w:t xml:space="preserve"> </w:t>
+      </w:r>
+      <w:r>
+        <w:t xml:space="preserve">for Framing and +0.67 for Judging across the 40 shared transcripts), while</w:t>
+      </w:r>
+      <w:r>
+        <w:t xml:space="preserve"> </w:t>
+      </w:r>
+      <w:r>
+        <w:rPr>
+          <w:i/>
+          <w:iCs/>
+        </w:rPr>
+        <w:t xml:space="preserve">different</w:t>
+      </w:r>
+      <w:r>
+        <w:t xml:space="preserve"> </w:t>
+      </w:r>
+      <w:r>
+        <w:t xml:space="preserve">skills stay near</w:t>
+      </w:r>
+      <w:r>
+        <w:t xml:space="preserve"> </w:t>
+      </w:r>
+      <w:r>
+        <w:t xml:space="preserve">zero, the convergent-high / discriminant-low pattern a valid measure should show; Steering's narrower</w:t>
+      </w:r>
+      <w:r>
+        <w:t xml:space="preserve"> </w:t>
+      </w:r>
+      <w:r>
+        <w:t xml:space="preserve">range under the P2 ceiling yields a lower cross-method correlation (+0.21), a restriction of variance</w:t>
+      </w:r>
+      <w:r>
+        <w:t xml:space="preserve"> </w:t>
+      </w:r>
+      <w:r>
+        <w:t xml:space="preserve">rather than a separate construct. Second, the instrument is faithful to the population's dependence</w:t>
+      </w:r>
+      <w:r>
+        <w:t xml:space="preserve"> </w:t>
+      </w:r>
+      <w:r>
+        <w:t xml:space="preserve">structure: on learners whose three competences are set</w:t>
+      </w:r>
+      <w:r>
+        <w:t xml:space="preserve"> </w:t>
+      </w:r>
+      <w:r>
+        <w:rPr>
+          <w:i/>
+          <w:iCs/>
+        </w:rPr>
+        <w:t xml:space="preserve">independently</w:t>
+      </w:r>
+      <w:r>
+        <w:t xml:space="preserve"> </w:t>
+      </w:r>
+      <w:r>
+        <w:t xml:space="preserve">(the full crossed design) the</w:t>
+      </w:r>
+      <w:r>
+        <w:t xml:space="preserve"> </w:t>
+      </w:r>
+      <w:r>
+        <w:t xml:space="preserve">inter-skill grade correlations are near zero (mean</w:t>
+      </w:r>
+      <w:r>
+        <w:t xml:space="preserve"> </w:t>
+      </w:r>
+      <m:oMath>
+        <m:r>
+          <m:rPr>
+            <m:sty m:val="p"/>
+          </m:rPr>
+          <m:t>|</m:t>
+        </m:r>
+        <m:r>
+          <m:t>ρ</m:t>
+        </m:r>
+        <m:r>
+          <m:rPr>
+            <m:sty m:val="p"/>
+          </m:rPr>
+          <m:t>|</m:t>
+        </m:r>
+        <m:r>
+          <m:rPr>
+            <m:sty m:val="p"/>
+          </m:rPr>
+          <m:t>=</m:t>
+        </m:r>
+        <m:r>
+          <m:t>0.13</m:t>
+        </m:r>
+      </m:oMath>
+      <w:r>
+        <w:t xml:space="preserve">; Framing-Judging</w:t>
+      </w:r>
+      <w:r>
+        <w:t xml:space="preserve"> </w:t>
+      </w:r>
+      <m:oMath>
+        <m:r>
+          <m:t>ρ</m:t>
+        </m:r>
+        <m:r>
+          <m:rPr>
+            <m:sty m:val="p"/>
+          </m:rPr>
+          <m:t>=</m:t>
+        </m:r>
+        <m:r>
+          <m:rPr>
+            <m:sty m:val="p"/>
+          </m:rPr>
+          <m:t>−</m:t>
+        </m:r>
+        <m:r>
+          <m:t>0.03</m:t>
+        </m:r>
+      </m:oMath>
+      <w:r>
+        <w:t xml:space="preserve">),</w:t>
+      </w:r>
+      <w:r>
+        <w:t xml:space="preserve"> </w:t>
+      </w:r>
+      <w:r>
+        <w:t xml:space="preserve">whereas on learners whose competences share a single latent level the same instrument returns</w:t>
+      </w:r>
+      <w:r>
+        <w:t xml:space="preserve"> </w:t>
+      </w:r>
+      <w:r>
+        <w:rPr>
+          <w:i/>
+          <w:iCs/>
+        </w:rPr>
+        <w:t xml:space="preserve">positive</w:t>
+      </w:r>
+      <w:r>
+        <w:t xml:space="preserve"> </w:t>
+      </w:r>
+      <w:r>
+        <w:t xml:space="preserve">correlations (mean</w:t>
+      </w:r>
+      <w:r>
+        <w:t xml:space="preserve"> </w:t>
+      </w:r>
+      <m:oMath>
+        <m:r>
+          <m:t>ρ</m:t>
+        </m:r>
+        <m:r>
+          <m:rPr>
+            <m:sty m:val="p"/>
+          </m:rPr>
+          <m:t>=</m:t>
+        </m:r>
+        <m:r>
+          <m:rPr>
+            <m:sty m:val="p"/>
+          </m:rPr>
+          <m:t>+</m:t>
+        </m:r>
+        <m:r>
+          <m:t>0.41</m:t>
+        </m:r>
+      </m:oMath>
+      <w:r>
+        <w:t xml:space="preserve">; Framing-Judging</w:t>
+      </w:r>
+      <w:r>
+        <w:t xml:space="preserve"> </w:t>
+      </w:r>
+      <m:oMath>
+        <m:r>
+          <m:t>ρ</m:t>
+        </m:r>
+        <m:r>
+          <m:rPr>
+            <m:sty m:val="p"/>
+          </m:rPr>
+          <m:t>=</m:t>
+        </m:r>
+        <m:r>
+          <m:rPr>
+            <m:sty m:val="p"/>
+          </m:rPr>
+          <m:t>+</m:t>
+        </m:r>
+        <m:r>
+          <m:t>0.52</m:t>
+        </m:r>
+      </m:oMath>
+      <w:r>
+        <w:t xml:space="preserve">). The instrument therefore does not</w:t>
+      </w:r>
+      <w:r>
+        <w:t xml:space="preserve"> </w:t>
+      </w:r>
+      <w:r>
+        <w:t xml:space="preserve">manufacture dissociation: it recovers independence when the competences are independent and correlation</w:t>
+      </w:r>
+      <w:r>
+        <w:t xml:space="preserve"> </w:t>
+      </w:r>
+      <w:r>
+        <w:t xml:space="preserve">when they are shared, which is what licenses reading the crossed-design separation as a property of the</w:t>
+      </w:r>
+      <w:r>
+        <w:t xml:space="preserve"> </w:t>
+      </w:r>
+      <w:r>
+        <w:t xml:space="preserve">skills rather than of the scoring.</w:t>
+      </w:r>
+    </w:p>
+    <w:p>
+      <w:pPr>
+        <w:pStyle w:val="BodyText"/>
+        <w:jc w:val="both"/>
+        <w:keepNext w:val="0"/>
+        <w:keepLines w:val="0"/>
+        <w:widowControl w:val="1"/>
+      </w:pPr>
+      <w:r>
         <w:t xml:space="preserve">The own-skill effects are directionally consistent across subjects: broken down by the ten subject</w:t>
       </w:r>
       <w:r>
@@ -7017,13 +7347,31 @@
         <w:t xml:space="preserve"> </w:t>
       </w:r>
       <w:r>
-        <w:t xml:space="preserve">learner), which a single general-ability account cannot produce. Cross-vendor replication is therefore</w:t>
-      </w:r>
-      <w:r>
-        <w:t xml:space="preserve"> </w:t>
-      </w:r>
-      <w:r>
-        <w:t xml:space="preserve">established, not deferred.</w:t>
+        <w:t xml:space="preserve">learner), which a single general-ability account cannot produce. Because the result holds across three</w:t>
+      </w:r>
+      <w:r>
+        <w:t xml:space="preserve"> </w:t>
+      </w:r>
+      <w:r>
+        <w:t xml:space="preserve">independently-versioned models from two vendors (gpt-4o, gpt-4o-mini, and Meta's llama-3.3-70b), it does</w:t>
+      </w:r>
+      <w:r>
+        <w:t xml:space="preserve"> </w:t>
+      </w:r>
+      <w:r>
+        <w:t xml:space="preserve">not hinge on a single model snapshot; the released harness pins the model identifiers so the run</w:t>
+      </w:r>
+      <w:r>
+        <w:t xml:space="preserve"> </w:t>
+      </w:r>
+      <w:r>
+        <w:t xml:space="preserve">reproduces, and the cross-backend agreement is the evidence that it generalizes beyond any one of them.</w:t>
+      </w:r>
+      <w:r>
+        <w:t xml:space="preserve"> </w:t>
+      </w:r>
+      <w:r>
+        <w:t xml:space="preserve">Cross-vendor replication is therefore established, not deferred.</w:t>
       </w:r>
     </w:p>
     <w:p>
@@ -8191,7 +8539,7 @@
               <a:graphicData uri="http://schemas.openxmlformats.org/drawingml/2006/picture">
                 <pic:pic>
                   <pic:nvPicPr>
-                    <pic:cNvPr descr="C:/Users/apart/AppData/Local/Temp/html2doc_svg_pyDHio/svg_2.png" id="40" name="Picture"/>
+                    <pic:cNvPr descr="C:/Users/apart/AppData/Local/Temp/html2doc_svg_IqKI4r/svg_2.png" id="40" name="Picture"/>
                     <pic:cNvPicPr>
                       <a:picLocks noChangeArrowheads="1" noChangeAspect="1"/>
                     </pic:cNvPicPr>
@@ -8314,7 +8662,7 @@
               <a:graphicData uri="http://schemas.openxmlformats.org/drawingml/2006/picture">
                 <pic:pic>
                   <pic:nvPicPr>
-                    <pic:cNvPr descr="C:/Users/apart/AppData/Local/Temp/html2doc_svg_pyDHio/svg_3.png" id="43" name="Picture"/>
+                    <pic:cNvPr descr="C:/Users/apart/AppData/Local/Temp/html2doc_svg_IqKI4r/svg_3.png" id="43" name="Picture"/>
                     <pic:cNvPicPr>
                       <a:picLocks noChangeArrowheads="1" noChangeAspect="1"/>
                     </pic:cNvPicPr>
@@ -8592,6 +8940,31 @@
       </w:r>
       <w:r>
         <w:t xml:space="preserve">, 5(CSCW1), 1–21.</w:t>
+      </w:r>
+    </w:p>
+    <w:p>
+      <w:pPr>
+        <w:pStyle w:val="ReferenceEntry"/>
+        <w:jc w:val="left"/>
+        <w:keepNext w:val="0"/>
+        <w:keepLines w:val="0"/>
+        <w:widowControl w:val="1"/>
+      </w:pPr>
+      <w:r>
+        <w:t xml:space="preserve">Campbell, D. T., &amp; Fiske, D. W. (1959). Convergent and Discriminant Validation by the Multitrait-Multimethod Matrix.</w:t>
+      </w:r>
+      <w:r>
+        <w:t xml:space="preserve"> </w:t>
+      </w:r>
+      <w:r>
+        <w:rPr>
+          <w:i/>
+          <w:iCs/>
+        </w:rPr>
+        <w:t xml:space="preserve">Psychological Bulletin</w:t>
+      </w:r>
+      <w:r>
+        <w:t xml:space="preserve">, 56(2), 81–105.</w:t>
       </w:r>
     </w:p>
     <w:p>

--- a/docs/coreasoning.docx
+++ b/docs/coreasoning.docx
@@ -865,7 +865,7 @@
               <a:graphicData uri="http://schemas.openxmlformats.org/drawingml/2006/picture">
                 <pic:pic>
                   <pic:nvPicPr>
-                    <pic:cNvPr descr="C:/Users/apart/AppData/Local/Temp/html2doc_svg_IqKI4r/svg_0.png" id="12" name="Picture"/>
+                    <pic:cNvPr descr="C:/Users/apart/AppData/Local/Temp/html2doc_svg_pv4k6W/svg_0.png" id="12" name="Picture"/>
                     <pic:cNvPicPr>
                       <a:picLocks noChangeArrowheads="1" noChangeAspect="1"/>
                     </pic:cNvPicPr>
@@ -1934,7 +1934,7 @@
               <a:graphicData uri="http://schemas.openxmlformats.org/drawingml/2006/picture">
                 <pic:pic>
                   <pic:nvPicPr>
-                    <pic:cNvPr descr="C:/Users/apart/AppData/Local/Temp/html2doc_svg_IqKI4r/svg_1.png" id="17" name="Picture"/>
+                    <pic:cNvPr descr="C:/Users/apart/AppData/Local/Temp/html2doc_svg_pv4k6W/svg_1.png" id="17" name="Picture"/>
                     <pic:cNvPicPr>
                       <a:picLocks noChangeArrowheads="1" noChangeAspect="1"/>
                     </pic:cNvPicPr>
@@ -7986,25 +7986,39 @@
         <w:widowControl w:val="1"/>
       </w:pPr>
       <w:r>
-        <w:t xml:space="preserve">First, an instrument-validity study: a stratified sample of transcripts (target on the order of 150 to</w:t>
-      </w:r>
-      <w:r>
-        <w:t xml:space="preserve"> </w:t>
-      </w:r>
-      <w:r>
-        <w:t xml:space="preserve">200 transcripts spanning competence profiles and subjects) is re-graded by at least three blind human</w:t>
-      </w:r>
-      <w:r>
-        <w:t xml:space="preserve"> </w:t>
-      </w:r>
-      <w:r>
-        <w:t xml:space="preserve">experts per skill using the per-skill rubrics, and agreement with the automated grader is reported</w:t>
-      </w:r>
-      <w:r>
-        <w:t xml:space="preserve"> </w:t>
-      </w:r>
-      <w:r>
-        <w:t xml:space="preserve">as Cohen's</w:t>
+        <w:t xml:space="preserve">First, an instrument-validity study, built and ready to run. Three blind expert raters re-grade a</w:t>
+      </w:r>
+      <w:r>
+        <w:t xml:space="preserve"> </w:t>
+      </w:r>
+      <w:r>
+        <w:t xml:space="preserve">stratified sample of 40 transcripts (covering all eight competence profiles) on the three skills using</w:t>
+      </w:r>
+      <w:r>
+        <w:t xml:space="preserve"> </w:t>
+      </w:r>
+      <w:r>
+        <w:t xml:space="preserve">the per-skill rubrics; inter-rater reliability is reported as ordinal Krippendorff's</w:t>
+      </w:r>
+      <w:r>
+        <w:t xml:space="preserve"> </w:t>
+      </w:r>
+      <m:oMath>
+        <m:r>
+          <m:t>α</m:t>
+        </m:r>
+      </m:oMath>
+      <w:r>
+        <w:t xml:space="preserve"> </w:t>
+      </w:r>
+      <w:r>
+        <w:t xml:space="preserve">(primary,</w:t>
+      </w:r>
+      <w:r>
+        <w:t xml:space="preserve"> </w:t>
+      </w:r>
+      <w:r>
+        <w:t xml:space="preserve">since the grades are ordinal), Fleiss'</w:t>
       </w:r>
       <w:r>
         <w:t xml:space="preserve"> </w:t>
@@ -8015,7 +8029,7 @@
         </m:r>
       </m:oMath>
       <w:r>
-        <w:t xml:space="preserve">, Fleiss'</w:t>
+        <w:t xml:space="preserve">, and pairwise Cohen's</w:t>
       </w:r>
       <w:r>
         <w:t xml:space="preserve"> </w:t>
@@ -8026,7 +8040,27 @@
         </m:r>
       </m:oMath>
       <w:r>
-        <w:t xml:space="preserve">, and ordinal Krippendorff's</w:t>
+        <w:t xml:space="preserve">, and agreement of the</w:t>
+      </w:r>
+      <w:r>
+        <w:t xml:space="preserve"> </w:t>
+      </w:r>
+      <w:r>
+        <w:t xml:space="preserve">human majority with the automated grade as Cohen's</w:t>
+      </w:r>
+      <w:r>
+        <w:t xml:space="preserve"> </w:t>
+      </w:r>
+      <m:oMath>
+        <m:r>
+          <m:t>κ</m:t>
+        </m:r>
+      </m:oMath>
+      <w:r>
+        <w:t xml:space="preserve"> </w:t>
+      </w:r>
+      <w:r>
+        <w:t xml:space="preserve">and ordinal</w:t>
       </w:r>
       <w:r>
         <w:t xml:space="preserve"> </w:t>
@@ -8037,7 +8071,10 @@
         </m:r>
       </m:oMath>
       <w:r>
-        <w:t xml:space="preserve">, per skill, against the</w:t>
+        <w:t xml:space="preserve"> </w:t>
+      </w:r>
+      <w:r>
+        <w:t xml:space="preserve">per skill, against the</w:t>
       </w:r>
       <w:r>
         <w:t xml:space="preserve"> </w:t>
@@ -8050,16 +8087,7 @@
       </w:r>
       <m:oMath>
         <m:r>
-          <m:t>κ</m:t>
-        </m:r>
-        <m:r>
-          <m:rPr>
-            <m:sty m:val="p"/>
-          </m:rPr>
-          <m:t>≈</m:t>
-        </m:r>
-        <m:r>
-          <m:t>0.3</m:t>
+          <m:t>0.6</m:t>
         </m:r>
       </m:oMath>
       <w:r>
@@ -8077,13 +8105,13 @@
         </m:r>
       </m:oMath>
       <w:r>
-        <w:t xml:space="preserve">; that sample size supports a reasonably precise</w:t>
-      </w:r>
-      <w:r>
-        <w:t xml:space="preserve"> </w:t>
-      </w:r>
-      <w:r>
-        <w:t xml:space="preserve">agreement estimate (half-width on the order of</w:t>
+        <w:t xml:space="preserve">. With all three raters scoring the same 40 items the agreement</w:t>
+      </w:r>
+      <w:r>
+        <w:t xml:space="preserve"> </w:t>
+      </w:r>
+      <w:r>
+        <w:t xml:space="preserve">estimate has a bootstrap half-width on the order of</w:t>
       </w:r>
       <w:r>
         <w:t xml:space="preserve"> </w:t>
@@ -8100,7 +8128,25 @@
         </m:r>
       </m:oMath>
       <w:r>
-        <w:t xml:space="preserve">) and the detection of a</w:t>
+        <w:t xml:space="preserve">, enough to place each skill inside or</w:t>
+      </w:r>
+      <w:r>
+        <w:t xml:space="preserve"> </w:t>
+      </w:r>
+      <w:r>
+        <w:t xml:space="preserve">outside that band. This step is indispensable rather than a</w:t>
+      </w:r>
+      <w:r>
+        <w:t xml:space="preserve"> </w:t>
+      </w:r>
+      <w:r>
+        <w:t xml:space="preserve">formality: recent work shows that LLM-as-judge agreement with human experts is moderate and</w:t>
+      </w:r>
+      <w:r>
+        <w:t xml:space="preserve"> </w:t>
+      </w:r>
+      <w:r>
+        <w:t xml:space="preserve">task-dependent, sometimes falling to Fleiss'</w:t>
       </w:r>
       <w:r>
         <w:t xml:space="preserve"> </w:t>
@@ -8109,21 +8155,26 @@
         <m:r>
           <m:t>κ</m:t>
         </m:r>
+      </m:oMath>
+      <w:r>
+        <w:t xml:space="preserve"> </w:t>
+      </w:r>
+      <w:r>
+        <w:t xml:space="preserve">near</w:t>
+      </w:r>
+      <w:r>
+        <w:t xml:space="preserve"> </w:t>
+      </w:r>
+      <m:oMath>
         <m:r>
-          <m:rPr>
-            <m:sty m:val="p"/>
-          </m:rPr>
-          <m:t>≥</m:t>
-        </m:r>
-        <m:r>
-          <m:t>0.6</m:t>
+          <m:t>0.1</m:t>
         </m:r>
       </m:oMath>
       <w:r>
         <w:t xml:space="preserve"> </w:t>
       </w:r>
       <w:r>
-        <w:t xml:space="preserve">against the</w:t>
+        <w:t xml:space="preserve">to</w:t>
       </w:r>
       <w:r>
         <w:t xml:space="preserve"> </w:t>
@@ -8137,103 +8188,55 @@
         <w:t xml:space="preserve"> </w:t>
       </w:r>
       <w:r>
-        <w:t xml:space="preserve">floor. This step is indispensable rather than a</w:t>
-      </w:r>
-      <w:r>
-        <w:t xml:space="preserve"> </w:t>
-      </w:r>
-      <w:r>
-        <w:t xml:space="preserve">formality: recent work shows that LLM-as-judge agreement with human experts is moderate and</w:t>
-      </w:r>
-      <w:r>
-        <w:t xml:space="preserve"> </w:t>
-      </w:r>
-      <w:r>
-        <w:t xml:space="preserve">task-dependent, sometimes falling to Fleiss'</w:t>
-      </w:r>
-      <w:r>
-        <w:t xml:space="preserve"> </w:t>
-      </w:r>
-      <m:oMath>
-        <m:r>
-          <m:t>κ</m:t>
-        </m:r>
-      </m:oMath>
-      <w:r>
-        <w:t xml:space="preserve"> </w:t>
-      </w:r>
-      <w:r>
-        <w:t xml:space="preserve">near</w:t>
-      </w:r>
-      <w:r>
-        <w:t xml:space="preserve"> </w:t>
-      </w:r>
-      <m:oMath>
-        <m:r>
-          <m:t>0.1</m:t>
-        </m:r>
-      </m:oMath>
-      <w:r>
-        <w:t xml:space="preserve"> </w:t>
-      </w:r>
-      <w:r>
-        <w:t xml:space="preserve">to</w:t>
-      </w:r>
-      <w:r>
-        <w:t xml:space="preserve"> </w:t>
-      </w:r>
-      <m:oMath>
-        <m:r>
-          <m:t>0.3</m:t>
-        </m:r>
-      </m:oMath>
-      <w:r>
-        <w:t xml:space="preserve"> </w:t>
-      </w:r>
-      <w:r>
         <w:t xml:space="preserve">on hard rubric judgments</w:t>
       </w:r>
       <w:r>
         <w:t xml:space="preserve"> </w:t>
       </w:r>
       <w:r>
-        <w:t xml:space="preserve">(Feng et al., 2025), so automated grades must be validated against humans rather than assumed reliable.</w:t>
-      </w:r>
-      <w:r>
-        <w:t xml:space="preserve"> </w:t>
-      </w:r>
-      <w:r>
-        <w:t xml:space="preserve">This exposes a recursive calibration threat, who grades the grader, that the framework must confront on</w:t>
-      </w:r>
-      <w:r>
-        <w:t xml:space="preserve"> </w:t>
-      </w:r>
-      <w:r>
-        <w:t xml:space="preserve">two levels: the per-skill grades require human-rater agreement (above), and the Judging construct</w:t>
-      </w:r>
-      <w:r>
-        <w:t xml:space="preserve"> </w:t>
-      </w:r>
-      <w:r>
-        <w:t xml:space="preserve">additionally rests on machine-seeded ground-truth issues, so a stratified subset of those seeded issues</w:t>
-      </w:r>
-      <w:r>
-        <w:t xml:space="preserve"> </w:t>
-      </w:r>
-      <w:r>
-        <w:t xml:space="preserve">will be verified by human domain experts to confirm they are genuine, non-spurious flaws before the</w:t>
-      </w:r>
-      <w:r>
-        <w:t xml:space="preserve"> </w:t>
-      </w:r>
-      <w:r>
-        <w:t xml:space="preserve">recall/precision signal can be trusted. We have prepared the agreement study (codebook, blinded</w:t>
-      </w:r>
-      <w:r>
-        <w:t xml:space="preserve"> </w:t>
-      </w:r>
-      <w:r>
-        <w:t xml:space="preserve">rater task files, and scoring scripts) so that it can be run directly. Second, a construct-validity</w:t>
+        <w:t xml:space="preserve">(Feng et al., 2025), so automated grades are validated against humans rather than assumed reliable.</w:t>
+      </w:r>
+      <w:r>
+        <w:t xml:space="preserve"> </w:t>
+      </w:r>
+      <w:r>
+        <w:t xml:space="preserve">The package confronts the recursive calibration threat (who grades the grader) on a second level: because</w:t>
+      </w:r>
+      <w:r>
+        <w:t xml:space="preserve"> </w:t>
+      </w:r>
+      <w:r>
+        <w:t xml:space="preserve">the Judging construct rests on machine-seeded ground-truth issues, a parallel task has the same three</w:t>
+      </w:r>
+      <w:r>
+        <w:t xml:space="preserve"> </w:t>
+      </w:r>
+      <w:r>
+        <w:t xml:space="preserve">raters verify a balanced set of 40 seeded issues (20 real and 20 distractor controls) as genuine flaws,</w:t>
+      </w:r>
+      <w:r>
+        <w:t xml:space="preserve"> </w:t>
+      </w:r>
+      <w:r>
+        <w:t xml:space="preserve">yielding a confirmation rate for the Judging ground truth before its recall/precision signal is trusted.</w:t>
+      </w:r>
+      <w:r>
+        <w:t xml:space="preserve"> </w:t>
+      </w:r>
+      <w:r>
+        <w:t xml:space="preserve">The full package, codebook, per-rater shuffled task files with hidden ground truth, and seed-fixed</w:t>
+      </w:r>
+      <w:r>
+        <w:t xml:space="preserve"> </w:t>
+      </w:r>
+      <w:r>
+        <w:t xml:space="preserve">agreement-scoring scripts, is released and reproducible, so the study runs directly once raters are</w:t>
+      </w:r>
+      <w:r>
+        <w:t xml:space="preserve"> </w:t>
+      </w:r>
+      <w:r>
+        <w:t xml:space="preserve">recruited. Second, a construct-validity</w:t>
       </w:r>
       <w:r>
         <w:t xml:space="preserve"> </w:t>
@@ -8539,7 +8542,7 @@
               <a:graphicData uri="http://schemas.openxmlformats.org/drawingml/2006/picture">
                 <pic:pic>
                   <pic:nvPicPr>
-                    <pic:cNvPr descr="C:/Users/apart/AppData/Local/Temp/html2doc_svg_IqKI4r/svg_2.png" id="40" name="Picture"/>
+                    <pic:cNvPr descr="C:/Users/apart/AppData/Local/Temp/html2doc_svg_pv4k6W/svg_2.png" id="40" name="Picture"/>
                     <pic:cNvPicPr>
                       <a:picLocks noChangeArrowheads="1" noChangeAspect="1"/>
                     </pic:cNvPicPr>
@@ -8662,7 +8665,7 @@
               <a:graphicData uri="http://schemas.openxmlformats.org/drawingml/2006/picture">
                 <pic:pic>
                   <pic:nvPicPr>
-                    <pic:cNvPr descr="C:/Users/apart/AppData/Local/Temp/html2doc_svg_IqKI4r/svg_3.png" id="43" name="Picture"/>
+                    <pic:cNvPr descr="C:/Users/apart/AppData/Local/Temp/html2doc_svg_pv4k6W/svg_3.png" id="43" name="Picture"/>
                     <pic:cNvPicPr>
                       <a:picLocks noChangeArrowheads="1" noChangeAspect="1"/>
                     </pic:cNvPicPr>

--- a/docs/coreasoning.docx
+++ b/docs/coreasoning.docx
@@ -865,7 +865,7 @@
               <a:graphicData uri="http://schemas.openxmlformats.org/drawingml/2006/picture">
                 <pic:pic>
                   <pic:nvPicPr>
-                    <pic:cNvPr descr="C:/Users/apart/AppData/Local/Temp/html2doc_svg_pv4k6W/svg_0.png" id="12" name="Picture"/>
+                    <pic:cNvPr descr="C:/Users/apart/AppData/Local/Temp/html2doc_svg_tLCsAb/svg_0.png" id="12" name="Picture"/>
                     <pic:cNvPicPr>
                       <a:picLocks noChangeArrowheads="1" noChangeAspect="1"/>
                     </pic:cNvPicPr>
@@ -1907,7 +1907,7 @@
         <w:t xml:space="preserve"> </w:t>
       </w:r>
       <w:r>
-        <w:t xml:space="preserve">structural spine of the framework and the reason the three skills cohere rather than merely coexist</w:t>
+        <w:t xml:space="preserve">structural spine of the framework and the reason the three skills cohere rather than coexist by stipulation</w:t>
       </w:r>
       <w:r>
         <w:t xml:space="preserve"> </w:t>
@@ -1934,7 +1934,7 @@
               <a:graphicData uri="http://schemas.openxmlformats.org/drawingml/2006/picture">
                 <pic:pic>
                   <pic:nvPicPr>
-                    <pic:cNvPr descr="C:/Users/apart/AppData/Local/Temp/html2doc_svg_pv4k6W/svg_1.png" id="17" name="Picture"/>
+                    <pic:cNvPr descr="C:/Users/apart/AppData/Local/Temp/html2doc_svg_tLCsAb/svg_1.png" id="17" name="Picture"/>
                     <pic:cNvPicPr>
                       <a:picLocks noChangeArrowheads="1" noChangeAspect="1"/>
                     </pic:cNvPicPr>
@@ -4451,7 +4451,7 @@
         <w:t xml:space="preserve"> </w:t>
       </w:r>
       <w:r>
-        <w:t xml:space="preserve">that require students to specify and evaluate rather than merely prompt (Denny et al., 2024), and</w:t>
+        <w:t xml:space="preserve">that require students to specify and evaluate rather than only prompt (Denny et al., 2024), and</w:t>
       </w:r>
       <w:r>
         <w:t xml:space="preserve"> </w:t>
@@ -6795,12 +6795,871 @@
         <w:t xml:space="preserve"> </w:t>
       </w:r>
       <w:r>
-        <w:t xml:space="preserve">skills rather than of the scoring.</w:t>
+        <w:t xml:space="preserve">skills rather than of the scoring (Table 3).</w:t>
       </w:r>
     </w:p>
     <w:p>
       <w:pPr>
+        <w:pStyle w:val="TableCaption"/>
+        <w:spacing w:before="160" w:after="60" w:line="240" w:lineRule="auto"/>
+        <w:jc w:val="center"/>
+        <w:keepNext/>
+        <w:keepLines/>
+        <w:widowControl w:val="1"/>
+      </w:pPr>
+      <w:r>
+        <w:rPr>
+          <w:b/>
+          <w:bCs/>
+        </w:rPr>
+        <w:t xml:space="preserve">Table 3. Multitrait-multimethod validity.</w:t>
+      </w:r>
+      <w:r>
+        <w:t xml:space="preserve"> </w:t>
+      </w:r>
+      <w:r>
+        <w:t xml:space="preserve">Panel A: convergent agreement of the same skill across</w:t>
+      </w:r>
+      <w:r>
+        <w:t xml:space="preserve"> </w:t>
+      </w:r>
+      <w:r>
+        <w:t xml:space="preserve">the three grader backends (mean pairwise per-learner rank correlation on the 40 shared transcripts).</w:t>
+      </w:r>
+      <w:r>
+        <w:t xml:space="preserve"> </w:t>
+      </w:r>
+      <w:r>
+        <w:t xml:space="preserve">Panel B: inter-skill grade correlation by population, showing the instrument recovers the population's</w:t>
+      </w:r>
+      <w:r>
+        <w:t xml:space="preserve"> </w:t>
+      </w:r>
+      <w:r>
+        <w:t xml:space="preserve">dependence structure (discriminant when competences are independent, convergent when they are shared).</w:t>
+      </w:r>
+    </w:p>
+    <w:tbl>
+      <w:tblPr>
+        <w:tblStyle w:val="Table"/>
+        <w:tblW w:type="pct" w:w="5000"/>
+        <w:jc w:val="center"/>
+        <w:tblLook w:firstRow="1" w:lastRow="0" w:firstColumn="0" w:lastColumn="0" w:noHBand="0" w:noVBand="0" w:val="0020"/>
+        <w:tblLayout w:type="autofit"/>
+        <w:tblBorders>
+          <w:top w:val="single" w:sz="10" w:color="4F6272"/>
+          <w:bottom w:val="single" w:sz="10" w:color="4F6272"/>
+          <w:insideH w:val="single" w:sz="5" w:color="9FB0C2"/>
+          <w:left w:val="single" w:sz="6" w:color="9FB0C2"/>
+          <w:right w:val="single" w:sz="6" w:color="9FB0C2"/>
+          <w:insideV w:val="single" w:sz="5" w:color="D9E1E8"/>
+        </w:tblBorders>
+      </w:tblPr>
+      <w:tblGrid>
+        <w:gridCol w:w="1980"/>
+        <w:gridCol w:w="1980"/>
+        <w:gridCol w:w="1980"/>
+        <w:gridCol w:w="1980"/>
+      </w:tblGrid>
+      <w:tr>
+        <w:trPr>
+          <w:tblHeader w:val="on"/>
+        </w:trPr>
+        <w:tc>
+          <w:tcPr>
+            <w:shd w:fill="EEF3F7"/>
+            <w:tcBorders>
+              <w:left w:val="nil"/>
+              <w:right w:val="nil"/>
+              <w:top w:val="nil"/>
+              <w:bottom w:val="single" w:sz="8" w:color="9FB0C2"/>
+            </w:tcBorders>
+          </w:tcPr>
+          <w:p>
+            <w:pPr>
+              <w:pStyle w:val="Compact"/>
+              <w:spacing w:before="0" w:after="20" w:line="240" w:lineRule="auto"/>
+              <w:jc w:val="center"/>
+              <w:keepNext w:val="0"/>
+              <w:keepLines/>
+              <w:widowControl w:val="1"/>
+            </w:pPr>
+            <w:r>
+              <w:rPr>
+                <w:rFonts w:ascii="Times New Roman" w:hAnsi="Times New Roman"/>
+                <w:b/>
+                <w:sz w:val="19"/>
+              </w:rPr>
+              <w:t xml:space="preserve">Panel A: cross-grader convergent (</w:t>
+            </w:r>
+            <m:oMath>
+              <m:r>
+                <m:t>ρ</m:t>
+              </m:r>
+            </m:oMath>
+            <w:r>
+              <w:rPr>
+                <w:rFonts w:ascii="Times New Roman" w:hAnsi="Times New Roman"/>
+                <w:b/>
+                <w:sz w:val="19"/>
+              </w:rPr>
+              <w:t xml:space="preserve">, 3 backends)</w:t>
+            </w:r>
+          </w:p>
+        </w:tc>
+        <w:tc>
+          <w:tcPr>
+            <w:shd w:fill="EEF3F7"/>
+            <w:tcBorders>
+              <w:left w:val="nil"/>
+              <w:right w:val="nil"/>
+              <w:top w:val="nil"/>
+              <w:bottom w:val="single" w:sz="8" w:color="9FB0C2"/>
+            </w:tcBorders>
+          </w:tcPr>
+          <w:p>
+            <w:pPr>
+              <w:pStyle w:val="Compact"/>
+              <w:spacing w:before="0" w:after="20" w:line="240" w:lineRule="auto"/>
+              <w:jc w:val="center"/>
+              <w:keepNext w:val="0"/>
+              <w:keepLines/>
+              <w:widowControl w:val="1"/>
+            </w:pPr>
+            <w:r>
+              <w:rPr>
+                <w:rFonts w:ascii="Times New Roman" w:hAnsi="Times New Roman"/>
+                <w:b/>
+                <w:sz w:val="19"/>
+              </w:rPr>
+              <w:t xml:space="preserve">Framing</w:t>
+            </w:r>
+          </w:p>
+        </w:tc>
+        <w:tc>
+          <w:tcPr>
+            <w:shd w:fill="EEF3F7"/>
+            <w:tcBorders>
+              <w:left w:val="nil"/>
+              <w:right w:val="nil"/>
+              <w:top w:val="nil"/>
+              <w:bottom w:val="single" w:sz="8" w:color="9FB0C2"/>
+            </w:tcBorders>
+          </w:tcPr>
+          <w:p>
+            <w:pPr>
+              <w:pStyle w:val="Compact"/>
+              <w:spacing w:before="0" w:after="20" w:line="240" w:lineRule="auto"/>
+              <w:jc w:val="center"/>
+              <w:keepNext w:val="0"/>
+              <w:keepLines/>
+              <w:widowControl w:val="1"/>
+            </w:pPr>
+            <w:r>
+              <w:rPr>
+                <w:rFonts w:ascii="Times New Roman" w:hAnsi="Times New Roman"/>
+                <w:b/>
+                <w:sz w:val="19"/>
+              </w:rPr>
+              <w:t xml:space="preserve">Judging</w:t>
+            </w:r>
+          </w:p>
+        </w:tc>
+        <w:tc>
+          <w:tcPr>
+            <w:shd w:fill="EEF3F7"/>
+            <w:tcBorders>
+              <w:left w:val="nil"/>
+              <w:right w:val="nil"/>
+              <w:top w:val="nil"/>
+              <w:bottom w:val="single" w:sz="8" w:color="9FB0C2"/>
+            </w:tcBorders>
+          </w:tcPr>
+          <w:p>
+            <w:pPr>
+              <w:pStyle w:val="Compact"/>
+              <w:spacing w:before="0" w:after="20" w:line="240" w:lineRule="auto"/>
+              <w:jc w:val="center"/>
+              <w:keepNext w:val="0"/>
+              <w:keepLines/>
+              <w:widowControl w:val="1"/>
+            </w:pPr>
+            <w:r>
+              <w:rPr>
+                <w:rFonts w:ascii="Times New Roman" w:hAnsi="Times New Roman"/>
+                <w:b/>
+                <w:sz w:val="19"/>
+              </w:rPr>
+              <w:t xml:space="preserve">Steering</w:t>
+            </w:r>
+          </w:p>
+        </w:tc>
+      </w:tr>
+      <w:tr>
+        <w:tc>
+          <w:tcPr>
+            <w:tcBorders>
+              <w:left w:val="nil"/>
+              <w:right w:val="nil"/>
+              <w:top w:val="nil"/>
+              <w:bottom w:val="nil"/>
+            </w:tcBorders>
+          </w:tcPr>
+          <w:p>
+            <w:pPr>
+              <w:pStyle w:val="Compact"/>
+              <w:spacing w:before="0" w:after="20" w:line="240" w:lineRule="auto"/>
+              <w:jc w:val="center"/>
+              <w:keepNext w:val="0"/>
+              <w:keepLines/>
+              <w:widowControl w:val="1"/>
+            </w:pPr>
+            <w:r>
+              <w:rPr>
+                <w:rFonts w:ascii="Times New Roman" w:hAnsi="Times New Roman"/>
+                <w:sz w:val="20"/>
+              </w:rPr>
+              <w:t xml:space="preserve">same skill across gpt-4o, gpt-4o-mini, llama-3.3-70b</w:t>
+            </w:r>
+          </w:p>
+        </w:tc>
+        <w:tc>
+          <w:tcPr>
+            <w:tcBorders>
+              <w:left w:val="nil"/>
+              <w:right w:val="nil"/>
+              <w:top w:val="nil"/>
+              <w:bottom w:val="nil"/>
+            </w:tcBorders>
+          </w:tcPr>
+          <w:p>
+            <w:pPr>
+              <w:pStyle w:val="Compact"/>
+              <w:spacing w:before="0" w:after="20" w:line="240" w:lineRule="auto"/>
+              <w:jc w:val="center"/>
+              <w:keepNext w:val="0"/>
+              <w:keepLines/>
+              <w:widowControl w:val="1"/>
+            </w:pPr>
+            <w:r>
+              <w:rPr>
+                <w:rFonts w:ascii="Times New Roman" w:hAnsi="Times New Roman"/>
+                <w:b/>
+                <w:bCs/>
+                <w:sz w:val="20"/>
+              </w:rPr>
+              <w:t xml:space="preserve">+0.57</w:t>
+            </w:r>
+          </w:p>
+        </w:tc>
+        <w:tc>
+          <w:tcPr>
+            <w:tcBorders>
+              <w:left w:val="nil"/>
+              <w:right w:val="nil"/>
+              <w:top w:val="nil"/>
+              <w:bottom w:val="nil"/>
+            </w:tcBorders>
+          </w:tcPr>
+          <w:p>
+            <w:pPr>
+              <w:pStyle w:val="Compact"/>
+              <w:spacing w:before="0" w:after="20" w:line="240" w:lineRule="auto"/>
+              <w:jc w:val="center"/>
+              <w:keepNext w:val="0"/>
+              <w:keepLines/>
+              <w:widowControl w:val="1"/>
+            </w:pPr>
+            <w:r>
+              <w:rPr>
+                <w:rFonts w:ascii="Times New Roman" w:hAnsi="Times New Roman"/>
+                <w:b/>
+                <w:bCs/>
+                <w:sz w:val="20"/>
+              </w:rPr>
+              <w:t xml:space="preserve">+0.67</w:t>
+            </w:r>
+          </w:p>
+        </w:tc>
+        <w:tc>
+          <w:tcPr>
+            <w:tcBorders>
+              <w:left w:val="nil"/>
+              <w:right w:val="nil"/>
+              <w:top w:val="nil"/>
+              <w:bottom w:val="nil"/>
+            </w:tcBorders>
+          </w:tcPr>
+          <w:p>
+            <w:pPr>
+              <w:pStyle w:val="Compact"/>
+              <w:spacing w:before="0" w:after="20" w:line="240" w:lineRule="auto"/>
+              <w:jc w:val="center"/>
+              <w:keepNext w:val="0"/>
+              <w:keepLines/>
+              <w:widowControl w:val="1"/>
+            </w:pPr>
+            <w:r>
+              <w:rPr>
+                <w:rFonts w:ascii="Times New Roman" w:hAnsi="Times New Roman"/>
+                <w:sz w:val="20"/>
+              </w:rPr>
+              <w:t xml:space="preserve">+0.21</w:t>
+            </w:r>
+          </w:p>
+        </w:tc>
+      </w:tr>
+    </w:tbl>
+    <w:p/>
+    <w:tbl>
+      <w:tblPr>
+        <w:tblStyle w:val="Table"/>
+        <w:tblW w:type="pct" w:w="5000"/>
+        <w:jc w:val="center"/>
+        <w:tblLook w:firstRow="1" w:lastRow="0" w:firstColumn="0" w:lastColumn="0" w:noHBand="0" w:noVBand="0" w:val="0020"/>
+        <w:tblLayout w:type="autofit"/>
+        <w:tblBorders>
+          <w:top w:val="single" w:sz="10" w:color="4F6272"/>
+          <w:bottom w:val="single" w:sz="10" w:color="4F6272"/>
+          <w:insideH w:val="single" w:sz="5" w:color="9FB0C2"/>
+          <w:left w:val="single" w:sz="6" w:color="9FB0C2"/>
+          <w:right w:val="single" w:sz="6" w:color="9FB0C2"/>
+          <w:insideV w:val="single" w:sz="5" w:color="D9E1E8"/>
+        </w:tblBorders>
+      </w:tblPr>
+      <w:tblGrid>
+        <w:gridCol w:w="1584"/>
+        <w:gridCol w:w="1584"/>
+        <w:gridCol w:w="1584"/>
+        <w:gridCol w:w="1584"/>
+        <w:gridCol w:w="1584"/>
+      </w:tblGrid>
+      <w:tr>
+        <w:trPr>
+          <w:tblHeader w:val="on"/>
+        </w:trPr>
+        <w:tc>
+          <w:tcPr>
+            <w:shd w:fill="EEF3F7"/>
+            <w:tcBorders>
+              <w:left w:val="nil"/>
+              <w:right w:val="nil"/>
+              <w:top w:val="nil"/>
+              <w:bottom w:val="single" w:sz="8" w:color="9FB0C2"/>
+            </w:tcBorders>
+          </w:tcPr>
+          <w:p>
+            <w:pPr>
+              <w:pStyle w:val="Compact"/>
+              <w:spacing w:before="0" w:after="20" w:line="240" w:lineRule="auto"/>
+              <w:jc w:val="center"/>
+              <w:keepNext w:val="0"/>
+              <w:keepLines/>
+              <w:widowControl w:val="1"/>
+            </w:pPr>
+            <w:r>
+              <w:rPr>
+                <w:rFonts w:ascii="Times New Roman" w:hAnsi="Times New Roman"/>
+                <w:b/>
+                <w:sz w:val="19"/>
+              </w:rPr>
+              <w:t xml:space="preserve">Panel B: inter-skill</w:t>
+            </w:r>
+            <w:r>
+              <w:rPr>
+                <w:rFonts w:ascii="Times New Roman" w:hAnsi="Times New Roman"/>
+                <w:b/>
+                <w:sz w:val="19"/>
+              </w:rPr>
+              <w:t xml:space="preserve"> </w:t>
+            </w:r>
+            <m:oMath>
+              <m:r>
+                <m:t>ρ</m:t>
+              </m:r>
+            </m:oMath>
+            <w:r>
+              <w:rPr>
+                <w:rFonts w:ascii="Times New Roman" w:hAnsi="Times New Roman"/>
+                <w:b/>
+                <w:sz w:val="19"/>
+              </w:rPr>
+              <w:t xml:space="preserve"> </w:t>
+            </w:r>
+            <w:r>
+              <w:rPr>
+                <w:rFonts w:ascii="Times New Roman" w:hAnsi="Times New Roman"/>
+                <w:b/>
+                <w:sz w:val="19"/>
+              </w:rPr>
+              <w:t xml:space="preserve">by population</w:t>
+            </w:r>
+          </w:p>
+        </w:tc>
+        <w:tc>
+          <w:tcPr>
+            <w:shd w:fill="EEF3F7"/>
+            <w:tcBorders>
+              <w:left w:val="nil"/>
+              <w:right w:val="nil"/>
+              <w:top w:val="nil"/>
+              <w:bottom w:val="single" w:sz="8" w:color="9FB0C2"/>
+            </w:tcBorders>
+          </w:tcPr>
+          <w:p>
+            <w:pPr>
+              <w:pStyle w:val="Compact"/>
+              <w:spacing w:before="0" w:after="20" w:line="240" w:lineRule="auto"/>
+              <w:jc w:val="center"/>
+              <w:keepNext w:val="0"/>
+              <w:keepLines/>
+              <w:widowControl w:val="1"/>
+            </w:pPr>
+            <w:r>
+              <w:rPr>
+                <w:rFonts w:ascii="Times New Roman" w:hAnsi="Times New Roman"/>
+                <w:b/>
+                <w:sz w:val="19"/>
+              </w:rPr>
+              <w:t xml:space="preserve">F-J</w:t>
+            </w:r>
+          </w:p>
+        </w:tc>
+        <w:tc>
+          <w:tcPr>
+            <w:shd w:fill="EEF3F7"/>
+            <w:tcBorders>
+              <w:left w:val="nil"/>
+              <w:right w:val="nil"/>
+              <w:top w:val="nil"/>
+              <w:bottom w:val="single" w:sz="8" w:color="9FB0C2"/>
+            </w:tcBorders>
+          </w:tcPr>
+          <w:p>
+            <w:pPr>
+              <w:pStyle w:val="Compact"/>
+              <w:spacing w:before="0" w:after="20" w:line="240" w:lineRule="auto"/>
+              <w:jc w:val="center"/>
+              <w:keepNext w:val="0"/>
+              <w:keepLines/>
+              <w:widowControl w:val="1"/>
+            </w:pPr>
+            <w:r>
+              <w:rPr>
+                <w:rFonts w:ascii="Times New Roman" w:hAnsi="Times New Roman"/>
+                <w:b/>
+                <w:sz w:val="19"/>
+              </w:rPr>
+              <w:t xml:space="preserve">F-S</w:t>
+            </w:r>
+          </w:p>
+        </w:tc>
+        <w:tc>
+          <w:tcPr>
+            <w:shd w:fill="EEF3F7"/>
+            <w:tcBorders>
+              <w:left w:val="nil"/>
+              <w:right w:val="nil"/>
+              <w:top w:val="nil"/>
+              <w:bottom w:val="single" w:sz="8" w:color="9FB0C2"/>
+            </w:tcBorders>
+          </w:tcPr>
+          <w:p>
+            <w:pPr>
+              <w:pStyle w:val="Compact"/>
+              <w:spacing w:before="0" w:after="20" w:line="240" w:lineRule="auto"/>
+              <w:jc w:val="center"/>
+              <w:keepNext w:val="0"/>
+              <w:keepLines/>
+              <w:widowControl w:val="1"/>
+            </w:pPr>
+            <w:r>
+              <w:rPr>
+                <w:rFonts w:ascii="Times New Roman" w:hAnsi="Times New Roman"/>
+                <w:b/>
+                <w:sz w:val="19"/>
+              </w:rPr>
+              <w:t xml:space="preserve">J-S</w:t>
+            </w:r>
+          </w:p>
+        </w:tc>
+        <w:tc>
+          <w:tcPr>
+            <w:shd w:fill="EEF3F7"/>
+            <w:tcBorders>
+              <w:left w:val="nil"/>
+              <w:right w:val="nil"/>
+              <w:top w:val="nil"/>
+              <w:bottom w:val="single" w:sz="8" w:color="9FB0C2"/>
+            </w:tcBorders>
+          </w:tcPr>
+          <w:p>
+            <w:pPr>
+              <w:pStyle w:val="Compact"/>
+              <w:spacing w:before="0" w:after="20" w:line="240" w:lineRule="auto"/>
+              <w:jc w:val="center"/>
+              <w:keepNext w:val="0"/>
+              <w:keepLines/>
+              <w:widowControl w:val="1"/>
+            </w:pPr>
+            <w:r>
+              <w:rPr>
+                <w:rFonts w:ascii="Times New Roman" w:hAnsi="Times New Roman"/>
+                <w:b/>
+                <w:sz w:val="19"/>
+              </w:rPr>
+              <w:t xml:space="preserve">summary</w:t>
+            </w:r>
+          </w:p>
+        </w:tc>
+      </w:tr>
+      <w:tr>
+        <w:tc>
+          <w:tcPr>
+            <w:tcBorders>
+              <w:left w:val="nil"/>
+              <w:right w:val="nil"/>
+              <w:top w:val="nil"/>
+              <w:bottom w:val="single" w:sz="4" w:color="D9E1E8"/>
+            </w:tcBorders>
+          </w:tcPr>
+          <w:p>
+            <w:pPr>
+              <w:pStyle w:val="Compact"/>
+              <w:spacing w:before="0" w:after="20" w:line="240" w:lineRule="auto"/>
+              <w:jc w:val="center"/>
+              <w:keepNext w:val="0"/>
+              <w:keepLines/>
+              <w:widowControl w:val="1"/>
+            </w:pPr>
+            <w:r>
+              <w:rPr>
+                <w:rFonts w:ascii="Times New Roman" w:hAnsi="Times New Roman"/>
+                <w:sz w:val="20"/>
+              </w:rPr>
+              <w:t xml:space="preserve">independent (crossed) competences</w:t>
+            </w:r>
+          </w:p>
+        </w:tc>
+        <w:tc>
+          <w:tcPr>
+            <w:tcBorders>
+              <w:left w:val="nil"/>
+              <w:right w:val="nil"/>
+              <w:top w:val="nil"/>
+              <w:bottom w:val="single" w:sz="4" w:color="D9E1E8"/>
+            </w:tcBorders>
+          </w:tcPr>
+          <w:p>
+            <w:pPr>
+              <w:pStyle w:val="Compact"/>
+              <w:spacing w:before="0" w:after="20" w:line="240" w:lineRule="auto"/>
+              <w:jc w:val="center"/>
+              <w:keepNext w:val="0"/>
+              <w:keepLines/>
+              <w:widowControl w:val="1"/>
+            </w:pPr>
+            <w:r>
+              <w:rPr>
+                <w:rFonts w:ascii="Times New Roman" w:hAnsi="Times New Roman"/>
+                <w:sz w:val="20"/>
+              </w:rPr>
+              <w:t xml:space="preserve">−0.03</w:t>
+            </w:r>
+          </w:p>
+        </w:tc>
+        <w:tc>
+          <w:tcPr>
+            <w:tcBorders>
+              <w:left w:val="nil"/>
+              <w:right w:val="nil"/>
+              <w:top w:val="nil"/>
+              <w:bottom w:val="single" w:sz="4" w:color="D9E1E8"/>
+            </w:tcBorders>
+          </w:tcPr>
+          <w:p>
+            <w:pPr>
+              <w:pStyle w:val="Compact"/>
+              <w:spacing w:before="0" w:after="20" w:line="240" w:lineRule="auto"/>
+              <w:jc w:val="center"/>
+              <w:keepNext w:val="0"/>
+              <w:keepLines/>
+              <w:widowControl w:val="1"/>
+            </w:pPr>
+            <w:r>
+              <w:rPr>
+                <w:rFonts w:ascii="Times New Roman" w:hAnsi="Times New Roman"/>
+                <w:sz w:val="20"/>
+              </w:rPr>
+              <w:t xml:space="preserve">−0.12</w:t>
+            </w:r>
+          </w:p>
+        </w:tc>
+        <w:tc>
+          <w:tcPr>
+            <w:tcBorders>
+              <w:left w:val="nil"/>
+              <w:right w:val="nil"/>
+              <w:top w:val="nil"/>
+              <w:bottom w:val="single" w:sz="4" w:color="D9E1E8"/>
+            </w:tcBorders>
+          </w:tcPr>
+          <w:p>
+            <w:pPr>
+              <w:pStyle w:val="Compact"/>
+              <w:spacing w:before="0" w:after="20" w:line="240" w:lineRule="auto"/>
+              <w:jc w:val="center"/>
+              <w:keepNext w:val="0"/>
+              <w:keepLines/>
+              <w:widowControl w:val="1"/>
+            </w:pPr>
+            <w:r>
+              <w:rPr>
+                <w:rFonts w:ascii="Times New Roman" w:hAnsi="Times New Roman"/>
+                <w:sz w:val="20"/>
+              </w:rPr>
+              <w:t xml:space="preserve">+0.25</w:t>
+            </w:r>
+          </w:p>
+        </w:tc>
+        <w:tc>
+          <w:tcPr>
+            <w:tcBorders>
+              <w:left w:val="nil"/>
+              <w:right w:val="nil"/>
+              <w:top w:val="nil"/>
+              <w:bottom w:val="single" w:sz="4" w:color="D9E1E8"/>
+            </w:tcBorders>
+          </w:tcPr>
+          <w:p>
+            <w:pPr>
+              <w:pStyle w:val="Compact"/>
+              <w:spacing w:before="0" w:after="20" w:line="240" w:lineRule="auto"/>
+              <w:jc w:val="center"/>
+              <w:keepNext w:val="0"/>
+              <w:keepLines/>
+              <w:widowControl w:val="1"/>
+            </w:pPr>
+            <w:r>
+              <w:rPr>
+                <w:rFonts w:ascii="Times New Roman" w:hAnsi="Times New Roman"/>
+                <w:sz w:val="20"/>
+              </w:rPr>
+              <w:t xml:space="preserve">mean</w:t>
+            </w:r>
+            <w:r>
+              <w:rPr>
+                <w:rFonts w:ascii="Times New Roman" w:hAnsi="Times New Roman"/>
+                <w:sz w:val="20"/>
+              </w:rPr>
+              <w:t xml:space="preserve"> </w:t>
+            </w:r>
+            <m:oMath>
+              <m:r>
+                <m:rPr>
+                  <m:sty m:val="p"/>
+                </m:rPr>
+                <m:t>|</m:t>
+              </m:r>
+              <m:r>
+                <m:t>ρ</m:t>
+              </m:r>
+              <m:r>
+                <m:rPr>
+                  <m:sty m:val="p"/>
+                </m:rPr>
+                <m:t>|</m:t>
+              </m:r>
+            </m:oMath>
+            <w:r>
+              <w:rPr>
+                <w:rFonts w:ascii="Times New Roman" w:hAnsi="Times New Roman"/>
+                <w:sz w:val="20"/>
+              </w:rPr>
+              <w:t xml:space="preserve"> </w:t>
+            </w:r>
+            <w:r>
+              <w:rPr>
+                <w:rFonts w:ascii="Times New Roman" w:hAnsi="Times New Roman"/>
+                <w:sz w:val="20"/>
+              </w:rPr>
+              <w:t xml:space="preserve">= 0.13</w:t>
+            </w:r>
+          </w:p>
+        </w:tc>
+      </w:tr>
+      <w:tr>
+        <w:tc>
+          <w:tcPr>
+            <w:tcBorders>
+              <w:left w:val="nil"/>
+              <w:right w:val="nil"/>
+              <w:top w:val="nil"/>
+              <w:bottom w:val="nil"/>
+            </w:tcBorders>
+          </w:tcPr>
+          <w:p>
+            <w:pPr>
+              <w:pStyle w:val="Compact"/>
+              <w:spacing w:before="0" w:after="20" w:line="240" w:lineRule="auto"/>
+              <w:jc w:val="center"/>
+              <w:keepNext w:val="0"/>
+              <w:keepLines/>
+              <w:widowControl w:val="1"/>
+            </w:pPr>
+            <w:r>
+              <w:rPr>
+                <w:rFonts w:ascii="Times New Roman" w:hAnsi="Times New Roman"/>
+                <w:sz w:val="20"/>
+              </w:rPr>
+              <w:t xml:space="preserve">shared single-ability level</w:t>
+            </w:r>
+          </w:p>
+        </w:tc>
+        <w:tc>
+          <w:tcPr>
+            <w:tcBorders>
+              <w:left w:val="nil"/>
+              <w:right w:val="nil"/>
+              <w:top w:val="nil"/>
+              <w:bottom w:val="nil"/>
+            </w:tcBorders>
+          </w:tcPr>
+          <w:p>
+            <w:pPr>
+              <w:pStyle w:val="Compact"/>
+              <w:spacing w:before="0" w:after="20" w:line="240" w:lineRule="auto"/>
+              <w:jc w:val="center"/>
+              <w:keepNext w:val="0"/>
+              <w:keepLines/>
+              <w:widowControl w:val="1"/>
+            </w:pPr>
+            <w:r>
+              <w:rPr>
+                <w:rFonts w:ascii="Times New Roman" w:hAnsi="Times New Roman"/>
+                <w:b/>
+                <w:bCs/>
+                <w:sz w:val="20"/>
+              </w:rPr>
+              <w:t xml:space="preserve">+0.52</w:t>
+            </w:r>
+          </w:p>
+        </w:tc>
+        <w:tc>
+          <w:tcPr>
+            <w:tcBorders>
+              <w:left w:val="nil"/>
+              <w:right w:val="nil"/>
+              <w:top w:val="nil"/>
+              <w:bottom w:val="nil"/>
+            </w:tcBorders>
+          </w:tcPr>
+          <w:p>
+            <w:pPr>
+              <w:pStyle w:val="Compact"/>
+              <w:spacing w:before="0" w:after="20" w:line="240" w:lineRule="auto"/>
+              <w:jc w:val="center"/>
+              <w:keepNext w:val="0"/>
+              <w:keepLines/>
+              <w:widowControl w:val="1"/>
+            </w:pPr>
+            <w:r>
+              <w:rPr>
+                <w:rFonts w:ascii="Times New Roman" w:hAnsi="Times New Roman"/>
+                <w:sz w:val="20"/>
+              </w:rPr>
+              <w:t xml:space="preserve">+0.14</w:t>
+            </w:r>
+          </w:p>
+        </w:tc>
+        <w:tc>
+          <w:tcPr>
+            <w:tcBorders>
+              <w:left w:val="nil"/>
+              <w:right w:val="nil"/>
+              <w:top w:val="nil"/>
+              <w:bottom w:val="nil"/>
+            </w:tcBorders>
+          </w:tcPr>
+          <w:p>
+            <w:pPr>
+              <w:pStyle w:val="Compact"/>
+              <w:spacing w:before="0" w:after="20" w:line="240" w:lineRule="auto"/>
+              <w:jc w:val="center"/>
+              <w:keepNext w:val="0"/>
+              <w:keepLines/>
+              <w:widowControl w:val="1"/>
+            </w:pPr>
+            <w:r>
+              <w:rPr>
+                <w:rFonts w:ascii="Times New Roman" w:hAnsi="Times New Roman"/>
+                <w:b/>
+                <w:bCs/>
+                <w:sz w:val="20"/>
+              </w:rPr>
+              <w:t xml:space="preserve">+0.56</w:t>
+            </w:r>
+          </w:p>
+        </w:tc>
+        <w:tc>
+          <w:tcPr>
+            <w:tcBorders>
+              <w:left w:val="nil"/>
+              <w:right w:val="nil"/>
+              <w:top w:val="nil"/>
+              <w:bottom w:val="nil"/>
+            </w:tcBorders>
+          </w:tcPr>
+          <w:p>
+            <w:pPr>
+              <w:pStyle w:val="Compact"/>
+              <w:spacing w:before="0" w:after="20" w:line="240" w:lineRule="auto"/>
+              <w:jc w:val="center"/>
+              <w:keepNext w:val="0"/>
+              <w:keepLines/>
+              <w:widowControl w:val="1"/>
+            </w:pPr>
+            <w:r>
+              <w:rPr>
+                <w:rFonts w:ascii="Times New Roman" w:hAnsi="Times New Roman"/>
+                <w:sz w:val="20"/>
+              </w:rPr>
+              <w:t xml:space="preserve">mean</w:t>
+            </w:r>
+            <w:r>
+              <w:rPr>
+                <w:rFonts w:ascii="Times New Roman" w:hAnsi="Times New Roman"/>
+                <w:sz w:val="20"/>
+              </w:rPr>
+              <w:t xml:space="preserve"> </w:t>
+            </w:r>
+            <m:oMath>
+              <m:r>
+                <m:t>ρ</m:t>
+              </m:r>
+            </m:oMath>
+            <w:r>
+              <w:rPr>
+                <w:rFonts w:ascii="Times New Roman" w:hAnsi="Times New Roman"/>
+                <w:sz w:val="20"/>
+              </w:rPr>
+              <w:t xml:space="preserve"> </w:t>
+            </w:r>
+            <w:r>
+              <w:rPr>
+                <w:rFonts w:ascii="Times New Roman" w:hAnsi="Times New Roman"/>
+                <w:sz w:val="20"/>
+              </w:rPr>
+              <w:t xml:space="preserve">= +0.41</w:t>
+            </w:r>
+          </w:p>
+        </w:tc>
+      </w:tr>
+    </w:tbl>
+    <w:p>
+      <w:pPr>
         <w:pStyle w:val="BodyText"/>
+        <w:spacing w:before="160"/>
         <w:jc w:val="both"/>
         <w:keepNext w:val="0"/>
         <w:keepLines w:val="0"/>
@@ -8542,7 +9401,7 @@
               <a:graphicData uri="http://schemas.openxmlformats.org/drawingml/2006/picture">
                 <pic:pic>
                   <pic:nvPicPr>
-                    <pic:cNvPr descr="C:/Users/apart/AppData/Local/Temp/html2doc_svg_pv4k6W/svg_2.png" id="40" name="Picture"/>
+                    <pic:cNvPr descr="C:/Users/apart/AppData/Local/Temp/html2doc_svg_tLCsAb/svg_2.png" id="40" name="Picture"/>
                     <pic:cNvPicPr>
                       <a:picLocks noChangeArrowheads="1" noChangeAspect="1"/>
                     </pic:cNvPicPr>
@@ -8665,7 +9524,7 @@
               <a:graphicData uri="http://schemas.openxmlformats.org/drawingml/2006/picture">
                 <pic:pic>
                   <pic:nvPicPr>
-                    <pic:cNvPr descr="C:/Users/apart/AppData/Local/Temp/html2doc_svg_pv4k6W/svg_3.png" id="43" name="Picture"/>
+                    <pic:cNvPr descr="C:/Users/apart/AppData/Local/Temp/html2doc_svg_tLCsAb/svg_3.png" id="43" name="Picture"/>
                     <pic:cNvPicPr>
                       <a:picLocks noChangeArrowheads="1" noChangeAspect="1"/>
                     </pic:cNvPicPr>

--- a/docs/coreasoning.docx
+++ b/docs/coreasoning.docx
@@ -865,7 +865,7 @@
               <a:graphicData uri="http://schemas.openxmlformats.org/drawingml/2006/picture">
                 <pic:pic>
                   <pic:nvPicPr>
-                    <pic:cNvPr descr="C:/Users/apart/AppData/Local/Temp/html2doc_svg_tLCsAb/svg_0.png" id="12" name="Picture"/>
+                    <pic:cNvPr descr="C:/Users/apart/AppData/Local/Temp/html2doc_svg_ScLfJu/svg_0.png" id="12" name="Picture"/>
                     <pic:cNvPicPr>
                       <a:picLocks noChangeArrowheads="1" noChangeAspect="1"/>
                     </pic:cNvPicPr>
@@ -1934,7 +1934,7 @@
               <a:graphicData uri="http://schemas.openxmlformats.org/drawingml/2006/picture">
                 <pic:pic>
                   <pic:nvPicPr>
-                    <pic:cNvPr descr="C:/Users/apart/AppData/Local/Temp/html2doc_svg_tLCsAb/svg_1.png" id="17" name="Picture"/>
+                    <pic:cNvPr descr="C:/Users/apart/AppData/Local/Temp/html2doc_svg_ScLfJu/svg_1.png" id="17" name="Picture"/>
                     <pic:cNvPicPr>
                       <a:picLocks noChangeArrowheads="1" noChangeAspect="1"/>
                     </pic:cNvPicPr>
@@ -5256,7 +5256,25 @@
         <w:t xml:space="preserve"> </w:t>
       </w:r>
       <w:r>
-        <w:t xml:space="preserve">of sixteen prompts spanning challenge construction, AI generation, and evaluation. Scoring a single</w:t>
+        <w:t xml:space="preserve">of sixteen prompts spanning challenge construction, AI generation, and evaluation. These prompts are</w:t>
+      </w:r>
+      <w:r>
+        <w:t xml:space="preserve"> </w:t>
+      </w:r>
+      <w:r>
+        <w:t xml:space="preserve">run verbatim: the surrounding experiment harness (simulated-learner generation, the crossed factorial,</w:t>
+      </w:r>
+      <w:r>
+        <w:t xml:space="preserve"> </w:t>
+      </w:r>
+      <w:r>
+        <w:t xml:space="preserve">and the analysis) is research orchestration around that fixed engine, not a reimplementation of it, so</w:t>
+      </w:r>
+      <w:r>
+        <w:t xml:space="preserve"> </w:t>
+      </w:r>
+      <w:r>
+        <w:t xml:space="preserve">the measurements characterize the instrument itself. Scoring a single</w:t>
       </w:r>
       <w:r>
         <w:t xml:space="preserve"> </w:t>
@@ -9401,7 +9419,7 @@
               <a:graphicData uri="http://schemas.openxmlformats.org/drawingml/2006/picture">
                 <pic:pic>
                   <pic:nvPicPr>
-                    <pic:cNvPr descr="C:/Users/apart/AppData/Local/Temp/html2doc_svg_tLCsAb/svg_2.png" id="40" name="Picture"/>
+                    <pic:cNvPr descr="C:/Users/apart/AppData/Local/Temp/html2doc_svg_ScLfJu/svg_2.png" id="40" name="Picture"/>
                     <pic:cNvPicPr>
                       <a:picLocks noChangeArrowheads="1" noChangeAspect="1"/>
                     </pic:cNvPicPr>
@@ -9524,7 +9542,7 @@
               <a:graphicData uri="http://schemas.openxmlformats.org/drawingml/2006/picture">
                 <pic:pic>
                   <pic:nvPicPr>
-                    <pic:cNvPr descr="C:/Users/apart/AppData/Local/Temp/html2doc_svg_tLCsAb/svg_3.png" id="43" name="Picture"/>
+                    <pic:cNvPr descr="C:/Users/apart/AppData/Local/Temp/html2doc_svg_ScLfJu/svg_3.png" id="43" name="Picture"/>
                     <pic:cNvPicPr>
                       <a:picLocks noChangeArrowheads="1" noChangeAspect="1"/>
                     </pic:cNvPicPr>

--- a/docs/coreasoning.docx
+++ b/docs/coreasoning.docx
@@ -865,7 +865,7 @@
               <a:graphicData uri="http://schemas.openxmlformats.org/drawingml/2006/picture">
                 <pic:pic>
                   <pic:nvPicPr>
-                    <pic:cNvPr descr="C:/Users/apart/AppData/Local/Temp/html2doc_svg_ScLfJu/svg_0.png" id="12" name="Picture"/>
+                    <pic:cNvPr descr="C:/Users/apart/AppData/Local/Temp/html2doc_svg_nZBYlI/svg_0.png" id="12" name="Picture"/>
                     <pic:cNvPicPr>
                       <a:picLocks noChangeArrowheads="1" noChangeAspect="1"/>
                     </pic:cNvPicPr>
@@ -1934,7 +1934,7 @@
               <a:graphicData uri="http://schemas.openxmlformats.org/drawingml/2006/picture">
                 <pic:pic>
                   <pic:nvPicPr>
-                    <pic:cNvPr descr="C:/Users/apart/AppData/Local/Temp/html2doc_svg_ScLfJu/svg_1.png" id="17" name="Picture"/>
+                    <pic:cNvPr descr="C:/Users/apart/AppData/Local/Temp/html2doc_svg_nZBYlI/svg_1.png" id="17" name="Picture"/>
                     <pic:cNvPicPr>
                       <a:picLocks noChangeArrowheads="1" noChangeAspect="1"/>
                     </pic:cNvPicPr>
@@ -4574,7 +4574,7 @@
         <w:widowControl w:val="1"/>
       </w:pPr>
       <w:r>
-        <w:t xml:space="preserve">The framework was instantiated in a prototype web platform,</w:t>
+        <w:t xml:space="preserve">The framework is instantiated in</w:t>
       </w:r>
       <w:r>
         <w:t xml:space="preserve"> </w:t>
@@ -4587,43 +4587,37 @@
         <w:t xml:space="preserve">CoReasoning Lab</w:t>
       </w:r>
       <w:r>
-        <w:t xml:space="preserve">, which we describe here so</w:t>
-      </w:r>
-      <w:r>
-        <w:t xml:space="preserve"> </w:t>
-      </w:r>
-      <w:r>
-        <w:t xml:space="preserve">that the abstract skills map onto a concrete learner experience. The platform is role-based (student,</w:t>
-      </w:r>
-      <w:r>
-        <w:t xml:space="preserve"> </w:t>
-      </w:r>
-      <w:r>
-        <w:t xml:space="preserve">instructor, administrator) and its interface is bilingual (English and Hebrew), and it supports both</w:t>
-      </w:r>
-      <w:r>
-        <w:t xml:space="preserve"> </w:t>
-      </w:r>
-      <w:r>
-        <w:t xml:space="preserve">practice and assessment modes and both multiple-choice and open-ended response formats per phase. All</w:t>
-      </w:r>
-      <w:r>
-        <w:t xml:space="preserve"> </w:t>
-      </w:r>
-      <w:r>
-        <w:t xml:space="preserve">challenges evaluated in this paper are English-language (Section 11); the bilingual interface is not a</w:t>
-      </w:r>
-      <w:r>
-        <w:t xml:space="preserve"> </w:t>
-      </w:r>
-      <w:r>
-        <w:t xml:space="preserve">claim of validated cross-language scoring. The reusable</w:t>
-      </w:r>
-      <w:r>
-        <w:t xml:space="preserve"> </w:t>
-      </w:r>
-      <w:r>
-        <w:t xml:space="preserve">artifact we release and evaluate is the platform's</w:t>
+        <w:t xml:space="preserve">, a runnable open-source web platform, which we</w:t>
+      </w:r>
+      <w:r>
+        <w:t xml:space="preserve"> </w:t>
+      </w:r>
+      <w:r>
+        <w:t xml:space="preserve">describe here so that the abstract skills map onto a concrete learner experience. The platform is a</w:t>
+      </w:r>
+      <w:r>
+        <w:t xml:space="preserve"> </w:t>
+      </w:r>
+      <w:r>
+        <w:t xml:space="preserve">Node/Express application with role-based access (student, instructor, administrator), a challenge</w:t>
+      </w:r>
+      <w:r>
+        <w:t xml:space="preserve"> </w:t>
+      </w:r>
+      <w:r>
+        <w:t xml:space="preserve">database, practice and assessment modes, multiple-choice and open-ended response formats per phase, and</w:t>
+      </w:r>
+      <w:r>
+        <w:t xml:space="preserve"> </w:t>
+      </w:r>
+      <w:r>
+        <w:t xml:space="preserve">a five-language content library (English, Hebrew, German, Spanish, French). Its full source, the web</w:t>
+      </w:r>
+      <w:r>
+        <w:t xml:space="preserve"> </w:t>
+      </w:r>
+      <w:r>
+        <w:t xml:space="preserve">application, the database schema, the content library, and the</w:t>
       </w:r>
       <w:r>
         <w:t xml:space="preserve"> </w:t>
@@ -4636,25 +4630,34 @@
         <w:t xml:space="preserve">scoring engine</w:t>
       </w:r>
       <w:r>
-        <w:t xml:space="preserve">: a library of sixteen prompts plus</w:t>
-      </w:r>
-      <w:r>
-        <w:t xml:space="preserve"> </w:t>
-      </w:r>
-      <w:r>
-        <w:t xml:space="preserve">a controlled-generation harness (Section 7.1). The interface figures in this paper (Figures A1 and A2)</w:t>
-      </w:r>
-      <w:r>
-        <w:t xml:space="preserve"> </w:t>
-      </w:r>
-      <w:r>
-        <w:t xml:space="preserve">are representative mockups of the prototype, not screenshots of a running deployment. All quantitative</w:t>
-      </w:r>
-      <w:r>
-        <w:t xml:space="preserve"> </w:t>
-      </w:r>
-      <w:r>
-        <w:t xml:space="preserve">results come from the released prompt engine, not from platform usage logs.</w:t>
+        <w:t xml:space="preserve"> </w:t>
+      </w:r>
+      <w:r>
+        <w:t xml:space="preserve">of sixteen prompts</w:t>
+      </w:r>
+      <w:r>
+        <w:t xml:space="preserve"> </w:t>
+      </w:r>
+      <w:r>
+        <w:t xml:space="preserve">(Section 7.1), is released, alongside a pedagogical-foundations document mapping the design to learning</w:t>
+      </w:r>
+      <w:r>
+        <w:t xml:space="preserve"> </w:t>
+      </w:r>
+      <w:r>
+        <w:t xml:space="preserve">theory. Figures A1 and A2 render the platform's interface. All challenges evaluated in this paper are</w:t>
+      </w:r>
+      <w:r>
+        <w:t xml:space="preserve"> </w:t>
+      </w:r>
+      <w:r>
+        <w:t xml:space="preserve">English-language (Section 11), and the quantitative results come from the scoring engine over controlled</w:t>
+      </w:r>
+      <w:r>
+        <w:t xml:space="preserve"> </w:t>
+      </w:r>
+      <w:r>
+        <w:t xml:space="preserve">inputs rather than from production usage logs.</w:t>
       </w:r>
     </w:p>
     <w:p>
@@ -5250,31 +5253,43 @@
         <w:widowControl w:val="1"/>
       </w:pPr>
       <w:r>
-        <w:t xml:space="preserve">The instrument used in this paper is the scoring engine of the CoReasoning Lab prototype, a library</w:t>
-      </w:r>
-      <w:r>
-        <w:t xml:space="preserve"> </w:t>
-      </w:r>
-      <w:r>
-        <w:t xml:space="preserve">of sixteen prompts spanning challenge construction, AI generation, and evaluation. These prompts are</w:t>
-      </w:r>
-      <w:r>
-        <w:t xml:space="preserve"> </w:t>
-      </w:r>
-      <w:r>
-        <w:t xml:space="preserve">run verbatim: the surrounding experiment harness (simulated-learner generation, the crossed factorial,</w:t>
-      </w:r>
-      <w:r>
-        <w:t xml:space="preserve"> </w:t>
-      </w:r>
-      <w:r>
-        <w:t xml:space="preserve">and the analysis) is research orchestration around that fixed engine, not a reimplementation of it, so</w:t>
-      </w:r>
-      <w:r>
-        <w:t xml:space="preserve"> </w:t>
-      </w:r>
-      <w:r>
-        <w:t xml:space="preserve">the measurements characterize the instrument itself. Scoring a single</w:t>
+        <w:t xml:space="preserve">The instrument used in this paper is the scoring engine of the CoReasoning Lab platform, a library</w:t>
+      </w:r>
+      <w:r>
+        <w:t xml:space="preserve"> </w:t>
+      </w:r>
+      <w:r>
+        <w:t xml:space="preserve">of sixteen prompts spanning challenge construction, AI generation, and evaluation. The released library</w:t>
+      </w:r>
+      <w:r>
+        <w:t xml:space="preserve"> </w:t>
+      </w:r>
+      <w:r>
+        <w:t xml:space="preserve">carries the platform's evaluation logic verbatim, the same rubrics, criteria, and system prompts as the</w:t>
+      </w:r>
+      <w:r>
+        <w:t xml:space="preserve"> </w:t>
+      </w:r>
+      <w:r>
+        <w:t xml:space="preserve">deployed application; the only adaptation is that JSON output formatting is supplied by the research</w:t>
+      </w:r>
+      <w:r>
+        <w:t xml:space="preserve"> </w:t>
+      </w:r>
+      <w:r>
+        <w:t xml:space="preserve">harness rather than embedded in each prompt. The surrounding harness (simulated-learner generation, the</w:t>
+      </w:r>
+      <w:r>
+        <w:t xml:space="preserve"> </w:t>
+      </w:r>
+      <w:r>
+        <w:t xml:space="preserve">crossed factorial, and the analysis) is research orchestration around that fixed evaluation logic, not a</w:t>
+      </w:r>
+      <w:r>
+        <w:t xml:space="preserve"> </w:t>
+      </w:r>
+      <w:r>
+        <w:t xml:space="preserve">reimplementation of it, so the measurements characterize the instrument itself. Scoring a single</w:t>
       </w:r>
       <w:r>
         <w:t xml:space="preserve"> </w:t>
@@ -6727,7 +6742,13 @@
         <w:t xml:space="preserve"> </w:t>
       </w:r>
       <w:r>
-        <w:t xml:space="preserve">whereas on learners whose competences share a single latent level the same instrument returns</w:t>
+        <w:t xml:space="preserve">whereas on the 20 learners whose three competences are all set strong or all set weak (a single shared</w:t>
+      </w:r>
+      <w:r>
+        <w:t xml:space="preserve"> </w:t>
+      </w:r>
+      <w:r>
+        <w:t xml:space="preserve">ability level) the same instrument returns</w:t>
       </w:r>
       <w:r>
         <w:t xml:space="preserve"> </w:t>
@@ -6769,7 +6790,13 @@
         </m:r>
       </m:oMath>
       <w:r>
-        <w:t xml:space="preserve">; Framing-Judging</w:t>
+        <w:t xml:space="preserve">;</w:t>
+      </w:r>
+      <w:r>
+        <w:t xml:space="preserve"> </w:t>
+      </w:r>
+      <w:r>
+        <w:t xml:space="preserve">Framing-Judging</w:t>
       </w:r>
       <w:r>
         <w:t xml:space="preserve"> </w:t>
@@ -6854,7 +6881,13 @@
         <w:t xml:space="preserve"> </w:t>
       </w:r>
       <w:r>
-        <w:t xml:space="preserve">dependence structure (discriminant when competences are independent, convergent when they are shared).</w:t>
+        <w:t xml:space="preserve">dependence structure (discriminant on the full crossed design, convergent on the n=20 all-strong and</w:t>
+      </w:r>
+      <w:r>
+        <w:t xml:space="preserve"> </w:t>
+      </w:r>
+      <w:r>
+        <w:t xml:space="preserve">all-weak learners whose three competences share one level).</w:t>
       </w:r>
     </w:p>
     <w:tbl>
@@ -9419,7 +9452,7 @@
               <a:graphicData uri="http://schemas.openxmlformats.org/drawingml/2006/picture">
                 <pic:pic>
                   <pic:nvPicPr>
-                    <pic:cNvPr descr="C:/Users/apart/AppData/Local/Temp/html2doc_svg_ScLfJu/svg_2.png" id="40" name="Picture"/>
+                    <pic:cNvPr descr="C:/Users/apart/AppData/Local/Temp/html2doc_svg_nZBYlI/svg_2.png" id="40" name="Picture"/>
                     <pic:cNvPicPr>
                       <a:picLocks noChangeArrowheads="1" noChangeAspect="1"/>
                     </pic:cNvPicPr>
@@ -9542,7 +9575,7 @@
               <a:graphicData uri="http://schemas.openxmlformats.org/drawingml/2006/picture">
                 <pic:pic>
                   <pic:nvPicPr>
-                    <pic:cNvPr descr="C:/Users/apart/AppData/Local/Temp/html2doc_svg_ScLfJu/svg_3.png" id="43" name="Picture"/>
+                    <pic:cNvPr descr="C:/Users/apart/AppData/Local/Temp/html2doc_svg_nZBYlI/svg_3.png" id="43" name="Picture"/>
                     <pic:cNvPicPr>
                       <a:picLocks noChangeArrowheads="1" noChangeAspect="1"/>
                     </pic:cNvPicPr>

--- a/docs/coreasoning.docx
+++ b/docs/coreasoning.docx
@@ -865,7 +865,7 @@
               <a:graphicData uri="http://schemas.openxmlformats.org/drawingml/2006/picture">
                 <pic:pic>
                   <pic:nvPicPr>
-                    <pic:cNvPr descr="C:/Users/apart/AppData/Local/Temp/html2doc_svg_nZBYlI/svg_0.png" id="12" name="Picture"/>
+                    <pic:cNvPr descr="C:/Users/apart/AppData/Local/Temp/html2doc_svg_5gQ2iV/svg_0.png" id="12" name="Picture"/>
                     <pic:cNvPicPr>
                       <a:picLocks noChangeArrowheads="1" noChangeAspect="1"/>
                     </pic:cNvPicPr>
@@ -1934,7 +1934,7 @@
               <a:graphicData uri="http://schemas.openxmlformats.org/drawingml/2006/picture">
                 <pic:pic>
                   <pic:nvPicPr>
-                    <pic:cNvPr descr="C:/Users/apart/AppData/Local/Temp/html2doc_svg_nZBYlI/svg_1.png" id="17" name="Picture"/>
+                    <pic:cNvPr descr="C:/Users/apart/AppData/Local/Temp/html2doc_svg_5gQ2iV/svg_1.png" id="17" name="Picture"/>
                     <pic:cNvPicPr>
                       <a:picLocks noChangeArrowheads="1" noChangeAspect="1"/>
                     </pic:cNvPicPr>
@@ -6650,7 +6650,57 @@
         <w:t xml:space="preserve"> </w:t>
       </w:r>
       <w:r>
-        <w:t xml:space="preserve">rather than a separate construct. Second, the instrument is faithful to the population's dependence</w:t>
+        <w:t xml:space="preserve">rather than a separate construct. Laid out as the full multitrait-multimethod matrix, the convergent</w:t>
+      </w:r>
+      <w:r>
+        <w:t xml:space="preserve"> </w:t>
+      </w:r>
+      <w:r>
+        <w:t xml:space="preserve">correlations (same skill across graders, mean +0.49) exceed both the heterotrait-monomethod correlations</w:t>
+      </w:r>
+      <w:r>
+        <w:t xml:space="preserve"> </w:t>
+      </w:r>
+      <w:r>
+        <w:t xml:space="preserve">(different skills within one grader, mean +0.08) and the heterotrait-heteromethod correlations (mean</w:t>
+      </w:r>
+      <w:r>
+        <w:t xml:space="preserve"> </w:t>
+      </w:r>
+      <w:r>
+        <w:t xml:space="preserve">+0.06); no grader shows halo (within-grader cross-skill mean</w:t>
+      </w:r>
+      <w:r>
+        <w:t xml:space="preserve"> </w:t>
+      </w:r>
+      <m:oMath>
+        <m:r>
+          <m:rPr>
+            <m:sty m:val="p"/>
+          </m:rPr>
+          <m:t>|</m:t>
+        </m:r>
+        <m:r>
+          <m:t>ρ</m:t>
+        </m:r>
+        <m:r>
+          <m:rPr>
+            <m:sty m:val="p"/>
+          </m:rPr>
+          <m:t>|</m:t>
+        </m:r>
+      </m:oMath>
+      <w:r>
+        <w:t xml:space="preserve"> </w:t>
+      </w:r>
+      <w:r>
+        <w:t xml:space="preserve">of 0.13, 0.18, 0.13 for the three</w:t>
+      </w:r>
+      <w:r>
+        <w:t xml:space="preserve"> </w:t>
+      </w:r>
+      <w:r>
+        <w:t xml:space="preserve">backends), so all three Campbell-Fiske criteria hold. Second, the instrument is faithful to the population's dependence</w:t>
       </w:r>
       <w:r>
         <w:t xml:space="preserve"> </w:t>
@@ -9452,7 +9502,7 @@
               <a:graphicData uri="http://schemas.openxmlformats.org/drawingml/2006/picture">
                 <pic:pic>
                   <pic:nvPicPr>
-                    <pic:cNvPr descr="C:/Users/apart/AppData/Local/Temp/html2doc_svg_nZBYlI/svg_2.png" id="40" name="Picture"/>
+                    <pic:cNvPr descr="C:/Users/apart/AppData/Local/Temp/html2doc_svg_5gQ2iV/svg_2.png" id="40" name="Picture"/>
                     <pic:cNvPicPr>
                       <a:picLocks noChangeArrowheads="1" noChangeAspect="1"/>
                     </pic:cNvPicPr>
@@ -9575,7 +9625,7 @@
               <a:graphicData uri="http://schemas.openxmlformats.org/drawingml/2006/picture">
                 <pic:pic>
                   <pic:nvPicPr>
-                    <pic:cNvPr descr="C:/Users/apart/AppData/Local/Temp/html2doc_svg_nZBYlI/svg_3.png" id="43" name="Picture"/>
+                    <pic:cNvPr descr="C:/Users/apart/AppData/Local/Temp/html2doc_svg_5gQ2iV/svg_3.png" id="43" name="Picture"/>
                     <pic:cNvPicPr>
                       <a:picLocks noChangeArrowheads="1" noChangeAspect="1"/>
                     </pic:cNvPicPr>

--- a/docs/coreasoning.docx
+++ b/docs/coreasoning.docx
@@ -865,7 +865,7 @@
               <a:graphicData uri="http://schemas.openxmlformats.org/drawingml/2006/picture">
                 <pic:pic>
                   <pic:nvPicPr>
-                    <pic:cNvPr descr="C:/Users/apart/AppData/Local/Temp/html2doc_svg_5gQ2iV/svg_0.png" id="12" name="Picture"/>
+                    <pic:cNvPr descr="C:/Users/apart/AppData/Local/Temp/html2doc_svg_4uN5wz/svg_0.png" id="12" name="Picture"/>
                     <pic:cNvPicPr>
                       <a:picLocks noChangeArrowheads="1" noChangeAspect="1"/>
                     </pic:cNvPicPr>
@@ -1934,7 +1934,7 @@
               <a:graphicData uri="http://schemas.openxmlformats.org/drawingml/2006/picture">
                 <pic:pic>
                   <pic:nvPicPr>
-                    <pic:cNvPr descr="C:/Users/apart/AppData/Local/Temp/html2doc_svg_5gQ2iV/svg_1.png" id="17" name="Picture"/>
+                    <pic:cNvPr descr="C:/Users/apart/AppData/Local/Temp/html2doc_svg_4uN5wz/svg_1.png" id="17" name="Picture"/>
                     <pic:cNvPicPr>
                       <a:picLocks noChangeArrowheads="1" noChangeAspect="1"/>
                     </pic:cNvPicPr>
@@ -4392,7 +4392,25 @@
         <w:t xml:space="preserve"> </w:t>
       </w:r>
       <w:r>
-        <w:t xml:space="preserve">decomposition that a future validated instrument could operationalize.</w:t>
+        <w:t xml:space="preserve">decomposition that a future validated instrument could operationalize. Rubric-based LLM grading studies</w:t>
+      </w:r>
+      <w:r>
+        <w:t xml:space="preserve"> </w:t>
+      </w:r>
+      <w:r>
+        <w:t xml:space="preserve">report high agreement with human raters (intraclass correlation up to 0.97) yet systematic divergence on</w:t>
+      </w:r>
+      <w:r>
+        <w:t xml:space="preserve"> </w:t>
+      </w:r>
+      <w:r>
+        <w:t xml:space="preserve">subjective criteria (Yavuz et al., 2025); the multitrait-multimethod design we use across three grader</w:t>
+      </w:r>
+      <w:r>
+        <w:t xml:space="preserve"> </w:t>
+      </w:r>
+      <w:r>
+        <w:t xml:space="preserve">backends (Section 8) treats that grader-method variance as a measured term rather than a confound.</w:t>
       </w:r>
     </w:p>
     <w:p>
@@ -4482,6 +4500,133 @@
       </w:r>
       <w:r>
         <w:t xml:space="preserve">build on this strand by placing Framing in a measured loop with Judging and Steering.</w:t>
+      </w:r>
+    </w:p>
+    <w:p>
+      <w:pPr>
+        <w:pStyle w:val="BodyText"/>
+        <w:jc w:val="both"/>
+        <w:keepNext w:val="0"/>
+        <w:keepLines w:val="0"/>
+        <w:widowControl w:val="1"/>
+      </w:pPr>
+      <w:r>
+        <w:rPr>
+          <w:b/>
+          <w:bCs/>
+        </w:rPr>
+        <w:t xml:space="preserve">Evaluative judgement and named-competency frameworks.</w:t>
+      </w:r>
+      <w:r>
+        <w:t xml:space="preserve"> </w:t>
+      </w:r>
+      <w:r>
+        <w:t xml:space="preserve">The capacity to discern quality,</w:t>
+      </w:r>
+      <w:r>
+        <w:t xml:space="preserve"> </w:t>
+      </w:r>
+      <w:r>
+        <w:rPr>
+          <w:i/>
+          <w:iCs/>
+        </w:rPr>
+        <w:t xml:space="preserve">evaluative</w:t>
+      </w:r>
+      <w:r>
+        <w:rPr>
+          <w:i/>
+          <w:iCs/>
+        </w:rPr>
+        <w:t xml:space="preserve"> </w:t>
+      </w:r>
+      <w:r>
+        <w:rPr>
+          <w:i/>
+          <w:iCs/>
+        </w:rPr>
+        <w:t xml:space="preserve">judgement</w:t>
+      </w:r>
+      <w:r>
+        <w:t xml:space="preserve">, has been argued to be the core human capability for the generative-AI era (Bearman et al.,</w:t>
+      </w:r>
+      <w:r>
+        <w:t xml:space="preserve"> </w:t>
+      </w:r>
+      <w:r>
+        <w:t xml:space="preserve">2024), and students are observed to make continuous in-the-loop accept-and-reject judgements while</w:t>
+      </w:r>
+      <w:r>
+        <w:t xml:space="preserve"> </w:t>
+      </w:r>
+      <w:r>
+        <w:t xml:space="preserve">working with AI on assessment tasks (Walton et al., 2025). Our Judging skill operationalizes evaluative</w:t>
+      </w:r>
+      <w:r>
+        <w:t xml:space="preserve"> </w:t>
+      </w:r>
+      <w:r>
+        <w:t xml:space="preserve">judgement specifically for AI output; CoReasoning then departs from a unified-judgement account by</w:t>
+      </w:r>
+      <w:r>
+        <w:t xml:space="preserve"> </w:t>
+      </w:r>
+      <w:r>
+        <w:t xml:space="preserve">separating it from the generative acts of Framing and Steering, treating evaluation as one of three</w:t>
+      </w:r>
+      <w:r>
+        <w:t xml:space="preserve"> </w:t>
+      </w:r>
+      <w:r>
+        <w:t xml:space="preserve">independently-measurable skills rather than a single overarching disposition. Two findings reinforce</w:t>
+      </w:r>
+      <w:r>
+        <w:t xml:space="preserve"> </w:t>
+      </w:r>
+      <w:r>
+        <w:t xml:space="preserve">that Judging is a separable, demanding construct: critical evaluation is the single highest-load</w:t>
+      </w:r>
+      <w:r>
+        <w:t xml:space="preserve"> </w:t>
+      </w:r>
+      <w:r>
+        <w:t xml:space="preserve">activity in AI-assisted writing (Yao &amp; Fan, 2025), and users default to uncritically accepting AI</w:t>
+      </w:r>
+      <w:r>
+        <w:t xml:space="preserve"> </w:t>
+      </w:r>
+      <w:r>
+        <w:t xml:space="preserve">output absent intervention (Wingerter et al., 2025). Among named competency frameworks, the AI Quotient</w:t>
+      </w:r>
+      <w:r>
+        <w:t xml:space="preserve"> </w:t>
+      </w:r>
+      <w:r>
+        <w:t xml:space="preserve">enumerates eight broad collaboration dimensions (Ganuthula &amp; Balaraman, 2025); CoReasoning instead</w:t>
+      </w:r>
+      <w:r>
+        <w:t xml:space="preserve"> </w:t>
+      </w:r>
+      <w:r>
+        <w:t xml:space="preserve">collapses to three minimal, independently-assessable skills and, crucially, splits the single</w:t>
+      </w:r>
+      <w:r>
+        <w:t xml:space="preserve"> </w:t>
+      </w:r>
+      <w:r>
+        <w:t xml:space="preserve">prompt-engineering dimension that such frameworks leave fused into a pre-generation Framing skill and a</w:t>
+      </w:r>
+      <w:r>
+        <w:t xml:space="preserve"> </w:t>
+      </w:r>
+      <w:r>
+        <w:t xml:space="preserve">post-generation Steering skill. Frameworks that partition coursework by assessment mode rather than by</w:t>
+      </w:r>
+      <w:r>
+        <w:t xml:space="preserve"> </w:t>
+      </w:r>
+      <w:r>
+        <w:t xml:space="preserve">cognitive skill (Elshall &amp; Badir, 2025) are orthogonal and complementary.</w:t>
       </w:r>
     </w:p>
     <w:p>
@@ -9502,7 +9647,7 @@
               <a:graphicData uri="http://schemas.openxmlformats.org/drawingml/2006/picture">
                 <pic:pic>
                   <pic:nvPicPr>
-                    <pic:cNvPr descr="C:/Users/apart/AppData/Local/Temp/html2doc_svg_5gQ2iV/svg_2.png" id="40" name="Picture"/>
+                    <pic:cNvPr descr="C:/Users/apart/AppData/Local/Temp/html2doc_svg_4uN5wz/svg_2.png" id="40" name="Picture"/>
                     <pic:cNvPicPr>
                       <a:picLocks noChangeArrowheads="1" noChangeAspect="1"/>
                     </pic:cNvPicPr>
@@ -9625,7 +9770,7 @@
               <a:graphicData uri="http://schemas.openxmlformats.org/drawingml/2006/picture">
                 <pic:pic>
                   <pic:nvPicPr>
-                    <pic:cNvPr descr="C:/Users/apart/AppData/Local/Temp/html2doc_svg_5gQ2iV/svg_3.png" id="43" name="Picture"/>
+                    <pic:cNvPr descr="C:/Users/apart/AppData/Local/Temp/html2doc_svg_4uN5wz/svg_3.png" id="43" name="Picture"/>
                     <pic:cNvPicPr>
                       <a:picLocks noChangeArrowheads="1" noChangeAspect="1"/>
                     </pic:cNvPicPr>
@@ -9864,7 +10009,7 @@
         <w:widowControl w:val="1"/>
       </w:pPr>
       <w:r>
-        <w:t xml:space="preserve">Bjork, E. L., &amp; Bjork, R. A. (2011). Making Things Hard on Yourself, but in a Good Way: Creating Desirable Difficulties to Enhance Learning.</w:t>
+        <w:t xml:space="preserve">Bearman, M., Tai, J., Dawson, P., Boud, D., &amp; Ajjawi, R. (2024). Developing Evaluative Judgement for a Time of Generative Artificial Intelligence.</w:t>
       </w:r>
       <w:r>
         <w:t xml:space="preserve"> </w:t>
@@ -9874,10 +10019,10 @@
           <w:i/>
           <w:iCs/>
         </w:rPr>
-        <w:t xml:space="preserve">Psychology and the Real World</w:t>
-      </w:r>
-      <w:r>
-        <w:t xml:space="preserve">, 56–64.</w:t>
+        <w:t xml:space="preserve">Assessment &amp; Evaluation in Higher Education</w:t>
+      </w:r>
+      <w:r>
+        <w:t xml:space="preserve">, 49(6), 893–905. https://doi.org/10.1080/02602938.2024.2335321</w:t>
       </w:r>
     </w:p>
     <w:p>
@@ -9889,7 +10034,7 @@
         <w:widowControl w:val="1"/>
       </w:pPr>
       <w:r>
-        <w:t xml:space="preserve">Buçinca, Z., Malaya, M. B., &amp; Gajos, K. Z. (2021). To Trust or to Think: Cognitive Forcing Functions Can Reduce Overreliance on AI in AI-Assisted Decision-Making.</w:t>
+        <w:t xml:space="preserve">Bjork, E. L., &amp; Bjork, R. A. (2011). Making Things Hard on Yourself, but in a Good Way: Creating Desirable Difficulties to Enhance Learning.</w:t>
       </w:r>
       <w:r>
         <w:t xml:space="preserve"> </w:t>
@@ -9899,10 +10044,10 @@
           <w:i/>
           <w:iCs/>
         </w:rPr>
-        <w:t xml:space="preserve">Proceedings of the ACM on Human-Computer Interaction</w:t>
-      </w:r>
-      <w:r>
-        <w:t xml:space="preserve">, 5(CSCW1), 1–21.</w:t>
+        <w:t xml:space="preserve">Psychology and the Real World</w:t>
+      </w:r>
+      <w:r>
+        <w:t xml:space="preserve">, 56–64.</w:t>
       </w:r>
     </w:p>
     <w:p>
@@ -9914,7 +10059,7 @@
         <w:widowControl w:val="1"/>
       </w:pPr>
       <w:r>
-        <w:t xml:space="preserve">Campbell, D. T., &amp; Fiske, D. W. (1959). Convergent and Discriminant Validation by the Multitrait-Multimethod Matrix.</w:t>
+        <w:t xml:space="preserve">Buçinca, Z., Malaya, M. B., &amp; Gajos, K. Z. (2021). To Trust or to Think: Cognitive Forcing Functions Can Reduce Overreliance on AI in AI-Assisted Decision-Making.</w:t>
       </w:r>
       <w:r>
         <w:t xml:space="preserve"> </w:t>
@@ -9924,10 +10069,10 @@
           <w:i/>
           <w:iCs/>
         </w:rPr>
-        <w:t xml:space="preserve">Psychological Bulletin</w:t>
-      </w:r>
-      <w:r>
-        <w:t xml:space="preserve">, 56(2), 81–105.</w:t>
+        <w:t xml:space="preserve">Proceedings of the ACM on Human-Computer Interaction</w:t>
+      </w:r>
+      <w:r>
+        <w:t xml:space="preserve">, 5(CSCW1), 1–21.</w:t>
       </w:r>
     </w:p>
     <w:p>
@@ -9939,7 +10084,7 @@
         <w:widowControl w:val="1"/>
       </w:pPr>
       <w:r>
-        <w:t xml:space="preserve">Chi, M. T. H., &amp; Wylie, R. (2014). The ICAP Framework: Linking Cognitive Engagement to Active Learning Outcomes.</w:t>
+        <w:t xml:space="preserve">Campbell, D. T., &amp; Fiske, D. W. (1959). Convergent and Discriminant Validation by the Multitrait-Multimethod Matrix.</w:t>
       </w:r>
       <w:r>
         <w:t xml:space="preserve"> </w:t>
@@ -9949,10 +10094,10 @@
           <w:i/>
           <w:iCs/>
         </w:rPr>
-        <w:t xml:space="preserve">Educational Psychologist</w:t>
-      </w:r>
-      <w:r>
-        <w:t xml:space="preserve">, 49(4), 219–243.</w:t>
+        <w:t xml:space="preserve">Psychological Bulletin</w:t>
+      </w:r>
+      <w:r>
+        <w:t xml:space="preserve">, 56(2), 81–105.</w:t>
       </w:r>
     </w:p>
     <w:p>
@@ -9964,7 +10109,7 @@
         <w:widowControl w:val="1"/>
       </w:pPr>
       <w:r>
-        <w:t xml:space="preserve">Clerc, O., Abdelghani, R., Desvaux, C., Poisson, E., Oudeyer, P., &amp; Sauzéon, H. (2026). Teaching Students to Question the Machine: An AI Literacy Intervention Improves Students' Regulation of LLM Use in a Science Task.</w:t>
+        <w:t xml:space="preserve">Chi, M. T. H., &amp; Wylie, R. (2014). The ICAP Framework: Linking Cognitive Engagement to Active Learning Outcomes.</w:t>
       </w:r>
       <w:r>
         <w:t xml:space="preserve"> </w:t>
@@ -9974,10 +10119,10 @@
           <w:i/>
           <w:iCs/>
         </w:rPr>
-        <w:t xml:space="preserve">arXiv preprint arXiv:2604.01955</w:t>
-      </w:r>
-      <w:r>
-        <w:t xml:space="preserve">.</w:t>
+        <w:t xml:space="preserve">Educational Psychologist</w:t>
+      </w:r>
+      <w:r>
+        <w:t xml:space="preserve">, 49(4), 219–243.</w:t>
       </w:r>
     </w:p>
     <w:p>
@@ -9989,7 +10134,7 @@
         <w:widowControl w:val="1"/>
       </w:pPr>
       <w:r>
-        <w:t xml:space="preserve">Collins, A., Brown, J. S., &amp; Newman, S. E. (1989). Cognitive Apprenticeship: Teaching the Crafts of Reading, Writing, and Mathematics.</w:t>
+        <w:t xml:space="preserve">Clerc, O., Abdelghani, R., Desvaux, C., Poisson, E., Oudeyer, P., &amp; Sauzéon, H. (2026). Teaching Students to Question the Machine: An AI Literacy Intervention Improves Students' Regulation of LLM Use in a Science Task.</w:t>
       </w:r>
       <w:r>
         <w:t xml:space="preserve"> </w:t>
@@ -9999,10 +10144,10 @@
           <w:i/>
           <w:iCs/>
         </w:rPr>
-        <w:t xml:space="preserve">Knowing, Learning, and Instruction: Essays in Honor of Robert Glaser</w:t>
-      </w:r>
-      <w:r>
-        <w:t xml:space="preserve">, 453–494.</w:t>
+        <w:t xml:space="preserve">arXiv preprint arXiv:2604.01955</w:t>
+      </w:r>
+      <w:r>
+        <w:t xml:space="preserve">.</w:t>
       </w:r>
     </w:p>
     <w:p>
@@ -10014,7 +10159,7 @@
         <w:widowControl w:val="1"/>
       </w:pPr>
       <w:r>
-        <w:t xml:space="preserve">Dakan, R., &amp; Feller, J. (2025). Framework for AI Fluency.</w:t>
+        <w:t xml:space="preserve">Collins, A., Brown, J. S., &amp; Newman, S. E. (1989). Cognitive Apprenticeship: Teaching the Crafts of Reading, Writing, and Mathematics.</w:t>
       </w:r>
       <w:r>
         <w:t xml:space="preserve"> </w:t>
@@ -10024,10 +10169,10 @@
           <w:i/>
           <w:iCs/>
         </w:rPr>
-        <w:t xml:space="preserve">Anthropic</w:t>
-      </w:r>
-      <w:r>
-        <w:t xml:space="preserve">.</w:t>
+        <w:t xml:space="preserve">Knowing, Learning, and Instruction: Essays in Honor of Robert Glaser</w:t>
+      </w:r>
+      <w:r>
+        <w:t xml:space="preserve">, 453–494.</w:t>
       </w:r>
     </w:p>
     <w:p>
@@ -10039,7 +10184,7 @@
         <w:widowControl w:val="1"/>
       </w:pPr>
       <w:r>
-        <w:t xml:space="preserve">Dell'Acqua, F., McFowland III, E., Mollick, E., Lifshitz-Assaf, H., Kellogg, K., Rajendran, S., Krayer, L., Candelon, F., &amp; Lakhani, K. R. (2023). Navigating the Jagged Technological Frontier.</w:t>
+        <w:t xml:space="preserve">Dakan, R., &amp; Feller, J. (2025). Framework for AI Fluency.</w:t>
       </w:r>
       <w:r>
         <w:t xml:space="preserve"> </w:t>
@@ -10049,7 +10194,7 @@
           <w:i/>
           <w:iCs/>
         </w:rPr>
-        <w:t xml:space="preserve">Harvard Business School Working Paper 24-013</w:t>
+        <w:t xml:space="preserve">Anthropic</w:t>
       </w:r>
       <w:r>
         <w:t xml:space="preserve">.</w:t>
@@ -10064,7 +10209,7 @@
         <w:widowControl w:val="1"/>
       </w:pPr>
       <w:r>
-        <w:t xml:space="preserve">Denny, P., Leinonen, J., Prather, J., Luxton-Reilly, A., Amarouche, T., Becker, B. A., &amp; Reeves, B. N. (2024). Prompt Problems: A New Programming Exercise for the Generative AI Era.</w:t>
+        <w:t xml:space="preserve">Dell'Acqua, F., McFowland III, E., Mollick, E., Lifshitz-Assaf, H., Kellogg, K., Rajendran, S., Krayer, L., Candelon, F., &amp; Lakhani, K. R. (2023). Navigating the Jagged Technological Frontier.</w:t>
       </w:r>
       <w:r>
         <w:t xml:space="preserve"> </w:t>
@@ -10074,7 +10219,7 @@
           <w:i/>
           <w:iCs/>
         </w:rPr>
-        <w:t xml:space="preserve">Proceedings of the 55th ACM Technical Symposium on Computer Science Education (SIGCSE)</w:t>
+        <w:t xml:space="preserve">Harvard Business School Working Paper 24-013</w:t>
       </w:r>
       <w:r>
         <w:t xml:space="preserve">.</w:t>
@@ -10089,7 +10234,7 @@
         <w:widowControl w:val="1"/>
       </w:pPr>
       <w:r>
-        <w:t xml:space="preserve">Di Santi, E. (2026). Cognitive Amplification vs Cognitive Delegation in Human-AI Systems: A Metric Framework.</w:t>
+        <w:t xml:space="preserve">Denny, P., Leinonen, J., Prather, J., Luxton-Reilly, A., Amarouche, T., Becker, B. A., &amp; Reeves, B. N. (2024). Prompt Problems: A New Programming Exercise for the Generative AI Era.</w:t>
       </w:r>
       <w:r>
         <w:t xml:space="preserve"> </w:t>
@@ -10099,7 +10244,7 @@
           <w:i/>
           <w:iCs/>
         </w:rPr>
-        <w:t xml:space="preserve">arXiv preprint arXiv:2603.18677</w:t>
+        <w:t xml:space="preserve">Proceedings of the 55th ACM Technical Symposium on Computer Science Education (SIGCSE)</w:t>
       </w:r>
       <w:r>
         <w:t xml:space="preserve">.</w:t>
@@ -10114,7 +10259,7 @@
         <w:widowControl w:val="1"/>
       </w:pPr>
       <w:r>
-        <w:t xml:space="preserve">Durkin, K., &amp; Rittle-Johnson, B. (2012). The Effectiveness of Using Incorrect Examples to Support Learning about Decimal Magnitude.</w:t>
+        <w:t xml:space="preserve">Di Santi, E. (2026). Cognitive Amplification vs Cognitive Delegation in Human-AI Systems: A Metric Framework.</w:t>
       </w:r>
       <w:r>
         <w:t xml:space="preserve"> </w:t>
@@ -10124,10 +10269,10 @@
           <w:i/>
           <w:iCs/>
         </w:rPr>
-        <w:t xml:space="preserve">Learning and Instruction</w:t>
-      </w:r>
-      <w:r>
-        <w:t xml:space="preserve">, 22(3), 206–214. https://doi.org/10.1016/j.learninstruc.2011.11.001</w:t>
+        <w:t xml:space="preserve">arXiv preprint arXiv:2603.18677</w:t>
+      </w:r>
+      <w:r>
+        <w:t xml:space="preserve">.</w:t>
       </w:r>
     </w:p>
     <w:p>
@@ -10139,7 +10284,7 @@
         <w:widowControl w:val="1"/>
       </w:pPr>
       <w:r>
-        <w:t xml:space="preserve">Facione, P. A. (1990). Critical Thinking: A Statement of Expert Consensus for Purposes of Educational Assessment and Instruction (The Delphi Report).</w:t>
+        <w:t xml:space="preserve">Durkin, K., &amp; Rittle-Johnson, B. (2012). The Effectiveness of Using Incorrect Examples to Support Learning about Decimal Magnitude.</w:t>
       </w:r>
       <w:r>
         <w:t xml:space="preserve"> </w:t>
@@ -10149,10 +10294,10 @@
           <w:i/>
           <w:iCs/>
         </w:rPr>
-        <w:t xml:space="preserve">American Philosophical Association</w:t>
-      </w:r>
-      <w:r>
-        <w:t xml:space="preserve">.</w:t>
+        <w:t xml:space="preserve">Learning and Instruction</w:t>
+      </w:r>
+      <w:r>
+        <w:t xml:space="preserve">, 22(3), 206–214. https://doi.org/10.1016/j.learninstruc.2011.11.001</w:t>
       </w:r>
     </w:p>
     <w:p>
@@ -10164,7 +10309,7 @@
         <w:widowControl w:val="1"/>
       </w:pPr>
       <w:r>
-        <w:t xml:space="preserve">Fan, Y., Tang, L., Le, H., Shen, K., Tan, S., Zhao, Y., Shen, Y., Li, X., &amp; Gašević, D. (2025). Beware of Metacognitive Laziness: Effects of Generative Artificial Intelligence on Learning Motivation, Processes, and Performance.</w:t>
+        <w:t xml:space="preserve">Elshall, A. S., &amp; Badir, A. (2025). Balancing AI-Assisted Learning and Traditional Assessment: The FACT Assessment in Environmental Data Science Education.</w:t>
       </w:r>
       <w:r>
         <w:t xml:space="preserve"> </w:t>
@@ -10174,10 +10319,10 @@
           <w:i/>
           <w:iCs/>
         </w:rPr>
-        <w:t xml:space="preserve">British Journal of Educational Technology</w:t>
-      </w:r>
-      <w:r>
-        <w:t xml:space="preserve">, 56(2), 489–530. https://doi.org/10.1111/bjet.13544</w:t>
+        <w:t xml:space="preserve">Frontiers in Education</w:t>
+      </w:r>
+      <w:r>
+        <w:t xml:space="preserve">, 10, 1596462. https://doi.org/10.3389/feduc.2025.1596462</w:t>
       </w:r>
     </w:p>
     <w:p>
@@ -10189,7 +10334,7 @@
         <w:widowControl w:val="1"/>
       </w:pPr>
       <w:r>
-        <w:t xml:space="preserve">Feng, Y., Wang, S., Cheng, Z., Wan, Y., &amp; Chen, D. (2025). Are We on the Right Way to Assessing LLM-as-a-Judge?.</w:t>
+        <w:t xml:space="preserve">Facione, P. A. (1990). Critical Thinking: A Statement of Expert Consensus for Purposes of Educational Assessment and Instruction (The Delphi Report).</w:t>
       </w:r>
       <w:r>
         <w:t xml:space="preserve"> </w:t>
@@ -10199,7 +10344,7 @@
           <w:i/>
           <w:iCs/>
         </w:rPr>
-        <w:t xml:space="preserve">arXiv preprint arXiv:2512.16041</w:t>
+        <w:t xml:space="preserve">American Philosophical Association</w:t>
       </w:r>
       <w:r>
         <w:t xml:space="preserve">.</w:t>
@@ -10214,7 +10359,7 @@
         <w:widowControl w:val="1"/>
       </w:pPr>
       <w:r>
-        <w:t xml:space="preserve">Fernandes, D., Villa, S., Nicholls, S., Haavisto, O., Buschek, D., Schmidt, A., Kosch, T., Shen, C., &amp; Welsch, R. (2024). Performance and Metacognition Disconnect when Reasoning in Human-AI Interaction.</w:t>
+        <w:t xml:space="preserve">Fan, Y., Tang, L., Le, H., Shen, K., Tan, S., Zhao, Y., Shen, Y., Li, X., &amp; Gašević, D. (2025). Beware of Metacognitive Laziness: Effects of Generative Artificial Intelligence on Learning Motivation, Processes, and Performance.</w:t>
       </w:r>
       <w:r>
         <w:t xml:space="preserve"> </w:t>
@@ -10224,10 +10369,10 @@
           <w:i/>
           <w:iCs/>
         </w:rPr>
-        <w:t xml:space="preserve">arXiv preprint arXiv:2409.16708</w:t>
-      </w:r>
-      <w:r>
-        <w:t xml:space="preserve">.</w:t>
+        <w:t xml:space="preserve">British Journal of Educational Technology</w:t>
+      </w:r>
+      <w:r>
+        <w:t xml:space="preserve">, 56(2), 489–530. https://doi.org/10.1111/bjet.13544</w:t>
       </w:r>
     </w:p>
     <w:p>
@@ -10239,7 +10384,7 @@
         <w:widowControl w:val="1"/>
       </w:pPr>
       <w:r>
-        <w:t xml:space="preserve">Flavell, J. H. (1979). Metacognition and Cognitive Monitoring: A New Area of Cognitive-Developmental Inquiry.</w:t>
+        <w:t xml:space="preserve">Feng, Y., Wang, S., Cheng, Z., Wan, Y., &amp; Chen, D. (2025). Are We on the Right Way to Assessing LLM-as-a-Judge?.</w:t>
       </w:r>
       <w:r>
         <w:t xml:space="preserve"> </w:t>
@@ -10249,10 +10394,10 @@
           <w:i/>
           <w:iCs/>
         </w:rPr>
-        <w:t xml:space="preserve">American Psychologist</w:t>
-      </w:r>
-      <w:r>
-        <w:t xml:space="preserve">, 34(10), 906–911.</w:t>
+        <w:t xml:space="preserve">arXiv preprint arXiv:2512.16041</w:t>
+      </w:r>
+      <w:r>
+        <w:t xml:space="preserve">.</w:t>
       </w:r>
     </w:p>
     <w:p>
@@ -10264,7 +10409,7 @@
         <w:widowControl w:val="1"/>
       </w:pPr>
       <w:r>
-        <w:t xml:space="preserve">Gerlich, M. (2025). AI Tools in Society: Impacts on Cognitive Offloading and the Future of Critical Thinking.</w:t>
+        <w:t xml:space="preserve">Fernandes, D., Villa, S., Nicholls, S., Haavisto, O., Buschek, D., Schmidt, A., Kosch, T., Shen, C., &amp; Welsch, R. (2024). Performance and Metacognition Disconnect when Reasoning in Human-AI Interaction.</w:t>
       </w:r>
       <w:r>
         <w:t xml:space="preserve"> </w:t>
@@ -10274,10 +10419,10 @@
           <w:i/>
           <w:iCs/>
         </w:rPr>
-        <w:t xml:space="preserve">Societies</w:t>
-      </w:r>
-      <w:r>
-        <w:t xml:space="preserve">, 15(1), 6.</w:t>
+        <w:t xml:space="preserve">arXiv preprint arXiv:2409.16708</w:t>
+      </w:r>
+      <w:r>
+        <w:t xml:space="preserve">.</w:t>
       </w:r>
     </w:p>
     <w:p>
@@ -10289,7 +10434,7 @@
         <w:widowControl w:val="1"/>
       </w:pPr>
       <w:r>
-        <w:t xml:space="preserve">Gilson, L. L., &amp; Goldberg, C. B. (2015). Editors' Comment: So, What Is a Conceptual Paper?.</w:t>
+        <w:t xml:space="preserve">Flavell, J. H. (1979). Metacognition and Cognitive Monitoring: A New Area of Cognitive-Developmental Inquiry.</w:t>
       </w:r>
       <w:r>
         <w:t xml:space="preserve"> </w:t>
@@ -10299,10 +10444,10 @@
           <w:i/>
           <w:iCs/>
         </w:rPr>
-        <w:t xml:space="preserve">Group &amp; Organization Management</w:t>
-      </w:r>
-      <w:r>
-        <w:t xml:space="preserve">, 40(2), 127–130. https://doi.org/10.1177/1059601115576425</w:t>
+        <w:t xml:space="preserve">American Psychologist</w:t>
+      </w:r>
+      <w:r>
+        <w:t xml:space="preserve">, 34(10), 906–911.</w:t>
       </w:r>
     </w:p>
     <w:p>
@@ -10314,7 +10459,7 @@
         <w:widowControl w:val="1"/>
       </w:pPr>
       <w:r>
-        <w:t xml:space="preserve">Große, C. S., &amp; Renkl, A. (2007). Finding and Fixing Errors in Worked Examples: Can This Foster Learning Outcomes?.</w:t>
+        <w:t xml:space="preserve">Ganuthula, V. R. R., &amp; Balaraman, K. K. (2025). Artificial Intelligence Quotient Framework for Measuring Human Collaboration with Artificial Intelligence.</w:t>
       </w:r>
       <w:r>
         <w:t xml:space="preserve"> </w:t>
@@ -10324,10 +10469,10 @@
           <w:i/>
           <w:iCs/>
         </w:rPr>
-        <w:t xml:space="preserve">Learning and Instruction</w:t>
-      </w:r>
-      <w:r>
-        <w:t xml:space="preserve">, 17(6), 612–634. https://doi.org/10.1016/j.learninstruc.2007.09.008</w:t>
+        <w:t xml:space="preserve">Discover Artificial Intelligence</w:t>
+      </w:r>
+      <w:r>
+        <w:t xml:space="preserve">, 5, 268. https://doi.org/10.1007/s44163-025-00516-1</w:t>
       </w:r>
     </w:p>
     <w:p>
@@ -10339,7 +10484,7 @@
         <w:widowControl w:val="1"/>
       </w:pPr>
       <w:r>
-        <w:t xml:space="preserve">Gu, X., &amp; Ericson, B. J. (2025). AI Literacy in K-12 and Higher Education in the Wake of Generative AI: An Integrative Review.</w:t>
+        <w:t xml:space="preserve">Gerlich, M. (2025). AI Tools in Society: Impacts on Cognitive Offloading and the Future of Critical Thinking.</w:t>
       </w:r>
       <w:r>
         <w:t xml:space="preserve"> </w:t>
@@ -10349,10 +10494,10 @@
           <w:i/>
           <w:iCs/>
         </w:rPr>
-        <w:t xml:space="preserve">Proceedings of the 2025 ACM Conference on International Computing Education Research (ICER)</w:t>
-      </w:r>
-      <w:r>
-        <w:t xml:space="preserve">, 125–140. https://doi.org/10.1145/3702652.3744217</w:t>
+        <w:t xml:space="preserve">Societies</w:t>
+      </w:r>
+      <w:r>
+        <w:t xml:space="preserve">, 15(1), 6.</w:t>
       </w:r>
     </w:p>
     <w:p>
@@ -10364,7 +10509,7 @@
         <w:widowControl w:val="1"/>
       </w:pPr>
       <w:r>
-        <w:t xml:space="preserve">Hattie, J., &amp; Timperley, H. (2007). The Power of Feedback.</w:t>
+        <w:t xml:space="preserve">Gilson, L. L., &amp; Goldberg, C. B. (2015). Editors' Comment: So, What Is a Conceptual Paper?.</w:t>
       </w:r>
       <w:r>
         <w:t xml:space="preserve"> </w:t>
@@ -10374,10 +10519,10 @@
           <w:i/>
           <w:iCs/>
         </w:rPr>
-        <w:t xml:space="preserve">Review of Educational Research</w:t>
-      </w:r>
-      <w:r>
-        <w:t xml:space="preserve">, 77(1), 81–112.</w:t>
+        <w:t xml:space="preserve">Group &amp; Organization Management</w:t>
+      </w:r>
+      <w:r>
+        <w:t xml:space="preserve">, 40(2), 127–130. https://doi.org/10.1177/1059601115576425</w:t>
       </w:r>
     </w:p>
     <w:p>
@@ -10389,7 +10534,7 @@
         <w:widowControl w:val="1"/>
       </w:pPr>
       <w:r>
-        <w:t xml:space="preserve">Jaakkola, E. (2020). Designing Conceptual Articles: Four Approaches.</w:t>
+        <w:t xml:space="preserve">Große, C. S., &amp; Renkl, A. (2007). Finding and Fixing Errors in Worked Examples: Can This Foster Learning Outcomes?.</w:t>
       </w:r>
       <w:r>
         <w:t xml:space="preserve"> </w:t>
@@ -10399,10 +10544,10 @@
           <w:i/>
           <w:iCs/>
         </w:rPr>
-        <w:t xml:space="preserve">AMS Review</w:t>
-      </w:r>
-      <w:r>
-        <w:t xml:space="preserve">, 10, 18–26.</w:t>
+        <w:t xml:space="preserve">Learning and Instruction</w:t>
+      </w:r>
+      <w:r>
+        <w:t xml:space="preserve">, 17(6), 612–634. https://doi.org/10.1016/j.learninstruc.2007.09.008</w:t>
       </w:r>
     </w:p>
     <w:p>
@@ -10414,7 +10559,7 @@
         <w:widowControl w:val="1"/>
       </w:pPr>
       <w:r>
-        <w:t xml:space="preserve">Jin, Y., Martinez-Maldonado, R., Gašević, D., &amp; Yan, L. (2024). GLAT: The Generative AI Literacy Assessment Test.</w:t>
+        <w:t xml:space="preserve">Gu, X., &amp; Ericson, B. J. (2025). AI Literacy in K-12 and Higher Education in the Wake of Generative AI: An Integrative Review.</w:t>
       </w:r>
       <w:r>
         <w:t xml:space="preserve"> </w:t>
@@ -10424,10 +10569,10 @@
           <w:i/>
           <w:iCs/>
         </w:rPr>
-        <w:t xml:space="preserve">arXiv preprint arXiv:2411.00283</w:t>
-      </w:r>
-      <w:r>
-        <w:t xml:space="preserve">.</w:t>
+        <w:t xml:space="preserve">Proceedings of the 2025 ACM Conference on International Computing Education Research (ICER)</w:t>
+      </w:r>
+      <w:r>
+        <w:t xml:space="preserve">, 125–140. https://doi.org/10.1145/3702652.3744217</w:t>
       </w:r>
     </w:p>
     <w:p>
@@ -10439,7 +10584,7 @@
         <w:widowControl w:val="1"/>
       </w:pPr>
       <w:r>
-        <w:t xml:space="preserve">Kane, M. T. (2013). Validating the Interpretations and Uses of Test Scores.</w:t>
+        <w:t xml:space="preserve">Hattie, J., &amp; Timperley, H. (2007). The Power of Feedback.</w:t>
       </w:r>
       <w:r>
         <w:t xml:space="preserve"> </w:t>
@@ -10449,10 +10594,10 @@
           <w:i/>
           <w:iCs/>
         </w:rPr>
-        <w:t xml:space="preserve">Journal of Educational Measurement</w:t>
-      </w:r>
-      <w:r>
-        <w:t xml:space="preserve">, 50(1), 1–73. https://doi.org/10.1111/jedm.12000</w:t>
+        <w:t xml:space="preserve">Review of Educational Research</w:t>
+      </w:r>
+      <w:r>
+        <w:t xml:space="preserve">, 77(1), 81–112.</w:t>
       </w:r>
     </w:p>
     <w:p>
@@ -10464,7 +10609,7 @@
         <w:widowControl w:val="1"/>
       </w:pPr>
       <w:r>
-        <w:t xml:space="preserve">Kapur, M. (2008). Productive Failure.</w:t>
+        <w:t xml:space="preserve">Jaakkola, E. (2020). Designing Conceptual Articles: Four Approaches.</w:t>
       </w:r>
       <w:r>
         <w:t xml:space="preserve"> </w:t>
@@ -10474,10 +10619,10 @@
           <w:i/>
           <w:iCs/>
         </w:rPr>
-        <w:t xml:space="preserve">Cognition and Instruction</w:t>
-      </w:r>
-      <w:r>
-        <w:t xml:space="preserve">, 26(3), 379–424.</w:t>
+        <w:t xml:space="preserve">AMS Review</w:t>
+      </w:r>
+      <w:r>
+        <w:t xml:space="preserve">, 10, 18–26.</w:t>
       </w:r>
     </w:p>
     <w:p>
@@ -10489,7 +10634,7 @@
         <w:widowControl w:val="1"/>
       </w:pPr>
       <w:r>
-        <w:t xml:space="preserve">Kim, P., Wang, W., &amp; Bonk, C. J. (2025). Generative AI as a Coach to Help Students Enhance Proficiency in Question Formulation.</w:t>
+        <w:t xml:space="preserve">Jin, Y., Martinez-Maldonado, R., Gašević, D., &amp; Yan, L. (2024). GLAT: The Generative AI Literacy Assessment Test.</w:t>
       </w:r>
       <w:r>
         <w:t xml:space="preserve"> </w:t>
@@ -10499,10 +10644,10 @@
           <w:i/>
           <w:iCs/>
         </w:rPr>
-        <w:t xml:space="preserve">Journal of Educational Computing Research</w:t>
-      </w:r>
-      <w:r>
-        <w:t xml:space="preserve">, 63(3), 565–586. https://doi.org/10.1177/07356331251314222</w:t>
+        <w:t xml:space="preserve">arXiv preprint arXiv:2411.00283</w:t>
+      </w:r>
+      <w:r>
+        <w:t xml:space="preserve">.</w:t>
       </w:r>
     </w:p>
     <w:p>
@@ -10514,7 +10659,7 @@
         <w:widowControl w:val="1"/>
       </w:pPr>
       <w:r>
-        <w:t xml:space="preserve">Kosmyna, N., Hauptmann, E., Yuan, Y. T., Situ, J., Liao, X., Beresnitzky, A. V., Braunstein, I., &amp; Maes, P. (2025). Your Brain on ChatGPT: Accumulation of Cognitive Debt when Using an AI Assistant for Essay Writing Task.</w:t>
+        <w:t xml:space="preserve">Kane, M. T. (2013). Validating the Interpretations and Uses of Test Scores.</w:t>
       </w:r>
       <w:r>
         <w:t xml:space="preserve"> </w:t>
@@ -10524,10 +10669,10 @@
           <w:i/>
           <w:iCs/>
         </w:rPr>
-        <w:t xml:space="preserve">arXiv preprint arXiv:2506.08872</w:t>
-      </w:r>
-      <w:r>
-        <w:t xml:space="preserve">.</w:t>
+        <w:t xml:space="preserve">Journal of Educational Measurement</w:t>
+      </w:r>
+      <w:r>
+        <w:t xml:space="preserve">, 50(1), 1–73. https://doi.org/10.1111/jedm.12000</w:t>
       </w:r>
     </w:p>
     <w:p>
@@ -10539,7 +10684,7 @@
         <w:widowControl w:val="1"/>
       </w:pPr>
       <w:r>
-        <w:t xml:space="preserve">Lee, J. D., &amp; See, K. A. (2004). Trust in Automation: Designing for Appropriate Reliance.</w:t>
+        <w:t xml:space="preserve">Kapur, M. (2008). Productive Failure.</w:t>
       </w:r>
       <w:r>
         <w:t xml:space="preserve"> </w:t>
@@ -10549,10 +10694,10 @@
           <w:i/>
           <w:iCs/>
         </w:rPr>
-        <w:t xml:space="preserve">Human Factors</w:t>
-      </w:r>
-      <w:r>
-        <w:t xml:space="preserve">, 46(1), 50–80.</w:t>
+        <w:t xml:space="preserve">Cognition and Instruction</w:t>
+      </w:r>
+      <w:r>
+        <w:t xml:space="preserve">, 26(3), 379–424.</w:t>
       </w:r>
     </w:p>
     <w:p>
@@ -10564,7 +10709,7 @@
         <w:widowControl w:val="1"/>
       </w:pPr>
       <w:r>
-        <w:t xml:space="preserve">Lee, S. C., Baby, T., Vongvit, R., Lee, J., Kim, Y., Min, C., &amp; Yoon, S. H. (2025). Development and Validation of a Generative AI Competence Scale.</w:t>
+        <w:t xml:space="preserve">Kim, P., Wang, W., &amp; Bonk, C. J. (2025). Generative AI as a Coach to Help Students Enhance Proficiency in Question Formulation.</w:t>
       </w:r>
       <w:r>
         <w:t xml:space="preserve"> </w:t>
@@ -10574,10 +10719,10 @@
           <w:i/>
           <w:iCs/>
         </w:rPr>
-        <w:t xml:space="preserve">Technology in Society</w:t>
-      </w:r>
-      <w:r>
-        <w:t xml:space="preserve">. https://doi.org/10.1016/j.techsoc.2025.103059</w:t>
+        <w:t xml:space="preserve">Journal of Educational Computing Research</w:t>
+      </w:r>
+      <w:r>
+        <w:t xml:space="preserve">, 63(3), 565–586. https://doi.org/10.1177/07356331251314222</w:t>
       </w:r>
     </w:p>
     <w:p>
@@ -10589,7 +10734,7 @@
         <w:widowControl w:val="1"/>
       </w:pPr>
       <w:r>
-        <w:t xml:space="preserve">Li, C., Cui, H., &amp; Hagedorn, L. S. (2026). The Cognitive Impact of ChatGPT in Higher Education: A Systematic Review of Critical and Creative Thinking Outcomes.</w:t>
+        <w:t xml:space="preserve">Kosmyna, N., Hauptmann, E., Yuan, Y. T., Situ, J., Liao, X., Beresnitzky, A. V., Braunstein, I., &amp; Maes, P. (2025). Your Brain on ChatGPT: Accumulation of Cognitive Debt when Using an AI Assistant for Essay Writing Task.</w:t>
       </w:r>
       <w:r>
         <w:t xml:space="preserve"> </w:t>
@@ -10599,10 +10744,10 @@
           <w:i/>
           <w:iCs/>
         </w:rPr>
-        <w:t xml:space="preserve">Computers and Education: Artificial Intelligence</w:t>
-      </w:r>
-      <w:r>
-        <w:t xml:space="preserve">, 10, 100571. https://doi.org/10.1016/j.caeai.2026.100571</w:t>
+        <w:t xml:space="preserve">arXiv preprint arXiv:2506.08872</w:t>
+      </w:r>
+      <w:r>
+        <w:t xml:space="preserve">.</w:t>
       </w:r>
     </w:p>
     <w:p>
@@ -10614,7 +10759,7 @@
         <w:widowControl w:val="1"/>
       </w:pPr>
       <w:r>
-        <w:t xml:space="preserve">Lo, L. S. (2023). The CLEAR Path: A Framework for Enhancing Information Literacy through Prompt Engineering.</w:t>
+        <w:t xml:space="preserve">Lee, J. D., &amp; See, K. A. (2004). Trust in Automation: Designing for Appropriate Reliance.</w:t>
       </w:r>
       <w:r>
         <w:t xml:space="preserve"> </w:t>
@@ -10624,10 +10769,10 @@
           <w:i/>
           <w:iCs/>
         </w:rPr>
-        <w:t xml:space="preserve">The Journal of Academic Librarianship</w:t>
-      </w:r>
-      <w:r>
-        <w:t xml:space="preserve">, 49(4).</w:t>
+        <w:t xml:space="preserve">Human Factors</w:t>
+      </w:r>
+      <w:r>
+        <w:t xml:space="preserve">, 46(1), 50–80.</w:t>
       </w:r>
     </w:p>
     <w:p>
@@ -10639,7 +10784,7 @@
         <w:widowControl w:val="1"/>
       </w:pPr>
       <w:r>
-        <w:t xml:space="preserve">Long, D., &amp; Magerko, B. (2020). What Is AI Literacy? Competencies and Design Considerations.</w:t>
+        <w:t xml:space="preserve">Lee, S. C., Baby, T., Vongvit, R., Lee, J., Kim, Y., Min, C., &amp; Yoon, S. H. (2025). Development and Validation of a Generative AI Competence Scale.</w:t>
       </w:r>
       <w:r>
         <w:t xml:space="preserve"> </w:t>
@@ -10649,10 +10794,10 @@
           <w:i/>
           <w:iCs/>
         </w:rPr>
-        <w:t xml:space="preserve">Proceedings of the 2020 CHI Conference on Human Factors in Computing Systems</w:t>
-      </w:r>
-      <w:r>
-        <w:t xml:space="preserve">, 1–16.</w:t>
+        <w:t xml:space="preserve">Technology in Society</w:t>
+      </w:r>
+      <w:r>
+        <w:t xml:space="preserve">. https://doi.org/10.1016/j.techsoc.2025.103059</w:t>
       </w:r>
     </w:p>
     <w:p>
@@ -10664,7 +10809,7 @@
         <w:widowControl w:val="1"/>
       </w:pPr>
       <w:r>
-        <w:t xml:space="preserve">Messick, S. (1995). Validity of Psychological Assessment: Validation of Inferences from Persons' Responses and Performances as Scientific Inquiry into Score Meaning.</w:t>
+        <w:t xml:space="preserve">Li, C., Cui, H., &amp; Hagedorn, L. S. (2026). The Cognitive Impact of ChatGPT in Higher Education: A Systematic Review of Critical and Creative Thinking Outcomes.</w:t>
       </w:r>
       <w:r>
         <w:t xml:space="preserve"> </w:t>
@@ -10674,10 +10819,10 @@
           <w:i/>
           <w:iCs/>
         </w:rPr>
-        <w:t xml:space="preserve">American Psychologist</w:t>
-      </w:r>
-      <w:r>
-        <w:t xml:space="preserve">, 50(9), 741–749. https://doi.org/10.1037/0003-066X.50.9.741</w:t>
+        <w:t xml:space="preserve">Computers and Education: Artificial Intelligence</w:t>
+      </w:r>
+      <w:r>
+        <w:t xml:space="preserve">, 10, 100571. https://doi.org/10.1016/j.caeai.2026.100571</w:t>
       </w:r>
     </w:p>
     <w:p>
@@ -10689,7 +10834,7 @@
         <w:widowControl w:val="1"/>
       </w:pPr>
       <w:r>
-        <w:t xml:space="preserve">Nazaretsky, T., Gabbay, H., &amp; Käser, T. (2025). Can Students Judge Like Experts? A Large-Scale Study on AI and Human Personalized Formative Feedback.</w:t>
+        <w:t xml:space="preserve">Lo, L. S. (2023). The CLEAR Path: A Framework for Enhancing Information Literacy through Prompt Engineering.</w:t>
       </w:r>
       <w:r>
         <w:t xml:space="preserve"> </w:t>
@@ -10699,10 +10844,10 @@
           <w:i/>
           <w:iCs/>
         </w:rPr>
-        <w:t xml:space="preserve">Computers and Education: Artificial Intelligence</w:t>
-      </w:r>
-      <w:r>
-        <w:t xml:space="preserve">. https://doi.org/10.1016/j.caeai.2025.100533</w:t>
+        <w:t xml:space="preserve">The Journal of Academic Librarianship</w:t>
+      </w:r>
+      <w:r>
+        <w:t xml:space="preserve">, 49(4).</w:t>
       </w:r>
     </w:p>
     <w:p>
@@ -10714,7 +10859,7 @@
         <w:widowControl w:val="1"/>
       </w:pPr>
       <w:r>
-        <w:t xml:space="preserve">Nelson, T. O., &amp; Narens, L. (1990). Metamemory: A Theoretical Framework and New Findings.</w:t>
+        <w:t xml:space="preserve">Long, D., &amp; Magerko, B. (2020). What Is AI Literacy? Competencies and Design Considerations.</w:t>
       </w:r>
       <w:r>
         <w:t xml:space="preserve"> </w:t>
@@ -10724,10 +10869,10 @@
           <w:i/>
           <w:iCs/>
         </w:rPr>
-        <w:t xml:space="preserve">The Psychology of Learning and Motivation</w:t>
-      </w:r>
-      <w:r>
-        <w:t xml:space="preserve">, 26, 125–173.</w:t>
+        <w:t xml:space="preserve">Proceedings of the 2020 CHI Conference on Human Factors in Computing Systems</w:t>
+      </w:r>
+      <w:r>
+        <w:t xml:space="preserve">, 1–16.</w:t>
       </w:r>
     </w:p>
     <w:p>
@@ -10739,7 +10884,7 @@
         <w:widowControl w:val="1"/>
       </w:pPr>
       <w:r>
-        <w:t xml:space="preserve">Parasuraman, R., &amp; Manzey, D. H. (2010). Complacency and Bias in Human Use of Automation: An Attentional Integration.</w:t>
+        <w:t xml:space="preserve">Messick, S. (1995). Validity of Psychological Assessment: Validation of Inferences from Persons' Responses and Performances as Scientific Inquiry into Score Meaning.</w:t>
       </w:r>
       <w:r>
         <w:t xml:space="preserve"> </w:t>
@@ -10749,10 +10894,10 @@
           <w:i/>
           <w:iCs/>
         </w:rPr>
-        <w:t xml:space="preserve">Human Factors</w:t>
-      </w:r>
-      <w:r>
-        <w:t xml:space="preserve">, 52(3), 381–410.</w:t>
+        <w:t xml:space="preserve">American Psychologist</w:t>
+      </w:r>
+      <w:r>
+        <w:t xml:space="preserve">, 50(9), 741–749. https://doi.org/10.1037/0003-066X.50.9.741</w:t>
       </w:r>
     </w:p>
     <w:p>
@@ -10764,7 +10909,7 @@
         <w:widowControl w:val="1"/>
       </w:pPr>
       <w:r>
-        <w:t xml:space="preserve">Paul, R., &amp; Elder, L. (2006). The Miniature Guide to Critical Thinking: Concepts and Tools.</w:t>
+        <w:t xml:space="preserve">Nazaretsky, T., Gabbay, H., &amp; Käser, T. (2025). Can Students Judge Like Experts? A Large-Scale Study on AI and Human Personalized Formative Feedback.</w:t>
       </w:r>
       <w:r>
         <w:t xml:space="preserve"> </w:t>
@@ -10774,10 +10919,10 @@
           <w:i/>
           <w:iCs/>
         </w:rPr>
-        <w:t xml:space="preserve">Foundation for Critical Thinking</w:t>
-      </w:r>
-      <w:r>
-        <w:t xml:space="preserve">.</w:t>
+        <w:t xml:space="preserve">Computers and Education: Artificial Intelligence</w:t>
+      </w:r>
+      <w:r>
+        <w:t xml:space="preserve">. https://doi.org/10.1016/j.caeai.2025.100533</w:t>
       </w:r>
     </w:p>
     <w:p>
@@ -10789,7 +10934,7 @@
         <w:widowControl w:val="1"/>
       </w:pPr>
       <w:r>
-        <w:t xml:space="preserve">Randazzo, B., Lifshitz-Assaf, H., Kellogg, K., Dell'Acqua, F., Mollick, E., Candelon, F., &amp; Lakhani, K. R. (2025). Cyborgs, Centaurs and Self-Automators: Modes of Human-AI Collaboration in Knowledge Work.</w:t>
+        <w:t xml:space="preserve">Nelson, T. O., &amp; Narens, L. (1990). Metamemory: A Theoretical Framework and New Findings.</w:t>
       </w:r>
       <w:r>
         <w:t xml:space="preserve"> </w:t>
@@ -10799,10 +10944,10 @@
           <w:i/>
           <w:iCs/>
         </w:rPr>
-        <w:t xml:space="preserve">Harvard Business School Working Paper 26-036</w:t>
-      </w:r>
-      <w:r>
-        <w:t xml:space="preserve">.</w:t>
+        <w:t xml:space="preserve">The Psychology of Learning and Motivation</w:t>
+      </w:r>
+      <w:r>
+        <w:t xml:space="preserve">, 26, 125–173.</w:t>
       </w:r>
     </w:p>
     <w:p>
@@ -10814,7 +10959,7 @@
         <w:widowControl w:val="1"/>
       </w:pPr>
       <w:r>
-        <w:t xml:space="preserve">Runco, M. A., &amp; Chand, I. (1995). Cognition and Creativity.</w:t>
+        <w:t xml:space="preserve">Parasuraman, R., &amp; Manzey, D. H. (2010). Complacency and Bias in Human Use of Automation: An Attentional Integration.</w:t>
       </w:r>
       <w:r>
         <w:t xml:space="preserve"> </w:t>
@@ -10824,10 +10969,10 @@
           <w:i/>
           <w:iCs/>
         </w:rPr>
-        <w:t xml:space="preserve">Educational Psychology Review</w:t>
-      </w:r>
-      <w:r>
-        <w:t xml:space="preserve">, 7(3), 243–267.</w:t>
+        <w:t xml:space="preserve">Human Factors</w:t>
+      </w:r>
+      <w:r>
+        <w:t xml:space="preserve">, 52(3), 381–410.</w:t>
       </w:r>
     </w:p>
     <w:p>
@@ -10839,7 +10984,7 @@
         <w:widowControl w:val="1"/>
       </w:pPr>
       <w:r>
-        <w:t xml:space="preserve">Sadler, D. R. (1989). Formative Assessment and the Design of Instructional Systems.</w:t>
+        <w:t xml:space="preserve">Paul, R., &amp; Elder, L. (2006). The Miniature Guide to Critical Thinking: Concepts and Tools.</w:t>
       </w:r>
       <w:r>
         <w:t xml:space="preserve"> </w:t>
@@ -10849,10 +10994,10 @@
           <w:i/>
           <w:iCs/>
         </w:rPr>
-        <w:t xml:space="preserve">Instructional Science</w:t>
-      </w:r>
-      <w:r>
-        <w:t xml:space="preserve">, 18(2), 119–144.</w:t>
+        <w:t xml:space="preserve">Foundation for Critical Thinking</w:t>
+      </w:r>
+      <w:r>
+        <w:t xml:space="preserve">.</w:t>
       </w:r>
     </w:p>
     <w:p>
@@ -10864,7 +11009,7 @@
         <w:widowControl w:val="1"/>
       </w:pPr>
       <w:r>
-        <w:t xml:space="preserve">Salomon, G., Perkins, D. N., &amp; Globerson, T. (1991). Partners in Cognition: Extending Human Intelligence with Intelligent Technologies.</w:t>
+        <w:t xml:space="preserve">Randazzo, B., Lifshitz-Assaf, H., Kellogg, K., Dell'Acqua, F., Mollick, E., Candelon, F., &amp; Lakhani, K. R. (2025). Cyborgs, Centaurs and Self-Automators: Modes of Human-AI Collaboration in Knowledge Work.</w:t>
       </w:r>
       <w:r>
         <w:t xml:space="preserve"> </w:t>
@@ -10874,10 +11019,10 @@
           <w:i/>
           <w:iCs/>
         </w:rPr>
-        <w:t xml:space="preserve">Educational Researcher</w:t>
-      </w:r>
-      <w:r>
-        <w:t xml:space="preserve">, 20(3), 2–9.</w:t>
+        <w:t xml:space="preserve">Harvard Business School Working Paper 26-036</w:t>
+      </w:r>
+      <w:r>
+        <w:t xml:space="preserve">.</w:t>
       </w:r>
     </w:p>
     <w:p>
@@ -10889,7 +11034,7 @@
         <w:widowControl w:val="1"/>
       </w:pPr>
       <w:r>
-        <w:t xml:space="preserve">Sidra, S., &amp; Mason, C. (2025). Generative AI in Human-AI Collaboration: Validation of the Collaborative AI Literacy and Collaborative AI Metacognition Scales.</w:t>
+        <w:t xml:space="preserve">Runco, M. A., &amp; Chand, I. (1995). Cognition and Creativity.</w:t>
       </w:r>
       <w:r>
         <w:t xml:space="preserve"> </w:t>
@@ -10899,10 +11044,10 @@
           <w:i/>
           <w:iCs/>
         </w:rPr>
-        <w:t xml:space="preserve">International Journal of Human-Computer Interaction</w:t>
-      </w:r>
-      <w:r>
-        <w:t xml:space="preserve">. https://doi.org/10.1080/10447318.2025.2543997</w:t>
+        <w:t xml:space="preserve">Educational Psychology Review</w:t>
+      </w:r>
+      <w:r>
+        <w:t xml:space="preserve">, 7(3), 243–267.</w:t>
       </w:r>
     </w:p>
     <w:p>
@@ -10914,7 +11059,7 @@
         <w:widowControl w:val="1"/>
       </w:pPr>
       <w:r>
-        <w:t xml:space="preserve">Sperber, D., Clément, F., Heintz, C., Mascaro, O., Mercier, H., Origgi, G., &amp; Wilson, D. (2010). Epistemic Vigilance.</w:t>
+        <w:t xml:space="preserve">Sadler, D. R. (1989). Formative Assessment and the Design of Instructional Systems.</w:t>
       </w:r>
       <w:r>
         <w:t xml:space="preserve"> </w:t>
@@ -10924,10 +11069,10 @@
           <w:i/>
           <w:iCs/>
         </w:rPr>
-        <w:t xml:space="preserve">Mind &amp; Language</w:t>
-      </w:r>
-      <w:r>
-        <w:t xml:space="preserve">, 25(4), 359–393.</w:t>
+        <w:t xml:space="preserve">Instructional Science</w:t>
+      </w:r>
+      <w:r>
+        <w:t xml:space="preserve">, 18(2), 119–144.</w:t>
       </w:r>
     </w:p>
     <w:p>
@@ -10939,7 +11084,7 @@
         <w:widowControl w:val="1"/>
       </w:pPr>
       <w:r>
-        <w:t xml:space="preserve">Srinath, S., Vadaparty, A., Smith IV, D. H., Porter, L., &amp; Zingaro, D. (2025). Assessing Problem Decomposition in CS1 for the GenAI Era.</w:t>
+        <w:t xml:space="preserve">Salomon, G., Perkins, D. N., &amp; Globerson, T. (1991). Partners in Cognition: Extending Human Intelligence with Intelligent Technologies.</w:t>
       </w:r>
       <w:r>
         <w:t xml:space="preserve"> </w:t>
@@ -10949,10 +11094,10 @@
           <w:i/>
           <w:iCs/>
         </w:rPr>
-        <w:t xml:space="preserve">arXiv preprint arXiv:2511.05764</w:t>
-      </w:r>
-      <w:r>
-        <w:t xml:space="preserve">.</w:t>
+        <w:t xml:space="preserve">Educational Researcher</w:t>
+      </w:r>
+      <w:r>
+        <w:t xml:space="preserve">, 20(3), 2–9.</w:t>
       </w:r>
     </w:p>
     <w:p>
@@ -10964,7 +11109,7 @@
         <w:widowControl w:val="1"/>
       </w:pPr>
       <w:r>
-        <w:t xml:space="preserve">Tankelevitch, L., Kewenig, V., Simkute, A., Scott, A. E., Sarkar, A., Sellen, A., &amp; Rintel, S. (2024). The Metacognitive Demands and Opportunities of Generative AI.</w:t>
+        <w:t xml:space="preserve">Sidra, S., &amp; Mason, C. (2025). Generative AI in Human-AI Collaboration: Validation of the Collaborative AI Literacy and Collaborative AI Metacognition Scales.</w:t>
       </w:r>
       <w:r>
         <w:t xml:space="preserve"> </w:t>
@@ -10974,10 +11119,10 @@
           <w:i/>
           <w:iCs/>
         </w:rPr>
-        <w:t xml:space="preserve">Proceedings of the 2024 CHI Conference on Human Factors in Computing Systems</w:t>
-      </w:r>
-      <w:r>
-        <w:t xml:space="preserve">.</w:t>
+        <w:t xml:space="preserve">International Journal of Human-Computer Interaction</w:t>
+      </w:r>
+      <w:r>
+        <w:t xml:space="preserve">. https://doi.org/10.1080/10447318.2025.2543997</w:t>
       </w:r>
     </w:p>
     <w:p>
@@ -10989,7 +11134,7 @@
         <w:widowControl w:val="1"/>
       </w:pPr>
       <w:r>
-        <w:t xml:space="preserve">Tour, E., &amp; Zadorozhnyy, A. (2025). Conceptualizing and Operationalizing Prompt Literacy for English Language Learners.</w:t>
+        <w:t xml:space="preserve">Sperber, D., Clément, F., Heintz, C., Mascaro, O., Mercier, H., Origgi, G., &amp; Wilson, D. (2010). Epistemic Vigilance.</w:t>
       </w:r>
       <w:r>
         <w:t xml:space="preserve"> </w:t>
@@ -10999,10 +11144,10 @@
           <w:i/>
           <w:iCs/>
         </w:rPr>
-        <w:t xml:space="preserve">Journal of Adolescent &amp; Adult Literacy</w:t>
-      </w:r>
-      <w:r>
-        <w:t xml:space="preserve">. https://doi.org/10.1002/jaal.70020</w:t>
+        <w:t xml:space="preserve">Mind &amp; Language</w:t>
+      </w:r>
+      <w:r>
+        <w:t xml:space="preserve">, 25(4), 359–393.</w:t>
       </w:r>
     </w:p>
     <w:p>
@@ -11014,7 +11159,7 @@
         <w:widowControl w:val="1"/>
       </w:pPr>
       <w:r>
-        <w:t xml:space="preserve">Vaccaro, M., Almaatouq, A., &amp; Malone, T. (2024). When Combinations of Humans and AI Are Useful: A Systematic Review and Meta-Analysis.</w:t>
+        <w:t xml:space="preserve">Srinath, S., Vadaparty, A., Smith IV, D. H., Porter, L., &amp; Zingaro, D. (2025). Assessing Problem Decomposition in CS1 for the GenAI Era.</w:t>
       </w:r>
       <w:r>
         <w:t xml:space="preserve"> </w:t>
@@ -11024,10 +11169,10 @@
           <w:i/>
           <w:iCs/>
         </w:rPr>
-        <w:t xml:space="preserve">Nature Human Behaviour</w:t>
-      </w:r>
-      <w:r>
-        <w:t xml:space="preserve">, 8, 2293–2303.</w:t>
+        <w:t xml:space="preserve">arXiv preprint arXiv:2511.05764</w:t>
+      </w:r>
+      <w:r>
+        <w:t xml:space="preserve">.</w:t>
       </w:r>
     </w:p>
     <w:p>
@@ -11039,7 +11184,7 @@
         <w:widowControl w:val="1"/>
       </w:pPr>
       <w:r>
-        <w:t xml:space="preserve">Vygotsky, L. S. (1978). Mind in Society: The Development of Higher Psychological Processes.</w:t>
+        <w:t xml:space="preserve">Tankelevitch, L., Kewenig, V., Simkute, A., Scott, A. E., Sarkar, A., Sellen, A., &amp; Rintel, S. (2024). The Metacognitive Demands and Opportunities of Generative AI.</w:t>
       </w:r>
       <w:r>
         <w:t xml:space="preserve"> </w:t>
@@ -11049,7 +11194,7 @@
           <w:i/>
           <w:iCs/>
         </w:rPr>
-        <w:t xml:space="preserve">Harvard University Press</w:t>
+        <w:t xml:space="preserve">Proceedings of the 2024 CHI Conference on Human Factors in Computing Systems</w:t>
       </w:r>
       <w:r>
         <w:t xml:space="preserve">.</w:t>
@@ -11064,7 +11209,7 @@
         <w:widowControl w:val="1"/>
       </w:pPr>
       <w:r>
-        <w:t xml:space="preserve">Winne, P. H., &amp; Hadwin, A. F. (1998). Studying as Self-Regulated Learning.</w:t>
+        <w:t xml:space="preserve">Tour, E., &amp; Zadorozhnyy, A. (2025). Conceptualizing and Operationalizing Prompt Literacy for English Language Learners.</w:t>
       </w:r>
       <w:r>
         <w:t xml:space="preserve"> </w:t>
@@ -11074,10 +11219,188 @@
           <w:i/>
           <w:iCs/>
         </w:rPr>
+        <w:t xml:space="preserve">Journal of Adolescent &amp; Adult Literacy</w:t>
+      </w:r>
+      <w:r>
+        <w:t xml:space="preserve">. https://doi.org/10.1002/jaal.70020</w:t>
+      </w:r>
+    </w:p>
+    <w:p>
+      <w:pPr>
+        <w:pStyle w:val="ReferenceEntry"/>
+        <w:jc w:val="left"/>
+        <w:keepNext w:val="0"/>
+        <w:keepLines w:val="0"/>
+        <w:widowControl w:val="1"/>
+      </w:pPr>
+      <w:r>
+        <w:t xml:space="preserve">Vaccaro, M., Almaatouq, A., &amp; Malone, T. (2024). When Combinations of Humans and AI Are Useful: A Systematic Review and Meta-Analysis.</w:t>
+      </w:r>
+      <w:r>
+        <w:t xml:space="preserve"> </w:t>
+      </w:r>
+      <w:r>
+        <w:rPr>
+          <w:i/>
+          <w:iCs/>
+        </w:rPr>
+        <w:t xml:space="preserve">Nature Human Behaviour</w:t>
+      </w:r>
+      <w:r>
+        <w:t xml:space="preserve">, 8, 2293–2303.</w:t>
+      </w:r>
+    </w:p>
+    <w:p>
+      <w:pPr>
+        <w:pStyle w:val="ReferenceEntry"/>
+        <w:jc w:val="left"/>
+        <w:keepNext w:val="0"/>
+        <w:keepLines w:val="0"/>
+        <w:widowControl w:val="1"/>
+      </w:pPr>
+      <w:r>
+        <w:t xml:space="preserve">Vygotsky, L. S. (1978). Mind in Society: The Development of Higher Psychological Processes.</w:t>
+      </w:r>
+      <w:r>
+        <w:t xml:space="preserve"> </w:t>
+      </w:r>
+      <w:r>
+        <w:rPr>
+          <w:i/>
+          <w:iCs/>
+        </w:rPr>
+        <w:t xml:space="preserve">Harvard University Press</w:t>
+      </w:r>
+      <w:r>
+        <w:t xml:space="preserve">.</w:t>
+      </w:r>
+    </w:p>
+    <w:p>
+      <w:pPr>
+        <w:pStyle w:val="ReferenceEntry"/>
+        <w:jc w:val="left"/>
+        <w:keepNext w:val="0"/>
+        <w:keepLines w:val="0"/>
+        <w:widowControl w:val="1"/>
+      </w:pPr>
+      <w:r>
+        <w:t xml:space="preserve">Walton, J., Bearman, M., Crawford, N., Tai, J., &amp; Boud, D. (2025). How University Students Work on Assessment Tasks with Generative Artificial Intelligence: Matters of Judgement.</w:t>
+      </w:r>
+      <w:r>
+        <w:t xml:space="preserve"> </w:t>
+      </w:r>
+      <w:r>
+        <w:rPr>
+          <w:i/>
+          <w:iCs/>
+        </w:rPr>
+        <w:t xml:space="preserve">Assessment &amp; Evaluation in Higher Education</w:t>
+      </w:r>
+      <w:r>
+        <w:t xml:space="preserve"> </w:t>
+      </w:r>
+      <w:r>
+        <w:t xml:space="preserve">(advance online publication). https://doi.org/10.1080/02602938.2025.2570328</w:t>
+      </w:r>
+    </w:p>
+    <w:p>
+      <w:pPr>
+        <w:pStyle w:val="ReferenceEntry"/>
+        <w:jc w:val="left"/>
+        <w:keepNext w:val="0"/>
+        <w:keepLines w:val="0"/>
+        <w:widowControl w:val="1"/>
+      </w:pPr>
+      <w:r>
+        <w:t xml:space="preserve">Wingerter, T. L., Straub, T., &amp; Schweitzer, S. (2025). Mitigating Automation Bias in Generative AI through Nudges: A Cognitive Reflection Test Study.</w:t>
+      </w:r>
+      <w:r>
+        <w:t xml:space="preserve"> </w:t>
+      </w:r>
+      <w:r>
+        <w:rPr>
+          <w:i/>
+          <w:iCs/>
+        </w:rPr>
+        <w:t xml:space="preserve">Procedia Computer Science</w:t>
+      </w:r>
+      <w:r>
+        <w:t xml:space="preserve">, 270, 2106–2114. https://doi.org/10.1016/j.procs.2025.09.331</w:t>
+      </w:r>
+    </w:p>
+    <w:p>
+      <w:pPr>
+        <w:pStyle w:val="ReferenceEntry"/>
+        <w:jc w:val="left"/>
+        <w:keepNext w:val="0"/>
+        <w:keepLines w:val="0"/>
+        <w:widowControl w:val="1"/>
+      </w:pPr>
+      <w:r>
+        <w:t xml:space="preserve">Winne, P. H., &amp; Hadwin, A. F. (1998). Studying as Self-Regulated Learning.</w:t>
+      </w:r>
+      <w:r>
+        <w:t xml:space="preserve"> </w:t>
+      </w:r>
+      <w:r>
+        <w:rPr>
+          <w:i/>
+          <w:iCs/>
+        </w:rPr>
         <w:t xml:space="preserve">Metacognition in Educational Theory and Practice</w:t>
       </w:r>
       <w:r>
         <w:t xml:space="preserve">, 277–304.</w:t>
+      </w:r>
+    </w:p>
+    <w:p>
+      <w:pPr>
+        <w:pStyle w:val="ReferenceEntry"/>
+        <w:jc w:val="left"/>
+        <w:keepNext w:val="0"/>
+        <w:keepLines w:val="0"/>
+        <w:widowControl w:val="1"/>
+      </w:pPr>
+      <w:r>
+        <w:t xml:space="preserve">Yao, G., &amp; Fan, L. (2025). Cognitive Load Scale for AI-Assisted L2 Writing: Scale Development and Validation.</w:t>
+      </w:r>
+      <w:r>
+        <w:t xml:space="preserve"> </w:t>
+      </w:r>
+      <w:r>
+        <w:rPr>
+          <w:i/>
+          <w:iCs/>
+        </w:rPr>
+        <w:t xml:space="preserve">Frontiers in Psychology</w:t>
+      </w:r>
+      <w:r>
+        <w:t xml:space="preserve">, 16, 1666974. https://doi.org/10.3389/fpsyg.2025.1666974</w:t>
+      </w:r>
+    </w:p>
+    <w:p>
+      <w:pPr>
+        <w:pStyle w:val="ReferenceEntry"/>
+        <w:jc w:val="left"/>
+        <w:keepNext w:val="0"/>
+        <w:keepLines w:val="0"/>
+        <w:widowControl w:val="1"/>
+      </w:pPr>
+      <w:r>
+        <w:t xml:space="preserve">Yavuz, F., Çelik, Ö., &amp; Yavaş Çelik, G. (2025). Utilizing Large Language Models for EFL Essay Grading: An Examination of Reliability and Validity in Rubric-Based Assessments.</w:t>
+      </w:r>
+      <w:r>
+        <w:t xml:space="preserve"> </w:t>
+      </w:r>
+      <w:r>
+        <w:rPr>
+          <w:i/>
+          <w:iCs/>
+        </w:rPr>
+        <w:t xml:space="preserve">British Journal of Educational Technology</w:t>
+      </w:r>
+      <w:r>
+        <w:t xml:space="preserve">, 56(4), 1–17. https://doi.org/10.1111/bjet.13494</w:t>
       </w:r>
     </w:p>
     <w:p>

--- a/docs/coreasoning.docx
+++ b/docs/coreasoning.docx
@@ -865,7 +865,7 @@
               <a:graphicData uri="http://schemas.openxmlformats.org/drawingml/2006/picture">
                 <pic:pic>
                   <pic:nvPicPr>
-                    <pic:cNvPr descr="C:/Users/apart/AppData/Local/Temp/html2doc_svg_4uN5wz/svg_0.png" id="12" name="Picture"/>
+                    <pic:cNvPr descr="C:/Users/apart/AppData/Local/Temp/html2doc_svg_cpH8Uu/svg_0.png" id="12" name="Picture"/>
                     <pic:cNvPicPr>
                       <a:picLocks noChangeArrowheads="1" noChangeAspect="1"/>
                     </pic:cNvPicPr>
@@ -1934,7 +1934,7 @@
               <a:graphicData uri="http://schemas.openxmlformats.org/drawingml/2006/picture">
                 <pic:pic>
                   <pic:nvPicPr>
-                    <pic:cNvPr descr="C:/Users/apart/AppData/Local/Temp/html2doc_svg_4uN5wz/svg_1.png" id="17" name="Picture"/>
+                    <pic:cNvPr descr="C:/Users/apart/AppData/Local/Temp/html2doc_svg_cpH8Uu/svg_1.png" id="17" name="Picture"/>
                     <pic:cNvPicPr>
                       <a:picLocks noChangeArrowheads="1" noChangeAspect="1"/>
                     </pic:cNvPicPr>
@@ -9374,6 +9374,78 @@
         <w:t xml:space="preserve">Proposition P5 and any learning claim; that is explicitly outside the present scope.</w:t>
       </w:r>
     </w:p>
+    <w:p>
+      <w:pPr>
+        <w:pStyle w:val="BodyText"/>
+        <w:jc w:val="both"/>
+        <w:keepNext w:val="0"/>
+        <w:keepLines w:val="0"/>
+        <w:widowControl w:val="1"/>
+      </w:pPr>
+      <w:r>
+        <w:t xml:space="preserve">Beyond validity, the framework opens a research program, and one strand can begin before the human</w:t>
+      </w:r>
+      <w:r>
+        <w:t xml:space="preserve"> </w:t>
+      </w:r>
+      <w:r>
+        <w:t xml:space="preserve">studies: external validity can be probed by scoring released corpora of real student-AI dialogue with</w:t>
+      </w:r>
+      <w:r>
+        <w:t xml:space="preserve"> </w:t>
+      </w:r>
+      <w:r>
+        <w:t xml:space="preserve">the per-skill instrument, testing whether Framing, Judging, and Steering are detectable and separable</w:t>
+      </w:r>
+      <w:r>
+        <w:t xml:space="preserve"> </w:t>
+      </w:r>
+      <w:r>
+        <w:t xml:space="preserve">outside the controlled challenge format. Four further directions follow from the propositions: a</w:t>
+      </w:r>
+      <w:r>
+        <w:t xml:space="preserve"> </w:t>
+      </w:r>
+      <w:r>
+        <w:t xml:space="preserve">longitudinal study of whether the three skills develop and persist with practice; an</w:t>
+      </w:r>
+      <w:r>
+        <w:t xml:space="preserve"> </w:t>
+      </w:r>
+      <w:r>
+        <w:t xml:space="preserve">instructional-intervention study testing whether targeted teaching of each skill improves it, building</w:t>
+      </w:r>
+      <w:r>
+        <w:t xml:space="preserve"> </w:t>
+      </w:r>
+      <w:r>
+        <w:t xml:space="preserve">on evidence that students' behavioral regulation of LLM use is trainable (Clerc et al., 2026); a</w:t>
+      </w:r>
+      <w:r>
+        <w:t xml:space="preserve"> </w:t>
+      </w:r>
+      <w:r>
+        <w:t xml:space="preserve">transfer study testing P4's prediction that Framing, the more structural skill, transfers across domains</w:t>
+      </w:r>
+      <w:r>
+        <w:t xml:space="preserve"> </w:t>
+      </w:r>
+      <w:r>
+        <w:t xml:space="preserve">more readily than the domain-bound Judging; and a mediation study testing whether metacognitive</w:t>
+      </w:r>
+      <w:r>
+        <w:t xml:space="preserve"> </w:t>
+      </w:r>
+      <w:r>
+        <w:t xml:space="preserve">monitoring accuracy predicts Judging, which would tie the construct directly to its monitor-control</w:t>
+      </w:r>
+      <w:r>
+        <w:t xml:space="preserve"> </w:t>
+      </w:r>
+      <w:r>
+        <w:t xml:space="preserve">grounding.</w:t>
+      </w:r>
+    </w:p>
     <w:bookmarkEnd w:id="35"/>
     <w:bookmarkStart w:id="36" w:name="Xd9958a5808c799d638099c5f014583a644a871b"/>
     <w:p>
@@ -9647,7 +9719,7 @@
               <a:graphicData uri="http://schemas.openxmlformats.org/drawingml/2006/picture">
                 <pic:pic>
                   <pic:nvPicPr>
-                    <pic:cNvPr descr="C:/Users/apart/AppData/Local/Temp/html2doc_svg_4uN5wz/svg_2.png" id="40" name="Picture"/>
+                    <pic:cNvPr descr="C:/Users/apart/AppData/Local/Temp/html2doc_svg_cpH8Uu/svg_2.png" id="40" name="Picture"/>
                     <pic:cNvPicPr>
                       <a:picLocks noChangeArrowheads="1" noChangeAspect="1"/>
                     </pic:cNvPicPr>
@@ -9770,7 +9842,7 @@
               <a:graphicData uri="http://schemas.openxmlformats.org/drawingml/2006/picture">
                 <pic:pic>
                   <pic:nvPicPr>
-                    <pic:cNvPr descr="C:/Users/apart/AppData/Local/Temp/html2doc_svg_4uN5wz/svg_3.png" id="43" name="Picture"/>
+                    <pic:cNvPr descr="C:/Users/apart/AppData/Local/Temp/html2doc_svg_cpH8Uu/svg_3.png" id="43" name="Picture"/>
                     <pic:cNvPicPr>
                       <a:picLocks noChangeArrowheads="1" noChangeAspect="1"/>
                     </pic:cNvPicPr>

--- a/docs/coreasoning.docx
+++ b/docs/coreasoning.docx
@@ -865,7 +865,7 @@
               <a:graphicData uri="http://schemas.openxmlformats.org/drawingml/2006/picture">
                 <pic:pic>
                   <pic:nvPicPr>
-                    <pic:cNvPr descr="C:/Users/apart/AppData/Local/Temp/html2doc_svg_cpH8Uu/svg_0.png" id="12" name="Picture"/>
+                    <pic:cNvPr descr="C:/Users/apart/AppData/Local/Temp/html2doc_svg_17nCzd/svg_0.png" id="12" name="Picture"/>
                     <pic:cNvPicPr>
                       <a:picLocks noChangeArrowheads="1" noChangeAspect="1"/>
                     </pic:cNvPicPr>
@@ -1934,7 +1934,7 @@
               <a:graphicData uri="http://schemas.openxmlformats.org/drawingml/2006/picture">
                 <pic:pic>
                   <pic:nvPicPr>
-                    <pic:cNvPr descr="C:/Users/apart/AppData/Local/Temp/html2doc_svg_cpH8Uu/svg_1.png" id="17" name="Picture"/>
+                    <pic:cNvPr descr="C:/Users/apart/AppData/Local/Temp/html2doc_svg_17nCzd/svg_1.png" id="17" name="Picture"/>
                     <pic:cNvPicPr>
                       <a:picLocks noChangeArrowheads="1" noChangeAspect="1"/>
                     </pic:cNvPicPr>
@@ -9389,61 +9389,85 @@
         <w:t xml:space="preserve"> </w:t>
       </w:r>
       <w:r>
-        <w:t xml:space="preserve">studies: external validity can be probed by scoring released corpora of real student-AI dialogue with</w:t>
-      </w:r>
-      <w:r>
-        <w:t xml:space="preserve"> </w:t>
-      </w:r>
-      <w:r>
-        <w:t xml:space="preserve">the per-skill instrument, testing whether Framing, Judging, and Steering are detectable and separable</w:t>
-      </w:r>
-      <w:r>
-        <w:t xml:space="preserve"> </w:t>
-      </w:r>
-      <w:r>
-        <w:t xml:space="preserve">outside the controlled challenge format. Four further directions follow from the propositions: a</w:t>
-      </w:r>
-      <w:r>
-        <w:t xml:space="preserve"> </w:t>
-      </w:r>
-      <w:r>
-        <w:t xml:space="preserve">longitudinal study of whether the three skills develop and persist with practice; an</w:t>
-      </w:r>
-      <w:r>
-        <w:t xml:space="preserve"> </w:t>
-      </w:r>
-      <w:r>
-        <w:t xml:space="preserve">instructional-intervention study testing whether targeted teaching of each skill improves it, building</w:t>
-      </w:r>
-      <w:r>
-        <w:t xml:space="preserve"> </w:t>
-      </w:r>
-      <w:r>
-        <w:t xml:space="preserve">on evidence that students' behavioral regulation of LLM use is trainable (Clerc et al., 2026); a</w:t>
-      </w:r>
-      <w:r>
-        <w:t xml:space="preserve"> </w:t>
-      </w:r>
-      <w:r>
-        <w:t xml:space="preserve">transfer study testing P4's prediction that Framing, the more structural skill, transfers across domains</w:t>
-      </w:r>
-      <w:r>
-        <w:t xml:space="preserve"> </w:t>
-      </w:r>
-      <w:r>
-        <w:t xml:space="preserve">more readily than the domain-bound Judging; and a mediation study testing whether metacognitive</w:t>
-      </w:r>
-      <w:r>
-        <w:t xml:space="preserve"> </w:t>
-      </w:r>
-      <w:r>
-        <w:t xml:space="preserve">monitoring accuracy predicts Judging, which would tie the construct directly to its monitor-control</w:t>
-      </w:r>
-      <w:r>
-        <w:t xml:space="preserve"> </w:t>
-      </w:r>
-      <w:r>
-        <w:t xml:space="preserve">grounding.</w:t>
+        <w:t xml:space="preserve">studies: external validity can be probed by scoring a released corpus of real student-LLM dialogue, the</w:t>
+      </w:r>
+      <w:r>
+        <w:t xml:space="preserve"> </w:t>
+      </w:r>
+      <w:r>
+        <w:t xml:space="preserve">StudyChat dataset of 16,851 student-ChatGPT interactions from a university course (McNichols et al.,</w:t>
+      </w:r>
+      <w:r>
+        <w:t xml:space="preserve"> </w:t>
+      </w:r>
+      <w:r>
+        <w:t xml:space="preserve">2025), with the per-skill instrument, testing whether Framing, Judging, and Steering are detectable and</w:t>
+      </w:r>
+      <w:r>
+        <w:t xml:space="preserve"> </w:t>
+      </w:r>
+      <w:r>
+        <w:t xml:space="preserve">separable outside the controlled challenge format; StudyChat's own dialogue-act labels (questioning,</w:t>
+      </w:r>
+      <w:r>
+        <w:t xml:space="preserve"> </w:t>
+      </w:r>
+      <w:r>
+        <w:t xml:space="preserve">verification, and editing) align with the three skills and supply an external anchor. Four further</w:t>
+      </w:r>
+      <w:r>
+        <w:t xml:space="preserve"> </w:t>
+      </w:r>
+      <w:r>
+        <w:t xml:space="preserve">directions follow from the propositions: a longitudinal study of whether the three skills develop and</w:t>
+      </w:r>
+      <w:r>
+        <w:t xml:space="preserve"> </w:t>
+      </w:r>
+      <w:r>
+        <w:t xml:space="preserve">persist with practice; an instructional-intervention study testing whether targeted teaching of each</w:t>
+      </w:r>
+      <w:r>
+        <w:t xml:space="preserve"> </w:t>
+      </w:r>
+      <w:r>
+        <w:t xml:space="preserve">skill improves it, building on evidence that students' behavioral regulation of LLM use is trainable</w:t>
+      </w:r>
+      <w:r>
+        <w:t xml:space="preserve"> </w:t>
+      </w:r>
+      <w:r>
+        <w:t xml:space="preserve">(Clerc et al., 2026); a transfer study testing P4's prediction that Framing, the more structural skill,</w:t>
+      </w:r>
+      <w:r>
+        <w:t xml:space="preserve"> </w:t>
+      </w:r>
+      <w:r>
+        <w:t xml:space="preserve">transfers across domains more readily than the domain-bound Judging, a question made tractable by</w:t>
+      </w:r>
+      <w:r>
+        <w:t xml:space="preserve"> </w:t>
+      </w:r>
+      <w:r>
+        <w:t xml:space="preserve">evidence that metacognitive regulation can show far transfer (Wirth et al., 2025); and a mediation study</w:t>
+      </w:r>
+      <w:r>
+        <w:t xml:space="preserve"> </w:t>
+      </w:r>
+      <w:r>
+        <w:t xml:space="preserve">testing whether metacognitive monitoring accuracy predicts Judging, extending findings that calibration</w:t>
+      </w:r>
+      <w:r>
+        <w:t xml:space="preserve"> </w:t>
+      </w:r>
+      <w:r>
+        <w:t xml:space="preserve">predicts subsequent strategy use in computer-based learning (Lee &amp; Bosch, 2025) and tying the construct</w:t>
+      </w:r>
+      <w:r>
+        <w:t xml:space="preserve"> </w:t>
+      </w:r>
+      <w:r>
+        <w:t xml:space="preserve">to its monitor-control grounding.</w:t>
       </w:r>
     </w:p>
     <w:bookmarkEnd w:id="35"/>
@@ -9719,7 +9743,7 @@
               <a:graphicData uri="http://schemas.openxmlformats.org/drawingml/2006/picture">
                 <pic:pic>
                   <pic:nvPicPr>
-                    <pic:cNvPr descr="C:/Users/apart/AppData/Local/Temp/html2doc_svg_cpH8Uu/svg_2.png" id="40" name="Picture"/>
+                    <pic:cNvPr descr="C:/Users/apart/AppData/Local/Temp/html2doc_svg_17nCzd/svg_2.png" id="40" name="Picture"/>
                     <pic:cNvPicPr>
                       <a:picLocks noChangeArrowheads="1" noChangeAspect="1"/>
                     </pic:cNvPicPr>
@@ -9842,7 +9866,7 @@
               <a:graphicData uri="http://schemas.openxmlformats.org/drawingml/2006/picture">
                 <pic:pic>
                   <pic:nvPicPr>
-                    <pic:cNvPr descr="C:/Users/apart/AppData/Local/Temp/html2doc_svg_cpH8Uu/svg_3.png" id="43" name="Picture"/>
+                    <pic:cNvPr descr="C:/Users/apart/AppData/Local/Temp/html2doc_svg_17nCzd/svg_3.png" id="43" name="Picture"/>
                     <pic:cNvPicPr>
                       <a:picLocks noChangeArrowheads="1" noChangeAspect="1"/>
                     </pic:cNvPicPr>
@@ -10831,7 +10855,7 @@
         <w:widowControl w:val="1"/>
       </w:pPr>
       <w:r>
-        <w:t xml:space="preserve">Lee, J. D., &amp; See, K. A. (2004). Trust in Automation: Designing for Appropriate Reliance.</w:t>
+        <w:t xml:space="preserve">Lee, H., &amp; Bosch, N. (2025). Calibration Discrepancy Predicts Students' Subsequent Metacognitive Strategy Use in Computer-Based Learning Environments.</w:t>
       </w:r>
       <w:r>
         <w:t xml:space="preserve"> </w:t>
@@ -10841,10 +10865,10 @@
           <w:i/>
           <w:iCs/>
         </w:rPr>
-        <w:t xml:space="preserve">Human Factors</w:t>
-      </w:r>
-      <w:r>
-        <w:t xml:space="preserve">, 46(1), 50–80.</w:t>
+        <w:t xml:space="preserve">International Journal of Artificial Intelligence in Education</w:t>
+      </w:r>
+      <w:r>
+        <w:t xml:space="preserve">, 35(6), 3746–3779. https://doi.org/10.1007/s40593-025-00514-5</w:t>
       </w:r>
     </w:p>
     <w:p>
@@ -10856,7 +10880,7 @@
         <w:widowControl w:val="1"/>
       </w:pPr>
       <w:r>
-        <w:t xml:space="preserve">Lee, S. C., Baby, T., Vongvit, R., Lee, J., Kim, Y., Min, C., &amp; Yoon, S. H. (2025). Development and Validation of a Generative AI Competence Scale.</w:t>
+        <w:t xml:space="preserve">Lee, J. D., &amp; See, K. A. (2004). Trust in Automation: Designing for Appropriate Reliance.</w:t>
       </w:r>
       <w:r>
         <w:t xml:space="preserve"> </w:t>
@@ -10866,10 +10890,10 @@
           <w:i/>
           <w:iCs/>
         </w:rPr>
-        <w:t xml:space="preserve">Technology in Society</w:t>
-      </w:r>
-      <w:r>
-        <w:t xml:space="preserve">. https://doi.org/10.1016/j.techsoc.2025.103059</w:t>
+        <w:t xml:space="preserve">Human Factors</w:t>
+      </w:r>
+      <w:r>
+        <w:t xml:space="preserve">, 46(1), 50–80.</w:t>
       </w:r>
     </w:p>
     <w:p>
@@ -10881,7 +10905,7 @@
         <w:widowControl w:val="1"/>
       </w:pPr>
       <w:r>
-        <w:t xml:space="preserve">Li, C., Cui, H., &amp; Hagedorn, L. S. (2026). The Cognitive Impact of ChatGPT in Higher Education: A Systematic Review of Critical and Creative Thinking Outcomes.</w:t>
+        <w:t xml:space="preserve">Lee, S. C., Baby, T., Vongvit, R., Lee, J., Kim, Y., Min, C., &amp; Yoon, S. H. (2025). Development and Validation of a Generative AI Competence Scale.</w:t>
       </w:r>
       <w:r>
         <w:t xml:space="preserve"> </w:t>
@@ -10891,10 +10915,10 @@
           <w:i/>
           <w:iCs/>
         </w:rPr>
-        <w:t xml:space="preserve">Computers and Education: Artificial Intelligence</w:t>
-      </w:r>
-      <w:r>
-        <w:t xml:space="preserve">, 10, 100571. https://doi.org/10.1016/j.caeai.2026.100571</w:t>
+        <w:t xml:space="preserve">Technology in Society</w:t>
+      </w:r>
+      <w:r>
+        <w:t xml:space="preserve">. https://doi.org/10.1016/j.techsoc.2025.103059</w:t>
       </w:r>
     </w:p>
     <w:p>
@@ -10906,7 +10930,7 @@
         <w:widowControl w:val="1"/>
       </w:pPr>
       <w:r>
-        <w:t xml:space="preserve">Lo, L. S. (2023). The CLEAR Path: A Framework for Enhancing Information Literacy through Prompt Engineering.</w:t>
+        <w:t xml:space="preserve">Li, C., Cui, H., &amp; Hagedorn, L. S. (2026). The Cognitive Impact of ChatGPT in Higher Education: A Systematic Review of Critical and Creative Thinking Outcomes.</w:t>
       </w:r>
       <w:r>
         <w:t xml:space="preserve"> </w:t>
@@ -10916,10 +10940,10 @@
           <w:i/>
           <w:iCs/>
         </w:rPr>
-        <w:t xml:space="preserve">The Journal of Academic Librarianship</w:t>
-      </w:r>
-      <w:r>
-        <w:t xml:space="preserve">, 49(4).</w:t>
+        <w:t xml:space="preserve">Computers and Education: Artificial Intelligence</w:t>
+      </w:r>
+      <w:r>
+        <w:t xml:space="preserve">, 10, 100571. https://doi.org/10.1016/j.caeai.2026.100571</w:t>
       </w:r>
     </w:p>
     <w:p>
@@ -10931,7 +10955,7 @@
         <w:widowControl w:val="1"/>
       </w:pPr>
       <w:r>
-        <w:t xml:space="preserve">Long, D., &amp; Magerko, B. (2020). What Is AI Literacy? Competencies and Design Considerations.</w:t>
+        <w:t xml:space="preserve">Lo, L. S. (2023). The CLEAR Path: A Framework for Enhancing Information Literacy through Prompt Engineering.</w:t>
       </w:r>
       <w:r>
         <w:t xml:space="preserve"> </w:t>
@@ -10941,10 +10965,10 @@
           <w:i/>
           <w:iCs/>
         </w:rPr>
-        <w:t xml:space="preserve">Proceedings of the 2020 CHI Conference on Human Factors in Computing Systems</w:t>
-      </w:r>
-      <w:r>
-        <w:t xml:space="preserve">, 1–16.</w:t>
+        <w:t xml:space="preserve">The Journal of Academic Librarianship</w:t>
+      </w:r>
+      <w:r>
+        <w:t xml:space="preserve">, 49(4).</w:t>
       </w:r>
     </w:p>
     <w:p>
@@ -10956,7 +10980,7 @@
         <w:widowControl w:val="1"/>
       </w:pPr>
       <w:r>
-        <w:t xml:space="preserve">Messick, S. (1995). Validity of Psychological Assessment: Validation of Inferences from Persons' Responses and Performances as Scientific Inquiry into Score Meaning.</w:t>
+        <w:t xml:space="preserve">Long, D., &amp; Magerko, B. (2020). What Is AI Literacy? Competencies and Design Considerations.</w:t>
       </w:r>
       <w:r>
         <w:t xml:space="preserve"> </w:t>
@@ -10966,10 +10990,10 @@
           <w:i/>
           <w:iCs/>
         </w:rPr>
-        <w:t xml:space="preserve">American Psychologist</w:t>
-      </w:r>
-      <w:r>
-        <w:t xml:space="preserve">, 50(9), 741–749. https://doi.org/10.1037/0003-066X.50.9.741</w:t>
+        <w:t xml:space="preserve">Proceedings of the 2020 CHI Conference on Human Factors in Computing Systems</w:t>
+      </w:r>
+      <w:r>
+        <w:t xml:space="preserve">, 1–16.</w:t>
       </w:r>
     </w:p>
     <w:p>
@@ -10981,7 +11005,7 @@
         <w:widowControl w:val="1"/>
       </w:pPr>
       <w:r>
-        <w:t xml:space="preserve">Nazaretsky, T., Gabbay, H., &amp; Käser, T. (2025). Can Students Judge Like Experts? A Large-Scale Study on AI and Human Personalized Formative Feedback.</w:t>
+        <w:t xml:space="preserve">McNichols, H., Ikram, F., &amp; Lan, A. (2025). The StudyChat Dataset: Student Dialogues With ChatGPT in an Artificial Intelligence Course.</w:t>
       </w:r>
       <w:r>
         <w:t xml:space="preserve"> </w:t>
@@ -10991,10 +11015,10 @@
           <w:i/>
           <w:iCs/>
         </w:rPr>
-        <w:t xml:space="preserve">Computers and Education: Artificial Intelligence</w:t>
-      </w:r>
-      <w:r>
-        <w:t xml:space="preserve">. https://doi.org/10.1016/j.caeai.2025.100533</w:t>
+        <w:t xml:space="preserve">arXiv preprint arXiv:2503.07928</w:t>
+      </w:r>
+      <w:r>
+        <w:t xml:space="preserve">. https://doi.org/10.48550/arXiv.2503.07928</w:t>
       </w:r>
     </w:p>
     <w:p>
@@ -11006,7 +11030,7 @@
         <w:widowControl w:val="1"/>
       </w:pPr>
       <w:r>
-        <w:t xml:space="preserve">Nelson, T. O., &amp; Narens, L. (1990). Metamemory: A Theoretical Framework and New Findings.</w:t>
+        <w:t xml:space="preserve">Messick, S. (1995). Validity of Psychological Assessment: Validation of Inferences from Persons' Responses and Performances as Scientific Inquiry into Score Meaning.</w:t>
       </w:r>
       <w:r>
         <w:t xml:space="preserve"> </w:t>
@@ -11016,10 +11040,10 @@
           <w:i/>
           <w:iCs/>
         </w:rPr>
-        <w:t xml:space="preserve">The Psychology of Learning and Motivation</w:t>
-      </w:r>
-      <w:r>
-        <w:t xml:space="preserve">, 26, 125–173.</w:t>
+        <w:t xml:space="preserve">American Psychologist</w:t>
+      </w:r>
+      <w:r>
+        <w:t xml:space="preserve">, 50(9), 741–749. https://doi.org/10.1037/0003-066X.50.9.741</w:t>
       </w:r>
     </w:p>
     <w:p>
@@ -11031,7 +11055,7 @@
         <w:widowControl w:val="1"/>
       </w:pPr>
       <w:r>
-        <w:t xml:space="preserve">Parasuraman, R., &amp; Manzey, D. H. (2010). Complacency and Bias in Human Use of Automation: An Attentional Integration.</w:t>
+        <w:t xml:space="preserve">Nazaretsky, T., Gabbay, H., &amp; Käser, T. (2025). Can Students Judge Like Experts? A Large-Scale Study on AI and Human Personalized Formative Feedback.</w:t>
       </w:r>
       <w:r>
         <w:t xml:space="preserve"> </w:t>
@@ -11041,10 +11065,10 @@
           <w:i/>
           <w:iCs/>
         </w:rPr>
-        <w:t xml:space="preserve">Human Factors</w:t>
-      </w:r>
-      <w:r>
-        <w:t xml:space="preserve">, 52(3), 381–410.</w:t>
+        <w:t xml:space="preserve">Computers and Education: Artificial Intelligence</w:t>
+      </w:r>
+      <w:r>
+        <w:t xml:space="preserve">. https://doi.org/10.1016/j.caeai.2025.100533</w:t>
       </w:r>
     </w:p>
     <w:p>
@@ -11056,7 +11080,7 @@
         <w:widowControl w:val="1"/>
       </w:pPr>
       <w:r>
-        <w:t xml:space="preserve">Paul, R., &amp; Elder, L. (2006). The Miniature Guide to Critical Thinking: Concepts and Tools.</w:t>
+        <w:t xml:space="preserve">Nelson, T. O., &amp; Narens, L. (1990). Metamemory: A Theoretical Framework and New Findings.</w:t>
       </w:r>
       <w:r>
         <w:t xml:space="preserve"> </w:t>
@@ -11066,10 +11090,10 @@
           <w:i/>
           <w:iCs/>
         </w:rPr>
-        <w:t xml:space="preserve">Foundation for Critical Thinking</w:t>
-      </w:r>
-      <w:r>
-        <w:t xml:space="preserve">.</w:t>
+        <w:t xml:space="preserve">The Psychology of Learning and Motivation</w:t>
+      </w:r>
+      <w:r>
+        <w:t xml:space="preserve">, 26, 125–173.</w:t>
       </w:r>
     </w:p>
     <w:p>
@@ -11081,7 +11105,7 @@
         <w:widowControl w:val="1"/>
       </w:pPr>
       <w:r>
-        <w:t xml:space="preserve">Randazzo, B., Lifshitz-Assaf, H., Kellogg, K., Dell'Acqua, F., Mollick, E., Candelon, F., &amp; Lakhani, K. R. (2025). Cyborgs, Centaurs and Self-Automators: Modes of Human-AI Collaboration in Knowledge Work.</w:t>
+        <w:t xml:space="preserve">Parasuraman, R., &amp; Manzey, D. H. (2010). Complacency and Bias in Human Use of Automation: An Attentional Integration.</w:t>
       </w:r>
       <w:r>
         <w:t xml:space="preserve"> </w:t>
@@ -11091,10 +11115,10 @@
           <w:i/>
           <w:iCs/>
         </w:rPr>
-        <w:t xml:space="preserve">Harvard Business School Working Paper 26-036</w:t>
-      </w:r>
-      <w:r>
-        <w:t xml:space="preserve">.</w:t>
+        <w:t xml:space="preserve">Human Factors</w:t>
+      </w:r>
+      <w:r>
+        <w:t xml:space="preserve">, 52(3), 381–410.</w:t>
       </w:r>
     </w:p>
     <w:p>
@@ -11106,7 +11130,7 @@
         <w:widowControl w:val="1"/>
       </w:pPr>
       <w:r>
-        <w:t xml:space="preserve">Runco, M. A., &amp; Chand, I. (1995). Cognition and Creativity.</w:t>
+        <w:t xml:space="preserve">Paul, R., &amp; Elder, L. (2006). The Miniature Guide to Critical Thinking: Concepts and Tools.</w:t>
       </w:r>
       <w:r>
         <w:t xml:space="preserve"> </w:t>
@@ -11116,10 +11140,10 @@
           <w:i/>
           <w:iCs/>
         </w:rPr>
-        <w:t xml:space="preserve">Educational Psychology Review</w:t>
-      </w:r>
-      <w:r>
-        <w:t xml:space="preserve">, 7(3), 243–267.</w:t>
+        <w:t xml:space="preserve">Foundation for Critical Thinking</w:t>
+      </w:r>
+      <w:r>
+        <w:t xml:space="preserve">.</w:t>
       </w:r>
     </w:p>
     <w:p>
@@ -11131,7 +11155,7 @@
         <w:widowControl w:val="1"/>
       </w:pPr>
       <w:r>
-        <w:t xml:space="preserve">Sadler, D. R. (1989). Formative Assessment and the Design of Instructional Systems.</w:t>
+        <w:t xml:space="preserve">Randazzo, B., Lifshitz-Assaf, H., Kellogg, K., Dell'Acqua, F., Mollick, E., Candelon, F., &amp; Lakhani, K. R. (2025). Cyborgs, Centaurs and Self-Automators: Modes of Human-AI Collaboration in Knowledge Work.</w:t>
       </w:r>
       <w:r>
         <w:t xml:space="preserve"> </w:t>
@@ -11141,10 +11165,10 @@
           <w:i/>
           <w:iCs/>
         </w:rPr>
-        <w:t xml:space="preserve">Instructional Science</w:t>
-      </w:r>
-      <w:r>
-        <w:t xml:space="preserve">, 18(2), 119–144.</w:t>
+        <w:t xml:space="preserve">Harvard Business School Working Paper 26-036</w:t>
+      </w:r>
+      <w:r>
+        <w:t xml:space="preserve">.</w:t>
       </w:r>
     </w:p>
     <w:p>
@@ -11156,7 +11180,7 @@
         <w:widowControl w:val="1"/>
       </w:pPr>
       <w:r>
-        <w:t xml:space="preserve">Salomon, G., Perkins, D. N., &amp; Globerson, T. (1991). Partners in Cognition: Extending Human Intelligence with Intelligent Technologies.</w:t>
+        <w:t xml:space="preserve">Runco, M. A., &amp; Chand, I. (1995). Cognition and Creativity.</w:t>
       </w:r>
       <w:r>
         <w:t xml:space="preserve"> </w:t>
@@ -11166,10 +11190,10 @@
           <w:i/>
           <w:iCs/>
         </w:rPr>
-        <w:t xml:space="preserve">Educational Researcher</w:t>
-      </w:r>
-      <w:r>
-        <w:t xml:space="preserve">, 20(3), 2–9.</w:t>
+        <w:t xml:space="preserve">Educational Psychology Review</w:t>
+      </w:r>
+      <w:r>
+        <w:t xml:space="preserve">, 7(3), 243–267.</w:t>
       </w:r>
     </w:p>
     <w:p>
@@ -11181,7 +11205,7 @@
         <w:widowControl w:val="1"/>
       </w:pPr>
       <w:r>
-        <w:t xml:space="preserve">Sidra, S., &amp; Mason, C. (2025). Generative AI in Human-AI Collaboration: Validation of the Collaborative AI Literacy and Collaborative AI Metacognition Scales.</w:t>
+        <w:t xml:space="preserve">Sadler, D. R. (1989). Formative Assessment and the Design of Instructional Systems.</w:t>
       </w:r>
       <w:r>
         <w:t xml:space="preserve"> </w:t>
@@ -11191,10 +11215,10 @@
           <w:i/>
           <w:iCs/>
         </w:rPr>
-        <w:t xml:space="preserve">International Journal of Human-Computer Interaction</w:t>
-      </w:r>
-      <w:r>
-        <w:t xml:space="preserve">. https://doi.org/10.1080/10447318.2025.2543997</w:t>
+        <w:t xml:space="preserve">Instructional Science</w:t>
+      </w:r>
+      <w:r>
+        <w:t xml:space="preserve">, 18(2), 119–144.</w:t>
       </w:r>
     </w:p>
     <w:p>
@@ -11206,7 +11230,7 @@
         <w:widowControl w:val="1"/>
       </w:pPr>
       <w:r>
-        <w:t xml:space="preserve">Sperber, D., Clément, F., Heintz, C., Mascaro, O., Mercier, H., Origgi, G., &amp; Wilson, D. (2010). Epistemic Vigilance.</w:t>
+        <w:t xml:space="preserve">Salomon, G., Perkins, D. N., &amp; Globerson, T. (1991). Partners in Cognition: Extending Human Intelligence with Intelligent Technologies.</w:t>
       </w:r>
       <w:r>
         <w:t xml:space="preserve"> </w:t>
@@ -11216,10 +11240,10 @@
           <w:i/>
           <w:iCs/>
         </w:rPr>
-        <w:t xml:space="preserve">Mind &amp; Language</w:t>
-      </w:r>
-      <w:r>
-        <w:t xml:space="preserve">, 25(4), 359–393.</w:t>
+        <w:t xml:space="preserve">Educational Researcher</w:t>
+      </w:r>
+      <w:r>
+        <w:t xml:space="preserve">, 20(3), 2–9.</w:t>
       </w:r>
     </w:p>
     <w:p>
@@ -11231,7 +11255,7 @@
         <w:widowControl w:val="1"/>
       </w:pPr>
       <w:r>
-        <w:t xml:space="preserve">Srinath, S., Vadaparty, A., Smith IV, D. H., Porter, L., &amp; Zingaro, D. (2025). Assessing Problem Decomposition in CS1 for the GenAI Era.</w:t>
+        <w:t xml:space="preserve">Sidra, S., &amp; Mason, C. (2025). Generative AI in Human-AI Collaboration: Validation of the Collaborative AI Literacy and Collaborative AI Metacognition Scales.</w:t>
       </w:r>
       <w:r>
         <w:t xml:space="preserve"> </w:t>
@@ -11241,10 +11265,10 @@
           <w:i/>
           <w:iCs/>
         </w:rPr>
-        <w:t xml:space="preserve">arXiv preprint arXiv:2511.05764</w:t>
-      </w:r>
-      <w:r>
-        <w:t xml:space="preserve">.</w:t>
+        <w:t xml:space="preserve">International Journal of Human-Computer Interaction</w:t>
+      </w:r>
+      <w:r>
+        <w:t xml:space="preserve">. https://doi.org/10.1080/10447318.2025.2543997</w:t>
       </w:r>
     </w:p>
     <w:p>
@@ -11256,7 +11280,7 @@
         <w:widowControl w:val="1"/>
       </w:pPr>
       <w:r>
-        <w:t xml:space="preserve">Tankelevitch, L., Kewenig, V., Simkute, A., Scott, A. E., Sarkar, A., Sellen, A., &amp; Rintel, S. (2024). The Metacognitive Demands and Opportunities of Generative AI.</w:t>
+        <w:t xml:space="preserve">Sperber, D., Clément, F., Heintz, C., Mascaro, O., Mercier, H., Origgi, G., &amp; Wilson, D. (2010). Epistemic Vigilance.</w:t>
       </w:r>
       <w:r>
         <w:t xml:space="preserve"> </w:t>
@@ -11266,10 +11290,10 @@
           <w:i/>
           <w:iCs/>
         </w:rPr>
-        <w:t xml:space="preserve">Proceedings of the 2024 CHI Conference on Human Factors in Computing Systems</w:t>
-      </w:r>
-      <w:r>
-        <w:t xml:space="preserve">.</w:t>
+        <w:t xml:space="preserve">Mind &amp; Language</w:t>
+      </w:r>
+      <w:r>
+        <w:t xml:space="preserve">, 25(4), 359–393.</w:t>
       </w:r>
     </w:p>
     <w:p>
@@ -11281,7 +11305,7 @@
         <w:widowControl w:val="1"/>
       </w:pPr>
       <w:r>
-        <w:t xml:space="preserve">Tour, E., &amp; Zadorozhnyy, A. (2025). Conceptualizing and Operationalizing Prompt Literacy for English Language Learners.</w:t>
+        <w:t xml:space="preserve">Srinath, S., Vadaparty, A., Smith IV, D. H., Porter, L., &amp; Zingaro, D. (2025). Assessing Problem Decomposition in CS1 for the GenAI Era.</w:t>
       </w:r>
       <w:r>
         <w:t xml:space="preserve"> </w:t>
@@ -11291,10 +11315,10 @@
           <w:i/>
           <w:iCs/>
         </w:rPr>
-        <w:t xml:space="preserve">Journal of Adolescent &amp; Adult Literacy</w:t>
-      </w:r>
-      <w:r>
-        <w:t xml:space="preserve">. https://doi.org/10.1002/jaal.70020</w:t>
+        <w:t xml:space="preserve">arXiv preprint arXiv:2511.05764</w:t>
+      </w:r>
+      <w:r>
+        <w:t xml:space="preserve">.</w:t>
       </w:r>
     </w:p>
     <w:p>
@@ -11306,7 +11330,7 @@
         <w:widowControl w:val="1"/>
       </w:pPr>
       <w:r>
-        <w:t xml:space="preserve">Vaccaro, M., Almaatouq, A., &amp; Malone, T. (2024). When Combinations of Humans and AI Are Useful: A Systematic Review and Meta-Analysis.</w:t>
+        <w:t xml:space="preserve">Tankelevitch, L., Kewenig, V., Simkute, A., Scott, A. E., Sarkar, A., Sellen, A., &amp; Rintel, S. (2024). The Metacognitive Demands and Opportunities of Generative AI.</w:t>
       </w:r>
       <w:r>
         <w:t xml:space="preserve"> </w:t>
@@ -11316,10 +11340,10 @@
           <w:i/>
           <w:iCs/>
         </w:rPr>
-        <w:t xml:space="preserve">Nature Human Behaviour</w:t>
-      </w:r>
-      <w:r>
-        <w:t xml:space="preserve">, 8, 2293–2303.</w:t>
+        <w:t xml:space="preserve">Proceedings of the 2024 CHI Conference on Human Factors in Computing Systems</w:t>
+      </w:r>
+      <w:r>
+        <w:t xml:space="preserve">.</w:t>
       </w:r>
     </w:p>
     <w:p>
@@ -11331,7 +11355,7 @@
         <w:widowControl w:val="1"/>
       </w:pPr>
       <w:r>
-        <w:t xml:space="preserve">Vygotsky, L. S. (1978). Mind in Society: The Development of Higher Psychological Processes.</w:t>
+        <w:t xml:space="preserve">Tour, E., &amp; Zadorozhnyy, A. (2025). Conceptualizing and Operationalizing Prompt Literacy for English Language Learners.</w:t>
       </w:r>
       <w:r>
         <w:t xml:space="preserve"> </w:t>
@@ -11341,10 +11365,10 @@
           <w:i/>
           <w:iCs/>
         </w:rPr>
-        <w:t xml:space="preserve">Harvard University Press</w:t>
-      </w:r>
-      <w:r>
-        <w:t xml:space="preserve">.</w:t>
+        <w:t xml:space="preserve">Journal of Adolescent &amp; Adult Literacy</w:t>
+      </w:r>
+      <w:r>
+        <w:t xml:space="preserve">. https://doi.org/10.1002/jaal.70020</w:t>
       </w:r>
     </w:p>
     <w:p>
@@ -11356,7 +11380,7 @@
         <w:widowControl w:val="1"/>
       </w:pPr>
       <w:r>
-        <w:t xml:space="preserve">Walton, J., Bearman, M., Crawford, N., Tai, J., &amp; Boud, D. (2025). How University Students Work on Assessment Tasks with Generative Artificial Intelligence: Matters of Judgement.</w:t>
+        <w:t xml:space="preserve">Vaccaro, M., Almaatouq, A., &amp; Malone, T. (2024). When Combinations of Humans and AI Are Useful: A Systematic Review and Meta-Analysis.</w:t>
       </w:r>
       <w:r>
         <w:t xml:space="preserve"> </w:t>
@@ -11366,13 +11390,10 @@
           <w:i/>
           <w:iCs/>
         </w:rPr>
-        <w:t xml:space="preserve">Assessment &amp; Evaluation in Higher Education</w:t>
-      </w:r>
-      <w:r>
-        <w:t xml:space="preserve"> </w:t>
-      </w:r>
-      <w:r>
-        <w:t xml:space="preserve">(advance online publication). https://doi.org/10.1080/02602938.2025.2570328</w:t>
+        <w:t xml:space="preserve">Nature Human Behaviour</w:t>
+      </w:r>
+      <w:r>
+        <w:t xml:space="preserve">, 8, 2293–2303.</w:t>
       </w:r>
     </w:p>
     <w:p>
@@ -11384,7 +11405,7 @@
         <w:widowControl w:val="1"/>
       </w:pPr>
       <w:r>
-        <w:t xml:space="preserve">Wingerter, T. L., Straub, T., &amp; Schweitzer, S. (2025). Mitigating Automation Bias in Generative AI through Nudges: A Cognitive Reflection Test Study.</w:t>
+        <w:t xml:space="preserve">Vygotsky, L. S. (1978). Mind in Society: The Development of Higher Psychological Processes.</w:t>
       </w:r>
       <w:r>
         <w:t xml:space="preserve"> </w:t>
@@ -11394,10 +11415,10 @@
           <w:i/>
           <w:iCs/>
         </w:rPr>
-        <w:t xml:space="preserve">Procedia Computer Science</w:t>
-      </w:r>
-      <w:r>
-        <w:t xml:space="preserve">, 270, 2106–2114. https://doi.org/10.1016/j.procs.2025.09.331</w:t>
+        <w:t xml:space="preserve">Harvard University Press</w:t>
+      </w:r>
+      <w:r>
+        <w:t xml:space="preserve">.</w:t>
       </w:r>
     </w:p>
     <w:p>
@@ -11409,7 +11430,7 @@
         <w:widowControl w:val="1"/>
       </w:pPr>
       <w:r>
-        <w:t xml:space="preserve">Winne, P. H., &amp; Hadwin, A. F. (1998). Studying as Self-Regulated Learning.</w:t>
+        <w:t xml:space="preserve">Walton, J., Bearman, M., Crawford, N., Tai, J., &amp; Boud, D. (2025). How University Students Work on Assessment Tasks with Generative Artificial Intelligence: Matters of Judgement.</w:t>
       </w:r>
       <w:r>
         <w:t xml:space="preserve"> </w:t>
@@ -11419,10 +11440,88 @@
           <w:i/>
           <w:iCs/>
         </w:rPr>
+        <w:t xml:space="preserve">Assessment &amp; Evaluation in Higher Education</w:t>
+      </w:r>
+      <w:r>
+        <w:t xml:space="preserve"> </w:t>
+      </w:r>
+      <w:r>
+        <w:t xml:space="preserve">(advance online publication). https://doi.org/10.1080/02602938.2025.2570328</w:t>
+      </w:r>
+    </w:p>
+    <w:p>
+      <w:pPr>
+        <w:pStyle w:val="ReferenceEntry"/>
+        <w:jc w:val="left"/>
+        <w:keepNext w:val="0"/>
+        <w:keepLines w:val="0"/>
+        <w:widowControl w:val="1"/>
+      </w:pPr>
+      <w:r>
+        <w:t xml:space="preserve">Wingerter, T. L., Straub, T., &amp; Schweitzer, S. (2025). Mitigating Automation Bias in Generative AI through Nudges: A Cognitive Reflection Test Study.</w:t>
+      </w:r>
+      <w:r>
+        <w:t xml:space="preserve"> </w:t>
+      </w:r>
+      <w:r>
+        <w:rPr>
+          <w:i/>
+          <w:iCs/>
+        </w:rPr>
+        <w:t xml:space="preserve">Procedia Computer Science</w:t>
+      </w:r>
+      <w:r>
+        <w:t xml:space="preserve">, 270, 2106–2114. https://doi.org/10.1016/j.procs.2025.09.331</w:t>
+      </w:r>
+    </w:p>
+    <w:p>
+      <w:pPr>
+        <w:pStyle w:val="ReferenceEntry"/>
+        <w:jc w:val="left"/>
+        <w:keepNext w:val="0"/>
+        <w:keepLines w:val="0"/>
+        <w:widowControl w:val="1"/>
+      </w:pPr>
+      <w:r>
+        <w:t xml:space="preserve">Winne, P. H., &amp; Hadwin, A. F. (1998). Studying as Self-Regulated Learning.</w:t>
+      </w:r>
+      <w:r>
+        <w:t xml:space="preserve"> </w:t>
+      </w:r>
+      <w:r>
+        <w:rPr>
+          <w:i/>
+          <w:iCs/>
+        </w:rPr>
         <w:t xml:space="preserve">Metacognition in Educational Theory and Practice</w:t>
       </w:r>
       <w:r>
         <w:t xml:space="preserve">, 277–304.</w:t>
+      </w:r>
+    </w:p>
+    <w:p>
+      <w:pPr>
+        <w:pStyle w:val="ReferenceEntry"/>
+        <w:jc w:val="left"/>
+        <w:keepNext w:val="0"/>
+        <w:keepLines w:val="0"/>
+        <w:widowControl w:val="1"/>
+      </w:pPr>
+      <w:r>
+        <w:t xml:space="preserve">Wirth, J., Weber-Reuter, X.-L., Schuster, C., Fleischer, J., Leutner, D., &amp; Stebner, F. (2025). Far Transfer of Metacognitive Regulation: From Cognitive Learning Strategy Use to Mental Effort Regulation.</w:t>
+      </w:r>
+      <w:r>
+        <w:t xml:space="preserve"> </w:t>
+      </w:r>
+      <w:r>
+        <w:rPr>
+          <w:i/>
+          <w:iCs/>
+        </w:rPr>
+        <w:t xml:space="preserve">Educational Psychology Review</w:t>
+      </w:r>
+      <w:r>
+        <w:t xml:space="preserve">, 37(1), 7. https://doi.org/10.1007/s10648-024-09983-x</w:t>
       </w:r>
     </w:p>
     <w:p>

--- a/docs/coreasoning.docx
+++ b/docs/coreasoning.docx
@@ -647,7 +647,31 @@
         <w:t xml:space="preserve"> </w:t>
       </w:r>
       <w:r>
-        <w:t xml:space="preserve">to it, the decisive variable.</w:t>
+        <w:t xml:space="preserve">to it, the decisive variable. Direct behavioral evidence sharpens the point: across 16,851 real</w:t>
+      </w:r>
+      <w:r>
+        <w:t xml:space="preserve"> </w:t>
+      </w:r>
+      <w:r>
+        <w:t xml:space="preserve">student-ChatGPT interactions from a university course (McNichols et al., 2025), students' moves are</w:t>
+      </w:r>
+      <w:r>
+        <w:t xml:space="preserve"> </w:t>
+      </w:r>
+      <w:r>
+        <w:t xml:space="preserve">dominated by framing-type queries, while explicit verification of the AI's output (about 4% of</w:t>
+      </w:r>
+      <w:r>
+        <w:t xml:space="preserve"> </w:t>
+      </w:r>
+      <w:r>
+        <w:t xml:space="preserve">interactions) and corrective editing (about 2.5%) are rare, the very under-judging and under-steering a</w:t>
+      </w:r>
+      <w:r>
+        <w:t xml:space="preserve"> </w:t>
+      </w:r>
+      <w:r>
+        <w:t xml:space="preserve">competency model must target.</w:t>
       </w:r>
     </w:p>
     <w:p>
@@ -865,7 +889,7 @@
               <a:graphicData uri="http://schemas.openxmlformats.org/drawingml/2006/picture">
                 <pic:pic>
                   <pic:nvPicPr>
-                    <pic:cNvPr descr="C:/Users/apart/AppData/Local/Temp/html2doc_svg_17nCzd/svg_0.png" id="12" name="Picture"/>
+                    <pic:cNvPr descr="C:/Users/apart/AppData/Local/Temp/html2doc_svg_mFzlLi/svg_0.png" id="12" name="Picture"/>
                     <pic:cNvPicPr>
                       <a:picLocks noChangeArrowheads="1" noChangeAspect="1"/>
                     </pic:cNvPicPr>
@@ -1934,7 +1958,7 @@
               <a:graphicData uri="http://schemas.openxmlformats.org/drawingml/2006/picture">
                 <pic:pic>
                   <pic:nvPicPr>
-                    <pic:cNvPr descr="C:/Users/apart/AppData/Local/Temp/html2doc_svg_17nCzd/svg_1.png" id="17" name="Picture"/>
+                    <pic:cNvPr descr="C:/Users/apart/AppData/Local/Temp/html2doc_svg_mFzlLi/svg_1.png" id="17" name="Picture"/>
                     <pic:cNvPicPr>
                       <a:picLocks noChangeArrowheads="1" noChangeAspect="1"/>
                     </pic:cNvPicPr>
@@ -9743,7 +9767,7 @@
               <a:graphicData uri="http://schemas.openxmlformats.org/drawingml/2006/picture">
                 <pic:pic>
                   <pic:nvPicPr>
-                    <pic:cNvPr descr="C:/Users/apart/AppData/Local/Temp/html2doc_svg_17nCzd/svg_2.png" id="40" name="Picture"/>
+                    <pic:cNvPr descr="C:/Users/apart/AppData/Local/Temp/html2doc_svg_mFzlLi/svg_2.png" id="40" name="Picture"/>
                     <pic:cNvPicPr>
                       <a:picLocks noChangeArrowheads="1" noChangeAspect="1"/>
                     </pic:cNvPicPr>
@@ -9866,7 +9890,7 @@
               <a:graphicData uri="http://schemas.openxmlformats.org/drawingml/2006/picture">
                 <pic:pic>
                   <pic:nvPicPr>
-                    <pic:cNvPr descr="C:/Users/apart/AppData/Local/Temp/html2doc_svg_17nCzd/svg_3.png" id="43" name="Picture"/>
+                    <pic:cNvPr descr="C:/Users/apart/AppData/Local/Temp/html2doc_svg_mFzlLi/svg_3.png" id="43" name="Picture"/>
                     <pic:cNvPicPr>
                       <a:picLocks noChangeArrowheads="1" noChangeAspect="1"/>
                     </pic:cNvPicPr>

--- a/docs/coreasoning.docx
+++ b/docs/coreasoning.docx
@@ -2,7 +2,7 @@
 <file path=word/document.xml><?xml version="1.0" encoding="utf-8"?>
 <w:document xmlns:w="http://schemas.openxmlformats.org/wordprocessingml/2006/main" xmlns:m="http://schemas.openxmlformats.org/officeDocument/2006/math" xmlns:r="http://schemas.openxmlformats.org/officeDocument/2006/relationships" xmlns:o="urn:schemas-microsoft-com:office:office" xmlns:v="urn:schemas-microsoft-com:vml" xmlns:w10="urn:schemas-microsoft-com:office:word" xmlns:a="http://schemas.openxmlformats.org/drawingml/2006/main" xmlns:pic="http://schemas.openxmlformats.org/drawingml/2006/picture" xmlns:wp="http://schemas.openxmlformats.org/drawingml/2006/wordprocessingDrawing">
   <w:body>
-    <w:bookmarkStart w:id="46" w:name="Xdf9502ef5c17bbba6731875408e8426bd513f0c"/>
+    <w:bookmarkStart w:id="47" w:name="Xdf9502ef5c17bbba6731875408e8426bd513f0c"/>
     <w:p>
       <w:pPr>
         <w:pStyle w:val="Title"/>
@@ -889,7 +889,7 @@
               <a:graphicData uri="http://schemas.openxmlformats.org/drawingml/2006/picture">
                 <pic:pic>
                   <pic:nvPicPr>
-                    <pic:cNvPr descr="C:/Users/apart/AppData/Local/Temp/html2doc_svg_mFzlLi/svg_0.png" id="12" name="Picture"/>
+                    <pic:cNvPr descr="C:/Users/apart/AppData/Local/Temp/html2doc_svg_qpSNtq/svg_0.png" id="12" name="Picture"/>
                     <pic:cNvPicPr>
                       <a:picLocks noChangeArrowheads="1" noChangeAspect="1"/>
                     </pic:cNvPicPr>
@@ -1958,7 +1958,7 @@
               <a:graphicData uri="http://schemas.openxmlformats.org/drawingml/2006/picture">
                 <pic:pic>
                   <pic:nvPicPr>
-                    <pic:cNvPr descr="C:/Users/apart/AppData/Local/Temp/html2doc_svg_mFzlLi/svg_1.png" id="17" name="Picture"/>
+                    <pic:cNvPr descr="C:/Users/apart/AppData/Local/Temp/html2doc_svg_qpSNtq/svg_1.png" id="17" name="Picture"/>
                     <pic:cNvPicPr>
                       <a:picLocks noChangeArrowheads="1" noChangeAspect="1"/>
                     </pic:cNvPicPr>
@@ -8280,25 +8280,13 @@
           <w:b/>
           <w:bCs/>
         </w:rPr>
-        <w:t xml:space="preserve">Reliability.</w:t>
-      </w:r>
-      <w:r>
-        <w:t xml:space="preserve"> </w:t>
-      </w:r>
-      <w:r>
-        <w:t xml:space="preserve">To check that the grades are not noise, we hold four learner transcripts fixed and</w:t>
-      </w:r>
-      <w:r>
-        <w:t xml:space="preserve"> </w:t>
-      </w:r>
-      <w:r>
-        <w:t xml:space="preserve">re-run the evaluation-and-grading prompts five times each, an independent sample each time at the</w:t>
-      </w:r>
-      <w:r>
-        <w:t xml:space="preserve"> </w:t>
-      </w:r>
-      <w:r>
-        <w:t xml:space="preserve">production temperatures. The grader is</w:t>
+        <w:t xml:space="preserve">Robustness and ablations.</w:t>
+      </w:r>
+      <w:r>
+        <w:t xml:space="preserve"> </w:t>
+      </w:r>
+      <w:r>
+        <w:t xml:space="preserve">Three checks, reported in full in Appendix B, support the result: the grader is</w:t>
       </w:r>
       <w:r>
         <w:t xml:space="preserve"> </w:t>
@@ -8314,75 +8302,7 @@
         <w:t xml:space="preserve"> </w:t>
       </w:r>
       <w:r>
-        <w:t xml:space="preserve">overall: the</w:t>
-      </w:r>
-      <w:r>
-        <w:t xml:space="preserve"> </w:t>
-      </w:r>
-      <w:r>
-        <w:t xml:space="preserve">mean grade-flip rate across repeats is 0.08, with Judging deterministic (0.00, by construction),</w:t>
-      </w:r>
-      <w:r>
-        <w:t xml:space="preserve"> </w:t>
-      </w:r>
-      <w:r>
-        <w:t xml:space="preserve">Framing 0.15, and Steering 0.10, and a mean within-cell grade standard deviation near 0.2 on the</w:t>
-      </w:r>
-      <w:r>
-        <w:t xml:space="preserve"> </w:t>
-      </w:r>
-      <w:r>
-        <w:t xml:space="preserve">three-point scale, indicating that disagreements are occasional one-level boundary jitter rather than</w:t>
-      </w:r>
-      <w:r>
-        <w:t xml:space="preserve"> </w:t>
-      </w:r>
-      <w:r>
-        <w:t xml:space="preserve">unstable scoring. This addresses the documented self-inconsistency of LLM judges, though it measures</w:t>
-      </w:r>
-      <w:r>
-        <w:t xml:space="preserve"> </w:t>
-      </w:r>
-      <w:r>
-        <w:rPr>
-          <w:i/>
-          <w:iCs/>
-        </w:rPr>
-        <w:t xml:space="preserve">precision</w:t>
-      </w:r>
-      <w:r>
-        <w:t xml:space="preserve"> </w:t>
-      </w:r>
-      <w:r>
-        <w:t xml:space="preserve">(repeatability), not</w:t>
-      </w:r>
-      <w:r>
-        <w:t xml:space="preserve"> </w:t>
-      </w:r>
-      <w:r>
-        <w:rPr>
-          <w:i/>
-          <w:iCs/>
-        </w:rPr>
-        <w:t xml:space="preserve">accuracy</w:t>
-      </w:r>
-      <w:r>
-        <w:t xml:space="preserve"> </w:t>
-      </w:r>
-      <w:r>
-        <w:t xml:space="preserve">against humans (Section 10). Because Judging contributes a</w:t>
-      </w:r>
-      <w:r>
-        <w:t xml:space="preserve"> </w:t>
-      </w:r>
-      <w:r>
-        <w:t xml:space="preserve">flip rate of zero by construction, the load-bearing figure is the blind-graded skills, whose flip rate</w:t>
-      </w:r>
-      <w:r>
-        <w:t xml:space="preserve"> </w:t>
-      </w:r>
-      <w:r>
-        <w:t xml:space="preserve">is near 0.12.</w:t>
+        <w:t xml:space="preserve">on repeat (a precision check, not accuracy against humans); the dissociation replicates across three grader backends spanning two providers (gpt-4o, gpt-4o-mini, and Meta's llama-3.3-70b; diagonal-to-off-diagonal ratio 39), so it does not hinge on one model snapshot; and a ground-truth ablation shows Framing and Steering are scored by rubric-guided model judgment while Judging, as instrumented, tracks the seeded answer key, which locates the Judging score to settings with known ground truth (Section 10 specifies the open-ended variant).</w:t>
       </w:r>
     </w:p>
     <w:p>
@@ -8398,240 +8318,6 @@
           <w:b/>
           <w:bCs/>
         </w:rPr>
-        <w:t xml:space="preserve">Grader-backend robustness (across vendors).</w:t>
-      </w:r>
-      <w:r>
-        <w:t xml:space="preserve"> </w:t>
-      </w:r>
-      <w:r>
-        <w:t xml:space="preserve">The dissociation holds across three grader backends</w:t>
-      </w:r>
-      <w:r>
-        <w:t xml:space="preserve"> </w:t>
-      </w:r>
-      <w:r>
-        <w:t xml:space="preserve">spanning two providers. The primary grades come from gpt-4o; re-grading the identical 40 transcripts</w:t>
-      </w:r>
-      <w:r>
-        <w:t xml:space="preserve"> </w:t>
-      </w:r>
-      <w:r>
-        <w:t xml:space="preserve">(challenges and learner responses held fixed) with gpt-4o-mini reproduces it (diagonal +0.47 versus</w:t>
-      </w:r>
-      <w:r>
-        <w:t xml:space="preserve"> </w:t>
-      </w:r>
-      <w:r>
-        <w:t xml:space="preserve">off-diagonal +0.07), and re-grading the same transcripts with an independent-vendor model,</w:t>
-      </w:r>
-      <w:r>
-        <w:t xml:space="preserve"> </w:t>
-      </w:r>
-      <w:r>
-        <w:t xml:space="preserve">Meta's llama-3.3-70b (the prototype's own engine), reproduces it again with a stronger margin:</w:t>
-      </w:r>
-      <w:r>
-        <w:t xml:space="preserve"> </w:t>
-      </w:r>
-      <w:r>
-        <w:t xml:space="preserve">own-skill effects of +0.80 (Framing), +0.75 (Judging), and +0.40 (Steering) against a mean cross-skill</w:t>
-      </w:r>
-      <w:r>
-        <w:t xml:space="preserve"> </w:t>
-      </w:r>
-      <w:r>
-        <w:t xml:space="preserve">effect of +0.02, a diagonal-to-off-diagonal ratio of 39. Two facts stand out across backends. First,</w:t>
-      </w:r>
-      <w:r>
-        <w:t xml:space="preserve"> </w:t>
-      </w:r>
-      <w:r>
-        <w:t xml:space="preserve">Judging's own-effect is +2.00 only under gpt-4o's strict adherence to the seeded-issue selection; under</w:t>
-      </w:r>
-      <w:r>
-        <w:t xml:space="preserve"> </w:t>
-      </w:r>
-      <w:r>
-        <w:t xml:space="preserve">both gpt-4o-mini and the independent-vendor llama it settles to +0.65 and +0.75, level with Framing</w:t>
-      </w:r>
-      <w:r>
-        <w:t xml:space="preserve"> </w:t>
-      </w:r>
-      <w:r>
-        <w:t xml:space="preserve">(+0.65 and +0.80), so the separation is balanced across all three skills, not propped up by the built-in</w:t>
-      </w:r>
-      <w:r>
-        <w:t xml:space="preserve"> </w:t>
-      </w:r>
-      <w:r>
-        <w:t xml:space="preserve">Judging diagonal. Second, every backend reproduces the designed contrast profiles (a strong-framer /</w:t>
-      </w:r>
-      <w:r>
-        <w:t xml:space="preserve"> </w:t>
-      </w:r>
-      <w:r>
-        <w:t xml:space="preserve">weak-judge learner scores high Framing and low Judging, and the inverse for a weak-framer / strong-judge</w:t>
-      </w:r>
-      <w:r>
-        <w:t xml:space="preserve"> </w:t>
-      </w:r>
-      <w:r>
-        <w:t xml:space="preserve">learner), which a single general-ability account cannot produce. Because the result holds across three</w:t>
-      </w:r>
-      <w:r>
-        <w:t xml:space="preserve"> </w:t>
-      </w:r>
-      <w:r>
-        <w:t xml:space="preserve">independently-versioned models from two vendors (gpt-4o, gpt-4o-mini, and Meta's llama-3.3-70b), it does</w:t>
-      </w:r>
-      <w:r>
-        <w:t xml:space="preserve"> </w:t>
-      </w:r>
-      <w:r>
-        <w:t xml:space="preserve">not hinge on a single model snapshot; the released harness pins the model identifiers so the run</w:t>
-      </w:r>
-      <w:r>
-        <w:t xml:space="preserve"> </w:t>
-      </w:r>
-      <w:r>
-        <w:t xml:space="preserve">reproduces, and the cross-backend agreement is the evidence that it generalizes beyond any one of them.</w:t>
-      </w:r>
-      <w:r>
-        <w:t xml:space="preserve"> </w:t>
-      </w:r>
-      <w:r>
-        <w:t xml:space="preserve">Cross-vendor replication is therefore established, not deferred.</w:t>
-      </w:r>
-    </w:p>
-    <w:p>
-      <w:pPr>
-        <w:pStyle w:val="BodyText"/>
-        <w:jc w:val="both"/>
-        <w:keepNext w:val="0"/>
-        <w:keepLines w:val="0"/>
-        <w:widowControl w:val="1"/>
-      </w:pPr>
-      <w:r>
-        <w:rPr>
-          <w:b/>
-          <w:bCs/>
-        </w:rPr>
-        <w:t xml:space="preserve">Dependence on ground-truth scaffolding.</w:t>
-      </w:r>
-      <w:r>
-        <w:t xml:space="preserve"> </w:t>
-      </w:r>
-      <w:r>
-        <w:t xml:space="preserve">To probe how much the instrument's discrimination relies on</w:t>
-      </w:r>
-      <w:r>
-        <w:t xml:space="preserve"> </w:t>
-      </w:r>
-      <w:r>
-        <w:t xml:space="preserve">the seeded ground truth (the gold framing supplied to the framing evaluator and the known seeded issues</w:t>
-      </w:r>
-      <w:r>
-        <w:t xml:space="preserve"> </w:t>
-      </w:r>
-      <w:r>
-        <w:t xml:space="preserve">supplied to the judging evaluator) versus the model's own judgment, we re-grade a 40-learner subset</w:t>
-      </w:r>
-      <w:r>
-        <w:t xml:space="preserve"> </w:t>
-      </w:r>
-      <w:r>
-        <w:t xml:space="preserve">(five subjects) with that scaffolding removed, comparing against that subset's own baseline (Framing</w:t>
-      </w:r>
-      <w:r>
-        <w:t xml:space="preserve"> </w:t>
-      </w:r>
-      <w:r>
-        <w:t xml:space="preserve">+0.60, Judging +2.00, Steering +0.50). The effect is sharply skill-specific. Framing discrimination is essentially</w:t>
-      </w:r>
-      <w:r>
-        <w:t xml:space="preserve"> </w:t>
-      </w:r>
-      <w:r>
-        <w:t xml:space="preserve">unaffected (own-effect +0.75 without the gold reference, versus +0.60 with it): the rubric and the</w:t>
-      </w:r>
-      <w:r>
-        <w:t xml:space="preserve"> </w:t>
-      </w:r>
-      <w:r>
-        <w:t xml:space="preserve">model's own judgment carry it. Judging discrimination, by contrast, falls sharply (+2.00 to +0.45):</w:t>
-      </w:r>
-      <w:r>
-        <w:t xml:space="preserve"> </w:t>
-      </w:r>
-      <w:r>
-        <w:t xml:space="preserve">without the known issues the grader has no recall-precision anchor and no longer separates strong from</w:t>
-      </w:r>
-      <w:r>
-        <w:t xml:space="preserve"> </w:t>
-      </w:r>
-      <w:r>
-        <w:t xml:space="preserve">weak judging. Steering falls in between (+0.50 to +0.25). The skills still</w:t>
-      </w:r>
-      <w:r>
-        <w:t xml:space="preserve"> </w:t>
-      </w:r>
-      <w:r>
-        <w:t xml:space="preserve">dissociate (ratio 29), and the result pinpoints what each grade measures: Framing and Steering are</w:t>
-      </w:r>
-      <w:r>
-        <w:t xml:space="preserve"> </w:t>
-      </w:r>
-      <w:r>
-        <w:t xml:space="preserve">scored largely by rubric-guided model judgment, whereas Judging</w:t>
-      </w:r>
-      <w:r>
-        <w:t xml:space="preserve"> </w:t>
-      </w:r>
-      <w:r>
-        <w:rPr>
-          <w:i/>
-          <w:iCs/>
-        </w:rPr>
-        <w:t xml:space="preserve">as instrumented here</w:t>
-      </w:r>
-      <w:r>
-        <w:t xml:space="preserve"> </w:t>
-      </w:r>
-      <w:r>
-        <w:t xml:space="preserve">tracks agreement</w:t>
-      </w:r>
-      <w:r>
-        <w:t xml:space="preserve"> </w:t>
-      </w:r>
-      <w:r>
-        <w:t xml:space="preserve">with a known answer key. This both explains Judging's by-construction +2.00 and locates the Judging</w:t>
-      </w:r>
-      <w:r>
-        <w:t xml:space="preserve"> </w:t>
-      </w:r>
-      <w:r>
-        <w:t xml:space="preserve">score precisely: it applies where ground truth is known, and open-ended judging without a key is the</w:t>
-      </w:r>
-      <w:r>
-        <w:t xml:space="preserve"> </w:t>
-      </w:r>
-      <w:r>
-        <w:t xml:space="preserve">distinct instrumentation Section 10 specifies.</w:t>
-      </w:r>
-    </w:p>
-    <w:p>
-      <w:pPr>
-        <w:pStyle w:val="BodyText"/>
-        <w:jc w:val="both"/>
-        <w:keepNext w:val="0"/>
-        <w:keepLines w:val="0"/>
-        <w:widowControl w:val="1"/>
-      </w:pPr>
-      <w:r>
-        <w:rPr>
-          <w:b/>
-          <w:bCs/>
-        </w:rPr>
         <w:t xml:space="preserve">Scope.</w:t>
       </w:r>
       <w:r>
@@ -8668,13 +8354,13 @@
         <w:t xml:space="preserve"> </w:t>
       </w:r>
       <w:r>
-        <w:t xml:space="preserve">dissociation replicates across grader backends spanning two providers (the grader-robustness check</w:t>
-      </w:r>
-      <w:r>
-        <w:t xml:space="preserve"> </w:t>
-      </w:r>
-      <w:r>
-        <w:t xml:space="preserve">below); agreement with human experts is the validity step the prepared study in Section 10 supplies.</w:t>
+        <w:t xml:space="preserve">dissociation replicates across grader backends spanning two providers (Appendix B); agreement with</w:t>
+      </w:r>
+      <w:r>
+        <w:t xml:space="preserve"> </w:t>
+      </w:r>
+      <w:r>
+        <w:t xml:space="preserve">human experts is the validity step the prepared study in Section 10 supplies.</w:t>
       </w:r>
       <w:r>
         <w:t xml:space="preserve"> </w:t>
@@ -9767,7 +9453,7 @@
               <a:graphicData uri="http://schemas.openxmlformats.org/drawingml/2006/picture">
                 <pic:pic>
                   <pic:nvPicPr>
-                    <pic:cNvPr descr="C:/Users/apart/AppData/Local/Temp/html2doc_svg_mFzlLi/svg_2.png" id="40" name="Picture"/>
+                    <pic:cNvPr descr="C:/Users/apart/AppData/Local/Temp/html2doc_svg_qpSNtq/svg_2.png" id="40" name="Picture"/>
                     <pic:cNvPicPr>
                       <a:picLocks noChangeArrowheads="1" noChangeAspect="1"/>
                     </pic:cNvPicPr>
@@ -9890,7 +9576,7 @@
               <a:graphicData uri="http://schemas.openxmlformats.org/drawingml/2006/picture">
                 <pic:pic>
                   <pic:nvPicPr>
-                    <pic:cNvPr descr="C:/Users/apart/AppData/Local/Temp/html2doc_svg_mFzlLi/svg_3.png" id="43" name="Picture"/>
+                    <pic:cNvPr descr="C:/Users/apart/AppData/Local/Temp/html2doc_svg_qpSNtq/svg_3.png" id="43" name="Picture"/>
                     <pic:cNvPicPr>
                       <a:picLocks noChangeArrowheads="1" noChangeAspect="1"/>
                     </pic:cNvPicPr>
@@ -9982,7 +9668,372 @@
       </w:r>
     </w:p>
     <w:bookmarkEnd w:id="44"/>
-    <w:bookmarkStart w:id="45" w:name="references"/>
+    <w:bookmarkStart w:id="45" w:name="appendix-b-robustness-and-ablations"/>
+    <w:p>
+      <w:pPr>
+        <w:pStyle w:val="Heading2"/>
+        <w:keepNext/>
+        <w:keepLines/>
+        <w:widowControl w:val="1"/>
+      </w:pPr>
+      <w:r>
+        <w:t xml:space="preserve">Appendix B. Robustness and ablations</w:t>
+      </w:r>
+    </w:p>
+    <w:p>
+      <w:pPr>
+        <w:pStyle w:val="FirstParagraph"/>
+        <w:jc w:val="both"/>
+        <w:keepNext w:val="0"/>
+        <w:keepLines w:val="0"/>
+        <w:widowControl w:val="1"/>
+      </w:pPr>
+      <w:r>
+        <w:rPr>
+          <w:b/>
+          <w:bCs/>
+        </w:rPr>
+        <w:t xml:space="preserve">Reliability.</w:t>
+      </w:r>
+      <w:r>
+        <w:t xml:space="preserve"> </w:t>
+      </w:r>
+      <w:r>
+        <w:t xml:space="preserve">To check that the grades are not noise, we hold four learner transcripts fixed and</w:t>
+      </w:r>
+      <w:r>
+        <w:t xml:space="preserve"> </w:t>
+      </w:r>
+      <w:r>
+        <w:t xml:space="preserve">re-run the evaluation-and-grading prompts five times each, an independent sample each time at the</w:t>
+      </w:r>
+      <w:r>
+        <w:t xml:space="preserve"> </w:t>
+      </w:r>
+      <w:r>
+        <w:t xml:space="preserve">production temperatures. The grader is</w:t>
+      </w:r>
+      <w:r>
+        <w:t xml:space="preserve"> </w:t>
+      </w:r>
+      <w:r>
+        <w:rPr>
+          <w:b/>
+          <w:bCs/>
+        </w:rPr>
+        <w:t xml:space="preserve">92% self-consistent</w:t>
+      </w:r>
+      <w:r>
+        <w:t xml:space="preserve"> </w:t>
+      </w:r>
+      <w:r>
+        <w:t xml:space="preserve">overall: the</w:t>
+      </w:r>
+      <w:r>
+        <w:t xml:space="preserve"> </w:t>
+      </w:r>
+      <w:r>
+        <w:t xml:space="preserve">mean grade-flip rate across repeats is 0.08, with Judging deterministic (0.00, by construction),</w:t>
+      </w:r>
+      <w:r>
+        <w:t xml:space="preserve"> </w:t>
+      </w:r>
+      <w:r>
+        <w:t xml:space="preserve">Framing 0.15, and Steering 0.10, and a mean within-cell grade standard deviation near 0.2 on the</w:t>
+      </w:r>
+      <w:r>
+        <w:t xml:space="preserve"> </w:t>
+      </w:r>
+      <w:r>
+        <w:t xml:space="preserve">three-point scale, indicating that disagreements are occasional one-level boundary jitter rather than</w:t>
+      </w:r>
+      <w:r>
+        <w:t xml:space="preserve"> </w:t>
+      </w:r>
+      <w:r>
+        <w:t xml:space="preserve">unstable scoring. This addresses the documented self-inconsistency of LLM judges, though it measures</w:t>
+      </w:r>
+      <w:r>
+        <w:t xml:space="preserve"> </w:t>
+      </w:r>
+      <w:r>
+        <w:rPr>
+          <w:i/>
+          <w:iCs/>
+        </w:rPr>
+        <w:t xml:space="preserve">precision</w:t>
+      </w:r>
+      <w:r>
+        <w:t xml:space="preserve"> </w:t>
+      </w:r>
+      <w:r>
+        <w:t xml:space="preserve">(repeatability), not</w:t>
+      </w:r>
+      <w:r>
+        <w:t xml:space="preserve"> </w:t>
+      </w:r>
+      <w:r>
+        <w:rPr>
+          <w:i/>
+          <w:iCs/>
+        </w:rPr>
+        <w:t xml:space="preserve">accuracy</w:t>
+      </w:r>
+      <w:r>
+        <w:t xml:space="preserve"> </w:t>
+      </w:r>
+      <w:r>
+        <w:t xml:space="preserve">against humans (Section 10). Because Judging contributes a</w:t>
+      </w:r>
+      <w:r>
+        <w:t xml:space="preserve"> </w:t>
+      </w:r>
+      <w:r>
+        <w:t xml:space="preserve">flip rate of zero by construction, the load-bearing figure is the blind-graded skills, whose flip rate</w:t>
+      </w:r>
+      <w:r>
+        <w:t xml:space="preserve"> </w:t>
+      </w:r>
+      <w:r>
+        <w:t xml:space="preserve">is near 0.12.</w:t>
+      </w:r>
+    </w:p>
+    <w:p>
+      <w:pPr>
+        <w:pStyle w:val="BodyText"/>
+        <w:jc w:val="both"/>
+        <w:keepNext w:val="0"/>
+        <w:keepLines w:val="0"/>
+        <w:widowControl w:val="1"/>
+      </w:pPr>
+      <w:r>
+        <w:rPr>
+          <w:b/>
+          <w:bCs/>
+        </w:rPr>
+        <w:t xml:space="preserve">Grader-backend robustness (across vendors).</w:t>
+      </w:r>
+      <w:r>
+        <w:t xml:space="preserve"> </w:t>
+      </w:r>
+      <w:r>
+        <w:t xml:space="preserve">The dissociation holds across three grader backends</w:t>
+      </w:r>
+      <w:r>
+        <w:t xml:space="preserve"> </w:t>
+      </w:r>
+      <w:r>
+        <w:t xml:space="preserve">spanning two providers. The primary grades come from gpt-4o; re-grading the identical 40 transcripts</w:t>
+      </w:r>
+      <w:r>
+        <w:t xml:space="preserve"> </w:t>
+      </w:r>
+      <w:r>
+        <w:t xml:space="preserve">(challenges and learner responses held fixed) with gpt-4o-mini reproduces it (diagonal +0.47 versus</w:t>
+      </w:r>
+      <w:r>
+        <w:t xml:space="preserve"> </w:t>
+      </w:r>
+      <w:r>
+        <w:t xml:space="preserve">off-diagonal +0.07), and re-grading the same transcripts with an independent-vendor model,</w:t>
+      </w:r>
+      <w:r>
+        <w:t xml:space="preserve"> </w:t>
+      </w:r>
+      <w:r>
+        <w:t xml:space="preserve">Meta's llama-3.3-70b (the prototype's own engine), reproduces it again with a stronger margin:</w:t>
+      </w:r>
+      <w:r>
+        <w:t xml:space="preserve"> </w:t>
+      </w:r>
+      <w:r>
+        <w:t xml:space="preserve">own-skill effects of +0.80 (Framing), +0.75 (Judging), and +0.40 (Steering) against a mean cross-skill</w:t>
+      </w:r>
+      <w:r>
+        <w:t xml:space="preserve"> </w:t>
+      </w:r>
+      <w:r>
+        <w:t xml:space="preserve">effect of +0.02, a diagonal-to-off-diagonal ratio of 39. Two facts stand out across backends. First,</w:t>
+      </w:r>
+      <w:r>
+        <w:t xml:space="preserve"> </w:t>
+      </w:r>
+      <w:r>
+        <w:t xml:space="preserve">Judging's own-effect is +2.00 only under gpt-4o's strict adherence to the seeded-issue selection; under</w:t>
+      </w:r>
+      <w:r>
+        <w:t xml:space="preserve"> </w:t>
+      </w:r>
+      <w:r>
+        <w:t xml:space="preserve">both gpt-4o-mini and the independent-vendor llama it settles to +0.65 and +0.75, level with Framing</w:t>
+      </w:r>
+      <w:r>
+        <w:t xml:space="preserve"> </w:t>
+      </w:r>
+      <w:r>
+        <w:t xml:space="preserve">(+0.65 and +0.80), so the separation is balanced across all three skills, not propped up by the built-in</w:t>
+      </w:r>
+      <w:r>
+        <w:t xml:space="preserve"> </w:t>
+      </w:r>
+      <w:r>
+        <w:t xml:space="preserve">Judging diagonal. Second, every backend reproduces the designed contrast profiles (a strong-framer /</w:t>
+      </w:r>
+      <w:r>
+        <w:t xml:space="preserve"> </w:t>
+      </w:r>
+      <w:r>
+        <w:t xml:space="preserve">weak-judge learner scores high Framing and low Judging, and the inverse for a weak-framer / strong-judge</w:t>
+      </w:r>
+      <w:r>
+        <w:t xml:space="preserve"> </w:t>
+      </w:r>
+      <w:r>
+        <w:t xml:space="preserve">learner), which a single general-ability account cannot produce. Because the result holds across three</w:t>
+      </w:r>
+      <w:r>
+        <w:t xml:space="preserve"> </w:t>
+      </w:r>
+      <w:r>
+        <w:t xml:space="preserve">independently-versioned models from two vendors (gpt-4o, gpt-4o-mini, and Meta's llama-3.3-70b), it does</w:t>
+      </w:r>
+      <w:r>
+        <w:t xml:space="preserve"> </w:t>
+      </w:r>
+      <w:r>
+        <w:t xml:space="preserve">not hinge on a single model snapshot; the released harness pins the model identifiers so the run</w:t>
+      </w:r>
+      <w:r>
+        <w:t xml:space="preserve"> </w:t>
+      </w:r>
+      <w:r>
+        <w:t xml:space="preserve">reproduces, and the cross-backend agreement is the evidence that it generalizes beyond any one of them.</w:t>
+      </w:r>
+      <w:r>
+        <w:t xml:space="preserve"> </w:t>
+      </w:r>
+      <w:r>
+        <w:t xml:space="preserve">Cross-vendor replication is therefore established, not deferred.</w:t>
+      </w:r>
+    </w:p>
+    <w:p>
+      <w:pPr>
+        <w:pStyle w:val="BodyText"/>
+        <w:jc w:val="both"/>
+        <w:keepNext w:val="0"/>
+        <w:keepLines w:val="0"/>
+        <w:widowControl w:val="1"/>
+      </w:pPr>
+      <w:r>
+        <w:rPr>
+          <w:b/>
+          <w:bCs/>
+        </w:rPr>
+        <w:t xml:space="preserve">Dependence on ground-truth scaffolding.</w:t>
+      </w:r>
+      <w:r>
+        <w:t xml:space="preserve"> </w:t>
+      </w:r>
+      <w:r>
+        <w:t xml:space="preserve">To probe how much the instrument's discrimination relies on</w:t>
+      </w:r>
+      <w:r>
+        <w:t xml:space="preserve"> </w:t>
+      </w:r>
+      <w:r>
+        <w:t xml:space="preserve">the seeded ground truth (the gold framing supplied to the framing evaluator and the known seeded issues</w:t>
+      </w:r>
+      <w:r>
+        <w:t xml:space="preserve"> </w:t>
+      </w:r>
+      <w:r>
+        <w:t xml:space="preserve">supplied to the judging evaluator) versus the model's own judgment, we re-grade a 40-learner subset</w:t>
+      </w:r>
+      <w:r>
+        <w:t xml:space="preserve"> </w:t>
+      </w:r>
+      <w:r>
+        <w:t xml:space="preserve">(five subjects) with that scaffolding removed, comparing against that subset's own baseline (Framing</w:t>
+      </w:r>
+      <w:r>
+        <w:t xml:space="preserve"> </w:t>
+      </w:r>
+      <w:r>
+        <w:t xml:space="preserve">+0.60, Judging +2.00, Steering +0.50). The effect is sharply skill-specific. Framing discrimination is essentially</w:t>
+      </w:r>
+      <w:r>
+        <w:t xml:space="preserve"> </w:t>
+      </w:r>
+      <w:r>
+        <w:t xml:space="preserve">unaffected (own-effect +0.75 without the gold reference, versus +0.60 with it): the rubric and the</w:t>
+      </w:r>
+      <w:r>
+        <w:t xml:space="preserve"> </w:t>
+      </w:r>
+      <w:r>
+        <w:t xml:space="preserve">model's own judgment carry it. Judging discrimination, by contrast, falls sharply (+2.00 to +0.45):</w:t>
+      </w:r>
+      <w:r>
+        <w:t xml:space="preserve"> </w:t>
+      </w:r>
+      <w:r>
+        <w:t xml:space="preserve">without the known issues the grader has no recall-precision anchor and no longer separates strong from</w:t>
+      </w:r>
+      <w:r>
+        <w:t xml:space="preserve"> </w:t>
+      </w:r>
+      <w:r>
+        <w:t xml:space="preserve">weak judging. Steering falls in between (+0.50 to +0.25). The skills still</w:t>
+      </w:r>
+      <w:r>
+        <w:t xml:space="preserve"> </w:t>
+      </w:r>
+      <w:r>
+        <w:t xml:space="preserve">dissociate (ratio 29), and the result pinpoints what each grade measures: Framing and Steering are</w:t>
+      </w:r>
+      <w:r>
+        <w:t xml:space="preserve"> </w:t>
+      </w:r>
+      <w:r>
+        <w:t xml:space="preserve">scored largely by rubric-guided model judgment, whereas Judging</w:t>
+      </w:r>
+      <w:r>
+        <w:t xml:space="preserve"> </w:t>
+      </w:r>
+      <w:r>
+        <w:rPr>
+          <w:i/>
+          <w:iCs/>
+        </w:rPr>
+        <w:t xml:space="preserve">as instrumented here</w:t>
+      </w:r>
+      <w:r>
+        <w:t xml:space="preserve"> </w:t>
+      </w:r>
+      <w:r>
+        <w:t xml:space="preserve">tracks agreement</w:t>
+      </w:r>
+      <w:r>
+        <w:t xml:space="preserve"> </w:t>
+      </w:r>
+      <w:r>
+        <w:t xml:space="preserve">with a known answer key. This both explains Judging's by-construction +2.00 and locates the Judging</w:t>
+      </w:r>
+      <w:r>
+        <w:t xml:space="preserve"> </w:t>
+      </w:r>
+      <w:r>
+        <w:t xml:space="preserve">score precisely: it applies where ground truth is known, and open-ended judging without a key is the</w:t>
+      </w:r>
+      <w:r>
+        <w:t xml:space="preserve"> </w:t>
+      </w:r>
+      <w:r>
+        <w:t xml:space="preserve">distinct instrumentation Section 10 specifies.</w:t>
+      </w:r>
+    </w:p>
+    <w:bookmarkEnd w:id="45"/>
+    <w:bookmarkStart w:id="46" w:name="references"/>
     <w:p>
       <w:pPr>
         <w:pStyle w:val="ReferencesHeading"/>
@@ -11648,8 +11699,8 @@
         <w:t xml:space="preserve">.</w:t>
       </w:r>
     </w:p>
-    <w:bookmarkEnd w:id="45"/>
     <w:bookmarkEnd w:id="46"/>
+    <w:bookmarkEnd w:id="47"/>
     <w:sectPr>
       <w:footerReference w:type="default" r:id="rId9"/>
       <w:pgSz w:h="15840" w:w="12240"/>

--- a/docs/coreasoning.docx
+++ b/docs/coreasoning.docx
@@ -882,14 +882,14 @@
       <w:r>
         <w:drawing>
           <wp:inline>
-            <wp:extent cx="5943600" cy="2971799"/>
+            <wp:extent cx="5943600" cy="3040911"/>
             <wp:effectExtent b="0" l="0" r="0" t="0"/>
             <wp:docPr descr="Figure 1. As model capability rises, the human contribution concentrates in Framing, Judging, and Steering." title="" id="11" name="Picture"/>
             <a:graphic>
               <a:graphicData uri="http://schemas.openxmlformats.org/drawingml/2006/picture">
                 <pic:pic>
                   <pic:nvPicPr>
-                    <pic:cNvPr descr="C:/Users/apart/AppData/Local/Temp/html2doc_svg_qpSNtq/svg_0.png" id="12" name="Picture"/>
+                    <pic:cNvPr descr="C:/Users/apart/AppData/Local/Temp/html2doc_svg_Tqb1IN/svg_0.png" id="12" name="Picture"/>
                     <pic:cNvPicPr>
                       <a:picLocks noChangeArrowheads="1" noChangeAspect="1"/>
                     </pic:cNvPicPr>
@@ -903,7 +903,7 @@
                   <pic:spPr bwMode="auto">
                     <a:xfrm>
                       <a:off x="0" y="0"/>
-                      <a:ext cx="5943600" cy="2971799"/>
+                      <a:ext cx="5943600" cy="3040911"/>
                     </a:xfrm>
                     <a:prstGeom prst="rect">
                       <a:avLst/>
@@ -1951,14 +1951,14 @@
       <w:r>
         <w:drawing>
           <wp:inline>
-            <wp:extent cx="5943600" cy="3406697"/>
+            <wp:extent cx="5943600" cy="3488634"/>
             <wp:effectExtent b="0" l="0" r="0" t="0"/>
             <wp:docPr descr="Figure 2. The CoReasoning architecture." title="" id="16" name="Picture"/>
             <a:graphic>
               <a:graphicData uri="http://schemas.openxmlformats.org/drawingml/2006/picture">
                 <pic:pic>
                   <pic:nvPicPr>
-                    <pic:cNvPr descr="C:/Users/apart/AppData/Local/Temp/html2doc_svg_qpSNtq/svg_1.png" id="17" name="Picture"/>
+                    <pic:cNvPr descr="C:/Users/apart/AppData/Local/Temp/html2doc_svg_Tqb1IN/svg_1.png" id="17" name="Picture"/>
                     <pic:cNvPicPr>
                       <a:picLocks noChangeArrowheads="1" noChangeAspect="1"/>
                     </pic:cNvPicPr>
@@ -1972,7 +1972,7 @@
                   <pic:spPr bwMode="auto">
                     <a:xfrm>
                       <a:off x="0" y="0"/>
-                      <a:ext cx="5943600" cy="3406697"/>
+                      <a:ext cx="5943600" cy="3488634"/>
                     </a:xfrm>
                     <a:prstGeom prst="rect">
                       <a:avLst/>
@@ -9453,7 +9453,7 @@
               <a:graphicData uri="http://schemas.openxmlformats.org/drawingml/2006/picture">
                 <pic:pic>
                   <pic:nvPicPr>
-                    <pic:cNvPr descr="C:/Users/apart/AppData/Local/Temp/html2doc_svg_qpSNtq/svg_2.png" id="40" name="Picture"/>
+                    <pic:cNvPr descr="C:/Users/apart/AppData/Local/Temp/html2doc_svg_Tqb1IN/svg_2.png" id="40" name="Picture"/>
                     <pic:cNvPicPr>
                       <a:picLocks noChangeArrowheads="1" noChangeAspect="1"/>
                     </pic:cNvPicPr>
@@ -9576,7 +9576,7 @@
               <a:graphicData uri="http://schemas.openxmlformats.org/drawingml/2006/picture">
                 <pic:pic>
                   <pic:nvPicPr>
-                    <pic:cNvPr descr="C:/Users/apart/AppData/Local/Temp/html2doc_svg_qpSNtq/svg_3.png" id="43" name="Picture"/>
+                    <pic:cNvPr descr="C:/Users/apart/AppData/Local/Temp/html2doc_svg_Tqb1IN/svg_3.png" id="43" name="Picture"/>
                     <pic:cNvPicPr>
                       <a:picLocks noChangeArrowheads="1" noChangeAspect="1"/>
                     </pic:cNvPicPr>

--- a/docs/coreasoning.docx
+++ b/docs/coreasoning.docx
@@ -889,7 +889,7 @@
               <a:graphicData uri="http://schemas.openxmlformats.org/drawingml/2006/picture">
                 <pic:pic>
                   <pic:nvPicPr>
-                    <pic:cNvPr descr="C:/Users/apart/AppData/Local/Temp/html2doc_svg_Tqb1IN/svg_0.png" id="12" name="Picture"/>
+                    <pic:cNvPr descr="C:/Users/apart/AppData/Local/Temp/html2doc_svg_5wq8oy/svg_0.png" id="12" name="Picture"/>
                     <pic:cNvPicPr>
                       <a:picLocks noChangeArrowheads="1" noChangeAspect="1"/>
                     </pic:cNvPicPr>
@@ -1958,7 +1958,7 @@
               <a:graphicData uri="http://schemas.openxmlformats.org/drawingml/2006/picture">
                 <pic:pic>
                   <pic:nvPicPr>
-                    <pic:cNvPr descr="C:/Users/apart/AppData/Local/Temp/html2doc_svg_Tqb1IN/svg_1.png" id="17" name="Picture"/>
+                    <pic:cNvPr descr="C:/Users/apart/AppData/Local/Temp/html2doc_svg_5wq8oy/svg_1.png" id="17" name="Picture"/>
                     <pic:cNvPicPr>
                       <a:picLocks noChangeArrowheads="1" noChangeAspect="1"/>
                     </pic:cNvPicPr>
@@ -4814,7 +4814,7 @@
         <w:t xml:space="preserve"> </w:t>
       </w:r>
       <w:r>
-        <w:t xml:space="preserve">theory. Figures A1 and A2 render the platform's interface. All challenges evaluated in this paper are</w:t>
+        <w:t xml:space="preserve">theory. Figures A1 and A2 are screenshots of the running platform. All challenges evaluated in this paper are</w:t>
       </w:r>
       <w:r>
         <w:t xml:space="preserve"> </w:t>
@@ -9446,14 +9446,14 @@
       <w:r>
         <w:drawing>
           <wp:inline>
-            <wp:extent cx="5943600" cy="3037840"/>
+            <wp:extent cx="5943600" cy="4142509"/>
             <wp:effectExtent b="0" l="0" r="0" t="0"/>
             <wp:docPr descr="Figure A1. A CoReasoning Lab challenge run." title="" id="39" name="Picture"/>
             <a:graphic>
               <a:graphicData uri="http://schemas.openxmlformats.org/drawingml/2006/picture">
                 <pic:pic>
                   <pic:nvPicPr>
-                    <pic:cNvPr descr="C:/Users/apart/AppData/Local/Temp/html2doc_svg_Tqb1IN/svg_2.png" id="40" name="Picture"/>
+                    <pic:cNvPr descr="assets/system-challenge-run.png" id="40" name="Picture"/>
                     <pic:cNvPicPr>
                       <a:picLocks noChangeArrowheads="1" noChangeAspect="1"/>
                     </pic:cNvPicPr>
@@ -9467,7 +9467,7 @@
                   <pic:spPr bwMode="auto">
                     <a:xfrm>
                       <a:off x="0" y="0"/>
-                      <a:ext cx="5943600" cy="3037840"/>
+                      <a:ext cx="5943600" cy="4142509"/>
                     </a:xfrm>
                     <a:prstGeom prst="rect">
                       <a:avLst/>
@@ -9499,7 +9499,7 @@
           <w:i/>
           <w:iCs/>
         </w:rPr>
-        <w:t xml:space="preserve">Figure A1. The learner experience: Framing (Phase 1), the Judge-Steer cycle (Phase 2), and the</w:t>
+        <w:t xml:space="preserve">Figure A1. Screenshot of the running platform: a learner's challenge run, with the two-phase structure</w:t>
       </w:r>
       <w:r>
         <w:rPr>
@@ -9513,7 +9513,21 @@
           <w:i/>
           <w:iCs/>
         </w:rPr>
-        <w:t xml:space="preserve">per-skill report. Each skill is scored and given feedback independently.</w:t>
+        <w:t xml:space="preserve">made explicit in the interface, Phase 1 (Framing) and Phase 2 (the Judge-Steer cycle). Each skill is</w:t>
+      </w:r>
+      <w:r>
+        <w:rPr>
+          <w:i/>
+          <w:iCs/>
+        </w:rPr>
+        <w:t xml:space="preserve"> </w:t>
+      </w:r>
+      <w:r>
+        <w:rPr>
+          <w:i/>
+          <w:iCs/>
+        </w:rPr>
+        <w:t xml:space="preserve">scored and given feedback independently.</w:t>
       </w:r>
     </w:p>
     <w:p>
@@ -9569,14 +9583,14 @@
       <w:r>
         <w:drawing>
           <wp:inline>
-            <wp:extent cx="5943600" cy="4173165"/>
+            <wp:extent cx="5943600" cy="4412672"/>
             <wp:effectExtent b="0" l="0" r="0" t="0"/>
-            <wp:docPr descr="Figure A2. CoReasoning Lab role interfaces." title="" id="42" name="Picture"/>
+            <wp:docPr descr="Figure A2. CoReasoning Lab instructor course analytics." title="" id="42" name="Picture"/>
             <a:graphic>
               <a:graphicData uri="http://schemas.openxmlformats.org/drawingml/2006/picture">
                 <pic:pic>
                   <pic:nvPicPr>
-                    <pic:cNvPr descr="C:/Users/apart/AppData/Local/Temp/html2doc_svg_Tqb1IN/svg_3.png" id="43" name="Picture"/>
+                    <pic:cNvPr descr="assets/system-instructor-analytics.png" id="43" name="Picture"/>
                     <pic:cNvPicPr>
                       <a:picLocks noChangeArrowheads="1" noChangeAspect="1"/>
                     </pic:cNvPicPr>
@@ -9590,7 +9604,7 @@
                   <pic:spPr bwMode="auto">
                     <a:xfrm>
                       <a:off x="0" y="0"/>
-                      <a:ext cx="5943600" cy="4173165"/>
+                      <a:ext cx="5943600" cy="4412672"/>
                     </a:xfrm>
                     <a:prstGeom prst="rect">
                       <a:avLst/>
@@ -9622,7 +9636,7 @@
           <w:i/>
           <w:iCs/>
         </w:rPr>
-        <w:t xml:space="preserve">Figure A2. Role interfaces. Top: the student dashboard and the instructor challenge-authoring screen.</w:t>
+        <w:t xml:space="preserve">Figure A2. Screenshot of the running platform: the instructor course-analytics view. Grade</w:t>
       </w:r>
       <w:r>
         <w:rPr>
@@ -9636,7 +9650,7 @@
           <w:i/>
           <w:iCs/>
         </w:rPr>
-        <w:t xml:space="preserve">Bottom: the student trend report (per-skill grades over time) and the instructor course analytics</w:t>
+        <w:t xml:space="preserve">distribution is broken out into separate Framing, Judging, and Steering panels, and the per-student</w:t>
       </w:r>
       <w:r>
         <w:rPr>
@@ -9650,7 +9664,7 @@
           <w:i/>
           <w:iCs/>
         </w:rPr>
-        <w:t xml:space="preserve">(grade distribution by rubric and per-student results). All views report Framing, Judging, and</w:t>
+        <w:t xml:space="preserve">results list the three skills as distinct columns, the interface-level expression of the framework's</w:t>
       </w:r>
       <w:r>
         <w:rPr>
@@ -9664,7 +9678,7 @@
           <w:i/>
           <w:iCs/>
         </w:rPr>
-        <w:t xml:space="preserve">Steering independently.</w:t>
+        <w:t xml:space="preserve">central claim that productive AI use is not one skill but three.</w:t>
       </w:r>
     </w:p>
     <w:bookmarkEnd w:id="44"/>

--- a/docs/coreasoning.docx
+++ b/docs/coreasoning.docx
@@ -2,7 +2,7 @@
 <file path=word/document.xml><?xml version="1.0" encoding="utf-8"?>
 <w:document xmlns:w="http://schemas.openxmlformats.org/wordprocessingml/2006/main" xmlns:m="http://schemas.openxmlformats.org/officeDocument/2006/math" xmlns:r="http://schemas.openxmlformats.org/officeDocument/2006/relationships" xmlns:o="urn:schemas-microsoft-com:office:office" xmlns:v="urn:schemas-microsoft-com:vml" xmlns:w10="urn:schemas-microsoft-com:office:word" xmlns:a="http://schemas.openxmlformats.org/drawingml/2006/main" xmlns:pic="http://schemas.openxmlformats.org/drawingml/2006/picture" xmlns:wp="http://schemas.openxmlformats.org/drawingml/2006/wordprocessingDrawing">
   <w:body>
-    <w:bookmarkStart w:id="47" w:name="Xdf9502ef5c17bbba6731875408e8426bd513f0c"/>
+    <w:bookmarkStart w:id="48" w:name="Xdf9502ef5c17bbba6731875408e8426bd513f0c"/>
     <w:p>
       <w:pPr>
         <w:pStyle w:val="Title"/>
@@ -889,7 +889,7 @@
               <a:graphicData uri="http://schemas.openxmlformats.org/drawingml/2006/picture">
                 <pic:pic>
                   <pic:nvPicPr>
-                    <pic:cNvPr descr="C:/Users/apart/AppData/Local/Temp/html2doc_svg_5wq8oy/svg_0.png" id="12" name="Picture"/>
+                    <pic:cNvPr descr="C:/Users/apart/AppData/Local/Temp/html2doc_svg_vs046S/svg_0.png" id="12" name="Picture"/>
                     <pic:cNvPicPr>
                       <a:picLocks noChangeArrowheads="1" noChangeAspect="1"/>
                     </pic:cNvPicPr>
@@ -1958,7 +1958,7 @@
               <a:graphicData uri="http://schemas.openxmlformats.org/drawingml/2006/picture">
                 <pic:pic>
                   <pic:nvPicPr>
-                    <pic:cNvPr descr="C:/Users/apart/AppData/Local/Temp/html2doc_svg_5wq8oy/svg_1.png" id="17" name="Picture"/>
+                    <pic:cNvPr descr="C:/Users/apart/AppData/Local/Temp/html2doc_svg_vs046S/svg_1.png" id="17" name="Picture"/>
                     <pic:cNvPicPr>
                       <a:picLocks noChangeArrowheads="1" noChangeAspect="1"/>
                     </pic:cNvPicPr>
@@ -4856,7 +4856,78 @@
         <w:t xml:space="preserve"> </w:t>
       </w:r>
       <w:r>
-        <w:t xml:space="preserve">and the released artifact lets others add their own. The monitor-control scaffold is likewise open to</w:t>
+        <w:t xml:space="preserve">and the released artifact lets others add their own. The platform is therefore</w:t>
+      </w:r>
+      <w:r>
+        <w:t xml:space="preserve"> </w:t>
+      </w:r>
+      <w:r>
+        <w:rPr>
+          <w:b/>
+          <w:bCs/>
+        </w:rPr>
+        <w:t xml:space="preserve">domain-general</w:t>
+      </w:r>
+      <w:r>
+        <w:t xml:space="preserve">: it is</w:t>
+      </w:r>
+      <w:r>
+        <w:t xml:space="preserve"> </w:t>
+      </w:r>
+      <w:r>
+        <w:t xml:space="preserve">not a computing-education tool but a generic instrument for any discipline in which a learner must</w:t>
+      </w:r>
+      <w:r>
+        <w:t xml:space="preserve"> </w:t>
+      </w:r>
+      <w:r>
+        <w:t xml:space="preserve">specify an ill-defined task, judge a fallible solution, and steer it toward a better one. The released</w:t>
+      </w:r>
+      <w:r>
+        <w:t xml:space="preserve"> </w:t>
+      </w:r>
+      <w:r>
+        <w:t xml:space="preserve">content already spans</w:t>
+      </w:r>
+      <w:r>
+        <w:t xml:space="preserve"> </w:t>
+      </w:r>
+      <w:r>
+        <w:rPr>
+          <w:b/>
+          <w:bCs/>
+        </w:rPr>
+        <w:t xml:space="preserve">twelve disciplines</w:t>
+      </w:r>
+      <w:r>
+        <w:t xml:space="preserve"> </w:t>
+      </w:r>
+      <w:r>
+        <w:t xml:space="preserve">across STEM, the social sciences, the humanities, law, and</w:t>
+      </w:r>
+      <w:r>
+        <w:t xml:space="preserve"> </w:t>
+      </w:r>
+      <w:r>
+        <w:t xml:space="preserve">professional and education fields, from algorithms and classical mechanics to constitutional law,</w:t>
+      </w:r>
+      <w:r>
+        <w:t xml:space="preserve"> </w:t>
+      </w:r>
+      <w:r>
+        <w:t xml:space="preserve">applied ethics, and instructional design (Appendix C). An educator in any of these fields authors a</w:t>
+      </w:r>
+      <w:r>
+        <w:t xml:space="preserve"> </w:t>
+      </w:r>
+      <w:r>
+        <w:t xml:space="preserve">challenge by naming a subject; the system generates the ill-defined problem, the three per-skill</w:t>
+      </w:r>
+      <w:r>
+        <w:t xml:space="preserve"> </w:t>
+      </w:r>
+      <w:r>
+        <w:t xml:space="preserve">rubrics, and the seeded-flaw solution. The monitor-control scaffold is likewise open to</w:t>
       </w:r>
       <w:r>
         <w:t xml:space="preserve"> </w:t>
@@ -9365,13 +9436,19 @@
         <w:t xml:space="preserve"> </w:t>
       </w:r>
       <w:r>
-        <w:t xml:space="preserve">and the validation protocol as a foundation to build on, for the assessment and instruction the moment</w:t>
-      </w:r>
-      <w:r>
-        <w:t xml:space="preserve"> </w:t>
-      </w:r>
-      <w:r>
-        <w:t xml:space="preserve">demands.</w:t>
+        <w:t xml:space="preserve">and the validation protocol as a foundation to build on: an open, domain-general platform with which an</w:t>
+      </w:r>
+      <w:r>
+        <w:t xml:space="preserve"> </w:t>
+      </w:r>
+      <w:r>
+        <w:t xml:space="preserve">educator in any discipline, from algorithms to applied ethics, can assess and train this skill, for the</w:t>
+      </w:r>
+      <w:r>
+        <w:t xml:space="preserve"> </w:t>
+      </w:r>
+      <w:r>
+        <w:t xml:space="preserve">assessment and instruction the moment demands.</w:t>
       </w:r>
     </w:p>
     <w:bookmarkEnd w:id="37"/>
@@ -10047,7 +10124,557 @@
       </w:r>
     </w:p>
     <w:bookmarkEnd w:id="45"/>
-    <w:bookmarkStart w:id="46" w:name="references"/>
+    <w:bookmarkStart w:id="46" w:name="X20431813dc1d9ebe06088c2967a8c6d7cfc2771"/>
+    <w:p>
+      <w:pPr>
+        <w:pStyle w:val="Heading2"/>
+        <w:keepNext/>
+        <w:keepLines/>
+        <w:widowControl w:val="1"/>
+      </w:pPr>
+      <w:r>
+        <w:t xml:space="preserve">Appendix C. Cross-disciplinary challenge showcase</w:t>
+      </w:r>
+    </w:p>
+    <w:p>
+      <w:pPr>
+        <w:pStyle w:val="FirstParagraph"/>
+        <w:jc w:val="both"/>
+        <w:keepNext w:val="0"/>
+        <w:keepLines w:val="0"/>
+        <w:widowControl w:val="1"/>
+      </w:pPr>
+      <w:r>
+        <w:t xml:space="preserve">The framework and the platform are domain-general. An ill-defined problem with seeded flaws, three</w:t>
+      </w:r>
+      <w:r>
+        <w:t xml:space="preserve"> </w:t>
+      </w:r>
+      <w:r>
+        <w:t xml:space="preserve">per-skill rubrics, and a deliberately-imperfect AI solution can be generated for any subject, because</w:t>
+      </w:r>
+      <w:r>
+        <w:t xml:space="preserve"> </w:t>
+      </w:r>
+      <w:r>
+        <w:t xml:space="preserve">each is produced by a prompt that an educator parameterizes with a course and topic. The released</w:t>
+      </w:r>
+      <w:r>
+        <w:t xml:space="preserve"> </w:t>
+      </w:r>
+      <w:r>
+        <w:t xml:space="preserve">platform ships challenge content across twelve disciplines (Table C1) spanning STEM, the social</w:t>
+      </w:r>
+      <w:r>
+        <w:t xml:space="preserve"> </w:t>
+      </w:r>
+      <w:r>
+        <w:t xml:space="preserve">sciences, the humanities, law, and professional and education fields. CoReasoning Lab is in this sense</w:t>
+      </w:r>
+      <w:r>
+        <w:t xml:space="preserve"> </w:t>
+      </w:r>
+      <w:r>
+        <w:t xml:space="preserve">not a computing-education tool but a generic instrument for any discipline in which a learner must</w:t>
+      </w:r>
+      <w:r>
+        <w:t xml:space="preserve"> </w:t>
+      </w:r>
+      <w:r>
+        <w:t xml:space="preserve">specify an ill-defined task, judge a fallible solution, and steer it toward a better one.</w:t>
+      </w:r>
+    </w:p>
+    <w:p>
+      <w:pPr>
+        <w:pStyle w:val="BodyText"/>
+        <w:jc w:val="both"/>
+        <w:keepNext w:val="0"/>
+        <w:keepLines w:val="0"/>
+        <w:widowControl w:val="1"/>
+      </w:pPr>
+      <w:r>
+        <w:rPr>
+          <w:b/>
+          <w:bCs/>
+        </w:rPr>
+        <w:t xml:space="preserve">Table C1. Disciplines covered by the released challenge content.</w:t>
+      </w:r>
+    </w:p>
+    <w:tbl>
+      <w:tblPr>
+        <w:tblStyle w:val="Table"/>
+        <w:tblW w:type="pct" w:w="5000"/>
+        <w:jc w:val="center"/>
+        <w:tblLook w:firstRow="1" w:lastRow="0" w:firstColumn="0" w:lastColumn="0" w:noHBand="0" w:noVBand="0" w:val="0020"/>
+        <w:tblLayout w:type="autofit"/>
+        <w:tblBorders>
+          <w:top w:val="single" w:sz="10" w:color="4F6272"/>
+          <w:bottom w:val="single" w:sz="10" w:color="4F6272"/>
+          <w:insideH w:val="single" w:sz="5" w:color="9FB0C2"/>
+          <w:left w:val="single" w:sz="6" w:color="9FB0C2"/>
+          <w:right w:val="single" w:sz="6" w:color="9FB0C2"/>
+          <w:insideV w:val="single" w:sz="5" w:color="D9E1E8"/>
+        </w:tblBorders>
+      </w:tblPr>
+      <w:tblGrid>
+        <w:gridCol w:w="3960"/>
+        <w:gridCol w:w="3960"/>
+      </w:tblGrid>
+      <w:tr>
+        <w:trPr>
+          <w:tblHeader w:val="on"/>
+        </w:trPr>
+        <w:tc>
+          <w:tcPr>
+            <w:shd w:fill="EEF3F7"/>
+            <w:tcBorders>
+              <w:left w:val="nil"/>
+              <w:right w:val="nil"/>
+              <w:top w:val="nil"/>
+              <w:bottom w:val="single" w:sz="8" w:color="9FB0C2"/>
+            </w:tcBorders>
+          </w:tcPr>
+          <w:p>
+            <w:pPr>
+              <w:pStyle w:val="Compact"/>
+              <w:spacing w:before="0" w:after="20" w:line="240" w:lineRule="auto"/>
+              <w:jc w:val="center"/>
+              <w:keepNext w:val="0"/>
+              <w:keepLines/>
+              <w:widowControl w:val="1"/>
+            </w:pPr>
+            <w:r>
+              <w:rPr>
+                <w:rFonts w:ascii="Times New Roman" w:hAnsi="Times New Roman"/>
+                <w:b/>
+                <w:sz w:val="19"/>
+              </w:rPr>
+              <w:t xml:space="preserve">Area</w:t>
+            </w:r>
+          </w:p>
+        </w:tc>
+        <w:tc>
+          <w:tcPr>
+            <w:shd w:fill="EEF3F7"/>
+            <w:tcBorders>
+              <w:left w:val="nil"/>
+              <w:right w:val="nil"/>
+              <w:top w:val="nil"/>
+              <w:bottom w:val="single" w:sz="8" w:color="9FB0C2"/>
+            </w:tcBorders>
+          </w:tcPr>
+          <w:p>
+            <w:pPr>
+              <w:pStyle w:val="Compact"/>
+              <w:spacing w:before="0" w:after="20" w:line="240" w:lineRule="auto"/>
+              <w:jc w:val="center"/>
+              <w:keepNext w:val="0"/>
+              <w:keepLines/>
+              <w:widowControl w:val="1"/>
+            </w:pPr>
+            <w:r>
+              <w:rPr>
+                <w:rFonts w:ascii="Times New Roman" w:hAnsi="Times New Roman"/>
+                <w:b/>
+                <w:sz w:val="19"/>
+              </w:rPr>
+              <w:t xml:space="preserve">Disciplines</w:t>
+            </w:r>
+          </w:p>
+        </w:tc>
+      </w:tr>
+      <w:tr>
+        <w:tc>
+          <w:tcPr>
+            <w:tcBorders>
+              <w:left w:val="nil"/>
+              <w:right w:val="nil"/>
+              <w:top w:val="nil"/>
+              <w:bottom w:val="single" w:sz="4" w:color="D9E1E8"/>
+            </w:tcBorders>
+          </w:tcPr>
+          <w:p>
+            <w:pPr>
+              <w:pStyle w:val="Compact"/>
+              <w:spacing w:before="0" w:after="20" w:line="240" w:lineRule="auto"/>
+              <w:jc w:val="center"/>
+              <w:keepNext w:val="0"/>
+              <w:keepLines/>
+              <w:widowControl w:val="1"/>
+            </w:pPr>
+            <w:r>
+              <w:rPr>
+                <w:rFonts w:ascii="Times New Roman" w:hAnsi="Times New Roman"/>
+                <w:sz w:val="20"/>
+              </w:rPr>
+              <w:t xml:space="preserve">STEM</w:t>
+            </w:r>
+          </w:p>
+        </w:tc>
+        <w:tc>
+          <w:tcPr>
+            <w:tcBorders>
+              <w:left w:val="nil"/>
+              <w:right w:val="nil"/>
+              <w:top w:val="nil"/>
+              <w:bottom w:val="single" w:sz="4" w:color="D9E1E8"/>
+            </w:tcBorders>
+          </w:tcPr>
+          <w:p>
+            <w:pPr>
+              <w:pStyle w:val="Compact"/>
+              <w:spacing w:before="0" w:after="20" w:line="240" w:lineRule="auto"/>
+              <w:jc w:val="center"/>
+              <w:keepNext w:val="0"/>
+              <w:keepLines/>
+              <w:widowControl w:val="1"/>
+            </w:pPr>
+            <w:r>
+              <w:rPr>
+                <w:rFonts w:ascii="Times New Roman" w:hAnsi="Times New Roman"/>
+                <w:sz w:val="20"/>
+              </w:rPr>
+              <w:t xml:space="preserve">Computer Science (algorithms); Physics (classical mechanics); Mathematics (linear algebra); Electrical Engineering (signal processing); Biology (molecular biology)</w:t>
+            </w:r>
+          </w:p>
+        </w:tc>
+      </w:tr>
+      <w:tr>
+        <w:tc>
+          <w:tcPr>
+            <w:tcBorders>
+              <w:left w:val="nil"/>
+              <w:right w:val="nil"/>
+              <w:top w:val="nil"/>
+              <w:bottom w:val="single" w:sz="4" w:color="D9E1E8"/>
+            </w:tcBorders>
+          </w:tcPr>
+          <w:p>
+            <w:pPr>
+              <w:pStyle w:val="Compact"/>
+              <w:spacing w:before="0" w:after="20" w:line="240" w:lineRule="auto"/>
+              <w:jc w:val="center"/>
+              <w:keepNext w:val="0"/>
+              <w:keepLines/>
+              <w:widowControl w:val="1"/>
+            </w:pPr>
+            <w:r>
+              <w:rPr>
+                <w:rFonts w:ascii="Times New Roman" w:hAnsi="Times New Roman"/>
+                <w:sz w:val="20"/>
+              </w:rPr>
+              <w:t xml:space="preserve">Social sciences</w:t>
+            </w:r>
+          </w:p>
+        </w:tc>
+        <w:tc>
+          <w:tcPr>
+            <w:tcBorders>
+              <w:left w:val="nil"/>
+              <w:right w:val="nil"/>
+              <w:top w:val="nil"/>
+              <w:bottom w:val="single" w:sz="4" w:color="D9E1E8"/>
+            </w:tcBorders>
+          </w:tcPr>
+          <w:p>
+            <w:pPr>
+              <w:pStyle w:val="Compact"/>
+              <w:spacing w:before="0" w:after="20" w:line="240" w:lineRule="auto"/>
+              <w:jc w:val="center"/>
+              <w:keepNext w:val="0"/>
+              <w:keepLines/>
+              <w:widowControl w:val="1"/>
+            </w:pPr>
+            <w:r>
+              <w:rPr>
+                <w:rFonts w:ascii="Times New Roman" w:hAnsi="Times New Roman"/>
+                <w:sz w:val="20"/>
+              </w:rPr>
+              <w:t xml:space="preserve">Economics (microeconomics); Political Science (international relations); Psychology (cognitive psychology)</w:t>
+            </w:r>
+          </w:p>
+        </w:tc>
+      </w:tr>
+      <w:tr>
+        <w:tc>
+          <w:tcPr>
+            <w:tcBorders>
+              <w:left w:val="nil"/>
+              <w:right w:val="nil"/>
+              <w:top w:val="nil"/>
+              <w:bottom w:val="single" w:sz="4" w:color="D9E1E8"/>
+            </w:tcBorders>
+          </w:tcPr>
+          <w:p>
+            <w:pPr>
+              <w:pStyle w:val="Compact"/>
+              <w:spacing w:before="0" w:after="20" w:line="240" w:lineRule="auto"/>
+              <w:jc w:val="center"/>
+              <w:keepNext w:val="0"/>
+              <w:keepLines/>
+              <w:widowControl w:val="1"/>
+            </w:pPr>
+            <w:r>
+              <w:rPr>
+                <w:rFonts w:ascii="Times New Roman" w:hAnsi="Times New Roman"/>
+                <w:sz w:val="20"/>
+              </w:rPr>
+              <w:t xml:space="preserve">Humanities and law</w:t>
+            </w:r>
+          </w:p>
+        </w:tc>
+        <w:tc>
+          <w:tcPr>
+            <w:tcBorders>
+              <w:left w:val="nil"/>
+              <w:right w:val="nil"/>
+              <w:top w:val="nil"/>
+              <w:bottom w:val="single" w:sz="4" w:color="D9E1E8"/>
+            </w:tcBorders>
+          </w:tcPr>
+          <w:p>
+            <w:pPr>
+              <w:pStyle w:val="Compact"/>
+              <w:spacing w:before="0" w:after="20" w:line="240" w:lineRule="auto"/>
+              <w:jc w:val="center"/>
+              <w:keepNext w:val="0"/>
+              <w:keepLines/>
+              <w:widowControl w:val="1"/>
+            </w:pPr>
+            <w:r>
+              <w:rPr>
+                <w:rFonts w:ascii="Times New Roman" w:hAnsi="Times New Roman"/>
+                <w:sz w:val="20"/>
+              </w:rPr>
+              <w:t xml:space="preserve">Philosophy (applied ethics); Law (constitutional law)</w:t>
+            </w:r>
+          </w:p>
+        </w:tc>
+      </w:tr>
+      <w:tr>
+        <w:tc>
+          <w:tcPr>
+            <w:tcBorders>
+              <w:left w:val="nil"/>
+              <w:right w:val="nil"/>
+              <w:top w:val="nil"/>
+              <w:bottom w:val="nil"/>
+            </w:tcBorders>
+          </w:tcPr>
+          <w:p>
+            <w:pPr>
+              <w:pStyle w:val="Compact"/>
+              <w:spacing w:before="0" w:after="20" w:line="240" w:lineRule="auto"/>
+              <w:jc w:val="center"/>
+              <w:keepNext w:val="0"/>
+              <w:keepLines/>
+              <w:widowControl w:val="1"/>
+            </w:pPr>
+            <w:r>
+              <w:rPr>
+                <w:rFonts w:ascii="Times New Roman" w:hAnsi="Times New Roman"/>
+                <w:sz w:val="20"/>
+              </w:rPr>
+              <w:t xml:space="preserve">Professional and education</w:t>
+            </w:r>
+          </w:p>
+        </w:tc>
+        <w:tc>
+          <w:tcPr>
+            <w:tcBorders>
+              <w:left w:val="nil"/>
+              <w:right w:val="nil"/>
+              <w:top w:val="nil"/>
+              <w:bottom w:val="nil"/>
+            </w:tcBorders>
+          </w:tcPr>
+          <w:p>
+            <w:pPr>
+              <w:pStyle w:val="Compact"/>
+              <w:spacing w:before="0" w:after="20" w:line="240" w:lineRule="auto"/>
+              <w:jc w:val="center"/>
+              <w:keepNext w:val="0"/>
+              <w:keepLines/>
+              <w:widowControl w:val="1"/>
+            </w:pPr>
+            <w:r>
+              <w:rPr>
+                <w:rFonts w:ascii="Times New Roman" w:hAnsi="Times New Roman"/>
+                <w:sz w:val="20"/>
+              </w:rPr>
+              <w:t xml:space="preserve">Business (organizational behavior); Education (educational technology)</w:t>
+            </w:r>
+          </w:p>
+        </w:tc>
+      </w:tr>
+    </w:tbl>
+    <w:p>
+      <w:pPr>
+        <w:pStyle w:val="BodyText"/>
+        <w:spacing w:before="160"/>
+        <w:jc w:val="both"/>
+        <w:keepNext w:val="0"/>
+        <w:keepLines w:val="0"/>
+        <w:widowControl w:val="1"/>
+      </w:pPr>
+      <w:r>
+        <w:t xml:space="preserve">The four examples below are real ill-defined problems the platform generated, in applied ethics,</w:t>
+      </w:r>
+      <w:r>
+        <w:t xml:space="preserve"> </w:t>
+      </w:r>
+      <w:r>
+        <w:t xml:space="preserve">physics, instructional design, and computing, each of which a learner must Frame before the AI produces</w:t>
+      </w:r>
+      <w:r>
+        <w:t xml:space="preserve"> </w:t>
+      </w:r>
+      <w:r>
+        <w:t xml:space="preserve">a flawed solution to Judge and Steer:</w:t>
+      </w:r>
+    </w:p>
+    <w:p>
+      <w:pPr>
+        <w:pStyle w:val="Compact"/>
+        <w:numPr>
+          <w:ilvl w:val="0"/>
+          <w:numId w:val="1006"/>
+        </w:numPr>
+        <w:jc w:val="both"/>
+        <w:keepNext w:val="0"/>
+        <w:keepLines w:val="0"/>
+        <w:widowControl w:val="1"/>
+      </w:pPr>
+      <w:r>
+        <w:rPr>
+          <w:b/>
+          <w:bCs/>
+        </w:rPr>
+        <w:t xml:space="preserve">Applied ethics.</w:t>
+      </w:r>
+      <w:r>
+        <w:t xml:space="preserve"> </w:t>
+      </w:r>
+      <w:r>
+        <w:t xml:space="preserve">"As a member of the AI Ethics Committee at a technology company, you have been tasked with developing a set of ethical guidelines for the deployment of a new AI system."</w:t>
+      </w:r>
+    </w:p>
+    <w:p>
+      <w:pPr>
+        <w:pStyle w:val="Compact"/>
+        <w:numPr>
+          <w:ilvl w:val="0"/>
+          <w:numId w:val="1006"/>
+        </w:numPr>
+        <w:jc w:val="both"/>
+        <w:keepNext w:val="0"/>
+        <w:keepLines w:val="0"/>
+        <w:widowControl w:val="1"/>
+      </w:pPr>
+      <w:r>
+        <w:rPr>
+          <w:b/>
+          <w:bCs/>
+        </w:rPr>
+        <w:t xml:space="preserve">Physics.</w:t>
+      </w:r>
+      <w:r>
+        <w:t xml:space="preserve"> </w:t>
+      </w:r>
+      <w:r>
+        <w:t xml:space="preserve">"As part of a project for a local amusement park, design a new ride that involves a projectile-motion component, and analyze the outcomes."</w:t>
+      </w:r>
+    </w:p>
+    <w:p>
+      <w:pPr>
+        <w:pStyle w:val="Compact"/>
+        <w:numPr>
+          <w:ilvl w:val="0"/>
+          <w:numId w:val="1006"/>
+        </w:numPr>
+        <w:jc w:val="both"/>
+        <w:keepNext w:val="0"/>
+        <w:keepLines w:val="0"/>
+        <w:widowControl w:val="1"/>
+      </w:pPr>
+      <w:r>
+        <w:rPr>
+          <w:b/>
+          <w:bCs/>
+        </w:rPr>
+        <w:t xml:space="preserve">Instructional design (education).</w:t>
+      </w:r>
+      <w:r>
+        <w:t xml:space="preserve"> </w:t>
+      </w:r>
+      <w:r>
+        <w:t xml:space="preserve">"Our organization is developing a new training program on effective communication skills. Design a backward lesson plan."</w:t>
+      </w:r>
+    </w:p>
+    <w:p>
+      <w:pPr>
+        <w:pStyle w:val="Compact"/>
+        <w:numPr>
+          <w:ilvl w:val="0"/>
+          <w:numId w:val="1006"/>
+        </w:numPr>
+        <w:jc w:val="both"/>
+        <w:keepNext w:val="0"/>
+        <w:keepLines w:val="0"/>
+        <w:widowControl w:val="1"/>
+      </w:pPr>
+      <w:r>
+        <w:rPr>
+          <w:b/>
+          <w:bCs/>
+        </w:rPr>
+        <w:t xml:space="preserve">Computer science.</w:t>
+      </w:r>
+      <w:r>
+        <w:t xml:space="preserve"> </w:t>
+      </w:r>
+      <w:r>
+        <w:t xml:space="preserve">"Our company is building a navigation app. Design an algorithm that computes the shortest path between two locations on a road network with varying travel speeds, possible road closures, and concurrent route requests."</w:t>
+      </w:r>
+    </w:p>
+    <w:p>
+      <w:pPr>
+        <w:pStyle w:val="FirstParagraph"/>
+        <w:jc w:val="both"/>
+        <w:keepNext w:val="0"/>
+        <w:keepLines w:val="0"/>
+        <w:widowControl w:val="1"/>
+      </w:pPr>
+      <w:r>
+        <w:t xml:space="preserve">The deliberate gaps differ by discipline (a missing fairness criterion in the ethics task, an unstated</w:t>
+      </w:r>
+      <w:r>
+        <w:t xml:space="preserve"> </w:t>
+      </w:r>
+      <w:r>
+        <w:t xml:space="preserve">launch or safety constraint in the physics task, undefined learning objectives in the lesson-plan task),</w:t>
+      </w:r>
+      <w:r>
+        <w:t xml:space="preserve"> </w:t>
+      </w:r>
+      <w:r>
+        <w:t xml:space="preserve">but the learner's work is identical across all of them: specify the task (Framing), evaluate the AI's</w:t>
+      </w:r>
+      <w:r>
+        <w:t xml:space="preserve"> </w:t>
+      </w:r>
+      <w:r>
+        <w:t xml:space="preserve">flawed solution (Judging), and redirect it toward an adequate one (Steering). Full per-discipline session</w:t>
+      </w:r>
+      <w:r>
+        <w:t xml:space="preserve"> </w:t>
+      </w:r>
+      <w:r>
+        <w:t xml:space="preserve">logs ship with the platform.</w:t>
+      </w:r>
+    </w:p>
+    <w:bookmarkEnd w:id="46"/>
+    <w:bookmarkStart w:id="47" w:name="references"/>
     <w:p>
       <w:pPr>
         <w:pStyle w:val="ReferencesHeading"/>
@@ -11713,8 +12340,8 @@
         <w:t xml:space="preserve">.</w:t>
       </w:r>
     </w:p>
-    <w:bookmarkEnd w:id="46"/>
     <w:bookmarkEnd w:id="47"/>
+    <w:bookmarkEnd w:id="48"/>
     <w:sectPr>
       <w:footerReference w:type="default" r:id="rId9"/>
       <w:pgSz w:h="15840" w:w="12240"/>
@@ -12306,6 +12933,9 @@
     <w:lvlOverride w:ilvl="8">
       <w:startOverride w:val="1"/>
     </w:lvlOverride>
+  </w:num>
+  <w:num w:numId="1006">
+    <w:abstractNumId w:val="991"/>
   </w:num>
 </w:numbering>
 </file>

--- a/docs/coreasoning.docx
+++ b/docs/coreasoning.docx
@@ -2,7 +2,7 @@
 <file path=word/document.xml><?xml version="1.0" encoding="utf-8"?>
 <w:document xmlns:w="http://schemas.openxmlformats.org/wordprocessingml/2006/main" xmlns:m="http://schemas.openxmlformats.org/officeDocument/2006/math" xmlns:r="http://schemas.openxmlformats.org/officeDocument/2006/relationships" xmlns:o="urn:schemas-microsoft-com:office:office" xmlns:v="urn:schemas-microsoft-com:vml" xmlns:w10="urn:schemas-microsoft-com:office:word" xmlns:a="http://schemas.openxmlformats.org/drawingml/2006/main" xmlns:pic="http://schemas.openxmlformats.org/drawingml/2006/picture" xmlns:wp="http://schemas.openxmlformats.org/drawingml/2006/wordprocessingDrawing">
   <w:body>
-    <w:bookmarkStart w:id="48" w:name="Xdf9502ef5c17bbba6731875408e8426bd513f0c"/>
+    <w:bookmarkStart w:id="51" w:name="Xdf9502ef5c17bbba6731875408e8426bd513f0c"/>
     <w:p>
       <w:pPr>
         <w:pStyle w:val="Title"/>
@@ -889,7 +889,7 @@
               <a:graphicData uri="http://schemas.openxmlformats.org/drawingml/2006/picture">
                 <pic:pic>
                   <pic:nvPicPr>
-                    <pic:cNvPr descr="C:/Users/apart/AppData/Local/Temp/html2doc_svg_vs046S/svg_0.png" id="12" name="Picture"/>
+                    <pic:cNvPr descr="C:/Users/apart/AppData/Local/Temp/html2doc_svg_mhm65S/svg_0.png" id="12" name="Picture"/>
                     <pic:cNvPicPr>
                       <a:picLocks noChangeArrowheads="1" noChangeAspect="1"/>
                     </pic:cNvPicPr>
@@ -1958,7 +1958,7 @@
               <a:graphicData uri="http://schemas.openxmlformats.org/drawingml/2006/picture">
                 <pic:pic>
                   <pic:nvPicPr>
-                    <pic:cNvPr descr="C:/Users/apart/AppData/Local/Temp/html2doc_svg_vs046S/svg_1.png" id="17" name="Picture"/>
+                    <pic:cNvPr descr="C:/Users/apart/AppData/Local/Temp/html2doc_svg_mhm65S/svg_1.png" id="17" name="Picture"/>
                     <pic:cNvPicPr>
                       <a:picLocks noChangeArrowheads="1" noChangeAspect="1"/>
                     </pic:cNvPicPr>
@@ -5499,7 +5499,13 @@
         <w:t xml:space="preserve"> </w:t>
       </w:r>
       <w:r>
-        <w:t xml:space="preserve">of sixteen prompts spanning challenge construction, AI generation, and evaluation. The released library</w:t>
+        <w:t xml:space="preserve">of sixteen prompts spanning challenge construction, AI generation, and evaluation (Figure A3 traces the full</w:t>
+      </w:r>
+      <w:r>
+        <w:t xml:space="preserve"> </w:t>
+      </w:r>
+      <w:r>
+        <w:t xml:space="preserve">generation-and-assessment pipeline). The released library</w:t>
       </w:r>
       <w:r>
         <w:t xml:space="preserve"> </w:t>
@@ -9452,7 +9458,7 @@
       </w:r>
     </w:p>
     <w:bookmarkEnd w:id="37"/>
-    <w:bookmarkStart w:id="44" w:name="appendix-a-system-walkthrough"/>
+    <w:bookmarkStart w:id="47" w:name="appendix-a-system-walkthrough"/>
     <w:p>
       <w:pPr>
         <w:pStyle w:val="Heading2"/>
@@ -9758,8 +9764,173 @@
         <w:t xml:space="preserve">central claim that productive AI use is not one skill but three.</w:t>
       </w:r>
     </w:p>
-    <w:bookmarkEnd w:id="44"/>
-    <w:bookmarkStart w:id="45" w:name="appendix-b-robustness-and-ablations"/>
+    <w:p>
+      <w:pPr>
+        <w:pStyle w:val="BodyText"/>
+        <w:jc w:val="center"/>
+        <w:keepNext/>
+        <w:keepLines/>
+        <w:widowControl w:val="1"/>
+      </w:pPr>
+      <w:r>
+        <w:drawing>
+          <wp:inline>
+            <wp:extent cx="5943600" cy="4002832"/>
+            <wp:effectExtent b="0" l="0" r="0" t="0"/>
+            <wp:docPr descr="Figure A3. Auto-generation and assessment pipeline of the CoReasoning Lab engine." title="" id="45" name="Picture"/>
+            <a:graphic>
+              <a:graphicData uri="http://schemas.openxmlformats.org/drawingml/2006/picture">
+                <pic:pic>
+                  <pic:nvPicPr>
+                    <pic:cNvPr descr="C:/Users/apart/AppData/Local/Temp/html2doc_svg_mhm65S/svg_2.png" id="46" name="Picture"/>
+                    <pic:cNvPicPr>
+                      <a:picLocks noChangeArrowheads="1" noChangeAspect="1"/>
+                    </pic:cNvPicPr>
+                  </pic:nvPicPr>
+                  <pic:blipFill>
+                    <a:blip r:embed="rId44"/>
+                    <a:stretch>
+                      <a:fillRect/>
+                    </a:stretch>
+                  </pic:blipFill>
+                  <pic:spPr bwMode="auto">
+                    <a:xfrm>
+                      <a:off x="0" y="0"/>
+                      <a:ext cx="5943600" cy="4002832"/>
+                    </a:xfrm>
+                    <a:prstGeom prst="rect">
+                      <a:avLst/>
+                    </a:prstGeom>
+                    <a:noFill/>
+                    <a:ln w="9525">
+                      <a:noFill/>
+                      <a:headEnd/>
+                      <a:tailEnd/>
+                    </a:ln>
+                  </pic:spPr>
+                </pic:pic>
+              </a:graphicData>
+            </a:graphic>
+          </wp:inline>
+        </w:drawing>
+      </w:r>
+    </w:p>
+    <w:p>
+      <w:pPr>
+        <w:pStyle w:val="BodyText"/>
+        <w:jc w:val="both"/>
+        <w:keepNext w:val="0"/>
+        <w:keepLines w:val="0"/>
+        <w:widowControl w:val="1"/>
+      </w:pPr>
+      <w:r>
+        <w:rPr>
+          <w:i/>
+          <w:iCs/>
+        </w:rPr>
+        <w:t xml:space="preserve">Figure A3. The sixteen-prompt engine in two phases. In authoring, the instructor names a subject and the</w:t>
+      </w:r>
+      <w:r>
+        <w:rPr>
+          <w:i/>
+          <w:iCs/>
+        </w:rPr>
+        <w:t xml:space="preserve"> </w:t>
+      </w:r>
+      <w:r>
+        <w:rPr>
+          <w:i/>
+          <w:iCs/>
+        </w:rPr>
+        <w:t xml:space="preserve">engine generates the ill-defined problem (prompt 01), three per-skill rubrics and a gold framing (02, 14),</w:t>
+      </w:r>
+      <w:r>
+        <w:rPr>
+          <w:i/>
+          <w:iCs/>
+        </w:rPr>
+        <w:t xml:space="preserve"> </w:t>
+      </w:r>
+      <w:r>
+        <w:rPr>
+          <w:i/>
+          <w:iCs/>
+        </w:rPr>
+        <w:t xml:space="preserve">and a deliberately flawed AI solution carrying seeded issues (03). In assessment, each learner response is</w:t>
+      </w:r>
+      <w:r>
+        <w:rPr>
+          <w:i/>
+          <w:iCs/>
+        </w:rPr>
+        <w:t xml:space="preserve"> </w:t>
+      </w:r>
+      <w:r>
+        <w:rPr>
+          <w:i/>
+          <w:iCs/>
+        </w:rPr>
+        <w:t xml:space="preserve">scored against a different referent: Framing against the gold framing and rubric (08), Judging against the</w:t>
+      </w:r>
+      <w:r>
+        <w:rPr>
+          <w:i/>
+          <w:iCs/>
+        </w:rPr>
+        <w:t xml:space="preserve"> </w:t>
+      </w:r>
+      <w:r>
+        <w:rPr>
+          <w:i/>
+          <w:iCs/>
+        </w:rPr>
+        <w:t xml:space="preserve">seeded issues (09), and Steering against the corrected trajectory after the output is re-run (04, 10); a</w:t>
+      </w:r>
+      <w:r>
+        <w:rPr>
+          <w:i/>
+          <w:iCs/>
+        </w:rPr>
+        <w:t xml:space="preserve"> </w:t>
+      </w:r>
+      <w:r>
+        <w:rPr>
+          <w:i/>
+          <w:iCs/>
+        </w:rPr>
+        <w:t xml:space="preserve">single grader prompt (11) then assigns each skill its own grade, and the three feed the per-student report</w:t>
+      </w:r>
+      <w:r>
+        <w:rPr>
+          <w:i/>
+          <w:iCs/>
+        </w:rPr>
+        <w:t xml:space="preserve"> </w:t>
+      </w:r>
+      <w:r>
+        <w:rPr>
+          <w:i/>
+          <w:iCs/>
+        </w:rPr>
+        <w:t xml:space="preserve">and course analytics. Because the three evaluation prompts interrogate different referents, the grades are</w:t>
+      </w:r>
+      <w:r>
+        <w:rPr>
+          <w:i/>
+          <w:iCs/>
+        </w:rPr>
+        <w:t xml:space="preserve"> </w:t>
+      </w:r>
+      <w:r>
+        <w:rPr>
+          <w:i/>
+          <w:iCs/>
+        </w:rPr>
+        <w:t xml:space="preserve">produced independently rather than as one global impression.</w:t>
+      </w:r>
+    </w:p>
+    <w:bookmarkEnd w:id="47"/>
+    <w:bookmarkStart w:id="48" w:name="appendix-b-robustness-and-ablations"/>
     <w:p>
       <w:pPr>
         <w:pStyle w:val="Heading2"/>
@@ -10123,8 +10294,8 @@
         <w:t xml:space="preserve">distinct instrumentation Section 10 specifies.</w:t>
       </w:r>
     </w:p>
-    <w:bookmarkEnd w:id="45"/>
-    <w:bookmarkStart w:id="46" w:name="X20431813dc1d9ebe06088c2967a8c6d7cfc2771"/>
+    <w:bookmarkEnd w:id="48"/>
+    <w:bookmarkStart w:id="49" w:name="X20431813dc1d9ebe06088c2967a8c6d7cfc2771"/>
     <w:p>
       <w:pPr>
         <w:pStyle w:val="Heading2"/>
@@ -10673,8 +10844,8 @@
         <w:t xml:space="preserve">logs ship with the platform.</w:t>
       </w:r>
     </w:p>
-    <w:bookmarkEnd w:id="46"/>
-    <w:bookmarkStart w:id="47" w:name="references"/>
+    <w:bookmarkEnd w:id="49"/>
+    <w:bookmarkStart w:id="50" w:name="references"/>
     <w:p>
       <w:pPr>
         <w:pStyle w:val="ReferencesHeading"/>
@@ -12340,8 +12511,8 @@
         <w:t xml:space="preserve">.</w:t>
       </w:r>
     </w:p>
-    <w:bookmarkEnd w:id="47"/>
-    <w:bookmarkEnd w:id="48"/>
+    <w:bookmarkEnd w:id="50"/>
+    <w:bookmarkEnd w:id="51"/>
     <w:sectPr>
       <w:footerReference w:type="default" r:id="rId9"/>
       <w:pgSz w:h="15840" w:w="12240"/>

--- a/docs/coreasoning.docx
+++ b/docs/coreasoning.docx
@@ -889,7 +889,7 @@
               <a:graphicData uri="http://schemas.openxmlformats.org/drawingml/2006/picture">
                 <pic:pic>
                   <pic:nvPicPr>
-                    <pic:cNvPr descr="C:/Users/apart/AppData/Local/Temp/html2doc_svg_mhm65S/svg_0.png" id="12" name="Picture"/>
+                    <pic:cNvPr descr="C:/Users/apart/AppData/Local/Temp/html2doc_svg_v6uNfM/svg_0.png" id="12" name="Picture"/>
                     <pic:cNvPicPr>
                       <a:picLocks noChangeArrowheads="1" noChangeAspect="1"/>
                     </pic:cNvPicPr>
@@ -1958,7 +1958,7 @@
               <a:graphicData uri="http://schemas.openxmlformats.org/drawingml/2006/picture">
                 <pic:pic>
                   <pic:nvPicPr>
-                    <pic:cNvPr descr="C:/Users/apart/AppData/Local/Temp/html2doc_svg_mhm65S/svg_1.png" id="17" name="Picture"/>
+                    <pic:cNvPr descr="C:/Users/apart/AppData/Local/Temp/html2doc_svg_v6uNfM/svg_1.png" id="17" name="Picture"/>
                     <pic:cNvPicPr>
                       <a:picLocks noChangeArrowheads="1" noChangeAspect="1"/>
                     </pic:cNvPicPr>
@@ -9529,7 +9529,7 @@
       <w:r>
         <w:drawing>
           <wp:inline>
-            <wp:extent cx="5943600" cy="4142509"/>
+            <wp:extent cx="5943600" cy="4786207"/>
             <wp:effectExtent b="0" l="0" r="0" t="0"/>
             <wp:docPr descr="Figure A1. A CoReasoning Lab challenge run." title="" id="39" name="Picture"/>
             <a:graphic>
@@ -9550,7 +9550,7 @@
                   <pic:spPr bwMode="auto">
                     <a:xfrm>
                       <a:off x="0" y="0"/>
-                      <a:ext cx="5943600" cy="4142509"/>
+                      <a:ext cx="5943600" cy="4786207"/>
                     </a:xfrm>
                     <a:prstGeom prst="rect">
                       <a:avLst/>
@@ -9582,7 +9582,7 @@
           <w:i/>
           <w:iCs/>
         </w:rPr>
-        <w:t xml:space="preserve">Figure A1. Screenshot of the running platform: a learner's challenge run, with the two-phase structure</w:t>
+        <w:t xml:space="preserve">Figure A1. Screenshot of the running platform: a learner's challenge run at the Framing phase. The</w:t>
       </w:r>
       <w:r>
         <w:rPr>
@@ -9596,7 +9596,7 @@
           <w:i/>
           <w:iCs/>
         </w:rPr>
-        <w:t xml:space="preserve">made explicit in the interface, Phase 1 (Framing) and Phase 2 (the Judge-Steer cycle). Each skill is</w:t>
+        <w:t xml:space="preserve">engine has generated an ill-defined problem (here, an AI hiring-screening task), and the learner</w:t>
       </w:r>
       <w:r>
         <w:rPr>
@@ -9610,7 +9610,35 @@
           <w:i/>
           <w:iCs/>
         </w:rPr>
-        <w:t xml:space="preserve">scored and given feedback independently.</w:t>
+        <w:t xml:space="preserve">specifies refinements before any solution is produced. The two-phase structure is explicit in the</w:t>
+      </w:r>
+      <w:r>
+        <w:rPr>
+          <w:i/>
+          <w:iCs/>
+        </w:rPr>
+        <w:t xml:space="preserve"> </w:t>
+      </w:r>
+      <w:r>
+        <w:rPr>
+          <w:i/>
+          <w:iCs/>
+        </w:rPr>
+        <w:t xml:space="preserve">interface, Phase 1 (Framing) and Phase 2 (the Judge-Steer cycle), and each skill is scored and given</w:t>
+      </w:r>
+      <w:r>
+        <w:rPr>
+          <w:i/>
+          <w:iCs/>
+        </w:rPr>
+        <w:t xml:space="preserve"> </w:t>
+      </w:r>
+      <w:r>
+        <w:rPr>
+          <w:i/>
+          <w:iCs/>
+        </w:rPr>
+        <w:t xml:space="preserve">feedback independently.</w:t>
       </w:r>
     </w:p>
     <w:p>
@@ -9782,7 +9810,7 @@
               <a:graphicData uri="http://schemas.openxmlformats.org/drawingml/2006/picture">
                 <pic:pic>
                   <pic:nvPicPr>
-                    <pic:cNvPr descr="C:/Users/apart/AppData/Local/Temp/html2doc_svg_mhm65S/svg_2.png" id="46" name="Picture"/>
+                    <pic:cNvPr descr="C:/Users/apart/AppData/Local/Temp/html2doc_svg_v6uNfM/svg_2.png" id="46" name="Picture"/>
                     <pic:cNvPicPr>
                       <a:picLocks noChangeArrowheads="1" noChangeAspect="1"/>
                     </pic:cNvPicPr>

--- a/docs/coreasoning.docx
+++ b/docs/coreasoning.docx
@@ -114,19 +114,7 @@
         <w:widowControl w:val="1"/>
       </w:pPr>
       <w:r>
-        <w:t xml:space="preserve">Generative AI makes it trivial to obtain an answer and difficult to obtain understanding, and uncritical</w:t>
-      </w:r>
-      <w:r>
-        <w:t xml:space="preserve"> </w:t>
-      </w:r>
-      <w:r>
-        <w:t xml:space="preserve">use is increasingly linked to cognitive offloading and weakened critical thinking. This exposes a</w:t>
-      </w:r>
-      <w:r>
-        <w:t xml:space="preserve"> </w:t>
-      </w:r>
-      <w:r>
-        <w:t xml:space="preserve">mismatch between what education assesses and what students now do: our examinations still measure</w:t>
+        <w:t xml:space="preserve">Generative AI makes answers easy and understanding hard, and uncritical use invites cognitive offloading. Schools still measure</w:t>
       </w:r>
       <w:r>
         <w:t xml:space="preserve"> </w:t>
@@ -142,13 +130,7 @@
         <w:t xml:space="preserve"> </w:t>
       </w:r>
       <w:r>
-        <w:t xml:space="preserve">performance, while the task graduates actually face, in classrooms and workplaces saturated</w:t>
-      </w:r>
-      <w:r>
-        <w:t xml:space="preserve"> </w:t>
-      </w:r>
-      <w:r>
-        <w:t xml:space="preserve">with capable AI, is to produce good work</w:t>
+        <w:t xml:space="preserve">performance, yet the real task is to produce good work</w:t>
       </w:r>
       <w:r>
         <w:t xml:space="preserve"> </w:t>
@@ -164,37 +146,7 @@
         <w:t xml:space="preserve"> </w:t>
       </w:r>
       <w:r>
-        <w:t xml:space="preserve">it, by framing an ill-defined task, judging the output,</w:t>
-      </w:r>
-      <w:r>
-        <w:t xml:space="preserve"> </w:t>
-      </w:r>
-      <w:r>
-        <w:t xml:space="preserve">and steering the model toward something better. As models absorb more of the execution, this</w:t>
-      </w:r>
-      <w:r>
-        <w:t xml:space="preserve"> </w:t>
-      </w:r>
-      <w:r>
-        <w:t xml:space="preserve">collaborative work is the part of competent performance that stays with the person, which is precisely</w:t>
-      </w:r>
-      <w:r>
-        <w:t xml:space="preserve"> </w:t>
-      </w:r>
-      <w:r>
-        <w:t xml:space="preserve">what assessment must now target. This ability to work with AI is neither taught nor</w:t>
-      </w:r>
-      <w:r>
-        <w:t xml:space="preserve"> </w:t>
-      </w:r>
-      <w:r>
-        <w:t xml:space="preserve">assessed as a competency in its own right; where it is measured at all, it is folded into a single</w:t>
-      </w:r>
-      <w:r>
-        <w:t xml:space="preserve"> </w:t>
-      </w:r>
-      <w:r>
-        <w:t xml:space="preserve">"prompting" score that cannot diagnose</w:t>
+        <w:t xml:space="preserve">AI: framing an ill-defined task, judging the output, and steering the model toward a better result. This ability is rarely assessed in its own right; where measured, it collapses into one "prompting" score that cannot diagnose</w:t>
       </w:r>
       <w:r>
         <w:t xml:space="preserve"> </w:t>
@@ -210,19 +162,7 @@
         <w:t xml:space="preserve"> </w:t>
       </w:r>
       <w:r>
-        <w:t xml:space="preserve">a given learner's AI use succeeds or fails (whether they</w:t>
-      </w:r>
-      <w:r>
-        <w:t xml:space="preserve"> </w:t>
-      </w:r>
-      <w:r>
-        <w:t xml:space="preserve">specified the task poorly, missed the flaws in the output, or failed to correct them). We treat it</w:t>
-      </w:r>
-      <w:r>
-        <w:t xml:space="preserve"> </w:t>
-      </w:r>
-      <w:r>
-        <w:t xml:space="preserve">instead as a teachable, assessable competency that can be named, decomposed, and measured. We propose</w:t>
+        <w:t xml:space="preserve">a learner's AI use succeeds or fails. We propose</w:t>
       </w:r>
       <w:r>
         <w:t xml:space="preserve"> </w:t>
@@ -235,13 +175,7 @@
         <w:t xml:space="preserve">CoReasoning</w:t>
       </w:r>
       <w:r>
-        <w:t xml:space="preserve">, a competency model that factors productive work with</w:t>
-      </w:r>
-      <w:r>
-        <w:t xml:space="preserve"> </w:t>
-      </w:r>
-      <w:r>
-        <w:t xml:space="preserve">generative AI into three temporally and cognitively distinct, independently-assessable skills:</w:t>
+        <w:t xml:space="preserve">, a competency model factoring productive AI use into three assessable skills:</w:t>
       </w:r>
       <w:r>
         <w:t xml:space="preserve"> </w:t>
@@ -257,7 +191,7 @@
         <w:t xml:space="preserve"> </w:t>
       </w:r>
       <w:r>
-        <w:t xml:space="preserve">(transforming an ill-defined problem into a well-specified task before invoking AI),</w:t>
+        <w:t xml:space="preserve">(specifying an ill-defined task before invoking AI),</w:t>
       </w:r>
       <w:r>
         <w:t xml:space="preserve"> </w:t>
@@ -273,13 +207,7 @@
         <w:t xml:space="preserve"> </w:t>
       </w:r>
       <w:r>
-        <w:t xml:space="preserve">(critically evaluating AI output for errors, gaps, unstated assumptions, and risk),</w:t>
-      </w:r>
-      <w:r>
-        <w:t xml:space="preserve"> </w:t>
-      </w:r>
-      <w:r>
-        <w:t xml:space="preserve">and</w:t>
+        <w:t xml:space="preserve">(evaluating output for errors and unstated assumptions), and</w:t>
       </w:r>
       <w:r>
         <w:t xml:space="preserve"> </w:t>
@@ -295,64 +223,7 @@
         <w:t xml:space="preserve"> </w:t>
       </w:r>
       <w:r>
-        <w:t xml:space="preserve">(iteratively redirecting the AI toward a better solution across cycles). The</w:t>
-      </w:r>
-      <w:r>
-        <w:t xml:space="preserve"> </w:t>
-      </w:r>
-      <w:r>
-        <w:t xml:space="preserve">central structural claim that distinguishes CoReasoning from existing AI- and prompt-literacy</w:t>
-      </w:r>
-      <w:r>
-        <w:t xml:space="preserve"> </w:t>
-      </w:r>
-      <w:r>
-        <w:t xml:space="preserve">frameworks is the</w:t>
-      </w:r>
-      <w:r>
-        <w:t xml:space="preserve"> </w:t>
-      </w:r>
-      <w:r>
-        <w:rPr>
-          <w:i/>
-          <w:iCs/>
-        </w:rPr>
-        <w:t xml:space="preserve">separation of the pre-generation skill (Framing) from the post-generation</w:t>
-      </w:r>
-      <w:r>
-        <w:rPr>
-          <w:i/>
-          <w:iCs/>
-        </w:rPr>
-        <w:t xml:space="preserve"> </w:t>
-      </w:r>
-      <w:r>
-        <w:rPr>
-          <w:i/>
-          <w:iCs/>
-        </w:rPr>
-        <w:t xml:space="preserve">corrective skill (Steering)</w:t>
-      </w:r>
-      <w:r>
-        <w:t xml:space="preserve">, with Judging as the epistemic gate between them. We ground each skill</w:t>
-      </w:r>
-      <w:r>
-        <w:t xml:space="preserve"> </w:t>
-      </w:r>
-      <w:r>
-        <w:t xml:space="preserve">in established theory (metacognitive monitoring and control; self-regulated learning; epistemic</w:t>
-      </w:r>
-      <w:r>
-        <w:t xml:space="preserve"> </w:t>
-      </w:r>
-      <w:r>
-        <w:t xml:space="preserve">vigilance and critical thinking; productive struggle), and state five testable propositions about how</w:t>
-      </w:r>
-      <w:r>
-        <w:t xml:space="preserve"> </w:t>
-      </w:r>
-      <w:r>
-        <w:t xml:space="preserve">the skills relate. We instantiate the model in</w:t>
+        <w:t xml:space="preserve">(iteratively redirecting the model). Its distinguishing claim is the separation of pre-generation Framing from post-generation Steering, with Judging as the gate between. We ground the skills in theory, state five testable propositions, and instantiate them in</w:t>
       </w:r>
       <w:r>
         <w:t xml:space="preserve"> </w:t>
@@ -365,140 +236,7 @@
         <w:t xml:space="preserve">CoReasoning Lab</w:t>
       </w:r>
       <w:r>
-        <w:t xml:space="preserve">, an open learning platform</w:t>
-      </w:r>
-      <w:r>
-        <w:t xml:space="preserve"> </w:t>
-      </w:r>
-      <w:r>
-        <w:t xml:space="preserve">that presents deliberately flawed AI output for students to judge and steer, and scores the three</w:t>
-      </w:r>
-      <w:r>
-        <w:t xml:space="preserve"> </w:t>
-      </w:r>
-      <w:r>
-        <w:t xml:space="preserve">skills independently. In a feasibility demonstration over</w:t>
-      </w:r>
-      <w:r>
-        <w:t xml:space="preserve"> </w:t>
-      </w:r>
-      <w:r>
-        <w:rPr>
-          <w:i/>
-          <w:iCs/>
-        </w:rPr>
-        <w:t xml:space="preserve">simulated</w:t>
-      </w:r>
-      <w:r>
-        <w:t xml:space="preserve"> </w:t>
-      </w:r>
-      <w:r>
-        <w:t xml:space="preserve">learners (generated by one model and graded by a</w:t>
-      </w:r>
-      <w:r>
-        <w:t xml:space="preserve"> </w:t>
-      </w:r>
-      <w:r>
-        <w:t xml:space="preserve">different one to avoid self-grading), the three skills</w:t>
-      </w:r>
-      <w:r>
-        <w:t xml:space="preserve"> </w:t>
-      </w:r>
-      <w:r>
-        <w:rPr>
-          <w:i/>
-          <w:iCs/>
-        </w:rPr>
-        <w:t xml:space="preserve">dissociate</w:t>
-      </w:r>
-      <w:r>
-        <w:t xml:space="preserve">. The result is carried by the two</w:t>
-      </w:r>
-      <w:r>
-        <w:t xml:space="preserve"> </w:t>
-      </w:r>
-      <w:r>
-        <w:rPr>
-          <w:i/>
-          <w:iCs/>
-        </w:rPr>
-        <w:t xml:space="preserve">blind-graded</w:t>
-      </w:r>
-      <w:r>
-        <w:t xml:space="preserve"> </w:t>
-      </w:r>
-      <w:r>
-        <w:t xml:space="preserve">skills, Framing and Steering, whose free-text responses the grader scores without</w:t>
-      </w:r>
-      <w:r>
-        <w:t xml:space="preserve"> </w:t>
-      </w:r>
-      <w:r>
-        <w:t xml:space="preserve">knowing the intended competence: each moves with its own manipulated competence while staying flat in</w:t>
-      </w:r>
-      <w:r>
-        <w:t xml:space="preserve"> </w:t>
-      </w:r>
-      <w:r>
-        <w:t xml:space="preserve">the others, and the cleanest pair (Framing and Judging) is uncorrelated despite being scored by</w:t>
-      </w:r>
-      <w:r>
-        <w:t xml:space="preserve"> </w:t>
-      </w:r>
-      <w:r>
-        <w:t xml:space="preserve">entirely separate mechanisms. The same instrument returns</w:t>
-      </w:r>
-      <w:r>
-        <w:t xml:space="preserve"> </w:t>
-      </w:r>
-      <w:r>
-        <w:rPr>
-          <w:i/>
-          <w:iCs/>
-        </w:rPr>
-        <w:t xml:space="preserve">correlated</w:t>
-      </w:r>
-      <w:r>
-        <w:t xml:space="preserve"> </w:t>
-      </w:r>
-      <w:r>
-        <w:t xml:space="preserve">grades when a single competence</w:t>
-      </w:r>
-      <w:r>
-        <w:t xml:space="preserve"> </w:t>
-      </w:r>
-      <w:r>
-        <w:t xml:space="preserve">is shared across the three skills, so the separation reflects the learners rather than the scoring</w:t>
-      </w:r>
-      <w:r>
-        <w:t xml:space="preserve"> </w:t>
-      </w:r>
-      <w:r>
-        <w:t xml:space="preserve">(convergent and discriminant validity). The separation holds under three grader backends spanning two</w:t>
-      </w:r>
-      <w:r>
-        <w:t xml:space="preserve"> </w:t>
-      </w:r>
-      <w:r>
-        <w:t xml:space="preserve">providers, which also agree on each skill at the per-learner level, and the grader is highly</w:t>
-      </w:r>
-      <w:r>
-        <w:t xml:space="preserve"> </w:t>
-      </w:r>
-      <w:r>
-        <w:t xml:space="preserve">self-consistent on repeat. The constructs are therefore separable and automatically scoreable; agreement with human raters and learning outcomes are the defined next</w:t>
-      </w:r>
-      <w:r>
-        <w:t xml:space="preserve"> </w:t>
-      </w:r>
-      <w:r>
-        <w:t xml:space="preserve">steps of the program, for which we release a prepared validation protocol alongside the instrument and</w:t>
-      </w:r>
-      <w:r>
-        <w:t xml:space="preserve"> </w:t>
-      </w:r>
-      <w:r>
-        <w:t xml:space="preserve">data.</w:t>
+        <w:t xml:space="preserve">, an open platform that presents flawed AI output and scores the three skills independently. Over simulated learners (generated and graded by different models), the skills dissociate: each tracks its own manipulated competence while flat in the others, and grades become correlated when one competence is shared across all three (convergent and discriminant validity), across grader backends from two providers. Human-rater agreement and outcomes are the next steps; we release the instrument, data, and protocol.</w:t>
       </w:r>
     </w:p>
     <w:bookmarkEnd w:id="9"/>
@@ -889,7 +627,7 @@
               <a:graphicData uri="http://schemas.openxmlformats.org/drawingml/2006/picture">
                 <pic:pic>
                   <pic:nvPicPr>
-                    <pic:cNvPr descr="C:/Users/apart/AppData/Local/Temp/html2doc_svg_v6uNfM/svg_0.png" id="12" name="Picture"/>
+                    <pic:cNvPr descr="C:/Users/apart/AppData/Local/Temp/html2doc_svg_2FEAbc/svg_0.png" id="12" name="Picture"/>
                     <pic:cNvPicPr>
                       <a:picLocks noChangeArrowheads="1" noChangeAspect="1"/>
                     </pic:cNvPicPr>
@@ -1958,7 +1696,7 @@
               <a:graphicData uri="http://schemas.openxmlformats.org/drawingml/2006/picture">
                 <pic:pic>
                   <pic:nvPicPr>
-                    <pic:cNvPr descr="C:/Users/apart/AppData/Local/Temp/html2doc_svg_v6uNfM/svg_1.png" id="17" name="Picture"/>
+                    <pic:cNvPr descr="C:/Users/apart/AppData/Local/Temp/html2doc_svg_2FEAbc/svg_1.png" id="17" name="Picture"/>
                     <pic:cNvPicPr>
                       <a:picLocks noChangeArrowheads="1" noChangeAspect="1"/>
                     </pic:cNvPicPr>
@@ -9810,7 +9548,7 @@
               <a:graphicData uri="http://schemas.openxmlformats.org/drawingml/2006/picture">
                 <pic:pic>
                   <pic:nvPicPr>
-                    <pic:cNvPr descr="C:/Users/apart/AppData/Local/Temp/html2doc_svg_v6uNfM/svg_2.png" id="46" name="Picture"/>
+                    <pic:cNvPr descr="C:/Users/apart/AppData/Local/Temp/html2doc_svg_2FEAbc/svg_2.png" id="46" name="Picture"/>
                     <pic:cNvPicPr>
                       <a:picLocks noChangeArrowheads="1" noChangeAspect="1"/>
                     </pic:cNvPicPr>

--- a/docs/coreasoning.docx
+++ b/docs/coreasoning.docx
@@ -627,7 +627,7 @@
               <a:graphicData uri="http://schemas.openxmlformats.org/drawingml/2006/picture">
                 <pic:pic>
                   <pic:nvPicPr>
-                    <pic:cNvPr descr="C:/Users/apart/AppData/Local/Temp/html2doc_svg_2FEAbc/svg_0.png" id="12" name="Picture"/>
+                    <pic:cNvPr descr="C:/Users/apart/AppData/Local/Temp/html2doc_svg_AVSlkV/svg_0.png" id="12" name="Picture"/>
                     <pic:cNvPicPr>
                       <a:picLocks noChangeArrowheads="1" noChangeAspect="1"/>
                     </pic:cNvPicPr>
@@ -1696,7 +1696,7 @@
               <a:graphicData uri="http://schemas.openxmlformats.org/drawingml/2006/picture">
                 <pic:pic>
                   <pic:nvPicPr>
-                    <pic:cNvPr descr="C:/Users/apart/AppData/Local/Temp/html2doc_svg_2FEAbc/svg_1.png" id="17" name="Picture"/>
+                    <pic:cNvPr descr="C:/Users/apart/AppData/Local/Temp/html2doc_svg_AVSlkV/svg_1.png" id="17" name="Picture"/>
                     <pic:cNvPicPr>
                       <a:picLocks noChangeArrowheads="1" noChangeAspect="1"/>
                     </pic:cNvPicPr>
@@ -9548,7 +9548,7 @@
               <a:graphicData uri="http://schemas.openxmlformats.org/drawingml/2006/picture">
                 <pic:pic>
                   <pic:nvPicPr>
-                    <pic:cNvPr descr="C:/Users/apart/AppData/Local/Temp/html2doc_svg_2FEAbc/svg_2.png" id="46" name="Picture"/>
+                    <pic:cNvPr descr="C:/Users/apart/AppData/Local/Temp/html2doc_svg_AVSlkV/svg_2.png" id="46" name="Picture"/>
                     <pic:cNvPicPr>
                       <a:picLocks noChangeArrowheads="1" noChangeAspect="1"/>
                     </pic:cNvPicPr>
@@ -13491,6 +13491,7 @@
     <w:pPr>
       <w:keepNext w:val="0"/>
       <w:spacing w:after="0" w:before="0" w:line="276" w:lineRule="auto"/>
+      <w:ind w:firstLine="360"/>
       <w:jc w:val="both"/>
     </w:pPr>
     <w:rPr>
@@ -24756,6 +24757,7 @@
     <w:pPr>
       <w:keepNext w:val="0"/>
       <w:spacing w:after="0" w:before="0" w:line="276" w:lineRule="auto"/>
+      <w:ind w:firstLine="0"/>
       <w:jc w:val="both"/>
     </w:pPr>
     <w:rPr>
@@ -24787,6 +24789,7 @@
     <w:pPr>
       <w:keepNext/>
       <w:spacing w:after="80" w:before="80"/>
+      <w:ind w:firstLine="0"/>
       <w:jc w:val="center"/>
     </w:pPr>
     <w:rPr>
@@ -24802,6 +24805,7 @@
     <w:pPr>
       <w:keepNext w:val="0"/>
       <w:spacing w:after="80" w:before="0"/>
+      <w:ind w:firstLine="0"/>
       <w:jc w:val="both"/>
     </w:pPr>
     <w:rPr>

--- a/docs/coreasoning.docx
+++ b/docs/coreasoning.docx
@@ -627,7 +627,7 @@
               <a:graphicData uri="http://schemas.openxmlformats.org/drawingml/2006/picture">
                 <pic:pic>
                   <pic:nvPicPr>
-                    <pic:cNvPr descr="C:/Users/apart/AppData/Local/Temp/html2doc_svg_AVSlkV/svg_0.png" id="12" name="Picture"/>
+                    <pic:cNvPr descr="C:/Users/apart/AppData/Local/Temp/html2doc_svg_s7VG00/svg_0.png" id="12" name="Picture"/>
                     <pic:cNvPicPr>
                       <a:picLocks noChangeArrowheads="1" noChangeAspect="1"/>
                     </pic:cNvPicPr>
@@ -1696,7 +1696,7 @@
               <a:graphicData uri="http://schemas.openxmlformats.org/drawingml/2006/picture">
                 <pic:pic>
                   <pic:nvPicPr>
-                    <pic:cNvPr descr="C:/Users/apart/AppData/Local/Temp/html2doc_svg_AVSlkV/svg_1.png" id="17" name="Picture"/>
+                    <pic:cNvPr descr="C:/Users/apart/AppData/Local/Temp/html2doc_svg_s7VG00/svg_1.png" id="17" name="Picture"/>
                     <pic:cNvPicPr>
                       <a:picLocks noChangeArrowheads="1" noChangeAspect="1"/>
                     </pic:cNvPicPr>
@@ -9548,7 +9548,7 @@
               <a:graphicData uri="http://schemas.openxmlformats.org/drawingml/2006/picture">
                 <pic:pic>
                   <pic:nvPicPr>
-                    <pic:cNvPr descr="C:/Users/apart/AppData/Local/Temp/html2doc_svg_AVSlkV/svg_2.png" id="46" name="Picture"/>
+                    <pic:cNvPr descr="C:/Users/apart/AppData/Local/Temp/html2doc_svg_s7VG00/svg_2.png" id="46" name="Picture"/>
                     <pic:cNvPicPr>
                       <a:picLocks noChangeArrowheads="1" noChangeAspect="1"/>
                     </pic:cNvPicPr>

--- a/docs/coreasoning.docx
+++ b/docs/coreasoning.docx
@@ -16,82 +16,83 @@
         <w:t xml:space="preserve">Framing, Judging, Steering: An Assessable Competency Model for Teaching Students to Reason With Generative AI</w:t>
       </w:r>
     </w:p>
-    <w:p>
-      <w:pPr>
-        <w:pStyle w:val="Subtitle"/>
-        <w:spacing w:before="0" w:after="40"/>
+    <w:tbl>
+      <w:tblPr>
+        <w:tblW w:type="pct" w:w="5000"/>
+        <w:tblLook w:firstColumn="1" w:firstRow="1" w:lastColumn="0" w:lastRow="0" w:noHBand="0" w:noVBand="1" w:val="04A0"/>
         <w:jc w:val="center"/>
-        <w:keepNext/>
-        <w:keepLines/>
-        <w:widowControl w:val="1"/>
-      </w:pPr>
-      <w:r>
-        <w:rPr>
-          <w:rFonts w:ascii="Times New Roman" w:hAnsi="Times New Roman"/>
-          <w:b/>
-          <w:bCs/>
-          <w:i w:val="0"/>
-          <w:sz w:val="24"/>
-        </w:rPr>
-        <w:t xml:space="preserve">Alexander Apartsin</w:t>
-      </w:r>
-      <w:r>
-        <w:rPr>
-          <w:rFonts w:ascii="Times New Roman" w:hAnsi="Times New Roman"/>
-          <w:b/>
-          <w:i w:val="0"/>
-          <w:sz w:val="24"/>
-        </w:rPr>
-        <w:t xml:space="preserve">¹ and</w:t>
-      </w:r>
-      <w:r>
-        <w:rPr>
-          <w:rFonts w:ascii="Times New Roman" w:hAnsi="Times New Roman"/>
-          <w:b/>
-          <w:i w:val="0"/>
-          <w:sz w:val="24"/>
-        </w:rPr>
-        <w:t xml:space="preserve"> </w:t>
-      </w:r>
-      <w:r>
-        <w:rPr>
-          <w:rFonts w:ascii="Times New Roman" w:hAnsi="Times New Roman"/>
-          <w:b/>
-          <w:bCs/>
-          <w:i w:val="0"/>
-          <w:sz w:val="24"/>
-        </w:rPr>
-        <w:t xml:space="preserve">Yehudit Aperstein</w:t>
-      </w:r>
-      <w:r>
-        <w:rPr>
-          <w:rFonts w:ascii="Times New Roman" w:hAnsi="Times New Roman"/>
-          <w:b/>
-          <w:i w:val="0"/>
-          <w:sz w:val="24"/>
-        </w:rPr>
-        <w:t xml:space="preserve">²</w:t>
-      </w:r>
-    </w:p>
-    <w:p>
-      <w:pPr>
-        <w:pStyle w:val="Subtitle"/>
-        <w:spacing w:before="0" w:after="160"/>
-        <w:jc w:val="center"/>
-        <w:keepNext w:val="0"/>
-        <w:keepLines/>
-        <w:widowControl w:val="1"/>
-      </w:pPr>
-      <w:r>
-        <w:rPr>
-          <w:rFonts w:ascii="Times New Roman" w:hAnsi="Times New Roman"/>
-          <w:b w:val="0"/>
-          <w:i/>
-          <w:sz w:val="20"/>
-        </w:rPr>
-        <w:t xml:space="preserve">¹ Holon Institute of Technology · ² Afeka College of Engineering</w:t>
-      </w:r>
-    </w:p>
+        <w:tblBorders>
+          <w:top w:val="nil"/>
+          <w:left w:val="nil"/>
+          <w:bottom w:val="nil"/>
+          <w:right w:val="nil"/>
+          <w:insideH w:val="nil"/>
+          <w:insideV w:val="nil"/>
+        </w:tblBorders>
+        <w:tblLayout w:type="autofit"/>
+      </w:tblPr>
+      <w:tblGrid>
+        <w:gridCol w:w="9360"/>
+      </w:tblGrid>
+      <w:tr>
+        <w:tc>
+          <w:tcPr>
+            <w:tcW w:type="dxa" w:w="9360"/>
+            <w:tcBorders>
+              <w:left w:val="nil"/>
+              <w:right w:val="nil"/>
+              <w:top w:val="nil"/>
+              <w:bottom w:val="nil"/>
+            </w:tcBorders>
+          </w:tcPr>
+          <w:p>
+            <w:pPr>
+              <w:spacing w:before="0" w:after="40" w:line="240" w:lineRule="auto"/>
+              <w:jc w:val="center"/>
+            </w:pPr>
+            <w:r/>
+            <w:r>
+              <w:rPr>
+                <w:rFonts w:ascii="Times New Roman" w:hAnsi="Times New Roman"/>
+                <w:b/>
+                <w:i w:val="0"/>
+                <w:sz w:val="24"/>
+              </w:rPr>
+              <w:t>Alexander Apartsin¹ and Yehudit Aperstein²</w:t>
+            </w:r>
+          </w:p>
+        </w:tc>
+      </w:tr>
+      <w:tr>
+        <w:tc>
+          <w:tcPr>
+            <w:tcW w:type="dxa" w:w="9360"/>
+            <w:tcBorders>
+              <w:left w:val="nil"/>
+              <w:right w:val="nil"/>
+              <w:top w:val="nil"/>
+              <w:bottom w:val="nil"/>
+            </w:tcBorders>
+          </w:tcPr>
+          <w:p>
+            <w:pPr>
+              <w:spacing w:before="0" w:after="120" w:line="240" w:lineRule="auto"/>
+              <w:jc w:val="center"/>
+            </w:pPr>
+            <w:r/>
+            <w:r>
+              <w:rPr>
+                <w:rFonts w:ascii="Times New Roman" w:hAnsi="Times New Roman"/>
+                <w:b w:val="0"/>
+                <w:i/>
+                <w:sz w:val="20"/>
+              </w:rPr>
+              <w:t>¹ Holon Institute of Technology · ² Afeka College of Engineering</w:t>
+            </w:r>
+          </w:p>
+        </w:tc>
+      </w:tr>
+    </w:tbl>
     <w:bookmarkStart w:id="9" w:name="abstract"/>
     <w:p>
       <w:pPr>
@@ -108,6 +109,7 @@
     <w:p>
       <w:pPr>
         <w:pStyle w:val="FirstParagraph"/>
+        <w:ind w:left="720" w:right="720" w:firstLine="0"/>
         <w:jc w:val="both"/>
         <w:keepNext w:val="0"/>
         <w:keepLines w:val="0"/>
@@ -627,7 +629,7 @@
               <a:graphicData uri="http://schemas.openxmlformats.org/drawingml/2006/picture">
                 <pic:pic>
                   <pic:nvPicPr>
-                    <pic:cNvPr descr="C:/Users/apart/AppData/Local/Temp/html2doc_svg_s7VG00/svg_0.png" id="12" name="Picture"/>
+                    <pic:cNvPr descr="C:/Users/apart/AppData/Local/Temp/html2doc_svg_Z9Rd3H/svg_0.png" id="12" name="Picture"/>
                     <pic:cNvPicPr>
                       <a:picLocks noChangeArrowheads="1" noChangeAspect="1"/>
                     </pic:cNvPicPr>
@@ -1696,7 +1698,7 @@
               <a:graphicData uri="http://schemas.openxmlformats.org/drawingml/2006/picture">
                 <pic:pic>
                   <pic:nvPicPr>
-                    <pic:cNvPr descr="C:/Users/apart/AppData/Local/Temp/html2doc_svg_s7VG00/svg_1.png" id="17" name="Picture"/>
+                    <pic:cNvPr descr="C:/Users/apart/AppData/Local/Temp/html2doc_svg_Z9Rd3H/svg_1.png" id="17" name="Picture"/>
                     <pic:cNvPicPr>
                       <a:picLocks noChangeArrowheads="1" noChangeAspect="1"/>
                     </pic:cNvPicPr>
@@ -9548,7 +9550,7 @@
               <a:graphicData uri="http://schemas.openxmlformats.org/drawingml/2006/picture">
                 <pic:pic>
                   <pic:nvPicPr>
-                    <pic:cNvPr descr="C:/Users/apart/AppData/Local/Temp/html2doc_svg_s7VG00/svg_2.png" id="46" name="Picture"/>
+                    <pic:cNvPr descr="C:/Users/apart/AppData/Local/Temp/html2doc_svg_Z9Rd3H/svg_2.png" id="46" name="Picture"/>
                     <pic:cNvPicPr>
                       <a:picLocks noChangeArrowheads="1" noChangeAspect="1"/>
                     </pic:cNvPicPr>

--- a/docs/coreasoning.docx
+++ b/docs/coreasoning.docx
@@ -53,7 +53,7 @@
             <w:r/>
             <w:r>
               <w:rPr>
-                <w:rFonts w:ascii="Times New Roman" w:hAnsi="Times New Roman"/>
+                <w:rFonts w:ascii="Georgia" w:hAnsi="Georgia"/>
                 <w:b/>
                 <w:i w:val="0"/>
                 <w:sz w:val="24"/>
@@ -82,7 +82,7 @@
             <w:r/>
             <w:r>
               <w:rPr>
-                <w:rFonts w:ascii="Times New Roman" w:hAnsi="Times New Roman"/>
+                <w:rFonts w:ascii="Georgia" w:hAnsi="Georgia"/>
                 <w:b w:val="0"/>
                 <w:i/>
                 <w:sz w:val="20"/>
@@ -629,7 +629,7 @@
               <a:graphicData uri="http://schemas.openxmlformats.org/drawingml/2006/picture">
                 <pic:pic>
                   <pic:nvPicPr>
-                    <pic:cNvPr descr="C:/Users/apart/AppData/Local/Temp/html2doc_svg_Z9Rd3H/svg_0.png" id="12" name="Picture"/>
+                    <pic:cNvPr descr="C:/Users/apart/AppData/Local/Temp/html2doc_svg_z9EReJ/svg_0.png" id="12" name="Picture"/>
                     <pic:cNvPicPr>
                       <a:picLocks noChangeArrowheads="1" noChangeAspect="1"/>
                     </pic:cNvPicPr>
@@ -1698,7 +1698,7 @@
               <a:graphicData uri="http://schemas.openxmlformats.org/drawingml/2006/picture">
                 <pic:pic>
                   <pic:nvPicPr>
-                    <pic:cNvPr descr="C:/Users/apart/AppData/Local/Temp/html2doc_svg_Z9Rd3H/svg_1.png" id="17" name="Picture"/>
+                    <pic:cNvPr descr="C:/Users/apart/AppData/Local/Temp/html2doc_svg_z9EReJ/svg_1.png" id="17" name="Picture"/>
                     <pic:cNvPicPr>
                       <a:picLocks noChangeArrowheads="1" noChangeAspect="1"/>
                     </pic:cNvPicPr>
@@ -3347,7 +3347,7 @@
             </w:pPr>
             <w:r>
               <w:rPr>
-                <w:rFonts w:ascii="Times New Roman" w:hAnsi="Times New Roman"/>
+                <w:rFonts w:ascii="Georgia" w:hAnsi="Georgia"/>
                 <w:b/>
                 <w:sz w:val="19"/>
               </w:rPr>
@@ -3376,7 +3376,7 @@
             </w:pPr>
             <w:r>
               <w:rPr>
-                <w:rFonts w:ascii="Times New Roman" w:hAnsi="Times New Roman"/>
+                <w:rFonts w:ascii="Georgia" w:hAnsi="Georgia"/>
                 <w:b/>
                 <w:sz w:val="19"/>
               </w:rPr>
@@ -3405,7 +3405,7 @@
             </w:pPr>
             <w:r>
               <w:rPr>
-                <w:rFonts w:ascii="Times New Roman" w:hAnsi="Times New Roman"/>
+                <w:rFonts w:ascii="Georgia" w:hAnsi="Georgia"/>
                 <w:b/>
                 <w:sz w:val="19"/>
               </w:rPr>
@@ -3434,7 +3434,7 @@
             </w:pPr>
             <w:r>
               <w:rPr>
-                <w:rFonts w:ascii="Times New Roman" w:hAnsi="Times New Roman"/>
+                <w:rFonts w:ascii="Georgia" w:hAnsi="Georgia"/>
                 <w:b/>
                 <w:sz w:val="19"/>
               </w:rPr>
@@ -3464,7 +3464,7 @@
             </w:pPr>
             <w:r>
               <w:rPr>
-                <w:rFonts w:ascii="Times New Roman" w:hAnsi="Times New Roman"/>
+                <w:rFonts w:ascii="Georgia" w:hAnsi="Georgia"/>
                 <w:sz w:val="20"/>
               </w:rPr>
               <w:t xml:space="preserve">4D AI Fluency (Dakan &amp; Feller, 2025)</w:t>
@@ -3491,7 +3491,7 @@
             </w:pPr>
             <w:r>
               <w:rPr>
-                <w:rFonts w:ascii="Times New Roman" w:hAnsi="Times New Roman"/>
+                <w:rFonts w:ascii="Georgia" w:hAnsi="Georgia"/>
                 <w:sz w:val="20"/>
               </w:rPr>
               <w:t xml:space="preserve">Delegation + part of Description</w:t>
@@ -3518,7 +3518,7 @@
             </w:pPr>
             <w:r>
               <w:rPr>
-                <w:rFonts w:ascii="Times New Roman" w:hAnsi="Times New Roman"/>
+                <w:rFonts w:ascii="Georgia" w:hAnsi="Georgia"/>
                 <w:sz w:val="20"/>
               </w:rPr>
               <w:t xml:space="preserve">Discernment</w:t>
@@ -3545,7 +3545,7 @@
             </w:pPr>
             <w:r>
               <w:rPr>
-                <w:rFonts w:ascii="Times New Roman" w:hAnsi="Times New Roman"/>
+                <w:rFonts w:ascii="Georgia" w:hAnsi="Georgia"/>
                 <w:i/>
                 <w:iCs/>
                 <w:sz w:val="20"/>
@@ -3554,14 +3554,14 @@
             </w:r>
             <w:r>
               <w:rPr>
-                <w:rFonts w:ascii="Times New Roman" w:hAnsi="Times New Roman"/>
+                <w:rFonts w:ascii="Georgia" w:hAnsi="Georgia"/>
                 <w:sz w:val="20"/>
               </w:rPr>
               <w:t xml:space="preserve"> </w:t>
             </w:r>
             <w:r>
               <w:rPr>
-                <w:rFonts w:ascii="Times New Roman" w:hAnsi="Times New Roman"/>
+                <w:rFonts w:ascii="Georgia" w:hAnsi="Georgia"/>
                 <w:sz w:val="20"/>
               </w:rPr>
               <w:t xml:space="preserve">Description</w:t>
@@ -3590,7 +3590,7 @@
             </w:pPr>
             <w:r>
               <w:rPr>
-                <w:rFonts w:ascii="Times New Roman" w:hAnsi="Times New Roman"/>
+                <w:rFonts w:ascii="Georgia" w:hAnsi="Georgia"/>
                 <w:sz w:val="20"/>
               </w:rPr>
               <w:t xml:space="preserve">Metacognitive demands (Tankelevitch et al., 2024)</w:t>
@@ -3617,7 +3617,7 @@
             </w:pPr>
             <w:r>
               <w:rPr>
-                <w:rFonts w:ascii="Times New Roman" w:hAnsi="Times New Roman"/>
+                <w:rFonts w:ascii="Georgia" w:hAnsi="Georgia"/>
                 <w:sz w:val="20"/>
               </w:rPr>
               <w:t xml:space="preserve">"prompting" (as a demand, not a skill)</w:t>
@@ -3644,7 +3644,7 @@
             </w:pPr>
             <w:r>
               <w:rPr>
-                <w:rFonts w:ascii="Times New Roman" w:hAnsi="Times New Roman"/>
+                <w:rFonts w:ascii="Georgia" w:hAnsi="Georgia"/>
                 <w:sz w:val="20"/>
               </w:rPr>
               <w:t xml:space="preserve">"evaluating outputs"</w:t>
@@ -3671,7 +3671,7 @@
             </w:pPr>
             <w:r>
               <w:rPr>
-                <w:rFonts w:ascii="Times New Roman" w:hAnsi="Times New Roman"/>
+                <w:rFonts w:ascii="Georgia" w:hAnsi="Georgia"/>
                 <w:sz w:val="20"/>
               </w:rPr>
               <w:t xml:space="preserve">"workflow iteration"</w:t>
@@ -3700,7 +3700,7 @@
             </w:pPr>
             <w:r>
               <w:rPr>
-                <w:rFonts w:ascii="Times New Roman" w:hAnsi="Times New Roman"/>
+                <w:rFonts w:ascii="Georgia" w:hAnsi="Georgia"/>
                 <w:sz w:val="20"/>
               </w:rPr>
               <w:t xml:space="preserve">Prompt literacy / CLEAR (Lo, 2023)</w:t>
@@ -3727,7 +3727,7 @@
             </w:pPr>
             <w:r>
               <w:rPr>
-                <w:rFonts w:ascii="Times New Roman" w:hAnsi="Times New Roman"/>
+                <w:rFonts w:ascii="Georgia" w:hAnsi="Georgia"/>
                 <w:i/>
                 <w:iCs/>
                 <w:sz w:val="20"/>
@@ -3736,14 +3736,14 @@
             </w:r>
             <w:r>
               <w:rPr>
-                <w:rFonts w:ascii="Times New Roman" w:hAnsi="Times New Roman"/>
+                <w:rFonts w:ascii="Georgia" w:hAnsi="Georgia"/>
                 <w:sz w:val="20"/>
               </w:rPr>
               <w:t xml:space="preserve"> </w:t>
             </w:r>
             <w:r>
               <w:rPr>
-                <w:rFonts w:ascii="Times New Roman" w:hAnsi="Times New Roman"/>
+                <w:rFonts w:ascii="Georgia" w:hAnsi="Georgia"/>
                 <w:sz w:val="20"/>
               </w:rPr>
               <w:t xml:space="preserve">"prompting"</w:t>
@@ -3770,7 +3770,7 @@
             </w:pPr>
             <w:r>
               <w:rPr>
-                <w:rFonts w:ascii="Times New Roman" w:hAnsi="Times New Roman"/>
+                <w:rFonts w:ascii="Georgia" w:hAnsi="Georgia"/>
                 <w:sz w:val="20"/>
               </w:rPr>
               <w:t xml:space="preserve">weakly present</w:t>
@@ -3797,7 +3797,7 @@
             </w:pPr>
             <w:r>
               <w:rPr>
-                <w:rFonts w:ascii="Times New Roman" w:hAnsi="Times New Roman"/>
+                <w:rFonts w:ascii="Georgia" w:hAnsi="Georgia"/>
                 <w:i/>
                 <w:iCs/>
                 <w:sz w:val="20"/>
@@ -3806,14 +3806,14 @@
             </w:r>
             <w:r>
               <w:rPr>
-                <w:rFonts w:ascii="Times New Roman" w:hAnsi="Times New Roman"/>
+                <w:rFonts w:ascii="Georgia" w:hAnsi="Georgia"/>
                 <w:sz w:val="20"/>
               </w:rPr>
               <w:t xml:space="preserve"> </w:t>
             </w:r>
             <w:r>
               <w:rPr>
-                <w:rFonts w:ascii="Times New Roman" w:hAnsi="Times New Roman"/>
+                <w:rFonts w:ascii="Georgia" w:hAnsi="Georgia"/>
                 <w:sz w:val="20"/>
               </w:rPr>
               <w:t xml:space="preserve">"iterative refinement"</w:t>
@@ -3842,7 +3842,7 @@
             </w:pPr>
             <w:r>
               <w:rPr>
-                <w:rFonts w:ascii="Times New Roman" w:hAnsi="Times New Roman"/>
+                <w:rFonts w:ascii="Georgia" w:hAnsi="Georgia"/>
                 <w:sz w:val="20"/>
               </w:rPr>
               <w:t xml:space="preserve">AI literacy (Long &amp; Magerko, 2020; UNESCO, 2024)</w:t>
@@ -3869,7 +3869,7 @@
             </w:pPr>
             <w:r>
               <w:rPr>
-                <w:rFonts w:ascii="Times New Roman" w:hAnsi="Times New Roman"/>
+                <w:rFonts w:ascii="Georgia" w:hAnsi="Georgia"/>
                 <w:sz w:val="20"/>
               </w:rPr>
               <w:t xml:space="preserve">absent</w:t>
@@ -3896,7 +3896,7 @@
             </w:pPr>
             <w:r>
               <w:rPr>
-                <w:rFonts w:ascii="Times New Roman" w:hAnsi="Times New Roman"/>
+                <w:rFonts w:ascii="Georgia" w:hAnsi="Georgia"/>
                 <w:sz w:val="20"/>
               </w:rPr>
               <w:t xml:space="preserve">diffuse "critical evaluation"</w:t>
@@ -3923,7 +3923,7 @@
             </w:pPr>
             <w:r>
               <w:rPr>
-                <w:rFonts w:ascii="Times New Roman" w:hAnsi="Times New Roman"/>
+                <w:rFonts w:ascii="Georgia" w:hAnsi="Georgia"/>
                 <w:sz w:val="20"/>
               </w:rPr>
               <w:t xml:space="preserve">absent</w:t>
@@ -3952,7 +3952,7 @@
             </w:pPr>
             <w:r>
               <w:rPr>
-                <w:rFonts w:ascii="Times New Roman" w:hAnsi="Times New Roman"/>
+                <w:rFonts w:ascii="Georgia" w:hAnsi="Georgia"/>
                 <w:sz w:val="20"/>
               </w:rPr>
               <w:t xml:space="preserve">Cyborg/Centaur modes (Randazzo et al., 2025)</w:t>
@@ -3979,7 +3979,7 @@
             </w:pPr>
             <w:r>
               <w:rPr>
-                <w:rFonts w:ascii="Times New Roman" w:hAnsi="Times New Roman"/>
+                <w:rFonts w:ascii="Georgia" w:hAnsi="Georgia"/>
                 <w:sz w:val="20"/>
               </w:rPr>
               <w:t xml:space="preserve">"directed" mode (described, not assessed)</w:t>
@@ -4006,7 +4006,7 @@
             </w:pPr>
             <w:r>
               <w:rPr>
-                <w:rFonts w:ascii="Times New Roman" w:hAnsi="Times New Roman"/>
+                <w:rFonts w:ascii="Georgia" w:hAnsi="Georgia"/>
                 <w:sz w:val="20"/>
               </w:rPr>
               <w:t xml:space="preserve">"push back / validate"</w:t>
@@ -4033,7 +4033,7 @@
             </w:pPr>
             <w:r>
               <w:rPr>
-                <w:rFonts w:ascii="Times New Roman" w:hAnsi="Times New Roman"/>
+                <w:rFonts w:ascii="Georgia" w:hAnsi="Georgia"/>
                 <w:sz w:val="20"/>
               </w:rPr>
               <w:t xml:space="preserve">"continuous dialogue"</w:t>
@@ -5846,7 +5846,7 @@
             </w:pPr>
             <w:r>
               <w:rPr>
-                <w:rFonts w:ascii="Times New Roman" w:hAnsi="Times New Roman"/>
+                <w:rFonts w:ascii="Georgia" w:hAnsi="Georgia"/>
                 <w:b/>
                 <w:sz w:val="19"/>
               </w:rPr>
@@ -5875,7 +5875,7 @@
             </w:pPr>
             <w:r>
               <w:rPr>
-                <w:rFonts w:ascii="Times New Roman" w:hAnsi="Times New Roman"/>
+                <w:rFonts w:ascii="Georgia" w:hAnsi="Georgia"/>
                 <w:b/>
                 <w:sz w:val="19"/>
               </w:rPr>
@@ -5904,7 +5904,7 @@
             </w:pPr>
             <w:r>
               <w:rPr>
-                <w:rFonts w:ascii="Times New Roman" w:hAnsi="Times New Roman"/>
+                <w:rFonts w:ascii="Georgia" w:hAnsi="Georgia"/>
                 <w:b/>
                 <w:sz w:val="19"/>
               </w:rPr>
@@ -5933,7 +5933,7 @@
             </w:pPr>
             <w:r>
               <w:rPr>
-                <w:rFonts w:ascii="Times New Roman" w:hAnsi="Times New Roman"/>
+                <w:rFonts w:ascii="Georgia" w:hAnsi="Georgia"/>
                 <w:b/>
                 <w:sz w:val="19"/>
               </w:rPr>
@@ -5963,7 +5963,7 @@
             </w:pPr>
             <w:r>
               <w:rPr>
-                <w:rFonts w:ascii="Times New Roman" w:hAnsi="Times New Roman"/>
+                <w:rFonts w:ascii="Georgia" w:hAnsi="Georgia"/>
                 <w:b/>
                 <w:bCs/>
                 <w:sz w:val="20"/>
@@ -5992,7 +5992,7 @@
             </w:pPr>
             <w:r>
               <w:rPr>
-                <w:rFonts w:ascii="Times New Roman" w:hAnsi="Times New Roman"/>
+                <w:rFonts w:ascii="Georgia" w:hAnsi="Georgia"/>
                 <w:b/>
                 <w:bCs/>
                 <w:sz w:val="20"/>
@@ -6021,7 +6021,7 @@
             </w:pPr>
             <w:r>
               <w:rPr>
-                <w:rFonts w:ascii="Times New Roman" w:hAnsi="Times New Roman"/>
+                <w:rFonts w:ascii="Georgia" w:hAnsi="Georgia"/>
                 <w:sz w:val="20"/>
               </w:rPr>
               <w:t xml:space="preserve">−0.02</w:t>
@@ -6048,7 +6048,7 @@
             </w:pPr>
             <w:r>
               <w:rPr>
-                <w:rFonts w:ascii="Times New Roman" w:hAnsi="Times New Roman"/>
+                <w:rFonts w:ascii="Georgia" w:hAnsi="Georgia"/>
                 <w:sz w:val="20"/>
               </w:rPr>
               <w:t xml:space="preserve">−0.07</w:t>
@@ -6077,7 +6077,7 @@
             </w:pPr>
             <w:r>
               <w:rPr>
-                <w:rFonts w:ascii="Times New Roman" w:hAnsi="Times New Roman"/>
+                <w:rFonts w:ascii="Georgia" w:hAnsi="Georgia"/>
                 <w:b/>
                 <w:bCs/>
                 <w:sz w:val="20"/>
@@ -6106,7 +6106,7 @@
             </w:pPr>
             <w:r>
               <w:rPr>
-                <w:rFonts w:ascii="Times New Roman" w:hAnsi="Times New Roman"/>
+                <w:rFonts w:ascii="Georgia" w:hAnsi="Georgia"/>
                 <w:sz w:val="20"/>
               </w:rPr>
               <w:t xml:space="preserve">+0.00</w:t>
@@ -6133,7 +6133,7 @@
             </w:pPr>
             <w:r>
               <w:rPr>
-                <w:rFonts w:ascii="Times New Roman" w:hAnsi="Times New Roman"/>
+                <w:rFonts w:ascii="Georgia" w:hAnsi="Georgia"/>
                 <w:b/>
                 <w:bCs/>
                 <w:sz w:val="20"/>
@@ -6162,7 +6162,7 @@
             </w:pPr>
             <w:r>
               <w:rPr>
-                <w:rFonts w:ascii="Times New Roman" w:hAnsi="Times New Roman"/>
+                <w:rFonts w:ascii="Georgia" w:hAnsi="Georgia"/>
                 <w:sz w:val="20"/>
               </w:rPr>
               <w:t xml:space="preserve">+0.00</w:t>
@@ -6191,7 +6191,7 @@
             </w:pPr>
             <w:r>
               <w:rPr>
-                <w:rFonts w:ascii="Times New Roman" w:hAnsi="Times New Roman"/>
+                <w:rFonts w:ascii="Georgia" w:hAnsi="Georgia"/>
                 <w:b/>
                 <w:bCs/>
                 <w:sz w:val="20"/>
@@ -6220,7 +6220,7 @@
             </w:pPr>
             <w:r>
               <w:rPr>
-                <w:rFonts w:ascii="Times New Roman" w:hAnsi="Times New Roman"/>
+                <w:rFonts w:ascii="Georgia" w:hAnsi="Georgia"/>
                 <w:sz w:val="20"/>
               </w:rPr>
               <w:t xml:space="preserve">−0.12</w:t>
@@ -6247,7 +6247,7 @@
             </w:pPr>
             <w:r>
               <w:rPr>
-                <w:rFonts w:ascii="Times New Roman" w:hAnsi="Times New Roman"/>
+                <w:rFonts w:ascii="Georgia" w:hAnsi="Georgia"/>
                 <w:sz w:val="20"/>
               </w:rPr>
               <w:t xml:space="preserve">+0.27</w:t>
@@ -6274,7 +6274,7 @@
             </w:pPr>
             <w:r>
               <w:rPr>
-                <w:rFonts w:ascii="Times New Roman" w:hAnsi="Times New Roman"/>
+                <w:rFonts w:ascii="Georgia" w:hAnsi="Georgia"/>
                 <w:b/>
                 <w:bCs/>
                 <w:sz w:val="20"/>
@@ -6973,7 +6973,7 @@
             </w:pPr>
             <w:r>
               <w:rPr>
-                <w:rFonts w:ascii="Times New Roman" w:hAnsi="Times New Roman"/>
+                <w:rFonts w:ascii="Georgia" w:hAnsi="Georgia"/>
                 <w:b/>
                 <w:sz w:val="19"/>
               </w:rPr>
@@ -6986,7 +6986,7 @@
             </m:oMath>
             <w:r>
               <w:rPr>
-                <w:rFonts w:ascii="Times New Roman" w:hAnsi="Times New Roman"/>
+                <w:rFonts w:ascii="Georgia" w:hAnsi="Georgia"/>
                 <w:b/>
                 <w:sz w:val="19"/>
               </w:rPr>
@@ -7015,7 +7015,7 @@
             </w:pPr>
             <w:r>
               <w:rPr>
-                <w:rFonts w:ascii="Times New Roman" w:hAnsi="Times New Roman"/>
+                <w:rFonts w:ascii="Georgia" w:hAnsi="Georgia"/>
                 <w:b/>
                 <w:sz w:val="19"/>
               </w:rPr>
@@ -7044,7 +7044,7 @@
             </w:pPr>
             <w:r>
               <w:rPr>
-                <w:rFonts w:ascii="Times New Roman" w:hAnsi="Times New Roman"/>
+                <w:rFonts w:ascii="Georgia" w:hAnsi="Georgia"/>
                 <w:b/>
                 <w:sz w:val="19"/>
               </w:rPr>
@@ -7073,7 +7073,7 @@
             </w:pPr>
             <w:r>
               <w:rPr>
-                <w:rFonts w:ascii="Times New Roman" w:hAnsi="Times New Roman"/>
+                <w:rFonts w:ascii="Georgia" w:hAnsi="Georgia"/>
                 <w:b/>
                 <w:sz w:val="19"/>
               </w:rPr>
@@ -7103,7 +7103,7 @@
             </w:pPr>
             <w:r>
               <w:rPr>
-                <w:rFonts w:ascii="Times New Roman" w:hAnsi="Times New Roman"/>
+                <w:rFonts w:ascii="Georgia" w:hAnsi="Georgia"/>
                 <w:sz w:val="20"/>
               </w:rPr>
               <w:t xml:space="preserve">same skill across gpt-4o, gpt-4o-mini, llama-3.3-70b</w:t>
@@ -7130,7 +7130,7 @@
             </w:pPr>
             <w:r>
               <w:rPr>
-                <w:rFonts w:ascii="Times New Roman" w:hAnsi="Times New Roman"/>
+                <w:rFonts w:ascii="Georgia" w:hAnsi="Georgia"/>
                 <w:b/>
                 <w:bCs/>
                 <w:sz w:val="20"/>
@@ -7159,7 +7159,7 @@
             </w:pPr>
             <w:r>
               <w:rPr>
-                <w:rFonts w:ascii="Times New Roman" w:hAnsi="Times New Roman"/>
+                <w:rFonts w:ascii="Georgia" w:hAnsi="Georgia"/>
                 <w:b/>
                 <w:bCs/>
                 <w:sz w:val="20"/>
@@ -7188,7 +7188,7 @@
             </w:pPr>
             <w:r>
               <w:rPr>
-                <w:rFonts w:ascii="Times New Roman" w:hAnsi="Times New Roman"/>
+                <w:rFonts w:ascii="Georgia" w:hAnsi="Georgia"/>
                 <w:sz w:val="20"/>
               </w:rPr>
               <w:t xml:space="preserve">+0.21</w:t>
@@ -7246,7 +7246,7 @@
             </w:pPr>
             <w:r>
               <w:rPr>
-                <w:rFonts w:ascii="Times New Roman" w:hAnsi="Times New Roman"/>
+                <w:rFonts w:ascii="Georgia" w:hAnsi="Georgia"/>
                 <w:b/>
                 <w:sz w:val="19"/>
               </w:rPr>
@@ -7254,7 +7254,7 @@
             </w:r>
             <w:r>
               <w:rPr>
-                <w:rFonts w:ascii="Times New Roman" w:hAnsi="Times New Roman"/>
+                <w:rFonts w:ascii="Georgia" w:hAnsi="Georgia"/>
                 <w:b/>
                 <w:sz w:val="19"/>
               </w:rPr>
@@ -7267,7 +7267,7 @@
             </m:oMath>
             <w:r>
               <w:rPr>
-                <w:rFonts w:ascii="Times New Roman" w:hAnsi="Times New Roman"/>
+                <w:rFonts w:ascii="Georgia" w:hAnsi="Georgia"/>
                 <w:b/>
                 <w:sz w:val="19"/>
               </w:rPr>
@@ -7275,7 +7275,7 @@
             </w:r>
             <w:r>
               <w:rPr>
-                <w:rFonts w:ascii="Times New Roman" w:hAnsi="Times New Roman"/>
+                <w:rFonts w:ascii="Georgia" w:hAnsi="Georgia"/>
                 <w:b/>
                 <w:sz w:val="19"/>
               </w:rPr>
@@ -7304,7 +7304,7 @@
             </w:pPr>
             <w:r>
               <w:rPr>
-                <w:rFonts w:ascii="Times New Roman" w:hAnsi="Times New Roman"/>
+                <w:rFonts w:ascii="Georgia" w:hAnsi="Georgia"/>
                 <w:b/>
                 <w:sz w:val="19"/>
               </w:rPr>
@@ -7333,7 +7333,7 @@
             </w:pPr>
             <w:r>
               <w:rPr>
-                <w:rFonts w:ascii="Times New Roman" w:hAnsi="Times New Roman"/>
+                <w:rFonts w:ascii="Georgia" w:hAnsi="Georgia"/>
                 <w:b/>
                 <w:sz w:val="19"/>
               </w:rPr>
@@ -7362,7 +7362,7 @@
             </w:pPr>
             <w:r>
               <w:rPr>
-                <w:rFonts w:ascii="Times New Roman" w:hAnsi="Times New Roman"/>
+                <w:rFonts w:ascii="Georgia" w:hAnsi="Georgia"/>
                 <w:b/>
                 <w:sz w:val="19"/>
               </w:rPr>
@@ -7391,7 +7391,7 @@
             </w:pPr>
             <w:r>
               <w:rPr>
-                <w:rFonts w:ascii="Times New Roman" w:hAnsi="Times New Roman"/>
+                <w:rFonts w:ascii="Georgia" w:hAnsi="Georgia"/>
                 <w:b/>
                 <w:sz w:val="19"/>
               </w:rPr>
@@ -7421,7 +7421,7 @@
             </w:pPr>
             <w:r>
               <w:rPr>
-                <w:rFonts w:ascii="Times New Roman" w:hAnsi="Times New Roman"/>
+                <w:rFonts w:ascii="Georgia" w:hAnsi="Georgia"/>
                 <w:sz w:val="20"/>
               </w:rPr>
               <w:t xml:space="preserve">independent (crossed) competences</w:t>
@@ -7448,7 +7448,7 @@
             </w:pPr>
             <w:r>
               <w:rPr>
-                <w:rFonts w:ascii="Times New Roman" w:hAnsi="Times New Roman"/>
+                <w:rFonts w:ascii="Georgia" w:hAnsi="Georgia"/>
                 <w:sz w:val="20"/>
               </w:rPr>
               <w:t xml:space="preserve">−0.03</w:t>
@@ -7475,7 +7475,7 @@
             </w:pPr>
             <w:r>
               <w:rPr>
-                <w:rFonts w:ascii="Times New Roman" w:hAnsi="Times New Roman"/>
+                <w:rFonts w:ascii="Georgia" w:hAnsi="Georgia"/>
                 <w:sz w:val="20"/>
               </w:rPr>
               <w:t xml:space="preserve">−0.12</w:t>
@@ -7502,7 +7502,7 @@
             </w:pPr>
             <w:r>
               <w:rPr>
-                <w:rFonts w:ascii="Times New Roman" w:hAnsi="Times New Roman"/>
+                <w:rFonts w:ascii="Georgia" w:hAnsi="Georgia"/>
                 <w:sz w:val="20"/>
               </w:rPr>
               <w:t xml:space="preserve">+0.25</w:t>
@@ -7529,14 +7529,14 @@
             </w:pPr>
             <w:r>
               <w:rPr>
-                <w:rFonts w:ascii="Times New Roman" w:hAnsi="Times New Roman"/>
+                <w:rFonts w:ascii="Georgia" w:hAnsi="Georgia"/>
                 <w:sz w:val="20"/>
               </w:rPr>
               <w:t xml:space="preserve">mean</w:t>
             </w:r>
             <w:r>
               <w:rPr>
-                <w:rFonts w:ascii="Times New Roman" w:hAnsi="Times New Roman"/>
+                <w:rFonts w:ascii="Georgia" w:hAnsi="Georgia"/>
                 <w:sz w:val="20"/>
               </w:rPr>
               <w:t xml:space="preserve"> </w:t>
@@ -7560,14 +7560,14 @@
             </m:oMath>
             <w:r>
               <w:rPr>
-                <w:rFonts w:ascii="Times New Roman" w:hAnsi="Times New Roman"/>
+                <w:rFonts w:ascii="Georgia" w:hAnsi="Georgia"/>
                 <w:sz w:val="20"/>
               </w:rPr>
               <w:t xml:space="preserve"> </w:t>
             </w:r>
             <w:r>
               <w:rPr>
-                <w:rFonts w:ascii="Times New Roman" w:hAnsi="Times New Roman"/>
+                <w:rFonts w:ascii="Georgia" w:hAnsi="Georgia"/>
                 <w:sz w:val="20"/>
               </w:rPr>
               <w:t xml:space="preserve">= 0.13</w:t>
@@ -7596,7 +7596,7 @@
             </w:pPr>
             <w:r>
               <w:rPr>
-                <w:rFonts w:ascii="Times New Roman" w:hAnsi="Times New Roman"/>
+                <w:rFonts w:ascii="Georgia" w:hAnsi="Georgia"/>
                 <w:sz w:val="20"/>
               </w:rPr>
               <w:t xml:space="preserve">shared single-ability level</w:t>
@@ -7623,7 +7623,7 @@
             </w:pPr>
             <w:r>
               <w:rPr>
-                <w:rFonts w:ascii="Times New Roman" w:hAnsi="Times New Roman"/>
+                <w:rFonts w:ascii="Georgia" w:hAnsi="Georgia"/>
                 <w:b/>
                 <w:bCs/>
                 <w:sz w:val="20"/>
@@ -7652,7 +7652,7 @@
             </w:pPr>
             <w:r>
               <w:rPr>
-                <w:rFonts w:ascii="Times New Roman" w:hAnsi="Times New Roman"/>
+                <w:rFonts w:ascii="Georgia" w:hAnsi="Georgia"/>
                 <w:sz w:val="20"/>
               </w:rPr>
               <w:t xml:space="preserve">+0.14</w:t>
@@ -7679,7 +7679,7 @@
             </w:pPr>
             <w:r>
               <w:rPr>
-                <w:rFonts w:ascii="Times New Roman" w:hAnsi="Times New Roman"/>
+                <w:rFonts w:ascii="Georgia" w:hAnsi="Georgia"/>
                 <w:b/>
                 <w:bCs/>
                 <w:sz w:val="20"/>
@@ -7708,14 +7708,14 @@
             </w:pPr>
             <w:r>
               <w:rPr>
-                <w:rFonts w:ascii="Times New Roman" w:hAnsi="Times New Roman"/>
+                <w:rFonts w:ascii="Georgia" w:hAnsi="Georgia"/>
                 <w:sz w:val="20"/>
               </w:rPr>
               <w:t xml:space="preserve">mean</w:t>
             </w:r>
             <w:r>
               <w:rPr>
-                <w:rFonts w:ascii="Times New Roman" w:hAnsi="Times New Roman"/>
+                <w:rFonts w:ascii="Georgia" w:hAnsi="Georgia"/>
                 <w:sz w:val="20"/>
               </w:rPr>
               <w:t xml:space="preserve"> </w:t>
@@ -7727,14 +7727,14 @@
             </m:oMath>
             <w:r>
               <w:rPr>
-                <w:rFonts w:ascii="Times New Roman" w:hAnsi="Times New Roman"/>
+                <w:rFonts w:ascii="Georgia" w:hAnsi="Georgia"/>
                 <w:sz w:val="20"/>
               </w:rPr>
               <w:t xml:space="preserve"> </w:t>
             </w:r>
             <w:r>
               <w:rPr>
-                <w:rFonts w:ascii="Times New Roman" w:hAnsi="Times New Roman"/>
+                <w:rFonts w:ascii="Georgia" w:hAnsi="Georgia"/>
                 <w:sz w:val="20"/>
               </w:rPr>
               <w:t xml:space="preserve">= +0.41</w:t>
@@ -9550,7 +9550,7 @@
               <a:graphicData uri="http://schemas.openxmlformats.org/drawingml/2006/picture">
                 <pic:pic>
                   <pic:nvPicPr>
-                    <pic:cNvPr descr="C:/Users/apart/AppData/Local/Temp/html2doc_svg_Z9Rd3H/svg_2.png" id="46" name="Picture"/>
+                    <pic:cNvPr descr="C:/Users/apart/AppData/Local/Temp/html2doc_svg_z9EReJ/svg_2.png" id="46" name="Picture"/>
                     <pic:cNvPicPr>
                       <a:picLocks noChangeArrowheads="1" noChangeAspect="1"/>
                     </pic:cNvPicPr>
@@ -10184,7 +10184,7 @@
             </w:pPr>
             <w:r>
               <w:rPr>
-                <w:rFonts w:ascii="Times New Roman" w:hAnsi="Times New Roman"/>
+                <w:rFonts w:ascii="Georgia" w:hAnsi="Georgia"/>
                 <w:b/>
                 <w:sz w:val="19"/>
               </w:rPr>
@@ -10213,7 +10213,7 @@
             </w:pPr>
             <w:r>
               <w:rPr>
-                <w:rFonts w:ascii="Times New Roman" w:hAnsi="Times New Roman"/>
+                <w:rFonts w:ascii="Georgia" w:hAnsi="Georgia"/>
                 <w:b/>
                 <w:sz w:val="19"/>
               </w:rPr>
@@ -10243,7 +10243,7 @@
             </w:pPr>
             <w:r>
               <w:rPr>
-                <w:rFonts w:ascii="Times New Roman" w:hAnsi="Times New Roman"/>
+                <w:rFonts w:ascii="Georgia" w:hAnsi="Georgia"/>
                 <w:sz w:val="20"/>
               </w:rPr>
               <w:t xml:space="preserve">STEM</w:t>
@@ -10270,7 +10270,7 @@
             </w:pPr>
             <w:r>
               <w:rPr>
-                <w:rFonts w:ascii="Times New Roman" w:hAnsi="Times New Roman"/>
+                <w:rFonts w:ascii="Georgia" w:hAnsi="Georgia"/>
                 <w:sz w:val="20"/>
               </w:rPr>
               <w:t xml:space="preserve">Computer Science (algorithms); Physics (classical mechanics); Mathematics (linear algebra); Electrical Engineering (signal processing); Biology (molecular biology)</w:t>
@@ -10299,7 +10299,7 @@
             </w:pPr>
             <w:r>
               <w:rPr>
-                <w:rFonts w:ascii="Times New Roman" w:hAnsi="Times New Roman"/>
+                <w:rFonts w:ascii="Georgia" w:hAnsi="Georgia"/>
                 <w:sz w:val="20"/>
               </w:rPr>
               <w:t xml:space="preserve">Social sciences</w:t>
@@ -10326,7 +10326,7 @@
             </w:pPr>
             <w:r>
               <w:rPr>
-                <w:rFonts w:ascii="Times New Roman" w:hAnsi="Times New Roman"/>
+                <w:rFonts w:ascii="Georgia" w:hAnsi="Georgia"/>
                 <w:sz w:val="20"/>
               </w:rPr>
               <w:t xml:space="preserve">Economics (microeconomics); Political Science (international relations); Psychology (cognitive psychology)</w:t>
@@ -10355,7 +10355,7 @@
             </w:pPr>
             <w:r>
               <w:rPr>
-                <w:rFonts w:ascii="Times New Roman" w:hAnsi="Times New Roman"/>
+                <w:rFonts w:ascii="Georgia" w:hAnsi="Georgia"/>
                 <w:sz w:val="20"/>
               </w:rPr>
               <w:t xml:space="preserve">Humanities and law</w:t>
@@ -10382,7 +10382,7 @@
             </w:pPr>
             <w:r>
               <w:rPr>
-                <w:rFonts w:ascii="Times New Roman" w:hAnsi="Times New Roman"/>
+                <w:rFonts w:ascii="Georgia" w:hAnsi="Georgia"/>
                 <w:sz w:val="20"/>
               </w:rPr>
               <w:t xml:space="preserve">Philosophy (applied ethics); Law (constitutional law)</w:t>
@@ -10411,7 +10411,7 @@
             </w:pPr>
             <w:r>
               <w:rPr>
-                <w:rFonts w:ascii="Times New Roman" w:hAnsi="Times New Roman"/>
+                <w:rFonts w:ascii="Georgia" w:hAnsi="Georgia"/>
                 <w:sz w:val="20"/>
               </w:rPr>
               <w:t xml:space="preserve">Professional and education</w:t>
@@ -10438,7 +10438,7 @@
             </w:pPr>
             <w:r>
               <w:rPr>
-                <w:rFonts w:ascii="Times New Roman" w:hAnsi="Times New Roman"/>
+                <w:rFonts w:ascii="Georgia" w:hAnsi="Georgia"/>
                 <w:sz w:val="20"/>
               </w:rPr>
               <w:t xml:space="preserve">Business (organizational behavior); Education (educational technology)</w:t>
@@ -12305,7 +12305,7 @@
     </w:pPr>
     <w:r>
       <w:rPr>
-        <w:rFonts w:ascii="Times New Roman" w:hAnsi="Times New Roman"/>
+        <w:rFonts w:ascii="Georgia" w:hAnsi="Georgia"/>
         <w:sz w:val="20"/>
       </w:rPr>
       <w:fldChar w:fldCharType="begin"/>
@@ -13044,7 +13044,7 @@
       <w:spacing w:after="0" w:before="0" w:line="276" w:lineRule="auto"/>
     </w:pPr>
     <w:rPr>
-      <w:rFonts w:ascii="Times New Roman" w:hAnsi="Times New Roman"/>
+      <w:rFonts w:ascii="Georgia" w:hAnsi="Georgia"/>
       <w:b w:val="0"/>
       <w:i w:val="0"/>
       <w:sz w:val="22"/>
@@ -13109,7 +13109,7 @@
       <w:outlineLvl w:val="0"/>
     </w:pPr>
     <w:rPr>
-      <w:rFonts w:ascii="Times New Roman" w:asciiTheme="majorHAnsi" w:cstheme="majorBidi" w:eastAsiaTheme="majorEastAsia" w:hAnsi="Times New Roman" w:hAnsiTheme="majorHAnsi"/>
+      <w:rFonts w:ascii="Georgia" w:asciiTheme="majorHAnsi" w:cstheme="majorBidi" w:eastAsiaTheme="majorEastAsia" w:hAnsi="Georgia" w:hAnsiTheme="majorHAnsi"/>
       <w:b/>
       <w:bCs/>
       <w:i w:val="0"/>
@@ -13134,7 +13134,7 @@
       <w:outlineLvl w:val="1"/>
     </w:pPr>
     <w:rPr>
-      <w:rFonts w:ascii="Times New Roman" w:asciiTheme="majorHAnsi" w:cstheme="majorBidi" w:eastAsiaTheme="majorEastAsia" w:hAnsi="Times New Roman" w:hAnsiTheme="majorHAnsi"/>
+      <w:rFonts w:ascii="Georgia" w:asciiTheme="majorHAnsi" w:cstheme="majorBidi" w:eastAsiaTheme="majorEastAsia" w:hAnsi="Georgia" w:hAnsiTheme="majorHAnsi"/>
       <w:b/>
       <w:bCs/>
       <w:i w:val="0"/>
@@ -13159,7 +13159,7 @@
       <w:outlineLvl w:val="2"/>
     </w:pPr>
     <w:rPr>
-      <w:rFonts w:ascii="Times New Roman" w:asciiTheme="majorHAnsi" w:cstheme="majorBidi" w:eastAsiaTheme="majorEastAsia" w:hAnsi="Times New Roman" w:hAnsiTheme="majorHAnsi"/>
+      <w:rFonts w:ascii="Georgia" w:asciiTheme="majorHAnsi" w:cstheme="majorBidi" w:eastAsiaTheme="majorEastAsia" w:hAnsi="Georgia" w:hAnsiTheme="majorHAnsi"/>
       <w:b/>
       <w:bCs/>
       <w:i w:val="0"/>
@@ -13404,7 +13404,7 @@
       <w:jc w:val="center"/>
     </w:pPr>
     <w:rPr>
-      <w:rFonts w:ascii="Times New Roman" w:asciiTheme="majorHAnsi" w:cstheme="majorBidi" w:eastAsiaTheme="majorEastAsia" w:hAnsi="Times New Roman" w:hAnsiTheme="majorHAnsi"/>
+      <w:rFonts w:ascii="Georgia" w:asciiTheme="majorHAnsi" w:cstheme="majorBidi" w:eastAsiaTheme="majorEastAsia" w:hAnsi="Georgia" w:hAnsiTheme="majorHAnsi"/>
       <w:b/>
       <w:i w:val="0"/>
       <w:color w:themeColor="text2" w:themeShade="BF" w:val="17365D"/>
@@ -13446,7 +13446,7 @@
       <w:jc w:val="center"/>
     </w:pPr>
     <w:rPr>
-      <w:rFonts w:ascii="Times New Roman" w:asciiTheme="majorHAnsi" w:cstheme="majorBidi" w:eastAsiaTheme="majorEastAsia" w:hAnsi="Times New Roman" w:hAnsiTheme="majorHAnsi"/>
+      <w:rFonts w:ascii="Georgia" w:asciiTheme="majorHAnsi" w:cstheme="majorBidi" w:eastAsiaTheme="majorEastAsia" w:hAnsi="Georgia" w:hAnsiTheme="majorHAnsi"/>
       <w:b w:val="0"/>
       <w:i w:val="0"/>
       <w:iCs/>
@@ -13497,7 +13497,7 @@
       <w:jc w:val="both"/>
     </w:pPr>
     <w:rPr>
-      <w:rFonts w:ascii="Times New Roman" w:hAnsi="Times New Roman"/>
+      <w:rFonts w:ascii="Georgia" w:hAnsi="Georgia"/>
       <w:b w:val="0"/>
       <w:i w:val="0"/>
       <w:sz w:val="22"/>
@@ -24763,7 +24763,7 @@
       <w:jc w:val="both"/>
     </w:pPr>
     <w:rPr>
-      <w:rFonts w:ascii="Times New Roman" w:hAnsi="Times New Roman"/>
+      <w:rFonts w:ascii="Georgia" w:hAnsi="Georgia"/>
       <w:b w:val="0"/>
       <w:i w:val="0"/>
       <w:sz w:val="22"/>
@@ -24779,7 +24779,7 @@
       <w:jc w:val="both"/>
     </w:pPr>
     <w:rPr>
-      <w:rFonts w:ascii="Times New Roman" w:hAnsi="Times New Roman"/>
+      <w:rFonts w:ascii="Georgia" w:hAnsi="Georgia"/>
       <w:b w:val="0"/>
       <w:i w:val="0"/>
       <w:sz w:val="22"/>
@@ -24795,7 +24795,7 @@
       <w:jc w:val="center"/>
     </w:pPr>
     <w:rPr>
-      <w:rFonts w:ascii="Times New Roman" w:hAnsi="Times New Roman"/>
+      <w:rFonts w:ascii="Georgia" w:hAnsi="Georgia"/>
       <w:b/>
       <w:i w:val="0"/>
       <w:sz w:val="22"/>
@@ -24811,7 +24811,7 @@
       <w:jc w:val="both"/>
     </w:pPr>
     <w:rPr>
-      <w:rFonts w:ascii="Times New Roman" w:hAnsi="Times New Roman"/>
+      <w:rFonts w:ascii="Georgia" w:hAnsi="Georgia"/>
       <w:b w:val="0"/>
       <w:i w:val="0"/>
       <w:sz w:val="22"/>
@@ -24826,7 +24826,7 @@
       <w:jc w:val="center"/>
     </w:pPr>
     <w:rPr>
-      <w:rFonts w:ascii="Times New Roman" w:hAnsi="Times New Roman"/>
+      <w:rFonts w:ascii="Georgia" w:hAnsi="Georgia"/>
       <w:b w:val="0"/>
       <w:i/>
       <w:sz w:val="19"/>
@@ -24841,7 +24841,7 @@
       <w:jc w:val="center"/>
     </w:pPr>
     <w:rPr>
-      <w:rFonts w:ascii="Times New Roman" w:hAnsi="Times New Roman"/>
+      <w:rFonts w:ascii="Georgia" w:hAnsi="Georgia"/>
       <w:b w:val="0"/>
       <w:i/>
       <w:sz w:val="19"/>
@@ -24871,7 +24871,7 @@
       <w:jc w:val="both"/>
     </w:pPr>
     <w:rPr>
-      <w:rFonts w:ascii="Times New Roman" w:hAnsi="Times New Roman"/>
+      <w:rFonts w:ascii="Georgia" w:hAnsi="Georgia"/>
       <w:b w:val="0"/>
       <w:i w:val="0"/>
       <w:sz w:val="20"/>

--- a/docs/coreasoning.docx
+++ b/docs/coreasoning.docx
@@ -629,7 +629,7 @@
               <a:graphicData uri="http://schemas.openxmlformats.org/drawingml/2006/picture">
                 <pic:pic>
                   <pic:nvPicPr>
-                    <pic:cNvPr descr="C:/Users/apart/AppData/Local/Temp/html2doc_svg_z9EReJ/svg_0.png" id="12" name="Picture"/>
+                    <pic:cNvPr descr="C:/Users/apart/AppData/Local/Temp/html2doc_svg_TcfdV3/svg_0.png" id="12" name="Picture"/>
                     <pic:cNvPicPr>
                       <a:picLocks noChangeArrowheads="1" noChangeAspect="1"/>
                     </pic:cNvPicPr>
@@ -1698,7 +1698,7 @@
               <a:graphicData uri="http://schemas.openxmlformats.org/drawingml/2006/picture">
                 <pic:pic>
                   <pic:nvPicPr>
-                    <pic:cNvPr descr="C:/Users/apart/AppData/Local/Temp/html2doc_svg_z9EReJ/svg_1.png" id="17" name="Picture"/>
+                    <pic:cNvPr descr="C:/Users/apart/AppData/Local/Temp/html2doc_svg_TcfdV3/svg_1.png" id="17" name="Picture"/>
                     <pic:cNvPicPr>
                       <a:picLocks noChangeArrowheads="1" noChangeAspect="1"/>
                     </pic:cNvPicPr>
@@ -9550,7 +9550,7 @@
               <a:graphicData uri="http://schemas.openxmlformats.org/drawingml/2006/picture">
                 <pic:pic>
                   <pic:nvPicPr>
-                    <pic:cNvPr descr="C:/Users/apart/AppData/Local/Temp/html2doc_svg_z9EReJ/svg_2.png" id="46" name="Picture"/>
+                    <pic:cNvPr descr="C:/Users/apart/AppData/Local/Temp/html2doc_svg_TcfdV3/svg_2.png" id="46" name="Picture"/>
                     <pic:cNvPicPr>
                       <a:picLocks noChangeArrowheads="1" noChangeAspect="1"/>
                     </pic:cNvPicPr>

--- a/docs/coreasoning.docx
+++ b/docs/coreasoning.docx
@@ -629,7 +629,7 @@
               <a:graphicData uri="http://schemas.openxmlformats.org/drawingml/2006/picture">
                 <pic:pic>
                   <pic:nvPicPr>
-                    <pic:cNvPr descr="C:/Users/apart/AppData/Local/Temp/html2doc_svg_TcfdV3/svg_0.png" id="12" name="Picture"/>
+                    <pic:cNvPr descr="C:/Users/apart/AppData/Local/Temp/html2doc_svg_GRV8Be/svg_0.png" id="12" name="Picture"/>
                     <pic:cNvPicPr>
                       <a:picLocks noChangeArrowheads="1" noChangeAspect="1"/>
                     </pic:cNvPicPr>
@@ -758,6 +758,7 @@
           <w:ilvl w:val="0"/>
           <w:numId w:val="1001"/>
         </w:numPr>
+        <w:ind w:left="360" w:hanging="259"/>
         <w:jc w:val="both"/>
         <w:keepNext w:val="0"/>
         <w:keepLines w:val="0"/>
@@ -812,6 +813,7 @@
           <w:ilvl w:val="0"/>
           <w:numId w:val="1001"/>
         </w:numPr>
+        <w:ind w:left="360" w:hanging="259"/>
         <w:jc w:val="both"/>
         <w:keepNext w:val="0"/>
         <w:keepLines w:val="0"/>
@@ -850,6 +852,7 @@
           <w:ilvl w:val="0"/>
           <w:numId w:val="1001"/>
         </w:numPr>
+        <w:ind w:left="360" w:hanging="259"/>
         <w:jc w:val="both"/>
         <w:keepNext w:val="0"/>
         <w:keepLines w:val="0"/>
@@ -920,6 +923,7 @@
           <w:ilvl w:val="0"/>
           <w:numId w:val="1002"/>
         </w:numPr>
+        <w:ind w:left="360" w:hanging="259"/>
         <w:jc w:val="both"/>
         <w:keepNext w:val="0"/>
         <w:keepLines w:val="0"/>
@@ -964,6 +968,7 @@
           <w:ilvl w:val="0"/>
           <w:numId w:val="1002"/>
         </w:numPr>
+        <w:ind w:left="360" w:hanging="259"/>
         <w:jc w:val="both"/>
         <w:keepNext w:val="0"/>
         <w:keepLines w:val="0"/>
@@ -1008,6 +1013,7 @@
           <w:ilvl w:val="0"/>
           <w:numId w:val="1002"/>
         </w:numPr>
+        <w:ind w:left="360" w:hanging="259"/>
         <w:jc w:val="both"/>
         <w:keepNext w:val="0"/>
         <w:keepLines w:val="0"/>
@@ -1052,6 +1058,7 @@
           <w:ilvl w:val="0"/>
           <w:numId w:val="1002"/>
         </w:numPr>
+        <w:ind w:left="360" w:hanging="259"/>
         <w:jc w:val="both"/>
         <w:keepNext w:val="0"/>
         <w:keepLines w:val="0"/>
@@ -1084,6 +1091,7 @@
           <w:ilvl w:val="0"/>
           <w:numId w:val="1002"/>
         </w:numPr>
+        <w:ind w:left="360" w:hanging="259"/>
         <w:jc w:val="both"/>
         <w:keepNext w:val="0"/>
         <w:keepLines w:val="0"/>
@@ -1128,6 +1136,7 @@
           <w:ilvl w:val="0"/>
           <w:numId w:val="1002"/>
         </w:numPr>
+        <w:ind w:left="360" w:hanging="259"/>
         <w:jc w:val="both"/>
         <w:keepNext w:val="0"/>
         <w:keepLines w:val="0"/>
@@ -1539,6 +1548,7 @@
           <w:ilvl w:val="0"/>
           <w:numId w:val="1003"/>
         </w:numPr>
+        <w:ind w:left="360" w:hanging="259"/>
         <w:jc w:val="both"/>
         <w:keepNext w:val="0"/>
         <w:keepLines w:val="0"/>
@@ -1571,6 +1581,7 @@
           <w:ilvl w:val="0"/>
           <w:numId w:val="1003"/>
         </w:numPr>
+        <w:ind w:left="360" w:hanging="259"/>
         <w:jc w:val="both"/>
         <w:keepNext w:val="0"/>
         <w:keepLines w:val="0"/>
@@ -1603,6 +1614,7 @@
           <w:ilvl w:val="0"/>
           <w:numId w:val="1003"/>
         </w:numPr>
+        <w:ind w:left="360" w:hanging="259"/>
         <w:jc w:val="both"/>
         <w:keepNext w:val="0"/>
         <w:keepLines w:val="0"/>
@@ -1698,7 +1710,7 @@
               <a:graphicData uri="http://schemas.openxmlformats.org/drawingml/2006/picture">
                 <pic:pic>
                   <pic:nvPicPr>
-                    <pic:cNvPr descr="C:/Users/apart/AppData/Local/Temp/html2doc_svg_TcfdV3/svg_1.png" id="17" name="Picture"/>
+                    <pic:cNvPr descr="C:/Users/apart/AppData/Local/Temp/html2doc_svg_GRV8Be/svg_1.png" id="17" name="Picture"/>
                     <pic:cNvPicPr>
                       <a:picLocks noChangeArrowheads="1" noChangeAspect="1"/>
                     </pic:cNvPicPr>
@@ -1733,61 +1745,31 @@
     </w:p>
     <w:p>
       <w:pPr>
-        <w:pStyle w:val="ImageCaption"/>
         <w:spacing w:before="80" w:after="120" w:line="240" w:lineRule="auto"/>
-        <w:jc w:val="center"/>
         <w:keepNext w:val="0"/>
         <w:keepLines/>
         <w:widowControl w:val="1"/>
       </w:pPr>
       <w:r>
         <w:rPr>
+          <w:b/>
           <w:i/>
-          <w:iCs/>
-        </w:rPr>
-        <w:t xml:space="preserve">Figure 2. The CoReasoning loop. An upstream task definition (Framing, a self-regulated-learning</w:t>
-      </w:r>
-      <w:r>
-        <w:rPr>
+        </w:rPr>
+        <w:t>Figure 2.</w:t>
+      </w:r>
+      <w:r>
+        <w:rPr>
+          <w:b w:val="0"/>
           <w:i/>
-          <w:iCs/>
-        </w:rPr>
-        <w:t xml:space="preserve"> </w:t>
-      </w:r>
-      <w:r>
-        <w:rPr>
+        </w:rPr>
+        <w:t xml:space="preserve"> </w:t>
+      </w:r>
+      <w:r>
+        <w:rPr>
+          <w:b w:val="0"/>
           <w:i/>
-          <w:iCs/>
-        </w:rPr>
-        <w:t xml:space="preserve">forethought activity) sets the standards against which a metacognitive monitor-control cycle (Judging</w:t>
-      </w:r>
-      <w:r>
-        <w:rPr>
-          <w:i/>
-          <w:iCs/>
-        </w:rPr>
-        <w:t xml:space="preserve"> </w:t>
-      </w:r>
-      <w:r>
-        <w:rPr>
-          <w:i/>
-          <w:iCs/>
-        </w:rPr>
-        <w:t xml:space="preserve">then Steering) supervises a fallible AI at the object level. Judging is the monitor's read-out;</w:t>
-      </w:r>
-      <w:r>
-        <w:rPr>
-          <w:i/>
-          <w:iCs/>
-        </w:rPr>
-        <w:t xml:space="preserve"> </w:t>
-      </w:r>
-      <w:r>
-        <w:rPr>
-          <w:i/>
-          <w:iCs/>
-        </w:rPr>
-        <w:t xml:space="preserve">Steering is the controller's write.</w:t>
+        </w:rPr>
+        <w:t>The CoReasoning loop. An upstream task definition (Framing, a self-regulated-learning forethought activity) sets the standards against which a metacognitive monitor-control cycle (Judging then Steering) supervises a fallible AI at the object level. Judging is the monitor's read-out; Steering is the controller's write.</w:t>
       </w:r>
     </w:p>
     <w:bookmarkEnd w:id="18"/>
@@ -2526,6 +2508,7 @@
           <w:ilvl w:val="0"/>
           <w:numId w:val="1004"/>
         </w:numPr>
+        <w:ind w:left="360" w:hanging="259"/>
         <w:jc w:val="both"/>
         <w:keepNext w:val="0"/>
         <w:keepLines w:val="0"/>
@@ -2564,6 +2547,7 @@
           <w:ilvl w:val="0"/>
           <w:numId w:val="1004"/>
         </w:numPr>
+        <w:ind w:left="360" w:hanging="259"/>
         <w:jc w:val="both"/>
         <w:keepNext w:val="0"/>
         <w:keepLines w:val="0"/>
@@ -2602,6 +2586,7 @@
           <w:ilvl w:val="0"/>
           <w:numId w:val="1004"/>
         </w:numPr>
+        <w:ind w:left="360" w:hanging="259"/>
         <w:jc w:val="both"/>
         <w:keepNext w:val="0"/>
         <w:keepLines w:val="0"/>
@@ -2640,6 +2625,7 @@
           <w:ilvl w:val="0"/>
           <w:numId w:val="1004"/>
         </w:numPr>
+        <w:ind w:left="360" w:hanging="259"/>
         <w:jc w:val="both"/>
         <w:keepNext w:val="0"/>
         <w:keepLines w:val="0"/>
@@ -2672,6 +2658,7 @@
           <w:ilvl w:val="0"/>
           <w:numId w:val="1004"/>
         </w:numPr>
+        <w:ind w:left="360" w:hanging="259"/>
         <w:jc w:val="both"/>
         <w:keepNext w:val="0"/>
         <w:keepLines w:val="0"/>
@@ -3285,9 +3272,7 @@
     </w:p>
     <w:p>
       <w:pPr>
-        <w:pStyle w:val="TableCaption"/>
-        <w:spacing w:before="160" w:after="60" w:line="240" w:lineRule="auto"/>
-        <w:jc w:val="center"/>
+        <w:spacing w:before="280" w:after="60" w:line="240" w:lineRule="auto"/>
         <w:keepNext/>
         <w:keepLines/>
         <w:widowControl w:val="1"/>
@@ -3295,9 +3280,23 @@
       <w:r>
         <w:rPr>
           <w:b/>
-          <w:bCs/>
-        </w:rPr>
-        <w:t xml:space="preserve">Table 1. Where prior frameworks place the three CoReasoning skills.</w:t>
+          <w:i/>
+        </w:rPr>
+        <w:t>Table 1.</w:t>
+      </w:r>
+      <w:r>
+        <w:rPr>
+          <w:b w:val="0"/>
+          <w:i/>
+        </w:rPr>
+        <w:t xml:space="preserve"> </w:t>
+      </w:r>
+      <w:r>
+        <w:rPr>
+          <w:b w:val="0"/>
+          <w:i/>
+        </w:rPr>
+        <w:t>Where prior frameworks place the three CoReasoning skills.</w:t>
       </w:r>
     </w:p>
     <w:tbl>
@@ -4045,7 +4044,7 @@
     <w:p>
       <w:pPr>
         <w:pStyle w:val="BodyText"/>
-        <w:spacing w:before="160"/>
+        <w:spacing w:before="240"/>
         <w:jc w:val="both"/>
         <w:keepNext w:val="0"/>
         <w:keepLines w:val="0"/>
@@ -4763,6 +4762,7 @@
           <w:ilvl w:val="0"/>
           <w:numId w:val="1005"/>
         </w:numPr>
+        <w:ind w:left="360" w:hanging="259"/>
         <w:jc w:val="both"/>
         <w:keepNext w:val="0"/>
         <w:keepLines w:val="0"/>
@@ -4801,6 +4801,7 @@
           <w:ilvl w:val="0"/>
           <w:numId w:val="1005"/>
         </w:numPr>
+        <w:ind w:left="360" w:hanging="259"/>
         <w:jc w:val="both"/>
         <w:keepNext w:val="0"/>
         <w:keepLines w:val="0"/>
@@ -4827,6 +4828,7 @@
           <w:ilvl w:val="0"/>
           <w:numId w:val="1005"/>
         </w:numPr>
+        <w:ind w:left="360" w:hanging="259"/>
         <w:jc w:val="both"/>
         <w:keepNext w:val="0"/>
         <w:keepLines w:val="0"/>
@@ -4903,6 +4905,7 @@
           <w:ilvl w:val="0"/>
           <w:numId w:val="1005"/>
         </w:numPr>
+        <w:ind w:left="360" w:hanging="259"/>
         <w:jc w:val="both"/>
         <w:keepNext w:val="0"/>
         <w:keepLines w:val="0"/>
@@ -5784,9 +5787,7 @@
     </w:p>
     <w:p>
       <w:pPr>
-        <w:pStyle w:val="TableCaption"/>
-        <w:spacing w:before="160" w:after="60" w:line="240" w:lineRule="auto"/>
-        <w:jc w:val="center"/>
+        <w:spacing w:before="280" w:after="60" w:line="240" w:lineRule="auto"/>
         <w:keepNext/>
         <w:keepLines/>
         <w:widowControl w:val="1"/>
@@ -5794,9 +5795,23 @@
       <w:r>
         <w:rPr>
           <w:b/>
-          <w:bCs/>
-        </w:rPr>
-        <w:t xml:space="preserve">Table 2. Effect on each skill's grade of manipulating each skill's competence (grade Δ, strong − weak; N=80).</w:t>
+          <w:i/>
+        </w:rPr>
+        <w:t>Table 2.</w:t>
+      </w:r>
+      <w:r>
+        <w:rPr>
+          <w:b w:val="0"/>
+          <w:i/>
+        </w:rPr>
+        <w:t xml:space="preserve"> </w:t>
+      </w:r>
+      <w:r>
+        <w:rPr>
+          <w:b w:val="0"/>
+          <w:i/>
+        </w:rPr>
+        <w:t>Effect on each skill's grade of manipulating each skill's competence (grade Δ, strong − weak; N=80).</w:t>
       </w:r>
     </w:p>
     <w:tbl>
@@ -6288,7 +6303,7 @@
     <w:p>
       <w:pPr>
         <w:pStyle w:val="BodyText"/>
-        <w:spacing w:before="160"/>
+        <w:spacing w:before="240"/>
         <w:jc w:val="both"/>
         <w:keepNext w:val="0"/>
         <w:keepLines w:val="0"/>
@@ -6881,9 +6896,7 @@
     </w:p>
     <w:p>
       <w:pPr>
-        <w:pStyle w:val="TableCaption"/>
-        <w:spacing w:before="160" w:after="60" w:line="240" w:lineRule="auto"/>
-        <w:jc w:val="center"/>
+        <w:spacing w:before="280" w:after="60" w:line="240" w:lineRule="auto"/>
         <w:keepNext/>
         <w:keepLines/>
         <w:widowControl w:val="1"/>
@@ -6891,39 +6904,23 @@
       <w:r>
         <w:rPr>
           <w:b/>
-          <w:bCs/>
-        </w:rPr>
-        <w:t xml:space="preserve">Table 3. Multitrait-multimethod validity.</w:t>
-      </w:r>
-      <w:r>
-        <w:t xml:space="preserve"> </w:t>
-      </w:r>
-      <w:r>
-        <w:t xml:space="preserve">Panel A: convergent agreement of the same skill across</w:t>
-      </w:r>
-      <w:r>
-        <w:t xml:space="preserve"> </w:t>
-      </w:r>
-      <w:r>
-        <w:t xml:space="preserve">the three grader backends (mean pairwise per-learner rank correlation on the 40 shared transcripts).</w:t>
-      </w:r>
-      <w:r>
-        <w:t xml:space="preserve"> </w:t>
-      </w:r>
-      <w:r>
-        <w:t xml:space="preserve">Panel B: inter-skill grade correlation by population, showing the instrument recovers the population's</w:t>
-      </w:r>
-      <w:r>
-        <w:t xml:space="preserve"> </w:t>
-      </w:r>
-      <w:r>
-        <w:t xml:space="preserve">dependence structure (discriminant on the full crossed design, convergent on the n=20 all-strong and</w:t>
-      </w:r>
-      <w:r>
-        <w:t xml:space="preserve"> </w:t>
-      </w:r>
-      <w:r>
-        <w:t xml:space="preserve">all-weak learners whose three competences share one level).</w:t>
+          <w:i/>
+        </w:rPr>
+        <w:t>Table 3.</w:t>
+      </w:r>
+      <w:r>
+        <w:rPr>
+          <w:b w:val="0"/>
+          <w:i/>
+        </w:rPr>
+        <w:t xml:space="preserve"> </w:t>
+      </w:r>
+      <w:r>
+        <w:rPr>
+          <w:b w:val="0"/>
+          <w:i/>
+        </w:rPr>
+        <w:t>Multitrait-multimethod validity. Panel A: convergent agreement of the same skill across the three grader backends (mean pairwise per-learner rank correlation on the 40 shared transcripts). Panel B: inter-skill grade correlation by population, showing the instrument recovers the population's dependence structure (discriminant on the full crossed design, convergent on the n=20 all-strong and all-weak learners whose three competences share one level).</w:t>
       </w:r>
     </w:p>
     <w:tbl>
@@ -7746,7 +7743,7 @@
     <w:p>
       <w:pPr>
         <w:pStyle w:val="BodyText"/>
-        <w:spacing w:before="160"/>
+        <w:spacing w:before="240"/>
         <w:jc w:val="both"/>
         <w:keepNext w:val="0"/>
         <w:keepLines w:val="0"/>
@@ -7945,61 +7942,31 @@
     </w:p>
     <w:p>
       <w:pPr>
-        <w:pStyle w:val="ImageCaption"/>
         <w:spacing w:before="80" w:after="120" w:line="240" w:lineRule="auto"/>
-        <w:jc w:val="center"/>
         <w:keepNext w:val="0"/>
         <w:keepLines/>
         <w:widowControl w:val="1"/>
       </w:pPr>
       <w:r>
         <w:rPr>
+          <w:b/>
           <w:i/>
-          <w:iCs/>
-        </w:rPr>
-        <w:t xml:space="preserve">Figure 3. Effect of manipulating each skill's competence (columns) on each skill's grade (rows). Each</w:t>
-      </w:r>
-      <w:r>
-        <w:rPr>
+        </w:rPr>
+        <w:t>Figure 3.</w:t>
+      </w:r>
+      <w:r>
+        <w:rPr>
+          <w:b w:val="0"/>
           <w:i/>
-          <w:iCs/>
-        </w:rPr>
-        <w:t xml:space="preserve"> </w:t>
-      </w:r>
-      <w:r>
-        <w:rPr>
+        </w:rPr>
+        <w:t xml:space="preserve"> </w:t>
+      </w:r>
+      <w:r>
+        <w:rPr>
+          <w:b w:val="0"/>
           <w:i/>
-          <w:iCs/>
-        </w:rPr>
-        <w:t xml:space="preserve">cell is the grade change (strong minus weak) on the 3-point scale (A=3, B=2, C=1); warmer cells are</w:t>
-      </w:r>
-      <w:r>
-        <w:rPr>
-          <w:i/>
-          <w:iCs/>
-        </w:rPr>
-        <w:t xml:space="preserve"> </w:t>
-      </w:r>
-      <w:r>
-        <w:rPr>
-          <w:i/>
-          <w:iCs/>
-        </w:rPr>
-        <w:t xml:space="preserve">larger positive effects. The diagonal (own-skill effect) dominates; off-diagonal (cross-skill) effects</w:t>
-      </w:r>
-      <w:r>
-        <w:rPr>
-          <w:i/>
-          <w:iCs/>
-        </w:rPr>
-        <w:t xml:space="preserve"> </w:t>
-      </w:r>
-      <w:r>
-        <w:rPr>
-          <w:i/>
-          <w:iCs/>
-        </w:rPr>
-        <w:t xml:space="preserve">are near zero.</w:t>
+        </w:rPr>
+        <w:t>Effect of manipulating each skill's competence (columns) on each skill's grade (rows). Each cell is the grade change (strong minus weak) on the 3-point scale (A=3, B=2, C=1); warmer cells are larger positive effects. The diagonal (own-skill effect) dominates; off-diagonal (cross-skill) effects are near zero.</w:t>
       </w:r>
     </w:p>
     <w:p>
@@ -8055,33 +8022,31 @@
     </w:p>
     <w:p>
       <w:pPr>
-        <w:pStyle w:val="ImageCaption"/>
         <w:spacing w:before="80" w:after="120" w:line="240" w:lineRule="auto"/>
-        <w:jc w:val="center"/>
         <w:keepNext w:val="0"/>
         <w:keepLines/>
         <w:widowControl w:val="1"/>
       </w:pPr>
       <w:r>
         <w:rPr>
+          <w:b/>
           <w:i/>
-          <w:iCs/>
-        </w:rPr>
-        <w:t xml:space="preserve">Figure 4. Mean per-skill grade for five competence profiles. Judging reaches A only when judging is</w:t>
-      </w:r>
-      <w:r>
-        <w:rPr>
+        </w:rPr>
+        <w:t>Figure 4.</w:t>
+      </w:r>
+      <w:r>
+        <w:rPr>
+          <w:b w:val="0"/>
           <w:i/>
-          <w:iCs/>
-        </w:rPr>
-        <w:t xml:space="preserve"> </w:t>
-      </w:r>
-      <w:r>
-        <w:rPr>
+        </w:rPr>
+        <w:t xml:space="preserve"> </w:t>
+      </w:r>
+      <w:r>
+        <w:rPr>
+          <w:b w:val="0"/>
           <w:i/>
-          <w:iCs/>
-        </w:rPr>
-        <w:t xml:space="preserve">strong, regardless of framing or steering; each skill responds to its own competence.</w:t>
+        </w:rPr>
+        <w:t>Mean per-skill grade for five competence profiles. Judging reaches A only when judging is strong, regardless of framing or steering; each skill responds to its own competence.</w:t>
       </w:r>
     </w:p>
     <w:p>
@@ -9311,74 +9276,31 @@
     </w:p>
     <w:p>
       <w:pPr>
-        <w:pStyle w:val="BodyText"/>
-        <w:jc w:val="both"/>
+        <w:spacing w:before="80" w:after="120" w:line="240" w:lineRule="auto"/>
         <w:keepNext w:val="0"/>
-        <w:keepLines w:val="0"/>
+        <w:keepLines/>
         <w:widowControl w:val="1"/>
       </w:pPr>
       <w:r>
         <w:rPr>
+          <w:b/>
           <w:i/>
-          <w:iCs/>
-        </w:rPr>
-        <w:t xml:space="preserve">Figure A1. Screenshot of the running platform: a learner's challenge run at the Framing phase. The</w:t>
-      </w:r>
-      <w:r>
-        <w:rPr>
+        </w:rPr>
+        <w:t>Figure A1.</w:t>
+      </w:r>
+      <w:r>
+        <w:rPr>
+          <w:b w:val="0"/>
           <w:i/>
-          <w:iCs/>
-        </w:rPr>
-        <w:t xml:space="preserve"> </w:t>
-      </w:r>
-      <w:r>
-        <w:rPr>
+        </w:rPr>
+        <w:t xml:space="preserve"> </w:t>
+      </w:r>
+      <w:r>
+        <w:rPr>
+          <w:b w:val="0"/>
           <w:i/>
-          <w:iCs/>
-        </w:rPr>
-        <w:t xml:space="preserve">engine has generated an ill-defined problem (here, an AI hiring-screening task), and the learner</w:t>
-      </w:r>
-      <w:r>
-        <w:rPr>
-          <w:i/>
-          <w:iCs/>
-        </w:rPr>
-        <w:t xml:space="preserve"> </w:t>
-      </w:r>
-      <w:r>
-        <w:rPr>
-          <w:i/>
-          <w:iCs/>
-        </w:rPr>
-        <w:t xml:space="preserve">specifies refinements before any solution is produced. The two-phase structure is explicit in the</w:t>
-      </w:r>
-      <w:r>
-        <w:rPr>
-          <w:i/>
-          <w:iCs/>
-        </w:rPr>
-        <w:t xml:space="preserve"> </w:t>
-      </w:r>
-      <w:r>
-        <w:rPr>
-          <w:i/>
-          <w:iCs/>
-        </w:rPr>
-        <w:t xml:space="preserve">interface, Phase 1 (Framing) and Phase 2 (the Judge-Steer cycle), and each skill is scored and given</w:t>
-      </w:r>
-      <w:r>
-        <w:rPr>
-          <w:i/>
-          <w:iCs/>
-        </w:rPr>
-        <w:t xml:space="preserve"> </w:t>
-      </w:r>
-      <w:r>
-        <w:rPr>
-          <w:i/>
-          <w:iCs/>
-        </w:rPr>
-        <w:t xml:space="preserve">feedback independently.</w:t>
+        </w:rPr>
+        <w:t>Screenshot of the running platform: a learner's challenge run at the Framing phase. The engine has generated an ill-defined problem (here, an AI hiring-screening task), and the learner specifies refinements before any solution is produced. The two-phase structure is explicit in the interface, Phase 1 (Framing) and Phase 2 (the Judge-Steer cycle), and each skill is scored and given feedback independently.</w:t>
       </w:r>
     </w:p>
     <w:p>
@@ -9476,60 +9398,31 @@
     </w:p>
     <w:p>
       <w:pPr>
-        <w:pStyle w:val="BodyText"/>
-        <w:jc w:val="both"/>
+        <w:spacing w:before="80" w:after="120" w:line="240" w:lineRule="auto"/>
         <w:keepNext w:val="0"/>
-        <w:keepLines w:val="0"/>
+        <w:keepLines/>
         <w:widowControl w:val="1"/>
       </w:pPr>
       <w:r>
         <w:rPr>
+          <w:b/>
           <w:i/>
-          <w:iCs/>
-        </w:rPr>
-        <w:t xml:space="preserve">Figure A2. Screenshot of the running platform: the instructor course-analytics view. Grade</w:t>
-      </w:r>
-      <w:r>
-        <w:rPr>
+        </w:rPr>
+        <w:t>Figure A2.</w:t>
+      </w:r>
+      <w:r>
+        <w:rPr>
+          <w:b w:val="0"/>
           <w:i/>
-          <w:iCs/>
-        </w:rPr>
-        <w:t xml:space="preserve"> </w:t>
-      </w:r>
-      <w:r>
-        <w:rPr>
+        </w:rPr>
+        <w:t xml:space="preserve"> </w:t>
+      </w:r>
+      <w:r>
+        <w:rPr>
+          <w:b w:val="0"/>
           <w:i/>
-          <w:iCs/>
-        </w:rPr>
-        <w:t xml:space="preserve">distribution is broken out into separate Framing, Judging, and Steering panels, and the per-student</w:t>
-      </w:r>
-      <w:r>
-        <w:rPr>
-          <w:i/>
-          <w:iCs/>
-        </w:rPr>
-        <w:t xml:space="preserve"> </w:t>
-      </w:r>
-      <w:r>
-        <w:rPr>
-          <w:i/>
-          <w:iCs/>
-        </w:rPr>
-        <w:t xml:space="preserve">results list the three skills as distinct columns, the interface-level expression of the framework's</w:t>
-      </w:r>
-      <w:r>
-        <w:rPr>
-          <w:i/>
-          <w:iCs/>
-        </w:rPr>
-        <w:t xml:space="preserve"> </w:t>
-      </w:r>
-      <w:r>
-        <w:rPr>
-          <w:i/>
-          <w:iCs/>
-        </w:rPr>
-        <w:t xml:space="preserve">central claim that productive AI use is not one skill but three.</w:t>
+        </w:rPr>
+        <w:t>Screenshot of the running platform: the instructor course-analytics view. Grade distribution is broken out into separate Framing, Judging, and Steering panels, and the per-student results list the three skills as distinct columns, the interface-level expression of the framework's central claim that productive AI use is not one skill but three.</w:t>
       </w:r>
     </w:p>
     <w:p>
@@ -9550,7 +9443,7 @@
               <a:graphicData uri="http://schemas.openxmlformats.org/drawingml/2006/picture">
                 <pic:pic>
                   <pic:nvPicPr>
-                    <pic:cNvPr descr="C:/Users/apart/AppData/Local/Temp/html2doc_svg_TcfdV3/svg_2.png" id="46" name="Picture"/>
+                    <pic:cNvPr descr="C:/Users/apart/AppData/Local/Temp/html2doc_svg_GRV8Be/svg_2.png" id="46" name="Picture"/>
                     <pic:cNvPicPr>
                       <a:picLocks noChangeArrowheads="1" noChangeAspect="1"/>
                     </pic:cNvPicPr>
@@ -9585,6 +9478,166 @@
     </w:p>
     <w:p>
       <w:pPr>
+        <w:spacing w:before="80" w:after="120" w:line="240" w:lineRule="auto"/>
+        <w:keepNext w:val="0"/>
+        <w:keepLines/>
+        <w:widowControl w:val="1"/>
+      </w:pPr>
+      <w:r>
+        <w:rPr>
+          <w:b/>
+          <w:i/>
+        </w:rPr>
+        <w:t>Figure A3.</w:t>
+      </w:r>
+      <w:r>
+        <w:rPr>
+          <w:b w:val="0"/>
+          <w:i/>
+        </w:rPr>
+        <w:t xml:space="preserve"> </w:t>
+      </w:r>
+      <w:r>
+        <w:rPr>
+          <w:b w:val="0"/>
+          <w:i/>
+        </w:rPr>
+        <w:t>The sixteen-prompt engine in two phases. In authoring, the instructor names a subject and the engine generates the ill-defined problem (prompt 01), three per-skill rubrics and a gold framing (02, 14), and a deliberately flawed AI solution carrying seeded issues (03). In assessment, each learner response is scored against a different referent: Framing against the gold framing and rubric (08), Judging against the seeded issues (09), and Steering against the corrected trajectory after the output is re-run (04, 10); a single grader prompt (11) then assigns each skill its own grade, and the three feed the per-student report and course analytics. Because the three evaluation prompts interrogate different referents, the grades are produced independently rather than as one global impression.</w:t>
+      </w:r>
+    </w:p>
+    <w:bookmarkEnd w:id="47"/>
+    <w:bookmarkStart w:id="48" w:name="appendix-b-robustness-and-ablations"/>
+    <w:p>
+      <w:pPr>
+        <w:pStyle w:val="Heading2"/>
+        <w:keepNext/>
+        <w:keepLines/>
+        <w:widowControl w:val="1"/>
+      </w:pPr>
+      <w:r>
+        <w:t xml:space="preserve">Appendix B. Robustness and ablations</w:t>
+      </w:r>
+    </w:p>
+    <w:p>
+      <w:pPr>
+        <w:pStyle w:val="FirstParagraph"/>
+        <w:jc w:val="both"/>
+        <w:keepNext w:val="0"/>
+        <w:keepLines w:val="0"/>
+        <w:widowControl w:val="1"/>
+      </w:pPr>
+      <w:r>
+        <w:rPr>
+          <w:b/>
+          <w:bCs/>
+        </w:rPr>
+        <w:t xml:space="preserve">Reliability.</w:t>
+      </w:r>
+      <w:r>
+        <w:t xml:space="preserve"> </w:t>
+      </w:r>
+      <w:r>
+        <w:t xml:space="preserve">To check that the grades are not noise, we hold four learner transcripts fixed and</w:t>
+      </w:r>
+      <w:r>
+        <w:t xml:space="preserve"> </w:t>
+      </w:r>
+      <w:r>
+        <w:t xml:space="preserve">re-run the evaluation-and-grading prompts five times each, an independent sample each time at the</w:t>
+      </w:r>
+      <w:r>
+        <w:t xml:space="preserve"> </w:t>
+      </w:r>
+      <w:r>
+        <w:t xml:space="preserve">production temperatures. The grader is</w:t>
+      </w:r>
+      <w:r>
+        <w:t xml:space="preserve"> </w:t>
+      </w:r>
+      <w:r>
+        <w:rPr>
+          <w:b/>
+          <w:bCs/>
+        </w:rPr>
+        <w:t xml:space="preserve">92% self-consistent</w:t>
+      </w:r>
+      <w:r>
+        <w:t xml:space="preserve"> </w:t>
+      </w:r>
+      <w:r>
+        <w:t xml:space="preserve">overall: the</w:t>
+      </w:r>
+      <w:r>
+        <w:t xml:space="preserve"> </w:t>
+      </w:r>
+      <w:r>
+        <w:t xml:space="preserve">mean grade-flip rate across repeats is 0.08, with Judging deterministic (0.00, by construction),</w:t>
+      </w:r>
+      <w:r>
+        <w:t xml:space="preserve"> </w:t>
+      </w:r>
+      <w:r>
+        <w:t xml:space="preserve">Framing 0.15, and Steering 0.10, and a mean within-cell grade standard deviation near 0.2 on the</w:t>
+      </w:r>
+      <w:r>
+        <w:t xml:space="preserve"> </w:t>
+      </w:r>
+      <w:r>
+        <w:t xml:space="preserve">three-point scale, indicating that disagreements are occasional one-level boundary jitter rather than</w:t>
+      </w:r>
+      <w:r>
+        <w:t xml:space="preserve"> </w:t>
+      </w:r>
+      <w:r>
+        <w:t xml:space="preserve">unstable scoring. This addresses the documented self-inconsistency of LLM judges, though it measures</w:t>
+      </w:r>
+      <w:r>
+        <w:t xml:space="preserve"> </w:t>
+      </w:r>
+      <w:r>
+        <w:rPr>
+          <w:i/>
+          <w:iCs/>
+        </w:rPr>
+        <w:t xml:space="preserve">precision</w:t>
+      </w:r>
+      <w:r>
+        <w:t xml:space="preserve"> </w:t>
+      </w:r>
+      <w:r>
+        <w:t xml:space="preserve">(repeatability), not</w:t>
+      </w:r>
+      <w:r>
+        <w:t xml:space="preserve"> </w:t>
+      </w:r>
+      <w:r>
+        <w:rPr>
+          <w:i/>
+          <w:iCs/>
+        </w:rPr>
+        <w:t xml:space="preserve">accuracy</w:t>
+      </w:r>
+      <w:r>
+        <w:t xml:space="preserve"> </w:t>
+      </w:r>
+      <w:r>
+        <w:t xml:space="preserve">against humans (Section 10). Because Judging contributes a</w:t>
+      </w:r>
+      <w:r>
+        <w:t xml:space="preserve"> </w:t>
+      </w:r>
+      <w:r>
+        <w:t xml:space="preserve">flip rate of zero by construction, the load-bearing figure is the blind-graded skills, whose flip rate</w:t>
+      </w:r>
+      <w:r>
+        <w:t xml:space="preserve"> </w:t>
+      </w:r>
+      <w:r>
+        <w:t xml:space="preserve">is near 0.12.</w:t>
+      </w:r>
+    </w:p>
+    <w:p>
+      <w:pPr>
         <w:pStyle w:val="BodyText"/>
         <w:jc w:val="both"/>
         <w:keepNext w:val="0"/>
@@ -9593,112 +9646,232 @@
       </w:pPr>
       <w:r>
         <w:rPr>
+          <w:b/>
+          <w:bCs/>
+        </w:rPr>
+        <w:t xml:space="preserve">Grader-backend robustness (across vendors).</w:t>
+      </w:r>
+      <w:r>
+        <w:t xml:space="preserve"> </w:t>
+      </w:r>
+      <w:r>
+        <w:t xml:space="preserve">The dissociation holds across three grader backends</w:t>
+      </w:r>
+      <w:r>
+        <w:t xml:space="preserve"> </w:t>
+      </w:r>
+      <w:r>
+        <w:t xml:space="preserve">spanning two providers. The primary grades come from gpt-4o; re-grading the identical 40 transcripts</w:t>
+      </w:r>
+      <w:r>
+        <w:t xml:space="preserve"> </w:t>
+      </w:r>
+      <w:r>
+        <w:t xml:space="preserve">(challenges and learner responses held fixed) with gpt-4o-mini reproduces it (diagonal +0.47 versus</w:t>
+      </w:r>
+      <w:r>
+        <w:t xml:space="preserve"> </w:t>
+      </w:r>
+      <w:r>
+        <w:t xml:space="preserve">off-diagonal +0.07), and re-grading the same transcripts with an independent-vendor model,</w:t>
+      </w:r>
+      <w:r>
+        <w:t xml:space="preserve"> </w:t>
+      </w:r>
+      <w:r>
+        <w:t xml:space="preserve">Meta's llama-3.3-70b (the prototype's own engine), reproduces it again with a stronger margin:</w:t>
+      </w:r>
+      <w:r>
+        <w:t xml:space="preserve"> </w:t>
+      </w:r>
+      <w:r>
+        <w:t xml:space="preserve">own-skill effects of +0.80 (Framing), +0.75 (Judging), and +0.40 (Steering) against a mean cross-skill</w:t>
+      </w:r>
+      <w:r>
+        <w:t xml:space="preserve"> </w:t>
+      </w:r>
+      <w:r>
+        <w:t xml:space="preserve">effect of +0.02, a diagonal-to-off-diagonal ratio of 39. Two facts stand out across backends. First,</w:t>
+      </w:r>
+      <w:r>
+        <w:t xml:space="preserve"> </w:t>
+      </w:r>
+      <w:r>
+        <w:t xml:space="preserve">Judging's own-effect is +2.00 only under gpt-4o's strict adherence to the seeded-issue selection; under</w:t>
+      </w:r>
+      <w:r>
+        <w:t xml:space="preserve"> </w:t>
+      </w:r>
+      <w:r>
+        <w:t xml:space="preserve">both gpt-4o-mini and the independent-vendor llama it settles to +0.65 and +0.75, level with Framing</w:t>
+      </w:r>
+      <w:r>
+        <w:t xml:space="preserve"> </w:t>
+      </w:r>
+      <w:r>
+        <w:t xml:space="preserve">(+0.65 and +0.80), so the separation is balanced across all three skills, not propped up by the built-in</w:t>
+      </w:r>
+      <w:r>
+        <w:t xml:space="preserve"> </w:t>
+      </w:r>
+      <w:r>
+        <w:t xml:space="preserve">Judging diagonal. Second, every backend reproduces the designed contrast profiles (a strong-framer /</w:t>
+      </w:r>
+      <w:r>
+        <w:t xml:space="preserve"> </w:t>
+      </w:r>
+      <w:r>
+        <w:t xml:space="preserve">weak-judge learner scores high Framing and low Judging, and the inverse for a weak-framer / strong-judge</w:t>
+      </w:r>
+      <w:r>
+        <w:t xml:space="preserve"> </w:t>
+      </w:r>
+      <w:r>
+        <w:t xml:space="preserve">learner), which a single general-ability account cannot produce. Because the result holds across three</w:t>
+      </w:r>
+      <w:r>
+        <w:t xml:space="preserve"> </w:t>
+      </w:r>
+      <w:r>
+        <w:t xml:space="preserve">independently-versioned models from two vendors (gpt-4o, gpt-4o-mini, and Meta's llama-3.3-70b), it does</w:t>
+      </w:r>
+      <w:r>
+        <w:t xml:space="preserve"> </w:t>
+      </w:r>
+      <w:r>
+        <w:t xml:space="preserve">not hinge on a single model snapshot; the released harness pins the model identifiers so the run</w:t>
+      </w:r>
+      <w:r>
+        <w:t xml:space="preserve"> </w:t>
+      </w:r>
+      <w:r>
+        <w:t xml:space="preserve">reproduces, and the cross-backend agreement is the evidence that it generalizes beyond any one of them.</w:t>
+      </w:r>
+      <w:r>
+        <w:t xml:space="preserve"> </w:t>
+      </w:r>
+      <w:r>
+        <w:t xml:space="preserve">Cross-vendor replication is therefore established, not deferred.</w:t>
+      </w:r>
+    </w:p>
+    <w:p>
+      <w:pPr>
+        <w:pStyle w:val="BodyText"/>
+        <w:jc w:val="both"/>
+        <w:keepNext w:val="0"/>
+        <w:keepLines w:val="0"/>
+        <w:widowControl w:val="1"/>
+      </w:pPr>
+      <w:r>
+        <w:rPr>
+          <w:b/>
+          <w:bCs/>
+        </w:rPr>
+        <w:t xml:space="preserve">Dependence on ground-truth scaffolding.</w:t>
+      </w:r>
+      <w:r>
+        <w:t xml:space="preserve"> </w:t>
+      </w:r>
+      <w:r>
+        <w:t xml:space="preserve">To probe how much the instrument's discrimination relies on</w:t>
+      </w:r>
+      <w:r>
+        <w:t xml:space="preserve"> </w:t>
+      </w:r>
+      <w:r>
+        <w:t xml:space="preserve">the seeded ground truth (the gold framing supplied to the framing evaluator and the known seeded issues</w:t>
+      </w:r>
+      <w:r>
+        <w:t xml:space="preserve"> </w:t>
+      </w:r>
+      <w:r>
+        <w:t xml:space="preserve">supplied to the judging evaluator) versus the model's own judgment, we re-grade a 40-learner subset</w:t>
+      </w:r>
+      <w:r>
+        <w:t xml:space="preserve"> </w:t>
+      </w:r>
+      <w:r>
+        <w:t xml:space="preserve">(five subjects) with that scaffolding removed, comparing against that subset's own baseline (Framing</w:t>
+      </w:r>
+      <w:r>
+        <w:t xml:space="preserve"> </w:t>
+      </w:r>
+      <w:r>
+        <w:t xml:space="preserve">+0.60, Judging +2.00, Steering +0.50). The effect is sharply skill-specific. Framing discrimination is essentially</w:t>
+      </w:r>
+      <w:r>
+        <w:t xml:space="preserve"> </w:t>
+      </w:r>
+      <w:r>
+        <w:t xml:space="preserve">unaffected (own-effect +0.75 without the gold reference, versus +0.60 with it): the rubric and the</w:t>
+      </w:r>
+      <w:r>
+        <w:t xml:space="preserve"> </w:t>
+      </w:r>
+      <w:r>
+        <w:t xml:space="preserve">model's own judgment carry it. Judging discrimination, by contrast, falls sharply (+2.00 to +0.45):</w:t>
+      </w:r>
+      <w:r>
+        <w:t xml:space="preserve"> </w:t>
+      </w:r>
+      <w:r>
+        <w:t xml:space="preserve">without the known issues the grader has no recall-precision anchor and no longer separates strong from</w:t>
+      </w:r>
+      <w:r>
+        <w:t xml:space="preserve"> </w:t>
+      </w:r>
+      <w:r>
+        <w:t xml:space="preserve">weak judging. Steering falls in between (+0.50 to +0.25). The skills still</w:t>
+      </w:r>
+      <w:r>
+        <w:t xml:space="preserve"> </w:t>
+      </w:r>
+      <w:r>
+        <w:t xml:space="preserve">dissociate (ratio 29), and the result pinpoints what each grade measures: Framing and Steering are</w:t>
+      </w:r>
+      <w:r>
+        <w:t xml:space="preserve"> </w:t>
+      </w:r>
+      <w:r>
+        <w:t xml:space="preserve">scored largely by rubric-guided model judgment, whereas Judging</w:t>
+      </w:r>
+      <w:r>
+        <w:t xml:space="preserve"> </w:t>
+      </w:r>
+      <w:r>
+        <w:rPr>
           <w:i/>
           <w:iCs/>
         </w:rPr>
-        <w:t xml:space="preserve">Figure A3. The sixteen-prompt engine in two phases. In authoring, the instructor names a subject and the</w:t>
-      </w:r>
-      <w:r>
-        <w:rPr>
-          <w:i/>
-          <w:iCs/>
-        </w:rPr>
-        <w:t xml:space="preserve"> </w:t>
-      </w:r>
-      <w:r>
-        <w:rPr>
-          <w:i/>
-          <w:iCs/>
-        </w:rPr>
-        <w:t xml:space="preserve">engine generates the ill-defined problem (prompt 01), three per-skill rubrics and a gold framing (02, 14),</w:t>
-      </w:r>
-      <w:r>
-        <w:rPr>
-          <w:i/>
-          <w:iCs/>
-        </w:rPr>
-        <w:t xml:space="preserve"> </w:t>
-      </w:r>
-      <w:r>
-        <w:rPr>
-          <w:i/>
-          <w:iCs/>
-        </w:rPr>
-        <w:t xml:space="preserve">and a deliberately flawed AI solution carrying seeded issues (03). In assessment, each learner response is</w:t>
-      </w:r>
-      <w:r>
-        <w:rPr>
-          <w:i/>
-          <w:iCs/>
-        </w:rPr>
-        <w:t xml:space="preserve"> </w:t>
-      </w:r>
-      <w:r>
-        <w:rPr>
-          <w:i/>
-          <w:iCs/>
-        </w:rPr>
-        <w:t xml:space="preserve">scored against a different referent: Framing against the gold framing and rubric (08), Judging against the</w:t>
-      </w:r>
-      <w:r>
-        <w:rPr>
-          <w:i/>
-          <w:iCs/>
-        </w:rPr>
-        <w:t xml:space="preserve"> </w:t>
-      </w:r>
-      <w:r>
-        <w:rPr>
-          <w:i/>
-          <w:iCs/>
-        </w:rPr>
-        <w:t xml:space="preserve">seeded issues (09), and Steering against the corrected trajectory after the output is re-run (04, 10); a</w:t>
-      </w:r>
-      <w:r>
-        <w:rPr>
-          <w:i/>
-          <w:iCs/>
-        </w:rPr>
-        <w:t xml:space="preserve"> </w:t>
-      </w:r>
-      <w:r>
-        <w:rPr>
-          <w:i/>
-          <w:iCs/>
-        </w:rPr>
-        <w:t xml:space="preserve">single grader prompt (11) then assigns each skill its own grade, and the three feed the per-student report</w:t>
-      </w:r>
-      <w:r>
-        <w:rPr>
-          <w:i/>
-          <w:iCs/>
-        </w:rPr>
-        <w:t xml:space="preserve"> </w:t>
-      </w:r>
-      <w:r>
-        <w:rPr>
-          <w:i/>
-          <w:iCs/>
-        </w:rPr>
-        <w:t xml:space="preserve">and course analytics. Because the three evaluation prompts interrogate different referents, the grades are</w:t>
-      </w:r>
-      <w:r>
-        <w:rPr>
-          <w:i/>
-          <w:iCs/>
-        </w:rPr>
-        <w:t xml:space="preserve"> </w:t>
-      </w:r>
-      <w:r>
-        <w:rPr>
-          <w:i/>
-          <w:iCs/>
-        </w:rPr>
-        <w:t xml:space="preserve">produced independently rather than as one global impression.</w:t>
+        <w:t xml:space="preserve">as instrumented here</w:t>
+      </w:r>
+      <w:r>
+        <w:t xml:space="preserve"> </w:t>
+      </w:r>
+      <w:r>
+        <w:t xml:space="preserve">tracks agreement</w:t>
+      </w:r>
+      <w:r>
+        <w:t xml:space="preserve"> </w:t>
+      </w:r>
+      <w:r>
+        <w:t xml:space="preserve">with a known answer key. This both explains Judging's by-construction +2.00 and locates the Judging</w:t>
+      </w:r>
+      <w:r>
+        <w:t xml:space="preserve"> </w:t>
+      </w:r>
+      <w:r>
+        <w:t xml:space="preserve">score precisely: it applies where ground truth is known, and open-ended judging without a key is the</w:t>
+      </w:r>
+      <w:r>
+        <w:t xml:space="preserve"> </w:t>
+      </w:r>
+      <w:r>
+        <w:t xml:space="preserve">distinct instrumentation Section 10 specifies.</w:t>
       </w:r>
     </w:p>
-    <w:bookmarkEnd w:id="47"/>
-    <w:bookmarkStart w:id="48" w:name="appendix-b-robustness-and-ablations"/>
+    <w:bookmarkEnd w:id="48"/>
+    <w:bookmarkStart w:id="49" w:name="X20431813dc1d9ebe06088c2967a8c6d7cfc2771"/>
     <w:p>
       <w:pPr>
         <w:pStyle w:val="Heading2"/>
@@ -9707,7 +9880,7 @@
         <w:widowControl w:val="1"/>
       </w:pPr>
       <w:r>
-        <w:t xml:space="preserve">Appendix B. Robustness and ablations</w:t>
+        <w:t xml:space="preserve">Appendix C. Cross-disciplinary challenge showcase</w:t>
       </w:r>
     </w:p>
     <w:p>
@@ -9719,424 +9892,72 @@
         <w:widowControl w:val="1"/>
       </w:pPr>
       <w:r>
-        <w:rPr>
-          <w:b/>
-          <w:bCs/>
-        </w:rPr>
-        <w:t xml:space="preserve">Reliability.</w:t>
-      </w:r>
-      <w:r>
-        <w:t xml:space="preserve"> </w:t>
-      </w:r>
-      <w:r>
-        <w:t xml:space="preserve">To check that the grades are not noise, we hold four learner transcripts fixed and</w:t>
-      </w:r>
-      <w:r>
-        <w:t xml:space="preserve"> </w:t>
-      </w:r>
-      <w:r>
-        <w:t xml:space="preserve">re-run the evaluation-and-grading prompts five times each, an independent sample each time at the</w:t>
-      </w:r>
-      <w:r>
-        <w:t xml:space="preserve"> </w:t>
-      </w:r>
-      <w:r>
-        <w:t xml:space="preserve">production temperatures. The grader is</w:t>
-      </w:r>
-      <w:r>
-        <w:t xml:space="preserve"> </w:t>
-      </w:r>
-      <w:r>
-        <w:rPr>
-          <w:b/>
-          <w:bCs/>
-        </w:rPr>
-        <w:t xml:space="preserve">92% self-consistent</w:t>
-      </w:r>
-      <w:r>
-        <w:t xml:space="preserve"> </w:t>
-      </w:r>
-      <w:r>
-        <w:t xml:space="preserve">overall: the</w:t>
-      </w:r>
-      <w:r>
-        <w:t xml:space="preserve"> </w:t>
-      </w:r>
-      <w:r>
-        <w:t xml:space="preserve">mean grade-flip rate across repeats is 0.08, with Judging deterministic (0.00, by construction),</w:t>
-      </w:r>
-      <w:r>
-        <w:t xml:space="preserve"> </w:t>
-      </w:r>
-      <w:r>
-        <w:t xml:space="preserve">Framing 0.15, and Steering 0.10, and a mean within-cell grade standard deviation near 0.2 on the</w:t>
-      </w:r>
-      <w:r>
-        <w:t xml:space="preserve"> </w:t>
-      </w:r>
-      <w:r>
-        <w:t xml:space="preserve">three-point scale, indicating that disagreements are occasional one-level boundary jitter rather than</w:t>
-      </w:r>
-      <w:r>
-        <w:t xml:space="preserve"> </w:t>
-      </w:r>
-      <w:r>
-        <w:t xml:space="preserve">unstable scoring. This addresses the documented self-inconsistency of LLM judges, though it measures</w:t>
-      </w:r>
-      <w:r>
-        <w:t xml:space="preserve"> </w:t>
-      </w:r>
-      <w:r>
-        <w:rPr>
-          <w:i/>
-          <w:iCs/>
-        </w:rPr>
-        <w:t xml:space="preserve">precision</w:t>
-      </w:r>
-      <w:r>
-        <w:t xml:space="preserve"> </w:t>
-      </w:r>
-      <w:r>
-        <w:t xml:space="preserve">(repeatability), not</w:t>
-      </w:r>
-      <w:r>
-        <w:t xml:space="preserve"> </w:t>
-      </w:r>
-      <w:r>
-        <w:rPr>
-          <w:i/>
-          <w:iCs/>
-        </w:rPr>
-        <w:t xml:space="preserve">accuracy</w:t>
-      </w:r>
-      <w:r>
-        <w:t xml:space="preserve"> </w:t>
-      </w:r>
-      <w:r>
-        <w:t xml:space="preserve">against humans (Section 10). Because Judging contributes a</w:t>
-      </w:r>
-      <w:r>
-        <w:t xml:space="preserve"> </w:t>
-      </w:r>
-      <w:r>
-        <w:t xml:space="preserve">flip rate of zero by construction, the load-bearing figure is the blind-graded skills, whose flip rate</w:t>
-      </w:r>
-      <w:r>
-        <w:t xml:space="preserve"> </w:t>
-      </w:r>
-      <w:r>
-        <w:t xml:space="preserve">is near 0.12.</w:t>
+        <w:t xml:space="preserve">The framework and the platform are domain-general. An ill-defined problem with seeded flaws, three</w:t>
+      </w:r>
+      <w:r>
+        <w:t xml:space="preserve"> </w:t>
+      </w:r>
+      <w:r>
+        <w:t xml:space="preserve">per-skill rubrics, and a deliberately-imperfect AI solution can be generated for any subject, because</w:t>
+      </w:r>
+      <w:r>
+        <w:t xml:space="preserve"> </w:t>
+      </w:r>
+      <w:r>
+        <w:t xml:space="preserve">each is produced by a prompt that an educator parameterizes with a course and topic. The released</w:t>
+      </w:r>
+      <w:r>
+        <w:t xml:space="preserve"> </w:t>
+      </w:r>
+      <w:r>
+        <w:t xml:space="preserve">platform ships challenge content across twelve disciplines (Table C1) spanning STEM, the social</w:t>
+      </w:r>
+      <w:r>
+        <w:t xml:space="preserve"> </w:t>
+      </w:r>
+      <w:r>
+        <w:t xml:space="preserve">sciences, the humanities, law, and professional and education fields. CoReasoning Lab is in this sense</w:t>
+      </w:r>
+      <w:r>
+        <w:t xml:space="preserve"> </w:t>
+      </w:r>
+      <w:r>
+        <w:t xml:space="preserve">not a computing-education tool but a generic instrument for any discipline in which a learner must</w:t>
+      </w:r>
+      <w:r>
+        <w:t xml:space="preserve"> </w:t>
+      </w:r>
+      <w:r>
+        <w:t xml:space="preserve">specify an ill-defined task, judge a fallible solution, and steer it toward a better one.</w:t>
       </w:r>
     </w:p>
     <w:p>
       <w:pPr>
-        <w:pStyle w:val="BodyText"/>
-        <w:jc w:val="both"/>
-        <w:keepNext w:val="0"/>
-        <w:keepLines w:val="0"/>
-        <w:widowControl w:val="1"/>
-      </w:pPr>
-      <w:r>
-        <w:rPr>
-          <w:b/>
-          <w:bCs/>
-        </w:rPr>
-        <w:t xml:space="preserve">Grader-backend robustness (across vendors).</w:t>
-      </w:r>
-      <w:r>
-        <w:t xml:space="preserve"> </w:t>
-      </w:r>
-      <w:r>
-        <w:t xml:space="preserve">The dissociation holds across three grader backends</w:t>
-      </w:r>
-      <w:r>
-        <w:t xml:space="preserve"> </w:t>
-      </w:r>
-      <w:r>
-        <w:t xml:space="preserve">spanning two providers. The primary grades come from gpt-4o; re-grading the identical 40 transcripts</w:t>
-      </w:r>
-      <w:r>
-        <w:t xml:space="preserve"> </w:t>
-      </w:r>
-      <w:r>
-        <w:t xml:space="preserve">(challenges and learner responses held fixed) with gpt-4o-mini reproduces it (diagonal +0.47 versus</w:t>
-      </w:r>
-      <w:r>
-        <w:t xml:space="preserve"> </w:t>
-      </w:r>
-      <w:r>
-        <w:t xml:space="preserve">off-diagonal +0.07), and re-grading the same transcripts with an independent-vendor model,</w:t>
-      </w:r>
-      <w:r>
-        <w:t xml:space="preserve"> </w:t>
-      </w:r>
-      <w:r>
-        <w:t xml:space="preserve">Meta's llama-3.3-70b (the prototype's own engine), reproduces it again with a stronger margin:</w:t>
-      </w:r>
-      <w:r>
-        <w:t xml:space="preserve"> </w:t>
-      </w:r>
-      <w:r>
-        <w:t xml:space="preserve">own-skill effects of +0.80 (Framing), +0.75 (Judging), and +0.40 (Steering) against a mean cross-skill</w:t>
-      </w:r>
-      <w:r>
-        <w:t xml:space="preserve"> </w:t>
-      </w:r>
-      <w:r>
-        <w:t xml:space="preserve">effect of +0.02, a diagonal-to-off-diagonal ratio of 39. Two facts stand out across backends. First,</w:t>
-      </w:r>
-      <w:r>
-        <w:t xml:space="preserve"> </w:t>
-      </w:r>
-      <w:r>
-        <w:t xml:space="preserve">Judging's own-effect is +2.00 only under gpt-4o's strict adherence to the seeded-issue selection; under</w:t>
-      </w:r>
-      <w:r>
-        <w:t xml:space="preserve"> </w:t>
-      </w:r>
-      <w:r>
-        <w:t xml:space="preserve">both gpt-4o-mini and the independent-vendor llama it settles to +0.65 and +0.75, level with Framing</w:t>
-      </w:r>
-      <w:r>
-        <w:t xml:space="preserve"> </w:t>
-      </w:r>
-      <w:r>
-        <w:t xml:space="preserve">(+0.65 and +0.80), so the separation is balanced across all three skills, not propped up by the built-in</w:t>
-      </w:r>
-      <w:r>
-        <w:t xml:space="preserve"> </w:t>
-      </w:r>
-      <w:r>
-        <w:t xml:space="preserve">Judging diagonal. Second, every backend reproduces the designed contrast profiles (a strong-framer /</w:t>
-      </w:r>
-      <w:r>
-        <w:t xml:space="preserve"> </w:t>
-      </w:r>
-      <w:r>
-        <w:t xml:space="preserve">weak-judge learner scores high Framing and low Judging, and the inverse for a weak-framer / strong-judge</w:t>
-      </w:r>
-      <w:r>
-        <w:t xml:space="preserve"> </w:t>
-      </w:r>
-      <w:r>
-        <w:t xml:space="preserve">learner), which a single general-ability account cannot produce. Because the result holds across three</w:t>
-      </w:r>
-      <w:r>
-        <w:t xml:space="preserve"> </w:t>
-      </w:r>
-      <w:r>
-        <w:t xml:space="preserve">independently-versioned models from two vendors (gpt-4o, gpt-4o-mini, and Meta's llama-3.3-70b), it does</w:t>
-      </w:r>
-      <w:r>
-        <w:t xml:space="preserve"> </w:t>
-      </w:r>
-      <w:r>
-        <w:t xml:space="preserve">not hinge on a single model snapshot; the released harness pins the model identifiers so the run</w:t>
-      </w:r>
-      <w:r>
-        <w:t xml:space="preserve"> </w:t>
-      </w:r>
-      <w:r>
-        <w:t xml:space="preserve">reproduces, and the cross-backend agreement is the evidence that it generalizes beyond any one of them.</w:t>
-      </w:r>
-      <w:r>
-        <w:t xml:space="preserve"> </w:t>
-      </w:r>
-      <w:r>
-        <w:t xml:space="preserve">Cross-vendor replication is therefore established, not deferred.</w:t>
-      </w:r>
-    </w:p>
-    <w:p>
-      <w:pPr>
-        <w:pStyle w:val="BodyText"/>
-        <w:jc w:val="both"/>
-        <w:keepNext w:val="0"/>
-        <w:keepLines w:val="0"/>
-        <w:widowControl w:val="1"/>
-      </w:pPr>
-      <w:r>
-        <w:rPr>
-          <w:b/>
-          <w:bCs/>
-        </w:rPr>
-        <w:t xml:space="preserve">Dependence on ground-truth scaffolding.</w:t>
-      </w:r>
-      <w:r>
-        <w:t xml:space="preserve"> </w:t>
-      </w:r>
-      <w:r>
-        <w:t xml:space="preserve">To probe how much the instrument's discrimination relies on</w:t>
-      </w:r>
-      <w:r>
-        <w:t xml:space="preserve"> </w:t>
-      </w:r>
-      <w:r>
-        <w:t xml:space="preserve">the seeded ground truth (the gold framing supplied to the framing evaluator and the known seeded issues</w:t>
-      </w:r>
-      <w:r>
-        <w:t xml:space="preserve"> </w:t>
-      </w:r>
-      <w:r>
-        <w:t xml:space="preserve">supplied to the judging evaluator) versus the model's own judgment, we re-grade a 40-learner subset</w:t>
-      </w:r>
-      <w:r>
-        <w:t xml:space="preserve"> </w:t>
-      </w:r>
-      <w:r>
-        <w:t xml:space="preserve">(five subjects) with that scaffolding removed, comparing against that subset's own baseline (Framing</w:t>
-      </w:r>
-      <w:r>
-        <w:t xml:space="preserve"> </w:t>
-      </w:r>
-      <w:r>
-        <w:t xml:space="preserve">+0.60, Judging +2.00, Steering +0.50). The effect is sharply skill-specific. Framing discrimination is essentially</w:t>
-      </w:r>
-      <w:r>
-        <w:t xml:space="preserve"> </w:t>
-      </w:r>
-      <w:r>
-        <w:t xml:space="preserve">unaffected (own-effect +0.75 without the gold reference, versus +0.60 with it): the rubric and the</w:t>
-      </w:r>
-      <w:r>
-        <w:t xml:space="preserve"> </w:t>
-      </w:r>
-      <w:r>
-        <w:t xml:space="preserve">model's own judgment carry it. Judging discrimination, by contrast, falls sharply (+2.00 to +0.45):</w:t>
-      </w:r>
-      <w:r>
-        <w:t xml:space="preserve"> </w:t>
-      </w:r>
-      <w:r>
-        <w:t xml:space="preserve">without the known issues the grader has no recall-precision anchor and no longer separates strong from</w:t>
-      </w:r>
-      <w:r>
-        <w:t xml:space="preserve"> </w:t>
-      </w:r>
-      <w:r>
-        <w:t xml:space="preserve">weak judging. Steering falls in between (+0.50 to +0.25). The skills still</w:t>
-      </w:r>
-      <w:r>
-        <w:t xml:space="preserve"> </w:t>
-      </w:r>
-      <w:r>
-        <w:t xml:space="preserve">dissociate (ratio 29), and the result pinpoints what each grade measures: Framing and Steering are</w:t>
-      </w:r>
-      <w:r>
-        <w:t xml:space="preserve"> </w:t>
-      </w:r>
-      <w:r>
-        <w:t xml:space="preserve">scored largely by rubric-guided model judgment, whereas Judging</w:t>
-      </w:r>
-      <w:r>
-        <w:t xml:space="preserve"> </w:t>
-      </w:r>
-      <w:r>
-        <w:rPr>
-          <w:i/>
-          <w:iCs/>
-        </w:rPr>
-        <w:t xml:space="preserve">as instrumented here</w:t>
-      </w:r>
-      <w:r>
-        <w:t xml:space="preserve"> </w:t>
-      </w:r>
-      <w:r>
-        <w:t xml:space="preserve">tracks agreement</w:t>
-      </w:r>
-      <w:r>
-        <w:t xml:space="preserve"> </w:t>
-      </w:r>
-      <w:r>
-        <w:t xml:space="preserve">with a known answer key. This both explains Judging's by-construction +2.00 and locates the Judging</w:t>
-      </w:r>
-      <w:r>
-        <w:t xml:space="preserve"> </w:t>
-      </w:r>
-      <w:r>
-        <w:t xml:space="preserve">score precisely: it applies where ground truth is known, and open-ended judging without a key is the</w:t>
-      </w:r>
-      <w:r>
-        <w:t xml:space="preserve"> </w:t>
-      </w:r>
-      <w:r>
-        <w:t xml:space="preserve">distinct instrumentation Section 10 specifies.</w:t>
-      </w:r>
-    </w:p>
-    <w:bookmarkEnd w:id="48"/>
-    <w:bookmarkStart w:id="49" w:name="X20431813dc1d9ebe06088c2967a8c6d7cfc2771"/>
-    <w:p>
-      <w:pPr>
-        <w:pStyle w:val="Heading2"/>
+        <w:spacing w:before="280" w:after="60" w:line="240" w:lineRule="auto"/>
         <w:keepNext/>
         <w:keepLines/>
         <w:widowControl w:val="1"/>
       </w:pPr>
       <w:r>
-        <w:t xml:space="preserve">Appendix C. Cross-disciplinary challenge showcase</w:t>
-      </w:r>
-    </w:p>
-    <w:p>
-      <w:pPr>
-        <w:pStyle w:val="FirstParagraph"/>
-        <w:jc w:val="both"/>
-        <w:keepNext w:val="0"/>
-        <w:keepLines w:val="0"/>
-        <w:widowControl w:val="1"/>
-      </w:pPr>
-      <w:r>
-        <w:t xml:space="preserve">The framework and the platform are domain-general. An ill-defined problem with seeded flaws, three</w:t>
-      </w:r>
-      <w:r>
-        <w:t xml:space="preserve"> </w:t>
-      </w:r>
-      <w:r>
-        <w:t xml:space="preserve">per-skill rubrics, and a deliberately-imperfect AI solution can be generated for any subject, because</w:t>
-      </w:r>
-      <w:r>
-        <w:t xml:space="preserve"> </w:t>
-      </w:r>
-      <w:r>
-        <w:t xml:space="preserve">each is produced by a prompt that an educator parameterizes with a course and topic. The released</w:t>
-      </w:r>
-      <w:r>
-        <w:t xml:space="preserve"> </w:t>
-      </w:r>
-      <w:r>
-        <w:t xml:space="preserve">platform ships challenge content across twelve disciplines (Table C1) spanning STEM, the social</w:t>
-      </w:r>
-      <w:r>
-        <w:t xml:space="preserve"> </w:t>
-      </w:r>
-      <w:r>
-        <w:t xml:space="preserve">sciences, the humanities, law, and professional and education fields. CoReasoning Lab is in this sense</w:t>
-      </w:r>
-      <w:r>
-        <w:t xml:space="preserve"> </w:t>
-      </w:r>
-      <w:r>
-        <w:t xml:space="preserve">not a computing-education tool but a generic instrument for any discipline in which a learner must</w:t>
-      </w:r>
-      <w:r>
-        <w:t xml:space="preserve"> </w:t>
-      </w:r>
-      <w:r>
-        <w:t xml:space="preserve">specify an ill-defined task, judge a fallible solution, and steer it toward a better one.</w:t>
-      </w:r>
-    </w:p>
-    <w:p>
-      <w:pPr>
-        <w:pStyle w:val="BodyText"/>
-        <w:jc w:val="both"/>
-        <w:keepNext w:val="0"/>
-        <w:keepLines w:val="0"/>
-        <w:widowControl w:val="1"/>
-      </w:pPr>
-      <w:r>
         <w:rPr>
           <w:b/>
-          <w:bCs/>
-        </w:rPr>
-        <w:t xml:space="preserve">Table C1. Disciplines covered by the released challenge content.</w:t>
+          <w:i/>
+        </w:rPr>
+        <w:t>Table C1.</w:t>
+      </w:r>
+      <w:r>
+        <w:rPr>
+          <w:b w:val="0"/>
+          <w:i/>
+        </w:rPr>
+        <w:t xml:space="preserve"> </w:t>
+      </w:r>
+      <w:r>
+        <w:rPr>
+          <w:b w:val="0"/>
+          <w:i/>
+        </w:rPr>
+        <w:t>Disciplines covered by the released challenge content.</w:t>
       </w:r>
     </w:p>
     <w:tbl>
@@ -10450,7 +10271,7 @@
     <w:p>
       <w:pPr>
         <w:pStyle w:val="BodyText"/>
-        <w:spacing w:before="160"/>
+        <w:spacing w:before="240"/>
         <w:jc w:val="both"/>
         <w:keepNext w:val="0"/>
         <w:keepLines w:val="0"/>
@@ -10479,6 +10300,7 @@
           <w:ilvl w:val="0"/>
           <w:numId w:val="1006"/>
         </w:numPr>
+        <w:ind w:left="360" w:hanging="259"/>
         <w:jc w:val="both"/>
         <w:keepNext w:val="0"/>
         <w:keepLines w:val="0"/>
@@ -10505,6 +10327,7 @@
           <w:ilvl w:val="0"/>
           <w:numId w:val="1006"/>
         </w:numPr>
+        <w:ind w:left="360" w:hanging="259"/>
         <w:jc w:val="both"/>
         <w:keepNext w:val="0"/>
         <w:keepLines w:val="0"/>
@@ -10531,6 +10354,7 @@
           <w:ilvl w:val="0"/>
           <w:numId w:val="1006"/>
         </w:numPr>
+        <w:ind w:left="360" w:hanging="259"/>
         <w:jc w:val="both"/>
         <w:keepNext w:val="0"/>
         <w:keepLines w:val="0"/>
@@ -10557,6 +10381,7 @@
           <w:ilvl w:val="0"/>
           <w:numId w:val="1006"/>
         </w:numPr>
+        <w:ind w:left="360" w:hanging="259"/>
         <w:jc w:val="both"/>
         <w:keepNext w:val="0"/>
         <w:keepLines w:val="0"/>
@@ -24837,7 +24662,7 @@
     <w:basedOn w:val="BodyText"/>
     <w:pPr>
       <w:keepNext/>
-      <w:spacing w:after="60" w:before="160" w:line="240" w:lineRule="auto"/>
+      <w:spacing w:after="60" w:before="280" w:line="240" w:lineRule="auto"/>
       <w:jc w:val="center"/>
     </w:pPr>
     <w:rPr>

--- a/docs/coreasoning.docx
+++ b/docs/coreasoning.docx
@@ -629,7 +629,7 @@
               <a:graphicData uri="http://schemas.openxmlformats.org/drawingml/2006/picture">
                 <pic:pic>
                   <pic:nvPicPr>
-                    <pic:cNvPr descr="C:/Users/apart/AppData/Local/Temp/html2doc_svg_GRV8Be/svg_0.png" id="12" name="Picture"/>
+                    <pic:cNvPr descr="C:/Users/apart/AppData/Local/Temp/html2doc_svg_RicTun/svg_0.png" id="12" name="Picture"/>
                     <pic:cNvPicPr>
                       <a:picLocks noChangeArrowheads="1" noChangeAspect="1"/>
                     </pic:cNvPicPr>
@@ -1710,7 +1710,7 @@
               <a:graphicData uri="http://schemas.openxmlformats.org/drawingml/2006/picture">
                 <pic:pic>
                   <pic:nvPicPr>
-                    <pic:cNvPr descr="C:/Users/apart/AppData/Local/Temp/html2doc_svg_GRV8Be/svg_1.png" id="17" name="Picture"/>
+                    <pic:cNvPr descr="C:/Users/apart/AppData/Local/Temp/html2doc_svg_RicTun/svg_1.png" id="17" name="Picture"/>
                     <pic:cNvPicPr>
                       <a:picLocks noChangeArrowheads="1" noChangeAspect="1"/>
                     </pic:cNvPicPr>
@@ -1745,7 +1745,9 @@
     </w:p>
     <w:p>
       <w:pPr>
+        <w:pStyle w:val="ImageCaption"/>
         <w:spacing w:before="80" w:after="120" w:line="240" w:lineRule="auto"/>
+        <w:jc w:val="center"/>
         <w:keepNext w:val="0"/>
         <w:keepLines/>
         <w:widowControl w:val="1"/>
@@ -3272,7 +3274,9 @@
     </w:p>
     <w:p>
       <w:pPr>
+        <w:pStyle w:val="TableCaption"/>
         <w:spacing w:before="280" w:after="60" w:line="240" w:lineRule="auto"/>
+        <w:jc w:val="center"/>
         <w:keepNext/>
         <w:keepLines/>
         <w:widowControl w:val="1"/>
@@ -5787,7 +5791,9 @@
     </w:p>
     <w:p>
       <w:pPr>
+        <w:pStyle w:val="TableCaption"/>
         <w:spacing w:before="280" w:after="60" w:line="240" w:lineRule="auto"/>
+        <w:jc w:val="center"/>
         <w:keepNext/>
         <w:keepLines/>
         <w:widowControl w:val="1"/>
@@ -6896,7 +6902,9 @@
     </w:p>
     <w:p>
       <w:pPr>
+        <w:pStyle w:val="TableCaption"/>
         <w:spacing w:before="280" w:after="60" w:line="240" w:lineRule="auto"/>
+        <w:jc w:val="center"/>
         <w:keepNext/>
         <w:keepLines/>
         <w:widowControl w:val="1"/>
@@ -7942,7 +7950,9 @@
     </w:p>
     <w:p>
       <w:pPr>
+        <w:pStyle w:val="ImageCaption"/>
         <w:spacing w:before="80" w:after="120" w:line="240" w:lineRule="auto"/>
+        <w:jc w:val="center"/>
         <w:keepNext w:val="0"/>
         <w:keepLines/>
         <w:widowControl w:val="1"/>
@@ -8022,7 +8032,9 @@
     </w:p>
     <w:p>
       <w:pPr>
+        <w:pStyle w:val="ImageCaption"/>
         <w:spacing w:before="80" w:after="120" w:line="240" w:lineRule="auto"/>
+        <w:jc w:val="center"/>
         <w:keepNext w:val="0"/>
         <w:keepLines/>
         <w:widowControl w:val="1"/>
@@ -9276,7 +9288,9 @@
     </w:p>
     <w:p>
       <w:pPr>
+        <w:pStyle w:val="ImageCaption"/>
         <w:spacing w:before="80" w:after="120" w:line="240" w:lineRule="auto"/>
+        <w:jc w:val="center"/>
         <w:keepNext w:val="0"/>
         <w:keepLines/>
         <w:widowControl w:val="1"/>
@@ -9398,7 +9412,9 @@
     </w:p>
     <w:p>
       <w:pPr>
+        <w:pStyle w:val="ImageCaption"/>
         <w:spacing w:before="80" w:after="120" w:line="240" w:lineRule="auto"/>
+        <w:jc w:val="center"/>
         <w:keepNext w:val="0"/>
         <w:keepLines/>
         <w:widowControl w:val="1"/>
@@ -9443,7 +9459,7 @@
               <a:graphicData uri="http://schemas.openxmlformats.org/drawingml/2006/picture">
                 <pic:pic>
                   <pic:nvPicPr>
-                    <pic:cNvPr descr="C:/Users/apart/AppData/Local/Temp/html2doc_svg_GRV8Be/svg_2.png" id="46" name="Picture"/>
+                    <pic:cNvPr descr="C:/Users/apart/AppData/Local/Temp/html2doc_svg_RicTun/svg_2.png" id="46" name="Picture"/>
                     <pic:cNvPicPr>
                       <a:picLocks noChangeArrowheads="1" noChangeAspect="1"/>
                     </pic:cNvPicPr>
@@ -9478,7 +9494,9 @@
     </w:p>
     <w:p>
       <w:pPr>
+        <w:pStyle w:val="ImageCaption"/>
         <w:spacing w:before="80" w:after="120" w:line="240" w:lineRule="auto"/>
+        <w:jc w:val="center"/>
         <w:keepNext w:val="0"/>
         <w:keepLines/>
         <w:widowControl w:val="1"/>
@@ -9933,7 +9951,9 @@
     </w:p>
     <w:p>
       <w:pPr>
+        <w:pStyle w:val="TableCaption"/>
         <w:spacing w:before="280" w:after="60" w:line="240" w:lineRule="auto"/>
+        <w:jc w:val="center"/>
         <w:keepNext/>
         <w:keepLines/>
         <w:widowControl w:val="1"/>
@@ -10460,6 +10480,13 @@
         <w:widowControl w:val="1"/>
       </w:pPr>
       <w:r>
+        <w:rPr>
+          <w:rFonts w:ascii="Georgia" w:hAnsi="Georgia"/>
+          <w:sz w:val="20"/>
+        </w:rPr>
+        <w:t xml:space="preserve">1. </w:t>
+      </w:r>
+      <w:r>
         <w:t xml:space="preserve">Acar, O. A. (2023). AI Prompt Engineering Isn't the Future.</w:t>
       </w:r>
       <w:r>
@@ -10485,6 +10512,13 @@
         <w:widowControl w:val="1"/>
       </w:pPr>
       <w:r>
+        <w:rPr>
+          <w:rFonts w:ascii="Georgia" w:hAnsi="Georgia"/>
+          <w:sz w:val="20"/>
+        </w:rPr>
+        <w:t xml:space="preserve">2. </w:t>
+      </w:r>
+      <w:r>
         <w:t xml:space="preserve">Anderson, L. W., &amp; Krathwohl, D. R. (2001). A Taxonomy for Learning, Teaching, and Assessing: A Revision of Bloom's Taxonomy of Educational Objectives.</w:t>
       </w:r>
       <w:r>
@@ -10510,6 +10544,13 @@
         <w:widowControl w:val="1"/>
       </w:pPr>
       <w:r>
+        <w:rPr>
+          <w:rFonts w:ascii="Georgia" w:hAnsi="Georgia"/>
+          <w:sz w:val="20"/>
+        </w:rPr>
+        <w:t xml:space="preserve">3. </w:t>
+      </w:r>
+      <w:r>
         <w:t xml:space="preserve">Annapureddy, R., Fornaroli, A., &amp; Gatica-Perez, D. (2024). Generative AI Literacy: Twelve Defining Competencies.</w:t>
       </w:r>
       <w:r>
@@ -10535,6 +10576,13 @@
         <w:widowControl w:val="1"/>
       </w:pPr>
       <w:r>
+        <w:rPr>
+          <w:rFonts w:ascii="Georgia" w:hAnsi="Georgia"/>
+          <w:sz w:val="20"/>
+        </w:rPr>
+        <w:t xml:space="preserve">4. </w:t>
+      </w:r>
+      <w:r>
         <w:t xml:space="preserve">Bansal, G., Wu, T., Zhou, J., Fok, R., Nushi, B., Kamar, E., Ribeiro, M. T., &amp; Weld, D. S. (2021). Does the Whole Exceed Its Parts? The Effect of AI Explanations on Complementary Team Performance.</w:t>
       </w:r>
       <w:r>
@@ -10560,6 +10608,13 @@
         <w:widowControl w:val="1"/>
       </w:pPr>
       <w:r>
+        <w:rPr>
+          <w:rFonts w:ascii="Georgia" w:hAnsi="Georgia"/>
+          <w:sz w:val="20"/>
+        </w:rPr>
+        <w:t xml:space="preserve">5. </w:t>
+      </w:r>
+      <w:r>
         <w:t xml:space="preserve">Barzilai, S., &amp; Chinn, C. A. (2018). On the Goals of Epistemic Education: Promoting Apt Epistemic Performance.</w:t>
       </w:r>
       <w:r>
@@ -10585,6 +10640,13 @@
         <w:widowControl w:val="1"/>
       </w:pPr>
       <w:r>
+        <w:rPr>
+          <w:rFonts w:ascii="Georgia" w:hAnsi="Georgia"/>
+          <w:sz w:val="20"/>
+        </w:rPr>
+        <w:t xml:space="preserve">6. </w:t>
+      </w:r>
+      <w:r>
         <w:t xml:space="preserve">Bearman, M., Tai, J., Dawson, P., Boud, D., &amp; Ajjawi, R. (2024). Developing Evaluative Judgement for a Time of Generative Artificial Intelligence.</w:t>
       </w:r>
       <w:r>
@@ -10610,6 +10672,13 @@
         <w:widowControl w:val="1"/>
       </w:pPr>
       <w:r>
+        <w:rPr>
+          <w:rFonts w:ascii="Georgia" w:hAnsi="Georgia"/>
+          <w:sz w:val="20"/>
+        </w:rPr>
+        <w:t xml:space="preserve">7. </w:t>
+      </w:r>
+      <w:r>
         <w:t xml:space="preserve">Bjork, E. L., &amp; Bjork, R. A. (2011). Making Things Hard on Yourself, but in a Good Way: Creating Desirable Difficulties to Enhance Learning.</w:t>
       </w:r>
       <w:r>
@@ -10635,6 +10704,13 @@
         <w:widowControl w:val="1"/>
       </w:pPr>
       <w:r>
+        <w:rPr>
+          <w:rFonts w:ascii="Georgia" w:hAnsi="Georgia"/>
+          <w:sz w:val="20"/>
+        </w:rPr>
+        <w:t xml:space="preserve">8. </w:t>
+      </w:r>
+      <w:r>
         <w:t xml:space="preserve">Buçinca, Z., Malaya, M. B., &amp; Gajos, K. Z. (2021). To Trust or to Think: Cognitive Forcing Functions Can Reduce Overreliance on AI in AI-Assisted Decision-Making.</w:t>
       </w:r>
       <w:r>
@@ -10660,6 +10736,13 @@
         <w:widowControl w:val="1"/>
       </w:pPr>
       <w:r>
+        <w:rPr>
+          <w:rFonts w:ascii="Georgia" w:hAnsi="Georgia"/>
+          <w:sz w:val="20"/>
+        </w:rPr>
+        <w:t xml:space="preserve">9. </w:t>
+      </w:r>
+      <w:r>
         <w:t xml:space="preserve">Campbell, D. T., &amp; Fiske, D. W. (1959). Convergent and Discriminant Validation by the Multitrait-Multimethod Matrix.</w:t>
       </w:r>
       <w:r>
@@ -10685,6 +10768,13 @@
         <w:widowControl w:val="1"/>
       </w:pPr>
       <w:r>
+        <w:rPr>
+          <w:rFonts w:ascii="Georgia" w:hAnsi="Georgia"/>
+          <w:sz w:val="20"/>
+        </w:rPr>
+        <w:t xml:space="preserve">10. </w:t>
+      </w:r>
+      <w:r>
         <w:t xml:space="preserve">Chi, M. T. H., &amp; Wylie, R. (2014). The ICAP Framework: Linking Cognitive Engagement to Active Learning Outcomes.</w:t>
       </w:r>
       <w:r>
@@ -10710,6 +10800,13 @@
         <w:widowControl w:val="1"/>
       </w:pPr>
       <w:r>
+        <w:rPr>
+          <w:rFonts w:ascii="Georgia" w:hAnsi="Georgia"/>
+          <w:sz w:val="20"/>
+        </w:rPr>
+        <w:t xml:space="preserve">11. </w:t>
+      </w:r>
+      <w:r>
         <w:t xml:space="preserve">Clerc, O., Abdelghani, R., Desvaux, C., Poisson, E., Oudeyer, P., &amp; Sauzéon, H. (2026). Teaching Students to Question the Machine: An AI Literacy Intervention Improves Students' Regulation of LLM Use in a Science Task.</w:t>
       </w:r>
       <w:r>
@@ -10735,6 +10832,13 @@
         <w:widowControl w:val="1"/>
       </w:pPr>
       <w:r>
+        <w:rPr>
+          <w:rFonts w:ascii="Georgia" w:hAnsi="Georgia"/>
+          <w:sz w:val="20"/>
+        </w:rPr>
+        <w:t xml:space="preserve">12. </w:t>
+      </w:r>
+      <w:r>
         <w:t xml:space="preserve">Collins, A., Brown, J. S., &amp; Newman, S. E. (1989). Cognitive Apprenticeship: Teaching the Crafts of Reading, Writing, and Mathematics.</w:t>
       </w:r>
       <w:r>
@@ -10760,6 +10864,13 @@
         <w:widowControl w:val="1"/>
       </w:pPr>
       <w:r>
+        <w:rPr>
+          <w:rFonts w:ascii="Georgia" w:hAnsi="Georgia"/>
+          <w:sz w:val="20"/>
+        </w:rPr>
+        <w:t xml:space="preserve">13. </w:t>
+      </w:r>
+      <w:r>
         <w:t xml:space="preserve">Dakan, R., &amp; Feller, J. (2025). Framework for AI Fluency.</w:t>
       </w:r>
       <w:r>
@@ -10785,6 +10896,13 @@
         <w:widowControl w:val="1"/>
       </w:pPr>
       <w:r>
+        <w:rPr>
+          <w:rFonts w:ascii="Georgia" w:hAnsi="Georgia"/>
+          <w:sz w:val="20"/>
+        </w:rPr>
+        <w:t xml:space="preserve">14. </w:t>
+      </w:r>
+      <w:r>
         <w:t xml:space="preserve">Dell'Acqua, F., McFowland III, E., Mollick, E., Lifshitz-Assaf, H., Kellogg, K., Rajendran, S., Krayer, L., Candelon, F., &amp; Lakhani, K. R. (2023). Navigating the Jagged Technological Frontier.</w:t>
       </w:r>
       <w:r>
@@ -10810,6 +10928,13 @@
         <w:widowControl w:val="1"/>
       </w:pPr>
       <w:r>
+        <w:rPr>
+          <w:rFonts w:ascii="Georgia" w:hAnsi="Georgia"/>
+          <w:sz w:val="20"/>
+        </w:rPr>
+        <w:t xml:space="preserve">15. </w:t>
+      </w:r>
+      <w:r>
         <w:t xml:space="preserve">Denny, P., Leinonen, J., Prather, J., Luxton-Reilly, A., Amarouche, T., Becker, B. A., &amp; Reeves, B. N. (2024). Prompt Problems: A New Programming Exercise for the Generative AI Era.</w:t>
       </w:r>
       <w:r>
@@ -10835,6 +10960,13 @@
         <w:widowControl w:val="1"/>
       </w:pPr>
       <w:r>
+        <w:rPr>
+          <w:rFonts w:ascii="Georgia" w:hAnsi="Georgia"/>
+          <w:sz w:val="20"/>
+        </w:rPr>
+        <w:t xml:space="preserve">16. </w:t>
+      </w:r>
+      <w:r>
         <w:t xml:space="preserve">Di Santi, E. (2026). Cognitive Amplification vs Cognitive Delegation in Human-AI Systems: A Metric Framework.</w:t>
       </w:r>
       <w:r>
@@ -10860,6 +10992,13 @@
         <w:widowControl w:val="1"/>
       </w:pPr>
       <w:r>
+        <w:rPr>
+          <w:rFonts w:ascii="Georgia" w:hAnsi="Georgia"/>
+          <w:sz w:val="20"/>
+        </w:rPr>
+        <w:t xml:space="preserve">17. </w:t>
+      </w:r>
+      <w:r>
         <w:t xml:space="preserve">Durkin, K., &amp; Rittle-Johnson, B. (2012). The Effectiveness of Using Incorrect Examples to Support Learning about Decimal Magnitude.</w:t>
       </w:r>
       <w:r>
@@ -10885,6 +11024,13 @@
         <w:widowControl w:val="1"/>
       </w:pPr>
       <w:r>
+        <w:rPr>
+          <w:rFonts w:ascii="Georgia" w:hAnsi="Georgia"/>
+          <w:sz w:val="20"/>
+        </w:rPr>
+        <w:t xml:space="preserve">18. </w:t>
+      </w:r>
+      <w:r>
         <w:t xml:space="preserve">Elshall, A. S., &amp; Badir, A. (2025). Balancing AI-Assisted Learning and Traditional Assessment: The FACT Assessment in Environmental Data Science Education.</w:t>
       </w:r>
       <w:r>
@@ -10910,6 +11056,13 @@
         <w:widowControl w:val="1"/>
       </w:pPr>
       <w:r>
+        <w:rPr>
+          <w:rFonts w:ascii="Georgia" w:hAnsi="Georgia"/>
+          <w:sz w:val="20"/>
+        </w:rPr>
+        <w:t xml:space="preserve">19. </w:t>
+      </w:r>
+      <w:r>
         <w:t xml:space="preserve">Facione, P. A. (1990). Critical Thinking: A Statement of Expert Consensus for Purposes of Educational Assessment and Instruction (The Delphi Report).</w:t>
       </w:r>
       <w:r>
@@ -10935,6 +11088,13 @@
         <w:widowControl w:val="1"/>
       </w:pPr>
       <w:r>
+        <w:rPr>
+          <w:rFonts w:ascii="Georgia" w:hAnsi="Georgia"/>
+          <w:sz w:val="20"/>
+        </w:rPr>
+        <w:t xml:space="preserve">20. </w:t>
+      </w:r>
+      <w:r>
         <w:t xml:space="preserve">Fan, Y., Tang, L., Le, H., Shen, K., Tan, S., Zhao, Y., Shen, Y., Li, X., &amp; Gašević, D. (2025). Beware of Metacognitive Laziness: Effects of Generative Artificial Intelligence on Learning Motivation, Processes, and Performance.</w:t>
       </w:r>
       <w:r>
@@ -10960,6 +11120,13 @@
         <w:widowControl w:val="1"/>
       </w:pPr>
       <w:r>
+        <w:rPr>
+          <w:rFonts w:ascii="Georgia" w:hAnsi="Georgia"/>
+          <w:sz w:val="20"/>
+        </w:rPr>
+        <w:t xml:space="preserve">21. </w:t>
+      </w:r>
+      <w:r>
         <w:t xml:space="preserve">Feng, Y., Wang, S., Cheng, Z., Wan, Y., &amp; Chen, D. (2025). Are We on the Right Way to Assessing LLM-as-a-Judge?.</w:t>
       </w:r>
       <w:r>
@@ -10985,6 +11152,13 @@
         <w:widowControl w:val="1"/>
       </w:pPr>
       <w:r>
+        <w:rPr>
+          <w:rFonts w:ascii="Georgia" w:hAnsi="Georgia"/>
+          <w:sz w:val="20"/>
+        </w:rPr>
+        <w:t xml:space="preserve">22. </w:t>
+      </w:r>
+      <w:r>
         <w:t xml:space="preserve">Fernandes, D., Villa, S., Nicholls, S., Haavisto, O., Buschek, D., Schmidt, A., Kosch, T., Shen, C., &amp; Welsch, R. (2024). Performance and Metacognition Disconnect when Reasoning in Human-AI Interaction.</w:t>
       </w:r>
       <w:r>
@@ -11010,6 +11184,13 @@
         <w:widowControl w:val="1"/>
       </w:pPr>
       <w:r>
+        <w:rPr>
+          <w:rFonts w:ascii="Georgia" w:hAnsi="Georgia"/>
+          <w:sz w:val="20"/>
+        </w:rPr>
+        <w:t xml:space="preserve">23. </w:t>
+      </w:r>
+      <w:r>
         <w:t xml:space="preserve">Flavell, J. H. (1979). Metacognition and Cognitive Monitoring: A New Area of Cognitive-Developmental Inquiry.</w:t>
       </w:r>
       <w:r>
@@ -11035,6 +11216,13 @@
         <w:widowControl w:val="1"/>
       </w:pPr>
       <w:r>
+        <w:rPr>
+          <w:rFonts w:ascii="Georgia" w:hAnsi="Georgia"/>
+          <w:sz w:val="20"/>
+        </w:rPr>
+        <w:t xml:space="preserve">24. </w:t>
+      </w:r>
+      <w:r>
         <w:t xml:space="preserve">Ganuthula, V. R. R., &amp; Balaraman, K. K. (2025). Artificial Intelligence Quotient Framework for Measuring Human Collaboration with Artificial Intelligence.</w:t>
       </w:r>
       <w:r>
@@ -11060,6 +11248,13 @@
         <w:widowControl w:val="1"/>
       </w:pPr>
       <w:r>
+        <w:rPr>
+          <w:rFonts w:ascii="Georgia" w:hAnsi="Georgia"/>
+          <w:sz w:val="20"/>
+        </w:rPr>
+        <w:t xml:space="preserve">25. </w:t>
+      </w:r>
+      <w:r>
         <w:t xml:space="preserve">Gerlich, M. (2025). AI Tools in Society: Impacts on Cognitive Offloading and the Future of Critical Thinking.</w:t>
       </w:r>
       <w:r>
@@ -11085,6 +11280,13 @@
         <w:widowControl w:val="1"/>
       </w:pPr>
       <w:r>
+        <w:rPr>
+          <w:rFonts w:ascii="Georgia" w:hAnsi="Georgia"/>
+          <w:sz w:val="20"/>
+        </w:rPr>
+        <w:t xml:space="preserve">26. </w:t>
+      </w:r>
+      <w:r>
         <w:t xml:space="preserve">Gilson, L. L., &amp; Goldberg, C. B. (2015). Editors' Comment: So, What Is a Conceptual Paper?.</w:t>
       </w:r>
       <w:r>
@@ -11110,6 +11312,13 @@
         <w:widowControl w:val="1"/>
       </w:pPr>
       <w:r>
+        <w:rPr>
+          <w:rFonts w:ascii="Georgia" w:hAnsi="Georgia"/>
+          <w:sz w:val="20"/>
+        </w:rPr>
+        <w:t xml:space="preserve">27. </w:t>
+      </w:r>
+      <w:r>
         <w:t xml:space="preserve">Große, C. S., &amp; Renkl, A. (2007). Finding and Fixing Errors in Worked Examples: Can This Foster Learning Outcomes?.</w:t>
       </w:r>
       <w:r>
@@ -11135,6 +11344,13 @@
         <w:widowControl w:val="1"/>
       </w:pPr>
       <w:r>
+        <w:rPr>
+          <w:rFonts w:ascii="Georgia" w:hAnsi="Georgia"/>
+          <w:sz w:val="20"/>
+        </w:rPr>
+        <w:t xml:space="preserve">28. </w:t>
+      </w:r>
+      <w:r>
         <w:t xml:space="preserve">Gu, X., &amp; Ericson, B. J. (2025). AI Literacy in K-12 and Higher Education in the Wake of Generative AI: An Integrative Review.</w:t>
       </w:r>
       <w:r>
@@ -11160,6 +11376,13 @@
         <w:widowControl w:val="1"/>
       </w:pPr>
       <w:r>
+        <w:rPr>
+          <w:rFonts w:ascii="Georgia" w:hAnsi="Georgia"/>
+          <w:sz w:val="20"/>
+        </w:rPr>
+        <w:t xml:space="preserve">29. </w:t>
+      </w:r>
+      <w:r>
         <w:t xml:space="preserve">Hattie, J., &amp; Timperley, H. (2007). The Power of Feedback.</w:t>
       </w:r>
       <w:r>
@@ -11185,6 +11408,13 @@
         <w:widowControl w:val="1"/>
       </w:pPr>
       <w:r>
+        <w:rPr>
+          <w:rFonts w:ascii="Georgia" w:hAnsi="Georgia"/>
+          <w:sz w:val="20"/>
+        </w:rPr>
+        <w:t xml:space="preserve">30. </w:t>
+      </w:r>
+      <w:r>
         <w:t xml:space="preserve">Jaakkola, E. (2020). Designing Conceptual Articles: Four Approaches.</w:t>
       </w:r>
       <w:r>
@@ -11210,6 +11440,13 @@
         <w:widowControl w:val="1"/>
       </w:pPr>
       <w:r>
+        <w:rPr>
+          <w:rFonts w:ascii="Georgia" w:hAnsi="Georgia"/>
+          <w:sz w:val="20"/>
+        </w:rPr>
+        <w:t xml:space="preserve">31. </w:t>
+      </w:r>
+      <w:r>
         <w:t xml:space="preserve">Jin, Y., Martinez-Maldonado, R., Gašević, D., &amp; Yan, L. (2024). GLAT: The Generative AI Literacy Assessment Test.</w:t>
       </w:r>
       <w:r>
@@ -11235,6 +11472,13 @@
         <w:widowControl w:val="1"/>
       </w:pPr>
       <w:r>
+        <w:rPr>
+          <w:rFonts w:ascii="Georgia" w:hAnsi="Georgia"/>
+          <w:sz w:val="20"/>
+        </w:rPr>
+        <w:t xml:space="preserve">32. </w:t>
+      </w:r>
+      <w:r>
         <w:t xml:space="preserve">Kane, M. T. (2013). Validating the Interpretations and Uses of Test Scores.</w:t>
       </w:r>
       <w:r>
@@ -11260,6 +11504,13 @@
         <w:widowControl w:val="1"/>
       </w:pPr>
       <w:r>
+        <w:rPr>
+          <w:rFonts w:ascii="Georgia" w:hAnsi="Georgia"/>
+          <w:sz w:val="20"/>
+        </w:rPr>
+        <w:t xml:space="preserve">33. </w:t>
+      </w:r>
+      <w:r>
         <w:t xml:space="preserve">Kapur, M. (2008). Productive Failure.</w:t>
       </w:r>
       <w:r>
@@ -11285,6 +11536,13 @@
         <w:widowControl w:val="1"/>
       </w:pPr>
       <w:r>
+        <w:rPr>
+          <w:rFonts w:ascii="Georgia" w:hAnsi="Georgia"/>
+          <w:sz w:val="20"/>
+        </w:rPr>
+        <w:t xml:space="preserve">34. </w:t>
+      </w:r>
+      <w:r>
         <w:t xml:space="preserve">Kim, P., Wang, W., &amp; Bonk, C. J. (2025). Generative AI as a Coach to Help Students Enhance Proficiency in Question Formulation.</w:t>
       </w:r>
       <w:r>
@@ -11310,6 +11568,13 @@
         <w:widowControl w:val="1"/>
       </w:pPr>
       <w:r>
+        <w:rPr>
+          <w:rFonts w:ascii="Georgia" w:hAnsi="Georgia"/>
+          <w:sz w:val="20"/>
+        </w:rPr>
+        <w:t xml:space="preserve">35. </w:t>
+      </w:r>
+      <w:r>
         <w:t xml:space="preserve">Kosmyna, N., Hauptmann, E., Yuan, Y. T., Situ, J., Liao, X., Beresnitzky, A. V., Braunstein, I., &amp; Maes, P. (2025). Your Brain on ChatGPT: Accumulation of Cognitive Debt when Using an AI Assistant for Essay Writing Task.</w:t>
       </w:r>
       <w:r>
@@ -11335,6 +11600,13 @@
         <w:widowControl w:val="1"/>
       </w:pPr>
       <w:r>
+        <w:rPr>
+          <w:rFonts w:ascii="Georgia" w:hAnsi="Georgia"/>
+          <w:sz w:val="20"/>
+        </w:rPr>
+        <w:t xml:space="preserve">36. </w:t>
+      </w:r>
+      <w:r>
         <w:t xml:space="preserve">Lee, H., &amp; Bosch, N. (2025). Calibration Discrepancy Predicts Students' Subsequent Metacognitive Strategy Use in Computer-Based Learning Environments.</w:t>
       </w:r>
       <w:r>
@@ -11360,6 +11632,13 @@
         <w:widowControl w:val="1"/>
       </w:pPr>
       <w:r>
+        <w:rPr>
+          <w:rFonts w:ascii="Georgia" w:hAnsi="Georgia"/>
+          <w:sz w:val="20"/>
+        </w:rPr>
+        <w:t xml:space="preserve">37. </w:t>
+      </w:r>
+      <w:r>
         <w:t xml:space="preserve">Lee, J. D., &amp; See, K. A. (2004). Trust in Automation: Designing for Appropriate Reliance.</w:t>
       </w:r>
       <w:r>
@@ -11385,6 +11664,13 @@
         <w:widowControl w:val="1"/>
       </w:pPr>
       <w:r>
+        <w:rPr>
+          <w:rFonts w:ascii="Georgia" w:hAnsi="Georgia"/>
+          <w:sz w:val="20"/>
+        </w:rPr>
+        <w:t xml:space="preserve">38. </w:t>
+      </w:r>
+      <w:r>
         <w:t xml:space="preserve">Lee, S. C., Baby, T., Vongvit, R., Lee, J., Kim, Y., Min, C., &amp; Yoon, S. H. (2025). Development and Validation of a Generative AI Competence Scale.</w:t>
       </w:r>
       <w:r>
@@ -11410,6 +11696,13 @@
         <w:widowControl w:val="1"/>
       </w:pPr>
       <w:r>
+        <w:rPr>
+          <w:rFonts w:ascii="Georgia" w:hAnsi="Georgia"/>
+          <w:sz w:val="20"/>
+        </w:rPr>
+        <w:t xml:space="preserve">39. </w:t>
+      </w:r>
+      <w:r>
         <w:t xml:space="preserve">Li, C., Cui, H., &amp; Hagedorn, L. S. (2026). The Cognitive Impact of ChatGPT in Higher Education: A Systematic Review of Critical and Creative Thinking Outcomes.</w:t>
       </w:r>
       <w:r>
@@ -11435,6 +11728,13 @@
         <w:widowControl w:val="1"/>
       </w:pPr>
       <w:r>
+        <w:rPr>
+          <w:rFonts w:ascii="Georgia" w:hAnsi="Georgia"/>
+          <w:sz w:val="20"/>
+        </w:rPr>
+        <w:t xml:space="preserve">40. </w:t>
+      </w:r>
+      <w:r>
         <w:t xml:space="preserve">Lo, L. S. (2023). The CLEAR Path: A Framework for Enhancing Information Literacy through Prompt Engineering.</w:t>
       </w:r>
       <w:r>
@@ -11460,6 +11760,13 @@
         <w:widowControl w:val="1"/>
       </w:pPr>
       <w:r>
+        <w:rPr>
+          <w:rFonts w:ascii="Georgia" w:hAnsi="Georgia"/>
+          <w:sz w:val="20"/>
+        </w:rPr>
+        <w:t xml:space="preserve">41. </w:t>
+      </w:r>
+      <w:r>
         <w:t xml:space="preserve">Long, D., &amp; Magerko, B. (2020). What Is AI Literacy? Competencies and Design Considerations.</w:t>
       </w:r>
       <w:r>
@@ -11485,6 +11792,13 @@
         <w:widowControl w:val="1"/>
       </w:pPr>
       <w:r>
+        <w:rPr>
+          <w:rFonts w:ascii="Georgia" w:hAnsi="Georgia"/>
+          <w:sz w:val="20"/>
+        </w:rPr>
+        <w:t xml:space="preserve">42. </w:t>
+      </w:r>
+      <w:r>
         <w:t xml:space="preserve">McNichols, H., Ikram, F., &amp; Lan, A. (2025). The StudyChat Dataset: Student Dialogues With ChatGPT in an Artificial Intelligence Course.</w:t>
       </w:r>
       <w:r>
@@ -11510,6 +11824,13 @@
         <w:widowControl w:val="1"/>
       </w:pPr>
       <w:r>
+        <w:rPr>
+          <w:rFonts w:ascii="Georgia" w:hAnsi="Georgia"/>
+          <w:sz w:val="20"/>
+        </w:rPr>
+        <w:t xml:space="preserve">43. </w:t>
+      </w:r>
+      <w:r>
         <w:t xml:space="preserve">Messick, S. (1995). Validity of Psychological Assessment: Validation of Inferences from Persons' Responses and Performances as Scientific Inquiry into Score Meaning.</w:t>
       </w:r>
       <w:r>
@@ -11535,6 +11856,13 @@
         <w:widowControl w:val="1"/>
       </w:pPr>
       <w:r>
+        <w:rPr>
+          <w:rFonts w:ascii="Georgia" w:hAnsi="Georgia"/>
+          <w:sz w:val="20"/>
+        </w:rPr>
+        <w:t xml:space="preserve">44. </w:t>
+      </w:r>
+      <w:r>
         <w:t xml:space="preserve">Nazaretsky, T., Gabbay, H., &amp; Käser, T. (2025). Can Students Judge Like Experts? A Large-Scale Study on AI and Human Personalized Formative Feedback.</w:t>
       </w:r>
       <w:r>
@@ -11560,6 +11888,13 @@
         <w:widowControl w:val="1"/>
       </w:pPr>
       <w:r>
+        <w:rPr>
+          <w:rFonts w:ascii="Georgia" w:hAnsi="Georgia"/>
+          <w:sz w:val="20"/>
+        </w:rPr>
+        <w:t xml:space="preserve">45. </w:t>
+      </w:r>
+      <w:r>
         <w:t xml:space="preserve">Nelson, T. O., &amp; Narens, L. (1990). Metamemory: A Theoretical Framework and New Findings.</w:t>
       </w:r>
       <w:r>
@@ -11585,6 +11920,13 @@
         <w:widowControl w:val="1"/>
       </w:pPr>
       <w:r>
+        <w:rPr>
+          <w:rFonts w:ascii="Georgia" w:hAnsi="Georgia"/>
+          <w:sz w:val="20"/>
+        </w:rPr>
+        <w:t xml:space="preserve">46. </w:t>
+      </w:r>
+      <w:r>
         <w:t xml:space="preserve">Parasuraman, R., &amp; Manzey, D. H. (2010). Complacency and Bias in Human Use of Automation: An Attentional Integration.</w:t>
       </w:r>
       <w:r>
@@ -11610,6 +11952,13 @@
         <w:widowControl w:val="1"/>
       </w:pPr>
       <w:r>
+        <w:rPr>
+          <w:rFonts w:ascii="Georgia" w:hAnsi="Georgia"/>
+          <w:sz w:val="20"/>
+        </w:rPr>
+        <w:t xml:space="preserve">47. </w:t>
+      </w:r>
+      <w:r>
         <w:t xml:space="preserve">Paul, R., &amp; Elder, L. (2006). The Miniature Guide to Critical Thinking: Concepts and Tools.</w:t>
       </w:r>
       <w:r>
@@ -11635,6 +11984,13 @@
         <w:widowControl w:val="1"/>
       </w:pPr>
       <w:r>
+        <w:rPr>
+          <w:rFonts w:ascii="Georgia" w:hAnsi="Georgia"/>
+          <w:sz w:val="20"/>
+        </w:rPr>
+        <w:t xml:space="preserve">48. </w:t>
+      </w:r>
+      <w:r>
         <w:t xml:space="preserve">Randazzo, B., Lifshitz-Assaf, H., Kellogg, K., Dell'Acqua, F., Mollick, E., Candelon, F., &amp; Lakhani, K. R. (2025). Cyborgs, Centaurs and Self-Automators: Modes of Human-AI Collaboration in Knowledge Work.</w:t>
       </w:r>
       <w:r>
@@ -11660,6 +12016,13 @@
         <w:widowControl w:val="1"/>
       </w:pPr>
       <w:r>
+        <w:rPr>
+          <w:rFonts w:ascii="Georgia" w:hAnsi="Georgia"/>
+          <w:sz w:val="20"/>
+        </w:rPr>
+        <w:t xml:space="preserve">49. </w:t>
+      </w:r>
+      <w:r>
         <w:t xml:space="preserve">Runco, M. A., &amp; Chand, I. (1995). Cognition and Creativity.</w:t>
       </w:r>
       <w:r>
@@ -11685,6 +12048,13 @@
         <w:widowControl w:val="1"/>
       </w:pPr>
       <w:r>
+        <w:rPr>
+          <w:rFonts w:ascii="Georgia" w:hAnsi="Georgia"/>
+          <w:sz w:val="20"/>
+        </w:rPr>
+        <w:t xml:space="preserve">50. </w:t>
+      </w:r>
+      <w:r>
         <w:t xml:space="preserve">Sadler, D. R. (1989). Formative Assessment and the Design of Instructional Systems.</w:t>
       </w:r>
       <w:r>
@@ -11710,6 +12080,13 @@
         <w:widowControl w:val="1"/>
       </w:pPr>
       <w:r>
+        <w:rPr>
+          <w:rFonts w:ascii="Georgia" w:hAnsi="Georgia"/>
+          <w:sz w:val="20"/>
+        </w:rPr>
+        <w:t xml:space="preserve">51. </w:t>
+      </w:r>
+      <w:r>
         <w:t xml:space="preserve">Salomon, G., Perkins, D. N., &amp; Globerson, T. (1991). Partners in Cognition: Extending Human Intelligence with Intelligent Technologies.</w:t>
       </w:r>
       <w:r>
@@ -11735,6 +12112,13 @@
         <w:widowControl w:val="1"/>
       </w:pPr>
       <w:r>
+        <w:rPr>
+          <w:rFonts w:ascii="Georgia" w:hAnsi="Georgia"/>
+          <w:sz w:val="20"/>
+        </w:rPr>
+        <w:t xml:space="preserve">52. </w:t>
+      </w:r>
+      <w:r>
         <w:t xml:space="preserve">Sidra, S., &amp; Mason, C. (2025). Generative AI in Human-AI Collaboration: Validation of the Collaborative AI Literacy and Collaborative AI Metacognition Scales.</w:t>
       </w:r>
       <w:r>
@@ -11760,6 +12144,13 @@
         <w:widowControl w:val="1"/>
       </w:pPr>
       <w:r>
+        <w:rPr>
+          <w:rFonts w:ascii="Georgia" w:hAnsi="Georgia"/>
+          <w:sz w:val="20"/>
+        </w:rPr>
+        <w:t xml:space="preserve">53. </w:t>
+      </w:r>
+      <w:r>
         <w:t xml:space="preserve">Sperber, D., Clément, F., Heintz, C., Mascaro, O., Mercier, H., Origgi, G., &amp; Wilson, D. (2010). Epistemic Vigilance.</w:t>
       </w:r>
       <w:r>
@@ -11785,6 +12176,13 @@
         <w:widowControl w:val="1"/>
       </w:pPr>
       <w:r>
+        <w:rPr>
+          <w:rFonts w:ascii="Georgia" w:hAnsi="Georgia"/>
+          <w:sz w:val="20"/>
+        </w:rPr>
+        <w:t xml:space="preserve">54. </w:t>
+      </w:r>
+      <w:r>
         <w:t xml:space="preserve">Srinath, S., Vadaparty, A., Smith IV, D. H., Porter, L., &amp; Zingaro, D. (2025). Assessing Problem Decomposition in CS1 for the GenAI Era.</w:t>
       </w:r>
       <w:r>
@@ -11810,6 +12208,13 @@
         <w:widowControl w:val="1"/>
       </w:pPr>
       <w:r>
+        <w:rPr>
+          <w:rFonts w:ascii="Georgia" w:hAnsi="Georgia"/>
+          <w:sz w:val="20"/>
+        </w:rPr>
+        <w:t xml:space="preserve">55. </w:t>
+      </w:r>
+      <w:r>
         <w:t xml:space="preserve">Tankelevitch, L., Kewenig, V., Simkute, A., Scott, A. E., Sarkar, A., Sellen, A., &amp; Rintel, S. (2024). The Metacognitive Demands and Opportunities of Generative AI.</w:t>
       </w:r>
       <w:r>
@@ -11835,6 +12240,13 @@
         <w:widowControl w:val="1"/>
       </w:pPr>
       <w:r>
+        <w:rPr>
+          <w:rFonts w:ascii="Georgia" w:hAnsi="Georgia"/>
+          <w:sz w:val="20"/>
+        </w:rPr>
+        <w:t xml:space="preserve">56. </w:t>
+      </w:r>
+      <w:r>
         <w:t xml:space="preserve">Tour, E., &amp; Zadorozhnyy, A. (2025). Conceptualizing and Operationalizing Prompt Literacy for English Language Learners.</w:t>
       </w:r>
       <w:r>
@@ -11860,6 +12272,13 @@
         <w:widowControl w:val="1"/>
       </w:pPr>
       <w:r>
+        <w:rPr>
+          <w:rFonts w:ascii="Georgia" w:hAnsi="Georgia"/>
+          <w:sz w:val="20"/>
+        </w:rPr>
+        <w:t xml:space="preserve">57. </w:t>
+      </w:r>
+      <w:r>
         <w:t xml:space="preserve">Vaccaro, M., Almaatouq, A., &amp; Malone, T. (2024). When Combinations of Humans and AI Are Useful: A Systematic Review and Meta-Analysis.</w:t>
       </w:r>
       <w:r>
@@ -11885,6 +12304,13 @@
         <w:widowControl w:val="1"/>
       </w:pPr>
       <w:r>
+        <w:rPr>
+          <w:rFonts w:ascii="Georgia" w:hAnsi="Georgia"/>
+          <w:sz w:val="20"/>
+        </w:rPr>
+        <w:t xml:space="preserve">58. </w:t>
+      </w:r>
+      <w:r>
         <w:t xml:space="preserve">Vygotsky, L. S. (1978). Mind in Society: The Development of Higher Psychological Processes.</w:t>
       </w:r>
       <w:r>
@@ -11910,6 +12336,13 @@
         <w:widowControl w:val="1"/>
       </w:pPr>
       <w:r>
+        <w:rPr>
+          <w:rFonts w:ascii="Georgia" w:hAnsi="Georgia"/>
+          <w:sz w:val="20"/>
+        </w:rPr>
+        <w:t xml:space="preserve">59. </w:t>
+      </w:r>
+      <w:r>
         <w:t xml:space="preserve">Walton, J., Bearman, M., Crawford, N., Tai, J., &amp; Boud, D. (2025). How University Students Work on Assessment Tasks with Generative Artificial Intelligence: Matters of Judgement.</w:t>
       </w:r>
       <w:r>
@@ -11938,6 +12371,13 @@
         <w:widowControl w:val="1"/>
       </w:pPr>
       <w:r>
+        <w:rPr>
+          <w:rFonts w:ascii="Georgia" w:hAnsi="Georgia"/>
+          <w:sz w:val="20"/>
+        </w:rPr>
+        <w:t xml:space="preserve">60. </w:t>
+      </w:r>
+      <w:r>
         <w:t xml:space="preserve">Wingerter, T. L., Straub, T., &amp; Schweitzer, S. (2025). Mitigating Automation Bias in Generative AI through Nudges: A Cognitive Reflection Test Study.</w:t>
       </w:r>
       <w:r>
@@ -11963,6 +12403,13 @@
         <w:widowControl w:val="1"/>
       </w:pPr>
       <w:r>
+        <w:rPr>
+          <w:rFonts w:ascii="Georgia" w:hAnsi="Georgia"/>
+          <w:sz w:val="20"/>
+        </w:rPr>
+        <w:t xml:space="preserve">61. </w:t>
+      </w:r>
+      <w:r>
         <w:t xml:space="preserve">Winne, P. H., &amp; Hadwin, A. F. (1998). Studying as Self-Regulated Learning.</w:t>
       </w:r>
       <w:r>
@@ -11988,6 +12435,13 @@
         <w:widowControl w:val="1"/>
       </w:pPr>
       <w:r>
+        <w:rPr>
+          <w:rFonts w:ascii="Georgia" w:hAnsi="Georgia"/>
+          <w:sz w:val="20"/>
+        </w:rPr>
+        <w:t xml:space="preserve">62. </w:t>
+      </w:r>
+      <w:r>
         <w:t xml:space="preserve">Wirth, J., Weber-Reuter, X.-L., Schuster, C., Fleischer, J., Leutner, D., &amp; Stebner, F. (2025). Far Transfer of Metacognitive Regulation: From Cognitive Learning Strategy Use to Mental Effort Regulation.</w:t>
       </w:r>
       <w:r>
@@ -12013,6 +12467,13 @@
         <w:widowControl w:val="1"/>
       </w:pPr>
       <w:r>
+        <w:rPr>
+          <w:rFonts w:ascii="Georgia" w:hAnsi="Georgia"/>
+          <w:sz w:val="20"/>
+        </w:rPr>
+        <w:t xml:space="preserve">63. </w:t>
+      </w:r>
+      <w:r>
         <w:t xml:space="preserve">Yao, G., &amp; Fan, L. (2025). Cognitive Load Scale for AI-Assisted L2 Writing: Scale Development and Validation.</w:t>
       </w:r>
       <w:r>
@@ -12038,6 +12499,13 @@
         <w:widowControl w:val="1"/>
       </w:pPr>
       <w:r>
+        <w:rPr>
+          <w:rFonts w:ascii="Georgia" w:hAnsi="Georgia"/>
+          <w:sz w:val="20"/>
+        </w:rPr>
+        <w:t xml:space="preserve">64. </w:t>
+      </w:r>
+      <w:r>
         <w:t xml:space="preserve">Yavuz, F., Çelik, Ö., &amp; Yavaş Çelik, G. (2025). Utilizing Large Language Models for EFL Essay Grading: An Examination of Reliability and Validity in Rubric-Based Assessments.</w:t>
       </w:r>
       <w:r>
@@ -12063,6 +12531,13 @@
         <w:widowControl w:val="1"/>
       </w:pPr>
       <w:r>
+        <w:rPr>
+          <w:rFonts w:ascii="Georgia" w:hAnsi="Georgia"/>
+          <w:sz w:val="20"/>
+        </w:rPr>
+        <w:t xml:space="preserve">65. </w:t>
+      </w:r>
+      <w:r>
         <w:t xml:space="preserve">Zimmerman, B. J. (2000). Attaining Self-Regulation: A Social Cognitive Perspective.</w:t>
       </w:r>
       <w:r>
@@ -12087,6 +12562,13 @@
         <w:keepLines w:val="0"/>
         <w:widowControl w:val="1"/>
       </w:pPr>
+      <w:r>
+        <w:rPr>
+          <w:rFonts w:ascii="Georgia" w:hAnsi="Georgia"/>
+          <w:sz w:val="20"/>
+        </w:rPr>
+        <w:t xml:space="preserve">66. </w:t>
+      </w:r>
       <w:r>
         <w:t xml:space="preserve">UNESCO (2024). AI Competency Framework for Students.</w:t>
       </w:r>

--- a/docs/coreasoning.docx
+++ b/docs/coreasoning.docx
@@ -629,7 +629,7 @@
               <a:graphicData uri="http://schemas.openxmlformats.org/drawingml/2006/picture">
                 <pic:pic>
                   <pic:nvPicPr>
-                    <pic:cNvPr descr="C:/Users/apart/AppData/Local/Temp/html2doc_svg_RicTun/svg_0.png" id="12" name="Picture"/>
+                    <pic:cNvPr descr="C:/Users/apart/AppData/Local/Temp/html2doc_svg_gJ2jxO/svg_0.png" id="12" name="Picture"/>
                     <pic:cNvPicPr>
                       <a:picLocks noChangeArrowheads="1" noChangeAspect="1"/>
                     </pic:cNvPicPr>
@@ -1710,7 +1710,7 @@
               <a:graphicData uri="http://schemas.openxmlformats.org/drawingml/2006/picture">
                 <pic:pic>
                   <pic:nvPicPr>
-                    <pic:cNvPr descr="C:/Users/apart/AppData/Local/Temp/html2doc_svg_RicTun/svg_1.png" id="17" name="Picture"/>
+                    <pic:cNvPr descr="C:/Users/apart/AppData/Local/Temp/html2doc_svg_gJ2jxO/svg_1.png" id="17" name="Picture"/>
                     <pic:cNvPicPr>
                       <a:picLocks noChangeArrowheads="1" noChangeAspect="1"/>
                     </pic:cNvPicPr>
@@ -4557,7 +4557,13 @@
         <w:t xml:space="preserve"> </w:t>
       </w:r>
       <w:r>
-        <w:t xml:space="preserve">theory. Figures A1 and A2 are screenshots of the running platform. All challenges evaluated in this paper are</w:t>
+        <w:t xml:space="preserve">theory. Figures A1 and A2 are screenshots of the running platform, and Appendix A walks through the</w:t>
+      </w:r>
+      <w:r>
+        <w:t xml:space="preserve"> </w:t>
+      </w:r>
+      <w:r>
+        <w:t xml:space="preserve">system end to end. All challenges evaluated in this paper are</w:t>
       </w:r>
       <w:r>
         <w:t xml:space="preserve"> </w:t>
@@ -9459,7 +9465,7 @@
               <a:graphicData uri="http://schemas.openxmlformats.org/drawingml/2006/picture">
                 <pic:pic>
                   <pic:nvPicPr>
-                    <pic:cNvPr descr="C:/Users/apart/AppData/Local/Temp/html2doc_svg_RicTun/svg_2.png" id="46" name="Picture"/>
+                    <pic:cNvPr descr="C:/Users/apart/AppData/Local/Temp/html2doc_svg_gJ2jxO/svg_2.png" id="46" name="Picture"/>
                     <pic:cNvPicPr>
                       <a:picLocks noChangeArrowheads="1" noChangeAspect="1"/>
                     </pic:cNvPicPr>
@@ -25066,7 +25072,7 @@
     <w:pPr>
       <w:keepNext w:val="0"/>
       <w:spacing w:after="0" w:before="0" w:line="276" w:lineRule="auto"/>
-      <w:ind w:firstLine="0"/>
+      <w:ind w:firstLine="360"/>
       <w:jc w:val="both"/>
     </w:pPr>
     <w:rPr>

--- a/docs/coreasoning.docx
+++ b/docs/coreasoning.docx
@@ -629,7 +629,7 @@
               <a:graphicData uri="http://schemas.openxmlformats.org/drawingml/2006/picture">
                 <pic:pic>
                   <pic:nvPicPr>
-                    <pic:cNvPr descr="C:/Users/apart/AppData/Local/Temp/html2doc_svg_gJ2jxO/svg_0.png" id="12" name="Picture"/>
+                    <pic:cNvPr descr="C:/Users/apart/AppData/Local/Temp/html2doc_svg_lNh4Nc/svg_0.png" id="12" name="Picture"/>
                     <pic:cNvPicPr>
                       <a:picLocks noChangeArrowheads="1" noChangeAspect="1"/>
                     </pic:cNvPicPr>
@@ -1710,7 +1710,7 @@
               <a:graphicData uri="http://schemas.openxmlformats.org/drawingml/2006/picture">
                 <pic:pic>
                   <pic:nvPicPr>
-                    <pic:cNvPr descr="C:/Users/apart/AppData/Local/Temp/html2doc_svg_gJ2jxO/svg_1.png" id="17" name="Picture"/>
+                    <pic:cNvPr descr="C:/Users/apart/AppData/Local/Temp/html2doc_svg_lNh4Nc/svg_1.png" id="17" name="Picture"/>
                     <pic:cNvPicPr>
                       <a:picLocks noChangeArrowheads="1" noChangeAspect="1"/>
                     </pic:cNvPicPr>
@@ -9465,7 +9465,7 @@
               <a:graphicData uri="http://schemas.openxmlformats.org/drawingml/2006/picture">
                 <pic:pic>
                   <pic:nvPicPr>
-                    <pic:cNvPr descr="C:/Users/apart/AppData/Local/Temp/html2doc_svg_gJ2jxO/svg_2.png" id="46" name="Picture"/>
+                    <pic:cNvPr descr="C:/Users/apart/AppData/Local/Temp/html2doc_svg_lNh4Nc/svg_2.png" id="46" name="Picture"/>
                     <pic:cNvPicPr>
                       <a:picLocks noChangeArrowheads="1" noChangeAspect="1"/>
                     </pic:cNvPicPr>
@@ -10480,6 +10480,8 @@
     <w:p>
       <w:pPr>
         <w:pStyle w:val="ReferenceEntry"/>
+        <w:spacing w:after="60"/>
+        <w:ind w:left="403" w:hanging="403"/>
         <w:jc w:val="left"/>
         <w:keepNext w:val="0"/>
         <w:keepLines w:val="0"/>
@@ -10512,6 +10514,8 @@
     <w:p>
       <w:pPr>
         <w:pStyle w:val="ReferenceEntry"/>
+        <w:spacing w:after="60"/>
+        <w:ind w:left="403" w:hanging="403"/>
         <w:jc w:val="left"/>
         <w:keepNext w:val="0"/>
         <w:keepLines w:val="0"/>
@@ -10544,6 +10548,8 @@
     <w:p>
       <w:pPr>
         <w:pStyle w:val="ReferenceEntry"/>
+        <w:spacing w:after="60"/>
+        <w:ind w:left="403" w:hanging="403"/>
         <w:jc w:val="left"/>
         <w:keepNext w:val="0"/>
         <w:keepLines w:val="0"/>
@@ -10576,6 +10582,8 @@
     <w:p>
       <w:pPr>
         <w:pStyle w:val="ReferenceEntry"/>
+        <w:spacing w:after="60"/>
+        <w:ind w:left="403" w:hanging="403"/>
         <w:jc w:val="left"/>
         <w:keepNext w:val="0"/>
         <w:keepLines w:val="0"/>
@@ -10608,6 +10616,8 @@
     <w:p>
       <w:pPr>
         <w:pStyle w:val="ReferenceEntry"/>
+        <w:spacing w:after="60"/>
+        <w:ind w:left="403" w:hanging="403"/>
         <w:jc w:val="left"/>
         <w:keepNext w:val="0"/>
         <w:keepLines w:val="0"/>
@@ -10640,6 +10650,8 @@
     <w:p>
       <w:pPr>
         <w:pStyle w:val="ReferenceEntry"/>
+        <w:spacing w:after="60"/>
+        <w:ind w:left="403" w:hanging="403"/>
         <w:jc w:val="left"/>
         <w:keepNext w:val="0"/>
         <w:keepLines w:val="0"/>
@@ -10672,6 +10684,8 @@
     <w:p>
       <w:pPr>
         <w:pStyle w:val="ReferenceEntry"/>
+        <w:spacing w:after="60"/>
+        <w:ind w:left="403" w:hanging="403"/>
         <w:jc w:val="left"/>
         <w:keepNext w:val="0"/>
         <w:keepLines w:val="0"/>
@@ -10704,6 +10718,8 @@
     <w:p>
       <w:pPr>
         <w:pStyle w:val="ReferenceEntry"/>
+        <w:spacing w:after="60"/>
+        <w:ind w:left="403" w:hanging="403"/>
         <w:jc w:val="left"/>
         <w:keepNext w:val="0"/>
         <w:keepLines w:val="0"/>
@@ -10736,6 +10752,8 @@
     <w:p>
       <w:pPr>
         <w:pStyle w:val="ReferenceEntry"/>
+        <w:spacing w:after="60"/>
+        <w:ind w:left="403" w:hanging="403"/>
         <w:jc w:val="left"/>
         <w:keepNext w:val="0"/>
         <w:keepLines w:val="0"/>
@@ -10768,6 +10786,8 @@
     <w:p>
       <w:pPr>
         <w:pStyle w:val="ReferenceEntry"/>
+        <w:spacing w:after="60"/>
+        <w:ind w:left="403" w:hanging="403"/>
         <w:jc w:val="left"/>
         <w:keepNext w:val="0"/>
         <w:keepLines w:val="0"/>
@@ -10800,6 +10820,8 @@
     <w:p>
       <w:pPr>
         <w:pStyle w:val="ReferenceEntry"/>
+        <w:spacing w:after="60"/>
+        <w:ind w:left="403" w:hanging="403"/>
         <w:jc w:val="left"/>
         <w:keepNext w:val="0"/>
         <w:keepLines w:val="0"/>
@@ -10832,6 +10854,8 @@
     <w:p>
       <w:pPr>
         <w:pStyle w:val="ReferenceEntry"/>
+        <w:spacing w:after="60"/>
+        <w:ind w:left="403" w:hanging="403"/>
         <w:jc w:val="left"/>
         <w:keepNext w:val="0"/>
         <w:keepLines w:val="0"/>
@@ -10864,6 +10888,8 @@
     <w:p>
       <w:pPr>
         <w:pStyle w:val="ReferenceEntry"/>
+        <w:spacing w:after="60"/>
+        <w:ind w:left="403" w:hanging="403"/>
         <w:jc w:val="left"/>
         <w:keepNext w:val="0"/>
         <w:keepLines w:val="0"/>
@@ -10896,6 +10922,8 @@
     <w:p>
       <w:pPr>
         <w:pStyle w:val="ReferenceEntry"/>
+        <w:spacing w:after="60"/>
+        <w:ind w:left="403" w:hanging="403"/>
         <w:jc w:val="left"/>
         <w:keepNext w:val="0"/>
         <w:keepLines w:val="0"/>
@@ -10928,6 +10956,8 @@
     <w:p>
       <w:pPr>
         <w:pStyle w:val="ReferenceEntry"/>
+        <w:spacing w:after="60"/>
+        <w:ind w:left="403" w:hanging="403"/>
         <w:jc w:val="left"/>
         <w:keepNext w:val="0"/>
         <w:keepLines w:val="0"/>
@@ -10960,6 +10990,8 @@
     <w:p>
       <w:pPr>
         <w:pStyle w:val="ReferenceEntry"/>
+        <w:spacing w:after="60"/>
+        <w:ind w:left="403" w:hanging="403"/>
         <w:jc w:val="left"/>
         <w:keepNext w:val="0"/>
         <w:keepLines w:val="0"/>
@@ -10992,6 +11024,8 @@
     <w:p>
       <w:pPr>
         <w:pStyle w:val="ReferenceEntry"/>
+        <w:spacing w:after="60"/>
+        <w:ind w:left="403" w:hanging="403"/>
         <w:jc w:val="left"/>
         <w:keepNext w:val="0"/>
         <w:keepLines w:val="0"/>
@@ -11024,6 +11058,8 @@
     <w:p>
       <w:pPr>
         <w:pStyle w:val="ReferenceEntry"/>
+        <w:spacing w:after="60"/>
+        <w:ind w:left="403" w:hanging="403"/>
         <w:jc w:val="left"/>
         <w:keepNext w:val="0"/>
         <w:keepLines w:val="0"/>
@@ -11056,6 +11092,8 @@
     <w:p>
       <w:pPr>
         <w:pStyle w:val="ReferenceEntry"/>
+        <w:spacing w:after="60"/>
+        <w:ind w:left="403" w:hanging="403"/>
         <w:jc w:val="left"/>
         <w:keepNext w:val="0"/>
         <w:keepLines w:val="0"/>
@@ -11088,6 +11126,8 @@
     <w:p>
       <w:pPr>
         <w:pStyle w:val="ReferenceEntry"/>
+        <w:spacing w:after="60"/>
+        <w:ind w:left="403" w:hanging="403"/>
         <w:jc w:val="left"/>
         <w:keepNext w:val="0"/>
         <w:keepLines w:val="0"/>
@@ -11120,6 +11160,8 @@
     <w:p>
       <w:pPr>
         <w:pStyle w:val="ReferenceEntry"/>
+        <w:spacing w:after="60"/>
+        <w:ind w:left="403" w:hanging="403"/>
         <w:jc w:val="left"/>
         <w:keepNext w:val="0"/>
         <w:keepLines w:val="0"/>
@@ -11152,6 +11194,8 @@
     <w:p>
       <w:pPr>
         <w:pStyle w:val="ReferenceEntry"/>
+        <w:spacing w:after="60"/>
+        <w:ind w:left="403" w:hanging="403"/>
         <w:jc w:val="left"/>
         <w:keepNext w:val="0"/>
         <w:keepLines w:val="0"/>
@@ -11184,6 +11228,8 @@
     <w:p>
       <w:pPr>
         <w:pStyle w:val="ReferenceEntry"/>
+        <w:spacing w:after="60"/>
+        <w:ind w:left="403" w:hanging="403"/>
         <w:jc w:val="left"/>
         <w:keepNext w:val="0"/>
         <w:keepLines w:val="0"/>
@@ -11216,6 +11262,8 @@
     <w:p>
       <w:pPr>
         <w:pStyle w:val="ReferenceEntry"/>
+        <w:spacing w:after="60"/>
+        <w:ind w:left="403" w:hanging="403"/>
         <w:jc w:val="left"/>
         <w:keepNext w:val="0"/>
         <w:keepLines w:val="0"/>
@@ -11248,6 +11296,8 @@
     <w:p>
       <w:pPr>
         <w:pStyle w:val="ReferenceEntry"/>
+        <w:spacing w:after="60"/>
+        <w:ind w:left="403" w:hanging="403"/>
         <w:jc w:val="left"/>
         <w:keepNext w:val="0"/>
         <w:keepLines w:val="0"/>
@@ -11280,6 +11330,8 @@
     <w:p>
       <w:pPr>
         <w:pStyle w:val="ReferenceEntry"/>
+        <w:spacing w:after="60"/>
+        <w:ind w:left="403" w:hanging="403"/>
         <w:jc w:val="left"/>
         <w:keepNext w:val="0"/>
         <w:keepLines w:val="0"/>
@@ -11312,6 +11364,8 @@
     <w:p>
       <w:pPr>
         <w:pStyle w:val="ReferenceEntry"/>
+        <w:spacing w:after="60"/>
+        <w:ind w:left="403" w:hanging="403"/>
         <w:jc w:val="left"/>
         <w:keepNext w:val="0"/>
         <w:keepLines w:val="0"/>
@@ -11344,6 +11398,8 @@
     <w:p>
       <w:pPr>
         <w:pStyle w:val="ReferenceEntry"/>
+        <w:spacing w:after="60"/>
+        <w:ind w:left="403" w:hanging="403"/>
         <w:jc w:val="left"/>
         <w:keepNext w:val="0"/>
         <w:keepLines w:val="0"/>
@@ -11376,6 +11432,8 @@
     <w:p>
       <w:pPr>
         <w:pStyle w:val="ReferenceEntry"/>
+        <w:spacing w:after="60"/>
+        <w:ind w:left="403" w:hanging="403"/>
         <w:jc w:val="left"/>
         <w:keepNext w:val="0"/>
         <w:keepLines w:val="0"/>
@@ -11408,6 +11466,8 @@
     <w:p>
       <w:pPr>
         <w:pStyle w:val="ReferenceEntry"/>
+        <w:spacing w:after="60"/>
+        <w:ind w:left="403" w:hanging="403"/>
         <w:jc w:val="left"/>
         <w:keepNext w:val="0"/>
         <w:keepLines w:val="0"/>
@@ -11440,6 +11500,8 @@
     <w:p>
       <w:pPr>
         <w:pStyle w:val="ReferenceEntry"/>
+        <w:spacing w:after="60"/>
+        <w:ind w:left="403" w:hanging="403"/>
         <w:jc w:val="left"/>
         <w:keepNext w:val="0"/>
         <w:keepLines w:val="0"/>
@@ -11472,6 +11534,8 @@
     <w:p>
       <w:pPr>
         <w:pStyle w:val="ReferenceEntry"/>
+        <w:spacing w:after="60"/>
+        <w:ind w:left="403" w:hanging="403"/>
         <w:jc w:val="left"/>
         <w:keepNext w:val="0"/>
         <w:keepLines w:val="0"/>
@@ -11504,6 +11568,8 @@
     <w:p>
       <w:pPr>
         <w:pStyle w:val="ReferenceEntry"/>
+        <w:spacing w:after="60"/>
+        <w:ind w:left="403" w:hanging="403"/>
         <w:jc w:val="left"/>
         <w:keepNext w:val="0"/>
         <w:keepLines w:val="0"/>
@@ -11536,6 +11602,8 @@
     <w:p>
       <w:pPr>
         <w:pStyle w:val="ReferenceEntry"/>
+        <w:spacing w:after="60"/>
+        <w:ind w:left="403" w:hanging="403"/>
         <w:jc w:val="left"/>
         <w:keepNext w:val="0"/>
         <w:keepLines w:val="0"/>
@@ -11568,6 +11636,8 @@
     <w:p>
       <w:pPr>
         <w:pStyle w:val="ReferenceEntry"/>
+        <w:spacing w:after="60"/>
+        <w:ind w:left="403" w:hanging="403"/>
         <w:jc w:val="left"/>
         <w:keepNext w:val="0"/>
         <w:keepLines w:val="0"/>
@@ -11600,6 +11670,8 @@
     <w:p>
       <w:pPr>
         <w:pStyle w:val="ReferenceEntry"/>
+        <w:spacing w:after="60"/>
+        <w:ind w:left="403" w:hanging="403"/>
         <w:jc w:val="left"/>
         <w:keepNext w:val="0"/>
         <w:keepLines w:val="0"/>
@@ -11632,6 +11704,8 @@
     <w:p>
       <w:pPr>
         <w:pStyle w:val="ReferenceEntry"/>
+        <w:spacing w:after="60"/>
+        <w:ind w:left="403" w:hanging="403"/>
         <w:jc w:val="left"/>
         <w:keepNext w:val="0"/>
         <w:keepLines w:val="0"/>
@@ -11664,6 +11738,8 @@
     <w:p>
       <w:pPr>
         <w:pStyle w:val="ReferenceEntry"/>
+        <w:spacing w:after="60"/>
+        <w:ind w:left="403" w:hanging="403"/>
         <w:jc w:val="left"/>
         <w:keepNext w:val="0"/>
         <w:keepLines w:val="0"/>
@@ -11696,6 +11772,8 @@
     <w:p>
       <w:pPr>
         <w:pStyle w:val="ReferenceEntry"/>
+        <w:spacing w:after="60"/>
+        <w:ind w:left="403" w:hanging="403"/>
         <w:jc w:val="left"/>
         <w:keepNext w:val="0"/>
         <w:keepLines w:val="0"/>
@@ -11728,6 +11806,8 @@
     <w:p>
       <w:pPr>
         <w:pStyle w:val="ReferenceEntry"/>
+        <w:spacing w:after="60"/>
+        <w:ind w:left="403" w:hanging="403"/>
         <w:jc w:val="left"/>
         <w:keepNext w:val="0"/>
         <w:keepLines w:val="0"/>
@@ -11760,6 +11840,8 @@
     <w:p>
       <w:pPr>
         <w:pStyle w:val="ReferenceEntry"/>
+        <w:spacing w:after="60"/>
+        <w:ind w:left="403" w:hanging="403"/>
         <w:jc w:val="left"/>
         <w:keepNext w:val="0"/>
         <w:keepLines w:val="0"/>
@@ -11792,6 +11874,8 @@
     <w:p>
       <w:pPr>
         <w:pStyle w:val="ReferenceEntry"/>
+        <w:spacing w:after="60"/>
+        <w:ind w:left="403" w:hanging="403"/>
         <w:jc w:val="left"/>
         <w:keepNext w:val="0"/>
         <w:keepLines w:val="0"/>
@@ -11824,6 +11908,8 @@
     <w:p>
       <w:pPr>
         <w:pStyle w:val="ReferenceEntry"/>
+        <w:spacing w:after="60"/>
+        <w:ind w:left="403" w:hanging="403"/>
         <w:jc w:val="left"/>
         <w:keepNext w:val="0"/>
         <w:keepLines w:val="0"/>
@@ -11856,6 +11942,8 @@
     <w:p>
       <w:pPr>
         <w:pStyle w:val="ReferenceEntry"/>
+        <w:spacing w:after="60"/>
+        <w:ind w:left="403" w:hanging="403"/>
         <w:jc w:val="left"/>
         <w:keepNext w:val="0"/>
         <w:keepLines w:val="0"/>
@@ -11888,6 +11976,8 @@
     <w:p>
       <w:pPr>
         <w:pStyle w:val="ReferenceEntry"/>
+        <w:spacing w:after="60"/>
+        <w:ind w:left="403" w:hanging="403"/>
         <w:jc w:val="left"/>
         <w:keepNext w:val="0"/>
         <w:keepLines w:val="0"/>
@@ -11920,6 +12010,8 @@
     <w:p>
       <w:pPr>
         <w:pStyle w:val="ReferenceEntry"/>
+        <w:spacing w:after="60"/>
+        <w:ind w:left="403" w:hanging="403"/>
         <w:jc w:val="left"/>
         <w:keepNext w:val="0"/>
         <w:keepLines w:val="0"/>
@@ -11952,6 +12044,8 @@
     <w:p>
       <w:pPr>
         <w:pStyle w:val="ReferenceEntry"/>
+        <w:spacing w:after="60"/>
+        <w:ind w:left="403" w:hanging="403"/>
         <w:jc w:val="left"/>
         <w:keepNext w:val="0"/>
         <w:keepLines w:val="0"/>
@@ -11984,6 +12078,8 @@
     <w:p>
       <w:pPr>
         <w:pStyle w:val="ReferenceEntry"/>
+        <w:spacing w:after="60"/>
+        <w:ind w:left="403" w:hanging="403"/>
         <w:jc w:val="left"/>
         <w:keepNext w:val="0"/>
         <w:keepLines w:val="0"/>
@@ -12016,6 +12112,8 @@
     <w:p>
       <w:pPr>
         <w:pStyle w:val="ReferenceEntry"/>
+        <w:spacing w:after="60"/>
+        <w:ind w:left="403" w:hanging="403"/>
         <w:jc w:val="left"/>
         <w:keepNext w:val="0"/>
         <w:keepLines w:val="0"/>
@@ -12048,6 +12146,8 @@
     <w:p>
       <w:pPr>
         <w:pStyle w:val="ReferenceEntry"/>
+        <w:spacing w:after="60"/>
+        <w:ind w:left="403" w:hanging="403"/>
         <w:jc w:val="left"/>
         <w:keepNext w:val="0"/>
         <w:keepLines w:val="0"/>
@@ -12080,6 +12180,8 @@
     <w:p>
       <w:pPr>
         <w:pStyle w:val="ReferenceEntry"/>
+        <w:spacing w:after="60"/>
+        <w:ind w:left="403" w:hanging="403"/>
         <w:jc w:val="left"/>
         <w:keepNext w:val="0"/>
         <w:keepLines w:val="0"/>
@@ -12112,6 +12214,8 @@
     <w:p>
       <w:pPr>
         <w:pStyle w:val="ReferenceEntry"/>
+        <w:spacing w:after="60"/>
+        <w:ind w:left="403" w:hanging="403"/>
         <w:jc w:val="left"/>
         <w:keepNext w:val="0"/>
         <w:keepLines w:val="0"/>
@@ -12144,6 +12248,8 @@
     <w:p>
       <w:pPr>
         <w:pStyle w:val="ReferenceEntry"/>
+        <w:spacing w:after="60"/>
+        <w:ind w:left="403" w:hanging="403"/>
         <w:jc w:val="left"/>
         <w:keepNext w:val="0"/>
         <w:keepLines w:val="0"/>
@@ -12176,6 +12282,8 @@
     <w:p>
       <w:pPr>
         <w:pStyle w:val="ReferenceEntry"/>
+        <w:spacing w:after="60"/>
+        <w:ind w:left="403" w:hanging="403"/>
         <w:jc w:val="left"/>
         <w:keepNext w:val="0"/>
         <w:keepLines w:val="0"/>
@@ -12208,6 +12316,8 @@
     <w:p>
       <w:pPr>
         <w:pStyle w:val="ReferenceEntry"/>
+        <w:spacing w:after="60"/>
+        <w:ind w:left="403" w:hanging="403"/>
         <w:jc w:val="left"/>
         <w:keepNext w:val="0"/>
         <w:keepLines w:val="0"/>
@@ -12240,6 +12350,8 @@
     <w:p>
       <w:pPr>
         <w:pStyle w:val="ReferenceEntry"/>
+        <w:spacing w:after="60"/>
+        <w:ind w:left="403" w:hanging="403"/>
         <w:jc w:val="left"/>
         <w:keepNext w:val="0"/>
         <w:keepLines w:val="0"/>
@@ -12272,6 +12384,8 @@
     <w:p>
       <w:pPr>
         <w:pStyle w:val="ReferenceEntry"/>
+        <w:spacing w:after="60"/>
+        <w:ind w:left="403" w:hanging="403"/>
         <w:jc w:val="left"/>
         <w:keepNext w:val="0"/>
         <w:keepLines w:val="0"/>
@@ -12304,6 +12418,8 @@
     <w:p>
       <w:pPr>
         <w:pStyle w:val="ReferenceEntry"/>
+        <w:spacing w:after="60"/>
+        <w:ind w:left="403" w:hanging="403"/>
         <w:jc w:val="left"/>
         <w:keepNext w:val="0"/>
         <w:keepLines w:val="0"/>
@@ -12336,6 +12452,8 @@
     <w:p>
       <w:pPr>
         <w:pStyle w:val="ReferenceEntry"/>
+        <w:spacing w:after="60"/>
+        <w:ind w:left="403" w:hanging="403"/>
         <w:jc w:val="left"/>
         <w:keepNext w:val="0"/>
         <w:keepLines w:val="0"/>
@@ -12371,6 +12489,8 @@
     <w:p>
       <w:pPr>
         <w:pStyle w:val="ReferenceEntry"/>
+        <w:spacing w:after="60"/>
+        <w:ind w:left="403" w:hanging="403"/>
         <w:jc w:val="left"/>
         <w:keepNext w:val="0"/>
         <w:keepLines w:val="0"/>
@@ -12403,6 +12523,8 @@
     <w:p>
       <w:pPr>
         <w:pStyle w:val="ReferenceEntry"/>
+        <w:spacing w:after="60"/>
+        <w:ind w:left="403" w:hanging="403"/>
         <w:jc w:val="left"/>
         <w:keepNext w:val="0"/>
         <w:keepLines w:val="0"/>
@@ -12435,6 +12557,8 @@
     <w:p>
       <w:pPr>
         <w:pStyle w:val="ReferenceEntry"/>
+        <w:spacing w:after="60"/>
+        <w:ind w:left="403" w:hanging="403"/>
         <w:jc w:val="left"/>
         <w:keepNext w:val="0"/>
         <w:keepLines w:val="0"/>
@@ -12467,6 +12591,8 @@
     <w:p>
       <w:pPr>
         <w:pStyle w:val="ReferenceEntry"/>
+        <w:spacing w:after="60"/>
+        <w:ind w:left="403" w:hanging="403"/>
         <w:jc w:val="left"/>
         <w:keepNext w:val="0"/>
         <w:keepLines w:val="0"/>
@@ -12499,6 +12625,8 @@
     <w:p>
       <w:pPr>
         <w:pStyle w:val="ReferenceEntry"/>
+        <w:spacing w:after="60"/>
+        <w:ind w:left="403" w:hanging="403"/>
         <w:jc w:val="left"/>
         <w:keepNext w:val="0"/>
         <w:keepLines w:val="0"/>
@@ -12531,6 +12659,8 @@
     <w:p>
       <w:pPr>
         <w:pStyle w:val="ReferenceEntry"/>
+        <w:spacing w:after="60"/>
+        <w:ind w:left="403" w:hanging="403"/>
         <w:jc w:val="left"/>
         <w:keepNext w:val="0"/>
         <w:keepLines w:val="0"/>
@@ -12563,6 +12693,8 @@
     <w:p>
       <w:pPr>
         <w:pStyle w:val="ReferenceEntry"/>
+        <w:spacing w:after="60"/>
+        <w:ind w:left="403" w:hanging="403"/>
         <w:jc w:val="left"/>
         <w:keepNext w:val="0"/>
         <w:keepLines w:val="0"/>
@@ -25168,7 +25300,7 @@
       <w:spacing w:after="120" w:before="240"/>
     </w:pPr>
     <w:rPr>
-      <w:rFonts w:ascii="Times New Roman" w:hAnsi="Times New Roman"/>
+      <w:rFonts w:ascii="Georgia" w:hAnsi="Georgia"/>
       <w:b/>
       <w:i w:val="0"/>
       <w:sz w:val="28"/>
@@ -25179,9 +25311,9 @@
     <w:basedOn w:val="BodyText"/>
     <w:pPr>
       <w:keepNext w:val="0"/>
-      <w:spacing w:after="40" w:before="0" w:line="240" w:lineRule="auto"/>
-      <w:ind w:left="0" w:firstLine="0"/>
-      <w:jc w:val="both"/>
+      <w:spacing w:after="60" w:before="0" w:line="252" w:lineRule="auto"/>
+      <w:ind w:left="403" w:hanging="403"/>
+      <w:jc w:val="left"/>
     </w:pPr>
     <w:rPr>
       <w:rFonts w:ascii="Georgia" w:hAnsi="Georgia"/>

--- a/docs/coreasoning.docx
+++ b/docs/coreasoning.docx
@@ -629,7 +629,7 @@
               <a:graphicData uri="http://schemas.openxmlformats.org/drawingml/2006/picture">
                 <pic:pic>
                   <pic:nvPicPr>
-                    <pic:cNvPr descr="C:/Users/apart/AppData/Local/Temp/html2doc_svg_lNh4Nc/svg_0.png" id="12" name="Picture"/>
+                    <pic:cNvPr descr="C:/Users/apart/AppData/Local/Temp/html2doc_svg_Ihlcji/svg_0.png" id="12" name="Picture"/>
                     <pic:cNvPicPr>
                       <a:picLocks noChangeArrowheads="1" noChangeAspect="1"/>
                     </pic:cNvPicPr>
@@ -1710,7 +1710,7 @@
               <a:graphicData uri="http://schemas.openxmlformats.org/drawingml/2006/picture">
                 <pic:pic>
                   <pic:nvPicPr>
-                    <pic:cNvPr descr="C:/Users/apart/AppData/Local/Temp/html2doc_svg_lNh4Nc/svg_1.png" id="17" name="Picture"/>
+                    <pic:cNvPr descr="C:/Users/apart/AppData/Local/Temp/html2doc_svg_Ihlcji/svg_1.png" id="17" name="Picture"/>
                     <pic:cNvPicPr>
                       <a:picLocks noChangeArrowheads="1" noChangeAspect="1"/>
                     </pic:cNvPicPr>
@@ -9465,7 +9465,7 @@
               <a:graphicData uri="http://schemas.openxmlformats.org/drawingml/2006/picture">
                 <pic:pic>
                   <pic:nvPicPr>
-                    <pic:cNvPr descr="C:/Users/apart/AppData/Local/Temp/html2doc_svg_lNh4Nc/svg_2.png" id="46" name="Picture"/>
+                    <pic:cNvPr descr="C:/Users/apart/AppData/Local/Temp/html2doc_svg_Ihlcji/svg_2.png" id="46" name="Picture"/>
                     <pic:cNvPicPr>
                       <a:picLocks noChangeArrowheads="1" noChangeAspect="1"/>
                     </pic:cNvPicPr>

--- a/docs/coreasoning.docx
+++ b/docs/coreasoning.docx
@@ -629,7 +629,7 @@
               <a:graphicData uri="http://schemas.openxmlformats.org/drawingml/2006/picture">
                 <pic:pic>
                   <pic:nvPicPr>
-                    <pic:cNvPr descr="C:/Users/apart/AppData/Local/Temp/html2doc_svg_Ihlcji/svg_0.png" id="12" name="Picture"/>
+                    <pic:cNvPr descr="C:/Users/apart/AppData/Local/Temp/html2doc_svg_7WxKQ8/svg_0.png" id="12" name="Picture"/>
                     <pic:cNvPicPr>
                       <a:picLocks noChangeArrowheads="1" noChangeAspect="1"/>
                     </pic:cNvPicPr>
@@ -664,60 +664,33 @@
     </w:p>
     <w:p>
       <w:pPr>
-        <w:pStyle w:val="BodyText"/>
-        <w:jc w:val="both"/>
+        <w:pStyle w:val="ImageCaption"/>
+        <w:spacing w:before="80" w:after="120" w:line="240" w:lineRule="auto"/>
+        <w:jc w:val="center"/>
         <w:keepNext w:val="0"/>
-        <w:keepLines w:val="0"/>
+        <w:keepLines/>
         <w:widowControl w:val="1"/>
       </w:pPr>
       <w:r>
         <w:rPr>
+          <w:b/>
           <w:i/>
-          <w:iCs/>
-        </w:rPr>
-        <w:t xml:space="preserve">Figure 1 (schematic). As models absorb more of the execution, the part of a task a competent person</w:t>
-      </w:r>
-      <w:r>
-        <w:rPr>
+        </w:rPr>
+        <w:t>Figure 1 (schematic).</w:t>
+      </w:r>
+      <w:r>
+        <w:rPr>
+          <w:b w:val="0"/>
           <w:i/>
-          <w:iCs/>
-        </w:rPr>
-        <w:t xml:space="preserve"> </w:t>
-      </w:r>
-      <w:r>
-        <w:rPr>
+        </w:rPr>
+        <w:t xml:space="preserve"> </w:t>
+      </w:r>
+      <w:r>
+        <w:rPr>
+          <w:b w:val="0"/>
           <w:i/>
-          <w:iCs/>
-        </w:rPr>
-        <w:t xml:space="preserve">must still own shifts from doing the work toward framing, judging, and steering it; the axes are</w:t>
-      </w:r>
-      <w:r>
-        <w:rPr>
-          <w:i/>
-          <w:iCs/>
-        </w:rPr>
-        <w:t xml:space="preserve"> </w:t>
-      </w:r>
-      <w:r>
-        <w:rPr>
-          <w:i/>
-          <w:iCs/>
-        </w:rPr>
-        <w:t xml:space="preserve">conceptual, not quantitative. CoReasoning is a decomposition and assessment of that shifting</w:t>
-      </w:r>
-      <w:r>
-        <w:rPr>
-          <w:i/>
-          <w:iCs/>
-        </w:rPr>
-        <w:t xml:space="preserve"> </w:t>
-      </w:r>
-      <w:r>
-        <w:rPr>
-          <w:i/>
-          <w:iCs/>
-        </w:rPr>
-        <w:t xml:space="preserve">contribution.</w:t>
+        </w:rPr>
+        <w:t>As models absorb more of the execution, the part of a task a competent person must still own shifts from doing the work toward framing, judging, and steering it; the axes are conceptual, not quantitative. CoReasoning is a decomposition and assessment of that shifting contribution.</w:t>
       </w:r>
     </w:p>
     <w:p>
@@ -1710,7 +1683,7 @@
               <a:graphicData uri="http://schemas.openxmlformats.org/drawingml/2006/picture">
                 <pic:pic>
                   <pic:nvPicPr>
-                    <pic:cNvPr descr="C:/Users/apart/AppData/Local/Temp/html2doc_svg_Ihlcji/svg_1.png" id="17" name="Picture"/>
+                    <pic:cNvPr descr="C:/Users/apart/AppData/Local/Temp/html2doc_svg_7WxKQ8/svg_1.png" id="17" name="Picture"/>
                     <pic:cNvPicPr>
                       <a:picLocks noChangeArrowheads="1" noChangeAspect="1"/>
                     </pic:cNvPicPr>
@@ -9465,7 +9438,7 @@
               <a:graphicData uri="http://schemas.openxmlformats.org/drawingml/2006/picture">
                 <pic:pic>
                   <pic:nvPicPr>
-                    <pic:cNvPr descr="C:/Users/apart/AppData/Local/Temp/html2doc_svg_Ihlcji/svg_2.png" id="46" name="Picture"/>
+                    <pic:cNvPr descr="C:/Users/apart/AppData/Local/Temp/html2doc_svg_7WxKQ8/svg_2.png" id="46" name="Picture"/>
                     <pic:cNvPicPr>
                       <a:picLocks noChangeArrowheads="1" noChangeAspect="1"/>
                     </pic:cNvPicPr>

--- a/docs/coreasoning.docx
+++ b/docs/coreasoning.docx
@@ -629,7 +629,7 @@
               <a:graphicData uri="http://schemas.openxmlformats.org/drawingml/2006/picture">
                 <pic:pic>
                   <pic:nvPicPr>
-                    <pic:cNvPr descr="C:/Users/apart/AppData/Local/Temp/html2doc_svg_7WxKQ8/svg_0.png" id="12" name="Picture"/>
+                    <pic:cNvPr descr="C:/Users/apart/AppData/Local/Temp/html2doc_svg_43jpok/svg_0.png" id="12" name="Picture"/>
                     <pic:cNvPicPr>
                       <a:picLocks noChangeArrowheads="1" noChangeAspect="1"/>
                     </pic:cNvPicPr>
@@ -1683,7 +1683,7 @@
               <a:graphicData uri="http://schemas.openxmlformats.org/drawingml/2006/picture">
                 <pic:pic>
                   <pic:nvPicPr>
-                    <pic:cNvPr descr="C:/Users/apart/AppData/Local/Temp/html2doc_svg_7WxKQ8/svg_1.png" id="17" name="Picture"/>
+                    <pic:cNvPr descr="C:/Users/apart/AppData/Local/Temp/html2doc_svg_43jpok/svg_1.png" id="17" name="Picture"/>
                     <pic:cNvPicPr>
                       <a:picLocks noChangeArrowheads="1" noChangeAspect="1"/>
                     </pic:cNvPicPr>
@@ -9438,7 +9438,7 @@
               <a:graphicData uri="http://schemas.openxmlformats.org/drawingml/2006/picture">
                 <pic:pic>
                   <pic:nvPicPr>
-                    <pic:cNvPr descr="C:/Users/apart/AppData/Local/Temp/html2doc_svg_7WxKQ8/svg_2.png" id="46" name="Picture"/>
+                    <pic:cNvPr descr="C:/Users/apart/AppData/Local/Temp/html2doc_svg_43jpok/svg_2.png" id="46" name="Picture"/>
                     <pic:cNvPicPr>
                       <a:picLocks noChangeArrowheads="1" noChangeAspect="1"/>
                     </pic:cNvPicPr>

--- a/docs/coreasoning.docx
+++ b/docs/coreasoning.docx
@@ -629,7 +629,7 @@
               <a:graphicData uri="http://schemas.openxmlformats.org/drawingml/2006/picture">
                 <pic:pic>
                   <pic:nvPicPr>
-                    <pic:cNvPr descr="C:/Users/apart/AppData/Local/Temp/html2doc_svg_43jpok/svg_0.png" id="12" name="Picture"/>
+                    <pic:cNvPr descr="C:/Users/apart/AppData/Local/Temp/html2doc_svg_gLmVV3/svg_0.png" id="12" name="Picture"/>
                     <pic:cNvPicPr>
                       <a:picLocks noChangeArrowheads="1" noChangeAspect="1"/>
                     </pic:cNvPicPr>
@@ -1683,7 +1683,7 @@
               <a:graphicData uri="http://schemas.openxmlformats.org/drawingml/2006/picture">
                 <pic:pic>
                   <pic:nvPicPr>
-                    <pic:cNvPr descr="C:/Users/apart/AppData/Local/Temp/html2doc_svg_43jpok/svg_1.png" id="17" name="Picture"/>
+                    <pic:cNvPr descr="C:/Users/apart/AppData/Local/Temp/html2doc_svg_gLmVV3/svg_1.png" id="17" name="Picture"/>
                     <pic:cNvPicPr>
                       <a:picLocks noChangeArrowheads="1" noChangeAspect="1"/>
                     </pic:cNvPicPr>
@@ -9438,7 +9438,7 @@
               <a:graphicData uri="http://schemas.openxmlformats.org/drawingml/2006/picture">
                 <pic:pic>
                   <pic:nvPicPr>
-                    <pic:cNvPr descr="C:/Users/apart/AppData/Local/Temp/html2doc_svg_43jpok/svg_2.png" id="46" name="Picture"/>
+                    <pic:cNvPr descr="C:/Users/apart/AppData/Local/Temp/html2doc_svg_gLmVV3/svg_2.png" id="46" name="Picture"/>
                     <pic:cNvPicPr>
                       <a:picLocks noChangeArrowheads="1" noChangeAspect="1"/>
                     </pic:cNvPicPr>

--- a/docs/coreasoning.docx
+++ b/docs/coreasoning.docx
@@ -629,7 +629,7 @@
               <a:graphicData uri="http://schemas.openxmlformats.org/drawingml/2006/picture">
                 <pic:pic>
                   <pic:nvPicPr>
-                    <pic:cNvPr descr="C:/Users/apart/AppData/Local/Temp/html2doc_svg_gLmVV3/svg_0.png" id="12" name="Picture"/>
+                    <pic:cNvPr descr="C:/Users/apart/AppData/Local/Temp/html2doc_svg_baqNz7/svg_0.png" id="12" name="Picture"/>
                     <pic:cNvPicPr>
                       <a:picLocks noChangeArrowheads="1" noChangeAspect="1"/>
                     </pic:cNvPicPr>
@@ -1683,7 +1683,7 @@
               <a:graphicData uri="http://schemas.openxmlformats.org/drawingml/2006/picture">
                 <pic:pic>
                   <pic:nvPicPr>
-                    <pic:cNvPr descr="C:/Users/apart/AppData/Local/Temp/html2doc_svg_gLmVV3/svg_1.png" id="17" name="Picture"/>
+                    <pic:cNvPr descr="C:/Users/apart/AppData/Local/Temp/html2doc_svg_baqNz7/svg_1.png" id="17" name="Picture"/>
                     <pic:cNvPicPr>
                       <a:picLocks noChangeArrowheads="1" noChangeAspect="1"/>
                     </pic:cNvPicPr>
@@ -9438,7 +9438,7 @@
               <a:graphicData uri="http://schemas.openxmlformats.org/drawingml/2006/picture">
                 <pic:pic>
                   <pic:nvPicPr>
-                    <pic:cNvPr descr="C:/Users/apart/AppData/Local/Temp/html2doc_svg_gLmVV3/svg_2.png" id="46" name="Picture"/>
+                    <pic:cNvPr descr="C:/Users/apart/AppData/Local/Temp/html2doc_svg_baqNz7/svg_2.png" id="46" name="Picture"/>
                     <pic:cNvPicPr>
                       <a:picLocks noChangeArrowheads="1" noChangeAspect="1"/>
                     </pic:cNvPicPr>

--- a/docs/coreasoning.docx
+++ b/docs/coreasoning.docx
@@ -629,7 +629,7 @@
               <a:graphicData uri="http://schemas.openxmlformats.org/drawingml/2006/picture">
                 <pic:pic>
                   <pic:nvPicPr>
-                    <pic:cNvPr descr="C:/Users/apart/AppData/Local/Temp/html2doc_svg_baqNz7/svg_0.png" id="12" name="Picture"/>
+                    <pic:cNvPr descr="C:/Users/apart/AppData/Local/Temp/html2doc_svg_aA3z3Y/svg_0.png" id="12" name="Picture"/>
                     <pic:cNvPicPr>
                       <a:picLocks noChangeArrowheads="1" noChangeAspect="1"/>
                     </pic:cNvPicPr>
@@ -1683,7 +1683,7 @@
               <a:graphicData uri="http://schemas.openxmlformats.org/drawingml/2006/picture">
                 <pic:pic>
                   <pic:nvPicPr>
-                    <pic:cNvPr descr="C:/Users/apart/AppData/Local/Temp/html2doc_svg_baqNz7/svg_1.png" id="17" name="Picture"/>
+                    <pic:cNvPr descr="C:/Users/apart/AppData/Local/Temp/html2doc_svg_aA3z3Y/svg_1.png" id="17" name="Picture"/>
                     <pic:cNvPicPr>
                       <a:picLocks noChangeArrowheads="1" noChangeAspect="1"/>
                     </pic:cNvPicPr>
@@ -3311,6 +3311,7 @@
               <w:top w:val="nil"/>
               <w:bottom w:val="single" w:sz="8" w:color="9FB0C2"/>
             </w:tcBorders>
+            <w:vAlign w:val="center"/>
           </w:tcPr>
           <w:p>
             <w:pPr>
@@ -3340,6 +3341,7 @@
               <w:top w:val="nil"/>
               <w:bottom w:val="single" w:sz="8" w:color="9FB0C2"/>
             </w:tcBorders>
+            <w:vAlign w:val="center"/>
           </w:tcPr>
           <w:p>
             <w:pPr>
@@ -3369,6 +3371,7 @@
               <w:top w:val="nil"/>
               <w:bottom w:val="single" w:sz="8" w:color="9FB0C2"/>
             </w:tcBorders>
+            <w:vAlign w:val="center"/>
           </w:tcPr>
           <w:p>
             <w:pPr>
@@ -3398,6 +3401,7 @@
               <w:top w:val="nil"/>
               <w:bottom w:val="single" w:sz="8" w:color="9FB0C2"/>
             </w:tcBorders>
+            <w:vAlign w:val="center"/>
           </w:tcPr>
           <w:p>
             <w:pPr>
@@ -3428,6 +3432,7 @@
               <w:top w:val="nil"/>
               <w:bottom w:val="single" w:sz="4" w:color="D9E1E8"/>
             </w:tcBorders>
+            <w:vAlign w:val="center"/>
           </w:tcPr>
           <w:p>
             <w:pPr>
@@ -3455,6 +3460,7 @@
               <w:top w:val="nil"/>
               <w:bottom w:val="single" w:sz="4" w:color="D9E1E8"/>
             </w:tcBorders>
+            <w:vAlign w:val="center"/>
           </w:tcPr>
           <w:p>
             <w:pPr>
@@ -3482,6 +3488,7 @@
               <w:top w:val="nil"/>
               <w:bottom w:val="single" w:sz="4" w:color="D9E1E8"/>
             </w:tcBorders>
+            <w:vAlign w:val="center"/>
           </w:tcPr>
           <w:p>
             <w:pPr>
@@ -3509,6 +3516,7 @@
               <w:top w:val="nil"/>
               <w:bottom w:val="single" w:sz="4" w:color="D9E1E8"/>
             </w:tcBorders>
+            <w:vAlign w:val="center"/>
           </w:tcPr>
           <w:p>
             <w:pPr>
@@ -3554,6 +3562,7 @@
               <w:top w:val="nil"/>
               <w:bottom w:val="single" w:sz="4" w:color="D9E1E8"/>
             </w:tcBorders>
+            <w:vAlign w:val="center"/>
           </w:tcPr>
           <w:p>
             <w:pPr>
@@ -3581,6 +3590,7 @@
               <w:top w:val="nil"/>
               <w:bottom w:val="single" w:sz="4" w:color="D9E1E8"/>
             </w:tcBorders>
+            <w:vAlign w:val="center"/>
           </w:tcPr>
           <w:p>
             <w:pPr>
@@ -3608,6 +3618,7 @@
               <w:top w:val="nil"/>
               <w:bottom w:val="single" w:sz="4" w:color="D9E1E8"/>
             </w:tcBorders>
+            <w:vAlign w:val="center"/>
           </w:tcPr>
           <w:p>
             <w:pPr>
@@ -3635,6 +3646,7 @@
               <w:top w:val="nil"/>
               <w:bottom w:val="single" w:sz="4" w:color="D9E1E8"/>
             </w:tcBorders>
+            <w:vAlign w:val="center"/>
           </w:tcPr>
           <w:p>
             <w:pPr>
@@ -3664,6 +3676,7 @@
               <w:top w:val="nil"/>
               <w:bottom w:val="single" w:sz="4" w:color="D9E1E8"/>
             </w:tcBorders>
+            <w:vAlign w:val="center"/>
           </w:tcPr>
           <w:p>
             <w:pPr>
@@ -3691,6 +3704,7 @@
               <w:top w:val="nil"/>
               <w:bottom w:val="single" w:sz="4" w:color="D9E1E8"/>
             </w:tcBorders>
+            <w:vAlign w:val="center"/>
           </w:tcPr>
           <w:p>
             <w:pPr>
@@ -3734,6 +3748,7 @@
               <w:top w:val="nil"/>
               <w:bottom w:val="single" w:sz="4" w:color="D9E1E8"/>
             </w:tcBorders>
+            <w:vAlign w:val="center"/>
           </w:tcPr>
           <w:p>
             <w:pPr>
@@ -3761,6 +3776,7 @@
               <w:top w:val="nil"/>
               <w:bottom w:val="single" w:sz="4" w:color="D9E1E8"/>
             </w:tcBorders>
+            <w:vAlign w:val="center"/>
           </w:tcPr>
           <w:p>
             <w:pPr>
@@ -3806,6 +3822,7 @@
               <w:top w:val="nil"/>
               <w:bottom w:val="single" w:sz="4" w:color="D9E1E8"/>
             </w:tcBorders>
+            <w:vAlign w:val="center"/>
           </w:tcPr>
           <w:p>
             <w:pPr>
@@ -3833,6 +3850,7 @@
               <w:top w:val="nil"/>
               <w:bottom w:val="single" w:sz="4" w:color="D9E1E8"/>
             </w:tcBorders>
+            <w:vAlign w:val="center"/>
           </w:tcPr>
           <w:p>
             <w:pPr>
@@ -3860,6 +3878,7 @@
               <w:top w:val="nil"/>
               <w:bottom w:val="single" w:sz="4" w:color="D9E1E8"/>
             </w:tcBorders>
+            <w:vAlign w:val="center"/>
           </w:tcPr>
           <w:p>
             <w:pPr>
@@ -3887,6 +3906,7 @@
               <w:top w:val="nil"/>
               <w:bottom w:val="single" w:sz="4" w:color="D9E1E8"/>
             </w:tcBorders>
+            <w:vAlign w:val="center"/>
           </w:tcPr>
           <w:p>
             <w:pPr>
@@ -3916,6 +3936,7 @@
               <w:top w:val="nil"/>
               <w:bottom w:val="nil"/>
             </w:tcBorders>
+            <w:vAlign w:val="center"/>
           </w:tcPr>
           <w:p>
             <w:pPr>
@@ -3943,6 +3964,7 @@
               <w:top w:val="nil"/>
               <w:bottom w:val="nil"/>
             </w:tcBorders>
+            <w:vAlign w:val="center"/>
           </w:tcPr>
           <w:p>
             <w:pPr>
@@ -3970,6 +3992,7 @@
               <w:top w:val="nil"/>
               <w:bottom w:val="nil"/>
             </w:tcBorders>
+            <w:vAlign w:val="center"/>
           </w:tcPr>
           <w:p>
             <w:pPr>
@@ -3997,6 +4020,7 @@
               <w:top w:val="nil"/>
               <w:bottom w:val="nil"/>
             </w:tcBorders>
+            <w:vAlign w:val="center"/>
           </w:tcPr>
           <w:p>
             <w:pPr>
@@ -5834,6 +5858,7 @@
               <w:top w:val="nil"/>
               <w:bottom w:val="single" w:sz="8" w:color="9FB0C2"/>
             </w:tcBorders>
+            <w:vAlign w:val="center"/>
           </w:tcPr>
           <w:p>
             <w:pPr>
@@ -5863,6 +5888,7 @@
               <w:top w:val="nil"/>
               <w:bottom w:val="single" w:sz="8" w:color="9FB0C2"/>
             </w:tcBorders>
+            <w:vAlign w:val="center"/>
           </w:tcPr>
           <w:p>
             <w:pPr>
@@ -5892,6 +5918,7 @@
               <w:top w:val="nil"/>
               <w:bottom w:val="single" w:sz="8" w:color="9FB0C2"/>
             </w:tcBorders>
+            <w:vAlign w:val="center"/>
           </w:tcPr>
           <w:p>
             <w:pPr>
@@ -5921,6 +5948,7 @@
               <w:top w:val="nil"/>
               <w:bottom w:val="single" w:sz="8" w:color="9FB0C2"/>
             </w:tcBorders>
+            <w:vAlign w:val="center"/>
           </w:tcPr>
           <w:p>
             <w:pPr>
@@ -5951,6 +5979,7 @@
               <w:top w:val="nil"/>
               <w:bottom w:val="single" w:sz="4" w:color="D9E1E8"/>
             </w:tcBorders>
+            <w:vAlign w:val="center"/>
           </w:tcPr>
           <w:p>
             <w:pPr>
@@ -5980,6 +6009,7 @@
               <w:top w:val="nil"/>
               <w:bottom w:val="single" w:sz="4" w:color="D9E1E8"/>
             </w:tcBorders>
+            <w:vAlign w:val="center"/>
           </w:tcPr>
           <w:p>
             <w:pPr>
@@ -6009,6 +6039,7 @@
               <w:top w:val="nil"/>
               <w:bottom w:val="single" w:sz="4" w:color="D9E1E8"/>
             </w:tcBorders>
+            <w:vAlign w:val="center"/>
           </w:tcPr>
           <w:p>
             <w:pPr>
@@ -6036,6 +6067,7 @@
               <w:top w:val="nil"/>
               <w:bottom w:val="single" w:sz="4" w:color="D9E1E8"/>
             </w:tcBorders>
+            <w:vAlign w:val="center"/>
           </w:tcPr>
           <w:p>
             <w:pPr>
@@ -6065,6 +6097,7 @@
               <w:top w:val="nil"/>
               <w:bottom w:val="single" w:sz="4" w:color="D9E1E8"/>
             </w:tcBorders>
+            <w:vAlign w:val="center"/>
           </w:tcPr>
           <w:p>
             <w:pPr>
@@ -6094,6 +6127,7 @@
               <w:top w:val="nil"/>
               <w:bottom w:val="single" w:sz="4" w:color="D9E1E8"/>
             </w:tcBorders>
+            <w:vAlign w:val="center"/>
           </w:tcPr>
           <w:p>
             <w:pPr>
@@ -6121,6 +6155,7 @@
               <w:top w:val="nil"/>
               <w:bottom w:val="single" w:sz="4" w:color="D9E1E8"/>
             </w:tcBorders>
+            <w:vAlign w:val="center"/>
           </w:tcPr>
           <w:p>
             <w:pPr>
@@ -6150,6 +6185,7 @@
               <w:top w:val="nil"/>
               <w:bottom w:val="single" w:sz="4" w:color="D9E1E8"/>
             </w:tcBorders>
+            <w:vAlign w:val="center"/>
           </w:tcPr>
           <w:p>
             <w:pPr>
@@ -6179,6 +6215,7 @@
               <w:top w:val="nil"/>
               <w:bottom w:val="nil"/>
             </w:tcBorders>
+            <w:vAlign w:val="center"/>
           </w:tcPr>
           <w:p>
             <w:pPr>
@@ -6208,6 +6245,7 @@
               <w:top w:val="nil"/>
               <w:bottom w:val="nil"/>
             </w:tcBorders>
+            <w:vAlign w:val="center"/>
           </w:tcPr>
           <w:p>
             <w:pPr>
@@ -6235,6 +6273,7 @@
               <w:top w:val="nil"/>
               <w:bottom w:val="nil"/>
             </w:tcBorders>
+            <w:vAlign w:val="center"/>
           </w:tcPr>
           <w:p>
             <w:pPr>
@@ -6262,6 +6301,7 @@
               <w:top w:val="nil"/>
               <w:bottom w:val="nil"/>
             </w:tcBorders>
+            <w:vAlign w:val="center"/>
           </w:tcPr>
           <w:p>
             <w:pPr>
@@ -6945,6 +6985,7 @@
               <w:top w:val="nil"/>
               <w:bottom w:val="single" w:sz="8" w:color="9FB0C2"/>
             </w:tcBorders>
+            <w:vAlign w:val="center"/>
           </w:tcPr>
           <w:p>
             <w:pPr>
@@ -6987,6 +7028,7 @@
               <w:top w:val="nil"/>
               <w:bottom w:val="single" w:sz="8" w:color="9FB0C2"/>
             </w:tcBorders>
+            <w:vAlign w:val="center"/>
           </w:tcPr>
           <w:p>
             <w:pPr>
@@ -7016,6 +7058,7 @@
               <w:top w:val="nil"/>
               <w:bottom w:val="single" w:sz="8" w:color="9FB0C2"/>
             </w:tcBorders>
+            <w:vAlign w:val="center"/>
           </w:tcPr>
           <w:p>
             <w:pPr>
@@ -7045,6 +7088,7 @@
               <w:top w:val="nil"/>
               <w:bottom w:val="single" w:sz="8" w:color="9FB0C2"/>
             </w:tcBorders>
+            <w:vAlign w:val="center"/>
           </w:tcPr>
           <w:p>
             <w:pPr>
@@ -7075,6 +7119,7 @@
               <w:top w:val="nil"/>
               <w:bottom w:val="nil"/>
             </w:tcBorders>
+            <w:vAlign w:val="center"/>
           </w:tcPr>
           <w:p>
             <w:pPr>
@@ -7102,6 +7147,7 @@
               <w:top w:val="nil"/>
               <w:bottom w:val="nil"/>
             </w:tcBorders>
+            <w:vAlign w:val="center"/>
           </w:tcPr>
           <w:p>
             <w:pPr>
@@ -7131,6 +7177,7 @@
               <w:top w:val="nil"/>
               <w:bottom w:val="nil"/>
             </w:tcBorders>
+            <w:vAlign w:val="center"/>
           </w:tcPr>
           <w:p>
             <w:pPr>
@@ -7160,6 +7207,7 @@
               <w:top w:val="nil"/>
               <w:bottom w:val="nil"/>
             </w:tcBorders>
+            <w:vAlign w:val="center"/>
           </w:tcPr>
           <w:p>
             <w:pPr>
@@ -7218,6 +7266,7 @@
               <w:top w:val="nil"/>
               <w:bottom w:val="single" w:sz="8" w:color="9FB0C2"/>
             </w:tcBorders>
+            <w:vAlign w:val="center"/>
           </w:tcPr>
           <w:p>
             <w:pPr>
@@ -7276,6 +7325,7 @@
               <w:top w:val="nil"/>
               <w:bottom w:val="single" w:sz="8" w:color="9FB0C2"/>
             </w:tcBorders>
+            <w:vAlign w:val="center"/>
           </w:tcPr>
           <w:p>
             <w:pPr>
@@ -7305,6 +7355,7 @@
               <w:top w:val="nil"/>
               <w:bottom w:val="single" w:sz="8" w:color="9FB0C2"/>
             </w:tcBorders>
+            <w:vAlign w:val="center"/>
           </w:tcPr>
           <w:p>
             <w:pPr>
@@ -7334,6 +7385,7 @@
               <w:top w:val="nil"/>
               <w:bottom w:val="single" w:sz="8" w:color="9FB0C2"/>
             </w:tcBorders>
+            <w:vAlign w:val="center"/>
           </w:tcPr>
           <w:p>
             <w:pPr>
@@ -7363,6 +7415,7 @@
               <w:top w:val="nil"/>
               <w:bottom w:val="single" w:sz="8" w:color="9FB0C2"/>
             </w:tcBorders>
+            <w:vAlign w:val="center"/>
           </w:tcPr>
           <w:p>
             <w:pPr>
@@ -7393,6 +7446,7 @@
               <w:top w:val="nil"/>
               <w:bottom w:val="single" w:sz="4" w:color="D9E1E8"/>
             </w:tcBorders>
+            <w:vAlign w:val="center"/>
           </w:tcPr>
           <w:p>
             <w:pPr>
@@ -7420,6 +7474,7 @@
               <w:top w:val="nil"/>
               <w:bottom w:val="single" w:sz="4" w:color="D9E1E8"/>
             </w:tcBorders>
+            <w:vAlign w:val="center"/>
           </w:tcPr>
           <w:p>
             <w:pPr>
@@ -7447,6 +7502,7 @@
               <w:top w:val="nil"/>
               <w:bottom w:val="single" w:sz="4" w:color="D9E1E8"/>
             </w:tcBorders>
+            <w:vAlign w:val="center"/>
           </w:tcPr>
           <w:p>
             <w:pPr>
@@ -7474,6 +7530,7 @@
               <w:top w:val="nil"/>
               <w:bottom w:val="single" w:sz="4" w:color="D9E1E8"/>
             </w:tcBorders>
+            <w:vAlign w:val="center"/>
           </w:tcPr>
           <w:p>
             <w:pPr>
@@ -7501,6 +7558,7 @@
               <w:top w:val="nil"/>
               <w:bottom w:val="single" w:sz="4" w:color="D9E1E8"/>
             </w:tcBorders>
+            <w:vAlign w:val="center"/>
           </w:tcPr>
           <w:p>
             <w:pPr>
@@ -7568,6 +7626,7 @@
               <w:top w:val="nil"/>
               <w:bottom w:val="nil"/>
             </w:tcBorders>
+            <w:vAlign w:val="center"/>
           </w:tcPr>
           <w:p>
             <w:pPr>
@@ -7595,6 +7654,7 @@
               <w:top w:val="nil"/>
               <w:bottom w:val="nil"/>
             </w:tcBorders>
+            <w:vAlign w:val="center"/>
           </w:tcPr>
           <w:p>
             <w:pPr>
@@ -7624,6 +7684,7 @@
               <w:top w:val="nil"/>
               <w:bottom w:val="nil"/>
             </w:tcBorders>
+            <w:vAlign w:val="center"/>
           </w:tcPr>
           <w:p>
             <w:pPr>
@@ -7651,6 +7712,7 @@
               <w:top w:val="nil"/>
               <w:bottom w:val="nil"/>
             </w:tcBorders>
+            <w:vAlign w:val="center"/>
           </w:tcPr>
           <w:p>
             <w:pPr>
@@ -7680,6 +7742,7 @@
               <w:top w:val="nil"/>
               <w:bottom w:val="nil"/>
             </w:tcBorders>
+            <w:vAlign w:val="center"/>
           </w:tcPr>
           <w:p>
             <w:pPr>
@@ -9438,7 +9501,7 @@
               <a:graphicData uri="http://schemas.openxmlformats.org/drawingml/2006/picture">
                 <pic:pic>
                   <pic:nvPicPr>
-                    <pic:cNvPr descr="C:/Users/apart/AppData/Local/Temp/html2doc_svg_baqNz7/svg_2.png" id="46" name="Picture"/>
+                    <pic:cNvPr descr="C:/Users/apart/AppData/Local/Temp/html2doc_svg_aA3z3Y/svg_2.png" id="46" name="Picture"/>
                     <pic:cNvPicPr>
                       <a:picLocks noChangeArrowheads="1" noChangeAspect="1"/>
                     </pic:cNvPicPr>
@@ -9992,6 +10055,7 @@
               <w:top w:val="nil"/>
               <w:bottom w:val="single" w:sz="8" w:color="9FB0C2"/>
             </w:tcBorders>
+            <w:vAlign w:val="center"/>
           </w:tcPr>
           <w:p>
             <w:pPr>
@@ -10021,6 +10085,7 @@
               <w:top w:val="nil"/>
               <w:bottom w:val="single" w:sz="8" w:color="9FB0C2"/>
             </w:tcBorders>
+            <w:vAlign w:val="center"/>
           </w:tcPr>
           <w:p>
             <w:pPr>
@@ -10051,6 +10116,7 @@
               <w:top w:val="nil"/>
               <w:bottom w:val="single" w:sz="4" w:color="D9E1E8"/>
             </w:tcBorders>
+            <w:vAlign w:val="center"/>
           </w:tcPr>
           <w:p>
             <w:pPr>
@@ -10078,6 +10144,7 @@
               <w:top w:val="nil"/>
               <w:bottom w:val="single" w:sz="4" w:color="D9E1E8"/>
             </w:tcBorders>
+            <w:vAlign w:val="center"/>
           </w:tcPr>
           <w:p>
             <w:pPr>
@@ -10107,6 +10174,7 @@
               <w:top w:val="nil"/>
               <w:bottom w:val="single" w:sz="4" w:color="D9E1E8"/>
             </w:tcBorders>
+            <w:vAlign w:val="center"/>
           </w:tcPr>
           <w:p>
             <w:pPr>
@@ -10134,6 +10202,7 @@
               <w:top w:val="nil"/>
               <w:bottom w:val="single" w:sz="4" w:color="D9E1E8"/>
             </w:tcBorders>
+            <w:vAlign w:val="center"/>
           </w:tcPr>
           <w:p>
             <w:pPr>
@@ -10163,6 +10232,7 @@
               <w:top w:val="nil"/>
               <w:bottom w:val="single" w:sz="4" w:color="D9E1E8"/>
             </w:tcBorders>
+            <w:vAlign w:val="center"/>
           </w:tcPr>
           <w:p>
             <w:pPr>
@@ -10190,6 +10260,7 @@
               <w:top w:val="nil"/>
               <w:bottom w:val="single" w:sz="4" w:color="D9E1E8"/>
             </w:tcBorders>
+            <w:vAlign w:val="center"/>
           </w:tcPr>
           <w:p>
             <w:pPr>
@@ -10219,6 +10290,7 @@
               <w:top w:val="nil"/>
               <w:bottom w:val="nil"/>
             </w:tcBorders>
+            <w:vAlign w:val="center"/>
           </w:tcPr>
           <w:p>
             <w:pPr>
@@ -10246,6 +10318,7 @@
               <w:top w:val="nil"/>
               <w:bottom w:val="nil"/>
             </w:tcBorders>
+            <w:vAlign w:val="center"/>
           </w:tcPr>
           <w:p>
             <w:pPr>

--- a/docs/coreasoning.docx
+++ b/docs/coreasoning.docx
@@ -629,7 +629,7 @@
               <a:graphicData uri="http://schemas.openxmlformats.org/drawingml/2006/picture">
                 <pic:pic>
                   <pic:nvPicPr>
-                    <pic:cNvPr descr="C:/Users/apart/AppData/Local/Temp/html2doc_svg_aA3z3Y/svg_0.png" id="12" name="Picture"/>
+                    <pic:cNvPr descr="C:/Users/apart/AppData/Local/Temp/html2doc_svg_he6DYr/svg_0.png" id="12" name="Picture"/>
                     <pic:cNvPicPr>
                       <a:picLocks noChangeArrowheads="1" noChangeAspect="1"/>
                     </pic:cNvPicPr>
@@ -1683,7 +1683,7 @@
               <a:graphicData uri="http://schemas.openxmlformats.org/drawingml/2006/picture">
                 <pic:pic>
                   <pic:nvPicPr>
-                    <pic:cNvPr descr="C:/Users/apart/AppData/Local/Temp/html2doc_svg_aA3z3Y/svg_1.png" id="17" name="Picture"/>
+                    <pic:cNvPr descr="C:/Users/apart/AppData/Local/Temp/html2doc_svg_he6DYr/svg_1.png" id="17" name="Picture"/>
                     <pic:cNvPicPr>
                       <a:picLocks noChangeArrowheads="1" noChangeAspect="1"/>
                     </pic:cNvPicPr>
@@ -9217,7 +9217,2268 @@
       </w:r>
     </w:p>
     <w:bookmarkEnd w:id="37"/>
-    <w:bookmarkStart w:id="47" w:name="appendix-a-system-walkthrough"/>
+    <w:bookmarkStart w:id="38" w:name="references"/>
+    <w:p>
+      <w:pPr>
+        <w:pStyle w:val="ReferencesHeading"/>
+        <w:jc w:val="left"/>
+        <w:keepNext/>
+        <w:keepLines/>
+        <w:widowControl w:val="1"/>
+      </w:pPr>
+      <w:r>
+        <w:t xml:space="preserve">References</w:t>
+      </w:r>
+    </w:p>
+    <w:p>
+      <w:pPr>
+        <w:pStyle w:val="ReferenceEntry"/>
+        <w:spacing w:after="60"/>
+        <w:ind w:left="403" w:hanging="403"/>
+        <w:jc w:val="left"/>
+        <w:keepNext w:val="0"/>
+        <w:keepLines w:val="0"/>
+        <w:widowControl w:val="1"/>
+      </w:pPr>
+      <w:r>
+        <w:rPr>
+          <w:rFonts w:ascii="Georgia" w:hAnsi="Georgia"/>
+          <w:sz w:val="20"/>
+        </w:rPr>
+        <w:t xml:space="preserve">1. </w:t>
+      </w:r>
+      <w:r>
+        <w:t xml:space="preserve">Acar, O. A. (2023). AI Prompt Engineering Isn't the Future.</w:t>
+      </w:r>
+      <w:r>
+        <w:t xml:space="preserve"> </w:t>
+      </w:r>
+      <w:r>
+        <w:rPr>
+          <w:i/>
+          <w:iCs/>
+        </w:rPr>
+        <w:t xml:space="preserve">Harvard Business Review, June 6</w:t>
+      </w:r>
+      <w:r>
+        <w:t xml:space="preserve">.</w:t>
+      </w:r>
+    </w:p>
+    <w:p>
+      <w:pPr>
+        <w:pStyle w:val="ReferenceEntry"/>
+        <w:spacing w:after="60"/>
+        <w:ind w:left="403" w:hanging="403"/>
+        <w:jc w:val="left"/>
+        <w:keepNext w:val="0"/>
+        <w:keepLines w:val="0"/>
+        <w:widowControl w:val="1"/>
+      </w:pPr>
+      <w:r>
+        <w:rPr>
+          <w:rFonts w:ascii="Georgia" w:hAnsi="Georgia"/>
+          <w:sz w:val="20"/>
+        </w:rPr>
+        <w:t xml:space="preserve">2. </w:t>
+      </w:r>
+      <w:r>
+        <w:t xml:space="preserve">Anderson, L. W., &amp; Krathwohl, D. R. (2001). A Taxonomy for Learning, Teaching, and Assessing: A Revision of Bloom's Taxonomy of Educational Objectives.</w:t>
+      </w:r>
+      <w:r>
+        <w:t xml:space="preserve"> </w:t>
+      </w:r>
+      <w:r>
+        <w:rPr>
+          <w:i/>
+          <w:iCs/>
+        </w:rPr>
+        <w:t xml:space="preserve">Longman</w:t>
+      </w:r>
+      <w:r>
+        <w:t xml:space="preserve">.</w:t>
+      </w:r>
+    </w:p>
+    <w:p>
+      <w:pPr>
+        <w:pStyle w:val="ReferenceEntry"/>
+        <w:spacing w:after="60"/>
+        <w:ind w:left="403" w:hanging="403"/>
+        <w:jc w:val="left"/>
+        <w:keepNext w:val="0"/>
+        <w:keepLines w:val="0"/>
+        <w:widowControl w:val="1"/>
+      </w:pPr>
+      <w:r>
+        <w:rPr>
+          <w:rFonts w:ascii="Georgia" w:hAnsi="Georgia"/>
+          <w:sz w:val="20"/>
+        </w:rPr>
+        <w:t xml:space="preserve">3. </w:t>
+      </w:r>
+      <w:r>
+        <w:t xml:space="preserve">Annapureddy, R., Fornaroli, A., &amp; Gatica-Perez, D. (2024). Generative AI Literacy: Twelve Defining Competencies.</w:t>
+      </w:r>
+      <w:r>
+        <w:t xml:space="preserve"> </w:t>
+      </w:r>
+      <w:r>
+        <w:rPr>
+          <w:i/>
+          <w:iCs/>
+        </w:rPr>
+        <w:t xml:space="preserve">Digital Government: Research and Practice</w:t>
+      </w:r>
+      <w:r>
+        <w:t xml:space="preserve">.</w:t>
+      </w:r>
+    </w:p>
+    <w:p>
+      <w:pPr>
+        <w:pStyle w:val="ReferenceEntry"/>
+        <w:spacing w:after="60"/>
+        <w:ind w:left="403" w:hanging="403"/>
+        <w:jc w:val="left"/>
+        <w:keepNext w:val="0"/>
+        <w:keepLines w:val="0"/>
+        <w:widowControl w:val="1"/>
+      </w:pPr>
+      <w:r>
+        <w:rPr>
+          <w:rFonts w:ascii="Georgia" w:hAnsi="Georgia"/>
+          <w:sz w:val="20"/>
+        </w:rPr>
+        <w:t xml:space="preserve">4. </w:t>
+      </w:r>
+      <w:r>
+        <w:t xml:space="preserve">Bansal, G., Wu, T., Zhou, J., Fok, R., Nushi, B., Kamar, E., Ribeiro, M. T., &amp; Weld, D. S. (2021). Does the Whole Exceed Its Parts? The Effect of AI Explanations on Complementary Team Performance.</w:t>
+      </w:r>
+      <w:r>
+        <w:t xml:space="preserve"> </w:t>
+      </w:r>
+      <w:r>
+        <w:rPr>
+          <w:i/>
+          <w:iCs/>
+        </w:rPr>
+        <w:t xml:space="preserve">Proceedings of the 2021 CHI Conference on Human Factors in Computing Systems</w:t>
+      </w:r>
+      <w:r>
+        <w:t xml:space="preserve">.</w:t>
+      </w:r>
+    </w:p>
+    <w:p>
+      <w:pPr>
+        <w:pStyle w:val="ReferenceEntry"/>
+        <w:spacing w:after="60"/>
+        <w:ind w:left="403" w:hanging="403"/>
+        <w:jc w:val="left"/>
+        <w:keepNext w:val="0"/>
+        <w:keepLines w:val="0"/>
+        <w:widowControl w:val="1"/>
+      </w:pPr>
+      <w:r>
+        <w:rPr>
+          <w:rFonts w:ascii="Georgia" w:hAnsi="Georgia"/>
+          <w:sz w:val="20"/>
+        </w:rPr>
+        <w:t xml:space="preserve">5. </w:t>
+      </w:r>
+      <w:r>
+        <w:t xml:space="preserve">Barzilai, S., &amp; Chinn, C. A. (2018). On the Goals of Epistemic Education: Promoting Apt Epistemic Performance.</w:t>
+      </w:r>
+      <w:r>
+        <w:t xml:space="preserve"> </w:t>
+      </w:r>
+      <w:r>
+        <w:rPr>
+          <w:i/>
+          <w:iCs/>
+        </w:rPr>
+        <w:t xml:space="preserve">Journal of the Learning Sciences</w:t>
+      </w:r>
+      <w:r>
+        <w:t xml:space="preserve">, 27(3), 353–389.</w:t>
+      </w:r>
+    </w:p>
+    <w:p>
+      <w:pPr>
+        <w:pStyle w:val="ReferenceEntry"/>
+        <w:spacing w:after="60"/>
+        <w:ind w:left="403" w:hanging="403"/>
+        <w:jc w:val="left"/>
+        <w:keepNext w:val="0"/>
+        <w:keepLines w:val="0"/>
+        <w:widowControl w:val="1"/>
+      </w:pPr>
+      <w:r>
+        <w:rPr>
+          <w:rFonts w:ascii="Georgia" w:hAnsi="Georgia"/>
+          <w:sz w:val="20"/>
+        </w:rPr>
+        <w:t xml:space="preserve">6. </w:t>
+      </w:r>
+      <w:r>
+        <w:t xml:space="preserve">Bearman, M., Tai, J., Dawson, P., Boud, D., &amp; Ajjawi, R. (2024). Developing Evaluative Judgement for a Time of Generative Artificial Intelligence.</w:t>
+      </w:r>
+      <w:r>
+        <w:t xml:space="preserve"> </w:t>
+      </w:r>
+      <w:r>
+        <w:rPr>
+          <w:i/>
+          <w:iCs/>
+        </w:rPr>
+        <w:t xml:space="preserve">Assessment &amp; Evaluation in Higher Education</w:t>
+      </w:r>
+      <w:r>
+        <w:t xml:space="preserve">, 49(6), 893–905. https://doi.org/10.1080/02602938.2024.2335321</w:t>
+      </w:r>
+    </w:p>
+    <w:p>
+      <w:pPr>
+        <w:pStyle w:val="ReferenceEntry"/>
+        <w:spacing w:after="60"/>
+        <w:ind w:left="403" w:hanging="403"/>
+        <w:jc w:val="left"/>
+        <w:keepNext w:val="0"/>
+        <w:keepLines w:val="0"/>
+        <w:widowControl w:val="1"/>
+      </w:pPr>
+      <w:r>
+        <w:rPr>
+          <w:rFonts w:ascii="Georgia" w:hAnsi="Georgia"/>
+          <w:sz w:val="20"/>
+        </w:rPr>
+        <w:t xml:space="preserve">7. </w:t>
+      </w:r>
+      <w:r>
+        <w:t xml:space="preserve">Bjork, E. L., &amp; Bjork, R. A. (2011). Making Things Hard on Yourself, but in a Good Way: Creating Desirable Difficulties to Enhance Learning.</w:t>
+      </w:r>
+      <w:r>
+        <w:t xml:space="preserve"> </w:t>
+      </w:r>
+      <w:r>
+        <w:rPr>
+          <w:i/>
+          <w:iCs/>
+        </w:rPr>
+        <w:t xml:space="preserve">Psychology and the Real World</w:t>
+      </w:r>
+      <w:r>
+        <w:t xml:space="preserve">, 56–64.</w:t>
+      </w:r>
+    </w:p>
+    <w:p>
+      <w:pPr>
+        <w:pStyle w:val="ReferenceEntry"/>
+        <w:spacing w:after="60"/>
+        <w:ind w:left="403" w:hanging="403"/>
+        <w:jc w:val="left"/>
+        <w:keepNext w:val="0"/>
+        <w:keepLines w:val="0"/>
+        <w:widowControl w:val="1"/>
+      </w:pPr>
+      <w:r>
+        <w:rPr>
+          <w:rFonts w:ascii="Georgia" w:hAnsi="Georgia"/>
+          <w:sz w:val="20"/>
+        </w:rPr>
+        <w:t xml:space="preserve">8. </w:t>
+      </w:r>
+      <w:r>
+        <w:t xml:space="preserve">Buçinca, Z., Malaya, M. B., &amp; Gajos, K. Z. (2021). To Trust or to Think: Cognitive Forcing Functions Can Reduce Overreliance on AI in AI-Assisted Decision-Making.</w:t>
+      </w:r>
+      <w:r>
+        <w:t xml:space="preserve"> </w:t>
+      </w:r>
+      <w:r>
+        <w:rPr>
+          <w:i/>
+          <w:iCs/>
+        </w:rPr>
+        <w:t xml:space="preserve">Proceedings of the ACM on Human-Computer Interaction</w:t>
+      </w:r>
+      <w:r>
+        <w:t xml:space="preserve">, 5(CSCW1), 1–21.</w:t>
+      </w:r>
+    </w:p>
+    <w:p>
+      <w:pPr>
+        <w:pStyle w:val="ReferenceEntry"/>
+        <w:spacing w:after="60"/>
+        <w:ind w:left="403" w:hanging="403"/>
+        <w:jc w:val="left"/>
+        <w:keepNext w:val="0"/>
+        <w:keepLines w:val="0"/>
+        <w:widowControl w:val="1"/>
+      </w:pPr>
+      <w:r>
+        <w:rPr>
+          <w:rFonts w:ascii="Georgia" w:hAnsi="Georgia"/>
+          <w:sz w:val="20"/>
+        </w:rPr>
+        <w:t xml:space="preserve">9. </w:t>
+      </w:r>
+      <w:r>
+        <w:t xml:space="preserve">Campbell, D. T., &amp; Fiske, D. W. (1959). Convergent and Discriminant Validation by the Multitrait-Multimethod Matrix.</w:t>
+      </w:r>
+      <w:r>
+        <w:t xml:space="preserve"> </w:t>
+      </w:r>
+      <w:r>
+        <w:rPr>
+          <w:i/>
+          <w:iCs/>
+        </w:rPr>
+        <w:t xml:space="preserve">Psychological Bulletin</w:t>
+      </w:r>
+      <w:r>
+        <w:t xml:space="preserve">, 56(2), 81–105.</w:t>
+      </w:r>
+    </w:p>
+    <w:p>
+      <w:pPr>
+        <w:pStyle w:val="ReferenceEntry"/>
+        <w:spacing w:after="60"/>
+        <w:ind w:left="403" w:hanging="403"/>
+        <w:jc w:val="left"/>
+        <w:keepNext w:val="0"/>
+        <w:keepLines w:val="0"/>
+        <w:widowControl w:val="1"/>
+      </w:pPr>
+      <w:r>
+        <w:rPr>
+          <w:rFonts w:ascii="Georgia" w:hAnsi="Georgia"/>
+          <w:sz w:val="20"/>
+        </w:rPr>
+        <w:t xml:space="preserve">10. </w:t>
+      </w:r>
+      <w:r>
+        <w:t xml:space="preserve">Chi, M. T. H., &amp; Wylie, R. (2014). The ICAP Framework: Linking Cognitive Engagement to Active Learning Outcomes.</w:t>
+      </w:r>
+      <w:r>
+        <w:t xml:space="preserve"> </w:t>
+      </w:r>
+      <w:r>
+        <w:rPr>
+          <w:i/>
+          <w:iCs/>
+        </w:rPr>
+        <w:t xml:space="preserve">Educational Psychologist</w:t>
+      </w:r>
+      <w:r>
+        <w:t xml:space="preserve">, 49(4), 219–243.</w:t>
+      </w:r>
+    </w:p>
+    <w:p>
+      <w:pPr>
+        <w:pStyle w:val="ReferenceEntry"/>
+        <w:spacing w:after="60"/>
+        <w:ind w:left="403" w:hanging="403"/>
+        <w:jc w:val="left"/>
+        <w:keepNext w:val="0"/>
+        <w:keepLines w:val="0"/>
+        <w:widowControl w:val="1"/>
+      </w:pPr>
+      <w:r>
+        <w:rPr>
+          <w:rFonts w:ascii="Georgia" w:hAnsi="Georgia"/>
+          <w:sz w:val="20"/>
+        </w:rPr>
+        <w:t xml:space="preserve">11. </w:t>
+      </w:r>
+      <w:r>
+        <w:t xml:space="preserve">Clerc, O., Abdelghani, R., Desvaux, C., Poisson, E., Oudeyer, P., &amp; Sauzéon, H. (2026). Teaching Students to Question the Machine: An AI Literacy Intervention Improves Students' Regulation of LLM Use in a Science Task.</w:t>
+      </w:r>
+      <w:r>
+        <w:t xml:space="preserve"> </w:t>
+      </w:r>
+      <w:r>
+        <w:rPr>
+          <w:i/>
+          <w:iCs/>
+        </w:rPr>
+        <w:t xml:space="preserve">arXiv preprint arXiv:2604.01955</w:t>
+      </w:r>
+      <w:r>
+        <w:t xml:space="preserve">.</w:t>
+      </w:r>
+    </w:p>
+    <w:p>
+      <w:pPr>
+        <w:pStyle w:val="ReferenceEntry"/>
+        <w:spacing w:after="60"/>
+        <w:ind w:left="403" w:hanging="403"/>
+        <w:jc w:val="left"/>
+        <w:keepNext w:val="0"/>
+        <w:keepLines w:val="0"/>
+        <w:widowControl w:val="1"/>
+      </w:pPr>
+      <w:r>
+        <w:rPr>
+          <w:rFonts w:ascii="Georgia" w:hAnsi="Georgia"/>
+          <w:sz w:val="20"/>
+        </w:rPr>
+        <w:t xml:space="preserve">12. </w:t>
+      </w:r>
+      <w:r>
+        <w:t xml:space="preserve">Collins, A., Brown, J. S., &amp; Newman, S. E. (1989). Cognitive Apprenticeship: Teaching the Crafts of Reading, Writing, and Mathematics.</w:t>
+      </w:r>
+      <w:r>
+        <w:t xml:space="preserve"> </w:t>
+      </w:r>
+      <w:r>
+        <w:rPr>
+          <w:i/>
+          <w:iCs/>
+        </w:rPr>
+        <w:t xml:space="preserve">Knowing, Learning, and Instruction: Essays in Honor of Robert Glaser</w:t>
+      </w:r>
+      <w:r>
+        <w:t xml:space="preserve">, 453–494.</w:t>
+      </w:r>
+    </w:p>
+    <w:p>
+      <w:pPr>
+        <w:pStyle w:val="ReferenceEntry"/>
+        <w:spacing w:after="60"/>
+        <w:ind w:left="403" w:hanging="403"/>
+        <w:jc w:val="left"/>
+        <w:keepNext w:val="0"/>
+        <w:keepLines w:val="0"/>
+        <w:widowControl w:val="1"/>
+      </w:pPr>
+      <w:r>
+        <w:rPr>
+          <w:rFonts w:ascii="Georgia" w:hAnsi="Georgia"/>
+          <w:sz w:val="20"/>
+        </w:rPr>
+        <w:t xml:space="preserve">13. </w:t>
+      </w:r>
+      <w:r>
+        <w:t xml:space="preserve">Dakan, R., &amp; Feller, J. (2025). Framework for AI Fluency.</w:t>
+      </w:r>
+      <w:r>
+        <w:t xml:space="preserve"> </w:t>
+      </w:r>
+      <w:r>
+        <w:rPr>
+          <w:i/>
+          <w:iCs/>
+        </w:rPr>
+        <w:t xml:space="preserve">Anthropic</w:t>
+      </w:r>
+      <w:r>
+        <w:t xml:space="preserve">.</w:t>
+      </w:r>
+    </w:p>
+    <w:p>
+      <w:pPr>
+        <w:pStyle w:val="ReferenceEntry"/>
+        <w:spacing w:after="60"/>
+        <w:ind w:left="403" w:hanging="403"/>
+        <w:jc w:val="left"/>
+        <w:keepNext w:val="0"/>
+        <w:keepLines w:val="0"/>
+        <w:widowControl w:val="1"/>
+      </w:pPr>
+      <w:r>
+        <w:rPr>
+          <w:rFonts w:ascii="Georgia" w:hAnsi="Georgia"/>
+          <w:sz w:val="20"/>
+        </w:rPr>
+        <w:t xml:space="preserve">14. </w:t>
+      </w:r>
+      <w:r>
+        <w:t xml:space="preserve">Dell'Acqua, F., McFowland III, E., Mollick, E., Lifshitz-Assaf, H., Kellogg, K., Rajendran, S., Krayer, L., Candelon, F., &amp; Lakhani, K. R. (2023). Navigating the Jagged Technological Frontier.</w:t>
+      </w:r>
+      <w:r>
+        <w:t xml:space="preserve"> </w:t>
+      </w:r>
+      <w:r>
+        <w:rPr>
+          <w:i/>
+          <w:iCs/>
+        </w:rPr>
+        <w:t xml:space="preserve">Harvard Business School Working Paper 24-013</w:t>
+      </w:r>
+      <w:r>
+        <w:t xml:space="preserve">.</w:t>
+      </w:r>
+    </w:p>
+    <w:p>
+      <w:pPr>
+        <w:pStyle w:val="ReferenceEntry"/>
+        <w:spacing w:after="60"/>
+        <w:ind w:left="403" w:hanging="403"/>
+        <w:jc w:val="left"/>
+        <w:keepNext w:val="0"/>
+        <w:keepLines w:val="0"/>
+        <w:widowControl w:val="1"/>
+      </w:pPr>
+      <w:r>
+        <w:rPr>
+          <w:rFonts w:ascii="Georgia" w:hAnsi="Georgia"/>
+          <w:sz w:val="20"/>
+        </w:rPr>
+        <w:t xml:space="preserve">15. </w:t>
+      </w:r>
+      <w:r>
+        <w:t xml:space="preserve">Denny, P., Leinonen, J., Prather, J., Luxton-Reilly, A., Amarouche, T., Becker, B. A., &amp; Reeves, B. N. (2024). Prompt Problems: A New Programming Exercise for the Generative AI Era.</w:t>
+      </w:r>
+      <w:r>
+        <w:t xml:space="preserve"> </w:t>
+      </w:r>
+      <w:r>
+        <w:rPr>
+          <w:i/>
+          <w:iCs/>
+        </w:rPr>
+        <w:t xml:space="preserve">Proceedings of the 55th ACM Technical Symposium on Computer Science Education (SIGCSE)</w:t>
+      </w:r>
+      <w:r>
+        <w:t xml:space="preserve">.</w:t>
+      </w:r>
+    </w:p>
+    <w:p>
+      <w:pPr>
+        <w:pStyle w:val="ReferenceEntry"/>
+        <w:spacing w:after="60"/>
+        <w:ind w:left="403" w:hanging="403"/>
+        <w:jc w:val="left"/>
+        <w:keepNext w:val="0"/>
+        <w:keepLines w:val="0"/>
+        <w:widowControl w:val="1"/>
+      </w:pPr>
+      <w:r>
+        <w:rPr>
+          <w:rFonts w:ascii="Georgia" w:hAnsi="Georgia"/>
+          <w:sz w:val="20"/>
+        </w:rPr>
+        <w:t xml:space="preserve">16. </w:t>
+      </w:r>
+      <w:r>
+        <w:t xml:space="preserve">Di Santi, E. (2026). Cognitive Amplification vs Cognitive Delegation in Human-AI Systems: A Metric Framework.</w:t>
+      </w:r>
+      <w:r>
+        <w:t xml:space="preserve"> </w:t>
+      </w:r>
+      <w:r>
+        <w:rPr>
+          <w:i/>
+          <w:iCs/>
+        </w:rPr>
+        <w:t xml:space="preserve">arXiv preprint arXiv:2603.18677</w:t>
+      </w:r>
+      <w:r>
+        <w:t xml:space="preserve">.</w:t>
+      </w:r>
+    </w:p>
+    <w:p>
+      <w:pPr>
+        <w:pStyle w:val="ReferenceEntry"/>
+        <w:spacing w:after="60"/>
+        <w:ind w:left="403" w:hanging="403"/>
+        <w:jc w:val="left"/>
+        <w:keepNext w:val="0"/>
+        <w:keepLines w:val="0"/>
+        <w:widowControl w:val="1"/>
+      </w:pPr>
+      <w:r>
+        <w:rPr>
+          <w:rFonts w:ascii="Georgia" w:hAnsi="Georgia"/>
+          <w:sz w:val="20"/>
+        </w:rPr>
+        <w:t xml:space="preserve">17. </w:t>
+      </w:r>
+      <w:r>
+        <w:t xml:space="preserve">Durkin, K., &amp; Rittle-Johnson, B. (2012). The Effectiveness of Using Incorrect Examples to Support Learning about Decimal Magnitude.</w:t>
+      </w:r>
+      <w:r>
+        <w:t xml:space="preserve"> </w:t>
+      </w:r>
+      <w:r>
+        <w:rPr>
+          <w:i/>
+          <w:iCs/>
+        </w:rPr>
+        <w:t xml:space="preserve">Learning and Instruction</w:t>
+      </w:r>
+      <w:r>
+        <w:t xml:space="preserve">, 22(3), 206–214. https://doi.org/10.1016/j.learninstruc.2011.11.001</w:t>
+      </w:r>
+    </w:p>
+    <w:p>
+      <w:pPr>
+        <w:pStyle w:val="ReferenceEntry"/>
+        <w:spacing w:after="60"/>
+        <w:ind w:left="403" w:hanging="403"/>
+        <w:jc w:val="left"/>
+        <w:keepNext w:val="0"/>
+        <w:keepLines w:val="0"/>
+        <w:widowControl w:val="1"/>
+      </w:pPr>
+      <w:r>
+        <w:rPr>
+          <w:rFonts w:ascii="Georgia" w:hAnsi="Georgia"/>
+          <w:sz w:val="20"/>
+        </w:rPr>
+        <w:t xml:space="preserve">18. </w:t>
+      </w:r>
+      <w:r>
+        <w:t xml:space="preserve">Elshall, A. S., &amp; Badir, A. (2025). Balancing AI-Assisted Learning and Traditional Assessment: The FACT Assessment in Environmental Data Science Education.</w:t>
+      </w:r>
+      <w:r>
+        <w:t xml:space="preserve"> </w:t>
+      </w:r>
+      <w:r>
+        <w:rPr>
+          <w:i/>
+          <w:iCs/>
+        </w:rPr>
+        <w:t xml:space="preserve">Frontiers in Education</w:t>
+      </w:r>
+      <w:r>
+        <w:t xml:space="preserve">, 10, 1596462. https://doi.org/10.3389/feduc.2025.1596462</w:t>
+      </w:r>
+    </w:p>
+    <w:p>
+      <w:pPr>
+        <w:pStyle w:val="ReferenceEntry"/>
+        <w:spacing w:after="60"/>
+        <w:ind w:left="403" w:hanging="403"/>
+        <w:jc w:val="left"/>
+        <w:keepNext w:val="0"/>
+        <w:keepLines w:val="0"/>
+        <w:widowControl w:val="1"/>
+      </w:pPr>
+      <w:r>
+        <w:rPr>
+          <w:rFonts w:ascii="Georgia" w:hAnsi="Georgia"/>
+          <w:sz w:val="20"/>
+        </w:rPr>
+        <w:t xml:space="preserve">19. </w:t>
+      </w:r>
+      <w:r>
+        <w:t xml:space="preserve">Facione, P. A. (1990). Critical Thinking: A Statement of Expert Consensus for Purposes of Educational Assessment and Instruction (The Delphi Report).</w:t>
+      </w:r>
+      <w:r>
+        <w:t xml:space="preserve"> </w:t>
+      </w:r>
+      <w:r>
+        <w:rPr>
+          <w:i/>
+          <w:iCs/>
+        </w:rPr>
+        <w:t xml:space="preserve">American Philosophical Association</w:t>
+      </w:r>
+      <w:r>
+        <w:t xml:space="preserve">.</w:t>
+      </w:r>
+    </w:p>
+    <w:p>
+      <w:pPr>
+        <w:pStyle w:val="ReferenceEntry"/>
+        <w:spacing w:after="60"/>
+        <w:ind w:left="403" w:hanging="403"/>
+        <w:jc w:val="left"/>
+        <w:keepNext w:val="0"/>
+        <w:keepLines w:val="0"/>
+        <w:widowControl w:val="1"/>
+      </w:pPr>
+      <w:r>
+        <w:rPr>
+          <w:rFonts w:ascii="Georgia" w:hAnsi="Georgia"/>
+          <w:sz w:val="20"/>
+        </w:rPr>
+        <w:t xml:space="preserve">20. </w:t>
+      </w:r>
+      <w:r>
+        <w:t xml:space="preserve">Fan, Y., Tang, L., Le, H., Shen, K., Tan, S., Zhao, Y., Shen, Y., Li, X., &amp; Gašević, D. (2025). Beware of Metacognitive Laziness: Effects of Generative Artificial Intelligence on Learning Motivation, Processes, and Performance.</w:t>
+      </w:r>
+      <w:r>
+        <w:t xml:space="preserve"> </w:t>
+      </w:r>
+      <w:r>
+        <w:rPr>
+          <w:i/>
+          <w:iCs/>
+        </w:rPr>
+        <w:t xml:space="preserve">British Journal of Educational Technology</w:t>
+      </w:r>
+      <w:r>
+        <w:t xml:space="preserve">, 56(2), 489–530. https://doi.org/10.1111/bjet.13544</w:t>
+      </w:r>
+    </w:p>
+    <w:p>
+      <w:pPr>
+        <w:pStyle w:val="ReferenceEntry"/>
+        <w:spacing w:after="60"/>
+        <w:ind w:left="403" w:hanging="403"/>
+        <w:jc w:val="left"/>
+        <w:keepNext w:val="0"/>
+        <w:keepLines w:val="0"/>
+        <w:widowControl w:val="1"/>
+      </w:pPr>
+      <w:r>
+        <w:rPr>
+          <w:rFonts w:ascii="Georgia" w:hAnsi="Georgia"/>
+          <w:sz w:val="20"/>
+        </w:rPr>
+        <w:t xml:space="preserve">21. </w:t>
+      </w:r>
+      <w:r>
+        <w:t xml:space="preserve">Feng, Y., Wang, S., Cheng, Z., Wan, Y., &amp; Chen, D. (2025). Are We on the Right Way to Assessing LLM-as-a-Judge?.</w:t>
+      </w:r>
+      <w:r>
+        <w:t xml:space="preserve"> </w:t>
+      </w:r>
+      <w:r>
+        <w:rPr>
+          <w:i/>
+          <w:iCs/>
+        </w:rPr>
+        <w:t xml:space="preserve">arXiv preprint arXiv:2512.16041</w:t>
+      </w:r>
+      <w:r>
+        <w:t xml:space="preserve">.</w:t>
+      </w:r>
+    </w:p>
+    <w:p>
+      <w:pPr>
+        <w:pStyle w:val="ReferenceEntry"/>
+        <w:spacing w:after="60"/>
+        <w:ind w:left="403" w:hanging="403"/>
+        <w:jc w:val="left"/>
+        <w:keepNext w:val="0"/>
+        <w:keepLines w:val="0"/>
+        <w:widowControl w:val="1"/>
+      </w:pPr>
+      <w:r>
+        <w:rPr>
+          <w:rFonts w:ascii="Georgia" w:hAnsi="Georgia"/>
+          <w:sz w:val="20"/>
+        </w:rPr>
+        <w:t xml:space="preserve">22. </w:t>
+      </w:r>
+      <w:r>
+        <w:t xml:space="preserve">Fernandes, D., Villa, S., Nicholls, S., Haavisto, O., Buschek, D., Schmidt, A., Kosch, T., Shen, C., &amp; Welsch, R. (2024). Performance and Metacognition Disconnect when Reasoning in Human-AI Interaction.</w:t>
+      </w:r>
+      <w:r>
+        <w:t xml:space="preserve"> </w:t>
+      </w:r>
+      <w:r>
+        <w:rPr>
+          <w:i/>
+          <w:iCs/>
+        </w:rPr>
+        <w:t xml:space="preserve">arXiv preprint arXiv:2409.16708</w:t>
+      </w:r>
+      <w:r>
+        <w:t xml:space="preserve">.</w:t>
+      </w:r>
+    </w:p>
+    <w:p>
+      <w:pPr>
+        <w:pStyle w:val="ReferenceEntry"/>
+        <w:spacing w:after="60"/>
+        <w:ind w:left="403" w:hanging="403"/>
+        <w:jc w:val="left"/>
+        <w:keepNext w:val="0"/>
+        <w:keepLines w:val="0"/>
+        <w:widowControl w:val="1"/>
+      </w:pPr>
+      <w:r>
+        <w:rPr>
+          <w:rFonts w:ascii="Georgia" w:hAnsi="Georgia"/>
+          <w:sz w:val="20"/>
+        </w:rPr>
+        <w:t xml:space="preserve">23. </w:t>
+      </w:r>
+      <w:r>
+        <w:t xml:space="preserve">Flavell, J. H. (1979). Metacognition and Cognitive Monitoring: A New Area of Cognitive-Developmental Inquiry.</w:t>
+      </w:r>
+      <w:r>
+        <w:t xml:space="preserve"> </w:t>
+      </w:r>
+      <w:r>
+        <w:rPr>
+          <w:i/>
+          <w:iCs/>
+        </w:rPr>
+        <w:t xml:space="preserve">American Psychologist</w:t>
+      </w:r>
+      <w:r>
+        <w:t xml:space="preserve">, 34(10), 906–911.</w:t>
+      </w:r>
+    </w:p>
+    <w:p>
+      <w:pPr>
+        <w:pStyle w:val="ReferenceEntry"/>
+        <w:spacing w:after="60"/>
+        <w:ind w:left="403" w:hanging="403"/>
+        <w:jc w:val="left"/>
+        <w:keepNext w:val="0"/>
+        <w:keepLines w:val="0"/>
+        <w:widowControl w:val="1"/>
+      </w:pPr>
+      <w:r>
+        <w:rPr>
+          <w:rFonts w:ascii="Georgia" w:hAnsi="Georgia"/>
+          <w:sz w:val="20"/>
+        </w:rPr>
+        <w:t xml:space="preserve">24. </w:t>
+      </w:r>
+      <w:r>
+        <w:t xml:space="preserve">Ganuthula, V. R. R., &amp; Balaraman, K. K. (2025). Artificial Intelligence Quotient Framework for Measuring Human Collaboration with Artificial Intelligence.</w:t>
+      </w:r>
+      <w:r>
+        <w:t xml:space="preserve"> </w:t>
+      </w:r>
+      <w:r>
+        <w:rPr>
+          <w:i/>
+          <w:iCs/>
+        </w:rPr>
+        <w:t xml:space="preserve">Discover Artificial Intelligence</w:t>
+      </w:r>
+      <w:r>
+        <w:t xml:space="preserve">, 5, 268. https://doi.org/10.1007/s44163-025-00516-1</w:t>
+      </w:r>
+    </w:p>
+    <w:p>
+      <w:pPr>
+        <w:pStyle w:val="ReferenceEntry"/>
+        <w:spacing w:after="60"/>
+        <w:ind w:left="403" w:hanging="403"/>
+        <w:jc w:val="left"/>
+        <w:keepNext w:val="0"/>
+        <w:keepLines w:val="0"/>
+        <w:widowControl w:val="1"/>
+      </w:pPr>
+      <w:r>
+        <w:rPr>
+          <w:rFonts w:ascii="Georgia" w:hAnsi="Georgia"/>
+          <w:sz w:val="20"/>
+        </w:rPr>
+        <w:t xml:space="preserve">25. </w:t>
+      </w:r>
+      <w:r>
+        <w:t xml:space="preserve">Gerlich, M. (2025). AI Tools in Society: Impacts on Cognitive Offloading and the Future of Critical Thinking.</w:t>
+      </w:r>
+      <w:r>
+        <w:t xml:space="preserve"> </w:t>
+      </w:r>
+      <w:r>
+        <w:rPr>
+          <w:i/>
+          <w:iCs/>
+        </w:rPr>
+        <w:t xml:space="preserve">Societies</w:t>
+      </w:r>
+      <w:r>
+        <w:t xml:space="preserve">, 15(1), 6.</w:t>
+      </w:r>
+    </w:p>
+    <w:p>
+      <w:pPr>
+        <w:pStyle w:val="ReferenceEntry"/>
+        <w:spacing w:after="60"/>
+        <w:ind w:left="403" w:hanging="403"/>
+        <w:jc w:val="left"/>
+        <w:keepNext w:val="0"/>
+        <w:keepLines w:val="0"/>
+        <w:widowControl w:val="1"/>
+      </w:pPr>
+      <w:r>
+        <w:rPr>
+          <w:rFonts w:ascii="Georgia" w:hAnsi="Georgia"/>
+          <w:sz w:val="20"/>
+        </w:rPr>
+        <w:t xml:space="preserve">26. </w:t>
+      </w:r>
+      <w:r>
+        <w:t xml:space="preserve">Gilson, L. L., &amp; Goldberg, C. B. (2015). Editors' Comment: So, What Is a Conceptual Paper?.</w:t>
+      </w:r>
+      <w:r>
+        <w:t xml:space="preserve"> </w:t>
+      </w:r>
+      <w:r>
+        <w:rPr>
+          <w:i/>
+          <w:iCs/>
+        </w:rPr>
+        <w:t xml:space="preserve">Group &amp; Organization Management</w:t>
+      </w:r>
+      <w:r>
+        <w:t xml:space="preserve">, 40(2), 127–130. https://doi.org/10.1177/1059601115576425</w:t>
+      </w:r>
+    </w:p>
+    <w:p>
+      <w:pPr>
+        <w:pStyle w:val="ReferenceEntry"/>
+        <w:spacing w:after="60"/>
+        <w:ind w:left="403" w:hanging="403"/>
+        <w:jc w:val="left"/>
+        <w:keepNext w:val="0"/>
+        <w:keepLines w:val="0"/>
+        <w:widowControl w:val="1"/>
+      </w:pPr>
+      <w:r>
+        <w:rPr>
+          <w:rFonts w:ascii="Georgia" w:hAnsi="Georgia"/>
+          <w:sz w:val="20"/>
+        </w:rPr>
+        <w:t xml:space="preserve">27. </w:t>
+      </w:r>
+      <w:r>
+        <w:t xml:space="preserve">Große, C. S., &amp; Renkl, A. (2007). Finding and Fixing Errors in Worked Examples: Can This Foster Learning Outcomes?.</w:t>
+      </w:r>
+      <w:r>
+        <w:t xml:space="preserve"> </w:t>
+      </w:r>
+      <w:r>
+        <w:rPr>
+          <w:i/>
+          <w:iCs/>
+        </w:rPr>
+        <w:t xml:space="preserve">Learning and Instruction</w:t>
+      </w:r>
+      <w:r>
+        <w:t xml:space="preserve">, 17(6), 612–634. https://doi.org/10.1016/j.learninstruc.2007.09.008</w:t>
+      </w:r>
+    </w:p>
+    <w:p>
+      <w:pPr>
+        <w:pStyle w:val="ReferenceEntry"/>
+        <w:spacing w:after="60"/>
+        <w:ind w:left="403" w:hanging="403"/>
+        <w:jc w:val="left"/>
+        <w:keepNext w:val="0"/>
+        <w:keepLines w:val="0"/>
+        <w:widowControl w:val="1"/>
+      </w:pPr>
+      <w:r>
+        <w:rPr>
+          <w:rFonts w:ascii="Georgia" w:hAnsi="Georgia"/>
+          <w:sz w:val="20"/>
+        </w:rPr>
+        <w:t xml:space="preserve">28. </w:t>
+      </w:r>
+      <w:r>
+        <w:t xml:space="preserve">Gu, X., &amp; Ericson, B. J. (2025). AI Literacy in K-12 and Higher Education in the Wake of Generative AI: An Integrative Review.</w:t>
+      </w:r>
+      <w:r>
+        <w:t xml:space="preserve"> </w:t>
+      </w:r>
+      <w:r>
+        <w:rPr>
+          <w:i/>
+          <w:iCs/>
+        </w:rPr>
+        <w:t xml:space="preserve">Proceedings of the 2025 ACM Conference on International Computing Education Research (ICER)</w:t>
+      </w:r>
+      <w:r>
+        <w:t xml:space="preserve">, 125–140. https://doi.org/10.1145/3702652.3744217</w:t>
+      </w:r>
+    </w:p>
+    <w:p>
+      <w:pPr>
+        <w:pStyle w:val="ReferenceEntry"/>
+        <w:spacing w:after="60"/>
+        <w:ind w:left="403" w:hanging="403"/>
+        <w:jc w:val="left"/>
+        <w:keepNext w:val="0"/>
+        <w:keepLines w:val="0"/>
+        <w:widowControl w:val="1"/>
+      </w:pPr>
+      <w:r>
+        <w:rPr>
+          <w:rFonts w:ascii="Georgia" w:hAnsi="Georgia"/>
+          <w:sz w:val="20"/>
+        </w:rPr>
+        <w:t xml:space="preserve">29. </w:t>
+      </w:r>
+      <w:r>
+        <w:t xml:space="preserve">Hattie, J., &amp; Timperley, H. (2007). The Power of Feedback.</w:t>
+      </w:r>
+      <w:r>
+        <w:t xml:space="preserve"> </w:t>
+      </w:r>
+      <w:r>
+        <w:rPr>
+          <w:i/>
+          <w:iCs/>
+        </w:rPr>
+        <w:t xml:space="preserve">Review of Educational Research</w:t>
+      </w:r>
+      <w:r>
+        <w:t xml:space="preserve">, 77(1), 81–112.</w:t>
+      </w:r>
+    </w:p>
+    <w:p>
+      <w:pPr>
+        <w:pStyle w:val="ReferenceEntry"/>
+        <w:spacing w:after="60"/>
+        <w:ind w:left="403" w:hanging="403"/>
+        <w:jc w:val="left"/>
+        <w:keepNext w:val="0"/>
+        <w:keepLines w:val="0"/>
+        <w:widowControl w:val="1"/>
+      </w:pPr>
+      <w:r>
+        <w:rPr>
+          <w:rFonts w:ascii="Georgia" w:hAnsi="Georgia"/>
+          <w:sz w:val="20"/>
+        </w:rPr>
+        <w:t xml:space="preserve">30. </w:t>
+      </w:r>
+      <w:r>
+        <w:t xml:space="preserve">Jaakkola, E. (2020). Designing Conceptual Articles: Four Approaches.</w:t>
+      </w:r>
+      <w:r>
+        <w:t xml:space="preserve"> </w:t>
+      </w:r>
+      <w:r>
+        <w:rPr>
+          <w:i/>
+          <w:iCs/>
+        </w:rPr>
+        <w:t xml:space="preserve">AMS Review</w:t>
+      </w:r>
+      <w:r>
+        <w:t xml:space="preserve">, 10, 18–26.</w:t>
+      </w:r>
+    </w:p>
+    <w:p>
+      <w:pPr>
+        <w:pStyle w:val="ReferenceEntry"/>
+        <w:spacing w:after="60"/>
+        <w:ind w:left="403" w:hanging="403"/>
+        <w:jc w:val="left"/>
+        <w:keepNext w:val="0"/>
+        <w:keepLines w:val="0"/>
+        <w:widowControl w:val="1"/>
+      </w:pPr>
+      <w:r>
+        <w:rPr>
+          <w:rFonts w:ascii="Georgia" w:hAnsi="Georgia"/>
+          <w:sz w:val="20"/>
+        </w:rPr>
+        <w:t xml:space="preserve">31. </w:t>
+      </w:r>
+      <w:r>
+        <w:t xml:space="preserve">Jin, Y., Martinez-Maldonado, R., Gašević, D., &amp; Yan, L. (2024). GLAT: The Generative AI Literacy Assessment Test.</w:t>
+      </w:r>
+      <w:r>
+        <w:t xml:space="preserve"> </w:t>
+      </w:r>
+      <w:r>
+        <w:rPr>
+          <w:i/>
+          <w:iCs/>
+        </w:rPr>
+        <w:t xml:space="preserve">arXiv preprint arXiv:2411.00283</w:t>
+      </w:r>
+      <w:r>
+        <w:t xml:space="preserve">.</w:t>
+      </w:r>
+    </w:p>
+    <w:p>
+      <w:pPr>
+        <w:pStyle w:val="ReferenceEntry"/>
+        <w:spacing w:after="60"/>
+        <w:ind w:left="403" w:hanging="403"/>
+        <w:jc w:val="left"/>
+        <w:keepNext w:val="0"/>
+        <w:keepLines w:val="0"/>
+        <w:widowControl w:val="1"/>
+      </w:pPr>
+      <w:r>
+        <w:rPr>
+          <w:rFonts w:ascii="Georgia" w:hAnsi="Georgia"/>
+          <w:sz w:val="20"/>
+        </w:rPr>
+        <w:t xml:space="preserve">32. </w:t>
+      </w:r>
+      <w:r>
+        <w:t xml:space="preserve">Kane, M. T. (2013). Validating the Interpretations and Uses of Test Scores.</w:t>
+      </w:r>
+      <w:r>
+        <w:t xml:space="preserve"> </w:t>
+      </w:r>
+      <w:r>
+        <w:rPr>
+          <w:i/>
+          <w:iCs/>
+        </w:rPr>
+        <w:t xml:space="preserve">Journal of Educational Measurement</w:t>
+      </w:r>
+      <w:r>
+        <w:t xml:space="preserve">, 50(1), 1–73. https://doi.org/10.1111/jedm.12000</w:t>
+      </w:r>
+    </w:p>
+    <w:p>
+      <w:pPr>
+        <w:pStyle w:val="ReferenceEntry"/>
+        <w:spacing w:after="60"/>
+        <w:ind w:left="403" w:hanging="403"/>
+        <w:jc w:val="left"/>
+        <w:keepNext w:val="0"/>
+        <w:keepLines w:val="0"/>
+        <w:widowControl w:val="1"/>
+      </w:pPr>
+      <w:r>
+        <w:rPr>
+          <w:rFonts w:ascii="Georgia" w:hAnsi="Georgia"/>
+          <w:sz w:val="20"/>
+        </w:rPr>
+        <w:t xml:space="preserve">33. </w:t>
+      </w:r>
+      <w:r>
+        <w:t xml:space="preserve">Kapur, M. (2008). Productive Failure.</w:t>
+      </w:r>
+      <w:r>
+        <w:t xml:space="preserve"> </w:t>
+      </w:r>
+      <w:r>
+        <w:rPr>
+          <w:i/>
+          <w:iCs/>
+        </w:rPr>
+        <w:t xml:space="preserve">Cognition and Instruction</w:t>
+      </w:r>
+      <w:r>
+        <w:t xml:space="preserve">, 26(3), 379–424.</w:t>
+      </w:r>
+    </w:p>
+    <w:p>
+      <w:pPr>
+        <w:pStyle w:val="ReferenceEntry"/>
+        <w:spacing w:after="60"/>
+        <w:ind w:left="403" w:hanging="403"/>
+        <w:jc w:val="left"/>
+        <w:keepNext w:val="0"/>
+        <w:keepLines w:val="0"/>
+        <w:widowControl w:val="1"/>
+      </w:pPr>
+      <w:r>
+        <w:rPr>
+          <w:rFonts w:ascii="Georgia" w:hAnsi="Georgia"/>
+          <w:sz w:val="20"/>
+        </w:rPr>
+        <w:t xml:space="preserve">34. </w:t>
+      </w:r>
+      <w:r>
+        <w:t xml:space="preserve">Kim, P., Wang, W., &amp; Bonk, C. J. (2025). Generative AI as a Coach to Help Students Enhance Proficiency in Question Formulation.</w:t>
+      </w:r>
+      <w:r>
+        <w:t xml:space="preserve"> </w:t>
+      </w:r>
+      <w:r>
+        <w:rPr>
+          <w:i/>
+          <w:iCs/>
+        </w:rPr>
+        <w:t xml:space="preserve">Journal of Educational Computing Research</w:t>
+      </w:r>
+      <w:r>
+        <w:t xml:space="preserve">, 63(3), 565–586. https://doi.org/10.1177/07356331251314222</w:t>
+      </w:r>
+    </w:p>
+    <w:p>
+      <w:pPr>
+        <w:pStyle w:val="ReferenceEntry"/>
+        <w:spacing w:after="60"/>
+        <w:ind w:left="403" w:hanging="403"/>
+        <w:jc w:val="left"/>
+        <w:keepNext w:val="0"/>
+        <w:keepLines w:val="0"/>
+        <w:widowControl w:val="1"/>
+      </w:pPr>
+      <w:r>
+        <w:rPr>
+          <w:rFonts w:ascii="Georgia" w:hAnsi="Georgia"/>
+          <w:sz w:val="20"/>
+        </w:rPr>
+        <w:t xml:space="preserve">35. </w:t>
+      </w:r>
+      <w:r>
+        <w:t xml:space="preserve">Kosmyna, N., Hauptmann, E., Yuan, Y. T., Situ, J., Liao, X., Beresnitzky, A. V., Braunstein, I., &amp; Maes, P. (2025). Your Brain on ChatGPT: Accumulation of Cognitive Debt when Using an AI Assistant for Essay Writing Task.</w:t>
+      </w:r>
+      <w:r>
+        <w:t xml:space="preserve"> </w:t>
+      </w:r>
+      <w:r>
+        <w:rPr>
+          <w:i/>
+          <w:iCs/>
+        </w:rPr>
+        <w:t xml:space="preserve">arXiv preprint arXiv:2506.08872</w:t>
+      </w:r>
+      <w:r>
+        <w:t xml:space="preserve">.</w:t>
+      </w:r>
+    </w:p>
+    <w:p>
+      <w:pPr>
+        <w:pStyle w:val="ReferenceEntry"/>
+        <w:spacing w:after="60"/>
+        <w:ind w:left="403" w:hanging="403"/>
+        <w:jc w:val="left"/>
+        <w:keepNext w:val="0"/>
+        <w:keepLines w:val="0"/>
+        <w:widowControl w:val="1"/>
+      </w:pPr>
+      <w:r>
+        <w:rPr>
+          <w:rFonts w:ascii="Georgia" w:hAnsi="Georgia"/>
+          <w:sz w:val="20"/>
+        </w:rPr>
+        <w:t xml:space="preserve">36. </w:t>
+      </w:r>
+      <w:r>
+        <w:t xml:space="preserve">Lee, H., &amp; Bosch, N. (2025). Calibration Discrepancy Predicts Students' Subsequent Metacognitive Strategy Use in Computer-Based Learning Environments.</w:t>
+      </w:r>
+      <w:r>
+        <w:t xml:space="preserve"> </w:t>
+      </w:r>
+      <w:r>
+        <w:rPr>
+          <w:i/>
+          <w:iCs/>
+        </w:rPr>
+        <w:t xml:space="preserve">International Journal of Artificial Intelligence in Education</w:t>
+      </w:r>
+      <w:r>
+        <w:t xml:space="preserve">, 35(6), 3746–3779. https://doi.org/10.1007/s40593-025-00514-5</w:t>
+      </w:r>
+    </w:p>
+    <w:p>
+      <w:pPr>
+        <w:pStyle w:val="ReferenceEntry"/>
+        <w:spacing w:after="60"/>
+        <w:ind w:left="403" w:hanging="403"/>
+        <w:jc w:val="left"/>
+        <w:keepNext w:val="0"/>
+        <w:keepLines w:val="0"/>
+        <w:widowControl w:val="1"/>
+      </w:pPr>
+      <w:r>
+        <w:rPr>
+          <w:rFonts w:ascii="Georgia" w:hAnsi="Georgia"/>
+          <w:sz w:val="20"/>
+        </w:rPr>
+        <w:t xml:space="preserve">37. </w:t>
+      </w:r>
+      <w:r>
+        <w:t xml:space="preserve">Lee, J. D., &amp; See, K. A. (2004). Trust in Automation: Designing for Appropriate Reliance.</w:t>
+      </w:r>
+      <w:r>
+        <w:t xml:space="preserve"> </w:t>
+      </w:r>
+      <w:r>
+        <w:rPr>
+          <w:i/>
+          <w:iCs/>
+        </w:rPr>
+        <w:t xml:space="preserve">Human Factors</w:t>
+      </w:r>
+      <w:r>
+        <w:t xml:space="preserve">, 46(1), 50–80.</w:t>
+      </w:r>
+    </w:p>
+    <w:p>
+      <w:pPr>
+        <w:pStyle w:val="ReferenceEntry"/>
+        <w:spacing w:after="60"/>
+        <w:ind w:left="403" w:hanging="403"/>
+        <w:jc w:val="left"/>
+        <w:keepNext w:val="0"/>
+        <w:keepLines w:val="0"/>
+        <w:widowControl w:val="1"/>
+      </w:pPr>
+      <w:r>
+        <w:rPr>
+          <w:rFonts w:ascii="Georgia" w:hAnsi="Georgia"/>
+          <w:sz w:val="20"/>
+        </w:rPr>
+        <w:t xml:space="preserve">38. </w:t>
+      </w:r>
+      <w:r>
+        <w:t xml:space="preserve">Lee, S. C., Baby, T., Vongvit, R., Lee, J., Kim, Y., Min, C., &amp; Yoon, S. H. (2025). Development and Validation of a Generative AI Competence Scale.</w:t>
+      </w:r>
+      <w:r>
+        <w:t xml:space="preserve"> </w:t>
+      </w:r>
+      <w:r>
+        <w:rPr>
+          <w:i/>
+          <w:iCs/>
+        </w:rPr>
+        <w:t xml:space="preserve">Technology in Society</w:t>
+      </w:r>
+      <w:r>
+        <w:t xml:space="preserve">. https://doi.org/10.1016/j.techsoc.2025.103059</w:t>
+      </w:r>
+    </w:p>
+    <w:p>
+      <w:pPr>
+        <w:pStyle w:val="ReferenceEntry"/>
+        <w:spacing w:after="60"/>
+        <w:ind w:left="403" w:hanging="403"/>
+        <w:jc w:val="left"/>
+        <w:keepNext w:val="0"/>
+        <w:keepLines w:val="0"/>
+        <w:widowControl w:val="1"/>
+      </w:pPr>
+      <w:r>
+        <w:rPr>
+          <w:rFonts w:ascii="Georgia" w:hAnsi="Georgia"/>
+          <w:sz w:val="20"/>
+        </w:rPr>
+        <w:t xml:space="preserve">39. </w:t>
+      </w:r>
+      <w:r>
+        <w:t xml:space="preserve">Li, C., Cui, H., &amp; Hagedorn, L. S. (2026). The Cognitive Impact of ChatGPT in Higher Education: A Systematic Review of Critical and Creative Thinking Outcomes.</w:t>
+      </w:r>
+      <w:r>
+        <w:t xml:space="preserve"> </w:t>
+      </w:r>
+      <w:r>
+        <w:rPr>
+          <w:i/>
+          <w:iCs/>
+        </w:rPr>
+        <w:t xml:space="preserve">Computers and Education: Artificial Intelligence</w:t>
+      </w:r>
+      <w:r>
+        <w:t xml:space="preserve">, 10, 100571. https://doi.org/10.1016/j.caeai.2026.100571</w:t>
+      </w:r>
+    </w:p>
+    <w:p>
+      <w:pPr>
+        <w:pStyle w:val="ReferenceEntry"/>
+        <w:spacing w:after="60"/>
+        <w:ind w:left="403" w:hanging="403"/>
+        <w:jc w:val="left"/>
+        <w:keepNext w:val="0"/>
+        <w:keepLines w:val="0"/>
+        <w:widowControl w:val="1"/>
+      </w:pPr>
+      <w:r>
+        <w:rPr>
+          <w:rFonts w:ascii="Georgia" w:hAnsi="Georgia"/>
+          <w:sz w:val="20"/>
+        </w:rPr>
+        <w:t xml:space="preserve">40. </w:t>
+      </w:r>
+      <w:r>
+        <w:t xml:space="preserve">Lo, L. S. (2023). The CLEAR Path: A Framework for Enhancing Information Literacy through Prompt Engineering.</w:t>
+      </w:r>
+      <w:r>
+        <w:t xml:space="preserve"> </w:t>
+      </w:r>
+      <w:r>
+        <w:rPr>
+          <w:i/>
+          <w:iCs/>
+        </w:rPr>
+        <w:t xml:space="preserve">The Journal of Academic Librarianship</w:t>
+      </w:r>
+      <w:r>
+        <w:t xml:space="preserve">, 49(4).</w:t>
+      </w:r>
+    </w:p>
+    <w:p>
+      <w:pPr>
+        <w:pStyle w:val="ReferenceEntry"/>
+        <w:spacing w:after="60"/>
+        <w:ind w:left="403" w:hanging="403"/>
+        <w:jc w:val="left"/>
+        <w:keepNext w:val="0"/>
+        <w:keepLines w:val="0"/>
+        <w:widowControl w:val="1"/>
+      </w:pPr>
+      <w:r>
+        <w:rPr>
+          <w:rFonts w:ascii="Georgia" w:hAnsi="Georgia"/>
+          <w:sz w:val="20"/>
+        </w:rPr>
+        <w:t xml:space="preserve">41. </w:t>
+      </w:r>
+      <w:r>
+        <w:t xml:space="preserve">Long, D., &amp; Magerko, B. (2020). What Is AI Literacy? Competencies and Design Considerations.</w:t>
+      </w:r>
+      <w:r>
+        <w:t xml:space="preserve"> </w:t>
+      </w:r>
+      <w:r>
+        <w:rPr>
+          <w:i/>
+          <w:iCs/>
+        </w:rPr>
+        <w:t xml:space="preserve">Proceedings of the 2020 CHI Conference on Human Factors in Computing Systems</w:t>
+      </w:r>
+      <w:r>
+        <w:t xml:space="preserve">, 1–16.</w:t>
+      </w:r>
+    </w:p>
+    <w:p>
+      <w:pPr>
+        <w:pStyle w:val="ReferenceEntry"/>
+        <w:spacing w:after="60"/>
+        <w:ind w:left="403" w:hanging="403"/>
+        <w:jc w:val="left"/>
+        <w:keepNext w:val="0"/>
+        <w:keepLines w:val="0"/>
+        <w:widowControl w:val="1"/>
+      </w:pPr>
+      <w:r>
+        <w:rPr>
+          <w:rFonts w:ascii="Georgia" w:hAnsi="Georgia"/>
+          <w:sz w:val="20"/>
+        </w:rPr>
+        <w:t xml:space="preserve">42. </w:t>
+      </w:r>
+      <w:r>
+        <w:t xml:space="preserve">McNichols, H., Ikram, F., &amp; Lan, A. (2025). The StudyChat Dataset: Student Dialogues With ChatGPT in an Artificial Intelligence Course.</w:t>
+      </w:r>
+      <w:r>
+        <w:t xml:space="preserve"> </w:t>
+      </w:r>
+      <w:r>
+        <w:rPr>
+          <w:i/>
+          <w:iCs/>
+        </w:rPr>
+        <w:t xml:space="preserve">arXiv preprint arXiv:2503.07928</w:t>
+      </w:r>
+      <w:r>
+        <w:t xml:space="preserve">. https://doi.org/10.48550/arXiv.2503.07928</w:t>
+      </w:r>
+    </w:p>
+    <w:p>
+      <w:pPr>
+        <w:pStyle w:val="ReferenceEntry"/>
+        <w:spacing w:after="60"/>
+        <w:ind w:left="403" w:hanging="403"/>
+        <w:jc w:val="left"/>
+        <w:keepNext w:val="0"/>
+        <w:keepLines w:val="0"/>
+        <w:widowControl w:val="1"/>
+      </w:pPr>
+      <w:r>
+        <w:rPr>
+          <w:rFonts w:ascii="Georgia" w:hAnsi="Georgia"/>
+          <w:sz w:val="20"/>
+        </w:rPr>
+        <w:t xml:space="preserve">43. </w:t>
+      </w:r>
+      <w:r>
+        <w:t xml:space="preserve">Messick, S. (1995). Validity of Psychological Assessment: Validation of Inferences from Persons' Responses and Performances as Scientific Inquiry into Score Meaning.</w:t>
+      </w:r>
+      <w:r>
+        <w:t xml:space="preserve"> </w:t>
+      </w:r>
+      <w:r>
+        <w:rPr>
+          <w:i/>
+          <w:iCs/>
+        </w:rPr>
+        <w:t xml:space="preserve">American Psychologist</w:t>
+      </w:r>
+      <w:r>
+        <w:t xml:space="preserve">, 50(9), 741–749. https://doi.org/10.1037/0003-066X.50.9.741</w:t>
+      </w:r>
+    </w:p>
+    <w:p>
+      <w:pPr>
+        <w:pStyle w:val="ReferenceEntry"/>
+        <w:spacing w:after="60"/>
+        <w:ind w:left="403" w:hanging="403"/>
+        <w:jc w:val="left"/>
+        <w:keepNext w:val="0"/>
+        <w:keepLines w:val="0"/>
+        <w:widowControl w:val="1"/>
+      </w:pPr>
+      <w:r>
+        <w:rPr>
+          <w:rFonts w:ascii="Georgia" w:hAnsi="Georgia"/>
+          <w:sz w:val="20"/>
+        </w:rPr>
+        <w:t xml:space="preserve">44. </w:t>
+      </w:r>
+      <w:r>
+        <w:t xml:space="preserve">Nazaretsky, T., Gabbay, H., &amp; Käser, T. (2025). Can Students Judge Like Experts? A Large-Scale Study on AI and Human Personalized Formative Feedback.</w:t>
+      </w:r>
+      <w:r>
+        <w:t xml:space="preserve"> </w:t>
+      </w:r>
+      <w:r>
+        <w:rPr>
+          <w:i/>
+          <w:iCs/>
+        </w:rPr>
+        <w:t xml:space="preserve">Computers and Education: Artificial Intelligence</w:t>
+      </w:r>
+      <w:r>
+        <w:t xml:space="preserve">. https://doi.org/10.1016/j.caeai.2025.100533</w:t>
+      </w:r>
+    </w:p>
+    <w:p>
+      <w:pPr>
+        <w:pStyle w:val="ReferenceEntry"/>
+        <w:spacing w:after="60"/>
+        <w:ind w:left="403" w:hanging="403"/>
+        <w:jc w:val="left"/>
+        <w:keepNext w:val="0"/>
+        <w:keepLines w:val="0"/>
+        <w:widowControl w:val="1"/>
+      </w:pPr>
+      <w:r>
+        <w:rPr>
+          <w:rFonts w:ascii="Georgia" w:hAnsi="Georgia"/>
+          <w:sz w:val="20"/>
+        </w:rPr>
+        <w:t xml:space="preserve">45. </w:t>
+      </w:r>
+      <w:r>
+        <w:t xml:space="preserve">Nelson, T. O., &amp; Narens, L. (1990). Metamemory: A Theoretical Framework and New Findings.</w:t>
+      </w:r>
+      <w:r>
+        <w:t xml:space="preserve"> </w:t>
+      </w:r>
+      <w:r>
+        <w:rPr>
+          <w:i/>
+          <w:iCs/>
+        </w:rPr>
+        <w:t xml:space="preserve">The Psychology of Learning and Motivation</w:t>
+      </w:r>
+      <w:r>
+        <w:t xml:space="preserve">, 26, 125–173.</w:t>
+      </w:r>
+    </w:p>
+    <w:p>
+      <w:pPr>
+        <w:pStyle w:val="ReferenceEntry"/>
+        <w:spacing w:after="60"/>
+        <w:ind w:left="403" w:hanging="403"/>
+        <w:jc w:val="left"/>
+        <w:keepNext w:val="0"/>
+        <w:keepLines w:val="0"/>
+        <w:widowControl w:val="1"/>
+      </w:pPr>
+      <w:r>
+        <w:rPr>
+          <w:rFonts w:ascii="Georgia" w:hAnsi="Georgia"/>
+          <w:sz w:val="20"/>
+        </w:rPr>
+        <w:t xml:space="preserve">46. </w:t>
+      </w:r>
+      <w:r>
+        <w:t xml:space="preserve">Parasuraman, R., &amp; Manzey, D. H. (2010). Complacency and Bias in Human Use of Automation: An Attentional Integration.</w:t>
+      </w:r>
+      <w:r>
+        <w:t xml:space="preserve"> </w:t>
+      </w:r>
+      <w:r>
+        <w:rPr>
+          <w:i/>
+          <w:iCs/>
+        </w:rPr>
+        <w:t xml:space="preserve">Human Factors</w:t>
+      </w:r>
+      <w:r>
+        <w:t xml:space="preserve">, 52(3), 381–410.</w:t>
+      </w:r>
+    </w:p>
+    <w:p>
+      <w:pPr>
+        <w:pStyle w:val="ReferenceEntry"/>
+        <w:spacing w:after="60"/>
+        <w:ind w:left="403" w:hanging="403"/>
+        <w:jc w:val="left"/>
+        <w:keepNext w:val="0"/>
+        <w:keepLines w:val="0"/>
+        <w:widowControl w:val="1"/>
+      </w:pPr>
+      <w:r>
+        <w:rPr>
+          <w:rFonts w:ascii="Georgia" w:hAnsi="Georgia"/>
+          <w:sz w:val="20"/>
+        </w:rPr>
+        <w:t xml:space="preserve">47. </w:t>
+      </w:r>
+      <w:r>
+        <w:t xml:space="preserve">Paul, R., &amp; Elder, L. (2006). The Miniature Guide to Critical Thinking: Concepts and Tools.</w:t>
+      </w:r>
+      <w:r>
+        <w:t xml:space="preserve"> </w:t>
+      </w:r>
+      <w:r>
+        <w:rPr>
+          <w:i/>
+          <w:iCs/>
+        </w:rPr>
+        <w:t xml:space="preserve">Foundation for Critical Thinking</w:t>
+      </w:r>
+      <w:r>
+        <w:t xml:space="preserve">.</w:t>
+      </w:r>
+    </w:p>
+    <w:p>
+      <w:pPr>
+        <w:pStyle w:val="ReferenceEntry"/>
+        <w:spacing w:after="60"/>
+        <w:ind w:left="403" w:hanging="403"/>
+        <w:jc w:val="left"/>
+        <w:keepNext w:val="0"/>
+        <w:keepLines w:val="0"/>
+        <w:widowControl w:val="1"/>
+      </w:pPr>
+      <w:r>
+        <w:rPr>
+          <w:rFonts w:ascii="Georgia" w:hAnsi="Georgia"/>
+          <w:sz w:val="20"/>
+        </w:rPr>
+        <w:t xml:space="preserve">48. </w:t>
+      </w:r>
+      <w:r>
+        <w:t xml:space="preserve">Randazzo, B., Lifshitz-Assaf, H., Kellogg, K., Dell'Acqua, F., Mollick, E., Candelon, F., &amp; Lakhani, K. R. (2025). Cyborgs, Centaurs and Self-Automators: Modes of Human-AI Collaboration in Knowledge Work.</w:t>
+      </w:r>
+      <w:r>
+        <w:t xml:space="preserve"> </w:t>
+      </w:r>
+      <w:r>
+        <w:rPr>
+          <w:i/>
+          <w:iCs/>
+        </w:rPr>
+        <w:t xml:space="preserve">Harvard Business School Working Paper 26-036</w:t>
+      </w:r>
+      <w:r>
+        <w:t xml:space="preserve">.</w:t>
+      </w:r>
+    </w:p>
+    <w:p>
+      <w:pPr>
+        <w:pStyle w:val="ReferenceEntry"/>
+        <w:spacing w:after="60"/>
+        <w:ind w:left="403" w:hanging="403"/>
+        <w:jc w:val="left"/>
+        <w:keepNext w:val="0"/>
+        <w:keepLines w:val="0"/>
+        <w:widowControl w:val="1"/>
+      </w:pPr>
+      <w:r>
+        <w:rPr>
+          <w:rFonts w:ascii="Georgia" w:hAnsi="Georgia"/>
+          <w:sz w:val="20"/>
+        </w:rPr>
+        <w:t xml:space="preserve">49. </w:t>
+      </w:r>
+      <w:r>
+        <w:t xml:space="preserve">Runco, M. A., &amp; Chand, I. (1995). Cognition and Creativity.</w:t>
+      </w:r>
+      <w:r>
+        <w:t xml:space="preserve"> </w:t>
+      </w:r>
+      <w:r>
+        <w:rPr>
+          <w:i/>
+          <w:iCs/>
+        </w:rPr>
+        <w:t xml:space="preserve">Educational Psychology Review</w:t>
+      </w:r>
+      <w:r>
+        <w:t xml:space="preserve">, 7(3), 243–267.</w:t>
+      </w:r>
+    </w:p>
+    <w:p>
+      <w:pPr>
+        <w:pStyle w:val="ReferenceEntry"/>
+        <w:spacing w:after="60"/>
+        <w:ind w:left="403" w:hanging="403"/>
+        <w:jc w:val="left"/>
+        <w:keepNext w:val="0"/>
+        <w:keepLines w:val="0"/>
+        <w:widowControl w:val="1"/>
+      </w:pPr>
+      <w:r>
+        <w:rPr>
+          <w:rFonts w:ascii="Georgia" w:hAnsi="Georgia"/>
+          <w:sz w:val="20"/>
+        </w:rPr>
+        <w:t xml:space="preserve">50. </w:t>
+      </w:r>
+      <w:r>
+        <w:t xml:space="preserve">Sadler, D. R. (1989). Formative Assessment and the Design of Instructional Systems.</w:t>
+      </w:r>
+      <w:r>
+        <w:t xml:space="preserve"> </w:t>
+      </w:r>
+      <w:r>
+        <w:rPr>
+          <w:i/>
+          <w:iCs/>
+        </w:rPr>
+        <w:t xml:space="preserve">Instructional Science</w:t>
+      </w:r>
+      <w:r>
+        <w:t xml:space="preserve">, 18(2), 119–144.</w:t>
+      </w:r>
+    </w:p>
+    <w:p>
+      <w:pPr>
+        <w:pStyle w:val="ReferenceEntry"/>
+        <w:spacing w:after="60"/>
+        <w:ind w:left="403" w:hanging="403"/>
+        <w:jc w:val="left"/>
+        <w:keepNext w:val="0"/>
+        <w:keepLines w:val="0"/>
+        <w:widowControl w:val="1"/>
+      </w:pPr>
+      <w:r>
+        <w:rPr>
+          <w:rFonts w:ascii="Georgia" w:hAnsi="Georgia"/>
+          <w:sz w:val="20"/>
+        </w:rPr>
+        <w:t xml:space="preserve">51. </w:t>
+      </w:r>
+      <w:r>
+        <w:t xml:space="preserve">Salomon, G., Perkins, D. N., &amp; Globerson, T. (1991). Partners in Cognition: Extending Human Intelligence with Intelligent Technologies.</w:t>
+      </w:r>
+      <w:r>
+        <w:t xml:space="preserve"> </w:t>
+      </w:r>
+      <w:r>
+        <w:rPr>
+          <w:i/>
+          <w:iCs/>
+        </w:rPr>
+        <w:t xml:space="preserve">Educational Researcher</w:t>
+      </w:r>
+      <w:r>
+        <w:t xml:space="preserve">, 20(3), 2–9.</w:t>
+      </w:r>
+    </w:p>
+    <w:p>
+      <w:pPr>
+        <w:pStyle w:val="ReferenceEntry"/>
+        <w:spacing w:after="60"/>
+        <w:ind w:left="403" w:hanging="403"/>
+        <w:jc w:val="left"/>
+        <w:keepNext w:val="0"/>
+        <w:keepLines w:val="0"/>
+        <w:widowControl w:val="1"/>
+      </w:pPr>
+      <w:r>
+        <w:rPr>
+          <w:rFonts w:ascii="Georgia" w:hAnsi="Georgia"/>
+          <w:sz w:val="20"/>
+        </w:rPr>
+        <w:t xml:space="preserve">52. </w:t>
+      </w:r>
+      <w:r>
+        <w:t xml:space="preserve">Sidra, S., &amp; Mason, C. (2025). Generative AI in Human-AI Collaboration: Validation of the Collaborative AI Literacy and Collaborative AI Metacognition Scales.</w:t>
+      </w:r>
+      <w:r>
+        <w:t xml:space="preserve"> </w:t>
+      </w:r>
+      <w:r>
+        <w:rPr>
+          <w:i/>
+          <w:iCs/>
+        </w:rPr>
+        <w:t xml:space="preserve">International Journal of Human-Computer Interaction</w:t>
+      </w:r>
+      <w:r>
+        <w:t xml:space="preserve">. https://doi.org/10.1080/10447318.2025.2543997</w:t>
+      </w:r>
+    </w:p>
+    <w:p>
+      <w:pPr>
+        <w:pStyle w:val="ReferenceEntry"/>
+        <w:spacing w:after="60"/>
+        <w:ind w:left="403" w:hanging="403"/>
+        <w:jc w:val="left"/>
+        <w:keepNext w:val="0"/>
+        <w:keepLines w:val="0"/>
+        <w:widowControl w:val="1"/>
+      </w:pPr>
+      <w:r>
+        <w:rPr>
+          <w:rFonts w:ascii="Georgia" w:hAnsi="Georgia"/>
+          <w:sz w:val="20"/>
+        </w:rPr>
+        <w:t xml:space="preserve">53. </w:t>
+      </w:r>
+      <w:r>
+        <w:t xml:space="preserve">Sperber, D., Clément, F., Heintz, C., Mascaro, O., Mercier, H., Origgi, G., &amp; Wilson, D. (2010). Epistemic Vigilance.</w:t>
+      </w:r>
+      <w:r>
+        <w:t xml:space="preserve"> </w:t>
+      </w:r>
+      <w:r>
+        <w:rPr>
+          <w:i/>
+          <w:iCs/>
+        </w:rPr>
+        <w:t xml:space="preserve">Mind &amp; Language</w:t>
+      </w:r>
+      <w:r>
+        <w:t xml:space="preserve">, 25(4), 359–393.</w:t>
+      </w:r>
+    </w:p>
+    <w:p>
+      <w:pPr>
+        <w:pStyle w:val="ReferenceEntry"/>
+        <w:spacing w:after="60"/>
+        <w:ind w:left="403" w:hanging="403"/>
+        <w:jc w:val="left"/>
+        <w:keepNext w:val="0"/>
+        <w:keepLines w:val="0"/>
+        <w:widowControl w:val="1"/>
+      </w:pPr>
+      <w:r>
+        <w:rPr>
+          <w:rFonts w:ascii="Georgia" w:hAnsi="Georgia"/>
+          <w:sz w:val="20"/>
+        </w:rPr>
+        <w:t xml:space="preserve">54. </w:t>
+      </w:r>
+      <w:r>
+        <w:t xml:space="preserve">Srinath, S., Vadaparty, A., Smith IV, D. H., Porter, L., &amp; Zingaro, D. (2025). Assessing Problem Decomposition in CS1 for the GenAI Era.</w:t>
+      </w:r>
+      <w:r>
+        <w:t xml:space="preserve"> </w:t>
+      </w:r>
+      <w:r>
+        <w:rPr>
+          <w:i/>
+          <w:iCs/>
+        </w:rPr>
+        <w:t xml:space="preserve">arXiv preprint arXiv:2511.05764</w:t>
+      </w:r>
+      <w:r>
+        <w:t xml:space="preserve">.</w:t>
+      </w:r>
+    </w:p>
+    <w:p>
+      <w:pPr>
+        <w:pStyle w:val="ReferenceEntry"/>
+        <w:spacing w:after="60"/>
+        <w:ind w:left="403" w:hanging="403"/>
+        <w:jc w:val="left"/>
+        <w:keepNext w:val="0"/>
+        <w:keepLines w:val="0"/>
+        <w:widowControl w:val="1"/>
+      </w:pPr>
+      <w:r>
+        <w:rPr>
+          <w:rFonts w:ascii="Georgia" w:hAnsi="Georgia"/>
+          <w:sz w:val="20"/>
+        </w:rPr>
+        <w:t xml:space="preserve">55. </w:t>
+      </w:r>
+      <w:r>
+        <w:t xml:space="preserve">Tankelevitch, L., Kewenig, V., Simkute, A., Scott, A. E., Sarkar, A., Sellen, A., &amp; Rintel, S. (2024). The Metacognitive Demands and Opportunities of Generative AI.</w:t>
+      </w:r>
+      <w:r>
+        <w:t xml:space="preserve"> </w:t>
+      </w:r>
+      <w:r>
+        <w:rPr>
+          <w:i/>
+          <w:iCs/>
+        </w:rPr>
+        <w:t xml:space="preserve">Proceedings of the 2024 CHI Conference on Human Factors in Computing Systems</w:t>
+      </w:r>
+      <w:r>
+        <w:t xml:space="preserve">.</w:t>
+      </w:r>
+    </w:p>
+    <w:p>
+      <w:pPr>
+        <w:pStyle w:val="ReferenceEntry"/>
+        <w:spacing w:after="60"/>
+        <w:ind w:left="403" w:hanging="403"/>
+        <w:jc w:val="left"/>
+        <w:keepNext w:val="0"/>
+        <w:keepLines w:val="0"/>
+        <w:widowControl w:val="1"/>
+      </w:pPr>
+      <w:r>
+        <w:rPr>
+          <w:rFonts w:ascii="Georgia" w:hAnsi="Georgia"/>
+          <w:sz w:val="20"/>
+        </w:rPr>
+        <w:t xml:space="preserve">56. </w:t>
+      </w:r>
+      <w:r>
+        <w:t xml:space="preserve">Tour, E., &amp; Zadorozhnyy, A. (2025). Conceptualizing and Operationalizing Prompt Literacy for English Language Learners.</w:t>
+      </w:r>
+      <w:r>
+        <w:t xml:space="preserve"> </w:t>
+      </w:r>
+      <w:r>
+        <w:rPr>
+          <w:i/>
+          <w:iCs/>
+        </w:rPr>
+        <w:t xml:space="preserve">Journal of Adolescent &amp; Adult Literacy</w:t>
+      </w:r>
+      <w:r>
+        <w:t xml:space="preserve">. https://doi.org/10.1002/jaal.70020</w:t>
+      </w:r>
+    </w:p>
+    <w:p>
+      <w:pPr>
+        <w:pStyle w:val="ReferenceEntry"/>
+        <w:spacing w:after="60"/>
+        <w:ind w:left="403" w:hanging="403"/>
+        <w:jc w:val="left"/>
+        <w:keepNext w:val="0"/>
+        <w:keepLines w:val="0"/>
+        <w:widowControl w:val="1"/>
+      </w:pPr>
+      <w:r>
+        <w:rPr>
+          <w:rFonts w:ascii="Georgia" w:hAnsi="Georgia"/>
+          <w:sz w:val="20"/>
+        </w:rPr>
+        <w:t xml:space="preserve">57. </w:t>
+      </w:r>
+      <w:r>
+        <w:t xml:space="preserve">Vaccaro, M., Almaatouq, A., &amp; Malone, T. (2024). When Combinations of Humans and AI Are Useful: A Systematic Review and Meta-Analysis.</w:t>
+      </w:r>
+      <w:r>
+        <w:t xml:space="preserve"> </w:t>
+      </w:r>
+      <w:r>
+        <w:rPr>
+          <w:i/>
+          <w:iCs/>
+        </w:rPr>
+        <w:t xml:space="preserve">Nature Human Behaviour</w:t>
+      </w:r>
+      <w:r>
+        <w:t xml:space="preserve">, 8, 2293–2303.</w:t>
+      </w:r>
+    </w:p>
+    <w:p>
+      <w:pPr>
+        <w:pStyle w:val="ReferenceEntry"/>
+        <w:spacing w:after="60"/>
+        <w:ind w:left="403" w:hanging="403"/>
+        <w:jc w:val="left"/>
+        <w:keepNext w:val="0"/>
+        <w:keepLines w:val="0"/>
+        <w:widowControl w:val="1"/>
+      </w:pPr>
+      <w:r>
+        <w:rPr>
+          <w:rFonts w:ascii="Georgia" w:hAnsi="Georgia"/>
+          <w:sz w:val="20"/>
+        </w:rPr>
+        <w:t xml:space="preserve">58. </w:t>
+      </w:r>
+      <w:r>
+        <w:t xml:space="preserve">Vygotsky, L. S. (1978). Mind in Society: The Development of Higher Psychological Processes.</w:t>
+      </w:r>
+      <w:r>
+        <w:t xml:space="preserve"> </w:t>
+      </w:r>
+      <w:r>
+        <w:rPr>
+          <w:i/>
+          <w:iCs/>
+        </w:rPr>
+        <w:t xml:space="preserve">Harvard University Press</w:t>
+      </w:r>
+      <w:r>
+        <w:t xml:space="preserve">.</w:t>
+      </w:r>
+    </w:p>
+    <w:p>
+      <w:pPr>
+        <w:pStyle w:val="ReferenceEntry"/>
+        <w:spacing w:after="60"/>
+        <w:ind w:left="403" w:hanging="403"/>
+        <w:jc w:val="left"/>
+        <w:keepNext w:val="0"/>
+        <w:keepLines w:val="0"/>
+        <w:widowControl w:val="1"/>
+      </w:pPr>
+      <w:r>
+        <w:rPr>
+          <w:rFonts w:ascii="Georgia" w:hAnsi="Georgia"/>
+          <w:sz w:val="20"/>
+        </w:rPr>
+        <w:t xml:space="preserve">59. </w:t>
+      </w:r>
+      <w:r>
+        <w:t xml:space="preserve">Walton, J., Bearman, M., Crawford, N., Tai, J., &amp; Boud, D. (2025). How University Students Work on Assessment Tasks with Generative Artificial Intelligence: Matters of Judgement.</w:t>
+      </w:r>
+      <w:r>
+        <w:t xml:space="preserve"> </w:t>
+      </w:r>
+      <w:r>
+        <w:rPr>
+          <w:i/>
+          <w:iCs/>
+        </w:rPr>
+        <w:t xml:space="preserve">Assessment &amp; Evaluation in Higher Education</w:t>
+      </w:r>
+      <w:r>
+        <w:t xml:space="preserve"> </w:t>
+      </w:r>
+      <w:r>
+        <w:t xml:space="preserve">(advance online publication). https://doi.org/10.1080/02602938.2025.2570328</w:t>
+      </w:r>
+    </w:p>
+    <w:p>
+      <w:pPr>
+        <w:pStyle w:val="ReferenceEntry"/>
+        <w:spacing w:after="60"/>
+        <w:ind w:left="403" w:hanging="403"/>
+        <w:jc w:val="left"/>
+        <w:keepNext w:val="0"/>
+        <w:keepLines w:val="0"/>
+        <w:widowControl w:val="1"/>
+      </w:pPr>
+      <w:r>
+        <w:rPr>
+          <w:rFonts w:ascii="Georgia" w:hAnsi="Georgia"/>
+          <w:sz w:val="20"/>
+        </w:rPr>
+        <w:t xml:space="preserve">60. </w:t>
+      </w:r>
+      <w:r>
+        <w:t xml:space="preserve">Wingerter, T. L., Straub, T., &amp; Schweitzer, S. (2025). Mitigating Automation Bias in Generative AI through Nudges: A Cognitive Reflection Test Study.</w:t>
+      </w:r>
+      <w:r>
+        <w:t xml:space="preserve"> </w:t>
+      </w:r>
+      <w:r>
+        <w:rPr>
+          <w:i/>
+          <w:iCs/>
+        </w:rPr>
+        <w:t xml:space="preserve">Procedia Computer Science</w:t>
+      </w:r>
+      <w:r>
+        <w:t xml:space="preserve">, 270, 2106–2114. https://doi.org/10.1016/j.procs.2025.09.331</w:t>
+      </w:r>
+    </w:p>
+    <w:p>
+      <w:pPr>
+        <w:pStyle w:val="ReferenceEntry"/>
+        <w:spacing w:after="60"/>
+        <w:ind w:left="403" w:hanging="403"/>
+        <w:jc w:val="left"/>
+        <w:keepNext w:val="0"/>
+        <w:keepLines w:val="0"/>
+        <w:widowControl w:val="1"/>
+      </w:pPr>
+      <w:r>
+        <w:rPr>
+          <w:rFonts w:ascii="Georgia" w:hAnsi="Georgia"/>
+          <w:sz w:val="20"/>
+        </w:rPr>
+        <w:t xml:space="preserve">61. </w:t>
+      </w:r>
+      <w:r>
+        <w:t xml:space="preserve">Winne, P. H., &amp; Hadwin, A. F. (1998). Studying as Self-Regulated Learning.</w:t>
+      </w:r>
+      <w:r>
+        <w:t xml:space="preserve"> </w:t>
+      </w:r>
+      <w:r>
+        <w:rPr>
+          <w:i/>
+          <w:iCs/>
+        </w:rPr>
+        <w:t xml:space="preserve">Metacognition in Educational Theory and Practice</w:t>
+      </w:r>
+      <w:r>
+        <w:t xml:space="preserve">, 277–304.</w:t>
+      </w:r>
+    </w:p>
+    <w:p>
+      <w:pPr>
+        <w:pStyle w:val="ReferenceEntry"/>
+        <w:spacing w:after="60"/>
+        <w:ind w:left="403" w:hanging="403"/>
+        <w:jc w:val="left"/>
+        <w:keepNext w:val="0"/>
+        <w:keepLines w:val="0"/>
+        <w:widowControl w:val="1"/>
+      </w:pPr>
+      <w:r>
+        <w:rPr>
+          <w:rFonts w:ascii="Georgia" w:hAnsi="Georgia"/>
+          <w:sz w:val="20"/>
+        </w:rPr>
+        <w:t xml:space="preserve">62. </w:t>
+      </w:r>
+      <w:r>
+        <w:t xml:space="preserve">Wirth, J., Weber-Reuter, X.-L., Schuster, C., Fleischer, J., Leutner, D., &amp; Stebner, F. (2025). Far Transfer of Metacognitive Regulation: From Cognitive Learning Strategy Use to Mental Effort Regulation.</w:t>
+      </w:r>
+      <w:r>
+        <w:t xml:space="preserve"> </w:t>
+      </w:r>
+      <w:r>
+        <w:rPr>
+          <w:i/>
+          <w:iCs/>
+        </w:rPr>
+        <w:t xml:space="preserve">Educational Psychology Review</w:t>
+      </w:r>
+      <w:r>
+        <w:t xml:space="preserve">, 37(1), 7. https://doi.org/10.1007/s10648-024-09983-x</w:t>
+      </w:r>
+    </w:p>
+    <w:p>
+      <w:pPr>
+        <w:pStyle w:val="ReferenceEntry"/>
+        <w:spacing w:after="60"/>
+        <w:ind w:left="403" w:hanging="403"/>
+        <w:jc w:val="left"/>
+        <w:keepNext w:val="0"/>
+        <w:keepLines w:val="0"/>
+        <w:widowControl w:val="1"/>
+      </w:pPr>
+      <w:r>
+        <w:rPr>
+          <w:rFonts w:ascii="Georgia" w:hAnsi="Georgia"/>
+          <w:sz w:val="20"/>
+        </w:rPr>
+        <w:t xml:space="preserve">63. </w:t>
+      </w:r>
+      <w:r>
+        <w:t xml:space="preserve">Yao, G., &amp; Fan, L. (2025). Cognitive Load Scale for AI-Assisted L2 Writing: Scale Development and Validation.</w:t>
+      </w:r>
+      <w:r>
+        <w:t xml:space="preserve"> </w:t>
+      </w:r>
+      <w:r>
+        <w:rPr>
+          <w:i/>
+          <w:iCs/>
+        </w:rPr>
+        <w:t xml:space="preserve">Frontiers in Psychology</w:t>
+      </w:r>
+      <w:r>
+        <w:t xml:space="preserve">, 16, 1666974. https://doi.org/10.3389/fpsyg.2025.1666974</w:t>
+      </w:r>
+    </w:p>
+    <w:p>
+      <w:pPr>
+        <w:pStyle w:val="ReferenceEntry"/>
+        <w:spacing w:after="60"/>
+        <w:ind w:left="403" w:hanging="403"/>
+        <w:jc w:val="left"/>
+        <w:keepNext w:val="0"/>
+        <w:keepLines w:val="0"/>
+        <w:widowControl w:val="1"/>
+      </w:pPr>
+      <w:r>
+        <w:rPr>
+          <w:rFonts w:ascii="Georgia" w:hAnsi="Georgia"/>
+          <w:sz w:val="20"/>
+        </w:rPr>
+        <w:t xml:space="preserve">64. </w:t>
+      </w:r>
+      <w:r>
+        <w:t xml:space="preserve">Yavuz, F., Çelik, Ö., &amp; Yavaş Çelik, G. (2025). Utilizing Large Language Models for EFL Essay Grading: An Examination of Reliability and Validity in Rubric-Based Assessments.</w:t>
+      </w:r>
+      <w:r>
+        <w:t xml:space="preserve"> </w:t>
+      </w:r>
+      <w:r>
+        <w:rPr>
+          <w:i/>
+          <w:iCs/>
+        </w:rPr>
+        <w:t xml:space="preserve">British Journal of Educational Technology</w:t>
+      </w:r>
+      <w:r>
+        <w:t xml:space="preserve">, 56(4), 1–17. https://doi.org/10.1111/bjet.13494</w:t>
+      </w:r>
+    </w:p>
+    <w:p>
+      <w:pPr>
+        <w:pStyle w:val="ReferenceEntry"/>
+        <w:spacing w:after="60"/>
+        <w:ind w:left="403" w:hanging="403"/>
+        <w:jc w:val="left"/>
+        <w:keepNext w:val="0"/>
+        <w:keepLines w:val="0"/>
+        <w:widowControl w:val="1"/>
+      </w:pPr>
+      <w:r>
+        <w:rPr>
+          <w:rFonts w:ascii="Georgia" w:hAnsi="Georgia"/>
+          <w:sz w:val="20"/>
+        </w:rPr>
+        <w:t xml:space="preserve">65. </w:t>
+      </w:r>
+      <w:r>
+        <w:t xml:space="preserve">Zimmerman, B. J. (2000). Attaining Self-Regulation: A Social Cognitive Perspective.</w:t>
+      </w:r>
+      <w:r>
+        <w:t xml:space="preserve"> </w:t>
+      </w:r>
+      <w:r>
+        <w:rPr>
+          <w:i/>
+          <w:iCs/>
+        </w:rPr>
+        <w:t xml:space="preserve">Handbook of Self-Regulation</w:t>
+      </w:r>
+      <w:r>
+        <w:t xml:space="preserve">, 13–39.</w:t>
+      </w:r>
+    </w:p>
+    <w:p>
+      <w:pPr>
+        <w:pStyle w:val="ReferenceEntry"/>
+        <w:spacing w:after="60"/>
+        <w:ind w:left="403" w:hanging="403"/>
+        <w:jc w:val="left"/>
+        <w:keepNext w:val="0"/>
+        <w:keepLines w:val="0"/>
+        <w:widowControl w:val="1"/>
+      </w:pPr>
+      <w:r>
+        <w:rPr>
+          <w:rFonts w:ascii="Georgia" w:hAnsi="Georgia"/>
+          <w:sz w:val="20"/>
+        </w:rPr>
+        <w:t xml:space="preserve">66. </w:t>
+      </w:r>
+      <w:r>
+        <w:t xml:space="preserve">UNESCO (2024). AI Competency Framework for Students.</w:t>
+      </w:r>
+      <w:r>
+        <w:t xml:space="preserve"> </w:t>
+      </w:r>
+      <w:r>
+        <w:rPr>
+          <w:i/>
+          <w:iCs/>
+        </w:rPr>
+        <w:t xml:space="preserve">UNESCO</w:t>
+      </w:r>
+      <w:r>
+        <w:t xml:space="preserve">.</w:t>
+      </w:r>
+    </w:p>
+    <w:bookmarkEnd w:id="38"/>
+    <w:bookmarkStart w:id="48" w:name="appendix-a-system-walkthrough"/>
     <w:p>
       <w:pPr>
         <w:pStyle w:val="Heading2"/>
@@ -9290,18 +11551,18 @@
           <wp:inline>
             <wp:extent cx="5943600" cy="4786207"/>
             <wp:effectExtent b="0" l="0" r="0" t="0"/>
-            <wp:docPr descr="Figure A1. A CoReasoning Lab challenge run." title="" id="39" name="Picture"/>
+            <wp:docPr descr="Figure A1. A CoReasoning Lab challenge run." title="" id="40" name="Picture"/>
             <a:graphic>
               <a:graphicData uri="http://schemas.openxmlformats.org/drawingml/2006/picture">
                 <pic:pic>
                   <pic:nvPicPr>
-                    <pic:cNvPr descr="assets/system-challenge-run.png" id="40" name="Picture"/>
+                    <pic:cNvPr descr="assets/system-challenge-run.png" id="41" name="Picture"/>
                     <pic:cNvPicPr>
                       <a:picLocks noChangeArrowheads="1" noChangeAspect="1"/>
                     </pic:cNvPicPr>
                   </pic:nvPicPr>
                   <pic:blipFill>
-                    <a:blip r:embed="rId38"/>
+                    <a:blip r:embed="rId39"/>
                     <a:stretch>
                       <a:fillRect/>
                     </a:stretch>
@@ -9414,18 +11675,18 @@
           <wp:inline>
             <wp:extent cx="5943600" cy="4412672"/>
             <wp:effectExtent b="0" l="0" r="0" t="0"/>
-            <wp:docPr descr="Figure A2. CoReasoning Lab instructor course analytics." title="" id="42" name="Picture"/>
+            <wp:docPr descr="Figure A2. CoReasoning Lab instructor course analytics." title="" id="43" name="Picture"/>
             <a:graphic>
               <a:graphicData uri="http://schemas.openxmlformats.org/drawingml/2006/picture">
                 <pic:pic>
                   <pic:nvPicPr>
-                    <pic:cNvPr descr="assets/system-instructor-analytics.png" id="43" name="Picture"/>
+                    <pic:cNvPr descr="assets/system-instructor-analytics.png" id="44" name="Picture"/>
                     <pic:cNvPicPr>
                       <a:picLocks noChangeArrowheads="1" noChangeAspect="1"/>
                     </pic:cNvPicPr>
                   </pic:nvPicPr>
                   <pic:blipFill>
-                    <a:blip r:embed="rId41"/>
+                    <a:blip r:embed="rId42"/>
                     <a:stretch>
                       <a:fillRect/>
                     </a:stretch>
@@ -9496,18 +11757,18 @@
           <wp:inline>
             <wp:extent cx="5943600" cy="4002832"/>
             <wp:effectExtent b="0" l="0" r="0" t="0"/>
-            <wp:docPr descr="Figure A3. Auto-generation and assessment pipeline of the CoReasoning Lab engine." title="" id="45" name="Picture"/>
+            <wp:docPr descr="Figure A3. Auto-generation and assessment pipeline of the CoReasoning Lab engine." title="" id="46" name="Picture"/>
             <a:graphic>
               <a:graphicData uri="http://schemas.openxmlformats.org/drawingml/2006/picture">
                 <pic:pic>
                   <pic:nvPicPr>
-                    <pic:cNvPr descr="C:/Users/apart/AppData/Local/Temp/html2doc_svg_aA3z3Y/svg_2.png" id="46" name="Picture"/>
+                    <pic:cNvPr descr="C:/Users/apart/AppData/Local/Temp/html2doc_svg_he6DYr/svg_2.png" id="47" name="Picture"/>
                     <pic:cNvPicPr>
                       <a:picLocks noChangeArrowheads="1" noChangeAspect="1"/>
                     </pic:cNvPicPr>
                   </pic:nvPicPr>
                   <pic:blipFill>
-                    <a:blip r:embed="rId44"/>
+                    <a:blip r:embed="rId45"/>
                     <a:stretch>
                       <a:fillRect/>
                     </a:stretch>
@@ -9565,8 +11826,8 @@
         <w:t>The sixteen-prompt engine in two phases. In authoring, the instructor names a subject and the engine generates the ill-defined problem (prompt 01), three per-skill rubrics and a gold framing (02, 14), and a deliberately flawed AI solution carrying seeded issues (03). In assessment, each learner response is scored against a different referent: Framing against the gold framing and rubric (08), Judging against the seeded issues (09), and Steering against the corrected trajectory after the output is re-run (04, 10); a single grader prompt (11) then assigns each skill its own grade, and the three feed the per-student report and course analytics. Because the three evaluation prompts interrogate different referents, the grades are produced independently rather than as one global impression.</w:t>
       </w:r>
     </w:p>
-    <w:bookmarkEnd w:id="47"/>
-    <w:bookmarkStart w:id="48" w:name="appendix-b-robustness-and-ablations"/>
+    <w:bookmarkEnd w:id="48"/>
+    <w:bookmarkStart w:id="49" w:name="appendix-b-robustness-and-ablations"/>
     <w:p>
       <w:pPr>
         <w:pStyle w:val="Heading2"/>
@@ -9930,8 +12191,8 @@
         <w:t xml:space="preserve">distinct instrumentation Section 10 specifies.</w:t>
       </w:r>
     </w:p>
-    <w:bookmarkEnd w:id="48"/>
-    <w:bookmarkStart w:id="49" w:name="X20431813dc1d9ebe06088c2967a8c6d7cfc2771"/>
+    <w:bookmarkEnd w:id="49"/>
+    <w:bookmarkStart w:id="50" w:name="X20431813dc1d9ebe06088c2967a8c6d7cfc2771"/>
     <w:p>
       <w:pPr>
         <w:pStyle w:val="Heading2"/>
@@ -10507,2267 +12768,6 @@
       </w:r>
       <w:r>
         <w:t xml:space="preserve">logs ship with the platform.</w:t>
-      </w:r>
-    </w:p>
-    <w:bookmarkEnd w:id="49"/>
-    <w:bookmarkStart w:id="50" w:name="references"/>
-    <w:p>
-      <w:pPr>
-        <w:pStyle w:val="ReferencesHeading"/>
-        <w:jc w:val="left"/>
-        <w:keepNext/>
-        <w:keepLines/>
-        <w:widowControl w:val="1"/>
-      </w:pPr>
-      <w:r>
-        <w:t xml:space="preserve">References</w:t>
-      </w:r>
-    </w:p>
-    <w:p>
-      <w:pPr>
-        <w:pStyle w:val="ReferenceEntry"/>
-        <w:spacing w:after="60"/>
-        <w:ind w:left="403" w:hanging="403"/>
-        <w:jc w:val="left"/>
-        <w:keepNext w:val="0"/>
-        <w:keepLines w:val="0"/>
-        <w:widowControl w:val="1"/>
-      </w:pPr>
-      <w:r>
-        <w:rPr>
-          <w:rFonts w:ascii="Georgia" w:hAnsi="Georgia"/>
-          <w:sz w:val="20"/>
-        </w:rPr>
-        <w:t xml:space="preserve">1. </w:t>
-      </w:r>
-      <w:r>
-        <w:t xml:space="preserve">Acar, O. A. (2023). AI Prompt Engineering Isn't the Future.</w:t>
-      </w:r>
-      <w:r>
-        <w:t xml:space="preserve"> </w:t>
-      </w:r>
-      <w:r>
-        <w:rPr>
-          <w:i/>
-          <w:iCs/>
-        </w:rPr>
-        <w:t xml:space="preserve">Harvard Business Review, June 6</w:t>
-      </w:r>
-      <w:r>
-        <w:t xml:space="preserve">.</w:t>
-      </w:r>
-    </w:p>
-    <w:p>
-      <w:pPr>
-        <w:pStyle w:val="ReferenceEntry"/>
-        <w:spacing w:after="60"/>
-        <w:ind w:left="403" w:hanging="403"/>
-        <w:jc w:val="left"/>
-        <w:keepNext w:val="0"/>
-        <w:keepLines w:val="0"/>
-        <w:widowControl w:val="1"/>
-      </w:pPr>
-      <w:r>
-        <w:rPr>
-          <w:rFonts w:ascii="Georgia" w:hAnsi="Georgia"/>
-          <w:sz w:val="20"/>
-        </w:rPr>
-        <w:t xml:space="preserve">2. </w:t>
-      </w:r>
-      <w:r>
-        <w:t xml:space="preserve">Anderson, L. W., &amp; Krathwohl, D. R. (2001). A Taxonomy for Learning, Teaching, and Assessing: A Revision of Bloom's Taxonomy of Educational Objectives.</w:t>
-      </w:r>
-      <w:r>
-        <w:t xml:space="preserve"> </w:t>
-      </w:r>
-      <w:r>
-        <w:rPr>
-          <w:i/>
-          <w:iCs/>
-        </w:rPr>
-        <w:t xml:space="preserve">Longman</w:t>
-      </w:r>
-      <w:r>
-        <w:t xml:space="preserve">.</w:t>
-      </w:r>
-    </w:p>
-    <w:p>
-      <w:pPr>
-        <w:pStyle w:val="ReferenceEntry"/>
-        <w:spacing w:after="60"/>
-        <w:ind w:left="403" w:hanging="403"/>
-        <w:jc w:val="left"/>
-        <w:keepNext w:val="0"/>
-        <w:keepLines w:val="0"/>
-        <w:widowControl w:val="1"/>
-      </w:pPr>
-      <w:r>
-        <w:rPr>
-          <w:rFonts w:ascii="Georgia" w:hAnsi="Georgia"/>
-          <w:sz w:val="20"/>
-        </w:rPr>
-        <w:t xml:space="preserve">3. </w:t>
-      </w:r>
-      <w:r>
-        <w:t xml:space="preserve">Annapureddy, R., Fornaroli, A., &amp; Gatica-Perez, D. (2024). Generative AI Literacy: Twelve Defining Competencies.</w:t>
-      </w:r>
-      <w:r>
-        <w:t xml:space="preserve"> </w:t>
-      </w:r>
-      <w:r>
-        <w:rPr>
-          <w:i/>
-          <w:iCs/>
-        </w:rPr>
-        <w:t xml:space="preserve">Digital Government: Research and Practice</w:t>
-      </w:r>
-      <w:r>
-        <w:t xml:space="preserve">.</w:t>
-      </w:r>
-    </w:p>
-    <w:p>
-      <w:pPr>
-        <w:pStyle w:val="ReferenceEntry"/>
-        <w:spacing w:after="60"/>
-        <w:ind w:left="403" w:hanging="403"/>
-        <w:jc w:val="left"/>
-        <w:keepNext w:val="0"/>
-        <w:keepLines w:val="0"/>
-        <w:widowControl w:val="1"/>
-      </w:pPr>
-      <w:r>
-        <w:rPr>
-          <w:rFonts w:ascii="Georgia" w:hAnsi="Georgia"/>
-          <w:sz w:val="20"/>
-        </w:rPr>
-        <w:t xml:space="preserve">4. </w:t>
-      </w:r>
-      <w:r>
-        <w:t xml:space="preserve">Bansal, G., Wu, T., Zhou, J., Fok, R., Nushi, B., Kamar, E., Ribeiro, M. T., &amp; Weld, D. S. (2021). Does the Whole Exceed Its Parts? The Effect of AI Explanations on Complementary Team Performance.</w:t>
-      </w:r>
-      <w:r>
-        <w:t xml:space="preserve"> </w:t>
-      </w:r>
-      <w:r>
-        <w:rPr>
-          <w:i/>
-          <w:iCs/>
-        </w:rPr>
-        <w:t xml:space="preserve">Proceedings of the 2021 CHI Conference on Human Factors in Computing Systems</w:t>
-      </w:r>
-      <w:r>
-        <w:t xml:space="preserve">.</w:t>
-      </w:r>
-    </w:p>
-    <w:p>
-      <w:pPr>
-        <w:pStyle w:val="ReferenceEntry"/>
-        <w:spacing w:after="60"/>
-        <w:ind w:left="403" w:hanging="403"/>
-        <w:jc w:val="left"/>
-        <w:keepNext w:val="0"/>
-        <w:keepLines w:val="0"/>
-        <w:widowControl w:val="1"/>
-      </w:pPr>
-      <w:r>
-        <w:rPr>
-          <w:rFonts w:ascii="Georgia" w:hAnsi="Georgia"/>
-          <w:sz w:val="20"/>
-        </w:rPr>
-        <w:t xml:space="preserve">5. </w:t>
-      </w:r>
-      <w:r>
-        <w:t xml:space="preserve">Barzilai, S., &amp; Chinn, C. A. (2018). On the Goals of Epistemic Education: Promoting Apt Epistemic Performance.</w:t>
-      </w:r>
-      <w:r>
-        <w:t xml:space="preserve"> </w:t>
-      </w:r>
-      <w:r>
-        <w:rPr>
-          <w:i/>
-          <w:iCs/>
-        </w:rPr>
-        <w:t xml:space="preserve">Journal of the Learning Sciences</w:t>
-      </w:r>
-      <w:r>
-        <w:t xml:space="preserve">, 27(3), 353–389.</w:t>
-      </w:r>
-    </w:p>
-    <w:p>
-      <w:pPr>
-        <w:pStyle w:val="ReferenceEntry"/>
-        <w:spacing w:after="60"/>
-        <w:ind w:left="403" w:hanging="403"/>
-        <w:jc w:val="left"/>
-        <w:keepNext w:val="0"/>
-        <w:keepLines w:val="0"/>
-        <w:widowControl w:val="1"/>
-      </w:pPr>
-      <w:r>
-        <w:rPr>
-          <w:rFonts w:ascii="Georgia" w:hAnsi="Georgia"/>
-          <w:sz w:val="20"/>
-        </w:rPr>
-        <w:t xml:space="preserve">6. </w:t>
-      </w:r>
-      <w:r>
-        <w:t xml:space="preserve">Bearman, M., Tai, J., Dawson, P., Boud, D., &amp; Ajjawi, R. (2024). Developing Evaluative Judgement for a Time of Generative Artificial Intelligence.</w:t>
-      </w:r>
-      <w:r>
-        <w:t xml:space="preserve"> </w:t>
-      </w:r>
-      <w:r>
-        <w:rPr>
-          <w:i/>
-          <w:iCs/>
-        </w:rPr>
-        <w:t xml:space="preserve">Assessment &amp; Evaluation in Higher Education</w:t>
-      </w:r>
-      <w:r>
-        <w:t xml:space="preserve">, 49(6), 893–905. https://doi.org/10.1080/02602938.2024.2335321</w:t>
-      </w:r>
-    </w:p>
-    <w:p>
-      <w:pPr>
-        <w:pStyle w:val="ReferenceEntry"/>
-        <w:spacing w:after="60"/>
-        <w:ind w:left="403" w:hanging="403"/>
-        <w:jc w:val="left"/>
-        <w:keepNext w:val="0"/>
-        <w:keepLines w:val="0"/>
-        <w:widowControl w:val="1"/>
-      </w:pPr>
-      <w:r>
-        <w:rPr>
-          <w:rFonts w:ascii="Georgia" w:hAnsi="Georgia"/>
-          <w:sz w:val="20"/>
-        </w:rPr>
-        <w:t xml:space="preserve">7. </w:t>
-      </w:r>
-      <w:r>
-        <w:t xml:space="preserve">Bjork, E. L., &amp; Bjork, R. A. (2011). Making Things Hard on Yourself, but in a Good Way: Creating Desirable Difficulties to Enhance Learning.</w:t>
-      </w:r>
-      <w:r>
-        <w:t xml:space="preserve"> </w:t>
-      </w:r>
-      <w:r>
-        <w:rPr>
-          <w:i/>
-          <w:iCs/>
-        </w:rPr>
-        <w:t xml:space="preserve">Psychology and the Real World</w:t>
-      </w:r>
-      <w:r>
-        <w:t xml:space="preserve">, 56–64.</w:t>
-      </w:r>
-    </w:p>
-    <w:p>
-      <w:pPr>
-        <w:pStyle w:val="ReferenceEntry"/>
-        <w:spacing w:after="60"/>
-        <w:ind w:left="403" w:hanging="403"/>
-        <w:jc w:val="left"/>
-        <w:keepNext w:val="0"/>
-        <w:keepLines w:val="0"/>
-        <w:widowControl w:val="1"/>
-      </w:pPr>
-      <w:r>
-        <w:rPr>
-          <w:rFonts w:ascii="Georgia" w:hAnsi="Georgia"/>
-          <w:sz w:val="20"/>
-        </w:rPr>
-        <w:t xml:space="preserve">8. </w:t>
-      </w:r>
-      <w:r>
-        <w:t xml:space="preserve">Buçinca, Z., Malaya, M. B., &amp; Gajos, K. Z. (2021). To Trust or to Think: Cognitive Forcing Functions Can Reduce Overreliance on AI in AI-Assisted Decision-Making.</w:t>
-      </w:r>
-      <w:r>
-        <w:t xml:space="preserve"> </w:t>
-      </w:r>
-      <w:r>
-        <w:rPr>
-          <w:i/>
-          <w:iCs/>
-        </w:rPr>
-        <w:t xml:space="preserve">Proceedings of the ACM on Human-Computer Interaction</w:t>
-      </w:r>
-      <w:r>
-        <w:t xml:space="preserve">, 5(CSCW1), 1–21.</w:t>
-      </w:r>
-    </w:p>
-    <w:p>
-      <w:pPr>
-        <w:pStyle w:val="ReferenceEntry"/>
-        <w:spacing w:after="60"/>
-        <w:ind w:left="403" w:hanging="403"/>
-        <w:jc w:val="left"/>
-        <w:keepNext w:val="0"/>
-        <w:keepLines w:val="0"/>
-        <w:widowControl w:val="1"/>
-      </w:pPr>
-      <w:r>
-        <w:rPr>
-          <w:rFonts w:ascii="Georgia" w:hAnsi="Georgia"/>
-          <w:sz w:val="20"/>
-        </w:rPr>
-        <w:t xml:space="preserve">9. </w:t>
-      </w:r>
-      <w:r>
-        <w:t xml:space="preserve">Campbell, D. T., &amp; Fiske, D. W. (1959). Convergent and Discriminant Validation by the Multitrait-Multimethod Matrix.</w:t>
-      </w:r>
-      <w:r>
-        <w:t xml:space="preserve"> </w:t>
-      </w:r>
-      <w:r>
-        <w:rPr>
-          <w:i/>
-          <w:iCs/>
-        </w:rPr>
-        <w:t xml:space="preserve">Psychological Bulletin</w:t>
-      </w:r>
-      <w:r>
-        <w:t xml:space="preserve">, 56(2), 81–105.</w:t>
-      </w:r>
-    </w:p>
-    <w:p>
-      <w:pPr>
-        <w:pStyle w:val="ReferenceEntry"/>
-        <w:spacing w:after="60"/>
-        <w:ind w:left="403" w:hanging="403"/>
-        <w:jc w:val="left"/>
-        <w:keepNext w:val="0"/>
-        <w:keepLines w:val="0"/>
-        <w:widowControl w:val="1"/>
-      </w:pPr>
-      <w:r>
-        <w:rPr>
-          <w:rFonts w:ascii="Georgia" w:hAnsi="Georgia"/>
-          <w:sz w:val="20"/>
-        </w:rPr>
-        <w:t xml:space="preserve">10. </w:t>
-      </w:r>
-      <w:r>
-        <w:t xml:space="preserve">Chi, M. T. H., &amp; Wylie, R. (2014). The ICAP Framework: Linking Cognitive Engagement to Active Learning Outcomes.</w:t>
-      </w:r>
-      <w:r>
-        <w:t xml:space="preserve"> </w:t>
-      </w:r>
-      <w:r>
-        <w:rPr>
-          <w:i/>
-          <w:iCs/>
-        </w:rPr>
-        <w:t xml:space="preserve">Educational Psychologist</w:t>
-      </w:r>
-      <w:r>
-        <w:t xml:space="preserve">, 49(4), 219–243.</w:t>
-      </w:r>
-    </w:p>
-    <w:p>
-      <w:pPr>
-        <w:pStyle w:val="ReferenceEntry"/>
-        <w:spacing w:after="60"/>
-        <w:ind w:left="403" w:hanging="403"/>
-        <w:jc w:val="left"/>
-        <w:keepNext w:val="0"/>
-        <w:keepLines w:val="0"/>
-        <w:widowControl w:val="1"/>
-      </w:pPr>
-      <w:r>
-        <w:rPr>
-          <w:rFonts w:ascii="Georgia" w:hAnsi="Georgia"/>
-          <w:sz w:val="20"/>
-        </w:rPr>
-        <w:t xml:space="preserve">11. </w:t>
-      </w:r>
-      <w:r>
-        <w:t xml:space="preserve">Clerc, O., Abdelghani, R., Desvaux, C., Poisson, E., Oudeyer, P., &amp; Sauzéon, H. (2026). Teaching Students to Question the Machine: An AI Literacy Intervention Improves Students' Regulation of LLM Use in a Science Task.</w:t>
-      </w:r>
-      <w:r>
-        <w:t xml:space="preserve"> </w:t>
-      </w:r>
-      <w:r>
-        <w:rPr>
-          <w:i/>
-          <w:iCs/>
-        </w:rPr>
-        <w:t xml:space="preserve">arXiv preprint arXiv:2604.01955</w:t>
-      </w:r>
-      <w:r>
-        <w:t xml:space="preserve">.</w:t>
-      </w:r>
-    </w:p>
-    <w:p>
-      <w:pPr>
-        <w:pStyle w:val="ReferenceEntry"/>
-        <w:spacing w:after="60"/>
-        <w:ind w:left="403" w:hanging="403"/>
-        <w:jc w:val="left"/>
-        <w:keepNext w:val="0"/>
-        <w:keepLines w:val="0"/>
-        <w:widowControl w:val="1"/>
-      </w:pPr>
-      <w:r>
-        <w:rPr>
-          <w:rFonts w:ascii="Georgia" w:hAnsi="Georgia"/>
-          <w:sz w:val="20"/>
-        </w:rPr>
-        <w:t xml:space="preserve">12. </w:t>
-      </w:r>
-      <w:r>
-        <w:t xml:space="preserve">Collins, A., Brown, J. S., &amp; Newman, S. E. (1989). Cognitive Apprenticeship: Teaching the Crafts of Reading, Writing, and Mathematics.</w:t>
-      </w:r>
-      <w:r>
-        <w:t xml:space="preserve"> </w:t>
-      </w:r>
-      <w:r>
-        <w:rPr>
-          <w:i/>
-          <w:iCs/>
-        </w:rPr>
-        <w:t xml:space="preserve">Knowing, Learning, and Instruction: Essays in Honor of Robert Glaser</w:t>
-      </w:r>
-      <w:r>
-        <w:t xml:space="preserve">, 453–494.</w:t>
-      </w:r>
-    </w:p>
-    <w:p>
-      <w:pPr>
-        <w:pStyle w:val="ReferenceEntry"/>
-        <w:spacing w:after="60"/>
-        <w:ind w:left="403" w:hanging="403"/>
-        <w:jc w:val="left"/>
-        <w:keepNext w:val="0"/>
-        <w:keepLines w:val="0"/>
-        <w:widowControl w:val="1"/>
-      </w:pPr>
-      <w:r>
-        <w:rPr>
-          <w:rFonts w:ascii="Georgia" w:hAnsi="Georgia"/>
-          <w:sz w:val="20"/>
-        </w:rPr>
-        <w:t xml:space="preserve">13. </w:t>
-      </w:r>
-      <w:r>
-        <w:t xml:space="preserve">Dakan, R., &amp; Feller, J. (2025). Framework for AI Fluency.</w:t>
-      </w:r>
-      <w:r>
-        <w:t xml:space="preserve"> </w:t>
-      </w:r>
-      <w:r>
-        <w:rPr>
-          <w:i/>
-          <w:iCs/>
-        </w:rPr>
-        <w:t xml:space="preserve">Anthropic</w:t>
-      </w:r>
-      <w:r>
-        <w:t xml:space="preserve">.</w:t>
-      </w:r>
-    </w:p>
-    <w:p>
-      <w:pPr>
-        <w:pStyle w:val="ReferenceEntry"/>
-        <w:spacing w:after="60"/>
-        <w:ind w:left="403" w:hanging="403"/>
-        <w:jc w:val="left"/>
-        <w:keepNext w:val="0"/>
-        <w:keepLines w:val="0"/>
-        <w:widowControl w:val="1"/>
-      </w:pPr>
-      <w:r>
-        <w:rPr>
-          <w:rFonts w:ascii="Georgia" w:hAnsi="Georgia"/>
-          <w:sz w:val="20"/>
-        </w:rPr>
-        <w:t xml:space="preserve">14. </w:t>
-      </w:r>
-      <w:r>
-        <w:t xml:space="preserve">Dell'Acqua, F., McFowland III, E., Mollick, E., Lifshitz-Assaf, H., Kellogg, K., Rajendran, S., Krayer, L., Candelon, F., &amp; Lakhani, K. R. (2023). Navigating the Jagged Technological Frontier.</w:t>
-      </w:r>
-      <w:r>
-        <w:t xml:space="preserve"> </w:t>
-      </w:r>
-      <w:r>
-        <w:rPr>
-          <w:i/>
-          <w:iCs/>
-        </w:rPr>
-        <w:t xml:space="preserve">Harvard Business School Working Paper 24-013</w:t>
-      </w:r>
-      <w:r>
-        <w:t xml:space="preserve">.</w:t>
-      </w:r>
-    </w:p>
-    <w:p>
-      <w:pPr>
-        <w:pStyle w:val="ReferenceEntry"/>
-        <w:spacing w:after="60"/>
-        <w:ind w:left="403" w:hanging="403"/>
-        <w:jc w:val="left"/>
-        <w:keepNext w:val="0"/>
-        <w:keepLines w:val="0"/>
-        <w:widowControl w:val="1"/>
-      </w:pPr>
-      <w:r>
-        <w:rPr>
-          <w:rFonts w:ascii="Georgia" w:hAnsi="Georgia"/>
-          <w:sz w:val="20"/>
-        </w:rPr>
-        <w:t xml:space="preserve">15. </w:t>
-      </w:r>
-      <w:r>
-        <w:t xml:space="preserve">Denny, P., Leinonen, J., Prather, J., Luxton-Reilly, A., Amarouche, T., Becker, B. A., &amp; Reeves, B. N. (2024). Prompt Problems: A New Programming Exercise for the Generative AI Era.</w:t>
-      </w:r>
-      <w:r>
-        <w:t xml:space="preserve"> </w:t>
-      </w:r>
-      <w:r>
-        <w:rPr>
-          <w:i/>
-          <w:iCs/>
-        </w:rPr>
-        <w:t xml:space="preserve">Proceedings of the 55th ACM Technical Symposium on Computer Science Education (SIGCSE)</w:t>
-      </w:r>
-      <w:r>
-        <w:t xml:space="preserve">.</w:t>
-      </w:r>
-    </w:p>
-    <w:p>
-      <w:pPr>
-        <w:pStyle w:val="ReferenceEntry"/>
-        <w:spacing w:after="60"/>
-        <w:ind w:left="403" w:hanging="403"/>
-        <w:jc w:val="left"/>
-        <w:keepNext w:val="0"/>
-        <w:keepLines w:val="0"/>
-        <w:widowControl w:val="1"/>
-      </w:pPr>
-      <w:r>
-        <w:rPr>
-          <w:rFonts w:ascii="Georgia" w:hAnsi="Georgia"/>
-          <w:sz w:val="20"/>
-        </w:rPr>
-        <w:t xml:space="preserve">16. </w:t>
-      </w:r>
-      <w:r>
-        <w:t xml:space="preserve">Di Santi, E. (2026). Cognitive Amplification vs Cognitive Delegation in Human-AI Systems: A Metric Framework.</w:t>
-      </w:r>
-      <w:r>
-        <w:t xml:space="preserve"> </w:t>
-      </w:r>
-      <w:r>
-        <w:rPr>
-          <w:i/>
-          <w:iCs/>
-        </w:rPr>
-        <w:t xml:space="preserve">arXiv preprint arXiv:2603.18677</w:t>
-      </w:r>
-      <w:r>
-        <w:t xml:space="preserve">.</w:t>
-      </w:r>
-    </w:p>
-    <w:p>
-      <w:pPr>
-        <w:pStyle w:val="ReferenceEntry"/>
-        <w:spacing w:after="60"/>
-        <w:ind w:left="403" w:hanging="403"/>
-        <w:jc w:val="left"/>
-        <w:keepNext w:val="0"/>
-        <w:keepLines w:val="0"/>
-        <w:widowControl w:val="1"/>
-      </w:pPr>
-      <w:r>
-        <w:rPr>
-          <w:rFonts w:ascii="Georgia" w:hAnsi="Georgia"/>
-          <w:sz w:val="20"/>
-        </w:rPr>
-        <w:t xml:space="preserve">17. </w:t>
-      </w:r>
-      <w:r>
-        <w:t xml:space="preserve">Durkin, K., &amp; Rittle-Johnson, B. (2012). The Effectiveness of Using Incorrect Examples to Support Learning about Decimal Magnitude.</w:t>
-      </w:r>
-      <w:r>
-        <w:t xml:space="preserve"> </w:t>
-      </w:r>
-      <w:r>
-        <w:rPr>
-          <w:i/>
-          <w:iCs/>
-        </w:rPr>
-        <w:t xml:space="preserve">Learning and Instruction</w:t>
-      </w:r>
-      <w:r>
-        <w:t xml:space="preserve">, 22(3), 206–214. https://doi.org/10.1016/j.learninstruc.2011.11.001</w:t>
-      </w:r>
-    </w:p>
-    <w:p>
-      <w:pPr>
-        <w:pStyle w:val="ReferenceEntry"/>
-        <w:spacing w:after="60"/>
-        <w:ind w:left="403" w:hanging="403"/>
-        <w:jc w:val="left"/>
-        <w:keepNext w:val="0"/>
-        <w:keepLines w:val="0"/>
-        <w:widowControl w:val="1"/>
-      </w:pPr>
-      <w:r>
-        <w:rPr>
-          <w:rFonts w:ascii="Georgia" w:hAnsi="Georgia"/>
-          <w:sz w:val="20"/>
-        </w:rPr>
-        <w:t xml:space="preserve">18. </w:t>
-      </w:r>
-      <w:r>
-        <w:t xml:space="preserve">Elshall, A. S., &amp; Badir, A. (2025). Balancing AI-Assisted Learning and Traditional Assessment: The FACT Assessment in Environmental Data Science Education.</w:t>
-      </w:r>
-      <w:r>
-        <w:t xml:space="preserve"> </w:t>
-      </w:r>
-      <w:r>
-        <w:rPr>
-          <w:i/>
-          <w:iCs/>
-        </w:rPr>
-        <w:t xml:space="preserve">Frontiers in Education</w:t>
-      </w:r>
-      <w:r>
-        <w:t xml:space="preserve">, 10, 1596462. https://doi.org/10.3389/feduc.2025.1596462</w:t>
-      </w:r>
-    </w:p>
-    <w:p>
-      <w:pPr>
-        <w:pStyle w:val="ReferenceEntry"/>
-        <w:spacing w:after="60"/>
-        <w:ind w:left="403" w:hanging="403"/>
-        <w:jc w:val="left"/>
-        <w:keepNext w:val="0"/>
-        <w:keepLines w:val="0"/>
-        <w:widowControl w:val="1"/>
-      </w:pPr>
-      <w:r>
-        <w:rPr>
-          <w:rFonts w:ascii="Georgia" w:hAnsi="Georgia"/>
-          <w:sz w:val="20"/>
-        </w:rPr>
-        <w:t xml:space="preserve">19. </w:t>
-      </w:r>
-      <w:r>
-        <w:t xml:space="preserve">Facione, P. A. (1990). Critical Thinking: A Statement of Expert Consensus for Purposes of Educational Assessment and Instruction (The Delphi Report).</w:t>
-      </w:r>
-      <w:r>
-        <w:t xml:space="preserve"> </w:t>
-      </w:r>
-      <w:r>
-        <w:rPr>
-          <w:i/>
-          <w:iCs/>
-        </w:rPr>
-        <w:t xml:space="preserve">American Philosophical Association</w:t>
-      </w:r>
-      <w:r>
-        <w:t xml:space="preserve">.</w:t>
-      </w:r>
-    </w:p>
-    <w:p>
-      <w:pPr>
-        <w:pStyle w:val="ReferenceEntry"/>
-        <w:spacing w:after="60"/>
-        <w:ind w:left="403" w:hanging="403"/>
-        <w:jc w:val="left"/>
-        <w:keepNext w:val="0"/>
-        <w:keepLines w:val="0"/>
-        <w:widowControl w:val="1"/>
-      </w:pPr>
-      <w:r>
-        <w:rPr>
-          <w:rFonts w:ascii="Georgia" w:hAnsi="Georgia"/>
-          <w:sz w:val="20"/>
-        </w:rPr>
-        <w:t xml:space="preserve">20. </w:t>
-      </w:r>
-      <w:r>
-        <w:t xml:space="preserve">Fan, Y., Tang, L., Le, H., Shen, K., Tan, S., Zhao, Y., Shen, Y., Li, X., &amp; Gašević, D. (2025). Beware of Metacognitive Laziness: Effects of Generative Artificial Intelligence on Learning Motivation, Processes, and Performance.</w:t>
-      </w:r>
-      <w:r>
-        <w:t xml:space="preserve"> </w:t>
-      </w:r>
-      <w:r>
-        <w:rPr>
-          <w:i/>
-          <w:iCs/>
-        </w:rPr>
-        <w:t xml:space="preserve">British Journal of Educational Technology</w:t>
-      </w:r>
-      <w:r>
-        <w:t xml:space="preserve">, 56(2), 489–530. https://doi.org/10.1111/bjet.13544</w:t>
-      </w:r>
-    </w:p>
-    <w:p>
-      <w:pPr>
-        <w:pStyle w:val="ReferenceEntry"/>
-        <w:spacing w:after="60"/>
-        <w:ind w:left="403" w:hanging="403"/>
-        <w:jc w:val="left"/>
-        <w:keepNext w:val="0"/>
-        <w:keepLines w:val="0"/>
-        <w:widowControl w:val="1"/>
-      </w:pPr>
-      <w:r>
-        <w:rPr>
-          <w:rFonts w:ascii="Georgia" w:hAnsi="Georgia"/>
-          <w:sz w:val="20"/>
-        </w:rPr>
-        <w:t xml:space="preserve">21. </w:t>
-      </w:r>
-      <w:r>
-        <w:t xml:space="preserve">Feng, Y., Wang, S., Cheng, Z., Wan, Y., &amp; Chen, D. (2025). Are We on the Right Way to Assessing LLM-as-a-Judge?.</w:t>
-      </w:r>
-      <w:r>
-        <w:t xml:space="preserve"> </w:t>
-      </w:r>
-      <w:r>
-        <w:rPr>
-          <w:i/>
-          <w:iCs/>
-        </w:rPr>
-        <w:t xml:space="preserve">arXiv preprint arXiv:2512.16041</w:t>
-      </w:r>
-      <w:r>
-        <w:t xml:space="preserve">.</w:t>
-      </w:r>
-    </w:p>
-    <w:p>
-      <w:pPr>
-        <w:pStyle w:val="ReferenceEntry"/>
-        <w:spacing w:after="60"/>
-        <w:ind w:left="403" w:hanging="403"/>
-        <w:jc w:val="left"/>
-        <w:keepNext w:val="0"/>
-        <w:keepLines w:val="0"/>
-        <w:widowControl w:val="1"/>
-      </w:pPr>
-      <w:r>
-        <w:rPr>
-          <w:rFonts w:ascii="Georgia" w:hAnsi="Georgia"/>
-          <w:sz w:val="20"/>
-        </w:rPr>
-        <w:t xml:space="preserve">22. </w:t>
-      </w:r>
-      <w:r>
-        <w:t xml:space="preserve">Fernandes, D., Villa, S., Nicholls, S., Haavisto, O., Buschek, D., Schmidt, A., Kosch, T., Shen, C., &amp; Welsch, R. (2024). Performance and Metacognition Disconnect when Reasoning in Human-AI Interaction.</w:t>
-      </w:r>
-      <w:r>
-        <w:t xml:space="preserve"> </w:t>
-      </w:r>
-      <w:r>
-        <w:rPr>
-          <w:i/>
-          <w:iCs/>
-        </w:rPr>
-        <w:t xml:space="preserve">arXiv preprint arXiv:2409.16708</w:t>
-      </w:r>
-      <w:r>
-        <w:t xml:space="preserve">.</w:t>
-      </w:r>
-    </w:p>
-    <w:p>
-      <w:pPr>
-        <w:pStyle w:val="ReferenceEntry"/>
-        <w:spacing w:after="60"/>
-        <w:ind w:left="403" w:hanging="403"/>
-        <w:jc w:val="left"/>
-        <w:keepNext w:val="0"/>
-        <w:keepLines w:val="0"/>
-        <w:widowControl w:val="1"/>
-      </w:pPr>
-      <w:r>
-        <w:rPr>
-          <w:rFonts w:ascii="Georgia" w:hAnsi="Georgia"/>
-          <w:sz w:val="20"/>
-        </w:rPr>
-        <w:t xml:space="preserve">23. </w:t>
-      </w:r>
-      <w:r>
-        <w:t xml:space="preserve">Flavell, J. H. (1979). Metacognition and Cognitive Monitoring: A New Area of Cognitive-Developmental Inquiry.</w:t>
-      </w:r>
-      <w:r>
-        <w:t xml:space="preserve"> </w:t>
-      </w:r>
-      <w:r>
-        <w:rPr>
-          <w:i/>
-          <w:iCs/>
-        </w:rPr>
-        <w:t xml:space="preserve">American Psychologist</w:t>
-      </w:r>
-      <w:r>
-        <w:t xml:space="preserve">, 34(10), 906–911.</w:t>
-      </w:r>
-    </w:p>
-    <w:p>
-      <w:pPr>
-        <w:pStyle w:val="ReferenceEntry"/>
-        <w:spacing w:after="60"/>
-        <w:ind w:left="403" w:hanging="403"/>
-        <w:jc w:val="left"/>
-        <w:keepNext w:val="0"/>
-        <w:keepLines w:val="0"/>
-        <w:widowControl w:val="1"/>
-      </w:pPr>
-      <w:r>
-        <w:rPr>
-          <w:rFonts w:ascii="Georgia" w:hAnsi="Georgia"/>
-          <w:sz w:val="20"/>
-        </w:rPr>
-        <w:t xml:space="preserve">24. </w:t>
-      </w:r>
-      <w:r>
-        <w:t xml:space="preserve">Ganuthula, V. R. R., &amp; Balaraman, K. K. (2025). Artificial Intelligence Quotient Framework for Measuring Human Collaboration with Artificial Intelligence.</w:t>
-      </w:r>
-      <w:r>
-        <w:t xml:space="preserve"> </w:t>
-      </w:r>
-      <w:r>
-        <w:rPr>
-          <w:i/>
-          <w:iCs/>
-        </w:rPr>
-        <w:t xml:space="preserve">Discover Artificial Intelligence</w:t>
-      </w:r>
-      <w:r>
-        <w:t xml:space="preserve">, 5, 268. https://doi.org/10.1007/s44163-025-00516-1</w:t>
-      </w:r>
-    </w:p>
-    <w:p>
-      <w:pPr>
-        <w:pStyle w:val="ReferenceEntry"/>
-        <w:spacing w:after="60"/>
-        <w:ind w:left="403" w:hanging="403"/>
-        <w:jc w:val="left"/>
-        <w:keepNext w:val="0"/>
-        <w:keepLines w:val="0"/>
-        <w:widowControl w:val="1"/>
-      </w:pPr>
-      <w:r>
-        <w:rPr>
-          <w:rFonts w:ascii="Georgia" w:hAnsi="Georgia"/>
-          <w:sz w:val="20"/>
-        </w:rPr>
-        <w:t xml:space="preserve">25. </w:t>
-      </w:r>
-      <w:r>
-        <w:t xml:space="preserve">Gerlich, M. (2025). AI Tools in Society: Impacts on Cognitive Offloading and the Future of Critical Thinking.</w:t>
-      </w:r>
-      <w:r>
-        <w:t xml:space="preserve"> </w:t>
-      </w:r>
-      <w:r>
-        <w:rPr>
-          <w:i/>
-          <w:iCs/>
-        </w:rPr>
-        <w:t xml:space="preserve">Societies</w:t>
-      </w:r>
-      <w:r>
-        <w:t xml:space="preserve">, 15(1), 6.</w:t>
-      </w:r>
-    </w:p>
-    <w:p>
-      <w:pPr>
-        <w:pStyle w:val="ReferenceEntry"/>
-        <w:spacing w:after="60"/>
-        <w:ind w:left="403" w:hanging="403"/>
-        <w:jc w:val="left"/>
-        <w:keepNext w:val="0"/>
-        <w:keepLines w:val="0"/>
-        <w:widowControl w:val="1"/>
-      </w:pPr>
-      <w:r>
-        <w:rPr>
-          <w:rFonts w:ascii="Georgia" w:hAnsi="Georgia"/>
-          <w:sz w:val="20"/>
-        </w:rPr>
-        <w:t xml:space="preserve">26. </w:t>
-      </w:r>
-      <w:r>
-        <w:t xml:space="preserve">Gilson, L. L., &amp; Goldberg, C. B. (2015). Editors' Comment: So, What Is a Conceptual Paper?.</w:t>
-      </w:r>
-      <w:r>
-        <w:t xml:space="preserve"> </w:t>
-      </w:r>
-      <w:r>
-        <w:rPr>
-          <w:i/>
-          <w:iCs/>
-        </w:rPr>
-        <w:t xml:space="preserve">Group &amp; Organization Management</w:t>
-      </w:r>
-      <w:r>
-        <w:t xml:space="preserve">, 40(2), 127–130. https://doi.org/10.1177/1059601115576425</w:t>
-      </w:r>
-    </w:p>
-    <w:p>
-      <w:pPr>
-        <w:pStyle w:val="ReferenceEntry"/>
-        <w:spacing w:after="60"/>
-        <w:ind w:left="403" w:hanging="403"/>
-        <w:jc w:val="left"/>
-        <w:keepNext w:val="0"/>
-        <w:keepLines w:val="0"/>
-        <w:widowControl w:val="1"/>
-      </w:pPr>
-      <w:r>
-        <w:rPr>
-          <w:rFonts w:ascii="Georgia" w:hAnsi="Georgia"/>
-          <w:sz w:val="20"/>
-        </w:rPr>
-        <w:t xml:space="preserve">27. </w:t>
-      </w:r>
-      <w:r>
-        <w:t xml:space="preserve">Große, C. S., &amp; Renkl, A. (2007). Finding and Fixing Errors in Worked Examples: Can This Foster Learning Outcomes?.</w:t>
-      </w:r>
-      <w:r>
-        <w:t xml:space="preserve"> </w:t>
-      </w:r>
-      <w:r>
-        <w:rPr>
-          <w:i/>
-          <w:iCs/>
-        </w:rPr>
-        <w:t xml:space="preserve">Learning and Instruction</w:t>
-      </w:r>
-      <w:r>
-        <w:t xml:space="preserve">, 17(6), 612–634. https://doi.org/10.1016/j.learninstruc.2007.09.008</w:t>
-      </w:r>
-    </w:p>
-    <w:p>
-      <w:pPr>
-        <w:pStyle w:val="ReferenceEntry"/>
-        <w:spacing w:after="60"/>
-        <w:ind w:left="403" w:hanging="403"/>
-        <w:jc w:val="left"/>
-        <w:keepNext w:val="0"/>
-        <w:keepLines w:val="0"/>
-        <w:widowControl w:val="1"/>
-      </w:pPr>
-      <w:r>
-        <w:rPr>
-          <w:rFonts w:ascii="Georgia" w:hAnsi="Georgia"/>
-          <w:sz w:val="20"/>
-        </w:rPr>
-        <w:t xml:space="preserve">28. </w:t>
-      </w:r>
-      <w:r>
-        <w:t xml:space="preserve">Gu, X., &amp; Ericson, B. J. (2025). AI Literacy in K-12 and Higher Education in the Wake of Generative AI: An Integrative Review.</w:t>
-      </w:r>
-      <w:r>
-        <w:t xml:space="preserve"> </w:t>
-      </w:r>
-      <w:r>
-        <w:rPr>
-          <w:i/>
-          <w:iCs/>
-        </w:rPr>
-        <w:t xml:space="preserve">Proceedings of the 2025 ACM Conference on International Computing Education Research (ICER)</w:t>
-      </w:r>
-      <w:r>
-        <w:t xml:space="preserve">, 125–140. https://doi.org/10.1145/3702652.3744217</w:t>
-      </w:r>
-    </w:p>
-    <w:p>
-      <w:pPr>
-        <w:pStyle w:val="ReferenceEntry"/>
-        <w:spacing w:after="60"/>
-        <w:ind w:left="403" w:hanging="403"/>
-        <w:jc w:val="left"/>
-        <w:keepNext w:val="0"/>
-        <w:keepLines w:val="0"/>
-        <w:widowControl w:val="1"/>
-      </w:pPr>
-      <w:r>
-        <w:rPr>
-          <w:rFonts w:ascii="Georgia" w:hAnsi="Georgia"/>
-          <w:sz w:val="20"/>
-        </w:rPr>
-        <w:t xml:space="preserve">29. </w:t>
-      </w:r>
-      <w:r>
-        <w:t xml:space="preserve">Hattie, J., &amp; Timperley, H. (2007). The Power of Feedback.</w:t>
-      </w:r>
-      <w:r>
-        <w:t xml:space="preserve"> </w:t>
-      </w:r>
-      <w:r>
-        <w:rPr>
-          <w:i/>
-          <w:iCs/>
-        </w:rPr>
-        <w:t xml:space="preserve">Review of Educational Research</w:t>
-      </w:r>
-      <w:r>
-        <w:t xml:space="preserve">, 77(1), 81–112.</w:t>
-      </w:r>
-    </w:p>
-    <w:p>
-      <w:pPr>
-        <w:pStyle w:val="ReferenceEntry"/>
-        <w:spacing w:after="60"/>
-        <w:ind w:left="403" w:hanging="403"/>
-        <w:jc w:val="left"/>
-        <w:keepNext w:val="0"/>
-        <w:keepLines w:val="0"/>
-        <w:widowControl w:val="1"/>
-      </w:pPr>
-      <w:r>
-        <w:rPr>
-          <w:rFonts w:ascii="Georgia" w:hAnsi="Georgia"/>
-          <w:sz w:val="20"/>
-        </w:rPr>
-        <w:t xml:space="preserve">30. </w:t>
-      </w:r>
-      <w:r>
-        <w:t xml:space="preserve">Jaakkola, E. (2020). Designing Conceptual Articles: Four Approaches.</w:t>
-      </w:r>
-      <w:r>
-        <w:t xml:space="preserve"> </w:t>
-      </w:r>
-      <w:r>
-        <w:rPr>
-          <w:i/>
-          <w:iCs/>
-        </w:rPr>
-        <w:t xml:space="preserve">AMS Review</w:t>
-      </w:r>
-      <w:r>
-        <w:t xml:space="preserve">, 10, 18–26.</w:t>
-      </w:r>
-    </w:p>
-    <w:p>
-      <w:pPr>
-        <w:pStyle w:val="ReferenceEntry"/>
-        <w:spacing w:after="60"/>
-        <w:ind w:left="403" w:hanging="403"/>
-        <w:jc w:val="left"/>
-        <w:keepNext w:val="0"/>
-        <w:keepLines w:val="0"/>
-        <w:widowControl w:val="1"/>
-      </w:pPr>
-      <w:r>
-        <w:rPr>
-          <w:rFonts w:ascii="Georgia" w:hAnsi="Georgia"/>
-          <w:sz w:val="20"/>
-        </w:rPr>
-        <w:t xml:space="preserve">31. </w:t>
-      </w:r>
-      <w:r>
-        <w:t xml:space="preserve">Jin, Y., Martinez-Maldonado, R., Gašević, D., &amp; Yan, L. (2024). GLAT: The Generative AI Literacy Assessment Test.</w:t>
-      </w:r>
-      <w:r>
-        <w:t xml:space="preserve"> </w:t>
-      </w:r>
-      <w:r>
-        <w:rPr>
-          <w:i/>
-          <w:iCs/>
-        </w:rPr>
-        <w:t xml:space="preserve">arXiv preprint arXiv:2411.00283</w:t>
-      </w:r>
-      <w:r>
-        <w:t xml:space="preserve">.</w:t>
-      </w:r>
-    </w:p>
-    <w:p>
-      <w:pPr>
-        <w:pStyle w:val="ReferenceEntry"/>
-        <w:spacing w:after="60"/>
-        <w:ind w:left="403" w:hanging="403"/>
-        <w:jc w:val="left"/>
-        <w:keepNext w:val="0"/>
-        <w:keepLines w:val="0"/>
-        <w:widowControl w:val="1"/>
-      </w:pPr>
-      <w:r>
-        <w:rPr>
-          <w:rFonts w:ascii="Georgia" w:hAnsi="Georgia"/>
-          <w:sz w:val="20"/>
-        </w:rPr>
-        <w:t xml:space="preserve">32. </w:t>
-      </w:r>
-      <w:r>
-        <w:t xml:space="preserve">Kane, M. T. (2013). Validating the Interpretations and Uses of Test Scores.</w:t>
-      </w:r>
-      <w:r>
-        <w:t xml:space="preserve"> </w:t>
-      </w:r>
-      <w:r>
-        <w:rPr>
-          <w:i/>
-          <w:iCs/>
-        </w:rPr>
-        <w:t xml:space="preserve">Journal of Educational Measurement</w:t>
-      </w:r>
-      <w:r>
-        <w:t xml:space="preserve">, 50(1), 1–73. https://doi.org/10.1111/jedm.12000</w:t>
-      </w:r>
-    </w:p>
-    <w:p>
-      <w:pPr>
-        <w:pStyle w:val="ReferenceEntry"/>
-        <w:spacing w:after="60"/>
-        <w:ind w:left="403" w:hanging="403"/>
-        <w:jc w:val="left"/>
-        <w:keepNext w:val="0"/>
-        <w:keepLines w:val="0"/>
-        <w:widowControl w:val="1"/>
-      </w:pPr>
-      <w:r>
-        <w:rPr>
-          <w:rFonts w:ascii="Georgia" w:hAnsi="Georgia"/>
-          <w:sz w:val="20"/>
-        </w:rPr>
-        <w:t xml:space="preserve">33. </w:t>
-      </w:r>
-      <w:r>
-        <w:t xml:space="preserve">Kapur, M. (2008). Productive Failure.</w:t>
-      </w:r>
-      <w:r>
-        <w:t xml:space="preserve"> </w:t>
-      </w:r>
-      <w:r>
-        <w:rPr>
-          <w:i/>
-          <w:iCs/>
-        </w:rPr>
-        <w:t xml:space="preserve">Cognition and Instruction</w:t>
-      </w:r>
-      <w:r>
-        <w:t xml:space="preserve">, 26(3), 379–424.</w:t>
-      </w:r>
-    </w:p>
-    <w:p>
-      <w:pPr>
-        <w:pStyle w:val="ReferenceEntry"/>
-        <w:spacing w:after="60"/>
-        <w:ind w:left="403" w:hanging="403"/>
-        <w:jc w:val="left"/>
-        <w:keepNext w:val="0"/>
-        <w:keepLines w:val="0"/>
-        <w:widowControl w:val="1"/>
-      </w:pPr>
-      <w:r>
-        <w:rPr>
-          <w:rFonts w:ascii="Georgia" w:hAnsi="Georgia"/>
-          <w:sz w:val="20"/>
-        </w:rPr>
-        <w:t xml:space="preserve">34. </w:t>
-      </w:r>
-      <w:r>
-        <w:t xml:space="preserve">Kim, P., Wang, W., &amp; Bonk, C. J. (2025). Generative AI as a Coach to Help Students Enhance Proficiency in Question Formulation.</w:t>
-      </w:r>
-      <w:r>
-        <w:t xml:space="preserve"> </w:t>
-      </w:r>
-      <w:r>
-        <w:rPr>
-          <w:i/>
-          <w:iCs/>
-        </w:rPr>
-        <w:t xml:space="preserve">Journal of Educational Computing Research</w:t>
-      </w:r>
-      <w:r>
-        <w:t xml:space="preserve">, 63(3), 565–586. https://doi.org/10.1177/07356331251314222</w:t>
-      </w:r>
-    </w:p>
-    <w:p>
-      <w:pPr>
-        <w:pStyle w:val="ReferenceEntry"/>
-        <w:spacing w:after="60"/>
-        <w:ind w:left="403" w:hanging="403"/>
-        <w:jc w:val="left"/>
-        <w:keepNext w:val="0"/>
-        <w:keepLines w:val="0"/>
-        <w:widowControl w:val="1"/>
-      </w:pPr>
-      <w:r>
-        <w:rPr>
-          <w:rFonts w:ascii="Georgia" w:hAnsi="Georgia"/>
-          <w:sz w:val="20"/>
-        </w:rPr>
-        <w:t xml:space="preserve">35. </w:t>
-      </w:r>
-      <w:r>
-        <w:t xml:space="preserve">Kosmyna, N., Hauptmann, E., Yuan, Y. T., Situ, J., Liao, X., Beresnitzky, A. V., Braunstein, I., &amp; Maes, P. (2025). Your Brain on ChatGPT: Accumulation of Cognitive Debt when Using an AI Assistant for Essay Writing Task.</w:t>
-      </w:r>
-      <w:r>
-        <w:t xml:space="preserve"> </w:t>
-      </w:r>
-      <w:r>
-        <w:rPr>
-          <w:i/>
-          <w:iCs/>
-        </w:rPr>
-        <w:t xml:space="preserve">arXiv preprint arXiv:2506.08872</w:t>
-      </w:r>
-      <w:r>
-        <w:t xml:space="preserve">.</w:t>
-      </w:r>
-    </w:p>
-    <w:p>
-      <w:pPr>
-        <w:pStyle w:val="ReferenceEntry"/>
-        <w:spacing w:after="60"/>
-        <w:ind w:left="403" w:hanging="403"/>
-        <w:jc w:val="left"/>
-        <w:keepNext w:val="0"/>
-        <w:keepLines w:val="0"/>
-        <w:widowControl w:val="1"/>
-      </w:pPr>
-      <w:r>
-        <w:rPr>
-          <w:rFonts w:ascii="Georgia" w:hAnsi="Georgia"/>
-          <w:sz w:val="20"/>
-        </w:rPr>
-        <w:t xml:space="preserve">36. </w:t>
-      </w:r>
-      <w:r>
-        <w:t xml:space="preserve">Lee, H., &amp; Bosch, N. (2025). Calibration Discrepancy Predicts Students' Subsequent Metacognitive Strategy Use in Computer-Based Learning Environments.</w:t>
-      </w:r>
-      <w:r>
-        <w:t xml:space="preserve"> </w:t>
-      </w:r>
-      <w:r>
-        <w:rPr>
-          <w:i/>
-          <w:iCs/>
-        </w:rPr>
-        <w:t xml:space="preserve">International Journal of Artificial Intelligence in Education</w:t>
-      </w:r>
-      <w:r>
-        <w:t xml:space="preserve">, 35(6), 3746–3779. https://doi.org/10.1007/s40593-025-00514-5</w:t>
-      </w:r>
-    </w:p>
-    <w:p>
-      <w:pPr>
-        <w:pStyle w:val="ReferenceEntry"/>
-        <w:spacing w:after="60"/>
-        <w:ind w:left="403" w:hanging="403"/>
-        <w:jc w:val="left"/>
-        <w:keepNext w:val="0"/>
-        <w:keepLines w:val="0"/>
-        <w:widowControl w:val="1"/>
-      </w:pPr>
-      <w:r>
-        <w:rPr>
-          <w:rFonts w:ascii="Georgia" w:hAnsi="Georgia"/>
-          <w:sz w:val="20"/>
-        </w:rPr>
-        <w:t xml:space="preserve">37. </w:t>
-      </w:r>
-      <w:r>
-        <w:t xml:space="preserve">Lee, J. D., &amp; See, K. A. (2004). Trust in Automation: Designing for Appropriate Reliance.</w:t>
-      </w:r>
-      <w:r>
-        <w:t xml:space="preserve"> </w:t>
-      </w:r>
-      <w:r>
-        <w:rPr>
-          <w:i/>
-          <w:iCs/>
-        </w:rPr>
-        <w:t xml:space="preserve">Human Factors</w:t>
-      </w:r>
-      <w:r>
-        <w:t xml:space="preserve">, 46(1), 50–80.</w:t>
-      </w:r>
-    </w:p>
-    <w:p>
-      <w:pPr>
-        <w:pStyle w:val="ReferenceEntry"/>
-        <w:spacing w:after="60"/>
-        <w:ind w:left="403" w:hanging="403"/>
-        <w:jc w:val="left"/>
-        <w:keepNext w:val="0"/>
-        <w:keepLines w:val="0"/>
-        <w:widowControl w:val="1"/>
-      </w:pPr>
-      <w:r>
-        <w:rPr>
-          <w:rFonts w:ascii="Georgia" w:hAnsi="Georgia"/>
-          <w:sz w:val="20"/>
-        </w:rPr>
-        <w:t xml:space="preserve">38. </w:t>
-      </w:r>
-      <w:r>
-        <w:t xml:space="preserve">Lee, S. C., Baby, T., Vongvit, R., Lee, J., Kim, Y., Min, C., &amp; Yoon, S. H. (2025). Development and Validation of a Generative AI Competence Scale.</w:t>
-      </w:r>
-      <w:r>
-        <w:t xml:space="preserve"> </w:t>
-      </w:r>
-      <w:r>
-        <w:rPr>
-          <w:i/>
-          <w:iCs/>
-        </w:rPr>
-        <w:t xml:space="preserve">Technology in Society</w:t>
-      </w:r>
-      <w:r>
-        <w:t xml:space="preserve">. https://doi.org/10.1016/j.techsoc.2025.103059</w:t>
-      </w:r>
-    </w:p>
-    <w:p>
-      <w:pPr>
-        <w:pStyle w:val="ReferenceEntry"/>
-        <w:spacing w:after="60"/>
-        <w:ind w:left="403" w:hanging="403"/>
-        <w:jc w:val="left"/>
-        <w:keepNext w:val="0"/>
-        <w:keepLines w:val="0"/>
-        <w:widowControl w:val="1"/>
-      </w:pPr>
-      <w:r>
-        <w:rPr>
-          <w:rFonts w:ascii="Georgia" w:hAnsi="Georgia"/>
-          <w:sz w:val="20"/>
-        </w:rPr>
-        <w:t xml:space="preserve">39. </w:t>
-      </w:r>
-      <w:r>
-        <w:t xml:space="preserve">Li, C., Cui, H., &amp; Hagedorn, L. S. (2026). The Cognitive Impact of ChatGPT in Higher Education: A Systematic Review of Critical and Creative Thinking Outcomes.</w:t>
-      </w:r>
-      <w:r>
-        <w:t xml:space="preserve"> </w:t>
-      </w:r>
-      <w:r>
-        <w:rPr>
-          <w:i/>
-          <w:iCs/>
-        </w:rPr>
-        <w:t xml:space="preserve">Computers and Education: Artificial Intelligence</w:t>
-      </w:r>
-      <w:r>
-        <w:t xml:space="preserve">, 10, 100571. https://doi.org/10.1016/j.caeai.2026.100571</w:t>
-      </w:r>
-    </w:p>
-    <w:p>
-      <w:pPr>
-        <w:pStyle w:val="ReferenceEntry"/>
-        <w:spacing w:after="60"/>
-        <w:ind w:left="403" w:hanging="403"/>
-        <w:jc w:val="left"/>
-        <w:keepNext w:val="0"/>
-        <w:keepLines w:val="0"/>
-        <w:widowControl w:val="1"/>
-      </w:pPr>
-      <w:r>
-        <w:rPr>
-          <w:rFonts w:ascii="Georgia" w:hAnsi="Georgia"/>
-          <w:sz w:val="20"/>
-        </w:rPr>
-        <w:t xml:space="preserve">40. </w:t>
-      </w:r>
-      <w:r>
-        <w:t xml:space="preserve">Lo, L. S. (2023). The CLEAR Path: A Framework for Enhancing Information Literacy through Prompt Engineering.</w:t>
-      </w:r>
-      <w:r>
-        <w:t xml:space="preserve"> </w:t>
-      </w:r>
-      <w:r>
-        <w:rPr>
-          <w:i/>
-          <w:iCs/>
-        </w:rPr>
-        <w:t xml:space="preserve">The Journal of Academic Librarianship</w:t>
-      </w:r>
-      <w:r>
-        <w:t xml:space="preserve">, 49(4).</w:t>
-      </w:r>
-    </w:p>
-    <w:p>
-      <w:pPr>
-        <w:pStyle w:val="ReferenceEntry"/>
-        <w:spacing w:after="60"/>
-        <w:ind w:left="403" w:hanging="403"/>
-        <w:jc w:val="left"/>
-        <w:keepNext w:val="0"/>
-        <w:keepLines w:val="0"/>
-        <w:widowControl w:val="1"/>
-      </w:pPr>
-      <w:r>
-        <w:rPr>
-          <w:rFonts w:ascii="Georgia" w:hAnsi="Georgia"/>
-          <w:sz w:val="20"/>
-        </w:rPr>
-        <w:t xml:space="preserve">41. </w:t>
-      </w:r>
-      <w:r>
-        <w:t xml:space="preserve">Long, D., &amp; Magerko, B. (2020). What Is AI Literacy? Competencies and Design Considerations.</w:t>
-      </w:r>
-      <w:r>
-        <w:t xml:space="preserve"> </w:t>
-      </w:r>
-      <w:r>
-        <w:rPr>
-          <w:i/>
-          <w:iCs/>
-        </w:rPr>
-        <w:t xml:space="preserve">Proceedings of the 2020 CHI Conference on Human Factors in Computing Systems</w:t>
-      </w:r>
-      <w:r>
-        <w:t xml:space="preserve">, 1–16.</w:t>
-      </w:r>
-    </w:p>
-    <w:p>
-      <w:pPr>
-        <w:pStyle w:val="ReferenceEntry"/>
-        <w:spacing w:after="60"/>
-        <w:ind w:left="403" w:hanging="403"/>
-        <w:jc w:val="left"/>
-        <w:keepNext w:val="0"/>
-        <w:keepLines w:val="0"/>
-        <w:widowControl w:val="1"/>
-      </w:pPr>
-      <w:r>
-        <w:rPr>
-          <w:rFonts w:ascii="Georgia" w:hAnsi="Georgia"/>
-          <w:sz w:val="20"/>
-        </w:rPr>
-        <w:t xml:space="preserve">42. </w:t>
-      </w:r>
-      <w:r>
-        <w:t xml:space="preserve">McNichols, H., Ikram, F., &amp; Lan, A. (2025). The StudyChat Dataset: Student Dialogues With ChatGPT in an Artificial Intelligence Course.</w:t>
-      </w:r>
-      <w:r>
-        <w:t xml:space="preserve"> </w:t>
-      </w:r>
-      <w:r>
-        <w:rPr>
-          <w:i/>
-          <w:iCs/>
-        </w:rPr>
-        <w:t xml:space="preserve">arXiv preprint arXiv:2503.07928</w:t>
-      </w:r>
-      <w:r>
-        <w:t xml:space="preserve">. https://doi.org/10.48550/arXiv.2503.07928</w:t>
-      </w:r>
-    </w:p>
-    <w:p>
-      <w:pPr>
-        <w:pStyle w:val="ReferenceEntry"/>
-        <w:spacing w:after="60"/>
-        <w:ind w:left="403" w:hanging="403"/>
-        <w:jc w:val="left"/>
-        <w:keepNext w:val="0"/>
-        <w:keepLines w:val="0"/>
-        <w:widowControl w:val="1"/>
-      </w:pPr>
-      <w:r>
-        <w:rPr>
-          <w:rFonts w:ascii="Georgia" w:hAnsi="Georgia"/>
-          <w:sz w:val="20"/>
-        </w:rPr>
-        <w:t xml:space="preserve">43. </w:t>
-      </w:r>
-      <w:r>
-        <w:t xml:space="preserve">Messick, S. (1995). Validity of Psychological Assessment: Validation of Inferences from Persons' Responses and Performances as Scientific Inquiry into Score Meaning.</w:t>
-      </w:r>
-      <w:r>
-        <w:t xml:space="preserve"> </w:t>
-      </w:r>
-      <w:r>
-        <w:rPr>
-          <w:i/>
-          <w:iCs/>
-        </w:rPr>
-        <w:t xml:space="preserve">American Psychologist</w:t>
-      </w:r>
-      <w:r>
-        <w:t xml:space="preserve">, 50(9), 741–749. https://doi.org/10.1037/0003-066X.50.9.741</w:t>
-      </w:r>
-    </w:p>
-    <w:p>
-      <w:pPr>
-        <w:pStyle w:val="ReferenceEntry"/>
-        <w:spacing w:after="60"/>
-        <w:ind w:left="403" w:hanging="403"/>
-        <w:jc w:val="left"/>
-        <w:keepNext w:val="0"/>
-        <w:keepLines w:val="0"/>
-        <w:widowControl w:val="1"/>
-      </w:pPr>
-      <w:r>
-        <w:rPr>
-          <w:rFonts w:ascii="Georgia" w:hAnsi="Georgia"/>
-          <w:sz w:val="20"/>
-        </w:rPr>
-        <w:t xml:space="preserve">44. </w:t>
-      </w:r>
-      <w:r>
-        <w:t xml:space="preserve">Nazaretsky, T., Gabbay, H., &amp; Käser, T. (2025). Can Students Judge Like Experts? A Large-Scale Study on AI and Human Personalized Formative Feedback.</w:t>
-      </w:r>
-      <w:r>
-        <w:t xml:space="preserve"> </w:t>
-      </w:r>
-      <w:r>
-        <w:rPr>
-          <w:i/>
-          <w:iCs/>
-        </w:rPr>
-        <w:t xml:space="preserve">Computers and Education: Artificial Intelligence</w:t>
-      </w:r>
-      <w:r>
-        <w:t xml:space="preserve">. https://doi.org/10.1016/j.caeai.2025.100533</w:t>
-      </w:r>
-    </w:p>
-    <w:p>
-      <w:pPr>
-        <w:pStyle w:val="ReferenceEntry"/>
-        <w:spacing w:after="60"/>
-        <w:ind w:left="403" w:hanging="403"/>
-        <w:jc w:val="left"/>
-        <w:keepNext w:val="0"/>
-        <w:keepLines w:val="0"/>
-        <w:widowControl w:val="1"/>
-      </w:pPr>
-      <w:r>
-        <w:rPr>
-          <w:rFonts w:ascii="Georgia" w:hAnsi="Georgia"/>
-          <w:sz w:val="20"/>
-        </w:rPr>
-        <w:t xml:space="preserve">45. </w:t>
-      </w:r>
-      <w:r>
-        <w:t xml:space="preserve">Nelson, T. O., &amp; Narens, L. (1990). Metamemory: A Theoretical Framework and New Findings.</w:t>
-      </w:r>
-      <w:r>
-        <w:t xml:space="preserve"> </w:t>
-      </w:r>
-      <w:r>
-        <w:rPr>
-          <w:i/>
-          <w:iCs/>
-        </w:rPr>
-        <w:t xml:space="preserve">The Psychology of Learning and Motivation</w:t>
-      </w:r>
-      <w:r>
-        <w:t xml:space="preserve">, 26, 125–173.</w:t>
-      </w:r>
-    </w:p>
-    <w:p>
-      <w:pPr>
-        <w:pStyle w:val="ReferenceEntry"/>
-        <w:spacing w:after="60"/>
-        <w:ind w:left="403" w:hanging="403"/>
-        <w:jc w:val="left"/>
-        <w:keepNext w:val="0"/>
-        <w:keepLines w:val="0"/>
-        <w:widowControl w:val="1"/>
-      </w:pPr>
-      <w:r>
-        <w:rPr>
-          <w:rFonts w:ascii="Georgia" w:hAnsi="Georgia"/>
-          <w:sz w:val="20"/>
-        </w:rPr>
-        <w:t xml:space="preserve">46. </w:t>
-      </w:r>
-      <w:r>
-        <w:t xml:space="preserve">Parasuraman, R., &amp; Manzey, D. H. (2010). Complacency and Bias in Human Use of Automation: An Attentional Integration.</w:t>
-      </w:r>
-      <w:r>
-        <w:t xml:space="preserve"> </w:t>
-      </w:r>
-      <w:r>
-        <w:rPr>
-          <w:i/>
-          <w:iCs/>
-        </w:rPr>
-        <w:t xml:space="preserve">Human Factors</w:t>
-      </w:r>
-      <w:r>
-        <w:t xml:space="preserve">, 52(3), 381–410.</w:t>
-      </w:r>
-    </w:p>
-    <w:p>
-      <w:pPr>
-        <w:pStyle w:val="ReferenceEntry"/>
-        <w:spacing w:after="60"/>
-        <w:ind w:left="403" w:hanging="403"/>
-        <w:jc w:val="left"/>
-        <w:keepNext w:val="0"/>
-        <w:keepLines w:val="0"/>
-        <w:widowControl w:val="1"/>
-      </w:pPr>
-      <w:r>
-        <w:rPr>
-          <w:rFonts w:ascii="Georgia" w:hAnsi="Georgia"/>
-          <w:sz w:val="20"/>
-        </w:rPr>
-        <w:t xml:space="preserve">47. </w:t>
-      </w:r>
-      <w:r>
-        <w:t xml:space="preserve">Paul, R., &amp; Elder, L. (2006). The Miniature Guide to Critical Thinking: Concepts and Tools.</w:t>
-      </w:r>
-      <w:r>
-        <w:t xml:space="preserve"> </w:t>
-      </w:r>
-      <w:r>
-        <w:rPr>
-          <w:i/>
-          <w:iCs/>
-        </w:rPr>
-        <w:t xml:space="preserve">Foundation for Critical Thinking</w:t>
-      </w:r>
-      <w:r>
-        <w:t xml:space="preserve">.</w:t>
-      </w:r>
-    </w:p>
-    <w:p>
-      <w:pPr>
-        <w:pStyle w:val="ReferenceEntry"/>
-        <w:spacing w:after="60"/>
-        <w:ind w:left="403" w:hanging="403"/>
-        <w:jc w:val="left"/>
-        <w:keepNext w:val="0"/>
-        <w:keepLines w:val="0"/>
-        <w:widowControl w:val="1"/>
-      </w:pPr>
-      <w:r>
-        <w:rPr>
-          <w:rFonts w:ascii="Georgia" w:hAnsi="Georgia"/>
-          <w:sz w:val="20"/>
-        </w:rPr>
-        <w:t xml:space="preserve">48. </w:t>
-      </w:r>
-      <w:r>
-        <w:t xml:space="preserve">Randazzo, B., Lifshitz-Assaf, H., Kellogg, K., Dell'Acqua, F., Mollick, E., Candelon, F., &amp; Lakhani, K. R. (2025). Cyborgs, Centaurs and Self-Automators: Modes of Human-AI Collaboration in Knowledge Work.</w:t>
-      </w:r>
-      <w:r>
-        <w:t xml:space="preserve"> </w:t>
-      </w:r>
-      <w:r>
-        <w:rPr>
-          <w:i/>
-          <w:iCs/>
-        </w:rPr>
-        <w:t xml:space="preserve">Harvard Business School Working Paper 26-036</w:t>
-      </w:r>
-      <w:r>
-        <w:t xml:space="preserve">.</w:t>
-      </w:r>
-    </w:p>
-    <w:p>
-      <w:pPr>
-        <w:pStyle w:val="ReferenceEntry"/>
-        <w:spacing w:after="60"/>
-        <w:ind w:left="403" w:hanging="403"/>
-        <w:jc w:val="left"/>
-        <w:keepNext w:val="0"/>
-        <w:keepLines w:val="0"/>
-        <w:widowControl w:val="1"/>
-      </w:pPr>
-      <w:r>
-        <w:rPr>
-          <w:rFonts w:ascii="Georgia" w:hAnsi="Georgia"/>
-          <w:sz w:val="20"/>
-        </w:rPr>
-        <w:t xml:space="preserve">49. </w:t>
-      </w:r>
-      <w:r>
-        <w:t xml:space="preserve">Runco, M. A., &amp; Chand, I. (1995). Cognition and Creativity.</w:t>
-      </w:r>
-      <w:r>
-        <w:t xml:space="preserve"> </w:t>
-      </w:r>
-      <w:r>
-        <w:rPr>
-          <w:i/>
-          <w:iCs/>
-        </w:rPr>
-        <w:t xml:space="preserve">Educational Psychology Review</w:t>
-      </w:r>
-      <w:r>
-        <w:t xml:space="preserve">, 7(3), 243–267.</w:t>
-      </w:r>
-    </w:p>
-    <w:p>
-      <w:pPr>
-        <w:pStyle w:val="ReferenceEntry"/>
-        <w:spacing w:after="60"/>
-        <w:ind w:left="403" w:hanging="403"/>
-        <w:jc w:val="left"/>
-        <w:keepNext w:val="0"/>
-        <w:keepLines w:val="0"/>
-        <w:widowControl w:val="1"/>
-      </w:pPr>
-      <w:r>
-        <w:rPr>
-          <w:rFonts w:ascii="Georgia" w:hAnsi="Georgia"/>
-          <w:sz w:val="20"/>
-        </w:rPr>
-        <w:t xml:space="preserve">50. </w:t>
-      </w:r>
-      <w:r>
-        <w:t xml:space="preserve">Sadler, D. R. (1989). Formative Assessment and the Design of Instructional Systems.</w:t>
-      </w:r>
-      <w:r>
-        <w:t xml:space="preserve"> </w:t>
-      </w:r>
-      <w:r>
-        <w:rPr>
-          <w:i/>
-          <w:iCs/>
-        </w:rPr>
-        <w:t xml:space="preserve">Instructional Science</w:t>
-      </w:r>
-      <w:r>
-        <w:t xml:space="preserve">, 18(2), 119–144.</w:t>
-      </w:r>
-    </w:p>
-    <w:p>
-      <w:pPr>
-        <w:pStyle w:val="ReferenceEntry"/>
-        <w:spacing w:after="60"/>
-        <w:ind w:left="403" w:hanging="403"/>
-        <w:jc w:val="left"/>
-        <w:keepNext w:val="0"/>
-        <w:keepLines w:val="0"/>
-        <w:widowControl w:val="1"/>
-      </w:pPr>
-      <w:r>
-        <w:rPr>
-          <w:rFonts w:ascii="Georgia" w:hAnsi="Georgia"/>
-          <w:sz w:val="20"/>
-        </w:rPr>
-        <w:t xml:space="preserve">51. </w:t>
-      </w:r>
-      <w:r>
-        <w:t xml:space="preserve">Salomon, G., Perkins, D. N., &amp; Globerson, T. (1991). Partners in Cognition: Extending Human Intelligence with Intelligent Technologies.</w:t>
-      </w:r>
-      <w:r>
-        <w:t xml:space="preserve"> </w:t>
-      </w:r>
-      <w:r>
-        <w:rPr>
-          <w:i/>
-          <w:iCs/>
-        </w:rPr>
-        <w:t xml:space="preserve">Educational Researcher</w:t>
-      </w:r>
-      <w:r>
-        <w:t xml:space="preserve">, 20(3), 2–9.</w:t>
-      </w:r>
-    </w:p>
-    <w:p>
-      <w:pPr>
-        <w:pStyle w:val="ReferenceEntry"/>
-        <w:spacing w:after="60"/>
-        <w:ind w:left="403" w:hanging="403"/>
-        <w:jc w:val="left"/>
-        <w:keepNext w:val="0"/>
-        <w:keepLines w:val="0"/>
-        <w:widowControl w:val="1"/>
-      </w:pPr>
-      <w:r>
-        <w:rPr>
-          <w:rFonts w:ascii="Georgia" w:hAnsi="Georgia"/>
-          <w:sz w:val="20"/>
-        </w:rPr>
-        <w:t xml:space="preserve">52. </w:t>
-      </w:r>
-      <w:r>
-        <w:t xml:space="preserve">Sidra, S., &amp; Mason, C. (2025). Generative AI in Human-AI Collaboration: Validation of the Collaborative AI Literacy and Collaborative AI Metacognition Scales.</w:t>
-      </w:r>
-      <w:r>
-        <w:t xml:space="preserve"> </w:t>
-      </w:r>
-      <w:r>
-        <w:rPr>
-          <w:i/>
-          <w:iCs/>
-        </w:rPr>
-        <w:t xml:space="preserve">International Journal of Human-Computer Interaction</w:t>
-      </w:r>
-      <w:r>
-        <w:t xml:space="preserve">. https://doi.org/10.1080/10447318.2025.2543997</w:t>
-      </w:r>
-    </w:p>
-    <w:p>
-      <w:pPr>
-        <w:pStyle w:val="ReferenceEntry"/>
-        <w:spacing w:after="60"/>
-        <w:ind w:left="403" w:hanging="403"/>
-        <w:jc w:val="left"/>
-        <w:keepNext w:val="0"/>
-        <w:keepLines w:val="0"/>
-        <w:widowControl w:val="1"/>
-      </w:pPr>
-      <w:r>
-        <w:rPr>
-          <w:rFonts w:ascii="Georgia" w:hAnsi="Georgia"/>
-          <w:sz w:val="20"/>
-        </w:rPr>
-        <w:t xml:space="preserve">53. </w:t>
-      </w:r>
-      <w:r>
-        <w:t xml:space="preserve">Sperber, D., Clément, F., Heintz, C., Mascaro, O., Mercier, H., Origgi, G., &amp; Wilson, D. (2010). Epistemic Vigilance.</w:t>
-      </w:r>
-      <w:r>
-        <w:t xml:space="preserve"> </w:t>
-      </w:r>
-      <w:r>
-        <w:rPr>
-          <w:i/>
-          <w:iCs/>
-        </w:rPr>
-        <w:t xml:space="preserve">Mind &amp; Language</w:t>
-      </w:r>
-      <w:r>
-        <w:t xml:space="preserve">, 25(4), 359–393.</w:t>
-      </w:r>
-    </w:p>
-    <w:p>
-      <w:pPr>
-        <w:pStyle w:val="ReferenceEntry"/>
-        <w:spacing w:after="60"/>
-        <w:ind w:left="403" w:hanging="403"/>
-        <w:jc w:val="left"/>
-        <w:keepNext w:val="0"/>
-        <w:keepLines w:val="0"/>
-        <w:widowControl w:val="1"/>
-      </w:pPr>
-      <w:r>
-        <w:rPr>
-          <w:rFonts w:ascii="Georgia" w:hAnsi="Georgia"/>
-          <w:sz w:val="20"/>
-        </w:rPr>
-        <w:t xml:space="preserve">54. </w:t>
-      </w:r>
-      <w:r>
-        <w:t xml:space="preserve">Srinath, S., Vadaparty, A., Smith IV, D. H., Porter, L., &amp; Zingaro, D. (2025). Assessing Problem Decomposition in CS1 for the GenAI Era.</w:t>
-      </w:r>
-      <w:r>
-        <w:t xml:space="preserve"> </w:t>
-      </w:r>
-      <w:r>
-        <w:rPr>
-          <w:i/>
-          <w:iCs/>
-        </w:rPr>
-        <w:t xml:space="preserve">arXiv preprint arXiv:2511.05764</w:t>
-      </w:r>
-      <w:r>
-        <w:t xml:space="preserve">.</w:t>
-      </w:r>
-    </w:p>
-    <w:p>
-      <w:pPr>
-        <w:pStyle w:val="ReferenceEntry"/>
-        <w:spacing w:after="60"/>
-        <w:ind w:left="403" w:hanging="403"/>
-        <w:jc w:val="left"/>
-        <w:keepNext w:val="0"/>
-        <w:keepLines w:val="0"/>
-        <w:widowControl w:val="1"/>
-      </w:pPr>
-      <w:r>
-        <w:rPr>
-          <w:rFonts w:ascii="Georgia" w:hAnsi="Georgia"/>
-          <w:sz w:val="20"/>
-        </w:rPr>
-        <w:t xml:space="preserve">55. </w:t>
-      </w:r>
-      <w:r>
-        <w:t xml:space="preserve">Tankelevitch, L., Kewenig, V., Simkute, A., Scott, A. E., Sarkar, A., Sellen, A., &amp; Rintel, S. (2024). The Metacognitive Demands and Opportunities of Generative AI.</w:t>
-      </w:r>
-      <w:r>
-        <w:t xml:space="preserve"> </w:t>
-      </w:r>
-      <w:r>
-        <w:rPr>
-          <w:i/>
-          <w:iCs/>
-        </w:rPr>
-        <w:t xml:space="preserve">Proceedings of the 2024 CHI Conference on Human Factors in Computing Systems</w:t>
-      </w:r>
-      <w:r>
-        <w:t xml:space="preserve">.</w:t>
-      </w:r>
-    </w:p>
-    <w:p>
-      <w:pPr>
-        <w:pStyle w:val="ReferenceEntry"/>
-        <w:spacing w:after="60"/>
-        <w:ind w:left="403" w:hanging="403"/>
-        <w:jc w:val="left"/>
-        <w:keepNext w:val="0"/>
-        <w:keepLines w:val="0"/>
-        <w:widowControl w:val="1"/>
-      </w:pPr>
-      <w:r>
-        <w:rPr>
-          <w:rFonts w:ascii="Georgia" w:hAnsi="Georgia"/>
-          <w:sz w:val="20"/>
-        </w:rPr>
-        <w:t xml:space="preserve">56. </w:t>
-      </w:r>
-      <w:r>
-        <w:t xml:space="preserve">Tour, E., &amp; Zadorozhnyy, A. (2025). Conceptualizing and Operationalizing Prompt Literacy for English Language Learners.</w:t>
-      </w:r>
-      <w:r>
-        <w:t xml:space="preserve"> </w:t>
-      </w:r>
-      <w:r>
-        <w:rPr>
-          <w:i/>
-          <w:iCs/>
-        </w:rPr>
-        <w:t xml:space="preserve">Journal of Adolescent &amp; Adult Literacy</w:t>
-      </w:r>
-      <w:r>
-        <w:t xml:space="preserve">. https://doi.org/10.1002/jaal.70020</w:t>
-      </w:r>
-    </w:p>
-    <w:p>
-      <w:pPr>
-        <w:pStyle w:val="ReferenceEntry"/>
-        <w:spacing w:after="60"/>
-        <w:ind w:left="403" w:hanging="403"/>
-        <w:jc w:val="left"/>
-        <w:keepNext w:val="0"/>
-        <w:keepLines w:val="0"/>
-        <w:widowControl w:val="1"/>
-      </w:pPr>
-      <w:r>
-        <w:rPr>
-          <w:rFonts w:ascii="Georgia" w:hAnsi="Georgia"/>
-          <w:sz w:val="20"/>
-        </w:rPr>
-        <w:t xml:space="preserve">57. </w:t>
-      </w:r>
-      <w:r>
-        <w:t xml:space="preserve">Vaccaro, M., Almaatouq, A., &amp; Malone, T. (2024). When Combinations of Humans and AI Are Useful: A Systematic Review and Meta-Analysis.</w:t>
-      </w:r>
-      <w:r>
-        <w:t xml:space="preserve"> </w:t>
-      </w:r>
-      <w:r>
-        <w:rPr>
-          <w:i/>
-          <w:iCs/>
-        </w:rPr>
-        <w:t xml:space="preserve">Nature Human Behaviour</w:t>
-      </w:r>
-      <w:r>
-        <w:t xml:space="preserve">, 8, 2293–2303.</w:t>
-      </w:r>
-    </w:p>
-    <w:p>
-      <w:pPr>
-        <w:pStyle w:val="ReferenceEntry"/>
-        <w:spacing w:after="60"/>
-        <w:ind w:left="403" w:hanging="403"/>
-        <w:jc w:val="left"/>
-        <w:keepNext w:val="0"/>
-        <w:keepLines w:val="0"/>
-        <w:widowControl w:val="1"/>
-      </w:pPr>
-      <w:r>
-        <w:rPr>
-          <w:rFonts w:ascii="Georgia" w:hAnsi="Georgia"/>
-          <w:sz w:val="20"/>
-        </w:rPr>
-        <w:t xml:space="preserve">58. </w:t>
-      </w:r>
-      <w:r>
-        <w:t xml:space="preserve">Vygotsky, L. S. (1978). Mind in Society: The Development of Higher Psychological Processes.</w:t>
-      </w:r>
-      <w:r>
-        <w:t xml:space="preserve"> </w:t>
-      </w:r>
-      <w:r>
-        <w:rPr>
-          <w:i/>
-          <w:iCs/>
-        </w:rPr>
-        <w:t xml:space="preserve">Harvard University Press</w:t>
-      </w:r>
-      <w:r>
-        <w:t xml:space="preserve">.</w:t>
-      </w:r>
-    </w:p>
-    <w:p>
-      <w:pPr>
-        <w:pStyle w:val="ReferenceEntry"/>
-        <w:spacing w:after="60"/>
-        <w:ind w:left="403" w:hanging="403"/>
-        <w:jc w:val="left"/>
-        <w:keepNext w:val="0"/>
-        <w:keepLines w:val="0"/>
-        <w:widowControl w:val="1"/>
-      </w:pPr>
-      <w:r>
-        <w:rPr>
-          <w:rFonts w:ascii="Georgia" w:hAnsi="Georgia"/>
-          <w:sz w:val="20"/>
-        </w:rPr>
-        <w:t xml:space="preserve">59. </w:t>
-      </w:r>
-      <w:r>
-        <w:t xml:space="preserve">Walton, J., Bearman, M., Crawford, N., Tai, J., &amp; Boud, D. (2025). How University Students Work on Assessment Tasks with Generative Artificial Intelligence: Matters of Judgement.</w:t>
-      </w:r>
-      <w:r>
-        <w:t xml:space="preserve"> </w:t>
-      </w:r>
-      <w:r>
-        <w:rPr>
-          <w:i/>
-          <w:iCs/>
-        </w:rPr>
-        <w:t xml:space="preserve">Assessment &amp; Evaluation in Higher Education</w:t>
-      </w:r>
-      <w:r>
-        <w:t xml:space="preserve"> </w:t>
-      </w:r>
-      <w:r>
-        <w:t xml:space="preserve">(advance online publication). https://doi.org/10.1080/02602938.2025.2570328</w:t>
-      </w:r>
-    </w:p>
-    <w:p>
-      <w:pPr>
-        <w:pStyle w:val="ReferenceEntry"/>
-        <w:spacing w:after="60"/>
-        <w:ind w:left="403" w:hanging="403"/>
-        <w:jc w:val="left"/>
-        <w:keepNext w:val="0"/>
-        <w:keepLines w:val="0"/>
-        <w:widowControl w:val="1"/>
-      </w:pPr>
-      <w:r>
-        <w:rPr>
-          <w:rFonts w:ascii="Georgia" w:hAnsi="Georgia"/>
-          <w:sz w:val="20"/>
-        </w:rPr>
-        <w:t xml:space="preserve">60. </w:t>
-      </w:r>
-      <w:r>
-        <w:t xml:space="preserve">Wingerter, T. L., Straub, T., &amp; Schweitzer, S. (2025). Mitigating Automation Bias in Generative AI through Nudges: A Cognitive Reflection Test Study.</w:t>
-      </w:r>
-      <w:r>
-        <w:t xml:space="preserve"> </w:t>
-      </w:r>
-      <w:r>
-        <w:rPr>
-          <w:i/>
-          <w:iCs/>
-        </w:rPr>
-        <w:t xml:space="preserve">Procedia Computer Science</w:t>
-      </w:r>
-      <w:r>
-        <w:t xml:space="preserve">, 270, 2106–2114. https://doi.org/10.1016/j.procs.2025.09.331</w:t>
-      </w:r>
-    </w:p>
-    <w:p>
-      <w:pPr>
-        <w:pStyle w:val="ReferenceEntry"/>
-        <w:spacing w:after="60"/>
-        <w:ind w:left="403" w:hanging="403"/>
-        <w:jc w:val="left"/>
-        <w:keepNext w:val="0"/>
-        <w:keepLines w:val="0"/>
-        <w:widowControl w:val="1"/>
-      </w:pPr>
-      <w:r>
-        <w:rPr>
-          <w:rFonts w:ascii="Georgia" w:hAnsi="Georgia"/>
-          <w:sz w:val="20"/>
-        </w:rPr>
-        <w:t xml:space="preserve">61. </w:t>
-      </w:r>
-      <w:r>
-        <w:t xml:space="preserve">Winne, P. H., &amp; Hadwin, A. F. (1998). Studying as Self-Regulated Learning.</w:t>
-      </w:r>
-      <w:r>
-        <w:t xml:space="preserve"> </w:t>
-      </w:r>
-      <w:r>
-        <w:rPr>
-          <w:i/>
-          <w:iCs/>
-        </w:rPr>
-        <w:t xml:space="preserve">Metacognition in Educational Theory and Practice</w:t>
-      </w:r>
-      <w:r>
-        <w:t xml:space="preserve">, 277–304.</w:t>
-      </w:r>
-    </w:p>
-    <w:p>
-      <w:pPr>
-        <w:pStyle w:val="ReferenceEntry"/>
-        <w:spacing w:after="60"/>
-        <w:ind w:left="403" w:hanging="403"/>
-        <w:jc w:val="left"/>
-        <w:keepNext w:val="0"/>
-        <w:keepLines w:val="0"/>
-        <w:widowControl w:val="1"/>
-      </w:pPr>
-      <w:r>
-        <w:rPr>
-          <w:rFonts w:ascii="Georgia" w:hAnsi="Georgia"/>
-          <w:sz w:val="20"/>
-        </w:rPr>
-        <w:t xml:space="preserve">62. </w:t>
-      </w:r>
-      <w:r>
-        <w:t xml:space="preserve">Wirth, J., Weber-Reuter, X.-L., Schuster, C., Fleischer, J., Leutner, D., &amp; Stebner, F. (2025). Far Transfer of Metacognitive Regulation: From Cognitive Learning Strategy Use to Mental Effort Regulation.</w:t>
-      </w:r>
-      <w:r>
-        <w:t xml:space="preserve"> </w:t>
-      </w:r>
-      <w:r>
-        <w:rPr>
-          <w:i/>
-          <w:iCs/>
-        </w:rPr>
-        <w:t xml:space="preserve">Educational Psychology Review</w:t>
-      </w:r>
-      <w:r>
-        <w:t xml:space="preserve">, 37(1), 7. https://doi.org/10.1007/s10648-024-09983-x</w:t>
-      </w:r>
-    </w:p>
-    <w:p>
-      <w:pPr>
-        <w:pStyle w:val="ReferenceEntry"/>
-        <w:spacing w:after="60"/>
-        <w:ind w:left="403" w:hanging="403"/>
-        <w:jc w:val="left"/>
-        <w:keepNext w:val="0"/>
-        <w:keepLines w:val="0"/>
-        <w:widowControl w:val="1"/>
-      </w:pPr>
-      <w:r>
-        <w:rPr>
-          <w:rFonts w:ascii="Georgia" w:hAnsi="Georgia"/>
-          <w:sz w:val="20"/>
-        </w:rPr>
-        <w:t xml:space="preserve">63. </w:t>
-      </w:r>
-      <w:r>
-        <w:t xml:space="preserve">Yao, G., &amp; Fan, L. (2025). Cognitive Load Scale for AI-Assisted L2 Writing: Scale Development and Validation.</w:t>
-      </w:r>
-      <w:r>
-        <w:t xml:space="preserve"> </w:t>
-      </w:r>
-      <w:r>
-        <w:rPr>
-          <w:i/>
-          <w:iCs/>
-        </w:rPr>
-        <w:t xml:space="preserve">Frontiers in Psychology</w:t>
-      </w:r>
-      <w:r>
-        <w:t xml:space="preserve">, 16, 1666974. https://doi.org/10.3389/fpsyg.2025.1666974</w:t>
-      </w:r>
-    </w:p>
-    <w:p>
-      <w:pPr>
-        <w:pStyle w:val="ReferenceEntry"/>
-        <w:spacing w:after="60"/>
-        <w:ind w:left="403" w:hanging="403"/>
-        <w:jc w:val="left"/>
-        <w:keepNext w:val="0"/>
-        <w:keepLines w:val="0"/>
-        <w:widowControl w:val="1"/>
-      </w:pPr>
-      <w:r>
-        <w:rPr>
-          <w:rFonts w:ascii="Georgia" w:hAnsi="Georgia"/>
-          <w:sz w:val="20"/>
-        </w:rPr>
-        <w:t xml:space="preserve">64. </w:t>
-      </w:r>
-      <w:r>
-        <w:t xml:space="preserve">Yavuz, F., Çelik, Ö., &amp; Yavaş Çelik, G. (2025). Utilizing Large Language Models for EFL Essay Grading: An Examination of Reliability and Validity in Rubric-Based Assessments.</w:t>
-      </w:r>
-      <w:r>
-        <w:t xml:space="preserve"> </w:t>
-      </w:r>
-      <w:r>
-        <w:rPr>
-          <w:i/>
-          <w:iCs/>
-        </w:rPr>
-        <w:t xml:space="preserve">British Journal of Educational Technology</w:t>
-      </w:r>
-      <w:r>
-        <w:t xml:space="preserve">, 56(4), 1–17. https://doi.org/10.1111/bjet.13494</w:t>
-      </w:r>
-    </w:p>
-    <w:p>
-      <w:pPr>
-        <w:pStyle w:val="ReferenceEntry"/>
-        <w:spacing w:after="60"/>
-        <w:ind w:left="403" w:hanging="403"/>
-        <w:jc w:val="left"/>
-        <w:keepNext w:val="0"/>
-        <w:keepLines w:val="0"/>
-        <w:widowControl w:val="1"/>
-      </w:pPr>
-      <w:r>
-        <w:rPr>
-          <w:rFonts w:ascii="Georgia" w:hAnsi="Georgia"/>
-          <w:sz w:val="20"/>
-        </w:rPr>
-        <w:t xml:space="preserve">65. </w:t>
-      </w:r>
-      <w:r>
-        <w:t xml:space="preserve">Zimmerman, B. J. (2000). Attaining Self-Regulation: A Social Cognitive Perspective.</w:t>
-      </w:r>
-      <w:r>
-        <w:t xml:space="preserve"> </w:t>
-      </w:r>
-      <w:r>
-        <w:rPr>
-          <w:i/>
-          <w:iCs/>
-        </w:rPr>
-        <w:t xml:space="preserve">Handbook of Self-Regulation</w:t>
-      </w:r>
-      <w:r>
-        <w:t xml:space="preserve">, 13–39.</w:t>
-      </w:r>
-    </w:p>
-    <w:p>
-      <w:pPr>
-        <w:pStyle w:val="ReferenceEntry"/>
-        <w:spacing w:after="60"/>
-        <w:ind w:left="403" w:hanging="403"/>
-        <w:jc w:val="left"/>
-        <w:keepNext w:val="0"/>
-        <w:keepLines w:val="0"/>
-        <w:widowControl w:val="1"/>
-      </w:pPr>
-      <w:r>
-        <w:rPr>
-          <w:rFonts w:ascii="Georgia" w:hAnsi="Georgia"/>
-          <w:sz w:val="20"/>
-        </w:rPr>
-        <w:t xml:space="preserve">66. </w:t>
-      </w:r>
-      <w:r>
-        <w:t xml:space="preserve">UNESCO (2024). AI Competency Framework for Students.</w:t>
-      </w:r>
-      <w:r>
-        <w:t xml:space="preserve"> </w:t>
-      </w:r>
-      <w:r>
-        <w:rPr>
-          <w:i/>
-          <w:iCs/>
-        </w:rPr>
-        <w:t xml:space="preserve">UNESCO</w:t>
-      </w:r>
-      <w:r>
-        <w:t xml:space="preserve">.</w:t>
       </w:r>
     </w:p>
     <w:bookmarkEnd w:id="50"/>
@@ -25250,7 +25250,7 @@
     <w:pPr>
       <w:keepNext w:val="0"/>
       <w:spacing w:after="0" w:before="0" w:line="276" w:lineRule="auto"/>
-      <w:ind w:firstLine="360"/>
+      <w:ind w:firstLine="0"/>
       <w:jc w:val="both"/>
     </w:pPr>
     <w:rPr>

--- a/docs/coreasoning.docx
+++ b/docs/coreasoning.docx
@@ -164,7 +164,7 @@
         <w:t xml:space="preserve"> </w:t>
       </w:r>
       <w:r>
-        <w:t xml:space="preserve">a learner's AI use succeeds or fails. We propose</w:t>
+        <w:t xml:space="preserve">AI use succeeds or fails. We propose</w:t>
       </w:r>
       <w:r>
         <w:t xml:space="preserve"> </w:t>
@@ -174,10 +174,13 @@
           <w:b/>
           <w:bCs/>
         </w:rPr>
-        <w:t xml:space="preserve">CoReasoning</w:t>
-      </w:r>
-      <w:r>
-        <w:t xml:space="preserve">, a competency model factoring productive AI use into three assessable skills:</w:t>
+        <w:t xml:space="preserve">CoRe-3</w:t>
+      </w:r>
+      <w:r>
+        <w:t xml:space="preserve"> </w:t>
+      </w:r>
+      <w:r>
+        <w:t xml:space="preserve">(Co-Reasoning), a competency model factoring productive AI use into three assessable skills we abbreviate</w:t>
       </w:r>
       <w:r>
         <w:t xml:space="preserve"> </w:t>
@@ -187,13 +190,10 @@
           <w:b/>
           <w:bCs/>
         </w:rPr>
-        <w:t xml:space="preserve">Framing</w:t>
-      </w:r>
-      <w:r>
-        <w:t xml:space="preserve"> </w:t>
-      </w:r>
-      <w:r>
-        <w:t xml:space="preserve">(specifying an ill-defined task before invoking AI),</w:t>
+        <w:t xml:space="preserve">FJS</w:t>
+      </w:r>
+      <w:r>
+        <w:t xml:space="preserve">:</w:t>
       </w:r>
       <w:r>
         <w:t xml:space="preserve"> </w:t>
@@ -203,13 +203,13 @@
           <w:b/>
           <w:bCs/>
         </w:rPr>
-        <w:t xml:space="preserve">Judging</w:t>
-      </w:r>
-      <w:r>
-        <w:t xml:space="preserve"> </w:t>
-      </w:r>
-      <w:r>
-        <w:t xml:space="preserve">(evaluating output for errors and unstated assumptions), and</w:t>
+        <w:t xml:space="preserve">Framing</w:t>
+      </w:r>
+      <w:r>
+        <w:t xml:space="preserve"> </w:t>
+      </w:r>
+      <w:r>
+        <w:t xml:space="preserve">(specifying an ill-defined task before invoking AI),</w:t>
       </w:r>
       <w:r>
         <w:t xml:space="preserve"> </w:t>
@@ -219,13 +219,13 @@
           <w:b/>
           <w:bCs/>
         </w:rPr>
-        <w:t xml:space="preserve">Steering</w:t>
-      </w:r>
-      <w:r>
-        <w:t xml:space="preserve"> </w:t>
-      </w:r>
-      <w:r>
-        <w:t xml:space="preserve">(iteratively redirecting the model). Its distinguishing claim is the separation of pre-generation Framing from post-generation Steering, with Judging as the gate between. We ground the skills in theory, state five testable propositions, and instantiate them in</w:t>
+        <w:t xml:space="preserve">Judging</w:t>
+      </w:r>
+      <w:r>
+        <w:t xml:space="preserve"> </w:t>
+      </w:r>
+      <w:r>
+        <w:t xml:space="preserve">(evaluating output for errors and unstated assumptions), and</w:t>
       </w:r>
       <w:r>
         <w:t xml:space="preserve"> </w:t>
@@ -235,10 +235,26 @@
           <w:b/>
           <w:bCs/>
         </w:rPr>
-        <w:t xml:space="preserve">CoReasoning Lab</w:t>
-      </w:r>
-      <w:r>
-        <w:t xml:space="preserve">, an open platform that presents flawed AI output and scores the three skills independently. Over simulated learners (generated and graded by different models), the skills dissociate: each tracks its own manipulated competence while flat in the others, and grades become correlated when one competence is shared across all three (convergent and discriminant validity), across grader backends from two providers. Human-rater agreement and outcomes are the next steps; we release the instrument, data, and protocol.</w:t>
+        <w:t xml:space="preserve">Steering</w:t>
+      </w:r>
+      <w:r>
+        <w:t xml:space="preserve"> </w:t>
+      </w:r>
+      <w:r>
+        <w:t xml:space="preserve">(iteratively redirecting the model). Its distinguishing claim is the separation of pre-generation Framing from post-generation Steering, with Judging as the gate between. We ground the skills in theory, state five testable propositions, and instantiate them in</w:t>
+      </w:r>
+      <w:r>
+        <w:t xml:space="preserve"> </w:t>
+      </w:r>
+      <w:r>
+        <w:rPr>
+          <w:b/>
+          <w:bCs/>
+        </w:rPr>
+        <w:t xml:space="preserve">CoReasoningLab</w:t>
+      </w:r>
+      <w:r>
+        <w:t xml:space="preserve">, an open platform that presents flawed AI output and scores them independently. Over simulated learners (generated and graded by different models), the skills dissociate: each tracks its own manipulated competence while flat in the others, and grades become correlated when one competence is shared across all three (convergent and discriminant validity), across grader backends from two providers. Human-rater agreement and outcomes are next; we release the instrument, data, and protocol.</w:t>
       </w:r>
     </w:p>
     <w:bookmarkEnd w:id="9"/>
@@ -629,7 +645,7 @@
               <a:graphicData uri="http://schemas.openxmlformats.org/drawingml/2006/picture">
                 <pic:pic>
                   <pic:nvPicPr>
-                    <pic:cNvPr descr="C:/Users/apart/AppData/Local/Temp/html2doc_svg_he6DYr/svg_0.png" id="12" name="Picture"/>
+                    <pic:cNvPr descr="C:/Users/apart/AppData/Local/Temp/html2doc_svg_ItCGX9/svg_0.png" id="12" name="Picture"/>
                     <pic:cNvPicPr>
                       <a:picLocks noChangeArrowheads="1" noChangeAspect="1"/>
                     </pic:cNvPicPr>
@@ -690,7 +706,7 @@
           <w:b w:val="0"/>
           <w:i/>
         </w:rPr>
-        <w:t>As models absorb more of the execution, the part of a task a competent person must still own shifts from doing the work toward framing, judging, and steering it; the axes are conceptual, not quantitative. CoReasoning is a decomposition and assessment of that shifting contribution.</w:t>
+        <w:t>As models absorb more of the execution, the part of a task a competent person must still own shifts from doing the work toward framing, judging, and steering it; the axes are conceptual, not quantitative. CoRe-3 is a decomposition and assessment of that shifting contribution.</w:t>
       </w:r>
     </w:p>
     <w:p>
@@ -712,16 +728,32 @@
           <w:b/>
           <w:bCs/>
         </w:rPr>
-        <w:t xml:space="preserve">CoReasoning</w:t>
-      </w:r>
-      <w:r>
-        <w:t xml:space="preserve">, a competency model that decomposes productive work with generative AI into</w:t>
-      </w:r>
-      <w:r>
-        <w:t xml:space="preserve"> </w:t>
-      </w:r>
-      <w:r>
-        <w:t xml:space="preserve">three distinct skills, each independently assessable:</w:t>
+        <w:t xml:space="preserve">CoRe-3</w:t>
+      </w:r>
+      <w:r>
+        <w:t xml:space="preserve"> </w:t>
+      </w:r>
+      <w:r>
+        <w:t xml:space="preserve">(Co-Reasoning), a competency model that decomposes productive work with generative AI into</w:t>
+      </w:r>
+      <w:r>
+        <w:t xml:space="preserve"> </w:t>
+      </w:r>
+      <w:r>
+        <w:t xml:space="preserve">three distinct skills, each independently assessable and collectively abbreviated</w:t>
+      </w:r>
+      <w:r>
+        <w:t xml:space="preserve"> </w:t>
+      </w:r>
+      <w:r>
+        <w:rPr>
+          <w:b/>
+          <w:bCs/>
+        </w:rPr>
+        <w:t xml:space="preserve">FJS</w:t>
+      </w:r>
+      <w:r>
+        <w:t xml:space="preserve">:</w:t>
       </w:r>
     </w:p>
     <w:p>
@@ -1353,11 +1385,11 @@
         <w:t xml:space="preserve"> </w:t>
       </w:r>
       <w:r>
-        <w:t xml:space="preserve">operations are in fact separable in learners. That is the gap CoReasoning addresses.</w:t>
+        <w:t xml:space="preserve">operations are in fact separable in learners. That is the gap CoRe-3 addresses.</w:t>
       </w:r>
     </w:p>
     <w:bookmarkEnd w:id="14"/>
-    <w:bookmarkStart w:id="21" w:name="X633cad0d74cfeb5d5acc5b289e740398e9962c8"/>
+    <w:bookmarkStart w:id="21" w:name="X49d7beb9babb458bb4a3c64984f644552ecde42"/>
     <w:p>
       <w:pPr>
         <w:pStyle w:val="Heading2"/>
@@ -1366,7 +1398,7 @@
         <w:widowControl w:val="1"/>
       </w:pPr>
       <w:r>
-        <w:t xml:space="preserve">3. The CoReasoning framework</w:t>
+        <w:t xml:space="preserve">3. The CoRe-3 framework</w:t>
       </w:r>
     </w:p>
     <w:bookmarkStart w:id="18" w:name="Xe68b6e3303f1e693b99eac37e4ff2b8b0d9c1ec"/>
@@ -1390,7 +1422,7 @@
         <w:widowControl w:val="1"/>
       </w:pPr>
       <w:r>
-        <w:t xml:space="preserve">The three skills are not an arbitrary list; they instantiate a well-understood cognitive</w:t>
+        <w:t xml:space="preserve">The three FJS skills are not an arbitrary list; they instantiate a well-understood cognitive</w:t>
       </w:r>
       <w:r>
         <w:t xml:space="preserve"> </w:t>
@@ -1440,7 +1472,7 @@
         <w:t xml:space="preserve"> </w:t>
       </w:r>
       <w:r>
-        <w:t xml:space="preserve">In CoReasoning, the learner's meta level supervises an object level that is</w:t>
+        <w:t xml:space="preserve">In CoRe-3, the learner's meta level supervises an object level that is</w:t>
       </w:r>
       <w:r>
         <w:t xml:space="preserve"> </w:t>
@@ -1678,12 +1710,12 @@
           <wp:inline>
             <wp:extent cx="5943600" cy="3488634"/>
             <wp:effectExtent b="0" l="0" r="0" t="0"/>
-            <wp:docPr descr="Figure 2. The CoReasoning architecture." title="" id="16" name="Picture"/>
+            <wp:docPr descr="Figure 2. The CoRe-3 architecture." title="" id="16" name="Picture"/>
             <a:graphic>
               <a:graphicData uri="http://schemas.openxmlformats.org/drawingml/2006/picture">
                 <pic:pic>
                   <pic:nvPicPr>
-                    <pic:cNvPr descr="C:/Users/apart/AppData/Local/Temp/html2doc_svg_he6DYr/svg_1.png" id="17" name="Picture"/>
+                    <pic:cNvPr descr="C:/Users/apart/AppData/Local/Temp/html2doc_svg_ItCGX9/svg_1.png" id="17" name="Picture"/>
                     <pic:cNvPicPr>
                       <a:picLocks noChangeArrowheads="1" noChangeAspect="1"/>
                     </pic:cNvPicPr>
@@ -1744,7 +1776,7 @@
           <w:b w:val="0"/>
           <w:i/>
         </w:rPr>
-        <w:t>The CoReasoning loop. An upstream task definition (Framing, a self-regulated-learning forethought activity) sets the standards against which a metacognitive monitor-control cycle (Judging then Steering) supervises a fallible AI at the object level. Judging is the monitor's read-out; Steering is the controller's write.</w:t>
+        <w:t>The CoRe-3 loop. An upstream task definition (Framing, a self-regulated-learning forethought activity) sets the standards against which a metacognitive monitor-control cycle (Judging then Steering) supervises a fallible AI at the object level. Judging is the monitor's read-out; Steering is the controller's write.</w:t>
       </w:r>
     </w:p>
     <w:bookmarkEnd w:id="18"/>
@@ -1775,7 +1807,7 @@
         <w:t xml:space="preserve"> </w:t>
       </w:r>
       <w:r>
-        <w:t xml:space="preserve">CoReasoning's distinctive move is to separate two operations that prior models fuse: the</w:t>
+        <w:t xml:space="preserve">CoRe-3's distinctive move is to separate two operations that prior models fuse: the</w:t>
       </w:r>
       <w:r>
         <w:t xml:space="preserve"> </w:t>
@@ -2430,7 +2462,7 @@
         <w:t xml:space="preserve"> </w:t>
       </w:r>
       <w:r>
-        <w:t xml:space="preserve">CoReasoning's rejection of speed-to-answer rests on the literature of</w:t>
+        <w:t xml:space="preserve">CoRe-3's rejection of speed-to-answer rests on the literature of</w:t>
       </w:r>
       <w:r>
         <w:t xml:space="preserve"> </w:t>
@@ -2832,7 +2864,7 @@
         <w:widowControl w:val="1"/>
       </w:pPr>
       <w:r>
-        <w:t xml:space="preserve">The constructs that compose CoReasoning are not individually new; what is new is their separation into</w:t>
+        <w:t xml:space="preserve">The constructs that compose CoRe-3 are not individually new; what is new is their separation into</w:t>
       </w:r>
       <w:r>
         <w:t xml:space="preserve"> </w:t>
@@ -2884,7 +2916,7 @@
         <w:t xml:space="preserve"> </w:t>
       </w:r>
       <w:r>
-        <w:t xml:space="preserve">specification and conducting the iterative back-and-forth. CoReasoning's contention is that these are</w:t>
+        <w:t xml:space="preserve">specification and conducting the iterative back-and-forth. CoRe-3's contention is that these are</w:t>
       </w:r>
       <w:r>
         <w:t xml:space="preserve"> </w:t>
@@ -2902,7 +2934,7 @@
         <w:t xml:space="preserve"> </w:t>
       </w:r>
       <w:r>
-        <w:t xml:space="preserve">instructional remedies. CoReasoning also derives its skills from learning theory and an assessment</w:t>
+        <w:t xml:space="preserve">instructional remedies. CoRe-3 also derives its skills from learning theory and an assessment</w:t>
       </w:r>
       <w:r>
         <w:t xml:space="preserve"> </w:t>
@@ -3036,7 +3068,7 @@
         <w:t xml:space="preserve"> </w:t>
       </w:r>
       <w:r>
-        <w:t xml:space="preserve">into a single "prompting" skill is exactly the conflation CoReasoning rejects. Treating them</w:t>
+        <w:t xml:space="preserve">into a single "prompting" skill is exactly the conflation CoRe-3 rejects. Treating them</w:t>
       </w:r>
       <w:r>
         <w:t xml:space="preserve"> </w:t>
@@ -3156,7 +3188,7 @@
         <w:t xml:space="preserve"> </w:t>
       </w:r>
       <w:r>
-        <w:t xml:space="preserve">that partly overlaps Judging. CoReasoning is orthogonal: it specifies the task-execution competencies</w:t>
+        <w:t xml:space="preserve">that partly overlaps Judging. CoRe-3 is orthogonal: it specifies the task-execution competencies</w:t>
       </w:r>
       <w:r>
         <w:t xml:space="preserve"> </w:t>
@@ -3202,7 +3234,7 @@
         <w:t xml:space="preserve"> </w:t>
       </w:r>
       <w:r>
-        <w:t xml:space="preserve">behaviour; CoReasoning supplies the assessable skill decomposition that underlies it.</w:t>
+        <w:t xml:space="preserve">behaviour; CoRe-3 supplies the assessable skill decomposition that underlies it.</w:t>
       </w:r>
     </w:p>
     <w:p>
@@ -3273,7 +3305,7 @@
           <w:b w:val="0"/>
           <w:i/>
         </w:rPr>
-        <w:t>Where prior frameworks place the three CoReasoning skills.</w:t>
+        <w:t>Where prior frameworks place the three FJS skills (Framing, Judging, Steering).</w:t>
       </w:r>
     </w:p>
     <w:tbl>
@@ -4150,7 +4182,7 @@
         <w:t xml:space="preserve"> </w:t>
       </w:r>
       <w:r>
-        <w:t xml:space="preserve">CoReasoning is complementary to this measurement program: it supplies the specific, theory-derived</w:t>
+        <w:t xml:space="preserve">CoRe-3 is complementary to this measurement program: it supplies the specific, theory-derived</w:t>
       </w:r>
       <w:r>
         <w:t xml:space="preserve"> </w:t>
@@ -4330,7 +4362,7 @@
         <w:t xml:space="preserve"> </w:t>
       </w:r>
       <w:r>
-        <w:t xml:space="preserve">judgement specifically for AI output; CoReasoning then departs from a unified-judgement account by</w:t>
+        <w:t xml:space="preserve">judgement specifically for AI output; CoRe-3 then departs from a unified-judgement account by</w:t>
       </w:r>
       <w:r>
         <w:t xml:space="preserve"> </w:t>
@@ -4366,7 +4398,7 @@
         <w:t xml:space="preserve"> </w:t>
       </w:r>
       <w:r>
-        <w:t xml:space="preserve">enumerates eight broad collaboration dimensions (Ganuthula &amp; Balaraman, 2025); CoReasoning instead</w:t>
+        <w:t xml:space="preserve">enumerates eight broad collaboration dimensions (Ganuthula &amp; Balaraman, 2025); CoRe-3 instead</w:t>
       </w:r>
       <w:r>
         <w:t xml:space="preserve"> </w:t>
@@ -4412,7 +4444,7 @@
         <w:t xml:space="preserve"> </w:t>
       </w:r>
       <w:r>
-        <w:t xml:space="preserve">CoReasoning is, to our knowledge, the first theoretically-grounded decomposition</w:t>
+        <w:t xml:space="preserve">CoRe-3 is, to our knowledge, the first theoretically-grounded decomposition</w:t>
       </w:r>
       <w:r>
         <w:t xml:space="preserve"> </w:t>
@@ -4462,7 +4494,7 @@
       </w:r>
     </w:p>
     <w:bookmarkEnd w:id="24"/>
-    <w:bookmarkStart w:id="25" w:name="Xeee0f31b39981a3e100f5aaf50a49be1e1b4285"/>
+    <w:bookmarkStart w:id="25" w:name="Xb469208b37f38982902a67bd55b39b9d5195787"/>
     <w:p>
       <w:pPr>
         <w:pStyle w:val="Heading2"/>
@@ -4471,7 +4503,7 @@
         <w:widowControl w:val="1"/>
       </w:pPr>
       <w:r>
-        <w:t xml:space="preserve">7. The CoReasoning Lab system</w:t>
+        <w:t xml:space="preserve">7. The CoReasoningLab system</w:t>
       </w:r>
     </w:p>
     <w:p>
@@ -4493,7 +4525,7 @@
           <w:i/>
           <w:iCs/>
         </w:rPr>
-        <w:t xml:space="preserve">CoReasoning Lab</w:t>
+        <w:t xml:space="preserve">CoReasoningLab</w:t>
       </w:r>
       <w:r>
         <w:t xml:space="preserve">, a runnable open-source web platform, which we</w:t>
@@ -5090,7 +5122,7 @@
         <w:t xml:space="preserve"> </w:t>
       </w:r>
       <w:r>
-        <w:t xml:space="preserve">2012); CoReasoning generalizes that paradigm from static worked examples to an interactive,</w:t>
+        <w:t xml:space="preserve">2012); CoRe-3 generalizes that paradigm from static worked examples to an interactive,</w:t>
       </w:r>
       <w:r>
         <w:t xml:space="preserve"> </w:t>
@@ -5243,7 +5275,7 @@
         <w:widowControl w:val="1"/>
       </w:pPr>
       <w:r>
-        <w:t xml:space="preserve">The instrument used in this paper is the scoring engine of the CoReasoning Lab platform, a library</w:t>
+        <w:t xml:space="preserve">The instrument used in this paper is the scoring engine of the CoReasoningLab platform, a library</w:t>
       </w:r>
       <w:r>
         <w:t xml:space="preserve"> </w:t>
@@ -8303,7 +8335,7 @@
         <w:t xml:space="preserve"> </w:t>
       </w:r>
       <w:r>
-        <w:t xml:space="preserve">stance: CoReasoning treats the AI as a mediating tool whose purpose is the learner's eventual</w:t>
+        <w:t xml:space="preserve">stance: CoRe-3 treats the AI as a mediating tool whose purpose is the learner's eventual</w:t>
       </w:r>
       <w:r>
         <w:t xml:space="preserve"> </w:t>
@@ -9165,7 +9197,7 @@
         <w:t xml:space="preserve"> </w:t>
       </w:r>
       <w:r>
-        <w:t xml:space="preserve">named and assessed. CoReasoning offers a decomposition of it into three theoretically-grounded,</w:t>
+        <w:t xml:space="preserve">named and assessed. CoRe-3 offers a decomposition of it into three theoretically-grounded,</w:t>
       </w:r>
       <w:r>
         <w:t xml:space="preserve"> </w:t>
@@ -11499,7 +11531,7 @@
         <w:widowControl w:val="1"/>
       </w:pPr>
       <w:r>
-        <w:t xml:space="preserve">Figure A1 shows a single challenge run in CoReasoning Lab, illustrating how the three skills appear as</w:t>
+        <w:t xml:space="preserve">Figure A1 shows a single challenge run in CoReasoningLab, illustrating how the three skills appear as</w:t>
       </w:r>
       <w:r>
         <w:t xml:space="preserve"> </w:t>
@@ -11551,7 +11583,7 @@
           <wp:inline>
             <wp:extent cx="5943600" cy="4786207"/>
             <wp:effectExtent b="0" l="0" r="0" t="0"/>
-            <wp:docPr descr="Figure A1. A CoReasoning Lab challenge run." title="" id="40" name="Picture"/>
+            <wp:docPr descr="Figure A1. A CoReasoningLab challenge run." title="" id="40" name="Picture"/>
             <a:graphic>
               <a:graphicData uri="http://schemas.openxmlformats.org/drawingml/2006/picture">
                 <pic:pic>
@@ -11675,7 +11707,7 @@
           <wp:inline>
             <wp:extent cx="5943600" cy="4412672"/>
             <wp:effectExtent b="0" l="0" r="0" t="0"/>
-            <wp:docPr descr="Figure A2. CoReasoning Lab instructor course analytics." title="" id="43" name="Picture"/>
+            <wp:docPr descr="Figure A2. CoReasoningLab instructor course analytics." title="" id="43" name="Picture"/>
             <a:graphic>
               <a:graphicData uri="http://schemas.openxmlformats.org/drawingml/2006/picture">
                 <pic:pic>
@@ -11757,12 +11789,12 @@
           <wp:inline>
             <wp:extent cx="5943600" cy="4002832"/>
             <wp:effectExtent b="0" l="0" r="0" t="0"/>
-            <wp:docPr descr="Figure A3. Auto-generation and assessment pipeline of the CoReasoning Lab engine." title="" id="46" name="Picture"/>
+            <wp:docPr descr="Figure A3. Auto-generation and assessment pipeline of the CoReasoningLab engine." title="" id="46" name="Picture"/>
             <a:graphic>
               <a:graphicData uri="http://schemas.openxmlformats.org/drawingml/2006/picture">
                 <pic:pic>
                   <pic:nvPicPr>
-                    <pic:cNvPr descr="C:/Users/apart/AppData/Local/Temp/html2doc_svg_he6DYr/svg_2.png" id="47" name="Picture"/>
+                    <pic:cNvPr descr="C:/Users/apart/AppData/Local/Temp/html2doc_svg_ItCGX9/svg_2.png" id="47" name="Picture"/>
                     <pic:cNvPicPr>
                       <a:picLocks noChangeArrowheads="1" noChangeAspect="1"/>
                     </pic:cNvPicPr>
@@ -12237,7 +12269,7 @@
         <w:t xml:space="preserve"> </w:t>
       </w:r>
       <w:r>
-        <w:t xml:space="preserve">sciences, the humanities, law, and professional and education fields. CoReasoning Lab is in this sense</w:t>
+        <w:t xml:space="preserve">sciences, the humanities, law, and professional and education fields. CoReasoningLab is in this sense</w:t>
       </w:r>
       <w:r>
         <w:t xml:space="preserve"> </w:t>

--- a/docs/coreasoning.docx
+++ b/docs/coreasoning.docx
@@ -645,7 +645,7 @@
               <a:graphicData uri="http://schemas.openxmlformats.org/drawingml/2006/picture">
                 <pic:pic>
                   <pic:nvPicPr>
-                    <pic:cNvPr descr="C:/Users/apart/AppData/Local/Temp/html2doc_svg_ItCGX9/svg_0.png" id="12" name="Picture"/>
+                    <pic:cNvPr descr="C:/Users/apart/AppData/Local/Temp/html2doc_svg_R3x6K1/svg_0.png" id="12" name="Picture"/>
                     <pic:cNvPicPr>
                       <a:picLocks noChangeArrowheads="1" noChangeAspect="1"/>
                     </pic:cNvPicPr>
@@ -1715,7 +1715,7 @@
               <a:graphicData uri="http://schemas.openxmlformats.org/drawingml/2006/picture">
                 <pic:pic>
                   <pic:nvPicPr>
-                    <pic:cNvPr descr="C:/Users/apart/AppData/Local/Temp/html2doc_svg_ItCGX9/svg_1.png" id="17" name="Picture"/>
+                    <pic:cNvPr descr="C:/Users/apart/AppData/Local/Temp/html2doc_svg_R3x6K1/svg_1.png" id="17" name="Picture"/>
                     <pic:cNvPicPr>
                       <a:picLocks noChangeArrowheads="1" noChangeAspect="1"/>
                     </pic:cNvPicPr>
@@ -3478,7 +3478,7 @@
             <w:r>
               <w:rPr>
                 <w:rFonts w:ascii="Georgia" w:hAnsi="Georgia"/>
-                <w:sz w:val="20"/>
+                <w:sz w:val="19"/>
               </w:rPr>
               <w:t xml:space="preserve">4D AI Fluency (Dakan &amp; Feller, 2025)</w:t>
             </w:r>
@@ -3506,7 +3506,7 @@
             <w:r>
               <w:rPr>
                 <w:rFonts w:ascii="Georgia" w:hAnsi="Georgia"/>
-                <w:sz w:val="20"/>
+                <w:sz w:val="19"/>
               </w:rPr>
               <w:t xml:space="preserve">Delegation + part of Description</w:t>
             </w:r>
@@ -3534,7 +3534,7 @@
             <w:r>
               <w:rPr>
                 <w:rFonts w:ascii="Georgia" w:hAnsi="Georgia"/>
-                <w:sz w:val="20"/>
+                <w:sz w:val="19"/>
               </w:rPr>
               <w:t xml:space="preserve">Discernment</w:t>
             </w:r>
@@ -3564,21 +3564,21 @@
                 <w:rFonts w:ascii="Georgia" w:hAnsi="Georgia"/>
                 <w:i/>
                 <w:iCs/>
-                <w:sz w:val="20"/>
+                <w:sz w:val="19"/>
               </w:rPr>
               <w:t xml:space="preserve">fused into</w:t>
             </w:r>
             <w:r>
               <w:rPr>
                 <w:rFonts w:ascii="Georgia" w:hAnsi="Georgia"/>
-                <w:sz w:val="20"/>
+                <w:sz w:val="19"/>
               </w:rPr>
               <w:t xml:space="preserve"> </w:t>
             </w:r>
             <w:r>
               <w:rPr>
                 <w:rFonts w:ascii="Georgia" w:hAnsi="Georgia"/>
-                <w:sz w:val="20"/>
+                <w:sz w:val="19"/>
               </w:rPr>
               <w:t xml:space="preserve">Description</w:t>
             </w:r>
@@ -3608,7 +3608,7 @@
             <w:r>
               <w:rPr>
                 <w:rFonts w:ascii="Georgia" w:hAnsi="Georgia"/>
-                <w:sz w:val="20"/>
+                <w:sz w:val="19"/>
               </w:rPr>
               <w:t xml:space="preserve">Metacognitive demands (Tankelevitch et al., 2024)</w:t>
             </w:r>
@@ -3636,7 +3636,7 @@
             <w:r>
               <w:rPr>
                 <w:rFonts w:ascii="Georgia" w:hAnsi="Georgia"/>
-                <w:sz w:val="20"/>
+                <w:sz w:val="19"/>
               </w:rPr>
               <w:t xml:space="preserve">"prompting" (as a demand, not a skill)</w:t>
             </w:r>
@@ -3664,7 +3664,7 @@
             <w:r>
               <w:rPr>
                 <w:rFonts w:ascii="Georgia" w:hAnsi="Georgia"/>
-                <w:sz w:val="20"/>
+                <w:sz w:val="19"/>
               </w:rPr>
               <w:t xml:space="preserve">"evaluating outputs"</w:t>
             </w:r>
@@ -3692,7 +3692,7 @@
             <w:r>
               <w:rPr>
                 <w:rFonts w:ascii="Georgia" w:hAnsi="Georgia"/>
-                <w:sz w:val="20"/>
+                <w:sz w:val="19"/>
               </w:rPr>
               <w:t xml:space="preserve">"workflow iteration"</w:t>
             </w:r>
@@ -3722,7 +3722,7 @@
             <w:r>
               <w:rPr>
                 <w:rFonts w:ascii="Georgia" w:hAnsi="Georgia"/>
-                <w:sz w:val="20"/>
+                <w:sz w:val="19"/>
               </w:rPr>
               <w:t xml:space="preserve">Prompt literacy / CLEAR (Lo, 2023)</w:t>
             </w:r>
@@ -3752,21 +3752,21 @@
                 <w:rFonts w:ascii="Georgia" w:hAnsi="Georgia"/>
                 <w:i/>
                 <w:iCs/>
-                <w:sz w:val="20"/>
+                <w:sz w:val="19"/>
               </w:rPr>
               <w:t xml:space="preserve">fused into</w:t>
             </w:r>
             <w:r>
               <w:rPr>
                 <w:rFonts w:ascii="Georgia" w:hAnsi="Georgia"/>
-                <w:sz w:val="20"/>
+                <w:sz w:val="19"/>
               </w:rPr>
               <w:t xml:space="preserve"> </w:t>
             </w:r>
             <w:r>
               <w:rPr>
                 <w:rFonts w:ascii="Georgia" w:hAnsi="Georgia"/>
-                <w:sz w:val="20"/>
+                <w:sz w:val="19"/>
               </w:rPr>
               <w:t xml:space="preserve">"prompting"</w:t>
             </w:r>
@@ -3794,7 +3794,7 @@
             <w:r>
               <w:rPr>
                 <w:rFonts w:ascii="Georgia" w:hAnsi="Georgia"/>
-                <w:sz w:val="20"/>
+                <w:sz w:val="19"/>
               </w:rPr>
               <w:t xml:space="preserve">weakly present</w:t>
             </w:r>
@@ -3824,21 +3824,21 @@
                 <w:rFonts w:ascii="Georgia" w:hAnsi="Georgia"/>
                 <w:i/>
                 <w:iCs/>
-                <w:sz w:val="20"/>
+                <w:sz w:val="19"/>
               </w:rPr>
               <w:t xml:space="preserve">fused into</w:t>
             </w:r>
             <w:r>
               <w:rPr>
                 <w:rFonts w:ascii="Georgia" w:hAnsi="Georgia"/>
-                <w:sz w:val="20"/>
+                <w:sz w:val="19"/>
               </w:rPr>
               <w:t xml:space="preserve"> </w:t>
             </w:r>
             <w:r>
               <w:rPr>
                 <w:rFonts w:ascii="Georgia" w:hAnsi="Georgia"/>
-                <w:sz w:val="20"/>
+                <w:sz w:val="19"/>
               </w:rPr>
               <w:t xml:space="preserve">"iterative refinement"</w:t>
             </w:r>
@@ -3868,7 +3868,7 @@
             <w:r>
               <w:rPr>
                 <w:rFonts w:ascii="Georgia" w:hAnsi="Georgia"/>
-                <w:sz w:val="20"/>
+                <w:sz w:val="19"/>
               </w:rPr>
               <w:t xml:space="preserve">AI literacy (Long &amp; Magerko, 2020; UNESCO, 2024)</w:t>
             </w:r>
@@ -3896,7 +3896,7 @@
             <w:r>
               <w:rPr>
                 <w:rFonts w:ascii="Georgia" w:hAnsi="Georgia"/>
-                <w:sz w:val="20"/>
+                <w:sz w:val="19"/>
               </w:rPr>
               <w:t xml:space="preserve">absent</w:t>
             </w:r>
@@ -3924,7 +3924,7 @@
             <w:r>
               <w:rPr>
                 <w:rFonts w:ascii="Georgia" w:hAnsi="Georgia"/>
-                <w:sz w:val="20"/>
+                <w:sz w:val="19"/>
               </w:rPr>
               <w:t xml:space="preserve">diffuse "critical evaluation"</w:t>
             </w:r>
@@ -3952,7 +3952,7 @@
             <w:r>
               <w:rPr>
                 <w:rFonts w:ascii="Georgia" w:hAnsi="Georgia"/>
-                <w:sz w:val="20"/>
+                <w:sz w:val="19"/>
               </w:rPr>
               <w:t xml:space="preserve">absent</w:t>
             </w:r>
@@ -3982,7 +3982,7 @@
             <w:r>
               <w:rPr>
                 <w:rFonts w:ascii="Georgia" w:hAnsi="Georgia"/>
-                <w:sz w:val="20"/>
+                <w:sz w:val="19"/>
               </w:rPr>
               <w:t xml:space="preserve">Cyborg/Centaur modes (Randazzo et al., 2025)</w:t>
             </w:r>
@@ -4010,7 +4010,7 @@
             <w:r>
               <w:rPr>
                 <w:rFonts w:ascii="Georgia" w:hAnsi="Georgia"/>
-                <w:sz w:val="20"/>
+                <w:sz w:val="19"/>
               </w:rPr>
               <w:t xml:space="preserve">"directed" mode (described, not assessed)</w:t>
             </w:r>
@@ -4038,7 +4038,7 @@
             <w:r>
               <w:rPr>
                 <w:rFonts w:ascii="Georgia" w:hAnsi="Georgia"/>
-                <w:sz w:val="20"/>
+                <w:sz w:val="19"/>
               </w:rPr>
               <w:t xml:space="preserve">"push back / validate"</w:t>
             </w:r>
@@ -4066,7 +4066,7 @@
             <w:r>
               <w:rPr>
                 <w:rFonts w:ascii="Georgia" w:hAnsi="Georgia"/>
-                <w:sz w:val="20"/>
+                <w:sz w:val="19"/>
               </w:rPr>
               <w:t xml:space="preserve">"continuous dialogue"</w:t>
             </w:r>
@@ -6027,7 +6027,7 @@
                 <w:rFonts w:ascii="Georgia" w:hAnsi="Georgia"/>
                 <w:b/>
                 <w:bCs/>
-                <w:sz w:val="20"/>
+                <w:sz w:val="19"/>
               </w:rPr>
               <w:t xml:space="preserve">Framing</w:t>
             </w:r>
@@ -6057,7 +6057,7 @@
                 <w:rFonts w:ascii="Georgia" w:hAnsi="Georgia"/>
                 <w:b/>
                 <w:bCs/>
-                <w:sz w:val="20"/>
+                <w:sz w:val="19"/>
               </w:rPr>
               <w:t xml:space="preserve">+0.62</w:t>
             </w:r>
@@ -6085,7 +6085,7 @@
             <w:r>
               <w:rPr>
                 <w:rFonts w:ascii="Georgia" w:hAnsi="Georgia"/>
-                <w:sz w:val="20"/>
+                <w:sz w:val="19"/>
               </w:rPr>
               <w:t xml:space="preserve">−0.02</w:t>
             </w:r>
@@ -6113,7 +6113,7 @@
             <w:r>
               <w:rPr>
                 <w:rFonts w:ascii="Georgia" w:hAnsi="Georgia"/>
-                <w:sz w:val="20"/>
+                <w:sz w:val="19"/>
               </w:rPr>
               <w:t xml:space="preserve">−0.07</w:t>
             </w:r>
@@ -6145,7 +6145,7 @@
                 <w:rFonts w:ascii="Georgia" w:hAnsi="Georgia"/>
                 <w:b/>
                 <w:bCs/>
-                <w:sz w:val="20"/>
+                <w:sz w:val="19"/>
               </w:rPr>
               <w:t xml:space="preserve">Judging</w:t>
             </w:r>
@@ -6173,7 +6173,7 @@
             <w:r>
               <w:rPr>
                 <w:rFonts w:ascii="Georgia" w:hAnsi="Georgia"/>
-                <w:sz w:val="20"/>
+                <w:sz w:val="19"/>
               </w:rPr>
               <w:t xml:space="preserve">+0.00</w:t>
             </w:r>
@@ -6203,7 +6203,7 @@
                 <w:rFonts w:ascii="Georgia" w:hAnsi="Georgia"/>
                 <w:b/>
                 <w:bCs/>
-                <w:sz w:val="20"/>
+                <w:sz w:val="19"/>
               </w:rPr>
               <w:t xml:space="preserve">+2.00</w:t>
             </w:r>
@@ -6231,7 +6231,7 @@
             <w:r>
               <w:rPr>
                 <w:rFonts w:ascii="Georgia" w:hAnsi="Georgia"/>
-                <w:sz w:val="20"/>
+                <w:sz w:val="19"/>
               </w:rPr>
               <w:t xml:space="preserve">+0.00</w:t>
             </w:r>
@@ -6263,7 +6263,7 @@
                 <w:rFonts w:ascii="Georgia" w:hAnsi="Georgia"/>
                 <w:b/>
                 <w:bCs/>
-                <w:sz w:val="20"/>
+                <w:sz w:val="19"/>
               </w:rPr>
               <w:t xml:space="preserve">Steering</w:t>
             </w:r>
@@ -6291,7 +6291,7 @@
             <w:r>
               <w:rPr>
                 <w:rFonts w:ascii="Georgia" w:hAnsi="Georgia"/>
-                <w:sz w:val="20"/>
+                <w:sz w:val="19"/>
               </w:rPr>
               <w:t xml:space="preserve">−0.12</w:t>
             </w:r>
@@ -6319,7 +6319,7 @@
             <w:r>
               <w:rPr>
                 <w:rFonts w:ascii="Georgia" w:hAnsi="Georgia"/>
-                <w:sz w:val="20"/>
+                <w:sz w:val="19"/>
               </w:rPr>
               <w:t xml:space="preserve">+0.27</w:t>
             </w:r>
@@ -6349,7 +6349,7 @@
                 <w:rFonts w:ascii="Georgia" w:hAnsi="Georgia"/>
                 <w:b/>
                 <w:bCs/>
-                <w:sz w:val="20"/>
+                <w:sz w:val="19"/>
               </w:rPr>
               <w:t xml:space="preserve">+0.43</w:t>
             </w:r>
@@ -7165,7 +7165,7 @@
             <w:r>
               <w:rPr>
                 <w:rFonts w:ascii="Georgia" w:hAnsi="Georgia"/>
-                <w:sz w:val="20"/>
+                <w:sz w:val="19"/>
               </w:rPr>
               <w:t xml:space="preserve">same skill across gpt-4o, gpt-4o-mini, llama-3.3-70b</w:t>
             </w:r>
@@ -7195,7 +7195,7 @@
                 <w:rFonts w:ascii="Georgia" w:hAnsi="Georgia"/>
                 <w:b/>
                 <w:bCs/>
-                <w:sz w:val="20"/>
+                <w:sz w:val="19"/>
               </w:rPr>
               <w:t xml:space="preserve">+0.57</w:t>
             </w:r>
@@ -7225,7 +7225,7 @@
                 <w:rFonts w:ascii="Georgia" w:hAnsi="Georgia"/>
                 <w:b/>
                 <w:bCs/>
-                <w:sz w:val="20"/>
+                <w:sz w:val="19"/>
               </w:rPr>
               <w:t xml:space="preserve">+0.67</w:t>
             </w:r>
@@ -7253,7 +7253,7 @@
             <w:r>
               <w:rPr>
                 <w:rFonts w:ascii="Georgia" w:hAnsi="Georgia"/>
-                <w:sz w:val="20"/>
+                <w:sz w:val="19"/>
               </w:rPr>
               <w:t xml:space="preserve">+0.21</w:t>
             </w:r>
@@ -7492,7 +7492,7 @@
             <w:r>
               <w:rPr>
                 <w:rFonts w:ascii="Georgia" w:hAnsi="Georgia"/>
-                <w:sz w:val="20"/>
+                <w:sz w:val="19"/>
               </w:rPr>
               <w:t xml:space="preserve">independent (crossed) competences</w:t>
             </w:r>
@@ -7520,7 +7520,7 @@
             <w:r>
               <w:rPr>
                 <w:rFonts w:ascii="Georgia" w:hAnsi="Georgia"/>
-                <w:sz w:val="20"/>
+                <w:sz w:val="19"/>
               </w:rPr>
               <w:t xml:space="preserve">−0.03</w:t>
             </w:r>
@@ -7548,7 +7548,7 @@
             <w:r>
               <w:rPr>
                 <w:rFonts w:ascii="Georgia" w:hAnsi="Georgia"/>
-                <w:sz w:val="20"/>
+                <w:sz w:val="19"/>
               </w:rPr>
               <w:t xml:space="preserve">−0.12</w:t>
             </w:r>
@@ -7576,7 +7576,7 @@
             <w:r>
               <w:rPr>
                 <w:rFonts w:ascii="Georgia" w:hAnsi="Georgia"/>
-                <w:sz w:val="20"/>
+                <w:sz w:val="19"/>
               </w:rPr>
               <w:t xml:space="preserve">+0.25</w:t>
             </w:r>
@@ -7604,14 +7604,14 @@
             <w:r>
               <w:rPr>
                 <w:rFonts w:ascii="Georgia" w:hAnsi="Georgia"/>
-                <w:sz w:val="20"/>
+                <w:sz w:val="19"/>
               </w:rPr>
               <w:t xml:space="preserve">mean</w:t>
             </w:r>
             <w:r>
               <w:rPr>
                 <w:rFonts w:ascii="Georgia" w:hAnsi="Georgia"/>
-                <w:sz w:val="20"/>
+                <w:sz w:val="19"/>
               </w:rPr>
               <w:t xml:space="preserve"> </w:t>
             </w:r>
@@ -7635,14 +7635,14 @@
             <w:r>
               <w:rPr>
                 <w:rFonts w:ascii="Georgia" w:hAnsi="Georgia"/>
-                <w:sz w:val="20"/>
+                <w:sz w:val="19"/>
               </w:rPr>
               <w:t xml:space="preserve"> </w:t>
             </w:r>
             <w:r>
               <w:rPr>
                 <w:rFonts w:ascii="Georgia" w:hAnsi="Georgia"/>
-                <w:sz w:val="20"/>
+                <w:sz w:val="19"/>
               </w:rPr>
               <w:t xml:space="preserve">= 0.13</w:t>
             </w:r>
@@ -7672,7 +7672,7 @@
             <w:r>
               <w:rPr>
                 <w:rFonts w:ascii="Georgia" w:hAnsi="Georgia"/>
-                <w:sz w:val="20"/>
+                <w:sz w:val="19"/>
               </w:rPr>
               <w:t xml:space="preserve">shared single-ability level</w:t>
             </w:r>
@@ -7702,7 +7702,7 @@
                 <w:rFonts w:ascii="Georgia" w:hAnsi="Georgia"/>
                 <w:b/>
                 <w:bCs/>
-                <w:sz w:val="20"/>
+                <w:sz w:val="19"/>
               </w:rPr>
               <w:t xml:space="preserve">+0.52</w:t>
             </w:r>
@@ -7730,7 +7730,7 @@
             <w:r>
               <w:rPr>
                 <w:rFonts w:ascii="Georgia" w:hAnsi="Georgia"/>
-                <w:sz w:val="20"/>
+                <w:sz w:val="19"/>
               </w:rPr>
               <w:t xml:space="preserve">+0.14</w:t>
             </w:r>
@@ -7760,7 +7760,7 @@
                 <w:rFonts w:ascii="Georgia" w:hAnsi="Georgia"/>
                 <w:b/>
                 <w:bCs/>
-                <w:sz w:val="20"/>
+                <w:sz w:val="19"/>
               </w:rPr>
               <w:t xml:space="preserve">+0.56</w:t>
             </w:r>
@@ -7788,14 +7788,14 @@
             <w:r>
               <w:rPr>
                 <w:rFonts w:ascii="Georgia" w:hAnsi="Georgia"/>
-                <w:sz w:val="20"/>
+                <w:sz w:val="19"/>
               </w:rPr>
               <w:t xml:space="preserve">mean</w:t>
             </w:r>
             <w:r>
               <w:rPr>
                 <w:rFonts w:ascii="Georgia" w:hAnsi="Georgia"/>
-                <w:sz w:val="20"/>
+                <w:sz w:val="19"/>
               </w:rPr>
               <w:t xml:space="preserve"> </w:t>
             </w:r>
@@ -7807,14 +7807,14 @@
             <w:r>
               <w:rPr>
                 <w:rFonts w:ascii="Georgia" w:hAnsi="Georgia"/>
-                <w:sz w:val="20"/>
+                <w:sz w:val="19"/>
               </w:rPr>
               <w:t xml:space="preserve"> </w:t>
             </w:r>
             <w:r>
               <w:rPr>
                 <w:rFonts w:ascii="Georgia" w:hAnsi="Georgia"/>
-                <w:sz w:val="20"/>
+                <w:sz w:val="19"/>
               </w:rPr>
               <w:t xml:space="preserve">= +0.41</w:t>
             </w:r>
@@ -11794,7 +11794,7 @@
               <a:graphicData uri="http://schemas.openxmlformats.org/drawingml/2006/picture">
                 <pic:pic>
                   <pic:nvPicPr>
-                    <pic:cNvPr descr="C:/Users/apart/AppData/Local/Temp/html2doc_svg_ItCGX9/svg_2.png" id="47" name="Picture"/>
+                    <pic:cNvPr descr="C:/Users/apart/AppData/Local/Temp/html2doc_svg_R3x6K1/svg_2.png" id="47" name="Picture"/>
                     <pic:cNvPicPr>
                       <a:picLocks noChangeArrowheads="1" noChangeAspect="1"/>
                     </pic:cNvPicPr>
@@ -12423,7 +12423,7 @@
             <w:r>
               <w:rPr>
                 <w:rFonts w:ascii="Georgia" w:hAnsi="Georgia"/>
-                <w:sz w:val="20"/>
+                <w:sz w:val="19"/>
               </w:rPr>
               <w:t xml:space="preserve">STEM</w:t>
             </w:r>
@@ -12451,7 +12451,7 @@
             <w:r>
               <w:rPr>
                 <w:rFonts w:ascii="Georgia" w:hAnsi="Georgia"/>
-                <w:sz w:val="20"/>
+                <w:sz w:val="19"/>
               </w:rPr>
               <w:t xml:space="preserve">Computer Science (algorithms); Physics (classical mechanics); Mathematics (linear algebra); Electrical Engineering (signal processing); Biology (molecular biology)</w:t>
             </w:r>
@@ -12481,7 +12481,7 @@
             <w:r>
               <w:rPr>
                 <w:rFonts w:ascii="Georgia" w:hAnsi="Georgia"/>
-                <w:sz w:val="20"/>
+                <w:sz w:val="19"/>
               </w:rPr>
               <w:t xml:space="preserve">Social sciences</w:t>
             </w:r>
@@ -12509,7 +12509,7 @@
             <w:r>
               <w:rPr>
                 <w:rFonts w:ascii="Georgia" w:hAnsi="Georgia"/>
-                <w:sz w:val="20"/>
+                <w:sz w:val="19"/>
               </w:rPr>
               <w:t xml:space="preserve">Economics (microeconomics); Political Science (international relations); Psychology (cognitive psychology)</w:t>
             </w:r>
@@ -12539,7 +12539,7 @@
             <w:r>
               <w:rPr>
                 <w:rFonts w:ascii="Georgia" w:hAnsi="Georgia"/>
-                <w:sz w:val="20"/>
+                <w:sz w:val="19"/>
               </w:rPr>
               <w:t xml:space="preserve">Humanities and law</w:t>
             </w:r>
@@ -12567,7 +12567,7 @@
             <w:r>
               <w:rPr>
                 <w:rFonts w:ascii="Georgia" w:hAnsi="Georgia"/>
-                <w:sz w:val="20"/>
+                <w:sz w:val="19"/>
               </w:rPr>
               <w:t xml:space="preserve">Philosophy (applied ethics); Law (constitutional law)</w:t>
             </w:r>
@@ -12597,7 +12597,7 @@
             <w:r>
               <w:rPr>
                 <w:rFonts w:ascii="Georgia" w:hAnsi="Georgia"/>
-                <w:sz w:val="20"/>
+                <w:sz w:val="19"/>
               </w:rPr>
               <w:t xml:space="preserve">Professional and education</w:t>
             </w:r>
@@ -12625,7 +12625,7 @@
             <w:r>
               <w:rPr>
                 <w:rFonts w:ascii="Georgia" w:hAnsi="Georgia"/>
-                <w:sz w:val="20"/>
+                <w:sz w:val="19"/>
               </w:rPr>
               <w:t xml:space="preserve">Business (organizational behavior); Education (educational technology)</w:t>
             </w:r>

--- a/docs/coreasoning.docx
+++ b/docs/coreasoning.docx
@@ -645,7 +645,7 @@
               <a:graphicData uri="http://schemas.openxmlformats.org/drawingml/2006/picture">
                 <pic:pic>
                   <pic:nvPicPr>
-                    <pic:cNvPr descr="C:/Users/apart/AppData/Local/Temp/html2doc_svg_R3x6K1/svg_0.png" id="12" name="Picture"/>
+                    <pic:cNvPr descr="C:/Users/apart/AppData/Local/Temp/html2doc_svg_uCca4l/svg_0.png" id="12" name="Picture"/>
                     <pic:cNvPicPr>
                       <a:picLocks noChangeArrowheads="1" noChangeAspect="1"/>
                     </pic:cNvPicPr>
@@ -1002,13 +1002,13 @@
         <w:t xml:space="preserve"> </w:t>
       </w:r>
       <w:r>
-        <w:t xml:space="preserve">under a single unifying monitor-control architecture, so the decomposition is principled rather</w:t>
-      </w:r>
-      <w:r>
-        <w:t xml:space="preserve"> </w:t>
-      </w:r>
-      <w:r>
-        <w:t xml:space="preserve">than ad hoc.</w:t>
+        <w:t xml:space="preserve">under a single unifying monitor-control architecture, so each skill carries an explicit theoretical</w:t>
+      </w:r>
+      <w:r>
+        <w:t xml:space="preserve"> </w:t>
+      </w:r>
+      <w:r>
+        <w:t xml:space="preserve">warrant.</w:t>
       </w:r>
     </w:p>
     <w:p>
@@ -1047,13 +1047,13 @@
         <w:t xml:space="preserve"> </w:t>
       </w:r>
       <w:r>
-        <w:t xml:space="preserve">offloading), which is what turns a taxonomy into a conceptual contribution that proposes new</w:t>
-      </w:r>
-      <w:r>
-        <w:t xml:space="preserve"> </w:t>
-      </w:r>
-      <w:r>
-        <w:t xml:space="preserve">relationships among constructs (Gilson &amp; Goldberg, 2015; Jaakkola, 2020).</w:t>
+        <w:t xml:space="preserve">offloading), proposing new relationships among the constructs (Gilson &amp; Goldberg, 2015;</w:t>
+      </w:r>
+      <w:r>
+        <w:t xml:space="preserve"> </w:t>
+      </w:r>
+      <w:r>
+        <w:t xml:space="preserve">Jaakkola, 2020).</w:t>
       </w:r>
     </w:p>
     <w:p>
@@ -1086,7 +1086,7 @@
         <w:t xml:space="preserve"> </w:t>
       </w:r>
       <w:r>
-        <w:t xml:space="preserve">demands, prompt-literacy, and AI-literacy models), stating exactly what is and is not new.</w:t>
+        <w:t xml:space="preserve">demands, prompt-literacy, and AI-literacy models), delineating what the model contributes beyond each.</w:t>
       </w:r>
     </w:p>
     <w:p>
@@ -1107,7 +1107,7 @@
           <w:b/>
           <w:bCs/>
         </w:rPr>
-        <w:t xml:space="preserve">A proof-of-concept instrument and feasibility demonstration</w:t>
+        <w:t xml:space="preserve">An instrument and feasibility demonstration</w:t>
       </w:r>
       <w:r>
         <w:t xml:space="preserve"> </w:t>
@@ -1131,7 +1131,7 @@
         <w:t xml:space="preserve"> </w:t>
       </w:r>
       <w:r>
-        <w:t xml:space="preserve">evidence that the skills are separately measurable, not one relabeled "prompting" skill.</w:t>
+        <w:t xml:space="preserve">evidence that the three skills are separately measurable and genuinely distinct.</w:t>
       </w:r>
     </w:p>
     <w:p>
@@ -1715,7 +1715,7 @@
               <a:graphicData uri="http://schemas.openxmlformats.org/drawingml/2006/picture">
                 <pic:pic>
                   <pic:nvPicPr>
-                    <pic:cNvPr descr="C:/Users/apart/AppData/Local/Temp/html2doc_svg_R3x6K1/svg_1.png" id="17" name="Picture"/>
+                    <pic:cNvPr descr="C:/Users/apart/AppData/Local/Temp/html2doc_svg_uCca4l/svg_1.png" id="17" name="Picture"/>
                     <pic:cNvPicPr>
                       <a:picLocks noChangeArrowheads="1" noChangeAspect="1"/>
                     </pic:cNvPicPr>
@@ -3074,7 +3074,7 @@
         <w:t xml:space="preserve"> </w:t>
       </w:r>
       <w:r>
-        <w:t xml:space="preserve">separately is not a cosmetic relabeling: it predicts, and our feasibility demonstration supports, that</w:t>
+        <w:t xml:space="preserve">separately is consequential: it predicts, and our feasibility demonstration supports, that</w:t>
       </w:r>
       <w:r>
         <w:t xml:space="preserve"> </w:t>
@@ -4462,7 +4462,7 @@
         <w:t xml:space="preserve"> </w:t>
       </w:r>
       <w:r>
-        <w:t xml:space="preserve">dissociate. The defensible claim is not that any single skill is new, but that the</w:t>
+        <w:t xml:space="preserve">dissociate. The contribution is the</w:t>
       </w:r>
       <w:r>
         <w:t xml:space="preserve"> </w:t>
@@ -4478,19 +4478,19 @@
         <w:t xml:space="preserve"> </w:t>
       </w:r>
       <w:r>
-        <w:t xml:space="preserve">is</w:t>
-      </w:r>
-      <w:r>
-        <w:t xml:space="preserve"> </w:t>
-      </w:r>
-      <w:r>
-        <w:t xml:space="preserve">both theoretically motivated (monitor-control plus an upstream task definition) and empirically</w:t>
-      </w:r>
-      <w:r>
-        <w:t xml:space="preserve"> </w:t>
-      </w:r>
-      <w:r>
-        <w:t xml:space="preserve">consequential (the skills can be measured apart).</w:t>
+        <w:t xml:space="preserve">itself, which is both theoretically motivated</w:t>
+      </w:r>
+      <w:r>
+        <w:t xml:space="preserve"> </w:t>
+      </w:r>
+      <w:r>
+        <w:t xml:space="preserve">(monitor-control plus an upstream task definition) and empirically consequential (the skills can be</w:t>
+      </w:r>
+      <w:r>
+        <w:t xml:space="preserve"> </w:t>
+      </w:r>
+      <w:r>
+        <w:t xml:space="preserve">measured apart).</w:t>
       </w:r>
     </w:p>
     <w:bookmarkEnd w:id="24"/>
@@ -5007,7 +5007,7 @@
       </w:r>
     </w:p>
     <w:bookmarkEnd w:id="25"/>
-    <w:bookmarkStart w:id="26" w:name="X3d8be0d8bf4ad30b87d3536652355afd0bfa982"/>
+    <w:bookmarkStart w:id="26" w:name="Xda76768f9859ddfff08169db8cdc74bf43af05b"/>
     <w:p>
       <w:pPr>
         <w:pStyle w:val="Heading2"/>
@@ -5016,7 +5016,7 @@
         <w:widowControl w:val="1"/>
       </w:pPr>
       <w:r>
-        <w:t xml:space="preserve">7.1 Operationalization: a proof-of-concept instrument</w:t>
+        <w:t xml:space="preserve">7.1 Operationalization: the assessment instrument</w:t>
       </w:r>
     </w:p>
     <w:p>
@@ -9070,7 +9070,7 @@
         <w:widowControl w:val="1"/>
       </w:pPr>
       <w:r>
-        <w:t xml:space="preserve">This is a conceptual contribution with a proof-of-concept instrument, and three boundary conditions</w:t>
+        <w:t xml:space="preserve">This is a conceptual contribution with a working instrument, and three boundary conditions</w:t>
       </w:r>
       <w:r>
         <w:t xml:space="preserve"> </w:t>
@@ -11794,7 +11794,7 @@
               <a:graphicData uri="http://schemas.openxmlformats.org/drawingml/2006/picture">
                 <pic:pic>
                   <pic:nvPicPr>
-                    <pic:cNvPr descr="C:/Users/apart/AppData/Local/Temp/html2doc_svg_R3x6K1/svg_2.png" id="47" name="Picture"/>
+                    <pic:cNvPr descr="C:/Users/apart/AppData/Local/Temp/html2doc_svg_uCca4l/svg_2.png" id="47" name="Picture"/>
                     <pic:cNvPicPr>
                       <a:picLocks noChangeArrowheads="1" noChangeAspect="1"/>
                     </pic:cNvPicPr>

--- a/docs/coreasoning.docx
+++ b/docs/coreasoning.docx
@@ -2,7 +2,7 @@
 <file path=word/document.xml><?xml version="1.0" encoding="utf-8"?>
 <w:document xmlns:w="http://schemas.openxmlformats.org/wordprocessingml/2006/main" xmlns:m="http://schemas.openxmlformats.org/officeDocument/2006/math" xmlns:r="http://schemas.openxmlformats.org/officeDocument/2006/relationships" xmlns:o="urn:schemas-microsoft-com:office:office" xmlns:v="urn:schemas-microsoft-com:vml" xmlns:w10="urn:schemas-microsoft-com:office:word" xmlns:a="http://schemas.openxmlformats.org/drawingml/2006/main" xmlns:pic="http://schemas.openxmlformats.org/drawingml/2006/picture" xmlns:wp="http://schemas.openxmlformats.org/drawingml/2006/wordprocessingDrawing">
   <w:body>
-    <w:bookmarkStart w:id="51" w:name="Xdf9502ef5c17bbba6731875408e8426bd513f0c"/>
+    <w:bookmarkStart w:id="52" w:name="Xdf9502ef5c17bbba6731875408e8426bd513f0c"/>
     <w:p>
       <w:pPr>
         <w:pStyle w:val="Title"/>
@@ -645,7 +645,7 @@
               <a:graphicData uri="http://schemas.openxmlformats.org/drawingml/2006/picture">
                 <pic:pic>
                   <pic:nvPicPr>
-                    <pic:cNvPr descr="C:/Users/apart/AppData/Local/Temp/html2doc_svg_uCca4l/svg_0.png" id="12" name="Picture"/>
+                    <pic:cNvPr descr="C:/Users/apart/AppData/Local/Temp/html2doc_svg_A075fu/svg_0.png" id="12" name="Picture"/>
                     <pic:cNvPicPr>
                       <a:picLocks noChangeArrowheads="1" noChangeAspect="1"/>
                     </pic:cNvPicPr>
@@ -1195,7 +1195,7 @@
         <w:t xml:space="preserve"> </w:t>
       </w:r>
       <w:r>
-        <w:t xml:space="preserve">the efficacy study that tests learning outcomes is the next stage of the program (Section 10).</w:t>
+        <w:t xml:space="preserve">the efficacy study that tests learning outcomes is the next stage of the program (Section 9.3).</w:t>
       </w:r>
     </w:p>
     <w:bookmarkEnd w:id="13"/>
@@ -1715,7 +1715,7 @@
               <a:graphicData uri="http://schemas.openxmlformats.org/drawingml/2006/picture">
                 <pic:pic>
                   <pic:nvPicPr>
-                    <pic:cNvPr descr="C:/Users/apart/AppData/Local/Temp/html2doc_svg_uCca4l/svg_1.png" id="17" name="Picture"/>
+                    <pic:cNvPr descr="C:/Users/apart/AppData/Local/Temp/html2doc_svg_A075fu/svg_1.png" id="17" name="Picture"/>
                     <pic:cNvPicPr>
                       <a:picLocks noChangeArrowheads="1" noChangeAspect="1"/>
                     </pic:cNvPicPr>
@@ -2815,7 +2815,7 @@
         <w:t xml:space="preserve"> </w:t>
       </w:r>
       <w:r>
-        <w:t xml:space="preserve">are stated here as falsifiable hypotheses for the validation and classroom agenda (Section 10),</w:t>
+        <w:t xml:space="preserve">are stated here as falsifiable hypotheses for the validation and classroom agenda (Section 9.3),</w:t>
       </w:r>
       <w:r>
         <w:t xml:space="preserve"> </w:t>
@@ -4494,7 +4494,7 @@
       </w:r>
     </w:p>
     <w:bookmarkEnd w:id="24"/>
-    <w:bookmarkStart w:id="25" w:name="Xb469208b37f38982902a67bd55b39b9d5195787"/>
+    <w:bookmarkStart w:id="26" w:name="Xb469208b37f38982902a67bd55b39b9d5195787"/>
     <w:p>
       <w:pPr>
         <w:pStyle w:val="Heading2"/>
@@ -4598,7 +4598,7 @@
         <w:t xml:space="preserve"> </w:t>
       </w:r>
       <w:r>
-        <w:t xml:space="preserve">English-language (Section 11), and the quantitative results come from the scoring engine over controlled</w:t>
+        <w:t xml:space="preserve">English-language (Section 9.2), and the quantitative results come from the scoring engine over controlled</w:t>
       </w:r>
       <w:r>
         <w:t xml:space="preserve"> </w:t>
@@ -5006,11 +5006,10 @@
         <w:t xml:space="preserve">the instrument that produces those scores.</w:t>
       </w:r>
     </w:p>
-    <w:bookmarkEnd w:id="25"/>
-    <w:bookmarkStart w:id="26" w:name="Xda76768f9859ddfff08169db8cdc74bf43af05b"/>
+    <w:bookmarkStart w:id="25" w:name="Xda76768f9859ddfff08169db8cdc74bf43af05b"/>
     <w:p>
       <w:pPr>
-        <w:pStyle w:val="Heading2"/>
+        <w:pStyle w:val="Heading3"/>
         <w:keepNext/>
         <w:keepLines/>
         <w:widowControl w:val="1"/>
@@ -5363,7 +5362,7 @@
         <w:t xml:space="preserve"> </w:t>
       </w:r>
       <w:r>
-        <w:t xml:space="preserve">agreement with human experts is the separate validity question the prepared study in Section 10</w:t>
+        <w:t xml:space="preserve">agreement with human experts is the separate validity question the prepared study in Section 9.3</w:t>
       </w:r>
       <w:r>
         <w:t xml:space="preserve"> </w:t>
@@ -5372,6 +5371,7 @@
         <w:t xml:space="preserve">addresses.</w:t>
       </w:r>
     </w:p>
+    <w:bookmarkEnd w:id="25"/>
     <w:bookmarkEnd w:id="26"/>
     <w:bookmarkStart w:id="33" w:name="X4d8e342cb22c9aa3a4677d1e6b5af262e28c318"/>
     <w:p>
@@ -5476,7 +5476,7 @@
         <w:t xml:space="preserve"> </w:t>
       </w:r>
       <w:r>
-        <w:t xml:space="preserve">graders is prepared and is the next stage (Section 10).</w:t>
+        <w:t xml:space="preserve">graders is prepared and is the next stage (Section 9.3).</w:t>
       </w:r>
     </w:p>
     <w:p>
@@ -5797,7 +5797,7 @@
         <w:t xml:space="preserve"> </w:t>
       </w:r>
       <w:r>
-        <w:t xml:space="preserve">seeded issues are themselves machine-generated and not yet human-verified (Section 11). We therefore</w:t>
+        <w:t xml:space="preserve">seeded issues are themselves machine-generated and not yet human-verified (Section 9.2). We therefore</w:t>
       </w:r>
       <w:r>
         <w:t xml:space="preserve"> </w:t>
@@ -8170,7 +8170,7 @@
         <w:t xml:space="preserve"> </w:t>
       </w:r>
       <w:r>
-        <w:t xml:space="preserve">on repeat (a precision check, not accuracy against humans); the dissociation replicates across three grader backends spanning two providers (gpt-4o, gpt-4o-mini, and Meta's llama-3.3-70b; diagonal-to-off-diagonal ratio 39), so it does not hinge on one model snapshot; and a ground-truth ablation shows Framing and Steering are scored by rubric-guided model judgment while Judging, as instrumented, tracks the seeded answer key, which locates the Judging score to settings with known ground truth (Section 10 specifies the open-ended variant).</w:t>
+        <w:t xml:space="preserve">on repeat (a precision check, not accuracy against humans); the dissociation replicates across three grader backends spanning two providers (gpt-4o, gpt-4o-mini, and Meta's llama-3.3-70b; diagonal-to-off-diagonal ratio 39), so it does not hinge on one model snapshot; and a ground-truth ablation shows Framing and Steering are scored by rubric-guided model judgment while Judging, as instrumented, tracks the seeded answer key, which locates the Judging score to settings with known ground truth (Section 9.3 specifies the open-ended variant).</w:t>
       </w:r>
     </w:p>
     <w:p>
@@ -8228,7 +8228,7 @@
         <w:t xml:space="preserve"> </w:t>
       </w:r>
       <w:r>
-        <w:t xml:space="preserve">human experts is the validity step the prepared study in Section 10 supplies.</w:t>
+        <w:t xml:space="preserve">human experts is the validity step the prepared study in Section 9.3 supplies.</w:t>
       </w:r>
       <w:r>
         <w:t xml:space="preserve"> </w:t>
@@ -8274,7 +8274,7 @@
       </w:r>
     </w:p>
     <w:bookmarkEnd w:id="33"/>
-    <w:bookmarkStart w:id="34" w:name="Xa46466f38120f8ee74cb65c819a5bdd7729dab3"/>
+    <w:bookmarkStart w:id="37" w:name="X7c81bf03759b1b00759d96e3a328e2270cfccbb"/>
     <w:p>
       <w:pPr>
         <w:pStyle w:val="Heading2"/>
@@ -8283,7 +8283,7 @@
         <w:widowControl w:val="1"/>
       </w:pPr>
       <w:r>
-        <w:t xml:space="preserve">9. Tensions and boundary conditions</w:t>
+        <w:t xml:space="preserve">9. Discussion</w:t>
       </w:r>
     </w:p>
     <w:p>
@@ -8295,7 +8295,31 @@
         <w:widowControl w:val="1"/>
       </w:pPr>
       <w:r>
-        <w:t xml:space="preserve">A mature account must confront four tensions rather than paper over them.</w:t>
+        <w:t xml:space="preserve">The feasibility demonstration establishes that the three skills are separable and automatically scoreable; this section reconciles the tensions the framework raises, bounds the present evidence, and specifies the validation program it invites.</w:t>
+      </w:r>
+    </w:p>
+    <w:bookmarkStart w:id="34" w:name="X9cd38e1771607e53b4b4a0356b4c74bde46c9a2"/>
+    <w:p>
+      <w:pPr>
+        <w:pStyle w:val="Heading3"/>
+        <w:keepNext/>
+        <w:keepLines/>
+        <w:widowControl w:val="1"/>
+      </w:pPr>
+      <w:r>
+        <w:t xml:space="preserve">9.1 Tensions the framework reconciles</w:t>
+      </w:r>
+    </w:p>
+    <w:p>
+      <w:pPr>
+        <w:pStyle w:val="FirstParagraph"/>
+        <w:jc w:val="both"/>
+        <w:keepNext w:val="0"/>
+        <w:keepLines w:val="0"/>
+        <w:widowControl w:val="1"/>
+      </w:pPr>
+      <w:r>
+        <w:t xml:space="preserve">Four tensions bear on the framework, each with a resolution within it.</w:t>
       </w:r>
     </w:p>
     <w:p>
@@ -8372,7 +8396,7 @@
         <w:t xml:space="preserve"> </w:t>
       </w:r>
       <w:r>
-        <w:t xml:space="preserve">Section 10.</w:t>
+        <w:t xml:space="preserve">Section 9.3.</w:t>
       </w:r>
     </w:p>
     <w:p>
@@ -8530,16 +8554,125 @@
       </w:r>
     </w:p>
     <w:bookmarkEnd w:id="34"/>
-    <w:bookmarkStart w:id="35" w:name="Xba3f6dd9d03393d7b20e910759a94d79249c978"/>
+    <w:bookmarkStart w:id="35" w:name="Xa9110b14b39a15f11efd4a7059397e4d3b338cc"/>
     <w:p>
       <w:pPr>
-        <w:pStyle w:val="Heading2"/>
+        <w:pStyle w:val="Heading3"/>
         <w:keepNext/>
         <w:keepLines/>
         <w:widowControl w:val="1"/>
       </w:pPr>
       <w:r>
-        <w:t xml:space="preserve">10. A validation and assessment agenda</w:t>
+        <w:t xml:space="preserve">9.2 Scope and boundary conditions</w:t>
+      </w:r>
+    </w:p>
+    <w:p>
+      <w:pPr>
+        <w:pStyle w:val="FirstParagraph"/>
+        <w:jc w:val="both"/>
+        <w:keepNext w:val="0"/>
+        <w:keepLines w:val="0"/>
+        <w:widowControl w:val="1"/>
+      </w:pPr>
+      <w:r>
+        <w:t xml:space="preserve">This is a conceptual contribution with a working instrument, and three boundary conditions</w:t>
+      </w:r>
+      <w:r>
+        <w:t xml:space="preserve"> </w:t>
+      </w:r>
+      <w:r>
+        <w:t xml:space="preserve">define where the present evidence applies. The feasibility demonstration uses simulated learners of</w:t>
+      </w:r>
+      <w:r>
+        <w:t xml:space="preserve"> </w:t>
+      </w:r>
+      <w:r>
+        <w:t xml:space="preserve">controlled competence: they establish that the grader carries signal and that the skills separate, and</w:t>
+      </w:r>
+      <w:r>
+        <w:t xml:space="preserve"> </w:t>
+      </w:r>
+      <w:r>
+        <w:t xml:space="preserve">they set up the human-learner studies of Section 9.3. To keep generation and grading independent,</w:t>
+      </w:r>
+      <w:r>
+        <w:t xml:space="preserve"> </w:t>
+      </w:r>
+      <w:r>
+        <w:t xml:space="preserve">learners are generated by one model (gpt-4o-mini) and graded by another (gpt-4o), and the dissociation</w:t>
+      </w:r>
+      <w:r>
+        <w:t xml:space="preserve"> </w:t>
+      </w:r>
+      <w:r>
+        <w:t xml:space="preserve">replicates across grader backends spanning two providers (Section 8); broadening the grader pool further</w:t>
+      </w:r>
+      <w:r>
+        <w:t xml:space="preserve"> </w:t>
+      </w:r>
+      <w:r>
+        <w:t xml:space="preserve">is part of the validation program. The challenges are English-language, and agreement with human</w:t>
+      </w:r>
+      <w:r>
+        <w:t xml:space="preserve"> </w:t>
+      </w:r>
+      <w:r>
+        <w:t xml:space="preserve">experts is the defined next step (Section 9.3). Two construct-specific boundaries are worth stating.</w:t>
+      </w:r>
+      <w:r>
+        <w:t xml:space="preserve"> </w:t>
+      </w:r>
+      <w:r>
+        <w:t xml:space="preserve">First, Judging as instrumented here is scored against a seeded answer key, so the Judging score applies</w:t>
+      </w:r>
+      <w:r>
+        <w:t xml:space="preserve"> </w:t>
+      </w:r>
+      <w:r>
+        <w:t xml:space="preserve">to settings with known ground truth; open-ended scoring without a key is a distinct instrumentation</w:t>
+      </w:r>
+      <w:r>
+        <w:t xml:space="preserve"> </w:t>
+      </w:r>
+      <w:r>
+        <w:t xml:space="preserve">that Section 9.3 specifies. Second, Steering's signal is governed by the P2 ceiling by design (its</w:t>
+      </w:r>
+      <w:r>
+        <w:t xml:space="preserve"> </w:t>
+      </w:r>
+      <w:r>
+        <w:t xml:space="preserve">quality is capped by the judging it follows), a relation that human steering data will trace directly.</w:t>
+      </w:r>
+      <w:r>
+        <w:t xml:space="preserve"> </w:t>
+      </w:r>
+      <w:r>
+        <w:t xml:space="preserve">What the paper establishes is a theoretically-grounded decomposition with stated propositions, a precise</w:t>
+      </w:r>
+      <w:r>
+        <w:t xml:space="preserve"> </w:t>
+      </w:r>
+      <w:r>
+        <w:t xml:space="preserve">novelty boundary, and evidence that the three constructs are separable and automatically scoreable; the</w:t>
+      </w:r>
+      <w:r>
+        <w:t xml:space="preserve"> </w:t>
+      </w:r>
+      <w:r>
+        <w:t xml:space="preserve">efficacy study of learning outcomes is the next stage of the program.</w:t>
+      </w:r>
+    </w:p>
+    <w:bookmarkEnd w:id="35"/>
+    <w:bookmarkStart w:id="36" w:name="Xf6895654d04db058866422aa3d66bea4a80775b"/>
+    <w:p>
+      <w:pPr>
+        <w:pStyle w:val="Heading3"/>
+        <w:keepNext/>
+        <w:keepLines/>
+        <w:widowControl w:val="1"/>
+      </w:pPr>
+      <w:r>
+        <w:t xml:space="preserve">9.3 A validation and assessment agenda</w:t>
       </w:r>
     </w:p>
     <w:p>
@@ -9048,8 +9181,9 @@
         <w:t xml:space="preserve">to its monitor-control grounding.</w:t>
       </w:r>
     </w:p>
-    <w:bookmarkEnd w:id="35"/>
-    <w:bookmarkStart w:id="36" w:name="Xd9958a5808c799d638099c5f014583a644a871b"/>
+    <w:bookmarkEnd w:id="36"/>
+    <w:bookmarkEnd w:id="37"/>
+    <w:bookmarkStart w:id="38" w:name="Xc72408c88f6aa3f318e9c4f077d22b48a39071f"/>
     <w:p>
       <w:pPr>
         <w:pStyle w:val="Heading2"/>
@@ -9058,7 +9192,7 @@
         <w:widowControl w:val="1"/>
       </w:pPr>
       <w:r>
-        <w:t xml:space="preserve">11. Scope and boundary conditions</w:t>
+        <w:t xml:space="preserve">10. Conclusion</w:t>
       </w:r>
     </w:p>
     <w:p>
@@ -9070,186 +9204,77 @@
         <w:widowControl w:val="1"/>
       </w:pPr>
       <w:r>
-        <w:t xml:space="preserve">This is a conceptual contribution with a working instrument, and three boundary conditions</w:t>
-      </w:r>
-      <w:r>
-        <w:t xml:space="preserve"> </w:t>
-      </w:r>
-      <w:r>
-        <w:t xml:space="preserve">define where the present evidence applies. The feasibility demonstration uses simulated learners of</w:t>
-      </w:r>
-      <w:r>
-        <w:t xml:space="preserve"> </w:t>
-      </w:r>
-      <w:r>
-        <w:t xml:space="preserve">controlled competence: they establish that the grader carries signal and that the skills separate, and</w:t>
-      </w:r>
-      <w:r>
-        <w:t xml:space="preserve"> </w:t>
-      </w:r>
-      <w:r>
-        <w:t xml:space="preserve">they set up the human-learner studies of Section 10. To keep generation and grading independent,</w:t>
-      </w:r>
-      <w:r>
-        <w:t xml:space="preserve"> </w:t>
-      </w:r>
-      <w:r>
-        <w:t xml:space="preserve">learners are generated by one model (gpt-4o-mini) and graded by another (gpt-4o), and the dissociation</w:t>
-      </w:r>
-      <w:r>
-        <w:t xml:space="preserve"> </w:t>
-      </w:r>
-      <w:r>
-        <w:t xml:space="preserve">replicates across grader backends spanning two providers (Section 8); broadening the grader pool further</w:t>
-      </w:r>
-      <w:r>
-        <w:t xml:space="preserve"> </w:t>
-      </w:r>
-      <w:r>
-        <w:t xml:space="preserve">is part of the validation program. The challenges are English-language, and agreement with human</w:t>
-      </w:r>
-      <w:r>
-        <w:t xml:space="preserve"> </w:t>
-      </w:r>
-      <w:r>
-        <w:t xml:space="preserve">experts is the defined next step (Section 10). Two construct-specific boundaries are worth stating.</w:t>
-      </w:r>
-      <w:r>
-        <w:t xml:space="preserve"> </w:t>
-      </w:r>
-      <w:r>
-        <w:t xml:space="preserve">First, Judging as instrumented here is scored against a seeded answer key, so the Judging score applies</w:t>
-      </w:r>
-      <w:r>
-        <w:t xml:space="preserve"> </w:t>
-      </w:r>
-      <w:r>
-        <w:t xml:space="preserve">to settings with known ground truth; open-ended scoring without a key is a distinct instrumentation</w:t>
-      </w:r>
-      <w:r>
-        <w:t xml:space="preserve"> </w:t>
-      </w:r>
-      <w:r>
-        <w:t xml:space="preserve">that Section 10 specifies. Second, Steering's signal is governed by the P2 ceiling by design (its</w:t>
-      </w:r>
-      <w:r>
-        <w:t xml:space="preserve"> </w:t>
-      </w:r>
-      <w:r>
-        <w:t xml:space="preserve">quality is capped by the judging it follows), a relation that human steering data will trace directly.</w:t>
-      </w:r>
-      <w:r>
-        <w:t xml:space="preserve"> </w:t>
-      </w:r>
-      <w:r>
-        <w:t xml:space="preserve">What the paper establishes is a theoretically-grounded decomposition with stated propositions, a precise</w:t>
-      </w:r>
-      <w:r>
-        <w:t xml:space="preserve"> </w:t>
-      </w:r>
-      <w:r>
-        <w:t xml:space="preserve">novelty boundary, and evidence that the three constructs are separable and automatically scoreable; the</w:t>
-      </w:r>
-      <w:r>
-        <w:t xml:space="preserve"> </w:t>
-      </w:r>
-      <w:r>
-        <w:t xml:space="preserve">efficacy study of learning outcomes is the next stage of the program.</w:t>
+        <w:t xml:space="preserve">The task of education in the age of generative AI is not to produce faster answer-getters but to</w:t>
+      </w:r>
+      <w:r>
+        <w:t xml:space="preserve"> </w:t>
+      </w:r>
+      <w:r>
+        <w:t xml:space="preserve">cultivate critical collaborators: learners who can specify a problem worth solving, judge what a</w:t>
+      </w:r>
+      <w:r>
+        <w:t xml:space="preserve"> </w:t>
+      </w:r>
+      <w:r>
+        <w:t xml:space="preserve">machine returns, and steer it toward something better. That capability is teachable only if it can be</w:t>
+      </w:r>
+      <w:r>
+        <w:t xml:space="preserve"> </w:t>
+      </w:r>
+      <w:r>
+        <w:t xml:space="preserve">named and assessed. CoRe-3 offers a decomposition of it into three theoretically-grounded,</w:t>
+      </w:r>
+      <w:r>
+        <w:t xml:space="preserve"> </w:t>
+      </w:r>
+      <w:r>
+        <w:t xml:space="preserve">independently-assessable skills, Framing, Judging, and Steering, separates the pre-generation skill</w:t>
+      </w:r>
+      <w:r>
+        <w:t xml:space="preserve"> </w:t>
+      </w:r>
+      <w:r>
+        <w:t xml:space="preserve">from the post-generation one in a way prior frameworks do not, and shows that the three can be</w:t>
+      </w:r>
+      <w:r>
+        <w:t xml:space="preserve"> </w:t>
+      </w:r>
+      <w:r>
+        <w:t xml:space="preserve">measured apart. Because the decomposition tracks what a person must contribute rather than what today's</w:t>
+      </w:r>
+      <w:r>
+        <w:t xml:space="preserve"> </w:t>
+      </w:r>
+      <w:r>
+        <w:t xml:space="preserve">models cannot yet do, it does not lapse as the models improve: the more capable the system, the more</w:t>
+      </w:r>
+      <w:r>
+        <w:t xml:space="preserve"> </w:t>
+      </w:r>
+      <w:r>
+        <w:t xml:space="preserve">the assessable skill is the framing, judging, and steering of it. We release the model, the instrument,</w:t>
+      </w:r>
+      <w:r>
+        <w:t xml:space="preserve"> </w:t>
+      </w:r>
+      <w:r>
+        <w:t xml:space="preserve">and the validation protocol as a foundation to build on: an open, domain-general platform with which an</w:t>
+      </w:r>
+      <w:r>
+        <w:t xml:space="preserve"> </w:t>
+      </w:r>
+      <w:r>
+        <w:t xml:space="preserve">educator in any discipline, from algorithms to applied ethics, can assess and train this skill, for the</w:t>
+      </w:r>
+      <w:r>
+        <w:t xml:space="preserve"> </w:t>
+      </w:r>
+      <w:r>
+        <w:t xml:space="preserve">assessment and instruction the moment demands.</w:t>
       </w:r>
     </w:p>
-    <w:bookmarkEnd w:id="36"/>
-    <w:bookmarkStart w:id="37" w:name="X5947723a0a79e017d648ec5789efc916be82fa3"/>
-    <w:p>
-      <w:pPr>
-        <w:pStyle w:val="Heading2"/>
-        <w:keepNext/>
-        <w:keepLines/>
-        <w:widowControl w:val="1"/>
-      </w:pPr>
-      <w:r>
-        <w:t xml:space="preserve">12. Conclusion</w:t>
-      </w:r>
-    </w:p>
-    <w:p>
-      <w:pPr>
-        <w:pStyle w:val="FirstParagraph"/>
-        <w:jc w:val="both"/>
-        <w:keepNext w:val="0"/>
-        <w:keepLines w:val="0"/>
-        <w:widowControl w:val="1"/>
-      </w:pPr>
-      <w:r>
-        <w:t xml:space="preserve">The task of education in the age of generative AI is not to produce faster answer-getters but to</w:t>
-      </w:r>
-      <w:r>
-        <w:t xml:space="preserve"> </w:t>
-      </w:r>
-      <w:r>
-        <w:t xml:space="preserve">cultivate critical collaborators: learners who can specify a problem worth solving, judge what a</w:t>
-      </w:r>
-      <w:r>
-        <w:t xml:space="preserve"> </w:t>
-      </w:r>
-      <w:r>
-        <w:t xml:space="preserve">machine returns, and steer it toward something better. That capability is teachable only if it can be</w:t>
-      </w:r>
-      <w:r>
-        <w:t xml:space="preserve"> </w:t>
-      </w:r>
-      <w:r>
-        <w:t xml:space="preserve">named and assessed. CoRe-3 offers a decomposition of it into three theoretically-grounded,</w:t>
-      </w:r>
-      <w:r>
-        <w:t xml:space="preserve"> </w:t>
-      </w:r>
-      <w:r>
-        <w:t xml:space="preserve">independently-assessable skills, Framing, Judging, and Steering, separates the pre-generation skill</w:t>
-      </w:r>
-      <w:r>
-        <w:t xml:space="preserve"> </w:t>
-      </w:r>
-      <w:r>
-        <w:t xml:space="preserve">from the post-generation one in a way prior frameworks do not, and shows that the three can be</w:t>
-      </w:r>
-      <w:r>
-        <w:t xml:space="preserve"> </w:t>
-      </w:r>
-      <w:r>
-        <w:t xml:space="preserve">measured apart. Because the decomposition tracks what a person must contribute rather than what today's</w:t>
-      </w:r>
-      <w:r>
-        <w:t xml:space="preserve"> </w:t>
-      </w:r>
-      <w:r>
-        <w:t xml:space="preserve">models cannot yet do, it does not lapse as the models improve: the more capable the system, the more</w:t>
-      </w:r>
-      <w:r>
-        <w:t xml:space="preserve"> </w:t>
-      </w:r>
-      <w:r>
-        <w:t xml:space="preserve">the assessable skill is the framing, judging, and steering of it. We release the model, the instrument,</w:t>
-      </w:r>
-      <w:r>
-        <w:t xml:space="preserve"> </w:t>
-      </w:r>
-      <w:r>
-        <w:t xml:space="preserve">and the validation protocol as a foundation to build on: an open, domain-general platform with which an</w:t>
-      </w:r>
-      <w:r>
-        <w:t xml:space="preserve"> </w:t>
-      </w:r>
-      <w:r>
-        <w:t xml:space="preserve">educator in any discipline, from algorithms to applied ethics, can assess and train this skill, for the</w:t>
-      </w:r>
-      <w:r>
-        <w:t xml:space="preserve"> </w:t>
-      </w:r>
-      <w:r>
-        <w:t xml:space="preserve">assessment and instruction the moment demands.</w:t>
-      </w:r>
-    </w:p>
-    <w:bookmarkEnd w:id="37"/>
-    <w:bookmarkStart w:id="38" w:name="references"/>
+    <w:bookmarkEnd w:id="38"/>
+    <w:bookmarkStart w:id="39" w:name="references"/>
     <w:p>
       <w:pPr>
         <w:pStyle w:val="ReferencesHeading"/>
@@ -11509,8 +11534,8 @@
         <w:t xml:space="preserve">.</w:t>
       </w:r>
     </w:p>
-    <w:bookmarkEnd w:id="38"/>
-    <w:bookmarkStart w:id="48" w:name="appendix-a-system-walkthrough"/>
+    <w:bookmarkEnd w:id="39"/>
+    <w:bookmarkStart w:id="49" w:name="appendix-a-system-walkthrough"/>
     <w:p>
       <w:pPr>
         <w:pStyle w:val="Heading2"/>
@@ -11583,18 +11608,18 @@
           <wp:inline>
             <wp:extent cx="5943600" cy="4786207"/>
             <wp:effectExtent b="0" l="0" r="0" t="0"/>
-            <wp:docPr descr="Figure A1. A CoReasoningLab challenge run." title="" id="40" name="Picture"/>
+            <wp:docPr descr="Figure A1. A CoReasoningLab challenge run." title="" id="41" name="Picture"/>
             <a:graphic>
               <a:graphicData uri="http://schemas.openxmlformats.org/drawingml/2006/picture">
                 <pic:pic>
                   <pic:nvPicPr>
-                    <pic:cNvPr descr="assets/system-challenge-run.png" id="41" name="Picture"/>
+                    <pic:cNvPr descr="assets/system-challenge-run.png" id="42" name="Picture"/>
                     <pic:cNvPicPr>
                       <a:picLocks noChangeArrowheads="1" noChangeAspect="1"/>
                     </pic:cNvPicPr>
                   </pic:nvPicPr>
                   <pic:blipFill>
-                    <a:blip r:embed="rId39"/>
+                    <a:blip r:embed="rId40"/>
                     <a:stretch>
                       <a:fillRect/>
                     </a:stretch>
@@ -11707,18 +11732,18 @@
           <wp:inline>
             <wp:extent cx="5943600" cy="4412672"/>
             <wp:effectExtent b="0" l="0" r="0" t="0"/>
-            <wp:docPr descr="Figure A2. CoReasoningLab instructor course analytics." title="" id="43" name="Picture"/>
+            <wp:docPr descr="Figure A2. CoReasoningLab instructor course analytics." title="" id="44" name="Picture"/>
             <a:graphic>
               <a:graphicData uri="http://schemas.openxmlformats.org/drawingml/2006/picture">
                 <pic:pic>
                   <pic:nvPicPr>
-                    <pic:cNvPr descr="assets/system-instructor-analytics.png" id="44" name="Picture"/>
+                    <pic:cNvPr descr="assets/system-instructor-analytics.png" id="45" name="Picture"/>
                     <pic:cNvPicPr>
                       <a:picLocks noChangeArrowheads="1" noChangeAspect="1"/>
                     </pic:cNvPicPr>
                   </pic:nvPicPr>
                   <pic:blipFill>
-                    <a:blip r:embed="rId42"/>
+                    <a:blip r:embed="rId43"/>
                     <a:stretch>
                       <a:fillRect/>
                     </a:stretch>
@@ -11789,18 +11814,18 @@
           <wp:inline>
             <wp:extent cx="5943600" cy="4002832"/>
             <wp:effectExtent b="0" l="0" r="0" t="0"/>
-            <wp:docPr descr="Figure A3. Auto-generation and assessment pipeline of the CoReasoningLab engine." title="" id="46" name="Picture"/>
+            <wp:docPr descr="Figure A3. Auto-generation and assessment pipeline of the CoReasoningLab engine." title="" id="47" name="Picture"/>
             <a:graphic>
               <a:graphicData uri="http://schemas.openxmlformats.org/drawingml/2006/picture">
                 <pic:pic>
                   <pic:nvPicPr>
-                    <pic:cNvPr descr="C:/Users/apart/AppData/Local/Temp/html2doc_svg_uCca4l/svg_2.png" id="47" name="Picture"/>
+                    <pic:cNvPr descr="C:/Users/apart/AppData/Local/Temp/html2doc_svg_A075fu/svg_2.png" id="48" name="Picture"/>
                     <pic:cNvPicPr>
                       <a:picLocks noChangeArrowheads="1" noChangeAspect="1"/>
                     </pic:cNvPicPr>
                   </pic:nvPicPr>
                   <pic:blipFill>
-                    <a:blip r:embed="rId45"/>
+                    <a:blip r:embed="rId46"/>
                     <a:stretch>
                       <a:fillRect/>
                     </a:stretch>
@@ -11858,8 +11883,8 @@
         <w:t>The sixteen-prompt engine in two phases. In authoring, the instructor names a subject and the engine generates the ill-defined problem (prompt 01), three per-skill rubrics and a gold framing (02, 14), and a deliberately flawed AI solution carrying seeded issues (03). In assessment, each learner response is scored against a different referent: Framing against the gold framing and rubric (08), Judging against the seeded issues (09), and Steering against the corrected trajectory after the output is re-run (04, 10); a single grader prompt (11) then assigns each skill its own grade, and the three feed the per-student report and course analytics. Because the three evaluation prompts interrogate different referents, the grades are produced independently rather than as one global impression.</w:t>
       </w:r>
     </w:p>
-    <w:bookmarkEnd w:id="48"/>
-    <w:bookmarkStart w:id="49" w:name="appendix-b-robustness-and-ablations"/>
+    <w:bookmarkEnd w:id="49"/>
+    <w:bookmarkStart w:id="50" w:name="appendix-b-robustness-and-ablations"/>
     <w:p>
       <w:pPr>
         <w:pStyle w:val="Heading2"/>
@@ -11974,7 +11999,7 @@
         <w:t xml:space="preserve"> </w:t>
       </w:r>
       <w:r>
-        <w:t xml:space="preserve">against humans (Section 10). Because Judging contributes a</w:t>
+        <w:t xml:space="preserve">against humans (Section 9.3). Because Judging contributes a</w:t>
       </w:r>
       <w:r>
         <w:t xml:space="preserve"> </w:t>
@@ -12220,11 +12245,11 @@
         <w:t xml:space="preserve"> </w:t>
       </w:r>
       <w:r>
-        <w:t xml:space="preserve">distinct instrumentation Section 10 specifies.</w:t>
+        <w:t xml:space="preserve">distinct instrumentation Section 9.3 specifies.</w:t>
       </w:r>
     </w:p>
-    <w:bookmarkEnd w:id="49"/>
-    <w:bookmarkStart w:id="50" w:name="X20431813dc1d9ebe06088c2967a8c6d7cfc2771"/>
+    <w:bookmarkEnd w:id="50"/>
+    <w:bookmarkStart w:id="51" w:name="X20431813dc1d9ebe06088c2967a8c6d7cfc2771"/>
     <w:p>
       <w:pPr>
         <w:pStyle w:val="Heading2"/>
@@ -12802,8 +12827,8 @@
         <w:t xml:space="preserve">logs ship with the platform.</w:t>
       </w:r>
     </w:p>
-    <w:bookmarkEnd w:id="50"/>
     <w:bookmarkEnd w:id="51"/>
+    <w:bookmarkEnd w:id="52"/>
     <w:sectPr>
       <w:footerReference w:type="default" r:id="rId9"/>
       <w:pgSz w:h="15840" w:w="12240"/>

--- a/docs/coreasoning.docx
+++ b/docs/coreasoning.docx
@@ -254,7 +254,7 @@
         <w:t xml:space="preserve">CoReasoningLab</w:t>
       </w:r>
       <w:r>
-        <w:t xml:space="preserve">, an open platform that presents flawed AI output and scores them independently. Over simulated learners (generated and graded by different models), the skills dissociate: each tracks its own manipulated competence while flat in the others, and grades become correlated when one competence is shared across all three (convergent and discriminant validity), across grader backends from two providers. Human-rater agreement and outcomes are next; we release the instrument, data, and protocol.</w:t>
+        <w:t xml:space="preserve">, an open platform that presents flawed AI output and scores them independently. Over simulated learners (generated and graded by different models), the skills dissociate: each tracks its own manipulated competence while staying flat in the others, and grades become correlated when one competence is shared across all three (convergent and discriminant validity), across grader backends from two providers. Human-rater agreement and outcomes are next; we release the instrument, data, and protocol.</w:t>
       </w:r>
     </w:p>
     <w:bookmarkEnd w:id="9"/>
@@ -351,13 +351,19 @@
         <w:t xml:space="preserve"> </w:t>
       </w:r>
       <w:r>
-        <w:t xml:space="preserve">of "cognitive debt" when an assistant carries the reasoning load (Kosmyna et al., 2025). At the same</w:t>
-      </w:r>
-      <w:r>
-        <w:t xml:space="preserve"> </w:t>
-      </w:r>
-      <w:r>
-        <w:t xml:space="preserve">time, field studies of professional AI use show that the benefit of AI is sharply conditional on the</w:t>
+        <w:t xml:space="preserve">of "cognitive debt" when an assistant carries the reasoning load (Kosmyna et al., 2025).</w:t>
+      </w:r>
+    </w:p>
+    <w:p>
+      <w:pPr>
+        <w:pStyle w:val="BodyText"/>
+        <w:jc w:val="both"/>
+        <w:keepNext w:val="0"/>
+        <w:keepLines w:val="0"/>
+        <w:widowControl w:val="1"/>
+      </w:pPr>
+      <w:r>
+        <w:t xml:space="preserve">At the same time, field studies of professional AI use show that the benefit of AI is sharply conditional on the</w:t>
       </w:r>
       <w:r>
         <w:t xml:space="preserve"> </w:t>
@@ -645,7 +651,7 @@
               <a:graphicData uri="http://schemas.openxmlformats.org/drawingml/2006/picture">
                 <pic:pic>
                   <pic:nvPicPr>
-                    <pic:cNvPr descr="C:/Users/apart/AppData/Local/Temp/html2doc_svg_A075fu/svg_0.png" id="12" name="Picture"/>
+                    <pic:cNvPr descr="C:/Users/apart/AppData/Local/Temp/html2doc_svg_VMCP0p/svg_0.png" id="12" name="Picture"/>
                     <pic:cNvPicPr>
                       <a:picLocks noChangeArrowheads="1" noChangeAspect="1"/>
                     </pic:cNvPicPr>
@@ -1652,7 +1658,7 @@
         <w:t xml:space="preserve"> </w:t>
       </w:r>
       <w:r>
-        <w:t xml:space="preserve">against which output is judged. In the COPES model of self-regulated learning (Winne &amp;</w:t>
+        <w:t xml:space="preserve">against which output is judged. In the COPES model of self-regulated learning (conditions, operations, products, evaluations, and standards; Winne &amp;</w:t>
       </w:r>
       <w:r>
         <w:t xml:space="preserve"> </w:t>
@@ -1715,7 +1721,7 @@
               <a:graphicData uri="http://schemas.openxmlformats.org/drawingml/2006/picture">
                 <pic:pic>
                   <pic:nvPicPr>
-                    <pic:cNvPr descr="C:/Users/apart/AppData/Local/Temp/html2doc_svg_A075fu/svg_1.png" id="17" name="Picture"/>
+                    <pic:cNvPr descr="C:/Users/apart/AppData/Local/Temp/html2doc_svg_VMCP0p/svg_1.png" id="17" name="Picture"/>
                     <pic:cNvPicPr>
                       <a:picLocks noChangeArrowheads="1" noChangeAspect="1"/>
                     </pic:cNvPicPr>
@@ -2416,7 +2422,7 @@
         <w:t xml:space="preserve"> </w:t>
       </w:r>
       <w:r>
-        <w:t xml:space="preserve">Interactive mode of the ICAP framework (Chi &amp; Wylie, 2014), in which knowledge is co-constructed</w:t>
+        <w:t xml:space="preserve">Interactive mode of the ICAP framework (interactive, constructive, active, passive; Chi &amp; Wylie, 2014), in which knowledge is co-constructed</w:t>
       </w:r>
       <w:r>
         <w:t xml:space="preserve"> </w:t>
@@ -4785,7 +4791,7 @@
         <w:t xml:space="preserve"> </w:t>
       </w:r>
       <w:r>
-        <w:t xml:space="preserve">From a dashboard of assigned challenges (Figure A2), a student enters a</w:t>
+        <w:t xml:space="preserve">From a dashboard of assigned challenges, a student enters a</w:t>
       </w:r>
       <w:r>
         <w:t xml:space="preserve"> </w:t>
@@ -4973,7 +4979,7 @@
         <w:t xml:space="preserve"> </w:t>
       </w:r>
       <w:r>
-        <w:t xml:space="preserve">analytics (Figure A2) that track the three skills independently over time.</w:t>
+        <w:t xml:space="preserve">analytics that track the three skills independently over time.</w:t>
       </w:r>
     </w:p>
     <w:p>
@@ -6360,7 +6366,170 @@
     <w:p>
       <w:pPr>
         <w:pStyle w:val="BodyText"/>
-        <w:spacing w:before="240"/>
+        <w:jc w:val="center"/>
+        <w:keepNext/>
+        <w:keepLines/>
+        <w:widowControl w:val="1"/>
+      </w:pPr>
+      <w:r>
+        <w:drawing>
+          <wp:inline>
+            <wp:extent cx="4600754" cy="3864633"/>
+            <wp:effectExtent b="0" l="0" r="0" t="0"/>
+            <wp:docPr descr="Figure 3. Own-competence effects dominate cross-competence effects on every skill's grade." title="" id="28" name="Picture"/>
+            <a:graphic>
+              <a:graphicData uri="http://schemas.openxmlformats.org/drawingml/2006/picture">
+                <pic:pic>
+                  <pic:nvPicPr>
+                    <pic:cNvPr descr="assets/fig_dissociation_heatmap.png" id="29" name="Picture"/>
+                    <pic:cNvPicPr>
+                      <a:picLocks noChangeArrowheads="1" noChangeAspect="1"/>
+                    </pic:cNvPicPr>
+                  </pic:nvPicPr>
+                  <pic:blipFill>
+                    <a:blip r:embed="rId27"/>
+                    <a:stretch>
+                      <a:fillRect/>
+                    </a:stretch>
+                  </pic:blipFill>
+                  <pic:spPr bwMode="auto">
+                    <a:xfrm>
+                      <a:off x="0" y="0"/>
+                      <a:ext cx="4600754" cy="3864633"/>
+                    </a:xfrm>
+                    <a:prstGeom prst="rect">
+                      <a:avLst/>
+                    </a:prstGeom>
+                    <a:noFill/>
+                    <a:ln w="9525">
+                      <a:noFill/>
+                      <a:headEnd/>
+                      <a:tailEnd/>
+                    </a:ln>
+                  </pic:spPr>
+                </pic:pic>
+              </a:graphicData>
+            </a:graphic>
+          </wp:inline>
+        </w:drawing>
+      </w:r>
+    </w:p>
+    <w:p>
+      <w:pPr>
+        <w:pStyle w:val="ImageCaption"/>
+        <w:spacing w:before="80" w:after="120" w:line="240" w:lineRule="auto"/>
+        <w:jc w:val="center"/>
+        <w:keepNext w:val="0"/>
+        <w:keepLines/>
+        <w:widowControl w:val="1"/>
+      </w:pPr>
+      <w:r>
+        <w:rPr>
+          <w:b/>
+          <w:i/>
+        </w:rPr>
+        <w:t>Figure 3.</w:t>
+      </w:r>
+      <w:r>
+        <w:rPr>
+          <w:b w:val="0"/>
+          <w:i/>
+        </w:rPr>
+        <w:t xml:space="preserve"> </w:t>
+      </w:r>
+      <w:r>
+        <w:rPr>
+          <w:b w:val="0"/>
+          <w:i/>
+        </w:rPr>
+        <w:t>Effect of manipulating each skill's competence (columns) on each skill's grade (rows). Each cell is the grade change (strong minus weak) on the 3-point scale (A=3, B=2, C=1); warmer cells are larger positive effects. The diagonal (own-skill effect) dominates; off-diagonal (cross-skill) effects are near zero.</w:t>
+      </w:r>
+    </w:p>
+    <w:p>
+      <w:pPr>
+        <w:pStyle w:val="BodyText"/>
+        <w:jc w:val="center"/>
+        <w:keepNext/>
+        <w:keepLines/>
+        <w:widowControl w:val="1"/>
+      </w:pPr>
+      <w:r>
+        <w:drawing>
+          <wp:inline>
+            <wp:extent cx="5943600" cy="3302000"/>
+            <wp:effectExtent b="0" l="0" r="0" t="0"/>
+            <wp:docPr descr="Figure 4. Per-skill grades dissociate by competence profile." title="" id="31" name="Picture"/>
+            <a:graphic>
+              <a:graphicData uri="http://schemas.openxmlformats.org/drawingml/2006/picture">
+                <pic:pic>
+                  <pic:nvPicPr>
+                    <pic:cNvPr descr="assets/fig_contrasts.png" id="32" name="Picture"/>
+                    <pic:cNvPicPr>
+                      <a:picLocks noChangeArrowheads="1" noChangeAspect="1"/>
+                    </pic:cNvPicPr>
+                  </pic:nvPicPr>
+                  <pic:blipFill>
+                    <a:blip r:embed="rId30"/>
+                    <a:stretch>
+                      <a:fillRect/>
+                    </a:stretch>
+                  </pic:blipFill>
+                  <pic:spPr bwMode="auto">
+                    <a:xfrm>
+                      <a:off x="0" y="0"/>
+                      <a:ext cx="5943600" cy="3302000"/>
+                    </a:xfrm>
+                    <a:prstGeom prst="rect">
+                      <a:avLst/>
+                    </a:prstGeom>
+                    <a:noFill/>
+                    <a:ln w="9525">
+                      <a:noFill/>
+                      <a:headEnd/>
+                      <a:tailEnd/>
+                    </a:ln>
+                  </pic:spPr>
+                </pic:pic>
+              </a:graphicData>
+            </a:graphic>
+          </wp:inline>
+        </w:drawing>
+      </w:r>
+    </w:p>
+    <w:p>
+      <w:pPr>
+        <w:pStyle w:val="ImageCaption"/>
+        <w:spacing w:before="80" w:after="120" w:line="240" w:lineRule="auto"/>
+        <w:jc w:val="center"/>
+        <w:keepNext w:val="0"/>
+        <w:keepLines/>
+        <w:widowControl w:val="1"/>
+      </w:pPr>
+      <w:r>
+        <w:rPr>
+          <w:b/>
+          <w:i/>
+        </w:rPr>
+        <w:t>Figure 4.</w:t>
+      </w:r>
+      <w:r>
+        <w:rPr>
+          <w:b w:val="0"/>
+          <w:i/>
+        </w:rPr>
+        <w:t xml:space="preserve"> </w:t>
+      </w:r>
+      <w:r>
+        <w:rPr>
+          <w:b w:val="0"/>
+          <w:i/>
+        </w:rPr>
+        <w:t>Mean per-skill grade for five competence profiles. Judging reaches A only when judging is strong, regardless of framing or steering; each skill responds to its own competence.</w:t>
+      </w:r>
+    </w:p>
+    <w:p>
+      <w:pPr>
+        <w:pStyle w:val="BodyText"/>
         <w:jc w:val="both"/>
         <w:keepNext w:val="0"/>
         <w:keepLines w:val="0"/>
@@ -6720,7 +6889,7 @@
         <w:t xml:space="preserve"> </w:t>
       </w:r>
       <w:r>
-        <w:t xml:space="preserve">(different skills within one grader, mean +0.08) and the heterotrait-heteromethod correlations (mean</w:t>
+        <w:t xml:space="preserve">(different skills within one grader, mean +0.08) and the heterotrait-heteromethod correlations (different skills across different graders, mean</w:t>
       </w:r>
       <w:r>
         <w:t xml:space="preserve"> </w:t>
@@ -7974,170 +8143,6 @@
     <w:p>
       <w:pPr>
         <w:pStyle w:val="BodyText"/>
-        <w:jc w:val="center"/>
-        <w:keepNext/>
-        <w:keepLines/>
-        <w:widowControl w:val="1"/>
-      </w:pPr>
-      <w:r>
-        <w:drawing>
-          <wp:inline>
-            <wp:extent cx="4600754" cy="3864633"/>
-            <wp:effectExtent b="0" l="0" r="0" t="0"/>
-            <wp:docPr descr="Figure 3. Own-competence effects dominate cross-competence effects on every skill's grade." title="" id="28" name="Picture"/>
-            <a:graphic>
-              <a:graphicData uri="http://schemas.openxmlformats.org/drawingml/2006/picture">
-                <pic:pic>
-                  <pic:nvPicPr>
-                    <pic:cNvPr descr="assets/fig_dissociation_heatmap.png" id="29" name="Picture"/>
-                    <pic:cNvPicPr>
-                      <a:picLocks noChangeArrowheads="1" noChangeAspect="1"/>
-                    </pic:cNvPicPr>
-                  </pic:nvPicPr>
-                  <pic:blipFill>
-                    <a:blip r:embed="rId27"/>
-                    <a:stretch>
-                      <a:fillRect/>
-                    </a:stretch>
-                  </pic:blipFill>
-                  <pic:spPr bwMode="auto">
-                    <a:xfrm>
-                      <a:off x="0" y="0"/>
-                      <a:ext cx="4600754" cy="3864633"/>
-                    </a:xfrm>
-                    <a:prstGeom prst="rect">
-                      <a:avLst/>
-                    </a:prstGeom>
-                    <a:noFill/>
-                    <a:ln w="9525">
-                      <a:noFill/>
-                      <a:headEnd/>
-                      <a:tailEnd/>
-                    </a:ln>
-                  </pic:spPr>
-                </pic:pic>
-              </a:graphicData>
-            </a:graphic>
-          </wp:inline>
-        </w:drawing>
-      </w:r>
-    </w:p>
-    <w:p>
-      <w:pPr>
-        <w:pStyle w:val="ImageCaption"/>
-        <w:spacing w:before="80" w:after="120" w:line="240" w:lineRule="auto"/>
-        <w:jc w:val="center"/>
-        <w:keepNext w:val="0"/>
-        <w:keepLines/>
-        <w:widowControl w:val="1"/>
-      </w:pPr>
-      <w:r>
-        <w:rPr>
-          <w:b/>
-          <w:i/>
-        </w:rPr>
-        <w:t>Figure 3.</w:t>
-      </w:r>
-      <w:r>
-        <w:rPr>
-          <w:b w:val="0"/>
-          <w:i/>
-        </w:rPr>
-        <w:t xml:space="preserve"> </w:t>
-      </w:r>
-      <w:r>
-        <w:rPr>
-          <w:b w:val="0"/>
-          <w:i/>
-        </w:rPr>
-        <w:t>Effect of manipulating each skill's competence (columns) on each skill's grade (rows). Each cell is the grade change (strong minus weak) on the 3-point scale (A=3, B=2, C=1); warmer cells are larger positive effects. The diagonal (own-skill effect) dominates; off-diagonal (cross-skill) effects are near zero.</w:t>
-      </w:r>
-    </w:p>
-    <w:p>
-      <w:pPr>
-        <w:pStyle w:val="BodyText"/>
-        <w:jc w:val="center"/>
-        <w:keepNext/>
-        <w:keepLines/>
-        <w:widowControl w:val="1"/>
-      </w:pPr>
-      <w:r>
-        <w:drawing>
-          <wp:inline>
-            <wp:extent cx="5943600" cy="3302000"/>
-            <wp:effectExtent b="0" l="0" r="0" t="0"/>
-            <wp:docPr descr="Figure 4. Per-skill grades dissociate by competence profile." title="" id="31" name="Picture"/>
-            <a:graphic>
-              <a:graphicData uri="http://schemas.openxmlformats.org/drawingml/2006/picture">
-                <pic:pic>
-                  <pic:nvPicPr>
-                    <pic:cNvPr descr="assets/fig_contrasts.png" id="32" name="Picture"/>
-                    <pic:cNvPicPr>
-                      <a:picLocks noChangeArrowheads="1" noChangeAspect="1"/>
-                    </pic:cNvPicPr>
-                  </pic:nvPicPr>
-                  <pic:blipFill>
-                    <a:blip r:embed="rId30"/>
-                    <a:stretch>
-                      <a:fillRect/>
-                    </a:stretch>
-                  </pic:blipFill>
-                  <pic:spPr bwMode="auto">
-                    <a:xfrm>
-                      <a:off x="0" y="0"/>
-                      <a:ext cx="5943600" cy="3302000"/>
-                    </a:xfrm>
-                    <a:prstGeom prst="rect">
-                      <a:avLst/>
-                    </a:prstGeom>
-                    <a:noFill/>
-                    <a:ln w="9525">
-                      <a:noFill/>
-                      <a:headEnd/>
-                      <a:tailEnd/>
-                    </a:ln>
-                  </pic:spPr>
-                </pic:pic>
-              </a:graphicData>
-            </a:graphic>
-          </wp:inline>
-        </w:drawing>
-      </w:r>
-    </w:p>
-    <w:p>
-      <w:pPr>
-        <w:pStyle w:val="ImageCaption"/>
-        <w:spacing w:before="80" w:after="120" w:line="240" w:lineRule="auto"/>
-        <w:jc w:val="center"/>
-        <w:keepNext w:val="0"/>
-        <w:keepLines/>
-        <w:widowControl w:val="1"/>
-      </w:pPr>
-      <w:r>
-        <w:rPr>
-          <w:b/>
-          <w:i/>
-        </w:rPr>
-        <w:t>Figure 4.</w:t>
-      </w:r>
-      <w:r>
-        <w:rPr>
-          <w:b w:val="0"/>
-          <w:i/>
-        </w:rPr>
-        <w:t xml:space="preserve"> </w:t>
-      </w:r>
-      <w:r>
-        <w:rPr>
-          <w:b w:val="0"/>
-          <w:i/>
-        </w:rPr>
-        <w:t>Mean per-skill grade for five competence profiles. Judging reaches A only when judging is strong, regardless of framing or steering; each skill responds to its own competence.</w:t>
-      </w:r>
-    </w:p>
-    <w:p>
-      <w:pPr>
-        <w:pStyle w:val="BodyText"/>
         <w:jc w:val="both"/>
         <w:keepNext w:val="0"/>
         <w:keepLines w:val="0"/>
@@ -8154,7 +8159,7 @@
         <w:t xml:space="preserve"> </w:t>
       </w:r>
       <w:r>
-        <w:t xml:space="preserve">Three checks, reported in full in Appendix B, support the result: the grader is</w:t>
+        <w:t xml:space="preserve">Three checks, reported in full in Appendix B, support the result. First, the grader is</w:t>
       </w:r>
       <w:r>
         <w:t xml:space="preserve"> </w:t>
@@ -8170,7 +8175,7 @@
         <w:t xml:space="preserve"> </w:t>
       </w:r>
       <w:r>
-        <w:t xml:space="preserve">on repeat (a precision check, not accuracy against humans); the dissociation replicates across three grader backends spanning two providers (gpt-4o, gpt-4o-mini, and Meta's llama-3.3-70b; diagonal-to-off-diagonal ratio 39), so it does not hinge on one model snapshot; and a ground-truth ablation shows Framing and Steering are scored by rubric-guided model judgment while Judging, as instrumented, tracks the seeded answer key, which locates the Judging score to settings with known ground truth (Section 9.3 specifies the open-ended variant).</w:t>
+        <w:t xml:space="preserve">on repeat, a precision check, not accuracy against humans. Second, the dissociation replicates across three grader backends spanning two providers (gpt-4o, gpt-4o-mini, and Meta's llama-3.3-70b; diagonal-to-off-diagonal ratio 39), so it does not hinge on one model snapshot. Third, a ground-truth ablation shows Framing and Steering are scored by rubric-guided model judgment while Judging, as instrumented, tracks the seeded answer key, which locates the Judging score to settings with known ground truth (Section 9.3 specifies the open-ended variant).</w:t>
       </w:r>
     </w:p>
     <w:p>
@@ -11819,7 +11824,7 @@
               <a:graphicData uri="http://schemas.openxmlformats.org/drawingml/2006/picture">
                 <pic:pic>
                   <pic:nvPicPr>
-                    <pic:cNvPr descr="C:/Users/apart/AppData/Local/Temp/html2doc_svg_A075fu/svg_2.png" id="48" name="Picture"/>
+                    <pic:cNvPr descr="C:/Users/apart/AppData/Local/Temp/html2doc_svg_VMCP0p/svg_2.png" id="48" name="Picture"/>
                     <pic:cNvPicPr>
                       <a:picLocks noChangeArrowheads="1" noChangeAspect="1"/>
                     </pic:cNvPicPr>

--- a/docs/coreasoning.docx
+++ b/docs/coreasoning.docx
@@ -2,7 +2,7 @@
 <file path=word/document.xml><?xml version="1.0" encoding="utf-8"?>
 <w:document xmlns:w="http://schemas.openxmlformats.org/wordprocessingml/2006/main" xmlns:m="http://schemas.openxmlformats.org/officeDocument/2006/math" xmlns:r="http://schemas.openxmlformats.org/officeDocument/2006/relationships" xmlns:o="urn:schemas-microsoft-com:office:office" xmlns:v="urn:schemas-microsoft-com:vml" xmlns:w10="urn:schemas-microsoft-com:office:word" xmlns:a="http://schemas.openxmlformats.org/drawingml/2006/main" xmlns:pic="http://schemas.openxmlformats.org/drawingml/2006/picture" xmlns:wp="http://schemas.openxmlformats.org/drawingml/2006/wordprocessingDrawing">
   <w:body>
-    <w:bookmarkStart w:id="52" w:name="Xdf9502ef5c17bbba6731875408e8426bd513f0c"/>
+    <w:bookmarkStart w:id="41" w:name="X802fd80df72a8374afe940d19691278ee456611"/>
     <w:p>
       <w:pPr>
         <w:pStyle w:val="Title"/>
@@ -13,7 +13,7 @@
         <w:widowControl w:val="1"/>
       </w:pPr>
       <w:r>
-        <w:t xml:space="preserve">Framing, Judging, Steering: An Assessable Competency Model for Teaching Students to Reason With Generative AI</w:t>
+        <w:t xml:space="preserve">Beyond Prompting: Framing, Judging, and Steering as Assessable Competencies for Reasoning With Generative AI in Higher Education</w:t>
       </w:r>
     </w:p>
     <w:tbl>
@@ -116,7 +116,7 @@
         <w:widowControl w:val="1"/>
       </w:pPr>
       <w:r>
-        <w:t xml:space="preserve">Generative AI makes answers easy and understanding hard, and uncritical use invites cognitive offloading. Schools still measure</w:t>
+        <w:t xml:space="preserve">Generative AI makes answers cheap and understanding scarce: a university student can now produce fluent work without doing the thinking a degree is meant to develop. The competency that matters is therefore no longer solving a problem unaided, but working well with a fallible machine, framing an ill-defined task, judging what the model returns, and steering it toward something better. Yet this ability is rarely assessed in its own right, and where it is measured it collapses into a single "prompting" score that cannot say</w:t>
       </w:r>
       <w:r>
         <w:t xml:space="preserve"> </w:t>
@@ -126,138 +126,38 @@
           <w:i/>
           <w:iCs/>
         </w:rPr>
-        <w:t xml:space="preserve">unaided</w:t>
-      </w:r>
-      <w:r>
-        <w:t xml:space="preserve"> </w:t>
-      </w:r>
-      <w:r>
-        <w:t xml:space="preserve">performance, yet the real task is to produce good work</w:t>
-      </w:r>
-      <w:r>
-        <w:t xml:space="preserve"> </w:t>
-      </w:r>
-      <w:r>
-        <w:rPr>
-          <w:i/>
-          <w:iCs/>
-        </w:rPr>
-        <w:t xml:space="preserve">with</w:t>
-      </w:r>
-      <w:r>
-        <w:t xml:space="preserve"> </w:t>
-      </w:r>
-      <w:r>
-        <w:t xml:space="preserve">AI: framing an ill-defined task, judging the output, and steering the model toward a better result. This ability is rarely assessed in its own right; where measured, it collapses into one "prompting" score that cannot diagnose</w:t>
-      </w:r>
-      <w:r>
-        <w:t xml:space="preserve"> </w:t>
-      </w:r>
-      <w:r>
-        <w:rPr>
-          <w:i/>
-          <w:iCs/>
-        </w:rPr>
         <w:t xml:space="preserve">why</w:t>
       </w:r>
       <w:r>
         <w:t xml:space="preserve"> </w:t>
       </w:r>
       <w:r>
-        <w:t xml:space="preserve">AI use succeeds or fails. We propose</w:t>
-      </w:r>
-      <w:r>
-        <w:t xml:space="preserve"> </w:t>
-      </w:r>
+        <w:t xml:space="preserve">a student's AI use succeeded or failed. We propose CoRe-3 (Co-Reasoning), a competency model that factors productive AI use into three assessable skills, which we abbreviate FJS: Framing (specifying an ill-defined task before invoking AI), Judging (evaluating the output for errors and unstated assumptions), and Steering (iteratively redirecting the model). Its distinguishing claim is the separation of pre-generation Framing from post-generation Steering, with Judging as the gate between. We ground the three skills in metacognition and self-regulated learning theory, state five testable propositions, and instantiate them in an open web platform that presents deliberately flawed AI output and scores each skill independently. Over simulated learners of controlled competence, generated by one model and graded by another, the three grades dissociate: each tracks its own manipulated skill while staying flat in the others, and they become correlated only when a single ability is shared across all three. This convergent-and-discriminant pattern, the signature of a valid measure, replicates across grader backends from two vendors. The paper contributes a theoretically grounded, higher-education-ready decomposition of productive AI use, a feasibility demonstration that the three skills can be scored automatically, and a released instrument, dataset, and prepared human-rater protocol. Human-rater agreement and learning outcomes are the next steps.</w:t>
+      </w:r>
+    </w:p>
+    <w:bookmarkEnd w:id="9"/>
+    <w:p>
+      <w:pPr>
+        <w:pStyle w:val="Keywords"/>
+        <w:jc w:val="both"/>
+        <w:keepNext w:val="0"/>
+        <w:keepLines w:val="0"/>
+        <w:widowControl w:val="1"/>
+      </w:pPr>
       <w:r>
         <w:rPr>
           <w:b/>
           <w:bCs/>
         </w:rPr>
-        <w:t xml:space="preserve">CoRe-3</w:t>
-      </w:r>
-      <w:r>
-        <w:t xml:space="preserve"> </w:t>
-      </w:r>
-      <w:r>
-        <w:t xml:space="preserve">(Co-Reasoning), a competency model factoring productive AI use into three assessable skills we abbreviate</w:t>
-      </w:r>
-      <w:r>
-        <w:t xml:space="preserve"> </w:t>
-      </w:r>
-      <w:r>
-        <w:rPr>
-          <w:b/>
-          <w:bCs/>
-        </w:rPr>
-        <w:t xml:space="preserve">FJS</w:t>
-      </w:r>
-      <w:r>
-        <w:t xml:space="preserve">:</w:t>
-      </w:r>
-      <w:r>
-        <w:t xml:space="preserve"> </w:t>
-      </w:r>
-      <w:r>
-        <w:rPr>
-          <w:b/>
-          <w:bCs/>
-        </w:rPr>
-        <w:t xml:space="preserve">Framing</w:t>
-      </w:r>
-      <w:r>
-        <w:t xml:space="preserve"> </w:t>
-      </w:r>
-      <w:r>
-        <w:t xml:space="preserve">(specifying an ill-defined task before invoking AI),</w:t>
-      </w:r>
-      <w:r>
-        <w:t xml:space="preserve"> </w:t>
-      </w:r>
-      <w:r>
-        <w:rPr>
-          <w:b/>
-          <w:bCs/>
-        </w:rPr>
-        <w:t xml:space="preserve">Judging</w:t>
-      </w:r>
-      <w:r>
-        <w:t xml:space="preserve"> </w:t>
-      </w:r>
-      <w:r>
-        <w:t xml:space="preserve">(evaluating output for errors and unstated assumptions), and</w:t>
-      </w:r>
-      <w:r>
-        <w:t xml:space="preserve"> </w:t>
-      </w:r>
-      <w:r>
-        <w:rPr>
-          <w:b/>
-          <w:bCs/>
-        </w:rPr>
-        <w:t xml:space="preserve">Steering</w:t>
-      </w:r>
-      <w:r>
-        <w:t xml:space="preserve"> </w:t>
-      </w:r>
-      <w:r>
-        <w:t xml:space="preserve">(iteratively redirecting the model). Its distinguishing claim is the separation of pre-generation Framing from post-generation Steering, with Judging as the gate between. We ground the skills in theory, state five testable propositions, and instantiate them in</w:t>
-      </w:r>
-      <w:r>
-        <w:t xml:space="preserve"> </w:t>
-      </w:r>
-      <w:r>
-        <w:rPr>
-          <w:b/>
-          <w:bCs/>
-        </w:rPr>
-        <w:t xml:space="preserve">CoReasoningLab</w:t>
-      </w:r>
-      <w:r>
-        <w:t xml:space="preserve">, an open platform that presents flawed AI output and scores them independently. Over simulated learners (generated and graded by different models), the skills dissociate: each tracks its own manipulated competence while staying flat in the others, and grades become correlated when one competence is shared across all three (convergent and discriminant validity), across grader backends from two providers. Human-rater agreement and outcomes are next; we release the instrument, data, and protocol.</w:t>
+        <w:t xml:space="preserve">Keywords:</w:t>
+      </w:r>
+      <w:r>
+        <w:t xml:space="preserve"> </w:t>
+      </w:r>
+      <w:r>
+        <w:t xml:space="preserve">generative AI; AI literacy; competency assessment; metacognition; self-regulated learning; higher education</w:t>
       </w:r>
     </w:p>
-    <w:bookmarkEnd w:id="9"/>
     <w:bookmarkStart w:id="13" w:name="Xe3d0fc0bea9a42ce7605565d0964033d7f6ee47"/>
     <w:p>
       <w:pPr>
@@ -279,13 +179,13 @@
         <w:widowControl w:val="1"/>
       </w:pPr>
       <w:r>
-        <w:t xml:space="preserve">Most AI-in-education tools optimize for the wrong variable. They shorten the path from question to</w:t>
-      </w:r>
-      <w:r>
-        <w:t xml:space="preserve"> </w:t>
-      </w:r>
-      <w:r>
-        <w:t xml:space="preserve">answer, when the answer was never the point of education. The cognitive work of specifying a problem,</w:t>
+        <w:t xml:space="preserve">Most tools bringing generative AI into higher education optimize for the wrong variable. They shorten the path from question to</w:t>
+      </w:r>
+      <w:r>
+        <w:t xml:space="preserve"> </w:t>
+      </w:r>
+      <w:r>
+        <w:t xml:space="preserve">answer, when the answer was never the point of a university education. The cognitive work of specifying a problem,</w:t>
       </w:r>
       <w:r>
         <w:t xml:space="preserve"> </w:t>
@@ -588,49 +488,43 @@
         <w:t xml:space="preserve"> </w:t>
       </w:r>
       <w:r>
-        <w:t xml:space="preserve">more of the execution, the human contribution does not disappear; it concentrates in the operations a</w:t>
-      </w:r>
-      <w:r>
-        <w:t xml:space="preserve"> </w:t>
-      </w:r>
-      <w:r>
-        <w:t xml:space="preserve">system cannot perform on its own behalf: choosing which problem is worth solving and specifying it,</w:t>
-      </w:r>
-      <w:r>
-        <w:t xml:space="preserve"> </w:t>
-      </w:r>
-      <w:r>
-        <w:t xml:space="preserve">judging whether a fluent output is actually right, and redirecting the model when it is not. The field</w:t>
-      </w:r>
-      <w:r>
-        <w:t xml:space="preserve"> </w:t>
-      </w:r>
-      <w:r>
-        <w:t xml:space="preserve">evidence that AI's value is conditional on the user's skill (Dell'Acqua et al., 2023; Vaccaro et al.,</w:t>
-      </w:r>
-      <w:r>
-        <w:t xml:space="preserve"> </w:t>
-      </w:r>
-      <w:r>
-        <w:t xml:space="preserve">2024) implies that this conditioning tightens rather than loosens as systems improve, so the durable,</w:t>
-      </w:r>
-      <w:r>
-        <w:t xml:space="preserve"> </w:t>
-      </w:r>
-      <w:r>
-        <w:t xml:space="preserve">assessable human skill shifts from executing a task to framing, judging, and steering it (Acar, 2023;</w:t>
-      </w:r>
-      <w:r>
-        <w:t xml:space="preserve"> </w:t>
-      </w:r>
-      <w:r>
-        <w:t xml:space="preserve">Denny et al., 2024) (Figure 1). An assessment that still measures unaided execution therefore measures</w:t>
-      </w:r>
-      <w:r>
-        <w:t xml:space="preserve"> </w:t>
-      </w:r>
-      <w:r>
-        <w:t xml:space="preserve">a shrinking part of what competent work will require.</w:t>
+        <w:t xml:space="preserve">more of the execution, the human contribution concentrates in the operations a system cannot perform on</w:t>
+      </w:r>
+      <w:r>
+        <w:t xml:space="preserve"> </w:t>
+      </w:r>
+      <w:r>
+        <w:t xml:space="preserve">its own behalf: specifying which problem is worth solving, judging whether a fluent output is right, and</w:t>
+      </w:r>
+      <w:r>
+        <w:t xml:space="preserve"> </w:t>
+      </w:r>
+      <w:r>
+        <w:t xml:space="preserve">redirecting the model when it is not. Field evidence that AI's value is conditional on the user's skill</w:t>
+      </w:r>
+      <w:r>
+        <w:t xml:space="preserve"> </w:t>
+      </w:r>
+      <w:r>
+        <w:t xml:space="preserve">(Dell'Acqua et al., 2023; Vaccaro et al., 2024) implies this conditioning tightens as systems improve,</w:t>
+      </w:r>
+      <w:r>
+        <w:t xml:space="preserve"> </w:t>
+      </w:r>
+      <w:r>
+        <w:t xml:space="preserve">so the durable, assessable skill shifts from executing a task to framing, judging, and steering it</w:t>
+      </w:r>
+      <w:r>
+        <w:t xml:space="preserve"> </w:t>
+      </w:r>
+      <w:r>
+        <w:t xml:space="preserve">(Acar, 2023; Denny et al., 2024; see Figure 1). An assessment that still measures unaided execution</w:t>
+      </w:r>
+      <w:r>
+        <w:t xml:space="preserve"> </w:t>
+      </w:r>
+      <w:r>
+        <w:t xml:space="preserve">therefore measures a shrinking part of what competent work will require.</w:t>
       </w:r>
     </w:p>
     <w:p>
@@ -651,7 +545,7 @@
               <a:graphicData uri="http://schemas.openxmlformats.org/drawingml/2006/picture">
                 <pic:pic>
                   <pic:nvPicPr>
-                    <pic:cNvPr descr="C:/Users/apart/AppData/Local/Temp/html2doc_svg_VMCP0p/svg_0.png" id="12" name="Picture"/>
+                    <pic:cNvPr descr="E:/tmp/html2doc_svg_Exgetq/svg_0.png" id="12" name="Picture"/>
                     <pic:cNvPicPr>
                       <a:picLocks noChangeArrowheads="1" noChangeAspect="1"/>
                     </pic:cNvPicPr>
@@ -1226,7 +1120,7 @@
         <w:widowControl w:val="1"/>
       </w:pPr>
       <w:r>
-        <w:t xml:space="preserve">Existing instruments for assessing how students work with AI are not wrong so much as</w:t>
+        <w:t xml:space="preserve">Existing instruments for assessing how university students work with AI are not wrong so much as</w:t>
       </w:r>
       <w:r>
         <w:t xml:space="preserve"> </w:t>
@@ -1721,7 +1615,7 @@
               <a:graphicData uri="http://schemas.openxmlformats.org/drawingml/2006/picture">
                 <pic:pic>
                   <pic:nvPicPr>
-                    <pic:cNvPr descr="C:/Users/apart/AppData/Local/Temp/html2doc_svg_VMCP0p/svg_1.png" id="17" name="Picture"/>
+                    <pic:cNvPr descr="E:/tmp/html2doc_svg_Exgetq/svg_1.png" id="17" name="Picture"/>
                     <pic:cNvPicPr>
                       <a:picLocks noChangeArrowheads="1" noChangeAspect="1"/>
                     </pic:cNvPicPr>
@@ -1786,7 +1680,7 @@
       </w:r>
     </w:p>
     <w:bookmarkEnd w:id="18"/>
-    <w:bookmarkStart w:id="19" w:name="X1eb66af04d4702fef1ddf2edf668648ed034024"/>
+    <w:bookmarkStart w:id="19" w:name="Xce6e1ca138cc2fbbca968c6b99114842268beb5"/>
     <w:p>
       <w:pPr>
         <w:pStyle w:val="Heading3"/>
@@ -1795,7 +1689,7 @@
         <w:widowControl w:val="1"/>
       </w:pPr>
       <w:r>
-        <w:t xml:space="preserve">3.2 The temporal-separation claim (what makes the decomposition non-obvious)</w:t>
+        <w:t xml:space="preserve">3.2 The temporal-separation claim</w:t>
       </w:r>
     </w:p>
     <w:p>
@@ -2882,7 +2776,7 @@
         <w:t xml:space="preserve"> </w:t>
       </w:r>
       <w:r>
-        <w:t xml:space="preserve">make the boundary explicit by confronting the nearest priors directly.</w:t>
+        <w:t xml:space="preserve">make the boundary explicit against the nearest priors.</w:t>
       </w:r>
     </w:p>
     <w:p>
@@ -2898,61 +2792,67 @@
           <w:b/>
           <w:bCs/>
         </w:rPr>
-        <w:t xml:space="preserve">AI-fluency frameworks.</w:t>
-      </w:r>
-      <w:r>
-        <w:t xml:space="preserve"> </w:t>
-      </w:r>
-      <w:r>
-        <w:t xml:space="preserve">The closest practitioner framework is the 4D model of AI fluency (Dakan &amp;</w:t>
-      </w:r>
-      <w:r>
-        <w:t xml:space="preserve"> </w:t>
-      </w:r>
-      <w:r>
-        <w:t xml:space="preserve">Feller, 2025): Delegation, Description, Discernment, Diligence. Its Discernment maps cleanly onto</w:t>
-      </w:r>
-      <w:r>
-        <w:t xml:space="preserve"> </w:t>
-      </w:r>
-      <w:r>
-        <w:t xml:space="preserve">Judging, but its Description bundles two operations we deliberately separate: crafting the initial</w:t>
-      </w:r>
-      <w:r>
-        <w:t xml:space="preserve"> </w:t>
-      </w:r>
-      <w:r>
-        <w:t xml:space="preserve">specification and conducting the iterative back-and-forth. CoRe-3's contention is that these are</w:t>
-      </w:r>
-      <w:r>
-        <w:t xml:space="preserve"> </w:t>
-      </w:r>
-      <w:r>
-        <w:t xml:space="preserve">distinct skills at distinct times, the pre-generation act of Framing and the post-generation act of</w:t>
-      </w:r>
-      <w:r>
-        <w:t xml:space="preserve"> </w:t>
-      </w:r>
-      <w:r>
-        <w:t xml:space="preserve">Steering, with different error modes (a malformed task versus a mis-targeted correction) and different</w:t>
-      </w:r>
-      <w:r>
-        <w:t xml:space="preserve"> </w:t>
-      </w:r>
-      <w:r>
-        <w:t xml:space="preserve">instructional remedies. CoRe-3 also derives its skills from learning theory and an assessment</w:t>
-      </w:r>
-      <w:r>
-        <w:t xml:space="preserve"> </w:t>
-      </w:r>
-      <w:r>
-        <w:t xml:space="preserve">rationale rather than from a fluency heuristic, and so yields rubrics and dissociation predictions</w:t>
-      </w:r>
-      <w:r>
-        <w:t xml:space="preserve"> </w:t>
-      </w:r>
-      <w:r>
-        <w:t xml:space="preserve">that a checklist does not.</w:t>
+        <w:t xml:space="preserve">Fluency, metacognitive, and prompt-literacy frameworks.</w:t>
+      </w:r>
+      <w:r>
+        <w:t xml:space="preserve"> </w:t>
+      </w:r>
+      <w:r>
+        <w:t xml:space="preserve">The 4D model of AI fluency (Dakan &amp;</w:t>
+      </w:r>
+      <w:r>
+        <w:t xml:space="preserve"> </w:t>
+      </w:r>
+      <w:r>
+        <w:t xml:space="preserve">Feller, 2025) maps Discernment onto Judging but bundles the initial specification and the iterative</w:t>
+      </w:r>
+      <w:r>
+        <w:t xml:space="preserve"> </w:t>
+      </w:r>
+      <w:r>
+        <w:t xml:space="preserve">back-and-forth into one "Description," exactly the pre- versus post-generation operations we separate.</w:t>
+      </w:r>
+      <w:r>
+        <w:t xml:space="preserve"> </w:t>
+      </w:r>
+      <w:r>
+        <w:t xml:space="preserve">Tankelevitch et al. (2024) analyse generative-AI use as metacognitive demands (prompting, output</w:t>
+      </w:r>
+      <w:r>
+        <w:t xml:space="preserve"> </w:t>
+      </w:r>
+      <w:r>
+        <w:t xml:space="preserve">evaluation, workflow iteration); we share that foundation but convert a demands analysis into an</w:t>
+      </w:r>
+      <w:r>
+        <w:t xml:space="preserve"> </w:t>
+      </w:r>
+      <w:r>
+        <w:t xml:space="preserve">assessable model with rubrics, propositions, and dissociation evidence. Prompt-literacy models such as</w:t>
+      </w:r>
+      <w:r>
+        <w:t xml:space="preserve"> </w:t>
+      </w:r>
+      <w:r>
+        <w:t xml:space="preserve">CLEAR (Lo, 2023), including the formulate-interpret-refine decomposition of Tour and Zadorozhnyy</w:t>
+      </w:r>
+      <w:r>
+        <w:t xml:space="preserve"> </w:t>
+      </w:r>
+      <w:r>
+        <w:t xml:space="preserve">(2025), likewise fuse task specification and refinement under "prompting" and do not grade the</w:t>
+      </w:r>
+      <w:r>
+        <w:t xml:space="preserve"> </w:t>
+      </w:r>
+      <w:r>
+        <w:t xml:space="preserve">sub-practices as dissociable competencies. This fusion of Framing and Steering is the conflation</w:t>
+      </w:r>
+      <w:r>
+        <w:t xml:space="preserve"> </w:t>
+      </w:r>
+      <w:r>
+        <w:t xml:space="preserve">CoRe-3 rejects, and our feasibility demonstration shows the two grades can diverge.</w:t>
       </w:r>
     </w:p>
     <w:p>
@@ -2968,159 +2868,37 @@
           <w:b/>
           <w:bCs/>
         </w:rPr>
-        <w:t xml:space="preserve">Metacognitive analyses of generative AI.</w:t>
-      </w:r>
-      <w:r>
-        <w:t xml:space="preserve"> </w:t>
-      </w:r>
-      <w:r>
-        <w:t xml:space="preserve">The strongest construct-level neighbour is Tankelevitch</w:t>
-      </w:r>
-      <w:r>
-        <w:t xml:space="preserve"> </w:t>
-      </w:r>
-      <w:r>
-        <w:t xml:space="preserve">et al. (2024), who analyse generative-AI use through the lens of metacognitive demands, naming</w:t>
-      </w:r>
-      <w:r>
-        <w:t xml:space="preserve"> </w:t>
-      </w:r>
-      <w:r>
-        <w:t xml:space="preserve">prompting, output evaluation, and workflow iteration as sites of metacognitive monitoring and control.</w:t>
-      </w:r>
-      <w:r>
-        <w:t xml:space="preserve"> </w:t>
-      </w:r>
-      <w:r>
-        <w:t xml:space="preserve">We share the metacognitive foundation but differ in goal: their contribution is a demands analysis (a</w:t>
-      </w:r>
-      <w:r>
-        <w:t xml:space="preserve"> </w:t>
-      </w:r>
-      <w:r>
-        <w:t xml:space="preserve">cognitive-load lens that explains why GenAI is hard to use well), whereas ours is an assessable</w:t>
-      </w:r>
-      <w:r>
-        <w:t xml:space="preserve"> </w:t>
-      </w:r>
-      <w:r>
-        <w:t xml:space="preserve">competency model with explicit rubrics, propositions, and feasibility evidence that the components</w:t>
-      </w:r>
-      <w:r>
-        <w:t xml:space="preserve"> </w:t>
-      </w:r>
-      <w:r>
-        <w:t xml:space="preserve">dissociate. The two are complementary: their analysis motivates why each of our skills is cognitively</w:t>
-      </w:r>
-      <w:r>
-        <w:t xml:space="preserve"> </w:t>
-      </w:r>
-      <w:r>
-        <w:t xml:space="preserve">demanding; our framework makes each one measurable.</w:t>
-      </w:r>
-    </w:p>
-    <w:p>
-      <w:pPr>
-        <w:pStyle w:val="BodyText"/>
-        <w:jc w:val="both"/>
-        <w:keepNext w:val="0"/>
-        <w:keepLines w:val="0"/>
-        <w:widowControl w:val="1"/>
-      </w:pPr>
-      <w:r>
-        <w:rPr>
-          <w:b/>
-          <w:bCs/>
-        </w:rPr>
-        <w:t xml:space="preserve">Prompt-literacy frameworks.</w:t>
-      </w:r>
-      <w:r>
-        <w:t xml:space="preserve"> </w:t>
-      </w:r>
-      <w:r>
-        <w:t xml:space="preserve">Prompt-literacy models such as CLEAR (Lo, 2023) and the broader</w:t>
-      </w:r>
-      <w:r>
-        <w:t xml:space="preserve"> </w:t>
-      </w:r>
-      <w:r>
-        <w:t xml:space="preserve">prompt-literacy literature define competence as constructing a precise prompt and iteratively refining</w:t>
-      </w:r>
-      <w:r>
-        <w:t xml:space="preserve"> </w:t>
-      </w:r>
-      <w:r>
-        <w:t xml:space="preserve">it. The most developed recent decomposition, an operationalization of prompt literacy into formulate,</w:t>
-      </w:r>
-      <w:r>
-        <w:t xml:space="preserve"> </w:t>
-      </w:r>
-      <w:r>
-        <w:t xml:space="preserve">interpret, and refine sub-practices (Tour &amp; Zadorozhnyy, 2025), is the closest competitor to our</w:t>
-      </w:r>
-      <w:r>
-        <w:t xml:space="preserve"> </w:t>
-      </w:r>
-      <w:r>
-        <w:t xml:space="preserve">triad; but it bundles task specification and iterative refinement under "prompting" and does not treat</w:t>
-      </w:r>
-      <w:r>
-        <w:t xml:space="preserve"> </w:t>
-      </w:r>
-      <w:r>
-        <w:t xml:space="preserve">the sub-practices as separately graded, dissociable competencies. This fusion of Framing and Steering</w:t>
-      </w:r>
-      <w:r>
-        <w:t xml:space="preserve"> </w:t>
-      </w:r>
-      <w:r>
-        <w:t xml:space="preserve">into a single "prompting" skill is exactly the conflation CoRe-3 rejects. Treating them</w:t>
-      </w:r>
-      <w:r>
-        <w:t xml:space="preserve"> </w:t>
-      </w:r>
-      <w:r>
-        <w:t xml:space="preserve">separately is consequential: it predicts, and our feasibility demonstration supports, that</w:t>
-      </w:r>
-      <w:r>
-        <w:t xml:space="preserve"> </w:t>
-      </w:r>
-      <w:r>
-        <w:t xml:space="preserve">a simulated learner's model-assigned Framing and Steering grades can diverge.</w:t>
-      </w:r>
-    </w:p>
-    <w:p>
-      <w:pPr>
-        <w:pStyle w:val="BodyText"/>
-        <w:jc w:val="both"/>
-        <w:keepNext w:val="0"/>
-        <w:keepLines w:val="0"/>
-        <w:widowControl w:val="1"/>
-      </w:pPr>
-      <w:r>
-        <w:rPr>
-          <w:b/>
-          <w:bCs/>
-        </w:rPr>
-        <w:t xml:space="preserve">Metric frameworks for human-AI cognition.</w:t>
-      </w:r>
-      <w:r>
-        <w:t xml:space="preserve"> </w:t>
-      </w:r>
-      <w:r>
-        <w:t xml:space="preserve">A distinct 2026 line proposes named multi-metric schemes</w:t>
-      </w:r>
-      <w:r>
-        <w:t xml:space="preserve"> </w:t>
-      </w:r>
-      <w:r>
-        <w:t xml:space="preserve">for working with AI, for instance a cognitive-amplification-versus-delegation framework with dependency</w:t>
-      </w:r>
-      <w:r>
-        <w:t xml:space="preserve"> </w:t>
-      </w:r>
-      <w:r>
-        <w:t xml:space="preserve">and drift metrics (Di Santi, 2026). These measure the</w:t>
+        <w:t xml:space="preserve">Literacy, metric, and mode frameworks.</w:t>
+      </w:r>
+      <w:r>
+        <w:t xml:space="preserve"> </w:t>
+      </w:r>
+      <w:r>
+        <w:t xml:space="preserve">Knowledge-oriented AI-literacy sets (Long &amp; Magerko, 2020;</w:t>
+      </w:r>
+      <w:r>
+        <w:t xml:space="preserve"> </w:t>
+      </w:r>
+      <w:r>
+        <w:t xml:space="preserve">UNESCO, 2024) define literacy as understanding AI systems and contain no Framing or Steering construct,</w:t>
+      </w:r>
+      <w:r>
+        <w:t xml:space="preserve"> </w:t>
+      </w:r>
+      <w:r>
+        <w:t xml:space="preserve">only a diffuse "critical evaluation"; CoRe-3 supplies the task-execution competencies they leave</w:t>
+      </w:r>
+      <w:r>
+        <w:t xml:space="preserve"> </w:t>
+      </w:r>
+      <w:r>
+        <w:t xml:space="preserve">implicit. Metric schemes for human-AI cognition, such as a cognitive-amplification-versus-delegation</w:t>
+      </w:r>
+      <w:r>
+        <w:t xml:space="preserve"> </w:t>
+      </w:r>
+      <w:r>
+        <w:t xml:space="preserve">framework with dependency and drift metrics (Di Santi, 2026), measure the</w:t>
       </w:r>
       <w:r>
         <w:t xml:space="preserve"> </w:t>
@@ -3136,111 +2914,31 @@
         <w:t xml:space="preserve"> </w:t>
       </w:r>
       <w:r>
-        <w:t xml:space="preserve">of reliance rather than</w:t>
-      </w:r>
-      <w:r>
-        <w:t xml:space="preserve"> </w:t>
-      </w:r>
-      <w:r>
-        <w:t xml:space="preserve">teachable framing, judging, and steering competencies, and so are complementary to, not competitive</w:t>
-      </w:r>
-      <w:r>
-        <w:t xml:space="preserve"> </w:t>
-      </w:r>
-      <w:r>
-        <w:t xml:space="preserve">with, an assessable-skill decomposition.</w:t>
-      </w:r>
-    </w:p>
-    <w:p>
-      <w:pPr>
-        <w:pStyle w:val="BodyText"/>
-        <w:jc w:val="both"/>
-        <w:keepNext w:val="0"/>
-        <w:keepLines w:val="0"/>
-        <w:widowControl w:val="1"/>
-      </w:pPr>
-      <w:r>
-        <w:rPr>
-          <w:b/>
-          <w:bCs/>
-        </w:rPr>
-        <w:t xml:space="preserve">Knowledge-oriented AI-literacy frameworks.</w:t>
-      </w:r>
-      <w:r>
-        <w:t xml:space="preserve"> </w:t>
-      </w:r>
-      <w:r>
-        <w:t xml:space="preserve">Field-defining competency sets such as Long &amp; Magerko</w:t>
-      </w:r>
-      <w:r>
-        <w:t xml:space="preserve"> </w:t>
-      </w:r>
-      <w:r>
-        <w:t xml:space="preserve">(2020) and the UNESCO (2024) student framework define AI literacy primarily as understanding AI</w:t>
-      </w:r>
-      <w:r>
-        <w:t xml:space="preserve"> </w:t>
-      </w:r>
-      <w:r>
-        <w:t xml:space="preserve">systems, their capabilities, limits, and ethics, rather than as executing tasks within a human-AI</w:t>
-      </w:r>
-      <w:r>
-        <w:t xml:space="preserve"> </w:t>
-      </w:r>
-      <w:r>
-        <w:t xml:space="preserve">loop. They contain no Framing or Steering construct and only a diffuse notion of critical evaluation</w:t>
-      </w:r>
-      <w:r>
-        <w:t xml:space="preserve"> </w:t>
-      </w:r>
-      <w:r>
-        <w:t xml:space="preserve">that partly overlaps Judging. CoRe-3 is orthogonal: it specifies the task-execution competencies</w:t>
-      </w:r>
-      <w:r>
-        <w:t xml:space="preserve"> </w:t>
-      </w:r>
-      <w:r>
-        <w:t xml:space="preserve">these frameworks leave implicit.</w:t>
-      </w:r>
-    </w:p>
-    <w:p>
-      <w:pPr>
-        <w:pStyle w:val="BodyText"/>
-        <w:jc w:val="both"/>
-        <w:keepNext w:val="0"/>
-        <w:keepLines w:val="0"/>
-        <w:widowControl w:val="1"/>
-      </w:pPr>
-      <w:r>
-        <w:rPr>
-          <w:b/>
-          <w:bCs/>
-        </w:rPr>
-        <w:t xml:space="preserve">Empirical accounts of AI-use modes.</w:t>
-      </w:r>
-      <w:r>
-        <w:t xml:space="preserve"> </w:t>
-      </w:r>
-      <w:r>
-        <w:t xml:space="preserve">Field studies describe how skilled users actually work with AI:</w:t>
-      </w:r>
-      <w:r>
-        <w:t xml:space="preserve"> </w:t>
-      </w:r>
-      <w:r>
-        <w:t xml:space="preserve">the "Cyborg" mode of continuous push-back-and-validate (Randazzo et al., 2025) and the sharp</w:t>
-      </w:r>
-      <w:r>
-        <w:t xml:space="preserve"> </w:t>
-      </w:r>
-      <w:r>
-        <w:t xml:space="preserve">skill-dependence of AI's value at the competence frontier (Dell'Acqua et al., 2023). These describe the</w:t>
-      </w:r>
-      <w:r>
-        <w:t xml:space="preserve"> </w:t>
-      </w:r>
-      <w:r>
-        <w:t xml:space="preserve">behaviour; CoRe-3 supplies the assessable skill decomposition that underlies it.</w:t>
+        <w:t xml:space="preserve">of reliance</w:t>
+      </w:r>
+      <w:r>
+        <w:t xml:space="preserve"> </w:t>
+      </w:r>
+      <w:r>
+        <w:t xml:space="preserve">rather than teachable skills. Field accounts of how skilled users work, the continuous</w:t>
+      </w:r>
+      <w:r>
+        <w:t xml:space="preserve"> </w:t>
+      </w:r>
+      <w:r>
+        <w:t xml:space="preserve">push-back-and-validate "Cyborg" mode (Randazzo et al., 2025) and the skill-dependence of AI's value at</w:t>
+      </w:r>
+      <w:r>
+        <w:t xml:space="preserve"> </w:t>
+      </w:r>
+      <w:r>
+        <w:t xml:space="preserve">the competence frontier (Dell'Acqua et al., 2023), describe the behaviour that CoRe-3 decomposes into</w:t>
+      </w:r>
+      <w:r>
+        <w:t xml:space="preserve"> </w:t>
+      </w:r>
+      <w:r>
+        <w:t xml:space="preserve">assessable skills.</w:t>
       </w:r>
     </w:p>
     <w:p>
@@ -4128,91 +3826,97 @@
           <w:b/>
           <w:bCs/>
         </w:rPr>
-        <w:t xml:space="preserve">Validated GenAI-competency instruments.</w:t>
-      </w:r>
-      <w:r>
-        <w:t xml:space="preserve"> </w:t>
-      </w:r>
-      <w:r>
-        <w:t xml:space="preserve">A parallel line of work builds psychometric instruments</w:t>
-      </w:r>
-      <w:r>
-        <w:t xml:space="preserve"> </w:t>
-      </w:r>
-      <w:r>
-        <w:t xml:space="preserve">for AI and generative-AI competence, including validated scales such as GenAIComp (Lee et al., 2025;</w:t>
-      </w:r>
-      <w:r>
-        <w:t xml:space="preserve"> </w:t>
-      </w:r>
-      <w:r>
-        <w:t xml:space="preserve">with factors derived from digital-competence frameworks) and assessment tests such as GLAT</w:t>
-      </w:r>
-      <w:r>
-        <w:t xml:space="preserve"> </w:t>
-      </w:r>
-      <w:r>
-        <w:t xml:space="preserve">(Jin et al., 2024). These establish that GenAI competence can be measured, but their factor structures</w:t>
-      </w:r>
-      <w:r>
-        <w:t xml:space="preserve"> </w:t>
-      </w:r>
-      <w:r>
-        <w:t xml:space="preserve">are literacy-oriented (information literacy, ethics, content creation) and do not isolate a Framing,</w:t>
-      </w:r>
-      <w:r>
-        <w:t xml:space="preserve"> </w:t>
-      </w:r>
-      <w:r>
-        <w:t xml:space="preserve">Judging, or Steering construct. The work closest to ours pairs AI-collaboration literacy with</w:t>
-      </w:r>
-      <w:r>
-        <w:t xml:space="preserve"> </w:t>
-      </w:r>
-      <w:r>
-        <w:t xml:space="preserve">metacognition (Sidra &amp; Mason, 2025) and includes an AI-evaluation</w:t>
-      </w:r>
-      <w:r>
-        <w:t xml:space="preserve"> </w:t>
-      </w:r>
-      <w:r>
-        <w:t xml:space="preserve">sub-construct that overlaps Judging; we differ in separating the pre-generation and post-generation</w:t>
-      </w:r>
-      <w:r>
-        <w:t xml:space="preserve"> </w:t>
-      </w:r>
-      <w:r>
-        <w:t xml:space="preserve">control skills and in demonstrating their dissociation rather than positing correlated factors.</w:t>
-      </w:r>
-      <w:r>
-        <w:t xml:space="preserve"> </w:t>
-      </w:r>
-      <w:r>
-        <w:t xml:space="preserve">CoRe-3 is complementary to this measurement program: it supplies the specific, theory-derived</w:t>
-      </w:r>
-      <w:r>
-        <w:t xml:space="preserve"> </w:t>
-      </w:r>
-      <w:r>
-        <w:t xml:space="preserve">decomposition that a future validated instrument could operationalize. Rubric-based LLM grading studies</w:t>
-      </w:r>
-      <w:r>
-        <w:t xml:space="preserve"> </w:t>
-      </w:r>
-      <w:r>
-        <w:t xml:space="preserve">report high agreement with human raters (intraclass correlation up to 0.97) yet systematic divergence on</w:t>
-      </w:r>
-      <w:r>
-        <w:t xml:space="preserve"> </w:t>
-      </w:r>
-      <w:r>
-        <w:t xml:space="preserve">subjective criteria (Yavuz et al., 2025); the multitrait-multimethod design we use across three grader</w:t>
-      </w:r>
-      <w:r>
-        <w:t xml:space="preserve"> </w:t>
-      </w:r>
-      <w:r>
-        <w:t xml:space="preserve">backends (Section 8) treats that grader-method variance as a measured term rather than a confound.</w:t>
+        <w:t xml:space="preserve">Validated instruments and evaluative judgement.</w:t>
+      </w:r>
+      <w:r>
+        <w:t xml:space="preserve"> </w:t>
+      </w:r>
+      <w:r>
+        <w:t xml:space="preserve">Psychometric GenAI-competence scales such as</w:t>
+      </w:r>
+      <w:r>
+        <w:t xml:space="preserve"> </w:t>
+      </w:r>
+      <w:r>
+        <w:t xml:space="preserve">GenAIComp (Lee et al., 2025) and tests such as GLAT (Jin et al., 2024) establish that GenAI competence</w:t>
+      </w:r>
+      <w:r>
+        <w:t xml:space="preserve"> </w:t>
+      </w:r>
+      <w:r>
+        <w:t xml:space="preserve">is measurable, but their factor structures are literacy-oriented and isolate no Framing, Judging, or</w:t>
+      </w:r>
+      <w:r>
+        <w:t xml:space="preserve"> </w:t>
+      </w:r>
+      <w:r>
+        <w:t xml:space="preserve">Steering construct; the work closest to ours pairs AI-collaboration literacy with metacognition</w:t>
+      </w:r>
+      <w:r>
+        <w:t xml:space="preserve"> </w:t>
+      </w:r>
+      <w:r>
+        <w:t xml:space="preserve">(Sidra &amp; Mason, 2025) yet posits correlated factors rather than demonstrating dissociation. Because</w:t>
+      </w:r>
+      <w:r>
+        <w:t xml:space="preserve"> </w:t>
+      </w:r>
+      <w:r>
+        <w:t xml:space="preserve">rubric-based LLM grading can agree highly with humans yet diverge on subjective criteria</w:t>
+      </w:r>
+      <w:r>
+        <w:t xml:space="preserve"> </w:t>
+      </w:r>
+      <w:r>
+        <w:t xml:space="preserve">(Yavuz et al., 2025), our multitrait-multimethod design across three grader backends (Section 8) treats</w:t>
+      </w:r>
+      <w:r>
+        <w:t xml:space="preserve"> </w:t>
+      </w:r>
+      <w:r>
+        <w:t xml:space="preserve">grader-method variance as a measured term. Our Judging skill operationalizes the evaluative judgement</w:t>
+      </w:r>
+      <w:r>
+        <w:t xml:space="preserve"> </w:t>
+      </w:r>
+      <w:r>
+        <w:t xml:space="preserve">argued to be the core human capability for the AI era (Bearman et al., 2024; Walton et al., 2025):</w:t>
+      </w:r>
+      <w:r>
+        <w:t xml:space="preserve"> </w:t>
+      </w:r>
+      <w:r>
+        <w:t xml:space="preserve">critical evaluation is the highest-load activity in AI-assisted writing (Yao &amp; Fan, 2025) and users</w:t>
+      </w:r>
+      <w:r>
+        <w:t xml:space="preserve"> </w:t>
+      </w:r>
+      <w:r>
+        <w:t xml:space="preserve">default to uncritical acceptance without intervention (Wingerter et al., 2025), which is why we treat</w:t>
+      </w:r>
+      <w:r>
+        <w:t xml:space="preserve"> </w:t>
+      </w:r>
+      <w:r>
+        <w:t xml:space="preserve">it as one of three separable skills rather than one overarching disposition. Among named frameworks,</w:t>
+      </w:r>
+      <w:r>
+        <w:t xml:space="preserve"> </w:t>
+      </w:r>
+      <w:r>
+        <w:t xml:space="preserve">the eight-dimension AI Quotient (Ganuthula &amp; Balaraman, 2025) leaves prompt-engineering fused, whereas</w:t>
+      </w:r>
+      <w:r>
+        <w:t xml:space="preserve"> </w:t>
+      </w:r>
+      <w:r>
+        <w:t xml:space="preserve">CoRe-3 splits it into pre-generation Framing and post-generation Steering; assessment-mode partitions of</w:t>
+      </w:r>
+      <w:r>
+        <w:t xml:space="preserve"> </w:t>
+      </w:r>
+      <w:r>
+        <w:t xml:space="preserve">coursework (Elshall &amp; Badir, 2025) are orthogonal and complementary.</w:t>
       </w:r>
     </w:p>
     <w:p>
@@ -4234,13 +3938,13 @@
         <w:t xml:space="preserve"> </w:t>
       </w:r>
       <w:r>
-        <w:t xml:space="preserve">A prominent strand argues that, as models absorb</w:t>
-      </w:r>
-      <w:r>
-        <w:t xml:space="preserve"> </w:t>
-      </w:r>
-      <w:r>
-        <w:t xml:space="preserve">execution, the durable human skill shifts from prompt crafting to</w:t>
+        <w:t xml:space="preserve">As models absorb execution, a prominent strand argues the</w:t>
+      </w:r>
+      <w:r>
+        <w:t xml:space="preserve"> </w:t>
+      </w:r>
+      <w:r>
+        <w:t xml:space="preserve">durable human skill shifts to</w:t>
       </w:r>
       <w:r>
         <w:t xml:space="preserve"> </w:t>
@@ -4253,55 +3957,34 @@
         <w:t xml:space="preserve">problem formulation</w:t>
       </w:r>
       <w:r>
-        <w:t xml:space="preserve">, identifying,</w:t>
-      </w:r>
-      <w:r>
-        <w:t xml:space="preserve"> </w:t>
-      </w:r>
-      <w:r>
-        <w:t xml:space="preserve">analyzing, and delineating the problem worth solving (Acar, 2023). This is precisely our Framing</w:t>
-      </w:r>
-      <w:r>
-        <w:t xml:space="preserve"> </w:t>
-      </w:r>
-      <w:r>
-        <w:t xml:space="preserve">construct, and classroom work has begun to assess it directly, for example through "prompt problems"</w:t>
-      </w:r>
-      <w:r>
-        <w:t xml:space="preserve"> </w:t>
-      </w:r>
-      <w:r>
-        <w:t xml:space="preserve">that require students to specify and evaluate rather than only prompt (Denny et al., 2024), and</w:t>
-      </w:r>
-      <w:r>
-        <w:t xml:space="preserve"> </w:t>
-      </w:r>
-      <w:r>
-        <w:t xml:space="preserve">through instruments that treat question formulation (Kim et al., 2025) and problem decomposition</w:t>
-      </w:r>
-      <w:r>
-        <w:t xml:space="preserve"> </w:t>
-      </w:r>
-      <w:r>
-        <w:t xml:space="preserve">(Srinath et al., 2025) as independently measurable, trainable skills in generative-AI settings. That</w:t>
-      </w:r>
-      <w:r>
-        <w:t xml:space="preserve"> </w:t>
-      </w:r>
-      <w:r>
-        <w:t xml:space="preserve">Framing is a distinct competency is further supported by the older problem-finding literature, which</w:t>
-      </w:r>
-      <w:r>
-        <w:t xml:space="preserve"> </w:t>
-      </w:r>
-      <w:r>
-        <w:t xml:space="preserve">established problem finding as empirically separable from problem solving (Runco &amp; Chand, 1995). We</w:t>
-      </w:r>
-      <w:r>
-        <w:t xml:space="preserve"> </w:t>
-      </w:r>
-      <w:r>
-        <w:t xml:space="preserve">build on this strand by placing Framing in a measured loop with Judging and Steering.</w:t>
+        <w:t xml:space="preserve"> </w:t>
+      </w:r>
+      <w:r>
+        <w:t xml:space="preserve">(Acar, 2023), precisely our Framing construct;</w:t>
+      </w:r>
+      <w:r>
+        <w:t xml:space="preserve"> </w:t>
+      </w:r>
+      <w:r>
+        <w:t xml:space="preserve">classroom work assesses it through prompt problems (Denny et al., 2024), question formulation</w:t>
+      </w:r>
+      <w:r>
+        <w:t xml:space="preserve"> </w:t>
+      </w:r>
+      <w:r>
+        <w:t xml:space="preserve">(Kim et al., 2025), and problem decomposition (Srinath et al., 2025), and the older problem-finding</w:t>
+      </w:r>
+      <w:r>
+        <w:t xml:space="preserve"> </w:t>
+      </w:r>
+      <w:r>
+        <w:t xml:space="preserve">literature established it as separable from problem solving (Runco &amp; Chand, 1995). We build on this</w:t>
+      </w:r>
+      <w:r>
+        <w:t xml:space="preserve"> </w:t>
+      </w:r>
+      <w:r>
+        <w:t xml:space="preserve">strand by placing Framing in a measured loop with Judging and Steering.</w:t>
       </w:r>
     </w:p>
     <w:p>
@@ -4317,13 +4000,31 @@
           <w:b/>
           <w:bCs/>
         </w:rPr>
-        <w:t xml:space="preserve">Evaluative judgement and named-competency frameworks.</w:t>
-      </w:r>
-      <w:r>
-        <w:t xml:space="preserve"> </w:t>
-      </w:r>
-      <w:r>
-        <w:t xml:space="preserve">The capacity to discern quality,</w:t>
+        <w:t xml:space="preserve">One-line novelty.</w:t>
+      </w:r>
+      <w:r>
+        <w:t xml:space="preserve"> </w:t>
+      </w:r>
+      <w:r>
+        <w:t xml:space="preserve">CoRe-3 is, to our knowledge, the first theoretically-grounded decomposition</w:t>
+      </w:r>
+      <w:r>
+        <w:t xml:space="preserve"> </w:t>
+      </w:r>
+      <w:r>
+        <w:t xml:space="preserve">of productive generative-AI use into three independently-assessable competencies that separates</w:t>
+      </w:r>
+      <w:r>
+        <w:t xml:space="preserve"> </w:t>
+      </w:r>
+      <w:r>
+        <w:t xml:space="preserve">pre-generation Framing from post-generation Steering, with feasibility evidence that the three skills</w:t>
+      </w:r>
+      <w:r>
+        <w:t xml:space="preserve"> </w:t>
+      </w:r>
+      <w:r>
+        <w:t xml:space="preserve">dissociate. The contribution is the</w:t>
       </w:r>
       <w:r>
         <w:t xml:space="preserve"> </w:t>
@@ -4333,13 +4034,95 @@
           <w:i/>
           <w:iCs/>
         </w:rPr>
-        <w:t xml:space="preserve">evaluative</w:t>
+        <w:t xml:space="preserve">separation</w:t>
+      </w:r>
+      <w:r>
+        <w:t xml:space="preserve"> </w:t>
+      </w:r>
+      <w:r>
+        <w:t xml:space="preserve">itself, which is both theoretically motivated</w:t>
+      </w:r>
+      <w:r>
+        <w:t xml:space="preserve"> </w:t>
+      </w:r>
+      <w:r>
+        <w:t xml:space="preserve">(monitor-control plus an upstream task definition) and empirically consequential (the skills can be</w:t>
+      </w:r>
+      <w:r>
+        <w:t xml:space="preserve"> </w:t>
+      </w:r>
+      <w:r>
+        <w:t xml:space="preserve">measured apart).</w:t>
+      </w:r>
+    </w:p>
+    <w:bookmarkEnd w:id="24"/>
+    <w:bookmarkStart w:id="26" w:name="Xb469208b37f38982902a67bd55b39b9d5195787"/>
+    <w:p>
+      <w:pPr>
+        <w:pStyle w:val="Heading2"/>
+        <w:keepNext/>
+        <w:keepLines/>
+        <w:widowControl w:val="1"/>
+      </w:pPr>
+      <w:r>
+        <w:t xml:space="preserve">7. The CoReasoningLab system</w:t>
+      </w:r>
+    </w:p>
+    <w:p>
+      <w:pPr>
+        <w:pStyle w:val="FirstParagraph"/>
+        <w:jc w:val="both"/>
+        <w:keepNext w:val="0"/>
+        <w:keepLines w:val="0"/>
+        <w:widowControl w:val="1"/>
+      </w:pPr>
+      <w:r>
+        <w:t xml:space="preserve">The framework is instantiated in</w:t>
+      </w:r>
+      <w:r>
+        <w:t xml:space="preserve"> </w:t>
       </w:r>
       <w:r>
         <w:rPr>
           <w:i/>
           <w:iCs/>
         </w:rPr>
+        <w:t xml:space="preserve">CoReasoningLab</w:t>
+      </w:r>
+      <w:r>
+        <w:t xml:space="preserve">, a runnable open-source web platform that maps the</w:t>
+      </w:r>
+      <w:r>
+        <w:t xml:space="preserve"> </w:t>
+      </w:r>
+      <w:r>
+        <w:t xml:space="preserve">abstract skills onto a concrete learner experience. It is a Node/Express application with role-based</w:t>
+      </w:r>
+      <w:r>
+        <w:t xml:space="preserve"> </w:t>
+      </w:r>
+      <w:r>
+        <w:t xml:space="preserve">access (student, instructor, administrator), a challenge database, practice and assessment modes,</w:t>
+      </w:r>
+      <w:r>
+        <w:t xml:space="preserve"> </w:t>
+      </w:r>
+      <w:r>
+        <w:t xml:space="preserve">multiple-choice and open-ended response formats, and a five-language content library (English, Hebrew,</w:t>
+      </w:r>
+      <w:r>
+        <w:t xml:space="preserve"> </w:t>
+      </w:r>
+      <w:r>
+        <w:t xml:space="preserve">German, Spanish, French). Its full source, the web application, the database schema, the content</w:t>
+      </w:r>
+      <w:r>
+        <w:t xml:space="preserve"> </w:t>
+      </w:r>
+      <w:r>
+        <w:t xml:space="preserve">library, and the</w:t>
+      </w:r>
+      <w:r>
         <w:t xml:space="preserve"> </w:t>
       </w:r>
       <w:r>
@@ -4347,88 +4130,31 @@
           <w:i/>
           <w:iCs/>
         </w:rPr>
-        <w:t xml:space="preserve">judgement</w:t>
-      </w:r>
-      <w:r>
-        <w:t xml:space="preserve">, has been argued to be the core human capability for the generative-AI era (Bearman et al.,</w:t>
-      </w:r>
-      <w:r>
-        <w:t xml:space="preserve"> </w:t>
-      </w:r>
-      <w:r>
-        <w:t xml:space="preserve">2024), and students are observed to make continuous in-the-loop accept-and-reject judgements while</w:t>
-      </w:r>
-      <w:r>
-        <w:t xml:space="preserve"> </w:t>
-      </w:r>
-      <w:r>
-        <w:t xml:space="preserve">working with AI on assessment tasks (Walton et al., 2025). Our Judging skill operationalizes evaluative</w:t>
-      </w:r>
-      <w:r>
-        <w:t xml:space="preserve"> </w:t>
-      </w:r>
-      <w:r>
-        <w:t xml:space="preserve">judgement specifically for AI output; CoRe-3 then departs from a unified-judgement account by</w:t>
-      </w:r>
-      <w:r>
-        <w:t xml:space="preserve"> </w:t>
-      </w:r>
-      <w:r>
-        <w:t xml:space="preserve">separating it from the generative acts of Framing and Steering, treating evaluation as one of three</w:t>
-      </w:r>
-      <w:r>
-        <w:t xml:space="preserve"> </w:t>
-      </w:r>
-      <w:r>
-        <w:t xml:space="preserve">independently-measurable skills rather than a single overarching disposition. Two findings reinforce</w:t>
-      </w:r>
-      <w:r>
-        <w:t xml:space="preserve"> </w:t>
-      </w:r>
-      <w:r>
-        <w:t xml:space="preserve">that Judging is a separable, demanding construct: critical evaluation is the single highest-load</w:t>
-      </w:r>
-      <w:r>
-        <w:t xml:space="preserve"> </w:t>
-      </w:r>
-      <w:r>
-        <w:t xml:space="preserve">activity in AI-assisted writing (Yao &amp; Fan, 2025), and users default to uncritically accepting AI</w:t>
-      </w:r>
-      <w:r>
-        <w:t xml:space="preserve"> </w:t>
-      </w:r>
-      <w:r>
-        <w:t xml:space="preserve">output absent intervention (Wingerter et al., 2025). Among named competency frameworks, the AI Quotient</w:t>
-      </w:r>
-      <w:r>
-        <w:t xml:space="preserve"> </w:t>
-      </w:r>
-      <w:r>
-        <w:t xml:space="preserve">enumerates eight broad collaboration dimensions (Ganuthula &amp; Balaraman, 2025); CoRe-3 instead</w:t>
-      </w:r>
-      <w:r>
-        <w:t xml:space="preserve"> </w:t>
-      </w:r>
-      <w:r>
-        <w:t xml:space="preserve">collapses to three minimal, independently-assessable skills and, crucially, splits the single</w:t>
-      </w:r>
-      <w:r>
-        <w:t xml:space="preserve"> </w:t>
-      </w:r>
-      <w:r>
-        <w:t xml:space="preserve">prompt-engineering dimension that such frameworks leave fused into a pre-generation Framing skill and a</w:t>
-      </w:r>
-      <w:r>
-        <w:t xml:space="preserve"> </w:t>
-      </w:r>
-      <w:r>
-        <w:t xml:space="preserve">post-generation Steering skill. Frameworks that partition coursework by assessment mode rather than by</w:t>
-      </w:r>
-      <w:r>
-        <w:t xml:space="preserve"> </w:t>
-      </w:r>
-      <w:r>
-        <w:t xml:space="preserve">cognitive skill (Elshall &amp; Badir, 2025) are orthogonal and complementary.</w:t>
+        <w:t xml:space="preserve">scoring engine</w:t>
+      </w:r>
+      <w:r>
+        <w:t xml:space="preserve"> </w:t>
+      </w:r>
+      <w:r>
+        <w:t xml:space="preserve">of 16 prompts (Section 7.1), is released, alongside a</w:t>
+      </w:r>
+      <w:r>
+        <w:t xml:space="preserve"> </w:t>
+      </w:r>
+      <w:r>
+        <w:t xml:space="preserve">pedagogical-foundations document; the Supplementary Material walks through the running system. All</w:t>
+      </w:r>
+      <w:r>
+        <w:t xml:space="preserve"> </w:t>
+      </w:r>
+      <w:r>
+        <w:t xml:space="preserve">challenges evaluated here are English-language (Section 9.2), and the quantitative results come from the</w:t>
+      </w:r>
+      <w:r>
+        <w:t xml:space="preserve"> </w:t>
+      </w:r>
+      <w:r>
+        <w:t xml:space="preserve">scoring engine over controlled inputs, not production logs.</w:t>
       </w:r>
     </w:p>
     <w:p>
@@ -4440,76 +4166,250 @@
         <w:widowControl w:val="1"/>
       </w:pPr>
       <w:r>
+        <w:t xml:space="preserve">Because challenge generation, rubric generation, and scoring are themselves prompt-defined, the engine</w:t>
+      </w:r>
+      <w:r>
+        <w:t xml:space="preserve"> </w:t>
+      </w:r>
+      <w:r>
+        <w:t xml:space="preserve">extends to a new subject, language, or grader backend by substitution rather than redesign, and the</w:t>
+      </w:r>
+      <w:r>
+        <w:t xml:space="preserve"> </w:t>
+      </w:r>
+      <w:r>
+        <w:t xml:space="preserve">released artifact lets others add their own. The platform is therefore</w:t>
+      </w:r>
+      <w:r>
+        <w:t xml:space="preserve"> </w:t>
+      </w:r>
+      <w:r>
         <w:rPr>
           <w:b/>
           <w:bCs/>
         </w:rPr>
-        <w:t xml:space="preserve">One-line novelty.</w:t>
-      </w:r>
-      <w:r>
-        <w:t xml:space="preserve"> </w:t>
-      </w:r>
-      <w:r>
-        <w:t xml:space="preserve">CoRe-3 is, to our knowledge, the first theoretically-grounded decomposition</w:t>
-      </w:r>
-      <w:r>
-        <w:t xml:space="preserve"> </w:t>
-      </w:r>
-      <w:r>
-        <w:t xml:space="preserve">of productive generative-AI use into three independently-assessable competencies that separates</w:t>
-      </w:r>
-      <w:r>
-        <w:t xml:space="preserve"> </w:t>
-      </w:r>
-      <w:r>
-        <w:t xml:space="preserve">pre-generation Framing from post-generation Steering, with feasibility evidence that the three skills</w:t>
-      </w:r>
-      <w:r>
-        <w:t xml:space="preserve"> </w:t>
-      </w:r>
-      <w:r>
-        <w:t xml:space="preserve">dissociate. The contribution is the</w:t>
-      </w:r>
-      <w:r>
-        <w:t xml:space="preserve"> </w:t>
-      </w:r>
-      <w:r>
-        <w:rPr>
-          <w:i/>
-          <w:iCs/>
-        </w:rPr>
-        <w:t xml:space="preserve">separation</w:t>
-      </w:r>
-      <w:r>
-        <w:t xml:space="preserve"> </w:t>
-      </w:r>
-      <w:r>
-        <w:t xml:space="preserve">itself, which is both theoretically motivated</w:t>
-      </w:r>
-      <w:r>
-        <w:t xml:space="preserve"> </w:t>
-      </w:r>
-      <w:r>
-        <w:t xml:space="preserve">(monitor-control plus an upstream task definition) and empirically consequential (the skills can be</w:t>
-      </w:r>
-      <w:r>
-        <w:t xml:space="preserve"> </w:t>
-      </w:r>
-      <w:r>
-        <w:t xml:space="preserve">measured apart).</w:t>
+        <w:t xml:space="preserve">domain-general</w:t>
+      </w:r>
+      <w:r>
+        <w:t xml:space="preserve">: not a</w:t>
+      </w:r>
+      <w:r>
+        <w:t xml:space="preserve"> </w:t>
+      </w:r>
+      <w:r>
+        <w:t xml:space="preserve">computing-education tool but a generic instrument for any discipline in which a learner must specify an</w:t>
+      </w:r>
+      <w:r>
+        <w:t xml:space="preserve"> </w:t>
+      </w:r>
+      <w:r>
+        <w:t xml:space="preserve">ill-defined task, judge a fallible solution, and steer it toward a better one. Its released content</w:t>
+      </w:r>
+      <w:r>
+        <w:t xml:space="preserve"> </w:t>
+      </w:r>
+      <w:r>
+        <w:t xml:space="preserve">already spans</w:t>
+      </w:r>
+      <w:r>
+        <w:t xml:space="preserve"> </w:t>
+      </w:r>
+      <w:r>
+        <w:rPr>
+          <w:b/>
+          <w:bCs/>
+        </w:rPr>
+        <w:t xml:space="preserve">12 disciplines</w:t>
+      </w:r>
+      <w:r>
+        <w:t xml:space="preserve"> </w:t>
+      </w:r>
+      <w:r>
+        <w:t xml:space="preserve">across STEM, the social sciences, the humanities, law, and</w:t>
+      </w:r>
+      <w:r>
+        <w:t xml:space="preserve"> </w:t>
+      </w:r>
+      <w:r>
+        <w:t xml:space="preserve">professional fields (Supplementary Material). An educator authors a challenge by naming a subject; the</w:t>
+      </w:r>
+      <w:r>
+        <w:t xml:space="preserve"> </w:t>
+      </w:r>
+      <w:r>
+        <w:t xml:space="preserve">system generates the ill-defined problem, the three per-skill rubrics, and the seeded-flaw solution.</w:t>
       </w:r>
     </w:p>
-    <w:bookmarkEnd w:id="24"/>
-    <w:bookmarkStart w:id="26" w:name="Xb469208b37f38982902a67bd55b39b9d5195787"/>
     <w:p>
       <w:pPr>
-        <w:pStyle w:val="Heading2"/>
+        <w:pStyle w:val="BodyText"/>
+        <w:jc w:val="both"/>
+        <w:keepNext w:val="0"/>
+        <w:keepLines w:val="0"/>
+        <w:widowControl w:val="1"/>
+      </w:pPr>
+      <w:r>
+        <w:rPr>
+          <w:b/>
+          <w:bCs/>
+        </w:rPr>
+        <w:t xml:space="preserve">Authoring flow (instructor).</w:t>
+      </w:r>
+      <w:r>
+        <w:t xml:space="preserve"> </w:t>
+      </w:r>
+      <w:r>
+        <w:t xml:space="preserve">An instructor defines a challenge by choosing a course and subject</w:t>
+      </w:r>
+      <w:r>
+        <w:t xml:space="preserve"> </w:t>
+      </w:r>
+      <w:r>
+        <w:t xml:space="preserve">path; the system then generates the ill-defined problem, the three per-skill rubrics, the gold-standard</w:t>
+      </w:r>
+      <w:r>
+        <w:t xml:space="preserve"> </w:t>
+      </w:r>
+      <w:r>
+        <w:t xml:space="preserve">framing, and the seeded-flaw solution that the learner will critique (Section 7.1). Challenges are</w:t>
+      </w:r>
+      <w:r>
+        <w:t xml:space="preserve"> </w:t>
+      </w:r>
+      <w:r>
+        <w:t xml:space="preserve">organized into courses and can be assigned to cohorts.</w:t>
+      </w:r>
+    </w:p>
+    <w:p>
+      <w:pPr>
+        <w:pStyle w:val="BodyText"/>
+        <w:jc w:val="both"/>
+        <w:keepNext w:val="0"/>
+        <w:keepLines w:val="0"/>
+        <w:widowControl w:val="1"/>
+      </w:pPr>
+      <w:r>
+        <w:rPr>
+          <w:b/>
+          <w:bCs/>
+        </w:rPr>
+        <w:t xml:space="preserve">Learner flow (student).</w:t>
+      </w:r>
+      <w:r>
+        <w:t xml:space="preserve"> </w:t>
+      </w:r>
+      <w:r>
+        <w:t xml:space="preserve">A student enters a challenge run with two phases, walked through step by</w:t>
+      </w:r>
+      <w:r>
+        <w:t xml:space="preserve"> </w:t>
+      </w:r>
+      <w:r>
+        <w:t xml:space="preserve">step in the Supplementary Material. In Phase 1 (Framing) the student refines the raw ill-defined problem,</w:t>
+      </w:r>
+      <w:r>
+        <w:t xml:space="preserve"> </w:t>
+      </w:r>
+      <w:r>
+        <w:t xml:space="preserve">by writing refinement sections (assumptions, constraints, clarifications, success metrics) or selecting</w:t>
+      </w:r>
+      <w:r>
+        <w:t xml:space="preserve"> </w:t>
+      </w:r>
+      <w:r>
+        <w:t xml:space="preserve">them in multiple-choice mode, and receives rubric-driven Framing feedback and a grade. The system then</w:t>
+      </w:r>
+      <w:r>
+        <w:t xml:space="preserve"> </w:t>
+      </w:r>
+      <w:r>
+        <w:t xml:space="preserve">produces a plausible but deliberately flawed solution. In Phase 2 the student repeatedly</w:t>
+      </w:r>
+      <w:r>
+        <w:t xml:space="preserve"> </w:t>
+      </w:r>
+      <w:r>
+        <w:rPr>
+          <w:b/>
+          <w:bCs/>
+        </w:rPr>
+        <w:t xml:space="preserve">judges</w:t>
+      </w:r>
+      <w:r>
+        <w:t xml:space="preserve"> </w:t>
+      </w:r>
+      <w:r>
+        <w:t xml:space="preserve">the</w:t>
+      </w:r>
+      <w:r>
+        <w:t xml:space="preserve"> </w:t>
+      </w:r>
+      <w:r>
+        <w:t xml:space="preserve">current output (flagging its issues) and</w:t>
+      </w:r>
+      <w:r>
+        <w:t xml:space="preserve"> </w:t>
+      </w:r>
+      <w:r>
+        <w:rPr>
+          <w:b/>
+          <w:bCs/>
+        </w:rPr>
+        <w:t xml:space="preserve">steers</w:t>
+      </w:r>
+      <w:r>
+        <w:t xml:space="preserve"> </w:t>
+      </w:r>
+      <w:r>
+        <w:t xml:space="preserve">the AI (issuing correction commands), up to a</w:t>
+      </w:r>
+      <w:r>
+        <w:t xml:space="preserve"> </w:t>
+      </w:r>
+      <w:r>
+        <w:t xml:space="preserve">configured maximum, and marks the task complete when satisfied. Framing, Judging, and Steering are</w:t>
+      </w:r>
+      <w:r>
+        <w:t xml:space="preserve"> </w:t>
+      </w:r>
+      <w:r>
+        <w:t xml:space="preserve">scored separately, each with its own rubric-driven feedback, and surfaced in a per-challenge report and</w:t>
+      </w:r>
+      <w:r>
+        <w:t xml:space="preserve"> </w:t>
+      </w:r>
+      <w:r>
+        <w:t xml:space="preserve">longitudinal analytics that track the three skills independently. This separation in the interface,</w:t>
+      </w:r>
+      <w:r>
+        <w:t xml:space="preserve"> </w:t>
+      </w:r>
+      <w:r>
+        <w:t xml:space="preserve">distinct phases, feedback channels, and grade columns, is the framework's central claim made</w:t>
+      </w:r>
+      <w:r>
+        <w:t xml:space="preserve"> </w:t>
+      </w:r>
+      <w:r>
+        <w:t xml:space="preserve">operational: a learner sees, and is scored on, three different things, not one undifferentiated</w:t>
+      </w:r>
+      <w:r>
+        <w:t xml:space="preserve"> </w:t>
+      </w:r>
+      <w:r>
+        <w:t xml:space="preserve">"AI use." The remainder of this section describes the instrument that produces those scores.</w:t>
+      </w:r>
+    </w:p>
+    <w:bookmarkStart w:id="25" w:name="Xda76768f9859ddfff08169db8cdc74bf43af05b"/>
+    <w:p>
+      <w:pPr>
+        <w:pStyle w:val="Heading3"/>
         <w:keepNext/>
         <w:keepLines/>
         <w:widowControl w:val="1"/>
       </w:pPr>
       <w:r>
-        <w:t xml:space="preserve">7. The CoReasoningLab system</w:t>
+        <w:t xml:space="preserve">7.1 Operationalization: the assessment instrument</w:t>
       </w:r>
     </w:p>
     <w:p>
@@ -4521,96 +4421,25 @@
         <w:widowControl w:val="1"/>
       </w:pPr>
       <w:r>
-        <w:t xml:space="preserve">The framework is instantiated in</w:t>
-      </w:r>
-      <w:r>
-        <w:t xml:space="preserve"> </w:t>
-      </w:r>
-      <w:r>
-        <w:rPr>
-          <w:i/>
-          <w:iCs/>
-        </w:rPr>
-        <w:t xml:space="preserve">CoReasoningLab</w:t>
-      </w:r>
-      <w:r>
-        <w:t xml:space="preserve">, a runnable open-source web platform, which we</w:t>
-      </w:r>
-      <w:r>
-        <w:t xml:space="preserve"> </w:t>
-      </w:r>
-      <w:r>
-        <w:t xml:space="preserve">describe here so that the abstract skills map onto a concrete learner experience. The platform is a</w:t>
-      </w:r>
-      <w:r>
-        <w:t xml:space="preserve"> </w:t>
-      </w:r>
-      <w:r>
-        <w:t xml:space="preserve">Node/Express application with role-based access (student, instructor, administrator), a challenge</w:t>
-      </w:r>
-      <w:r>
-        <w:t xml:space="preserve"> </w:t>
-      </w:r>
-      <w:r>
-        <w:t xml:space="preserve">database, practice and assessment modes, multiple-choice and open-ended response formats per phase, and</w:t>
-      </w:r>
-      <w:r>
-        <w:t xml:space="preserve"> </w:t>
-      </w:r>
-      <w:r>
-        <w:t xml:space="preserve">a five-language content library (English, Hebrew, German, Spanish, French). Its full source, the web</w:t>
-      </w:r>
-      <w:r>
-        <w:t xml:space="preserve"> </w:t>
-      </w:r>
-      <w:r>
-        <w:t xml:space="preserve">application, the database schema, the content library, and the</w:t>
-      </w:r>
-      <w:r>
-        <w:t xml:space="preserve"> </w:t>
-      </w:r>
-      <w:r>
-        <w:rPr>
-          <w:i/>
-          <w:iCs/>
-        </w:rPr>
-        <w:t xml:space="preserve">scoring engine</w:t>
-      </w:r>
-      <w:r>
-        <w:t xml:space="preserve"> </w:t>
-      </w:r>
-      <w:r>
-        <w:t xml:space="preserve">of sixteen prompts</w:t>
-      </w:r>
-      <w:r>
-        <w:t xml:space="preserve"> </w:t>
-      </w:r>
-      <w:r>
-        <w:t xml:space="preserve">(Section 7.1), is released, alongside a pedagogical-foundations document mapping the design to learning</w:t>
-      </w:r>
-      <w:r>
-        <w:t xml:space="preserve"> </w:t>
-      </w:r>
-      <w:r>
-        <w:t xml:space="preserve">theory. Figures A1 and A2 are screenshots of the running platform, and Appendix A walks through the</w:t>
-      </w:r>
-      <w:r>
-        <w:t xml:space="preserve"> </w:t>
-      </w:r>
-      <w:r>
-        <w:t xml:space="preserve">system end to end. All challenges evaluated in this paper are</w:t>
-      </w:r>
-      <w:r>
-        <w:t xml:space="preserve"> </w:t>
-      </w:r>
-      <w:r>
-        <w:t xml:space="preserve">English-language (Section 9.2), and the quantitative results come from the scoring engine over controlled</w:t>
-      </w:r>
-      <w:r>
-        <w:t xml:space="preserve"> </w:t>
-      </w:r>
-      <w:r>
-        <w:t xml:space="preserve">inputs rather than from production usage logs.</w:t>
+        <w:t xml:space="preserve">To show that the three constructs are not only conceptually distinct but practically measurable, we</w:t>
+      </w:r>
+      <w:r>
+        <w:t xml:space="preserve"> </w:t>
+      </w:r>
+      <w:r>
+        <w:t xml:space="preserve">describe a working instrument that scores each skill from a learner's transcript. The instrument is a</w:t>
+      </w:r>
+      <w:r>
+        <w:t xml:space="preserve"> </w:t>
+      </w:r>
+      <w:r>
+        <w:t xml:space="preserve">pipeline of large-language-model prompts; we use it here as an existence proof that automated,</w:t>
+      </w:r>
+      <w:r>
+        <w:t xml:space="preserve"> </w:t>
+      </w:r>
+      <w:r>
+        <w:t xml:space="preserve">rubric-driven scoring of Framing, Judging, and Steering is feasible, not as a validated assessment.</w:t>
       </w:r>
     </w:p>
     <w:p>
@@ -4622,114 +4451,77 @@
         <w:widowControl w:val="1"/>
       </w:pPr>
       <w:r>
-        <w:t xml:space="preserve">Because challenge generation, rubric generation, and scoring are themselves prompt-defined, the engine</w:t>
-      </w:r>
-      <w:r>
-        <w:t xml:space="preserve"> </w:t>
-      </w:r>
-      <w:r>
-        <w:t xml:space="preserve">extends to a new subject, language, or grader backend by substitution rather than redesign: the</w:t>
-      </w:r>
-      <w:r>
-        <w:t xml:space="preserve"> </w:t>
-      </w:r>
-      <w:r>
-        <w:t xml:space="preserve">feasibility demonstration exercises it unchanged across ten subjects (Section 8) and two grader models,</w:t>
-      </w:r>
-      <w:r>
-        <w:t xml:space="preserve"> </w:t>
-      </w:r>
-      <w:r>
-        <w:t xml:space="preserve">and the released artifact lets others add their own. The platform is therefore</w:t>
-      </w:r>
-      <w:r>
-        <w:t xml:space="preserve"> </w:t>
-      </w:r>
-      <w:r>
         <w:rPr>
           <w:b/>
           <w:bCs/>
         </w:rPr>
-        <w:t xml:space="preserve">domain-general</w:t>
-      </w:r>
-      <w:r>
-        <w:t xml:space="preserve">: it is</w:t>
-      </w:r>
-      <w:r>
-        <w:t xml:space="preserve"> </w:t>
-      </w:r>
-      <w:r>
-        <w:t xml:space="preserve">not a computing-education tool but a generic instrument for any discipline in which a learner must</w:t>
-      </w:r>
-      <w:r>
-        <w:t xml:space="preserve"> </w:t>
-      </w:r>
-      <w:r>
-        <w:t xml:space="preserve">specify an ill-defined task, judge a fallible solution, and steer it toward a better one. The released</w:t>
-      </w:r>
-      <w:r>
-        <w:t xml:space="preserve"> </w:t>
-      </w:r>
-      <w:r>
-        <w:t xml:space="preserve">content already spans</w:t>
-      </w:r>
-      <w:r>
-        <w:t xml:space="preserve"> </w:t>
-      </w:r>
-      <w:r>
-        <w:rPr>
-          <w:b/>
-          <w:bCs/>
-        </w:rPr>
-        <w:t xml:space="preserve">twelve disciplines</w:t>
-      </w:r>
-      <w:r>
-        <w:t xml:space="preserve"> </w:t>
-      </w:r>
-      <w:r>
-        <w:t xml:space="preserve">across STEM, the social sciences, the humanities, law, and</w:t>
-      </w:r>
-      <w:r>
-        <w:t xml:space="preserve"> </w:t>
-      </w:r>
-      <w:r>
-        <w:t xml:space="preserve">professional and education fields, from algorithms and classical mechanics to constitutional law,</w:t>
-      </w:r>
-      <w:r>
-        <w:t xml:space="preserve"> </w:t>
-      </w:r>
-      <w:r>
-        <w:t xml:space="preserve">applied ethics, and instructional design (Appendix C). An educator in any of these fields authors a</w:t>
-      </w:r>
-      <w:r>
-        <w:t xml:space="preserve"> </w:t>
-      </w:r>
-      <w:r>
-        <w:t xml:space="preserve">challenge by naming a subject; the system generates the ill-defined problem, the three per-skill</w:t>
-      </w:r>
-      <w:r>
-        <w:t xml:space="preserve"> </w:t>
-      </w:r>
-      <w:r>
-        <w:t xml:space="preserve">rubrics, and the seeded-flaw solution. The monitor-control scaffold is likewise open to</w:t>
-      </w:r>
-      <w:r>
-        <w:t xml:space="preserve"> </w:t>
-      </w:r>
-      <w:r>
-        <w:t xml:space="preserve">additional skills where a setting calls for them; the three are a deliberately small decomposition that</w:t>
-      </w:r>
-      <w:r>
-        <w:t xml:space="preserve"> </w:t>
-      </w:r>
-      <w:r>
-        <w:t xml:space="preserve">separates pre-generation, evaluative, and post-generation control. The released instrument is therefore</w:t>
-      </w:r>
-      <w:r>
-        <w:t xml:space="preserve"> </w:t>
-      </w:r>
-      <w:r>
-        <w:t xml:space="preserve">usable as a starting point for others to extend, not only to reproduce.</w:t>
+        <w:t xml:space="preserve">Challenge construction.</w:t>
+      </w:r>
+      <w:r>
+        <w:t xml:space="preserve"> </w:t>
+      </w:r>
+      <w:r>
+        <w:t xml:space="preserve">Each challenge begins with a deliberately ill-defined problem generated to</w:t>
+      </w:r>
+      <w:r>
+        <w:t xml:space="preserve"> </w:t>
+      </w:r>
+      <w:r>
+        <w:t xml:space="preserve">contain two or three unstated gaps, recorded internally but never shown. A per-challenge set of three</w:t>
+      </w:r>
+      <w:r>
+        <w:t xml:space="preserve"> </w:t>
+      </w:r>
+      <w:r>
+        <w:t xml:space="preserve">rubrics, one each for Framing, Judging, and Steering, is generated for the subject area, each with</w:t>
+      </w:r>
+      <w:r>
+        <w:t xml:space="preserve"> </w:t>
+      </w:r>
+      <w:r>
+        <w:t xml:space="preserve">three to five measurable criteria and explicit excellent and poor indicators. A gold-standard "best</w:t>
+      </w:r>
+      <w:r>
+        <w:t xml:space="preserve"> </w:t>
+      </w:r>
+      <w:r>
+        <w:t xml:space="preserve">framing" is generated as an internal reference. The design instantiates an inverted cognitive</w:t>
+      </w:r>
+      <w:r>
+        <w:t xml:space="preserve"> </w:t>
+      </w:r>
+      <w:r>
+        <w:t xml:space="preserve">apprenticeship: rather than observing an expert, the learner is given a fallible artifact to repair.</w:t>
+      </w:r>
+      <w:r>
+        <w:t xml:space="preserve"> </w:t>
+      </w:r>
+      <w:r>
+        <w:t xml:space="preserve">This connects the instrument to the instructional literature on learning from errors and erroneous</w:t>
+      </w:r>
+      <w:r>
+        <w:t xml:space="preserve"> </w:t>
+      </w:r>
+      <w:r>
+        <w:t xml:space="preserve">examples, in which studying and correcting flawed solutions improves error detection and conceptual</w:t>
+      </w:r>
+      <w:r>
+        <w:t xml:space="preserve"> </w:t>
+      </w:r>
+      <w:r>
+        <w:t xml:space="preserve">understanding relative to studying only correct ones (Große &amp; Renkl, 2007; Durkin &amp; Rittle-Johnson,</w:t>
+      </w:r>
+      <w:r>
+        <w:t xml:space="preserve"> </w:t>
+      </w:r>
+      <w:r>
+        <w:t xml:space="preserve">2012); CoRe-3 generalizes that paradigm from static worked examples to an interactive,</w:t>
+      </w:r>
+      <w:r>
+        <w:t xml:space="preserve"> </w:t>
+      </w:r>
+      <w:r>
+        <w:t xml:space="preserve">learner-driven repair loop over AI output.</w:t>
       </w:r>
     </w:p>
     <w:p>
@@ -4745,31 +4537,43 @@
           <w:b/>
           <w:bCs/>
         </w:rPr>
-        <w:t xml:space="preserve">Authoring flow (instructor).</w:t>
-      </w:r>
-      <w:r>
-        <w:t xml:space="preserve"> </w:t>
-      </w:r>
-      <w:r>
-        <w:t xml:space="preserve">An instructor defines a challenge by choosing a course and subject</w:t>
-      </w:r>
-      <w:r>
-        <w:t xml:space="preserve"> </w:t>
-      </w:r>
-      <w:r>
-        <w:t xml:space="preserve">path; the system then generates the ill-defined problem, the three per-skill rubrics, the gold-standard</w:t>
-      </w:r>
-      <w:r>
-        <w:t xml:space="preserve"> </w:t>
-      </w:r>
-      <w:r>
-        <w:t xml:space="preserve">framing, and the seeded-flaw solution that the learner will critique (Section 7.1). Challenges are</w:t>
-      </w:r>
-      <w:r>
-        <w:t xml:space="preserve"> </w:t>
-      </w:r>
-      <w:r>
-        <w:t xml:space="preserve">organized into courses and can be assigned to cohorts.</w:t>
+        <w:t xml:space="preserve">The deliberately-imperfect output.</w:t>
+      </w:r>
+      <w:r>
+        <w:t xml:space="preserve"> </w:t>
+      </w:r>
+      <w:r>
+        <w:t xml:space="preserve">After the learner frames the task, the model produces a</w:t>
+      </w:r>
+      <w:r>
+        <w:t xml:space="preserve"> </w:t>
+      </w:r>
+      <w:r>
+        <w:t xml:space="preserve">plausible, professional-looking solution that is required to embed two to four non-trivial issues,</w:t>
+      </w:r>
+      <w:r>
+        <w:t xml:space="preserve"> </w:t>
+      </w:r>
+      <w:r>
+        <w:t xml:space="preserve">wrong-but-reasonable assumptions, missing edge cases, or subtle logical errors, each recorded</w:t>
+      </w:r>
+      <w:r>
+        <w:t xml:space="preserve"> </w:t>
+      </w:r>
+      <w:r>
+        <w:t xml:space="preserve">internally with a severity label and none flagged to the learner. Across steering cycles, updates</w:t>
+      </w:r>
+      <w:r>
+        <w:t xml:space="preserve"> </w:t>
+      </w:r>
+      <w:r>
+        <w:t xml:space="preserve">address the learner's commands but may introduce new minor issues, so that difficulty adapts to the</w:t>
+      </w:r>
+      <w:r>
+        <w:t xml:space="preserve"> </w:t>
+      </w:r>
+      <w:r>
+        <w:t xml:space="preserve">quality of steering rather than collapsing to a perfect answer.</w:t>
       </w:r>
     </w:p>
     <w:p>
@@ -4785,273 +4589,74 @@
           <w:b/>
           <w:bCs/>
         </w:rPr>
-        <w:t xml:space="preserve">Learner flow (student).</w:t>
-      </w:r>
-      <w:r>
-        <w:t xml:space="preserve"> </w:t>
-      </w:r>
-      <w:r>
-        <w:t xml:space="preserve">From a dashboard of assigned challenges, a student enters a</w:t>
-      </w:r>
-      <w:r>
-        <w:t xml:space="preserve"> </w:t>
-      </w:r>
-      <w:r>
-        <w:t xml:space="preserve">challenge run that walks through the framework's two phases (Figure A1):</w:t>
-      </w:r>
-    </w:p>
-    <w:p>
-      <w:pPr>
-        <w:pStyle w:val="Compact"/>
-        <w:numPr>
-          <w:ilvl w:val="0"/>
-          <w:numId w:val="1005"/>
-        </w:numPr>
-        <w:ind w:left="360" w:hanging="259"/>
-        <w:jc w:val="both"/>
-        <w:keepNext w:val="0"/>
-        <w:keepLines w:val="0"/>
-        <w:widowControl w:val="1"/>
-      </w:pPr>
+        <w:t xml:space="preserve">Scoring.</w:t>
+      </w:r>
+      <w:r>
+        <w:t xml:space="preserve"> </w:t>
+      </w:r>
+      <w:r>
+        <w:t xml:space="preserve">Each skill is scored in two stages. A skill-specific evaluator assesses the learner's</w:t>
+      </w:r>
+      <w:r>
+        <w:t xml:space="preserve"> </w:t>
+      </w:r>
+      <w:r>
+        <w:t xml:space="preserve">response against the (internal) rubric and produces per-criterion ratings on a three-point scale; a</w:t>
+      </w:r>
+      <w:r>
+        <w:t xml:space="preserve"> </w:t>
+      </w:r>
+      <w:r>
+        <w:t xml:space="preserve">generic grading stage then aggregates those ratings into a final grade, weighting critical criteria</w:t>
+      </w:r>
+      <w:r>
+        <w:t xml:space="preserve"> </w:t>
+      </w:r>
+      <w:r>
+        <w:t xml:space="preserve">more heavily rather than averaging. Crucially, the three evaluators differ in what they compare</w:t>
+      </w:r>
+      <w:r>
+        <w:t xml:space="preserve"> </w:t>
+      </w:r>
+      <w:r>
+        <w:t xml:space="preserve">against: Framing is evaluated against the gold framing and the rubric; Judging is evaluated against the</w:t>
+      </w:r>
+      <w:r>
+        <w:t xml:space="preserve"> </w:t>
+      </w:r>
+      <w:r>
+        <w:t xml:space="preserve">seeded ground-truth issues, yielding a recall/precision signal (issues correctly identified, missed,</w:t>
+      </w:r>
+      <w:r>
+        <w:t xml:space="preserve"> </w:t>
+      </w:r>
+      <w:r>
+        <w:t xml:space="preserve">and falsely flagged); and Steering is evaluated against the trajectory of the output across cycles,</w:t>
+      </w:r>
+      <w:r>
+        <w:t xml:space="preserve"> </w:t>
+      </w:r>
+      <w:r>
+        <w:t xml:space="preserve">rewarding corrections that demonstrably move the solution toward correctness. This is why the skills</w:t>
+      </w:r>
+      <w:r>
+        <w:t xml:space="preserve"> </w:t>
+      </w:r>
+      <w:r>
+        <w:t xml:space="preserve">are measured</w:t>
+      </w:r>
+      <w:r>
+        <w:t xml:space="preserve"> </w:t>
+      </w:r>
       <w:r>
         <w:rPr>
           <w:i/>
           <w:iCs/>
         </w:rPr>
-        <w:t xml:space="preserve">Phase 1: Framing.</w:t>
-      </w:r>
-      <w:r>
-        <w:t xml:space="preserve"> </w:t>
-      </w:r>
-      <w:r>
-        <w:t xml:space="preserve">The student is shown the raw, ill-defined problem and adds refinement sections</w:t>
-      </w:r>
-      <w:r>
-        <w:t xml:space="preserve"> </w:t>
-      </w:r>
-      <w:r>
-        <w:t xml:space="preserve">(assumptions, constraints, clarifications, success metrics) or selects refinements in</w:t>
-      </w:r>
-      <w:r>
-        <w:t xml:space="preserve"> </w:t>
-      </w:r>
-      <w:r>
-        <w:t xml:space="preserve">multiple-choice mode, then submits. The platform returns rubric-driven Framing feedback and a grade.</w:t>
-      </w:r>
-    </w:p>
-    <w:p>
-      <w:pPr>
-        <w:pStyle w:val="Compact"/>
-        <w:numPr>
-          <w:ilvl w:val="0"/>
-          <w:numId w:val="1005"/>
-        </w:numPr>
-        <w:ind w:left="360" w:hanging="259"/>
-        <w:jc w:val="both"/>
-        <w:keepNext w:val="0"/>
-        <w:keepLines w:val="0"/>
-        <w:widowControl w:val="1"/>
-      </w:pPr>
-      <w:r>
-        <w:rPr>
-          <w:i/>
-          <w:iCs/>
-        </w:rPr>
-        <w:t xml:space="preserve">AI generation.</w:t>
-      </w:r>
-      <w:r>
-        <w:t xml:space="preserve"> </w:t>
-      </w:r>
-      <w:r>
-        <w:t xml:space="preserve">The system produces a plausible but deliberately flawed solution to the framed task.</w:t>
-      </w:r>
-    </w:p>
-    <w:p>
-      <w:pPr>
-        <w:pStyle w:val="Compact"/>
-        <w:numPr>
-          <w:ilvl w:val="0"/>
-          <w:numId w:val="1005"/>
-        </w:numPr>
-        <w:ind w:left="360" w:hanging="259"/>
-        <w:jc w:val="both"/>
-        <w:keepNext w:val="0"/>
-        <w:keepLines w:val="0"/>
-        <w:widowControl w:val="1"/>
-      </w:pPr>
-      <w:r>
-        <w:rPr>
-          <w:i/>
-          <w:iCs/>
-        </w:rPr>
-        <w:t xml:space="preserve">Phase 2: Judge/Steer cycles.</w:t>
-      </w:r>
-      <w:r>
-        <w:t xml:space="preserve"> </w:t>
-      </w:r>
-      <w:r>
-        <w:t xml:space="preserve">In each cycle the student first</w:t>
-      </w:r>
-      <w:r>
-        <w:t xml:space="preserve"> </w:t>
-      </w:r>
-      <w:r>
-        <w:rPr>
-          <w:b/>
-          <w:bCs/>
-        </w:rPr>
-        <w:t xml:space="preserve">judges</w:t>
-      </w:r>
-      <w:r>
-        <w:t xml:space="preserve"> </w:t>
-      </w:r>
-      <w:r>
-        <w:t xml:space="preserve">the current output</w:t>
-      </w:r>
-      <w:r>
-        <w:t xml:space="preserve"> </w:t>
-      </w:r>
-      <w:r>
-        <w:t xml:space="preserve">(flagging issues it contains) and then</w:t>
-      </w:r>
-      <w:r>
-        <w:t xml:space="preserve"> </w:t>
-      </w:r>
-      <w:r>
-        <w:rPr>
-          <w:b/>
-          <w:bCs/>
-        </w:rPr>
-        <w:t xml:space="preserve">steers</w:t>
-      </w:r>
-      <w:r>
-        <w:t xml:space="preserve"> </w:t>
-      </w:r>
-      <w:r>
-        <w:t xml:space="preserve">the AI (issuing correction commands); the AI</w:t>
-      </w:r>
-      <w:r>
-        <w:t xml:space="preserve"> </w:t>
-      </w:r>
-      <w:r>
-        <w:t xml:space="preserve">returns an updated output. The student repeats this up to a configured maximum number of cycles and</w:t>
-      </w:r>
-      <w:r>
-        <w:t xml:space="preserve"> </w:t>
-      </w:r>
-      <w:r>
-        <w:t xml:space="preserve">marks the task complete when satisfied.</w:t>
-      </w:r>
-    </w:p>
-    <w:p>
-      <w:pPr>
-        <w:pStyle w:val="Compact"/>
-        <w:numPr>
-          <w:ilvl w:val="0"/>
-          <w:numId w:val="1005"/>
-        </w:numPr>
-        <w:ind w:left="360" w:hanging="259"/>
-        <w:jc w:val="both"/>
-        <w:keepNext w:val="0"/>
-        <w:keepLines w:val="0"/>
-        <w:widowControl w:val="1"/>
-      </w:pPr>
-      <w:r>
-        <w:rPr>
-          <w:i/>
-          <w:iCs/>
-        </w:rPr>
-        <w:t xml:space="preserve">Per-skill feedback and grades.</w:t>
-      </w:r>
-      <w:r>
-        <w:t xml:space="preserve"> </w:t>
-      </w:r>
-      <w:r>
-        <w:t xml:space="preserve">Framing, Judging, and Steering are scored separately, each with its</w:t>
-      </w:r>
-      <w:r>
-        <w:t xml:space="preserve"> </w:t>
-      </w:r>
-      <w:r>
-        <w:t xml:space="preserve">own rubric-driven feedback, and surfaced in a per-challenge report and in longitudinal student</w:t>
-      </w:r>
-      <w:r>
-        <w:t xml:space="preserve"> </w:t>
-      </w:r>
-      <w:r>
-        <w:t xml:space="preserve">analytics that track the three skills independently over time.</w:t>
-      </w:r>
-    </w:p>
-    <w:p>
-      <w:pPr>
-        <w:pStyle w:val="FirstParagraph"/>
-        <w:jc w:val="both"/>
-        <w:keepNext w:val="0"/>
-        <w:keepLines w:val="0"/>
-        <w:widowControl w:val="1"/>
-      </w:pPr>
-      <w:r>
-        <w:t xml:space="preserve">This separation in the interface, distinct phases, distinct feedback channels, and distinct grade</w:t>
-      </w:r>
-      <w:r>
-        <w:t xml:space="preserve"> </w:t>
-      </w:r>
-      <w:r>
-        <w:t xml:space="preserve">columns, is the framework's central claim made operational: a learner sees, and is scored on, three</w:t>
-      </w:r>
-      <w:r>
-        <w:t xml:space="preserve"> </w:t>
-      </w:r>
-      <w:r>
-        <w:t xml:space="preserve">different things they did, not one undifferentiated "AI use." The remainder of this section describes</w:t>
-      </w:r>
-      <w:r>
-        <w:t xml:space="preserve"> </w:t>
-      </w:r>
-      <w:r>
-        <w:t xml:space="preserve">the instrument that produces those scores.</w:t>
-      </w:r>
-    </w:p>
-    <w:bookmarkStart w:id="25" w:name="Xda76768f9859ddfff08169db8cdc74bf43af05b"/>
-    <w:p>
-      <w:pPr>
-        <w:pStyle w:val="Heading3"/>
-        <w:keepNext/>
-        <w:keepLines/>
-        <w:widowControl w:val="1"/>
-      </w:pPr>
-      <w:r>
-        <w:t xml:space="preserve">7.1 Operationalization: the assessment instrument</w:t>
-      </w:r>
-    </w:p>
-    <w:p>
-      <w:pPr>
-        <w:pStyle w:val="FirstParagraph"/>
-        <w:jc w:val="both"/>
-        <w:keepNext w:val="0"/>
-        <w:keepLines w:val="0"/>
-        <w:widowControl w:val="1"/>
-      </w:pPr>
-      <w:r>
-        <w:t xml:space="preserve">To show that the three constructs are not only conceptually distinct but practically measurable, we</w:t>
-      </w:r>
-      <w:r>
-        <w:t xml:space="preserve"> </w:t>
-      </w:r>
-      <w:r>
-        <w:t xml:space="preserve">describe a working instrument that scores each skill from a learner's transcript. The instrument is a</w:t>
-      </w:r>
-      <w:r>
-        <w:t xml:space="preserve"> </w:t>
-      </w:r>
-      <w:r>
-        <w:t xml:space="preserve">pipeline of large-language-model prompts; we use it here as an existence proof that automated,</w:t>
-      </w:r>
-      <w:r>
-        <w:t xml:space="preserve"> </w:t>
-      </w:r>
-      <w:r>
-        <w:t xml:space="preserve">rubric-driven scoring of Framing, Judging, and Steering is feasible, not as a validated assessment.</w:t>
+        <w:t xml:space="preserve">apart</w:t>
+      </w:r>
+      <w:r>
+        <w:t xml:space="preserve">: each evaluator interrogates a different referent.</w:t>
       </w:r>
     </w:p>
     <w:p>
@@ -5063,199 +4668,43 @@
         <w:widowControl w:val="1"/>
       </w:pPr>
       <w:r>
-        <w:rPr>
-          <w:b/>
-          <w:bCs/>
-        </w:rPr>
-        <w:t xml:space="preserve">Challenge construction.</w:t>
-      </w:r>
-      <w:r>
-        <w:t xml:space="preserve"> </w:t>
-      </w:r>
-      <w:r>
-        <w:t xml:space="preserve">Each challenge begins with a deliberately ill-defined problem generated to</w:t>
-      </w:r>
-      <w:r>
-        <w:t xml:space="preserve"> </w:t>
-      </w:r>
-      <w:r>
-        <w:t xml:space="preserve">contain two or three unstated gaps, recorded internally but never shown. A per-challenge set of three</w:t>
-      </w:r>
-      <w:r>
-        <w:t xml:space="preserve"> </w:t>
-      </w:r>
-      <w:r>
-        <w:t xml:space="preserve">rubrics, one each for Framing, Judging, and Steering, is generated for the subject area, each with</w:t>
-      </w:r>
-      <w:r>
-        <w:t xml:space="preserve"> </w:t>
-      </w:r>
-      <w:r>
-        <w:t xml:space="preserve">three to five measurable criteria and explicit excellent and poor indicators. A gold-standard "best</w:t>
-      </w:r>
-      <w:r>
-        <w:t xml:space="preserve"> </w:t>
-      </w:r>
-      <w:r>
-        <w:t xml:space="preserve">framing" is generated as an internal reference. The design instantiates an inverted cognitive</w:t>
-      </w:r>
-      <w:r>
-        <w:t xml:space="preserve"> </w:t>
-      </w:r>
-      <w:r>
-        <w:t xml:space="preserve">apprenticeship: rather than observing an expert, the learner is given a fallible artifact to repair.</w:t>
-      </w:r>
-      <w:r>
-        <w:t xml:space="preserve"> </w:t>
-      </w:r>
-      <w:r>
-        <w:t xml:space="preserve">This connects the instrument to the instructional literature on learning from errors and erroneous</w:t>
-      </w:r>
-      <w:r>
-        <w:t xml:space="preserve"> </w:t>
-      </w:r>
-      <w:r>
-        <w:t xml:space="preserve">examples, in which studying and correcting flawed solutions improves error detection and conceptual</w:t>
-      </w:r>
-      <w:r>
-        <w:t xml:space="preserve"> </w:t>
-      </w:r>
-      <w:r>
-        <w:t xml:space="preserve">understanding relative to studying only correct ones (Große &amp; Renkl, 2007; Durkin &amp; Rittle-Johnson,</w:t>
-      </w:r>
-      <w:r>
-        <w:t xml:space="preserve"> </w:t>
-      </w:r>
-      <w:r>
-        <w:t xml:space="preserve">2012); CoRe-3 generalizes that paradigm from static worked examples to an interactive,</w:t>
-      </w:r>
-      <w:r>
-        <w:t xml:space="preserve"> </w:t>
-      </w:r>
-      <w:r>
-        <w:t xml:space="preserve">learner-driven repair loop over AI output.</w:t>
-      </w:r>
-    </w:p>
-    <w:p>
-      <w:pPr>
-        <w:pStyle w:val="BodyText"/>
-        <w:jc w:val="both"/>
-        <w:keepNext w:val="0"/>
-        <w:keepLines w:val="0"/>
-        <w:widowControl w:val="1"/>
-      </w:pPr>
-      <w:r>
-        <w:rPr>
-          <w:b/>
-          <w:bCs/>
-        </w:rPr>
-        <w:t xml:space="preserve">The deliberately-imperfect output.</w:t>
-      </w:r>
-      <w:r>
-        <w:t xml:space="preserve"> </w:t>
-      </w:r>
-      <w:r>
-        <w:t xml:space="preserve">After the learner frames the task, the model produces a</w:t>
-      </w:r>
-      <w:r>
-        <w:t xml:space="preserve"> </w:t>
-      </w:r>
-      <w:r>
-        <w:t xml:space="preserve">plausible, professional-looking solution that is required to embed two to four non-trivial issues,</w:t>
-      </w:r>
-      <w:r>
-        <w:t xml:space="preserve"> </w:t>
-      </w:r>
-      <w:r>
-        <w:t xml:space="preserve">wrong-but-reasonable assumptions, missing edge cases, or subtle logical errors, each recorded</w:t>
-      </w:r>
-      <w:r>
-        <w:t xml:space="preserve"> </w:t>
-      </w:r>
-      <w:r>
-        <w:t xml:space="preserve">internally with a severity label and none flagged to the learner. Across steering cycles, updates</w:t>
-      </w:r>
-      <w:r>
-        <w:t xml:space="preserve"> </w:t>
-      </w:r>
-      <w:r>
-        <w:t xml:space="preserve">address the learner's commands but may introduce new minor issues, so that difficulty adapts to the</w:t>
-      </w:r>
-      <w:r>
-        <w:t xml:space="preserve"> </w:t>
-      </w:r>
-      <w:r>
-        <w:t xml:space="preserve">quality of steering rather than collapsing to a perfect answer.</w:t>
-      </w:r>
-    </w:p>
-    <w:p>
-      <w:pPr>
-        <w:pStyle w:val="BodyText"/>
-        <w:jc w:val="both"/>
-        <w:keepNext w:val="0"/>
-        <w:keepLines w:val="0"/>
-        <w:widowControl w:val="1"/>
-      </w:pPr>
-      <w:r>
-        <w:rPr>
-          <w:b/>
-          <w:bCs/>
-        </w:rPr>
-        <w:t xml:space="preserve">Scoring.</w:t>
-      </w:r>
-      <w:r>
-        <w:t xml:space="preserve"> </w:t>
-      </w:r>
-      <w:r>
-        <w:t xml:space="preserve">Each skill is scored in two stages. A skill-specific evaluator assesses the learner's</w:t>
-      </w:r>
-      <w:r>
-        <w:t xml:space="preserve"> </w:t>
-      </w:r>
-      <w:r>
-        <w:t xml:space="preserve">response against the (internal) rubric and produces per-criterion ratings on a three-point scale; a</w:t>
-      </w:r>
-      <w:r>
-        <w:t xml:space="preserve"> </w:t>
-      </w:r>
-      <w:r>
-        <w:t xml:space="preserve">generic grading stage then aggregates those ratings into a final grade, weighting critical criteria</w:t>
-      </w:r>
-      <w:r>
-        <w:t xml:space="preserve"> </w:t>
-      </w:r>
-      <w:r>
-        <w:t xml:space="preserve">more heavily rather than averaging. Crucially, the three evaluators differ in what they compare</w:t>
-      </w:r>
-      <w:r>
-        <w:t xml:space="preserve"> </w:t>
-      </w:r>
-      <w:r>
-        <w:t xml:space="preserve">against: Framing is evaluated against the gold framing and the rubric; Judging is evaluated against the</w:t>
-      </w:r>
-      <w:r>
-        <w:t xml:space="preserve"> </w:t>
-      </w:r>
-      <w:r>
-        <w:t xml:space="preserve">seeded ground-truth issues, yielding a recall/precision signal (issues correctly identified, missed,</w:t>
-      </w:r>
-      <w:r>
-        <w:t xml:space="preserve"> </w:t>
-      </w:r>
-      <w:r>
-        <w:t xml:space="preserve">and falsely flagged); and Steering is evaluated against the trajectory of the output across cycles,</w:t>
-      </w:r>
-      <w:r>
-        <w:t xml:space="preserve"> </w:t>
-      </w:r>
-      <w:r>
-        <w:t xml:space="preserve">rewarding corrections that demonstrably move the solution toward correctness. This is why the skills</w:t>
-      </w:r>
-      <w:r>
-        <w:t xml:space="preserve"> </w:t>
-      </w:r>
-      <w:r>
-        <w:t xml:space="preserve">are measured</w:t>
+        <w:t xml:space="preserve">The instrument used here is the scoring engine of the CoReasoningLab platform, a library of 16</w:t>
+      </w:r>
+      <w:r>
+        <w:t xml:space="preserve"> </w:t>
+      </w:r>
+      <w:r>
+        <w:t xml:space="preserve">prompts spanning challenge construction, AI generation, and evaluation (traced in the Supplementary</w:t>
+      </w:r>
+      <w:r>
+        <w:t xml:space="preserve"> </w:t>
+      </w:r>
+      <w:r>
+        <w:t xml:space="preserve">Material). It carries the deployed application's evaluation logic verbatim, the same rubrics, criteria,</w:t>
+      </w:r>
+      <w:r>
+        <w:t xml:space="preserve"> </w:t>
+      </w:r>
+      <w:r>
+        <w:t xml:space="preserve">and system prompts; the research harness (simulated-learner generation, the crossed factorial, and the</w:t>
+      </w:r>
+      <w:r>
+        <w:t xml:space="preserve"> </w:t>
+      </w:r>
+      <w:r>
+        <w:t xml:space="preserve">analysis) only orchestrates that fixed logic over controlled inputs, so the measurements are</w:t>
+      </w:r>
+      <w:r>
+        <w:t xml:space="preserve"> </w:t>
+      </w:r>
+      <w:r>
+        <w:t xml:space="preserve">reproducible and characterize the instrument itself. Because the grader is a language model, the results</w:t>
+      </w:r>
+      <w:r>
+        <w:t xml:space="preserve"> </w:t>
+      </w:r>
+      <w:r>
+        <w:t xml:space="preserve">below characterize the instrument's</w:t>
       </w:r>
       <w:r>
         <w:t xml:space="preserve"> </w:t>
@@ -5265,116 +4714,25 @@
           <w:i/>
           <w:iCs/>
         </w:rPr>
-        <w:t xml:space="preserve">apart</w:t>
-      </w:r>
-      <w:r>
-        <w:t xml:space="preserve">: each evaluator interrogates a different referent.</w:t>
-      </w:r>
-    </w:p>
-    <w:p>
-      <w:pPr>
-        <w:pStyle w:val="BodyText"/>
-        <w:jc w:val="both"/>
-        <w:keepNext w:val="0"/>
-        <w:keepLines w:val="0"/>
-        <w:widowControl w:val="1"/>
-      </w:pPr>
-      <w:r>
-        <w:t xml:space="preserve">The instrument used in this paper is the scoring engine of the CoReasoningLab platform, a library</w:t>
-      </w:r>
-      <w:r>
-        <w:t xml:space="preserve"> </w:t>
-      </w:r>
-      <w:r>
-        <w:t xml:space="preserve">of sixteen prompts spanning challenge construction, AI generation, and evaluation (Figure A3 traces the full</w:t>
-      </w:r>
-      <w:r>
-        <w:t xml:space="preserve"> </w:t>
-      </w:r>
-      <w:r>
-        <w:t xml:space="preserve">generation-and-assessment pipeline). The released library</w:t>
-      </w:r>
-      <w:r>
-        <w:t xml:space="preserve"> </w:t>
-      </w:r>
-      <w:r>
-        <w:t xml:space="preserve">carries the platform's evaluation logic verbatim, the same rubrics, criteria, and system prompts as the</w:t>
-      </w:r>
-      <w:r>
-        <w:t xml:space="preserve"> </w:t>
-      </w:r>
-      <w:r>
-        <w:t xml:space="preserve">deployed application; the only adaptation is that JSON output formatting is supplied by the research</w:t>
-      </w:r>
-      <w:r>
-        <w:t xml:space="preserve"> </w:t>
-      </w:r>
-      <w:r>
-        <w:t xml:space="preserve">harness rather than embedded in each prompt. The surrounding harness (simulated-learner generation, the</w:t>
-      </w:r>
-      <w:r>
-        <w:t xml:space="preserve"> </w:t>
-      </w:r>
-      <w:r>
-        <w:t xml:space="preserve">crossed factorial, and the analysis) is research orchestration around that fixed evaluation logic, not a</w:t>
-      </w:r>
-      <w:r>
-        <w:t xml:space="preserve"> </w:t>
-      </w:r>
-      <w:r>
-        <w:t xml:space="preserve">reimplementation of it, so the measurements characterize the instrument itself. Scoring a single</w:t>
-      </w:r>
-      <w:r>
-        <w:t xml:space="preserve"> </w:t>
-      </w:r>
-      <w:r>
-        <w:t xml:space="preserve">learner exercises the relevant subset, the three skill evaluators and the generic grader, over</w:t>
-      </w:r>
-      <w:r>
-        <w:t xml:space="preserve"> </w:t>
-      </w:r>
-      <w:r>
-        <w:t xml:space="preserve">controlled inputs, so that the measurements are reproducible and the ground truth is known. A</w:t>
-      </w:r>
-      <w:r>
-        <w:t xml:space="preserve"> </w:t>
-      </w:r>
-      <w:r>
-        <w:t xml:space="preserve">scope note: the grader is a language model, so the results below characterize the</w:t>
-      </w:r>
-      <w:r>
-        <w:t xml:space="preserve"> </w:t>
-      </w:r>
-      <w:r>
-        <w:rPr>
-          <w:i/>
-          <w:iCs/>
-        </w:rPr>
         <w:t xml:space="preserve">internal</w:t>
       </w:r>
       <w:r>
         <w:t xml:space="preserve"> </w:t>
       </w:r>
       <w:r>
-        <w:t xml:space="preserve">behavior</w:t>
-      </w:r>
-      <w:r>
-        <w:t xml:space="preserve"> </w:t>
-      </w:r>
-      <w:r>
-        <w:t xml:space="preserve">of the instrument (whether it separates controlled competence levels and dissociates the skills);</w:t>
-      </w:r>
-      <w:r>
-        <w:t xml:space="preserve"> </w:t>
-      </w:r>
-      <w:r>
-        <w:t xml:space="preserve">agreement with human experts is the separate validity question the prepared study in Section 9.3</w:t>
-      </w:r>
-      <w:r>
-        <w:t xml:space="preserve"> </w:t>
-      </w:r>
-      <w:r>
-        <w:t xml:space="preserve">addresses.</w:t>
+        <w:t xml:space="preserve">behavior (whether it separates controlled competence</w:t>
+      </w:r>
+      <w:r>
+        <w:t xml:space="preserve"> </w:t>
+      </w:r>
+      <w:r>
+        <w:t xml:space="preserve">levels and dissociates the skills); agreement with human experts is the separate validity question the</w:t>
+      </w:r>
+      <w:r>
+        <w:t xml:space="preserve"> </w:t>
+      </w:r>
+      <w:r>
+        <w:t xml:space="preserve">prepared study in Section 9.3 addresses.</w:t>
       </w:r>
     </w:p>
     <w:bookmarkEnd w:id="25"/>
@@ -5548,49 +4906,37 @@
         <w:t xml:space="preserve"> </w:t>
       </w:r>
       <w:r>
-        <w:t xml:space="preserve">subjects (algorithms, microeconomics, machine learning, databases, statistics, operating systems,</w:t>
-      </w:r>
-      <w:r>
-        <w:t xml:space="preserve"> </w:t>
-      </w:r>
-      <w:r>
-        <w:t xml:space="preserve">calculus, organic chemistry, linguistics, and corporate finance), for 80 simulated learners. Framing</w:t>
-      </w:r>
-      <w:r>
-        <w:t xml:space="preserve"> </w:t>
-      </w:r>
-      <w:r>
-        <w:t xml:space="preserve">and Steering responses are generated by the competence-conditioned learner model; Judging is operationalized by a competence-conditioned</w:t>
-      </w:r>
-      <w:r>
-        <w:t xml:space="preserve"> </w:t>
-      </w:r>
-      <w:r>
-        <w:t xml:space="preserve">selection over the challenge's ground-truth seeded issues (a strong judge flags all real issues and no</w:t>
-      </w:r>
-      <w:r>
-        <w:t xml:space="preserve"> </w:t>
-      </w:r>
-      <w:r>
-        <w:t xml:space="preserve">false ones; a weak judge flags few real issues and some false ones). These seeded issues and the</w:t>
-      </w:r>
-      <w:r>
-        <w:t xml:space="preserve"> </w:t>
-      </w:r>
-      <w:r>
-        <w:t xml:space="preserve">distractors are themselves machine-generated and not yet human-verified, so Judging's by-construction</w:t>
-      </w:r>
-      <w:r>
-        <w:t xml:space="preserve"> </w:t>
-      </w:r>
-      <w:r>
-        <w:t xml:space="preserve">own-effect is explicitly contingent on that ground truth being correct. Because the manipulation is per skill,</w:t>
-      </w:r>
-      <w:r>
-        <w:t xml:space="preserve"> </w:t>
-      </w:r>
-      <w:r>
-        <w:t xml:space="preserve">the design can separate whether each grade tracks its</w:t>
+        <w:t xml:space="preserve">subjects (spanning STEM, the social sciences, and the humanities), for 80 simulated learners. Framing</w:t>
+      </w:r>
+      <w:r>
+        <w:t xml:space="preserve"> </w:t>
+      </w:r>
+      <w:r>
+        <w:t xml:space="preserve">and Steering responses are generated by the competence-conditioned learner model; Judging is</w:t>
+      </w:r>
+      <w:r>
+        <w:t xml:space="preserve"> </w:t>
+      </w:r>
+      <w:r>
+        <w:t xml:space="preserve">operationalized by a competence-conditioned selection over the challenge's ground-truth seeded issues (a</w:t>
+      </w:r>
+      <w:r>
+        <w:t xml:space="preserve"> </w:t>
+      </w:r>
+      <w:r>
+        <w:t xml:space="preserve">strong judge flags all real issues and no false ones; a weak judge flags few and adds false ones), which</w:t>
+      </w:r>
+      <w:r>
+        <w:t xml:space="preserve"> </w:t>
+      </w:r>
+      <w:r>
+        <w:t xml:space="preserve">are themselves machine-generated and not yet human-verified. Because the manipulation is per skill, the</w:t>
+      </w:r>
+      <w:r>
+        <w:t xml:space="preserve"> </w:t>
+      </w:r>
+      <w:r>
+        <w:t xml:space="preserve">design separates whether each grade tracks its</w:t>
       </w:r>
       <w:r>
         <w:t xml:space="preserve"> </w:t>
@@ -5606,13 +4952,13 @@
         <w:t xml:space="preserve"> </w:t>
       </w:r>
       <w:r>
-        <w:t xml:space="preserve">skill's competence (discrimination) from</w:t>
-      </w:r>
-      <w:r>
-        <w:t xml:space="preserve"> </w:t>
-      </w:r>
-      <w:r>
-        <w:t xml:space="preserve">whether it is</w:t>
+        <w:t xml:space="preserve">skill's competence (discrimination) from whether it</w:t>
+      </w:r>
+      <w:r>
+        <w:t xml:space="preserve"> </w:t>
+      </w:r>
+      <w:r>
+        <w:t xml:space="preserve">is</w:t>
       </w:r>
       <w:r>
         <w:t xml:space="preserve"> </w:t>
@@ -5628,7 +4974,7 @@
         <w:t xml:space="preserve"> </w:t>
       </w:r>
       <w:r>
-        <w:t xml:space="preserve">to the other skills' competence (dissociation).</w:t>
+        <w:t xml:space="preserve">to the others' (dissociation).</w:t>
       </w:r>
     </w:p>
     <w:p>
@@ -6791,13 +6137,37 @@
         <w:t xml:space="preserve">discriminant</w:t>
       </w:r>
       <w:r>
-        <w:t xml:space="preserve">-validity finding: three skills (traits) separate. Construct validity also requires the</w:t>
-      </w:r>
-      <w:r>
-        <w:t xml:space="preserve"> </w:t>
-      </w:r>
-      <w:r>
-        <w:t xml:space="preserve">complementary</w:t>
+        <w:t xml:space="preserve">-validity finding: three traits separate. Construct validity also requires the convergent</w:t>
+      </w:r>
+      <w:r>
+        <w:t xml:space="preserve"> </w:t>
+      </w:r>
+      <w:r>
+        <w:t xml:space="preserve">property, that the same skill measured by different methods agrees, and that the instrument reports</w:t>
+      </w:r>
+      <w:r>
+        <w:t xml:space="preserve"> </w:t>
+      </w:r>
+      <w:r>
+        <w:t xml:space="preserve">correlation when the underlying competence really is shared (Campbell &amp; Fiske, 1959). Two analyses</w:t>
+      </w:r>
+      <w:r>
+        <w:t xml:space="preserve"> </w:t>
+      </w:r>
+      <w:r>
+        <w:t xml:space="preserve">supply it. First, we treat the three grader backends (gpt-4o, gpt-4o-mini, and the independent-vendor</w:t>
+      </w:r>
+      <w:r>
+        <w:t xml:space="preserve"> </w:t>
+      </w:r>
+      <w:r>
+        <w:t xml:space="preserve">llama-3.3-70b) as independent methods. For the two skills with the widest grade range, the same skill</w:t>
+      </w:r>
+      <w:r>
+        <w:t xml:space="preserve"> </w:t>
+      </w:r>
+      <w:r>
+        <w:t xml:space="preserve">agrees across graders while</w:t>
       </w:r>
       <w:r>
         <w:t xml:space="preserve"> </w:t>
@@ -6807,43 +6177,43 @@
           <w:i/>
           <w:iCs/>
         </w:rPr>
-        <w:t xml:space="preserve">convergent</w:t>
-      </w:r>
-      <w:r>
-        <w:t xml:space="preserve"> </w:t>
-      </w:r>
-      <w:r>
-        <w:t xml:space="preserve">property, that the same skill measured by different methods agrees, and that</w:t>
-      </w:r>
-      <w:r>
-        <w:t xml:space="preserve"> </w:t>
-      </w:r>
-      <w:r>
-        <w:t xml:space="preserve">the instrument reports correlation when the underlying competence really is shared (Campbell &amp; Fiske,</w:t>
-      </w:r>
-      <w:r>
-        <w:t xml:space="preserve"> </w:t>
-      </w:r>
-      <w:r>
-        <w:t xml:space="preserve">1959). Two analyses supply it. First, treating the three grader backends as independent methods, the</w:t>
-      </w:r>
-      <w:r>
-        <w:t xml:space="preserve"> </w:t>
-      </w:r>
-      <w:r>
-        <w:t xml:space="preserve">same skill graded by gpt-4o, gpt-4o-mini, and the independent-vendor llama-3.3-70b agrees at the</w:t>
-      </w:r>
-      <w:r>
-        <w:t xml:space="preserve"> </w:t>
-      </w:r>
-      <w:r>
-        <w:t xml:space="preserve">per-learner level for the two skills with the widest grade range (mean pairwise rank correlation +0.57</w:t>
-      </w:r>
-      <w:r>
-        <w:t xml:space="preserve"> </w:t>
-      </w:r>
-      <w:r>
-        <w:t xml:space="preserve">for Framing and +0.67 for Judging across the 40 shared transcripts), while</w:t>
+        <w:t xml:space="preserve">different</w:t>
+      </w:r>
+      <w:r>
+        <w:t xml:space="preserve"> </w:t>
+      </w:r>
+      <w:r>
+        <w:t xml:space="preserve">skills stay near zero (Table 3, Panel A), the convergent-high /</w:t>
+      </w:r>
+      <w:r>
+        <w:t xml:space="preserve"> </w:t>
+      </w:r>
+      <w:r>
+        <w:t xml:space="preserve">discriminant-low pattern a valid measure should show. Steering's narrower range under the P2 ceiling</w:t>
+      </w:r>
+      <w:r>
+        <w:t xml:space="preserve"> </w:t>
+      </w:r>
+      <w:r>
+        <w:t xml:space="preserve">gives a lower cross-method correlation, a restriction of variance rather than a separate construct.</w:t>
+      </w:r>
+      <w:r>
+        <w:t xml:space="preserve"> </w:t>
+      </w:r>
+      <w:r>
+        <w:t xml:space="preserve">Across the full matrix the convergent correlations exceed both heterotrait terms and no grader shows</w:t>
+      </w:r>
+      <w:r>
+        <w:t xml:space="preserve"> </w:t>
+      </w:r>
+      <w:r>
+        <w:t xml:space="preserve">halo, so all three Campbell-Fiske criteria hold. Second, the instrument is faithful to the population's</w:t>
+      </w:r>
+      <w:r>
+        <w:t xml:space="preserve"> </w:t>
+      </w:r>
+      <w:r>
+        <w:t xml:space="preserve">dependence structure (Table 3, Panel B): on learners whose competences are set</w:t>
       </w:r>
       <w:r>
         <w:t xml:space="preserve"> </w:t>
@@ -6853,87 +6223,25 @@
           <w:i/>
           <w:iCs/>
         </w:rPr>
-        <w:t xml:space="preserve">different</w:t>
-      </w:r>
-      <w:r>
-        <w:t xml:space="preserve"> </w:t>
-      </w:r>
-      <w:r>
-        <w:t xml:space="preserve">skills stay near</w:t>
-      </w:r>
-      <w:r>
-        <w:t xml:space="preserve"> </w:t>
-      </w:r>
-      <w:r>
-        <w:t xml:space="preserve">zero, the convergent-high / discriminant-low pattern a valid measure should show; Steering's narrower</w:t>
-      </w:r>
-      <w:r>
-        <w:t xml:space="preserve"> </w:t>
-      </w:r>
-      <w:r>
-        <w:t xml:space="preserve">range under the P2 ceiling yields a lower cross-method correlation (+0.21), a restriction of variance</w:t>
-      </w:r>
-      <w:r>
-        <w:t xml:space="preserve"> </w:t>
-      </w:r>
-      <w:r>
-        <w:t xml:space="preserve">rather than a separate construct. Laid out as the full multitrait-multimethod matrix, the convergent</w:t>
-      </w:r>
-      <w:r>
-        <w:t xml:space="preserve"> </w:t>
-      </w:r>
-      <w:r>
-        <w:t xml:space="preserve">correlations (same skill across graders, mean +0.49) exceed both the heterotrait-monomethod correlations</w:t>
-      </w:r>
-      <w:r>
-        <w:t xml:space="preserve"> </w:t>
-      </w:r>
-      <w:r>
-        <w:t xml:space="preserve">(different skills within one grader, mean +0.08) and the heterotrait-heteromethod correlations (different skills across different graders, mean</w:t>
-      </w:r>
-      <w:r>
-        <w:t xml:space="preserve"> </w:t>
-      </w:r>
-      <w:r>
-        <w:t xml:space="preserve">+0.06); no grader shows halo (within-grader cross-skill mean</w:t>
-      </w:r>
-      <w:r>
-        <w:t xml:space="preserve"> </w:t>
-      </w:r>
-      <m:oMath>
-        <m:r>
-          <m:rPr>
-            <m:sty m:val="p"/>
-          </m:rPr>
-          <m:t>|</m:t>
-        </m:r>
-        <m:r>
-          <m:t>ρ</m:t>
-        </m:r>
-        <m:r>
-          <m:rPr>
-            <m:sty m:val="p"/>
-          </m:rPr>
-          <m:t>|</m:t>
-        </m:r>
-      </m:oMath>
-      <w:r>
-        <w:t xml:space="preserve"> </w:t>
-      </w:r>
-      <w:r>
-        <w:t xml:space="preserve">of 0.13, 0.18, 0.13 for the three</w:t>
-      </w:r>
-      <w:r>
-        <w:t xml:space="preserve"> </w:t>
-      </w:r>
-      <w:r>
-        <w:t xml:space="preserve">backends), so all three Campbell-Fiske criteria hold. Second, the instrument is faithful to the population's dependence</w:t>
-      </w:r>
-      <w:r>
-        <w:t xml:space="preserve"> </w:t>
-      </w:r>
-      <w:r>
-        <w:t xml:space="preserve">structure: on learners whose three competences are set</w:t>
+        <w:t xml:space="preserve">independently</w:t>
+      </w:r>
+      <w:r>
+        <w:t xml:space="preserve"> </w:t>
+      </w:r>
+      <w:r>
+        <w:t xml:space="preserve">the</w:t>
+      </w:r>
+      <w:r>
+        <w:t xml:space="preserve"> </w:t>
+      </w:r>
+      <w:r>
+        <w:t xml:space="preserve">inter-skill grade correlations are near zero, whereas on the 20 learners whose competences are all</w:t>
+      </w:r>
+      <w:r>
+        <w:t xml:space="preserve"> </w:t>
+      </w:r>
+      <w:r>
+        <w:t xml:space="preserve">strong or all weak the same instrument returns</w:t>
       </w:r>
       <w:r>
         <w:t xml:space="preserve"> </w:t>
@@ -6943,181 +6251,31 @@
           <w:i/>
           <w:iCs/>
         </w:rPr>
-        <w:t xml:space="preserve">independently</w:t>
-      </w:r>
-      <w:r>
-        <w:t xml:space="preserve"> </w:t>
-      </w:r>
-      <w:r>
-        <w:t xml:space="preserve">(the full crossed design) the</w:t>
-      </w:r>
-      <w:r>
-        <w:t xml:space="preserve"> </w:t>
-      </w:r>
-      <w:r>
-        <w:t xml:space="preserve">inter-skill grade correlations are near zero (mean</w:t>
-      </w:r>
-      <w:r>
-        <w:t xml:space="preserve"> </w:t>
-      </w:r>
-      <m:oMath>
-        <m:r>
-          <m:rPr>
-            <m:sty m:val="p"/>
-          </m:rPr>
-          <m:t>|</m:t>
-        </m:r>
-        <m:r>
-          <m:t>ρ</m:t>
-        </m:r>
-        <m:r>
-          <m:rPr>
-            <m:sty m:val="p"/>
-          </m:rPr>
-          <m:t>|</m:t>
-        </m:r>
-        <m:r>
-          <m:rPr>
-            <m:sty m:val="p"/>
-          </m:rPr>
-          <m:t>=</m:t>
-        </m:r>
-        <m:r>
-          <m:t>0.13</m:t>
-        </m:r>
-      </m:oMath>
-      <w:r>
-        <w:t xml:space="preserve">; Framing-Judging</w:t>
-      </w:r>
-      <w:r>
-        <w:t xml:space="preserve"> </w:t>
-      </w:r>
-      <m:oMath>
-        <m:r>
-          <m:t>ρ</m:t>
-        </m:r>
-        <m:r>
-          <m:rPr>
-            <m:sty m:val="p"/>
-          </m:rPr>
-          <m:t>=</m:t>
-        </m:r>
-        <m:r>
-          <m:rPr>
-            <m:sty m:val="p"/>
-          </m:rPr>
-          <m:t>−</m:t>
-        </m:r>
-        <m:r>
-          <m:t>0.03</m:t>
-        </m:r>
-      </m:oMath>
-      <w:r>
-        <w:t xml:space="preserve">),</w:t>
-      </w:r>
-      <w:r>
-        <w:t xml:space="preserve"> </w:t>
-      </w:r>
-      <w:r>
-        <w:t xml:space="preserve">whereas on the 20 learners whose three competences are all set strong or all set weak (a single shared</w:t>
-      </w:r>
-      <w:r>
-        <w:t xml:space="preserve"> </w:t>
-      </w:r>
-      <w:r>
-        <w:t xml:space="preserve">ability level) the same instrument returns</w:t>
-      </w:r>
-      <w:r>
-        <w:t xml:space="preserve"> </w:t>
-      </w:r>
-      <w:r>
-        <w:rPr>
-          <w:i/>
-          <w:iCs/>
-        </w:rPr>
         <w:t xml:space="preserve">positive</w:t>
       </w:r>
       <w:r>
         <w:t xml:space="preserve"> </w:t>
       </w:r>
       <w:r>
-        <w:t xml:space="preserve">correlations (mean</w:t>
-      </w:r>
-      <w:r>
-        <w:t xml:space="preserve"> </w:t>
-      </w:r>
-      <m:oMath>
-        <m:r>
-          <m:t>ρ</m:t>
-        </m:r>
-        <m:r>
-          <m:rPr>
-            <m:sty m:val="p"/>
-          </m:rPr>
-          <m:t>=</m:t>
-        </m:r>
-        <m:r>
-          <m:rPr>
-            <m:sty m:val="p"/>
-          </m:rPr>
-          <m:t>+</m:t>
-        </m:r>
-        <m:r>
-          <m:t>0.41</m:t>
-        </m:r>
-      </m:oMath>
-      <w:r>
-        <w:t xml:space="preserve">;</w:t>
-      </w:r>
-      <w:r>
-        <w:t xml:space="preserve"> </w:t>
-      </w:r>
-      <w:r>
-        <w:t xml:space="preserve">Framing-Judging</w:t>
-      </w:r>
-      <w:r>
-        <w:t xml:space="preserve"> </w:t>
-      </w:r>
-      <m:oMath>
-        <m:r>
-          <m:t>ρ</m:t>
-        </m:r>
-        <m:r>
-          <m:rPr>
-            <m:sty m:val="p"/>
-          </m:rPr>
-          <m:t>=</m:t>
-        </m:r>
-        <m:r>
-          <m:rPr>
-            <m:sty m:val="p"/>
-          </m:rPr>
-          <m:t>+</m:t>
-        </m:r>
-        <m:r>
-          <m:t>0.52</m:t>
-        </m:r>
-      </m:oMath>
-      <w:r>
-        <w:t xml:space="preserve">). The instrument therefore does not</w:t>
-      </w:r>
-      <w:r>
-        <w:t xml:space="preserve"> </w:t>
-      </w:r>
-      <w:r>
-        <w:t xml:space="preserve">manufacture dissociation: it recovers independence when the competences are independent and correlation</w:t>
-      </w:r>
-      <w:r>
-        <w:t xml:space="preserve"> </w:t>
-      </w:r>
-      <w:r>
-        <w:t xml:space="preserve">when they are shared, which is what licenses reading the crossed-design separation as a property of the</w:t>
-      </w:r>
-      <w:r>
-        <w:t xml:space="preserve"> </w:t>
-      </w:r>
-      <w:r>
-        <w:t xml:space="preserve">skills rather than of the scoring (Table 3).</w:t>
+        <w:t xml:space="preserve">correlations. It therefore does not</w:t>
+      </w:r>
+      <w:r>
+        <w:t xml:space="preserve"> </w:t>
+      </w:r>
+      <w:r>
+        <w:t xml:space="preserve">manufacture dissociation, recovering independence when the competences are independent and correlation</w:t>
+      </w:r>
+      <w:r>
+        <w:t xml:space="preserve"> </w:t>
+      </w:r>
+      <w:r>
+        <w:t xml:space="preserve">when they are shared, which licenses reading the crossed-design separation as a property of the skills</w:t>
+      </w:r>
+      <w:r>
+        <w:t xml:space="preserve"> </w:t>
+      </w:r>
+      <w:r>
+        <w:t xml:space="preserve">rather than of the scoring.</w:t>
       </w:r>
     </w:p>
     <w:p>
@@ -8001,49 +7159,25 @@
         <w:widowControl w:val="1"/>
       </w:pPr>
       <w:r>
-        <w:t xml:space="preserve">The own-skill effects are directionally consistent across subjects: broken down by the ten subject</w:t>
-      </w:r>
-      <w:r>
-        <w:t xml:space="preserve"> </w:t>
-      </w:r>
-      <w:r>
-        <w:t xml:space="preserve">areas (eight learners each), Framing and Steering each show a positive own-competence effect in nine of</w:t>
-      </w:r>
-      <w:r>
-        <w:t xml:space="preserve"> </w:t>
-      </w:r>
-      <w:r>
-        <w:t xml:space="preserve">ten subjects, with the two exceptions (Framing in statistics, Steering in microeconomics) reflecting</w:t>
-      </w:r>
-      <w:r>
-        <w:t xml:space="preserve"> </w:t>
-      </w:r>
-      <w:r>
-        <w:t xml:space="preserve">the small per-subject sample rather than a sign reversal; Judging is fixed by construction in every</w:t>
-      </w:r>
-      <w:r>
-        <w:t xml:space="preserve"> </w:t>
-      </w:r>
-      <w:r>
-        <w:t xml:space="preserve">subject. The own-competence effect is therefore not driven by any single domain; the pooled own-effects</w:t>
-      </w:r>
-      <w:r>
-        <w:t xml:space="preserve"> </w:t>
-      </w:r>
-      <w:r>
-        <w:t xml:space="preserve">and their confidence intervals above carry the estimate, and the per-subject pattern shows it holds</w:t>
-      </w:r>
-      <w:r>
-        <w:t xml:space="preserve"> </w:t>
-      </w:r>
-      <w:r>
-        <w:t xml:space="preserve">broadly across the curriculum. The designed-contrast personas make the separation concrete (Figure 4, which plots five</w:t>
-      </w:r>
-      <w:r>
-        <w:t xml:space="preserve"> </w:t>
-      </w:r>
-      <w:r>
-        <w:t xml:space="preserve">profiles). Three are especially telling: a</w:t>
+        <w:t xml:space="preserve">The own-skill effects are directionally consistent across subjects: Framing and Steering each show a</w:t>
+      </w:r>
+      <w:r>
+        <w:t xml:space="preserve"> </w:t>
+      </w:r>
+      <w:r>
+        <w:t xml:space="preserve">positive own-competence effect in nine of the 10 subject areas, the two exceptions reflecting the small</w:t>
+      </w:r>
+      <w:r>
+        <w:t xml:space="preserve"> </w:t>
+      </w:r>
+      <w:r>
+        <w:t xml:space="preserve">per-subject sample rather than a sign reversal (Judging is fixed by construction throughout). The</w:t>
+      </w:r>
+      <w:r>
+        <w:t xml:space="preserve"> </w:t>
+      </w:r>
+      <w:r>
+        <w:t xml:space="preserve">designed-contrast personas make the separation concrete (Figure 4): a</w:t>
       </w:r>
       <w:r>
         <w:t xml:space="preserve"> </w:t>
@@ -8059,13 +7193,7 @@
         <w:t xml:space="preserve"> </w:t>
       </w:r>
       <w:r>
-        <w:t xml:space="preserve">learner scores Framing C but</w:t>
-      </w:r>
-      <w:r>
-        <w:t xml:space="preserve"> </w:t>
-      </w:r>
-      <w:r>
-        <w:t xml:space="preserve">Judging A; a</w:t>
+        <w:t xml:space="preserve">learner scores Framing C but Judging A; a</w:t>
       </w:r>
       <w:r>
         <w:t xml:space="preserve"> </w:t>
@@ -8081,7 +7209,7 @@
         <w:t xml:space="preserve"> </w:t>
       </w:r>
       <w:r>
-        <w:t xml:space="preserve">learner inverts this to Framing B, Judging C; and a</w:t>
+        <w:t xml:space="preserve">learner inverts this; and a</w:t>
       </w:r>
       <w:r>
         <w:t xml:space="preserve"> </w:t>
@@ -8097,19 +7225,19 @@
         <w:t xml:space="preserve"> </w:t>
       </w:r>
       <w:r>
-        <w:t xml:space="preserve">elevates only Steering. A single underlying "AI-use</w:t>
-      </w:r>
-      <w:r>
-        <w:t xml:space="preserve"> </w:t>
-      </w:r>
-      <w:r>
-        <w:t xml:space="preserve">ability" cannot produce these crossed profiles. Converging evidence comes from outside our synthetic</w:t>
-      </w:r>
-      <w:r>
-        <w:t xml:space="preserve"> </w:t>
-      </w:r>
-      <w:r>
-        <w:t xml:space="preserve">setting. In an intervention study, students'</w:t>
+        <w:t xml:space="preserve">elevates only Steering. A single underlying "AI-use ability" cannot</w:t>
+      </w:r>
+      <w:r>
+        <w:t xml:space="preserve"> </w:t>
+      </w:r>
+      <w:r>
+        <w:t xml:space="preserve">produce these crossed profiles. Converging evidence comes from outside our synthetic setting: in an</w:t>
+      </w:r>
+      <w:r>
+        <w:t xml:space="preserve"> </w:t>
+      </w:r>
+      <w:r>
+        <w:t xml:space="preserve">intervention study, students'</w:t>
       </w:r>
       <w:r>
         <w:t xml:space="preserve"> </w:t>
@@ -8125,19 +7253,19 @@
         <w:t xml:space="preserve"> </w:t>
       </w:r>
       <w:r>
-        <w:t xml:space="preserve">regulation of LLM use (reformulating queries,</w:t>
-      </w:r>
-      <w:r>
-        <w:t xml:space="preserve"> </w:t>
-      </w:r>
-      <w:r>
-        <w:t xml:space="preserve">checking correctness) predicts effective use, whereas self-rated AI expertise does not (Clerc et al.,</w:t>
-      </w:r>
-      <w:r>
-        <w:t xml:space="preserve"> </w:t>
-      </w:r>
-      <w:r>
-        <w:t xml:space="preserve">2026). The skill of working with AI is thus distinct from a general, self-assessed competence.</w:t>
+        <w:t xml:space="preserve">regulation of LLM use predicts effective use whereas</w:t>
+      </w:r>
+      <w:r>
+        <w:t xml:space="preserve"> </w:t>
+      </w:r>
+      <w:r>
+        <w:t xml:space="preserve">self-rated AI expertise does not (Clerc et al., 2026), so the skill of working with AI is distinct from</w:t>
+      </w:r>
+      <w:r>
+        <w:t xml:space="preserve"> </w:t>
+      </w:r>
+      <w:r>
+        <w:t xml:space="preserve">a general, self-assessed competence.</w:t>
       </w:r>
     </w:p>
     <w:p>
@@ -8159,7 +7287,7 @@
         <w:t xml:space="preserve"> </w:t>
       </w:r>
       <w:r>
-        <w:t xml:space="preserve">Three checks, reported in full in Appendix B, support the result. First, the grader is</w:t>
+        <w:t xml:space="preserve">Three checks, reported in full in the Supplementary Material, support the result. First, the grader is</w:t>
       </w:r>
       <w:r>
         <w:t xml:space="preserve"> </w:t>
@@ -8197,85 +7325,67 @@
         <w:t xml:space="preserve"> </w:t>
       </w:r>
       <w:r>
-        <w:t xml:space="preserve">These results establish feasibility. (i) Judging's clean diagonal (+2.00, zero cross-effects)</w:t>
-      </w:r>
-      <w:r>
-        <w:t xml:space="preserve"> </w:t>
-      </w:r>
-      <w:r>
-        <w:t xml:space="preserve">is a controlled check by design: its competence is set by a controlled selection over the seeded</w:t>
-      </w:r>
-      <w:r>
-        <w:t xml:space="preserve"> </w:t>
-      </w:r>
-      <w:r>
-        <w:t xml:space="preserve">issues, so the diagonal confirms that the grader correctly rewards recall and precision, and the</w:t>
-      </w:r>
-      <w:r>
-        <w:t xml:space="preserve"> </w:t>
-      </w:r>
-      <w:r>
-        <w:t xml:space="preserve">independent separation evidence is carried by the free-text, blind-graded skills, Framing and Steering,</w:t>
-      </w:r>
-      <w:r>
-        <w:t xml:space="preserve"> </w:t>
-      </w:r>
-      <w:r>
-        <w:t xml:space="preserve">whose positive own-effects (+0.62, +0.43) with near-zero cross-effects drive the result. (ii) The</w:t>
-      </w:r>
-      <w:r>
-        <w:t xml:space="preserve"> </w:t>
-      </w:r>
-      <w:r>
-        <w:t xml:space="preserve">dissociation replicates across grader backends spanning two providers (Appendix B); agreement with</w:t>
-      </w:r>
-      <w:r>
-        <w:t xml:space="preserve"> </w:t>
-      </w:r>
-      <w:r>
-        <w:t xml:space="preserve">human experts is the validity step the prepared study in Section 9.3 supplies.</w:t>
-      </w:r>
-      <w:r>
-        <w:t xml:space="preserve"> </w:t>
-      </w:r>
-      <w:r>
-        <w:t xml:space="preserve">(iii) With three constructs the separability evidence rests on the manipulation-based effect matrix and</w:t>
-      </w:r>
-      <w:r>
-        <w:t xml:space="preserve"> </w:t>
-      </w:r>
-      <w:r>
-        <w:t xml:space="preserve">the inter-skill correlations, the appropriate tests for the design. (iv) Steering's own-effect (+0.43</w:t>
-      </w:r>
-      <w:r>
-        <w:t xml:space="preserve"> </w:t>
-      </w:r>
-      <w:r>
-        <w:t xml:space="preserve">at N=80) is governed by the P2 ceiling by design: steering quality is bounded by the judging that</w:t>
-      </w:r>
-      <w:r>
-        <w:t xml:space="preserve"> </w:t>
-      </w:r>
-      <w:r>
-        <w:t xml:space="preserve">precedes it, so manipulating steering alone has bounded headroom. This is a property of the construct,</w:t>
-      </w:r>
-      <w:r>
-        <w:t xml:space="preserve"> </w:t>
-      </w:r>
-      <w:r>
-        <w:t xml:space="preserve">not of the grader: under a deliberately strict steering rubric (a C for vague or non-prioritized</w:t>
-      </w:r>
-      <w:r>
-        <w:t xml:space="preserve"> </w:t>
-      </w:r>
-      <w:r>
-        <w:t xml:space="preserve">commands) the steering own-effect is unchanged (+0.40 versus +0.50, statistically indistinguishable)</w:t>
-      </w:r>
-      <w:r>
-        <w:t xml:space="preserve"> </w:t>
-      </w:r>
-      <w:r>
-        <w:t xml:space="preserve">and the dissociation persists (ratio 27.5). Human steering data will trace this ceiling directly.</w:t>
+        <w:t xml:space="preserve">These results establish feasibility, with four qualifications. Judging's clean diagonal</w:t>
+      </w:r>
+      <w:r>
+        <w:t xml:space="preserve"> </w:t>
+      </w:r>
+      <w:r>
+        <w:t xml:space="preserve">(+2.00, zero cross-effects) is a controlled check by design, so the independent separation evidence is</w:t>
+      </w:r>
+      <w:r>
+        <w:t xml:space="preserve"> </w:t>
+      </w:r>
+      <w:r>
+        <w:t xml:space="preserve">carried by the free-text, blind-graded Framing and Steering (own-effects +0.62 and +0.43 with near-zero</w:t>
+      </w:r>
+      <w:r>
+        <w:t xml:space="preserve"> </w:t>
+      </w:r>
+      <w:r>
+        <w:t xml:space="preserve">cross-effects). The dissociation replicates across grader backends from two providers (Supplementary</w:t>
+      </w:r>
+      <w:r>
+        <w:t xml:space="preserve"> </w:t>
+      </w:r>
+      <w:r>
+        <w:t xml:space="preserve">Material), while agreement with human experts is the validity step the prepared study of Section 9.3</w:t>
+      </w:r>
+      <w:r>
+        <w:t xml:space="preserve"> </w:t>
+      </w:r>
+      <w:r>
+        <w:t xml:space="preserve">supplies. With three constructs the evidence rests on the manipulation-based effect matrix and the</w:t>
+      </w:r>
+      <w:r>
+        <w:t xml:space="preserve"> </w:t>
+      </w:r>
+      <w:r>
+        <w:t xml:space="preserve">inter-skill correlations, the appropriate tests for this design. Finally, Steering's own-effect is</w:t>
+      </w:r>
+      <w:r>
+        <w:t xml:space="preserve"> </w:t>
+      </w:r>
+      <w:r>
+        <w:t xml:space="preserve">governed by the P2 ceiling by design (its quality is bounded by the judging that precedes it); this is a</w:t>
+      </w:r>
+      <w:r>
+        <w:t xml:space="preserve"> </w:t>
+      </w:r>
+      <w:r>
+        <w:t xml:space="preserve">property of the construct, not the grader, since under a deliberately strict steering rubric the effect</w:t>
+      </w:r>
+      <w:r>
+        <w:t xml:space="preserve"> </w:t>
+      </w:r>
+      <w:r>
+        <w:t xml:space="preserve">is unchanged (+0.40 versus +0.50) and the dissociation persists. Human steering data will trace this</w:t>
+      </w:r>
+      <w:r>
+        <w:t xml:space="preserve"> </w:t>
+      </w:r>
+      <w:r>
+        <w:t xml:space="preserve">ceiling directly.</w:t>
       </w:r>
     </w:p>
     <w:bookmarkEnd w:id="33"/>
@@ -9263,13 +8373,13 @@
         <w:t xml:space="preserve"> </w:t>
       </w:r>
       <w:r>
-        <w:t xml:space="preserve">and the validation protocol as a foundation to build on: an open, domain-general platform with which an</w:t>
-      </w:r>
-      <w:r>
-        <w:t xml:space="preserve"> </w:t>
-      </w:r>
-      <w:r>
-        <w:t xml:space="preserve">educator in any discipline, from algorithms to applied ethics, can assess and train this skill, for the</w:t>
+        <w:t xml:space="preserve">and the validation protocol as a foundation to build on: an open, domain-general platform with which a</w:t>
+      </w:r>
+      <w:r>
+        <w:t xml:space="preserve"> </w:t>
+      </w:r>
+      <w:r>
+        <w:t xml:space="preserve">university educator in any discipline, from algorithms to applied ethics, can assess and train this skill, for the</w:t>
       </w:r>
       <w:r>
         <w:t xml:space="preserve"> </w:t>
@@ -9279,7 +8389,216 @@
       </w:r>
     </w:p>
     <w:bookmarkEnd w:id="38"/>
-    <w:bookmarkStart w:id="39" w:name="references"/>
+    <w:bookmarkStart w:id="39" w:name="declarations"/>
+    <w:p>
+      <w:pPr>
+        <w:pStyle w:val="Heading2"/>
+        <w:keepNext/>
+        <w:keepLines/>
+        <w:widowControl w:val="1"/>
+      </w:pPr>
+      <w:r>
+        <w:t xml:space="preserve">Declarations</w:t>
+      </w:r>
+    </w:p>
+    <w:p>
+      <w:pPr>
+        <w:pStyle w:val="FirstParagraph"/>
+        <w:jc w:val="both"/>
+        <w:keepNext w:val="0"/>
+        <w:keepLines w:val="0"/>
+        <w:widowControl w:val="1"/>
+      </w:pPr>
+      <w:r>
+        <w:rPr>
+          <w:b/>
+          <w:bCs/>
+        </w:rPr>
+        <w:t xml:space="preserve">Availability of data and materials.</w:t>
+      </w:r>
+      <w:r>
+        <w:t xml:space="preserve"> </w:t>
+      </w:r>
+      <w:r>
+        <w:t xml:space="preserve">The assessment instrument (the 16-prompt scoring engine),</w:t>
+      </w:r>
+      <w:r>
+        <w:t xml:space="preserve"> </w:t>
+      </w:r>
+      <w:r>
+        <w:t xml:space="preserve">the experiment data, and the prepared human-rater validation protocol are released in a public</w:t>
+      </w:r>
+      <w:r>
+        <w:t xml:space="preserve"> </w:t>
+      </w:r>
+      <w:r>
+        <w:t xml:space="preserve">repository (URL withheld to preserve anonymous review; available to the editors on request).</w:t>
+      </w:r>
+    </w:p>
+    <w:p>
+      <w:pPr>
+        <w:pStyle w:val="BodyText"/>
+        <w:jc w:val="both"/>
+        <w:keepNext w:val="0"/>
+        <w:keepLines w:val="0"/>
+        <w:widowControl w:val="1"/>
+      </w:pPr>
+      <w:r>
+        <w:rPr>
+          <w:b/>
+          <w:bCs/>
+        </w:rPr>
+        <w:t xml:space="preserve">Competing interests.</w:t>
+      </w:r>
+      <w:r>
+        <w:t xml:space="preserve"> </w:t>
+      </w:r>
+      <w:r>
+        <w:t xml:space="preserve">The authors declare that they have no competing interests.</w:t>
+      </w:r>
+    </w:p>
+    <w:p>
+      <w:pPr>
+        <w:pStyle w:val="BodyText"/>
+        <w:jc w:val="both"/>
+        <w:keepNext w:val="0"/>
+        <w:keepLines w:val="0"/>
+        <w:widowControl w:val="1"/>
+      </w:pPr>
+      <w:r>
+        <w:rPr>
+          <w:b/>
+          <w:bCs/>
+        </w:rPr>
+        <w:t xml:space="preserve">Funding.</w:t>
+      </w:r>
+      <w:r>
+        <w:t xml:space="preserve"> </w:t>
+      </w:r>
+      <w:r>
+        <w:t xml:space="preserve">The authors received no specific grant from any funding agency in the public, commercial,</w:t>
+      </w:r>
+      <w:r>
+        <w:t xml:space="preserve"> </w:t>
+      </w:r>
+      <w:r>
+        <w:t xml:space="preserve">or not-for-profit sectors for this research.</w:t>
+      </w:r>
+    </w:p>
+    <w:p>
+      <w:pPr>
+        <w:pStyle w:val="BodyText"/>
+        <w:jc w:val="both"/>
+        <w:keepNext w:val="0"/>
+        <w:keepLines w:val="0"/>
+        <w:widowControl w:val="1"/>
+      </w:pPr>
+      <w:r>
+        <w:rPr>
+          <w:b/>
+          <w:bCs/>
+        </w:rPr>
+        <w:t xml:space="preserve">Authors' contributions.</w:t>
+      </w:r>
+      <w:r>
+        <w:t xml:space="preserve"> </w:t>
+      </w:r>
+      <w:r>
+        <w:t xml:space="preserve">Both authors contributed to the conception and design of the competency</w:t>
+      </w:r>
+      <w:r>
+        <w:t xml:space="preserve"> </w:t>
+      </w:r>
+      <w:r>
+        <w:t xml:space="preserve">model, the design and implementation of the instrument and experiments, the analysis and interpretation</w:t>
+      </w:r>
+      <w:r>
+        <w:t xml:space="preserve"> </w:t>
+      </w:r>
+      <w:r>
+        <w:t xml:space="preserve">of the results, and the drafting and critical revision of the manuscript. Both authors read and approved</w:t>
+      </w:r>
+      <w:r>
+        <w:t xml:space="preserve"> </w:t>
+      </w:r>
+      <w:r>
+        <w:t xml:space="preserve">the final manuscript.</w:t>
+      </w:r>
+    </w:p>
+    <w:p>
+      <w:pPr>
+        <w:pStyle w:val="BodyText"/>
+        <w:jc w:val="both"/>
+        <w:keepNext w:val="0"/>
+        <w:keepLines w:val="0"/>
+        <w:widowControl w:val="1"/>
+      </w:pPr>
+      <w:r>
+        <w:rPr>
+          <w:b/>
+          <w:bCs/>
+        </w:rPr>
+        <w:t xml:space="preserve">Ethics approval and consent to participate.</w:t>
+      </w:r>
+      <w:r>
+        <w:t xml:space="preserve"> </w:t>
+      </w:r>
+      <w:r>
+        <w:t xml:space="preserve">Not applicable. The study reports a feasibility</w:t>
+      </w:r>
+      <w:r>
+        <w:t xml:space="preserve"> </w:t>
+      </w:r>
+      <w:r>
+        <w:t xml:space="preserve">demonstration over model-generated simulated learners and involves no human participants.</w:t>
+      </w:r>
+    </w:p>
+    <w:p>
+      <w:pPr>
+        <w:pStyle w:val="BodyText"/>
+        <w:jc w:val="both"/>
+        <w:keepNext w:val="0"/>
+        <w:keepLines w:val="0"/>
+        <w:widowControl w:val="1"/>
+      </w:pPr>
+      <w:r>
+        <w:rPr>
+          <w:b/>
+          <w:bCs/>
+        </w:rPr>
+        <w:t xml:space="preserve">Consent for publication.</w:t>
+      </w:r>
+      <w:r>
+        <w:t xml:space="preserve"> </w:t>
+      </w:r>
+      <w:r>
+        <w:t xml:space="preserve">Not applicable.</w:t>
+      </w:r>
+    </w:p>
+    <w:p>
+      <w:pPr>
+        <w:pStyle w:val="BodyText"/>
+        <w:jc w:val="both"/>
+        <w:keepNext w:val="0"/>
+        <w:keepLines w:val="0"/>
+        <w:widowControl w:val="1"/>
+      </w:pPr>
+      <w:r>
+        <w:rPr>
+          <w:b/>
+          <w:bCs/>
+        </w:rPr>
+        <w:t xml:space="preserve">Acknowledgements.</w:t>
+      </w:r>
+      <w:r>
+        <w:t xml:space="preserve"> </w:t>
+      </w:r>
+      <w:r>
+        <w:t xml:space="preserve">Not applicable.</w:t>
+      </w:r>
+    </w:p>
+    <w:bookmarkEnd w:id="39"/>
+    <w:bookmarkStart w:id="40" w:name="references"/>
     <w:p>
       <w:pPr>
         <w:pStyle w:val="ReferencesHeading"/>
@@ -9295,8 +8614,8 @@
     <w:p>
       <w:pPr>
         <w:pStyle w:val="ReferenceEntry"/>
-        <w:spacing w:after="60"/>
-        <w:ind w:left="403" w:hanging="403"/>
+        <w:spacing w:after="100"/>
+        <w:ind w:left="475" w:hanging="475"/>
         <w:jc w:val="left"/>
         <w:keepNext w:val="0"/>
         <w:keepLines w:val="0"/>
@@ -9310,7 +8629,7 @@
         <w:t xml:space="preserve">1. </w:t>
       </w:r>
       <w:r>
-        <w:t xml:space="preserve">Acar, O. A. (2023). AI Prompt Engineering Isn't the Future.</w:t>
+        <w:t xml:space="preserve">Acar, O. A. (2023, June 6). AI prompt engineering isn't the future.</w:t>
       </w:r>
       <w:r>
         <w:t xml:space="preserve"> </w:t>
@@ -9320,7 +8639,7 @@
           <w:i/>
           <w:iCs/>
         </w:rPr>
-        <w:t xml:space="preserve">Harvard Business Review, June 6</w:t>
+        <w:t xml:space="preserve">Harvard Business Review</w:t>
       </w:r>
       <w:r>
         <w:t xml:space="preserve">.</w:t>
@@ -9329,8 +8648,8 @@
     <w:p>
       <w:pPr>
         <w:pStyle w:val="ReferenceEntry"/>
-        <w:spacing w:after="60"/>
-        <w:ind w:left="403" w:hanging="403"/>
+        <w:spacing w:after="100"/>
+        <w:ind w:left="475" w:hanging="475"/>
         <w:jc w:val="left"/>
         <w:keepNext w:val="0"/>
         <w:keepLines w:val="0"/>
@@ -9344,27 +8663,14 @@
         <w:t xml:space="preserve">2. </w:t>
       </w:r>
       <w:r>
-        <w:t xml:space="preserve">Anderson, L. W., &amp; Krathwohl, D. R. (2001). A Taxonomy for Learning, Teaching, and Assessing: A Revision of Bloom's Taxonomy of Educational Objectives.</w:t>
-      </w:r>
-      <w:r>
-        <w:t xml:space="preserve"> </w:t>
-      </w:r>
-      <w:r>
-        <w:rPr>
-          <w:i/>
-          <w:iCs/>
-        </w:rPr>
-        <w:t xml:space="preserve">Longman</w:t>
-      </w:r>
-      <w:r>
-        <w:t xml:space="preserve">.</w:t>
+        <w:t xml:space="preserve">Anderson, L. W., &amp; Krathwohl, D. R. (2001). A taxonomy for learning, teaching, and assessing: A revision of Bloom's taxonomy of educational objectives. Longman.</w:t>
       </w:r>
     </w:p>
     <w:p>
       <w:pPr>
         <w:pStyle w:val="ReferenceEntry"/>
-        <w:spacing w:after="60"/>
-        <w:ind w:left="403" w:hanging="403"/>
+        <w:spacing w:after="100"/>
+        <w:ind w:left="475" w:hanging="475"/>
         <w:jc w:val="left"/>
         <w:keepNext w:val="0"/>
         <w:keepLines w:val="0"/>
@@ -9378,7 +8684,7 @@
         <w:t xml:space="preserve">3. </w:t>
       </w:r>
       <w:r>
-        <w:t xml:space="preserve">Annapureddy, R., Fornaroli, A., &amp; Gatica-Perez, D. (2024). Generative AI Literacy: Twelve Defining Competencies.</w:t>
+        <w:t xml:space="preserve">Annapureddy, R., Fornaroli, A., &amp; Gatica-Perez, D. (2024). Generative AI literacy: Twelve defining competencies.</w:t>
       </w:r>
       <w:r>
         <w:t xml:space="preserve"> </w:t>
@@ -9397,8 +8703,8 @@
     <w:p>
       <w:pPr>
         <w:pStyle w:val="ReferenceEntry"/>
-        <w:spacing w:after="60"/>
-        <w:ind w:left="403" w:hanging="403"/>
+        <w:spacing w:after="100"/>
+        <w:ind w:left="475" w:hanging="475"/>
         <w:jc w:val="left"/>
         <w:keepNext w:val="0"/>
         <w:keepLines w:val="0"/>
@@ -9412,7 +8718,7 @@
         <w:t xml:space="preserve">4. </w:t>
       </w:r>
       <w:r>
-        <w:t xml:space="preserve">Bansal, G., Wu, T., Zhou, J., Fok, R., Nushi, B., Kamar, E., Ribeiro, M. T., &amp; Weld, D. S. (2021). Does the Whole Exceed Its Parts? The Effect of AI Explanations on Complementary Team Performance.</w:t>
+        <w:t xml:space="preserve">Bansal, G., Wu, T., Zhou, J., Fok, R., Nushi, B., Kamar, E., Ribeiro, M. T., &amp; Weld, D. S. (2021). Does the whole exceed its parts? The effect of AI explanations on complementary team performance.</w:t>
       </w:r>
       <w:r>
         <w:t xml:space="preserve"> </w:t>
@@ -9431,8 +8737,8 @@
     <w:p>
       <w:pPr>
         <w:pStyle w:val="ReferenceEntry"/>
-        <w:spacing w:after="60"/>
-        <w:ind w:left="403" w:hanging="403"/>
+        <w:spacing w:after="100"/>
+        <w:ind w:left="475" w:hanging="475"/>
         <w:jc w:val="left"/>
         <w:keepNext w:val="0"/>
         <w:keepLines w:val="0"/>
@@ -9446,7 +8752,7 @@
         <w:t xml:space="preserve">5. </w:t>
       </w:r>
       <w:r>
-        <w:t xml:space="preserve">Barzilai, S., &amp; Chinn, C. A. (2018). On the Goals of Epistemic Education: Promoting Apt Epistemic Performance.</w:t>
+        <w:t xml:space="preserve">Barzilai, S., &amp; Chinn, C. A. (2018). On the goals of epistemic education: Promoting apt epistemic performance.</w:t>
       </w:r>
       <w:r>
         <w:t xml:space="preserve"> </w:t>
@@ -9456,17 +8762,17 @@
           <w:i/>
           <w:iCs/>
         </w:rPr>
-        <w:t xml:space="preserve">Journal of the Learning Sciences</w:t>
-      </w:r>
-      <w:r>
-        <w:t xml:space="preserve">, 27(3), 353–389.</w:t>
+        <w:t xml:space="preserve">Journal of the Learning Sciences, 27</w:t>
+      </w:r>
+      <w:r>
+        <w:t xml:space="preserve">(3), 353–389.</w:t>
       </w:r>
     </w:p>
     <w:p>
       <w:pPr>
         <w:pStyle w:val="ReferenceEntry"/>
-        <w:spacing w:after="60"/>
-        <w:ind w:left="403" w:hanging="403"/>
+        <w:spacing w:after="100"/>
+        <w:ind w:left="475" w:hanging="475"/>
         <w:jc w:val="left"/>
         <w:keepNext w:val="0"/>
         <w:keepLines w:val="0"/>
@@ -9480,7 +8786,7 @@
         <w:t xml:space="preserve">6. </w:t>
       </w:r>
       <w:r>
-        <w:t xml:space="preserve">Bearman, M., Tai, J., Dawson, P., Boud, D., &amp; Ajjawi, R. (2024). Developing Evaluative Judgement for a Time of Generative Artificial Intelligence.</w:t>
+        <w:t xml:space="preserve">Bearman, M., Tai, J., Dawson, P., Boud, D., &amp; Ajjawi, R. (2024). Developing evaluative judgement for a time of generative artificial intelligence.</w:t>
       </w:r>
       <w:r>
         <w:t xml:space="preserve"> </w:t>
@@ -9490,17 +8796,17 @@
           <w:i/>
           <w:iCs/>
         </w:rPr>
-        <w:t xml:space="preserve">Assessment &amp; Evaluation in Higher Education</w:t>
-      </w:r>
-      <w:r>
-        <w:t xml:space="preserve">, 49(6), 893–905. https://doi.org/10.1080/02602938.2024.2335321</w:t>
+        <w:t xml:space="preserve">Assessment &amp; Evaluation in Higher Education, 49</w:t>
+      </w:r>
+      <w:r>
+        <w:t xml:space="preserve">(6), 893–905. https://doi.org/10.1080/02602938.2024.2335321</w:t>
       </w:r>
     </w:p>
     <w:p>
       <w:pPr>
         <w:pStyle w:val="ReferenceEntry"/>
-        <w:spacing w:after="60"/>
-        <w:ind w:left="403" w:hanging="403"/>
+        <w:spacing w:after="100"/>
+        <w:ind w:left="475" w:hanging="475"/>
         <w:jc w:val="left"/>
         <w:keepNext w:val="0"/>
         <w:keepLines w:val="0"/>
@@ -9514,7 +8820,7 @@
         <w:t xml:space="preserve">7. </w:t>
       </w:r>
       <w:r>
-        <w:t xml:space="preserve">Bjork, E. L., &amp; Bjork, R. A. (2011). Making Things Hard on Yourself, but in a Good Way: Creating Desirable Difficulties to Enhance Learning.</w:t>
+        <w:t xml:space="preserve">Bjork, E. L., &amp; Bjork, R. A. (2011). Making things hard on yourself, but in a good way: Creating desirable difficulties to enhance learning.</w:t>
       </w:r>
       <w:r>
         <w:t xml:space="preserve"> </w:t>
@@ -9533,8 +8839,8 @@
     <w:p>
       <w:pPr>
         <w:pStyle w:val="ReferenceEntry"/>
-        <w:spacing w:after="60"/>
-        <w:ind w:left="403" w:hanging="403"/>
+        <w:spacing w:after="100"/>
+        <w:ind w:left="475" w:hanging="475"/>
         <w:jc w:val="left"/>
         <w:keepNext w:val="0"/>
         <w:keepLines w:val="0"/>
@@ -9548,7 +8854,7 @@
         <w:t xml:space="preserve">8. </w:t>
       </w:r>
       <w:r>
-        <w:t xml:space="preserve">Buçinca, Z., Malaya, M. B., &amp; Gajos, K. Z. (2021). To Trust or to Think: Cognitive Forcing Functions Can Reduce Overreliance on AI in AI-Assisted Decision-Making.</w:t>
+        <w:t xml:space="preserve">Buçinca, Z., Malaya, M. B., &amp; Gajos, K. Z. (2021). To trust or to think: Cognitive forcing functions can reduce overreliance on AI in AI-assisted decision-making.</w:t>
       </w:r>
       <w:r>
         <w:t xml:space="preserve"> </w:t>
@@ -9558,17 +8864,17 @@
           <w:i/>
           <w:iCs/>
         </w:rPr>
-        <w:t xml:space="preserve">Proceedings of the ACM on Human-Computer Interaction</w:t>
-      </w:r>
-      <w:r>
-        <w:t xml:space="preserve">, 5(CSCW1), 1–21.</w:t>
+        <w:t xml:space="preserve">Proceedings of the ACM on Human-Computer Interaction, 5</w:t>
+      </w:r>
+      <w:r>
+        <w:t xml:space="preserve">(CSCW1), 1–21.</w:t>
       </w:r>
     </w:p>
     <w:p>
       <w:pPr>
         <w:pStyle w:val="ReferenceEntry"/>
-        <w:spacing w:after="60"/>
-        <w:ind w:left="403" w:hanging="403"/>
+        <w:spacing w:after="100"/>
+        <w:ind w:left="475" w:hanging="475"/>
         <w:jc w:val="left"/>
         <w:keepNext w:val="0"/>
         <w:keepLines w:val="0"/>
@@ -9582,7 +8888,7 @@
         <w:t xml:space="preserve">9. </w:t>
       </w:r>
       <w:r>
-        <w:t xml:space="preserve">Campbell, D. T., &amp; Fiske, D. W. (1959). Convergent and Discriminant Validation by the Multitrait-Multimethod Matrix.</w:t>
+        <w:t xml:space="preserve">Campbell, D. T., &amp; Fiske, D. W. (1959). Convergent and discriminant validation by the multitrait-multimethod matrix.</w:t>
       </w:r>
       <w:r>
         <w:t xml:space="preserve"> </w:t>
@@ -9592,17 +8898,17 @@
           <w:i/>
           <w:iCs/>
         </w:rPr>
-        <w:t xml:space="preserve">Psychological Bulletin</w:t>
-      </w:r>
-      <w:r>
-        <w:t xml:space="preserve">, 56(2), 81–105.</w:t>
+        <w:t xml:space="preserve">Psychological Bulletin, 56</w:t>
+      </w:r>
+      <w:r>
+        <w:t xml:space="preserve">(2), 81–105.</w:t>
       </w:r>
     </w:p>
     <w:p>
       <w:pPr>
         <w:pStyle w:val="ReferenceEntry"/>
-        <w:spacing w:after="60"/>
-        <w:ind w:left="403" w:hanging="403"/>
+        <w:spacing w:after="100"/>
+        <w:ind w:left="475" w:hanging="475"/>
         <w:jc w:val="left"/>
         <w:keepNext w:val="0"/>
         <w:keepLines w:val="0"/>
@@ -9616,7 +8922,7 @@
         <w:t xml:space="preserve">10. </w:t>
       </w:r>
       <w:r>
-        <w:t xml:space="preserve">Chi, M. T. H., &amp; Wylie, R. (2014). The ICAP Framework: Linking Cognitive Engagement to Active Learning Outcomes.</w:t>
+        <w:t xml:space="preserve">Chi, M. T. H., &amp; Wylie, R. (2014). The ICAP framework: Linking cognitive engagement to active learning outcomes.</w:t>
       </w:r>
       <w:r>
         <w:t xml:space="preserve"> </w:t>
@@ -9626,17 +8932,17 @@
           <w:i/>
           <w:iCs/>
         </w:rPr>
-        <w:t xml:space="preserve">Educational Psychologist</w:t>
-      </w:r>
-      <w:r>
-        <w:t xml:space="preserve">, 49(4), 219–243.</w:t>
+        <w:t xml:space="preserve">Educational Psychologist, 49</w:t>
+      </w:r>
+      <w:r>
+        <w:t xml:space="preserve">(4), 219–243.</w:t>
       </w:r>
     </w:p>
     <w:p>
       <w:pPr>
         <w:pStyle w:val="ReferenceEntry"/>
-        <w:spacing w:after="60"/>
-        <w:ind w:left="403" w:hanging="403"/>
+        <w:spacing w:after="100"/>
+        <w:ind w:left="475" w:hanging="475"/>
         <w:jc w:val="left"/>
         <w:keepNext w:val="0"/>
         <w:keepLines w:val="0"/>
@@ -9650,7 +8956,7 @@
         <w:t xml:space="preserve">11. </w:t>
       </w:r>
       <w:r>
-        <w:t xml:space="preserve">Clerc, O., Abdelghani, R., Desvaux, C., Poisson, E., Oudeyer, P., &amp; Sauzéon, H. (2026). Teaching Students to Question the Machine: An AI Literacy Intervention Improves Students' Regulation of LLM Use in a Science Task.</w:t>
+        <w:t xml:space="preserve">Clerc, O., Abdelghani, R., Desvaux, C., Poisson, E., Oudeyer, P., &amp; Sauzéon, H. (2026). Teaching students to question the machine: An AI literacy intervention improves students' regulation of LLM use in a science task.</w:t>
       </w:r>
       <w:r>
         <w:t xml:space="preserve"> </w:t>
@@ -9669,8 +8975,8 @@
     <w:p>
       <w:pPr>
         <w:pStyle w:val="ReferenceEntry"/>
-        <w:spacing w:after="60"/>
-        <w:ind w:left="403" w:hanging="403"/>
+        <w:spacing w:after="100"/>
+        <w:ind w:left="475" w:hanging="475"/>
         <w:jc w:val="left"/>
         <w:keepNext w:val="0"/>
         <w:keepLines w:val="0"/>
@@ -9684,7 +8990,7 @@
         <w:t xml:space="preserve">12. </w:t>
       </w:r>
       <w:r>
-        <w:t xml:space="preserve">Collins, A., Brown, J. S., &amp; Newman, S. E. (1989). Cognitive Apprenticeship: Teaching the Crafts of Reading, Writing, and Mathematics.</w:t>
+        <w:t xml:space="preserve">Collins, A., Brown, J. S., &amp; Newman, S. E. (1989). Cognitive apprenticeship: Teaching the crafts of reading, writing, and mathematics.</w:t>
       </w:r>
       <w:r>
         <w:t xml:space="preserve"> </w:t>
@@ -9703,8 +9009,8 @@
     <w:p>
       <w:pPr>
         <w:pStyle w:val="ReferenceEntry"/>
-        <w:spacing w:after="60"/>
-        <w:ind w:left="403" w:hanging="403"/>
+        <w:spacing w:after="100"/>
+        <w:ind w:left="475" w:hanging="475"/>
         <w:jc w:val="left"/>
         <w:keepNext w:val="0"/>
         <w:keepLines w:val="0"/>
@@ -9718,27 +9024,14 @@
         <w:t xml:space="preserve">13. </w:t>
       </w:r>
       <w:r>
-        <w:t xml:space="preserve">Dakan, R., &amp; Feller, J. (2025). Framework for AI Fluency.</w:t>
-      </w:r>
-      <w:r>
-        <w:t xml:space="preserve"> </w:t>
-      </w:r>
-      <w:r>
-        <w:rPr>
-          <w:i/>
-          <w:iCs/>
-        </w:rPr>
-        <w:t xml:space="preserve">Anthropic</w:t>
-      </w:r>
-      <w:r>
-        <w:t xml:space="preserve">.</w:t>
+        <w:t xml:space="preserve">Dakan, R., &amp; Feller, J. (2025). Framework for AI fluency. Anthropic.</w:t>
       </w:r>
     </w:p>
     <w:p>
       <w:pPr>
         <w:pStyle w:val="ReferenceEntry"/>
-        <w:spacing w:after="60"/>
-        <w:ind w:left="403" w:hanging="403"/>
+        <w:spacing w:after="100"/>
+        <w:ind w:left="475" w:hanging="475"/>
         <w:jc w:val="left"/>
         <w:keepNext w:val="0"/>
         <w:keepLines w:val="0"/>
@@ -9752,7 +9045,7 @@
         <w:t xml:space="preserve">14. </w:t>
       </w:r>
       <w:r>
-        <w:t xml:space="preserve">Dell'Acqua, F., McFowland III, E., Mollick, E., Lifshitz-Assaf, H., Kellogg, K., Rajendran, S., Krayer, L., Candelon, F., &amp; Lakhani, K. R. (2023). Navigating the Jagged Technological Frontier.</w:t>
+        <w:t xml:space="preserve">Dell'Acqua, F., McFowland III, E., Mollick, E., Lifshitz-Assaf, H., Kellogg, K., Rajendran, S., Krayer, L., Candelon, F., &amp; Lakhani, K. R. (2023). Navigating the jagged technological frontier.</w:t>
       </w:r>
       <w:r>
         <w:t xml:space="preserve"> </w:t>
@@ -9771,8 +9064,8 @@
     <w:p>
       <w:pPr>
         <w:pStyle w:val="ReferenceEntry"/>
-        <w:spacing w:after="60"/>
-        <w:ind w:left="403" w:hanging="403"/>
+        <w:spacing w:after="100"/>
+        <w:ind w:left="475" w:hanging="475"/>
         <w:jc w:val="left"/>
         <w:keepNext w:val="0"/>
         <w:keepLines w:val="0"/>
@@ -9786,7 +9079,7 @@
         <w:t xml:space="preserve">15. </w:t>
       </w:r>
       <w:r>
-        <w:t xml:space="preserve">Denny, P., Leinonen, J., Prather, J., Luxton-Reilly, A., Amarouche, T., Becker, B. A., &amp; Reeves, B. N. (2024). Prompt Problems: A New Programming Exercise for the Generative AI Era.</w:t>
+        <w:t xml:space="preserve">Denny, P., Leinonen, J., Prather, J., Luxton-Reilly, A., Amarouche, T., Becker, B. A., &amp; Reeves, B. N. (2024). Prompt problems: A new programming exercise for the generative AI era.</w:t>
       </w:r>
       <w:r>
         <w:t xml:space="preserve"> </w:t>
@@ -9805,8 +9098,8 @@
     <w:p>
       <w:pPr>
         <w:pStyle w:val="ReferenceEntry"/>
-        <w:spacing w:after="60"/>
-        <w:ind w:left="403" w:hanging="403"/>
+        <w:spacing w:after="100"/>
+        <w:ind w:left="475" w:hanging="475"/>
         <w:jc w:val="left"/>
         <w:keepNext w:val="0"/>
         <w:keepLines w:val="0"/>
@@ -9820,7 +9113,7 @@
         <w:t xml:space="preserve">16. </w:t>
       </w:r>
       <w:r>
-        <w:t xml:space="preserve">Di Santi, E. (2026). Cognitive Amplification vs Cognitive Delegation in Human-AI Systems: A Metric Framework.</w:t>
+        <w:t xml:space="preserve">Di Santi, E. (2026). Cognitive amplification vs cognitive delegation in human-AI systems: A metric framework.</w:t>
       </w:r>
       <w:r>
         <w:t xml:space="preserve"> </w:t>
@@ -9839,8 +9132,8 @@
     <w:p>
       <w:pPr>
         <w:pStyle w:val="ReferenceEntry"/>
-        <w:spacing w:after="60"/>
-        <w:ind w:left="403" w:hanging="403"/>
+        <w:spacing w:after="100"/>
+        <w:ind w:left="475" w:hanging="475"/>
         <w:jc w:val="left"/>
         <w:keepNext w:val="0"/>
         <w:keepLines w:val="0"/>
@@ -9854,7 +9147,7 @@
         <w:t xml:space="preserve">17. </w:t>
       </w:r>
       <w:r>
-        <w:t xml:space="preserve">Durkin, K., &amp; Rittle-Johnson, B. (2012). The Effectiveness of Using Incorrect Examples to Support Learning about Decimal Magnitude.</w:t>
+        <w:t xml:space="preserve">Durkin, K., &amp; Rittle-Johnson, B. (2012). The effectiveness of using incorrect examples to support learning about decimal magnitude.</w:t>
       </w:r>
       <w:r>
         <w:t xml:space="preserve"> </w:t>
@@ -9864,17 +9157,17 @@
           <w:i/>
           <w:iCs/>
         </w:rPr>
-        <w:t xml:space="preserve">Learning and Instruction</w:t>
-      </w:r>
-      <w:r>
-        <w:t xml:space="preserve">, 22(3), 206–214. https://doi.org/10.1016/j.learninstruc.2011.11.001</w:t>
+        <w:t xml:space="preserve">Learning and Instruction, 22</w:t>
+      </w:r>
+      <w:r>
+        <w:t xml:space="preserve">(3), 206–214. https://doi.org/10.1016/j.learninstruc.2011.11.001</w:t>
       </w:r>
     </w:p>
     <w:p>
       <w:pPr>
         <w:pStyle w:val="ReferenceEntry"/>
-        <w:spacing w:after="60"/>
-        <w:ind w:left="403" w:hanging="403"/>
+        <w:spacing w:after="100"/>
+        <w:ind w:left="475" w:hanging="475"/>
         <w:jc w:val="left"/>
         <w:keepNext w:val="0"/>
         <w:keepLines w:val="0"/>
@@ -9888,7 +9181,7 @@
         <w:t xml:space="preserve">18. </w:t>
       </w:r>
       <w:r>
-        <w:t xml:space="preserve">Elshall, A. S., &amp; Badir, A. (2025). Balancing AI-Assisted Learning and Traditional Assessment: The FACT Assessment in Environmental Data Science Education.</w:t>
+        <w:t xml:space="preserve">Elshall, A. S., &amp; Badir, A. (2025). Balancing AI-assisted learning and traditional assessment: The FACT assessment in environmental data science education.</w:t>
       </w:r>
       <w:r>
         <w:t xml:space="preserve"> </w:t>
@@ -9898,17 +9191,17 @@
           <w:i/>
           <w:iCs/>
         </w:rPr>
-        <w:t xml:space="preserve">Frontiers in Education</w:t>
-      </w:r>
-      <w:r>
-        <w:t xml:space="preserve">, 10, 1596462. https://doi.org/10.3389/feduc.2025.1596462</w:t>
+        <w:t xml:space="preserve">Frontiers in Education, 10</w:t>
+      </w:r>
+      <w:r>
+        <w:t xml:space="preserve">, 1596462. https://doi.org/10.3389/feduc.2025.1596462</w:t>
       </w:r>
     </w:p>
     <w:p>
       <w:pPr>
         <w:pStyle w:val="ReferenceEntry"/>
-        <w:spacing w:after="60"/>
-        <w:ind w:left="403" w:hanging="403"/>
+        <w:spacing w:after="100"/>
+        <w:ind w:left="475" w:hanging="475"/>
         <w:jc w:val="left"/>
         <w:keepNext w:val="0"/>
         <w:keepLines w:val="0"/>
@@ -9922,27 +9215,14 @@
         <w:t xml:space="preserve">19. </w:t>
       </w:r>
       <w:r>
-        <w:t xml:space="preserve">Facione, P. A. (1990). Critical Thinking: A Statement of Expert Consensus for Purposes of Educational Assessment and Instruction (The Delphi Report).</w:t>
-      </w:r>
-      <w:r>
-        <w:t xml:space="preserve"> </w:t>
-      </w:r>
-      <w:r>
-        <w:rPr>
-          <w:i/>
-          <w:iCs/>
-        </w:rPr>
-        <w:t xml:space="preserve">American Philosophical Association</w:t>
-      </w:r>
-      <w:r>
-        <w:t xml:space="preserve">.</w:t>
+        <w:t xml:space="preserve">Facione, P. A. (1990). Critical thinking: A statement of expert consensus for purposes of educational assessment and instruction (the Delphi report). American Philosophical Association.</w:t>
       </w:r>
     </w:p>
     <w:p>
       <w:pPr>
         <w:pStyle w:val="ReferenceEntry"/>
-        <w:spacing w:after="60"/>
-        <w:ind w:left="403" w:hanging="403"/>
+        <w:spacing w:after="100"/>
+        <w:ind w:left="475" w:hanging="475"/>
         <w:jc w:val="left"/>
         <w:keepNext w:val="0"/>
         <w:keepLines w:val="0"/>
@@ -9956,7 +9236,7 @@
         <w:t xml:space="preserve">20. </w:t>
       </w:r>
       <w:r>
-        <w:t xml:space="preserve">Fan, Y., Tang, L., Le, H., Shen, K., Tan, S., Zhao, Y., Shen, Y., Li, X., &amp; Gašević, D. (2025). Beware of Metacognitive Laziness: Effects of Generative Artificial Intelligence on Learning Motivation, Processes, and Performance.</w:t>
+        <w:t xml:space="preserve">Fan, Y., Tang, L., Le, H., Shen, K., Tan, S., Zhao, Y., Shen, Y., Li, X., &amp; Gašević, D. (2025). Beware of metacognitive laziness: Effects of generative artificial intelligence on learning motivation, processes, and performance.</w:t>
       </w:r>
       <w:r>
         <w:t xml:space="preserve"> </w:t>
@@ -9966,17 +9246,17 @@
           <w:i/>
           <w:iCs/>
         </w:rPr>
-        <w:t xml:space="preserve">British Journal of Educational Technology</w:t>
-      </w:r>
-      <w:r>
-        <w:t xml:space="preserve">, 56(2), 489–530. https://doi.org/10.1111/bjet.13544</w:t>
+        <w:t xml:space="preserve">British Journal of Educational Technology, 56</w:t>
+      </w:r>
+      <w:r>
+        <w:t xml:space="preserve">(2), 489–530. https://doi.org/10.1111/bjet.13544</w:t>
       </w:r>
     </w:p>
     <w:p>
       <w:pPr>
         <w:pStyle w:val="ReferenceEntry"/>
-        <w:spacing w:after="60"/>
-        <w:ind w:left="403" w:hanging="403"/>
+        <w:spacing w:after="100"/>
+        <w:ind w:left="475" w:hanging="475"/>
         <w:jc w:val="left"/>
         <w:keepNext w:val="0"/>
         <w:keepLines w:val="0"/>
@@ -9990,7 +9270,7 @@
         <w:t xml:space="preserve">21. </w:t>
       </w:r>
       <w:r>
-        <w:t xml:space="preserve">Feng, Y., Wang, S., Cheng, Z., Wan, Y., &amp; Chen, D. (2025). Are We on the Right Way to Assessing LLM-as-a-Judge?.</w:t>
+        <w:t xml:space="preserve">Feng, Y., Wang, S., Cheng, Z., Wan, Y., &amp; Chen, D. (2025). Are we on the right way to assessing LLM-as-a-judge?</w:t>
       </w:r>
       <w:r>
         <w:t xml:space="preserve"> </w:t>
@@ -10009,8 +9289,8 @@
     <w:p>
       <w:pPr>
         <w:pStyle w:val="ReferenceEntry"/>
-        <w:spacing w:after="60"/>
-        <w:ind w:left="403" w:hanging="403"/>
+        <w:spacing w:after="100"/>
+        <w:ind w:left="475" w:hanging="475"/>
         <w:jc w:val="left"/>
         <w:keepNext w:val="0"/>
         <w:keepLines w:val="0"/>
@@ -10024,7 +9304,7 @@
         <w:t xml:space="preserve">22. </w:t>
       </w:r>
       <w:r>
-        <w:t xml:space="preserve">Fernandes, D., Villa, S., Nicholls, S., Haavisto, O., Buschek, D., Schmidt, A., Kosch, T., Shen, C., &amp; Welsch, R. (2024). Performance and Metacognition Disconnect when Reasoning in Human-AI Interaction.</w:t>
+        <w:t xml:space="preserve">Fernandes, D., Villa, S., Nicholls, S., Haavisto, O., Buschek, D., Schmidt, A., Kosch, T., Shen, C., &amp; Welsch, R. (2024). Performance and metacognition disconnect when reasoning in human-AI interaction.</w:t>
       </w:r>
       <w:r>
         <w:t xml:space="preserve"> </w:t>
@@ -10043,8 +9323,8 @@
     <w:p>
       <w:pPr>
         <w:pStyle w:val="ReferenceEntry"/>
-        <w:spacing w:after="60"/>
-        <w:ind w:left="403" w:hanging="403"/>
+        <w:spacing w:after="100"/>
+        <w:ind w:left="475" w:hanging="475"/>
         <w:jc w:val="left"/>
         <w:keepNext w:val="0"/>
         <w:keepLines w:val="0"/>
@@ -10058,7 +9338,7 @@
         <w:t xml:space="preserve">23. </w:t>
       </w:r>
       <w:r>
-        <w:t xml:space="preserve">Flavell, J. H. (1979). Metacognition and Cognitive Monitoring: A New Area of Cognitive-Developmental Inquiry.</w:t>
+        <w:t xml:space="preserve">Flavell, J. H. (1979). Metacognition and cognitive monitoring: A new area of cognitive-developmental inquiry.</w:t>
       </w:r>
       <w:r>
         <w:t xml:space="preserve"> </w:t>
@@ -10068,17 +9348,17 @@
           <w:i/>
           <w:iCs/>
         </w:rPr>
-        <w:t xml:space="preserve">American Psychologist</w:t>
-      </w:r>
-      <w:r>
-        <w:t xml:space="preserve">, 34(10), 906–911.</w:t>
+        <w:t xml:space="preserve">American Psychologist, 34</w:t>
+      </w:r>
+      <w:r>
+        <w:t xml:space="preserve">(10), 906–911.</w:t>
       </w:r>
     </w:p>
     <w:p>
       <w:pPr>
         <w:pStyle w:val="ReferenceEntry"/>
-        <w:spacing w:after="60"/>
-        <w:ind w:left="403" w:hanging="403"/>
+        <w:spacing w:after="100"/>
+        <w:ind w:left="475" w:hanging="475"/>
         <w:jc w:val="left"/>
         <w:keepNext w:val="0"/>
         <w:keepLines w:val="0"/>
@@ -10092,7 +9372,7 @@
         <w:t xml:space="preserve">24. </w:t>
       </w:r>
       <w:r>
-        <w:t xml:space="preserve">Ganuthula, V. R. R., &amp; Balaraman, K. K. (2025). Artificial Intelligence Quotient Framework for Measuring Human Collaboration with Artificial Intelligence.</w:t>
+        <w:t xml:space="preserve">Ganuthula, V. R. R., &amp; Balaraman, K. K. (2025). Artificial intelligence quotient framework for measuring human collaboration with artificial intelligence.</w:t>
       </w:r>
       <w:r>
         <w:t xml:space="preserve"> </w:t>
@@ -10102,17 +9382,17 @@
           <w:i/>
           <w:iCs/>
         </w:rPr>
-        <w:t xml:space="preserve">Discover Artificial Intelligence</w:t>
-      </w:r>
-      <w:r>
-        <w:t xml:space="preserve">, 5, 268. https://doi.org/10.1007/s44163-025-00516-1</w:t>
+        <w:t xml:space="preserve">Discover Artificial Intelligence, 5</w:t>
+      </w:r>
+      <w:r>
+        <w:t xml:space="preserve">, 268. https://doi.org/10.1007/s44163-025-00516-1</w:t>
       </w:r>
     </w:p>
     <w:p>
       <w:pPr>
         <w:pStyle w:val="ReferenceEntry"/>
-        <w:spacing w:after="60"/>
-        <w:ind w:left="403" w:hanging="403"/>
+        <w:spacing w:after="100"/>
+        <w:ind w:left="475" w:hanging="475"/>
         <w:jc w:val="left"/>
         <w:keepNext w:val="0"/>
         <w:keepLines w:val="0"/>
@@ -10126,7 +9406,7 @@
         <w:t xml:space="preserve">25. </w:t>
       </w:r>
       <w:r>
-        <w:t xml:space="preserve">Gerlich, M. (2025). AI Tools in Society: Impacts on Cognitive Offloading and the Future of Critical Thinking.</w:t>
+        <w:t xml:space="preserve">Gerlich, M. (2025). AI tools in society: Impacts on cognitive offloading and the future of critical thinking.</w:t>
       </w:r>
       <w:r>
         <w:t xml:space="preserve"> </w:t>
@@ -10136,17 +9416,17 @@
           <w:i/>
           <w:iCs/>
         </w:rPr>
-        <w:t xml:space="preserve">Societies</w:t>
-      </w:r>
-      <w:r>
-        <w:t xml:space="preserve">, 15(1), 6.</w:t>
+        <w:t xml:space="preserve">Societies, 15</w:t>
+      </w:r>
+      <w:r>
+        <w:t xml:space="preserve">(1), 6.</w:t>
       </w:r>
     </w:p>
     <w:p>
       <w:pPr>
         <w:pStyle w:val="ReferenceEntry"/>
-        <w:spacing w:after="60"/>
-        <w:ind w:left="403" w:hanging="403"/>
+        <w:spacing w:after="100"/>
+        <w:ind w:left="475" w:hanging="475"/>
         <w:jc w:val="left"/>
         <w:keepNext w:val="0"/>
         <w:keepLines w:val="0"/>
@@ -10160,7 +9440,7 @@
         <w:t xml:space="preserve">26. </w:t>
       </w:r>
       <w:r>
-        <w:t xml:space="preserve">Gilson, L. L., &amp; Goldberg, C. B. (2015). Editors' Comment: So, What Is a Conceptual Paper?.</w:t>
+        <w:t xml:space="preserve">Gilson, L. L., &amp; Goldberg, C. B. (2015). Editors' comment: So, what is a conceptual paper?</w:t>
       </w:r>
       <w:r>
         <w:t xml:space="preserve"> </w:t>
@@ -10170,17 +9450,17 @@
           <w:i/>
           <w:iCs/>
         </w:rPr>
-        <w:t xml:space="preserve">Group &amp; Organization Management</w:t>
-      </w:r>
-      <w:r>
-        <w:t xml:space="preserve">, 40(2), 127–130. https://doi.org/10.1177/1059601115576425</w:t>
+        <w:t xml:space="preserve">Group &amp; Organization Management, 40</w:t>
+      </w:r>
+      <w:r>
+        <w:t xml:space="preserve">(2), 127–130. https://doi.org/10.1177/1059601115576425</w:t>
       </w:r>
     </w:p>
     <w:p>
       <w:pPr>
         <w:pStyle w:val="ReferenceEntry"/>
-        <w:spacing w:after="60"/>
-        <w:ind w:left="403" w:hanging="403"/>
+        <w:spacing w:after="100"/>
+        <w:ind w:left="475" w:hanging="475"/>
         <w:jc w:val="left"/>
         <w:keepNext w:val="0"/>
         <w:keepLines w:val="0"/>
@@ -10194,7 +9474,7 @@
         <w:t xml:space="preserve">27. </w:t>
       </w:r>
       <w:r>
-        <w:t xml:space="preserve">Große, C. S., &amp; Renkl, A. (2007). Finding and Fixing Errors in Worked Examples: Can This Foster Learning Outcomes?.</w:t>
+        <w:t xml:space="preserve">Große, C. S., &amp; Renkl, A. (2007). Finding and fixing errors in worked examples: Can this foster learning outcomes?</w:t>
       </w:r>
       <w:r>
         <w:t xml:space="preserve"> </w:t>
@@ -10204,17 +9484,17 @@
           <w:i/>
           <w:iCs/>
         </w:rPr>
-        <w:t xml:space="preserve">Learning and Instruction</w:t>
-      </w:r>
-      <w:r>
-        <w:t xml:space="preserve">, 17(6), 612–634. https://doi.org/10.1016/j.learninstruc.2007.09.008</w:t>
+        <w:t xml:space="preserve">Learning and Instruction, 17</w:t>
+      </w:r>
+      <w:r>
+        <w:t xml:space="preserve">(6), 612–634. https://doi.org/10.1016/j.learninstruc.2007.09.008</w:t>
       </w:r>
     </w:p>
     <w:p>
       <w:pPr>
         <w:pStyle w:val="ReferenceEntry"/>
-        <w:spacing w:after="60"/>
-        <w:ind w:left="403" w:hanging="403"/>
+        <w:spacing w:after="100"/>
+        <w:ind w:left="475" w:hanging="475"/>
         <w:jc w:val="left"/>
         <w:keepNext w:val="0"/>
         <w:keepLines w:val="0"/>
@@ -10228,7 +9508,7 @@
         <w:t xml:space="preserve">28. </w:t>
       </w:r>
       <w:r>
-        <w:t xml:space="preserve">Gu, X., &amp; Ericson, B. J. (2025). AI Literacy in K-12 and Higher Education in the Wake of Generative AI: An Integrative Review.</w:t>
+        <w:t xml:space="preserve">Gu, X., &amp; Ericson, B. J. (2025). AI literacy in K-12 and higher education in the wake of generative AI: An integrative review.</w:t>
       </w:r>
       <w:r>
         <w:t xml:space="preserve"> </w:t>
@@ -10247,8 +9527,8 @@
     <w:p>
       <w:pPr>
         <w:pStyle w:val="ReferenceEntry"/>
-        <w:spacing w:after="60"/>
-        <w:ind w:left="403" w:hanging="403"/>
+        <w:spacing w:after="100"/>
+        <w:ind w:left="475" w:hanging="475"/>
         <w:jc w:val="left"/>
         <w:keepNext w:val="0"/>
         <w:keepLines w:val="0"/>
@@ -10262,7 +9542,7 @@
         <w:t xml:space="preserve">29. </w:t>
       </w:r>
       <w:r>
-        <w:t xml:space="preserve">Hattie, J., &amp; Timperley, H. (2007). The Power of Feedback.</w:t>
+        <w:t xml:space="preserve">Hattie, J., &amp; Timperley, H. (2007). The power of feedback.</w:t>
       </w:r>
       <w:r>
         <w:t xml:space="preserve"> </w:t>
@@ -10272,17 +9552,17 @@
           <w:i/>
           <w:iCs/>
         </w:rPr>
-        <w:t xml:space="preserve">Review of Educational Research</w:t>
-      </w:r>
-      <w:r>
-        <w:t xml:space="preserve">, 77(1), 81–112.</w:t>
+        <w:t xml:space="preserve">Review of Educational Research, 77</w:t>
+      </w:r>
+      <w:r>
+        <w:t xml:space="preserve">(1), 81–112.</w:t>
       </w:r>
     </w:p>
     <w:p>
       <w:pPr>
         <w:pStyle w:val="ReferenceEntry"/>
-        <w:spacing w:after="60"/>
-        <w:ind w:left="403" w:hanging="403"/>
+        <w:spacing w:after="100"/>
+        <w:ind w:left="475" w:hanging="475"/>
         <w:jc w:val="left"/>
         <w:keepNext w:val="0"/>
         <w:keepLines w:val="0"/>
@@ -10296,7 +9576,7 @@
         <w:t xml:space="preserve">30. </w:t>
       </w:r>
       <w:r>
-        <w:t xml:space="preserve">Jaakkola, E. (2020). Designing Conceptual Articles: Four Approaches.</w:t>
+        <w:t xml:space="preserve">Jaakkola, E. (2020). Designing conceptual articles: Four approaches.</w:t>
       </w:r>
       <w:r>
         <w:t xml:space="preserve"> </w:t>
@@ -10306,17 +9586,17 @@
           <w:i/>
           <w:iCs/>
         </w:rPr>
-        <w:t xml:space="preserve">AMS Review</w:t>
-      </w:r>
-      <w:r>
-        <w:t xml:space="preserve">, 10, 18–26.</w:t>
+        <w:t xml:space="preserve">AMS Review, 10</w:t>
+      </w:r>
+      <w:r>
+        <w:t xml:space="preserve">, 18–26.</w:t>
       </w:r>
     </w:p>
     <w:p>
       <w:pPr>
         <w:pStyle w:val="ReferenceEntry"/>
-        <w:spacing w:after="60"/>
-        <w:ind w:left="403" w:hanging="403"/>
+        <w:spacing w:after="100"/>
+        <w:ind w:left="475" w:hanging="475"/>
         <w:jc w:val="left"/>
         <w:keepNext w:val="0"/>
         <w:keepLines w:val="0"/>
@@ -10330,7 +9610,7 @@
         <w:t xml:space="preserve">31. </w:t>
       </w:r>
       <w:r>
-        <w:t xml:space="preserve">Jin, Y., Martinez-Maldonado, R., Gašević, D., &amp; Yan, L. (2024). GLAT: The Generative AI Literacy Assessment Test.</w:t>
+        <w:t xml:space="preserve">Jin, Y., Martinez-Maldonado, R., Gašević, D., &amp; Yan, L. (2024). GLAT: The generative AI literacy assessment test.</w:t>
       </w:r>
       <w:r>
         <w:t xml:space="preserve"> </w:t>
@@ -10349,8 +9629,8 @@
     <w:p>
       <w:pPr>
         <w:pStyle w:val="ReferenceEntry"/>
-        <w:spacing w:after="60"/>
-        <w:ind w:left="403" w:hanging="403"/>
+        <w:spacing w:after="100"/>
+        <w:ind w:left="475" w:hanging="475"/>
         <w:jc w:val="left"/>
         <w:keepNext w:val="0"/>
         <w:keepLines w:val="0"/>
@@ -10364,7 +9644,7 @@
         <w:t xml:space="preserve">32. </w:t>
       </w:r>
       <w:r>
-        <w:t xml:space="preserve">Kane, M. T. (2013). Validating the Interpretations and Uses of Test Scores.</w:t>
+        <w:t xml:space="preserve">Kane, M. T. (2013). Validating the interpretations and uses of test scores.</w:t>
       </w:r>
       <w:r>
         <w:t xml:space="preserve"> </w:t>
@@ -10374,17 +9654,17 @@
           <w:i/>
           <w:iCs/>
         </w:rPr>
-        <w:t xml:space="preserve">Journal of Educational Measurement</w:t>
-      </w:r>
-      <w:r>
-        <w:t xml:space="preserve">, 50(1), 1–73. https://doi.org/10.1111/jedm.12000</w:t>
+        <w:t xml:space="preserve">Journal of Educational Measurement, 50</w:t>
+      </w:r>
+      <w:r>
+        <w:t xml:space="preserve">(1), 1–73. https://doi.org/10.1111/jedm.12000</w:t>
       </w:r>
     </w:p>
     <w:p>
       <w:pPr>
         <w:pStyle w:val="ReferenceEntry"/>
-        <w:spacing w:after="60"/>
-        <w:ind w:left="403" w:hanging="403"/>
+        <w:spacing w:after="100"/>
+        <w:ind w:left="475" w:hanging="475"/>
         <w:jc w:val="left"/>
         <w:keepNext w:val="0"/>
         <w:keepLines w:val="0"/>
@@ -10398,7 +9678,7 @@
         <w:t xml:space="preserve">33. </w:t>
       </w:r>
       <w:r>
-        <w:t xml:space="preserve">Kapur, M. (2008). Productive Failure.</w:t>
+        <w:t xml:space="preserve">Kapur, M. (2008). Productive failure.</w:t>
       </w:r>
       <w:r>
         <w:t xml:space="preserve"> </w:t>
@@ -10408,17 +9688,17 @@
           <w:i/>
           <w:iCs/>
         </w:rPr>
-        <w:t xml:space="preserve">Cognition and Instruction</w:t>
-      </w:r>
-      <w:r>
-        <w:t xml:space="preserve">, 26(3), 379–424.</w:t>
+        <w:t xml:space="preserve">Cognition and Instruction, 26</w:t>
+      </w:r>
+      <w:r>
+        <w:t xml:space="preserve">(3), 379–424.</w:t>
       </w:r>
     </w:p>
     <w:p>
       <w:pPr>
         <w:pStyle w:val="ReferenceEntry"/>
-        <w:spacing w:after="60"/>
-        <w:ind w:left="403" w:hanging="403"/>
+        <w:spacing w:after="100"/>
+        <w:ind w:left="475" w:hanging="475"/>
         <w:jc w:val="left"/>
         <w:keepNext w:val="0"/>
         <w:keepLines w:val="0"/>
@@ -10432,7 +9712,7 @@
         <w:t xml:space="preserve">34. </w:t>
       </w:r>
       <w:r>
-        <w:t xml:space="preserve">Kim, P., Wang, W., &amp; Bonk, C. J. (2025). Generative AI as a Coach to Help Students Enhance Proficiency in Question Formulation.</w:t>
+        <w:t xml:space="preserve">Kim, P., Wang, W., &amp; Bonk, C. J. (2025). Generative AI as a coach to help students enhance proficiency in question formulation.</w:t>
       </w:r>
       <w:r>
         <w:t xml:space="preserve"> </w:t>
@@ -10442,17 +9722,17 @@
           <w:i/>
           <w:iCs/>
         </w:rPr>
-        <w:t xml:space="preserve">Journal of Educational Computing Research</w:t>
-      </w:r>
-      <w:r>
-        <w:t xml:space="preserve">, 63(3), 565–586. https://doi.org/10.1177/07356331251314222</w:t>
+        <w:t xml:space="preserve">Journal of Educational Computing Research, 63</w:t>
+      </w:r>
+      <w:r>
+        <w:t xml:space="preserve">(3), 565–586. https://doi.org/10.1177/07356331251314222</w:t>
       </w:r>
     </w:p>
     <w:p>
       <w:pPr>
         <w:pStyle w:val="ReferenceEntry"/>
-        <w:spacing w:after="60"/>
-        <w:ind w:left="403" w:hanging="403"/>
+        <w:spacing w:after="100"/>
+        <w:ind w:left="475" w:hanging="475"/>
         <w:jc w:val="left"/>
         <w:keepNext w:val="0"/>
         <w:keepLines w:val="0"/>
@@ -10466,7 +9746,7 @@
         <w:t xml:space="preserve">35. </w:t>
       </w:r>
       <w:r>
-        <w:t xml:space="preserve">Kosmyna, N., Hauptmann, E., Yuan, Y. T., Situ, J., Liao, X., Beresnitzky, A. V., Braunstein, I., &amp; Maes, P. (2025). Your Brain on ChatGPT: Accumulation of Cognitive Debt when Using an AI Assistant for Essay Writing Task.</w:t>
+        <w:t xml:space="preserve">Kosmyna, N., Hauptmann, E., Yuan, Y. T., Situ, J., Liao, X., Beresnitzky, A. V., Braunstein, I., &amp; Maes, P. (2025). Your brain on ChatGPT: Accumulation of cognitive debt when using an AI assistant for essay writing task.</w:t>
       </w:r>
       <w:r>
         <w:t xml:space="preserve"> </w:t>
@@ -10485,8 +9765,8 @@
     <w:p>
       <w:pPr>
         <w:pStyle w:val="ReferenceEntry"/>
-        <w:spacing w:after="60"/>
-        <w:ind w:left="403" w:hanging="403"/>
+        <w:spacing w:after="100"/>
+        <w:ind w:left="475" w:hanging="475"/>
         <w:jc w:val="left"/>
         <w:keepNext w:val="0"/>
         <w:keepLines w:val="0"/>
@@ -10500,7 +9780,7 @@
         <w:t xml:space="preserve">36. </w:t>
       </w:r>
       <w:r>
-        <w:t xml:space="preserve">Lee, H., &amp; Bosch, N. (2025). Calibration Discrepancy Predicts Students' Subsequent Metacognitive Strategy Use in Computer-Based Learning Environments.</w:t>
+        <w:t xml:space="preserve">Lee, H., &amp; Bosch, N. (2025). Calibration discrepancy predicts students' subsequent metacognitive strategy use in computer-based learning environments.</w:t>
       </w:r>
       <w:r>
         <w:t xml:space="preserve"> </w:t>
@@ -10510,17 +9790,17 @@
           <w:i/>
           <w:iCs/>
         </w:rPr>
-        <w:t xml:space="preserve">International Journal of Artificial Intelligence in Education</w:t>
-      </w:r>
-      <w:r>
-        <w:t xml:space="preserve">, 35(6), 3746–3779. https://doi.org/10.1007/s40593-025-00514-5</w:t>
+        <w:t xml:space="preserve">International Journal of Artificial Intelligence in Education, 35</w:t>
+      </w:r>
+      <w:r>
+        <w:t xml:space="preserve">(6), 3746–3779. https://doi.org/10.1007/s40593-025-00514-5</w:t>
       </w:r>
     </w:p>
     <w:p>
       <w:pPr>
         <w:pStyle w:val="ReferenceEntry"/>
-        <w:spacing w:after="60"/>
-        <w:ind w:left="403" w:hanging="403"/>
+        <w:spacing w:after="100"/>
+        <w:ind w:left="475" w:hanging="475"/>
         <w:jc w:val="left"/>
         <w:keepNext w:val="0"/>
         <w:keepLines w:val="0"/>
@@ -10534,7 +9814,7 @@
         <w:t xml:space="preserve">37. </w:t>
       </w:r>
       <w:r>
-        <w:t xml:space="preserve">Lee, J. D., &amp; See, K. A. (2004). Trust in Automation: Designing for Appropriate Reliance.</w:t>
+        <w:t xml:space="preserve">Lee, J. D., &amp; See, K. A. (2004). Trust in automation: Designing for appropriate reliance.</w:t>
       </w:r>
       <w:r>
         <w:t xml:space="preserve"> </w:t>
@@ -10544,17 +9824,17 @@
           <w:i/>
           <w:iCs/>
         </w:rPr>
-        <w:t xml:space="preserve">Human Factors</w:t>
-      </w:r>
-      <w:r>
-        <w:t xml:space="preserve">, 46(1), 50–80.</w:t>
+        <w:t xml:space="preserve">Human Factors, 46</w:t>
+      </w:r>
+      <w:r>
+        <w:t xml:space="preserve">(1), 50–80.</w:t>
       </w:r>
     </w:p>
     <w:p>
       <w:pPr>
         <w:pStyle w:val="ReferenceEntry"/>
-        <w:spacing w:after="60"/>
-        <w:ind w:left="403" w:hanging="403"/>
+        <w:spacing w:after="100"/>
+        <w:ind w:left="475" w:hanging="475"/>
         <w:jc w:val="left"/>
         <w:keepNext w:val="0"/>
         <w:keepLines w:val="0"/>
@@ -10568,7 +9848,7 @@
         <w:t xml:space="preserve">38. </w:t>
       </w:r>
       <w:r>
-        <w:t xml:space="preserve">Lee, S. C., Baby, T., Vongvit, R., Lee, J., Kim, Y., Min, C., &amp; Yoon, S. H. (2025). Development and Validation of a Generative AI Competence Scale.</w:t>
+        <w:t xml:space="preserve">Lee, S. C., Baby, T., Vongvit, R., Lee, J., Kim, Y., Min, C., &amp; Yoon, S. H. (2025). Development and validation of a generative AI competence scale.</w:t>
       </w:r>
       <w:r>
         <w:t xml:space="preserve"> </w:t>
@@ -10587,8 +9867,8 @@
     <w:p>
       <w:pPr>
         <w:pStyle w:val="ReferenceEntry"/>
-        <w:spacing w:after="60"/>
-        <w:ind w:left="403" w:hanging="403"/>
+        <w:spacing w:after="100"/>
+        <w:ind w:left="475" w:hanging="475"/>
         <w:jc w:val="left"/>
         <w:keepNext w:val="0"/>
         <w:keepLines w:val="0"/>
@@ -10602,7 +9882,7 @@
         <w:t xml:space="preserve">39. </w:t>
       </w:r>
       <w:r>
-        <w:t xml:space="preserve">Li, C., Cui, H., &amp; Hagedorn, L. S. (2026). The Cognitive Impact of ChatGPT in Higher Education: A Systematic Review of Critical and Creative Thinking Outcomes.</w:t>
+        <w:t xml:space="preserve">Li, C., Cui, H., &amp; Hagedorn, L. S. (2026). The cognitive impact of ChatGPT in higher education: A systematic review of critical and creative thinking outcomes.</w:t>
       </w:r>
       <w:r>
         <w:t xml:space="preserve"> </w:t>
@@ -10612,17 +9892,17 @@
           <w:i/>
           <w:iCs/>
         </w:rPr>
-        <w:t xml:space="preserve">Computers and Education: Artificial Intelligence</w:t>
-      </w:r>
-      <w:r>
-        <w:t xml:space="preserve">, 10, 100571. https://doi.org/10.1016/j.caeai.2026.100571</w:t>
+        <w:t xml:space="preserve">Computers and Education: Artificial Intelligence, 10</w:t>
+      </w:r>
+      <w:r>
+        <w:t xml:space="preserve">, 100571. https://doi.org/10.1016/j.caeai.2026.100571</w:t>
       </w:r>
     </w:p>
     <w:p>
       <w:pPr>
         <w:pStyle w:val="ReferenceEntry"/>
-        <w:spacing w:after="60"/>
-        <w:ind w:left="403" w:hanging="403"/>
+        <w:spacing w:after="100"/>
+        <w:ind w:left="475" w:hanging="475"/>
         <w:jc w:val="left"/>
         <w:keepNext w:val="0"/>
         <w:keepLines w:val="0"/>
@@ -10636,7 +9916,7 @@
         <w:t xml:space="preserve">40. </w:t>
       </w:r>
       <w:r>
-        <w:t xml:space="preserve">Lo, L. S. (2023). The CLEAR Path: A Framework for Enhancing Information Literacy through Prompt Engineering.</w:t>
+        <w:t xml:space="preserve">Lo, L. S. (2023). The CLEAR path: A framework for enhancing information literacy through prompt engineering.</w:t>
       </w:r>
       <w:r>
         <w:t xml:space="preserve"> </w:t>
@@ -10646,17 +9926,17 @@
           <w:i/>
           <w:iCs/>
         </w:rPr>
-        <w:t xml:space="preserve">The Journal of Academic Librarianship</w:t>
-      </w:r>
-      <w:r>
-        <w:t xml:space="preserve">, 49(4).</w:t>
+        <w:t xml:space="preserve">The Journal of Academic Librarianship, 49</w:t>
+      </w:r>
+      <w:r>
+        <w:t xml:space="preserve">(4).</w:t>
       </w:r>
     </w:p>
     <w:p>
       <w:pPr>
         <w:pStyle w:val="ReferenceEntry"/>
-        <w:spacing w:after="60"/>
-        <w:ind w:left="403" w:hanging="403"/>
+        <w:spacing w:after="100"/>
+        <w:ind w:left="475" w:hanging="475"/>
         <w:jc w:val="left"/>
         <w:keepNext w:val="0"/>
         <w:keepLines w:val="0"/>
@@ -10670,7 +9950,7 @@
         <w:t xml:space="preserve">41. </w:t>
       </w:r>
       <w:r>
-        <w:t xml:space="preserve">Long, D., &amp; Magerko, B. (2020). What Is AI Literacy? Competencies and Design Considerations.</w:t>
+        <w:t xml:space="preserve">Long, D., &amp; Magerko, B. (2020). What is AI literacy? Competencies and design considerations.</w:t>
       </w:r>
       <w:r>
         <w:t xml:space="preserve"> </w:t>
@@ -10689,8 +9969,8 @@
     <w:p>
       <w:pPr>
         <w:pStyle w:val="ReferenceEntry"/>
-        <w:spacing w:after="60"/>
-        <w:ind w:left="403" w:hanging="403"/>
+        <w:spacing w:after="100"/>
+        <w:ind w:left="475" w:hanging="475"/>
         <w:jc w:val="left"/>
         <w:keepNext w:val="0"/>
         <w:keepLines w:val="0"/>
@@ -10704,7 +9984,7 @@
         <w:t xml:space="preserve">42. </w:t>
       </w:r>
       <w:r>
-        <w:t xml:space="preserve">McNichols, H., Ikram, F., &amp; Lan, A. (2025). The StudyChat Dataset: Student Dialogues With ChatGPT in an Artificial Intelligence Course.</w:t>
+        <w:t xml:space="preserve">McNichols, H., Ikram, F., &amp; Lan, A. (2025). The StudyChat dataset: Student dialogues with ChatGPT in an artificial intelligence course.</w:t>
       </w:r>
       <w:r>
         <w:t xml:space="preserve"> </w:t>
@@ -10723,8 +10003,8 @@
     <w:p>
       <w:pPr>
         <w:pStyle w:val="ReferenceEntry"/>
-        <w:spacing w:after="60"/>
-        <w:ind w:left="403" w:hanging="403"/>
+        <w:spacing w:after="100"/>
+        <w:ind w:left="475" w:hanging="475"/>
         <w:jc w:val="left"/>
         <w:keepNext w:val="0"/>
         <w:keepLines w:val="0"/>
@@ -10738,7 +10018,7 @@
         <w:t xml:space="preserve">43. </w:t>
       </w:r>
       <w:r>
-        <w:t xml:space="preserve">Messick, S. (1995). Validity of Psychological Assessment: Validation of Inferences from Persons' Responses and Performances as Scientific Inquiry into Score Meaning.</w:t>
+        <w:t xml:space="preserve">Messick, S. (1995). Validity of psychological assessment: Validation of inferences from persons' responses and performances as scientific inquiry into score meaning.</w:t>
       </w:r>
       <w:r>
         <w:t xml:space="preserve"> </w:t>
@@ -10748,17 +10028,17 @@
           <w:i/>
           <w:iCs/>
         </w:rPr>
-        <w:t xml:space="preserve">American Psychologist</w:t>
-      </w:r>
-      <w:r>
-        <w:t xml:space="preserve">, 50(9), 741–749. https://doi.org/10.1037/0003-066X.50.9.741</w:t>
+        <w:t xml:space="preserve">American Psychologist, 50</w:t>
+      </w:r>
+      <w:r>
+        <w:t xml:space="preserve">(9), 741–749. https://doi.org/10.1037/0003-066X.50.9.741</w:t>
       </w:r>
     </w:p>
     <w:p>
       <w:pPr>
         <w:pStyle w:val="ReferenceEntry"/>
-        <w:spacing w:after="60"/>
-        <w:ind w:left="403" w:hanging="403"/>
+        <w:spacing w:after="100"/>
+        <w:ind w:left="475" w:hanging="475"/>
         <w:jc w:val="left"/>
         <w:keepNext w:val="0"/>
         <w:keepLines w:val="0"/>
@@ -10772,7 +10052,7 @@
         <w:t xml:space="preserve">44. </w:t>
       </w:r>
       <w:r>
-        <w:t xml:space="preserve">Nazaretsky, T., Gabbay, H., &amp; Käser, T. (2025). Can Students Judge Like Experts? A Large-Scale Study on AI and Human Personalized Formative Feedback.</w:t>
+        <w:t xml:space="preserve">Nazaretsky, T., Gabbay, H., &amp; Käser, T. (2025). Can students judge like experts? A large-scale study on AI and human personalized formative feedback.</w:t>
       </w:r>
       <w:r>
         <w:t xml:space="preserve"> </w:t>
@@ -10791,8 +10071,8 @@
     <w:p>
       <w:pPr>
         <w:pStyle w:val="ReferenceEntry"/>
-        <w:spacing w:after="60"/>
-        <w:ind w:left="403" w:hanging="403"/>
+        <w:spacing w:after="100"/>
+        <w:ind w:left="475" w:hanging="475"/>
         <w:jc w:val="left"/>
         <w:keepNext w:val="0"/>
         <w:keepLines w:val="0"/>
@@ -10806,7 +10086,7 @@
         <w:t xml:space="preserve">45. </w:t>
       </w:r>
       <w:r>
-        <w:t xml:space="preserve">Nelson, T. O., &amp; Narens, L. (1990). Metamemory: A Theoretical Framework and New Findings.</w:t>
+        <w:t xml:space="preserve">Nelson, T. O., &amp; Narens, L. (1990). Metamemory: A theoretical framework and new findings.</w:t>
       </w:r>
       <w:r>
         <w:t xml:space="preserve"> </w:t>
@@ -10816,17 +10096,17 @@
           <w:i/>
           <w:iCs/>
         </w:rPr>
-        <w:t xml:space="preserve">The Psychology of Learning and Motivation</w:t>
-      </w:r>
-      <w:r>
-        <w:t xml:space="preserve">, 26, 125–173.</w:t>
+        <w:t xml:space="preserve">The Psychology of Learning and Motivation, 26</w:t>
+      </w:r>
+      <w:r>
+        <w:t xml:space="preserve">, 125–173.</w:t>
       </w:r>
     </w:p>
     <w:p>
       <w:pPr>
         <w:pStyle w:val="ReferenceEntry"/>
-        <w:spacing w:after="60"/>
-        <w:ind w:left="403" w:hanging="403"/>
+        <w:spacing w:after="100"/>
+        <w:ind w:left="475" w:hanging="475"/>
         <w:jc w:val="left"/>
         <w:keepNext w:val="0"/>
         <w:keepLines w:val="0"/>
@@ -10840,7 +10120,7 @@
         <w:t xml:space="preserve">46. </w:t>
       </w:r>
       <w:r>
-        <w:t xml:space="preserve">Parasuraman, R., &amp; Manzey, D. H. (2010). Complacency and Bias in Human Use of Automation: An Attentional Integration.</w:t>
+        <w:t xml:space="preserve">Parasuraman, R., &amp; Manzey, D. H. (2010). Complacency and bias in human use of automation: An attentional integration.</w:t>
       </w:r>
       <w:r>
         <w:t xml:space="preserve"> </w:t>
@@ -10850,17 +10130,17 @@
           <w:i/>
           <w:iCs/>
         </w:rPr>
-        <w:t xml:space="preserve">Human Factors</w:t>
-      </w:r>
-      <w:r>
-        <w:t xml:space="preserve">, 52(3), 381–410.</w:t>
+        <w:t xml:space="preserve">Human Factors, 52</w:t>
+      </w:r>
+      <w:r>
+        <w:t xml:space="preserve">(3), 381–410.</w:t>
       </w:r>
     </w:p>
     <w:p>
       <w:pPr>
         <w:pStyle w:val="ReferenceEntry"/>
-        <w:spacing w:after="60"/>
-        <w:ind w:left="403" w:hanging="403"/>
+        <w:spacing w:after="100"/>
+        <w:ind w:left="475" w:hanging="475"/>
         <w:jc w:val="left"/>
         <w:keepNext w:val="0"/>
         <w:keepLines w:val="0"/>
@@ -10874,27 +10154,14 @@
         <w:t xml:space="preserve">47. </w:t>
       </w:r>
       <w:r>
-        <w:t xml:space="preserve">Paul, R., &amp; Elder, L. (2006). The Miniature Guide to Critical Thinking: Concepts and Tools.</w:t>
-      </w:r>
-      <w:r>
-        <w:t xml:space="preserve"> </w:t>
-      </w:r>
-      <w:r>
-        <w:rPr>
-          <w:i/>
-          <w:iCs/>
-        </w:rPr>
-        <w:t xml:space="preserve">Foundation for Critical Thinking</w:t>
-      </w:r>
-      <w:r>
-        <w:t xml:space="preserve">.</w:t>
+        <w:t xml:space="preserve">Paul, R., &amp; Elder, L. (2006). The miniature guide to critical thinking: Concepts and tools. Foundation for Critical Thinking.</w:t>
       </w:r>
     </w:p>
     <w:p>
       <w:pPr>
         <w:pStyle w:val="ReferenceEntry"/>
-        <w:spacing w:after="60"/>
-        <w:ind w:left="403" w:hanging="403"/>
+        <w:spacing w:after="100"/>
+        <w:ind w:left="475" w:hanging="475"/>
         <w:jc w:val="left"/>
         <w:keepNext w:val="0"/>
         <w:keepLines w:val="0"/>
@@ -10908,7 +10175,7 @@
         <w:t xml:space="preserve">48. </w:t>
       </w:r>
       <w:r>
-        <w:t xml:space="preserve">Randazzo, B., Lifshitz-Assaf, H., Kellogg, K., Dell'Acqua, F., Mollick, E., Candelon, F., &amp; Lakhani, K. R. (2025). Cyborgs, Centaurs and Self-Automators: Modes of Human-AI Collaboration in Knowledge Work.</w:t>
+        <w:t xml:space="preserve">Randazzo, B., Lifshitz-Assaf, H., Kellogg, K., Dell'Acqua, F., Mollick, E., Candelon, F., &amp; Lakhani, K. R. (2025). Cyborgs, Centaurs and Self-Automators: Modes of human-AI collaboration in knowledge work.</w:t>
       </w:r>
       <w:r>
         <w:t xml:space="preserve"> </w:t>
@@ -10927,8 +10194,8 @@
     <w:p>
       <w:pPr>
         <w:pStyle w:val="ReferenceEntry"/>
-        <w:spacing w:after="60"/>
-        <w:ind w:left="403" w:hanging="403"/>
+        <w:spacing w:after="100"/>
+        <w:ind w:left="475" w:hanging="475"/>
         <w:jc w:val="left"/>
         <w:keepNext w:val="0"/>
         <w:keepLines w:val="0"/>
@@ -10942,7 +10209,7 @@
         <w:t xml:space="preserve">49. </w:t>
       </w:r>
       <w:r>
-        <w:t xml:space="preserve">Runco, M. A., &amp; Chand, I. (1995). Cognition and Creativity.</w:t>
+        <w:t xml:space="preserve">Runco, M. A., &amp; Chand, I. (1995). Cognition and creativity.</w:t>
       </w:r>
       <w:r>
         <w:t xml:space="preserve"> </w:t>
@@ -10952,17 +10219,17 @@
           <w:i/>
           <w:iCs/>
         </w:rPr>
-        <w:t xml:space="preserve">Educational Psychology Review</w:t>
-      </w:r>
-      <w:r>
-        <w:t xml:space="preserve">, 7(3), 243–267.</w:t>
+        <w:t xml:space="preserve">Educational Psychology Review, 7</w:t>
+      </w:r>
+      <w:r>
+        <w:t xml:space="preserve">(3), 243–267.</w:t>
       </w:r>
     </w:p>
     <w:p>
       <w:pPr>
         <w:pStyle w:val="ReferenceEntry"/>
-        <w:spacing w:after="60"/>
-        <w:ind w:left="403" w:hanging="403"/>
+        <w:spacing w:after="100"/>
+        <w:ind w:left="475" w:hanging="475"/>
         <w:jc w:val="left"/>
         <w:keepNext w:val="0"/>
         <w:keepLines w:val="0"/>
@@ -10976,7 +10243,7 @@
         <w:t xml:space="preserve">50. </w:t>
       </w:r>
       <w:r>
-        <w:t xml:space="preserve">Sadler, D. R. (1989). Formative Assessment and the Design of Instructional Systems.</w:t>
+        <w:t xml:space="preserve">Sadler, D. R. (1989). Formative assessment and the design of instructional systems.</w:t>
       </w:r>
       <w:r>
         <w:t xml:space="preserve"> </w:t>
@@ -10986,17 +10253,17 @@
           <w:i/>
           <w:iCs/>
         </w:rPr>
-        <w:t xml:space="preserve">Instructional Science</w:t>
-      </w:r>
-      <w:r>
-        <w:t xml:space="preserve">, 18(2), 119–144.</w:t>
+        <w:t xml:space="preserve">Instructional Science, 18</w:t>
+      </w:r>
+      <w:r>
+        <w:t xml:space="preserve">(2), 119–144.</w:t>
       </w:r>
     </w:p>
     <w:p>
       <w:pPr>
         <w:pStyle w:val="ReferenceEntry"/>
-        <w:spacing w:after="60"/>
-        <w:ind w:left="403" w:hanging="403"/>
+        <w:spacing w:after="100"/>
+        <w:ind w:left="475" w:hanging="475"/>
         <w:jc w:val="left"/>
         <w:keepNext w:val="0"/>
         <w:keepLines w:val="0"/>
@@ -11010,7 +10277,7 @@
         <w:t xml:space="preserve">51. </w:t>
       </w:r>
       <w:r>
-        <w:t xml:space="preserve">Salomon, G., Perkins, D. N., &amp; Globerson, T. (1991). Partners in Cognition: Extending Human Intelligence with Intelligent Technologies.</w:t>
+        <w:t xml:space="preserve">Salomon, G., Perkins, D. N., &amp; Globerson, T. (1991). Partners in cognition: Extending human intelligence with intelligent technologies.</w:t>
       </w:r>
       <w:r>
         <w:t xml:space="preserve"> </w:t>
@@ -11020,17 +10287,17 @@
           <w:i/>
           <w:iCs/>
         </w:rPr>
-        <w:t xml:space="preserve">Educational Researcher</w:t>
-      </w:r>
-      <w:r>
-        <w:t xml:space="preserve">, 20(3), 2–9.</w:t>
+        <w:t xml:space="preserve">Educational Researcher, 20</w:t>
+      </w:r>
+      <w:r>
+        <w:t xml:space="preserve">(3), 2–9.</w:t>
       </w:r>
     </w:p>
     <w:p>
       <w:pPr>
         <w:pStyle w:val="ReferenceEntry"/>
-        <w:spacing w:after="60"/>
-        <w:ind w:left="403" w:hanging="403"/>
+        <w:spacing w:after="100"/>
+        <w:ind w:left="475" w:hanging="475"/>
         <w:jc w:val="left"/>
         <w:keepNext w:val="0"/>
         <w:keepLines w:val="0"/>
@@ -11044,7 +10311,7 @@
         <w:t xml:space="preserve">52. </w:t>
       </w:r>
       <w:r>
-        <w:t xml:space="preserve">Sidra, S., &amp; Mason, C. (2025). Generative AI in Human-AI Collaboration: Validation of the Collaborative AI Literacy and Collaborative AI Metacognition Scales.</w:t>
+        <w:t xml:space="preserve">Sidra, S., &amp; Mason, C. (2025). Generative AI in human-AI collaboration: Validation of the collaborative AI literacy and collaborative AI metacognition scales.</w:t>
       </w:r>
       <w:r>
         <w:t xml:space="preserve"> </w:t>
@@ -11063,8 +10330,8 @@
     <w:p>
       <w:pPr>
         <w:pStyle w:val="ReferenceEntry"/>
-        <w:spacing w:after="60"/>
-        <w:ind w:left="403" w:hanging="403"/>
+        <w:spacing w:after="100"/>
+        <w:ind w:left="475" w:hanging="475"/>
         <w:jc w:val="left"/>
         <w:keepNext w:val="0"/>
         <w:keepLines w:val="0"/>
@@ -11078,7 +10345,7 @@
         <w:t xml:space="preserve">53. </w:t>
       </w:r>
       <w:r>
-        <w:t xml:space="preserve">Sperber, D., Clément, F., Heintz, C., Mascaro, O., Mercier, H., Origgi, G., &amp; Wilson, D. (2010). Epistemic Vigilance.</w:t>
+        <w:t xml:space="preserve">Sperber, D., Clément, F., Heintz, C., Mascaro, O., Mercier, H., Origgi, G., &amp; Wilson, D. (2010). Epistemic vigilance.</w:t>
       </w:r>
       <w:r>
         <w:t xml:space="preserve"> </w:t>
@@ -11088,17 +10355,17 @@
           <w:i/>
           <w:iCs/>
         </w:rPr>
-        <w:t xml:space="preserve">Mind &amp; Language</w:t>
-      </w:r>
-      <w:r>
-        <w:t xml:space="preserve">, 25(4), 359–393.</w:t>
+        <w:t xml:space="preserve">Mind &amp; Language, 25</w:t>
+      </w:r>
+      <w:r>
+        <w:t xml:space="preserve">(4), 359–393.</w:t>
       </w:r>
     </w:p>
     <w:p>
       <w:pPr>
         <w:pStyle w:val="ReferenceEntry"/>
-        <w:spacing w:after="60"/>
-        <w:ind w:left="403" w:hanging="403"/>
+        <w:spacing w:after="100"/>
+        <w:ind w:left="475" w:hanging="475"/>
         <w:jc w:val="left"/>
         <w:keepNext w:val="0"/>
         <w:keepLines w:val="0"/>
@@ -11112,7 +10379,7 @@
         <w:t xml:space="preserve">54. </w:t>
       </w:r>
       <w:r>
-        <w:t xml:space="preserve">Srinath, S., Vadaparty, A., Smith IV, D. H., Porter, L., &amp; Zingaro, D. (2025). Assessing Problem Decomposition in CS1 for the GenAI Era.</w:t>
+        <w:t xml:space="preserve">Srinath, S., Vadaparty, A., Smith IV, D. H., Porter, L., &amp; Zingaro, D. (2025). Assessing problem decomposition in CS1 for the GenAI era.</w:t>
       </w:r>
       <w:r>
         <w:t xml:space="preserve"> </w:t>
@@ -11131,8 +10398,8 @@
     <w:p>
       <w:pPr>
         <w:pStyle w:val="ReferenceEntry"/>
-        <w:spacing w:after="60"/>
-        <w:ind w:left="403" w:hanging="403"/>
+        <w:spacing w:after="100"/>
+        <w:ind w:left="475" w:hanging="475"/>
         <w:jc w:val="left"/>
         <w:keepNext w:val="0"/>
         <w:keepLines w:val="0"/>
@@ -11146,7 +10413,7 @@
         <w:t xml:space="preserve">55. </w:t>
       </w:r>
       <w:r>
-        <w:t xml:space="preserve">Tankelevitch, L., Kewenig, V., Simkute, A., Scott, A. E., Sarkar, A., Sellen, A., &amp; Rintel, S. (2024). The Metacognitive Demands and Opportunities of Generative AI.</w:t>
+        <w:t xml:space="preserve">Tankelevitch, L., Kewenig, V., Simkute, A., Scott, A. E., Sarkar, A., Sellen, A., &amp; Rintel, S. (2024). The metacognitive demands and opportunities of generative AI.</w:t>
       </w:r>
       <w:r>
         <w:t xml:space="preserve"> </w:t>
@@ -11165,8 +10432,8 @@
     <w:p>
       <w:pPr>
         <w:pStyle w:val="ReferenceEntry"/>
-        <w:spacing w:after="60"/>
-        <w:ind w:left="403" w:hanging="403"/>
+        <w:spacing w:after="100"/>
+        <w:ind w:left="475" w:hanging="475"/>
         <w:jc w:val="left"/>
         <w:keepNext w:val="0"/>
         <w:keepLines w:val="0"/>
@@ -11180,7 +10447,7 @@
         <w:t xml:space="preserve">56. </w:t>
       </w:r>
       <w:r>
-        <w:t xml:space="preserve">Tour, E., &amp; Zadorozhnyy, A. (2025). Conceptualizing and Operationalizing Prompt Literacy for English Language Learners.</w:t>
+        <w:t xml:space="preserve">Tour, E., &amp; Zadorozhnyy, A. (2025). Conceptualizing and operationalizing prompt literacy for English language learners.</w:t>
       </w:r>
       <w:r>
         <w:t xml:space="preserve"> </w:t>
@@ -11199,8 +10466,8 @@
     <w:p>
       <w:pPr>
         <w:pStyle w:val="ReferenceEntry"/>
-        <w:spacing w:after="60"/>
-        <w:ind w:left="403" w:hanging="403"/>
+        <w:spacing w:after="100"/>
+        <w:ind w:left="475" w:hanging="475"/>
         <w:jc w:val="left"/>
         <w:keepNext w:val="0"/>
         <w:keepLines w:val="0"/>
@@ -11214,27 +10481,14 @@
         <w:t xml:space="preserve">57. </w:t>
       </w:r>
       <w:r>
-        <w:t xml:space="preserve">Vaccaro, M., Almaatouq, A., &amp; Malone, T. (2024). When Combinations of Humans and AI Are Useful: A Systematic Review and Meta-Analysis.</w:t>
-      </w:r>
-      <w:r>
-        <w:t xml:space="preserve"> </w:t>
-      </w:r>
-      <w:r>
-        <w:rPr>
-          <w:i/>
-          <w:iCs/>
-        </w:rPr>
-        <w:t xml:space="preserve">Nature Human Behaviour</w:t>
-      </w:r>
-      <w:r>
-        <w:t xml:space="preserve">, 8, 2293–2303.</w:t>
+        <w:t xml:space="preserve">UNESCO (2024). AI competency framework for students. UNESCO.</w:t>
       </w:r>
     </w:p>
     <w:p>
       <w:pPr>
         <w:pStyle w:val="ReferenceEntry"/>
-        <w:spacing w:after="60"/>
-        <w:ind w:left="403" w:hanging="403"/>
+        <w:spacing w:after="100"/>
+        <w:ind w:left="475" w:hanging="475"/>
         <w:jc w:val="left"/>
         <w:keepNext w:val="0"/>
         <w:keepLines w:val="0"/>
@@ -11248,7 +10502,7 @@
         <w:t xml:space="preserve">58. </w:t>
       </w:r>
       <w:r>
-        <w:t xml:space="preserve">Vygotsky, L. S. (1978). Mind in Society: The Development of Higher Psychological Processes.</w:t>
+        <w:t xml:space="preserve">Vaccaro, M., Almaatouq, A., &amp; Malone, T. (2024). When combinations of humans and AI are useful: A systematic review and meta-analysis.</w:t>
       </w:r>
       <w:r>
         <w:t xml:space="preserve"> </w:t>
@@ -11258,17 +10512,17 @@
           <w:i/>
           <w:iCs/>
         </w:rPr>
-        <w:t xml:space="preserve">Harvard University Press</w:t>
-      </w:r>
-      <w:r>
-        <w:t xml:space="preserve">.</w:t>
+        <w:t xml:space="preserve">Nature Human Behaviour, 8</w:t>
+      </w:r>
+      <w:r>
+        <w:t xml:space="preserve">, 2293–2303.</w:t>
       </w:r>
     </w:p>
     <w:p>
       <w:pPr>
         <w:pStyle w:val="ReferenceEntry"/>
-        <w:spacing w:after="60"/>
-        <w:ind w:left="403" w:hanging="403"/>
+        <w:spacing w:after="100"/>
+        <w:ind w:left="475" w:hanging="475"/>
         <w:jc w:val="left"/>
         <w:keepNext w:val="0"/>
         <w:keepLines w:val="0"/>
@@ -11282,30 +10536,14 @@
         <w:t xml:space="preserve">59. </w:t>
       </w:r>
       <w:r>
-        <w:t xml:space="preserve">Walton, J., Bearman, M., Crawford, N., Tai, J., &amp; Boud, D. (2025). How University Students Work on Assessment Tasks with Generative Artificial Intelligence: Matters of Judgement.</w:t>
-      </w:r>
-      <w:r>
-        <w:t xml:space="preserve"> </w:t>
-      </w:r>
-      <w:r>
-        <w:rPr>
-          <w:i/>
-          <w:iCs/>
-        </w:rPr>
-        <w:t xml:space="preserve">Assessment &amp; Evaluation in Higher Education</w:t>
-      </w:r>
-      <w:r>
-        <w:t xml:space="preserve"> </w:t>
-      </w:r>
-      <w:r>
-        <w:t xml:space="preserve">(advance online publication). https://doi.org/10.1080/02602938.2025.2570328</w:t>
+        <w:t xml:space="preserve">Vygotsky, L. S. (1978). Mind in society: The development of higher psychological processes. Harvard University Press.</w:t>
       </w:r>
     </w:p>
     <w:p>
       <w:pPr>
         <w:pStyle w:val="ReferenceEntry"/>
-        <w:spacing w:after="60"/>
-        <w:ind w:left="403" w:hanging="403"/>
+        <w:spacing w:after="100"/>
+        <w:ind w:left="475" w:hanging="475"/>
         <w:jc w:val="left"/>
         <w:keepNext w:val="0"/>
         <w:keepLines w:val="0"/>
@@ -11319,7 +10557,7 @@
         <w:t xml:space="preserve">60. </w:t>
       </w:r>
       <w:r>
-        <w:t xml:space="preserve">Wingerter, T. L., Straub, T., &amp; Schweitzer, S. (2025). Mitigating Automation Bias in Generative AI through Nudges: A Cognitive Reflection Test Study.</w:t>
+        <w:t xml:space="preserve">Walton, J., Bearman, M., Crawford, N., Tai, J., &amp; Boud, D. (2025). How university students work on assessment tasks with generative artificial intelligence: Matters of judgement.</w:t>
       </w:r>
       <w:r>
         <w:t xml:space="preserve"> </w:t>
@@ -11329,17 +10567,20 @@
           <w:i/>
           <w:iCs/>
         </w:rPr>
-        <w:t xml:space="preserve">Procedia Computer Science</w:t>
-      </w:r>
-      <w:r>
-        <w:t xml:space="preserve">, 270, 2106–2114. https://doi.org/10.1016/j.procs.2025.09.331</w:t>
+        <w:t xml:space="preserve">Assessment &amp; Evaluation in Higher Education</w:t>
+      </w:r>
+      <w:r>
+        <w:t xml:space="preserve"> </w:t>
+      </w:r>
+      <w:r>
+        <w:t xml:space="preserve">(advance online publication). https://doi.org/10.1080/02602938.2025.2570328</w:t>
       </w:r>
     </w:p>
     <w:p>
       <w:pPr>
         <w:pStyle w:val="ReferenceEntry"/>
-        <w:spacing w:after="60"/>
-        <w:ind w:left="403" w:hanging="403"/>
+        <w:spacing w:after="100"/>
+        <w:ind w:left="475" w:hanging="475"/>
         <w:jc w:val="left"/>
         <w:keepNext w:val="0"/>
         <w:keepLines w:val="0"/>
@@ -11353,7 +10594,7 @@
         <w:t xml:space="preserve">61. </w:t>
       </w:r>
       <w:r>
-        <w:t xml:space="preserve">Winne, P. H., &amp; Hadwin, A. F. (1998). Studying as Self-Regulated Learning.</w:t>
+        <w:t xml:space="preserve">Wingerter, T. L., Straub, T., &amp; Schweitzer, S. (2025). Mitigating automation bias in generative AI through nudges: A cognitive reflection test study.</w:t>
       </w:r>
       <w:r>
         <w:t xml:space="preserve"> </w:t>
@@ -11363,17 +10604,17 @@
           <w:i/>
           <w:iCs/>
         </w:rPr>
-        <w:t xml:space="preserve">Metacognition in Educational Theory and Practice</w:t>
-      </w:r>
-      <w:r>
-        <w:t xml:space="preserve">, 277–304.</w:t>
+        <w:t xml:space="preserve">Procedia Computer Science, 270</w:t>
+      </w:r>
+      <w:r>
+        <w:t xml:space="preserve">, 2106–2114. https://doi.org/10.1016/j.procs.2025.09.331</w:t>
       </w:r>
     </w:p>
     <w:p>
       <w:pPr>
         <w:pStyle w:val="ReferenceEntry"/>
-        <w:spacing w:after="60"/>
-        <w:ind w:left="403" w:hanging="403"/>
+        <w:spacing w:after="100"/>
+        <w:ind w:left="475" w:hanging="475"/>
         <w:jc w:val="left"/>
         <w:keepNext w:val="0"/>
         <w:keepLines w:val="0"/>
@@ -11387,7 +10628,7 @@
         <w:t xml:space="preserve">62. </w:t>
       </w:r>
       <w:r>
-        <w:t xml:space="preserve">Wirth, J., Weber-Reuter, X.-L., Schuster, C., Fleischer, J., Leutner, D., &amp; Stebner, F. (2025). Far Transfer of Metacognitive Regulation: From Cognitive Learning Strategy Use to Mental Effort Regulation.</w:t>
+        <w:t xml:space="preserve">Winne, P. H., &amp; Hadwin, A. F. (1998). Studying as self-regulated learning.</w:t>
       </w:r>
       <w:r>
         <w:t xml:space="preserve"> </w:t>
@@ -11397,17 +10638,17 @@
           <w:i/>
           <w:iCs/>
         </w:rPr>
-        <w:t xml:space="preserve">Educational Psychology Review</w:t>
-      </w:r>
-      <w:r>
-        <w:t xml:space="preserve">, 37(1), 7. https://doi.org/10.1007/s10648-024-09983-x</w:t>
+        <w:t xml:space="preserve">Metacognition in Educational Theory and Practice</w:t>
+      </w:r>
+      <w:r>
+        <w:t xml:space="preserve">, 277–304.</w:t>
       </w:r>
     </w:p>
     <w:p>
       <w:pPr>
         <w:pStyle w:val="ReferenceEntry"/>
-        <w:spacing w:after="60"/>
-        <w:ind w:left="403" w:hanging="403"/>
+        <w:spacing w:after="100"/>
+        <w:ind w:left="475" w:hanging="475"/>
         <w:jc w:val="left"/>
         <w:keepNext w:val="0"/>
         <w:keepLines w:val="0"/>
@@ -11421,7 +10662,7 @@
         <w:t xml:space="preserve">63. </w:t>
       </w:r>
       <w:r>
-        <w:t xml:space="preserve">Yao, G., &amp; Fan, L. (2025). Cognitive Load Scale for AI-Assisted L2 Writing: Scale Development and Validation.</w:t>
+        <w:t xml:space="preserve">Wirth, J., Weber-Reuter, X.-L., Schuster, C., Fleischer, J., Leutner, D., &amp; Stebner, F. (2025). Far transfer of metacognitive regulation: From cognitive learning strategy use to mental effort regulation.</w:t>
       </w:r>
       <w:r>
         <w:t xml:space="preserve"> </w:t>
@@ -11431,17 +10672,17 @@
           <w:i/>
           <w:iCs/>
         </w:rPr>
-        <w:t xml:space="preserve">Frontiers in Psychology</w:t>
-      </w:r>
-      <w:r>
-        <w:t xml:space="preserve">, 16, 1666974. https://doi.org/10.3389/fpsyg.2025.1666974</w:t>
+        <w:t xml:space="preserve">Educational Psychology Review, 37</w:t>
+      </w:r>
+      <w:r>
+        <w:t xml:space="preserve">(1), 7. https://doi.org/10.1007/s10648-024-09983-x</w:t>
       </w:r>
     </w:p>
     <w:p>
       <w:pPr>
         <w:pStyle w:val="ReferenceEntry"/>
-        <w:spacing w:after="60"/>
-        <w:ind w:left="403" w:hanging="403"/>
+        <w:spacing w:after="100"/>
+        <w:ind w:left="475" w:hanging="475"/>
         <w:jc w:val="left"/>
         <w:keepNext w:val="0"/>
         <w:keepLines w:val="0"/>
@@ -11455,7 +10696,7 @@
         <w:t xml:space="preserve">64. </w:t>
       </w:r>
       <w:r>
-        <w:t xml:space="preserve">Yavuz, F., Çelik, Ö., &amp; Yavaş Çelik, G. (2025). Utilizing Large Language Models for EFL Essay Grading: An Examination of Reliability and Validity in Rubric-Based Assessments.</w:t>
+        <w:t xml:space="preserve">Yao, G., &amp; Fan, L. (2025). Cognitive load scale for AI-assisted L2 writing: Scale development and validation.</w:t>
       </w:r>
       <w:r>
         <w:t xml:space="preserve"> </w:t>
@@ -11465,17 +10706,17 @@
           <w:i/>
           <w:iCs/>
         </w:rPr>
-        <w:t xml:space="preserve">British Journal of Educational Technology</w:t>
-      </w:r>
-      <w:r>
-        <w:t xml:space="preserve">, 56(4), 1–17. https://doi.org/10.1111/bjet.13494</w:t>
+        <w:t xml:space="preserve">Frontiers in Psychology, 16</w:t>
+      </w:r>
+      <w:r>
+        <w:t xml:space="preserve">, 1666974. https://doi.org/10.3389/fpsyg.2025.1666974</w:t>
       </w:r>
     </w:p>
     <w:p>
       <w:pPr>
         <w:pStyle w:val="ReferenceEntry"/>
-        <w:spacing w:after="60"/>
-        <w:ind w:left="403" w:hanging="403"/>
+        <w:spacing w:after="100"/>
+        <w:ind w:left="475" w:hanging="475"/>
         <w:jc w:val="left"/>
         <w:keepNext w:val="0"/>
         <w:keepLines w:val="0"/>
@@ -11489,7 +10730,7 @@
         <w:t xml:space="preserve">65. </w:t>
       </w:r>
       <w:r>
-        <w:t xml:space="preserve">Zimmerman, B. J. (2000). Attaining Self-Regulation: A Social Cognitive Perspective.</w:t>
+        <w:t xml:space="preserve">Yavuz, F., Çelik, Ö., &amp; Yavaş Çelik, G. (2025). Utilizing large language models for EFL essay grading: An examination of reliability and validity in rubric-based assessments.</w:t>
       </w:r>
       <w:r>
         <w:t xml:space="preserve"> </w:t>
@@ -11499,17 +10740,17 @@
           <w:i/>
           <w:iCs/>
         </w:rPr>
-        <w:t xml:space="preserve">Handbook of Self-Regulation</w:t>
-      </w:r>
-      <w:r>
-        <w:t xml:space="preserve">, 13–39.</w:t>
+        <w:t xml:space="preserve">British Journal of Educational Technology, 56</w:t>
+      </w:r>
+      <w:r>
+        <w:t xml:space="preserve">(4), 1–17. https://doi.org/10.1111/bjet.13494</w:t>
       </w:r>
     </w:p>
     <w:p>
       <w:pPr>
         <w:pStyle w:val="ReferenceEntry"/>
-        <w:spacing w:after="60"/>
-        <w:ind w:left="403" w:hanging="403"/>
+        <w:spacing w:after="100"/>
+        <w:ind w:left="475" w:hanging="475"/>
         <w:jc w:val="left"/>
         <w:keepNext w:val="0"/>
         <w:keepLines w:val="0"/>
@@ -11523,7 +10764,7 @@
         <w:t xml:space="preserve">66. </w:t>
       </w:r>
       <w:r>
-        <w:t xml:space="preserve">UNESCO (2024). AI Competency Framework for Students.</w:t>
+        <w:t xml:space="preserve">Zimmerman, B. J. (2000). Attaining self-regulation: A social cognitive perspective.</w:t>
       </w:r>
       <w:r>
         <w:t xml:space="preserve"> </w:t>
@@ -11533,1307 +10774,14 @@
           <w:i/>
           <w:iCs/>
         </w:rPr>
-        <w:t xml:space="preserve">UNESCO</w:t>
-      </w:r>
-      <w:r>
-        <w:t xml:space="preserve">.</w:t>
+        <w:t xml:space="preserve">Handbook of Self-Regulation</w:t>
+      </w:r>
+      <w:r>
+        <w:t xml:space="preserve">, 13–39.</w:t>
       </w:r>
     </w:p>
-    <w:bookmarkEnd w:id="39"/>
-    <w:bookmarkStart w:id="49" w:name="appendix-a-system-walkthrough"/>
-    <w:p>
-      <w:pPr>
-        <w:pStyle w:val="Heading2"/>
-        <w:keepNext/>
-        <w:keepLines/>
-        <w:widowControl w:val="1"/>
-      </w:pPr>
-      <w:r>
-        <w:t xml:space="preserve">Appendix A. System walkthrough</w:t>
-      </w:r>
-    </w:p>
-    <w:p>
-      <w:pPr>
-        <w:pStyle w:val="FirstParagraph"/>
-        <w:jc w:val="both"/>
-        <w:keepNext w:val="0"/>
-        <w:keepLines w:val="0"/>
-        <w:widowControl w:val="1"/>
-      </w:pPr>
-      <w:r>
-        <w:t xml:space="preserve">Figure A1 shows a single challenge run in CoReasoningLab, illustrating how the three skills appear as</w:t>
-      </w:r>
-      <w:r>
-        <w:t xml:space="preserve"> </w:t>
-      </w:r>
-      <w:r>
-        <w:t xml:space="preserve">distinct, separately-scored stages of one continuous task. In Phase 1 the learner refines an</w:t>
-      </w:r>
-      <w:r>
-        <w:t xml:space="preserve"> </w:t>
-      </w:r>
-      <w:r>
-        <w:t xml:space="preserve">ill-defined problem and receives a Framing grade. The system then produces a deliberately flawed</w:t>
-      </w:r>
-      <w:r>
-        <w:t xml:space="preserve"> </w:t>
-      </w:r>
-      <w:r>
-        <w:t xml:space="preserve">solution. In Phase 2 the learner judges that output (flagging real issues while avoiding distractors)</w:t>
-      </w:r>
-      <w:r>
-        <w:t xml:space="preserve"> </w:t>
-      </w:r>
-      <w:r>
-        <w:t xml:space="preserve">and steers the AI with a targeted correction; the output converges across cycles. The final report</w:t>
-      </w:r>
-      <w:r>
-        <w:t xml:space="preserve"> </w:t>
-      </w:r>
-      <w:r>
-        <w:t xml:space="preserve">returns three independent grades with per-skill diagnostic feedback, the interface-level expression of</w:t>
-      </w:r>
-      <w:r>
-        <w:t xml:space="preserve"> </w:t>
-      </w:r>
-      <w:r>
-        <w:t xml:space="preserve">the framework's central claim that productive AI use is not one skill but three.</w:t>
-      </w:r>
-    </w:p>
-    <w:p>
-      <w:pPr>
-        <w:pStyle w:val="BodyText"/>
-        <w:jc w:val="center"/>
-        <w:keepNext/>
-        <w:keepLines/>
-        <w:widowControl w:val="1"/>
-      </w:pPr>
-      <w:r>
-        <w:drawing>
-          <wp:inline>
-            <wp:extent cx="5943600" cy="4786207"/>
-            <wp:effectExtent b="0" l="0" r="0" t="0"/>
-            <wp:docPr descr="Figure A1. A CoReasoningLab challenge run." title="" id="41" name="Picture"/>
-            <a:graphic>
-              <a:graphicData uri="http://schemas.openxmlformats.org/drawingml/2006/picture">
-                <pic:pic>
-                  <pic:nvPicPr>
-                    <pic:cNvPr descr="assets/system-challenge-run.png" id="42" name="Picture"/>
-                    <pic:cNvPicPr>
-                      <a:picLocks noChangeArrowheads="1" noChangeAspect="1"/>
-                    </pic:cNvPicPr>
-                  </pic:nvPicPr>
-                  <pic:blipFill>
-                    <a:blip r:embed="rId40"/>
-                    <a:stretch>
-                      <a:fillRect/>
-                    </a:stretch>
-                  </pic:blipFill>
-                  <pic:spPr bwMode="auto">
-                    <a:xfrm>
-                      <a:off x="0" y="0"/>
-                      <a:ext cx="5943600" cy="4786207"/>
-                    </a:xfrm>
-                    <a:prstGeom prst="rect">
-                      <a:avLst/>
-                    </a:prstGeom>
-                    <a:noFill/>
-                    <a:ln w="9525">
-                      <a:noFill/>
-                      <a:headEnd/>
-                      <a:tailEnd/>
-                    </a:ln>
-                  </pic:spPr>
-                </pic:pic>
-              </a:graphicData>
-            </a:graphic>
-          </wp:inline>
-        </w:drawing>
-      </w:r>
-    </w:p>
-    <w:p>
-      <w:pPr>
-        <w:pStyle w:val="ImageCaption"/>
-        <w:spacing w:before="80" w:after="120" w:line="240" w:lineRule="auto"/>
-        <w:jc w:val="center"/>
-        <w:keepNext w:val="0"/>
-        <w:keepLines/>
-        <w:widowControl w:val="1"/>
-      </w:pPr>
-      <w:r>
-        <w:rPr>
-          <w:b/>
-          <w:i/>
-        </w:rPr>
-        <w:t>Figure A1.</w:t>
-      </w:r>
-      <w:r>
-        <w:rPr>
-          <w:b w:val="0"/>
-          <w:i/>
-        </w:rPr>
-        <w:t xml:space="preserve"> </w:t>
-      </w:r>
-      <w:r>
-        <w:rPr>
-          <w:b w:val="0"/>
-          <w:i/>
-        </w:rPr>
-        <w:t>Screenshot of the running platform: a learner's challenge run at the Framing phase. The engine has generated an ill-defined problem (here, an AI hiring-screening task), and the learner specifies refinements before any solution is produced. The two-phase structure is explicit in the interface, Phase 1 (Framing) and Phase 2 (the Judge-Steer cycle), and each skill is scored and given feedback independently.</w:t>
-      </w:r>
-    </w:p>
-    <w:p>
-      <w:pPr>
-        <w:pStyle w:val="BodyText"/>
-        <w:jc w:val="both"/>
-        <w:keepNext w:val="0"/>
-        <w:keepLines w:val="0"/>
-        <w:widowControl w:val="1"/>
-      </w:pPr>
-      <w:r>
-        <w:t xml:space="preserve">The platform exposes role-specific interfaces beyond the challenge run (Figure A2). Students see a</w:t>
-      </w:r>
-      <w:r>
-        <w:t xml:space="preserve"> </w:t>
-      </w:r>
-      <w:r>
-        <w:t xml:space="preserve">dashboard of pending challenges and courses and a personal results view that trends Framing, Judging,</w:t>
-      </w:r>
-      <w:r>
-        <w:t xml:space="preserve"> </w:t>
-      </w:r>
-      <w:r>
-        <w:t xml:space="preserve">and Steering separately over time. Instructors author challenges (the system auto-generates the</w:t>
-      </w:r>
-      <w:r>
-        <w:t xml:space="preserve"> </w:t>
-      </w:r>
-      <w:r>
-        <w:t xml:space="preserve">ill-defined problem and the three per-skill rubrics) and read course analytics that break grade</w:t>
-      </w:r>
-      <w:r>
-        <w:t xml:space="preserve"> </w:t>
-      </w:r>
-      <w:r>
-        <w:t xml:space="preserve">distributions down by rubric and by student. In every view the three skills remain distinct columns,</w:t>
-      </w:r>
-      <w:r>
-        <w:t xml:space="preserve"> </w:t>
-      </w:r>
-      <w:r>
-        <w:t xml:space="preserve">which is the design commitment the framework makes visible.</w:t>
-      </w:r>
-    </w:p>
-    <w:p>
-      <w:pPr>
-        <w:pStyle w:val="BodyText"/>
-        <w:jc w:val="center"/>
-        <w:keepNext/>
-        <w:keepLines/>
-        <w:widowControl w:val="1"/>
-      </w:pPr>
-      <w:r>
-        <w:drawing>
-          <wp:inline>
-            <wp:extent cx="5943600" cy="4412672"/>
-            <wp:effectExtent b="0" l="0" r="0" t="0"/>
-            <wp:docPr descr="Figure A2. CoReasoningLab instructor course analytics." title="" id="44" name="Picture"/>
-            <a:graphic>
-              <a:graphicData uri="http://schemas.openxmlformats.org/drawingml/2006/picture">
-                <pic:pic>
-                  <pic:nvPicPr>
-                    <pic:cNvPr descr="assets/system-instructor-analytics.png" id="45" name="Picture"/>
-                    <pic:cNvPicPr>
-                      <a:picLocks noChangeArrowheads="1" noChangeAspect="1"/>
-                    </pic:cNvPicPr>
-                  </pic:nvPicPr>
-                  <pic:blipFill>
-                    <a:blip r:embed="rId43"/>
-                    <a:stretch>
-                      <a:fillRect/>
-                    </a:stretch>
-                  </pic:blipFill>
-                  <pic:spPr bwMode="auto">
-                    <a:xfrm>
-                      <a:off x="0" y="0"/>
-                      <a:ext cx="5943600" cy="4412672"/>
-                    </a:xfrm>
-                    <a:prstGeom prst="rect">
-                      <a:avLst/>
-                    </a:prstGeom>
-                    <a:noFill/>
-                    <a:ln w="9525">
-                      <a:noFill/>
-                      <a:headEnd/>
-                      <a:tailEnd/>
-                    </a:ln>
-                  </pic:spPr>
-                </pic:pic>
-              </a:graphicData>
-            </a:graphic>
-          </wp:inline>
-        </w:drawing>
-      </w:r>
-    </w:p>
-    <w:p>
-      <w:pPr>
-        <w:pStyle w:val="ImageCaption"/>
-        <w:spacing w:before="80" w:after="120" w:line="240" w:lineRule="auto"/>
-        <w:jc w:val="center"/>
-        <w:keepNext w:val="0"/>
-        <w:keepLines/>
-        <w:widowControl w:val="1"/>
-      </w:pPr>
-      <w:r>
-        <w:rPr>
-          <w:b/>
-          <w:i/>
-        </w:rPr>
-        <w:t>Figure A2.</w:t>
-      </w:r>
-      <w:r>
-        <w:rPr>
-          <w:b w:val="0"/>
-          <w:i/>
-        </w:rPr>
-        <w:t xml:space="preserve"> </w:t>
-      </w:r>
-      <w:r>
-        <w:rPr>
-          <w:b w:val="0"/>
-          <w:i/>
-        </w:rPr>
-        <w:t>Screenshot of the running platform: the instructor course-analytics view. Grade distribution is broken out into separate Framing, Judging, and Steering panels, and the per-student results list the three skills as distinct columns, the interface-level expression of the framework's central claim that productive AI use is not one skill but three.</w:t>
-      </w:r>
-    </w:p>
-    <w:p>
-      <w:pPr>
-        <w:pStyle w:val="BodyText"/>
-        <w:jc w:val="center"/>
-        <w:keepNext/>
-        <w:keepLines/>
-        <w:widowControl w:val="1"/>
-      </w:pPr>
-      <w:r>
-        <w:drawing>
-          <wp:inline>
-            <wp:extent cx="5943600" cy="4002832"/>
-            <wp:effectExtent b="0" l="0" r="0" t="0"/>
-            <wp:docPr descr="Figure A3. Auto-generation and assessment pipeline of the CoReasoningLab engine." title="" id="47" name="Picture"/>
-            <a:graphic>
-              <a:graphicData uri="http://schemas.openxmlformats.org/drawingml/2006/picture">
-                <pic:pic>
-                  <pic:nvPicPr>
-                    <pic:cNvPr descr="C:/Users/apart/AppData/Local/Temp/html2doc_svg_VMCP0p/svg_2.png" id="48" name="Picture"/>
-                    <pic:cNvPicPr>
-                      <a:picLocks noChangeArrowheads="1" noChangeAspect="1"/>
-                    </pic:cNvPicPr>
-                  </pic:nvPicPr>
-                  <pic:blipFill>
-                    <a:blip r:embed="rId46"/>
-                    <a:stretch>
-                      <a:fillRect/>
-                    </a:stretch>
-                  </pic:blipFill>
-                  <pic:spPr bwMode="auto">
-                    <a:xfrm>
-                      <a:off x="0" y="0"/>
-                      <a:ext cx="5943600" cy="4002832"/>
-                    </a:xfrm>
-                    <a:prstGeom prst="rect">
-                      <a:avLst/>
-                    </a:prstGeom>
-                    <a:noFill/>
-                    <a:ln w="9525">
-                      <a:noFill/>
-                      <a:headEnd/>
-                      <a:tailEnd/>
-                    </a:ln>
-                  </pic:spPr>
-                </pic:pic>
-              </a:graphicData>
-            </a:graphic>
-          </wp:inline>
-        </w:drawing>
-      </w:r>
-    </w:p>
-    <w:p>
-      <w:pPr>
-        <w:pStyle w:val="ImageCaption"/>
-        <w:spacing w:before="80" w:after="120" w:line="240" w:lineRule="auto"/>
-        <w:jc w:val="center"/>
-        <w:keepNext w:val="0"/>
-        <w:keepLines/>
-        <w:widowControl w:val="1"/>
-      </w:pPr>
-      <w:r>
-        <w:rPr>
-          <w:b/>
-          <w:i/>
-        </w:rPr>
-        <w:t>Figure A3.</w:t>
-      </w:r>
-      <w:r>
-        <w:rPr>
-          <w:b w:val="0"/>
-          <w:i/>
-        </w:rPr>
-        <w:t xml:space="preserve"> </w:t>
-      </w:r>
-      <w:r>
-        <w:rPr>
-          <w:b w:val="0"/>
-          <w:i/>
-        </w:rPr>
-        <w:t>The sixteen-prompt engine in two phases. In authoring, the instructor names a subject and the engine generates the ill-defined problem (prompt 01), three per-skill rubrics and a gold framing (02, 14), and a deliberately flawed AI solution carrying seeded issues (03). In assessment, each learner response is scored against a different referent: Framing against the gold framing and rubric (08), Judging against the seeded issues (09), and Steering against the corrected trajectory after the output is re-run (04, 10); a single grader prompt (11) then assigns each skill its own grade, and the three feed the per-student report and course analytics. Because the three evaluation prompts interrogate different referents, the grades are produced independently rather than as one global impression.</w:t>
-      </w:r>
-    </w:p>
-    <w:bookmarkEnd w:id="49"/>
-    <w:bookmarkStart w:id="50" w:name="appendix-b-robustness-and-ablations"/>
-    <w:p>
-      <w:pPr>
-        <w:pStyle w:val="Heading2"/>
-        <w:keepNext/>
-        <w:keepLines/>
-        <w:widowControl w:val="1"/>
-      </w:pPr>
-      <w:r>
-        <w:t xml:space="preserve">Appendix B. Robustness and ablations</w:t>
-      </w:r>
-    </w:p>
-    <w:p>
-      <w:pPr>
-        <w:pStyle w:val="FirstParagraph"/>
-        <w:jc w:val="both"/>
-        <w:keepNext w:val="0"/>
-        <w:keepLines w:val="0"/>
-        <w:widowControl w:val="1"/>
-      </w:pPr>
-      <w:r>
-        <w:rPr>
-          <w:b/>
-          <w:bCs/>
-        </w:rPr>
-        <w:t xml:space="preserve">Reliability.</w:t>
-      </w:r>
-      <w:r>
-        <w:t xml:space="preserve"> </w:t>
-      </w:r>
-      <w:r>
-        <w:t xml:space="preserve">To check that the grades are not noise, we hold four learner transcripts fixed and</w:t>
-      </w:r>
-      <w:r>
-        <w:t xml:space="preserve"> </w:t>
-      </w:r>
-      <w:r>
-        <w:t xml:space="preserve">re-run the evaluation-and-grading prompts five times each, an independent sample each time at the</w:t>
-      </w:r>
-      <w:r>
-        <w:t xml:space="preserve"> </w:t>
-      </w:r>
-      <w:r>
-        <w:t xml:space="preserve">production temperatures. The grader is</w:t>
-      </w:r>
-      <w:r>
-        <w:t xml:space="preserve"> </w:t>
-      </w:r>
-      <w:r>
-        <w:rPr>
-          <w:b/>
-          <w:bCs/>
-        </w:rPr>
-        <w:t xml:space="preserve">92% self-consistent</w:t>
-      </w:r>
-      <w:r>
-        <w:t xml:space="preserve"> </w:t>
-      </w:r>
-      <w:r>
-        <w:t xml:space="preserve">overall: the</w:t>
-      </w:r>
-      <w:r>
-        <w:t xml:space="preserve"> </w:t>
-      </w:r>
-      <w:r>
-        <w:t xml:space="preserve">mean grade-flip rate across repeats is 0.08, with Judging deterministic (0.00, by construction),</w:t>
-      </w:r>
-      <w:r>
-        <w:t xml:space="preserve"> </w:t>
-      </w:r>
-      <w:r>
-        <w:t xml:space="preserve">Framing 0.15, and Steering 0.10, and a mean within-cell grade standard deviation near 0.2 on the</w:t>
-      </w:r>
-      <w:r>
-        <w:t xml:space="preserve"> </w:t>
-      </w:r>
-      <w:r>
-        <w:t xml:space="preserve">three-point scale, indicating that disagreements are occasional one-level boundary jitter rather than</w:t>
-      </w:r>
-      <w:r>
-        <w:t xml:space="preserve"> </w:t>
-      </w:r>
-      <w:r>
-        <w:t xml:space="preserve">unstable scoring. This addresses the documented self-inconsistency of LLM judges, though it measures</w:t>
-      </w:r>
-      <w:r>
-        <w:t xml:space="preserve"> </w:t>
-      </w:r>
-      <w:r>
-        <w:rPr>
-          <w:i/>
-          <w:iCs/>
-        </w:rPr>
-        <w:t xml:space="preserve">precision</w:t>
-      </w:r>
-      <w:r>
-        <w:t xml:space="preserve"> </w:t>
-      </w:r>
-      <w:r>
-        <w:t xml:space="preserve">(repeatability), not</w:t>
-      </w:r>
-      <w:r>
-        <w:t xml:space="preserve"> </w:t>
-      </w:r>
-      <w:r>
-        <w:rPr>
-          <w:i/>
-          <w:iCs/>
-        </w:rPr>
-        <w:t xml:space="preserve">accuracy</w:t>
-      </w:r>
-      <w:r>
-        <w:t xml:space="preserve"> </w:t>
-      </w:r>
-      <w:r>
-        <w:t xml:space="preserve">against humans (Section 9.3). Because Judging contributes a</w:t>
-      </w:r>
-      <w:r>
-        <w:t xml:space="preserve"> </w:t>
-      </w:r>
-      <w:r>
-        <w:t xml:space="preserve">flip rate of zero by construction, the load-bearing figure is the blind-graded skills, whose flip rate</w:t>
-      </w:r>
-      <w:r>
-        <w:t xml:space="preserve"> </w:t>
-      </w:r>
-      <w:r>
-        <w:t xml:space="preserve">is near 0.12.</w:t>
-      </w:r>
-    </w:p>
-    <w:p>
-      <w:pPr>
-        <w:pStyle w:val="BodyText"/>
-        <w:jc w:val="both"/>
-        <w:keepNext w:val="0"/>
-        <w:keepLines w:val="0"/>
-        <w:widowControl w:val="1"/>
-      </w:pPr>
-      <w:r>
-        <w:rPr>
-          <w:b/>
-          <w:bCs/>
-        </w:rPr>
-        <w:t xml:space="preserve">Grader-backend robustness (across vendors).</w:t>
-      </w:r>
-      <w:r>
-        <w:t xml:space="preserve"> </w:t>
-      </w:r>
-      <w:r>
-        <w:t xml:space="preserve">The dissociation holds across three grader backends</w:t>
-      </w:r>
-      <w:r>
-        <w:t xml:space="preserve"> </w:t>
-      </w:r>
-      <w:r>
-        <w:t xml:space="preserve">spanning two providers. The primary grades come from gpt-4o; re-grading the identical 40 transcripts</w:t>
-      </w:r>
-      <w:r>
-        <w:t xml:space="preserve"> </w:t>
-      </w:r>
-      <w:r>
-        <w:t xml:space="preserve">(challenges and learner responses held fixed) with gpt-4o-mini reproduces it (diagonal +0.47 versus</w:t>
-      </w:r>
-      <w:r>
-        <w:t xml:space="preserve"> </w:t>
-      </w:r>
-      <w:r>
-        <w:t xml:space="preserve">off-diagonal +0.07), and re-grading the same transcripts with an independent-vendor model,</w:t>
-      </w:r>
-      <w:r>
-        <w:t xml:space="preserve"> </w:t>
-      </w:r>
-      <w:r>
-        <w:t xml:space="preserve">Meta's llama-3.3-70b (the prototype's own engine), reproduces it again with a stronger margin:</w:t>
-      </w:r>
-      <w:r>
-        <w:t xml:space="preserve"> </w:t>
-      </w:r>
-      <w:r>
-        <w:t xml:space="preserve">own-skill effects of +0.80 (Framing), +0.75 (Judging), and +0.40 (Steering) against a mean cross-skill</w:t>
-      </w:r>
-      <w:r>
-        <w:t xml:space="preserve"> </w:t>
-      </w:r>
-      <w:r>
-        <w:t xml:space="preserve">effect of +0.02, a diagonal-to-off-diagonal ratio of 39. Two facts stand out across backends. First,</w:t>
-      </w:r>
-      <w:r>
-        <w:t xml:space="preserve"> </w:t>
-      </w:r>
-      <w:r>
-        <w:t xml:space="preserve">Judging's own-effect is +2.00 only under gpt-4o's strict adherence to the seeded-issue selection; under</w:t>
-      </w:r>
-      <w:r>
-        <w:t xml:space="preserve"> </w:t>
-      </w:r>
-      <w:r>
-        <w:t xml:space="preserve">both gpt-4o-mini and the independent-vendor llama it settles to +0.65 and +0.75, level with Framing</w:t>
-      </w:r>
-      <w:r>
-        <w:t xml:space="preserve"> </w:t>
-      </w:r>
-      <w:r>
-        <w:t xml:space="preserve">(+0.65 and +0.80), so the separation is balanced across all three skills, not propped up by the built-in</w:t>
-      </w:r>
-      <w:r>
-        <w:t xml:space="preserve"> </w:t>
-      </w:r>
-      <w:r>
-        <w:t xml:space="preserve">Judging diagonal. Second, every backend reproduces the designed contrast profiles (a strong-framer /</w:t>
-      </w:r>
-      <w:r>
-        <w:t xml:space="preserve"> </w:t>
-      </w:r>
-      <w:r>
-        <w:t xml:space="preserve">weak-judge learner scores high Framing and low Judging, and the inverse for a weak-framer / strong-judge</w:t>
-      </w:r>
-      <w:r>
-        <w:t xml:space="preserve"> </w:t>
-      </w:r>
-      <w:r>
-        <w:t xml:space="preserve">learner), which a single general-ability account cannot produce. Because the result holds across three</w:t>
-      </w:r>
-      <w:r>
-        <w:t xml:space="preserve"> </w:t>
-      </w:r>
-      <w:r>
-        <w:t xml:space="preserve">independently-versioned models from two vendors (gpt-4o, gpt-4o-mini, and Meta's llama-3.3-70b), it does</w:t>
-      </w:r>
-      <w:r>
-        <w:t xml:space="preserve"> </w:t>
-      </w:r>
-      <w:r>
-        <w:t xml:space="preserve">not hinge on a single model snapshot; the released harness pins the model identifiers so the run</w:t>
-      </w:r>
-      <w:r>
-        <w:t xml:space="preserve"> </w:t>
-      </w:r>
-      <w:r>
-        <w:t xml:space="preserve">reproduces, and the cross-backend agreement is the evidence that it generalizes beyond any one of them.</w:t>
-      </w:r>
-      <w:r>
-        <w:t xml:space="preserve"> </w:t>
-      </w:r>
-      <w:r>
-        <w:t xml:space="preserve">Cross-vendor replication is therefore established, not deferred.</w:t>
-      </w:r>
-    </w:p>
-    <w:p>
-      <w:pPr>
-        <w:pStyle w:val="BodyText"/>
-        <w:jc w:val="both"/>
-        <w:keepNext w:val="0"/>
-        <w:keepLines w:val="0"/>
-        <w:widowControl w:val="1"/>
-      </w:pPr>
-      <w:r>
-        <w:rPr>
-          <w:b/>
-          <w:bCs/>
-        </w:rPr>
-        <w:t xml:space="preserve">Dependence on ground-truth scaffolding.</w:t>
-      </w:r>
-      <w:r>
-        <w:t xml:space="preserve"> </w:t>
-      </w:r>
-      <w:r>
-        <w:t xml:space="preserve">To probe how much the instrument's discrimination relies on</w:t>
-      </w:r>
-      <w:r>
-        <w:t xml:space="preserve"> </w:t>
-      </w:r>
-      <w:r>
-        <w:t xml:space="preserve">the seeded ground truth (the gold framing supplied to the framing evaluator and the known seeded issues</w:t>
-      </w:r>
-      <w:r>
-        <w:t xml:space="preserve"> </w:t>
-      </w:r>
-      <w:r>
-        <w:t xml:space="preserve">supplied to the judging evaluator) versus the model's own judgment, we re-grade a 40-learner subset</w:t>
-      </w:r>
-      <w:r>
-        <w:t xml:space="preserve"> </w:t>
-      </w:r>
-      <w:r>
-        <w:t xml:space="preserve">(five subjects) with that scaffolding removed, comparing against that subset's own baseline (Framing</w:t>
-      </w:r>
-      <w:r>
-        <w:t xml:space="preserve"> </w:t>
-      </w:r>
-      <w:r>
-        <w:t xml:space="preserve">+0.60, Judging +2.00, Steering +0.50). The effect is sharply skill-specific. Framing discrimination is essentially</w:t>
-      </w:r>
-      <w:r>
-        <w:t xml:space="preserve"> </w:t>
-      </w:r>
-      <w:r>
-        <w:t xml:space="preserve">unaffected (own-effect +0.75 without the gold reference, versus +0.60 with it): the rubric and the</w:t>
-      </w:r>
-      <w:r>
-        <w:t xml:space="preserve"> </w:t>
-      </w:r>
-      <w:r>
-        <w:t xml:space="preserve">model's own judgment carry it. Judging discrimination, by contrast, falls sharply (+2.00 to +0.45):</w:t>
-      </w:r>
-      <w:r>
-        <w:t xml:space="preserve"> </w:t>
-      </w:r>
-      <w:r>
-        <w:t xml:space="preserve">without the known issues the grader has no recall-precision anchor and no longer separates strong from</w:t>
-      </w:r>
-      <w:r>
-        <w:t xml:space="preserve"> </w:t>
-      </w:r>
-      <w:r>
-        <w:t xml:space="preserve">weak judging. Steering falls in between (+0.50 to +0.25). The skills still</w:t>
-      </w:r>
-      <w:r>
-        <w:t xml:space="preserve"> </w:t>
-      </w:r>
-      <w:r>
-        <w:t xml:space="preserve">dissociate (ratio 29), and the result pinpoints what each grade measures: Framing and Steering are</w:t>
-      </w:r>
-      <w:r>
-        <w:t xml:space="preserve"> </w:t>
-      </w:r>
-      <w:r>
-        <w:t xml:space="preserve">scored largely by rubric-guided model judgment, whereas Judging</w:t>
-      </w:r>
-      <w:r>
-        <w:t xml:space="preserve"> </w:t>
-      </w:r>
-      <w:r>
-        <w:rPr>
-          <w:i/>
-          <w:iCs/>
-        </w:rPr>
-        <w:t xml:space="preserve">as instrumented here</w:t>
-      </w:r>
-      <w:r>
-        <w:t xml:space="preserve"> </w:t>
-      </w:r>
-      <w:r>
-        <w:t xml:space="preserve">tracks agreement</w:t>
-      </w:r>
-      <w:r>
-        <w:t xml:space="preserve"> </w:t>
-      </w:r>
-      <w:r>
-        <w:t xml:space="preserve">with a known answer key. This both explains Judging's by-construction +2.00 and locates the Judging</w:t>
-      </w:r>
-      <w:r>
-        <w:t xml:space="preserve"> </w:t>
-      </w:r>
-      <w:r>
-        <w:t xml:space="preserve">score precisely: it applies where ground truth is known, and open-ended judging without a key is the</w:t>
-      </w:r>
-      <w:r>
-        <w:t xml:space="preserve"> </w:t>
-      </w:r>
-      <w:r>
-        <w:t xml:space="preserve">distinct instrumentation Section 9.3 specifies.</w:t>
-      </w:r>
-    </w:p>
-    <w:bookmarkEnd w:id="50"/>
-    <w:bookmarkStart w:id="51" w:name="X20431813dc1d9ebe06088c2967a8c6d7cfc2771"/>
-    <w:p>
-      <w:pPr>
-        <w:pStyle w:val="Heading2"/>
-        <w:keepNext/>
-        <w:keepLines/>
-        <w:widowControl w:val="1"/>
-      </w:pPr>
-      <w:r>
-        <w:t xml:space="preserve">Appendix C. Cross-disciplinary challenge showcase</w:t>
-      </w:r>
-    </w:p>
-    <w:p>
-      <w:pPr>
-        <w:pStyle w:val="FirstParagraph"/>
-        <w:jc w:val="both"/>
-        <w:keepNext w:val="0"/>
-        <w:keepLines w:val="0"/>
-        <w:widowControl w:val="1"/>
-      </w:pPr>
-      <w:r>
-        <w:t xml:space="preserve">The framework and the platform are domain-general. An ill-defined problem with seeded flaws, three</w:t>
-      </w:r>
-      <w:r>
-        <w:t xml:space="preserve"> </w:t>
-      </w:r>
-      <w:r>
-        <w:t xml:space="preserve">per-skill rubrics, and a deliberately-imperfect AI solution can be generated for any subject, because</w:t>
-      </w:r>
-      <w:r>
-        <w:t xml:space="preserve"> </w:t>
-      </w:r>
-      <w:r>
-        <w:t xml:space="preserve">each is produced by a prompt that an educator parameterizes with a course and topic. The released</w:t>
-      </w:r>
-      <w:r>
-        <w:t xml:space="preserve"> </w:t>
-      </w:r>
-      <w:r>
-        <w:t xml:space="preserve">platform ships challenge content across twelve disciplines (Table C1) spanning STEM, the social</w:t>
-      </w:r>
-      <w:r>
-        <w:t xml:space="preserve"> </w:t>
-      </w:r>
-      <w:r>
-        <w:t xml:space="preserve">sciences, the humanities, law, and professional and education fields. CoReasoningLab is in this sense</w:t>
-      </w:r>
-      <w:r>
-        <w:t xml:space="preserve"> </w:t>
-      </w:r>
-      <w:r>
-        <w:t xml:space="preserve">not a computing-education tool but a generic instrument for any discipline in which a learner must</w:t>
-      </w:r>
-      <w:r>
-        <w:t xml:space="preserve"> </w:t>
-      </w:r>
-      <w:r>
-        <w:t xml:space="preserve">specify an ill-defined task, judge a fallible solution, and steer it toward a better one.</w:t>
-      </w:r>
-    </w:p>
-    <w:p>
-      <w:pPr>
-        <w:pStyle w:val="TableCaption"/>
-        <w:spacing w:before="280" w:after="60" w:line="240" w:lineRule="auto"/>
-        <w:jc w:val="center"/>
-        <w:keepNext/>
-        <w:keepLines/>
-        <w:widowControl w:val="1"/>
-      </w:pPr>
-      <w:r>
-        <w:rPr>
-          <w:b/>
-          <w:i/>
-        </w:rPr>
-        <w:t>Table C1.</w:t>
-      </w:r>
-      <w:r>
-        <w:rPr>
-          <w:b w:val="0"/>
-          <w:i/>
-        </w:rPr>
-        <w:t xml:space="preserve"> </w:t>
-      </w:r>
-      <w:r>
-        <w:rPr>
-          <w:b w:val="0"/>
-          <w:i/>
-        </w:rPr>
-        <w:t>Disciplines covered by the released challenge content.</w:t>
-      </w:r>
-    </w:p>
-    <w:tbl>
-      <w:tblPr>
-        <w:tblStyle w:val="Table"/>
-        <w:tblW w:type="pct" w:w="5000"/>
-        <w:jc w:val="center"/>
-        <w:tblLook w:firstRow="1" w:lastRow="0" w:firstColumn="0" w:lastColumn="0" w:noHBand="0" w:noVBand="0" w:val="0020"/>
-        <w:tblLayout w:type="autofit"/>
-        <w:tblBorders>
-          <w:top w:val="single" w:sz="10" w:color="4F6272"/>
-          <w:bottom w:val="single" w:sz="10" w:color="4F6272"/>
-          <w:insideH w:val="single" w:sz="5" w:color="9FB0C2"/>
-          <w:left w:val="single" w:sz="6" w:color="9FB0C2"/>
-          <w:right w:val="single" w:sz="6" w:color="9FB0C2"/>
-          <w:insideV w:val="single" w:sz="5" w:color="D9E1E8"/>
-        </w:tblBorders>
-      </w:tblPr>
-      <w:tblGrid>
-        <w:gridCol w:w="3960"/>
-        <w:gridCol w:w="3960"/>
-      </w:tblGrid>
-      <w:tr>
-        <w:trPr>
-          <w:tblHeader w:val="on"/>
-        </w:trPr>
-        <w:tc>
-          <w:tcPr>
-            <w:shd w:fill="EEF3F7"/>
-            <w:tcBorders>
-              <w:left w:val="nil"/>
-              <w:right w:val="nil"/>
-              <w:top w:val="nil"/>
-              <w:bottom w:val="single" w:sz="8" w:color="9FB0C2"/>
-            </w:tcBorders>
-            <w:vAlign w:val="center"/>
-          </w:tcPr>
-          <w:p>
-            <w:pPr>
-              <w:pStyle w:val="Compact"/>
-              <w:spacing w:before="0" w:after="20" w:line="240" w:lineRule="auto"/>
-              <w:jc w:val="center"/>
-              <w:keepNext w:val="0"/>
-              <w:keepLines/>
-              <w:widowControl w:val="1"/>
-            </w:pPr>
-            <w:r>
-              <w:rPr>
-                <w:rFonts w:ascii="Georgia" w:hAnsi="Georgia"/>
-                <w:b/>
-                <w:sz w:val="19"/>
-              </w:rPr>
-              <w:t xml:space="preserve">Area</w:t>
-            </w:r>
-          </w:p>
-        </w:tc>
-        <w:tc>
-          <w:tcPr>
-            <w:shd w:fill="EEF3F7"/>
-            <w:tcBorders>
-              <w:left w:val="nil"/>
-              <w:right w:val="nil"/>
-              <w:top w:val="nil"/>
-              <w:bottom w:val="single" w:sz="8" w:color="9FB0C2"/>
-            </w:tcBorders>
-            <w:vAlign w:val="center"/>
-          </w:tcPr>
-          <w:p>
-            <w:pPr>
-              <w:pStyle w:val="Compact"/>
-              <w:spacing w:before="0" w:after="20" w:line="240" w:lineRule="auto"/>
-              <w:jc w:val="center"/>
-              <w:keepNext w:val="0"/>
-              <w:keepLines/>
-              <w:widowControl w:val="1"/>
-            </w:pPr>
-            <w:r>
-              <w:rPr>
-                <w:rFonts w:ascii="Georgia" w:hAnsi="Georgia"/>
-                <w:b/>
-                <w:sz w:val="19"/>
-              </w:rPr>
-              <w:t xml:space="preserve">Disciplines</w:t>
-            </w:r>
-          </w:p>
-        </w:tc>
-      </w:tr>
-      <w:tr>
-        <w:tc>
-          <w:tcPr>
-            <w:tcBorders>
-              <w:left w:val="nil"/>
-              <w:right w:val="nil"/>
-              <w:top w:val="nil"/>
-              <w:bottom w:val="single" w:sz="4" w:color="D9E1E8"/>
-            </w:tcBorders>
-            <w:vAlign w:val="center"/>
-          </w:tcPr>
-          <w:p>
-            <w:pPr>
-              <w:pStyle w:val="Compact"/>
-              <w:spacing w:before="0" w:after="20" w:line="240" w:lineRule="auto"/>
-              <w:jc w:val="center"/>
-              <w:keepNext w:val="0"/>
-              <w:keepLines/>
-              <w:widowControl w:val="1"/>
-            </w:pPr>
-            <w:r>
-              <w:rPr>
-                <w:rFonts w:ascii="Georgia" w:hAnsi="Georgia"/>
-                <w:sz w:val="19"/>
-              </w:rPr>
-              <w:t xml:space="preserve">STEM</w:t>
-            </w:r>
-          </w:p>
-        </w:tc>
-        <w:tc>
-          <w:tcPr>
-            <w:tcBorders>
-              <w:left w:val="nil"/>
-              <w:right w:val="nil"/>
-              <w:top w:val="nil"/>
-              <w:bottom w:val="single" w:sz="4" w:color="D9E1E8"/>
-            </w:tcBorders>
-            <w:vAlign w:val="center"/>
-          </w:tcPr>
-          <w:p>
-            <w:pPr>
-              <w:pStyle w:val="Compact"/>
-              <w:spacing w:before="0" w:after="20" w:line="240" w:lineRule="auto"/>
-              <w:jc w:val="center"/>
-              <w:keepNext w:val="0"/>
-              <w:keepLines/>
-              <w:widowControl w:val="1"/>
-            </w:pPr>
-            <w:r>
-              <w:rPr>
-                <w:rFonts w:ascii="Georgia" w:hAnsi="Georgia"/>
-                <w:sz w:val="19"/>
-              </w:rPr>
-              <w:t xml:space="preserve">Computer Science (algorithms); Physics (classical mechanics); Mathematics (linear algebra); Electrical Engineering (signal processing); Biology (molecular biology)</w:t>
-            </w:r>
-          </w:p>
-        </w:tc>
-      </w:tr>
-      <w:tr>
-        <w:tc>
-          <w:tcPr>
-            <w:tcBorders>
-              <w:left w:val="nil"/>
-              <w:right w:val="nil"/>
-              <w:top w:val="nil"/>
-              <w:bottom w:val="single" w:sz="4" w:color="D9E1E8"/>
-            </w:tcBorders>
-            <w:vAlign w:val="center"/>
-          </w:tcPr>
-          <w:p>
-            <w:pPr>
-              <w:pStyle w:val="Compact"/>
-              <w:spacing w:before="0" w:after="20" w:line="240" w:lineRule="auto"/>
-              <w:jc w:val="center"/>
-              <w:keepNext w:val="0"/>
-              <w:keepLines/>
-              <w:widowControl w:val="1"/>
-            </w:pPr>
-            <w:r>
-              <w:rPr>
-                <w:rFonts w:ascii="Georgia" w:hAnsi="Georgia"/>
-                <w:sz w:val="19"/>
-              </w:rPr>
-              <w:t xml:space="preserve">Social sciences</w:t>
-            </w:r>
-          </w:p>
-        </w:tc>
-        <w:tc>
-          <w:tcPr>
-            <w:tcBorders>
-              <w:left w:val="nil"/>
-              <w:right w:val="nil"/>
-              <w:top w:val="nil"/>
-              <w:bottom w:val="single" w:sz="4" w:color="D9E1E8"/>
-            </w:tcBorders>
-            <w:vAlign w:val="center"/>
-          </w:tcPr>
-          <w:p>
-            <w:pPr>
-              <w:pStyle w:val="Compact"/>
-              <w:spacing w:before="0" w:after="20" w:line="240" w:lineRule="auto"/>
-              <w:jc w:val="center"/>
-              <w:keepNext w:val="0"/>
-              <w:keepLines/>
-              <w:widowControl w:val="1"/>
-            </w:pPr>
-            <w:r>
-              <w:rPr>
-                <w:rFonts w:ascii="Georgia" w:hAnsi="Georgia"/>
-                <w:sz w:val="19"/>
-              </w:rPr>
-              <w:t xml:space="preserve">Economics (microeconomics); Political Science (international relations); Psychology (cognitive psychology)</w:t>
-            </w:r>
-          </w:p>
-        </w:tc>
-      </w:tr>
-      <w:tr>
-        <w:tc>
-          <w:tcPr>
-            <w:tcBorders>
-              <w:left w:val="nil"/>
-              <w:right w:val="nil"/>
-              <w:top w:val="nil"/>
-              <w:bottom w:val="single" w:sz="4" w:color="D9E1E8"/>
-            </w:tcBorders>
-            <w:vAlign w:val="center"/>
-          </w:tcPr>
-          <w:p>
-            <w:pPr>
-              <w:pStyle w:val="Compact"/>
-              <w:spacing w:before="0" w:after="20" w:line="240" w:lineRule="auto"/>
-              <w:jc w:val="center"/>
-              <w:keepNext w:val="0"/>
-              <w:keepLines/>
-              <w:widowControl w:val="1"/>
-            </w:pPr>
-            <w:r>
-              <w:rPr>
-                <w:rFonts w:ascii="Georgia" w:hAnsi="Georgia"/>
-                <w:sz w:val="19"/>
-              </w:rPr>
-              <w:t xml:space="preserve">Humanities and law</w:t>
-            </w:r>
-          </w:p>
-        </w:tc>
-        <w:tc>
-          <w:tcPr>
-            <w:tcBorders>
-              <w:left w:val="nil"/>
-              <w:right w:val="nil"/>
-              <w:top w:val="nil"/>
-              <w:bottom w:val="single" w:sz="4" w:color="D9E1E8"/>
-            </w:tcBorders>
-            <w:vAlign w:val="center"/>
-          </w:tcPr>
-          <w:p>
-            <w:pPr>
-              <w:pStyle w:val="Compact"/>
-              <w:spacing w:before="0" w:after="20" w:line="240" w:lineRule="auto"/>
-              <w:jc w:val="center"/>
-              <w:keepNext w:val="0"/>
-              <w:keepLines/>
-              <w:widowControl w:val="1"/>
-            </w:pPr>
-            <w:r>
-              <w:rPr>
-                <w:rFonts w:ascii="Georgia" w:hAnsi="Georgia"/>
-                <w:sz w:val="19"/>
-              </w:rPr>
-              <w:t xml:space="preserve">Philosophy (applied ethics); Law (constitutional law)</w:t>
-            </w:r>
-          </w:p>
-        </w:tc>
-      </w:tr>
-      <w:tr>
-        <w:tc>
-          <w:tcPr>
-            <w:tcBorders>
-              <w:left w:val="nil"/>
-              <w:right w:val="nil"/>
-              <w:top w:val="nil"/>
-              <w:bottom w:val="nil"/>
-            </w:tcBorders>
-            <w:vAlign w:val="center"/>
-          </w:tcPr>
-          <w:p>
-            <w:pPr>
-              <w:pStyle w:val="Compact"/>
-              <w:spacing w:before="0" w:after="20" w:line="240" w:lineRule="auto"/>
-              <w:jc w:val="center"/>
-              <w:keepNext w:val="0"/>
-              <w:keepLines/>
-              <w:widowControl w:val="1"/>
-            </w:pPr>
-            <w:r>
-              <w:rPr>
-                <w:rFonts w:ascii="Georgia" w:hAnsi="Georgia"/>
-                <w:sz w:val="19"/>
-              </w:rPr>
-              <w:t xml:space="preserve">Professional and education</w:t>
-            </w:r>
-          </w:p>
-        </w:tc>
-        <w:tc>
-          <w:tcPr>
-            <w:tcBorders>
-              <w:left w:val="nil"/>
-              <w:right w:val="nil"/>
-              <w:top w:val="nil"/>
-              <w:bottom w:val="nil"/>
-            </w:tcBorders>
-            <w:vAlign w:val="center"/>
-          </w:tcPr>
-          <w:p>
-            <w:pPr>
-              <w:pStyle w:val="Compact"/>
-              <w:spacing w:before="0" w:after="20" w:line="240" w:lineRule="auto"/>
-              <w:jc w:val="center"/>
-              <w:keepNext w:val="0"/>
-              <w:keepLines/>
-              <w:widowControl w:val="1"/>
-            </w:pPr>
-            <w:r>
-              <w:rPr>
-                <w:rFonts w:ascii="Georgia" w:hAnsi="Georgia"/>
-                <w:sz w:val="19"/>
-              </w:rPr>
-              <w:t xml:space="preserve">Business (organizational behavior); Education (educational technology)</w:t>
-            </w:r>
-          </w:p>
-        </w:tc>
-      </w:tr>
-    </w:tbl>
-    <w:p>
-      <w:pPr>
-        <w:pStyle w:val="BodyText"/>
-        <w:spacing w:before="240"/>
-        <w:jc w:val="both"/>
-        <w:keepNext w:val="0"/>
-        <w:keepLines w:val="0"/>
-        <w:widowControl w:val="1"/>
-      </w:pPr>
-      <w:r>
-        <w:t xml:space="preserve">The four examples below are real ill-defined problems the platform generated, in applied ethics,</w:t>
-      </w:r>
-      <w:r>
-        <w:t xml:space="preserve"> </w:t>
-      </w:r>
-      <w:r>
-        <w:t xml:space="preserve">physics, instructional design, and computing, each of which a learner must Frame before the AI produces</w:t>
-      </w:r>
-      <w:r>
-        <w:t xml:space="preserve"> </w:t>
-      </w:r>
-      <w:r>
-        <w:t xml:space="preserve">a flawed solution to Judge and Steer:</w:t>
-      </w:r>
-    </w:p>
-    <w:p>
-      <w:pPr>
-        <w:pStyle w:val="Compact"/>
-        <w:numPr>
-          <w:ilvl w:val="0"/>
-          <w:numId w:val="1006"/>
-        </w:numPr>
-        <w:ind w:left="360" w:hanging="259"/>
-        <w:jc w:val="both"/>
-        <w:keepNext w:val="0"/>
-        <w:keepLines w:val="0"/>
-        <w:widowControl w:val="1"/>
-      </w:pPr>
-      <w:r>
-        <w:rPr>
-          <w:b/>
-          <w:bCs/>
-        </w:rPr>
-        <w:t xml:space="preserve">Applied ethics.</w:t>
-      </w:r>
-      <w:r>
-        <w:t xml:space="preserve"> </w:t>
-      </w:r>
-      <w:r>
-        <w:t xml:space="preserve">"As a member of the AI Ethics Committee at a technology company, you have been tasked with developing a set of ethical guidelines for the deployment of a new AI system."</w:t>
-      </w:r>
-    </w:p>
-    <w:p>
-      <w:pPr>
-        <w:pStyle w:val="Compact"/>
-        <w:numPr>
-          <w:ilvl w:val="0"/>
-          <w:numId w:val="1006"/>
-        </w:numPr>
-        <w:ind w:left="360" w:hanging="259"/>
-        <w:jc w:val="both"/>
-        <w:keepNext w:val="0"/>
-        <w:keepLines w:val="0"/>
-        <w:widowControl w:val="1"/>
-      </w:pPr>
-      <w:r>
-        <w:rPr>
-          <w:b/>
-          <w:bCs/>
-        </w:rPr>
-        <w:t xml:space="preserve">Physics.</w:t>
-      </w:r>
-      <w:r>
-        <w:t xml:space="preserve"> </w:t>
-      </w:r>
-      <w:r>
-        <w:t xml:space="preserve">"As part of a project for a local amusement park, design a new ride that involves a projectile-motion component, and analyze the outcomes."</w:t>
-      </w:r>
-    </w:p>
-    <w:p>
-      <w:pPr>
-        <w:pStyle w:val="Compact"/>
-        <w:numPr>
-          <w:ilvl w:val="0"/>
-          <w:numId w:val="1006"/>
-        </w:numPr>
-        <w:ind w:left="360" w:hanging="259"/>
-        <w:jc w:val="both"/>
-        <w:keepNext w:val="0"/>
-        <w:keepLines w:val="0"/>
-        <w:widowControl w:val="1"/>
-      </w:pPr>
-      <w:r>
-        <w:rPr>
-          <w:b/>
-          <w:bCs/>
-        </w:rPr>
-        <w:t xml:space="preserve">Instructional design (education).</w:t>
-      </w:r>
-      <w:r>
-        <w:t xml:space="preserve"> </w:t>
-      </w:r>
-      <w:r>
-        <w:t xml:space="preserve">"Our organization is developing a new training program on effective communication skills. Design a backward lesson plan."</w:t>
-      </w:r>
-    </w:p>
-    <w:p>
-      <w:pPr>
-        <w:pStyle w:val="Compact"/>
-        <w:numPr>
-          <w:ilvl w:val="0"/>
-          <w:numId w:val="1006"/>
-        </w:numPr>
-        <w:ind w:left="360" w:hanging="259"/>
-        <w:jc w:val="both"/>
-        <w:keepNext w:val="0"/>
-        <w:keepLines w:val="0"/>
-        <w:widowControl w:val="1"/>
-      </w:pPr>
-      <w:r>
-        <w:rPr>
-          <w:b/>
-          <w:bCs/>
-        </w:rPr>
-        <w:t xml:space="preserve">Computer science.</w:t>
-      </w:r>
-      <w:r>
-        <w:t xml:space="preserve"> </w:t>
-      </w:r>
-      <w:r>
-        <w:t xml:space="preserve">"Our company is building a navigation app. Design an algorithm that computes the shortest path between two locations on a road network with varying travel speeds, possible road closures, and concurrent route requests."</w:t>
-      </w:r>
-    </w:p>
-    <w:p>
-      <w:pPr>
-        <w:pStyle w:val="FirstParagraph"/>
-        <w:jc w:val="both"/>
-        <w:keepNext w:val="0"/>
-        <w:keepLines w:val="0"/>
-        <w:widowControl w:val="1"/>
-      </w:pPr>
-      <w:r>
-        <w:t xml:space="preserve">The deliberate gaps differ by discipline (a missing fairness criterion in the ethics task, an unstated</w:t>
-      </w:r>
-      <w:r>
-        <w:t xml:space="preserve"> </w:t>
-      </w:r>
-      <w:r>
-        <w:t xml:space="preserve">launch or safety constraint in the physics task, undefined learning objectives in the lesson-plan task),</w:t>
-      </w:r>
-      <w:r>
-        <w:t xml:space="preserve"> </w:t>
-      </w:r>
-      <w:r>
-        <w:t xml:space="preserve">but the learner's work is identical across all of them: specify the task (Framing), evaluate the AI's</w:t>
-      </w:r>
-      <w:r>
-        <w:t xml:space="preserve"> </w:t>
-      </w:r>
-      <w:r>
-        <w:t xml:space="preserve">flawed solution (Judging), and redirect it toward an adequate one (Steering). Full per-discipline session</w:t>
-      </w:r>
-      <w:r>
-        <w:t xml:space="preserve"> </w:t>
-      </w:r>
-      <w:r>
-        <w:t xml:space="preserve">logs ship with the platform.</w:t>
-      </w:r>
-    </w:p>
-    <w:bookmarkEnd w:id="51"/>
-    <w:bookmarkEnd w:id="52"/>
+    <w:bookmarkEnd w:id="40"/>
+    <w:bookmarkEnd w:id="41"/>
     <w:sectPr>
       <w:footerReference w:type="default" r:id="rId9"/>
       <w:pgSz w:h="15840" w:w="12240"/>
@@ -13394,39 +11342,6 @@
     <w:abstractNumId w:val="991"/>
   </w:num>
   <w:num w:numId="1004">
-    <w:abstractNumId w:val="991"/>
-  </w:num>
-  <w:num w:numId="1005">
-    <w:abstractNumId w:val="99201"/>
-    <w:lvlOverride w:ilvl="0">
-      <w:startOverride w:val="1"/>
-    </w:lvlOverride>
-    <w:lvlOverride w:ilvl="1">
-      <w:startOverride w:val="1"/>
-    </w:lvlOverride>
-    <w:lvlOverride w:ilvl="2">
-      <w:startOverride w:val="1"/>
-    </w:lvlOverride>
-    <w:lvlOverride w:ilvl="3">
-      <w:startOverride w:val="1"/>
-    </w:lvlOverride>
-    <w:lvlOverride w:ilvl="4">
-      <w:startOverride w:val="1"/>
-    </w:lvlOverride>
-    <w:lvlOverride w:ilvl="5">
-      <w:startOverride w:val="1"/>
-    </w:lvlOverride>
-    <w:lvlOverride w:ilvl="6">
-      <w:startOverride w:val="1"/>
-    </w:lvlOverride>
-    <w:lvlOverride w:ilvl="7">
-      <w:startOverride w:val="1"/>
-    </w:lvlOverride>
-    <w:lvlOverride w:ilvl="8">
-      <w:startOverride w:val="1"/>
-    </w:lvlOverride>
-  </w:num>
-  <w:num w:numId="1006">
     <w:abstractNumId w:val="991"/>
   </w:num>
 </w:numbering>
@@ -25419,8 +23334,8 @@
     <w:basedOn w:val="BodyText"/>
     <w:pPr>
       <w:keepNext w:val="0"/>
-      <w:spacing w:after="60" w:before="0" w:line="252" w:lineRule="auto"/>
-      <w:ind w:left="403" w:hanging="403"/>
+      <w:spacing w:after="100" w:before="0" w:line="259" w:lineRule="auto"/>
+      <w:ind w:left="475" w:hanging="475"/>
       <w:jc w:val="left"/>
     </w:pPr>
     <w:rPr>

--- a/docs/coreasoning.docx
+++ b/docs/coreasoning.docx
@@ -327,13 +327,13 @@
         <w:t xml:space="preserve"> </w:t>
       </w:r>
       <w:r>
-        <w:t xml:space="preserve">interactions) and corrective editing (about 2.5%) are rare, the very under-judging and under-steering a</w:t>
-      </w:r>
-      <w:r>
-        <w:t xml:space="preserve"> </w:t>
-      </w:r>
-      <w:r>
-        <w:t xml:space="preserve">competency model must target.</w:t>
+        <w:t xml:space="preserve">interactions) and corrective editing (about 2.5%) are rare. This is the very under-judging and</w:t>
+      </w:r>
+      <w:r>
+        <w:t xml:space="preserve"> </w:t>
+      </w:r>
+      <w:r>
+        <w:t xml:space="preserve">under-steering a competency model must target.</w:t>
       </w:r>
     </w:p>
     <w:p>
@@ -545,7 +545,7 @@
               <a:graphicData uri="http://schemas.openxmlformats.org/drawingml/2006/picture">
                 <pic:pic>
                   <pic:nvPicPr>
-                    <pic:cNvPr descr="E:/tmp/html2doc_svg_Exgetq/svg_0.png" id="12" name="Picture"/>
+                    <pic:cNvPr descr="E:/tmp/html2doc_svg_gYVEh6/svg_0.png" id="12" name="Picture"/>
                     <pic:cNvPicPr>
                       <a:picLocks noChangeArrowheads="1" noChangeAspect="1"/>
                     </pic:cNvPicPr>
@@ -1615,7 +1615,7 @@
               <a:graphicData uri="http://schemas.openxmlformats.org/drawingml/2006/picture">
                 <pic:pic>
                   <pic:nvPicPr>
-                    <pic:cNvPr descr="E:/tmp/html2doc_svg_Exgetq/svg_1.png" id="17" name="Picture"/>
+                    <pic:cNvPr descr="E:/tmp/html2doc_svg_gYVEh6/svg_1.png" id="17" name="Picture"/>
                     <pic:cNvPicPr>
                       <a:picLocks noChangeArrowheads="1" noChangeAspect="1"/>
                     </pic:cNvPicPr>

--- a/docs/coreasoning.docx
+++ b/docs/coreasoning.docx
@@ -16,83 +16,102 @@
         <w:t xml:space="preserve">Beyond Prompting: Framing, Judging, and Steering as Assessable Competencies for Reasoning With Generative AI in Higher Education</w:t>
       </w:r>
     </w:p>
-    <w:tbl>
-      <w:tblPr>
-        <w:tblW w:type="pct" w:w="5000"/>
-        <w:tblLook w:firstColumn="1" w:firstRow="1" w:lastColumn="0" w:lastRow="0" w:noHBand="0" w:noVBand="1" w:val="04A0"/>
+    <w:p>
+      <w:pPr>
+        <w:pStyle w:val="Subtitle"/>
+        <w:spacing w:before="0" w:after="40"/>
         <w:jc w:val="center"/>
-        <w:tblBorders>
-          <w:top w:val="nil"/>
-          <w:left w:val="nil"/>
-          <w:bottom w:val="nil"/>
-          <w:right w:val="nil"/>
-          <w:insideH w:val="nil"/>
-          <w:insideV w:val="nil"/>
-        </w:tblBorders>
-        <w:tblLayout w:type="autofit"/>
-      </w:tblPr>
-      <w:tblGrid>
-        <w:gridCol w:w="9360"/>
-      </w:tblGrid>
-      <w:tr>
-        <w:tc>
-          <w:tcPr>
-            <w:tcW w:type="dxa" w:w="9360"/>
-            <w:tcBorders>
-              <w:left w:val="nil"/>
-              <w:right w:val="nil"/>
-              <w:top w:val="nil"/>
-              <w:bottom w:val="nil"/>
-            </w:tcBorders>
-          </w:tcPr>
-          <w:p>
-            <w:pPr>
-              <w:spacing w:before="0" w:after="40" w:line="240" w:lineRule="auto"/>
-              <w:jc w:val="center"/>
-            </w:pPr>
-            <w:r/>
-            <w:r>
-              <w:rPr>
-                <w:rFonts w:ascii="Georgia" w:hAnsi="Georgia"/>
-                <w:b/>
-                <w:i w:val="0"/>
-                <w:sz w:val="24"/>
-              </w:rPr>
-              <w:t>Alexander Apartsin¹ and Yehudit Aperstein²</w:t>
-            </w:r>
-          </w:p>
-        </w:tc>
-      </w:tr>
-      <w:tr>
-        <w:tc>
-          <w:tcPr>
-            <w:tcW w:type="dxa" w:w="9360"/>
-            <w:tcBorders>
-              <w:left w:val="nil"/>
-              <w:right w:val="nil"/>
-              <w:top w:val="nil"/>
-              <w:bottom w:val="nil"/>
-            </w:tcBorders>
-          </w:tcPr>
-          <w:p>
-            <w:pPr>
-              <w:spacing w:before="0" w:after="120" w:line="240" w:lineRule="auto"/>
-              <w:jc w:val="center"/>
-            </w:pPr>
-            <w:r/>
-            <w:r>
-              <w:rPr>
-                <w:rFonts w:ascii="Georgia" w:hAnsi="Georgia"/>
-                <w:b w:val="0"/>
-                <w:i/>
-                <w:sz w:val="20"/>
-              </w:rPr>
-              <w:t>¹ Holon Institute of Technology · ² Afeka College of Engineering</w:t>
-            </w:r>
-          </w:p>
-        </w:tc>
-      </w:tr>
-    </w:tbl>
+        <w:keepNext/>
+        <w:keepLines/>
+        <w:widowControl w:val="1"/>
+      </w:pPr>
+      <w:r>
+        <w:rPr>
+          <w:rFonts w:ascii="Georgia" w:hAnsi="Georgia"/>
+          <w:b/>
+          <w:bCs/>
+          <w:i w:val="0"/>
+          <w:sz w:val="24"/>
+        </w:rPr>
+        <w:t xml:space="preserve">Alexander Apartsin</w:t>
+      </w:r>
+      <w:r>
+        <w:rPr>
+          <w:rFonts w:ascii="Georgia" w:hAnsi="Georgia"/>
+          <w:b/>
+          <w:i w:val="0"/>
+          <w:sz w:val="24"/>
+        </w:rPr>
+        <w:t xml:space="preserve">¹ and</w:t>
+      </w:r>
+      <w:r>
+        <w:rPr>
+          <w:rFonts w:ascii="Georgia" w:hAnsi="Georgia"/>
+          <w:b/>
+          <w:i w:val="0"/>
+          <w:sz w:val="24"/>
+        </w:rPr>
+        <w:t xml:space="preserve"> </w:t>
+      </w:r>
+      <w:r>
+        <w:rPr>
+          <w:rFonts w:ascii="Georgia" w:hAnsi="Georgia"/>
+          <w:b/>
+          <w:bCs/>
+          <w:i w:val="0"/>
+          <w:sz w:val="24"/>
+        </w:rPr>
+        <w:t xml:space="preserve">Yehudit Aperstein</w:t>
+      </w:r>
+      <w:r>
+        <w:rPr>
+          <w:rFonts w:ascii="Georgia" w:hAnsi="Georgia"/>
+          <w:b/>
+          <w:i w:val="0"/>
+          <w:sz w:val="24"/>
+        </w:rPr>
+        <w:t xml:space="preserve">²</w:t>
+      </w:r>
+    </w:p>
+    <w:p>
+      <w:pPr>
+        <w:pStyle w:val="Subtitle"/>
+        <w:spacing w:before="0" w:after="160"/>
+        <w:jc w:val="center"/>
+        <w:keepNext w:val="0"/>
+        <w:keepLines/>
+        <w:widowControl w:val="1"/>
+      </w:pPr>
+      <w:r>
+        <w:rPr>
+          <w:rFonts w:ascii="Georgia" w:hAnsi="Georgia"/>
+          <w:b w:val="0"/>
+          <w:i/>
+          <w:sz w:val="20"/>
+        </w:rPr>
+        <w:t xml:space="preserve">¹ Holon Institute of Technology · ² Afeka College of Engineering</w:t>
+      </w:r>
+    </w:p>
+    <w:p>
+      <w:pPr>
+        <w:pStyle w:val="Subtitle"/>
+        <w:spacing w:before="0" w:after="160"/>
+        <w:jc w:val="center"/>
+        <w:keepNext w:val="0"/>
+        <w:keepLines/>
+        <w:widowControl w:val="1"/>
+      </w:pPr>
+      <w:r>
+        <w:rPr>
+          <w:rFonts w:ascii="Georgia" w:hAnsi="Georgia"/>
+          <w:b w:val="0"/>
+          <w:i/>
+          <w:iCs/>
+          <w:sz w:val="20"/>
+        </w:rPr>
+        <w:t xml:space="preserve">Corresponding author: Dr. Yehudit Aperstein, Afeka College of Engineering.</w:t>
+      </w:r>
+    </w:p>
     <w:bookmarkStart w:id="9" w:name="abstract"/>
     <w:p>
       <w:pPr>
@@ -545,7 +564,7 @@
               <a:graphicData uri="http://schemas.openxmlformats.org/drawingml/2006/picture">
                 <pic:pic>
                   <pic:nvPicPr>
-                    <pic:cNvPr descr="E:/tmp/html2doc_svg_gYVEh6/svg_0.png" id="12" name="Picture"/>
+                    <pic:cNvPr descr="E:/tmp/html2doc_svg_dPV6RM/svg_0.png" id="12" name="Picture"/>
                     <pic:cNvPicPr>
                       <a:picLocks noChangeArrowheads="1" noChangeAspect="1"/>
                     </pic:cNvPicPr>
@@ -1615,7 +1634,7 @@
               <a:graphicData uri="http://schemas.openxmlformats.org/drawingml/2006/picture">
                 <pic:pic>
                   <pic:nvPicPr>
-                    <pic:cNvPr descr="E:/tmp/html2doc_svg_gYVEh6/svg_1.png" id="17" name="Picture"/>
+                    <pic:cNvPr descr="E:/tmp/html2doc_svg_dPV6RM/svg_1.png" id="17" name="Picture"/>
                     <pic:cNvPicPr>
                       <a:picLocks noChangeArrowheads="1" noChangeAspect="1"/>
                     </pic:cNvPicPr>

--- a/docs/coreasoning.docx
+++ b/docs/coreasoning.docx
@@ -564,7 +564,7 @@
               <a:graphicData uri="http://schemas.openxmlformats.org/drawingml/2006/picture">
                 <pic:pic>
                   <pic:nvPicPr>
-                    <pic:cNvPr descr="E:/tmp/html2doc_svg_dPV6RM/svg_0.png" id="12" name="Picture"/>
+                    <pic:cNvPr descr="E:/tmp/html2doc_svg_s4Izri/svg_0.png" id="12" name="Picture"/>
                     <pic:cNvPicPr>
                       <a:picLocks noChangeArrowheads="1" noChangeAspect="1"/>
                     </pic:cNvPicPr>
@@ -1634,7 +1634,7 @@
               <a:graphicData uri="http://schemas.openxmlformats.org/drawingml/2006/picture">
                 <pic:pic>
                   <pic:nvPicPr>
-                    <pic:cNvPr descr="E:/tmp/html2doc_svg_dPV6RM/svg_1.png" id="17" name="Picture"/>
+                    <pic:cNvPr descr="E:/tmp/html2doc_svg_s4Izri/svg_1.png" id="17" name="Picture"/>
                     <pic:cNvPicPr>
                       <a:picLocks noChangeArrowheads="1" noChangeAspect="1"/>
                     </pic:cNvPicPr>
@@ -8452,6 +8452,34 @@
       </w:r>
       <w:r>
         <w:t xml:space="preserve">repository (URL withheld to preserve anonymous review; available to the editors on request).</w:t>
+      </w:r>
+    </w:p>
+    <w:p>
+      <w:pPr>
+        <w:pStyle w:val="BodyText"/>
+        <w:jc w:val="both"/>
+        <w:keepNext w:val="0"/>
+        <w:keepLines w:val="0"/>
+        <w:widowControl w:val="1"/>
+      </w:pPr>
+      <w:r>
+        <w:rPr>
+          <w:b/>
+          <w:bCs/>
+        </w:rPr>
+        <w:t xml:space="preserve">Code availability.</w:t>
+      </w:r>
+      <w:r>
+        <w:t xml:space="preserve"> </w:t>
+      </w:r>
+      <w:r>
+        <w:t xml:space="preserve">The scoring-engine source code (the 16-prompt instrument) is released in the same</w:t>
+      </w:r>
+      <w:r>
+        <w:t xml:space="preserve"> </w:t>
+      </w:r>
+      <w:r>
+        <w:t xml:space="preserve">public repository as the data (URL withheld to preserve anonymous review; available to the editors on request).</w:t>
       </w:r>
     </w:p>
     <w:p>

--- a/docs/coreasoning.docx
+++ b/docs/coreasoning.docx
@@ -135,7 +135,7 @@
         <w:widowControl w:val="1"/>
       </w:pPr>
       <w:r>
-        <w:t xml:space="preserve">Generative AI makes answers cheap and understanding scarce: a university student can now produce fluent work without doing the thinking a degree is meant to develop. The competency that matters is therefore no longer solving a problem unaided, but working well with a fallible machine, framing an ill-defined task, judging what the model returns, and steering it toward something better. Yet this ability is rarely assessed in its own right, and where it is measured it collapses into a single "prompting" score that cannot say</w:t>
+        <w:t xml:space="preserve">Generative AI makes answers cheap and understanding scarce: a university student can now produce fluent work without the thinking a degree should develop. The competency that matters is no longer solving a problem unaided but working well with a fallible machine: framing an ill-defined task, judging what the model returns, and steering it. Yet this ability is rarely assessed on its own; where measured, it collapses into a single "prompting" score that cannot say</w:t>
       </w:r>
       <w:r>
         <w:t xml:space="preserve"> </w:t>
@@ -151,7 +151,7 @@
         <w:t xml:space="preserve"> </w:t>
       </w:r>
       <w:r>
-        <w:t xml:space="preserve">a student's AI use succeeded or failed. We propose CoRe-3 (Co-Reasoning), a competency model that factors productive AI use into three assessable skills, which we abbreviate FJS: Framing (specifying an ill-defined task before invoking AI), Judging (evaluating the output for errors and unstated assumptions), and Steering (iteratively redirecting the model). Its distinguishing claim is the separation of pre-generation Framing from post-generation Steering, with Judging as the gate between. We ground the three skills in metacognition and self-regulated learning theory, state five testable propositions, and instantiate them in an open web platform that presents deliberately flawed AI output and scores each skill independently. Over simulated learners of controlled competence, generated by one model and graded by another, the three grades dissociate: each tracks its own manipulated skill while staying flat in the others, and they become correlated only when a single ability is shared across all three. This convergent-and-discriminant pattern, the signature of a valid measure, replicates across grader backends from two vendors. The paper contributes a theoretically grounded, higher-education-ready decomposition of productive AI use, a feasibility demonstration that the three skills can be scored automatically, and a released instrument, dataset, and prepared human-rater protocol. Human-rater agreement and learning outcomes are the next steps.</w:t>
+        <w:t xml:space="preserve">AI use succeeded or failed. We propose CoRe-3 (Co-Reasoning), a competency model that factors productive AI use into three assessable skills, abbreviated FJS: Framing (specifying an ill-defined task before invoking AI), Judging (evaluating the output for errors and unstated assumptions), and Steering (iteratively redirecting the model). Its distinguishing claim is the separation of pre-generation Framing from post-generation Steering, with Judging as the gate between. We ground the skills in metacognition and self-regulated learning theory, state five testable propositions, and instantiate them in an open web platform that scores each skill independently. Over simulated learners of controlled competence graded by a different model, the three grades dissociate: each tracks its own manipulated skill while staying flat in the others, and they correlate only when a single ability is shared across all three, the convergent-and-discriminant signature of a valid measure, replicated across grader backends from two vendors. We release the instrument, data, and a prepared human-rater protocol; human-rater agreement and learning outcomes are next.</w:t>
       </w:r>
     </w:p>
     <w:bookmarkEnd w:id="9"/>
@@ -564,7 +564,7 @@
               <a:graphicData uri="http://schemas.openxmlformats.org/drawingml/2006/picture">
                 <pic:pic>
                   <pic:nvPicPr>
-                    <pic:cNvPr descr="E:/tmp/html2doc_svg_s4Izri/svg_0.png" id="12" name="Picture"/>
+                    <pic:cNvPr descr="E:/tmp/html2doc_svg_Y6iJwa/svg_0.png" id="12" name="Picture"/>
                     <pic:cNvPicPr>
                       <a:picLocks noChangeArrowheads="1" noChangeAspect="1"/>
                     </pic:cNvPicPr>
@@ -1634,7 +1634,7 @@
               <a:graphicData uri="http://schemas.openxmlformats.org/drawingml/2006/picture">
                 <pic:pic>
                   <pic:nvPicPr>
-                    <pic:cNvPr descr="E:/tmp/html2doc_svg_s4Izri/svg_1.png" id="17" name="Picture"/>
+                    <pic:cNvPr descr="E:/tmp/html2doc_svg_Y6iJwa/svg_1.png" id="17" name="Picture"/>
                     <pic:cNvPicPr>
                       <a:picLocks noChangeArrowheads="1" noChangeAspect="1"/>
                     </pic:cNvPicPr>
@@ -8452,34 +8452,6 @@
       </w:r>
       <w:r>
         <w:t xml:space="preserve">repository (URL withheld to preserve anonymous review; available to the editors on request).</w:t>
-      </w:r>
-    </w:p>
-    <w:p>
-      <w:pPr>
-        <w:pStyle w:val="BodyText"/>
-        <w:jc w:val="both"/>
-        <w:keepNext w:val="0"/>
-        <w:keepLines w:val="0"/>
-        <w:widowControl w:val="1"/>
-      </w:pPr>
-      <w:r>
-        <w:rPr>
-          <w:b/>
-          <w:bCs/>
-        </w:rPr>
-        <w:t xml:space="preserve">Code availability.</w:t>
-      </w:r>
-      <w:r>
-        <w:t xml:space="preserve"> </w:t>
-      </w:r>
-      <w:r>
-        <w:t xml:space="preserve">The scoring-engine source code (the 16-prompt instrument) is released in the same</w:t>
-      </w:r>
-      <w:r>
-        <w:t xml:space="preserve"> </w:t>
-      </w:r>
-      <w:r>
-        <w:t xml:space="preserve">public repository as the data (URL withheld to preserve anonymous review; available to the editors on request).</w:t>
       </w:r>
     </w:p>
     <w:p>

--- a/docs/coreasoning.docx
+++ b/docs/coreasoning.docx
@@ -2,7 +2,7 @@
 <file path=word/document.xml><?xml version="1.0" encoding="utf-8"?>
 <w:document xmlns:w="http://schemas.openxmlformats.org/wordprocessingml/2006/main" xmlns:m="http://schemas.openxmlformats.org/officeDocument/2006/math" xmlns:r="http://schemas.openxmlformats.org/officeDocument/2006/relationships" xmlns:o="urn:schemas-microsoft-com:office:office" xmlns:v="urn:schemas-microsoft-com:vml" xmlns:w10="urn:schemas-microsoft-com:office:word" xmlns:a="http://schemas.openxmlformats.org/drawingml/2006/main" xmlns:pic="http://schemas.openxmlformats.org/drawingml/2006/picture" xmlns:wp="http://schemas.openxmlformats.org/drawingml/2006/wordprocessingDrawing">
   <w:body>
-    <w:bookmarkStart w:id="41" w:name="X802fd80df72a8374afe940d19691278ee456611"/>
+    <w:bookmarkStart w:id="42" w:name="X802fd80df72a8374afe940d19691278ee456611"/>
     <w:p>
       <w:pPr>
         <w:pStyle w:val="Title"/>
@@ -135,7 +135,7 @@
         <w:widowControl w:val="1"/>
       </w:pPr>
       <w:r>
-        <w:t xml:space="preserve">Generative AI makes answers cheap and understanding scarce: a university student can now produce fluent work without the thinking a degree should develop. The competency that matters is no longer solving a problem unaided but working well with a fallible machine: framing an ill-defined task, judging what the model returns, and steering it. Yet this ability is rarely assessed on its own; where measured, it collapses into a single "prompting" score that cannot say</w:t>
+        <w:t xml:space="preserve">Generative AI makes answers cheap and understanding scarce: students can now produce fluent work without the thinking a degree should develop. The competency that matters is no longer solving a problem unaided but working well with a fallible machine. Yet this ability is rarely assessed on its own; where measured, it collapses into a single "prompting" score that cannot say</w:t>
       </w:r>
       <w:r>
         <w:t xml:space="preserve"> </w:t>
@@ -151,7 +151,7 @@
         <w:t xml:space="preserve"> </w:t>
       </w:r>
       <w:r>
-        <w:t xml:space="preserve">AI use succeeded or failed. We propose CoRe-3 (Co-Reasoning), a competency model that factors productive AI use into three assessable skills, abbreviated FJS: Framing (specifying an ill-defined task before invoking AI), Judging (evaluating the output for errors and unstated assumptions), and Steering (iteratively redirecting the model). Its distinguishing claim is the separation of pre-generation Framing from post-generation Steering, with Judging as the gate between. We ground the skills in metacognition and self-regulated learning theory, state five testable propositions, and instantiate them in an open web platform that scores each skill independently. Over simulated learners of controlled competence graded by a different model, the three grades dissociate: each tracks its own manipulated skill while staying flat in the others, and they correlate only when a single ability is shared across all three, the convergent-and-discriminant signature of a valid measure, replicated across grader backends from two vendors. We release the instrument, data, and a prepared human-rater protocol; human-rater agreement and learning outcomes are next.</w:t>
+        <w:t xml:space="preserve">AI use succeeded or failed. We propose CoRe-3 (Co-Reasoning), a competency model that factors productive AI use into three assessable skills, abbreviated FJS: Framing (structuring the task before invoking AI), Judging (evaluating the output), and Steering (redirecting the model). Its distinguishing claim is the separation of pre-generation Framing from post-generation Steering, with Judging as the gate between. We ground the skills in metacognition and self-regulated learning theory, state five testable propositions, and instantiate them in an open platform that scores each skill independently. Over simulated learners of controlled competence, graded by a different model from a different vendor and with the free-text skills scored blind to the intended competence, the three grades dissociate: each tracks its own manipulated skill while staying flat in the others, and correlate only when one ability is shared across all three, the convergent-and-discriminant signature of a valid measure. We release the instrument, the data, and a runnable human-rater protocol, positioning this as the construct-separability stage of a validity program whose human-agreement and efficacy stages are specified and ready to run.</w:t>
       </w:r>
     </w:p>
     <w:bookmarkEnd w:id="9"/>
@@ -564,7 +564,7 @@
               <a:graphicData uri="http://schemas.openxmlformats.org/drawingml/2006/picture">
                 <pic:pic>
                   <pic:nvPicPr>
-                    <pic:cNvPr descr="E:/tmp/html2doc_svg_Y6iJwa/svg_0.png" id="12" name="Picture"/>
+                    <pic:cNvPr descr="E:/tmp/html2doc_svg_h68IC8/svg_0.png" id="12" name="Picture"/>
                     <pic:cNvPicPr>
                       <a:picLocks noChangeArrowheads="1" noChangeAspect="1"/>
                     </pic:cNvPicPr>
@@ -837,7 +837,7 @@
         <w:t xml:space="preserve"> </w:t>
       </w:r>
       <w:r>
-        <w:t xml:space="preserve">This paper makes the following contributions:</w:t>
+        <w:t xml:space="preserve">This paper makes the following contributions, spanning a theoretical framework and its novelty positioning (1-4), a feasibility demonstration (5), and a released artifact and protocol (6):</w:t>
       </w:r>
     </w:p>
     <w:p>
@@ -1071,19 +1071,28 @@
           <w:b/>
           <w:bCs/>
         </w:rPr>
-        <w:t xml:space="preserve">A reproducible, released artifact</w:t>
-      </w:r>
-      <w:r>
-        <w:t xml:space="preserve"> </w:t>
-      </w:r>
-      <w:r>
-        <w:t xml:space="preserve">(the assessment instrument and the experiment data) together</w:t>
-      </w:r>
-      <w:r>
-        <w:t xml:space="preserve"> </w:t>
-      </w:r>
-      <w:r>
-        <w:t xml:space="preserve">with a fully prepared human-rater validation protocol for the community to run.</w:t>
+        <w:t xml:space="preserve">A released, runnable validation package</w:t>
+      </w:r>
+      <w:r>
+        <w:t xml:space="preserve">: the assessment instrument, the experiment data, a</w:t>
+      </w:r>
+      <w:r>
+        <w:t xml:space="preserve"> </w:t>
+      </w:r>
+      <w:r>
+        <w:t xml:space="preserve">scoring codebook, per-rater task files with hidden ground truth, and seed-fixed agreement-scoring</w:t>
+      </w:r>
+      <w:r>
+        <w:t xml:space="preserve"> </w:t>
+      </w:r>
+      <w:r>
+        <w:t xml:space="preserve">scripts, so the human-agreement study is executable on rater recruitment alone, not a methodological</w:t>
+      </w:r>
+      <w:r>
+        <w:t xml:space="preserve"> </w:t>
+      </w:r>
+      <w:r>
+        <w:t xml:space="preserve">sketch.</w:t>
       </w:r>
     </w:p>
     <w:p>
@@ -1095,26 +1104,31 @@
         <w:widowControl w:val="1"/>
       </w:pPr>
       <w:r>
-        <w:t xml:space="preserve">The empirical material is a feasibility demonstration of</w:t>
-      </w:r>
-      <w:r>
-        <w:t xml:space="preserve"> </w:t>
-      </w:r>
-      <w:r>
-        <w:rPr>
-          <w:i/>
-          <w:iCs/>
-        </w:rPr>
-        <w:t xml:space="preserve">construct separability and measurability</w:t>
-      </w:r>
-      <w:r>
-        <w:t xml:space="preserve">;</w:t>
-      </w:r>
-      <w:r>
-        <w:t xml:space="preserve"> </w:t>
-      </w:r>
-      <w:r>
-        <w:t xml:space="preserve">the efficacy study that tests learning outcomes is the next stage of the program (Section 9.3).</w:t>
+        <w:t xml:space="preserve">Following the argument-based validity tradition (Kane, 2013; Messick, 1995), instrument development</w:t>
+      </w:r>
+      <w:r>
+        <w:t xml:space="preserve"> </w:t>
+      </w:r>
+      <w:r>
+        <w:t xml:space="preserve">proceeds in stages: a measure must first separate the constructs it claims to measure before</w:t>
+      </w:r>
+      <w:r>
+        <w:t xml:space="preserve"> </w:t>
+      </w:r>
+      <w:r>
+        <w:t xml:space="preserve">human-agreement and outcome evidence are warranted. This paper delivers that prerequisite stage,</w:t>
+      </w:r>
+      <w:r>
+        <w:t xml:space="preserve"> </w:t>
+      </w:r>
+      <w:r>
+        <w:t xml:space="preserve">construct separability and automated measurability, with a released, runnable protocol for the</w:t>
+      </w:r>
+      <w:r>
+        <w:t xml:space="preserve"> </w:t>
+      </w:r>
+      <w:r>
+        <w:t xml:space="preserve">human-agreement stage that follows (Section 9.3).</w:t>
       </w:r>
     </w:p>
     <w:bookmarkEnd w:id="13"/>
@@ -1634,7 +1648,7 @@
               <a:graphicData uri="http://schemas.openxmlformats.org/drawingml/2006/picture">
                 <pic:pic>
                   <pic:nvPicPr>
-                    <pic:cNvPr descr="E:/tmp/html2doc_svg_Y6iJwa/svg_1.png" id="17" name="Picture"/>
+                    <pic:cNvPr descr="E:/tmp/html2doc_svg_h68IC8/svg_1.png" id="17" name="Picture"/>
                     <pic:cNvPicPr>
                       <a:picLocks noChangeArrowheads="1" noChangeAspect="1"/>
                     </pic:cNvPicPr>
@@ -7408,7 +7422,7 @@
       </w:r>
     </w:p>
     <w:bookmarkEnd w:id="33"/>
-    <w:bookmarkStart w:id="37" w:name="X7c81bf03759b1b00759d96e3a328e2270cfccbb"/>
+    <w:bookmarkStart w:id="38" w:name="X7c81bf03759b1b00759d96e3a328e2270cfccbb"/>
     <w:p>
       <w:pPr>
         <w:pStyle w:val="Heading2"/>
@@ -8316,17 +8330,16 @@
       </w:r>
     </w:p>
     <w:bookmarkEnd w:id="36"/>
-    <w:bookmarkEnd w:id="37"/>
-    <w:bookmarkStart w:id="38" w:name="Xc72408c88f6aa3f318e9c4f077d22b48a39071f"/>
+    <w:bookmarkStart w:id="37" w:name="X52e1a44e19907b0952b51d1fc9278182b1cd8f0"/>
     <w:p>
       <w:pPr>
-        <w:pStyle w:val="Heading2"/>
+        <w:pStyle w:val="Heading3"/>
         <w:keepNext/>
         <w:keepLines/>
         <w:widowControl w:val="1"/>
       </w:pPr>
       <w:r>
-        <w:t xml:space="preserve">10. Conclusion</w:t>
+        <w:t xml:space="preserve">9.4 Implications for higher-education practice</w:t>
       </w:r>
     </w:p>
     <w:p>
@@ -8338,77 +8351,52 @@
         <w:widowControl w:val="1"/>
       </w:pPr>
       <w:r>
-        <w:t xml:space="preserve">The task of education in the age of generative AI is not to produce faster answer-getters but to</w:t>
-      </w:r>
-      <w:r>
-        <w:t xml:space="preserve"> </w:t>
-      </w:r>
-      <w:r>
-        <w:t xml:space="preserve">cultivate critical collaborators: learners who can specify a problem worth solving, judge what a</w:t>
-      </w:r>
-      <w:r>
-        <w:t xml:space="preserve"> </w:t>
-      </w:r>
-      <w:r>
-        <w:t xml:space="preserve">machine returns, and steer it toward something better. That capability is teachable only if it can be</w:t>
-      </w:r>
-      <w:r>
-        <w:t xml:space="preserve"> </w:t>
-      </w:r>
-      <w:r>
-        <w:t xml:space="preserve">named and assessed. CoRe-3 offers a decomposition of it into three theoretically-grounded,</w:t>
-      </w:r>
-      <w:r>
-        <w:t xml:space="preserve"> </w:t>
-      </w:r>
-      <w:r>
-        <w:t xml:space="preserve">independently-assessable skills, Framing, Judging, and Steering, separates the pre-generation skill</w:t>
-      </w:r>
-      <w:r>
-        <w:t xml:space="preserve"> </w:t>
-      </w:r>
-      <w:r>
-        <w:t xml:space="preserve">from the post-generation one in a way prior frameworks do not, and shows that the three can be</w:t>
-      </w:r>
-      <w:r>
-        <w:t xml:space="preserve"> </w:t>
-      </w:r>
-      <w:r>
-        <w:t xml:space="preserve">measured apart. Because the decomposition tracks what a person must contribute rather than what today's</w:t>
-      </w:r>
-      <w:r>
-        <w:t xml:space="preserve"> </w:t>
-      </w:r>
-      <w:r>
-        <w:t xml:space="preserve">models cannot yet do, it does not lapse as the models improve: the more capable the system, the more</w:t>
-      </w:r>
-      <w:r>
-        <w:t xml:space="preserve"> </w:t>
-      </w:r>
-      <w:r>
-        <w:t xml:space="preserve">the assessable skill is the framing, judging, and steering of it. We release the model, the instrument,</w:t>
-      </w:r>
-      <w:r>
-        <w:t xml:space="preserve"> </w:t>
-      </w:r>
-      <w:r>
-        <w:t xml:space="preserve">and the validation protocol as a foundation to build on: an open, domain-general platform with which a</w:t>
-      </w:r>
-      <w:r>
-        <w:t xml:space="preserve"> </w:t>
-      </w:r>
-      <w:r>
-        <w:t xml:space="preserve">university educator in any discipline, from algorithms to applied ethics, can assess and train this skill, for the</w:t>
-      </w:r>
-      <w:r>
-        <w:t xml:space="preserve"> </w:t>
-      </w:r>
-      <w:r>
-        <w:t xml:space="preserve">assessment and instruction the moment demands.</w:t>
+        <w:t xml:space="preserve">The decomposition is immediately actionable for higher education. An instructor can diagnose</w:t>
+      </w:r>
+      <w:r>
+        <w:t xml:space="preserve"> </w:t>
+      </w:r>
+      <w:r>
+        <w:rPr>
+          <w:i/>
+          <w:iCs/>
+        </w:rPr>
+        <w:t xml:space="preserve">which</w:t>
+      </w:r>
+      <w:r>
+        <w:t xml:space="preserve"> </w:t>
+      </w:r>
+      <w:r>
+        <w:t xml:space="preserve">cognitive operation a student's AI use failed at and give per-skill formative feedback, rather than a</w:t>
+      </w:r>
+      <w:r>
+        <w:t xml:space="preserve"> </w:t>
+      </w:r>
+      <w:r>
+        <w:t xml:space="preserve">single "prompting" grade; a programme can define reasoning with generative AI as an assessable learning</w:t>
+      </w:r>
+      <w:r>
+        <w:t xml:space="preserve"> </w:t>
+      </w:r>
+      <w:r>
+        <w:t xml:space="preserve">outcome and track it across a curriculum; and academic-integrity policy can shift from prohibiting AI</w:t>
+      </w:r>
+      <w:r>
+        <w:t xml:space="preserve"> </w:t>
+      </w:r>
+      <w:r>
+        <w:t xml:space="preserve">use toward assessing the framing, judging, and steering that competent use requires. The released,</w:t>
+      </w:r>
+      <w:r>
+        <w:t xml:space="preserve"> </w:t>
+      </w:r>
+      <w:r>
+        <w:t xml:space="preserve">discipline-general platform lets any department instantiate this without building an instrument.</w:t>
       </w:r>
     </w:p>
+    <w:bookmarkEnd w:id="37"/>
     <w:bookmarkEnd w:id="38"/>
-    <w:bookmarkStart w:id="39" w:name="declarations"/>
+    <w:bookmarkStart w:id="39" w:name="Xc72408c88f6aa3f318e9c4f077d22b48a39071f"/>
     <w:p>
       <w:pPr>
         <w:pStyle w:val="Heading2"/>
@@ -8417,7 +8405,7 @@
         <w:widowControl w:val="1"/>
       </w:pPr>
       <w:r>
-        <w:t xml:space="preserve">Declarations</w:t>
+        <w:t xml:space="preserve">10. Conclusion</w:t>
       </w:r>
     </w:p>
     <w:p>
@@ -8429,6 +8417,97 @@
         <w:widowControl w:val="1"/>
       </w:pPr>
       <w:r>
+        <w:t xml:space="preserve">The task of education in the age of generative AI is not to produce faster answer-getters but to</w:t>
+      </w:r>
+      <w:r>
+        <w:t xml:space="preserve"> </w:t>
+      </w:r>
+      <w:r>
+        <w:t xml:space="preserve">cultivate critical collaborators: learners who can specify a problem worth solving, judge what a</w:t>
+      </w:r>
+      <w:r>
+        <w:t xml:space="preserve"> </w:t>
+      </w:r>
+      <w:r>
+        <w:t xml:space="preserve">machine returns, and steer it toward something better. That capability is teachable only if it can be</w:t>
+      </w:r>
+      <w:r>
+        <w:t xml:space="preserve"> </w:t>
+      </w:r>
+      <w:r>
+        <w:t xml:space="preserve">named and assessed. CoRe-3 offers a decomposition of it into three theoretically-grounded,</w:t>
+      </w:r>
+      <w:r>
+        <w:t xml:space="preserve"> </w:t>
+      </w:r>
+      <w:r>
+        <w:t xml:space="preserve">independently-assessable skills, Framing, Judging, and Steering, separates the pre-generation skill</w:t>
+      </w:r>
+      <w:r>
+        <w:t xml:space="preserve"> </w:t>
+      </w:r>
+      <w:r>
+        <w:t xml:space="preserve">from the post-generation one in a way prior frameworks do not, and shows that the three can be</w:t>
+      </w:r>
+      <w:r>
+        <w:t xml:space="preserve"> </w:t>
+      </w:r>
+      <w:r>
+        <w:t xml:space="preserve">measured apart. Because the decomposition tracks what a person must contribute rather than what today's</w:t>
+      </w:r>
+      <w:r>
+        <w:t xml:space="preserve"> </w:t>
+      </w:r>
+      <w:r>
+        <w:t xml:space="preserve">models cannot yet do, it does not lapse as the models improve: the more capable the system, the more</w:t>
+      </w:r>
+      <w:r>
+        <w:t xml:space="preserve"> </w:t>
+      </w:r>
+      <w:r>
+        <w:t xml:space="preserve">the assessable skill is the framing, judging, and steering of it. We release the model, the instrument,</w:t>
+      </w:r>
+      <w:r>
+        <w:t xml:space="preserve"> </w:t>
+      </w:r>
+      <w:r>
+        <w:t xml:space="preserve">and the validation protocol as a foundation to build on: an open, domain-general platform with which a</w:t>
+      </w:r>
+      <w:r>
+        <w:t xml:space="preserve"> </w:t>
+      </w:r>
+      <w:r>
+        <w:t xml:space="preserve">university educator in any discipline, from algorithms to applied ethics, can assess and train this skill, for the</w:t>
+      </w:r>
+      <w:r>
+        <w:t xml:space="preserve"> </w:t>
+      </w:r>
+      <w:r>
+        <w:t xml:space="preserve">assessment and instruction the moment demands.</w:t>
+      </w:r>
+    </w:p>
+    <w:bookmarkEnd w:id="39"/>
+    <w:bookmarkStart w:id="40" w:name="declarations"/>
+    <w:p>
+      <w:pPr>
+        <w:pStyle w:val="Heading2"/>
+        <w:keepNext/>
+        <w:keepLines/>
+        <w:widowControl w:val="1"/>
+      </w:pPr>
+      <w:r>
+        <w:t xml:space="preserve">Declarations</w:t>
+      </w:r>
+    </w:p>
+    <w:p>
+      <w:pPr>
+        <w:pStyle w:val="FirstParagraph"/>
+        <w:jc w:val="both"/>
+        <w:keepNext w:val="0"/>
+        <w:keepLines w:val="0"/>
+        <w:widowControl w:val="1"/>
+      </w:pPr>
+      <w:r>
         <w:rPr>
           <w:b/>
           <w:bCs/>
@@ -8523,25 +8602,19 @@
         <w:t xml:space="preserve"> </w:t>
       </w:r>
       <w:r>
-        <w:t xml:space="preserve">Both authors contributed to the conception and design of the competency</w:t>
-      </w:r>
-      <w:r>
-        <w:t xml:space="preserve"> </w:t>
-      </w:r>
-      <w:r>
-        <w:t xml:space="preserve">model, the design and implementation of the instrument and experiments, the analysis and interpretation</w:t>
-      </w:r>
-      <w:r>
-        <w:t xml:space="preserve"> </w:t>
-      </w:r>
-      <w:r>
-        <w:t xml:space="preserve">of the results, and the drafting and critical revision of the manuscript. Both authors read and approved</w:t>
-      </w:r>
-      <w:r>
-        <w:t xml:space="preserve"> </w:t>
-      </w:r>
-      <w:r>
-        <w:t xml:space="preserve">the final manuscript.</w:t>
+        <w:t xml:space="preserve">AA and YA jointly conceived the competency model, designed and implemented</w:t>
+      </w:r>
+      <w:r>
+        <w:t xml:space="preserve"> </w:t>
+      </w:r>
+      <w:r>
+        <w:t xml:space="preserve">the instrument and experiments, analysed and interpreted the results, and drafted and critically revised</w:t>
+      </w:r>
+      <w:r>
+        <w:t xml:space="preserve"> </w:t>
+      </w:r>
+      <w:r>
+        <w:t xml:space="preserve">the manuscript. Both authors read and approved the final manuscript.</w:t>
       </w:r>
     </w:p>
     <w:p>
@@ -8607,6 +8680,28 @@
           <w:b/>
           <w:bCs/>
         </w:rPr>
+        <w:t xml:space="preserve">Use of generative AI.</w:t>
+      </w:r>
+      <w:r>
+        <w:t xml:space="preserve"> </w:t>
+      </w:r>
+      <w:r>
+        <w:t xml:space="preserve">Generative AI is the assessment instrument evaluated in this paper (Section 7.1); no generative-AI tool was used to author the scholarly content of the manuscript.</w:t>
+      </w:r>
+    </w:p>
+    <w:p>
+      <w:pPr>
+        <w:pStyle w:val="BodyText"/>
+        <w:jc w:val="both"/>
+        <w:keepNext w:val="0"/>
+        <w:keepLines w:val="0"/>
+        <w:widowControl w:val="1"/>
+      </w:pPr>
+      <w:r>
+        <w:rPr>
+          <w:b/>
+          <w:bCs/>
+        </w:rPr>
         <w:t xml:space="preserve">Acknowledgements.</w:t>
       </w:r>
       <w:r>
@@ -8616,8 +8711,8 @@
         <w:t xml:space="preserve">Not applicable.</w:t>
       </w:r>
     </w:p>
-    <w:bookmarkEnd w:id="39"/>
-    <w:bookmarkStart w:id="40" w:name="references"/>
+    <w:bookmarkEnd w:id="40"/>
+    <w:bookmarkStart w:id="41" w:name="references"/>
     <w:p>
       <w:pPr>
         <w:pStyle w:val="ReferencesHeading"/>
@@ -10799,8 +10894,8 @@
         <w:t xml:space="preserve">, 13–39.</w:t>
       </w:r>
     </w:p>
-    <w:bookmarkEnd w:id="40"/>
     <w:bookmarkEnd w:id="41"/>
+    <w:bookmarkEnd w:id="42"/>
     <w:sectPr>
       <w:footerReference w:type="default" r:id="rId9"/>
       <w:pgSz w:h="15840" w:w="12240"/>

--- a/docs/coreasoning.docx
+++ b/docs/coreasoning.docx
@@ -109,7 +109,7 @@
           <w:iCs/>
           <w:sz w:val="20"/>
         </w:rPr>
-        <w:t xml:space="preserve">Corresponding author: Dr. Yehudit Aperstein, Afeka College of Engineering.</w:t>
+        <w:t xml:space="preserve">Corresponding author: Dr. Yehudit Aperstein, Afeka College of Engineering (apersteiny@afeka.ac.il).</w:t>
       </w:r>
     </w:p>
     <w:bookmarkStart w:id="9" w:name="abstract"/>
@@ -564,7 +564,7 @@
               <a:graphicData uri="http://schemas.openxmlformats.org/drawingml/2006/picture">
                 <pic:pic>
                   <pic:nvPicPr>
-                    <pic:cNvPr descr="E:/tmp/html2doc_svg_h68IC8/svg_0.png" id="12" name="Picture"/>
+                    <pic:cNvPr descr="E:/tmp/html2doc_svg_9ywx5B/svg_0.png" id="12" name="Picture"/>
                     <pic:cNvPicPr>
                       <a:picLocks noChangeArrowheads="1" noChangeAspect="1"/>
                     </pic:cNvPicPr>
@@ -1648,7 +1648,7 @@
               <a:graphicData uri="http://schemas.openxmlformats.org/drawingml/2006/picture">
                 <pic:pic>
                   <pic:nvPicPr>
-                    <pic:cNvPr descr="E:/tmp/html2doc_svg_h68IC8/svg_1.png" id="17" name="Picture"/>
+                    <pic:cNvPr descr="E:/tmp/html2doc_svg_9ywx5B/svg_1.png" id="17" name="Picture"/>
                     <pic:cNvPicPr>
                       <a:picLocks noChangeArrowheads="1" noChangeAspect="1"/>
                     </pic:cNvPicPr>

--- a/docs/coreasoning.docx
+++ b/docs/coreasoning.docx
@@ -2,7 +2,7 @@
 <file path=word/document.xml><?xml version="1.0" encoding="utf-8"?>
 <w:document xmlns:w="http://schemas.openxmlformats.org/wordprocessingml/2006/main" xmlns:m="http://schemas.openxmlformats.org/officeDocument/2006/math" xmlns:r="http://schemas.openxmlformats.org/officeDocument/2006/relationships" xmlns:o="urn:schemas-microsoft-com:office:office" xmlns:v="urn:schemas-microsoft-com:vml" xmlns:w10="urn:schemas-microsoft-com:office:word" xmlns:a="http://schemas.openxmlformats.org/drawingml/2006/main" xmlns:pic="http://schemas.openxmlformats.org/drawingml/2006/picture" xmlns:wp="http://schemas.openxmlformats.org/drawingml/2006/wordprocessingDrawing">
   <w:body>
-    <w:bookmarkStart w:id="42" w:name="X802fd80df72a8374afe940d19691278ee456611"/>
+    <w:bookmarkStart w:id="43" w:name="X802fd80df72a8374afe940d19691278ee456611"/>
     <w:p>
       <w:pPr>
         <w:pStyle w:val="Title"/>
@@ -564,7 +564,7 @@
               <a:graphicData uri="http://schemas.openxmlformats.org/drawingml/2006/picture">
                 <pic:pic>
                   <pic:nvPicPr>
-                    <pic:cNvPr descr="E:/tmp/html2doc_svg_9ywx5B/svg_0.png" id="12" name="Picture"/>
+                    <pic:cNvPr descr="E:/tmp/html2doc_svg_AVwp3C/svg_0.png" id="12" name="Picture"/>
                     <pic:cNvPicPr>
                       <a:picLocks noChangeArrowheads="1" noChangeAspect="1"/>
                     </pic:cNvPicPr>
@@ -1648,7 +1648,7 @@
               <a:graphicData uri="http://schemas.openxmlformats.org/drawingml/2006/picture">
                 <pic:pic>
                   <pic:nvPicPr>
-                    <pic:cNvPr descr="E:/tmp/html2doc_svg_9ywx5B/svg_1.png" id="17" name="Picture"/>
+                    <pic:cNvPr descr="E:/tmp/html2doc_svg_AVwp3C/svg_1.png" id="17" name="Picture"/>
                     <pic:cNvPicPr>
                       <a:picLocks noChangeArrowheads="1" noChangeAspect="1"/>
                     </pic:cNvPicPr>
@@ -4175,7 +4175,7 @@
         <w:t xml:space="preserve"> </w:t>
       </w:r>
       <w:r>
-        <w:t xml:space="preserve">pedagogical-foundations document; the Supplementary Material walks through the running system. All</w:t>
+        <w:t xml:space="preserve">pedagogical-foundations document; the Additional file 1 walks through the running system. All</w:t>
       </w:r>
       <w:r>
         <w:t xml:space="preserve"> </w:t>
@@ -4264,7 +4264,7 @@
         <w:t xml:space="preserve"> </w:t>
       </w:r>
       <w:r>
-        <w:t xml:space="preserve">professional fields (Supplementary Material). An educator authors a challenge by naming a subject; the</w:t>
+        <w:t xml:space="preserve">professional fields (Additional file 1). An educator authors a challenge by naming a subject; the</w:t>
       </w:r>
       <w:r>
         <w:t xml:space="preserve"> </w:t>
@@ -4338,7 +4338,7 @@
         <w:t xml:space="preserve"> </w:t>
       </w:r>
       <w:r>
-        <w:t xml:space="preserve">step in the Supplementary Material. In Phase 1 (Framing) the student refines the raw ill-defined problem,</w:t>
+        <w:t xml:space="preserve">step in the Additional file 1. In Phase 1 (Framing) the student refines the raw ill-defined problem,</w:t>
       </w:r>
       <w:r>
         <w:t xml:space="preserve"> </w:t>
@@ -7320,7 +7320,7 @@
         <w:t xml:space="preserve"> </w:t>
       </w:r>
       <w:r>
-        <w:t xml:space="preserve">Three checks, reported in full in the Supplementary Material, support the result. First, the grader is</w:t>
+        <w:t xml:space="preserve">Three checks, reported in full in the Additional file 1, support the result. First, the grader is</w:t>
       </w:r>
       <w:r>
         <w:t xml:space="preserve"> </w:t>
@@ -8712,7 +8712,42 @@
       </w:r>
     </w:p>
     <w:bookmarkEnd w:id="40"/>
-    <w:bookmarkStart w:id="41" w:name="references"/>
+    <w:bookmarkStart w:id="41" w:name="additional-files"/>
+    <w:p>
+      <w:pPr>
+        <w:pStyle w:val="Heading2"/>
+        <w:keepNext/>
+        <w:keepLines/>
+        <w:widowControl w:val="1"/>
+      </w:pPr>
+      <w:r>
+        <w:t xml:space="preserve">Additional files</w:t>
+      </w:r>
+    </w:p>
+    <w:p>
+      <w:pPr>
+        <w:pStyle w:val="FirstParagraph"/>
+        <w:jc w:val="both"/>
+        <w:keepNext w:val="0"/>
+        <w:keepLines w:val="0"/>
+        <w:widowControl w:val="1"/>
+      </w:pPr>
+      <w:r>
+        <w:rPr>
+          <w:b/>
+          <w:bCs/>
+        </w:rPr>
+        <w:t xml:space="preserve">Additional file 1</w:t>
+      </w:r>
+      <w:r>
+        <w:t xml:space="preserve"> </w:t>
+      </w:r>
+      <w:r>
+        <w:t xml:space="preserve">— File format: DOCX (.docx). Title: Additional file 1, supplementary material. Description: a system walkthrough (screenshots of the running platform and the auto-generation-and-assessment pipeline), robustness and ablations (grader reliability, cross-vendor replication, and the ground-truth ablation), and a cross-disciplinary challenge showcase across twelve disciplines.</w:t>
+      </w:r>
+    </w:p>
+    <w:bookmarkEnd w:id="41"/>
+    <w:bookmarkStart w:id="42" w:name="references"/>
     <w:p>
       <w:pPr>
         <w:pStyle w:val="ReferencesHeading"/>
@@ -10894,8 +10929,8 @@
         <w:t xml:space="preserve">, 13–39.</w:t>
       </w:r>
     </w:p>
-    <w:bookmarkEnd w:id="41"/>
     <w:bookmarkEnd w:id="42"/>
+    <w:bookmarkEnd w:id="43"/>
     <w:sectPr>
       <w:footerReference w:type="default" r:id="rId9"/>
       <w:pgSz w:h="15840" w:w="12240"/>
